--- a/Project_Report.docx
+++ b/Project_Report.docx
@@ -35,7 +35,7 @@
           <w:rFonts w:asciiTheme="majorBidi" w:hAnsiTheme="majorBidi" w:cstheme="majorBidi"/>
           <w:b/>
           <w:bCs/>
-          <w:color w:val="614921"/>
+          <w:color w:val="764B79"/>
           <w:sz w:val="40"/>
           <w:szCs w:val="40"/>
         </w:rPr>
@@ -45,7 +45,7 @@
           <w:rFonts w:asciiTheme="majorBidi" w:hAnsiTheme="majorBidi" w:cstheme="majorBidi"/>
           <w:b/>
           <w:bCs/>
-          <w:color w:val="614921"/>
+          <w:color w:val="764B79"/>
           <w:sz w:val="40"/>
           <w:szCs w:val="40"/>
         </w:rPr>
@@ -59,7 +59,7 @@
           <w:rFonts w:asciiTheme="majorBidi" w:hAnsiTheme="majorBidi" w:cstheme="majorBidi"/>
           <w:b/>
           <w:bCs/>
-          <w:color w:val="614921"/>
+          <w:color w:val="764B79"/>
           <w:sz w:val="32"/>
           <w:szCs w:val="32"/>
         </w:rPr>
@@ -69,7 +69,7 @@
           <w:rFonts w:asciiTheme="majorBidi" w:hAnsiTheme="majorBidi" w:cstheme="majorBidi"/>
           <w:b/>
           <w:bCs/>
-          <w:color w:val="614921"/>
+          <w:color w:val="764B79"/>
           <w:sz w:val="32"/>
           <w:szCs w:val="32"/>
         </w:rPr>
@@ -83,7 +83,7 @@
           <w:rFonts w:asciiTheme="majorBidi" w:hAnsiTheme="majorBidi" w:cstheme="majorBidi"/>
           <w:b/>
           <w:bCs/>
-          <w:color w:val="614921"/>
+          <w:color w:val="764B79"/>
           <w:sz w:val="32"/>
           <w:szCs w:val="32"/>
         </w:rPr>
@@ -96,7 +96,7 @@
           <w:rFonts w:asciiTheme="majorBidi" w:hAnsiTheme="majorBidi" w:cstheme="majorBidi"/>
           <w:b/>
           <w:bCs/>
-          <w:color w:val="614921"/>
+          <w:color w:val="764B79"/>
           <w:sz w:val="32"/>
           <w:szCs w:val="32"/>
         </w:rPr>
@@ -109,7 +109,7 @@
           <w:rFonts w:asciiTheme="majorBidi" w:hAnsiTheme="majorBidi" w:cstheme="majorBidi"/>
           <w:b/>
           <w:bCs/>
-          <w:color w:val="614921"/>
+          <w:color w:val="764B79"/>
           <w:sz w:val="40"/>
           <w:szCs w:val="40"/>
         </w:rPr>
@@ -119,7 +119,7 @@
           <w:rFonts w:asciiTheme="majorBidi" w:hAnsiTheme="majorBidi" w:cstheme="majorBidi"/>
           <w:b/>
           <w:bCs/>
-          <w:color w:val="614921"/>
+          <w:color w:val="764B79"/>
           <w:sz w:val="40"/>
           <w:szCs w:val="40"/>
         </w:rPr>
@@ -133,7 +133,7 @@
           <w:rFonts w:asciiTheme="majorBidi" w:hAnsiTheme="majorBidi" w:cstheme="majorBidi"/>
           <w:b/>
           <w:bCs/>
-          <w:color w:val="614921"/>
+          <w:color w:val="764B79"/>
           <w:sz w:val="32"/>
           <w:szCs w:val="32"/>
         </w:rPr>
@@ -143,23 +143,12 @@
           <w:rFonts w:asciiTheme="majorBidi" w:hAnsiTheme="majorBidi" w:cstheme="majorBidi"/>
           <w:b/>
           <w:bCs/>
-          <w:color w:val="614921"/>
-          <w:sz w:val="32"/>
-          <w:szCs w:val="32"/>
-        </w:rPr>
-        <w:t>Web Development Fundamentals</w:t>
+          <w:color w:val="764B79"/>
+          <w:sz w:val="32"/>
+          <w:szCs w:val="32"/>
+        </w:rPr>
+        <w:t>Web Development Fundamentals CMPS350-L52</w:t>
       </w:r>
-      <w:r>
-        <w:rPr>
-          <w:rFonts w:asciiTheme="majorBidi" w:hAnsiTheme="majorBidi" w:cstheme="majorBidi"/>
-          <w:b/>
-          <w:bCs/>
-          <w:color w:val="614921"/>
-          <w:sz w:val="32"/>
-          <w:szCs w:val="32"/>
-        </w:rPr>
-        <w:t xml:space="preserve"> CMPS350-L52</w:t>
-      </w:r>
     </w:p>
     <w:p>
       <w:pPr>
@@ -168,7 +157,7 @@
           <w:rFonts w:asciiTheme="majorBidi" w:hAnsiTheme="majorBidi" w:cstheme="majorBidi"/>
           <w:b/>
           <w:bCs/>
-          <w:color w:val="614921"/>
+          <w:color w:val="764B79"/>
           <w:sz w:val="32"/>
           <w:szCs w:val="32"/>
         </w:rPr>
@@ -181,7 +170,7 @@
           <w:rFonts w:asciiTheme="majorBidi" w:hAnsiTheme="majorBidi" w:cstheme="majorBidi"/>
           <w:b/>
           <w:bCs/>
-          <w:color w:val="614921"/>
+          <w:color w:val="764B79"/>
           <w:sz w:val="32"/>
           <w:szCs w:val="32"/>
         </w:rPr>
@@ -194,7 +183,7 @@
           <w:rFonts w:asciiTheme="majorBidi" w:hAnsiTheme="majorBidi" w:cstheme="majorBidi"/>
           <w:b/>
           <w:bCs/>
-          <w:color w:val="614921"/>
+          <w:color w:val="764B79"/>
           <w:sz w:val="40"/>
           <w:szCs w:val="40"/>
         </w:rPr>
@@ -204,7 +193,7 @@
           <w:rFonts w:asciiTheme="majorBidi" w:hAnsiTheme="majorBidi" w:cstheme="majorBidi"/>
           <w:b/>
           <w:bCs/>
-          <w:color w:val="614921"/>
+          <w:color w:val="764B79"/>
           <w:sz w:val="40"/>
           <w:szCs w:val="40"/>
         </w:rPr>
@@ -218,7 +207,7 @@
           <w:rFonts w:asciiTheme="majorBidi" w:hAnsiTheme="majorBidi" w:cstheme="majorBidi"/>
           <w:b/>
           <w:bCs/>
-          <w:color w:val="614921"/>
+          <w:color w:val="764B79"/>
           <w:sz w:val="32"/>
           <w:szCs w:val="32"/>
         </w:rPr>
@@ -228,7 +217,7 @@
           <w:rFonts w:asciiTheme="majorBidi" w:hAnsiTheme="majorBidi" w:cstheme="majorBidi"/>
           <w:b/>
           <w:bCs/>
-          <w:color w:val="614921"/>
+          <w:color w:val="764B79"/>
           <w:sz w:val="32"/>
           <w:szCs w:val="32"/>
         </w:rPr>
@@ -242,7 +231,7 @@
           <w:rFonts w:asciiTheme="majorBidi" w:hAnsiTheme="majorBidi" w:cstheme="majorBidi"/>
           <w:b/>
           <w:bCs/>
-          <w:color w:val="614921"/>
+          <w:color w:val="764B79"/>
           <w:sz w:val="32"/>
           <w:szCs w:val="32"/>
         </w:rPr>
@@ -255,7 +244,7 @@
           <w:rFonts w:asciiTheme="majorBidi" w:hAnsiTheme="majorBidi" w:cstheme="majorBidi"/>
           <w:b/>
           <w:bCs/>
-          <w:color w:val="614921"/>
+          <w:color w:val="764B79"/>
           <w:sz w:val="32"/>
           <w:szCs w:val="32"/>
         </w:rPr>
@@ -268,7 +257,7 @@
           <w:rFonts w:asciiTheme="majorBidi" w:hAnsiTheme="majorBidi" w:cstheme="majorBidi"/>
           <w:b/>
           <w:bCs/>
-          <w:color w:val="614921"/>
+          <w:color w:val="764B79"/>
           <w:sz w:val="32"/>
           <w:szCs w:val="32"/>
         </w:rPr>
@@ -281,7 +270,7 @@
           <w:rFonts w:asciiTheme="majorBidi" w:hAnsiTheme="majorBidi" w:cstheme="majorBidi"/>
           <w:b/>
           <w:bCs/>
-          <w:color w:val="614921"/>
+          <w:color w:val="764B79"/>
           <w:sz w:val="32"/>
           <w:szCs w:val="32"/>
         </w:rPr>
@@ -294,7 +283,7 @@
           <w:rFonts w:asciiTheme="majorBidi" w:hAnsiTheme="majorBidi" w:cstheme="majorBidi"/>
           <w:b/>
           <w:bCs/>
-          <w:color w:val="614921"/>
+          <w:color w:val="764B79"/>
           <w:sz w:val="32"/>
           <w:szCs w:val="32"/>
         </w:rPr>
@@ -307,7 +296,7 @@
           <w:rFonts w:asciiTheme="majorBidi" w:hAnsiTheme="majorBidi" w:cstheme="majorBidi"/>
           <w:b/>
           <w:bCs/>
-          <w:color w:val="614921"/>
+          <w:color w:val="764B79"/>
           <w:sz w:val="32"/>
           <w:szCs w:val="32"/>
         </w:rPr>
@@ -320,7 +309,7 @@
           <w:rFonts w:asciiTheme="majorBidi" w:hAnsiTheme="majorBidi" w:cstheme="majorBidi"/>
           <w:b/>
           <w:bCs/>
-          <w:color w:val="614921"/>
+          <w:color w:val="764B79"/>
           <w:sz w:val="32"/>
           <w:szCs w:val="32"/>
         </w:rPr>
@@ -333,7 +322,7 @@
           <w:rFonts w:asciiTheme="majorBidi" w:hAnsiTheme="majorBidi" w:cstheme="majorBidi"/>
           <w:b/>
           <w:bCs/>
-          <w:color w:val="614921"/>
+          <w:color w:val="764B79"/>
           <w:sz w:val="32"/>
           <w:szCs w:val="32"/>
         </w:rPr>
@@ -346,7 +335,7 @@
           <w:rFonts w:asciiTheme="majorBidi" w:hAnsiTheme="majorBidi" w:cstheme="majorBidi"/>
           <w:b/>
           <w:bCs/>
-          <w:color w:val="614921"/>
+          <w:color w:val="764B79"/>
           <w:sz w:val="32"/>
           <w:szCs w:val="32"/>
         </w:rPr>
@@ -359,7 +348,7 @@
           <w:rFonts w:asciiTheme="majorBidi" w:hAnsiTheme="majorBidi" w:cstheme="majorBidi"/>
           <w:b/>
           <w:bCs/>
-          <w:color w:val="614921"/>
+          <w:color w:val="764B79"/>
           <w:sz w:val="32"/>
           <w:szCs w:val="32"/>
         </w:rPr>
@@ -372,7 +361,7 @@
           <w:rFonts w:asciiTheme="majorBidi" w:hAnsiTheme="majorBidi" w:cstheme="majorBidi"/>
           <w:b/>
           <w:bCs/>
-          <w:color w:val="614921"/>
+          <w:color w:val="764B79"/>
           <w:sz w:val="32"/>
           <w:szCs w:val="32"/>
         </w:rPr>
@@ -385,19 +374,19 @@
           <w:rFonts w:asciiTheme="majorBidi" w:hAnsiTheme="majorBidi" w:cstheme="majorBidi"/>
           <w:b/>
           <w:bCs/>
-          <w:color w:val="614921"/>
-          <w:sz w:val="32"/>
-          <w:szCs w:val="32"/>
-        </w:rPr>
-      </w:pPr>
-    </w:p>
-    <w:p>
-      <w:pPr>
-        <w:rPr>
-          <w:rFonts w:asciiTheme="majorBidi" w:hAnsiTheme="majorBidi" w:cstheme="majorBidi"/>
-          <w:b/>
-          <w:bCs/>
-          <w:color w:val="614921"/>
+          <w:color w:val="764B79"/>
+          <w:sz w:val="32"/>
+          <w:szCs w:val="32"/>
+        </w:rPr>
+      </w:pPr>
+    </w:p>
+    <w:p>
+      <w:pPr>
+        <w:rPr>
+          <w:rFonts w:asciiTheme="majorBidi" w:hAnsiTheme="majorBidi" w:cstheme="majorBidi"/>
+          <w:b/>
+          <w:bCs/>
+          <w:color w:val="764B79"/>
           <w:sz w:val="40"/>
           <w:szCs w:val="40"/>
         </w:rPr>
@@ -407,141 +396,119 @@
           <w:rFonts w:asciiTheme="majorBidi" w:hAnsiTheme="majorBidi" w:cstheme="majorBidi"/>
           <w:b/>
           <w:bCs/>
-          <w:color w:val="614921"/>
+          <w:color w:val="764B79"/>
           <w:sz w:val="40"/>
           <w:szCs w:val="40"/>
         </w:rPr>
         <w:lastRenderedPageBreak/>
-        <w:t>Project Overview</w:t>
+        <w:t>Project Overview:</w:t>
       </w:r>
-      <w:r>
-        <w:rPr>
-          <w:rFonts w:asciiTheme="majorBidi" w:hAnsiTheme="majorBidi" w:cstheme="majorBidi"/>
-          <w:b/>
-          <w:bCs/>
-          <w:color w:val="614921"/>
+    </w:p>
+    <w:p>
+      <w:pPr>
+        <w:rPr>
+          <w:rFonts w:asciiTheme="majorBidi" w:hAnsiTheme="majorBidi" w:cstheme="majorBidi"/>
+          <w:b/>
+          <w:bCs/>
+          <w:color w:val="764B79"/>
+          <w:sz w:val="32"/>
+          <w:szCs w:val="32"/>
+        </w:rPr>
+      </w:pPr>
+    </w:p>
+    <w:p>
+      <w:pPr>
+        <w:rPr>
+          <w:rFonts w:asciiTheme="majorBidi" w:hAnsiTheme="majorBidi" w:cstheme="majorBidi"/>
+          <w:b/>
+          <w:bCs/>
+          <w:color w:val="764B79"/>
+          <w:sz w:val="32"/>
+          <w:szCs w:val="32"/>
+        </w:rPr>
+      </w:pPr>
+    </w:p>
+    <w:p>
+      <w:pPr>
+        <w:rPr>
+          <w:rFonts w:asciiTheme="majorBidi" w:hAnsiTheme="majorBidi" w:cstheme="majorBidi"/>
+          <w:b/>
+          <w:bCs/>
+          <w:color w:val="764B79"/>
+          <w:sz w:val="32"/>
+          <w:szCs w:val="32"/>
+        </w:rPr>
+      </w:pPr>
+    </w:p>
+    <w:p>
+      <w:pPr>
+        <w:rPr>
+          <w:rFonts w:asciiTheme="majorBidi" w:hAnsiTheme="majorBidi" w:cstheme="majorBidi"/>
+          <w:b/>
+          <w:bCs/>
+          <w:color w:val="764B79"/>
+          <w:sz w:val="32"/>
+          <w:szCs w:val="32"/>
+        </w:rPr>
+      </w:pPr>
+    </w:p>
+    <w:p>
+      <w:pPr>
+        <w:rPr>
+          <w:rFonts w:asciiTheme="majorBidi" w:hAnsiTheme="majorBidi" w:cstheme="majorBidi"/>
+          <w:b/>
+          <w:bCs/>
+          <w:color w:val="764B79"/>
+          <w:sz w:val="32"/>
+          <w:szCs w:val="32"/>
+        </w:rPr>
+      </w:pPr>
+    </w:p>
+    <w:p>
+      <w:pPr>
+        <w:rPr>
+          <w:rFonts w:asciiTheme="majorBidi" w:hAnsiTheme="majorBidi" w:cstheme="majorBidi"/>
+          <w:b/>
+          <w:bCs/>
+          <w:color w:val="764B79"/>
+          <w:sz w:val="32"/>
+          <w:szCs w:val="32"/>
+        </w:rPr>
+      </w:pPr>
+    </w:p>
+    <w:p>
+      <w:pPr>
+        <w:rPr>
+          <w:rFonts w:asciiTheme="majorBidi" w:hAnsiTheme="majorBidi" w:cstheme="majorBidi"/>
+          <w:b/>
+          <w:bCs/>
+          <w:color w:val="764B79"/>
+          <w:sz w:val="32"/>
+          <w:szCs w:val="32"/>
+        </w:rPr>
+      </w:pPr>
+    </w:p>
+    <w:p>
+      <w:pPr>
+        <w:rPr>
+          <w:rFonts w:asciiTheme="majorBidi" w:hAnsiTheme="majorBidi" w:cstheme="majorBidi"/>
+          <w:b/>
+          <w:bCs/>
+          <w:color w:val="764B79"/>
           <w:sz w:val="40"/>
           <w:szCs w:val="40"/>
         </w:rPr>
-        <w:t>:</w:t>
-      </w:r>
-    </w:p>
-    <w:p>
-      <w:pPr>
-        <w:rPr>
-          <w:rFonts w:asciiTheme="majorBidi" w:hAnsiTheme="majorBidi" w:cstheme="majorBidi"/>
-          <w:b/>
-          <w:bCs/>
-          <w:color w:val="614921"/>
-          <w:sz w:val="32"/>
-          <w:szCs w:val="32"/>
-        </w:rPr>
-      </w:pPr>
-    </w:p>
-    <w:p>
-      <w:pPr>
-        <w:rPr>
-          <w:rFonts w:asciiTheme="majorBidi" w:hAnsiTheme="majorBidi" w:cstheme="majorBidi"/>
-          <w:b/>
-          <w:bCs/>
-          <w:color w:val="614921"/>
-          <w:sz w:val="32"/>
-          <w:szCs w:val="32"/>
-        </w:rPr>
-      </w:pPr>
-    </w:p>
-    <w:p>
-      <w:pPr>
-        <w:rPr>
-          <w:rFonts w:asciiTheme="majorBidi" w:hAnsiTheme="majorBidi" w:cstheme="majorBidi"/>
-          <w:b/>
-          <w:bCs/>
-          <w:color w:val="614921"/>
-          <w:sz w:val="32"/>
-          <w:szCs w:val="32"/>
-        </w:rPr>
-      </w:pPr>
-    </w:p>
-    <w:p>
-      <w:pPr>
-        <w:rPr>
-          <w:rFonts w:asciiTheme="majorBidi" w:hAnsiTheme="majorBidi" w:cstheme="majorBidi"/>
-          <w:b/>
-          <w:bCs/>
-          <w:color w:val="614921"/>
-          <w:sz w:val="32"/>
-          <w:szCs w:val="32"/>
-        </w:rPr>
-      </w:pPr>
-    </w:p>
-    <w:p>
-      <w:pPr>
-        <w:rPr>
-          <w:rFonts w:asciiTheme="majorBidi" w:hAnsiTheme="majorBidi" w:cstheme="majorBidi"/>
-          <w:b/>
-          <w:bCs/>
-          <w:color w:val="614921"/>
-          <w:sz w:val="32"/>
-          <w:szCs w:val="32"/>
-        </w:rPr>
-      </w:pPr>
-    </w:p>
-    <w:p>
-      <w:pPr>
-        <w:rPr>
-          <w:rFonts w:asciiTheme="majorBidi" w:hAnsiTheme="majorBidi" w:cstheme="majorBidi"/>
-          <w:b/>
-          <w:bCs/>
-          <w:color w:val="614921"/>
-          <w:sz w:val="32"/>
-          <w:szCs w:val="32"/>
-        </w:rPr>
-      </w:pPr>
-    </w:p>
-    <w:p>
-      <w:pPr>
-        <w:rPr>
-          <w:rFonts w:asciiTheme="majorBidi" w:hAnsiTheme="majorBidi" w:cstheme="majorBidi"/>
-          <w:b/>
-          <w:bCs/>
-          <w:color w:val="614921"/>
-          <w:sz w:val="32"/>
-          <w:szCs w:val="32"/>
-        </w:rPr>
-      </w:pPr>
-    </w:p>
-    <w:p>
-      <w:pPr>
-        <w:rPr>
-          <w:rFonts w:asciiTheme="majorBidi" w:hAnsiTheme="majorBidi" w:cstheme="majorBidi"/>
-          <w:b/>
-          <w:bCs/>
-          <w:color w:val="614921"/>
+      </w:pPr>
+      <w:r>
+        <w:rPr>
+          <w:rFonts w:asciiTheme="majorBidi" w:hAnsiTheme="majorBidi" w:cstheme="majorBidi"/>
+          <w:b/>
+          <w:bCs/>
+          <w:color w:val="764B79"/>
           <w:sz w:val="40"/>
           <w:szCs w:val="40"/>
         </w:rPr>
-      </w:pPr>
-      <w:r>
-        <w:rPr>
-          <w:rFonts w:asciiTheme="majorBidi" w:hAnsiTheme="majorBidi" w:cstheme="majorBidi"/>
-          <w:b/>
-          <w:bCs/>
-          <w:color w:val="614921"/>
-          <w:sz w:val="40"/>
-          <w:szCs w:val="40"/>
-        </w:rPr>
-        <w:t>Features Checklist</w:t>
-      </w:r>
-      <w:r>
-        <w:rPr>
-          <w:rFonts w:asciiTheme="majorBidi" w:hAnsiTheme="majorBidi" w:cstheme="majorBidi"/>
-          <w:b/>
-          <w:bCs/>
-          <w:color w:val="614921"/>
-          <w:sz w:val="40"/>
-          <w:szCs w:val="40"/>
-        </w:rPr>
-        <w:t>:</w:t>
+        <w:t>Features Checklist:</w:t>
       </w:r>
     </w:p>
     <w:tbl>
@@ -567,7 +534,7 @@
                 <w:rFonts w:asciiTheme="majorBidi" w:hAnsiTheme="majorBidi" w:cstheme="majorBidi"/>
                 <w:b/>
                 <w:bCs/>
-                <w:color w:val="614921"/>
+                <w:color w:val="764B79"/>
                 <w:sz w:val="32"/>
                 <w:szCs w:val="32"/>
               </w:rPr>
@@ -577,7 +544,7 @@
                 <w:rFonts w:asciiTheme="majorBidi" w:hAnsiTheme="majorBidi" w:cstheme="majorBidi"/>
                 <w:b/>
                 <w:bCs/>
-                <w:color w:val="614921"/>
+                <w:color w:val="764B79"/>
                 <w:sz w:val="32"/>
                 <w:szCs w:val="32"/>
               </w:rPr>
@@ -596,7 +563,7 @@
                 <w:rFonts w:asciiTheme="majorBidi" w:hAnsiTheme="majorBidi" w:cstheme="majorBidi"/>
                 <w:b/>
                 <w:bCs/>
-                <w:color w:val="614921"/>
+                <w:color w:val="764B79"/>
                 <w:sz w:val="32"/>
                 <w:szCs w:val="32"/>
               </w:rPr>
@@ -606,7 +573,7 @@
                 <w:rFonts w:asciiTheme="majorBidi" w:hAnsiTheme="majorBidi" w:cstheme="majorBidi"/>
                 <w:b/>
                 <w:bCs/>
-                <w:color w:val="614921"/>
+                <w:color w:val="764B79"/>
                 <w:sz w:val="32"/>
                 <w:szCs w:val="32"/>
               </w:rPr>
@@ -625,7 +592,7 @@
                 <w:rFonts w:asciiTheme="majorBidi" w:hAnsiTheme="majorBidi" w:cstheme="majorBidi"/>
                 <w:b/>
                 <w:bCs/>
-                <w:color w:val="614921"/>
+                <w:color w:val="764B79"/>
                 <w:sz w:val="32"/>
                 <w:szCs w:val="32"/>
               </w:rPr>
@@ -635,7 +602,7 @@
                 <w:rFonts w:asciiTheme="majorBidi" w:hAnsiTheme="majorBidi" w:cstheme="majorBidi"/>
                 <w:b/>
                 <w:bCs/>
-                <w:color w:val="614921"/>
+                <w:color w:val="764B79"/>
                 <w:sz w:val="32"/>
                 <w:szCs w:val="32"/>
               </w:rPr>
@@ -655,7 +622,7 @@
                 <w:rFonts w:asciiTheme="majorBidi" w:hAnsiTheme="majorBidi" w:cstheme="majorBidi"/>
                 <w:b/>
                 <w:bCs/>
-                <w:color w:val="0A2F41" w:themeColor="accent1" w:themeShade="80"/>
+                <w:color w:val="0D0D0D" w:themeColor="text1" w:themeTint="F2"/>
                 <w:sz w:val="28"/>
                 <w:szCs w:val="28"/>
               </w:rPr>
@@ -667,7 +634,7 @@
                 <w:rFonts w:asciiTheme="majorBidi" w:hAnsiTheme="majorBidi" w:cstheme="majorBidi"/>
                 <w:b/>
                 <w:bCs/>
-                <w:color w:val="0A2F41" w:themeColor="accent1" w:themeShade="80"/>
+                <w:color w:val="0D0D0D" w:themeColor="text1" w:themeTint="F2"/>
                 <w:sz w:val="28"/>
                 <w:szCs w:val="28"/>
               </w:rPr>
@@ -677,7 +644,7 @@
                 <w:rFonts w:asciiTheme="majorBidi" w:hAnsiTheme="majorBidi" w:cstheme="majorBidi"/>
                 <w:b/>
                 <w:bCs/>
-                <w:color w:val="0A2F41" w:themeColor="accent1" w:themeShade="80"/>
+                <w:color w:val="0D0D0D" w:themeColor="text1" w:themeTint="F2"/>
                 <w:sz w:val="28"/>
                 <w:szCs w:val="28"/>
               </w:rPr>
@@ -690,7 +657,7 @@
                 <w:rFonts w:asciiTheme="majorBidi" w:hAnsiTheme="majorBidi" w:cstheme="majorBidi"/>
                 <w:b/>
                 <w:bCs/>
-                <w:color w:val="0A2F41" w:themeColor="accent1" w:themeShade="80"/>
+                <w:color w:val="0D0D0D" w:themeColor="text1" w:themeTint="F2"/>
                 <w:sz w:val="28"/>
                 <w:szCs w:val="28"/>
               </w:rPr>
@@ -707,7 +674,7 @@
                 <w:rFonts w:asciiTheme="majorBidi" w:hAnsiTheme="majorBidi" w:cstheme="majorBidi"/>
                 <w:b/>
                 <w:bCs/>
-                <w:color w:val="614921"/>
+                <w:color w:val="764B79"/>
                 <w:sz w:val="32"/>
                 <w:szCs w:val="32"/>
               </w:rPr>
@@ -724,7 +691,7 @@
                 <w:rFonts w:asciiTheme="majorBidi" w:hAnsiTheme="majorBidi" w:cstheme="majorBidi"/>
                 <w:b/>
                 <w:bCs/>
-                <w:color w:val="614921"/>
+                <w:color w:val="764B79"/>
                 <w:sz w:val="32"/>
                 <w:szCs w:val="32"/>
               </w:rPr>
@@ -743,7 +710,7 @@
                 <w:rFonts w:asciiTheme="majorBidi" w:hAnsiTheme="majorBidi" w:cstheme="majorBidi"/>
                 <w:b/>
                 <w:bCs/>
-                <w:color w:val="0A2F41" w:themeColor="accent1" w:themeShade="80"/>
+                <w:color w:val="0D0D0D" w:themeColor="text1" w:themeTint="F2"/>
                 <w:sz w:val="28"/>
                 <w:szCs w:val="28"/>
               </w:rPr>
@@ -755,7 +722,7 @@
                 <w:rFonts w:asciiTheme="majorBidi" w:hAnsiTheme="majorBidi" w:cstheme="majorBidi"/>
                 <w:b/>
                 <w:bCs/>
-                <w:color w:val="0A2F41" w:themeColor="accent1" w:themeShade="80"/>
+                <w:color w:val="0D0D0D" w:themeColor="text1" w:themeTint="F2"/>
                 <w:sz w:val="28"/>
                 <w:szCs w:val="28"/>
               </w:rPr>
@@ -765,7 +732,7 @@
                 <w:rFonts w:asciiTheme="majorBidi" w:hAnsiTheme="majorBidi" w:cstheme="majorBidi"/>
                 <w:b/>
                 <w:bCs/>
-                <w:color w:val="0A2F41" w:themeColor="accent1" w:themeShade="80"/>
+                <w:color w:val="0D0D0D" w:themeColor="text1" w:themeTint="F2"/>
                 <w:sz w:val="28"/>
                 <w:szCs w:val="28"/>
               </w:rPr>
@@ -778,7 +745,7 @@
                 <w:rFonts w:asciiTheme="majorBidi" w:hAnsiTheme="majorBidi" w:cstheme="majorBidi"/>
                 <w:b/>
                 <w:bCs/>
-                <w:color w:val="0A2F41" w:themeColor="accent1" w:themeShade="80"/>
+                <w:color w:val="0D0D0D" w:themeColor="text1" w:themeTint="F2"/>
                 <w:sz w:val="28"/>
                 <w:szCs w:val="28"/>
               </w:rPr>
@@ -795,7 +762,7 @@
                 <w:rFonts w:asciiTheme="majorBidi" w:hAnsiTheme="majorBidi" w:cstheme="majorBidi"/>
                 <w:b/>
                 <w:bCs/>
-                <w:color w:val="614921"/>
+                <w:color w:val="764B79"/>
                 <w:sz w:val="32"/>
                 <w:szCs w:val="32"/>
               </w:rPr>
@@ -812,7 +779,7 @@
                 <w:rFonts w:asciiTheme="majorBidi" w:hAnsiTheme="majorBidi" w:cstheme="majorBidi"/>
                 <w:b/>
                 <w:bCs/>
-                <w:color w:val="614921"/>
+                <w:color w:val="764B79"/>
                 <w:sz w:val="32"/>
                 <w:szCs w:val="32"/>
               </w:rPr>
@@ -831,7 +798,7 @@
                 <w:rFonts w:asciiTheme="majorBidi" w:hAnsiTheme="majorBidi" w:cstheme="majorBidi"/>
                 <w:b/>
                 <w:bCs/>
-                <w:color w:val="0A2F41" w:themeColor="accent1" w:themeShade="80"/>
+                <w:color w:val="0D0D0D" w:themeColor="text1" w:themeTint="F2"/>
                 <w:sz w:val="28"/>
                 <w:szCs w:val="28"/>
               </w:rPr>
@@ -843,7 +810,7 @@
                 <w:rFonts w:asciiTheme="majorBidi" w:hAnsiTheme="majorBidi" w:cstheme="majorBidi"/>
                 <w:b/>
                 <w:bCs/>
-                <w:color w:val="0A2F41" w:themeColor="accent1" w:themeShade="80"/>
+                <w:color w:val="0D0D0D" w:themeColor="text1" w:themeTint="F2"/>
                 <w:sz w:val="28"/>
                 <w:szCs w:val="28"/>
               </w:rPr>
@@ -853,7 +820,7 @@
                 <w:rFonts w:asciiTheme="majorBidi" w:hAnsiTheme="majorBidi" w:cstheme="majorBidi"/>
                 <w:b/>
                 <w:bCs/>
-                <w:color w:val="0A2F41" w:themeColor="accent1" w:themeShade="80"/>
+                <w:color w:val="0D0D0D" w:themeColor="text1" w:themeTint="F2"/>
                 <w:sz w:val="28"/>
                 <w:szCs w:val="28"/>
               </w:rPr>
@@ -866,7 +833,7 @@
                 <w:rFonts w:asciiTheme="majorBidi" w:hAnsiTheme="majorBidi" w:cstheme="majorBidi"/>
                 <w:b/>
                 <w:bCs/>
-                <w:color w:val="0A2F41" w:themeColor="accent1" w:themeShade="80"/>
+                <w:color w:val="0D0D0D" w:themeColor="text1" w:themeTint="F2"/>
                 <w:sz w:val="28"/>
                 <w:szCs w:val="28"/>
               </w:rPr>
@@ -883,7 +850,7 @@
                 <w:rFonts w:asciiTheme="majorBidi" w:hAnsiTheme="majorBidi" w:cstheme="majorBidi"/>
                 <w:b/>
                 <w:bCs/>
-                <w:color w:val="614921"/>
+                <w:color w:val="764B79"/>
                 <w:sz w:val="32"/>
                 <w:szCs w:val="32"/>
               </w:rPr>
@@ -900,7 +867,7 @@
                 <w:rFonts w:asciiTheme="majorBidi" w:hAnsiTheme="majorBidi" w:cstheme="majorBidi"/>
                 <w:b/>
                 <w:bCs/>
-                <w:color w:val="614921"/>
+                <w:color w:val="764B79"/>
                 <w:sz w:val="32"/>
                 <w:szCs w:val="32"/>
               </w:rPr>
@@ -919,7 +886,7 @@
                 <w:rFonts w:asciiTheme="majorBidi" w:hAnsiTheme="majorBidi" w:cstheme="majorBidi"/>
                 <w:b/>
                 <w:bCs/>
-                <w:color w:val="0A2F41" w:themeColor="accent1" w:themeShade="80"/>
+                <w:color w:val="0D0D0D" w:themeColor="text1" w:themeTint="F2"/>
                 <w:sz w:val="28"/>
                 <w:szCs w:val="28"/>
               </w:rPr>
@@ -931,7 +898,7 @@
                 <w:rFonts w:asciiTheme="majorBidi" w:hAnsiTheme="majorBidi" w:cstheme="majorBidi"/>
                 <w:b/>
                 <w:bCs/>
-                <w:color w:val="0A2F41" w:themeColor="accent1" w:themeShade="80"/>
+                <w:color w:val="0D0D0D" w:themeColor="text1" w:themeTint="F2"/>
                 <w:sz w:val="28"/>
                 <w:szCs w:val="28"/>
               </w:rPr>
@@ -941,7 +908,7 @@
                 <w:rFonts w:asciiTheme="majorBidi" w:hAnsiTheme="majorBidi" w:cstheme="majorBidi"/>
                 <w:b/>
                 <w:bCs/>
-                <w:color w:val="0A2F41" w:themeColor="accent1" w:themeShade="80"/>
+                <w:color w:val="0D0D0D" w:themeColor="text1" w:themeTint="F2"/>
                 <w:sz w:val="28"/>
                 <w:szCs w:val="28"/>
               </w:rPr>
@@ -954,7 +921,7 @@
                 <w:rFonts w:asciiTheme="majorBidi" w:hAnsiTheme="majorBidi" w:cstheme="majorBidi"/>
                 <w:b/>
                 <w:bCs/>
-                <w:color w:val="0A2F41" w:themeColor="accent1" w:themeShade="80"/>
+                <w:color w:val="0D0D0D" w:themeColor="text1" w:themeTint="F2"/>
                 <w:sz w:val="28"/>
                 <w:szCs w:val="28"/>
               </w:rPr>
@@ -971,7 +938,7 @@
                 <w:rFonts w:asciiTheme="majorBidi" w:hAnsiTheme="majorBidi" w:cstheme="majorBidi"/>
                 <w:b/>
                 <w:bCs/>
-                <w:color w:val="614921"/>
+                <w:color w:val="764B79"/>
                 <w:sz w:val="32"/>
                 <w:szCs w:val="32"/>
               </w:rPr>
@@ -988,7 +955,7 @@
                 <w:rFonts w:asciiTheme="majorBidi" w:hAnsiTheme="majorBidi" w:cstheme="majorBidi"/>
                 <w:b/>
                 <w:bCs/>
-                <w:color w:val="614921"/>
+                <w:color w:val="764B79"/>
                 <w:sz w:val="32"/>
                 <w:szCs w:val="32"/>
               </w:rPr>
@@ -1007,7 +974,7 @@
                 <w:rFonts w:asciiTheme="majorBidi" w:hAnsiTheme="majorBidi" w:cstheme="majorBidi"/>
                 <w:b/>
                 <w:bCs/>
-                <w:color w:val="0A2F41" w:themeColor="accent1" w:themeShade="80"/>
+                <w:color w:val="0D0D0D" w:themeColor="text1" w:themeTint="F2"/>
                 <w:sz w:val="28"/>
                 <w:szCs w:val="28"/>
               </w:rPr>
@@ -1019,7 +986,7 @@
                 <w:rFonts w:asciiTheme="majorBidi" w:hAnsiTheme="majorBidi" w:cstheme="majorBidi"/>
                 <w:b/>
                 <w:bCs/>
-                <w:color w:val="0A2F41" w:themeColor="accent1" w:themeShade="80"/>
+                <w:color w:val="0D0D0D" w:themeColor="text1" w:themeTint="F2"/>
                 <w:sz w:val="28"/>
                 <w:szCs w:val="28"/>
               </w:rPr>
@@ -1029,7 +996,7 @@
                 <w:rFonts w:asciiTheme="majorBidi" w:hAnsiTheme="majorBidi" w:cstheme="majorBidi"/>
                 <w:b/>
                 <w:bCs/>
-                <w:color w:val="0A2F41" w:themeColor="accent1" w:themeShade="80"/>
+                <w:color w:val="0D0D0D" w:themeColor="text1" w:themeTint="F2"/>
                 <w:sz w:val="28"/>
                 <w:szCs w:val="28"/>
               </w:rPr>
@@ -1042,7 +1009,7 @@
                 <w:rFonts w:asciiTheme="majorBidi" w:hAnsiTheme="majorBidi" w:cstheme="majorBidi"/>
                 <w:b/>
                 <w:bCs/>
-                <w:color w:val="0A2F41" w:themeColor="accent1" w:themeShade="80"/>
+                <w:color w:val="0D0D0D" w:themeColor="text1" w:themeTint="F2"/>
                 <w:sz w:val="28"/>
                 <w:szCs w:val="28"/>
               </w:rPr>
@@ -1059,7 +1026,7 @@
                 <w:rFonts w:asciiTheme="majorBidi" w:hAnsiTheme="majorBidi" w:cstheme="majorBidi"/>
                 <w:b/>
                 <w:bCs/>
-                <w:color w:val="614921"/>
+                <w:color w:val="764B79"/>
                 <w:sz w:val="32"/>
                 <w:szCs w:val="32"/>
               </w:rPr>
@@ -1076,7 +1043,7 @@
                 <w:rFonts w:asciiTheme="majorBidi" w:hAnsiTheme="majorBidi" w:cstheme="majorBidi"/>
                 <w:b/>
                 <w:bCs/>
-                <w:color w:val="614921"/>
+                <w:color w:val="764B79"/>
                 <w:sz w:val="32"/>
                 <w:szCs w:val="32"/>
               </w:rPr>
@@ -1095,7 +1062,7 @@
                 <w:rFonts w:asciiTheme="majorBidi" w:hAnsiTheme="majorBidi" w:cstheme="majorBidi"/>
                 <w:b/>
                 <w:bCs/>
-                <w:color w:val="0A2F41" w:themeColor="accent1" w:themeShade="80"/>
+                <w:color w:val="0D0D0D" w:themeColor="text1" w:themeTint="F2"/>
                 <w:sz w:val="28"/>
                 <w:szCs w:val="28"/>
               </w:rPr>
@@ -1107,7 +1074,7 @@
                 <w:rFonts w:asciiTheme="majorBidi" w:hAnsiTheme="majorBidi" w:cstheme="majorBidi"/>
                 <w:b/>
                 <w:bCs/>
-                <w:color w:val="0A2F41" w:themeColor="accent1" w:themeShade="80"/>
+                <w:color w:val="0D0D0D" w:themeColor="text1" w:themeTint="F2"/>
                 <w:sz w:val="28"/>
                 <w:szCs w:val="28"/>
               </w:rPr>
@@ -1117,7 +1084,7 @@
                 <w:rFonts w:asciiTheme="majorBidi" w:hAnsiTheme="majorBidi" w:cstheme="majorBidi"/>
                 <w:b/>
                 <w:bCs/>
-                <w:color w:val="0A2F41" w:themeColor="accent1" w:themeShade="80"/>
+                <w:color w:val="0D0D0D" w:themeColor="text1" w:themeTint="F2"/>
                 <w:sz w:val="28"/>
                 <w:szCs w:val="28"/>
               </w:rPr>
@@ -1130,7 +1097,7 @@
                 <w:rFonts w:asciiTheme="majorBidi" w:hAnsiTheme="majorBidi" w:cstheme="majorBidi"/>
                 <w:b/>
                 <w:bCs/>
-                <w:color w:val="0A2F41" w:themeColor="accent1" w:themeShade="80"/>
+                <w:color w:val="0D0D0D" w:themeColor="text1" w:themeTint="F2"/>
                 <w:sz w:val="28"/>
                 <w:szCs w:val="28"/>
               </w:rPr>
@@ -1147,7 +1114,7 @@
                 <w:rFonts w:asciiTheme="majorBidi" w:hAnsiTheme="majorBidi" w:cstheme="majorBidi"/>
                 <w:b/>
                 <w:bCs/>
-                <w:color w:val="614921"/>
+                <w:color w:val="764B79"/>
                 <w:sz w:val="32"/>
                 <w:szCs w:val="32"/>
               </w:rPr>
@@ -1164,7 +1131,7 @@
                 <w:rFonts w:asciiTheme="majorBidi" w:hAnsiTheme="majorBidi" w:cstheme="majorBidi"/>
                 <w:b/>
                 <w:bCs/>
-                <w:color w:val="614921"/>
+                <w:color w:val="764B79"/>
                 <w:sz w:val="32"/>
                 <w:szCs w:val="32"/>
               </w:rPr>
@@ -1183,7 +1150,7 @@
                 <w:rFonts w:asciiTheme="majorBidi" w:hAnsiTheme="majorBidi" w:cstheme="majorBidi"/>
                 <w:b/>
                 <w:bCs/>
-                <w:color w:val="0A2F41" w:themeColor="accent1" w:themeShade="80"/>
+                <w:color w:val="0D0D0D" w:themeColor="text1" w:themeTint="F2"/>
                 <w:sz w:val="28"/>
                 <w:szCs w:val="28"/>
               </w:rPr>
@@ -1195,7 +1162,7 @@
                 <w:rFonts w:asciiTheme="majorBidi" w:hAnsiTheme="majorBidi" w:cstheme="majorBidi"/>
                 <w:b/>
                 <w:bCs/>
-                <w:color w:val="0A2F41" w:themeColor="accent1" w:themeShade="80"/>
+                <w:color w:val="0D0D0D" w:themeColor="text1" w:themeTint="F2"/>
                 <w:sz w:val="28"/>
                 <w:szCs w:val="28"/>
               </w:rPr>
@@ -1205,7 +1172,7 @@
                 <w:rFonts w:asciiTheme="majorBidi" w:hAnsiTheme="majorBidi" w:cstheme="majorBidi"/>
                 <w:b/>
                 <w:bCs/>
-                <w:color w:val="0A2F41" w:themeColor="accent1" w:themeShade="80"/>
+                <w:color w:val="0D0D0D" w:themeColor="text1" w:themeTint="F2"/>
                 <w:sz w:val="28"/>
                 <w:szCs w:val="28"/>
               </w:rPr>
@@ -1218,7 +1185,7 @@
                 <w:rFonts w:asciiTheme="majorBidi" w:hAnsiTheme="majorBidi" w:cstheme="majorBidi"/>
                 <w:b/>
                 <w:bCs/>
-                <w:color w:val="0A2F41" w:themeColor="accent1" w:themeShade="80"/>
+                <w:color w:val="0D0D0D" w:themeColor="text1" w:themeTint="F2"/>
                 <w:sz w:val="28"/>
                 <w:szCs w:val="28"/>
               </w:rPr>
@@ -1235,7 +1202,7 @@
                 <w:rFonts w:asciiTheme="majorBidi" w:hAnsiTheme="majorBidi" w:cstheme="majorBidi"/>
                 <w:b/>
                 <w:bCs/>
-                <w:color w:val="614921"/>
+                <w:color w:val="764B79"/>
                 <w:sz w:val="32"/>
                 <w:szCs w:val="32"/>
               </w:rPr>
@@ -1252,7 +1219,7 @@
                 <w:rFonts w:asciiTheme="majorBidi" w:hAnsiTheme="majorBidi" w:cstheme="majorBidi"/>
                 <w:b/>
                 <w:bCs/>
-                <w:color w:val="614921"/>
+                <w:color w:val="764B79"/>
                 <w:sz w:val="32"/>
                 <w:szCs w:val="32"/>
               </w:rPr>
@@ -1267,31 +1234,31 @@
           <w:rFonts w:asciiTheme="majorBidi" w:hAnsiTheme="majorBidi" w:cstheme="majorBidi"/>
           <w:b/>
           <w:bCs/>
-          <w:color w:val="614921"/>
-          <w:sz w:val="32"/>
-          <w:szCs w:val="32"/>
-        </w:rPr>
-      </w:pPr>
-    </w:p>
-    <w:p>
-      <w:pPr>
-        <w:rPr>
-          <w:rFonts w:asciiTheme="majorBidi" w:hAnsiTheme="majorBidi" w:cstheme="majorBidi"/>
-          <w:b/>
-          <w:bCs/>
-          <w:color w:val="614921"/>
-          <w:sz w:val="32"/>
-          <w:szCs w:val="32"/>
-        </w:rPr>
-      </w:pPr>
-    </w:p>
-    <w:p>
-      <w:pPr>
-        <w:rPr>
-          <w:rFonts w:asciiTheme="majorBidi" w:hAnsiTheme="majorBidi" w:cstheme="majorBidi"/>
-          <w:b/>
-          <w:bCs/>
-          <w:color w:val="614921"/>
+          <w:color w:val="764B79"/>
+          <w:sz w:val="32"/>
+          <w:szCs w:val="32"/>
+        </w:rPr>
+      </w:pPr>
+    </w:p>
+    <w:p>
+      <w:pPr>
+        <w:rPr>
+          <w:rFonts w:asciiTheme="majorBidi" w:hAnsiTheme="majorBidi" w:cstheme="majorBidi"/>
+          <w:b/>
+          <w:bCs/>
+          <w:color w:val="764B79"/>
+          <w:sz w:val="32"/>
+          <w:szCs w:val="32"/>
+        </w:rPr>
+      </w:pPr>
+    </w:p>
+    <w:p>
+      <w:pPr>
+        <w:rPr>
+          <w:rFonts w:asciiTheme="majorBidi" w:hAnsiTheme="majorBidi" w:cstheme="majorBidi"/>
+          <w:b/>
+          <w:bCs/>
+          <w:color w:val="764B79"/>
           <w:sz w:val="40"/>
           <w:szCs w:val="40"/>
         </w:rPr>
@@ -1301,41 +1268,19 @@
           <w:rFonts w:asciiTheme="majorBidi" w:hAnsiTheme="majorBidi" w:cstheme="majorBidi"/>
           <w:b/>
           <w:bCs/>
-          <w:color w:val="614921"/>
+          <w:color w:val="764B79"/>
           <w:sz w:val="40"/>
           <w:szCs w:val="40"/>
         </w:rPr>
         <w:lastRenderedPageBreak/>
-        <w:t xml:space="preserve">How to Use </w:t>
+        <w:t>How to Use our Bookworm platform (</w:t>
       </w:r>
       <w:r>
         <w:rPr>
           <w:rFonts w:asciiTheme="majorBidi" w:hAnsiTheme="majorBidi" w:cstheme="majorBidi"/>
           <w:b/>
           <w:bCs/>
-          <w:color w:val="614921"/>
-          <w:sz w:val="40"/>
-          <w:szCs w:val="40"/>
-        </w:rPr>
-        <w:t>our Bookworm platform</w:t>
-      </w:r>
-      <w:r>
-        <w:rPr>
-          <w:rFonts w:asciiTheme="majorBidi" w:hAnsiTheme="majorBidi" w:cstheme="majorBidi"/>
-          <w:b/>
-          <w:bCs/>
-          <w:color w:val="614921"/>
-          <w:sz w:val="40"/>
-          <w:szCs w:val="40"/>
-        </w:rPr>
-        <w:t xml:space="preserve"> (</w:t>
-      </w:r>
-      <w:r>
-        <w:rPr>
-          <w:rFonts w:asciiTheme="majorBidi" w:hAnsiTheme="majorBidi" w:cstheme="majorBidi"/>
-          <w:b/>
-          <w:bCs/>
-          <w:color w:val="614921"/>
+          <w:color w:val="764B79"/>
         </w:rPr>
         <w:t>A Quick Guide</w:t>
       </w:r>
@@ -1344,329 +1289,318 @@
           <w:rFonts w:asciiTheme="majorBidi" w:hAnsiTheme="majorBidi" w:cstheme="majorBidi"/>
           <w:b/>
           <w:bCs/>
-          <w:color w:val="614921"/>
+          <w:color w:val="764B79"/>
           <w:sz w:val="40"/>
           <w:szCs w:val="40"/>
         </w:rPr>
-        <w:t>)</w:t>
+        <w:t>)?</w:t>
       </w:r>
-      <w:r>
-        <w:rPr>
-          <w:rFonts w:asciiTheme="majorBidi" w:hAnsiTheme="majorBidi" w:cstheme="majorBidi"/>
-          <w:b/>
-          <w:bCs/>
-          <w:color w:val="614921"/>
+    </w:p>
+    <w:p>
+      <w:pPr>
+        <w:rPr>
+          <w:rFonts w:asciiTheme="majorBidi" w:hAnsiTheme="majorBidi" w:cstheme="majorBidi"/>
+          <w:b/>
+          <w:bCs/>
+          <w:color w:val="764B79"/>
+          <w:sz w:val="32"/>
+          <w:szCs w:val="32"/>
+        </w:rPr>
+      </w:pPr>
+    </w:p>
+    <w:p>
+      <w:pPr>
+        <w:rPr>
+          <w:rFonts w:asciiTheme="majorBidi" w:hAnsiTheme="majorBidi" w:cstheme="majorBidi"/>
+          <w:b/>
+          <w:bCs/>
+          <w:color w:val="764B79"/>
+          <w:sz w:val="32"/>
+          <w:szCs w:val="32"/>
+        </w:rPr>
+      </w:pPr>
+    </w:p>
+    <w:p>
+      <w:pPr>
+        <w:rPr>
+          <w:rFonts w:asciiTheme="majorBidi" w:hAnsiTheme="majorBidi" w:cstheme="majorBidi"/>
+          <w:b/>
+          <w:bCs/>
+          <w:color w:val="764B79"/>
+          <w:sz w:val="32"/>
+          <w:szCs w:val="32"/>
+        </w:rPr>
+      </w:pPr>
+    </w:p>
+    <w:p>
+      <w:pPr>
+        <w:rPr>
+          <w:rFonts w:asciiTheme="majorBidi" w:hAnsiTheme="majorBidi" w:cstheme="majorBidi"/>
+          <w:b/>
+          <w:bCs/>
+          <w:color w:val="764B79"/>
+          <w:sz w:val="32"/>
+          <w:szCs w:val="32"/>
+        </w:rPr>
+      </w:pPr>
+    </w:p>
+    <w:p>
+      <w:pPr>
+        <w:rPr>
+          <w:rFonts w:asciiTheme="majorBidi" w:hAnsiTheme="majorBidi" w:cstheme="majorBidi"/>
+          <w:b/>
+          <w:bCs/>
+          <w:color w:val="764B79"/>
+          <w:sz w:val="32"/>
+          <w:szCs w:val="32"/>
+        </w:rPr>
+      </w:pPr>
+    </w:p>
+    <w:p>
+      <w:pPr>
+        <w:rPr>
+          <w:rFonts w:asciiTheme="majorBidi" w:hAnsiTheme="majorBidi" w:cstheme="majorBidi"/>
+          <w:b/>
+          <w:bCs/>
+          <w:color w:val="764B79"/>
+          <w:sz w:val="32"/>
+          <w:szCs w:val="32"/>
+        </w:rPr>
+      </w:pPr>
+    </w:p>
+    <w:p>
+      <w:pPr>
+        <w:rPr>
+          <w:rFonts w:asciiTheme="majorBidi" w:hAnsiTheme="majorBidi" w:cstheme="majorBidi"/>
+          <w:b/>
+          <w:bCs/>
+          <w:color w:val="764B79"/>
+          <w:sz w:val="32"/>
+          <w:szCs w:val="32"/>
+        </w:rPr>
+      </w:pPr>
+    </w:p>
+    <w:p>
+      <w:pPr>
+        <w:rPr>
+          <w:rFonts w:asciiTheme="majorBidi" w:hAnsiTheme="majorBidi" w:cstheme="majorBidi"/>
+          <w:b/>
+          <w:bCs/>
+          <w:color w:val="764B79"/>
+          <w:sz w:val="32"/>
+          <w:szCs w:val="32"/>
+        </w:rPr>
+      </w:pPr>
+    </w:p>
+    <w:p>
+      <w:pPr>
+        <w:rPr>
+          <w:rFonts w:asciiTheme="majorBidi" w:hAnsiTheme="majorBidi" w:cstheme="majorBidi"/>
+          <w:b/>
+          <w:bCs/>
+          <w:color w:val="764B79"/>
+          <w:sz w:val="32"/>
+          <w:szCs w:val="32"/>
+        </w:rPr>
+      </w:pPr>
+    </w:p>
+    <w:p>
+      <w:pPr>
+        <w:rPr>
+          <w:rFonts w:asciiTheme="majorBidi" w:hAnsiTheme="majorBidi" w:cstheme="majorBidi"/>
+          <w:b/>
+          <w:bCs/>
+          <w:color w:val="764B79"/>
+          <w:sz w:val="32"/>
+          <w:szCs w:val="32"/>
+        </w:rPr>
+      </w:pPr>
+    </w:p>
+    <w:p>
+      <w:pPr>
+        <w:rPr>
+          <w:rFonts w:asciiTheme="majorBidi" w:hAnsiTheme="majorBidi" w:cstheme="majorBidi"/>
+          <w:b/>
+          <w:bCs/>
+          <w:color w:val="764B79"/>
+          <w:sz w:val="32"/>
+          <w:szCs w:val="32"/>
+        </w:rPr>
+      </w:pPr>
+    </w:p>
+    <w:p>
+      <w:pPr>
+        <w:rPr>
+          <w:rFonts w:asciiTheme="majorBidi" w:hAnsiTheme="majorBidi" w:cstheme="majorBidi"/>
+          <w:b/>
+          <w:bCs/>
+          <w:color w:val="764B79"/>
+          <w:sz w:val="32"/>
+          <w:szCs w:val="32"/>
+        </w:rPr>
+      </w:pPr>
+    </w:p>
+    <w:p>
+      <w:pPr>
+        <w:rPr>
+          <w:rFonts w:asciiTheme="majorBidi" w:hAnsiTheme="majorBidi" w:cstheme="majorBidi"/>
+          <w:b/>
+          <w:bCs/>
+          <w:color w:val="764B79"/>
+          <w:sz w:val="32"/>
+          <w:szCs w:val="32"/>
+        </w:rPr>
+      </w:pPr>
+    </w:p>
+    <w:p>
+      <w:pPr>
+        <w:rPr>
+          <w:rFonts w:asciiTheme="majorBidi" w:hAnsiTheme="majorBidi" w:cstheme="majorBidi"/>
+          <w:b/>
+          <w:bCs/>
+          <w:color w:val="764B79"/>
+          <w:sz w:val="32"/>
+          <w:szCs w:val="32"/>
+        </w:rPr>
+      </w:pPr>
+    </w:p>
+    <w:p>
+      <w:pPr>
+        <w:rPr>
+          <w:rFonts w:asciiTheme="majorBidi" w:hAnsiTheme="majorBidi" w:cstheme="majorBidi"/>
+          <w:b/>
+          <w:bCs/>
+          <w:color w:val="764B79"/>
+          <w:sz w:val="32"/>
+          <w:szCs w:val="32"/>
+        </w:rPr>
+      </w:pPr>
+    </w:p>
+    <w:p>
+      <w:pPr>
+        <w:rPr>
+          <w:rFonts w:asciiTheme="majorBidi" w:hAnsiTheme="majorBidi" w:cstheme="majorBidi"/>
+          <w:b/>
+          <w:bCs/>
+          <w:color w:val="764B79"/>
+          <w:sz w:val="32"/>
+          <w:szCs w:val="32"/>
+        </w:rPr>
+      </w:pPr>
+    </w:p>
+    <w:p>
+      <w:pPr>
+        <w:rPr>
+          <w:rFonts w:asciiTheme="majorBidi" w:hAnsiTheme="majorBidi" w:cstheme="majorBidi"/>
+          <w:b/>
+          <w:bCs/>
+          <w:color w:val="764B79"/>
+          <w:sz w:val="32"/>
+          <w:szCs w:val="32"/>
+        </w:rPr>
+      </w:pPr>
+    </w:p>
+    <w:p>
+      <w:pPr>
+        <w:rPr>
+          <w:rFonts w:asciiTheme="majorBidi" w:hAnsiTheme="majorBidi" w:cstheme="majorBidi"/>
+          <w:b/>
+          <w:bCs/>
+          <w:color w:val="764B79"/>
+          <w:sz w:val="32"/>
+          <w:szCs w:val="32"/>
+        </w:rPr>
+      </w:pPr>
+    </w:p>
+    <w:p>
+      <w:pPr>
+        <w:rPr>
+          <w:rFonts w:asciiTheme="majorBidi" w:hAnsiTheme="majorBidi" w:cstheme="majorBidi"/>
+          <w:b/>
+          <w:bCs/>
+          <w:color w:val="764B79"/>
+          <w:sz w:val="32"/>
+          <w:szCs w:val="32"/>
+        </w:rPr>
+      </w:pPr>
+    </w:p>
+    <w:p>
+      <w:pPr>
+        <w:rPr>
+          <w:rFonts w:asciiTheme="majorBidi" w:hAnsiTheme="majorBidi" w:cstheme="majorBidi"/>
+          <w:b/>
+          <w:bCs/>
+          <w:color w:val="764B79"/>
+          <w:sz w:val="32"/>
+          <w:szCs w:val="32"/>
+        </w:rPr>
+      </w:pPr>
+    </w:p>
+    <w:p>
+      <w:pPr>
+        <w:rPr>
+          <w:rFonts w:asciiTheme="majorBidi" w:hAnsiTheme="majorBidi" w:cstheme="majorBidi"/>
+          <w:b/>
+          <w:bCs/>
+          <w:color w:val="764B79"/>
+          <w:sz w:val="32"/>
+          <w:szCs w:val="32"/>
+        </w:rPr>
+      </w:pPr>
+    </w:p>
+    <w:p>
+      <w:pPr>
+        <w:rPr>
+          <w:rFonts w:asciiTheme="majorBidi" w:hAnsiTheme="majorBidi" w:cstheme="majorBidi"/>
+          <w:b/>
+          <w:bCs/>
+          <w:color w:val="764B79"/>
+          <w:sz w:val="32"/>
+          <w:szCs w:val="32"/>
+        </w:rPr>
+      </w:pPr>
+    </w:p>
+    <w:p>
+      <w:pPr>
+        <w:rPr>
+          <w:rFonts w:asciiTheme="majorBidi" w:hAnsiTheme="majorBidi" w:cstheme="majorBidi"/>
+          <w:b/>
+          <w:bCs/>
+          <w:color w:val="764B79"/>
+          <w:sz w:val="32"/>
+          <w:szCs w:val="32"/>
+        </w:rPr>
+      </w:pPr>
+    </w:p>
+    <w:p>
+      <w:pPr>
+        <w:rPr>
+          <w:rFonts w:asciiTheme="majorBidi" w:hAnsiTheme="majorBidi" w:cstheme="majorBidi"/>
+          <w:b/>
+          <w:bCs/>
+          <w:color w:val="764B79"/>
+          <w:sz w:val="32"/>
+          <w:szCs w:val="32"/>
+        </w:rPr>
+      </w:pPr>
+    </w:p>
+    <w:p>
+      <w:pPr>
+        <w:rPr>
+          <w:rFonts w:asciiTheme="majorBidi" w:hAnsiTheme="majorBidi" w:cstheme="majorBidi"/>
+          <w:b/>
+          <w:bCs/>
+          <w:color w:val="764B79"/>
           <w:sz w:val="40"/>
           <w:szCs w:val="40"/>
         </w:rPr>
-        <w:t>?</w:t>
-      </w:r>
-    </w:p>
-    <w:p>
-      <w:pPr>
-        <w:rPr>
-          <w:rFonts w:asciiTheme="majorBidi" w:hAnsiTheme="majorBidi" w:cstheme="majorBidi"/>
-          <w:b/>
-          <w:bCs/>
-          <w:color w:val="614921"/>
-          <w:sz w:val="32"/>
-          <w:szCs w:val="32"/>
-        </w:rPr>
-      </w:pPr>
-    </w:p>
-    <w:p>
-      <w:pPr>
-        <w:rPr>
-          <w:rFonts w:asciiTheme="majorBidi" w:hAnsiTheme="majorBidi" w:cstheme="majorBidi"/>
-          <w:b/>
-          <w:bCs/>
-          <w:color w:val="614921"/>
-          <w:sz w:val="32"/>
-          <w:szCs w:val="32"/>
-        </w:rPr>
-      </w:pPr>
-    </w:p>
-    <w:p>
-      <w:pPr>
-        <w:rPr>
-          <w:rFonts w:asciiTheme="majorBidi" w:hAnsiTheme="majorBidi" w:cstheme="majorBidi"/>
-          <w:b/>
-          <w:bCs/>
-          <w:color w:val="614921"/>
-          <w:sz w:val="32"/>
-          <w:szCs w:val="32"/>
-        </w:rPr>
-      </w:pPr>
-    </w:p>
-    <w:p>
-      <w:pPr>
-        <w:rPr>
-          <w:rFonts w:asciiTheme="majorBidi" w:hAnsiTheme="majorBidi" w:cstheme="majorBidi"/>
-          <w:b/>
-          <w:bCs/>
-          <w:color w:val="614921"/>
-          <w:sz w:val="32"/>
-          <w:szCs w:val="32"/>
-        </w:rPr>
-      </w:pPr>
-    </w:p>
-    <w:p>
-      <w:pPr>
-        <w:rPr>
-          <w:rFonts w:asciiTheme="majorBidi" w:hAnsiTheme="majorBidi" w:cstheme="majorBidi"/>
-          <w:b/>
-          <w:bCs/>
-          <w:color w:val="614921"/>
-          <w:sz w:val="32"/>
-          <w:szCs w:val="32"/>
-        </w:rPr>
-      </w:pPr>
-    </w:p>
-    <w:p>
-      <w:pPr>
-        <w:rPr>
-          <w:rFonts w:asciiTheme="majorBidi" w:hAnsiTheme="majorBidi" w:cstheme="majorBidi"/>
-          <w:b/>
-          <w:bCs/>
-          <w:color w:val="614921"/>
-          <w:sz w:val="32"/>
-          <w:szCs w:val="32"/>
-        </w:rPr>
-      </w:pPr>
-    </w:p>
-    <w:p>
-      <w:pPr>
-        <w:rPr>
-          <w:rFonts w:asciiTheme="majorBidi" w:hAnsiTheme="majorBidi" w:cstheme="majorBidi"/>
-          <w:b/>
-          <w:bCs/>
-          <w:color w:val="614921"/>
-          <w:sz w:val="32"/>
-          <w:szCs w:val="32"/>
-        </w:rPr>
-      </w:pPr>
-    </w:p>
-    <w:p>
-      <w:pPr>
-        <w:rPr>
-          <w:rFonts w:asciiTheme="majorBidi" w:hAnsiTheme="majorBidi" w:cstheme="majorBidi"/>
-          <w:b/>
-          <w:bCs/>
-          <w:color w:val="614921"/>
-          <w:sz w:val="32"/>
-          <w:szCs w:val="32"/>
-        </w:rPr>
-      </w:pPr>
-    </w:p>
-    <w:p>
-      <w:pPr>
-        <w:rPr>
-          <w:rFonts w:asciiTheme="majorBidi" w:hAnsiTheme="majorBidi" w:cstheme="majorBidi"/>
-          <w:b/>
-          <w:bCs/>
-          <w:color w:val="614921"/>
-          <w:sz w:val="32"/>
-          <w:szCs w:val="32"/>
-        </w:rPr>
-      </w:pPr>
-    </w:p>
-    <w:p>
-      <w:pPr>
-        <w:rPr>
-          <w:rFonts w:asciiTheme="majorBidi" w:hAnsiTheme="majorBidi" w:cstheme="majorBidi"/>
-          <w:b/>
-          <w:bCs/>
-          <w:color w:val="614921"/>
-          <w:sz w:val="32"/>
-          <w:szCs w:val="32"/>
-        </w:rPr>
-      </w:pPr>
-    </w:p>
-    <w:p>
-      <w:pPr>
-        <w:rPr>
-          <w:rFonts w:asciiTheme="majorBidi" w:hAnsiTheme="majorBidi" w:cstheme="majorBidi"/>
-          <w:b/>
-          <w:bCs/>
-          <w:color w:val="614921"/>
-          <w:sz w:val="32"/>
-          <w:szCs w:val="32"/>
-        </w:rPr>
-      </w:pPr>
-    </w:p>
-    <w:p>
-      <w:pPr>
-        <w:rPr>
-          <w:rFonts w:asciiTheme="majorBidi" w:hAnsiTheme="majorBidi" w:cstheme="majorBidi"/>
-          <w:b/>
-          <w:bCs/>
-          <w:color w:val="614921"/>
-          <w:sz w:val="32"/>
-          <w:szCs w:val="32"/>
-        </w:rPr>
-      </w:pPr>
-    </w:p>
-    <w:p>
-      <w:pPr>
-        <w:rPr>
-          <w:rFonts w:asciiTheme="majorBidi" w:hAnsiTheme="majorBidi" w:cstheme="majorBidi"/>
-          <w:b/>
-          <w:bCs/>
-          <w:color w:val="614921"/>
-          <w:sz w:val="32"/>
-          <w:szCs w:val="32"/>
-        </w:rPr>
-      </w:pPr>
-    </w:p>
-    <w:p>
-      <w:pPr>
-        <w:rPr>
-          <w:rFonts w:asciiTheme="majorBidi" w:hAnsiTheme="majorBidi" w:cstheme="majorBidi"/>
-          <w:b/>
-          <w:bCs/>
-          <w:color w:val="614921"/>
-          <w:sz w:val="32"/>
-          <w:szCs w:val="32"/>
-        </w:rPr>
-      </w:pPr>
-    </w:p>
-    <w:p>
-      <w:pPr>
-        <w:rPr>
-          <w:rFonts w:asciiTheme="majorBidi" w:hAnsiTheme="majorBidi" w:cstheme="majorBidi"/>
-          <w:b/>
-          <w:bCs/>
-          <w:color w:val="614921"/>
-          <w:sz w:val="32"/>
-          <w:szCs w:val="32"/>
-        </w:rPr>
-      </w:pPr>
-    </w:p>
-    <w:p>
-      <w:pPr>
-        <w:rPr>
-          <w:rFonts w:asciiTheme="majorBidi" w:hAnsiTheme="majorBidi" w:cstheme="majorBidi"/>
-          <w:b/>
-          <w:bCs/>
-          <w:color w:val="614921"/>
-          <w:sz w:val="32"/>
-          <w:szCs w:val="32"/>
-        </w:rPr>
-      </w:pPr>
-    </w:p>
-    <w:p>
-      <w:pPr>
-        <w:rPr>
-          <w:rFonts w:asciiTheme="majorBidi" w:hAnsiTheme="majorBidi" w:cstheme="majorBidi"/>
-          <w:b/>
-          <w:bCs/>
-          <w:color w:val="614921"/>
-          <w:sz w:val="32"/>
-          <w:szCs w:val="32"/>
-        </w:rPr>
-      </w:pPr>
-    </w:p>
-    <w:p>
-      <w:pPr>
-        <w:rPr>
-          <w:rFonts w:asciiTheme="majorBidi" w:hAnsiTheme="majorBidi" w:cstheme="majorBidi"/>
-          <w:b/>
-          <w:bCs/>
-          <w:color w:val="614921"/>
-          <w:sz w:val="32"/>
-          <w:szCs w:val="32"/>
-        </w:rPr>
-      </w:pPr>
-    </w:p>
-    <w:p>
-      <w:pPr>
-        <w:rPr>
-          <w:rFonts w:asciiTheme="majorBidi" w:hAnsiTheme="majorBidi" w:cstheme="majorBidi"/>
-          <w:b/>
-          <w:bCs/>
-          <w:color w:val="614921"/>
-          <w:sz w:val="32"/>
-          <w:szCs w:val="32"/>
-        </w:rPr>
-      </w:pPr>
-    </w:p>
-    <w:p>
-      <w:pPr>
-        <w:rPr>
-          <w:rFonts w:asciiTheme="majorBidi" w:hAnsiTheme="majorBidi" w:cstheme="majorBidi"/>
-          <w:b/>
-          <w:bCs/>
-          <w:color w:val="614921"/>
-          <w:sz w:val="32"/>
-          <w:szCs w:val="32"/>
-        </w:rPr>
-      </w:pPr>
-    </w:p>
-    <w:p>
-      <w:pPr>
-        <w:rPr>
-          <w:rFonts w:asciiTheme="majorBidi" w:hAnsiTheme="majorBidi" w:cstheme="majorBidi"/>
-          <w:b/>
-          <w:bCs/>
-          <w:color w:val="614921"/>
-          <w:sz w:val="32"/>
-          <w:szCs w:val="32"/>
-        </w:rPr>
-      </w:pPr>
-    </w:p>
-    <w:p>
-      <w:pPr>
-        <w:rPr>
-          <w:rFonts w:asciiTheme="majorBidi" w:hAnsiTheme="majorBidi" w:cstheme="majorBidi"/>
-          <w:b/>
-          <w:bCs/>
-          <w:color w:val="614921"/>
-          <w:sz w:val="32"/>
-          <w:szCs w:val="32"/>
-        </w:rPr>
-      </w:pPr>
-    </w:p>
-    <w:p>
-      <w:pPr>
-        <w:rPr>
-          <w:rFonts w:asciiTheme="majorBidi" w:hAnsiTheme="majorBidi" w:cstheme="majorBidi"/>
-          <w:b/>
-          <w:bCs/>
-          <w:color w:val="614921"/>
-          <w:sz w:val="32"/>
-          <w:szCs w:val="32"/>
-        </w:rPr>
-      </w:pPr>
-    </w:p>
-    <w:p>
-      <w:pPr>
-        <w:rPr>
-          <w:rFonts w:asciiTheme="majorBidi" w:hAnsiTheme="majorBidi" w:cstheme="majorBidi"/>
-          <w:b/>
-          <w:bCs/>
-          <w:color w:val="614921"/>
-          <w:sz w:val="32"/>
-          <w:szCs w:val="32"/>
-        </w:rPr>
-      </w:pPr>
-    </w:p>
-    <w:p>
-      <w:pPr>
-        <w:rPr>
-          <w:rFonts w:asciiTheme="majorBidi" w:hAnsiTheme="majorBidi" w:cstheme="majorBidi"/>
-          <w:b/>
-          <w:bCs/>
-          <w:color w:val="614921"/>
-          <w:sz w:val="40"/>
-          <w:szCs w:val="40"/>
-        </w:rPr>
       </w:pPr>
       <w:r>
         <w:rPr>
           <w:rFonts w:asciiTheme="majorBidi" w:hAnsiTheme="majorBidi" w:cstheme="majorBidi"/>
           <w:b/>
           <w:bCs/>
-          <w:color w:val="614921"/>
+          <w:color w:val="764B79"/>
           <w:sz w:val="40"/>
           <w:szCs w:val="40"/>
         </w:rPr>
@@ -1680,7 +1614,7 @@
           <w:rFonts w:asciiTheme="majorBidi" w:hAnsiTheme="majorBidi" w:cstheme="majorBidi"/>
           <w:b/>
           <w:bCs/>
-          <w:color w:val="614921"/>
+          <w:color w:val="764B79"/>
           <w:sz w:val="40"/>
           <w:szCs w:val="40"/>
         </w:rPr>
@@ -1692,7 +1626,7 @@
           <w:rFonts w:asciiTheme="majorBidi" w:hAnsiTheme="majorBidi" w:cstheme="majorBidi"/>
           <w:b/>
           <w:bCs/>
-          <w:color w:val="614921"/>
+          <w:color w:val="764B79"/>
           <w:sz w:val="32"/>
           <w:szCs w:val="32"/>
         </w:rPr>
@@ -1702,13 +1636,16 @@
           <w:rFonts w:asciiTheme="majorBidi" w:hAnsiTheme="majorBidi" w:cstheme="majorBidi"/>
           <w:b/>
           <w:bCs/>
-          <w:color w:val="614921"/>
+          <w:color w:val="764B79"/>
           <w:sz w:val="32"/>
           <w:szCs w:val="32"/>
         </w:rPr>
         <w:t>GitHub Repository URI:</w:t>
       </w:r>
       <w:r>
+        <w:rPr>
+          <w:color w:val="764B79"/>
+        </w:rPr>
         <w:t xml:space="preserve"> </w:t>
       </w:r>
       <w:hyperlink r:id="rId4" w:history="1">
@@ -1718,32 +1655,11 @@
             <w:rFonts w:asciiTheme="majorBidi" w:hAnsiTheme="majorBidi" w:cstheme="majorBidi"/>
             <w:b/>
             <w:bCs/>
+            <w:color w:val="764B79"/>
             <w:sz w:val="32"/>
             <w:szCs w:val="32"/>
           </w:rPr>
-          <w:t>https://github.com/MariemKebaili/web-developm</w:t>
-        </w:r>
-        <w:r>
-          <w:rPr>
-            <w:rStyle w:val="Hyperlink"/>
-            <w:rFonts w:asciiTheme="majorBidi" w:hAnsiTheme="majorBidi" w:cstheme="majorBidi"/>
-            <w:b/>
-            <w:bCs/>
-            <w:sz w:val="32"/>
-            <w:szCs w:val="32"/>
-          </w:rPr>
-          <w:t>e</w:t>
-        </w:r>
-        <w:r>
-          <w:rPr>
-            <w:rStyle w:val="Hyperlink"/>
-            <w:rFonts w:asciiTheme="majorBidi" w:hAnsiTheme="majorBidi" w:cstheme="majorBidi"/>
-            <w:b/>
-            <w:bCs/>
-            <w:sz w:val="32"/>
-            <w:szCs w:val="32"/>
-          </w:rPr>
-          <w:t>nt-project</w:t>
+          <w:t>https://github.com/MariemKebaili/web-development-project</w:t>
         </w:r>
       </w:hyperlink>
     </w:p>
@@ -1753,19 +1669,19 @@
           <w:rFonts w:asciiTheme="majorBidi" w:hAnsiTheme="majorBidi" w:cstheme="majorBidi"/>
           <w:b/>
           <w:bCs/>
-          <w:color w:val="614921"/>
-          <w:sz w:val="32"/>
-          <w:szCs w:val="32"/>
-        </w:rPr>
-      </w:pPr>
-    </w:p>
-    <w:p>
-      <w:pPr>
-        <w:rPr>
-          <w:rFonts w:asciiTheme="majorBidi" w:hAnsiTheme="majorBidi" w:cstheme="majorBidi"/>
-          <w:b/>
-          <w:bCs/>
-          <w:color w:val="614921"/>
+          <w:color w:val="764B79"/>
+          <w:sz w:val="32"/>
+          <w:szCs w:val="32"/>
+        </w:rPr>
+      </w:pPr>
+    </w:p>
+    <w:p>
+      <w:pPr>
+        <w:rPr>
+          <w:rFonts w:asciiTheme="majorBidi" w:hAnsiTheme="majorBidi" w:cstheme="majorBidi"/>
+          <w:b/>
+          <w:bCs/>
+          <w:color w:val="764B79"/>
           <w:sz w:val="32"/>
           <w:szCs w:val="32"/>
         </w:rPr>
@@ -1775,10 +1691,10 @@
       <w:pgSz w:w="11906" w:h="16838"/>
       <w:pgMar w:top="1440" w:right="1800" w:bottom="1440" w:left="1800" w:header="720" w:footer="720" w:gutter="0"/>
       <w:pgBorders w:offsetFrom="page">
-        <w:top w:val="threeDEmboss" w:sz="18" w:space="24" w:color="614921"/>
-        <w:left w:val="threeDEmboss" w:sz="18" w:space="24" w:color="614921"/>
-        <w:bottom w:val="threeDEngrave" w:sz="18" w:space="24" w:color="614921"/>
-        <w:right w:val="threeDEngrave" w:sz="18" w:space="24" w:color="614921"/>
+        <w:top w:val="threeDEmboss" w:sz="24" w:space="24" w:color="764B79"/>
+        <w:left w:val="threeDEmboss" w:sz="24" w:space="24" w:color="764B79"/>
+        <w:bottom w:val="threeDEngrave" w:sz="24" w:space="24" w:color="764B79"/>
+        <w:right w:val="threeDEngrave" w:sz="24" w:space="24" w:color="764B79"/>
       </w:pgBorders>
       <w:cols w:space="720"/>
       <w:docGrid w:linePitch="360"/>

--- a/Project_Report.docx
+++ b/Project_Report.docx
@@ -9,24 +9,87 @@
           <w:rFonts w:asciiTheme="majorBidi" w:hAnsiTheme="majorBidi" w:cstheme="majorBidi"/>
           <w:b/>
           <w:bCs/>
+          <w:noProof/>
           <w:color w:val="614921"/>
           <w:sz w:val="40"/>
           <w:szCs w:val="40"/>
         </w:rPr>
       </w:pPr>
-    </w:p>
-    <w:p>
-      <w:pPr>
-        <w:jc w:val="center"/>
-        <w:rPr>
-          <w:rFonts w:asciiTheme="majorBidi" w:hAnsiTheme="majorBidi" w:cstheme="majorBidi"/>
-          <w:b/>
-          <w:bCs/>
+      <w:r>
+        <w:rPr>
+          <w:rFonts w:asciiTheme="majorBidi" w:hAnsiTheme="majorBidi" w:cstheme="majorBidi"/>
+          <w:b/>
+          <w:bCs/>
+          <w:noProof/>
           <w:color w:val="614921"/>
           <w:sz w:val="40"/>
           <w:szCs w:val="40"/>
         </w:rPr>
-      </w:pPr>
+        <w:drawing>
+          <wp:anchor distT="0" distB="0" distL="114300" distR="114300" simplePos="0" relativeHeight="251658240" behindDoc="0" locked="0" layoutInCell="1" allowOverlap="1" wp14:anchorId="30BF5604" wp14:editId="12CD40BA">
+            <wp:simplePos x="0" y="0"/>
+            <wp:positionH relativeFrom="column">
+              <wp:posOffset>3503392</wp:posOffset>
+            </wp:positionH>
+            <wp:positionV relativeFrom="paragraph">
+              <wp:posOffset>293</wp:posOffset>
+            </wp:positionV>
+            <wp:extent cx="2186940" cy="1517015"/>
+            <wp:effectExtent l="0" t="0" r="0" b="0"/>
+            <wp:wrapSquare wrapText="bothSides"/>
+            <wp:docPr id="305455705" name="Picture 2" descr="A bookworm reading a book&#10;&#10;AI-generated content may be incorrect."/>
+            <wp:cNvGraphicFramePr>
+              <a:graphicFrameLocks xmlns:a="http://schemas.openxmlformats.org/drawingml/2006/main" noChangeAspect="1"/>
+            </wp:cNvGraphicFramePr>
+            <a:graphic xmlns:a="http://schemas.openxmlformats.org/drawingml/2006/main">
+              <a:graphicData uri="http://schemas.openxmlformats.org/drawingml/2006/picture">
+                <pic:pic xmlns:pic="http://schemas.openxmlformats.org/drawingml/2006/picture">
+                  <pic:nvPicPr>
+                    <pic:cNvPr id="305455705" name="Picture 2" descr="A bookworm reading a book&#10;&#10;AI-generated content may be incorrect."/>
+                    <pic:cNvPicPr/>
+                  </pic:nvPicPr>
+                  <pic:blipFill rotWithShape="1">
+                    <a:blip r:embed="rId4" cstate="print">
+                      <a:extLst>
+                        <a:ext uri="{28A0092B-C50C-407E-A947-70E740481C1C}">
+                          <a14:useLocalDpi xmlns:a14="http://schemas.microsoft.com/office/drawing/2010/main" val="0"/>
+                        </a:ext>
+                      </a:extLst>
+                    </a:blip>
+                    <a:srcRect l="19737" t="25605" r="21045" b="33318"/>
+                    <a:stretch>
+                      <a:fillRect/>
+                    </a:stretch>
+                  </pic:blipFill>
+                  <pic:spPr bwMode="auto">
+                    <a:xfrm>
+                      <a:off x="0" y="0"/>
+                      <a:ext cx="2186940" cy="1517015"/>
+                    </a:xfrm>
+                    <a:prstGeom prst="rect">
+                      <a:avLst/>
+                    </a:prstGeom>
+                    <a:ln>
+                      <a:noFill/>
+                    </a:ln>
+                    <a:extLst>
+                      <a:ext uri="{53640926-AAD7-44D8-BBD7-CCE9431645EC}">
+                        <a14:shadowObscured xmlns:a14="http://schemas.microsoft.com/office/drawing/2010/main"/>
+                      </a:ext>
+                    </a:extLst>
+                  </pic:spPr>
+                </pic:pic>
+              </a:graphicData>
+            </a:graphic>
+            <wp14:sizeRelH relativeFrom="margin">
+              <wp14:pctWidth>0</wp14:pctWidth>
+            </wp14:sizeRelH>
+            <wp14:sizeRelV relativeFrom="margin">
+              <wp14:pctHeight>0</wp14:pctHeight>
+            </wp14:sizeRelV>
+          </wp:anchor>
+        </w:drawing>
+      </w:r>
     </w:p>
     <w:p>
       <w:pPr>
@@ -35,35 +98,85 @@
           <w:rFonts w:asciiTheme="majorBidi" w:hAnsiTheme="majorBidi" w:cstheme="majorBidi"/>
           <w:b/>
           <w:bCs/>
-          <w:color w:val="764B79"/>
+          <w:color w:val="614921"/>
           <w:sz w:val="40"/>
           <w:szCs w:val="40"/>
         </w:rPr>
       </w:pPr>
-      <w:r>
-        <w:rPr>
-          <w:rFonts w:asciiTheme="majorBidi" w:hAnsiTheme="majorBidi" w:cstheme="majorBidi"/>
-          <w:b/>
-          <w:bCs/>
-          <w:color w:val="764B79"/>
+    </w:p>
+    <w:p>
+      <w:pPr>
+        <w:jc w:val="center"/>
+        <w:rPr>
+          <w:rFonts w:asciiTheme="majorBidi" w:hAnsiTheme="majorBidi" w:cstheme="majorBidi"/>
+          <w:b/>
+          <w:bCs/>
+          <w:color w:val="614921"/>
           <w:sz w:val="40"/>
           <w:szCs w:val="40"/>
         </w:rPr>
+      </w:pPr>
+    </w:p>
+    <w:p>
+      <w:pPr>
+        <w:jc w:val="center"/>
+        <w:rPr>
+          <w:rFonts w:asciiTheme="majorBidi" w:hAnsiTheme="majorBidi" w:cstheme="majorBidi"/>
+          <w:b/>
+          <w:bCs/>
+          <w:color w:val="614921"/>
+          <w:sz w:val="40"/>
+          <w:szCs w:val="40"/>
+        </w:rPr>
+      </w:pPr>
+    </w:p>
+    <w:p>
+      <w:pPr>
+        <w:jc w:val="center"/>
+        <w:rPr>
+          <w:rFonts w:asciiTheme="majorBidi" w:hAnsiTheme="majorBidi" w:cstheme="majorBidi"/>
+          <w:b/>
+          <w:bCs/>
+          <w:color w:val="614921"/>
+          <w:sz w:val="40"/>
+          <w:szCs w:val="40"/>
+        </w:rPr>
+      </w:pPr>
+    </w:p>
+    <w:p>
+      <w:pPr>
+        <w:jc w:val="center"/>
+        <w:rPr>
+          <w:rFonts w:asciiTheme="majorBidi" w:hAnsiTheme="majorBidi" w:cstheme="majorBidi"/>
+          <w:b/>
+          <w:bCs/>
+          <w:color w:val="764B79"/>
+          <w:sz w:val="40"/>
+          <w:szCs w:val="40"/>
+        </w:rPr>
+      </w:pPr>
+      <w:r>
+        <w:rPr>
+          <w:rFonts w:asciiTheme="majorBidi" w:hAnsiTheme="majorBidi" w:cstheme="majorBidi"/>
+          <w:b/>
+          <w:bCs/>
+          <w:color w:val="764B79"/>
+          <w:sz w:val="40"/>
+          <w:szCs w:val="40"/>
+        </w:rPr>
         <w:t>Project Title</w:t>
       </w:r>
-    </w:p>
-    <w:p>
-      <w:pPr>
-        <w:jc w:val="center"/>
-        <w:rPr>
-          <w:rFonts w:asciiTheme="majorBidi" w:hAnsiTheme="majorBidi" w:cstheme="majorBidi"/>
-          <w:b/>
-          <w:bCs/>
-          <w:color w:val="764B79"/>
-          <w:sz w:val="32"/>
-          <w:szCs w:val="32"/>
-        </w:rPr>
-      </w:pPr>
+      <w:r>
+        <w:rPr>
+          <w:rFonts w:asciiTheme="majorBidi" w:hAnsiTheme="majorBidi" w:cstheme="majorBidi"/>
+          <w:b/>
+          <w:bCs/>
+          <w:color w:val="764B79"/>
+          <w:sz w:val="40"/>
+          <w:szCs w:val="40"/>
+        </w:rPr>
+        <w:t xml:space="preserve">: </w:t>
+      </w:r>
       <w:r>
         <w:rPr>
           <w:rFonts w:asciiTheme="majorBidi" w:hAnsiTheme="majorBidi" w:cstheme="majorBidi"/>
@@ -104,6 +217,7 @@
     </w:p>
     <w:p>
       <w:pPr>
+        <w:ind w:left="720"/>
         <w:jc w:val="center"/>
         <w:rPr>
           <w:rFonts w:asciiTheme="majorBidi" w:hAnsiTheme="majorBidi" w:cstheme="majorBidi"/>
@@ -125,60 +239,7 @@
         </w:rPr>
         <w:t>Course Name</w:t>
       </w:r>
-    </w:p>
-    <w:p>
-      <w:pPr>
-        <w:jc w:val="center"/>
-        <w:rPr>
-          <w:rFonts w:asciiTheme="majorBidi" w:hAnsiTheme="majorBidi" w:cstheme="majorBidi"/>
-          <w:b/>
-          <w:bCs/>
-          <w:color w:val="764B79"/>
-          <w:sz w:val="32"/>
-          <w:szCs w:val="32"/>
-        </w:rPr>
-      </w:pPr>
       <w:r>
-        <w:rPr>
-          <w:rFonts w:asciiTheme="majorBidi" w:hAnsiTheme="majorBidi" w:cstheme="majorBidi"/>
-          <w:b/>
-          <w:bCs/>
-          <w:color w:val="764B79"/>
-          <w:sz w:val="32"/>
-          <w:szCs w:val="32"/>
-        </w:rPr>
-        <w:t>Web Development Fundamentals CMPS350-L52</w:t>
-      </w:r>
-    </w:p>
-    <w:p>
-      <w:pPr>
-        <w:jc w:val="center"/>
-        <w:rPr>
-          <w:rFonts w:asciiTheme="majorBidi" w:hAnsiTheme="majorBidi" w:cstheme="majorBidi"/>
-          <w:b/>
-          <w:bCs/>
-          <w:color w:val="764B79"/>
-          <w:sz w:val="32"/>
-          <w:szCs w:val="32"/>
-        </w:rPr>
-      </w:pPr>
-    </w:p>
-    <w:p>
-      <w:pPr>
-        <w:jc w:val="center"/>
-        <w:rPr>
-          <w:rFonts w:asciiTheme="majorBidi" w:hAnsiTheme="majorBidi" w:cstheme="majorBidi"/>
-          <w:b/>
-          <w:bCs/>
-          <w:color w:val="764B79"/>
-          <w:sz w:val="32"/>
-          <w:szCs w:val="32"/>
-        </w:rPr>
-      </w:pPr>
-    </w:p>
-    <w:p>
-      <w:pPr>
-        <w:jc w:val="center"/>
         <w:rPr>
           <w:rFonts w:asciiTheme="majorBidi" w:hAnsiTheme="majorBidi" w:cstheme="majorBidi"/>
           <w:b/>
@@ -187,8 +248,95 @@
           <w:sz w:val="40"/>
           <w:szCs w:val="40"/>
         </w:rPr>
-      </w:pPr>
+        <w:t xml:space="preserve">: </w:t>
+      </w:r>
       <w:r>
+        <w:rPr>
+          <w:rFonts w:asciiTheme="majorBidi" w:hAnsiTheme="majorBidi" w:cstheme="majorBidi"/>
+          <w:b/>
+          <w:bCs/>
+          <w:color w:val="764B79"/>
+          <w:sz w:val="32"/>
+          <w:szCs w:val="32"/>
+        </w:rPr>
+        <w:t xml:space="preserve">Web Development Fundamentals </w:t>
+      </w:r>
+      <w:r>
+        <w:rPr>
+          <w:rFonts w:asciiTheme="majorBidi" w:hAnsiTheme="majorBidi" w:cstheme="majorBidi"/>
+          <w:b/>
+          <w:bCs/>
+          <w:color w:val="764B79"/>
+          <w:sz w:val="32"/>
+          <w:szCs w:val="32"/>
+        </w:rPr>
+        <w:t xml:space="preserve"> </w:t>
+      </w:r>
+      <w:proofErr w:type="gramStart"/>
+      <w:r>
+        <w:rPr>
+          <w:rFonts w:asciiTheme="majorBidi" w:hAnsiTheme="majorBidi" w:cstheme="majorBidi"/>
+          <w:b/>
+          <w:bCs/>
+          <w:color w:val="764B79"/>
+          <w:sz w:val="32"/>
+          <w:szCs w:val="32"/>
+        </w:rPr>
+        <w:t xml:space="preserve">   (</w:t>
+      </w:r>
+      <w:proofErr w:type="gramEnd"/>
+      <w:r>
+        <w:rPr>
+          <w:rFonts w:asciiTheme="majorBidi" w:hAnsiTheme="majorBidi" w:cstheme="majorBidi"/>
+          <w:b/>
+          <w:bCs/>
+          <w:color w:val="764B79"/>
+          <w:sz w:val="32"/>
+          <w:szCs w:val="32"/>
+        </w:rPr>
+        <w:t>CMPS350-L52</w:t>
+      </w:r>
+      <w:r>
+        <w:rPr>
+          <w:rFonts w:asciiTheme="majorBidi" w:hAnsiTheme="majorBidi" w:cstheme="majorBidi"/>
+          <w:b/>
+          <w:bCs/>
+          <w:color w:val="764B79"/>
+          <w:sz w:val="32"/>
+          <w:szCs w:val="32"/>
+        </w:rPr>
+        <w:t>)</w:t>
+      </w:r>
+    </w:p>
+    <w:p>
+      <w:pPr>
+        <w:jc w:val="center"/>
+        <w:rPr>
+          <w:rFonts w:asciiTheme="majorBidi" w:hAnsiTheme="majorBidi" w:cstheme="majorBidi"/>
+          <w:b/>
+          <w:bCs/>
+          <w:color w:val="764B79"/>
+          <w:sz w:val="32"/>
+          <w:szCs w:val="32"/>
+        </w:rPr>
+      </w:pPr>
+    </w:p>
+    <w:p>
+      <w:pPr>
+        <w:jc w:val="center"/>
+        <w:rPr>
+          <w:rFonts w:asciiTheme="majorBidi" w:hAnsiTheme="majorBidi" w:cstheme="majorBidi"/>
+          <w:b/>
+          <w:bCs/>
+          <w:color w:val="764B79"/>
+          <w:sz w:val="32"/>
+          <w:szCs w:val="32"/>
+        </w:rPr>
+      </w:pPr>
+    </w:p>
+    <w:p>
+      <w:pPr>
+        <w:jc w:val="center"/>
         <w:rPr>
           <w:rFonts w:asciiTheme="majorBidi" w:hAnsiTheme="majorBidi" w:cstheme="majorBidi"/>
           <w:b/>
@@ -197,8 +345,29 @@
           <w:sz w:val="40"/>
           <w:szCs w:val="40"/>
         </w:rPr>
+      </w:pPr>
+      <w:r>
+        <w:rPr>
+          <w:rFonts w:asciiTheme="majorBidi" w:hAnsiTheme="majorBidi" w:cstheme="majorBidi"/>
+          <w:b/>
+          <w:bCs/>
+          <w:color w:val="764B79"/>
+          <w:sz w:val="40"/>
+          <w:szCs w:val="40"/>
+        </w:rPr>
         <w:t>Group Members</w:t>
       </w:r>
+      <w:r>
+        <w:rPr>
+          <w:rFonts w:asciiTheme="majorBidi" w:hAnsiTheme="majorBidi" w:cstheme="majorBidi"/>
+          <w:b/>
+          <w:bCs/>
+          <w:color w:val="764B79"/>
+          <w:sz w:val="40"/>
+          <w:szCs w:val="40"/>
+        </w:rPr>
+        <w:t>:</w:t>
+      </w:r>
     </w:p>
     <w:p>
       <w:pPr>
@@ -400,7 +569,6 @@
           <w:sz w:val="40"/>
           <w:szCs w:val="40"/>
         </w:rPr>
-        <w:lastRenderedPageBreak/>
         <w:t>Project Overview:</w:t>
       </w:r>
     </w:p>
@@ -1272,7 +1440,6 @@
           <w:sz w:val="40"/>
           <w:szCs w:val="40"/>
         </w:rPr>
-        <w:lastRenderedPageBreak/>
         <w:t>How to Use our Bookworm platform (</w:t>
       </w:r>
       <w:r>
@@ -1604,7 +1771,6 @@
           <w:sz w:val="40"/>
           <w:szCs w:val="40"/>
         </w:rPr>
-        <w:lastRenderedPageBreak/>
         <w:t>Project link:</w:t>
       </w:r>
     </w:p>
@@ -1648,7 +1814,7 @@
         </w:rPr>
         <w:t xml:space="preserve"> </w:t>
       </w:r>
-      <w:hyperlink r:id="rId4" w:history="1">
+      <w:hyperlink r:id="rId5" w:history="1">
         <w:r>
           <w:rPr>
             <w:rStyle w:val="Hyperlink"/>

--- a/Project_Report.docx
+++ b/Project_Report.docx
@@ -26,13 +26,13 @@
           <w:szCs w:val="40"/>
         </w:rPr>
         <w:drawing>
-          <wp:anchor distT="0" distB="0" distL="114300" distR="114300" simplePos="0" relativeHeight="251658240" behindDoc="0" locked="0" layoutInCell="1" allowOverlap="1" wp14:anchorId="30BF5604" wp14:editId="12CD40BA">
+          <wp:anchor distT="0" distB="0" distL="114300" distR="114300" simplePos="0" relativeHeight="251658240" behindDoc="0" locked="0" layoutInCell="1" allowOverlap="1" wp14:anchorId="30BF5604" wp14:editId="2C6D49DA">
             <wp:simplePos x="0" y="0"/>
-            <wp:positionH relativeFrom="column">
-              <wp:posOffset>3503392</wp:posOffset>
+            <wp:positionH relativeFrom="margin">
+              <wp:align>center</wp:align>
             </wp:positionH>
             <wp:positionV relativeFrom="paragraph">
-              <wp:posOffset>293</wp:posOffset>
+              <wp:posOffset>109525</wp:posOffset>
             </wp:positionV>
             <wp:extent cx="2186940" cy="1517015"/>
             <wp:effectExtent l="0" t="0" r="0" b="0"/>
@@ -49,7 +49,7 @@
                     <pic:cNvPicPr/>
                   </pic:nvPicPr>
                   <pic:blipFill rotWithShape="1">
-                    <a:blip r:embed="rId4" cstate="print">
+                    <a:blip r:embed="rId6" cstate="print">
                       <a:extLst>
                         <a:ext uri="{28A0092B-C50C-407E-A947-70E740481C1C}">
                           <a14:useLocalDpi xmlns:a14="http://schemas.microsoft.com/office/drawing/2010/main" val="0"/>
@@ -148,9 +148,7 @@
         <w:jc w:val="center"/>
         <w:rPr>
           <w:rFonts w:asciiTheme="majorBidi" w:hAnsiTheme="majorBidi" w:cstheme="majorBidi"/>
-          <w:b/>
-          <w:bCs/>
-          <w:color w:val="764B79"/>
+          <w:color w:val="9B6D86"/>
           <w:sz w:val="40"/>
           <w:szCs w:val="40"/>
         </w:rPr>
@@ -160,9 +158,9 @@
           <w:rFonts w:asciiTheme="majorBidi" w:hAnsiTheme="majorBidi" w:cstheme="majorBidi"/>
           <w:b/>
           <w:bCs/>
-          <w:color w:val="764B79"/>
-          <w:sz w:val="40"/>
-          <w:szCs w:val="40"/>
+          <w:color w:val="4D3A6A"/>
+          <w:sz w:val="36"/>
+          <w:szCs w:val="36"/>
         </w:rPr>
         <w:t>Project Title</w:t>
       </w:r>
@@ -171,18 +169,16 @@
           <w:rFonts w:asciiTheme="majorBidi" w:hAnsiTheme="majorBidi" w:cstheme="majorBidi"/>
           <w:b/>
           <w:bCs/>
-          <w:color w:val="764B79"/>
-          <w:sz w:val="40"/>
-          <w:szCs w:val="40"/>
+          <w:color w:val="4D3A6A"/>
+          <w:sz w:val="36"/>
+          <w:szCs w:val="36"/>
         </w:rPr>
         <w:t xml:space="preserve">: </w:t>
       </w:r>
       <w:r>
         <w:rPr>
           <w:rFonts w:asciiTheme="majorBidi" w:hAnsiTheme="majorBidi" w:cstheme="majorBidi"/>
-          <w:b/>
-          <w:bCs/>
-          <w:color w:val="764B79"/>
+          <w:color w:val="9B6D86"/>
           <w:sz w:val="32"/>
           <w:szCs w:val="32"/>
         </w:rPr>
@@ -221,41 +217,15 @@
         <w:jc w:val="center"/>
         <w:rPr>
           <w:rFonts w:asciiTheme="majorBidi" w:hAnsiTheme="majorBidi" w:cstheme="majorBidi"/>
-          <w:b/>
-          <w:bCs/>
-          <w:color w:val="764B79"/>
-          <w:sz w:val="40"/>
-          <w:szCs w:val="40"/>
+          <w:color w:val="4D3A6A"/>
+          <w:sz w:val="32"/>
+          <w:szCs w:val="32"/>
         </w:rPr>
       </w:pPr>
       <w:r>
         <w:rPr>
           <w:rFonts w:asciiTheme="majorBidi" w:hAnsiTheme="majorBidi" w:cstheme="majorBidi"/>
-          <w:b/>
-          <w:bCs/>
-          <w:color w:val="764B79"/>
-          <w:sz w:val="40"/>
-          <w:szCs w:val="40"/>
-        </w:rPr>
-        <w:t>Course Name</w:t>
-      </w:r>
-      <w:r>
-        <w:rPr>
-          <w:rFonts w:asciiTheme="majorBidi" w:hAnsiTheme="majorBidi" w:cstheme="majorBidi"/>
-          <w:b/>
-          <w:bCs/>
-          <w:color w:val="764B79"/>
-          <w:sz w:val="40"/>
-          <w:szCs w:val="40"/>
-        </w:rPr>
-        <w:t xml:space="preserve">: </w:t>
-      </w:r>
-      <w:r>
-        <w:rPr>
-          <w:rFonts w:asciiTheme="majorBidi" w:hAnsiTheme="majorBidi" w:cstheme="majorBidi"/>
-          <w:b/>
-          <w:bCs/>
-          <w:color w:val="764B79"/>
+          <w:color w:val="4D3A6A"/>
           <w:sz w:val="32"/>
           <w:szCs w:val="32"/>
         </w:rPr>
@@ -264,84 +234,77 @@
       <w:r>
         <w:rPr>
           <w:rFonts w:asciiTheme="majorBidi" w:hAnsiTheme="majorBidi" w:cstheme="majorBidi"/>
-          <w:b/>
-          <w:bCs/>
-          <w:color w:val="764B79"/>
+          <w:color w:val="4D3A6A"/>
+          <w:sz w:val="32"/>
+          <w:szCs w:val="32"/>
+        </w:rPr>
+        <w:t xml:space="preserve">- </w:t>
+      </w:r>
+      <w:r>
+        <w:rPr>
+          <w:rFonts w:asciiTheme="majorBidi" w:hAnsiTheme="majorBidi" w:cstheme="majorBidi"/>
+          <w:color w:val="4D3A6A"/>
+          <w:sz w:val="32"/>
+          <w:szCs w:val="32"/>
+        </w:rPr>
+        <w:t>CMPS</w:t>
+      </w:r>
+      <w:r>
+        <w:rPr>
+          <w:rFonts w:asciiTheme="majorBidi" w:hAnsiTheme="majorBidi" w:cstheme="majorBidi"/>
+          <w:color w:val="4D3A6A"/>
           <w:sz w:val="32"/>
           <w:szCs w:val="32"/>
         </w:rPr>
         <w:t xml:space="preserve"> </w:t>
       </w:r>
-      <w:proofErr w:type="gramStart"/>
       <w:r>
         <w:rPr>
           <w:rFonts w:asciiTheme="majorBidi" w:hAnsiTheme="majorBidi" w:cstheme="majorBidi"/>
-          <w:b/>
-          <w:bCs/>
-          <w:color w:val="764B79"/>
-          <w:sz w:val="32"/>
-          <w:szCs w:val="32"/>
-        </w:rPr>
-        <w:t xml:space="preserve">   (</w:t>
+          <w:color w:val="4D3A6A"/>
+          <w:sz w:val="32"/>
+          <w:szCs w:val="32"/>
+        </w:rPr>
+        <w:t>350</w:t>
       </w:r>
-      <w:proofErr w:type="gramEnd"/>
+    </w:p>
+    <w:p>
+      <w:pPr>
+        <w:ind w:left="720"/>
+        <w:jc w:val="center"/>
+        <w:rPr>
+          <w:rFonts w:asciiTheme="majorBidi" w:hAnsiTheme="majorBidi" w:cstheme="majorBidi"/>
+          <w:color w:val="4D3A6A"/>
+          <w:sz w:val="32"/>
+          <w:szCs w:val="32"/>
+        </w:rPr>
+      </w:pPr>
       <w:r>
         <w:rPr>
           <w:rFonts w:asciiTheme="majorBidi" w:hAnsiTheme="majorBidi" w:cstheme="majorBidi"/>
-          <w:b/>
-          <w:bCs/>
-          <w:color w:val="764B79"/>
-          <w:sz w:val="32"/>
-          <w:szCs w:val="32"/>
-        </w:rPr>
-        <w:t>CMPS350-L52</w:t>
+          <w:color w:val="4D3A6A"/>
+          <w:sz w:val="32"/>
+          <w:szCs w:val="32"/>
+        </w:rPr>
+        <w:t xml:space="preserve">Section: </w:t>
       </w:r>
       <w:r>
         <w:rPr>
           <w:rFonts w:asciiTheme="majorBidi" w:hAnsiTheme="majorBidi" w:cstheme="majorBidi"/>
-          <w:b/>
-          <w:bCs/>
-          <w:color w:val="764B79"/>
-          <w:sz w:val="32"/>
-          <w:szCs w:val="32"/>
-        </w:rPr>
-        <w:t>)</w:t>
+          <w:color w:val="4D3A6A"/>
+          <w:sz w:val="32"/>
+          <w:szCs w:val="32"/>
+        </w:rPr>
+        <w:t>L52</w:t>
       </w:r>
     </w:p>
     <w:p>
       <w:pPr>
+        <w:ind w:left="720"/>
         <w:jc w:val="center"/>
         <w:rPr>
           <w:rFonts w:asciiTheme="majorBidi" w:hAnsiTheme="majorBidi" w:cstheme="majorBidi"/>
-          <w:b/>
-          <w:bCs/>
-          <w:color w:val="764B79"/>
-          <w:sz w:val="32"/>
-          <w:szCs w:val="32"/>
-        </w:rPr>
-      </w:pPr>
-    </w:p>
-    <w:p>
-      <w:pPr>
-        <w:jc w:val="center"/>
-        <w:rPr>
-          <w:rFonts w:asciiTheme="majorBidi" w:hAnsiTheme="majorBidi" w:cstheme="majorBidi"/>
-          <w:b/>
-          <w:bCs/>
-          <w:color w:val="764B79"/>
-          <w:sz w:val="32"/>
-          <w:szCs w:val="32"/>
-        </w:rPr>
-      </w:pPr>
-    </w:p>
-    <w:p>
-      <w:pPr>
-        <w:jc w:val="center"/>
-        <w:rPr>
-          <w:rFonts w:asciiTheme="majorBidi" w:hAnsiTheme="majorBidi" w:cstheme="majorBidi"/>
-          <w:b/>
-          <w:bCs/>
-          <w:color w:val="764B79"/>
+          <w:color w:val="4D3A6A"/>
           <w:sz w:val="40"/>
           <w:szCs w:val="40"/>
         </w:rPr>
@@ -349,11 +312,85 @@
       <w:r>
         <w:rPr>
           <w:rFonts w:asciiTheme="majorBidi" w:hAnsiTheme="majorBidi" w:cstheme="majorBidi"/>
-          <w:b/>
-          <w:bCs/>
-          <w:color w:val="764B79"/>
-          <w:sz w:val="40"/>
-          <w:szCs w:val="40"/>
+          <w:color w:val="4D3A6A"/>
+          <w:sz w:val="32"/>
+          <w:szCs w:val="32"/>
+        </w:rPr>
+        <w:t>Due date: 26 – 3 -2026</w:t>
+      </w:r>
+    </w:p>
+    <w:p>
+      <w:pPr>
+        <w:jc w:val="center"/>
+        <w:rPr>
+          <w:rFonts w:asciiTheme="majorBidi" w:hAnsiTheme="majorBidi" w:cstheme="majorBidi"/>
+          <w:b/>
+          <w:bCs/>
+          <w:color w:val="4D3A6A"/>
+          <w:sz w:val="32"/>
+          <w:szCs w:val="32"/>
+        </w:rPr>
+      </w:pPr>
+    </w:p>
+    <w:p>
+      <w:pPr>
+        <w:jc w:val="center"/>
+        <w:rPr>
+          <w:rFonts w:asciiTheme="majorBidi" w:hAnsiTheme="majorBidi" w:cstheme="majorBidi"/>
+          <w:b/>
+          <w:bCs/>
+          <w:color w:val="4D3A6A"/>
+          <w:sz w:val="32"/>
+          <w:szCs w:val="32"/>
+        </w:rPr>
+      </w:pPr>
+    </w:p>
+    <w:p>
+      <w:pPr>
+        <w:jc w:val="center"/>
+        <w:rPr>
+          <w:rFonts w:asciiTheme="majorBidi" w:hAnsiTheme="majorBidi" w:cstheme="majorBidi"/>
+          <w:b/>
+          <w:bCs/>
+          <w:color w:val="4D3A6A"/>
+          <w:sz w:val="32"/>
+          <w:szCs w:val="32"/>
+        </w:rPr>
+      </w:pPr>
+    </w:p>
+    <w:p>
+      <w:pPr>
+        <w:jc w:val="center"/>
+        <w:rPr>
+          <w:rFonts w:asciiTheme="majorBidi" w:hAnsiTheme="majorBidi" w:cstheme="majorBidi"/>
+          <w:b/>
+          <w:bCs/>
+          <w:color w:val="4D3A6A"/>
+          <w:sz w:val="32"/>
+          <w:szCs w:val="32"/>
+        </w:rPr>
+      </w:pPr>
+    </w:p>
+    <w:p>
+      <w:pPr>
+        <w:jc w:val="center"/>
+        <w:rPr>
+          <w:rFonts w:asciiTheme="majorBidi" w:hAnsiTheme="majorBidi" w:cstheme="majorBidi"/>
+          <w:b/>
+          <w:bCs/>
+          <w:color w:val="4D3A6A"/>
+          <w:sz w:val="36"/>
+          <w:szCs w:val="36"/>
+        </w:rPr>
+      </w:pPr>
+      <w:r>
+        <w:rPr>
+          <w:rFonts w:asciiTheme="majorBidi" w:hAnsiTheme="majorBidi" w:cstheme="majorBidi"/>
+          <w:b/>
+          <w:bCs/>
+          <w:color w:val="4D3A6A"/>
+          <w:sz w:val="36"/>
+          <w:szCs w:val="36"/>
         </w:rPr>
         <w:t>Group Members</w:t>
       </w:r>
@@ -362,9 +399,9 @@
           <w:rFonts w:asciiTheme="majorBidi" w:hAnsiTheme="majorBidi" w:cstheme="majorBidi"/>
           <w:b/>
           <w:bCs/>
-          <w:color w:val="764B79"/>
-          <w:sz w:val="40"/>
-          <w:szCs w:val="40"/>
+          <w:color w:val="4D3A6A"/>
+          <w:sz w:val="36"/>
+          <w:szCs w:val="36"/>
         </w:rPr>
         <w:t>:</w:t>
       </w:r>
@@ -374,9 +411,7 @@
         <w:jc w:val="center"/>
         <w:rPr>
           <w:rFonts w:asciiTheme="majorBidi" w:hAnsiTheme="majorBidi" w:cstheme="majorBidi"/>
-          <w:b/>
-          <w:bCs/>
-          <w:color w:val="764B79"/>
+          <w:color w:val="9B6D86"/>
           <w:sz w:val="32"/>
           <w:szCs w:val="32"/>
         </w:rPr>
@@ -384,27 +419,50 @@
       <w:r>
         <w:rPr>
           <w:rFonts w:asciiTheme="majorBidi" w:hAnsiTheme="majorBidi" w:cstheme="majorBidi"/>
-          <w:b/>
-          <w:bCs/>
-          <w:color w:val="764B79"/>
-          <w:sz w:val="32"/>
-          <w:szCs w:val="32"/>
-        </w:rPr>
-        <w:t>Rawan Jamal Mohammed Ahmed - 202209440</w:t>
+          <w:color w:val="9B6D86"/>
+          <w:sz w:val="32"/>
+          <w:szCs w:val="32"/>
+        </w:rPr>
+        <w:t xml:space="preserve">Rawan Jamal Mohammed Ahmed </w:t>
       </w:r>
+      <w:r>
+        <w:rPr>
+          <w:rFonts w:asciiTheme="majorBidi" w:hAnsiTheme="majorBidi" w:cstheme="majorBidi"/>
+          <w:color w:val="9B6D86"/>
+          <w:sz w:val="32"/>
+          <w:szCs w:val="32"/>
+        </w:rPr>
+        <w:t>–</w:t>
+      </w:r>
+      <w:r>
+        <w:rPr>
+          <w:rFonts w:asciiTheme="majorBidi" w:hAnsiTheme="majorBidi" w:cstheme="majorBidi"/>
+          <w:color w:val="9B6D86"/>
+          <w:sz w:val="32"/>
+          <w:szCs w:val="32"/>
+        </w:rPr>
+        <w:t xml:space="preserve"> 202209440</w:t>
+      </w:r>
     </w:p>
     <w:p>
       <w:pPr>
         <w:jc w:val="center"/>
         <w:rPr>
           <w:rFonts w:asciiTheme="majorBidi" w:hAnsiTheme="majorBidi" w:cstheme="majorBidi"/>
-          <w:b/>
-          <w:bCs/>
-          <w:color w:val="764B79"/>
-          <w:sz w:val="32"/>
-          <w:szCs w:val="32"/>
-        </w:rPr>
-      </w:pPr>
+          <w:color w:val="9B6D86"/>
+          <w:sz w:val="32"/>
+          <w:szCs w:val="32"/>
+        </w:rPr>
+      </w:pPr>
+      <w:r>
+        <w:rPr>
+          <w:rFonts w:asciiTheme="majorBidi" w:hAnsiTheme="majorBidi" w:cstheme="majorBidi"/>
+          <w:color w:val="9B6D86"/>
+          <w:sz w:val="32"/>
+          <w:szCs w:val="32"/>
+        </w:rPr>
+        <w:t>Fajer Al-Nassr - 202203497</w:t>
+      </w:r>
     </w:p>
     <w:p>
       <w:pPr>
@@ -512,52 +570,25 @@
     </w:p>
     <w:p>
       <w:pPr>
-        <w:jc w:val="center"/>
-        <w:rPr>
-          <w:rFonts w:asciiTheme="majorBidi" w:hAnsiTheme="majorBidi" w:cstheme="majorBidi"/>
-          <w:b/>
-          <w:bCs/>
-          <w:color w:val="764B79"/>
-          <w:sz w:val="32"/>
-          <w:szCs w:val="32"/>
-        </w:rPr>
-      </w:pPr>
-    </w:p>
-    <w:p>
-      <w:pPr>
-        <w:jc w:val="center"/>
-        <w:rPr>
-          <w:rFonts w:asciiTheme="majorBidi" w:hAnsiTheme="majorBidi" w:cstheme="majorBidi"/>
-          <w:b/>
-          <w:bCs/>
-          <w:color w:val="764B79"/>
-          <w:sz w:val="32"/>
-          <w:szCs w:val="32"/>
-        </w:rPr>
-      </w:pPr>
-    </w:p>
-    <w:p>
-      <w:pPr>
-        <w:jc w:val="center"/>
-        <w:rPr>
-          <w:rFonts w:asciiTheme="majorBidi" w:hAnsiTheme="majorBidi" w:cstheme="majorBidi"/>
-          <w:b/>
-          <w:bCs/>
-          <w:color w:val="764B79"/>
-          <w:sz w:val="32"/>
-          <w:szCs w:val="32"/>
-        </w:rPr>
-      </w:pPr>
-    </w:p>
-    <w:p>
-      <w:pPr>
-        <w:rPr>
-          <w:rFonts w:asciiTheme="majorBidi" w:hAnsiTheme="majorBidi" w:cstheme="majorBidi"/>
-          <w:b/>
-          <w:bCs/>
-          <w:color w:val="764B79"/>
-          <w:sz w:val="40"/>
-          <w:szCs w:val="40"/>
+        <w:rPr>
+          <w:rFonts w:asciiTheme="majorBidi" w:hAnsiTheme="majorBidi" w:cstheme="majorBidi"/>
+          <w:b/>
+          <w:bCs/>
+          <w:color w:val="764B79"/>
+          <w:sz w:val="32"/>
+          <w:szCs w:val="32"/>
+        </w:rPr>
+      </w:pPr>
+    </w:p>
+    <w:p>
+      <w:pPr>
+        <w:rPr>
+          <w:rFonts w:asciiTheme="majorBidi" w:hAnsiTheme="majorBidi" w:cstheme="majorBidi"/>
+          <w:b/>
+          <w:bCs/>
+          <w:color w:val="4D3A6A"/>
+          <w:sz w:val="36"/>
+          <w:szCs w:val="36"/>
         </w:rPr>
       </w:pPr>
       <w:r>
@@ -565,9 +596,9 @@
           <w:rFonts w:asciiTheme="majorBidi" w:hAnsiTheme="majorBidi" w:cstheme="majorBidi"/>
           <w:b/>
           <w:bCs/>
-          <w:color w:val="764B79"/>
-          <w:sz w:val="40"/>
-          <w:szCs w:val="40"/>
+          <w:color w:val="4D3A6A"/>
+          <w:sz w:val="36"/>
+          <w:szCs w:val="36"/>
         </w:rPr>
         <w:t>Project Overview:</w:t>
       </w:r>
@@ -578,93 +609,93 @@
           <w:rFonts w:asciiTheme="majorBidi" w:hAnsiTheme="majorBidi" w:cstheme="majorBidi"/>
           <w:b/>
           <w:bCs/>
-          <w:color w:val="764B79"/>
-          <w:sz w:val="32"/>
-          <w:szCs w:val="32"/>
-        </w:rPr>
-      </w:pPr>
-    </w:p>
-    <w:p>
-      <w:pPr>
-        <w:rPr>
-          <w:rFonts w:asciiTheme="majorBidi" w:hAnsiTheme="majorBidi" w:cstheme="majorBidi"/>
-          <w:b/>
-          <w:bCs/>
-          <w:color w:val="764B79"/>
-          <w:sz w:val="32"/>
-          <w:szCs w:val="32"/>
-        </w:rPr>
-      </w:pPr>
-    </w:p>
-    <w:p>
-      <w:pPr>
-        <w:rPr>
-          <w:rFonts w:asciiTheme="majorBidi" w:hAnsiTheme="majorBidi" w:cstheme="majorBidi"/>
-          <w:b/>
-          <w:bCs/>
-          <w:color w:val="764B79"/>
-          <w:sz w:val="32"/>
-          <w:szCs w:val="32"/>
-        </w:rPr>
-      </w:pPr>
-    </w:p>
-    <w:p>
-      <w:pPr>
-        <w:rPr>
-          <w:rFonts w:asciiTheme="majorBidi" w:hAnsiTheme="majorBidi" w:cstheme="majorBidi"/>
-          <w:b/>
-          <w:bCs/>
-          <w:color w:val="764B79"/>
-          <w:sz w:val="32"/>
-          <w:szCs w:val="32"/>
-        </w:rPr>
-      </w:pPr>
-    </w:p>
-    <w:p>
-      <w:pPr>
-        <w:rPr>
-          <w:rFonts w:asciiTheme="majorBidi" w:hAnsiTheme="majorBidi" w:cstheme="majorBidi"/>
-          <w:b/>
-          <w:bCs/>
-          <w:color w:val="764B79"/>
-          <w:sz w:val="32"/>
-          <w:szCs w:val="32"/>
-        </w:rPr>
-      </w:pPr>
-    </w:p>
-    <w:p>
-      <w:pPr>
-        <w:rPr>
-          <w:rFonts w:asciiTheme="majorBidi" w:hAnsiTheme="majorBidi" w:cstheme="majorBidi"/>
-          <w:b/>
-          <w:bCs/>
-          <w:color w:val="764B79"/>
-          <w:sz w:val="32"/>
-          <w:szCs w:val="32"/>
-        </w:rPr>
-      </w:pPr>
-    </w:p>
-    <w:p>
-      <w:pPr>
-        <w:rPr>
-          <w:rFonts w:asciiTheme="majorBidi" w:hAnsiTheme="majorBidi" w:cstheme="majorBidi"/>
-          <w:b/>
-          <w:bCs/>
-          <w:color w:val="764B79"/>
-          <w:sz w:val="32"/>
-          <w:szCs w:val="32"/>
-        </w:rPr>
-      </w:pPr>
-    </w:p>
-    <w:p>
-      <w:pPr>
-        <w:rPr>
-          <w:rFonts w:asciiTheme="majorBidi" w:hAnsiTheme="majorBidi" w:cstheme="majorBidi"/>
-          <w:b/>
-          <w:bCs/>
-          <w:color w:val="764B79"/>
-          <w:sz w:val="40"/>
-          <w:szCs w:val="40"/>
+          <w:color w:val="4D3A6A"/>
+          <w:sz w:val="32"/>
+          <w:szCs w:val="32"/>
+        </w:rPr>
+      </w:pPr>
+    </w:p>
+    <w:p>
+      <w:pPr>
+        <w:rPr>
+          <w:rFonts w:asciiTheme="majorBidi" w:hAnsiTheme="majorBidi" w:cstheme="majorBidi"/>
+          <w:b/>
+          <w:bCs/>
+          <w:color w:val="4D3A6A"/>
+          <w:sz w:val="32"/>
+          <w:szCs w:val="32"/>
+        </w:rPr>
+      </w:pPr>
+    </w:p>
+    <w:p>
+      <w:pPr>
+        <w:rPr>
+          <w:rFonts w:asciiTheme="majorBidi" w:hAnsiTheme="majorBidi" w:cstheme="majorBidi"/>
+          <w:b/>
+          <w:bCs/>
+          <w:color w:val="4D3A6A"/>
+          <w:sz w:val="32"/>
+          <w:szCs w:val="32"/>
+        </w:rPr>
+      </w:pPr>
+    </w:p>
+    <w:p>
+      <w:pPr>
+        <w:rPr>
+          <w:rFonts w:asciiTheme="majorBidi" w:hAnsiTheme="majorBidi" w:cstheme="majorBidi"/>
+          <w:b/>
+          <w:bCs/>
+          <w:color w:val="4D3A6A"/>
+          <w:sz w:val="32"/>
+          <w:szCs w:val="32"/>
+        </w:rPr>
+      </w:pPr>
+    </w:p>
+    <w:p>
+      <w:pPr>
+        <w:rPr>
+          <w:rFonts w:asciiTheme="majorBidi" w:hAnsiTheme="majorBidi" w:cstheme="majorBidi"/>
+          <w:b/>
+          <w:bCs/>
+          <w:color w:val="4D3A6A"/>
+          <w:sz w:val="32"/>
+          <w:szCs w:val="32"/>
+        </w:rPr>
+      </w:pPr>
+    </w:p>
+    <w:p>
+      <w:pPr>
+        <w:rPr>
+          <w:rFonts w:asciiTheme="majorBidi" w:hAnsiTheme="majorBidi" w:cstheme="majorBidi"/>
+          <w:b/>
+          <w:bCs/>
+          <w:color w:val="4D3A6A"/>
+          <w:sz w:val="32"/>
+          <w:szCs w:val="32"/>
+        </w:rPr>
+      </w:pPr>
+    </w:p>
+    <w:p>
+      <w:pPr>
+        <w:rPr>
+          <w:rFonts w:asciiTheme="majorBidi" w:hAnsiTheme="majorBidi" w:cstheme="majorBidi"/>
+          <w:b/>
+          <w:bCs/>
+          <w:color w:val="4D3A6A"/>
+          <w:sz w:val="32"/>
+          <w:szCs w:val="32"/>
+        </w:rPr>
+      </w:pPr>
+    </w:p>
+    <w:p>
+      <w:pPr>
+        <w:rPr>
+          <w:rFonts w:asciiTheme="majorBidi" w:hAnsiTheme="majorBidi" w:cstheme="majorBidi"/>
+          <w:b/>
+          <w:bCs/>
+          <w:color w:val="4D3A6A"/>
+          <w:sz w:val="36"/>
+          <w:szCs w:val="36"/>
         </w:rPr>
       </w:pPr>
       <w:r>
@@ -672,9 +703,9 @@
           <w:rFonts w:asciiTheme="majorBidi" w:hAnsiTheme="majorBidi" w:cstheme="majorBidi"/>
           <w:b/>
           <w:bCs/>
-          <w:color w:val="764B79"/>
-          <w:sz w:val="40"/>
-          <w:szCs w:val="40"/>
+          <w:color w:val="4D3A6A"/>
+          <w:sz w:val="36"/>
+          <w:szCs w:val="36"/>
         </w:rPr>
         <w:t>Features Checklist:</w:t>
       </w:r>
@@ -682,22 +713,162 @@
     <w:tbl>
       <w:tblPr>
         <w:tblStyle w:val="TableGrid"/>
-        <w:tblW w:w="0" w:type="auto"/>
+        <w:tblW w:w="10530" w:type="dxa"/>
+        <w:tblInd w:w="-5" w:type="dxa"/>
         <w:tblLook w:val="04A0" w:firstRow="1" w:lastRow="0" w:firstColumn="1" w:lastColumn="0" w:noHBand="0" w:noVBand="1"/>
       </w:tblPr>
       <w:tblGrid>
+        <w:gridCol w:w="4029"/>
         <w:gridCol w:w="2765"/>
-        <w:gridCol w:w="2765"/>
-        <w:gridCol w:w="2766"/>
+        <w:gridCol w:w="3736"/>
       </w:tblGrid>
       <w:tr>
         <w:tc>
           <w:tcPr>
+            <w:tcW w:w="4029" w:type="dxa"/>
+            <w:shd w:val="clear" w:color="auto" w:fill="D8C6D0"/>
+          </w:tcPr>
+          <w:p>
+            <w:pPr>
+              <w:jc w:val="center"/>
+              <w:rPr>
+                <w:rFonts w:asciiTheme="majorBidi" w:hAnsiTheme="majorBidi" w:cstheme="majorBidi"/>
+                <w:b/>
+                <w:bCs/>
+                <w:color w:val="4D3A6A"/>
+                <w:sz w:val="32"/>
+                <w:szCs w:val="32"/>
+              </w:rPr>
+            </w:pPr>
+            <w:r>
+              <w:rPr>
+                <w:rFonts w:asciiTheme="majorBidi" w:hAnsiTheme="majorBidi" w:cstheme="majorBidi"/>
+                <w:b/>
+                <w:bCs/>
+                <w:color w:val="4D3A6A"/>
+                <w:sz w:val="32"/>
+                <w:szCs w:val="32"/>
+              </w:rPr>
+              <w:t>Feature</w:t>
+            </w:r>
+          </w:p>
+        </w:tc>
+        <w:tc>
+          <w:tcPr>
+            <w:tcW w:w="2765" w:type="dxa"/>
+            <w:shd w:val="clear" w:color="auto" w:fill="D8C6D0"/>
+          </w:tcPr>
+          <w:p>
+            <w:pPr>
+              <w:jc w:val="center"/>
+              <w:rPr>
+                <w:rFonts w:asciiTheme="majorBidi" w:hAnsiTheme="majorBidi" w:cstheme="majorBidi"/>
+                <w:b/>
+                <w:bCs/>
+                <w:color w:val="4D3A6A"/>
+                <w:sz w:val="32"/>
+                <w:szCs w:val="32"/>
+              </w:rPr>
+            </w:pPr>
+            <w:r>
+              <w:rPr>
+                <w:rFonts w:asciiTheme="majorBidi" w:hAnsiTheme="majorBidi" w:cstheme="majorBidi"/>
+                <w:b/>
+                <w:bCs/>
+                <w:color w:val="4D3A6A"/>
+                <w:sz w:val="32"/>
+                <w:szCs w:val="32"/>
+              </w:rPr>
+              <w:t>Status</w:t>
+            </w:r>
+          </w:p>
+        </w:tc>
+        <w:tc>
+          <w:tcPr>
+            <w:tcW w:w="3736" w:type="dxa"/>
+            <w:shd w:val="clear" w:color="auto" w:fill="D8C6D0"/>
+          </w:tcPr>
+          <w:p>
+            <w:pPr>
+              <w:jc w:val="center"/>
+              <w:rPr>
+                <w:rFonts w:asciiTheme="majorBidi" w:hAnsiTheme="majorBidi" w:cstheme="majorBidi"/>
+                <w:b/>
+                <w:bCs/>
+                <w:color w:val="4D3A6A"/>
+                <w:sz w:val="32"/>
+                <w:szCs w:val="32"/>
+              </w:rPr>
+            </w:pPr>
+            <w:r>
+              <w:rPr>
+                <w:rFonts w:asciiTheme="majorBidi" w:hAnsiTheme="majorBidi" w:cstheme="majorBidi"/>
+                <w:b/>
+                <w:bCs/>
+                <w:color w:val="4D3A6A"/>
+                <w:sz w:val="32"/>
+                <w:szCs w:val="32"/>
+              </w:rPr>
+              <w:t>Notes</w:t>
+            </w:r>
+          </w:p>
+        </w:tc>
+      </w:tr>
+      <w:tr>
+        <w:tc>
+          <w:tcPr>
+            <w:tcW w:w="4029" w:type="dxa"/>
+            <w:shd w:val="clear" w:color="auto" w:fill="FAF1EC"/>
+          </w:tcPr>
+          <w:p>
+            <w:pPr>
+              <w:jc w:val="center"/>
+              <w:rPr>
+                <w:rFonts w:asciiTheme="majorBidi" w:hAnsiTheme="majorBidi" w:cstheme="majorBidi"/>
+                <w:color w:val="9B6D86"/>
+                <w:sz w:val="28"/>
+                <w:szCs w:val="28"/>
+              </w:rPr>
+            </w:pPr>
+          </w:p>
+          <w:p>
+            <w:pPr>
+              <w:jc w:val="center"/>
+              <w:rPr>
+                <w:rFonts w:asciiTheme="majorBidi" w:hAnsiTheme="majorBidi" w:cstheme="majorBidi"/>
+                <w:color w:val="9B6D86"/>
+                <w:sz w:val="28"/>
+                <w:szCs w:val="28"/>
+              </w:rPr>
+            </w:pPr>
+            <w:r>
+              <w:rPr>
+                <w:rFonts w:asciiTheme="majorBidi" w:hAnsiTheme="majorBidi" w:cstheme="majorBidi"/>
+                <w:color w:val="9B6D86"/>
+                <w:sz w:val="28"/>
+                <w:szCs w:val="28"/>
+              </w:rPr>
+              <w:t>User Registration &amp; Login</w:t>
+            </w:r>
+          </w:p>
+          <w:p>
+            <w:pPr>
+              <w:jc w:val="center"/>
+              <w:rPr>
+                <w:rFonts w:asciiTheme="majorBidi" w:hAnsiTheme="majorBidi" w:cstheme="majorBidi"/>
+                <w:color w:val="9B6D86"/>
+                <w:sz w:val="28"/>
+                <w:szCs w:val="28"/>
+              </w:rPr>
+            </w:pPr>
+          </w:p>
+        </w:tc>
+        <w:tc>
+          <w:tcPr>
             <w:tcW w:w="2765" w:type="dxa"/>
           </w:tcPr>
           <w:p>
             <w:pPr>
-              <w:jc w:val="center"/>
               <w:rPr>
                 <w:rFonts w:asciiTheme="majorBidi" w:hAnsiTheme="majorBidi" w:cstheme="majorBidi"/>
                 <w:b/>
@@ -707,7 +878,14 @@
                 <w:szCs w:val="32"/>
               </w:rPr>
             </w:pPr>
-            <w:r>
+          </w:p>
+        </w:tc>
+        <w:tc>
+          <w:tcPr>
+            <w:tcW w:w="3736" w:type="dxa"/>
+          </w:tcPr>
+          <w:p>
+            <w:pPr>
               <w:rPr>
                 <w:rFonts w:asciiTheme="majorBidi" w:hAnsiTheme="majorBidi" w:cstheme="majorBidi"/>
                 <w:b/>
@@ -716,8 +894,57 @@
                 <w:sz w:val="32"/>
                 <w:szCs w:val="32"/>
               </w:rPr>
-              <w:t>Feature</w:t>
+            </w:pPr>
+          </w:p>
+        </w:tc>
+      </w:tr>
+      <w:tr>
+        <w:tc>
+          <w:tcPr>
+            <w:tcW w:w="4029" w:type="dxa"/>
+            <w:shd w:val="clear" w:color="auto" w:fill="FAF1EC"/>
+          </w:tcPr>
+          <w:p>
+            <w:pPr>
+              <w:jc w:val="center"/>
+              <w:rPr>
+                <w:rFonts w:asciiTheme="majorBidi" w:hAnsiTheme="majorBidi" w:cstheme="majorBidi"/>
+                <w:color w:val="9B6D86"/>
+                <w:sz w:val="28"/>
+                <w:szCs w:val="28"/>
+              </w:rPr>
+            </w:pPr>
+          </w:p>
+          <w:p>
+            <w:pPr>
+              <w:jc w:val="center"/>
+              <w:rPr>
+                <w:rFonts w:asciiTheme="majorBidi" w:hAnsiTheme="majorBidi" w:cstheme="majorBidi"/>
+                <w:color w:val="9B6D86"/>
+                <w:sz w:val="28"/>
+                <w:szCs w:val="28"/>
+              </w:rPr>
+            </w:pPr>
+            <w:r>
+              <w:rPr>
+                <w:rFonts w:asciiTheme="majorBidi" w:hAnsiTheme="majorBidi" w:cstheme="majorBidi"/>
+                <w:color w:val="9B6D86"/>
+                <w:sz w:val="28"/>
+                <w:szCs w:val="28"/>
+              </w:rPr>
+              <w:t>News Feed Create</w:t>
             </w:r>
+          </w:p>
+          <w:p>
+            <w:pPr>
+              <w:jc w:val="center"/>
+              <w:rPr>
+                <w:rFonts w:asciiTheme="majorBidi" w:hAnsiTheme="majorBidi" w:cstheme="majorBidi"/>
+                <w:color w:val="9B6D86"/>
+                <w:sz w:val="28"/>
+                <w:szCs w:val="28"/>
+              </w:rPr>
+            </w:pPr>
           </w:p>
         </w:tc>
         <w:tc>
@@ -726,7 +953,6 @@
           </w:tcPr>
           <w:p>
             <w:pPr>
-              <w:jc w:val="center"/>
               <w:rPr>
                 <w:rFonts w:asciiTheme="majorBidi" w:hAnsiTheme="majorBidi" w:cstheme="majorBidi"/>
                 <w:b/>
@@ -736,7 +962,14 @@
                 <w:szCs w:val="32"/>
               </w:rPr>
             </w:pPr>
-            <w:r>
+          </w:p>
+        </w:tc>
+        <w:tc>
+          <w:tcPr>
+            <w:tcW w:w="3736" w:type="dxa"/>
+          </w:tcPr>
+          <w:p>
+            <w:pPr>
               <w:rPr>
                 <w:rFonts w:asciiTheme="majorBidi" w:hAnsiTheme="majorBidi" w:cstheme="majorBidi"/>
                 <w:b/>
@@ -745,17 +978,65 @@
                 <w:sz w:val="32"/>
                 <w:szCs w:val="32"/>
               </w:rPr>
-              <w:t>Status</w:t>
+            </w:pPr>
+          </w:p>
+        </w:tc>
+      </w:tr>
+      <w:tr>
+        <w:tc>
+          <w:tcPr>
+            <w:tcW w:w="4029" w:type="dxa"/>
+            <w:shd w:val="clear" w:color="auto" w:fill="FAF1EC"/>
+          </w:tcPr>
+          <w:p>
+            <w:pPr>
+              <w:jc w:val="center"/>
+              <w:rPr>
+                <w:rFonts w:asciiTheme="majorBidi" w:hAnsiTheme="majorBidi" w:cstheme="majorBidi"/>
+                <w:color w:val="9B6D86"/>
+                <w:sz w:val="28"/>
+                <w:szCs w:val="28"/>
+              </w:rPr>
+            </w:pPr>
+          </w:p>
+          <w:p>
+            <w:pPr>
+              <w:jc w:val="center"/>
+              <w:rPr>
+                <w:rFonts w:asciiTheme="majorBidi" w:hAnsiTheme="majorBidi" w:cstheme="majorBidi"/>
+                <w:color w:val="9B6D86"/>
+                <w:sz w:val="28"/>
+                <w:szCs w:val="28"/>
+              </w:rPr>
+            </w:pPr>
+            <w:r>
+              <w:rPr>
+                <w:rFonts w:asciiTheme="majorBidi" w:hAnsiTheme="majorBidi" w:cstheme="majorBidi"/>
+                <w:color w:val="9B6D86"/>
+                <w:sz w:val="28"/>
+                <w:szCs w:val="28"/>
+              </w:rPr>
+              <w:t>New Post</w:t>
             </w:r>
+          </w:p>
+          <w:p>
+            <w:pPr>
+              <w:jc w:val="center"/>
+              <w:rPr>
+                <w:rFonts w:asciiTheme="majorBidi" w:hAnsiTheme="majorBidi" w:cstheme="majorBidi"/>
+                <w:color w:val="9B6D86"/>
+                <w:sz w:val="28"/>
+                <w:szCs w:val="28"/>
+              </w:rPr>
+            </w:pPr>
           </w:p>
         </w:tc>
         <w:tc>
           <w:tcPr>
-            <w:tcW w:w="2766" w:type="dxa"/>
+            <w:tcW w:w="2765" w:type="dxa"/>
           </w:tcPr>
           <w:p>
             <w:pPr>
-              <w:jc w:val="center"/>
               <w:rPr>
                 <w:rFonts w:asciiTheme="majorBidi" w:hAnsiTheme="majorBidi" w:cstheme="majorBidi"/>
                 <w:b/>
@@ -765,7 +1046,14 @@
                 <w:szCs w:val="32"/>
               </w:rPr>
             </w:pPr>
-            <w:r>
+          </w:p>
+        </w:tc>
+        <w:tc>
+          <w:tcPr>
+            <w:tcW w:w="3736" w:type="dxa"/>
+          </w:tcPr>
+          <w:p>
+            <w:pPr>
               <w:rPr>
                 <w:rFonts w:asciiTheme="majorBidi" w:hAnsiTheme="majorBidi" w:cstheme="majorBidi"/>
                 <w:b/>
@@ -774,23 +1062,22 @@
                 <w:sz w:val="32"/>
                 <w:szCs w:val="32"/>
               </w:rPr>
-              <w:t>Notes</w:t>
-            </w:r>
+            </w:pPr>
           </w:p>
         </w:tc>
       </w:tr>
       <w:tr>
         <w:tc>
           <w:tcPr>
-            <w:tcW w:w="2765" w:type="dxa"/>
+            <w:tcW w:w="4029" w:type="dxa"/>
+            <w:shd w:val="clear" w:color="auto" w:fill="FAF1EC"/>
           </w:tcPr>
           <w:p>
             <w:pPr>
-              <w:rPr>
-                <w:rFonts w:asciiTheme="majorBidi" w:hAnsiTheme="majorBidi" w:cstheme="majorBidi"/>
-                <w:b/>
-                <w:bCs/>
-                <w:color w:val="0D0D0D" w:themeColor="text1" w:themeTint="F2"/>
+              <w:jc w:val="center"/>
+              <w:rPr>
+                <w:rFonts w:asciiTheme="majorBidi" w:hAnsiTheme="majorBidi" w:cstheme="majorBidi"/>
+                <w:color w:val="9B6D86"/>
                 <w:sz w:val="28"/>
                 <w:szCs w:val="28"/>
               </w:rPr>
@@ -798,11 +1085,10 @@
           </w:p>
           <w:p>
             <w:pPr>
-              <w:rPr>
-                <w:rFonts w:asciiTheme="majorBidi" w:hAnsiTheme="majorBidi" w:cstheme="majorBidi"/>
-                <w:b/>
-                <w:bCs/>
-                <w:color w:val="0D0D0D" w:themeColor="text1" w:themeTint="F2"/>
+              <w:jc w:val="center"/>
+              <w:rPr>
+                <w:rFonts w:asciiTheme="majorBidi" w:hAnsiTheme="majorBidi" w:cstheme="majorBidi"/>
+                <w:color w:val="9B6D86"/>
                 <w:sz w:val="28"/>
                 <w:szCs w:val="28"/>
               </w:rPr>
@@ -810,22 +1096,19 @@
             <w:r>
               <w:rPr>
                 <w:rFonts w:asciiTheme="majorBidi" w:hAnsiTheme="majorBidi" w:cstheme="majorBidi"/>
-                <w:b/>
-                <w:bCs/>
-                <w:color w:val="0D0D0D" w:themeColor="text1" w:themeTint="F2"/>
+                <w:color w:val="9B6D86"/>
                 <w:sz w:val="28"/>
                 <w:szCs w:val="28"/>
               </w:rPr>
-              <w:t>User Registration &amp; Login</w:t>
+              <w:t>Like a Post</w:t>
             </w:r>
           </w:p>
           <w:p>
             <w:pPr>
-              <w:rPr>
-                <w:rFonts w:asciiTheme="majorBidi" w:hAnsiTheme="majorBidi" w:cstheme="majorBidi"/>
-                <w:b/>
-                <w:bCs/>
-                <w:color w:val="0D0D0D" w:themeColor="text1" w:themeTint="F2"/>
+              <w:jc w:val="center"/>
+              <w:rPr>
+                <w:rFonts w:asciiTheme="majorBidi" w:hAnsiTheme="majorBidi" w:cstheme="majorBidi"/>
+                <w:color w:val="9B6D86"/>
                 <w:sz w:val="28"/>
                 <w:szCs w:val="28"/>
               </w:rPr>
@@ -851,7 +1134,7 @@
         </w:tc>
         <w:tc>
           <w:tcPr>
-            <w:tcW w:w="2766" w:type="dxa"/>
+            <w:tcW w:w="3736" w:type="dxa"/>
           </w:tcPr>
           <w:p>
             <w:pPr>
@@ -870,15 +1153,15 @@
       <w:tr>
         <w:tc>
           <w:tcPr>
-            <w:tcW w:w="2765" w:type="dxa"/>
+            <w:tcW w:w="4029" w:type="dxa"/>
+            <w:shd w:val="clear" w:color="auto" w:fill="FAF1EC"/>
           </w:tcPr>
           <w:p>
             <w:pPr>
-              <w:rPr>
-                <w:rFonts w:asciiTheme="majorBidi" w:hAnsiTheme="majorBidi" w:cstheme="majorBidi"/>
-                <w:b/>
-                <w:bCs/>
-                <w:color w:val="0D0D0D" w:themeColor="text1" w:themeTint="F2"/>
+              <w:jc w:val="center"/>
+              <w:rPr>
+                <w:rFonts w:asciiTheme="majorBidi" w:hAnsiTheme="majorBidi" w:cstheme="majorBidi"/>
+                <w:color w:val="9B6D86"/>
                 <w:sz w:val="28"/>
                 <w:szCs w:val="28"/>
               </w:rPr>
@@ -886,11 +1169,10 @@
           </w:p>
           <w:p>
             <w:pPr>
-              <w:rPr>
-                <w:rFonts w:asciiTheme="majorBidi" w:hAnsiTheme="majorBidi" w:cstheme="majorBidi"/>
-                <w:b/>
-                <w:bCs/>
-                <w:color w:val="0D0D0D" w:themeColor="text1" w:themeTint="F2"/>
+              <w:jc w:val="center"/>
+              <w:rPr>
+                <w:rFonts w:asciiTheme="majorBidi" w:hAnsiTheme="majorBidi" w:cstheme="majorBidi"/>
+                <w:color w:val="9B6D86"/>
                 <w:sz w:val="28"/>
                 <w:szCs w:val="28"/>
               </w:rPr>
@@ -898,22 +1180,19 @@
             <w:r>
               <w:rPr>
                 <w:rFonts w:asciiTheme="majorBidi" w:hAnsiTheme="majorBidi" w:cstheme="majorBidi"/>
-                <w:b/>
-                <w:bCs/>
-                <w:color w:val="0D0D0D" w:themeColor="text1" w:themeTint="F2"/>
+                <w:color w:val="9B6D86"/>
                 <w:sz w:val="28"/>
                 <w:szCs w:val="28"/>
               </w:rPr>
-              <w:t xml:space="preserve">News Feed Create </w:t>
+              <w:t>Comment on a Post</w:t>
             </w:r>
           </w:p>
           <w:p>
             <w:pPr>
-              <w:rPr>
-                <w:rFonts w:asciiTheme="majorBidi" w:hAnsiTheme="majorBidi" w:cstheme="majorBidi"/>
-                <w:b/>
-                <w:bCs/>
-                <w:color w:val="0D0D0D" w:themeColor="text1" w:themeTint="F2"/>
+              <w:jc w:val="center"/>
+              <w:rPr>
+                <w:rFonts w:asciiTheme="majorBidi" w:hAnsiTheme="majorBidi" w:cstheme="majorBidi"/>
+                <w:color w:val="9B6D86"/>
                 <w:sz w:val="28"/>
                 <w:szCs w:val="28"/>
               </w:rPr>
@@ -939,7 +1218,7 @@
         </w:tc>
         <w:tc>
           <w:tcPr>
-            <w:tcW w:w="2766" w:type="dxa"/>
+            <w:tcW w:w="3736" w:type="dxa"/>
           </w:tcPr>
           <w:p>
             <w:pPr>
@@ -958,15 +1237,15 @@
       <w:tr>
         <w:tc>
           <w:tcPr>
-            <w:tcW w:w="2765" w:type="dxa"/>
+            <w:tcW w:w="4029" w:type="dxa"/>
+            <w:shd w:val="clear" w:color="auto" w:fill="FAF1EC"/>
           </w:tcPr>
           <w:p>
             <w:pPr>
-              <w:rPr>
-                <w:rFonts w:asciiTheme="majorBidi" w:hAnsiTheme="majorBidi" w:cstheme="majorBidi"/>
-                <w:b/>
-                <w:bCs/>
-                <w:color w:val="0D0D0D" w:themeColor="text1" w:themeTint="F2"/>
+              <w:jc w:val="center"/>
+              <w:rPr>
+                <w:rFonts w:asciiTheme="majorBidi" w:hAnsiTheme="majorBidi" w:cstheme="majorBidi"/>
+                <w:color w:val="9B6D86"/>
                 <w:sz w:val="28"/>
                 <w:szCs w:val="28"/>
               </w:rPr>
@@ -974,11 +1253,10 @@
           </w:p>
           <w:p>
             <w:pPr>
-              <w:rPr>
-                <w:rFonts w:asciiTheme="majorBidi" w:hAnsiTheme="majorBidi" w:cstheme="majorBidi"/>
-                <w:b/>
-                <w:bCs/>
-                <w:color w:val="0D0D0D" w:themeColor="text1" w:themeTint="F2"/>
+              <w:jc w:val="center"/>
+              <w:rPr>
+                <w:rFonts w:asciiTheme="majorBidi" w:hAnsiTheme="majorBidi" w:cstheme="majorBidi"/>
+                <w:color w:val="9B6D86"/>
                 <w:sz w:val="28"/>
                 <w:szCs w:val="28"/>
               </w:rPr>
@@ -986,22 +1264,19 @@
             <w:r>
               <w:rPr>
                 <w:rFonts w:asciiTheme="majorBidi" w:hAnsiTheme="majorBidi" w:cstheme="majorBidi"/>
-                <w:b/>
-                <w:bCs/>
-                <w:color w:val="0D0D0D" w:themeColor="text1" w:themeTint="F2"/>
+                <w:color w:val="9B6D86"/>
                 <w:sz w:val="28"/>
                 <w:szCs w:val="28"/>
               </w:rPr>
-              <w:t>New Post</w:t>
+              <w:t>User Profile Page</w:t>
             </w:r>
           </w:p>
           <w:p>
             <w:pPr>
-              <w:rPr>
-                <w:rFonts w:asciiTheme="majorBidi" w:hAnsiTheme="majorBidi" w:cstheme="majorBidi"/>
-                <w:b/>
-                <w:bCs/>
-                <w:color w:val="0D0D0D" w:themeColor="text1" w:themeTint="F2"/>
+              <w:jc w:val="center"/>
+              <w:rPr>
+                <w:rFonts w:asciiTheme="majorBidi" w:hAnsiTheme="majorBidi" w:cstheme="majorBidi"/>
+                <w:color w:val="9B6D86"/>
                 <w:sz w:val="28"/>
                 <w:szCs w:val="28"/>
               </w:rPr>
@@ -1027,7 +1302,7 @@
         </w:tc>
         <w:tc>
           <w:tcPr>
-            <w:tcW w:w="2766" w:type="dxa"/>
+            <w:tcW w:w="3736" w:type="dxa"/>
           </w:tcPr>
           <w:p>
             <w:pPr>
@@ -1046,15 +1321,15 @@
       <w:tr>
         <w:tc>
           <w:tcPr>
-            <w:tcW w:w="2765" w:type="dxa"/>
+            <w:tcW w:w="4029" w:type="dxa"/>
+            <w:shd w:val="clear" w:color="auto" w:fill="FAF1EC"/>
           </w:tcPr>
           <w:p>
             <w:pPr>
-              <w:rPr>
-                <w:rFonts w:asciiTheme="majorBidi" w:hAnsiTheme="majorBidi" w:cstheme="majorBidi"/>
-                <w:b/>
-                <w:bCs/>
-                <w:color w:val="0D0D0D" w:themeColor="text1" w:themeTint="F2"/>
+              <w:jc w:val="center"/>
+              <w:rPr>
+                <w:rFonts w:asciiTheme="majorBidi" w:hAnsiTheme="majorBidi" w:cstheme="majorBidi"/>
+                <w:color w:val="9B6D86"/>
                 <w:sz w:val="28"/>
                 <w:szCs w:val="28"/>
               </w:rPr>
@@ -1062,11 +1337,10 @@
           </w:p>
           <w:p>
             <w:pPr>
-              <w:rPr>
-                <w:rFonts w:asciiTheme="majorBidi" w:hAnsiTheme="majorBidi" w:cstheme="majorBidi"/>
-                <w:b/>
-                <w:bCs/>
-                <w:color w:val="0D0D0D" w:themeColor="text1" w:themeTint="F2"/>
+              <w:jc w:val="center"/>
+              <w:rPr>
+                <w:rFonts w:asciiTheme="majorBidi" w:hAnsiTheme="majorBidi" w:cstheme="majorBidi"/>
+                <w:color w:val="9B6D86"/>
                 <w:sz w:val="28"/>
                 <w:szCs w:val="28"/>
               </w:rPr>
@@ -1074,22 +1348,19 @@
             <w:r>
               <w:rPr>
                 <w:rFonts w:asciiTheme="majorBidi" w:hAnsiTheme="majorBidi" w:cstheme="majorBidi"/>
-                <w:b/>
-                <w:bCs/>
-                <w:color w:val="0D0D0D" w:themeColor="text1" w:themeTint="F2"/>
+                <w:color w:val="9B6D86"/>
                 <w:sz w:val="28"/>
                 <w:szCs w:val="28"/>
               </w:rPr>
-              <w:t>Like a Post</w:t>
+              <w:t>Edit User Bio</w:t>
             </w:r>
           </w:p>
           <w:p>
             <w:pPr>
-              <w:rPr>
-                <w:rFonts w:asciiTheme="majorBidi" w:hAnsiTheme="majorBidi" w:cstheme="majorBidi"/>
-                <w:b/>
-                <w:bCs/>
-                <w:color w:val="0D0D0D" w:themeColor="text1" w:themeTint="F2"/>
+              <w:jc w:val="center"/>
+              <w:rPr>
+                <w:rFonts w:asciiTheme="majorBidi" w:hAnsiTheme="majorBidi" w:cstheme="majorBidi"/>
+                <w:color w:val="9B6D86"/>
                 <w:sz w:val="28"/>
                 <w:szCs w:val="28"/>
               </w:rPr>
@@ -1115,7 +1386,7 @@
         </w:tc>
         <w:tc>
           <w:tcPr>
-            <w:tcW w:w="2766" w:type="dxa"/>
+            <w:tcW w:w="3736" w:type="dxa"/>
           </w:tcPr>
           <w:p>
             <w:pPr>
@@ -1131,270 +1402,6 @@
           </w:p>
         </w:tc>
       </w:tr>
-      <w:tr>
-        <w:tc>
-          <w:tcPr>
-            <w:tcW w:w="2765" w:type="dxa"/>
-          </w:tcPr>
-          <w:p>
-            <w:pPr>
-              <w:rPr>
-                <w:rFonts w:asciiTheme="majorBidi" w:hAnsiTheme="majorBidi" w:cstheme="majorBidi"/>
-                <w:b/>
-                <w:bCs/>
-                <w:color w:val="0D0D0D" w:themeColor="text1" w:themeTint="F2"/>
-                <w:sz w:val="28"/>
-                <w:szCs w:val="28"/>
-              </w:rPr>
-            </w:pPr>
-          </w:p>
-          <w:p>
-            <w:pPr>
-              <w:rPr>
-                <w:rFonts w:asciiTheme="majorBidi" w:hAnsiTheme="majorBidi" w:cstheme="majorBidi"/>
-                <w:b/>
-                <w:bCs/>
-                <w:color w:val="0D0D0D" w:themeColor="text1" w:themeTint="F2"/>
-                <w:sz w:val="28"/>
-                <w:szCs w:val="28"/>
-              </w:rPr>
-            </w:pPr>
-            <w:r>
-              <w:rPr>
-                <w:rFonts w:asciiTheme="majorBidi" w:hAnsiTheme="majorBidi" w:cstheme="majorBidi"/>
-                <w:b/>
-                <w:bCs/>
-                <w:color w:val="0D0D0D" w:themeColor="text1" w:themeTint="F2"/>
-                <w:sz w:val="28"/>
-                <w:szCs w:val="28"/>
-              </w:rPr>
-              <w:t>Comment on a Post</w:t>
-            </w:r>
-          </w:p>
-          <w:p>
-            <w:pPr>
-              <w:rPr>
-                <w:rFonts w:asciiTheme="majorBidi" w:hAnsiTheme="majorBidi" w:cstheme="majorBidi"/>
-                <w:b/>
-                <w:bCs/>
-                <w:color w:val="0D0D0D" w:themeColor="text1" w:themeTint="F2"/>
-                <w:sz w:val="28"/>
-                <w:szCs w:val="28"/>
-              </w:rPr>
-            </w:pPr>
-          </w:p>
-        </w:tc>
-        <w:tc>
-          <w:tcPr>
-            <w:tcW w:w="2765" w:type="dxa"/>
-          </w:tcPr>
-          <w:p>
-            <w:pPr>
-              <w:rPr>
-                <w:rFonts w:asciiTheme="majorBidi" w:hAnsiTheme="majorBidi" w:cstheme="majorBidi"/>
-                <w:b/>
-                <w:bCs/>
-                <w:color w:val="764B79"/>
-                <w:sz w:val="32"/>
-                <w:szCs w:val="32"/>
-              </w:rPr>
-            </w:pPr>
-          </w:p>
-        </w:tc>
-        <w:tc>
-          <w:tcPr>
-            <w:tcW w:w="2766" w:type="dxa"/>
-          </w:tcPr>
-          <w:p>
-            <w:pPr>
-              <w:rPr>
-                <w:rFonts w:asciiTheme="majorBidi" w:hAnsiTheme="majorBidi" w:cstheme="majorBidi"/>
-                <w:b/>
-                <w:bCs/>
-                <w:color w:val="764B79"/>
-                <w:sz w:val="32"/>
-                <w:szCs w:val="32"/>
-              </w:rPr>
-            </w:pPr>
-          </w:p>
-        </w:tc>
-      </w:tr>
-      <w:tr>
-        <w:tc>
-          <w:tcPr>
-            <w:tcW w:w="2765" w:type="dxa"/>
-          </w:tcPr>
-          <w:p>
-            <w:pPr>
-              <w:rPr>
-                <w:rFonts w:asciiTheme="majorBidi" w:hAnsiTheme="majorBidi" w:cstheme="majorBidi"/>
-                <w:b/>
-                <w:bCs/>
-                <w:color w:val="0D0D0D" w:themeColor="text1" w:themeTint="F2"/>
-                <w:sz w:val="28"/>
-                <w:szCs w:val="28"/>
-              </w:rPr>
-            </w:pPr>
-          </w:p>
-          <w:p>
-            <w:pPr>
-              <w:rPr>
-                <w:rFonts w:asciiTheme="majorBidi" w:hAnsiTheme="majorBidi" w:cstheme="majorBidi"/>
-                <w:b/>
-                <w:bCs/>
-                <w:color w:val="0D0D0D" w:themeColor="text1" w:themeTint="F2"/>
-                <w:sz w:val="28"/>
-                <w:szCs w:val="28"/>
-              </w:rPr>
-            </w:pPr>
-            <w:r>
-              <w:rPr>
-                <w:rFonts w:asciiTheme="majorBidi" w:hAnsiTheme="majorBidi" w:cstheme="majorBidi"/>
-                <w:b/>
-                <w:bCs/>
-                <w:color w:val="0D0D0D" w:themeColor="text1" w:themeTint="F2"/>
-                <w:sz w:val="28"/>
-                <w:szCs w:val="28"/>
-              </w:rPr>
-              <w:t>User Profile Page</w:t>
-            </w:r>
-          </w:p>
-          <w:p>
-            <w:pPr>
-              <w:rPr>
-                <w:rFonts w:asciiTheme="majorBidi" w:hAnsiTheme="majorBidi" w:cstheme="majorBidi"/>
-                <w:b/>
-                <w:bCs/>
-                <w:color w:val="0D0D0D" w:themeColor="text1" w:themeTint="F2"/>
-                <w:sz w:val="28"/>
-                <w:szCs w:val="28"/>
-              </w:rPr>
-            </w:pPr>
-          </w:p>
-        </w:tc>
-        <w:tc>
-          <w:tcPr>
-            <w:tcW w:w="2765" w:type="dxa"/>
-          </w:tcPr>
-          <w:p>
-            <w:pPr>
-              <w:rPr>
-                <w:rFonts w:asciiTheme="majorBidi" w:hAnsiTheme="majorBidi" w:cstheme="majorBidi"/>
-                <w:b/>
-                <w:bCs/>
-                <w:color w:val="764B79"/>
-                <w:sz w:val="32"/>
-                <w:szCs w:val="32"/>
-              </w:rPr>
-            </w:pPr>
-          </w:p>
-        </w:tc>
-        <w:tc>
-          <w:tcPr>
-            <w:tcW w:w="2766" w:type="dxa"/>
-          </w:tcPr>
-          <w:p>
-            <w:pPr>
-              <w:rPr>
-                <w:rFonts w:asciiTheme="majorBidi" w:hAnsiTheme="majorBidi" w:cstheme="majorBidi"/>
-                <w:b/>
-                <w:bCs/>
-                <w:color w:val="764B79"/>
-                <w:sz w:val="32"/>
-                <w:szCs w:val="32"/>
-              </w:rPr>
-            </w:pPr>
-          </w:p>
-        </w:tc>
-      </w:tr>
-      <w:tr>
-        <w:tc>
-          <w:tcPr>
-            <w:tcW w:w="2765" w:type="dxa"/>
-          </w:tcPr>
-          <w:p>
-            <w:pPr>
-              <w:rPr>
-                <w:rFonts w:asciiTheme="majorBidi" w:hAnsiTheme="majorBidi" w:cstheme="majorBidi"/>
-                <w:b/>
-                <w:bCs/>
-                <w:color w:val="0D0D0D" w:themeColor="text1" w:themeTint="F2"/>
-                <w:sz w:val="28"/>
-                <w:szCs w:val="28"/>
-              </w:rPr>
-            </w:pPr>
-          </w:p>
-          <w:p>
-            <w:pPr>
-              <w:rPr>
-                <w:rFonts w:asciiTheme="majorBidi" w:hAnsiTheme="majorBidi" w:cstheme="majorBidi"/>
-                <w:b/>
-                <w:bCs/>
-                <w:color w:val="0D0D0D" w:themeColor="text1" w:themeTint="F2"/>
-                <w:sz w:val="28"/>
-                <w:szCs w:val="28"/>
-              </w:rPr>
-            </w:pPr>
-            <w:r>
-              <w:rPr>
-                <w:rFonts w:asciiTheme="majorBidi" w:hAnsiTheme="majorBidi" w:cstheme="majorBidi"/>
-                <w:b/>
-                <w:bCs/>
-                <w:color w:val="0D0D0D" w:themeColor="text1" w:themeTint="F2"/>
-                <w:sz w:val="28"/>
-                <w:szCs w:val="28"/>
-              </w:rPr>
-              <w:t>Edit User Bio</w:t>
-            </w:r>
-          </w:p>
-          <w:p>
-            <w:pPr>
-              <w:rPr>
-                <w:rFonts w:asciiTheme="majorBidi" w:hAnsiTheme="majorBidi" w:cstheme="majorBidi"/>
-                <w:b/>
-                <w:bCs/>
-                <w:color w:val="0D0D0D" w:themeColor="text1" w:themeTint="F2"/>
-                <w:sz w:val="28"/>
-                <w:szCs w:val="28"/>
-              </w:rPr>
-            </w:pPr>
-          </w:p>
-        </w:tc>
-        <w:tc>
-          <w:tcPr>
-            <w:tcW w:w="2765" w:type="dxa"/>
-          </w:tcPr>
-          <w:p>
-            <w:pPr>
-              <w:rPr>
-                <w:rFonts w:asciiTheme="majorBidi" w:hAnsiTheme="majorBidi" w:cstheme="majorBidi"/>
-                <w:b/>
-                <w:bCs/>
-                <w:color w:val="764B79"/>
-                <w:sz w:val="32"/>
-                <w:szCs w:val="32"/>
-              </w:rPr>
-            </w:pPr>
-          </w:p>
-        </w:tc>
-        <w:tc>
-          <w:tcPr>
-            <w:tcW w:w="2766" w:type="dxa"/>
-          </w:tcPr>
-          <w:p>
-            <w:pPr>
-              <w:rPr>
-                <w:rFonts w:asciiTheme="majorBidi" w:hAnsiTheme="majorBidi" w:cstheme="majorBidi"/>
-                <w:b/>
-                <w:bCs/>
-                <w:color w:val="764B79"/>
-                <w:sz w:val="32"/>
-                <w:szCs w:val="32"/>
-              </w:rPr>
-            </w:pPr>
-          </w:p>
-        </w:tc>
-      </w:tr>
     </w:tbl>
     <w:p>
       <w:pPr>
@@ -1427,6 +1434,31 @@
           <w:b/>
           <w:bCs/>
           <w:color w:val="764B79"/>
+          <w:sz w:val="32"/>
+          <w:szCs w:val="32"/>
+        </w:rPr>
+      </w:pPr>
+    </w:p>
+    <w:p>
+      <w:pPr>
+        <w:rPr>
+          <w:rFonts w:asciiTheme="majorBidi" w:hAnsiTheme="majorBidi" w:cstheme="majorBidi"/>
+          <w:b/>
+          <w:bCs/>
+          <w:color w:val="764B79"/>
+          <w:sz w:val="36"/>
+          <w:szCs w:val="36"/>
+        </w:rPr>
+      </w:pPr>
+    </w:p>
+    <w:p>
+      <w:pPr>
+        <w:jc w:val="center"/>
+        <w:rPr>
+          <w:rFonts w:asciiTheme="majorBidi" w:hAnsiTheme="majorBidi" w:cstheme="majorBidi"/>
+          <w:b/>
+          <w:bCs/>
+          <w:color w:val="4D3A6A"/>
           <w:sz w:val="40"/>
           <w:szCs w:val="40"/>
         </w:rPr>
@@ -1436,392 +1468,410 @@
           <w:rFonts w:asciiTheme="majorBidi" w:hAnsiTheme="majorBidi" w:cstheme="majorBidi"/>
           <w:b/>
           <w:bCs/>
-          <w:color w:val="764B79"/>
+          <w:color w:val="4D3A6A"/>
+          <w:sz w:val="36"/>
+          <w:szCs w:val="36"/>
+        </w:rPr>
+        <w:t xml:space="preserve">How to Use our Bookworm platform </w:t>
+      </w:r>
+      <w:r>
+        <w:rPr>
+          <w:rFonts w:asciiTheme="majorBidi" w:hAnsiTheme="majorBidi" w:cstheme="majorBidi"/>
+          <w:b/>
+          <w:bCs/>
+          <w:color w:val="9B6D86"/>
+          <w:sz w:val="24"/>
+          <w:szCs w:val="24"/>
+        </w:rPr>
+        <w:t>(A Quick Guide)</w:t>
+      </w:r>
+      <w:r>
+        <w:rPr>
+          <w:rFonts w:asciiTheme="majorBidi" w:hAnsiTheme="majorBidi" w:cstheme="majorBidi"/>
+          <w:b/>
+          <w:bCs/>
+          <w:color w:val="4D3A6A"/>
+          <w:sz w:val="36"/>
+          <w:szCs w:val="36"/>
+        </w:rPr>
+        <w:t>?</w:t>
+      </w:r>
+    </w:p>
+    <w:p>
+      <w:pPr>
+        <w:rPr>
+          <w:rFonts w:asciiTheme="majorBidi" w:hAnsiTheme="majorBidi" w:cstheme="majorBidi"/>
+          <w:b/>
+          <w:bCs/>
+          <w:color w:val="764B79"/>
+          <w:sz w:val="32"/>
+          <w:szCs w:val="32"/>
+        </w:rPr>
+      </w:pPr>
+    </w:p>
+    <w:p>
+      <w:pPr>
+        <w:rPr>
+          <w:rFonts w:asciiTheme="majorBidi" w:hAnsiTheme="majorBidi" w:cstheme="majorBidi"/>
+          <w:b/>
+          <w:bCs/>
+          <w:color w:val="764B79"/>
+          <w:sz w:val="32"/>
+          <w:szCs w:val="32"/>
+        </w:rPr>
+      </w:pPr>
+    </w:p>
+    <w:p>
+      <w:pPr>
+        <w:rPr>
+          <w:rFonts w:asciiTheme="majorBidi" w:hAnsiTheme="majorBidi" w:cstheme="majorBidi"/>
+          <w:b/>
+          <w:bCs/>
+          <w:color w:val="764B79"/>
+          <w:sz w:val="32"/>
+          <w:szCs w:val="32"/>
+        </w:rPr>
+      </w:pPr>
+    </w:p>
+    <w:p>
+      <w:pPr>
+        <w:rPr>
+          <w:rFonts w:asciiTheme="majorBidi" w:hAnsiTheme="majorBidi" w:cstheme="majorBidi"/>
+          <w:b/>
+          <w:bCs/>
+          <w:color w:val="764B79"/>
+          <w:sz w:val="32"/>
+          <w:szCs w:val="32"/>
+        </w:rPr>
+      </w:pPr>
+    </w:p>
+    <w:p>
+      <w:pPr>
+        <w:rPr>
+          <w:rFonts w:asciiTheme="majorBidi" w:hAnsiTheme="majorBidi" w:cstheme="majorBidi"/>
+          <w:b/>
+          <w:bCs/>
+          <w:color w:val="764B79"/>
+          <w:sz w:val="32"/>
+          <w:szCs w:val="32"/>
+        </w:rPr>
+      </w:pPr>
+    </w:p>
+    <w:p>
+      <w:pPr>
+        <w:rPr>
+          <w:rFonts w:asciiTheme="majorBidi" w:hAnsiTheme="majorBidi" w:cstheme="majorBidi"/>
+          <w:b/>
+          <w:bCs/>
+          <w:color w:val="764B79"/>
+          <w:sz w:val="32"/>
+          <w:szCs w:val="32"/>
+        </w:rPr>
+      </w:pPr>
+    </w:p>
+    <w:p>
+      <w:pPr>
+        <w:rPr>
+          <w:rFonts w:asciiTheme="majorBidi" w:hAnsiTheme="majorBidi" w:cstheme="majorBidi"/>
+          <w:b/>
+          <w:bCs/>
+          <w:color w:val="764B79"/>
+          <w:sz w:val="32"/>
+          <w:szCs w:val="32"/>
+        </w:rPr>
+      </w:pPr>
+    </w:p>
+    <w:p>
+      <w:pPr>
+        <w:rPr>
+          <w:rFonts w:asciiTheme="majorBidi" w:hAnsiTheme="majorBidi" w:cstheme="majorBidi"/>
+          <w:b/>
+          <w:bCs/>
+          <w:color w:val="764B79"/>
+          <w:sz w:val="32"/>
+          <w:szCs w:val="32"/>
+        </w:rPr>
+      </w:pPr>
+    </w:p>
+    <w:p>
+      <w:pPr>
+        <w:rPr>
+          <w:rFonts w:asciiTheme="majorBidi" w:hAnsiTheme="majorBidi" w:cstheme="majorBidi"/>
+          <w:b/>
+          <w:bCs/>
+          <w:color w:val="764B79"/>
+          <w:sz w:val="32"/>
+          <w:szCs w:val="32"/>
+        </w:rPr>
+      </w:pPr>
+    </w:p>
+    <w:p>
+      <w:pPr>
+        <w:rPr>
+          <w:rFonts w:asciiTheme="majorBidi" w:hAnsiTheme="majorBidi" w:cstheme="majorBidi"/>
+          <w:b/>
+          <w:bCs/>
+          <w:color w:val="764B79"/>
+          <w:sz w:val="32"/>
+          <w:szCs w:val="32"/>
+        </w:rPr>
+      </w:pPr>
+    </w:p>
+    <w:p>
+      <w:pPr>
+        <w:rPr>
+          <w:rFonts w:asciiTheme="majorBidi" w:hAnsiTheme="majorBidi" w:cstheme="majorBidi"/>
+          <w:b/>
+          <w:bCs/>
+          <w:color w:val="764B79"/>
+          <w:sz w:val="32"/>
+          <w:szCs w:val="32"/>
+        </w:rPr>
+      </w:pPr>
+    </w:p>
+    <w:p>
+      <w:pPr>
+        <w:rPr>
+          <w:rFonts w:asciiTheme="majorBidi" w:hAnsiTheme="majorBidi" w:cstheme="majorBidi"/>
+          <w:b/>
+          <w:bCs/>
+          <w:color w:val="764B79"/>
+          <w:sz w:val="32"/>
+          <w:szCs w:val="32"/>
+        </w:rPr>
+      </w:pPr>
+    </w:p>
+    <w:p>
+      <w:pPr>
+        <w:rPr>
+          <w:rFonts w:asciiTheme="majorBidi" w:hAnsiTheme="majorBidi" w:cstheme="majorBidi"/>
+          <w:b/>
+          <w:bCs/>
+          <w:color w:val="764B79"/>
+          <w:sz w:val="32"/>
+          <w:szCs w:val="32"/>
+        </w:rPr>
+      </w:pPr>
+    </w:p>
+    <w:p>
+      <w:pPr>
+        <w:rPr>
+          <w:rFonts w:asciiTheme="majorBidi" w:hAnsiTheme="majorBidi" w:cstheme="majorBidi"/>
+          <w:b/>
+          <w:bCs/>
+          <w:color w:val="764B79"/>
+          <w:sz w:val="32"/>
+          <w:szCs w:val="32"/>
+        </w:rPr>
+      </w:pPr>
+    </w:p>
+    <w:p>
+      <w:pPr>
+        <w:rPr>
+          <w:rFonts w:asciiTheme="majorBidi" w:hAnsiTheme="majorBidi" w:cstheme="majorBidi"/>
+          <w:b/>
+          <w:bCs/>
+          <w:color w:val="764B79"/>
+          <w:sz w:val="32"/>
+          <w:szCs w:val="32"/>
+        </w:rPr>
+      </w:pPr>
+    </w:p>
+    <w:p>
+      <w:pPr>
+        <w:rPr>
+          <w:rFonts w:asciiTheme="majorBidi" w:hAnsiTheme="majorBidi" w:cstheme="majorBidi"/>
+          <w:b/>
+          <w:bCs/>
+          <w:color w:val="764B79"/>
+          <w:sz w:val="32"/>
+          <w:szCs w:val="32"/>
+        </w:rPr>
+      </w:pPr>
+    </w:p>
+    <w:p>
+      <w:pPr>
+        <w:rPr>
+          <w:rFonts w:asciiTheme="majorBidi" w:hAnsiTheme="majorBidi" w:cstheme="majorBidi"/>
+          <w:b/>
+          <w:bCs/>
+          <w:color w:val="764B79"/>
+          <w:sz w:val="32"/>
+          <w:szCs w:val="32"/>
+        </w:rPr>
+      </w:pPr>
+    </w:p>
+    <w:p>
+      <w:pPr>
+        <w:rPr>
+          <w:rFonts w:asciiTheme="majorBidi" w:hAnsiTheme="majorBidi" w:cstheme="majorBidi"/>
+          <w:b/>
+          <w:bCs/>
+          <w:color w:val="764B79"/>
+          <w:sz w:val="32"/>
+          <w:szCs w:val="32"/>
+        </w:rPr>
+      </w:pPr>
+    </w:p>
+    <w:p>
+      <w:pPr>
+        <w:rPr>
+          <w:rFonts w:asciiTheme="majorBidi" w:hAnsiTheme="majorBidi" w:cstheme="majorBidi"/>
+          <w:b/>
+          <w:bCs/>
+          <w:color w:val="764B79"/>
+          <w:sz w:val="32"/>
+          <w:szCs w:val="32"/>
+        </w:rPr>
+      </w:pPr>
+    </w:p>
+    <w:p>
+      <w:pPr>
+        <w:rPr>
+          <w:rFonts w:asciiTheme="majorBidi" w:hAnsiTheme="majorBidi" w:cstheme="majorBidi"/>
+          <w:b/>
+          <w:bCs/>
+          <w:color w:val="764B79"/>
+          <w:sz w:val="32"/>
+          <w:szCs w:val="32"/>
+        </w:rPr>
+      </w:pPr>
+    </w:p>
+    <w:p>
+      <w:pPr>
+        <w:rPr>
+          <w:rFonts w:asciiTheme="majorBidi" w:hAnsiTheme="majorBidi" w:cstheme="majorBidi"/>
+          <w:b/>
+          <w:bCs/>
+          <w:color w:val="764B79"/>
+          <w:sz w:val="32"/>
+          <w:szCs w:val="32"/>
+        </w:rPr>
+      </w:pPr>
+    </w:p>
+    <w:p>
+      <w:pPr>
+        <w:rPr>
+          <w:rFonts w:asciiTheme="majorBidi" w:hAnsiTheme="majorBidi" w:cstheme="majorBidi"/>
+          <w:b/>
+          <w:bCs/>
+          <w:color w:val="764B79"/>
+          <w:sz w:val="32"/>
+          <w:szCs w:val="32"/>
+        </w:rPr>
+      </w:pPr>
+    </w:p>
+    <w:p>
+      <w:pPr>
+        <w:rPr>
+          <w:rFonts w:asciiTheme="majorBidi" w:hAnsiTheme="majorBidi" w:cstheme="majorBidi"/>
+          <w:b/>
+          <w:bCs/>
+          <w:color w:val="764B79"/>
+          <w:sz w:val="32"/>
+          <w:szCs w:val="32"/>
+        </w:rPr>
+      </w:pPr>
+    </w:p>
+    <w:p>
+      <w:pPr>
+        <w:rPr>
+          <w:rFonts w:asciiTheme="majorBidi" w:hAnsiTheme="majorBidi" w:cstheme="majorBidi"/>
+          <w:b/>
+          <w:bCs/>
+          <w:color w:val="764B79"/>
+          <w:sz w:val="32"/>
+          <w:szCs w:val="32"/>
+        </w:rPr>
+      </w:pPr>
+    </w:p>
+    <w:p>
+      <w:pPr>
+        <w:rPr>
+          <w:rFonts w:asciiTheme="majorBidi" w:hAnsiTheme="majorBidi" w:cstheme="majorBidi"/>
+          <w:b/>
+          <w:bCs/>
+          <w:color w:val="764B79"/>
+          <w:sz w:val="32"/>
+          <w:szCs w:val="32"/>
+        </w:rPr>
+      </w:pPr>
+    </w:p>
+    <w:p>
+      <w:pPr>
+        <w:rPr>
+          <w:rFonts w:asciiTheme="majorBidi" w:hAnsiTheme="majorBidi" w:cstheme="majorBidi"/>
+          <w:b/>
+          <w:bCs/>
+          <w:color w:val="4D3A6A"/>
+          <w:sz w:val="36"/>
+          <w:szCs w:val="36"/>
+        </w:rPr>
+      </w:pPr>
+      <w:r>
+        <w:rPr>
+          <w:rFonts w:asciiTheme="majorBidi" w:hAnsiTheme="majorBidi" w:cstheme="majorBidi"/>
+          <w:b/>
+          <w:bCs/>
+          <w:color w:val="4D3A6A"/>
+          <w:sz w:val="36"/>
+          <w:szCs w:val="36"/>
+        </w:rPr>
+        <w:t>Project link:</w:t>
+      </w:r>
+    </w:p>
+    <w:p>
+      <w:pPr>
+        <w:rPr>
+          <w:rFonts w:asciiTheme="majorBidi" w:hAnsiTheme="majorBidi" w:cstheme="majorBidi"/>
+          <w:b/>
+          <w:bCs/>
+          <w:color w:val="4D3A6A"/>
           <w:sz w:val="40"/>
           <w:szCs w:val="40"/>
         </w:rPr>
-        <w:t>How to Use our Bookworm platform (</w:t>
-      </w:r>
+      </w:pPr>
+    </w:p>
+    <w:p>
+      <w:pPr>
+        <w:rPr>
+          <w:rFonts w:asciiTheme="majorBidi" w:hAnsiTheme="majorBidi" w:cstheme="majorBidi"/>
+          <w:color w:val="9B6D86"/>
+          <w:sz w:val="32"/>
+          <w:szCs w:val="32"/>
+        </w:rPr>
+      </w:pPr>
       <w:r>
         <w:rPr>
           <w:rFonts w:asciiTheme="majorBidi" w:hAnsiTheme="majorBidi" w:cstheme="majorBidi"/>
-          <w:b/>
-          <w:bCs/>
-          <w:color w:val="764B79"/>
-        </w:rPr>
-        <w:t>A Quick Guide</w:t>
-      </w:r>
-      <w:r>
-        <w:rPr>
-          <w:rFonts w:asciiTheme="majorBidi" w:hAnsiTheme="majorBidi" w:cstheme="majorBidi"/>
-          <w:b/>
-          <w:bCs/>
-          <w:color w:val="764B79"/>
-          <w:sz w:val="40"/>
-          <w:szCs w:val="40"/>
-        </w:rPr>
-        <w:t>)?</w:t>
-      </w:r>
-    </w:p>
-    <w:p>
-      <w:pPr>
-        <w:rPr>
-          <w:rFonts w:asciiTheme="majorBidi" w:hAnsiTheme="majorBidi" w:cstheme="majorBidi"/>
-          <w:b/>
-          <w:bCs/>
-          <w:color w:val="764B79"/>
-          <w:sz w:val="32"/>
-          <w:szCs w:val="32"/>
-        </w:rPr>
-      </w:pPr>
-    </w:p>
-    <w:p>
-      <w:pPr>
-        <w:rPr>
-          <w:rFonts w:asciiTheme="majorBidi" w:hAnsiTheme="majorBidi" w:cstheme="majorBidi"/>
-          <w:b/>
-          <w:bCs/>
-          <w:color w:val="764B79"/>
-          <w:sz w:val="32"/>
-          <w:szCs w:val="32"/>
-        </w:rPr>
-      </w:pPr>
-    </w:p>
-    <w:p>
-      <w:pPr>
-        <w:rPr>
-          <w:rFonts w:asciiTheme="majorBidi" w:hAnsiTheme="majorBidi" w:cstheme="majorBidi"/>
-          <w:b/>
-          <w:bCs/>
-          <w:color w:val="764B79"/>
-          <w:sz w:val="32"/>
-          <w:szCs w:val="32"/>
-        </w:rPr>
-      </w:pPr>
-    </w:p>
-    <w:p>
-      <w:pPr>
-        <w:rPr>
-          <w:rFonts w:asciiTheme="majorBidi" w:hAnsiTheme="majorBidi" w:cstheme="majorBidi"/>
-          <w:b/>
-          <w:bCs/>
-          <w:color w:val="764B79"/>
-          <w:sz w:val="32"/>
-          <w:szCs w:val="32"/>
-        </w:rPr>
-      </w:pPr>
-    </w:p>
-    <w:p>
-      <w:pPr>
-        <w:rPr>
-          <w:rFonts w:asciiTheme="majorBidi" w:hAnsiTheme="majorBidi" w:cstheme="majorBidi"/>
-          <w:b/>
-          <w:bCs/>
-          <w:color w:val="764B79"/>
-          <w:sz w:val="32"/>
-          <w:szCs w:val="32"/>
-        </w:rPr>
-      </w:pPr>
-    </w:p>
-    <w:p>
-      <w:pPr>
-        <w:rPr>
-          <w:rFonts w:asciiTheme="majorBidi" w:hAnsiTheme="majorBidi" w:cstheme="majorBidi"/>
-          <w:b/>
-          <w:bCs/>
-          <w:color w:val="764B79"/>
-          <w:sz w:val="32"/>
-          <w:szCs w:val="32"/>
-        </w:rPr>
-      </w:pPr>
-    </w:p>
-    <w:p>
-      <w:pPr>
-        <w:rPr>
-          <w:rFonts w:asciiTheme="majorBidi" w:hAnsiTheme="majorBidi" w:cstheme="majorBidi"/>
-          <w:b/>
-          <w:bCs/>
-          <w:color w:val="764B79"/>
-          <w:sz w:val="32"/>
-          <w:szCs w:val="32"/>
-        </w:rPr>
-      </w:pPr>
-    </w:p>
-    <w:p>
-      <w:pPr>
-        <w:rPr>
-          <w:rFonts w:asciiTheme="majorBidi" w:hAnsiTheme="majorBidi" w:cstheme="majorBidi"/>
-          <w:b/>
-          <w:bCs/>
-          <w:color w:val="764B79"/>
-          <w:sz w:val="32"/>
-          <w:szCs w:val="32"/>
-        </w:rPr>
-      </w:pPr>
-    </w:p>
-    <w:p>
-      <w:pPr>
-        <w:rPr>
-          <w:rFonts w:asciiTheme="majorBidi" w:hAnsiTheme="majorBidi" w:cstheme="majorBidi"/>
-          <w:b/>
-          <w:bCs/>
-          <w:color w:val="764B79"/>
-          <w:sz w:val="32"/>
-          <w:szCs w:val="32"/>
-        </w:rPr>
-      </w:pPr>
-    </w:p>
-    <w:p>
-      <w:pPr>
-        <w:rPr>
-          <w:rFonts w:asciiTheme="majorBidi" w:hAnsiTheme="majorBidi" w:cstheme="majorBidi"/>
-          <w:b/>
-          <w:bCs/>
-          <w:color w:val="764B79"/>
-          <w:sz w:val="32"/>
-          <w:szCs w:val="32"/>
-        </w:rPr>
-      </w:pPr>
-    </w:p>
-    <w:p>
-      <w:pPr>
-        <w:rPr>
-          <w:rFonts w:asciiTheme="majorBidi" w:hAnsiTheme="majorBidi" w:cstheme="majorBidi"/>
-          <w:b/>
-          <w:bCs/>
-          <w:color w:val="764B79"/>
-          <w:sz w:val="32"/>
-          <w:szCs w:val="32"/>
-        </w:rPr>
-      </w:pPr>
-    </w:p>
-    <w:p>
-      <w:pPr>
-        <w:rPr>
-          <w:rFonts w:asciiTheme="majorBidi" w:hAnsiTheme="majorBidi" w:cstheme="majorBidi"/>
-          <w:b/>
-          <w:bCs/>
-          <w:color w:val="764B79"/>
-          <w:sz w:val="32"/>
-          <w:szCs w:val="32"/>
-        </w:rPr>
-      </w:pPr>
-    </w:p>
-    <w:p>
-      <w:pPr>
-        <w:rPr>
-          <w:rFonts w:asciiTheme="majorBidi" w:hAnsiTheme="majorBidi" w:cstheme="majorBidi"/>
-          <w:b/>
-          <w:bCs/>
-          <w:color w:val="764B79"/>
-          <w:sz w:val="32"/>
-          <w:szCs w:val="32"/>
-        </w:rPr>
-      </w:pPr>
-    </w:p>
-    <w:p>
-      <w:pPr>
-        <w:rPr>
-          <w:rFonts w:asciiTheme="majorBidi" w:hAnsiTheme="majorBidi" w:cstheme="majorBidi"/>
-          <w:b/>
-          <w:bCs/>
-          <w:color w:val="764B79"/>
-          <w:sz w:val="32"/>
-          <w:szCs w:val="32"/>
-        </w:rPr>
-      </w:pPr>
-    </w:p>
-    <w:p>
-      <w:pPr>
-        <w:rPr>
-          <w:rFonts w:asciiTheme="majorBidi" w:hAnsiTheme="majorBidi" w:cstheme="majorBidi"/>
-          <w:b/>
-          <w:bCs/>
-          <w:color w:val="764B79"/>
-          <w:sz w:val="32"/>
-          <w:szCs w:val="32"/>
-        </w:rPr>
-      </w:pPr>
-    </w:p>
-    <w:p>
-      <w:pPr>
-        <w:rPr>
-          <w:rFonts w:asciiTheme="majorBidi" w:hAnsiTheme="majorBidi" w:cstheme="majorBidi"/>
-          <w:b/>
-          <w:bCs/>
-          <w:color w:val="764B79"/>
-          <w:sz w:val="32"/>
-          <w:szCs w:val="32"/>
-        </w:rPr>
-      </w:pPr>
-    </w:p>
-    <w:p>
-      <w:pPr>
-        <w:rPr>
-          <w:rFonts w:asciiTheme="majorBidi" w:hAnsiTheme="majorBidi" w:cstheme="majorBidi"/>
-          <w:b/>
-          <w:bCs/>
-          <w:color w:val="764B79"/>
-          <w:sz w:val="32"/>
-          <w:szCs w:val="32"/>
-        </w:rPr>
-      </w:pPr>
-    </w:p>
-    <w:p>
-      <w:pPr>
-        <w:rPr>
-          <w:rFonts w:asciiTheme="majorBidi" w:hAnsiTheme="majorBidi" w:cstheme="majorBidi"/>
-          <w:b/>
-          <w:bCs/>
-          <w:color w:val="764B79"/>
-          <w:sz w:val="32"/>
-          <w:szCs w:val="32"/>
-        </w:rPr>
-      </w:pPr>
-    </w:p>
-    <w:p>
-      <w:pPr>
-        <w:rPr>
-          <w:rFonts w:asciiTheme="majorBidi" w:hAnsiTheme="majorBidi" w:cstheme="majorBidi"/>
-          <w:b/>
-          <w:bCs/>
-          <w:color w:val="764B79"/>
-          <w:sz w:val="32"/>
-          <w:szCs w:val="32"/>
-        </w:rPr>
-      </w:pPr>
-    </w:p>
-    <w:p>
-      <w:pPr>
-        <w:rPr>
-          <w:rFonts w:asciiTheme="majorBidi" w:hAnsiTheme="majorBidi" w:cstheme="majorBidi"/>
-          <w:b/>
-          <w:bCs/>
-          <w:color w:val="764B79"/>
-          <w:sz w:val="32"/>
-          <w:szCs w:val="32"/>
-        </w:rPr>
-      </w:pPr>
-    </w:p>
-    <w:p>
-      <w:pPr>
-        <w:rPr>
-          <w:rFonts w:asciiTheme="majorBidi" w:hAnsiTheme="majorBidi" w:cstheme="majorBidi"/>
-          <w:b/>
-          <w:bCs/>
-          <w:color w:val="764B79"/>
-          <w:sz w:val="32"/>
-          <w:szCs w:val="32"/>
-        </w:rPr>
-      </w:pPr>
-    </w:p>
-    <w:p>
-      <w:pPr>
-        <w:rPr>
-          <w:rFonts w:asciiTheme="majorBidi" w:hAnsiTheme="majorBidi" w:cstheme="majorBidi"/>
-          <w:b/>
-          <w:bCs/>
-          <w:color w:val="764B79"/>
-          <w:sz w:val="32"/>
-          <w:szCs w:val="32"/>
-        </w:rPr>
-      </w:pPr>
-    </w:p>
-    <w:p>
-      <w:pPr>
-        <w:rPr>
-          <w:rFonts w:asciiTheme="majorBidi" w:hAnsiTheme="majorBidi" w:cstheme="majorBidi"/>
-          <w:b/>
-          <w:bCs/>
-          <w:color w:val="764B79"/>
-          <w:sz w:val="32"/>
-          <w:szCs w:val="32"/>
-        </w:rPr>
-      </w:pPr>
-    </w:p>
-    <w:p>
-      <w:pPr>
-        <w:rPr>
-          <w:rFonts w:asciiTheme="majorBidi" w:hAnsiTheme="majorBidi" w:cstheme="majorBidi"/>
-          <w:b/>
-          <w:bCs/>
-          <w:color w:val="764B79"/>
-          <w:sz w:val="32"/>
-          <w:szCs w:val="32"/>
-        </w:rPr>
-      </w:pPr>
-    </w:p>
-    <w:p>
-      <w:pPr>
-        <w:rPr>
-          <w:rFonts w:asciiTheme="majorBidi" w:hAnsiTheme="majorBidi" w:cstheme="majorBidi"/>
-          <w:b/>
-          <w:bCs/>
-          <w:color w:val="764B79"/>
-          <w:sz w:val="40"/>
-          <w:szCs w:val="40"/>
-        </w:rPr>
-      </w:pPr>
-      <w:r>
-        <w:rPr>
-          <w:rFonts w:asciiTheme="majorBidi" w:hAnsiTheme="majorBidi" w:cstheme="majorBidi"/>
-          <w:b/>
-          <w:bCs/>
-          <w:color w:val="764B79"/>
-          <w:sz w:val="40"/>
-          <w:szCs w:val="40"/>
-        </w:rPr>
-        <w:t>Project link:</w:t>
-      </w:r>
-    </w:p>
-    <w:p>
-      <w:pPr>
-        <w:rPr>
-          <w:rFonts w:asciiTheme="majorBidi" w:hAnsiTheme="majorBidi" w:cstheme="majorBidi"/>
-          <w:b/>
-          <w:bCs/>
-          <w:color w:val="764B79"/>
-          <w:sz w:val="40"/>
-          <w:szCs w:val="40"/>
-        </w:rPr>
-      </w:pPr>
-    </w:p>
-    <w:p>
-      <w:pPr>
-        <w:rPr>
-          <w:rFonts w:asciiTheme="majorBidi" w:hAnsiTheme="majorBidi" w:cstheme="majorBidi"/>
-          <w:b/>
-          <w:bCs/>
-          <w:color w:val="764B79"/>
-          <w:sz w:val="32"/>
-          <w:szCs w:val="32"/>
-        </w:rPr>
-      </w:pPr>
-      <w:r>
-        <w:rPr>
-          <w:rFonts w:asciiTheme="majorBidi" w:hAnsiTheme="majorBidi" w:cstheme="majorBidi"/>
-          <w:b/>
-          <w:bCs/>
-          <w:color w:val="764B79"/>
+          <w:color w:val="9B6D86"/>
           <w:sz w:val="32"/>
           <w:szCs w:val="32"/>
         </w:rPr>
         <w:t>GitHub Repository URI:</w:t>
       </w:r>
+    </w:p>
+    <w:p>
+      <w:pPr>
+        <w:rPr>
+          <w:rFonts w:asciiTheme="majorBidi" w:hAnsiTheme="majorBidi" w:cstheme="majorBidi"/>
+          <w:color w:val="9B6D86"/>
+          <w:sz w:val="32"/>
+          <w:szCs w:val="32"/>
+        </w:rPr>
+      </w:pPr>
       <w:r>
         <w:rPr>
-          <w:color w:val="764B79"/>
+          <w:color w:val="9B6D86"/>
         </w:rPr>
         <w:t xml:space="preserve"> </w:t>
       </w:r>
-      <w:hyperlink r:id="rId5" w:history="1">
+      <w:hyperlink r:id="rId7" w:history="1">
         <w:r>
           <w:rPr>
             <w:rStyle w:val="Hyperlink"/>
             <w:rFonts w:asciiTheme="majorBidi" w:hAnsiTheme="majorBidi" w:cstheme="majorBidi"/>
-            <w:b/>
-            <w:bCs/>
-            <w:color w:val="764B79"/>
+            <w:color w:val="9B6D86"/>
             <w:sz w:val="32"/>
             <w:szCs w:val="32"/>
           </w:rPr>
@@ -1835,7 +1885,7 @@
           <w:rFonts w:asciiTheme="majorBidi" w:hAnsiTheme="majorBidi" w:cstheme="majorBidi"/>
           <w:b/>
           <w:bCs/>
-          <w:color w:val="764B79"/>
+          <w:color w:val="4D3A6A"/>
           <w:sz w:val="32"/>
           <w:szCs w:val="32"/>
         </w:rPr>
@@ -1854,19 +1904,149 @@
       </w:pPr>
     </w:p>
     <w:sectPr>
+      <w:footerReference w:type="default" r:id="rId8"/>
       <w:pgSz w:w="11906" w:h="16838"/>
-      <w:pgMar w:top="1440" w:right="1800" w:bottom="1440" w:left="1800" w:header="720" w:footer="720" w:gutter="0"/>
+      <w:pgMar w:top="720" w:right="720" w:bottom="720" w:left="720" w:header="720" w:footer="720" w:gutter="0"/>
       <w:pgBorders w:offsetFrom="page">
-        <w:top w:val="threeDEmboss" w:sz="24" w:space="24" w:color="764B79"/>
-        <w:left w:val="threeDEmboss" w:sz="24" w:space="24" w:color="764B79"/>
-        <w:bottom w:val="threeDEngrave" w:sz="24" w:space="24" w:color="764B79"/>
-        <w:right w:val="threeDEngrave" w:sz="24" w:space="24" w:color="764B79"/>
+        <w:top w:val="single" w:sz="8" w:space="24" w:color="4D3A6A"/>
+        <w:left w:val="single" w:sz="8" w:space="24" w:color="4D3A6A"/>
+        <w:bottom w:val="single" w:sz="8" w:space="24" w:color="4D3A6A"/>
+        <w:right w:val="single" w:sz="8" w:space="24" w:color="4D3A6A"/>
       </w:pgBorders>
+      <w:pgNumType w:start="0"/>
       <w:cols w:space="720"/>
+      <w:titlePg/>
       <w:docGrid w:linePitch="360"/>
     </w:sectPr>
   </w:body>
 </w:document>
+</file>
+
+<file path=word/endnotes.xml><?xml version="1.0" encoding="utf-8"?>
+<w:endnotes xmlns:wpc="http://schemas.microsoft.com/office/word/2010/wordprocessingCanvas" xmlns:cx="http://schemas.microsoft.com/office/drawing/2014/chartex" xmlns:cx1="http://schemas.microsoft.com/office/drawing/2015/9/8/chartex" xmlns:cx2="http://schemas.microsoft.com/office/drawing/2015/10/21/chartex" xmlns:cx3="http://schemas.microsoft.com/office/drawing/2016/5/9/chartex" xmlns:cx4="http://schemas.microsoft.com/office/drawing/2016/5/10/chartex" xmlns:cx5="http://schemas.microsoft.com/office/drawing/2016/5/11/chartex" xmlns:cx6="http://schemas.microsoft.com/office/drawing/2016/5/12/chartex" xmlns:cx7="http://schemas.microsoft.com/office/drawing/2016/5/13/chartex" xmlns:cx8="http://schemas.microsoft.com/office/drawing/2016/5/14/chartex" xmlns:mc="http://schemas.openxmlformats.org/markup-compatibility/2006" xmlns:aink="http://schemas.microsoft.com/office/drawing/2016/ink" xmlns:am3d="http://schemas.microsoft.com/office/drawing/2017/model3d" xmlns:o="urn:schemas-microsoft-com:office:office" xmlns:oel="http://schemas.microsoft.com/office/2019/extlst" xmlns:r="http://schemas.openxmlformats.org/officeDocument/2006/relationships" xmlns:m="http://schemas.openxmlformats.org/officeDocument/2006/math" xmlns:v="urn:schemas-microsoft-com:vml" xmlns:wp14="http://schemas.microsoft.com/office/word/2010/wordprocessingDrawing" xmlns:wp="http://schemas.openxmlformats.org/drawingml/2006/wordprocessingDrawing" xmlns:w10="urn:schemas-microsoft-com:office:word" xmlns:w="http://schemas.openxmlformats.org/wordprocessingml/2006/main" xmlns:w14="http://schemas.microsoft.com/office/word/2010/wordml" xmlns:w15="http://schemas.microsoft.com/office/word/2012/wordml" xmlns:w16cex="http://schemas.microsoft.com/office/word/2018/wordml/cex" xmlns:w16cid="http://schemas.microsoft.com/office/word/2016/wordml/cid" xmlns:w16="http://schemas.microsoft.com/office/word/2018/wordml" xmlns:w16du="http://schemas.microsoft.com/office/word/2023/wordml/word16du" xmlns:w16sdtdh="http://schemas.microsoft.com/office/word/2020/wordml/sdtdatahash" xmlns:w16sdtfl="http://schemas.microsoft.com/office/word/2024/wordml/sdtformatlock" xmlns:w16se="http://schemas.microsoft.com/office/word/2015/wordml/symex" xmlns:wpg="http://schemas.microsoft.com/office/word/2010/wordprocessingGroup" xmlns:wpi="http://schemas.microsoft.com/office/word/2010/wordprocessingInk" xmlns:wne="http://schemas.microsoft.com/office/word/2006/wordml" xmlns:wps="http://schemas.microsoft.com/office/word/2010/wordprocessingShape" mc:Ignorable="w14 w15 w16se w16cid w16 w16cex w16sdtdh w16sdtfl w16du wp14">
+  <w:endnote w:type="separator" w:id="-1">
+    <w:p>
+      <w:pPr>
+        <w:spacing w:after="0" w:line="240" w:lineRule="auto"/>
+      </w:pPr>
+      <w:r>
+        <w:separator/>
+      </w:r>
+    </w:p>
+  </w:endnote>
+  <w:endnote w:type="continuationSeparator" w:id="0">
+    <w:p>
+      <w:pPr>
+        <w:spacing w:after="0" w:line="240" w:lineRule="auto"/>
+      </w:pPr>
+      <w:r>
+        <w:continuationSeparator/>
+      </w:r>
+    </w:p>
+  </w:endnote>
+</w:endnotes>
+</file>
+
+<file path=word/footer1.xml><?xml version="1.0" encoding="utf-8"?>
+<w:ftr xmlns:wpc="http://schemas.microsoft.com/office/word/2010/wordprocessingCanvas" xmlns:cx="http://schemas.microsoft.com/office/drawing/2014/chartex" xmlns:cx1="http://schemas.microsoft.com/office/drawing/2015/9/8/chartex" xmlns:cx2="http://schemas.microsoft.com/office/drawing/2015/10/21/chartex" xmlns:cx3="http://schemas.microsoft.com/office/drawing/2016/5/9/chartex" xmlns:cx4="http://schemas.microsoft.com/office/drawing/2016/5/10/chartex" xmlns:cx5="http://schemas.microsoft.com/office/drawing/2016/5/11/chartex" xmlns:cx6="http://schemas.microsoft.com/office/drawing/2016/5/12/chartex" xmlns:cx7="http://schemas.microsoft.com/office/drawing/2016/5/13/chartex" xmlns:cx8="http://schemas.microsoft.com/office/drawing/2016/5/14/chartex" xmlns:mc="http://schemas.openxmlformats.org/markup-compatibility/2006" xmlns:aink="http://schemas.microsoft.com/office/drawing/2016/ink" xmlns:am3d="http://schemas.microsoft.com/office/drawing/2017/model3d" xmlns:o="urn:schemas-microsoft-com:office:office" xmlns:oel="http://schemas.microsoft.com/office/2019/extlst" xmlns:r="http://schemas.openxmlformats.org/officeDocument/2006/relationships" xmlns:m="http://schemas.openxmlformats.org/officeDocument/2006/math" xmlns:v="urn:schemas-microsoft-com:vml" xmlns:wp14="http://schemas.microsoft.com/office/word/2010/wordprocessingDrawing" xmlns:wp="http://schemas.openxmlformats.org/drawingml/2006/wordprocessingDrawing" xmlns:w10="urn:schemas-microsoft-com:office:word" xmlns:w="http://schemas.openxmlformats.org/wordprocessingml/2006/main" xmlns:w14="http://schemas.microsoft.com/office/word/2010/wordml" xmlns:w15="http://schemas.microsoft.com/office/word/2012/wordml" xmlns:w16cex="http://schemas.microsoft.com/office/word/2018/wordml/cex" xmlns:w16cid="http://schemas.microsoft.com/office/word/2016/wordml/cid" xmlns:w16="http://schemas.microsoft.com/office/word/2018/wordml" xmlns:w16du="http://schemas.microsoft.com/office/word/2023/wordml/word16du" xmlns:w16sdtdh="http://schemas.microsoft.com/office/word/2020/wordml/sdtdatahash" xmlns:w16sdtfl="http://schemas.microsoft.com/office/word/2024/wordml/sdtformatlock" xmlns:w16se="http://schemas.microsoft.com/office/word/2015/wordml/symex" xmlns:wpg="http://schemas.microsoft.com/office/word/2010/wordprocessingGroup" xmlns:wpi="http://schemas.microsoft.com/office/word/2010/wordprocessingInk" xmlns:wne="http://schemas.microsoft.com/office/word/2006/wordml" xmlns:wps="http://schemas.microsoft.com/office/word/2010/wordprocessingShape" mc:Ignorable="w14 w15 w16se w16cid w16 w16cex w16sdtdh w16sdtfl w16du wp14">
+  <w:sdt>
+    <w:sdtPr>
+      <w:rPr>
+        <w:rFonts w:asciiTheme="majorBidi" w:hAnsiTheme="majorBidi" w:cstheme="majorBidi"/>
+        <w:color w:val="4D3A6A"/>
+      </w:rPr>
+      <w:id w:val="-1831209637"/>
+      <w:docPartObj>
+        <w:docPartGallery w:val="Page Numbers (Bottom of Page)"/>
+        <w:docPartUnique/>
+      </w:docPartObj>
+    </w:sdtPr>
+    <w:sdtEndPr>
+      <w:rPr>
+        <w:noProof/>
+      </w:rPr>
+    </w:sdtEndPr>
+    <w:sdtContent>
+      <w:p>
+        <w:pPr>
+          <w:pStyle w:val="Footer"/>
+          <w:jc w:val="center"/>
+          <w:rPr>
+            <w:rFonts w:asciiTheme="majorBidi" w:hAnsiTheme="majorBidi" w:cstheme="majorBidi"/>
+            <w:color w:val="4D3A6A"/>
+          </w:rPr>
+        </w:pPr>
+        <w:r>
+          <w:rPr>
+            <w:rFonts w:asciiTheme="majorBidi" w:hAnsiTheme="majorBidi" w:cstheme="majorBidi"/>
+            <w:color w:val="4D3A6A"/>
+          </w:rPr>
+          <w:fldChar w:fldCharType="begin"/>
+        </w:r>
+        <w:r>
+          <w:rPr>
+            <w:rFonts w:asciiTheme="majorBidi" w:hAnsiTheme="majorBidi" w:cstheme="majorBidi"/>
+            <w:color w:val="4D3A6A"/>
+          </w:rPr>
+          <w:instrText xml:space="preserve"> PAGE   \* MERGEFORMAT </w:instrText>
+        </w:r>
+        <w:r>
+          <w:rPr>
+            <w:rFonts w:asciiTheme="majorBidi" w:hAnsiTheme="majorBidi" w:cstheme="majorBidi"/>
+            <w:color w:val="4D3A6A"/>
+          </w:rPr>
+          <w:fldChar w:fldCharType="separate"/>
+        </w:r>
+        <w:r>
+          <w:rPr>
+            <w:rFonts w:asciiTheme="majorBidi" w:hAnsiTheme="majorBidi" w:cstheme="majorBidi"/>
+            <w:noProof/>
+            <w:color w:val="4D3A6A"/>
+          </w:rPr>
+          <w:t>2</w:t>
+        </w:r>
+        <w:r>
+          <w:rPr>
+            <w:rFonts w:asciiTheme="majorBidi" w:hAnsiTheme="majorBidi" w:cstheme="majorBidi"/>
+            <w:noProof/>
+            <w:color w:val="4D3A6A"/>
+          </w:rPr>
+          <w:fldChar w:fldCharType="end"/>
+        </w:r>
+      </w:p>
+    </w:sdtContent>
+  </w:sdt>
+  <w:p>
+    <w:pPr>
+      <w:pStyle w:val="Footer"/>
+    </w:pPr>
+  </w:p>
+</w:ftr>
+</file>
+
+<file path=word/footnotes.xml><?xml version="1.0" encoding="utf-8"?>
+<w:footnotes xmlns:wpc="http://schemas.microsoft.com/office/word/2010/wordprocessingCanvas" xmlns:cx="http://schemas.microsoft.com/office/drawing/2014/chartex" xmlns:cx1="http://schemas.microsoft.com/office/drawing/2015/9/8/chartex" xmlns:cx2="http://schemas.microsoft.com/office/drawing/2015/10/21/chartex" xmlns:cx3="http://schemas.microsoft.com/office/drawing/2016/5/9/chartex" xmlns:cx4="http://schemas.microsoft.com/office/drawing/2016/5/10/chartex" xmlns:cx5="http://schemas.microsoft.com/office/drawing/2016/5/11/chartex" xmlns:cx6="http://schemas.microsoft.com/office/drawing/2016/5/12/chartex" xmlns:cx7="http://schemas.microsoft.com/office/drawing/2016/5/13/chartex" xmlns:cx8="http://schemas.microsoft.com/office/drawing/2016/5/14/chartex" xmlns:mc="http://schemas.openxmlformats.org/markup-compatibility/2006" xmlns:aink="http://schemas.microsoft.com/office/drawing/2016/ink" xmlns:am3d="http://schemas.microsoft.com/office/drawing/2017/model3d" xmlns:o="urn:schemas-microsoft-com:office:office" xmlns:oel="http://schemas.microsoft.com/office/2019/extlst" xmlns:r="http://schemas.openxmlformats.org/officeDocument/2006/relationships" xmlns:m="http://schemas.openxmlformats.org/officeDocument/2006/math" xmlns:v="urn:schemas-microsoft-com:vml" xmlns:wp14="http://schemas.microsoft.com/office/word/2010/wordprocessingDrawing" xmlns:wp="http://schemas.openxmlformats.org/drawingml/2006/wordprocessingDrawing" xmlns:w10="urn:schemas-microsoft-com:office:word" xmlns:w="http://schemas.openxmlformats.org/wordprocessingml/2006/main" xmlns:w14="http://schemas.microsoft.com/office/word/2010/wordml" xmlns:w15="http://schemas.microsoft.com/office/word/2012/wordml" xmlns:w16cex="http://schemas.microsoft.com/office/word/2018/wordml/cex" xmlns:w16cid="http://schemas.microsoft.com/office/word/2016/wordml/cid" xmlns:w16="http://schemas.microsoft.com/office/word/2018/wordml" xmlns:w16du="http://schemas.microsoft.com/office/word/2023/wordml/word16du" xmlns:w16sdtdh="http://schemas.microsoft.com/office/word/2020/wordml/sdtdatahash" xmlns:w16sdtfl="http://schemas.microsoft.com/office/word/2024/wordml/sdtformatlock" xmlns:w16se="http://schemas.microsoft.com/office/word/2015/wordml/symex" xmlns:wpg="http://schemas.microsoft.com/office/word/2010/wordprocessingGroup" xmlns:wpi="http://schemas.microsoft.com/office/word/2010/wordprocessingInk" xmlns:wne="http://schemas.microsoft.com/office/word/2006/wordml" xmlns:wps="http://schemas.microsoft.com/office/word/2010/wordprocessingShape" mc:Ignorable="w14 w15 w16se w16cid w16 w16cex w16sdtdh w16sdtfl w16du wp14">
+  <w:footnote w:type="separator" w:id="-1">
+    <w:p>
+      <w:pPr>
+        <w:spacing w:after="0" w:line="240" w:lineRule="auto"/>
+      </w:pPr>
+      <w:r>
+        <w:separator/>
+      </w:r>
+    </w:p>
+  </w:footnote>
+  <w:footnote w:type="continuationSeparator" w:id="0">
+    <w:p>
+      <w:pPr>
+        <w:spacing w:after="0" w:line="240" w:lineRule="auto"/>
+      </w:pPr>
+      <w:r>
+        <w:continuationSeparator/>
+      </w:r>
+    </w:p>
+  </w:footnote>
+</w:footnotes>
 </file>
 
 <file path=word/styles.xml><?xml version="1.0" encoding="utf-8"?>
@@ -2840,6 +3020,50 @@
       <w:u w:val="single"/>
     </w:rPr>
   </w:style>
+  <w:style w:type="paragraph" w:styleId="Header">
+    <w:name w:val="header"/>
+    <w:basedOn w:val="Normal"/>
+    <w:link w:val="HeaderChar"/>
+    <w:uiPriority w:val="99"/>
+    <w:unhideWhenUsed/>
+    <w:rsid w:val="004F70D5"/>
+    <w:pPr>
+      <w:tabs>
+        <w:tab w:val="center" w:pos="4320"/>
+        <w:tab w:val="right" w:pos="8640"/>
+      </w:tabs>
+      <w:spacing w:after="0" w:line="240" w:lineRule="auto"/>
+    </w:pPr>
+  </w:style>
+  <w:style w:type="character" w:customStyle="1" w:styleId="HeaderChar">
+    <w:name w:val="Header Char"/>
+    <w:basedOn w:val="DefaultParagraphFont"/>
+    <w:link w:val="Header"/>
+    <w:uiPriority w:val="99"/>
+    <w:rsid w:val="004F70D5"/>
+  </w:style>
+  <w:style w:type="paragraph" w:styleId="Footer">
+    <w:name w:val="footer"/>
+    <w:basedOn w:val="Normal"/>
+    <w:link w:val="FooterChar"/>
+    <w:uiPriority w:val="99"/>
+    <w:unhideWhenUsed/>
+    <w:rsid w:val="004F70D5"/>
+    <w:pPr>
+      <w:tabs>
+        <w:tab w:val="center" w:pos="4320"/>
+        <w:tab w:val="right" w:pos="8640"/>
+      </w:tabs>
+      <w:spacing w:after="0" w:line="240" w:lineRule="auto"/>
+    </w:pPr>
+  </w:style>
+  <w:style w:type="character" w:customStyle="1" w:styleId="FooterChar">
+    <w:name w:val="Footer Char"/>
+    <w:basedOn w:val="DefaultParagraphFont"/>
+    <w:link w:val="Footer"/>
+    <w:uiPriority w:val="99"/>
+    <w:rsid w:val="004F70D5"/>
+  </w:style>
 </w:styles>
 </file>
 

--- a/Project_Report.docx
+++ b/Project_Report.docx
@@ -49,7 +49,7 @@
                     <pic:cNvPicPr/>
                   </pic:nvPicPr>
                   <pic:blipFill rotWithShape="1">
-                    <a:blip r:embed="rId6" cstate="print">
+                    <a:blip r:embed="rId7" cstate="print">
                       <a:extLst>
                         <a:ext uri="{28A0092B-C50C-407E-A947-70E740481C1C}">
                           <a14:useLocalDpi xmlns:a14="http://schemas.microsoft.com/office/drawing/2010/main" val="0"/>
@@ -142,18 +142,105 @@
           <w:szCs w:val="40"/>
         </w:rPr>
       </w:pPr>
+      <w:r>
+        <w:rPr>
+          <w:rFonts w:asciiTheme="majorBidi" w:hAnsiTheme="majorBidi" w:cstheme="majorBidi"/>
+          <w:b/>
+          <w:bCs/>
+          <w:noProof/>
+          <w:color w:val="764B79"/>
+          <w:sz w:val="36"/>
+          <w:szCs w:val="36"/>
+        </w:rPr>
+        <mc:AlternateContent>
+          <mc:Choice Requires="wps">
+            <w:drawing>
+              <wp:anchor distT="0" distB="0" distL="114300" distR="114300" simplePos="0" relativeHeight="251665408" behindDoc="0" locked="0" layoutInCell="1" allowOverlap="1" wp14:anchorId="26AEF523" wp14:editId="524A5164">
+                <wp:simplePos x="0" y="0"/>
+                <wp:positionH relativeFrom="margin">
+                  <wp:align>center</wp:align>
+                </wp:positionH>
+                <wp:positionV relativeFrom="paragraph">
+                  <wp:posOffset>265454</wp:posOffset>
+                </wp:positionV>
+                <wp:extent cx="6377193" cy="17362"/>
+                <wp:effectExtent l="0" t="0" r="24130" b="20955"/>
+                <wp:wrapNone/>
+                <wp:docPr id="889001414" name="Straight Connector 1"/>
+                <wp:cNvGraphicFramePr/>
+                <a:graphic xmlns:a="http://schemas.openxmlformats.org/drawingml/2006/main">
+                  <a:graphicData uri="http://schemas.microsoft.com/office/word/2010/wordprocessingShape">
+                    <wps:wsp>
+                      <wps:cNvCnPr/>
+                      <wps:spPr>
+                        <a:xfrm>
+                          <a:off x="0" y="0"/>
+                          <a:ext cx="6377193" cy="17362"/>
+                        </a:xfrm>
+                        <a:prstGeom prst="line">
+                          <a:avLst/>
+                        </a:prstGeom>
+                        <a:ln w="12700">
+                          <a:solidFill>
+                            <a:srgbClr val="9B6D86"/>
+                          </a:solidFill>
+                          <a:prstDash val="lgDash"/>
+                        </a:ln>
+                      </wps:spPr>
+                      <wps:style>
+                        <a:lnRef idx="1">
+                          <a:schemeClr val="accent1"/>
+                        </a:lnRef>
+                        <a:fillRef idx="0">
+                          <a:schemeClr val="accent1"/>
+                        </a:fillRef>
+                        <a:effectRef idx="0">
+                          <a:schemeClr val="accent1"/>
+                        </a:effectRef>
+                        <a:fontRef idx="minor">
+                          <a:schemeClr val="tx1"/>
+                        </a:fontRef>
+                      </wps:style>
+                      <wps:bodyPr/>
+                    </wps:wsp>
+                  </a:graphicData>
+                </a:graphic>
+                <wp14:sizeRelH relativeFrom="margin">
+                  <wp14:pctWidth>0</wp14:pctWidth>
+                </wp14:sizeRelH>
+                <wp14:sizeRelV relativeFrom="margin">
+                  <wp14:pctHeight>0</wp14:pctHeight>
+                </wp14:sizeRelV>
+              </wp:anchor>
+            </w:drawing>
+          </mc:Choice>
+          <mc:Fallback>
+            <w:pict>
+              <v:line w14:anchorId="506A03BC" id="Straight Connector 1" o:spid="_x0000_s1026" style="position:absolute;z-index:251665408;visibility:visible;mso-wrap-style:square;mso-width-percent:0;mso-height-percent:0;mso-wrap-distance-left:9pt;mso-wrap-distance-top:0;mso-wrap-distance-right:9pt;mso-wrap-distance-bottom:0;mso-position-horizontal:center;mso-position-horizontal-relative:margin;mso-position-vertical:absolute;mso-position-vertical-relative:text;mso-width-percent:0;mso-height-percent:0;mso-width-relative:margin;mso-height-relative:margin" from="0,20.9pt" to="502.15pt,22.25pt" o:gfxdata="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" strokecolor="#9b6d86" strokeweight="1pt">
+                <v:stroke dashstyle="longDash" joinstyle="miter"/>
+                <w10:wrap anchorx="margin"/>
+              </v:line>
+            </w:pict>
+          </mc:Fallback>
+        </mc:AlternateContent>
+      </w:r>
     </w:p>
     <w:p>
       <w:pPr>
         <w:jc w:val="center"/>
         <w:rPr>
           <w:rFonts w:asciiTheme="majorBidi" w:hAnsiTheme="majorBidi" w:cstheme="majorBidi"/>
-          <w:color w:val="9B6D86"/>
+          <w:b/>
+          <w:bCs/>
+          <w:color w:val="614921"/>
           <w:sz w:val="40"/>
           <w:szCs w:val="40"/>
         </w:rPr>
       </w:pPr>
-      <w:r>
+    </w:p>
+    <w:p>
+      <w:pPr>
+        <w:jc w:val="center"/>
         <w:rPr>
           <w:rFonts w:asciiTheme="majorBidi" w:hAnsiTheme="majorBidi" w:cstheme="majorBidi"/>
           <w:b/>
@@ -162,8 +249,7 @@
           <w:sz w:val="36"/>
           <w:szCs w:val="36"/>
         </w:rPr>
-        <w:t>Project Title</w:t>
-      </w:r>
+      </w:pPr>
       <w:r>
         <w:rPr>
           <w:rFonts w:asciiTheme="majorBidi" w:hAnsiTheme="majorBidi" w:cstheme="majorBidi"/>
@@ -173,16 +259,67 @@
           <w:sz w:val="36"/>
           <w:szCs w:val="36"/>
         </w:rPr>
-        <w:t xml:space="preserve">: </w:t>
-      </w:r>
-      <w:r>
-        <w:rPr>
-          <w:rFonts w:asciiTheme="majorBidi" w:hAnsiTheme="majorBidi" w:cstheme="majorBidi"/>
-          <w:color w:val="9B6D86"/>
-          <w:sz w:val="32"/>
-          <w:szCs w:val="32"/>
-        </w:rPr>
-        <w:t>Bookworm Platform</w:t>
+        <w:t>Bookworm</w:t>
+      </w:r>
+      <w:r>
+        <w:rPr>
+          <w:rFonts w:asciiTheme="majorBidi" w:hAnsiTheme="majorBidi" w:cstheme="majorBidi"/>
+          <w:b/>
+          <w:bCs/>
+          <w:color w:val="4D3A6A"/>
+          <w:sz w:val="36"/>
+          <w:szCs w:val="36"/>
+        </w:rPr>
+        <w:t>s</w:t>
+      </w:r>
+      <w:r>
+        <w:rPr>
+          <w:rFonts w:asciiTheme="majorBidi" w:hAnsiTheme="majorBidi" w:cstheme="majorBidi"/>
+          <w:b/>
+          <w:bCs/>
+          <w:color w:val="4D3A6A"/>
+          <w:sz w:val="36"/>
+          <w:szCs w:val="36"/>
+        </w:rPr>
+        <w:t xml:space="preserve"> Platform</w:t>
+      </w:r>
+    </w:p>
+    <w:p>
+      <w:pPr>
+        <w:jc w:val="center"/>
+        <w:rPr>
+          <w:rFonts w:asciiTheme="majorBidi" w:hAnsiTheme="majorBidi" w:cstheme="majorBidi"/>
+          <w:color w:val="9B6D86"/>
+          <w:sz w:val="28"/>
+          <w:szCs w:val="28"/>
+        </w:rPr>
+      </w:pPr>
+      <w:r>
+        <w:rPr>
+          <w:rFonts w:asciiTheme="majorBidi" w:hAnsiTheme="majorBidi" w:cstheme="majorBidi"/>
+          <w:color w:val="9B6D86"/>
+          <w:sz w:val="28"/>
+          <w:szCs w:val="28"/>
+        </w:rPr>
+        <w:t>{</w:t>
+      </w:r>
+      <w:r>
+        <w:rPr>
+          <w:rFonts w:asciiTheme="majorBidi" w:hAnsiTheme="majorBidi" w:cstheme="majorBidi"/>
+          <w:color w:val="9B6D86"/>
+          <w:sz w:val="28"/>
+          <w:szCs w:val="28"/>
+        </w:rPr>
+        <w:t>a social media platform for book lovers</w:t>
+      </w:r>
+      <w:r>
+        <w:rPr>
+          <w:rFonts w:asciiTheme="majorBidi" w:hAnsiTheme="majorBidi" w:cstheme="majorBidi"/>
+          <w:color w:val="9B6D86"/>
+          <w:sz w:val="28"/>
+          <w:szCs w:val="28"/>
+        </w:rPr>
+        <w:t>}</w:t>
       </w:r>
     </w:p>
     <w:p>
@@ -217,6 +354,8 @@
         <w:jc w:val="center"/>
         <w:rPr>
           <w:rFonts w:asciiTheme="majorBidi" w:hAnsiTheme="majorBidi" w:cstheme="majorBidi"/>
+          <w:b/>
+          <w:bCs/>
           <w:color w:val="4D3A6A"/>
           <w:sz w:val="32"/>
           <w:szCs w:val="32"/>
@@ -225,6 +364,8 @@
       <w:r>
         <w:rPr>
           <w:rFonts w:asciiTheme="majorBidi" w:hAnsiTheme="majorBidi" w:cstheme="majorBidi"/>
+          <w:b/>
+          <w:bCs/>
           <w:color w:val="4D3A6A"/>
           <w:sz w:val="32"/>
           <w:szCs w:val="32"/>
@@ -234,6 +375,8 @@
       <w:r>
         <w:rPr>
           <w:rFonts w:asciiTheme="majorBidi" w:hAnsiTheme="majorBidi" w:cstheme="majorBidi"/>
+          <w:b/>
+          <w:bCs/>
           <w:color w:val="4D3A6A"/>
           <w:sz w:val="32"/>
           <w:szCs w:val="32"/>
@@ -243,6 +386,8 @@
       <w:r>
         <w:rPr>
           <w:rFonts w:asciiTheme="majorBidi" w:hAnsiTheme="majorBidi" w:cstheme="majorBidi"/>
+          <w:b/>
+          <w:bCs/>
           <w:color w:val="4D3A6A"/>
           <w:sz w:val="32"/>
           <w:szCs w:val="32"/>
@@ -252,6 +397,8 @@
       <w:r>
         <w:rPr>
           <w:rFonts w:asciiTheme="majorBidi" w:hAnsiTheme="majorBidi" w:cstheme="majorBidi"/>
+          <w:b/>
+          <w:bCs/>
           <w:color w:val="4D3A6A"/>
           <w:sz w:val="32"/>
           <w:szCs w:val="32"/>
@@ -261,6 +408,8 @@
       <w:r>
         <w:rPr>
           <w:rFonts w:asciiTheme="majorBidi" w:hAnsiTheme="majorBidi" w:cstheme="majorBidi"/>
+          <w:b/>
+          <w:bCs/>
           <w:color w:val="4D3A6A"/>
           <w:sz w:val="32"/>
           <w:szCs w:val="32"/>
@@ -412,16 +561,16 @@
         <w:rPr>
           <w:rFonts w:asciiTheme="majorBidi" w:hAnsiTheme="majorBidi" w:cstheme="majorBidi"/>
           <w:color w:val="9B6D86"/>
-          <w:sz w:val="32"/>
-          <w:szCs w:val="32"/>
-        </w:rPr>
-      </w:pPr>
-      <w:r>
-        <w:rPr>
-          <w:rFonts w:asciiTheme="majorBidi" w:hAnsiTheme="majorBidi" w:cstheme="majorBidi"/>
-          <w:color w:val="9B6D86"/>
-          <w:sz w:val="32"/>
-          <w:szCs w:val="32"/>
+          <w:sz w:val="28"/>
+          <w:szCs w:val="28"/>
+        </w:rPr>
+      </w:pPr>
+      <w:r>
+        <w:rPr>
+          <w:rFonts w:asciiTheme="majorBidi" w:hAnsiTheme="majorBidi" w:cstheme="majorBidi"/>
+          <w:color w:val="9B6D86"/>
+          <w:sz w:val="28"/>
+          <w:szCs w:val="28"/>
         </w:rPr>
         <w:t xml:space="preserve">Rawan Jamal Mohammed Ahmed </w:t>
       </w:r>
@@ -429,8 +578,8 @@
         <w:rPr>
           <w:rFonts w:asciiTheme="majorBidi" w:hAnsiTheme="majorBidi" w:cstheme="majorBidi"/>
           <w:color w:val="9B6D86"/>
-          <w:sz w:val="32"/>
-          <w:szCs w:val="32"/>
+          <w:sz w:val="28"/>
+          <w:szCs w:val="28"/>
         </w:rPr>
         <w:t>–</w:t>
       </w:r>
@@ -438,8 +587,8 @@
         <w:rPr>
           <w:rFonts w:asciiTheme="majorBidi" w:hAnsiTheme="majorBidi" w:cstheme="majorBidi"/>
           <w:color w:val="9B6D86"/>
-          <w:sz w:val="32"/>
-          <w:szCs w:val="32"/>
+          <w:sz w:val="28"/>
+          <w:szCs w:val="28"/>
         </w:rPr>
         <w:t xml:space="preserve"> 202209440</w:t>
       </w:r>
@@ -450,18 +599,36 @@
         <w:rPr>
           <w:rFonts w:asciiTheme="majorBidi" w:hAnsiTheme="majorBidi" w:cstheme="majorBidi"/>
           <w:color w:val="9B6D86"/>
-          <w:sz w:val="32"/>
-          <w:szCs w:val="32"/>
-        </w:rPr>
-      </w:pPr>
-      <w:r>
-        <w:rPr>
-          <w:rFonts w:asciiTheme="majorBidi" w:hAnsiTheme="majorBidi" w:cstheme="majorBidi"/>
-          <w:color w:val="9B6D86"/>
-          <w:sz w:val="32"/>
-          <w:szCs w:val="32"/>
-        </w:rPr>
-        <w:t>Fajer Al-Nassr - 202203497</w:t>
+          <w:sz w:val="28"/>
+          <w:szCs w:val="28"/>
+        </w:rPr>
+      </w:pPr>
+      <w:r>
+        <w:rPr>
+          <w:rFonts w:asciiTheme="majorBidi" w:hAnsiTheme="majorBidi" w:cstheme="majorBidi"/>
+          <w:color w:val="9B6D86"/>
+          <w:sz w:val="28"/>
+          <w:szCs w:val="28"/>
+        </w:rPr>
+        <w:t xml:space="preserve">Fajer </w:t>
+      </w:r>
+      <w:r>
+        <w:rPr>
+          <w:rFonts w:asciiTheme="majorBidi" w:hAnsiTheme="majorBidi" w:cstheme="majorBidi"/>
+          <w:color w:val="9B6D86"/>
+          <w:sz w:val="28"/>
+          <w:szCs w:val="28"/>
+        </w:rPr>
+        <w:t xml:space="preserve">Abdulaziz </w:t>
+      </w:r>
+      <w:r>
+        <w:rPr>
+          <w:rFonts w:asciiTheme="majorBidi" w:hAnsiTheme="majorBidi" w:cstheme="majorBidi"/>
+          <w:color w:val="9B6D86"/>
+          <w:sz w:val="28"/>
+          <w:szCs w:val="28"/>
+        </w:rPr>
+        <w:t>Al-Nassr - 202203497</w:t>
       </w:r>
     </w:p>
     <w:p>
@@ -531,57 +698,31 @@
     </w:p>
     <w:p>
       <w:pPr>
+        <w:rPr>
+          <w:rFonts w:asciiTheme="majorBidi" w:hAnsiTheme="majorBidi" w:cstheme="majorBidi"/>
+          <w:b/>
+          <w:bCs/>
+          <w:color w:val="764B79"/>
+          <w:sz w:val="32"/>
+          <w:szCs w:val="32"/>
+        </w:rPr>
+      </w:pPr>
+    </w:p>
+    <w:p>
+      <w:pPr>
+        <w:rPr>
+          <w:rFonts w:asciiTheme="majorBidi" w:hAnsiTheme="majorBidi" w:cstheme="majorBidi"/>
+          <w:b/>
+          <w:bCs/>
+          <w:color w:val="764B79"/>
+          <w:sz w:val="32"/>
+          <w:szCs w:val="32"/>
+        </w:rPr>
+      </w:pPr>
+    </w:p>
+    <w:p>
+      <w:pPr>
         <w:jc w:val="center"/>
-        <w:rPr>
-          <w:rFonts w:asciiTheme="majorBidi" w:hAnsiTheme="majorBidi" w:cstheme="majorBidi"/>
-          <w:b/>
-          <w:bCs/>
-          <w:color w:val="764B79"/>
-          <w:sz w:val="32"/>
-          <w:szCs w:val="32"/>
-        </w:rPr>
-      </w:pPr>
-    </w:p>
-    <w:p>
-      <w:pPr>
-        <w:jc w:val="center"/>
-        <w:rPr>
-          <w:rFonts w:asciiTheme="majorBidi" w:hAnsiTheme="majorBidi" w:cstheme="majorBidi"/>
-          <w:b/>
-          <w:bCs/>
-          <w:color w:val="764B79"/>
-          <w:sz w:val="32"/>
-          <w:szCs w:val="32"/>
-        </w:rPr>
-      </w:pPr>
-    </w:p>
-    <w:p>
-      <w:pPr>
-        <w:jc w:val="center"/>
-        <w:rPr>
-          <w:rFonts w:asciiTheme="majorBidi" w:hAnsiTheme="majorBidi" w:cstheme="majorBidi"/>
-          <w:b/>
-          <w:bCs/>
-          <w:color w:val="764B79"/>
-          <w:sz w:val="32"/>
-          <w:szCs w:val="32"/>
-        </w:rPr>
-      </w:pPr>
-    </w:p>
-    <w:p>
-      <w:pPr>
-        <w:rPr>
-          <w:rFonts w:asciiTheme="majorBidi" w:hAnsiTheme="majorBidi" w:cstheme="majorBidi"/>
-          <w:b/>
-          <w:bCs/>
-          <w:color w:val="764B79"/>
-          <w:sz w:val="32"/>
-          <w:szCs w:val="32"/>
-        </w:rPr>
-      </w:pPr>
-    </w:p>
-    <w:p>
-      <w:pPr>
         <w:rPr>
           <w:rFonts w:asciiTheme="majorBidi" w:hAnsiTheme="majorBidi" w:cstheme="majorBidi"/>
           <w:b/>
@@ -600,95 +741,12 @@
           <w:sz w:val="36"/>
           <w:szCs w:val="36"/>
         </w:rPr>
-        <w:t>Project Overview:</w:t>
-      </w:r>
-    </w:p>
-    <w:p>
-      <w:pPr>
-        <w:rPr>
-          <w:rFonts w:asciiTheme="majorBidi" w:hAnsiTheme="majorBidi" w:cstheme="majorBidi"/>
-          <w:b/>
-          <w:bCs/>
-          <w:color w:val="4D3A6A"/>
-          <w:sz w:val="32"/>
-          <w:szCs w:val="32"/>
-        </w:rPr>
-      </w:pPr>
-    </w:p>
-    <w:p>
-      <w:pPr>
-        <w:rPr>
-          <w:rFonts w:asciiTheme="majorBidi" w:hAnsiTheme="majorBidi" w:cstheme="majorBidi"/>
-          <w:b/>
-          <w:bCs/>
-          <w:color w:val="4D3A6A"/>
-          <w:sz w:val="32"/>
-          <w:szCs w:val="32"/>
-        </w:rPr>
-      </w:pPr>
-    </w:p>
-    <w:p>
-      <w:pPr>
-        <w:rPr>
-          <w:rFonts w:asciiTheme="majorBidi" w:hAnsiTheme="majorBidi" w:cstheme="majorBidi"/>
-          <w:b/>
-          <w:bCs/>
-          <w:color w:val="4D3A6A"/>
-          <w:sz w:val="32"/>
-          <w:szCs w:val="32"/>
-        </w:rPr>
-      </w:pPr>
-    </w:p>
-    <w:p>
-      <w:pPr>
-        <w:rPr>
-          <w:rFonts w:asciiTheme="majorBidi" w:hAnsiTheme="majorBidi" w:cstheme="majorBidi"/>
-          <w:b/>
-          <w:bCs/>
-          <w:color w:val="4D3A6A"/>
-          <w:sz w:val="32"/>
-          <w:szCs w:val="32"/>
-        </w:rPr>
-      </w:pPr>
-    </w:p>
-    <w:p>
-      <w:pPr>
-        <w:rPr>
-          <w:rFonts w:asciiTheme="majorBidi" w:hAnsiTheme="majorBidi" w:cstheme="majorBidi"/>
-          <w:b/>
-          <w:bCs/>
-          <w:color w:val="4D3A6A"/>
-          <w:sz w:val="32"/>
-          <w:szCs w:val="32"/>
-        </w:rPr>
-      </w:pPr>
-    </w:p>
-    <w:p>
-      <w:pPr>
-        <w:rPr>
-          <w:rFonts w:asciiTheme="majorBidi" w:hAnsiTheme="majorBidi" w:cstheme="majorBidi"/>
-          <w:b/>
-          <w:bCs/>
-          <w:color w:val="4D3A6A"/>
-          <w:sz w:val="32"/>
-          <w:szCs w:val="32"/>
-        </w:rPr>
-      </w:pPr>
-    </w:p>
-    <w:p>
-      <w:pPr>
-        <w:rPr>
-          <w:rFonts w:asciiTheme="majorBidi" w:hAnsiTheme="majorBidi" w:cstheme="majorBidi"/>
-          <w:b/>
-          <w:bCs/>
-          <w:color w:val="4D3A6A"/>
-          <w:sz w:val="32"/>
-          <w:szCs w:val="32"/>
-        </w:rPr>
-      </w:pPr>
-    </w:p>
-    <w:p>
-      <w:pPr>
+        <w:t>Project Overview</w:t>
+      </w:r>
+    </w:p>
+    <w:p>
+      <w:pPr>
+        <w:jc w:val="center"/>
         <w:rPr>
           <w:rFonts w:asciiTheme="majorBidi" w:hAnsiTheme="majorBidi" w:cstheme="majorBidi"/>
           <w:b/>
@@ -698,7 +756,110 @@
           <w:szCs w:val="36"/>
         </w:rPr>
       </w:pPr>
-      <w:r>
+    </w:p>
+    <w:p>
+      <w:pPr>
+        <w:rPr>
+          <w:rFonts w:asciiTheme="majorBidi" w:hAnsiTheme="majorBidi" w:cstheme="majorBidi"/>
+          <w:color w:val="9B6D86"/>
+          <w:sz w:val="24"/>
+          <w:szCs w:val="24"/>
+        </w:rPr>
+      </w:pPr>
+      <w:r>
+        <w:rPr>
+          <w:rFonts w:asciiTheme="majorBidi" w:hAnsiTheme="majorBidi" w:cstheme="majorBidi"/>
+          <w:color w:val="9B6D86"/>
+          <w:sz w:val="24"/>
+          <w:szCs w:val="24"/>
+        </w:rPr>
+        <w:tab/>
+      </w:r>
+      <w:r>
+        <w:rPr>
+          <w:rFonts w:asciiTheme="majorBidi" w:hAnsiTheme="majorBidi" w:cstheme="majorBidi"/>
+          <w:color w:val="9B6D86"/>
+          <w:sz w:val="24"/>
+          <w:szCs w:val="24"/>
+        </w:rPr>
+        <w:t>Bookwarms is a front-end social media platform designed for users to share book quotes, thoughts, and discussions about literature. The platform includes essential social media components such as user authentication pages, a news feed, a user profile page, and interactive post elements.</w:t>
+      </w:r>
+    </w:p>
+    <w:p>
+      <w:pPr>
+        <w:rPr>
+          <w:rFonts w:asciiTheme="majorBidi" w:hAnsiTheme="majorBidi" w:cstheme="majorBidi"/>
+          <w:color w:val="9B6D86"/>
+          <w:sz w:val="24"/>
+          <w:szCs w:val="24"/>
+        </w:rPr>
+      </w:pPr>
+    </w:p>
+    <w:p>
+      <w:pPr>
+        <w:rPr>
+          <w:rFonts w:asciiTheme="majorBidi" w:hAnsiTheme="majorBidi" w:cstheme="majorBidi"/>
+          <w:color w:val="9B6D86"/>
+          <w:sz w:val="24"/>
+          <w:szCs w:val="24"/>
+        </w:rPr>
+      </w:pPr>
+      <w:r>
+        <w:rPr>
+          <w:rFonts w:asciiTheme="majorBidi" w:hAnsiTheme="majorBidi" w:cstheme="majorBidi"/>
+          <w:color w:val="9B6D86"/>
+          <w:sz w:val="24"/>
+          <w:szCs w:val="24"/>
+        </w:rPr>
+        <w:t>The project is developed using HTML for structure, CSS (Flexbox) for layout and resposive design, and Vanilla JavaScript for interactivity. The application is designed to store user data such as accounts, posts, likes, and comments using the browser’s localStorage, allowing the platform to function without a backend server.</w:t>
+      </w:r>
+    </w:p>
+    <w:p>
+      <w:pPr>
+        <w:rPr>
+          <w:rFonts w:asciiTheme="majorBidi" w:hAnsiTheme="majorBidi" w:cstheme="majorBidi"/>
+          <w:color w:val="9B6D86"/>
+          <w:sz w:val="24"/>
+          <w:szCs w:val="24"/>
+        </w:rPr>
+      </w:pPr>
+    </w:p>
+    <w:p>
+      <w:pPr>
+        <w:rPr>
+          <w:rFonts w:asciiTheme="majorBidi" w:hAnsiTheme="majorBidi" w:cstheme="majorBidi"/>
+          <w:b/>
+          <w:bCs/>
+          <w:color w:val="9B6D86"/>
+          <w:sz w:val="24"/>
+          <w:szCs w:val="24"/>
+        </w:rPr>
+      </w:pPr>
+      <w:r>
+        <w:rPr>
+          <w:rFonts w:asciiTheme="majorBidi" w:hAnsiTheme="majorBidi" w:cstheme="majorBidi"/>
+          <w:color w:val="9B6D86"/>
+          <w:sz w:val="24"/>
+          <w:szCs w:val="24"/>
+        </w:rPr>
+        <w:t>Currently, the project includes the full user interface structure, including the login page, signup page, feed page, and profile page. JavaScript functionality for dynamic features will be implemented to enable account management, post creation, and user interaction.</w:t>
+      </w:r>
+    </w:p>
+    <w:p>
+      <w:pPr>
+        <w:rPr>
+          <w:rFonts w:asciiTheme="majorBidi" w:hAnsiTheme="majorBidi" w:cstheme="majorBidi"/>
+          <w:b/>
+          <w:bCs/>
+          <w:color w:val="4D3A6A"/>
+          <w:sz w:val="32"/>
+          <w:szCs w:val="32"/>
+        </w:rPr>
+      </w:pPr>
+    </w:p>
+    <w:p>
+      <w:pPr>
+        <w:jc w:val="center"/>
         <w:rPr>
           <w:rFonts w:asciiTheme="majorBidi" w:hAnsiTheme="majorBidi" w:cstheme="majorBidi"/>
           <w:b/>
@@ -707,8 +868,126 @@
           <w:sz w:val="36"/>
           <w:szCs w:val="36"/>
         </w:rPr>
-        <w:t>Features Checklist:</w:t>
-      </w:r>
+      </w:pPr>
+      <w:r>
+        <w:rPr>
+          <w:rFonts w:asciiTheme="majorBidi" w:hAnsiTheme="majorBidi" w:cstheme="majorBidi"/>
+          <w:b/>
+          <w:bCs/>
+          <w:noProof/>
+          <w:color w:val="764B79"/>
+          <w:sz w:val="36"/>
+          <w:szCs w:val="36"/>
+        </w:rPr>
+        <mc:AlternateContent>
+          <mc:Choice Requires="wps">
+            <w:drawing>
+              <wp:anchor distT="0" distB="0" distL="114300" distR="114300" simplePos="0" relativeHeight="251663360" behindDoc="0" locked="0" layoutInCell="1" allowOverlap="1" wp14:anchorId="02F87081" wp14:editId="3A7CA0DF">
+                <wp:simplePos x="0" y="0"/>
+                <wp:positionH relativeFrom="margin">
+                  <wp:align>center</wp:align>
+                </wp:positionH>
+                <wp:positionV relativeFrom="paragraph">
+                  <wp:posOffset>33864</wp:posOffset>
+                </wp:positionV>
+                <wp:extent cx="6377193" cy="17362"/>
+                <wp:effectExtent l="0" t="0" r="24130" b="20955"/>
+                <wp:wrapNone/>
+                <wp:docPr id="169817782" name="Straight Connector 1"/>
+                <wp:cNvGraphicFramePr/>
+                <a:graphic xmlns:a="http://schemas.openxmlformats.org/drawingml/2006/main">
+                  <a:graphicData uri="http://schemas.microsoft.com/office/word/2010/wordprocessingShape">
+                    <wps:wsp>
+                      <wps:cNvCnPr/>
+                      <wps:spPr>
+                        <a:xfrm>
+                          <a:off x="0" y="0"/>
+                          <a:ext cx="6377193" cy="17362"/>
+                        </a:xfrm>
+                        <a:prstGeom prst="line">
+                          <a:avLst/>
+                        </a:prstGeom>
+                        <a:ln w="12700">
+                          <a:solidFill>
+                            <a:srgbClr val="9B6D86"/>
+                          </a:solidFill>
+                          <a:prstDash val="lgDash"/>
+                        </a:ln>
+                      </wps:spPr>
+                      <wps:style>
+                        <a:lnRef idx="1">
+                          <a:schemeClr val="accent1"/>
+                        </a:lnRef>
+                        <a:fillRef idx="0">
+                          <a:schemeClr val="accent1"/>
+                        </a:fillRef>
+                        <a:effectRef idx="0">
+                          <a:schemeClr val="accent1"/>
+                        </a:effectRef>
+                        <a:fontRef idx="minor">
+                          <a:schemeClr val="tx1"/>
+                        </a:fontRef>
+                      </wps:style>
+                      <wps:bodyPr/>
+                    </wps:wsp>
+                  </a:graphicData>
+                </a:graphic>
+                <wp14:sizeRelH relativeFrom="margin">
+                  <wp14:pctWidth>0</wp14:pctWidth>
+                </wp14:sizeRelH>
+                <wp14:sizeRelV relativeFrom="margin">
+                  <wp14:pctHeight>0</wp14:pctHeight>
+                </wp14:sizeRelV>
+              </wp:anchor>
+            </w:drawing>
+          </mc:Choice>
+          <mc:Fallback>
+            <w:pict>
+              <v:line w14:anchorId="0C12405D" id="Straight Connector 1" o:spid="_x0000_s1026" style="position:absolute;z-index:251663360;visibility:visible;mso-wrap-style:square;mso-width-percent:0;mso-height-percent:0;mso-wrap-distance-left:9pt;mso-wrap-distance-top:0;mso-wrap-distance-right:9pt;mso-wrap-distance-bottom:0;mso-position-horizontal:center;mso-position-horizontal-relative:margin;mso-position-vertical:absolute;mso-position-vertical-relative:text;mso-width-percent:0;mso-height-percent:0;mso-width-relative:margin;mso-height-relative:margin" from="0,2.65pt" to="502.15pt,4pt" o:gfxdata="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" strokecolor="#9b6d86" strokeweight="1pt">
+                <v:stroke dashstyle="longDash" joinstyle="miter"/>
+                <w10:wrap anchorx="margin"/>
+              </v:line>
+            </w:pict>
+          </mc:Fallback>
+        </mc:AlternateContent>
+      </w:r>
+    </w:p>
+    <w:p>
+      <w:pPr>
+        <w:jc w:val="center"/>
+        <w:rPr>
+          <w:rFonts w:asciiTheme="majorBidi" w:hAnsiTheme="majorBidi" w:cstheme="majorBidi"/>
+          <w:b/>
+          <w:bCs/>
+          <w:color w:val="4D3A6A"/>
+          <w:sz w:val="36"/>
+          <w:szCs w:val="36"/>
+        </w:rPr>
+      </w:pPr>
+      <w:r>
+        <w:rPr>
+          <w:rFonts w:asciiTheme="majorBidi" w:hAnsiTheme="majorBidi" w:cstheme="majorBidi"/>
+          <w:b/>
+          <w:bCs/>
+          <w:color w:val="4D3A6A"/>
+          <w:sz w:val="36"/>
+          <w:szCs w:val="36"/>
+        </w:rPr>
+        <w:t>Features Checklist</w:t>
+      </w:r>
+    </w:p>
+    <w:p>
+      <w:pPr>
+        <w:jc w:val="center"/>
+        <w:rPr>
+          <w:rFonts w:asciiTheme="majorBidi" w:hAnsiTheme="majorBidi" w:cstheme="majorBidi"/>
+          <w:b/>
+          <w:bCs/>
+          <w:color w:val="4D3A6A"/>
+          <w:sz w:val="36"/>
+          <w:szCs w:val="36"/>
+        </w:rPr>
+      </w:pPr>
     </w:p>
     <w:tbl>
       <w:tblPr>
@@ -848,19 +1127,104 @@
                 <w:sz w:val="28"/>
                 <w:szCs w:val="28"/>
               </w:rPr>
-              <w:t>User Registration &amp; Login</w:t>
+              <w:t>User Registration</w:t>
             </w:r>
-          </w:p>
-          <w:p>
-            <w:pPr>
-              <w:jc w:val="center"/>
+            <w:r>
               <w:rPr>
                 <w:rFonts w:asciiTheme="majorBidi" w:hAnsiTheme="majorBidi" w:cstheme="majorBidi"/>
                 <w:color w:val="9B6D86"/>
                 <w:sz w:val="28"/>
                 <w:szCs w:val="28"/>
               </w:rPr>
-            </w:pPr>
+              <w:t xml:space="preserve"> / Signup</w:t>
+            </w:r>
+          </w:p>
+          <w:p>
+            <w:pPr>
+              <w:jc w:val="right"/>
+              <w:rPr>
+                <w:rFonts w:asciiTheme="majorBidi" w:hAnsiTheme="majorBidi" w:cstheme="majorBidi"/>
+                <w:color w:val="9B6D86"/>
+                <w:sz w:val="28"/>
+                <w:szCs w:val="28"/>
+              </w:rPr>
+            </w:pPr>
+          </w:p>
+        </w:tc>
+        <w:tc>
+          <w:tcPr>
+            <w:tcW w:w="2765" w:type="dxa"/>
+          </w:tcPr>
+          <w:p>
+            <w:pPr>
+              <w:rPr>
+                <w:rFonts w:asciiTheme="majorBidi" w:hAnsiTheme="majorBidi" w:cstheme="majorBidi"/>
+                <w:b/>
+                <w:bCs/>
+                <w:color w:val="764B79"/>
+                <w:sz w:val="32"/>
+                <w:szCs w:val="32"/>
+              </w:rPr>
+            </w:pPr>
+          </w:p>
+        </w:tc>
+        <w:tc>
+          <w:tcPr>
+            <w:tcW w:w="3736" w:type="dxa"/>
+          </w:tcPr>
+          <w:p>
+            <w:pPr>
+              <w:rPr>
+                <w:rFonts w:asciiTheme="majorBidi" w:hAnsiTheme="majorBidi" w:cstheme="majorBidi"/>
+                <w:b/>
+                <w:bCs/>
+                <w:color w:val="764B79"/>
+                <w:sz w:val="32"/>
+                <w:szCs w:val="32"/>
+              </w:rPr>
+            </w:pPr>
+          </w:p>
+        </w:tc>
+      </w:tr>
+      <w:tr>
+        <w:trPr>
+          <w:trHeight w:val="1025"/>
+        </w:trPr>
+        <w:tc>
+          <w:tcPr>
+            <w:tcW w:w="4029" w:type="dxa"/>
+            <w:shd w:val="clear" w:color="auto" w:fill="FAF1EC"/>
+          </w:tcPr>
+          <w:p>
+            <w:pPr>
+              <w:jc w:val="center"/>
+              <w:rPr>
+                <w:rFonts w:asciiTheme="majorBidi" w:hAnsiTheme="majorBidi" w:cstheme="majorBidi"/>
+                <w:color w:val="9B6D86"/>
+                <w:sz w:val="28"/>
+                <w:szCs w:val="28"/>
+              </w:rPr>
+            </w:pPr>
+          </w:p>
+          <w:p>
+            <w:pPr>
+              <w:jc w:val="center"/>
+              <w:rPr>
+                <w:rFonts w:asciiTheme="majorBidi" w:hAnsiTheme="majorBidi" w:cstheme="majorBidi"/>
+                <w:color w:val="9B6D86"/>
+                <w:sz w:val="28"/>
+                <w:szCs w:val="28"/>
+              </w:rPr>
+            </w:pPr>
+            <w:r>
+              <w:rPr>
+                <w:rFonts w:asciiTheme="majorBidi" w:hAnsiTheme="majorBidi" w:cstheme="majorBidi"/>
+                <w:color w:val="9B6D86"/>
+                <w:sz w:val="28"/>
+                <w:szCs w:val="28"/>
+              </w:rPr>
+              <w:t>User login</w:t>
+            </w:r>
           </w:p>
         </w:tc>
         <w:tc>
@@ -932,7 +1296,7 @@
                 <w:sz w:val="28"/>
                 <w:szCs w:val="28"/>
               </w:rPr>
-              <w:t>News Feed Create</w:t>
+              <w:t>User Profile Page</w:t>
             </w:r>
           </w:p>
           <w:p>
@@ -1016,7 +1380,7 @@
                 <w:sz w:val="28"/>
                 <w:szCs w:val="28"/>
               </w:rPr>
-              <w:t>New Post</w:t>
+              <w:t>News Feed</w:t>
             </w:r>
           </w:p>
           <w:p>
@@ -1100,7 +1464,7 @@
                 <w:sz w:val="28"/>
                 <w:szCs w:val="28"/>
               </w:rPr>
-              <w:t>Like a Post</w:t>
+              <w:t>Create a Post</w:t>
             </w:r>
           </w:p>
           <w:p>
@@ -1184,7 +1548,7 @@
                 <w:sz w:val="28"/>
                 <w:szCs w:val="28"/>
               </w:rPr>
-              <w:t>Comment on a Post</w:t>
+              <w:t>Like a Post</w:t>
             </w:r>
           </w:p>
           <w:p>
@@ -1268,7 +1632,7 @@
                 <w:sz w:val="28"/>
                 <w:szCs w:val="28"/>
               </w:rPr>
-              <w:t>User Profile Page</w:t>
+              <w:t>Comment on a Post</w:t>
             </w:r>
           </w:p>
           <w:p>
@@ -1352,7 +1716,7 @@
                 <w:sz w:val="28"/>
                 <w:szCs w:val="28"/>
               </w:rPr>
-              <w:t>Edit User Bio</w:t>
+              <w:t>Follow Users</w:t>
             </w:r>
           </w:p>
           <w:p>
@@ -1402,31 +1766,83 @@
           </w:p>
         </w:tc>
       </w:tr>
+      <w:tr>
+        <w:trPr>
+          <w:trHeight w:val="926"/>
+        </w:trPr>
+        <w:tc>
+          <w:tcPr>
+            <w:tcW w:w="4029" w:type="dxa"/>
+            <w:shd w:val="clear" w:color="auto" w:fill="FAF1EC"/>
+          </w:tcPr>
+          <w:p>
+            <w:pPr>
+              <w:jc w:val="center"/>
+              <w:rPr>
+                <w:rFonts w:asciiTheme="majorBidi" w:hAnsiTheme="majorBidi" w:cstheme="majorBidi"/>
+                <w:color w:val="9B6D86"/>
+                <w:sz w:val="28"/>
+                <w:szCs w:val="28"/>
+              </w:rPr>
+            </w:pPr>
+          </w:p>
+          <w:p>
+            <w:pPr>
+              <w:jc w:val="center"/>
+              <w:rPr>
+                <w:rFonts w:asciiTheme="majorBidi" w:hAnsiTheme="majorBidi" w:cstheme="majorBidi"/>
+                <w:color w:val="9B6D86"/>
+                <w:sz w:val="28"/>
+                <w:szCs w:val="28"/>
+              </w:rPr>
+            </w:pPr>
+            <w:r>
+              <w:rPr>
+                <w:rFonts w:asciiTheme="majorBidi" w:hAnsiTheme="majorBidi" w:cstheme="majorBidi"/>
+                <w:color w:val="9B6D86"/>
+                <w:sz w:val="28"/>
+                <w:szCs w:val="28"/>
+              </w:rPr>
+              <w:t>Edit Profile</w:t>
+            </w:r>
+          </w:p>
+        </w:tc>
+        <w:tc>
+          <w:tcPr>
+            <w:tcW w:w="2765" w:type="dxa"/>
+          </w:tcPr>
+          <w:p>
+            <w:pPr>
+              <w:rPr>
+                <w:rFonts w:asciiTheme="majorBidi" w:hAnsiTheme="majorBidi" w:cstheme="majorBidi"/>
+                <w:b/>
+                <w:bCs/>
+                <w:color w:val="764B79"/>
+                <w:sz w:val="32"/>
+                <w:szCs w:val="32"/>
+              </w:rPr>
+            </w:pPr>
+          </w:p>
+        </w:tc>
+        <w:tc>
+          <w:tcPr>
+            <w:tcW w:w="3736" w:type="dxa"/>
+          </w:tcPr>
+          <w:p>
+            <w:pPr>
+              <w:rPr>
+                <w:rFonts w:asciiTheme="majorBidi" w:hAnsiTheme="majorBidi" w:cstheme="majorBidi"/>
+                <w:b/>
+                <w:bCs/>
+                <w:color w:val="764B79"/>
+                <w:sz w:val="32"/>
+                <w:szCs w:val="32"/>
+              </w:rPr>
+            </w:pPr>
+          </w:p>
+        </w:tc>
+      </w:tr>
     </w:tbl>
-    <w:p>
-      <w:pPr>
-        <w:rPr>
-          <w:rFonts w:asciiTheme="majorBidi" w:hAnsiTheme="majorBidi" w:cstheme="majorBidi"/>
-          <w:b/>
-          <w:bCs/>
-          <w:color w:val="764B79"/>
-          <w:sz w:val="32"/>
-          <w:szCs w:val="32"/>
-        </w:rPr>
-      </w:pPr>
-    </w:p>
-    <w:p>
-      <w:pPr>
-        <w:rPr>
-          <w:rFonts w:asciiTheme="majorBidi" w:hAnsiTheme="majorBidi" w:cstheme="majorBidi"/>
-          <w:b/>
-          <w:bCs/>
-          <w:color w:val="764B79"/>
-          <w:sz w:val="32"/>
-          <w:szCs w:val="32"/>
-        </w:rPr>
-      </w:pPr>
-    </w:p>
     <w:p>
       <w:pPr>
         <w:rPr>
@@ -1450,6 +1866,156 @@
           <w:szCs w:val="36"/>
         </w:rPr>
       </w:pPr>
+      <w:r>
+        <w:rPr>
+          <w:rFonts w:asciiTheme="majorBidi" w:hAnsiTheme="majorBidi" w:cstheme="majorBidi"/>
+          <w:b/>
+          <w:bCs/>
+          <w:noProof/>
+          <w:color w:val="764B79"/>
+          <w:sz w:val="36"/>
+          <w:szCs w:val="36"/>
+        </w:rPr>
+        <mc:AlternateContent>
+          <mc:Choice Requires="wps">
+            <w:drawing>
+              <wp:anchor distT="0" distB="0" distL="114300" distR="114300" simplePos="0" relativeHeight="251659264" behindDoc="0" locked="0" layoutInCell="1" allowOverlap="1" wp14:anchorId="043A03B0" wp14:editId="3F553864">
+                <wp:simplePos x="0" y="0"/>
+                <wp:positionH relativeFrom="margin">
+                  <wp:align>center</wp:align>
+                </wp:positionH>
+                <wp:positionV relativeFrom="paragraph">
+                  <wp:posOffset>69376</wp:posOffset>
+                </wp:positionV>
+                <wp:extent cx="6377193" cy="17362"/>
+                <wp:effectExtent l="0" t="0" r="24130" b="20955"/>
+                <wp:wrapNone/>
+                <wp:docPr id="588527070" name="Straight Connector 1"/>
+                <wp:cNvGraphicFramePr/>
+                <a:graphic xmlns:a="http://schemas.openxmlformats.org/drawingml/2006/main">
+                  <a:graphicData uri="http://schemas.microsoft.com/office/word/2010/wordprocessingShape">
+                    <wps:wsp>
+                      <wps:cNvCnPr/>
+                      <wps:spPr>
+                        <a:xfrm>
+                          <a:off x="0" y="0"/>
+                          <a:ext cx="6377193" cy="17362"/>
+                        </a:xfrm>
+                        <a:prstGeom prst="line">
+                          <a:avLst/>
+                        </a:prstGeom>
+                        <a:ln w="12700">
+                          <a:solidFill>
+                            <a:srgbClr val="9B6D86"/>
+                          </a:solidFill>
+                          <a:prstDash val="lgDash"/>
+                        </a:ln>
+                      </wps:spPr>
+                      <wps:style>
+                        <a:lnRef idx="1">
+                          <a:schemeClr val="accent1"/>
+                        </a:lnRef>
+                        <a:fillRef idx="0">
+                          <a:schemeClr val="accent1"/>
+                        </a:fillRef>
+                        <a:effectRef idx="0">
+                          <a:schemeClr val="accent1"/>
+                        </a:effectRef>
+                        <a:fontRef idx="minor">
+                          <a:schemeClr val="tx1"/>
+                        </a:fontRef>
+                      </wps:style>
+                      <wps:bodyPr/>
+                    </wps:wsp>
+                  </a:graphicData>
+                </a:graphic>
+                <wp14:sizeRelH relativeFrom="margin">
+                  <wp14:pctWidth>0</wp14:pctWidth>
+                </wp14:sizeRelH>
+                <wp14:sizeRelV relativeFrom="margin">
+                  <wp14:pctHeight>0</wp14:pctHeight>
+                </wp14:sizeRelV>
+              </wp:anchor>
+            </w:drawing>
+          </mc:Choice>
+          <mc:Fallback>
+            <w:pict>
+              <v:line w14:anchorId="7AC58464" id="Straight Connector 1" o:spid="_x0000_s1026" style="position:absolute;z-index:251659264;visibility:visible;mso-wrap-style:square;mso-width-percent:0;mso-height-percent:0;mso-wrap-distance-left:9pt;mso-wrap-distance-top:0;mso-wrap-distance-right:9pt;mso-wrap-distance-bottom:0;mso-position-horizontal:center;mso-position-horizontal-relative:margin;mso-position-vertical:absolute;mso-position-vertical-relative:text;mso-width-percent:0;mso-height-percent:0;mso-width-relative:margin;mso-height-relative:margin" from="0,5.45pt" to="502.15pt,6.8pt" o:gfxdata="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" strokecolor="#9b6d86" strokeweight="1pt">
+                <v:stroke dashstyle="longDash" joinstyle="miter"/>
+                <w10:wrap anchorx="margin"/>
+              </v:line>
+            </w:pict>
+          </mc:Fallback>
+        </mc:AlternateContent>
+      </w:r>
+    </w:p>
+    <w:p>
+      <w:pPr>
+        <w:jc w:val="center"/>
+        <w:rPr>
+          <w:rFonts w:asciiTheme="majorBidi" w:hAnsiTheme="majorBidi" w:cstheme="majorBidi"/>
+          <w:b/>
+          <w:bCs/>
+          <w:color w:val="4D3A6A"/>
+          <w:sz w:val="36"/>
+          <w:szCs w:val="36"/>
+        </w:rPr>
+      </w:pPr>
+      <w:r>
+        <w:rPr>
+          <w:rFonts w:asciiTheme="majorBidi" w:hAnsiTheme="majorBidi" w:cstheme="majorBidi"/>
+          <w:b/>
+          <w:bCs/>
+          <w:color w:val="4D3A6A"/>
+          <w:sz w:val="36"/>
+          <w:szCs w:val="36"/>
+        </w:rPr>
+        <w:t xml:space="preserve">How to Use our Bookworm platform </w:t>
+      </w:r>
+      <w:r>
+        <w:rPr>
+          <w:rFonts w:asciiTheme="majorBidi" w:hAnsiTheme="majorBidi" w:cstheme="majorBidi"/>
+          <w:b/>
+          <w:bCs/>
+          <w:color w:val="9B6D86"/>
+          <w:sz w:val="24"/>
+          <w:szCs w:val="24"/>
+        </w:rPr>
+        <w:t>{</w:t>
+      </w:r>
+      <w:r>
+        <w:rPr>
+          <w:rFonts w:asciiTheme="majorBidi" w:hAnsiTheme="majorBidi" w:cstheme="majorBidi"/>
+          <w:b/>
+          <w:bCs/>
+          <w:color w:val="9B6D86"/>
+          <w:sz w:val="24"/>
+          <w:szCs w:val="24"/>
+        </w:rPr>
+        <w:t>A Quick Guide</w:t>
+      </w:r>
+      <w:r>
+        <w:rPr>
+          <w:rFonts w:asciiTheme="majorBidi" w:hAnsiTheme="majorBidi" w:cstheme="majorBidi"/>
+          <w:b/>
+          <w:bCs/>
+          <w:color w:val="9B6D86"/>
+          <w:sz w:val="24"/>
+          <w:szCs w:val="24"/>
+        </w:rPr>
+        <w:t>}</w:t>
+      </w:r>
+      <w:r>
+        <w:rPr>
+          <w:rFonts w:asciiTheme="majorBidi" w:hAnsiTheme="majorBidi" w:cstheme="majorBidi"/>
+          <w:b/>
+          <w:bCs/>
+          <w:color w:val="4D3A6A"/>
+          <w:sz w:val="36"/>
+          <w:szCs w:val="36"/>
+        </w:rPr>
+        <w:t>?</w:t>
+      </w:r>
     </w:p>
     <w:p>
       <w:pPr>
@@ -1463,7 +2029,665 @@
           <w:szCs w:val="40"/>
         </w:rPr>
       </w:pPr>
-      <w:r>
+    </w:p>
+    <w:p>
+      <w:pPr>
+        <w:pStyle w:val="ListParagraph"/>
+        <w:numPr>
+          <w:ilvl w:val="0"/>
+          <w:numId w:val="1"/>
+        </w:numPr>
+        <w:rPr>
+          <w:rFonts w:asciiTheme="majorBidi" w:hAnsiTheme="majorBidi" w:cstheme="majorBidi"/>
+          <w:color w:val="9B6D86"/>
+          <w:sz w:val="28"/>
+          <w:szCs w:val="28"/>
+        </w:rPr>
+      </w:pPr>
+      <w:r>
+        <w:rPr>
+          <w:rFonts w:asciiTheme="majorBidi" w:hAnsiTheme="majorBidi" w:cstheme="majorBidi"/>
+          <w:color w:val="9B6D86"/>
+          <w:sz w:val="28"/>
+          <w:szCs w:val="28"/>
+        </w:rPr>
+        <w:t>Create a new Account:</w:t>
+      </w:r>
+    </w:p>
+    <w:p>
+      <w:pPr>
+        <w:pStyle w:val="ListParagraph"/>
+        <w:ind w:left="1080"/>
+        <w:rPr>
+          <w:rFonts w:asciiTheme="majorBidi" w:hAnsiTheme="majorBidi" w:cstheme="majorBidi"/>
+          <w:color w:val="9B6D86"/>
+          <w:sz w:val="28"/>
+          <w:szCs w:val="28"/>
+        </w:rPr>
+      </w:pPr>
+    </w:p>
+    <w:p>
+      <w:pPr>
+        <w:pStyle w:val="ListParagraph"/>
+        <w:ind w:left="1080"/>
+        <w:rPr>
+          <w:rFonts w:asciiTheme="majorBidi" w:hAnsiTheme="majorBidi" w:cstheme="majorBidi"/>
+          <w:color w:val="9B6D86"/>
+          <w:sz w:val="28"/>
+          <w:szCs w:val="28"/>
+        </w:rPr>
+      </w:pPr>
+    </w:p>
+    <w:p>
+      <w:pPr>
+        <w:pStyle w:val="ListParagraph"/>
+        <w:numPr>
+          <w:ilvl w:val="0"/>
+          <w:numId w:val="1"/>
+        </w:numPr>
+        <w:rPr>
+          <w:rFonts w:asciiTheme="majorBidi" w:hAnsiTheme="majorBidi" w:cstheme="majorBidi"/>
+          <w:color w:val="9B6D86"/>
+          <w:sz w:val="28"/>
+          <w:szCs w:val="28"/>
+        </w:rPr>
+      </w:pPr>
+      <w:r>
+        <w:rPr>
+          <w:rFonts w:asciiTheme="majorBidi" w:hAnsiTheme="majorBidi" w:cstheme="majorBidi"/>
+          <w:color w:val="9B6D86"/>
+          <w:sz w:val="28"/>
+          <w:szCs w:val="28"/>
+        </w:rPr>
+        <w:t>Log in to the Platform:</w:t>
+      </w:r>
+    </w:p>
+    <w:p>
+      <w:pPr>
+        <w:pStyle w:val="ListParagraph"/>
+        <w:ind w:left="1080"/>
+        <w:rPr>
+          <w:rFonts w:asciiTheme="majorBidi" w:hAnsiTheme="majorBidi" w:cstheme="majorBidi"/>
+          <w:color w:val="9B6D86"/>
+          <w:sz w:val="28"/>
+          <w:szCs w:val="28"/>
+        </w:rPr>
+      </w:pPr>
+    </w:p>
+    <w:p>
+      <w:pPr>
+        <w:pStyle w:val="ListParagraph"/>
+        <w:ind w:left="1080"/>
+        <w:rPr>
+          <w:rFonts w:asciiTheme="majorBidi" w:hAnsiTheme="majorBidi" w:cstheme="majorBidi"/>
+          <w:color w:val="9B6D86"/>
+          <w:sz w:val="28"/>
+          <w:szCs w:val="28"/>
+        </w:rPr>
+      </w:pPr>
+    </w:p>
+    <w:p>
+      <w:pPr>
+        <w:pStyle w:val="ListParagraph"/>
+        <w:numPr>
+          <w:ilvl w:val="0"/>
+          <w:numId w:val="1"/>
+        </w:numPr>
+        <w:rPr>
+          <w:rFonts w:asciiTheme="majorBidi" w:hAnsiTheme="majorBidi" w:cstheme="majorBidi"/>
+          <w:color w:val="9B6D86"/>
+          <w:sz w:val="28"/>
+          <w:szCs w:val="28"/>
+        </w:rPr>
+      </w:pPr>
+      <w:r>
+        <w:rPr>
+          <w:rFonts w:asciiTheme="majorBidi" w:hAnsiTheme="majorBidi" w:cstheme="majorBidi"/>
+          <w:color w:val="9B6D86"/>
+          <w:sz w:val="28"/>
+          <w:szCs w:val="28"/>
+        </w:rPr>
+        <w:t>Browse the News Feed:</w:t>
+      </w:r>
+    </w:p>
+    <w:p>
+      <w:pPr>
+        <w:pStyle w:val="ListParagraph"/>
+        <w:ind w:left="1080"/>
+        <w:rPr>
+          <w:rFonts w:asciiTheme="majorBidi" w:hAnsiTheme="majorBidi" w:cstheme="majorBidi"/>
+          <w:color w:val="9B6D86"/>
+          <w:sz w:val="28"/>
+          <w:szCs w:val="28"/>
+        </w:rPr>
+      </w:pPr>
+    </w:p>
+    <w:p>
+      <w:pPr>
+        <w:pStyle w:val="ListParagraph"/>
+        <w:ind w:left="1080"/>
+        <w:rPr>
+          <w:rFonts w:asciiTheme="majorBidi" w:hAnsiTheme="majorBidi" w:cstheme="majorBidi"/>
+          <w:color w:val="9B6D86"/>
+          <w:sz w:val="28"/>
+          <w:szCs w:val="28"/>
+        </w:rPr>
+      </w:pPr>
+    </w:p>
+    <w:p>
+      <w:pPr>
+        <w:pStyle w:val="ListParagraph"/>
+        <w:numPr>
+          <w:ilvl w:val="0"/>
+          <w:numId w:val="1"/>
+        </w:numPr>
+        <w:rPr>
+          <w:rFonts w:asciiTheme="majorBidi" w:hAnsiTheme="majorBidi" w:cstheme="majorBidi"/>
+          <w:color w:val="9B6D86"/>
+          <w:sz w:val="28"/>
+          <w:szCs w:val="28"/>
+        </w:rPr>
+      </w:pPr>
+      <w:r>
+        <w:rPr>
+          <w:rFonts w:asciiTheme="majorBidi" w:hAnsiTheme="majorBidi" w:cstheme="majorBidi"/>
+          <w:color w:val="9B6D86"/>
+          <w:sz w:val="28"/>
+          <w:szCs w:val="28"/>
+        </w:rPr>
+        <w:t>Interact with Posts:</w:t>
+      </w:r>
+    </w:p>
+    <w:p>
+      <w:pPr>
+        <w:pStyle w:val="ListParagraph"/>
+        <w:ind w:left="1080"/>
+        <w:rPr>
+          <w:rFonts w:asciiTheme="majorBidi" w:hAnsiTheme="majorBidi" w:cstheme="majorBidi"/>
+          <w:color w:val="9B6D86"/>
+          <w:sz w:val="28"/>
+          <w:szCs w:val="28"/>
+        </w:rPr>
+      </w:pPr>
+    </w:p>
+    <w:p>
+      <w:pPr>
+        <w:pStyle w:val="ListParagraph"/>
+        <w:ind w:left="1080"/>
+        <w:rPr>
+          <w:rFonts w:asciiTheme="majorBidi" w:hAnsiTheme="majorBidi" w:cstheme="majorBidi"/>
+          <w:color w:val="9B6D86"/>
+          <w:sz w:val="28"/>
+          <w:szCs w:val="28"/>
+        </w:rPr>
+      </w:pPr>
+    </w:p>
+    <w:p>
+      <w:pPr>
+        <w:pStyle w:val="ListParagraph"/>
+        <w:numPr>
+          <w:ilvl w:val="0"/>
+          <w:numId w:val="1"/>
+        </w:numPr>
+        <w:rPr>
+          <w:rFonts w:asciiTheme="majorBidi" w:hAnsiTheme="majorBidi" w:cstheme="majorBidi"/>
+          <w:color w:val="9B6D86"/>
+          <w:sz w:val="28"/>
+          <w:szCs w:val="28"/>
+        </w:rPr>
+      </w:pPr>
+      <w:r>
+        <w:rPr>
+          <w:rFonts w:asciiTheme="majorBidi" w:hAnsiTheme="majorBidi" w:cstheme="majorBidi"/>
+          <w:color w:val="9B6D86"/>
+          <w:sz w:val="28"/>
+          <w:szCs w:val="28"/>
+        </w:rPr>
+        <w:t>View and Edit Profile:</w:t>
+      </w:r>
+    </w:p>
+    <w:p>
+      <w:pPr>
+        <w:pStyle w:val="ListParagraph"/>
+        <w:ind w:left="1080"/>
+        <w:rPr>
+          <w:rFonts w:asciiTheme="majorBidi" w:hAnsiTheme="majorBidi" w:cstheme="majorBidi"/>
+          <w:color w:val="9B6D86"/>
+          <w:sz w:val="28"/>
+          <w:szCs w:val="28"/>
+        </w:rPr>
+      </w:pPr>
+    </w:p>
+    <w:p>
+      <w:pPr>
+        <w:pStyle w:val="ListParagraph"/>
+        <w:ind w:left="1080"/>
+        <w:rPr>
+          <w:rFonts w:asciiTheme="majorBidi" w:hAnsiTheme="majorBidi" w:cstheme="majorBidi"/>
+          <w:color w:val="9B6D86"/>
+          <w:sz w:val="28"/>
+          <w:szCs w:val="28"/>
+        </w:rPr>
+      </w:pPr>
+    </w:p>
+    <w:p>
+      <w:pPr>
+        <w:pStyle w:val="ListParagraph"/>
+        <w:numPr>
+          <w:ilvl w:val="0"/>
+          <w:numId w:val="1"/>
+        </w:numPr>
+        <w:rPr>
+          <w:rFonts w:asciiTheme="majorBidi" w:hAnsiTheme="majorBidi" w:cstheme="majorBidi"/>
+          <w:color w:val="9B6D86"/>
+          <w:sz w:val="28"/>
+          <w:szCs w:val="28"/>
+        </w:rPr>
+      </w:pPr>
+      <w:r>
+        <w:rPr>
+          <w:rFonts w:asciiTheme="majorBidi" w:hAnsiTheme="majorBidi" w:cstheme="majorBidi"/>
+          <w:color w:val="9B6D86"/>
+          <w:sz w:val="28"/>
+          <w:szCs w:val="28"/>
+        </w:rPr>
+        <w:t>Create a Post</w:t>
+      </w:r>
+      <w:r>
+        <w:rPr>
+          <w:rFonts w:asciiTheme="majorBidi" w:hAnsiTheme="majorBidi" w:cstheme="majorBidi"/>
+          <w:color w:val="9B6D86"/>
+          <w:sz w:val="28"/>
+          <w:szCs w:val="28"/>
+        </w:rPr>
+        <w:t>:</w:t>
+      </w:r>
+    </w:p>
+    <w:p>
+      <w:pPr>
+        <w:pStyle w:val="ListParagraph"/>
+        <w:ind w:left="1080"/>
+        <w:rPr>
+          <w:rFonts w:asciiTheme="majorBidi" w:hAnsiTheme="majorBidi" w:cstheme="majorBidi"/>
+          <w:color w:val="9B6D86"/>
+          <w:sz w:val="28"/>
+          <w:szCs w:val="28"/>
+        </w:rPr>
+      </w:pPr>
+    </w:p>
+    <w:p>
+      <w:pPr>
+        <w:pStyle w:val="ListParagraph"/>
+        <w:ind w:left="1080"/>
+        <w:rPr>
+          <w:rFonts w:asciiTheme="majorBidi" w:hAnsiTheme="majorBidi" w:cstheme="majorBidi"/>
+          <w:color w:val="9B6D86"/>
+          <w:sz w:val="28"/>
+          <w:szCs w:val="28"/>
+        </w:rPr>
+      </w:pPr>
+    </w:p>
+    <w:p>
+      <w:pPr>
+        <w:rPr>
+          <w:rFonts w:asciiTheme="majorBidi" w:hAnsiTheme="majorBidi" w:cstheme="majorBidi"/>
+          <w:b/>
+          <w:bCs/>
+          <w:color w:val="764B79"/>
+          <w:sz w:val="32"/>
+          <w:szCs w:val="32"/>
+        </w:rPr>
+      </w:pPr>
+    </w:p>
+    <w:p>
+      <w:pPr>
+        <w:rPr>
+          <w:rFonts w:asciiTheme="majorBidi" w:hAnsiTheme="majorBidi" w:cstheme="majorBidi"/>
+          <w:b/>
+          <w:bCs/>
+          <w:color w:val="764B79"/>
+          <w:sz w:val="32"/>
+          <w:szCs w:val="32"/>
+        </w:rPr>
+      </w:pPr>
+    </w:p>
+    <w:p>
+      <w:pPr>
+        <w:rPr>
+          <w:rFonts w:asciiTheme="majorBidi" w:hAnsiTheme="majorBidi" w:cstheme="majorBidi"/>
+          <w:b/>
+          <w:bCs/>
+          <w:color w:val="764B79"/>
+          <w:sz w:val="32"/>
+          <w:szCs w:val="32"/>
+        </w:rPr>
+      </w:pPr>
+    </w:p>
+    <w:p>
+      <w:pPr>
+        <w:rPr>
+          <w:rFonts w:asciiTheme="majorBidi" w:hAnsiTheme="majorBidi" w:cstheme="majorBidi"/>
+          <w:b/>
+          <w:bCs/>
+          <w:color w:val="764B79"/>
+          <w:sz w:val="32"/>
+          <w:szCs w:val="32"/>
+        </w:rPr>
+      </w:pPr>
+    </w:p>
+    <w:p>
+      <w:pPr>
+        <w:rPr>
+          <w:rFonts w:asciiTheme="majorBidi" w:hAnsiTheme="majorBidi" w:cstheme="majorBidi"/>
+          <w:b/>
+          <w:bCs/>
+          <w:color w:val="764B79"/>
+          <w:sz w:val="32"/>
+          <w:szCs w:val="32"/>
+        </w:rPr>
+      </w:pPr>
+    </w:p>
+    <w:p>
+      <w:pPr>
+        <w:rPr>
+          <w:rFonts w:asciiTheme="majorBidi" w:hAnsiTheme="majorBidi" w:cstheme="majorBidi"/>
+          <w:b/>
+          <w:bCs/>
+          <w:color w:val="764B79"/>
+          <w:sz w:val="32"/>
+          <w:szCs w:val="32"/>
+        </w:rPr>
+      </w:pPr>
+    </w:p>
+    <w:p>
+      <w:pPr>
+        <w:rPr>
+          <w:rFonts w:asciiTheme="majorBidi" w:hAnsiTheme="majorBidi" w:cstheme="majorBidi"/>
+          <w:b/>
+          <w:bCs/>
+          <w:color w:val="764B79"/>
+          <w:sz w:val="32"/>
+          <w:szCs w:val="32"/>
+        </w:rPr>
+      </w:pPr>
+    </w:p>
+    <w:p>
+      <w:pPr>
+        <w:rPr>
+          <w:rFonts w:asciiTheme="majorBidi" w:hAnsiTheme="majorBidi" w:cstheme="majorBidi"/>
+          <w:b/>
+          <w:bCs/>
+          <w:color w:val="764B79"/>
+          <w:sz w:val="32"/>
+          <w:szCs w:val="32"/>
+        </w:rPr>
+      </w:pPr>
+    </w:p>
+    <w:p>
+      <w:pPr>
+        <w:rPr>
+          <w:rFonts w:asciiTheme="majorBidi" w:hAnsiTheme="majorBidi" w:cstheme="majorBidi"/>
+          <w:b/>
+          <w:bCs/>
+          <w:color w:val="764B79"/>
+          <w:sz w:val="32"/>
+          <w:szCs w:val="32"/>
+        </w:rPr>
+      </w:pPr>
+    </w:p>
+    <w:p>
+      <w:pPr>
+        <w:rPr>
+          <w:rFonts w:asciiTheme="majorBidi" w:hAnsiTheme="majorBidi" w:cstheme="majorBidi"/>
+          <w:b/>
+          <w:bCs/>
+          <w:color w:val="764B79"/>
+          <w:sz w:val="32"/>
+          <w:szCs w:val="32"/>
+        </w:rPr>
+      </w:pPr>
+    </w:p>
+    <w:p>
+      <w:pPr>
+        <w:rPr>
+          <w:rFonts w:asciiTheme="majorBidi" w:hAnsiTheme="majorBidi" w:cstheme="majorBidi"/>
+          <w:b/>
+          <w:bCs/>
+          <w:color w:val="764B79"/>
+          <w:sz w:val="32"/>
+          <w:szCs w:val="32"/>
+        </w:rPr>
+      </w:pPr>
+    </w:p>
+    <w:p>
+      <w:pPr>
+        <w:rPr>
+          <w:rFonts w:asciiTheme="majorBidi" w:hAnsiTheme="majorBidi" w:cstheme="majorBidi"/>
+          <w:b/>
+          <w:bCs/>
+          <w:color w:val="764B79"/>
+          <w:sz w:val="32"/>
+          <w:szCs w:val="32"/>
+        </w:rPr>
+      </w:pPr>
+    </w:p>
+    <w:p>
+      <w:pPr>
+        <w:rPr>
+          <w:rFonts w:asciiTheme="majorBidi" w:hAnsiTheme="majorBidi" w:cstheme="majorBidi"/>
+          <w:b/>
+          <w:bCs/>
+          <w:color w:val="764B79"/>
+          <w:sz w:val="32"/>
+          <w:szCs w:val="32"/>
+        </w:rPr>
+      </w:pPr>
+    </w:p>
+    <w:p>
+      <w:pPr>
+        <w:rPr>
+          <w:rFonts w:asciiTheme="majorBidi" w:hAnsiTheme="majorBidi" w:cstheme="majorBidi"/>
+          <w:b/>
+          <w:bCs/>
+          <w:color w:val="764B79"/>
+          <w:sz w:val="32"/>
+          <w:szCs w:val="32"/>
+        </w:rPr>
+      </w:pPr>
+    </w:p>
+    <w:p>
+      <w:pPr>
+        <w:rPr>
+          <w:rFonts w:asciiTheme="majorBidi" w:hAnsiTheme="majorBidi" w:cstheme="majorBidi"/>
+          <w:b/>
+          <w:bCs/>
+          <w:color w:val="764B79"/>
+          <w:sz w:val="32"/>
+          <w:szCs w:val="32"/>
+        </w:rPr>
+      </w:pPr>
+    </w:p>
+    <w:p>
+      <w:pPr>
+        <w:rPr>
+          <w:rFonts w:asciiTheme="majorBidi" w:hAnsiTheme="majorBidi" w:cstheme="majorBidi"/>
+          <w:b/>
+          <w:bCs/>
+          <w:color w:val="764B79"/>
+          <w:sz w:val="32"/>
+          <w:szCs w:val="32"/>
+        </w:rPr>
+      </w:pPr>
+    </w:p>
+    <w:p>
+      <w:pPr>
+        <w:rPr>
+          <w:rFonts w:asciiTheme="majorBidi" w:hAnsiTheme="majorBidi" w:cstheme="majorBidi"/>
+          <w:b/>
+          <w:bCs/>
+          <w:color w:val="764B79"/>
+          <w:sz w:val="32"/>
+          <w:szCs w:val="32"/>
+        </w:rPr>
+      </w:pPr>
+    </w:p>
+    <w:p>
+      <w:pPr>
+        <w:rPr>
+          <w:rFonts w:asciiTheme="majorBidi" w:hAnsiTheme="majorBidi" w:cstheme="majorBidi"/>
+          <w:b/>
+          <w:bCs/>
+          <w:color w:val="764B79"/>
+          <w:sz w:val="32"/>
+          <w:szCs w:val="32"/>
+        </w:rPr>
+      </w:pPr>
+    </w:p>
+    <w:p>
+      <w:pPr>
+        <w:rPr>
+          <w:rFonts w:asciiTheme="majorBidi" w:hAnsiTheme="majorBidi" w:cstheme="majorBidi"/>
+          <w:b/>
+          <w:bCs/>
+          <w:color w:val="764B79"/>
+          <w:sz w:val="32"/>
+          <w:szCs w:val="32"/>
+        </w:rPr>
+      </w:pPr>
+    </w:p>
+    <w:p>
+      <w:pPr>
+        <w:rPr>
+          <w:rFonts w:asciiTheme="majorBidi" w:hAnsiTheme="majorBidi" w:cstheme="majorBidi"/>
+          <w:b/>
+          <w:bCs/>
+          <w:color w:val="764B79"/>
+          <w:sz w:val="32"/>
+          <w:szCs w:val="32"/>
+        </w:rPr>
+      </w:pPr>
+    </w:p>
+    <w:p>
+      <w:pPr>
+        <w:rPr>
+          <w:rFonts w:asciiTheme="majorBidi" w:hAnsiTheme="majorBidi" w:cstheme="majorBidi"/>
+          <w:b/>
+          <w:bCs/>
+          <w:color w:val="764B79"/>
+          <w:sz w:val="32"/>
+          <w:szCs w:val="32"/>
+        </w:rPr>
+      </w:pPr>
+    </w:p>
+    <w:p>
+      <w:pPr>
+        <w:rPr>
+          <w:rFonts w:asciiTheme="majorBidi" w:hAnsiTheme="majorBidi" w:cstheme="majorBidi"/>
+          <w:b/>
+          <w:bCs/>
+          <w:color w:val="764B79"/>
+          <w:sz w:val="32"/>
+          <w:szCs w:val="32"/>
+        </w:rPr>
+      </w:pPr>
+    </w:p>
+    <w:p>
+      <w:pPr>
+        <w:rPr>
+          <w:rFonts w:asciiTheme="majorBidi" w:hAnsiTheme="majorBidi" w:cstheme="majorBidi"/>
+          <w:b/>
+          <w:bCs/>
+          <w:color w:val="764B79"/>
+          <w:sz w:val="32"/>
+          <w:szCs w:val="32"/>
+        </w:rPr>
+      </w:pPr>
+      <w:r>
+        <w:rPr>
+          <w:rFonts w:asciiTheme="majorBidi" w:hAnsiTheme="majorBidi" w:cstheme="majorBidi"/>
+          <w:b/>
+          <w:bCs/>
+          <w:noProof/>
+          <w:color w:val="764B79"/>
+          <w:sz w:val="36"/>
+          <w:szCs w:val="36"/>
+        </w:rPr>
+        <mc:AlternateContent>
+          <mc:Choice Requires="wps">
+            <w:drawing>
+              <wp:anchor distT="0" distB="0" distL="114300" distR="114300" simplePos="0" relativeHeight="251661312" behindDoc="0" locked="0" layoutInCell="1" allowOverlap="1" wp14:anchorId="3F8D369E" wp14:editId="306C052E">
+                <wp:simplePos x="0" y="0"/>
+                <wp:positionH relativeFrom="margin">
+                  <wp:align>center</wp:align>
+                </wp:positionH>
+                <wp:positionV relativeFrom="paragraph">
+                  <wp:posOffset>68146</wp:posOffset>
+                </wp:positionV>
+                <wp:extent cx="6377193" cy="17362"/>
+                <wp:effectExtent l="0" t="0" r="24130" b="20955"/>
+                <wp:wrapNone/>
+                <wp:docPr id="176587832" name="Straight Connector 1"/>
+                <wp:cNvGraphicFramePr/>
+                <a:graphic xmlns:a="http://schemas.openxmlformats.org/drawingml/2006/main">
+                  <a:graphicData uri="http://schemas.microsoft.com/office/word/2010/wordprocessingShape">
+                    <wps:wsp>
+                      <wps:cNvCnPr/>
+                      <wps:spPr>
+                        <a:xfrm>
+                          <a:off x="0" y="0"/>
+                          <a:ext cx="6377193" cy="17362"/>
+                        </a:xfrm>
+                        <a:prstGeom prst="line">
+                          <a:avLst/>
+                        </a:prstGeom>
+                        <a:ln w="12700">
+                          <a:solidFill>
+                            <a:srgbClr val="9B6D86"/>
+                          </a:solidFill>
+                          <a:prstDash val="lgDash"/>
+                        </a:ln>
+                      </wps:spPr>
+                      <wps:style>
+                        <a:lnRef idx="1">
+                          <a:schemeClr val="accent1"/>
+                        </a:lnRef>
+                        <a:fillRef idx="0">
+                          <a:schemeClr val="accent1"/>
+                        </a:fillRef>
+                        <a:effectRef idx="0">
+                          <a:schemeClr val="accent1"/>
+                        </a:effectRef>
+                        <a:fontRef idx="minor">
+                          <a:schemeClr val="tx1"/>
+                        </a:fontRef>
+                      </wps:style>
+                      <wps:bodyPr/>
+                    </wps:wsp>
+                  </a:graphicData>
+                </a:graphic>
+                <wp14:sizeRelH relativeFrom="margin">
+                  <wp14:pctWidth>0</wp14:pctWidth>
+                </wp14:sizeRelH>
+                <wp14:sizeRelV relativeFrom="margin">
+                  <wp14:pctHeight>0</wp14:pctHeight>
+                </wp14:sizeRelV>
+              </wp:anchor>
+            </w:drawing>
+          </mc:Choice>
+          <mc:Fallback>
+            <w:pict>
+              <v:line w14:anchorId="499875B7" id="Straight Connector 1" o:spid="_x0000_s1026" style="position:absolute;z-index:251661312;visibility:visible;mso-wrap-style:square;mso-width-percent:0;mso-height-percent:0;mso-wrap-distance-left:9pt;mso-wrap-distance-top:0;mso-wrap-distance-right:9pt;mso-wrap-distance-bottom:0;mso-position-horizontal:center;mso-position-horizontal-relative:margin;mso-position-vertical:absolute;mso-position-vertical-relative:text;mso-width-percent:0;mso-height-percent:0;mso-width-relative:margin;mso-height-relative:margin" from="0,5.35pt" to="502.15pt,6.7pt" o:gfxdata="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" strokecolor="#9b6d86" strokeweight="1pt">
+                <v:stroke dashstyle="longDash" joinstyle="miter"/>
+                <w10:wrap anchorx="margin"/>
+              </v:line>
+            </w:pict>
+          </mc:Fallback>
+        </mc:AlternateContent>
+      </w:r>
+    </w:p>
+    <w:p>
+      <w:pPr>
+        <w:jc w:val="center"/>
         <w:rPr>
           <w:rFonts w:asciiTheme="majorBidi" w:hAnsiTheme="majorBidi" w:cstheme="majorBidi"/>
           <w:b/>
@@ -1472,19 +2696,7 @@
           <w:sz w:val="36"/>
           <w:szCs w:val="36"/>
         </w:rPr>
-        <w:t xml:space="preserve">How to Use our Bookworm platform </w:t>
-      </w:r>
-      <w:r>
-        <w:rPr>
-          <w:rFonts w:asciiTheme="majorBidi" w:hAnsiTheme="majorBidi" w:cstheme="majorBidi"/>
-          <w:b/>
-          <w:bCs/>
-          <w:color w:val="9B6D86"/>
-          <w:sz w:val="24"/>
-          <w:szCs w:val="24"/>
-        </w:rPr>
-        <w:t>(A Quick Guide)</w:t>
-      </w:r>
+      </w:pPr>
       <w:r>
         <w:rPr>
           <w:rFonts w:asciiTheme="majorBidi" w:hAnsiTheme="majorBidi" w:cstheme="majorBidi"/>
@@ -1494,311 +2706,9 @@
           <w:sz w:val="36"/>
           <w:szCs w:val="36"/>
         </w:rPr>
-        <w:t>?</w:t>
-      </w:r>
-    </w:p>
-    <w:p>
-      <w:pPr>
-        <w:rPr>
-          <w:rFonts w:asciiTheme="majorBidi" w:hAnsiTheme="majorBidi" w:cstheme="majorBidi"/>
-          <w:b/>
-          <w:bCs/>
-          <w:color w:val="764B79"/>
-          <w:sz w:val="32"/>
-          <w:szCs w:val="32"/>
-        </w:rPr>
-      </w:pPr>
-    </w:p>
-    <w:p>
-      <w:pPr>
-        <w:rPr>
-          <w:rFonts w:asciiTheme="majorBidi" w:hAnsiTheme="majorBidi" w:cstheme="majorBidi"/>
-          <w:b/>
-          <w:bCs/>
-          <w:color w:val="764B79"/>
-          <w:sz w:val="32"/>
-          <w:szCs w:val="32"/>
-        </w:rPr>
-      </w:pPr>
-    </w:p>
-    <w:p>
-      <w:pPr>
-        <w:rPr>
-          <w:rFonts w:asciiTheme="majorBidi" w:hAnsiTheme="majorBidi" w:cstheme="majorBidi"/>
-          <w:b/>
-          <w:bCs/>
-          <w:color w:val="764B79"/>
-          <w:sz w:val="32"/>
-          <w:szCs w:val="32"/>
-        </w:rPr>
-      </w:pPr>
-    </w:p>
-    <w:p>
-      <w:pPr>
-        <w:rPr>
-          <w:rFonts w:asciiTheme="majorBidi" w:hAnsiTheme="majorBidi" w:cstheme="majorBidi"/>
-          <w:b/>
-          <w:bCs/>
-          <w:color w:val="764B79"/>
-          <w:sz w:val="32"/>
-          <w:szCs w:val="32"/>
-        </w:rPr>
-      </w:pPr>
-    </w:p>
-    <w:p>
-      <w:pPr>
-        <w:rPr>
-          <w:rFonts w:asciiTheme="majorBidi" w:hAnsiTheme="majorBidi" w:cstheme="majorBidi"/>
-          <w:b/>
-          <w:bCs/>
-          <w:color w:val="764B79"/>
-          <w:sz w:val="32"/>
-          <w:szCs w:val="32"/>
-        </w:rPr>
-      </w:pPr>
-    </w:p>
-    <w:p>
-      <w:pPr>
-        <w:rPr>
-          <w:rFonts w:asciiTheme="majorBidi" w:hAnsiTheme="majorBidi" w:cstheme="majorBidi"/>
-          <w:b/>
-          <w:bCs/>
-          <w:color w:val="764B79"/>
-          <w:sz w:val="32"/>
-          <w:szCs w:val="32"/>
-        </w:rPr>
-      </w:pPr>
-    </w:p>
-    <w:p>
-      <w:pPr>
-        <w:rPr>
-          <w:rFonts w:asciiTheme="majorBidi" w:hAnsiTheme="majorBidi" w:cstheme="majorBidi"/>
-          <w:b/>
-          <w:bCs/>
-          <w:color w:val="764B79"/>
-          <w:sz w:val="32"/>
-          <w:szCs w:val="32"/>
-        </w:rPr>
-      </w:pPr>
-    </w:p>
-    <w:p>
-      <w:pPr>
-        <w:rPr>
-          <w:rFonts w:asciiTheme="majorBidi" w:hAnsiTheme="majorBidi" w:cstheme="majorBidi"/>
-          <w:b/>
-          <w:bCs/>
-          <w:color w:val="764B79"/>
-          <w:sz w:val="32"/>
-          <w:szCs w:val="32"/>
-        </w:rPr>
-      </w:pPr>
-    </w:p>
-    <w:p>
-      <w:pPr>
-        <w:rPr>
-          <w:rFonts w:asciiTheme="majorBidi" w:hAnsiTheme="majorBidi" w:cstheme="majorBidi"/>
-          <w:b/>
-          <w:bCs/>
-          <w:color w:val="764B79"/>
-          <w:sz w:val="32"/>
-          <w:szCs w:val="32"/>
-        </w:rPr>
-      </w:pPr>
-    </w:p>
-    <w:p>
-      <w:pPr>
-        <w:rPr>
-          <w:rFonts w:asciiTheme="majorBidi" w:hAnsiTheme="majorBidi" w:cstheme="majorBidi"/>
-          <w:b/>
-          <w:bCs/>
-          <w:color w:val="764B79"/>
-          <w:sz w:val="32"/>
-          <w:szCs w:val="32"/>
-        </w:rPr>
-      </w:pPr>
-    </w:p>
-    <w:p>
-      <w:pPr>
-        <w:rPr>
-          <w:rFonts w:asciiTheme="majorBidi" w:hAnsiTheme="majorBidi" w:cstheme="majorBidi"/>
-          <w:b/>
-          <w:bCs/>
-          <w:color w:val="764B79"/>
-          <w:sz w:val="32"/>
-          <w:szCs w:val="32"/>
-        </w:rPr>
-      </w:pPr>
-    </w:p>
-    <w:p>
-      <w:pPr>
-        <w:rPr>
-          <w:rFonts w:asciiTheme="majorBidi" w:hAnsiTheme="majorBidi" w:cstheme="majorBidi"/>
-          <w:b/>
-          <w:bCs/>
-          <w:color w:val="764B79"/>
-          <w:sz w:val="32"/>
-          <w:szCs w:val="32"/>
-        </w:rPr>
-      </w:pPr>
-    </w:p>
-    <w:p>
-      <w:pPr>
-        <w:rPr>
-          <w:rFonts w:asciiTheme="majorBidi" w:hAnsiTheme="majorBidi" w:cstheme="majorBidi"/>
-          <w:b/>
-          <w:bCs/>
-          <w:color w:val="764B79"/>
-          <w:sz w:val="32"/>
-          <w:szCs w:val="32"/>
-        </w:rPr>
-      </w:pPr>
-    </w:p>
-    <w:p>
-      <w:pPr>
-        <w:rPr>
-          <w:rFonts w:asciiTheme="majorBidi" w:hAnsiTheme="majorBidi" w:cstheme="majorBidi"/>
-          <w:b/>
-          <w:bCs/>
-          <w:color w:val="764B79"/>
-          <w:sz w:val="32"/>
-          <w:szCs w:val="32"/>
-        </w:rPr>
-      </w:pPr>
-    </w:p>
-    <w:p>
-      <w:pPr>
-        <w:rPr>
-          <w:rFonts w:asciiTheme="majorBidi" w:hAnsiTheme="majorBidi" w:cstheme="majorBidi"/>
-          <w:b/>
-          <w:bCs/>
-          <w:color w:val="764B79"/>
-          <w:sz w:val="32"/>
-          <w:szCs w:val="32"/>
-        </w:rPr>
-      </w:pPr>
-    </w:p>
-    <w:p>
-      <w:pPr>
-        <w:rPr>
-          <w:rFonts w:asciiTheme="majorBidi" w:hAnsiTheme="majorBidi" w:cstheme="majorBidi"/>
-          <w:b/>
-          <w:bCs/>
-          <w:color w:val="764B79"/>
-          <w:sz w:val="32"/>
-          <w:szCs w:val="32"/>
-        </w:rPr>
-      </w:pPr>
-    </w:p>
-    <w:p>
-      <w:pPr>
-        <w:rPr>
-          <w:rFonts w:asciiTheme="majorBidi" w:hAnsiTheme="majorBidi" w:cstheme="majorBidi"/>
-          <w:b/>
-          <w:bCs/>
-          <w:color w:val="764B79"/>
-          <w:sz w:val="32"/>
-          <w:szCs w:val="32"/>
-        </w:rPr>
-      </w:pPr>
-    </w:p>
-    <w:p>
-      <w:pPr>
-        <w:rPr>
-          <w:rFonts w:asciiTheme="majorBidi" w:hAnsiTheme="majorBidi" w:cstheme="majorBidi"/>
-          <w:b/>
-          <w:bCs/>
-          <w:color w:val="764B79"/>
-          <w:sz w:val="32"/>
-          <w:szCs w:val="32"/>
-        </w:rPr>
-      </w:pPr>
-    </w:p>
-    <w:p>
-      <w:pPr>
-        <w:rPr>
-          <w:rFonts w:asciiTheme="majorBidi" w:hAnsiTheme="majorBidi" w:cstheme="majorBidi"/>
-          <w:b/>
-          <w:bCs/>
-          <w:color w:val="764B79"/>
-          <w:sz w:val="32"/>
-          <w:szCs w:val="32"/>
-        </w:rPr>
-      </w:pPr>
-    </w:p>
-    <w:p>
-      <w:pPr>
-        <w:rPr>
-          <w:rFonts w:asciiTheme="majorBidi" w:hAnsiTheme="majorBidi" w:cstheme="majorBidi"/>
-          <w:b/>
-          <w:bCs/>
-          <w:color w:val="764B79"/>
-          <w:sz w:val="32"/>
-          <w:szCs w:val="32"/>
-        </w:rPr>
-      </w:pPr>
-    </w:p>
-    <w:p>
-      <w:pPr>
-        <w:rPr>
-          <w:rFonts w:asciiTheme="majorBidi" w:hAnsiTheme="majorBidi" w:cstheme="majorBidi"/>
-          <w:b/>
-          <w:bCs/>
-          <w:color w:val="764B79"/>
-          <w:sz w:val="32"/>
-          <w:szCs w:val="32"/>
-        </w:rPr>
-      </w:pPr>
-    </w:p>
-    <w:p>
-      <w:pPr>
-        <w:rPr>
-          <w:rFonts w:asciiTheme="majorBidi" w:hAnsiTheme="majorBidi" w:cstheme="majorBidi"/>
-          <w:b/>
-          <w:bCs/>
-          <w:color w:val="764B79"/>
-          <w:sz w:val="32"/>
-          <w:szCs w:val="32"/>
-        </w:rPr>
-      </w:pPr>
-    </w:p>
-    <w:p>
-      <w:pPr>
-        <w:rPr>
-          <w:rFonts w:asciiTheme="majorBidi" w:hAnsiTheme="majorBidi" w:cstheme="majorBidi"/>
-          <w:b/>
-          <w:bCs/>
-          <w:color w:val="764B79"/>
-          <w:sz w:val="32"/>
-          <w:szCs w:val="32"/>
-        </w:rPr>
-      </w:pPr>
-    </w:p>
-    <w:p>
-      <w:pPr>
-        <w:rPr>
-          <w:rFonts w:asciiTheme="majorBidi" w:hAnsiTheme="majorBidi" w:cstheme="majorBidi"/>
-          <w:b/>
-          <w:bCs/>
-          <w:color w:val="764B79"/>
-          <w:sz w:val="32"/>
-          <w:szCs w:val="32"/>
-        </w:rPr>
-      </w:pPr>
-    </w:p>
-    <w:p>
-      <w:pPr>
-        <w:rPr>
-          <w:rFonts w:asciiTheme="majorBidi" w:hAnsiTheme="majorBidi" w:cstheme="majorBidi"/>
-          <w:b/>
-          <w:bCs/>
-          <w:color w:val="764B79"/>
-          <w:sz w:val="32"/>
-          <w:szCs w:val="32"/>
-        </w:rPr>
-      </w:pPr>
-    </w:p>
-    <w:p>
-      <w:pPr>
+        <w:t>Project link</w:t>
+      </w:r>
+      <w:r>
         <w:rPr>
           <w:rFonts w:asciiTheme="majorBidi" w:hAnsiTheme="majorBidi" w:cstheme="majorBidi"/>
           <w:b/>
@@ -1807,17 +2717,7 @@
           <w:sz w:val="36"/>
           <w:szCs w:val="36"/>
         </w:rPr>
-      </w:pPr>
-      <w:r>
-        <w:rPr>
-          <w:rFonts w:asciiTheme="majorBidi" w:hAnsiTheme="majorBidi" w:cstheme="majorBidi"/>
-          <w:b/>
-          <w:bCs/>
-          <w:color w:val="4D3A6A"/>
-          <w:sz w:val="36"/>
-          <w:szCs w:val="36"/>
-        </w:rPr>
-        <w:t>Project link:</w:t>
+        <w:t>s</w:t>
       </w:r>
     </w:p>
     <w:p>
@@ -1836,15 +2736,15 @@
       <w:pPr>
         <w:rPr>
           <w:rFonts w:asciiTheme="majorBidi" w:hAnsiTheme="majorBidi" w:cstheme="majorBidi"/>
-          <w:color w:val="9B6D86"/>
-          <w:sz w:val="32"/>
-          <w:szCs w:val="32"/>
-        </w:rPr>
-      </w:pPr>
-      <w:r>
-        <w:rPr>
-          <w:rFonts w:asciiTheme="majorBidi" w:hAnsiTheme="majorBidi" w:cstheme="majorBidi"/>
-          <w:color w:val="9B6D86"/>
+          <w:color w:val="4D3A6A"/>
+          <w:sz w:val="32"/>
+          <w:szCs w:val="32"/>
+        </w:rPr>
+      </w:pPr>
+      <w:r>
+        <w:rPr>
+          <w:rFonts w:asciiTheme="majorBidi" w:hAnsiTheme="majorBidi" w:cstheme="majorBidi"/>
+          <w:color w:val="4D3A6A"/>
           <w:sz w:val="32"/>
           <w:szCs w:val="32"/>
         </w:rPr>
@@ -1856,24 +2756,26 @@
         <w:rPr>
           <w:rFonts w:asciiTheme="majorBidi" w:hAnsiTheme="majorBidi" w:cstheme="majorBidi"/>
           <w:color w:val="9B6D86"/>
-          <w:sz w:val="32"/>
-          <w:szCs w:val="32"/>
-        </w:rPr>
-      </w:pPr>
-      <w:r>
-        <w:rPr>
-          <w:color w:val="9B6D86"/>
+          <w:sz w:val="28"/>
+          <w:szCs w:val="28"/>
+        </w:rPr>
+      </w:pPr>
+      <w:r>
+        <w:rPr>
+          <w:color w:val="9B6D86"/>
+          <w:sz w:val="28"/>
+          <w:szCs w:val="28"/>
         </w:rPr>
         <w:t xml:space="preserve"> </w:t>
       </w:r>
-      <w:hyperlink r:id="rId7" w:history="1">
+      <w:hyperlink r:id="rId8" w:history="1">
         <w:r>
           <w:rPr>
             <w:rStyle w:val="Hyperlink"/>
             <w:rFonts w:asciiTheme="majorBidi" w:hAnsiTheme="majorBidi" w:cstheme="majorBidi"/>
             <w:color w:val="9B6D86"/>
-            <w:sz w:val="32"/>
-            <w:szCs w:val="32"/>
+            <w:sz w:val="28"/>
+            <w:szCs w:val="28"/>
           </w:rPr>
           <w:t>https://github.com/MariemKebaili/web-development-project</w:t>
         </w:r>
@@ -1895,6 +2797,25 @@
       <w:pPr>
         <w:rPr>
           <w:rFonts w:asciiTheme="majorBidi" w:hAnsiTheme="majorBidi" w:cstheme="majorBidi"/>
+          <w:color w:val="4D3A6A"/>
+          <w:sz w:val="32"/>
+          <w:szCs w:val="32"/>
+        </w:rPr>
+      </w:pPr>
+      <w:r>
+        <w:rPr>
+          <w:rFonts w:asciiTheme="majorBidi" w:hAnsiTheme="majorBidi" w:cstheme="majorBidi"/>
+          <w:color w:val="4D3A6A"/>
+          <w:sz w:val="32"/>
+          <w:szCs w:val="32"/>
+        </w:rPr>
+        <w:t>Live Demo URI:</w:t>
+      </w:r>
+    </w:p>
+    <w:p>
+      <w:pPr>
+        <w:rPr>
+          <w:rFonts w:asciiTheme="majorBidi" w:hAnsiTheme="majorBidi" w:cstheme="majorBidi"/>
           <w:b/>
           <w:bCs/>
           <w:color w:val="764B79"/>
@@ -1904,7 +2825,7 @@
       </w:pPr>
     </w:p>
     <w:sectPr>
-      <w:footerReference w:type="default" r:id="rId8"/>
+      <w:footerReference w:type="default" r:id="rId9"/>
       <w:pgSz w:w="11906" w:h="16838"/>
       <w:pgMar w:top="720" w:right="720" w:bottom="720" w:left="720" w:header="720" w:footer="720" w:gutter="0"/>
       <w:pgBorders w:offsetFrom="page">
@@ -1953,7 +2874,7 @@
     <w:sdtPr>
       <w:rPr>
         <w:rFonts w:asciiTheme="majorBidi" w:hAnsiTheme="majorBidi" w:cstheme="majorBidi"/>
-        <w:color w:val="4D3A6A"/>
+        <w:color w:val="9B6D86"/>
       </w:rPr>
       <w:id w:val="-1831209637"/>
       <w:docPartObj>
@@ -1973,27 +2894,27 @@
           <w:jc w:val="center"/>
           <w:rPr>
             <w:rFonts w:asciiTheme="majorBidi" w:hAnsiTheme="majorBidi" w:cstheme="majorBidi"/>
-            <w:color w:val="4D3A6A"/>
+            <w:color w:val="9B6D86"/>
           </w:rPr>
         </w:pPr>
         <w:r>
           <w:rPr>
             <w:rFonts w:asciiTheme="majorBidi" w:hAnsiTheme="majorBidi" w:cstheme="majorBidi"/>
-            <w:color w:val="4D3A6A"/>
+            <w:color w:val="9B6D86"/>
           </w:rPr>
           <w:fldChar w:fldCharType="begin"/>
         </w:r>
         <w:r>
           <w:rPr>
             <w:rFonts w:asciiTheme="majorBidi" w:hAnsiTheme="majorBidi" w:cstheme="majorBidi"/>
-            <w:color w:val="4D3A6A"/>
+            <w:color w:val="9B6D86"/>
           </w:rPr>
           <w:instrText xml:space="preserve"> PAGE   \* MERGEFORMAT </w:instrText>
         </w:r>
         <w:r>
           <w:rPr>
             <w:rFonts w:asciiTheme="majorBidi" w:hAnsiTheme="majorBidi" w:cstheme="majorBidi"/>
-            <w:color w:val="4D3A6A"/>
+            <w:color w:val="9B6D86"/>
           </w:rPr>
           <w:fldChar w:fldCharType="separate"/>
         </w:r>
@@ -2001,7 +2922,7 @@
           <w:rPr>
             <w:rFonts w:asciiTheme="majorBidi" w:hAnsiTheme="majorBidi" w:cstheme="majorBidi"/>
             <w:noProof/>
-            <w:color w:val="4D3A6A"/>
+            <w:color w:val="9B6D86"/>
           </w:rPr>
           <w:t>2</w:t>
         </w:r>
@@ -2009,7 +2930,7 @@
           <w:rPr>
             <w:rFonts w:asciiTheme="majorBidi" w:hAnsiTheme="majorBidi" w:cstheme="majorBidi"/>
             <w:noProof/>
-            <w:color w:val="4D3A6A"/>
+            <w:color w:val="9B6D86"/>
           </w:rPr>
           <w:fldChar w:fldCharType="end"/>
         </w:r>
@@ -2047,6 +2968,103 @@
     </w:p>
   </w:footnote>
 </w:footnotes>
+</file>
+
+<file path=word/numbering.xml><?xml version="1.0" encoding="utf-8"?>
+<w:numbering xmlns:wpc="http://schemas.microsoft.com/office/word/2010/wordprocessingCanvas" xmlns:cx="http://schemas.microsoft.com/office/drawing/2014/chartex" xmlns:cx1="http://schemas.microsoft.com/office/drawing/2015/9/8/chartex" xmlns:cx2="http://schemas.microsoft.com/office/drawing/2015/10/21/chartex" xmlns:cx3="http://schemas.microsoft.com/office/drawing/2016/5/9/chartex" xmlns:cx4="http://schemas.microsoft.com/office/drawing/2016/5/10/chartex" xmlns:cx5="http://schemas.microsoft.com/office/drawing/2016/5/11/chartex" xmlns:cx6="http://schemas.microsoft.com/office/drawing/2016/5/12/chartex" xmlns:cx7="http://schemas.microsoft.com/office/drawing/2016/5/13/chartex" xmlns:cx8="http://schemas.microsoft.com/office/drawing/2016/5/14/chartex" xmlns:mc="http://schemas.openxmlformats.org/markup-compatibility/2006" xmlns:aink="http://schemas.microsoft.com/office/drawing/2016/ink" xmlns:am3d="http://schemas.microsoft.com/office/drawing/2017/model3d" xmlns:o="urn:schemas-microsoft-com:office:office" xmlns:oel="http://schemas.microsoft.com/office/2019/extlst" xmlns:r="http://schemas.openxmlformats.org/officeDocument/2006/relationships" xmlns:m="http://schemas.openxmlformats.org/officeDocument/2006/math" xmlns:v="urn:schemas-microsoft-com:vml" xmlns:wp14="http://schemas.microsoft.com/office/word/2010/wordprocessingDrawing" xmlns:wp="http://schemas.openxmlformats.org/drawingml/2006/wordprocessingDrawing" xmlns:w10="urn:schemas-microsoft-com:office:word" xmlns:w="http://schemas.openxmlformats.org/wordprocessingml/2006/main" xmlns:w14="http://schemas.microsoft.com/office/word/2010/wordml" xmlns:w15="http://schemas.microsoft.com/office/word/2012/wordml" xmlns:w16cex="http://schemas.microsoft.com/office/word/2018/wordml/cex" xmlns:w16cid="http://schemas.microsoft.com/office/word/2016/wordml/cid" xmlns:w16="http://schemas.microsoft.com/office/word/2018/wordml" xmlns:w16du="http://schemas.microsoft.com/office/word/2023/wordml/word16du" xmlns:w16sdtdh="http://schemas.microsoft.com/office/word/2020/wordml/sdtdatahash" xmlns:w16sdtfl="http://schemas.microsoft.com/office/word/2024/wordml/sdtformatlock" xmlns:w16se="http://schemas.microsoft.com/office/word/2015/wordml/symex" xmlns:wpg="http://schemas.microsoft.com/office/word/2010/wordprocessingGroup" xmlns:wpi="http://schemas.microsoft.com/office/word/2010/wordprocessingInk" xmlns:wne="http://schemas.microsoft.com/office/word/2006/wordml" xmlns:wps="http://schemas.microsoft.com/office/word/2010/wordprocessingShape" mc:Ignorable="w14 w15 w16se w16cid w16 w16cex w16sdtdh w16sdtfl w16du wp14">
+  <w:abstractNum w:abstractNumId="0" w15:restartNumberingAfterBreak="0">
+    <w:nsid w:val="5D084D50"/>
+    <w:multiLevelType w:val="hybridMultilevel"/>
+    <w:tmpl w:val="FFC4BB60"/>
+    <w:lvl w:ilvl="0" w:tplc="1CA0A742">
+      <w:start w:val="1"/>
+      <w:numFmt w:val="decimal"/>
+      <w:lvlText w:val="%1."/>
+      <w:lvlJc w:val="left"/>
+      <w:pPr>
+        <w:ind w:left="1080" w:hanging="360"/>
+      </w:pPr>
+      <w:rPr>
+        <w:rFonts w:hint="default"/>
+      </w:rPr>
+    </w:lvl>
+    <w:lvl w:ilvl="1" w:tplc="04090019" w:tentative="1">
+      <w:start w:val="1"/>
+      <w:numFmt w:val="lowerLetter"/>
+      <w:lvlText w:val="%2."/>
+      <w:lvlJc w:val="left"/>
+      <w:pPr>
+        <w:ind w:left="1800" w:hanging="360"/>
+      </w:pPr>
+    </w:lvl>
+    <w:lvl w:ilvl="2" w:tplc="0409001B" w:tentative="1">
+      <w:start w:val="1"/>
+      <w:numFmt w:val="lowerRoman"/>
+      <w:lvlText w:val="%3."/>
+      <w:lvlJc w:val="right"/>
+      <w:pPr>
+        <w:ind w:left="2520" w:hanging="180"/>
+      </w:pPr>
+    </w:lvl>
+    <w:lvl w:ilvl="3" w:tplc="0409000F" w:tentative="1">
+      <w:start w:val="1"/>
+      <w:numFmt w:val="decimal"/>
+      <w:lvlText w:val="%4."/>
+      <w:lvlJc w:val="left"/>
+      <w:pPr>
+        <w:ind w:left="3240" w:hanging="360"/>
+      </w:pPr>
+    </w:lvl>
+    <w:lvl w:ilvl="4" w:tplc="04090019" w:tentative="1">
+      <w:start w:val="1"/>
+      <w:numFmt w:val="lowerLetter"/>
+      <w:lvlText w:val="%5."/>
+      <w:lvlJc w:val="left"/>
+      <w:pPr>
+        <w:ind w:left="3960" w:hanging="360"/>
+      </w:pPr>
+    </w:lvl>
+    <w:lvl w:ilvl="5" w:tplc="0409001B" w:tentative="1">
+      <w:start w:val="1"/>
+      <w:numFmt w:val="lowerRoman"/>
+      <w:lvlText w:val="%6."/>
+      <w:lvlJc w:val="right"/>
+      <w:pPr>
+        <w:ind w:left="4680" w:hanging="180"/>
+      </w:pPr>
+    </w:lvl>
+    <w:lvl w:ilvl="6" w:tplc="0409000F" w:tentative="1">
+      <w:start w:val="1"/>
+      <w:numFmt w:val="decimal"/>
+      <w:lvlText w:val="%7."/>
+      <w:lvlJc w:val="left"/>
+      <w:pPr>
+        <w:ind w:left="5400" w:hanging="360"/>
+      </w:pPr>
+    </w:lvl>
+    <w:lvl w:ilvl="7" w:tplc="04090019" w:tentative="1">
+      <w:start w:val="1"/>
+      <w:numFmt w:val="lowerLetter"/>
+      <w:lvlText w:val="%8."/>
+      <w:lvlJc w:val="left"/>
+      <w:pPr>
+        <w:ind w:left="6120" w:hanging="360"/>
+      </w:pPr>
+    </w:lvl>
+    <w:lvl w:ilvl="8" w:tplc="0409001B" w:tentative="1">
+      <w:start w:val="1"/>
+      <w:numFmt w:val="lowerRoman"/>
+      <w:lvlText w:val="%9."/>
+      <w:lvlJc w:val="right"/>
+      <w:pPr>
+        <w:ind w:left="6840" w:hanging="180"/>
+      </w:pPr>
+    </w:lvl>
+  </w:abstractNum>
+  <w:num w:numId="1" w16cid:durableId="2069914594">
+    <w:abstractNumId w:val="0"/>
+  </w:num>
+</w:numbering>
 </file>
 
 <file path=word/styles.xml><?xml version="1.0" encoding="utf-8"?>

--- a/Project_Report.docx
+++ b/Project_Report.docx
@@ -216,7 +216,7 @@
           </mc:Choice>
           <mc:Fallback>
             <w:pict>
-              <v:line w14:anchorId="506A03BC" id="Straight Connector 1" o:spid="_x0000_s1026" style="position:absolute;z-index:251665408;visibility:visible;mso-wrap-style:square;mso-width-percent:0;mso-height-percent:0;mso-wrap-distance-left:9pt;mso-wrap-distance-top:0;mso-wrap-distance-right:9pt;mso-wrap-distance-bottom:0;mso-position-horizontal:center;mso-position-horizontal-relative:margin;mso-position-vertical:absolute;mso-position-vertical-relative:text;mso-width-percent:0;mso-height-percent:0;mso-width-relative:margin;mso-height-relative:margin" from="0,20.9pt" to="502.15pt,22.25pt" o:gfxdata="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" strokecolor="#9b6d86" strokeweight="1pt">
+              <v:line w14:anchorId="0243EC08" id="Straight Connector 1" o:spid="_x0000_s1026" style="position:absolute;z-index:251665408;visibility:visible;mso-wrap-style:square;mso-width-percent:0;mso-height-percent:0;mso-wrap-distance-left:9pt;mso-wrap-distance-top:0;mso-wrap-distance-right:9pt;mso-wrap-distance-bottom:0;mso-position-horizontal:center;mso-position-horizontal-relative:margin;mso-position-vertical:absolute;mso-position-vertical-relative:text;mso-width-percent:0;mso-height-percent:0;mso-width-relative:margin;mso-height-relative:margin" from="0,20.9pt" to="502.15pt,22.25pt" o:gfxdata="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" strokecolor="#9b6d86" strokeweight="1pt">
                 <v:stroke dashstyle="longDash" joinstyle="miter"/>
                 <w10:wrap anchorx="margin"/>
               </v:line>
@@ -242,7 +242,118 @@
       <w:pPr>
         <w:jc w:val="center"/>
         <w:rPr>
+          <w:rFonts w:ascii="Berlin Sans FB Demi" w:hAnsi="Berlin Sans FB Demi" w:cstheme="majorBidi"/>
+          <w:b/>
+          <w:bCs/>
+          <w:color w:val="4D3A6A"/>
+          <w:sz w:val="40"/>
+          <w:szCs w:val="40"/>
+        </w:rPr>
+      </w:pPr>
+      <w:r>
+        <w:rPr>
+          <w:rFonts w:ascii="Berlin Sans FB Demi" w:hAnsi="Berlin Sans FB Demi" w:cstheme="majorBidi"/>
+          <w:b/>
+          <w:bCs/>
+          <w:color w:val="4D3A6A"/>
+          <w:sz w:val="40"/>
+          <w:szCs w:val="40"/>
+        </w:rPr>
+        <w:t>Bookworm</w:t>
+      </w:r>
+      <w:r>
+        <w:rPr>
+          <w:rFonts w:ascii="Berlin Sans FB Demi" w:hAnsi="Berlin Sans FB Demi" w:cstheme="majorBidi"/>
+          <w:b/>
+          <w:bCs/>
+          <w:color w:val="4D3A6A"/>
+          <w:sz w:val="40"/>
+          <w:szCs w:val="40"/>
+        </w:rPr>
+        <w:t>s</w:t>
+      </w:r>
+      <w:r>
+        <w:rPr>
+          <w:rFonts w:ascii="Berlin Sans FB Demi" w:hAnsi="Berlin Sans FB Demi" w:cstheme="majorBidi"/>
+          <w:b/>
+          <w:bCs/>
+          <w:color w:val="4D3A6A"/>
+          <w:sz w:val="40"/>
+          <w:szCs w:val="40"/>
+        </w:rPr>
+        <w:t xml:space="preserve"> Platform</w:t>
+      </w:r>
+    </w:p>
+    <w:p>
+      <w:pPr>
+        <w:jc w:val="center"/>
+        <w:rPr>
+          <w:rFonts w:ascii="Cambria" w:hAnsi="Cambria" w:cstheme="majorBidi"/>
+          <w:color w:val="9B6D86"/>
+          <w:sz w:val="28"/>
+          <w:szCs w:val="28"/>
+        </w:rPr>
+      </w:pPr>
+      <w:r>
+        <w:rPr>
+          <w:rFonts w:ascii="Cambria" w:hAnsi="Cambria" w:cstheme="majorBidi"/>
+          <w:color w:val="9B6D86"/>
+          <w:sz w:val="28"/>
+          <w:szCs w:val="28"/>
+        </w:rPr>
+        <w:t>{</w:t>
+      </w:r>
+      <w:r>
+        <w:rPr>
+          <w:rFonts w:ascii="Cambria" w:hAnsi="Cambria" w:cstheme="majorBidi"/>
+          <w:color w:val="9B6D86"/>
+          <w:sz w:val="28"/>
+          <w:szCs w:val="28"/>
+        </w:rPr>
+        <w:t>a social media platform for book lovers</w:t>
+      </w:r>
+      <w:r>
+        <w:rPr>
+          <w:rFonts w:ascii="Cambria" w:hAnsi="Cambria" w:cstheme="majorBidi"/>
+          <w:color w:val="9B6D86"/>
+          <w:sz w:val="28"/>
+          <w:szCs w:val="28"/>
+        </w:rPr>
+        <w:t>}</w:t>
+      </w:r>
+    </w:p>
+    <w:p>
+      <w:pPr>
+        <w:jc w:val="center"/>
+        <w:rPr>
           <w:rFonts w:asciiTheme="majorBidi" w:hAnsiTheme="majorBidi" w:cstheme="majorBidi"/>
+          <w:b/>
+          <w:bCs/>
+          <w:color w:val="764B79"/>
+          <w:sz w:val="32"/>
+          <w:szCs w:val="32"/>
+        </w:rPr>
+      </w:pPr>
+    </w:p>
+    <w:p>
+      <w:pPr>
+        <w:jc w:val="center"/>
+        <w:rPr>
+          <w:rFonts w:asciiTheme="majorBidi" w:hAnsiTheme="majorBidi" w:cstheme="majorBidi"/>
+          <w:b/>
+          <w:bCs/>
+          <w:color w:val="764B79"/>
+          <w:sz w:val="32"/>
+          <w:szCs w:val="32"/>
+        </w:rPr>
+      </w:pPr>
+    </w:p>
+    <w:p>
+      <w:pPr>
+        <w:ind w:left="720"/>
+        <w:jc w:val="center"/>
+        <w:rPr>
+          <w:rFonts w:ascii="Berlin Sans FB Demi" w:hAnsi="Berlin Sans FB Demi" w:cstheme="majorBidi"/>
           <w:b/>
           <w:bCs/>
           <w:color w:val="4D3A6A"/>
@@ -252,74 +363,321 @@
       </w:pPr>
       <w:r>
         <w:rPr>
-          <w:rFonts w:asciiTheme="majorBidi" w:hAnsiTheme="majorBidi" w:cstheme="majorBidi"/>
+          <w:rFonts w:ascii="Berlin Sans FB Demi" w:hAnsi="Berlin Sans FB Demi" w:cstheme="majorBidi"/>
           <w:b/>
           <w:bCs/>
           <w:color w:val="4D3A6A"/>
           <w:sz w:val="36"/>
           <w:szCs w:val="36"/>
         </w:rPr>
-        <w:t>Bookworm</w:t>
-      </w:r>
-      <w:r>
-        <w:rPr>
-          <w:rFonts w:asciiTheme="majorBidi" w:hAnsiTheme="majorBidi" w:cstheme="majorBidi"/>
+        <w:t xml:space="preserve">Web Development Fundamentals </w:t>
+      </w:r>
+      <w:r>
+        <w:rPr>
+          <w:rFonts w:ascii="Berlin Sans FB Demi" w:hAnsi="Berlin Sans FB Demi" w:cstheme="majorBidi"/>
           <w:b/>
           <w:bCs/>
           <w:color w:val="4D3A6A"/>
           <w:sz w:val="36"/>
           <w:szCs w:val="36"/>
         </w:rPr>
-        <w:t>s</w:t>
-      </w:r>
-      <w:r>
-        <w:rPr>
-          <w:rFonts w:asciiTheme="majorBidi" w:hAnsiTheme="majorBidi" w:cstheme="majorBidi"/>
+        <w:t xml:space="preserve">- </w:t>
+      </w:r>
+      <w:r>
+        <w:rPr>
+          <w:rFonts w:ascii="Berlin Sans FB Demi" w:hAnsi="Berlin Sans FB Demi" w:cstheme="majorBidi"/>
           <w:b/>
           <w:bCs/>
           <w:color w:val="4D3A6A"/>
           <w:sz w:val="36"/>
           <w:szCs w:val="36"/>
         </w:rPr>
-        <w:t xml:space="preserve"> Platform</w:t>
-      </w:r>
-    </w:p>
-    <w:p>
-      <w:pPr>
+        <w:t>CMPS</w:t>
+      </w:r>
+      <w:r>
+        <w:rPr>
+          <w:rFonts w:ascii="Berlin Sans FB Demi" w:hAnsi="Berlin Sans FB Demi" w:cstheme="majorBidi"/>
+          <w:b/>
+          <w:bCs/>
+          <w:color w:val="4D3A6A"/>
+          <w:sz w:val="36"/>
+          <w:szCs w:val="36"/>
+        </w:rPr>
+        <w:t xml:space="preserve"> </w:t>
+      </w:r>
+      <w:r>
+        <w:rPr>
+          <w:rFonts w:ascii="Berlin Sans FB Demi" w:hAnsi="Berlin Sans FB Demi" w:cstheme="majorBidi"/>
+          <w:b/>
+          <w:bCs/>
+          <w:color w:val="4D3A6A"/>
+          <w:sz w:val="36"/>
+          <w:szCs w:val="36"/>
+        </w:rPr>
+        <w:t>350</w:t>
+      </w:r>
+    </w:p>
+    <w:p>
+      <w:pPr>
+        <w:ind w:left="720"/>
         <w:jc w:val="center"/>
         <w:rPr>
+          <w:rFonts w:ascii="Cambria" w:hAnsi="Cambria" w:cstheme="majorBidi"/>
+          <w:color w:val="4D3A6A"/>
+          <w:sz w:val="32"/>
+          <w:szCs w:val="32"/>
+        </w:rPr>
+      </w:pPr>
+      <w:r>
+        <w:rPr>
+          <w:rFonts w:ascii="Cambria" w:hAnsi="Cambria" w:cstheme="majorBidi"/>
+          <w:color w:val="4D3A6A"/>
+          <w:sz w:val="32"/>
+          <w:szCs w:val="32"/>
+        </w:rPr>
+        <w:t xml:space="preserve">Section: </w:t>
+      </w:r>
+      <w:r>
+        <w:rPr>
+          <w:rFonts w:ascii="Cambria" w:hAnsi="Cambria" w:cstheme="majorBidi"/>
+          <w:color w:val="4D3A6A"/>
+          <w:sz w:val="32"/>
+          <w:szCs w:val="32"/>
+        </w:rPr>
+        <w:t>L52</w:t>
+      </w:r>
+    </w:p>
+    <w:p>
+      <w:pPr>
+        <w:ind w:left="720"/>
+        <w:jc w:val="center"/>
+        <w:rPr>
+          <w:rFonts w:ascii="Cambria" w:hAnsi="Cambria" w:cstheme="majorBidi"/>
+          <w:color w:val="4D3A6A"/>
+          <w:sz w:val="40"/>
+          <w:szCs w:val="40"/>
+        </w:rPr>
+      </w:pPr>
+      <w:r>
+        <w:rPr>
+          <w:rFonts w:ascii="Cambria" w:hAnsi="Cambria" w:cstheme="majorBidi"/>
+          <w:color w:val="4D3A6A"/>
+          <w:sz w:val="32"/>
+          <w:szCs w:val="32"/>
+        </w:rPr>
+        <w:t>Due date: 26 – 3</w:t>
+      </w:r>
+      <w:r>
+        <w:rPr>
+          <w:rFonts w:ascii="Cambria" w:hAnsi="Cambria" w:cstheme="majorBidi"/>
+          <w:color w:val="4D3A6A"/>
+          <w:sz w:val="32"/>
+          <w:szCs w:val="32"/>
+        </w:rPr>
+        <w:t xml:space="preserve"> </w:t>
+      </w:r>
+      <w:r>
+        <w:rPr>
+          <w:rFonts w:ascii="Cambria" w:hAnsi="Cambria" w:cstheme="majorBidi"/>
+          <w:color w:val="4D3A6A"/>
+          <w:sz w:val="32"/>
+          <w:szCs w:val="32"/>
+        </w:rPr>
+        <w:t>–</w:t>
+      </w:r>
+      <w:r>
+        <w:rPr>
+          <w:rFonts w:ascii="Cambria" w:hAnsi="Cambria" w:cstheme="majorBidi"/>
+          <w:color w:val="4D3A6A"/>
+          <w:sz w:val="32"/>
+          <w:szCs w:val="32"/>
+        </w:rPr>
+        <w:t xml:space="preserve"> </w:t>
+      </w:r>
+      <w:r>
+        <w:rPr>
+          <w:rFonts w:ascii="Cambria" w:hAnsi="Cambria" w:cstheme="majorBidi"/>
+          <w:color w:val="4D3A6A"/>
+          <w:sz w:val="32"/>
+          <w:szCs w:val="32"/>
+        </w:rPr>
+        <w:t>2026</w:t>
+      </w:r>
+    </w:p>
+    <w:p>
+      <w:pPr>
+        <w:rPr>
           <w:rFonts w:asciiTheme="majorBidi" w:hAnsiTheme="majorBidi" w:cstheme="majorBidi"/>
-          <w:color w:val="9B6D86"/>
-          <w:sz w:val="28"/>
-          <w:szCs w:val="28"/>
-        </w:rPr>
-      </w:pPr>
-      <w:r>
+          <w:b/>
+          <w:bCs/>
+          <w:color w:val="4D3A6A"/>
+          <w:sz w:val="32"/>
+          <w:szCs w:val="32"/>
+        </w:rPr>
+      </w:pPr>
+    </w:p>
+    <w:p>
+      <w:pPr>
+        <w:jc w:val="center"/>
         <w:rPr>
           <w:rFonts w:asciiTheme="majorBidi" w:hAnsiTheme="majorBidi" w:cstheme="majorBidi"/>
-          <w:color w:val="9B6D86"/>
-          <w:sz w:val="28"/>
-          <w:szCs w:val="28"/>
-        </w:rPr>
-        <w:t>{</w:t>
-      </w:r>
-      <w:r>
+          <w:b/>
+          <w:bCs/>
+          <w:color w:val="4D3A6A"/>
+          <w:sz w:val="32"/>
+          <w:szCs w:val="32"/>
+        </w:rPr>
+      </w:pPr>
+    </w:p>
+    <w:p>
+      <w:pPr>
+        <w:jc w:val="center"/>
         <w:rPr>
           <w:rFonts w:asciiTheme="majorBidi" w:hAnsiTheme="majorBidi" w:cstheme="majorBidi"/>
-          <w:color w:val="9B6D86"/>
-          <w:sz w:val="28"/>
-          <w:szCs w:val="28"/>
-        </w:rPr>
-        <w:t>a social media platform for book lovers</w:t>
-      </w:r>
-      <w:r>
+          <w:b/>
+          <w:bCs/>
+          <w:color w:val="4D3A6A"/>
+          <w:sz w:val="32"/>
+          <w:szCs w:val="32"/>
+        </w:rPr>
+      </w:pPr>
+    </w:p>
+    <w:p>
+      <w:pPr>
+        <w:jc w:val="center"/>
+        <w:rPr>
+          <w:rFonts w:ascii="Berlin Sans FB Demi" w:hAnsi="Berlin Sans FB Demi" w:cstheme="majorBidi"/>
+          <w:b/>
+          <w:bCs/>
+          <w:color w:val="4D3A6A"/>
+          <w:sz w:val="36"/>
+          <w:szCs w:val="36"/>
+        </w:rPr>
+      </w:pPr>
+      <w:r>
+        <w:rPr>
+          <w:rFonts w:ascii="Berlin Sans FB Demi" w:hAnsi="Berlin Sans FB Demi" w:cstheme="majorBidi"/>
+          <w:b/>
+          <w:bCs/>
+          <w:color w:val="4D3A6A"/>
+          <w:sz w:val="36"/>
+          <w:szCs w:val="36"/>
+        </w:rPr>
+        <w:t>Group Members</w:t>
+      </w:r>
+      <w:r>
+        <w:rPr>
+          <w:rFonts w:ascii="Berlin Sans FB Demi" w:hAnsi="Berlin Sans FB Demi" w:cstheme="majorBidi"/>
+          <w:b/>
+          <w:bCs/>
+          <w:color w:val="4D3A6A"/>
+          <w:sz w:val="36"/>
+          <w:szCs w:val="36"/>
+        </w:rPr>
+        <w:t>:</w:t>
+      </w:r>
+    </w:p>
+    <w:p>
+      <w:pPr>
+        <w:jc w:val="center"/>
+        <w:rPr>
+          <w:rFonts w:ascii="Cambria" w:hAnsi="Cambria" w:cstheme="majorBidi"/>
+          <w:color w:val="9B6D86"/>
+          <w:sz w:val="28"/>
+          <w:szCs w:val="28"/>
+        </w:rPr>
+      </w:pPr>
+      <w:r>
+        <w:rPr>
+          <w:rFonts w:ascii="Cambria" w:hAnsi="Cambria" w:cstheme="majorBidi"/>
+          <w:color w:val="9B6D86"/>
+          <w:sz w:val="28"/>
+          <w:szCs w:val="28"/>
+        </w:rPr>
+        <w:t xml:space="preserve">Rawan Jamal Mohammed Ahmed </w:t>
+      </w:r>
+      <w:r>
+        <w:rPr>
+          <w:rFonts w:ascii="Cambria" w:hAnsi="Cambria" w:cstheme="majorBidi"/>
+          <w:color w:val="9B6D86"/>
+          <w:sz w:val="28"/>
+          <w:szCs w:val="28"/>
+        </w:rPr>
+        <w:t>–</w:t>
+      </w:r>
+      <w:r>
+        <w:rPr>
+          <w:rFonts w:ascii="Cambria" w:hAnsi="Cambria" w:cstheme="majorBidi"/>
+          <w:color w:val="9B6D86"/>
+          <w:sz w:val="28"/>
+          <w:szCs w:val="28"/>
+        </w:rPr>
+        <w:t xml:space="preserve"> 202209440</w:t>
+      </w:r>
+    </w:p>
+    <w:p>
+      <w:pPr>
+        <w:jc w:val="center"/>
         <w:rPr>
           <w:rFonts w:asciiTheme="majorBidi" w:hAnsiTheme="majorBidi" w:cstheme="majorBidi"/>
           <w:color w:val="9B6D86"/>
           <w:sz w:val="28"/>
           <w:szCs w:val="28"/>
         </w:rPr>
-        <w:t>}</w:t>
+      </w:pPr>
+      <w:r>
+        <w:rPr>
+          <w:rFonts w:ascii="Cambria" w:hAnsi="Cambria" w:cstheme="majorBidi"/>
+          <w:color w:val="9B6D86"/>
+          <w:sz w:val="28"/>
+          <w:szCs w:val="28"/>
+        </w:rPr>
+        <w:t xml:space="preserve">Fajer </w:t>
+      </w:r>
+      <w:r>
+        <w:rPr>
+          <w:rFonts w:ascii="Cambria" w:hAnsi="Cambria" w:cstheme="majorBidi"/>
+          <w:color w:val="9B6D86"/>
+          <w:sz w:val="28"/>
+          <w:szCs w:val="28"/>
+        </w:rPr>
+        <w:t xml:space="preserve">Abdulaziz </w:t>
+      </w:r>
+      <w:r>
+        <w:rPr>
+          <w:rFonts w:ascii="Cambria" w:hAnsi="Cambria" w:cstheme="majorBidi"/>
+          <w:color w:val="9B6D86"/>
+          <w:sz w:val="28"/>
+          <w:szCs w:val="28"/>
+        </w:rPr>
+        <w:t xml:space="preserve">Al-Nassr </w:t>
+      </w:r>
+      <w:r>
+        <w:rPr>
+          <w:rFonts w:ascii="Cambria" w:hAnsi="Cambria" w:cstheme="majorBidi"/>
+          <w:color w:val="4D3A6A"/>
+          <w:sz w:val="32"/>
+          <w:szCs w:val="32"/>
+        </w:rPr>
+        <w:t>–</w:t>
+      </w:r>
+      <w:r>
+        <w:rPr>
+          <w:rFonts w:ascii="Cambria" w:hAnsi="Cambria" w:cstheme="majorBidi"/>
+          <w:color w:val="4D3A6A"/>
+          <w:sz w:val="32"/>
+          <w:szCs w:val="32"/>
+        </w:rPr>
+        <w:t xml:space="preserve"> </w:t>
+      </w:r>
+      <w:r>
+        <w:rPr>
+          <w:rFonts w:ascii="Cambria" w:hAnsi="Cambria" w:cstheme="majorBidi"/>
+          <w:color w:val="9B6D86"/>
+          <w:sz w:val="28"/>
+          <w:szCs w:val="28"/>
+        </w:rPr>
+        <w:t>202203497</w:t>
       </w:r>
     </w:p>
     <w:p>
@@ -350,181 +708,84 @@
     </w:p>
     <w:p>
       <w:pPr>
-        <w:ind w:left="720"/>
         <w:jc w:val="center"/>
         <w:rPr>
           <w:rFonts w:asciiTheme="majorBidi" w:hAnsiTheme="majorBidi" w:cstheme="majorBidi"/>
           <w:b/>
           <w:bCs/>
-          <w:color w:val="4D3A6A"/>
+          <w:color w:val="764B79"/>
           <w:sz w:val="32"/>
           <w:szCs w:val="32"/>
         </w:rPr>
       </w:pPr>
-      <w:r>
+    </w:p>
+    <w:p>
+      <w:pPr>
+        <w:jc w:val="center"/>
         <w:rPr>
           <w:rFonts w:asciiTheme="majorBidi" w:hAnsiTheme="majorBidi" w:cstheme="majorBidi"/>
           <w:b/>
           <w:bCs/>
-          <w:color w:val="4D3A6A"/>
+          <w:color w:val="764B79"/>
           <w:sz w:val="32"/>
           <w:szCs w:val="32"/>
         </w:rPr>
-        <w:t xml:space="preserve">Web Development Fundamentals </w:t>
-      </w:r>
-      <w:r>
+      </w:pPr>
+    </w:p>
+    <w:p>
+      <w:pPr>
+        <w:jc w:val="center"/>
         <w:rPr>
           <w:rFonts w:asciiTheme="majorBidi" w:hAnsiTheme="majorBidi" w:cstheme="majorBidi"/>
           <w:b/>
           <w:bCs/>
-          <w:color w:val="4D3A6A"/>
+          <w:color w:val="764B79"/>
           <w:sz w:val="32"/>
           <w:szCs w:val="32"/>
         </w:rPr>
-        <w:t xml:space="preserve">- </w:t>
-      </w:r>
-      <w:r>
+      </w:pPr>
+    </w:p>
+    <w:p>
+      <w:pPr>
         <w:rPr>
           <w:rFonts w:asciiTheme="majorBidi" w:hAnsiTheme="majorBidi" w:cstheme="majorBidi"/>
           <w:b/>
           <w:bCs/>
-          <w:color w:val="4D3A6A"/>
+          <w:color w:val="764B79"/>
           <w:sz w:val="32"/>
           <w:szCs w:val="32"/>
         </w:rPr>
-        <w:t>CMPS</w:t>
-      </w:r>
-      <w:r>
+      </w:pPr>
+    </w:p>
+    <w:p>
+      <w:pPr>
         <w:rPr>
           <w:rFonts w:asciiTheme="majorBidi" w:hAnsiTheme="majorBidi" w:cstheme="majorBidi"/>
           <w:b/>
           <w:bCs/>
-          <w:color w:val="4D3A6A"/>
+          <w:color w:val="764B79"/>
           <w:sz w:val="32"/>
           <w:szCs w:val="32"/>
         </w:rPr>
-        <w:t xml:space="preserve"> </w:t>
-      </w:r>
-      <w:r>
+      </w:pPr>
+    </w:p>
+    <w:p>
+      <w:pPr>
         <w:rPr>
           <w:rFonts w:asciiTheme="majorBidi" w:hAnsiTheme="majorBidi" w:cstheme="majorBidi"/>
           <w:b/>
           <w:bCs/>
-          <w:color w:val="4D3A6A"/>
+          <w:color w:val="764B79"/>
           <w:sz w:val="32"/>
           <w:szCs w:val="32"/>
         </w:rPr>
-        <w:t>350</w:t>
-      </w:r>
-    </w:p>
-    <w:p>
-      <w:pPr>
-        <w:ind w:left="720"/>
+      </w:pPr>
+    </w:p>
+    <w:p>
+      <w:pPr>
         <w:jc w:val="center"/>
         <w:rPr>
-          <w:rFonts w:asciiTheme="majorBidi" w:hAnsiTheme="majorBidi" w:cstheme="majorBidi"/>
-          <w:color w:val="4D3A6A"/>
-          <w:sz w:val="32"/>
-          <w:szCs w:val="32"/>
-        </w:rPr>
-      </w:pPr>
-      <w:r>
-        <w:rPr>
-          <w:rFonts w:asciiTheme="majorBidi" w:hAnsiTheme="majorBidi" w:cstheme="majorBidi"/>
-          <w:color w:val="4D3A6A"/>
-          <w:sz w:val="32"/>
-          <w:szCs w:val="32"/>
-        </w:rPr>
-        <w:t xml:space="preserve">Section: </w:t>
-      </w:r>
-      <w:r>
-        <w:rPr>
-          <w:rFonts w:asciiTheme="majorBidi" w:hAnsiTheme="majorBidi" w:cstheme="majorBidi"/>
-          <w:color w:val="4D3A6A"/>
-          <w:sz w:val="32"/>
-          <w:szCs w:val="32"/>
-        </w:rPr>
-        <w:t>L52</w:t>
-      </w:r>
-    </w:p>
-    <w:p>
-      <w:pPr>
-        <w:ind w:left="720"/>
-        <w:jc w:val="center"/>
-        <w:rPr>
-          <w:rFonts w:asciiTheme="majorBidi" w:hAnsiTheme="majorBidi" w:cstheme="majorBidi"/>
-          <w:color w:val="4D3A6A"/>
-          <w:sz w:val="40"/>
-          <w:szCs w:val="40"/>
-        </w:rPr>
-      </w:pPr>
-      <w:r>
-        <w:rPr>
-          <w:rFonts w:asciiTheme="majorBidi" w:hAnsiTheme="majorBidi" w:cstheme="majorBidi"/>
-          <w:color w:val="4D3A6A"/>
-          <w:sz w:val="32"/>
-          <w:szCs w:val="32"/>
-        </w:rPr>
-        <w:t>Due date: 26 – 3 -2026</w:t>
-      </w:r>
-    </w:p>
-    <w:p>
-      <w:pPr>
-        <w:jc w:val="center"/>
-        <w:rPr>
-          <w:rFonts w:asciiTheme="majorBidi" w:hAnsiTheme="majorBidi" w:cstheme="majorBidi"/>
-          <w:b/>
-          <w:bCs/>
-          <w:color w:val="4D3A6A"/>
-          <w:sz w:val="32"/>
-          <w:szCs w:val="32"/>
-        </w:rPr>
-      </w:pPr>
-    </w:p>
-    <w:p>
-      <w:pPr>
-        <w:jc w:val="center"/>
-        <w:rPr>
-          <w:rFonts w:asciiTheme="majorBidi" w:hAnsiTheme="majorBidi" w:cstheme="majorBidi"/>
-          <w:b/>
-          <w:bCs/>
-          <w:color w:val="4D3A6A"/>
-          <w:sz w:val="32"/>
-          <w:szCs w:val="32"/>
-        </w:rPr>
-      </w:pPr>
-    </w:p>
-    <w:p>
-      <w:pPr>
-        <w:jc w:val="center"/>
-        <w:rPr>
-          <w:rFonts w:asciiTheme="majorBidi" w:hAnsiTheme="majorBidi" w:cstheme="majorBidi"/>
-          <w:b/>
-          <w:bCs/>
-          <w:color w:val="4D3A6A"/>
-          <w:sz w:val="32"/>
-          <w:szCs w:val="32"/>
-        </w:rPr>
-      </w:pPr>
-    </w:p>
-    <w:p>
-      <w:pPr>
-        <w:jc w:val="center"/>
-        <w:rPr>
-          <w:rFonts w:asciiTheme="majorBidi" w:hAnsiTheme="majorBidi" w:cstheme="majorBidi"/>
-          <w:b/>
-          <w:bCs/>
-          <w:color w:val="4D3A6A"/>
-          <w:sz w:val="32"/>
-          <w:szCs w:val="32"/>
-        </w:rPr>
-      </w:pPr>
-    </w:p>
-    <w:p>
-      <w:pPr>
-        <w:jc w:val="center"/>
-        <w:rPr>
-          <w:rFonts w:asciiTheme="majorBidi" w:hAnsiTheme="majorBidi" w:cstheme="majorBidi"/>
+          <w:rFonts w:ascii="Berlin Sans FB Demi" w:hAnsi="Berlin Sans FB Demi" w:cstheme="majorBidi"/>
           <w:b/>
           <w:bCs/>
           <w:color w:val="4D3A6A"/>
@@ -534,16 +795,19 @@
       </w:pPr>
       <w:r>
         <w:rPr>
-          <w:rFonts w:asciiTheme="majorBidi" w:hAnsiTheme="majorBidi" w:cstheme="majorBidi"/>
+          <w:rFonts w:ascii="Berlin Sans FB Demi" w:hAnsi="Berlin Sans FB Demi" w:cstheme="majorBidi"/>
           <w:b/>
           <w:bCs/>
           <w:color w:val="4D3A6A"/>
           <w:sz w:val="36"/>
           <w:szCs w:val="36"/>
         </w:rPr>
-        <w:t>Group Members</w:t>
-      </w:r>
-      <w:r>
+        <w:t>Overview</w:t>
+      </w:r>
+    </w:p>
+    <w:p>
+      <w:pPr>
+        <w:jc w:val="center"/>
         <w:rPr>
           <w:rFonts w:asciiTheme="majorBidi" w:hAnsiTheme="majorBidi" w:cstheme="majorBidi"/>
           <w:b/>
@@ -552,108 +816,175 @@
           <w:sz w:val="36"/>
           <w:szCs w:val="36"/>
         </w:rPr>
-        <w:t>:</w:t>
-      </w:r>
+      </w:pPr>
     </w:p>
     <w:p>
       <w:pPr>
         <w:jc w:val="center"/>
         <w:rPr>
-          <w:rFonts w:asciiTheme="majorBidi" w:hAnsiTheme="majorBidi" w:cstheme="majorBidi"/>
-          <w:color w:val="9B6D86"/>
-          <w:sz w:val="28"/>
-          <w:szCs w:val="28"/>
-        </w:rPr>
-      </w:pPr>
-      <w:r>
-        <w:rPr>
-          <w:rFonts w:asciiTheme="majorBidi" w:hAnsiTheme="majorBidi" w:cstheme="majorBidi"/>
-          <w:color w:val="9B6D86"/>
-          <w:sz w:val="28"/>
-          <w:szCs w:val="28"/>
-        </w:rPr>
-        <w:t xml:space="preserve">Rawan Jamal Mohammed Ahmed </w:t>
-      </w:r>
-      <w:r>
-        <w:rPr>
-          <w:rFonts w:asciiTheme="majorBidi" w:hAnsiTheme="majorBidi" w:cstheme="majorBidi"/>
-          <w:color w:val="9B6D86"/>
-          <w:sz w:val="28"/>
-          <w:szCs w:val="28"/>
-        </w:rPr>
-        <w:t>–</w:t>
-      </w:r>
-      <w:r>
-        <w:rPr>
-          <w:rFonts w:asciiTheme="majorBidi" w:hAnsiTheme="majorBidi" w:cstheme="majorBidi"/>
-          <w:color w:val="9B6D86"/>
-          <w:sz w:val="28"/>
-          <w:szCs w:val="28"/>
-        </w:rPr>
-        <w:t xml:space="preserve"> 202209440</w:t>
+          <w:rFonts w:ascii="Cambria" w:hAnsi="Cambria" w:cstheme="majorBidi"/>
+          <w:color w:val="9B6D86"/>
+          <w:sz w:val="28"/>
+          <w:szCs w:val="28"/>
+        </w:rPr>
+      </w:pPr>
+      <w:r>
+        <w:rPr>
+          <w:rFonts w:ascii="Cambria" w:hAnsi="Cambria" w:cstheme="majorBidi"/>
+          <w:color w:val="9B6D86"/>
+          <w:sz w:val="28"/>
+          <w:szCs w:val="28"/>
+        </w:rPr>
+        <w:t>Bookwarms is a front-end social media platform designed for users to share book quotes, thoughts, and discussions about literature. The platform includes essential social media components such as user authentication pages, a news feed, a user profile page, and interactive post elements</w:t>
+      </w:r>
+      <w:r>
+        <w:rPr>
+          <w:rFonts w:ascii="Cambria" w:hAnsi="Cambria" w:cstheme="majorBidi"/>
+          <w:color w:val="9B6D86"/>
+          <w:sz w:val="28"/>
+          <w:szCs w:val="28"/>
+        </w:rPr>
+        <w:t xml:space="preserve"> that allows usres to engage with content</w:t>
+      </w:r>
+      <w:r>
+        <w:rPr>
+          <w:rFonts w:ascii="Cambria" w:hAnsi="Cambria" w:cstheme="majorBidi"/>
+          <w:color w:val="9B6D86"/>
+          <w:sz w:val="28"/>
+          <w:szCs w:val="28"/>
+        </w:rPr>
+        <w:t>.</w:t>
       </w:r>
     </w:p>
     <w:p>
       <w:pPr>
         <w:jc w:val="center"/>
         <w:rPr>
-          <w:rFonts w:asciiTheme="majorBidi" w:hAnsiTheme="majorBidi" w:cstheme="majorBidi"/>
-          <w:color w:val="9B6D86"/>
-          <w:sz w:val="28"/>
-          <w:szCs w:val="28"/>
-        </w:rPr>
-      </w:pPr>
-      <w:r>
-        <w:rPr>
-          <w:rFonts w:asciiTheme="majorBidi" w:hAnsiTheme="majorBidi" w:cstheme="majorBidi"/>
-          <w:color w:val="9B6D86"/>
-          <w:sz w:val="28"/>
-          <w:szCs w:val="28"/>
-        </w:rPr>
-        <w:t xml:space="preserve">Fajer </w:t>
-      </w:r>
-      <w:r>
-        <w:rPr>
-          <w:rFonts w:asciiTheme="majorBidi" w:hAnsiTheme="majorBidi" w:cstheme="majorBidi"/>
-          <w:color w:val="9B6D86"/>
-          <w:sz w:val="28"/>
-          <w:szCs w:val="28"/>
-        </w:rPr>
-        <w:t xml:space="preserve">Abdulaziz </w:t>
-      </w:r>
-      <w:r>
-        <w:rPr>
-          <w:rFonts w:asciiTheme="majorBidi" w:hAnsiTheme="majorBidi" w:cstheme="majorBidi"/>
-          <w:color w:val="9B6D86"/>
-          <w:sz w:val="28"/>
-          <w:szCs w:val="28"/>
-        </w:rPr>
-        <w:t>Al-Nassr - 202203497</w:t>
-      </w:r>
+          <w:rFonts w:ascii="Cambria" w:hAnsi="Cambria" w:cstheme="majorBidi"/>
+          <w:color w:val="9B6D86"/>
+          <w:sz w:val="28"/>
+          <w:szCs w:val="28"/>
+        </w:rPr>
+      </w:pPr>
     </w:p>
     <w:p>
       <w:pPr>
         <w:jc w:val="center"/>
         <w:rPr>
-          <w:rFonts w:asciiTheme="majorBidi" w:hAnsiTheme="majorBidi" w:cstheme="majorBidi"/>
-          <w:b/>
-          <w:bCs/>
-          <w:color w:val="764B79"/>
-          <w:sz w:val="32"/>
-          <w:szCs w:val="32"/>
-        </w:rPr>
-      </w:pPr>
+          <w:rFonts w:ascii="Cambria" w:hAnsi="Cambria" w:cstheme="majorBidi"/>
+          <w:color w:val="9B6D86"/>
+          <w:sz w:val="28"/>
+          <w:szCs w:val="28"/>
+        </w:rPr>
+      </w:pPr>
+      <w:r>
+        <w:rPr>
+          <w:rFonts w:ascii="Cambria" w:hAnsi="Cambria" w:cstheme="majorBidi"/>
+          <w:color w:val="9B6D86"/>
+          <w:sz w:val="28"/>
+          <w:szCs w:val="28"/>
+        </w:rPr>
+        <w:t xml:space="preserve">The project is developed using HTML for structure, CSS </w:t>
+      </w:r>
+      <w:r>
+        <w:rPr>
+          <w:rFonts w:ascii="Cambria" w:hAnsi="Cambria" w:cstheme="majorBidi"/>
+          <w:color w:val="9B6D86"/>
+          <w:sz w:val="28"/>
+          <w:szCs w:val="28"/>
+        </w:rPr>
+        <w:t>{</w:t>
+      </w:r>
+      <w:r>
+        <w:rPr>
+          <w:rFonts w:ascii="Cambria" w:hAnsi="Cambria" w:cstheme="majorBidi"/>
+          <w:color w:val="9B6D86"/>
+          <w:sz w:val="28"/>
+          <w:szCs w:val="28"/>
+        </w:rPr>
+        <w:t>Flexbox</w:t>
+      </w:r>
+      <w:r>
+        <w:rPr>
+          <w:rFonts w:ascii="Cambria" w:hAnsi="Cambria" w:cstheme="majorBidi"/>
+          <w:color w:val="9B6D86"/>
+          <w:sz w:val="28"/>
+          <w:szCs w:val="28"/>
+        </w:rPr>
+        <w:t>}</w:t>
+      </w:r>
+      <w:r>
+        <w:rPr>
+          <w:rFonts w:ascii="Cambria" w:hAnsi="Cambria" w:cstheme="majorBidi"/>
+          <w:color w:val="9B6D86"/>
+          <w:sz w:val="28"/>
+          <w:szCs w:val="28"/>
+        </w:rPr>
+        <w:t xml:space="preserve"> for layout and resposive design, and Vanilla JavaScript for interactivity. The application</w:t>
+      </w:r>
+      <w:r>
+        <w:rPr>
+          <w:rFonts w:ascii="Cambria" w:hAnsi="Cambria" w:cstheme="majorBidi"/>
+          <w:color w:val="9B6D86"/>
+          <w:sz w:val="28"/>
+          <w:szCs w:val="28"/>
+        </w:rPr>
+        <w:t xml:space="preserve"> </w:t>
+      </w:r>
+      <w:r>
+        <w:rPr>
+          <w:rFonts w:ascii="Cambria" w:hAnsi="Cambria" w:cstheme="majorBidi"/>
+          <w:color w:val="9B6D86"/>
+          <w:sz w:val="28"/>
+          <w:szCs w:val="28"/>
+        </w:rPr>
+        <w:t>store</w:t>
+      </w:r>
+      <w:r>
+        <w:rPr>
+          <w:rFonts w:ascii="Cambria" w:hAnsi="Cambria" w:cstheme="majorBidi"/>
+          <w:color w:val="9B6D86"/>
+          <w:sz w:val="28"/>
+          <w:szCs w:val="28"/>
+        </w:rPr>
+        <w:t>s</w:t>
+      </w:r>
+      <w:r>
+        <w:rPr>
+          <w:rFonts w:ascii="Cambria" w:hAnsi="Cambria" w:cstheme="majorBidi"/>
+          <w:color w:val="9B6D86"/>
+          <w:sz w:val="28"/>
+          <w:szCs w:val="28"/>
+        </w:rPr>
+        <w:t xml:space="preserve"> user data such as accounts, posts, likes, and comments</w:t>
+      </w:r>
+      <w:r>
+        <w:rPr>
+          <w:rFonts w:ascii="Cambria" w:hAnsi="Cambria" w:cstheme="majorBidi"/>
+          <w:color w:val="9B6D86"/>
+          <w:sz w:val="28"/>
+          <w:szCs w:val="28"/>
+        </w:rPr>
+        <w:t xml:space="preserve"> locally</w:t>
+      </w:r>
+      <w:r>
+        <w:rPr>
+          <w:rFonts w:ascii="Cambria" w:hAnsi="Cambria" w:cstheme="majorBidi"/>
+          <w:color w:val="9B6D86"/>
+          <w:sz w:val="28"/>
+          <w:szCs w:val="28"/>
+        </w:rPr>
+        <w:t xml:space="preserve"> using the browser’s localStorage, allowing the platform to function without a backend server.</w:t>
+      </w:r>
     </w:p>
     <w:p>
       <w:pPr>
         <w:jc w:val="center"/>
         <w:rPr>
-          <w:rFonts w:asciiTheme="majorBidi" w:hAnsiTheme="majorBidi" w:cstheme="majorBidi"/>
-          <w:b/>
-          <w:bCs/>
-          <w:color w:val="764B79"/>
-          <w:sz w:val="32"/>
-          <w:szCs w:val="32"/>
+          <w:rFonts w:ascii="Cambria" w:hAnsi="Cambria" w:cstheme="majorBidi"/>
+          <w:color w:val="9B6D86"/>
+          <w:sz w:val="28"/>
+          <w:szCs w:val="28"/>
         </w:rPr>
       </w:pPr>
     </w:p>
@@ -661,188 +992,220 @@
       <w:pPr>
         <w:jc w:val="center"/>
         <w:rPr>
-          <w:rFonts w:asciiTheme="majorBidi" w:hAnsiTheme="majorBidi" w:cstheme="majorBidi"/>
-          <w:b/>
-          <w:bCs/>
-          <w:color w:val="764B79"/>
-          <w:sz w:val="32"/>
-          <w:szCs w:val="32"/>
-        </w:rPr>
-      </w:pPr>
-    </w:p>
-    <w:p>
-      <w:pPr>
-        <w:jc w:val="center"/>
-        <w:rPr>
-          <w:rFonts w:asciiTheme="majorBidi" w:hAnsiTheme="majorBidi" w:cstheme="majorBidi"/>
-          <w:b/>
-          <w:bCs/>
-          <w:color w:val="764B79"/>
-          <w:sz w:val="32"/>
-          <w:szCs w:val="32"/>
-        </w:rPr>
-      </w:pPr>
-    </w:p>
-    <w:p>
-      <w:pPr>
-        <w:jc w:val="center"/>
-        <w:rPr>
-          <w:rFonts w:asciiTheme="majorBidi" w:hAnsiTheme="majorBidi" w:cstheme="majorBidi"/>
-          <w:b/>
-          <w:bCs/>
-          <w:color w:val="764B79"/>
-          <w:sz w:val="32"/>
-          <w:szCs w:val="32"/>
-        </w:rPr>
-      </w:pPr>
-    </w:p>
-    <w:p>
-      <w:pPr>
-        <w:rPr>
-          <w:rFonts w:asciiTheme="majorBidi" w:hAnsiTheme="majorBidi" w:cstheme="majorBidi"/>
-          <w:b/>
-          <w:bCs/>
-          <w:color w:val="764B79"/>
-          <w:sz w:val="32"/>
-          <w:szCs w:val="32"/>
-        </w:rPr>
-      </w:pPr>
-    </w:p>
-    <w:p>
-      <w:pPr>
-        <w:rPr>
-          <w:rFonts w:asciiTheme="majorBidi" w:hAnsiTheme="majorBidi" w:cstheme="majorBidi"/>
-          <w:b/>
-          <w:bCs/>
-          <w:color w:val="764B79"/>
-          <w:sz w:val="32"/>
-          <w:szCs w:val="32"/>
-        </w:rPr>
-      </w:pPr>
-    </w:p>
-    <w:p>
-      <w:pPr>
-        <w:jc w:val="center"/>
-        <w:rPr>
-          <w:rFonts w:asciiTheme="majorBidi" w:hAnsiTheme="majorBidi" w:cstheme="majorBidi"/>
-          <w:b/>
-          <w:bCs/>
-          <w:color w:val="4D3A6A"/>
-          <w:sz w:val="36"/>
-          <w:szCs w:val="36"/>
-        </w:rPr>
-      </w:pPr>
-      <w:r>
-        <w:rPr>
-          <w:rFonts w:asciiTheme="majorBidi" w:hAnsiTheme="majorBidi" w:cstheme="majorBidi"/>
-          <w:b/>
-          <w:bCs/>
-          <w:color w:val="4D3A6A"/>
-          <w:sz w:val="36"/>
-          <w:szCs w:val="36"/>
-        </w:rPr>
-        <w:t>Project Overview</w:t>
-      </w:r>
-    </w:p>
-    <w:p>
-      <w:pPr>
-        <w:jc w:val="center"/>
-        <w:rPr>
-          <w:rFonts w:asciiTheme="majorBidi" w:hAnsiTheme="majorBidi" w:cstheme="majorBidi"/>
-          <w:b/>
-          <w:bCs/>
-          <w:color w:val="4D3A6A"/>
-          <w:sz w:val="36"/>
-          <w:szCs w:val="36"/>
-        </w:rPr>
-      </w:pPr>
-    </w:p>
-    <w:p>
-      <w:pPr>
-        <w:rPr>
-          <w:rFonts w:asciiTheme="majorBidi" w:hAnsiTheme="majorBidi" w:cstheme="majorBidi"/>
-          <w:color w:val="9B6D86"/>
-          <w:sz w:val="24"/>
-          <w:szCs w:val="24"/>
-        </w:rPr>
-      </w:pPr>
-      <w:r>
-        <w:rPr>
-          <w:rFonts w:asciiTheme="majorBidi" w:hAnsiTheme="majorBidi" w:cstheme="majorBidi"/>
-          <w:color w:val="9B6D86"/>
-          <w:sz w:val="24"/>
-          <w:szCs w:val="24"/>
-        </w:rPr>
-        <w:tab/>
-      </w:r>
-      <w:r>
-        <w:rPr>
-          <w:rFonts w:asciiTheme="majorBidi" w:hAnsiTheme="majorBidi" w:cstheme="majorBidi"/>
-          <w:color w:val="9B6D86"/>
-          <w:sz w:val="24"/>
-          <w:szCs w:val="24"/>
-        </w:rPr>
-        <w:t>Bookwarms is a front-end social media platform designed for users to share book quotes, thoughts, and discussions about literature. The platform includes essential social media components such as user authentication pages, a news feed, a user profile page, and interactive post elements.</w:t>
-      </w:r>
-    </w:p>
-    <w:p>
-      <w:pPr>
-        <w:rPr>
-          <w:rFonts w:asciiTheme="majorBidi" w:hAnsiTheme="majorBidi" w:cstheme="majorBidi"/>
-          <w:color w:val="9B6D86"/>
-          <w:sz w:val="24"/>
-          <w:szCs w:val="24"/>
-        </w:rPr>
-      </w:pPr>
-    </w:p>
-    <w:p>
-      <w:pPr>
-        <w:rPr>
-          <w:rFonts w:asciiTheme="majorBidi" w:hAnsiTheme="majorBidi" w:cstheme="majorBidi"/>
-          <w:color w:val="9B6D86"/>
-          <w:sz w:val="24"/>
-          <w:szCs w:val="24"/>
-        </w:rPr>
-      </w:pPr>
-      <w:r>
-        <w:rPr>
-          <w:rFonts w:asciiTheme="majorBidi" w:hAnsiTheme="majorBidi" w:cstheme="majorBidi"/>
-          <w:color w:val="9B6D86"/>
-          <w:sz w:val="24"/>
-          <w:szCs w:val="24"/>
-        </w:rPr>
-        <w:t>The project is developed using HTML for structure, CSS (Flexbox) for layout and resposive design, and Vanilla JavaScript for interactivity. The application is designed to store user data such as accounts, posts, likes, and comments using the browser’s localStorage, allowing the platform to function without a backend server.</w:t>
-      </w:r>
-    </w:p>
-    <w:p>
-      <w:pPr>
-        <w:rPr>
-          <w:rFonts w:asciiTheme="majorBidi" w:hAnsiTheme="majorBidi" w:cstheme="majorBidi"/>
-          <w:color w:val="9B6D86"/>
-          <w:sz w:val="24"/>
-          <w:szCs w:val="24"/>
-        </w:rPr>
-      </w:pPr>
-    </w:p>
-    <w:p>
-      <w:pPr>
-        <w:rPr>
-          <w:rFonts w:asciiTheme="majorBidi" w:hAnsiTheme="majorBidi" w:cstheme="majorBidi"/>
-          <w:b/>
-          <w:bCs/>
-          <w:color w:val="9B6D86"/>
-          <w:sz w:val="24"/>
-          <w:szCs w:val="24"/>
-        </w:rPr>
-      </w:pPr>
-      <w:r>
-        <w:rPr>
-          <w:rFonts w:asciiTheme="majorBidi" w:hAnsiTheme="majorBidi" w:cstheme="majorBidi"/>
-          <w:color w:val="9B6D86"/>
-          <w:sz w:val="24"/>
-          <w:szCs w:val="24"/>
-        </w:rPr>
-        <w:t>Currently, the project includes the full user interface structure, including the login page, signup page, feed page, and profile page. JavaScript functionality for dynamic features will be implemented to enable account management, post creation, and user interaction.</w:t>
+          <w:rFonts w:ascii="Cambria" w:hAnsi="Cambria" w:cstheme="majorBidi"/>
+          <w:b/>
+          <w:bCs/>
+          <w:color w:val="9B6D86"/>
+          <w:sz w:val="28"/>
+          <w:szCs w:val="28"/>
+        </w:rPr>
+      </w:pPr>
+      <w:r>
+        <w:rPr>
+          <w:rFonts w:ascii="Cambria" w:hAnsi="Cambria" w:cstheme="majorBidi"/>
+          <w:color w:val="9B6D86"/>
+          <w:sz w:val="28"/>
+          <w:szCs w:val="28"/>
+        </w:rPr>
+        <w:t>The platform</w:t>
+      </w:r>
+      <w:r>
+        <w:rPr>
+          <w:rFonts w:ascii="Cambria" w:hAnsi="Cambria" w:cstheme="majorBidi"/>
+          <w:color w:val="9B6D86"/>
+          <w:sz w:val="28"/>
+          <w:szCs w:val="28"/>
+        </w:rPr>
+        <w:t xml:space="preserve"> includes</w:t>
+      </w:r>
+      <w:r>
+        <w:rPr>
+          <w:rFonts w:ascii="Cambria" w:hAnsi="Cambria" w:cstheme="majorBidi"/>
+          <w:color w:val="9B6D86"/>
+          <w:sz w:val="28"/>
+          <w:szCs w:val="28"/>
+        </w:rPr>
+        <w:t xml:space="preserve"> several main pages, including</w:t>
+      </w:r>
+      <w:r>
+        <w:rPr>
+          <w:rFonts w:ascii="Cambria" w:hAnsi="Cambria" w:cstheme="majorBidi"/>
+          <w:color w:val="9B6D86"/>
+          <w:sz w:val="28"/>
+          <w:szCs w:val="28"/>
+        </w:rPr>
+        <w:t xml:space="preserve"> the </w:t>
+      </w:r>
+      <w:r>
+        <w:rPr>
+          <w:rFonts w:ascii="Cambria" w:hAnsi="Cambria" w:cstheme="majorBidi"/>
+          <w:color w:val="9B6D86"/>
+          <w:sz w:val="28"/>
+          <w:szCs w:val="28"/>
+        </w:rPr>
+        <w:t>L</w:t>
+      </w:r>
+      <w:r>
+        <w:rPr>
+          <w:rFonts w:ascii="Cambria" w:hAnsi="Cambria" w:cstheme="majorBidi"/>
+          <w:color w:val="9B6D86"/>
+          <w:sz w:val="28"/>
+          <w:szCs w:val="28"/>
+        </w:rPr>
+        <w:t>og</w:t>
+      </w:r>
+      <w:r>
+        <w:rPr>
+          <w:rFonts w:ascii="Cambria" w:hAnsi="Cambria" w:cstheme="majorBidi"/>
+          <w:color w:val="9B6D86"/>
+          <w:sz w:val="28"/>
+          <w:szCs w:val="28"/>
+        </w:rPr>
+        <w:t xml:space="preserve"> </w:t>
+      </w:r>
+      <w:r>
+        <w:rPr>
+          <w:rFonts w:ascii="Cambria" w:hAnsi="Cambria" w:cstheme="majorBidi"/>
+          <w:color w:val="9B6D86"/>
+          <w:sz w:val="28"/>
+          <w:szCs w:val="28"/>
+        </w:rPr>
+        <w:t xml:space="preserve">in page, </w:t>
+      </w:r>
+      <w:r>
+        <w:rPr>
+          <w:rFonts w:ascii="Cambria" w:hAnsi="Cambria" w:cstheme="majorBidi"/>
+          <w:color w:val="9B6D86"/>
+          <w:sz w:val="28"/>
+          <w:szCs w:val="28"/>
+        </w:rPr>
+        <w:t>S</w:t>
+      </w:r>
+      <w:r>
+        <w:rPr>
+          <w:rFonts w:ascii="Cambria" w:hAnsi="Cambria" w:cstheme="majorBidi"/>
+          <w:color w:val="9B6D86"/>
+          <w:sz w:val="28"/>
+          <w:szCs w:val="28"/>
+        </w:rPr>
+        <w:t>ign</w:t>
+      </w:r>
+      <w:r>
+        <w:rPr>
+          <w:rFonts w:ascii="Cambria" w:hAnsi="Cambria" w:cstheme="majorBidi"/>
+          <w:color w:val="9B6D86"/>
+          <w:sz w:val="28"/>
+          <w:szCs w:val="28"/>
+        </w:rPr>
+        <w:t xml:space="preserve"> </w:t>
+      </w:r>
+      <w:r>
+        <w:rPr>
+          <w:rFonts w:ascii="Cambria" w:hAnsi="Cambria" w:cstheme="majorBidi"/>
+          <w:color w:val="9B6D86"/>
+          <w:sz w:val="28"/>
+          <w:szCs w:val="28"/>
+        </w:rPr>
+        <w:t xml:space="preserve">up page, </w:t>
+      </w:r>
+      <w:r>
+        <w:rPr>
+          <w:rFonts w:ascii="Cambria" w:hAnsi="Cambria" w:cstheme="majorBidi"/>
+          <w:color w:val="9B6D86"/>
+          <w:sz w:val="28"/>
+          <w:szCs w:val="28"/>
+        </w:rPr>
+        <w:t>F</w:t>
+      </w:r>
+      <w:r>
+        <w:rPr>
+          <w:rFonts w:ascii="Cambria" w:hAnsi="Cambria" w:cstheme="majorBidi"/>
+          <w:color w:val="9B6D86"/>
+          <w:sz w:val="28"/>
+          <w:szCs w:val="28"/>
+        </w:rPr>
+        <w:t xml:space="preserve">eed page, and </w:t>
+      </w:r>
+      <w:r>
+        <w:rPr>
+          <w:rFonts w:ascii="Cambria" w:hAnsi="Cambria" w:cstheme="majorBidi"/>
+          <w:color w:val="9B6D86"/>
+          <w:sz w:val="28"/>
+          <w:szCs w:val="28"/>
+        </w:rPr>
+        <w:t>P</w:t>
+      </w:r>
+      <w:r>
+        <w:rPr>
+          <w:rFonts w:ascii="Cambria" w:hAnsi="Cambria" w:cstheme="majorBidi"/>
+          <w:color w:val="9B6D86"/>
+          <w:sz w:val="28"/>
+          <w:szCs w:val="28"/>
+        </w:rPr>
+        <w:t xml:space="preserve">rofile page. JavaScript functionality </w:t>
+      </w:r>
+      <w:r>
+        <w:rPr>
+          <w:rFonts w:ascii="Cambria" w:hAnsi="Cambria" w:cstheme="majorBidi"/>
+          <w:color w:val="9B6D86"/>
+          <w:sz w:val="28"/>
+          <w:szCs w:val="28"/>
+        </w:rPr>
+        <w:t xml:space="preserve">has been implemented to support </w:t>
+      </w:r>
+      <w:r>
+        <w:rPr>
+          <w:rFonts w:ascii="Cambria" w:hAnsi="Cambria" w:cstheme="majorBidi"/>
+          <w:color w:val="9B6D86"/>
+          <w:sz w:val="28"/>
+          <w:szCs w:val="28"/>
+        </w:rPr>
+        <w:t xml:space="preserve">dynamic features </w:t>
+      </w:r>
+      <w:r>
+        <w:rPr>
+          <w:rFonts w:ascii="Cambria" w:hAnsi="Cambria" w:cstheme="majorBidi"/>
+          <w:color w:val="9B6D86"/>
+          <w:sz w:val="28"/>
+          <w:szCs w:val="28"/>
+        </w:rPr>
+        <w:t xml:space="preserve">such as user registration and login, </w:t>
+      </w:r>
+      <w:r>
+        <w:rPr>
+          <w:rFonts w:ascii="Cambria" w:hAnsi="Cambria" w:cstheme="majorBidi"/>
+          <w:color w:val="9B6D86"/>
+          <w:sz w:val="28"/>
+          <w:szCs w:val="28"/>
+        </w:rPr>
+        <w:t xml:space="preserve">post creation, </w:t>
+      </w:r>
+      <w:r>
+        <w:rPr>
+          <w:rFonts w:ascii="Cambria" w:hAnsi="Cambria" w:cstheme="majorBidi"/>
+          <w:color w:val="9B6D86"/>
+          <w:sz w:val="28"/>
+          <w:szCs w:val="28"/>
+        </w:rPr>
+        <w:t xml:space="preserve">profile editing, </w:t>
+      </w:r>
+      <w:r>
+        <w:rPr>
+          <w:rFonts w:ascii="Cambria" w:hAnsi="Cambria" w:cstheme="majorBidi"/>
+          <w:color w:val="9B6D86"/>
+          <w:sz w:val="28"/>
+          <w:szCs w:val="28"/>
+        </w:rPr>
+        <w:t>and user interaction.</w:t>
+      </w:r>
+      <w:r>
+        <w:rPr>
+          <w:rFonts w:ascii="Cambria" w:hAnsi="Cambria" w:cstheme="majorBidi"/>
+          <w:color w:val="9B6D86"/>
+          <w:sz w:val="28"/>
+          <w:szCs w:val="28"/>
+        </w:rPr>
+        <w:t xml:space="preserve"> These features allow users to interact with the platform and simulate the experience of a basic social media application.</w:t>
       </w:r>
     </w:p>
     <w:p>
@@ -943,7 +1306,7 @@
           </mc:Choice>
           <mc:Fallback>
             <w:pict>
-              <v:line w14:anchorId="0C12405D" id="Straight Connector 1" o:spid="_x0000_s1026" style="position:absolute;z-index:251663360;visibility:visible;mso-wrap-style:square;mso-width-percent:0;mso-height-percent:0;mso-wrap-distance-left:9pt;mso-wrap-distance-top:0;mso-wrap-distance-right:9pt;mso-wrap-distance-bottom:0;mso-position-horizontal:center;mso-position-horizontal-relative:margin;mso-position-vertical:absolute;mso-position-vertical-relative:text;mso-width-percent:0;mso-height-percent:0;mso-width-relative:margin;mso-height-relative:margin" from="0,2.65pt" to="502.15pt,4pt" o:gfxdata="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" strokecolor="#9b6d86" strokeweight="1pt">
+              <v:line w14:anchorId="0CA69AD5" id="Straight Connector 1" o:spid="_x0000_s1026" style="position:absolute;z-index:251663360;visibility:visible;mso-wrap-style:square;mso-width-percent:0;mso-height-percent:0;mso-wrap-distance-left:9pt;mso-wrap-distance-top:0;mso-wrap-distance-right:9pt;mso-wrap-distance-bottom:0;mso-position-horizontal:center;mso-position-horizontal-relative:margin;mso-position-vertical:absolute;mso-position-vertical-relative:text;mso-width-percent:0;mso-height-percent:0;mso-width-relative:margin;mso-height-relative:margin" from="0,2.65pt" to="502.15pt,4pt" o:gfxdata="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" strokecolor="#9b6d86" strokeweight="1pt">
                 <v:stroke dashstyle="longDash" joinstyle="miter"/>
                 <w10:wrap anchorx="margin"/>
               </v:line>
@@ -956,7 +1319,7 @@
       <w:pPr>
         <w:jc w:val="center"/>
         <w:rPr>
-          <w:rFonts w:asciiTheme="majorBidi" w:hAnsiTheme="majorBidi" w:cstheme="majorBidi"/>
+          <w:rFonts w:ascii="Berlin Sans FB Demi" w:hAnsi="Berlin Sans FB Demi" w:cstheme="majorBidi"/>
           <w:b/>
           <w:bCs/>
           <w:color w:val="4D3A6A"/>
@@ -966,7 +1329,7 @@
       </w:pPr>
       <w:r>
         <w:rPr>
-          <w:rFonts w:asciiTheme="majorBidi" w:hAnsiTheme="majorBidi" w:cstheme="majorBidi"/>
+          <w:rFonts w:ascii="Berlin Sans FB Demi" w:hAnsi="Berlin Sans FB Demi" w:cstheme="majorBidi"/>
           <w:b/>
           <w:bCs/>
           <w:color w:val="4D3A6A"/>
@@ -1011,7 +1374,7 @@
             <w:pPr>
               <w:jc w:val="center"/>
               <w:rPr>
-                <w:rFonts w:asciiTheme="majorBidi" w:hAnsiTheme="majorBidi" w:cstheme="majorBidi"/>
+                <w:rFonts w:ascii="Berlin Sans FB Demi" w:hAnsi="Berlin Sans FB Demi" w:cstheme="majorBidi"/>
                 <w:b/>
                 <w:bCs/>
                 <w:color w:val="4D3A6A"/>
@@ -1021,7 +1384,7 @@
             </w:pPr>
             <w:r>
               <w:rPr>
-                <w:rFonts w:asciiTheme="majorBidi" w:hAnsiTheme="majorBidi" w:cstheme="majorBidi"/>
+                <w:rFonts w:ascii="Berlin Sans FB Demi" w:hAnsi="Berlin Sans FB Demi" w:cstheme="majorBidi"/>
                 <w:b/>
                 <w:bCs/>
                 <w:color w:val="4D3A6A"/>
@@ -1041,7 +1404,7 @@
             <w:pPr>
               <w:jc w:val="center"/>
               <w:rPr>
-                <w:rFonts w:asciiTheme="majorBidi" w:hAnsiTheme="majorBidi" w:cstheme="majorBidi"/>
+                <w:rFonts w:ascii="Berlin Sans FB Demi" w:hAnsi="Berlin Sans FB Demi" w:cstheme="majorBidi"/>
                 <w:b/>
                 <w:bCs/>
                 <w:color w:val="4D3A6A"/>
@@ -1051,7 +1414,7 @@
             </w:pPr>
             <w:r>
               <w:rPr>
-                <w:rFonts w:asciiTheme="majorBidi" w:hAnsiTheme="majorBidi" w:cstheme="majorBidi"/>
+                <w:rFonts w:ascii="Berlin Sans FB Demi" w:hAnsi="Berlin Sans FB Demi" w:cstheme="majorBidi"/>
                 <w:b/>
                 <w:bCs/>
                 <w:color w:val="4D3A6A"/>
@@ -1071,7 +1434,7 @@
             <w:pPr>
               <w:jc w:val="center"/>
               <w:rPr>
-                <w:rFonts w:asciiTheme="majorBidi" w:hAnsiTheme="majorBidi" w:cstheme="majorBidi"/>
+                <w:rFonts w:ascii="Berlin Sans FB Demi" w:hAnsi="Berlin Sans FB Demi" w:cstheme="majorBidi"/>
                 <w:b/>
                 <w:bCs/>
                 <w:color w:val="4D3A6A"/>
@@ -1081,7 +1444,7 @@
             </w:pPr>
             <w:r>
               <w:rPr>
-                <w:rFonts w:asciiTheme="majorBidi" w:hAnsiTheme="majorBidi" w:cstheme="majorBidi"/>
+                <w:rFonts w:ascii="Berlin Sans FB Demi" w:hAnsi="Berlin Sans FB Demi" w:cstheme="majorBidi"/>
                 <w:b/>
                 <w:bCs/>
                 <w:color w:val="4D3A6A"/>
@@ -1103,7 +1466,7 @@
             <w:pPr>
               <w:jc w:val="center"/>
               <w:rPr>
-                <w:rFonts w:asciiTheme="majorBidi" w:hAnsiTheme="majorBidi" w:cstheme="majorBidi"/>
+                <w:rFonts w:ascii="Cambria" w:hAnsi="Cambria" w:cstheme="majorBidi"/>
                 <w:color w:val="9B6D86"/>
                 <w:sz w:val="28"/>
                 <w:szCs w:val="28"/>
@@ -1114,7 +1477,7 @@
             <w:pPr>
               <w:jc w:val="center"/>
               <w:rPr>
-                <w:rFonts w:asciiTheme="majorBidi" w:hAnsiTheme="majorBidi" w:cstheme="majorBidi"/>
+                <w:rFonts w:ascii="Cambria" w:hAnsi="Cambria" w:cstheme="majorBidi"/>
                 <w:color w:val="9B6D86"/>
                 <w:sz w:val="28"/>
                 <w:szCs w:val="28"/>
@@ -1122,7 +1485,7 @@
             </w:pPr>
             <w:r>
               <w:rPr>
-                <w:rFonts w:asciiTheme="majorBidi" w:hAnsiTheme="majorBidi" w:cstheme="majorBidi"/>
+                <w:rFonts w:ascii="Cambria" w:hAnsi="Cambria" w:cstheme="majorBidi"/>
                 <w:color w:val="9B6D86"/>
                 <w:sz w:val="28"/>
                 <w:szCs w:val="28"/>
@@ -1131,19 +1494,37 @@
             </w:r>
             <w:r>
               <w:rPr>
-                <w:rFonts w:asciiTheme="majorBidi" w:hAnsiTheme="majorBidi" w:cstheme="majorBidi"/>
+                <w:rFonts w:ascii="Cambria" w:hAnsi="Cambria" w:cstheme="majorBidi"/>
                 <w:color w:val="9B6D86"/>
                 <w:sz w:val="28"/>
                 <w:szCs w:val="28"/>
               </w:rPr>
-              <w:t xml:space="preserve"> / Signup</w:t>
+              <w:t xml:space="preserve"> / Sign</w:t>
+            </w:r>
+            <w:r>
+              <w:rPr>
+                <w:rFonts w:ascii="Cambria" w:hAnsi="Cambria" w:cstheme="majorBidi"/>
+                <w:color w:val="9B6D86"/>
+                <w:sz w:val="28"/>
+                <w:szCs w:val="28"/>
+              </w:rPr>
+              <w:t xml:space="preserve"> </w:t>
+            </w:r>
+            <w:r>
+              <w:rPr>
+                <w:rFonts w:ascii="Cambria" w:hAnsi="Cambria" w:cstheme="majorBidi"/>
+                <w:color w:val="9B6D86"/>
+                <w:sz w:val="28"/>
+                <w:szCs w:val="28"/>
+              </w:rPr>
+              <w:t>up</w:t>
             </w:r>
           </w:p>
           <w:p>
             <w:pPr>
               <w:jc w:val="right"/>
               <w:rPr>
-                <w:rFonts w:asciiTheme="majorBidi" w:hAnsiTheme="majorBidi" w:cstheme="majorBidi"/>
+                <w:rFonts w:ascii="Cambria" w:hAnsi="Cambria" w:cstheme="majorBidi"/>
                 <w:color w:val="9B6D86"/>
                 <w:sz w:val="28"/>
                 <w:szCs w:val="28"/>
@@ -1158,7 +1539,7 @@
           <w:p>
             <w:pPr>
               <w:rPr>
-                <w:rFonts w:asciiTheme="majorBidi" w:hAnsiTheme="majorBidi" w:cstheme="majorBidi"/>
+                <w:rFonts w:ascii="Cambria" w:hAnsi="Cambria" w:cstheme="majorBidi"/>
                 <w:b/>
                 <w:bCs/>
                 <w:color w:val="764B79"/>
@@ -1175,7 +1556,7 @@
           <w:p>
             <w:pPr>
               <w:rPr>
-                <w:rFonts w:asciiTheme="majorBidi" w:hAnsiTheme="majorBidi" w:cstheme="majorBidi"/>
+                <w:rFonts w:ascii="Cambria" w:hAnsi="Cambria" w:cstheme="majorBidi"/>
                 <w:b/>
                 <w:bCs/>
                 <w:color w:val="764B79"/>
@@ -1199,7 +1580,7 @@
             <w:pPr>
               <w:jc w:val="center"/>
               <w:rPr>
-                <w:rFonts w:asciiTheme="majorBidi" w:hAnsiTheme="majorBidi" w:cstheme="majorBidi"/>
+                <w:rFonts w:ascii="Cambria" w:hAnsi="Cambria" w:cstheme="majorBidi"/>
                 <w:color w:val="9B6D86"/>
                 <w:sz w:val="28"/>
                 <w:szCs w:val="28"/>
@@ -1210,7 +1591,7 @@
             <w:pPr>
               <w:jc w:val="center"/>
               <w:rPr>
-                <w:rFonts w:asciiTheme="majorBidi" w:hAnsiTheme="majorBidi" w:cstheme="majorBidi"/>
+                <w:rFonts w:ascii="Cambria" w:hAnsi="Cambria" w:cstheme="majorBidi"/>
                 <w:color w:val="9B6D86"/>
                 <w:sz w:val="28"/>
                 <w:szCs w:val="28"/>
@@ -1218,7 +1599,7 @@
             </w:pPr>
             <w:r>
               <w:rPr>
-                <w:rFonts w:asciiTheme="majorBidi" w:hAnsiTheme="majorBidi" w:cstheme="majorBidi"/>
+                <w:rFonts w:ascii="Cambria" w:hAnsi="Cambria" w:cstheme="majorBidi"/>
                 <w:color w:val="9B6D86"/>
                 <w:sz w:val="28"/>
                 <w:szCs w:val="28"/>
@@ -1234,7 +1615,7 @@
           <w:p>
             <w:pPr>
               <w:rPr>
-                <w:rFonts w:asciiTheme="majorBidi" w:hAnsiTheme="majorBidi" w:cstheme="majorBidi"/>
+                <w:rFonts w:ascii="Cambria" w:hAnsi="Cambria" w:cstheme="majorBidi"/>
                 <w:b/>
                 <w:bCs/>
                 <w:color w:val="764B79"/>
@@ -1251,7 +1632,7 @@
           <w:p>
             <w:pPr>
               <w:rPr>
-                <w:rFonts w:asciiTheme="majorBidi" w:hAnsiTheme="majorBidi" w:cstheme="majorBidi"/>
+                <w:rFonts w:ascii="Cambria" w:hAnsi="Cambria" w:cstheme="majorBidi"/>
                 <w:b/>
                 <w:bCs/>
                 <w:color w:val="764B79"/>
@@ -1272,7 +1653,7 @@
             <w:pPr>
               <w:jc w:val="center"/>
               <w:rPr>
-                <w:rFonts w:asciiTheme="majorBidi" w:hAnsiTheme="majorBidi" w:cstheme="majorBidi"/>
+                <w:rFonts w:ascii="Cambria" w:hAnsi="Cambria" w:cstheme="majorBidi"/>
                 <w:color w:val="9B6D86"/>
                 <w:sz w:val="28"/>
                 <w:szCs w:val="28"/>
@@ -1283,7 +1664,7 @@
             <w:pPr>
               <w:jc w:val="center"/>
               <w:rPr>
-                <w:rFonts w:asciiTheme="majorBidi" w:hAnsiTheme="majorBidi" w:cstheme="majorBidi"/>
+                <w:rFonts w:ascii="Cambria" w:hAnsi="Cambria" w:cstheme="majorBidi"/>
                 <w:color w:val="9B6D86"/>
                 <w:sz w:val="28"/>
                 <w:szCs w:val="28"/>
@@ -1291,7 +1672,7 @@
             </w:pPr>
             <w:r>
               <w:rPr>
-                <w:rFonts w:asciiTheme="majorBidi" w:hAnsiTheme="majorBidi" w:cstheme="majorBidi"/>
+                <w:rFonts w:ascii="Cambria" w:hAnsi="Cambria" w:cstheme="majorBidi"/>
                 <w:color w:val="9B6D86"/>
                 <w:sz w:val="28"/>
                 <w:szCs w:val="28"/>
@@ -1303,7 +1684,7 @@
             <w:pPr>
               <w:jc w:val="center"/>
               <w:rPr>
-                <w:rFonts w:asciiTheme="majorBidi" w:hAnsiTheme="majorBidi" w:cstheme="majorBidi"/>
+                <w:rFonts w:ascii="Cambria" w:hAnsi="Cambria" w:cstheme="majorBidi"/>
                 <w:color w:val="9B6D86"/>
                 <w:sz w:val="28"/>
                 <w:szCs w:val="28"/>
@@ -1318,7 +1699,7 @@
           <w:p>
             <w:pPr>
               <w:rPr>
-                <w:rFonts w:asciiTheme="majorBidi" w:hAnsiTheme="majorBidi" w:cstheme="majorBidi"/>
+                <w:rFonts w:ascii="Cambria" w:hAnsi="Cambria" w:cstheme="majorBidi"/>
                 <w:b/>
                 <w:bCs/>
                 <w:color w:val="764B79"/>
@@ -1335,7 +1716,7 @@
           <w:p>
             <w:pPr>
               <w:rPr>
-                <w:rFonts w:asciiTheme="majorBidi" w:hAnsiTheme="majorBidi" w:cstheme="majorBidi"/>
+                <w:rFonts w:ascii="Cambria" w:hAnsi="Cambria" w:cstheme="majorBidi"/>
                 <w:b/>
                 <w:bCs/>
                 <w:color w:val="764B79"/>
@@ -1356,7 +1737,7 @@
             <w:pPr>
               <w:jc w:val="center"/>
               <w:rPr>
-                <w:rFonts w:asciiTheme="majorBidi" w:hAnsiTheme="majorBidi" w:cstheme="majorBidi"/>
+                <w:rFonts w:ascii="Cambria" w:hAnsi="Cambria" w:cstheme="majorBidi"/>
                 <w:color w:val="9B6D86"/>
                 <w:sz w:val="28"/>
                 <w:szCs w:val="28"/>
@@ -1367,7 +1748,7 @@
             <w:pPr>
               <w:jc w:val="center"/>
               <w:rPr>
-                <w:rFonts w:asciiTheme="majorBidi" w:hAnsiTheme="majorBidi" w:cstheme="majorBidi"/>
+                <w:rFonts w:ascii="Cambria" w:hAnsi="Cambria" w:cstheme="majorBidi"/>
                 <w:color w:val="9B6D86"/>
                 <w:sz w:val="28"/>
                 <w:szCs w:val="28"/>
@@ -1375,7 +1756,7 @@
             </w:pPr>
             <w:r>
               <w:rPr>
-                <w:rFonts w:asciiTheme="majorBidi" w:hAnsiTheme="majorBidi" w:cstheme="majorBidi"/>
+                <w:rFonts w:ascii="Cambria" w:hAnsi="Cambria" w:cstheme="majorBidi"/>
                 <w:color w:val="9B6D86"/>
                 <w:sz w:val="28"/>
                 <w:szCs w:val="28"/>
@@ -1387,7 +1768,7 @@
             <w:pPr>
               <w:jc w:val="center"/>
               <w:rPr>
-                <w:rFonts w:asciiTheme="majorBidi" w:hAnsiTheme="majorBidi" w:cstheme="majorBidi"/>
+                <w:rFonts w:ascii="Cambria" w:hAnsi="Cambria" w:cstheme="majorBidi"/>
                 <w:color w:val="9B6D86"/>
                 <w:sz w:val="28"/>
                 <w:szCs w:val="28"/>
@@ -1402,7 +1783,7 @@
           <w:p>
             <w:pPr>
               <w:rPr>
-                <w:rFonts w:asciiTheme="majorBidi" w:hAnsiTheme="majorBidi" w:cstheme="majorBidi"/>
+                <w:rFonts w:ascii="Cambria" w:hAnsi="Cambria" w:cstheme="majorBidi"/>
                 <w:b/>
                 <w:bCs/>
                 <w:color w:val="764B79"/>
@@ -1419,7 +1800,7 @@
           <w:p>
             <w:pPr>
               <w:rPr>
-                <w:rFonts w:asciiTheme="majorBidi" w:hAnsiTheme="majorBidi" w:cstheme="majorBidi"/>
+                <w:rFonts w:ascii="Cambria" w:hAnsi="Cambria" w:cstheme="majorBidi"/>
                 <w:b/>
                 <w:bCs/>
                 <w:color w:val="764B79"/>
@@ -1440,7 +1821,7 @@
             <w:pPr>
               <w:jc w:val="center"/>
               <w:rPr>
-                <w:rFonts w:asciiTheme="majorBidi" w:hAnsiTheme="majorBidi" w:cstheme="majorBidi"/>
+                <w:rFonts w:ascii="Cambria" w:hAnsi="Cambria" w:cstheme="majorBidi"/>
                 <w:color w:val="9B6D86"/>
                 <w:sz w:val="28"/>
                 <w:szCs w:val="28"/>
@@ -1451,7 +1832,7 @@
             <w:pPr>
               <w:jc w:val="center"/>
               <w:rPr>
-                <w:rFonts w:asciiTheme="majorBidi" w:hAnsiTheme="majorBidi" w:cstheme="majorBidi"/>
+                <w:rFonts w:ascii="Cambria" w:hAnsi="Cambria" w:cstheme="majorBidi"/>
                 <w:color w:val="9B6D86"/>
                 <w:sz w:val="28"/>
                 <w:szCs w:val="28"/>
@@ -1459,7 +1840,7 @@
             </w:pPr>
             <w:r>
               <w:rPr>
-                <w:rFonts w:asciiTheme="majorBidi" w:hAnsiTheme="majorBidi" w:cstheme="majorBidi"/>
+                <w:rFonts w:ascii="Cambria" w:hAnsi="Cambria" w:cstheme="majorBidi"/>
                 <w:color w:val="9B6D86"/>
                 <w:sz w:val="28"/>
                 <w:szCs w:val="28"/>
@@ -1471,7 +1852,7 @@
             <w:pPr>
               <w:jc w:val="center"/>
               <w:rPr>
-                <w:rFonts w:asciiTheme="majorBidi" w:hAnsiTheme="majorBidi" w:cstheme="majorBidi"/>
+                <w:rFonts w:ascii="Cambria" w:hAnsi="Cambria" w:cstheme="majorBidi"/>
                 <w:color w:val="9B6D86"/>
                 <w:sz w:val="28"/>
                 <w:szCs w:val="28"/>
@@ -1486,7 +1867,7 @@
           <w:p>
             <w:pPr>
               <w:rPr>
-                <w:rFonts w:asciiTheme="majorBidi" w:hAnsiTheme="majorBidi" w:cstheme="majorBidi"/>
+                <w:rFonts w:ascii="Cambria" w:hAnsi="Cambria" w:cstheme="majorBidi"/>
                 <w:b/>
                 <w:bCs/>
                 <w:color w:val="764B79"/>
@@ -1503,7 +1884,7 @@
           <w:p>
             <w:pPr>
               <w:rPr>
-                <w:rFonts w:asciiTheme="majorBidi" w:hAnsiTheme="majorBidi" w:cstheme="majorBidi"/>
+                <w:rFonts w:ascii="Cambria" w:hAnsi="Cambria" w:cstheme="majorBidi"/>
                 <w:b/>
                 <w:bCs/>
                 <w:color w:val="764B79"/>
@@ -1524,7 +1905,7 @@
             <w:pPr>
               <w:jc w:val="center"/>
               <w:rPr>
-                <w:rFonts w:asciiTheme="majorBidi" w:hAnsiTheme="majorBidi" w:cstheme="majorBidi"/>
+                <w:rFonts w:ascii="Cambria" w:hAnsi="Cambria" w:cstheme="majorBidi"/>
                 <w:color w:val="9B6D86"/>
                 <w:sz w:val="28"/>
                 <w:szCs w:val="28"/>
@@ -1535,7 +1916,7 @@
             <w:pPr>
               <w:jc w:val="center"/>
               <w:rPr>
-                <w:rFonts w:asciiTheme="majorBidi" w:hAnsiTheme="majorBidi" w:cstheme="majorBidi"/>
+                <w:rFonts w:ascii="Cambria" w:hAnsi="Cambria" w:cstheme="majorBidi"/>
                 <w:color w:val="9B6D86"/>
                 <w:sz w:val="28"/>
                 <w:szCs w:val="28"/>
@@ -1543,7 +1924,7 @@
             </w:pPr>
             <w:r>
               <w:rPr>
-                <w:rFonts w:asciiTheme="majorBidi" w:hAnsiTheme="majorBidi" w:cstheme="majorBidi"/>
+                <w:rFonts w:ascii="Cambria" w:hAnsi="Cambria" w:cstheme="majorBidi"/>
                 <w:color w:val="9B6D86"/>
                 <w:sz w:val="28"/>
                 <w:szCs w:val="28"/>
@@ -1555,7 +1936,7 @@
             <w:pPr>
               <w:jc w:val="center"/>
               <w:rPr>
-                <w:rFonts w:asciiTheme="majorBidi" w:hAnsiTheme="majorBidi" w:cstheme="majorBidi"/>
+                <w:rFonts w:ascii="Cambria" w:hAnsi="Cambria" w:cstheme="majorBidi"/>
                 <w:color w:val="9B6D86"/>
                 <w:sz w:val="28"/>
                 <w:szCs w:val="28"/>
@@ -1570,7 +1951,7 @@
           <w:p>
             <w:pPr>
               <w:rPr>
-                <w:rFonts w:asciiTheme="majorBidi" w:hAnsiTheme="majorBidi" w:cstheme="majorBidi"/>
+                <w:rFonts w:ascii="Cambria" w:hAnsi="Cambria" w:cstheme="majorBidi"/>
                 <w:b/>
                 <w:bCs/>
                 <w:color w:val="764B79"/>
@@ -1587,7 +1968,7 @@
           <w:p>
             <w:pPr>
               <w:rPr>
-                <w:rFonts w:asciiTheme="majorBidi" w:hAnsiTheme="majorBidi" w:cstheme="majorBidi"/>
+                <w:rFonts w:ascii="Cambria" w:hAnsi="Cambria" w:cstheme="majorBidi"/>
                 <w:b/>
                 <w:bCs/>
                 <w:color w:val="764B79"/>
@@ -1608,7 +1989,7 @@
             <w:pPr>
               <w:jc w:val="center"/>
               <w:rPr>
-                <w:rFonts w:asciiTheme="majorBidi" w:hAnsiTheme="majorBidi" w:cstheme="majorBidi"/>
+                <w:rFonts w:ascii="Cambria" w:hAnsi="Cambria" w:cstheme="majorBidi"/>
                 <w:color w:val="9B6D86"/>
                 <w:sz w:val="28"/>
                 <w:szCs w:val="28"/>
@@ -1619,7 +2000,7 @@
             <w:pPr>
               <w:jc w:val="center"/>
               <w:rPr>
-                <w:rFonts w:asciiTheme="majorBidi" w:hAnsiTheme="majorBidi" w:cstheme="majorBidi"/>
+                <w:rFonts w:ascii="Cambria" w:hAnsi="Cambria" w:cstheme="majorBidi"/>
                 <w:color w:val="9B6D86"/>
                 <w:sz w:val="28"/>
                 <w:szCs w:val="28"/>
@@ -1627,7 +2008,7 @@
             </w:pPr>
             <w:r>
               <w:rPr>
-                <w:rFonts w:asciiTheme="majorBidi" w:hAnsiTheme="majorBidi" w:cstheme="majorBidi"/>
+                <w:rFonts w:ascii="Cambria" w:hAnsi="Cambria" w:cstheme="majorBidi"/>
                 <w:color w:val="9B6D86"/>
                 <w:sz w:val="28"/>
                 <w:szCs w:val="28"/>
@@ -1639,7 +2020,7 @@
             <w:pPr>
               <w:jc w:val="center"/>
               <w:rPr>
-                <w:rFonts w:asciiTheme="majorBidi" w:hAnsiTheme="majorBidi" w:cstheme="majorBidi"/>
+                <w:rFonts w:ascii="Cambria" w:hAnsi="Cambria" w:cstheme="majorBidi"/>
                 <w:color w:val="9B6D86"/>
                 <w:sz w:val="28"/>
                 <w:szCs w:val="28"/>
@@ -1654,7 +2035,7 @@
           <w:p>
             <w:pPr>
               <w:rPr>
-                <w:rFonts w:asciiTheme="majorBidi" w:hAnsiTheme="majorBidi" w:cstheme="majorBidi"/>
+                <w:rFonts w:ascii="Cambria" w:hAnsi="Cambria" w:cstheme="majorBidi"/>
                 <w:b/>
                 <w:bCs/>
                 <w:color w:val="764B79"/>
@@ -1671,7 +2052,7 @@
           <w:p>
             <w:pPr>
               <w:rPr>
-                <w:rFonts w:asciiTheme="majorBidi" w:hAnsiTheme="majorBidi" w:cstheme="majorBidi"/>
+                <w:rFonts w:ascii="Cambria" w:hAnsi="Cambria" w:cstheme="majorBidi"/>
                 <w:b/>
                 <w:bCs/>
                 <w:color w:val="764B79"/>
@@ -1692,7 +2073,7 @@
             <w:pPr>
               <w:jc w:val="center"/>
               <w:rPr>
-                <w:rFonts w:asciiTheme="majorBidi" w:hAnsiTheme="majorBidi" w:cstheme="majorBidi"/>
+                <w:rFonts w:ascii="Cambria" w:hAnsi="Cambria" w:cstheme="majorBidi"/>
                 <w:color w:val="9B6D86"/>
                 <w:sz w:val="28"/>
                 <w:szCs w:val="28"/>
@@ -1703,7 +2084,7 @@
             <w:pPr>
               <w:jc w:val="center"/>
               <w:rPr>
-                <w:rFonts w:asciiTheme="majorBidi" w:hAnsiTheme="majorBidi" w:cstheme="majorBidi"/>
+                <w:rFonts w:ascii="Cambria" w:hAnsi="Cambria" w:cstheme="majorBidi"/>
                 <w:color w:val="9B6D86"/>
                 <w:sz w:val="28"/>
                 <w:szCs w:val="28"/>
@@ -1711,7 +2092,7 @@
             </w:pPr>
             <w:r>
               <w:rPr>
-                <w:rFonts w:asciiTheme="majorBidi" w:hAnsiTheme="majorBidi" w:cstheme="majorBidi"/>
+                <w:rFonts w:ascii="Cambria" w:hAnsi="Cambria" w:cstheme="majorBidi"/>
                 <w:color w:val="9B6D86"/>
                 <w:sz w:val="28"/>
                 <w:szCs w:val="28"/>
@@ -1723,7 +2104,7 @@
             <w:pPr>
               <w:jc w:val="center"/>
               <w:rPr>
-                <w:rFonts w:asciiTheme="majorBidi" w:hAnsiTheme="majorBidi" w:cstheme="majorBidi"/>
+                <w:rFonts w:ascii="Cambria" w:hAnsi="Cambria" w:cstheme="majorBidi"/>
                 <w:color w:val="9B6D86"/>
                 <w:sz w:val="28"/>
                 <w:szCs w:val="28"/>
@@ -1738,7 +2119,7 @@
           <w:p>
             <w:pPr>
               <w:rPr>
-                <w:rFonts w:asciiTheme="majorBidi" w:hAnsiTheme="majorBidi" w:cstheme="majorBidi"/>
+                <w:rFonts w:ascii="Cambria" w:hAnsi="Cambria" w:cstheme="majorBidi"/>
                 <w:b/>
                 <w:bCs/>
                 <w:color w:val="764B79"/>
@@ -1755,7 +2136,7 @@
           <w:p>
             <w:pPr>
               <w:rPr>
-                <w:rFonts w:asciiTheme="majorBidi" w:hAnsiTheme="majorBidi" w:cstheme="majorBidi"/>
+                <w:rFonts w:ascii="Cambria" w:hAnsi="Cambria" w:cstheme="majorBidi"/>
                 <w:b/>
                 <w:bCs/>
                 <w:color w:val="764B79"/>
@@ -1779,7 +2160,7 @@
             <w:pPr>
               <w:jc w:val="center"/>
               <w:rPr>
-                <w:rFonts w:asciiTheme="majorBidi" w:hAnsiTheme="majorBidi" w:cstheme="majorBidi"/>
+                <w:rFonts w:ascii="Cambria" w:hAnsi="Cambria" w:cstheme="majorBidi"/>
                 <w:color w:val="9B6D86"/>
                 <w:sz w:val="28"/>
                 <w:szCs w:val="28"/>
@@ -1790,7 +2171,7 @@
             <w:pPr>
               <w:jc w:val="center"/>
               <w:rPr>
-                <w:rFonts w:asciiTheme="majorBidi" w:hAnsiTheme="majorBidi" w:cstheme="majorBidi"/>
+                <w:rFonts w:ascii="Cambria" w:hAnsi="Cambria" w:cstheme="majorBidi"/>
                 <w:color w:val="9B6D86"/>
                 <w:sz w:val="28"/>
                 <w:szCs w:val="28"/>
@@ -1798,7 +2179,7 @@
             </w:pPr>
             <w:r>
               <w:rPr>
-                <w:rFonts w:asciiTheme="majorBidi" w:hAnsiTheme="majorBidi" w:cstheme="majorBidi"/>
+                <w:rFonts w:ascii="Cambria" w:hAnsi="Cambria" w:cstheme="majorBidi"/>
                 <w:color w:val="9B6D86"/>
                 <w:sz w:val="28"/>
                 <w:szCs w:val="28"/>
@@ -1814,7 +2195,7 @@
           <w:p>
             <w:pPr>
               <w:rPr>
-                <w:rFonts w:asciiTheme="majorBidi" w:hAnsiTheme="majorBidi" w:cstheme="majorBidi"/>
+                <w:rFonts w:ascii="Cambria" w:hAnsi="Cambria" w:cstheme="majorBidi"/>
                 <w:b/>
                 <w:bCs/>
                 <w:color w:val="764B79"/>
@@ -1831,7 +2212,7 @@
           <w:p>
             <w:pPr>
               <w:rPr>
-                <w:rFonts w:asciiTheme="majorBidi" w:hAnsiTheme="majorBidi" w:cstheme="majorBidi"/>
+                <w:rFonts w:ascii="Cambria" w:hAnsi="Cambria" w:cstheme="majorBidi"/>
                 <w:b/>
                 <w:bCs/>
                 <w:color w:val="764B79"/>
@@ -1940,7 +2321,7 @@
           </mc:Choice>
           <mc:Fallback>
             <w:pict>
-              <v:line w14:anchorId="7AC58464" id="Straight Connector 1" o:spid="_x0000_s1026" style="position:absolute;z-index:251659264;visibility:visible;mso-wrap-style:square;mso-width-percent:0;mso-height-percent:0;mso-wrap-distance-left:9pt;mso-wrap-distance-top:0;mso-wrap-distance-right:9pt;mso-wrap-distance-bottom:0;mso-position-horizontal:center;mso-position-horizontal-relative:margin;mso-position-vertical:absolute;mso-position-vertical-relative:text;mso-width-percent:0;mso-height-percent:0;mso-width-relative:margin;mso-height-relative:margin" from="0,5.45pt" to="502.15pt,6.8pt" o:gfxdata="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" strokecolor="#9b6d86" strokeweight="1pt">
+              <v:line w14:anchorId="490EA7CB" id="Straight Connector 1" o:spid="_x0000_s1026" style="position:absolute;z-index:251659264;visibility:visible;mso-wrap-style:square;mso-width-percent:0;mso-height-percent:0;mso-wrap-distance-left:9pt;mso-wrap-distance-top:0;mso-wrap-distance-right:9pt;mso-wrap-distance-bottom:0;mso-position-horizontal:center;mso-position-horizontal-relative:margin;mso-position-vertical:absolute;mso-position-vertical-relative:text;mso-width-percent:0;mso-height-percent:0;mso-width-relative:margin;mso-height-relative:margin" from="0,5.45pt" to="502.15pt,6.8pt" o:gfxdata="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" strokecolor="#9b6d86" strokeweight="1pt">
                 <v:stroke dashstyle="longDash" joinstyle="miter"/>
                 <w10:wrap anchorx="margin"/>
               </v:line>
@@ -1953,7 +2334,7 @@
       <w:pPr>
         <w:jc w:val="center"/>
         <w:rPr>
-          <w:rFonts w:asciiTheme="majorBidi" w:hAnsiTheme="majorBidi" w:cstheme="majorBidi"/>
+          <w:rFonts w:ascii="Berlin Sans FB Demi" w:hAnsi="Berlin Sans FB Demi" w:cstheme="majorBidi"/>
           <w:b/>
           <w:bCs/>
           <w:color w:val="4D3A6A"/>
@@ -1963,18 +2344,40 @@
       </w:pPr>
       <w:r>
         <w:rPr>
-          <w:rFonts w:asciiTheme="majorBidi" w:hAnsiTheme="majorBidi" w:cstheme="majorBidi"/>
+          <w:rFonts w:ascii="Berlin Sans FB Demi" w:hAnsi="Berlin Sans FB Demi" w:cstheme="majorBidi"/>
           <w:b/>
           <w:bCs/>
           <w:color w:val="4D3A6A"/>
           <w:sz w:val="36"/>
           <w:szCs w:val="36"/>
         </w:rPr>
-        <w:t xml:space="preserve">How to Use our Bookworm platform </w:t>
-      </w:r>
-      <w:r>
-        <w:rPr>
-          <w:rFonts w:asciiTheme="majorBidi" w:hAnsiTheme="majorBidi" w:cstheme="majorBidi"/>
+        <w:t>How to Use our Bookworm</w:t>
+      </w:r>
+      <w:r>
+        <w:rPr>
+          <w:rFonts w:ascii="Berlin Sans FB Demi" w:hAnsi="Berlin Sans FB Demi" w:cstheme="majorBidi"/>
+          <w:b/>
+          <w:bCs/>
+          <w:color w:val="4D3A6A"/>
+          <w:sz w:val="36"/>
+          <w:szCs w:val="36"/>
+        </w:rPr>
+        <w:t>s</w:t>
+      </w:r>
+      <w:r>
+        <w:rPr>
+          <w:rFonts w:ascii="Berlin Sans FB Demi" w:hAnsi="Berlin Sans FB Demi" w:cstheme="majorBidi"/>
+          <w:b/>
+          <w:bCs/>
+          <w:color w:val="4D3A6A"/>
+          <w:sz w:val="36"/>
+          <w:szCs w:val="36"/>
+        </w:rPr>
+        <w:t xml:space="preserve"> platform </w:t>
+      </w:r>
+      <w:r>
+        <w:rPr>
+          <w:rFonts w:ascii="Berlin Sans FB Demi" w:hAnsi="Berlin Sans FB Demi" w:cstheme="majorBidi"/>
           <w:b/>
           <w:bCs/>
           <w:color w:val="9B6D86"/>
@@ -1985,7 +2388,7 @@
       </w:r>
       <w:r>
         <w:rPr>
-          <w:rFonts w:asciiTheme="majorBidi" w:hAnsiTheme="majorBidi" w:cstheme="majorBidi"/>
+          <w:rFonts w:ascii="Berlin Sans FB Demi" w:hAnsi="Berlin Sans FB Demi" w:cstheme="majorBidi"/>
           <w:b/>
           <w:bCs/>
           <w:color w:val="9B6D86"/>
@@ -1996,7 +2399,7 @@
       </w:r>
       <w:r>
         <w:rPr>
-          <w:rFonts w:asciiTheme="majorBidi" w:hAnsiTheme="majorBidi" w:cstheme="majorBidi"/>
+          <w:rFonts w:ascii="Berlin Sans FB Demi" w:hAnsi="Berlin Sans FB Demi" w:cstheme="majorBidi"/>
           <w:b/>
           <w:bCs/>
           <w:color w:val="9B6D86"/>
@@ -2007,7 +2410,7 @@
       </w:r>
       <w:r>
         <w:rPr>
-          <w:rFonts w:asciiTheme="majorBidi" w:hAnsiTheme="majorBidi" w:cstheme="majorBidi"/>
+          <w:rFonts w:ascii="Berlin Sans FB Demi" w:hAnsi="Berlin Sans FB Demi" w:cstheme="majorBidi"/>
           <w:b/>
           <w:bCs/>
           <w:color w:val="4D3A6A"/>
@@ -2038,20 +2441,150 @@
           <w:numId w:val="1"/>
         </w:numPr>
         <w:rPr>
-          <w:rFonts w:asciiTheme="majorBidi" w:hAnsiTheme="majorBidi" w:cstheme="majorBidi"/>
-          <w:color w:val="9B6D86"/>
-          <w:sz w:val="28"/>
-          <w:szCs w:val="28"/>
-        </w:rPr>
-      </w:pPr>
-      <w:r>
-        <w:rPr>
-          <w:rFonts w:asciiTheme="majorBidi" w:hAnsiTheme="majorBidi" w:cstheme="majorBidi"/>
+          <w:rFonts w:ascii="Cambria" w:hAnsi="Cambria" w:cstheme="majorBidi"/>
+          <w:b/>
+          <w:bCs/>
+          <w:color w:val="9B6D86"/>
+          <w:sz w:val="28"/>
+          <w:szCs w:val="28"/>
+        </w:rPr>
+      </w:pPr>
+      <w:r>
+        <w:rPr>
+          <w:rFonts w:ascii="Cambria" w:hAnsi="Cambria" w:cstheme="majorBidi"/>
+          <w:b/>
+          <w:bCs/>
           <w:color w:val="9B6D86"/>
           <w:sz w:val="28"/>
           <w:szCs w:val="28"/>
         </w:rPr>
         <w:t>Create a new Account:</w:t>
+      </w:r>
+    </w:p>
+    <w:p>
+      <w:pPr>
+        <w:pStyle w:val="ListParagraph"/>
+        <w:numPr>
+          <w:ilvl w:val="0"/>
+          <w:numId w:val="3"/>
+        </w:numPr>
+        <w:rPr>
+          <w:rFonts w:ascii="Cambria" w:hAnsi="Cambria" w:cstheme="majorBidi"/>
+          <w:color w:val="9B6D86"/>
+          <w:sz w:val="28"/>
+          <w:szCs w:val="28"/>
+        </w:rPr>
+      </w:pPr>
+      <w:r>
+        <w:rPr>
+          <w:rFonts w:ascii="Cambria" w:hAnsi="Cambria" w:cstheme="majorBidi"/>
+          <w:color w:val="9B6D86"/>
+          <w:sz w:val="28"/>
+          <w:szCs w:val="28"/>
+        </w:rPr>
+        <w:t xml:space="preserve">Open the Sign up page, and enter the following information </w:t>
+      </w:r>
+      <w:r>
+        <w:rPr>
+          <w:rFonts w:ascii="Cambria" w:hAnsi="Cambria" w:cstheme="majorBidi"/>
+          <w:color w:val="9B6D86"/>
+          <w:sz w:val="28"/>
+          <w:szCs w:val="28"/>
+        </w:rPr>
+        <w:t>{</w:t>
+      </w:r>
+      <w:r>
+        <w:rPr>
+          <w:rFonts w:ascii="Cambria" w:hAnsi="Cambria" w:cstheme="majorBidi"/>
+          <w:color w:val="9B6D86"/>
+          <w:sz w:val="28"/>
+          <w:szCs w:val="28"/>
+        </w:rPr>
+        <w:t>username, email, password</w:t>
+      </w:r>
+      <w:r>
+        <w:rPr>
+          <w:rFonts w:ascii="Cambria" w:hAnsi="Cambria" w:cstheme="majorBidi"/>
+          <w:color w:val="9B6D86"/>
+          <w:sz w:val="28"/>
+          <w:szCs w:val="28"/>
+        </w:rPr>
+        <w:t>}</w:t>
+      </w:r>
+      <w:r>
+        <w:rPr>
+          <w:rFonts w:ascii="Cambria" w:hAnsi="Cambria" w:cstheme="majorBidi"/>
+          <w:color w:val="9B6D86"/>
+          <w:sz w:val="28"/>
+          <w:szCs w:val="28"/>
+        </w:rPr>
+        <w:t>, them click the Sign up button.</w:t>
+      </w:r>
+    </w:p>
+    <w:p>
+      <w:pPr>
+        <w:pStyle w:val="ListParagraph"/>
+        <w:numPr>
+          <w:ilvl w:val="0"/>
+          <w:numId w:val="3"/>
+        </w:numPr>
+        <w:rPr>
+          <w:rFonts w:ascii="Cambria" w:hAnsi="Cambria" w:cstheme="majorBidi"/>
+          <w:color w:val="9B6D86"/>
+          <w:sz w:val="28"/>
+          <w:szCs w:val="28"/>
+        </w:rPr>
+      </w:pPr>
+      <w:r>
+        <w:rPr>
+          <w:rFonts w:ascii="Cambria" w:hAnsi="Cambria" w:cstheme="majorBidi"/>
+          <w:color w:val="9B6D86"/>
+          <w:sz w:val="28"/>
+          <w:szCs w:val="28"/>
+        </w:rPr>
+        <w:t>The user account will be stored in the browser using localStorage.</w:t>
+      </w:r>
+    </w:p>
+    <w:p>
+      <w:pPr>
+        <w:pStyle w:val="ListParagraph"/>
+        <w:numPr>
+          <w:ilvl w:val="0"/>
+          <w:numId w:val="3"/>
+        </w:numPr>
+        <w:rPr>
+          <w:rFonts w:ascii="Cambria" w:hAnsi="Cambria" w:cstheme="majorBidi"/>
+          <w:color w:val="9B6D86"/>
+          <w:sz w:val="28"/>
+          <w:szCs w:val="28"/>
+        </w:rPr>
+      </w:pPr>
+      <w:r>
+        <w:rPr>
+          <w:rFonts w:ascii="Cambria" w:hAnsi="Cambria" w:cstheme="majorBidi"/>
+          <w:color w:val="9B6D86"/>
+          <w:sz w:val="28"/>
+          <w:szCs w:val="28"/>
+        </w:rPr>
+        <w:t>After the registeration</w:t>
+      </w:r>
+      <w:r>
+        <w:rPr>
+          <w:rFonts w:ascii="Cambria" w:hAnsi="Cambria" w:cstheme="majorBidi"/>
+          <w:color w:val="9B6D86"/>
+          <w:sz w:val="28"/>
+          <w:szCs w:val="28"/>
+        </w:rPr>
+        <w:t xml:space="preserve"> process is completed</w:t>
+      </w:r>
+      <w:r>
+        <w:rPr>
+          <w:rFonts w:ascii="Cambria" w:hAnsi="Cambria" w:cstheme="majorBidi"/>
+          <w:color w:val="9B6D86"/>
+          <w:sz w:val="28"/>
+          <w:szCs w:val="28"/>
+        </w:rPr>
+        <w:t>, the user will be redirected to the Login page.</w:t>
       </w:r>
     </w:p>
     <w:p>
@@ -2059,19 +2592,7 @@
         <w:pStyle w:val="ListParagraph"/>
         <w:ind w:left="1080"/>
         <w:rPr>
-          <w:rFonts w:asciiTheme="majorBidi" w:hAnsiTheme="majorBidi" w:cstheme="majorBidi"/>
-          <w:color w:val="9B6D86"/>
-          <w:sz w:val="28"/>
-          <w:szCs w:val="28"/>
-        </w:rPr>
-      </w:pPr>
-    </w:p>
-    <w:p>
-      <w:pPr>
-        <w:pStyle w:val="ListParagraph"/>
-        <w:ind w:left="1080"/>
-        <w:rPr>
-          <w:rFonts w:asciiTheme="majorBidi" w:hAnsiTheme="majorBidi" w:cstheme="majorBidi"/>
+          <w:rFonts w:ascii="Cambria" w:hAnsi="Cambria" w:cstheme="majorBidi"/>
           <w:color w:val="9B6D86"/>
           <w:sz w:val="28"/>
           <w:szCs w:val="28"/>
@@ -2086,20 +2607,166 @@
           <w:numId w:val="1"/>
         </w:numPr>
         <w:rPr>
-          <w:rFonts w:asciiTheme="majorBidi" w:hAnsiTheme="majorBidi" w:cstheme="majorBidi"/>
-          <w:color w:val="9B6D86"/>
-          <w:sz w:val="28"/>
-          <w:szCs w:val="28"/>
-        </w:rPr>
-      </w:pPr>
-      <w:r>
-        <w:rPr>
-          <w:rFonts w:asciiTheme="majorBidi" w:hAnsiTheme="majorBidi" w:cstheme="majorBidi"/>
-          <w:color w:val="9B6D86"/>
-          <w:sz w:val="28"/>
-          <w:szCs w:val="28"/>
-        </w:rPr>
-        <w:t>Log in to the Platform:</w:t>
+          <w:rFonts w:ascii="Cambria" w:hAnsi="Cambria" w:cstheme="majorBidi"/>
+          <w:b/>
+          <w:bCs/>
+          <w:color w:val="9B6D86"/>
+          <w:sz w:val="28"/>
+          <w:szCs w:val="28"/>
+        </w:rPr>
+      </w:pPr>
+      <w:r>
+        <w:rPr>
+          <w:rFonts w:ascii="Cambria" w:hAnsi="Cambria" w:cstheme="majorBidi"/>
+          <w:b/>
+          <w:bCs/>
+          <w:color w:val="9B6D86"/>
+          <w:sz w:val="28"/>
+          <w:szCs w:val="28"/>
+        </w:rPr>
+        <w:t>Log</w:t>
+      </w:r>
+      <w:r>
+        <w:rPr>
+          <w:rFonts w:ascii="Cambria" w:hAnsi="Cambria" w:cstheme="majorBidi"/>
+          <w:b/>
+          <w:bCs/>
+          <w:color w:val="9B6D86"/>
+          <w:sz w:val="28"/>
+          <w:szCs w:val="28"/>
+        </w:rPr>
+        <w:t xml:space="preserve"> </w:t>
+      </w:r>
+      <w:r>
+        <w:rPr>
+          <w:rFonts w:ascii="Cambria" w:hAnsi="Cambria" w:cstheme="majorBidi"/>
+          <w:b/>
+          <w:bCs/>
+          <w:color w:val="9B6D86"/>
+          <w:sz w:val="28"/>
+          <w:szCs w:val="28"/>
+        </w:rPr>
+        <w:t>in to the Platform:</w:t>
+      </w:r>
+    </w:p>
+    <w:p>
+      <w:pPr>
+        <w:pStyle w:val="ListParagraph"/>
+        <w:numPr>
+          <w:ilvl w:val="0"/>
+          <w:numId w:val="3"/>
+        </w:numPr>
+        <w:rPr>
+          <w:rFonts w:ascii="Cambria" w:hAnsi="Cambria" w:cstheme="majorBidi"/>
+          <w:color w:val="9B6D86"/>
+          <w:sz w:val="28"/>
+          <w:szCs w:val="28"/>
+        </w:rPr>
+      </w:pPr>
+      <w:r>
+        <w:rPr>
+          <w:rFonts w:ascii="Cambria" w:hAnsi="Cambria" w:cstheme="majorBidi"/>
+          <w:color w:val="9B6D86"/>
+          <w:sz w:val="28"/>
+          <w:szCs w:val="28"/>
+        </w:rPr>
+        <w:t xml:space="preserve">Open the </w:t>
+      </w:r>
+      <w:r>
+        <w:rPr>
+          <w:rFonts w:ascii="Cambria" w:hAnsi="Cambria" w:cstheme="majorBidi"/>
+          <w:color w:val="9B6D86"/>
+          <w:sz w:val="28"/>
+          <w:szCs w:val="28"/>
+        </w:rPr>
+        <w:t>L</w:t>
+      </w:r>
+      <w:r>
+        <w:rPr>
+          <w:rFonts w:ascii="Cambria" w:hAnsi="Cambria" w:cstheme="majorBidi"/>
+          <w:color w:val="9B6D86"/>
+          <w:sz w:val="28"/>
+          <w:szCs w:val="28"/>
+        </w:rPr>
+        <w:t>og</w:t>
+      </w:r>
+      <w:r>
+        <w:rPr>
+          <w:rFonts w:ascii="Cambria" w:hAnsi="Cambria" w:cstheme="majorBidi"/>
+          <w:color w:val="9B6D86"/>
+          <w:sz w:val="28"/>
+          <w:szCs w:val="28"/>
+        </w:rPr>
+        <w:t xml:space="preserve"> </w:t>
+      </w:r>
+      <w:r>
+        <w:rPr>
+          <w:rFonts w:ascii="Cambria" w:hAnsi="Cambria" w:cstheme="majorBidi"/>
+          <w:color w:val="9B6D86"/>
+          <w:sz w:val="28"/>
+          <w:szCs w:val="28"/>
+        </w:rPr>
+        <w:t xml:space="preserve">in page, enter your username and password, then click the </w:t>
+      </w:r>
+      <w:r>
+        <w:rPr>
+          <w:rFonts w:ascii="Cambria" w:hAnsi="Cambria" w:cstheme="majorBidi"/>
+          <w:color w:val="9B6D86"/>
+          <w:sz w:val="28"/>
+          <w:szCs w:val="28"/>
+        </w:rPr>
+        <w:t xml:space="preserve">log in </w:t>
+      </w:r>
+      <w:r>
+        <w:rPr>
+          <w:rFonts w:ascii="Cambria" w:hAnsi="Cambria" w:cstheme="majorBidi"/>
+          <w:color w:val="9B6D86"/>
+          <w:sz w:val="28"/>
+          <w:szCs w:val="28"/>
+        </w:rPr>
+        <w:t>button.</w:t>
+      </w:r>
+    </w:p>
+    <w:p>
+      <w:pPr>
+        <w:pStyle w:val="ListParagraph"/>
+        <w:numPr>
+          <w:ilvl w:val="0"/>
+          <w:numId w:val="3"/>
+        </w:numPr>
+        <w:rPr>
+          <w:rFonts w:ascii="Cambria" w:hAnsi="Cambria" w:cstheme="majorBidi"/>
+          <w:color w:val="9B6D86"/>
+          <w:sz w:val="28"/>
+          <w:szCs w:val="28"/>
+        </w:rPr>
+      </w:pPr>
+      <w:r>
+        <w:rPr>
+          <w:rFonts w:ascii="Cambria" w:hAnsi="Cambria" w:cstheme="majorBidi"/>
+          <w:color w:val="9B6D86"/>
+          <w:sz w:val="28"/>
+          <w:szCs w:val="28"/>
+        </w:rPr>
+        <w:t xml:space="preserve">After successful login, </w:t>
+      </w:r>
+      <w:r>
+        <w:rPr>
+          <w:rFonts w:ascii="Cambria" w:hAnsi="Cambria" w:cstheme="majorBidi"/>
+          <w:color w:val="9B6D86"/>
+          <w:sz w:val="28"/>
+          <w:szCs w:val="28"/>
+        </w:rPr>
+        <w:t>the user</w:t>
+      </w:r>
+      <w:r>
+        <w:rPr>
+          <w:rFonts w:ascii="Cambria" w:hAnsi="Cambria" w:cstheme="majorBidi"/>
+          <w:color w:val="9B6D86"/>
+          <w:sz w:val="28"/>
+          <w:szCs w:val="28"/>
+        </w:rPr>
+        <w:t xml:space="preserve"> will be redirected to the Feed page.</w:t>
       </w:r>
     </w:p>
     <w:p>
@@ -2107,19 +2774,7 @@
         <w:pStyle w:val="ListParagraph"/>
         <w:ind w:left="1080"/>
         <w:rPr>
-          <w:rFonts w:asciiTheme="majorBidi" w:hAnsiTheme="majorBidi" w:cstheme="majorBidi"/>
-          <w:color w:val="9B6D86"/>
-          <w:sz w:val="28"/>
-          <w:szCs w:val="28"/>
-        </w:rPr>
-      </w:pPr>
-    </w:p>
-    <w:p>
-      <w:pPr>
-        <w:pStyle w:val="ListParagraph"/>
-        <w:ind w:left="1080"/>
-        <w:rPr>
-          <w:rFonts w:asciiTheme="majorBidi" w:hAnsiTheme="majorBidi" w:cstheme="majorBidi"/>
+          <w:rFonts w:ascii="Cambria" w:hAnsi="Cambria" w:cstheme="majorBidi"/>
           <w:color w:val="9B6D86"/>
           <w:sz w:val="28"/>
           <w:szCs w:val="28"/>
@@ -2134,20 +2789,162 @@
           <w:numId w:val="1"/>
         </w:numPr>
         <w:rPr>
-          <w:rFonts w:asciiTheme="majorBidi" w:hAnsiTheme="majorBidi" w:cstheme="majorBidi"/>
-          <w:color w:val="9B6D86"/>
-          <w:sz w:val="28"/>
-          <w:szCs w:val="28"/>
-        </w:rPr>
-      </w:pPr>
-      <w:r>
-        <w:rPr>
-          <w:rFonts w:asciiTheme="majorBidi" w:hAnsiTheme="majorBidi" w:cstheme="majorBidi"/>
+          <w:rFonts w:ascii="Cambria" w:hAnsi="Cambria" w:cstheme="majorBidi"/>
+          <w:b/>
+          <w:bCs/>
+          <w:color w:val="9B6D86"/>
+          <w:sz w:val="28"/>
+          <w:szCs w:val="28"/>
+        </w:rPr>
+      </w:pPr>
+      <w:r>
+        <w:rPr>
+          <w:rFonts w:ascii="Cambria" w:hAnsi="Cambria" w:cstheme="majorBidi"/>
+          <w:b/>
+          <w:bCs/>
           <w:color w:val="9B6D86"/>
           <w:sz w:val="28"/>
           <w:szCs w:val="28"/>
         </w:rPr>
         <w:t>Browse the News Feed:</w:t>
+      </w:r>
+    </w:p>
+    <w:p>
+      <w:pPr>
+        <w:pStyle w:val="ListParagraph"/>
+        <w:numPr>
+          <w:ilvl w:val="0"/>
+          <w:numId w:val="3"/>
+        </w:numPr>
+        <w:rPr>
+          <w:rFonts w:ascii="Cambria" w:hAnsi="Cambria" w:cstheme="majorBidi"/>
+          <w:color w:val="9B6D86"/>
+          <w:sz w:val="28"/>
+          <w:szCs w:val="28"/>
+        </w:rPr>
+      </w:pPr>
+      <w:r>
+        <w:rPr>
+          <w:rFonts w:ascii="Cambria" w:hAnsi="Cambria" w:cstheme="majorBidi"/>
+          <w:color w:val="9B6D86"/>
+          <w:sz w:val="28"/>
+          <w:szCs w:val="28"/>
+        </w:rPr>
+        <w:t xml:space="preserve">The Feed page displays posts shared by users, were each post contains </w:t>
+      </w:r>
+      <w:r>
+        <w:rPr>
+          <w:rFonts w:ascii="Cambria" w:hAnsi="Cambria" w:cstheme="majorBidi"/>
+          <w:color w:val="9B6D86"/>
+          <w:sz w:val="28"/>
+          <w:szCs w:val="28"/>
+        </w:rPr>
+        <w:t>{</w:t>
+      </w:r>
+      <w:r>
+        <w:rPr>
+          <w:rFonts w:ascii="Cambria" w:hAnsi="Cambria" w:cstheme="majorBidi"/>
+          <w:color w:val="9B6D86"/>
+          <w:sz w:val="28"/>
+          <w:szCs w:val="28"/>
+        </w:rPr>
+        <w:t>author name, time</w:t>
+      </w:r>
+      <w:r>
+        <w:rPr>
+          <w:rFonts w:ascii="Cambria" w:hAnsi="Cambria" w:cstheme="majorBidi"/>
+          <w:color w:val="9B6D86"/>
+          <w:sz w:val="28"/>
+          <w:szCs w:val="28"/>
+        </w:rPr>
+        <w:t xml:space="preserve"> posted</w:t>
+      </w:r>
+      <w:r>
+        <w:rPr>
+          <w:rFonts w:ascii="Cambria" w:hAnsi="Cambria" w:cstheme="majorBidi"/>
+          <w:color w:val="9B6D86"/>
+          <w:sz w:val="28"/>
+          <w:szCs w:val="28"/>
+        </w:rPr>
+        <w:t>, post content, like button, comment button,</w:t>
+      </w:r>
+      <w:r>
+        <w:rPr>
+          <w:rFonts w:ascii="Cambria" w:hAnsi="Cambria" w:cstheme="majorBidi"/>
+          <w:color w:val="9B6D86"/>
+          <w:sz w:val="28"/>
+          <w:szCs w:val="28"/>
+        </w:rPr>
+        <w:t xml:space="preserve"> and</w:t>
+      </w:r>
+      <w:r>
+        <w:rPr>
+          <w:rFonts w:ascii="Cambria" w:hAnsi="Cambria" w:cstheme="majorBidi"/>
+          <w:color w:val="9B6D86"/>
+          <w:sz w:val="28"/>
+          <w:szCs w:val="28"/>
+        </w:rPr>
+        <w:t xml:space="preserve"> follow button</w:t>
+      </w:r>
+      <w:r>
+        <w:rPr>
+          <w:rFonts w:ascii="Cambria" w:hAnsi="Cambria" w:cstheme="majorBidi"/>
+          <w:color w:val="9B6D86"/>
+          <w:sz w:val="28"/>
+          <w:szCs w:val="28"/>
+        </w:rPr>
+        <w:t>}</w:t>
+      </w:r>
+      <w:r>
+        <w:rPr>
+          <w:rFonts w:ascii="Cambria" w:hAnsi="Cambria" w:cstheme="majorBidi"/>
+          <w:color w:val="9B6D86"/>
+          <w:sz w:val="28"/>
+          <w:szCs w:val="28"/>
+        </w:rPr>
+        <w:t>.</w:t>
+      </w:r>
+    </w:p>
+    <w:p>
+      <w:pPr>
+        <w:pStyle w:val="ListParagraph"/>
+        <w:numPr>
+          <w:ilvl w:val="0"/>
+          <w:numId w:val="3"/>
+        </w:numPr>
+        <w:rPr>
+          <w:rFonts w:ascii="Cambria" w:hAnsi="Cambria" w:cstheme="majorBidi"/>
+          <w:color w:val="9B6D86"/>
+          <w:sz w:val="28"/>
+          <w:szCs w:val="28"/>
+        </w:rPr>
+      </w:pPr>
+      <w:r>
+        <w:rPr>
+          <w:rFonts w:ascii="Cambria" w:hAnsi="Cambria" w:cstheme="majorBidi"/>
+          <w:color w:val="9B6D86"/>
+          <w:sz w:val="28"/>
+          <w:szCs w:val="28"/>
+        </w:rPr>
+        <w:t>User</w:t>
+      </w:r>
+      <w:r>
+        <w:rPr>
+          <w:rFonts w:ascii="Cambria" w:hAnsi="Cambria" w:cstheme="majorBidi"/>
+          <w:color w:val="9B6D86"/>
+          <w:sz w:val="28"/>
+          <w:szCs w:val="28"/>
+        </w:rPr>
+        <w:t>s</w:t>
+      </w:r>
+      <w:r>
+        <w:rPr>
+          <w:rFonts w:ascii="Cambria" w:hAnsi="Cambria" w:cstheme="majorBidi"/>
+          <w:color w:val="9B6D86"/>
+          <w:sz w:val="28"/>
+          <w:szCs w:val="28"/>
+        </w:rPr>
+        <w:t xml:space="preserve"> can scroll through posts to read book qoutes shared by others.</w:t>
       </w:r>
     </w:p>
     <w:p>
@@ -2155,19 +2952,7 @@
         <w:pStyle w:val="ListParagraph"/>
         <w:ind w:left="1080"/>
         <w:rPr>
-          <w:rFonts w:asciiTheme="majorBidi" w:hAnsiTheme="majorBidi" w:cstheme="majorBidi"/>
-          <w:color w:val="9B6D86"/>
-          <w:sz w:val="28"/>
-          <w:szCs w:val="28"/>
-        </w:rPr>
-      </w:pPr>
-    </w:p>
-    <w:p>
-      <w:pPr>
-        <w:pStyle w:val="ListParagraph"/>
-        <w:ind w:left="1080"/>
-        <w:rPr>
-          <w:rFonts w:asciiTheme="majorBidi" w:hAnsiTheme="majorBidi" w:cstheme="majorBidi"/>
+          <w:rFonts w:ascii="Cambria" w:hAnsi="Cambria" w:cstheme="majorBidi"/>
           <w:color w:val="9B6D86"/>
           <w:sz w:val="28"/>
           <w:szCs w:val="28"/>
@@ -2182,20 +2967,136 @@
           <w:numId w:val="1"/>
         </w:numPr>
         <w:rPr>
-          <w:rFonts w:asciiTheme="majorBidi" w:hAnsiTheme="majorBidi" w:cstheme="majorBidi"/>
-          <w:color w:val="9B6D86"/>
-          <w:sz w:val="28"/>
-          <w:szCs w:val="28"/>
-        </w:rPr>
-      </w:pPr>
-      <w:r>
-        <w:rPr>
-          <w:rFonts w:asciiTheme="majorBidi" w:hAnsiTheme="majorBidi" w:cstheme="majorBidi"/>
+          <w:rFonts w:ascii="Cambria" w:hAnsi="Cambria" w:cstheme="majorBidi"/>
+          <w:b/>
+          <w:bCs/>
+          <w:color w:val="9B6D86"/>
+          <w:sz w:val="28"/>
+          <w:szCs w:val="28"/>
+        </w:rPr>
+      </w:pPr>
+      <w:r>
+        <w:rPr>
+          <w:rFonts w:ascii="Cambria" w:hAnsi="Cambria" w:cstheme="majorBidi"/>
+          <w:b/>
+          <w:bCs/>
           <w:color w:val="9B6D86"/>
           <w:sz w:val="28"/>
           <w:szCs w:val="28"/>
         </w:rPr>
         <w:t>Interact with Posts:</w:t>
+      </w:r>
+    </w:p>
+    <w:p>
+      <w:pPr>
+        <w:pStyle w:val="ListParagraph"/>
+        <w:numPr>
+          <w:ilvl w:val="0"/>
+          <w:numId w:val="3"/>
+        </w:numPr>
+        <w:rPr>
+          <w:rFonts w:ascii="Cambria" w:hAnsi="Cambria" w:cstheme="majorBidi"/>
+          <w:color w:val="9B6D86"/>
+          <w:sz w:val="28"/>
+          <w:szCs w:val="28"/>
+        </w:rPr>
+      </w:pPr>
+      <w:r>
+        <w:rPr>
+          <w:rFonts w:ascii="Cambria" w:hAnsi="Cambria" w:cstheme="majorBidi"/>
+          <w:color w:val="9B6D86"/>
+          <w:sz w:val="28"/>
+          <w:szCs w:val="28"/>
+        </w:rPr>
+        <w:t>User</w:t>
+      </w:r>
+      <w:r>
+        <w:rPr>
+          <w:rFonts w:ascii="Cambria" w:hAnsi="Cambria" w:cstheme="majorBidi"/>
+          <w:color w:val="9B6D86"/>
+          <w:sz w:val="28"/>
+          <w:szCs w:val="28"/>
+        </w:rPr>
+        <w:t>s</w:t>
+      </w:r>
+      <w:r>
+        <w:rPr>
+          <w:rFonts w:ascii="Cambria" w:hAnsi="Cambria" w:cstheme="majorBidi"/>
+          <w:color w:val="9B6D86"/>
+          <w:sz w:val="28"/>
+          <w:szCs w:val="28"/>
+        </w:rPr>
+        <w:t xml:space="preserve"> will be able to interact with posts by clicking the like button, which will increase</w:t>
+      </w:r>
+      <w:r>
+        <w:rPr>
+          <w:rFonts w:ascii="Cambria" w:hAnsi="Cambria" w:cstheme="majorBidi"/>
+          <w:color w:val="9B6D86"/>
+          <w:sz w:val="28"/>
+          <w:szCs w:val="28"/>
+        </w:rPr>
+        <w:t xml:space="preserve"> the like counter</w:t>
+      </w:r>
+      <w:r>
+        <w:rPr>
+          <w:rFonts w:ascii="Cambria" w:hAnsi="Cambria" w:cstheme="majorBidi"/>
+          <w:color w:val="9B6D86"/>
+          <w:sz w:val="28"/>
+          <w:szCs w:val="28"/>
+        </w:rPr>
+        <w:t>.</w:t>
+      </w:r>
+    </w:p>
+    <w:p>
+      <w:pPr>
+        <w:pStyle w:val="ListParagraph"/>
+        <w:numPr>
+          <w:ilvl w:val="0"/>
+          <w:numId w:val="3"/>
+        </w:numPr>
+        <w:rPr>
+          <w:rFonts w:ascii="Cambria" w:hAnsi="Cambria" w:cstheme="majorBidi"/>
+          <w:color w:val="9B6D86"/>
+          <w:sz w:val="28"/>
+          <w:szCs w:val="28"/>
+        </w:rPr>
+      </w:pPr>
+      <w:r>
+        <w:rPr>
+          <w:rFonts w:ascii="Cambria" w:hAnsi="Cambria" w:cstheme="majorBidi"/>
+          <w:color w:val="9B6D86"/>
+          <w:sz w:val="28"/>
+          <w:szCs w:val="28"/>
+        </w:rPr>
+        <w:lastRenderedPageBreak/>
+        <w:t>U</w:t>
+      </w:r>
+      <w:r>
+        <w:rPr>
+          <w:rFonts w:ascii="Cambria" w:hAnsi="Cambria" w:cstheme="majorBidi"/>
+          <w:color w:val="9B6D86"/>
+          <w:sz w:val="28"/>
+          <w:szCs w:val="28"/>
+        </w:rPr>
+        <w:t>ser</w:t>
+      </w:r>
+      <w:r>
+        <w:rPr>
+          <w:rFonts w:ascii="Cambria" w:hAnsi="Cambria" w:cstheme="majorBidi"/>
+          <w:color w:val="9B6D86"/>
+          <w:sz w:val="28"/>
+          <w:szCs w:val="28"/>
+        </w:rPr>
+        <w:t>s</w:t>
+      </w:r>
+      <w:r>
+        <w:rPr>
+          <w:rFonts w:ascii="Cambria" w:hAnsi="Cambria" w:cstheme="majorBidi"/>
+          <w:color w:val="9B6D86"/>
+          <w:sz w:val="28"/>
+          <w:szCs w:val="28"/>
+        </w:rPr>
+        <w:t xml:space="preserve"> may also add a comment by clicking the comment button, and the comment will appear under the post.</w:t>
       </w:r>
     </w:p>
     <w:p>
@@ -2203,19 +3104,7 @@
         <w:pStyle w:val="ListParagraph"/>
         <w:ind w:left="1080"/>
         <w:rPr>
-          <w:rFonts w:asciiTheme="majorBidi" w:hAnsiTheme="majorBidi" w:cstheme="majorBidi"/>
-          <w:color w:val="9B6D86"/>
-          <w:sz w:val="28"/>
-          <w:szCs w:val="28"/>
-        </w:rPr>
-      </w:pPr>
-    </w:p>
-    <w:p>
-      <w:pPr>
-        <w:pStyle w:val="ListParagraph"/>
-        <w:ind w:left="1080"/>
-        <w:rPr>
-          <w:rFonts w:asciiTheme="majorBidi" w:hAnsiTheme="majorBidi" w:cstheme="majorBidi"/>
+          <w:rFonts w:ascii="Cambria" w:hAnsi="Cambria" w:cstheme="majorBidi"/>
           <w:color w:val="9B6D86"/>
           <w:sz w:val="28"/>
           <w:szCs w:val="28"/>
@@ -2230,20 +3119,258 @@
           <w:numId w:val="1"/>
         </w:numPr>
         <w:rPr>
-          <w:rFonts w:asciiTheme="majorBidi" w:hAnsiTheme="majorBidi" w:cstheme="majorBidi"/>
-          <w:color w:val="9B6D86"/>
-          <w:sz w:val="28"/>
-          <w:szCs w:val="28"/>
-        </w:rPr>
-      </w:pPr>
-      <w:r>
-        <w:rPr>
-          <w:rFonts w:asciiTheme="majorBidi" w:hAnsiTheme="majorBidi" w:cstheme="majorBidi"/>
+          <w:rFonts w:ascii="Cambria" w:hAnsi="Cambria" w:cstheme="majorBidi"/>
+          <w:b/>
+          <w:bCs/>
+          <w:color w:val="9B6D86"/>
+          <w:sz w:val="28"/>
+          <w:szCs w:val="28"/>
+        </w:rPr>
+      </w:pPr>
+      <w:r>
+        <w:rPr>
+          <w:rFonts w:ascii="Cambria" w:hAnsi="Cambria" w:cstheme="majorBidi"/>
+          <w:b/>
+          <w:bCs/>
           <w:color w:val="9B6D86"/>
           <w:sz w:val="28"/>
           <w:szCs w:val="28"/>
         </w:rPr>
         <w:t>View and Edit Profile:</w:t>
+      </w:r>
+    </w:p>
+    <w:p>
+      <w:pPr>
+        <w:pStyle w:val="ListParagraph"/>
+        <w:numPr>
+          <w:ilvl w:val="0"/>
+          <w:numId w:val="3"/>
+        </w:numPr>
+        <w:rPr>
+          <w:rFonts w:ascii="Cambria" w:hAnsi="Cambria" w:cstheme="majorBidi"/>
+          <w:color w:val="9B6D86"/>
+          <w:sz w:val="28"/>
+          <w:szCs w:val="28"/>
+        </w:rPr>
+      </w:pPr>
+      <w:r>
+        <w:rPr>
+          <w:rFonts w:ascii="Cambria" w:hAnsi="Cambria" w:cstheme="majorBidi"/>
+          <w:color w:val="9B6D86"/>
+          <w:sz w:val="28"/>
+          <w:szCs w:val="28"/>
+        </w:rPr>
+        <w:t xml:space="preserve">Navigate to the Profile page using the navigation bar, </w:t>
+      </w:r>
+      <w:r>
+        <w:rPr>
+          <w:rFonts w:ascii="Cambria" w:hAnsi="Cambria" w:cstheme="majorBidi"/>
+          <w:color w:val="9B6D86"/>
+          <w:sz w:val="28"/>
+          <w:szCs w:val="28"/>
+        </w:rPr>
+        <w:t xml:space="preserve">where </w:t>
+      </w:r>
+      <w:r>
+        <w:rPr>
+          <w:rFonts w:ascii="Cambria" w:hAnsi="Cambria" w:cstheme="majorBidi"/>
+          <w:color w:val="9B6D86"/>
+          <w:sz w:val="28"/>
+          <w:szCs w:val="28"/>
+        </w:rPr>
+        <w:t>the page displays the</w:t>
+      </w:r>
+      <w:r>
+        <w:rPr>
+          <w:rFonts w:ascii="Cambria" w:hAnsi="Cambria" w:cstheme="majorBidi"/>
+          <w:color w:val="9B6D86"/>
+          <w:sz w:val="28"/>
+          <w:szCs w:val="28"/>
+        </w:rPr>
+        <w:t xml:space="preserve"> following </w:t>
+      </w:r>
+      <w:r>
+        <w:rPr>
+          <w:rFonts w:ascii="Cambria" w:hAnsi="Cambria" w:cstheme="majorBidi"/>
+          <w:color w:val="9B6D86"/>
+          <w:sz w:val="28"/>
+          <w:szCs w:val="28"/>
+        </w:rPr>
+        <w:t>{p</w:t>
+      </w:r>
+      <w:r>
+        <w:rPr>
+          <w:rFonts w:ascii="Cambria" w:hAnsi="Cambria" w:cstheme="majorBidi"/>
+          <w:color w:val="9B6D86"/>
+          <w:sz w:val="28"/>
+          <w:szCs w:val="28"/>
+        </w:rPr>
+        <w:t>rofile photo, account name, username, bio,</w:t>
+      </w:r>
+      <w:r>
+        <w:rPr>
+          <w:rFonts w:ascii="Cambria" w:hAnsi="Cambria" w:cstheme="majorBidi"/>
+          <w:color w:val="9B6D86"/>
+          <w:sz w:val="28"/>
+          <w:szCs w:val="28"/>
+        </w:rPr>
+        <w:t>and</w:t>
+      </w:r>
+      <w:r>
+        <w:rPr>
+          <w:rFonts w:ascii="Cambria" w:hAnsi="Cambria" w:cstheme="majorBidi"/>
+          <w:color w:val="9B6D86"/>
+          <w:sz w:val="28"/>
+          <w:szCs w:val="28"/>
+        </w:rPr>
+        <w:t xml:space="preserve"> posts</w:t>
+      </w:r>
+      <w:r>
+        <w:rPr>
+          <w:rFonts w:ascii="Cambria" w:hAnsi="Cambria" w:cstheme="majorBidi"/>
+          <w:color w:val="9B6D86"/>
+          <w:sz w:val="28"/>
+          <w:szCs w:val="28"/>
+        </w:rPr>
+        <w:t xml:space="preserve"> shared}.</w:t>
+      </w:r>
+    </w:p>
+    <w:p>
+      <w:pPr>
+        <w:pStyle w:val="ListParagraph"/>
+        <w:numPr>
+          <w:ilvl w:val="0"/>
+          <w:numId w:val="3"/>
+        </w:numPr>
+        <w:rPr>
+          <w:rFonts w:ascii="Cambria" w:hAnsi="Cambria" w:cstheme="majorBidi"/>
+          <w:color w:val="9B6D86"/>
+          <w:sz w:val="28"/>
+          <w:szCs w:val="28"/>
+        </w:rPr>
+      </w:pPr>
+      <w:r>
+        <w:rPr>
+          <w:rFonts w:ascii="Cambria" w:hAnsi="Cambria" w:cstheme="majorBidi"/>
+          <w:color w:val="9B6D86"/>
+          <w:sz w:val="28"/>
+          <w:szCs w:val="28"/>
+        </w:rPr>
+        <w:t xml:space="preserve">By clicking the </w:t>
+      </w:r>
+      <w:r>
+        <w:rPr>
+          <w:rFonts w:ascii="Cambria" w:hAnsi="Cambria" w:cstheme="majorBidi"/>
+          <w:color w:val="9B6D86"/>
+          <w:sz w:val="28"/>
+          <w:szCs w:val="28"/>
+        </w:rPr>
+        <w:t>E</w:t>
+      </w:r>
+      <w:r>
+        <w:rPr>
+          <w:rFonts w:ascii="Cambria" w:hAnsi="Cambria" w:cstheme="majorBidi"/>
+          <w:color w:val="9B6D86"/>
+          <w:sz w:val="28"/>
+          <w:szCs w:val="28"/>
+        </w:rPr>
+        <w:t>dit profile button</w:t>
+      </w:r>
+      <w:r>
+        <w:rPr>
+          <w:rFonts w:ascii="Cambria" w:hAnsi="Cambria" w:cstheme="majorBidi"/>
+          <w:color w:val="9B6D86"/>
+          <w:sz w:val="28"/>
+          <w:szCs w:val="28"/>
+        </w:rPr>
+        <w:t>,</w:t>
+      </w:r>
+      <w:r>
+        <w:rPr>
+          <w:rFonts w:ascii="Cambria" w:hAnsi="Cambria" w:cstheme="majorBidi"/>
+          <w:color w:val="9B6D86"/>
+          <w:sz w:val="28"/>
+          <w:szCs w:val="28"/>
+        </w:rPr>
+        <w:t xml:space="preserve"> </w:t>
+      </w:r>
+      <w:r>
+        <w:rPr>
+          <w:rFonts w:ascii="Cambria" w:hAnsi="Cambria" w:cstheme="majorBidi"/>
+          <w:color w:val="9B6D86"/>
+          <w:sz w:val="28"/>
+          <w:szCs w:val="28"/>
+        </w:rPr>
+        <w:t>users can</w:t>
+      </w:r>
+      <w:r>
+        <w:rPr>
+          <w:rFonts w:ascii="Cambria" w:hAnsi="Cambria" w:cstheme="majorBidi"/>
+          <w:color w:val="9B6D86"/>
+          <w:sz w:val="28"/>
+          <w:szCs w:val="28"/>
+        </w:rPr>
+        <w:t xml:space="preserve"> update </w:t>
+      </w:r>
+      <w:r>
+        <w:rPr>
+          <w:rFonts w:ascii="Cambria" w:hAnsi="Cambria" w:cstheme="majorBidi"/>
+          <w:color w:val="9B6D86"/>
+          <w:sz w:val="28"/>
+          <w:szCs w:val="28"/>
+        </w:rPr>
+        <w:t>their</w:t>
+      </w:r>
+      <w:r>
+        <w:rPr>
+          <w:rFonts w:ascii="Cambria" w:hAnsi="Cambria" w:cstheme="majorBidi"/>
+          <w:color w:val="9B6D86"/>
+          <w:sz w:val="28"/>
+          <w:szCs w:val="28"/>
+        </w:rPr>
+        <w:t xml:space="preserve"> profile </w:t>
+      </w:r>
+      <w:r>
+        <w:rPr>
+          <w:rFonts w:ascii="Cambria" w:hAnsi="Cambria" w:cstheme="majorBidi"/>
+          <w:color w:val="9B6D86"/>
+          <w:sz w:val="28"/>
+          <w:szCs w:val="28"/>
+        </w:rPr>
+        <w:t>information</w:t>
+      </w:r>
+      <w:r>
+        <w:rPr>
+          <w:rFonts w:ascii="Cambria" w:hAnsi="Cambria" w:cstheme="majorBidi"/>
+          <w:color w:val="9B6D86"/>
+          <w:sz w:val="28"/>
+          <w:szCs w:val="28"/>
+        </w:rPr>
+        <w:t>.</w:t>
+      </w:r>
+    </w:p>
+    <w:p>
+      <w:pPr>
+        <w:pStyle w:val="ListParagraph"/>
+        <w:numPr>
+          <w:ilvl w:val="0"/>
+          <w:numId w:val="3"/>
+        </w:numPr>
+        <w:rPr>
+          <w:rFonts w:ascii="Cambria" w:hAnsi="Cambria" w:cstheme="majorBidi"/>
+          <w:color w:val="9B6D86"/>
+          <w:sz w:val="28"/>
+          <w:szCs w:val="28"/>
+        </w:rPr>
+      </w:pPr>
+      <w:r>
+        <w:rPr>
+          <w:rFonts w:ascii="Cambria" w:hAnsi="Cambria" w:cstheme="majorBidi"/>
+          <w:color w:val="9B6D86"/>
+          <w:sz w:val="28"/>
+          <w:szCs w:val="28"/>
+        </w:rPr>
+        <w:t>All changes will be saved locally using localStorage.</w:t>
       </w:r>
     </w:p>
     <w:p>
@@ -2251,19 +3378,7 @@
         <w:pStyle w:val="ListParagraph"/>
         <w:ind w:left="1080"/>
         <w:rPr>
-          <w:rFonts w:asciiTheme="majorBidi" w:hAnsiTheme="majorBidi" w:cstheme="majorBidi"/>
-          <w:color w:val="9B6D86"/>
-          <w:sz w:val="28"/>
-          <w:szCs w:val="28"/>
-        </w:rPr>
-      </w:pPr>
-    </w:p>
-    <w:p>
-      <w:pPr>
-        <w:pStyle w:val="ListParagraph"/>
-        <w:ind w:left="1080"/>
-        <w:rPr>
-          <w:rFonts w:asciiTheme="majorBidi" w:hAnsiTheme="majorBidi" w:cstheme="majorBidi"/>
+          <w:rFonts w:ascii="Cambria" w:hAnsi="Cambria" w:cstheme="majorBidi"/>
           <w:color w:val="9B6D86"/>
           <w:sz w:val="28"/>
           <w:szCs w:val="28"/>
@@ -2278,15 +3393,19 @@
           <w:numId w:val="1"/>
         </w:numPr>
         <w:rPr>
-          <w:rFonts w:asciiTheme="majorBidi" w:hAnsiTheme="majorBidi" w:cstheme="majorBidi"/>
-          <w:color w:val="9B6D86"/>
-          <w:sz w:val="28"/>
-          <w:szCs w:val="28"/>
-        </w:rPr>
-      </w:pPr>
-      <w:r>
-        <w:rPr>
-          <w:rFonts w:asciiTheme="majorBidi" w:hAnsiTheme="majorBidi" w:cstheme="majorBidi"/>
+          <w:rFonts w:ascii="Cambria" w:hAnsi="Cambria" w:cstheme="majorBidi"/>
+          <w:b/>
+          <w:bCs/>
+          <w:color w:val="9B6D86"/>
+          <w:sz w:val="28"/>
+          <w:szCs w:val="28"/>
+        </w:rPr>
+      </w:pPr>
+      <w:r>
+        <w:rPr>
+          <w:rFonts w:ascii="Cambria" w:hAnsi="Cambria" w:cstheme="majorBidi"/>
+          <w:b/>
+          <w:bCs/>
           <w:color w:val="9B6D86"/>
           <w:sz w:val="28"/>
           <w:szCs w:val="28"/>
@@ -2295,7 +3414,9 @@
       </w:r>
       <w:r>
         <w:rPr>
-          <w:rFonts w:asciiTheme="majorBidi" w:hAnsiTheme="majorBidi" w:cstheme="majorBidi"/>
+          <w:rFonts w:ascii="Cambria" w:hAnsi="Cambria" w:cstheme="majorBidi"/>
+          <w:b/>
+          <w:bCs/>
           <w:color w:val="9B6D86"/>
           <w:sz w:val="28"/>
           <w:szCs w:val="28"/>
@@ -2306,278 +3427,182 @@
     <w:p>
       <w:pPr>
         <w:pStyle w:val="ListParagraph"/>
-        <w:ind w:left="1080"/>
-        <w:rPr>
-          <w:rFonts w:asciiTheme="majorBidi" w:hAnsiTheme="majorBidi" w:cstheme="majorBidi"/>
-          <w:color w:val="9B6D86"/>
-          <w:sz w:val="28"/>
-          <w:szCs w:val="28"/>
-        </w:rPr>
-      </w:pPr>
+        <w:numPr>
+          <w:ilvl w:val="0"/>
+          <w:numId w:val="3"/>
+        </w:numPr>
+        <w:rPr>
+          <w:rFonts w:ascii="Cambria" w:hAnsi="Cambria" w:cstheme="majorBidi"/>
+          <w:color w:val="9B6D86"/>
+          <w:sz w:val="28"/>
+          <w:szCs w:val="28"/>
+        </w:rPr>
+      </w:pPr>
+      <w:r>
+        <w:rPr>
+          <w:rFonts w:ascii="Cambria" w:hAnsi="Cambria" w:cstheme="majorBidi"/>
+          <w:color w:val="9B6D86"/>
+          <w:sz w:val="28"/>
+          <w:szCs w:val="28"/>
+        </w:rPr>
+        <w:t>Go to your Profile page.</w:t>
+      </w:r>
     </w:p>
     <w:p>
       <w:pPr>
         <w:pStyle w:val="ListParagraph"/>
-        <w:ind w:left="1080"/>
-        <w:rPr>
-          <w:rFonts w:asciiTheme="majorBidi" w:hAnsiTheme="majorBidi" w:cstheme="majorBidi"/>
-          <w:color w:val="9B6D86"/>
-          <w:sz w:val="28"/>
-          <w:szCs w:val="28"/>
-        </w:rPr>
-      </w:pPr>
-    </w:p>
-    <w:p>
-      <w:pPr>
-        <w:rPr>
-          <w:rFonts w:asciiTheme="majorBidi" w:hAnsiTheme="majorBidi" w:cstheme="majorBidi"/>
-          <w:b/>
-          <w:bCs/>
-          <w:color w:val="764B79"/>
-          <w:sz w:val="32"/>
-          <w:szCs w:val="32"/>
-        </w:rPr>
-      </w:pPr>
-    </w:p>
-    <w:p>
-      <w:pPr>
-        <w:rPr>
-          <w:rFonts w:asciiTheme="majorBidi" w:hAnsiTheme="majorBidi" w:cstheme="majorBidi"/>
-          <w:b/>
-          <w:bCs/>
-          <w:color w:val="764B79"/>
-          <w:sz w:val="32"/>
-          <w:szCs w:val="32"/>
-        </w:rPr>
-      </w:pPr>
-    </w:p>
-    <w:p>
-      <w:pPr>
-        <w:rPr>
-          <w:rFonts w:asciiTheme="majorBidi" w:hAnsiTheme="majorBidi" w:cstheme="majorBidi"/>
-          <w:b/>
-          <w:bCs/>
-          <w:color w:val="764B79"/>
-          <w:sz w:val="32"/>
-          <w:szCs w:val="32"/>
-        </w:rPr>
-      </w:pPr>
-    </w:p>
-    <w:p>
-      <w:pPr>
-        <w:rPr>
-          <w:rFonts w:asciiTheme="majorBidi" w:hAnsiTheme="majorBidi" w:cstheme="majorBidi"/>
-          <w:b/>
-          <w:bCs/>
-          <w:color w:val="764B79"/>
-          <w:sz w:val="32"/>
-          <w:szCs w:val="32"/>
-        </w:rPr>
-      </w:pPr>
-    </w:p>
-    <w:p>
-      <w:pPr>
-        <w:rPr>
-          <w:rFonts w:asciiTheme="majorBidi" w:hAnsiTheme="majorBidi" w:cstheme="majorBidi"/>
-          <w:b/>
-          <w:bCs/>
-          <w:color w:val="764B79"/>
-          <w:sz w:val="32"/>
-          <w:szCs w:val="32"/>
-        </w:rPr>
-      </w:pPr>
-    </w:p>
-    <w:p>
-      <w:pPr>
-        <w:rPr>
-          <w:rFonts w:asciiTheme="majorBidi" w:hAnsiTheme="majorBidi" w:cstheme="majorBidi"/>
-          <w:b/>
-          <w:bCs/>
-          <w:color w:val="764B79"/>
-          <w:sz w:val="32"/>
-          <w:szCs w:val="32"/>
-        </w:rPr>
-      </w:pPr>
-    </w:p>
-    <w:p>
-      <w:pPr>
-        <w:rPr>
-          <w:rFonts w:asciiTheme="majorBidi" w:hAnsiTheme="majorBidi" w:cstheme="majorBidi"/>
-          <w:b/>
-          <w:bCs/>
-          <w:color w:val="764B79"/>
-          <w:sz w:val="32"/>
-          <w:szCs w:val="32"/>
-        </w:rPr>
-      </w:pPr>
-    </w:p>
-    <w:p>
-      <w:pPr>
-        <w:rPr>
-          <w:rFonts w:asciiTheme="majorBidi" w:hAnsiTheme="majorBidi" w:cstheme="majorBidi"/>
-          <w:b/>
-          <w:bCs/>
-          <w:color w:val="764B79"/>
-          <w:sz w:val="32"/>
-          <w:szCs w:val="32"/>
-        </w:rPr>
-      </w:pPr>
-    </w:p>
-    <w:p>
-      <w:pPr>
-        <w:rPr>
-          <w:rFonts w:asciiTheme="majorBidi" w:hAnsiTheme="majorBidi" w:cstheme="majorBidi"/>
-          <w:b/>
-          <w:bCs/>
-          <w:color w:val="764B79"/>
-          <w:sz w:val="32"/>
-          <w:szCs w:val="32"/>
-        </w:rPr>
-      </w:pPr>
-    </w:p>
-    <w:p>
-      <w:pPr>
-        <w:rPr>
-          <w:rFonts w:asciiTheme="majorBidi" w:hAnsiTheme="majorBidi" w:cstheme="majorBidi"/>
-          <w:b/>
-          <w:bCs/>
-          <w:color w:val="764B79"/>
-          <w:sz w:val="32"/>
-          <w:szCs w:val="32"/>
-        </w:rPr>
-      </w:pPr>
-    </w:p>
-    <w:p>
-      <w:pPr>
-        <w:rPr>
-          <w:rFonts w:asciiTheme="majorBidi" w:hAnsiTheme="majorBidi" w:cstheme="majorBidi"/>
-          <w:b/>
-          <w:bCs/>
-          <w:color w:val="764B79"/>
-          <w:sz w:val="32"/>
-          <w:szCs w:val="32"/>
-        </w:rPr>
-      </w:pPr>
-    </w:p>
-    <w:p>
-      <w:pPr>
-        <w:rPr>
-          <w:rFonts w:asciiTheme="majorBidi" w:hAnsiTheme="majorBidi" w:cstheme="majorBidi"/>
-          <w:b/>
-          <w:bCs/>
-          <w:color w:val="764B79"/>
-          <w:sz w:val="32"/>
-          <w:szCs w:val="32"/>
-        </w:rPr>
-      </w:pPr>
-    </w:p>
-    <w:p>
-      <w:pPr>
-        <w:rPr>
-          <w:rFonts w:asciiTheme="majorBidi" w:hAnsiTheme="majorBidi" w:cstheme="majorBidi"/>
-          <w:b/>
-          <w:bCs/>
-          <w:color w:val="764B79"/>
-          <w:sz w:val="32"/>
-          <w:szCs w:val="32"/>
-        </w:rPr>
-      </w:pPr>
-    </w:p>
-    <w:p>
-      <w:pPr>
-        <w:rPr>
-          <w:rFonts w:asciiTheme="majorBidi" w:hAnsiTheme="majorBidi" w:cstheme="majorBidi"/>
-          <w:b/>
-          <w:bCs/>
-          <w:color w:val="764B79"/>
-          <w:sz w:val="32"/>
-          <w:szCs w:val="32"/>
-        </w:rPr>
-      </w:pPr>
-    </w:p>
-    <w:p>
-      <w:pPr>
-        <w:rPr>
-          <w:rFonts w:asciiTheme="majorBidi" w:hAnsiTheme="majorBidi" w:cstheme="majorBidi"/>
-          <w:b/>
-          <w:bCs/>
-          <w:color w:val="764B79"/>
-          <w:sz w:val="32"/>
-          <w:szCs w:val="32"/>
-        </w:rPr>
-      </w:pPr>
-    </w:p>
-    <w:p>
-      <w:pPr>
-        <w:rPr>
-          <w:rFonts w:asciiTheme="majorBidi" w:hAnsiTheme="majorBidi" w:cstheme="majorBidi"/>
-          <w:b/>
-          <w:bCs/>
-          <w:color w:val="764B79"/>
-          <w:sz w:val="32"/>
-          <w:szCs w:val="32"/>
-        </w:rPr>
-      </w:pPr>
-    </w:p>
-    <w:p>
-      <w:pPr>
-        <w:rPr>
-          <w:rFonts w:asciiTheme="majorBidi" w:hAnsiTheme="majorBidi" w:cstheme="majorBidi"/>
-          <w:b/>
-          <w:bCs/>
-          <w:color w:val="764B79"/>
-          <w:sz w:val="32"/>
-          <w:szCs w:val="32"/>
-        </w:rPr>
-      </w:pPr>
-    </w:p>
-    <w:p>
-      <w:pPr>
-        <w:rPr>
-          <w:rFonts w:asciiTheme="majorBidi" w:hAnsiTheme="majorBidi" w:cstheme="majorBidi"/>
-          <w:b/>
-          <w:bCs/>
-          <w:color w:val="764B79"/>
-          <w:sz w:val="32"/>
-          <w:szCs w:val="32"/>
-        </w:rPr>
-      </w:pPr>
-    </w:p>
-    <w:p>
-      <w:pPr>
-        <w:rPr>
-          <w:rFonts w:asciiTheme="majorBidi" w:hAnsiTheme="majorBidi" w:cstheme="majorBidi"/>
-          <w:b/>
-          <w:bCs/>
-          <w:color w:val="764B79"/>
-          <w:sz w:val="32"/>
-          <w:szCs w:val="32"/>
-        </w:rPr>
-      </w:pPr>
-    </w:p>
-    <w:p>
-      <w:pPr>
-        <w:rPr>
-          <w:rFonts w:asciiTheme="majorBidi" w:hAnsiTheme="majorBidi" w:cstheme="majorBidi"/>
-          <w:b/>
-          <w:bCs/>
-          <w:color w:val="764B79"/>
-          <w:sz w:val="32"/>
-          <w:szCs w:val="32"/>
-        </w:rPr>
-      </w:pPr>
-    </w:p>
-    <w:p>
-      <w:pPr>
-        <w:rPr>
-          <w:rFonts w:asciiTheme="majorBidi" w:hAnsiTheme="majorBidi" w:cstheme="majorBidi"/>
-          <w:b/>
-          <w:bCs/>
-          <w:color w:val="764B79"/>
-          <w:sz w:val="32"/>
-          <w:szCs w:val="32"/>
-        </w:rPr>
-      </w:pPr>
+        <w:numPr>
+          <w:ilvl w:val="0"/>
+          <w:numId w:val="3"/>
+        </w:numPr>
+        <w:rPr>
+          <w:rFonts w:ascii="Cambria" w:hAnsi="Cambria" w:cstheme="majorBidi"/>
+          <w:color w:val="9B6D86"/>
+          <w:sz w:val="28"/>
+          <w:szCs w:val="28"/>
+        </w:rPr>
+      </w:pPr>
+      <w:r>
+        <w:rPr>
+          <w:rFonts w:ascii="Cambria" w:hAnsi="Cambria" w:cstheme="majorBidi"/>
+          <w:color w:val="9B6D86"/>
+          <w:sz w:val="28"/>
+          <w:szCs w:val="28"/>
+        </w:rPr>
+        <w:t xml:space="preserve">In the </w:t>
+      </w:r>
+      <w:r>
+        <w:rPr>
+          <w:rFonts w:ascii="Cambria" w:hAnsi="Cambria" w:cstheme="majorBidi"/>
+          <w:color w:val="9B6D86"/>
+          <w:sz w:val="28"/>
+          <w:szCs w:val="28"/>
+        </w:rPr>
+        <w:t>C</w:t>
+      </w:r>
+      <w:r>
+        <w:rPr>
+          <w:rFonts w:ascii="Cambria" w:hAnsi="Cambria" w:cstheme="majorBidi"/>
+          <w:color w:val="9B6D86"/>
+          <w:sz w:val="28"/>
+          <w:szCs w:val="28"/>
+        </w:rPr>
+        <w:t xml:space="preserve">reate a post section, type a book qoute or thought you would like to share, </w:t>
+      </w:r>
+      <w:r>
+        <w:rPr>
+          <w:rFonts w:ascii="Cambria" w:hAnsi="Cambria" w:cstheme="majorBidi"/>
+          <w:color w:val="9B6D86"/>
+          <w:sz w:val="28"/>
+          <w:szCs w:val="28"/>
+        </w:rPr>
+        <w:t>then</w:t>
+      </w:r>
+      <w:r>
+        <w:rPr>
+          <w:rFonts w:ascii="Cambria" w:hAnsi="Cambria" w:cstheme="majorBidi"/>
+          <w:color w:val="9B6D86"/>
+          <w:sz w:val="28"/>
+          <w:szCs w:val="28"/>
+        </w:rPr>
+        <w:t xml:space="preserve"> click the Post button.</w:t>
+      </w:r>
+    </w:p>
+    <w:p>
+      <w:pPr>
+        <w:pStyle w:val="ListParagraph"/>
+        <w:numPr>
+          <w:ilvl w:val="0"/>
+          <w:numId w:val="3"/>
+        </w:numPr>
+        <w:rPr>
+          <w:rFonts w:ascii="Cambria" w:hAnsi="Cambria" w:cstheme="majorBidi"/>
+          <w:color w:val="9B6D86"/>
+          <w:sz w:val="28"/>
+          <w:szCs w:val="28"/>
+        </w:rPr>
+      </w:pPr>
+      <w:r>
+        <w:rPr>
+          <w:rFonts w:ascii="Cambria" w:hAnsi="Cambria" w:cstheme="majorBidi"/>
+          <w:color w:val="9B6D86"/>
+          <w:sz w:val="28"/>
+          <w:szCs w:val="28"/>
+        </w:rPr>
+        <w:t xml:space="preserve">The post will appear </w:t>
+      </w:r>
+      <w:r>
+        <w:rPr>
+          <w:rFonts w:ascii="Cambria" w:hAnsi="Cambria" w:cstheme="majorBidi"/>
+          <w:color w:val="9B6D86"/>
+          <w:sz w:val="28"/>
+          <w:szCs w:val="28"/>
+        </w:rPr>
+        <w:t>on</w:t>
+      </w:r>
+      <w:r>
+        <w:rPr>
+          <w:rFonts w:ascii="Cambria" w:hAnsi="Cambria" w:cstheme="majorBidi"/>
+          <w:color w:val="9B6D86"/>
+          <w:sz w:val="28"/>
+          <w:szCs w:val="28"/>
+        </w:rPr>
+        <w:t xml:space="preserve"> the user</w:t>
+      </w:r>
+      <w:r>
+        <w:rPr>
+          <w:rFonts w:ascii="Cambria" w:hAnsi="Cambria" w:cstheme="majorBidi"/>
+          <w:color w:val="9B6D86"/>
+          <w:sz w:val="28"/>
+          <w:szCs w:val="28"/>
+        </w:rPr>
+        <w:t>’s</w:t>
+      </w:r>
+      <w:r>
+        <w:rPr>
+          <w:rFonts w:ascii="Cambria" w:hAnsi="Cambria" w:cstheme="majorBidi"/>
+          <w:color w:val="9B6D86"/>
+          <w:sz w:val="28"/>
+          <w:szCs w:val="28"/>
+        </w:rPr>
+        <w:t xml:space="preserve"> Profile </w:t>
+      </w:r>
+      <w:r>
+        <w:rPr>
+          <w:rFonts w:ascii="Cambria" w:hAnsi="Cambria" w:cstheme="majorBidi"/>
+          <w:color w:val="9B6D86"/>
+          <w:sz w:val="28"/>
+          <w:szCs w:val="28"/>
+        </w:rPr>
+        <w:t xml:space="preserve">page </w:t>
+      </w:r>
+      <w:r>
+        <w:rPr>
+          <w:rFonts w:ascii="Cambria" w:hAnsi="Cambria" w:cstheme="majorBidi"/>
+          <w:color w:val="9B6D86"/>
+          <w:sz w:val="28"/>
+          <w:szCs w:val="28"/>
+        </w:rPr>
+        <w:t xml:space="preserve">and </w:t>
+      </w:r>
+      <w:r>
+        <w:rPr>
+          <w:rFonts w:ascii="Cambria" w:hAnsi="Cambria" w:cstheme="majorBidi"/>
+          <w:color w:val="9B6D86"/>
+          <w:sz w:val="28"/>
+          <w:szCs w:val="28"/>
+        </w:rPr>
+        <w:t xml:space="preserve">in </w:t>
+      </w:r>
+      <w:r>
+        <w:rPr>
+          <w:rFonts w:ascii="Cambria" w:hAnsi="Cambria" w:cstheme="majorBidi"/>
+          <w:color w:val="9B6D86"/>
+          <w:sz w:val="28"/>
+          <w:szCs w:val="28"/>
+        </w:rPr>
+        <w:t>the Feed page.</w:t>
+      </w:r>
     </w:p>
     <w:p>
       <w:pPr>
@@ -2676,7 +3701,7 @@
           </mc:Choice>
           <mc:Fallback>
             <w:pict>
-              <v:line w14:anchorId="499875B7" id="Straight Connector 1" o:spid="_x0000_s1026" style="position:absolute;z-index:251661312;visibility:visible;mso-wrap-style:square;mso-width-percent:0;mso-height-percent:0;mso-wrap-distance-left:9pt;mso-wrap-distance-top:0;mso-wrap-distance-right:9pt;mso-wrap-distance-bottom:0;mso-position-horizontal:center;mso-position-horizontal-relative:margin;mso-position-vertical:absolute;mso-position-vertical-relative:text;mso-width-percent:0;mso-height-percent:0;mso-width-relative:margin;mso-height-relative:margin" from="0,5.35pt" to="502.15pt,6.7pt" o:gfxdata="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" strokecolor="#9b6d86" strokeweight="1pt">
+              <v:line w14:anchorId="4E086762" id="Straight Connector 1" o:spid="_x0000_s1026" style="position:absolute;z-index:251661312;visibility:visible;mso-wrap-style:square;mso-width-percent:0;mso-height-percent:0;mso-wrap-distance-left:9pt;mso-wrap-distance-top:0;mso-wrap-distance-right:9pt;mso-wrap-distance-bottom:0;mso-position-horizontal:center;mso-position-horizontal-relative:margin;mso-position-vertical:absolute;mso-position-vertical-relative:text;mso-width-percent:0;mso-height-percent:0;mso-width-relative:margin;mso-height-relative:margin" from="0,5.35pt" to="502.15pt,6.7pt" o:gfxdata="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" strokecolor="#9b6d86" strokeweight="1pt">
                 <v:stroke dashstyle="longDash" joinstyle="miter"/>
                 <w10:wrap anchorx="margin"/>
               </v:line>
@@ -2689,7 +3714,7 @@
       <w:pPr>
         <w:jc w:val="center"/>
         <w:rPr>
-          <w:rFonts w:asciiTheme="majorBidi" w:hAnsiTheme="majorBidi" w:cstheme="majorBidi"/>
+          <w:rFonts w:ascii="Berlin Sans FB Demi" w:hAnsi="Berlin Sans FB Demi" w:cstheme="majorBidi"/>
           <w:b/>
           <w:bCs/>
           <w:color w:val="4D3A6A"/>
@@ -2699,7 +3724,7 @@
       </w:pPr>
       <w:r>
         <w:rPr>
-          <w:rFonts w:asciiTheme="majorBidi" w:hAnsiTheme="majorBidi" w:cstheme="majorBidi"/>
+          <w:rFonts w:ascii="Berlin Sans FB Demi" w:hAnsi="Berlin Sans FB Demi" w:cstheme="majorBidi"/>
           <w:b/>
           <w:bCs/>
           <w:color w:val="4D3A6A"/>
@@ -2710,7 +3735,7 @@
       </w:r>
       <w:r>
         <w:rPr>
-          <w:rFonts w:asciiTheme="majorBidi" w:hAnsiTheme="majorBidi" w:cstheme="majorBidi"/>
+          <w:rFonts w:ascii="Berlin Sans FB Demi" w:hAnsi="Berlin Sans FB Demi" w:cstheme="majorBidi"/>
           <w:b/>
           <w:bCs/>
           <w:color w:val="4D3A6A"/>
@@ -2735,7 +3760,7 @@
     <w:p>
       <w:pPr>
         <w:rPr>
-          <w:rFonts w:asciiTheme="majorBidi" w:hAnsiTheme="majorBidi" w:cstheme="majorBidi"/>
+          <w:rFonts w:ascii="Cambria" w:hAnsi="Cambria" w:cstheme="majorBidi"/>
           <w:color w:val="4D3A6A"/>
           <w:sz w:val="32"/>
           <w:szCs w:val="32"/>
@@ -2743,7 +3768,7 @@
       </w:pPr>
       <w:r>
         <w:rPr>
-          <w:rFonts w:asciiTheme="majorBidi" w:hAnsiTheme="majorBidi" w:cstheme="majorBidi"/>
+          <w:rFonts w:ascii="Cambria" w:hAnsi="Cambria" w:cstheme="majorBidi"/>
           <w:color w:val="4D3A6A"/>
           <w:sz w:val="32"/>
           <w:szCs w:val="32"/>
@@ -2754,14 +3779,15 @@
     <w:p>
       <w:pPr>
         <w:rPr>
-          <w:rFonts w:asciiTheme="majorBidi" w:hAnsiTheme="majorBidi" w:cstheme="majorBidi"/>
-          <w:color w:val="9B6D86"/>
-          <w:sz w:val="28"/>
-          <w:szCs w:val="28"/>
-        </w:rPr>
-      </w:pPr>
-      <w:r>
-        <w:rPr>
+          <w:rFonts w:ascii="Cambria" w:hAnsi="Cambria" w:cstheme="majorBidi"/>
+          <w:color w:val="9B6D86"/>
+          <w:sz w:val="28"/>
+          <w:szCs w:val="28"/>
+        </w:rPr>
+      </w:pPr>
+      <w:r>
+        <w:rPr>
+          <w:rFonts w:ascii="Cambria" w:hAnsi="Cambria"/>
           <w:color w:val="9B6D86"/>
           <w:sz w:val="28"/>
           <w:szCs w:val="28"/>
@@ -2772,7 +3798,7 @@
         <w:r>
           <w:rPr>
             <w:rStyle w:val="Hyperlink"/>
-            <w:rFonts w:asciiTheme="majorBidi" w:hAnsiTheme="majorBidi" w:cstheme="majorBidi"/>
+            <w:rFonts w:ascii="Cambria" w:hAnsi="Cambria" w:cstheme="majorBidi"/>
             <w:color w:val="9B6D86"/>
             <w:sz w:val="28"/>
             <w:szCs w:val="28"/>
@@ -2784,7 +3810,7 @@
     <w:p>
       <w:pPr>
         <w:rPr>
-          <w:rFonts w:asciiTheme="majorBidi" w:hAnsiTheme="majorBidi" w:cstheme="majorBidi"/>
+          <w:rFonts w:ascii="Cambria" w:hAnsi="Cambria" w:cstheme="majorBidi"/>
           <w:b/>
           <w:bCs/>
           <w:color w:val="4D3A6A"/>
@@ -2796,7 +3822,7 @@
     <w:p>
       <w:pPr>
         <w:rPr>
-          <w:rFonts w:asciiTheme="majorBidi" w:hAnsiTheme="majorBidi" w:cstheme="majorBidi"/>
+          <w:rFonts w:ascii="Cambria" w:hAnsi="Cambria" w:cstheme="majorBidi"/>
           <w:color w:val="4D3A6A"/>
           <w:sz w:val="32"/>
           <w:szCs w:val="32"/>
@@ -2804,7 +3830,7 @@
       </w:pPr>
       <w:r>
         <w:rPr>
-          <w:rFonts w:asciiTheme="majorBidi" w:hAnsiTheme="majorBidi" w:cstheme="majorBidi"/>
+          <w:rFonts w:ascii="Cambria" w:hAnsi="Cambria" w:cstheme="majorBidi"/>
           <w:color w:val="4D3A6A"/>
           <w:sz w:val="32"/>
           <w:szCs w:val="32"/>
@@ -2815,7 +3841,7 @@
     <w:p>
       <w:pPr>
         <w:rPr>
-          <w:rFonts w:asciiTheme="majorBidi" w:hAnsiTheme="majorBidi" w:cstheme="majorBidi"/>
+          <w:rFonts w:ascii="Cambria" w:hAnsi="Cambria" w:cstheme="majorBidi"/>
           <w:b/>
           <w:bCs/>
           <w:color w:val="764B79"/>
@@ -2973,6 +3999,119 @@
 <file path=word/numbering.xml><?xml version="1.0" encoding="utf-8"?>
 <w:numbering xmlns:wpc="http://schemas.microsoft.com/office/word/2010/wordprocessingCanvas" xmlns:cx="http://schemas.microsoft.com/office/drawing/2014/chartex" xmlns:cx1="http://schemas.microsoft.com/office/drawing/2015/9/8/chartex" xmlns:cx2="http://schemas.microsoft.com/office/drawing/2015/10/21/chartex" xmlns:cx3="http://schemas.microsoft.com/office/drawing/2016/5/9/chartex" xmlns:cx4="http://schemas.microsoft.com/office/drawing/2016/5/10/chartex" xmlns:cx5="http://schemas.microsoft.com/office/drawing/2016/5/11/chartex" xmlns:cx6="http://schemas.microsoft.com/office/drawing/2016/5/12/chartex" xmlns:cx7="http://schemas.microsoft.com/office/drawing/2016/5/13/chartex" xmlns:cx8="http://schemas.microsoft.com/office/drawing/2016/5/14/chartex" xmlns:mc="http://schemas.openxmlformats.org/markup-compatibility/2006" xmlns:aink="http://schemas.microsoft.com/office/drawing/2016/ink" xmlns:am3d="http://schemas.microsoft.com/office/drawing/2017/model3d" xmlns:o="urn:schemas-microsoft-com:office:office" xmlns:oel="http://schemas.microsoft.com/office/2019/extlst" xmlns:r="http://schemas.openxmlformats.org/officeDocument/2006/relationships" xmlns:m="http://schemas.openxmlformats.org/officeDocument/2006/math" xmlns:v="urn:schemas-microsoft-com:vml" xmlns:wp14="http://schemas.microsoft.com/office/word/2010/wordprocessingDrawing" xmlns:wp="http://schemas.openxmlformats.org/drawingml/2006/wordprocessingDrawing" xmlns:w10="urn:schemas-microsoft-com:office:word" xmlns:w="http://schemas.openxmlformats.org/wordprocessingml/2006/main" xmlns:w14="http://schemas.microsoft.com/office/word/2010/wordml" xmlns:w15="http://schemas.microsoft.com/office/word/2012/wordml" xmlns:w16cex="http://schemas.microsoft.com/office/word/2018/wordml/cex" xmlns:w16cid="http://schemas.microsoft.com/office/word/2016/wordml/cid" xmlns:w16="http://schemas.microsoft.com/office/word/2018/wordml" xmlns:w16du="http://schemas.microsoft.com/office/word/2023/wordml/word16du" xmlns:w16sdtdh="http://schemas.microsoft.com/office/word/2020/wordml/sdtdatahash" xmlns:w16sdtfl="http://schemas.microsoft.com/office/word/2024/wordml/sdtformatlock" xmlns:w16se="http://schemas.microsoft.com/office/word/2015/wordml/symex" xmlns:wpg="http://schemas.microsoft.com/office/word/2010/wordprocessingGroup" xmlns:wpi="http://schemas.microsoft.com/office/word/2010/wordprocessingInk" xmlns:wne="http://schemas.microsoft.com/office/word/2006/wordml" xmlns:wps="http://schemas.microsoft.com/office/word/2010/wordprocessingShape" mc:Ignorable="w14 w15 w16se w16cid w16 w16cex w16sdtdh w16sdtfl w16du wp14">
   <w:abstractNum w:abstractNumId="0" w15:restartNumberingAfterBreak="0">
+    <w:nsid w:val="0D842F93"/>
+    <w:multiLevelType w:val="hybridMultilevel"/>
+    <w:tmpl w:val="6130F2F4"/>
+    <w:lvl w:ilvl="0" w:tplc="7CAAE32A">
+      <w:start w:val="1"/>
+      <w:numFmt w:val="bullet"/>
+      <w:lvlText w:val="-"/>
+      <w:lvlJc w:val="left"/>
+      <w:pPr>
+        <w:ind w:left="1440" w:hanging="360"/>
+      </w:pPr>
+      <w:rPr>
+        <w:rFonts w:ascii="Times New Roman" w:eastAsiaTheme="minorHAnsi" w:hAnsi="Times New Roman" w:cs="Times New Roman" w:hint="default"/>
+      </w:rPr>
+    </w:lvl>
+    <w:lvl w:ilvl="1" w:tplc="04090003">
+      <w:start w:val="1"/>
+      <w:numFmt w:val="bullet"/>
+      <w:lvlText w:val="o"/>
+      <w:lvlJc w:val="left"/>
+      <w:pPr>
+        <w:ind w:left="2160" w:hanging="360"/>
+      </w:pPr>
+      <w:rPr>
+        <w:rFonts w:ascii="Courier New" w:hAnsi="Courier New" w:cs="Courier New" w:hint="default"/>
+      </w:rPr>
+    </w:lvl>
+    <w:lvl w:ilvl="2" w:tplc="04090005" w:tentative="1">
+      <w:start w:val="1"/>
+      <w:numFmt w:val="bullet"/>
+      <w:lvlText w:val=""/>
+      <w:lvlJc w:val="left"/>
+      <w:pPr>
+        <w:ind w:left="2880" w:hanging="360"/>
+      </w:pPr>
+      <w:rPr>
+        <w:rFonts w:ascii="Wingdings" w:hAnsi="Wingdings" w:hint="default"/>
+      </w:rPr>
+    </w:lvl>
+    <w:lvl w:ilvl="3" w:tplc="04090001" w:tentative="1">
+      <w:start w:val="1"/>
+      <w:numFmt w:val="bullet"/>
+      <w:lvlText w:val=""/>
+      <w:lvlJc w:val="left"/>
+      <w:pPr>
+        <w:ind w:left="3600" w:hanging="360"/>
+      </w:pPr>
+      <w:rPr>
+        <w:rFonts w:ascii="Symbol" w:hAnsi="Symbol" w:hint="default"/>
+      </w:rPr>
+    </w:lvl>
+    <w:lvl w:ilvl="4" w:tplc="04090003" w:tentative="1">
+      <w:start w:val="1"/>
+      <w:numFmt w:val="bullet"/>
+      <w:lvlText w:val="o"/>
+      <w:lvlJc w:val="left"/>
+      <w:pPr>
+        <w:ind w:left="4320" w:hanging="360"/>
+      </w:pPr>
+      <w:rPr>
+        <w:rFonts w:ascii="Courier New" w:hAnsi="Courier New" w:cs="Courier New" w:hint="default"/>
+      </w:rPr>
+    </w:lvl>
+    <w:lvl w:ilvl="5" w:tplc="04090005" w:tentative="1">
+      <w:start w:val="1"/>
+      <w:numFmt w:val="bullet"/>
+      <w:lvlText w:val=""/>
+      <w:lvlJc w:val="left"/>
+      <w:pPr>
+        <w:ind w:left="5040" w:hanging="360"/>
+      </w:pPr>
+      <w:rPr>
+        <w:rFonts w:ascii="Wingdings" w:hAnsi="Wingdings" w:hint="default"/>
+      </w:rPr>
+    </w:lvl>
+    <w:lvl w:ilvl="6" w:tplc="04090001" w:tentative="1">
+      <w:start w:val="1"/>
+      <w:numFmt w:val="bullet"/>
+      <w:lvlText w:val=""/>
+      <w:lvlJc w:val="left"/>
+      <w:pPr>
+        <w:ind w:left="5760" w:hanging="360"/>
+      </w:pPr>
+      <w:rPr>
+        <w:rFonts w:ascii="Symbol" w:hAnsi="Symbol" w:hint="default"/>
+      </w:rPr>
+    </w:lvl>
+    <w:lvl w:ilvl="7" w:tplc="04090003" w:tentative="1">
+      <w:start w:val="1"/>
+      <w:numFmt w:val="bullet"/>
+      <w:lvlText w:val="o"/>
+      <w:lvlJc w:val="left"/>
+      <w:pPr>
+        <w:ind w:left="6480" w:hanging="360"/>
+      </w:pPr>
+      <w:rPr>
+        <w:rFonts w:ascii="Courier New" w:hAnsi="Courier New" w:cs="Courier New" w:hint="default"/>
+      </w:rPr>
+    </w:lvl>
+    <w:lvl w:ilvl="8" w:tplc="04090005" w:tentative="1">
+      <w:start w:val="1"/>
+      <w:numFmt w:val="bullet"/>
+      <w:lvlText w:val=""/>
+      <w:lvlJc w:val="left"/>
+      <w:pPr>
+        <w:ind w:left="7200" w:hanging="360"/>
+      </w:pPr>
+      <w:rPr>
+        <w:rFonts w:ascii="Wingdings" w:hAnsi="Wingdings" w:hint="default"/>
+      </w:rPr>
+    </w:lvl>
+  </w:abstractNum>
+  <w:abstractNum w:abstractNumId="1" w15:restartNumberingAfterBreak="0">
     <w:nsid w:val="5D084D50"/>
     <w:multiLevelType w:val="hybridMultilevel"/>
     <w:tmpl w:val="FFC4BB60"/>
@@ -3061,7 +4200,126 @@
       </w:pPr>
     </w:lvl>
   </w:abstractNum>
+  <w:abstractNum w:abstractNumId="2" w15:restartNumberingAfterBreak="0">
+    <w:nsid w:val="63451FF3"/>
+    <w:multiLevelType w:val="hybridMultilevel"/>
+    <w:tmpl w:val="D2C0ABDC"/>
+    <w:lvl w:ilvl="0" w:tplc="04090001">
+      <w:start w:val="1"/>
+      <w:numFmt w:val="bullet"/>
+      <w:lvlText w:val=""/>
+      <w:lvlJc w:val="left"/>
+      <w:pPr>
+        <w:ind w:left="1800" w:hanging="360"/>
+      </w:pPr>
+      <w:rPr>
+        <w:rFonts w:ascii="Symbol" w:hAnsi="Symbol" w:hint="default"/>
+      </w:rPr>
+    </w:lvl>
+    <w:lvl w:ilvl="1" w:tplc="04090003" w:tentative="1">
+      <w:start w:val="1"/>
+      <w:numFmt w:val="bullet"/>
+      <w:lvlText w:val="o"/>
+      <w:lvlJc w:val="left"/>
+      <w:pPr>
+        <w:ind w:left="2520" w:hanging="360"/>
+      </w:pPr>
+      <w:rPr>
+        <w:rFonts w:ascii="Courier New" w:hAnsi="Courier New" w:cs="Courier New" w:hint="default"/>
+      </w:rPr>
+    </w:lvl>
+    <w:lvl w:ilvl="2" w:tplc="04090005" w:tentative="1">
+      <w:start w:val="1"/>
+      <w:numFmt w:val="bullet"/>
+      <w:lvlText w:val=""/>
+      <w:lvlJc w:val="left"/>
+      <w:pPr>
+        <w:ind w:left="3240" w:hanging="360"/>
+      </w:pPr>
+      <w:rPr>
+        <w:rFonts w:ascii="Wingdings" w:hAnsi="Wingdings" w:hint="default"/>
+      </w:rPr>
+    </w:lvl>
+    <w:lvl w:ilvl="3" w:tplc="04090001" w:tentative="1">
+      <w:start w:val="1"/>
+      <w:numFmt w:val="bullet"/>
+      <w:lvlText w:val=""/>
+      <w:lvlJc w:val="left"/>
+      <w:pPr>
+        <w:ind w:left="3960" w:hanging="360"/>
+      </w:pPr>
+      <w:rPr>
+        <w:rFonts w:ascii="Symbol" w:hAnsi="Symbol" w:hint="default"/>
+      </w:rPr>
+    </w:lvl>
+    <w:lvl w:ilvl="4" w:tplc="04090003" w:tentative="1">
+      <w:start w:val="1"/>
+      <w:numFmt w:val="bullet"/>
+      <w:lvlText w:val="o"/>
+      <w:lvlJc w:val="left"/>
+      <w:pPr>
+        <w:ind w:left="4680" w:hanging="360"/>
+      </w:pPr>
+      <w:rPr>
+        <w:rFonts w:ascii="Courier New" w:hAnsi="Courier New" w:cs="Courier New" w:hint="default"/>
+      </w:rPr>
+    </w:lvl>
+    <w:lvl w:ilvl="5" w:tplc="04090005" w:tentative="1">
+      <w:start w:val="1"/>
+      <w:numFmt w:val="bullet"/>
+      <w:lvlText w:val=""/>
+      <w:lvlJc w:val="left"/>
+      <w:pPr>
+        <w:ind w:left="5400" w:hanging="360"/>
+      </w:pPr>
+      <w:rPr>
+        <w:rFonts w:ascii="Wingdings" w:hAnsi="Wingdings" w:hint="default"/>
+      </w:rPr>
+    </w:lvl>
+    <w:lvl w:ilvl="6" w:tplc="04090001" w:tentative="1">
+      <w:start w:val="1"/>
+      <w:numFmt w:val="bullet"/>
+      <w:lvlText w:val=""/>
+      <w:lvlJc w:val="left"/>
+      <w:pPr>
+        <w:ind w:left="6120" w:hanging="360"/>
+      </w:pPr>
+      <w:rPr>
+        <w:rFonts w:ascii="Symbol" w:hAnsi="Symbol" w:hint="default"/>
+      </w:rPr>
+    </w:lvl>
+    <w:lvl w:ilvl="7" w:tplc="04090003" w:tentative="1">
+      <w:start w:val="1"/>
+      <w:numFmt w:val="bullet"/>
+      <w:lvlText w:val="o"/>
+      <w:lvlJc w:val="left"/>
+      <w:pPr>
+        <w:ind w:left="6840" w:hanging="360"/>
+      </w:pPr>
+      <w:rPr>
+        <w:rFonts w:ascii="Courier New" w:hAnsi="Courier New" w:cs="Courier New" w:hint="default"/>
+      </w:rPr>
+    </w:lvl>
+    <w:lvl w:ilvl="8" w:tplc="04090005" w:tentative="1">
+      <w:start w:val="1"/>
+      <w:numFmt w:val="bullet"/>
+      <w:lvlText w:val=""/>
+      <w:lvlJc w:val="left"/>
+      <w:pPr>
+        <w:ind w:left="7560" w:hanging="360"/>
+      </w:pPr>
+      <w:rPr>
+        <w:rFonts w:ascii="Wingdings" w:hAnsi="Wingdings" w:hint="default"/>
+      </w:rPr>
+    </w:lvl>
+  </w:abstractNum>
   <w:num w:numId="1" w16cid:durableId="2069914594">
+    <w:abstractNumId w:val="1"/>
+  </w:num>
+  <w:num w:numId="2" w16cid:durableId="134298743">
+    <w:abstractNumId w:val="2"/>
+  </w:num>
+  <w:num w:numId="3" w16cid:durableId="1903131367">
     <w:abstractNumId w:val="0"/>
   </w:num>
 </w:numbering>

--- a/Project_Report.docx
+++ b/Project_Report.docx
@@ -474,7 +474,7 @@
           <w:sz w:val="32"/>
           <w:szCs w:val="32"/>
         </w:rPr>
-        <w:t xml:space="preserve"> </w:t>
+        <w:t xml:space="preserve"> – </w:t>
       </w:r>
       <w:r>
         <w:rPr>
@@ -483,29 +483,37 @@
           <w:sz w:val="32"/>
           <w:szCs w:val="32"/>
         </w:rPr>
-        <w:t>–</w:t>
-      </w:r>
-      <w:r>
-        <w:rPr>
-          <w:rFonts w:ascii="Cambria" w:hAnsi="Cambria" w:cstheme="majorBidi"/>
+        <w:t>2026</w:t>
+      </w:r>
+    </w:p>
+    <w:p>
+      <w:pPr>
+        <w:rPr>
+          <w:rFonts w:asciiTheme="majorBidi" w:hAnsiTheme="majorBidi" w:cstheme="majorBidi"/>
+          <w:b/>
+          <w:bCs/>
           <w:color w:val="4D3A6A"/>
           <w:sz w:val="32"/>
           <w:szCs w:val="32"/>
         </w:rPr>
-        <w:t xml:space="preserve"> </w:t>
-      </w:r>
-      <w:r>
-        <w:rPr>
-          <w:rFonts w:ascii="Cambria" w:hAnsi="Cambria" w:cstheme="majorBidi"/>
+      </w:pPr>
+    </w:p>
+    <w:p>
+      <w:pPr>
+        <w:jc w:val="center"/>
+        <w:rPr>
+          <w:rFonts w:asciiTheme="majorBidi" w:hAnsiTheme="majorBidi" w:cstheme="majorBidi"/>
+          <w:b/>
+          <w:bCs/>
           <w:color w:val="4D3A6A"/>
           <w:sz w:val="32"/>
           <w:szCs w:val="32"/>
         </w:rPr>
-        <w:t>2026</w:t>
-      </w:r>
-    </w:p>
-    <w:p>
-      <w:pPr>
+      </w:pPr>
+    </w:p>
+    <w:p>
+      <w:pPr>
+        <w:jc w:val="center"/>
         <w:rPr>
           <w:rFonts w:asciiTheme="majorBidi" w:hAnsiTheme="majorBidi" w:cstheme="majorBidi"/>
           <w:b/>
@@ -520,14 +528,130 @@
       <w:pPr>
         <w:jc w:val="center"/>
         <w:rPr>
+          <w:rFonts w:ascii="Berlin Sans FB Demi" w:hAnsi="Berlin Sans FB Demi" w:cstheme="majorBidi"/>
+          <w:b/>
+          <w:bCs/>
+          <w:color w:val="4D3A6A"/>
+          <w:sz w:val="36"/>
+          <w:szCs w:val="36"/>
+        </w:rPr>
+      </w:pPr>
+      <w:r>
+        <w:rPr>
+          <w:rFonts w:ascii="Berlin Sans FB Demi" w:hAnsi="Berlin Sans FB Demi" w:cstheme="majorBidi"/>
+          <w:b/>
+          <w:bCs/>
+          <w:color w:val="4D3A6A"/>
+          <w:sz w:val="36"/>
+          <w:szCs w:val="36"/>
+        </w:rPr>
+        <w:t>Group Members</w:t>
+      </w:r>
+      <w:r>
+        <w:rPr>
+          <w:rFonts w:ascii="Berlin Sans FB Demi" w:hAnsi="Berlin Sans FB Demi" w:cstheme="majorBidi"/>
+          <w:b/>
+          <w:bCs/>
+          <w:color w:val="4D3A6A"/>
+          <w:sz w:val="36"/>
+          <w:szCs w:val="36"/>
+        </w:rPr>
+        <w:t>:</w:t>
+      </w:r>
+    </w:p>
+    <w:p>
+      <w:pPr>
+        <w:jc w:val="center"/>
+        <w:rPr>
+          <w:rFonts w:ascii="Cambria" w:hAnsi="Cambria" w:cstheme="majorBidi"/>
+          <w:color w:val="9B6D86"/>
+          <w:sz w:val="28"/>
+          <w:szCs w:val="28"/>
+        </w:rPr>
+      </w:pPr>
+      <w:r>
+        <w:rPr>
+          <w:rFonts w:ascii="Cambria" w:hAnsi="Cambria" w:cstheme="majorBidi"/>
+          <w:color w:val="9B6D86"/>
+          <w:sz w:val="28"/>
+          <w:szCs w:val="28"/>
+        </w:rPr>
+        <w:t xml:space="preserve">Rawan Jamal Mohammed Ahmed </w:t>
+      </w:r>
+      <w:r>
+        <w:rPr>
+          <w:rFonts w:ascii="Cambria" w:hAnsi="Cambria" w:cstheme="majorBidi"/>
+          <w:color w:val="9B6D86"/>
+          <w:sz w:val="28"/>
+          <w:szCs w:val="28"/>
+        </w:rPr>
+        <w:t>–</w:t>
+      </w:r>
+      <w:r>
+        <w:rPr>
+          <w:rFonts w:ascii="Cambria" w:hAnsi="Cambria" w:cstheme="majorBidi"/>
+          <w:color w:val="9B6D86"/>
+          <w:sz w:val="28"/>
+          <w:szCs w:val="28"/>
+        </w:rPr>
+        <w:t xml:space="preserve"> 202209440</w:t>
+      </w:r>
+    </w:p>
+    <w:p>
+      <w:pPr>
+        <w:jc w:val="center"/>
+        <w:rPr>
           <w:rFonts w:asciiTheme="majorBidi" w:hAnsiTheme="majorBidi" w:cstheme="majorBidi"/>
-          <w:b/>
-          <w:bCs/>
+          <w:color w:val="9B6D86"/>
+          <w:sz w:val="28"/>
+          <w:szCs w:val="28"/>
+        </w:rPr>
+      </w:pPr>
+      <w:r>
+        <w:rPr>
+          <w:rFonts w:ascii="Cambria" w:hAnsi="Cambria" w:cstheme="majorBidi"/>
+          <w:color w:val="9B6D86"/>
+          <w:sz w:val="28"/>
+          <w:szCs w:val="28"/>
+        </w:rPr>
+        <w:t xml:space="preserve">Fajer </w:t>
+      </w:r>
+      <w:r>
+        <w:rPr>
+          <w:rFonts w:ascii="Cambria" w:hAnsi="Cambria" w:cstheme="majorBidi"/>
+          <w:color w:val="9B6D86"/>
+          <w:sz w:val="28"/>
+          <w:szCs w:val="28"/>
+        </w:rPr>
+        <w:t xml:space="preserve">Abdulaziz </w:t>
+      </w:r>
+      <w:r>
+        <w:rPr>
+          <w:rFonts w:ascii="Cambria" w:hAnsi="Cambria" w:cstheme="majorBidi"/>
+          <w:color w:val="9B6D86"/>
+          <w:sz w:val="28"/>
+          <w:szCs w:val="28"/>
+        </w:rPr>
+        <w:t xml:space="preserve">Al-Nassr </w:t>
+      </w:r>
+      <w:r>
+        <w:rPr>
+          <w:rFonts w:ascii="Cambria" w:hAnsi="Cambria" w:cstheme="majorBidi"/>
           <w:color w:val="4D3A6A"/>
           <w:sz w:val="32"/>
           <w:szCs w:val="32"/>
         </w:rPr>
-      </w:pPr>
+        <w:t xml:space="preserve">– </w:t>
+      </w:r>
+      <w:r>
+        <w:rPr>
+          <w:rFonts w:ascii="Cambria" w:hAnsi="Cambria" w:cstheme="majorBidi"/>
+          <w:color w:val="9B6D86"/>
+          <w:sz w:val="28"/>
+          <w:szCs w:val="28"/>
+        </w:rPr>
+        <w:t>202203497</w:t>
+      </w:r>
     </w:p>
     <w:p>
       <w:pPr>
@@ -536,7 +660,95 @@
           <w:rFonts w:asciiTheme="majorBidi" w:hAnsiTheme="majorBidi" w:cstheme="majorBidi"/>
           <w:b/>
           <w:bCs/>
-          <w:color w:val="4D3A6A"/>
+          <w:color w:val="764B79"/>
+          <w:sz w:val="32"/>
+          <w:szCs w:val="32"/>
+        </w:rPr>
+      </w:pPr>
+    </w:p>
+    <w:p>
+      <w:pPr>
+        <w:jc w:val="center"/>
+        <w:rPr>
+          <w:rFonts w:asciiTheme="majorBidi" w:hAnsiTheme="majorBidi" w:cstheme="majorBidi"/>
+          <w:b/>
+          <w:bCs/>
+          <w:color w:val="764B79"/>
+          <w:sz w:val="32"/>
+          <w:szCs w:val="32"/>
+        </w:rPr>
+      </w:pPr>
+    </w:p>
+    <w:p>
+      <w:pPr>
+        <w:jc w:val="center"/>
+        <w:rPr>
+          <w:rFonts w:asciiTheme="majorBidi" w:hAnsiTheme="majorBidi" w:cstheme="majorBidi"/>
+          <w:b/>
+          <w:bCs/>
+          <w:color w:val="764B79"/>
+          <w:sz w:val="32"/>
+          <w:szCs w:val="32"/>
+        </w:rPr>
+      </w:pPr>
+    </w:p>
+    <w:p>
+      <w:pPr>
+        <w:jc w:val="center"/>
+        <w:rPr>
+          <w:rFonts w:asciiTheme="majorBidi" w:hAnsiTheme="majorBidi" w:cstheme="majorBidi"/>
+          <w:b/>
+          <w:bCs/>
+          <w:color w:val="764B79"/>
+          <w:sz w:val="32"/>
+          <w:szCs w:val="32"/>
+        </w:rPr>
+      </w:pPr>
+    </w:p>
+    <w:p>
+      <w:pPr>
+        <w:jc w:val="center"/>
+        <w:rPr>
+          <w:rFonts w:asciiTheme="majorBidi" w:hAnsiTheme="majorBidi" w:cstheme="majorBidi"/>
+          <w:b/>
+          <w:bCs/>
+          <w:color w:val="764B79"/>
+          <w:sz w:val="32"/>
+          <w:szCs w:val="32"/>
+        </w:rPr>
+      </w:pPr>
+    </w:p>
+    <w:p>
+      <w:pPr>
+        <w:rPr>
+          <w:rFonts w:asciiTheme="majorBidi" w:hAnsiTheme="majorBidi" w:cstheme="majorBidi"/>
+          <w:b/>
+          <w:bCs/>
+          <w:color w:val="764B79"/>
+          <w:sz w:val="32"/>
+          <w:szCs w:val="32"/>
+        </w:rPr>
+      </w:pPr>
+    </w:p>
+    <w:p>
+      <w:pPr>
+        <w:rPr>
+          <w:rFonts w:asciiTheme="majorBidi" w:hAnsiTheme="majorBidi" w:cstheme="majorBidi"/>
+          <w:b/>
+          <w:bCs/>
+          <w:color w:val="764B79"/>
+          <w:sz w:val="32"/>
+          <w:szCs w:val="32"/>
+        </w:rPr>
+      </w:pPr>
+    </w:p>
+    <w:p>
+      <w:pPr>
+        <w:rPr>
+          <w:rFonts w:asciiTheme="majorBidi" w:hAnsiTheme="majorBidi" w:cstheme="majorBidi"/>
+          <w:b/>
+          <w:bCs/>
+          <w:color w:val="764B79"/>
           <w:sz w:val="32"/>
           <w:szCs w:val="32"/>
         </w:rPr>
@@ -563,19 +775,21 @@
           <w:sz w:val="36"/>
           <w:szCs w:val="36"/>
         </w:rPr>
-        <w:t>Group Members</w:t>
-      </w:r>
-      <w:r>
-        <w:rPr>
-          <w:rFonts w:ascii="Berlin Sans FB Demi" w:hAnsi="Berlin Sans FB Demi" w:cstheme="majorBidi"/>
+        <w:t>Overview</w:t>
+      </w:r>
+    </w:p>
+    <w:p>
+      <w:pPr>
+        <w:jc w:val="center"/>
+        <w:rPr>
+          <w:rFonts w:asciiTheme="majorBidi" w:hAnsiTheme="majorBidi" w:cstheme="majorBidi"/>
           <w:b/>
           <w:bCs/>
           <w:color w:val="4D3A6A"/>
           <w:sz w:val="36"/>
           <w:szCs w:val="36"/>
         </w:rPr>
-        <w:t>:</w:t>
-      </w:r>
+      </w:pPr>
     </w:p>
     <w:p>
       <w:pPr>
@@ -594,115 +808,48 @@
           <w:sz w:val="28"/>
           <w:szCs w:val="28"/>
         </w:rPr>
-        <w:t xml:space="preserve">Rawan Jamal Mohammed Ahmed </w:t>
-      </w:r>
-      <w:r>
-        <w:rPr>
-          <w:rFonts w:ascii="Cambria" w:hAnsi="Cambria" w:cstheme="majorBidi"/>
-          <w:color w:val="9B6D86"/>
-          <w:sz w:val="28"/>
-          <w:szCs w:val="28"/>
-        </w:rPr>
-        <w:t>–</w:t>
-      </w:r>
-      <w:r>
-        <w:rPr>
-          <w:rFonts w:ascii="Cambria" w:hAnsi="Cambria" w:cstheme="majorBidi"/>
-          <w:color w:val="9B6D86"/>
-          <w:sz w:val="28"/>
-          <w:szCs w:val="28"/>
-        </w:rPr>
-        <w:t xml:space="preserve"> 202209440</w:t>
+        <w:t>Bookworms is a front-end social media platform designed for users to share book quotes, thoughts, and engage in discussions about literature. The platform includes essential social media components such as user authentication pages, a news feed, a user profile page, and interactive post elements that allow users to interact with content.</w:t>
       </w:r>
     </w:p>
     <w:p>
       <w:pPr>
         <w:jc w:val="center"/>
         <w:rPr>
-          <w:rFonts w:asciiTheme="majorBidi" w:hAnsiTheme="majorBidi" w:cstheme="majorBidi"/>
-          <w:color w:val="9B6D86"/>
-          <w:sz w:val="28"/>
-          <w:szCs w:val="28"/>
-        </w:rPr>
-      </w:pPr>
-      <w:r>
-        <w:rPr>
-          <w:rFonts w:ascii="Cambria" w:hAnsi="Cambria" w:cstheme="majorBidi"/>
-          <w:color w:val="9B6D86"/>
-          <w:sz w:val="28"/>
-          <w:szCs w:val="28"/>
-        </w:rPr>
-        <w:t xml:space="preserve">Fajer </w:t>
-      </w:r>
-      <w:r>
-        <w:rPr>
-          <w:rFonts w:ascii="Cambria" w:hAnsi="Cambria" w:cstheme="majorBidi"/>
-          <w:color w:val="9B6D86"/>
-          <w:sz w:val="28"/>
-          <w:szCs w:val="28"/>
-        </w:rPr>
-        <w:t xml:space="preserve">Abdulaziz </w:t>
-      </w:r>
-      <w:r>
-        <w:rPr>
-          <w:rFonts w:ascii="Cambria" w:hAnsi="Cambria" w:cstheme="majorBidi"/>
-          <w:color w:val="9B6D86"/>
-          <w:sz w:val="28"/>
-          <w:szCs w:val="28"/>
-        </w:rPr>
-        <w:t xml:space="preserve">Al-Nassr </w:t>
-      </w:r>
-      <w:r>
-        <w:rPr>
-          <w:rFonts w:ascii="Cambria" w:hAnsi="Cambria" w:cstheme="majorBidi"/>
-          <w:color w:val="4D3A6A"/>
-          <w:sz w:val="32"/>
-          <w:szCs w:val="32"/>
-        </w:rPr>
-        <w:t>–</w:t>
-      </w:r>
-      <w:r>
-        <w:rPr>
-          <w:rFonts w:ascii="Cambria" w:hAnsi="Cambria" w:cstheme="majorBidi"/>
-          <w:color w:val="4D3A6A"/>
-          <w:sz w:val="32"/>
-          <w:szCs w:val="32"/>
-        </w:rPr>
-        <w:t xml:space="preserve"> </w:t>
-      </w:r>
-      <w:r>
-        <w:rPr>
-          <w:rFonts w:ascii="Cambria" w:hAnsi="Cambria" w:cstheme="majorBidi"/>
-          <w:color w:val="9B6D86"/>
-          <w:sz w:val="28"/>
-          <w:szCs w:val="28"/>
-        </w:rPr>
-        <w:t>202203497</w:t>
-      </w:r>
+          <w:rFonts w:ascii="Cambria" w:hAnsi="Cambria" w:cstheme="majorBidi"/>
+          <w:color w:val="9B6D86"/>
+          <w:sz w:val="28"/>
+          <w:szCs w:val="28"/>
+        </w:rPr>
+      </w:pPr>
     </w:p>
     <w:p>
       <w:pPr>
         <w:jc w:val="center"/>
         <w:rPr>
-          <w:rFonts w:asciiTheme="majorBidi" w:hAnsiTheme="majorBidi" w:cstheme="majorBidi"/>
-          <w:b/>
-          <w:bCs/>
-          <w:color w:val="764B79"/>
-          <w:sz w:val="32"/>
-          <w:szCs w:val="32"/>
-        </w:rPr>
-      </w:pPr>
+          <w:rFonts w:ascii="Cambria" w:hAnsi="Cambria" w:cstheme="majorBidi"/>
+          <w:color w:val="9B6D86"/>
+          <w:sz w:val="28"/>
+          <w:szCs w:val="28"/>
+        </w:rPr>
+      </w:pPr>
+      <w:r>
+        <w:rPr>
+          <w:rFonts w:ascii="Cambria" w:hAnsi="Cambria" w:cstheme="majorBidi"/>
+          <w:color w:val="9B6D86"/>
+          <w:sz w:val="28"/>
+          <w:szCs w:val="28"/>
+        </w:rPr>
+        <w:t>The project is developed using HTML for structure, CSS (Flexbox) for layout and responsive design, and Vanilla JavaScript for interactivity. User data—including accounts, posts, likes, and comments—is stored locally using the browser’s localStorage, enabling the platform to function without a backend server.</w:t>
+      </w:r>
     </w:p>
     <w:p>
       <w:pPr>
         <w:jc w:val="center"/>
         <w:rPr>
-          <w:rFonts w:asciiTheme="majorBidi" w:hAnsiTheme="majorBidi" w:cstheme="majorBidi"/>
-          <w:b/>
-          <w:bCs/>
-          <w:color w:val="764B79"/>
-          <w:sz w:val="32"/>
-          <w:szCs w:val="32"/>
+          <w:rFonts w:ascii="Cambria" w:hAnsi="Cambria" w:cstheme="majorBidi"/>
+          <w:color w:val="9B6D86"/>
+          <w:sz w:val="28"/>
+          <w:szCs w:val="28"/>
         </w:rPr>
       </w:pPr>
     </w:p>
@@ -710,502 +857,20 @@
       <w:pPr>
         <w:jc w:val="center"/>
         <w:rPr>
-          <w:rFonts w:asciiTheme="majorBidi" w:hAnsiTheme="majorBidi" w:cstheme="majorBidi"/>
-          <w:b/>
-          <w:bCs/>
-          <w:color w:val="764B79"/>
-          <w:sz w:val="32"/>
-          <w:szCs w:val="32"/>
-        </w:rPr>
-      </w:pPr>
-    </w:p>
-    <w:p>
-      <w:pPr>
-        <w:jc w:val="center"/>
-        <w:rPr>
-          <w:rFonts w:asciiTheme="majorBidi" w:hAnsiTheme="majorBidi" w:cstheme="majorBidi"/>
-          <w:b/>
-          <w:bCs/>
-          <w:color w:val="764B79"/>
-          <w:sz w:val="32"/>
-          <w:szCs w:val="32"/>
-        </w:rPr>
-      </w:pPr>
-    </w:p>
-    <w:p>
-      <w:pPr>
-        <w:jc w:val="center"/>
-        <w:rPr>
-          <w:rFonts w:asciiTheme="majorBidi" w:hAnsiTheme="majorBidi" w:cstheme="majorBidi"/>
-          <w:b/>
-          <w:bCs/>
-          <w:color w:val="764B79"/>
-          <w:sz w:val="32"/>
-          <w:szCs w:val="32"/>
-        </w:rPr>
-      </w:pPr>
-    </w:p>
-    <w:p>
-      <w:pPr>
-        <w:rPr>
-          <w:rFonts w:asciiTheme="majorBidi" w:hAnsiTheme="majorBidi" w:cstheme="majorBidi"/>
-          <w:b/>
-          <w:bCs/>
-          <w:color w:val="764B79"/>
-          <w:sz w:val="32"/>
-          <w:szCs w:val="32"/>
-        </w:rPr>
-      </w:pPr>
-    </w:p>
-    <w:p>
-      <w:pPr>
-        <w:rPr>
-          <w:rFonts w:asciiTheme="majorBidi" w:hAnsiTheme="majorBidi" w:cstheme="majorBidi"/>
-          <w:b/>
-          <w:bCs/>
-          <w:color w:val="764B79"/>
-          <w:sz w:val="32"/>
-          <w:szCs w:val="32"/>
-        </w:rPr>
-      </w:pPr>
-    </w:p>
-    <w:p>
-      <w:pPr>
-        <w:rPr>
-          <w:rFonts w:asciiTheme="majorBidi" w:hAnsiTheme="majorBidi" w:cstheme="majorBidi"/>
-          <w:b/>
-          <w:bCs/>
-          <w:color w:val="764B79"/>
-          <w:sz w:val="32"/>
-          <w:szCs w:val="32"/>
-        </w:rPr>
-      </w:pPr>
-    </w:p>
-    <w:p>
-      <w:pPr>
-        <w:jc w:val="center"/>
-        <w:rPr>
-          <w:rFonts w:ascii="Berlin Sans FB Demi" w:hAnsi="Berlin Sans FB Demi" w:cstheme="majorBidi"/>
-          <w:b/>
-          <w:bCs/>
-          <w:color w:val="4D3A6A"/>
-          <w:sz w:val="36"/>
-          <w:szCs w:val="36"/>
-        </w:rPr>
-      </w:pPr>
-      <w:r>
-        <w:rPr>
-          <w:rFonts w:ascii="Berlin Sans FB Demi" w:hAnsi="Berlin Sans FB Demi" w:cstheme="majorBidi"/>
-          <w:b/>
-          <w:bCs/>
-          <w:color w:val="4D3A6A"/>
-          <w:sz w:val="36"/>
-          <w:szCs w:val="36"/>
-        </w:rPr>
-        <w:t>Overview</w:t>
-      </w:r>
-    </w:p>
-    <w:p>
-      <w:pPr>
-        <w:jc w:val="center"/>
-        <w:rPr>
-          <w:rFonts w:asciiTheme="majorBidi" w:hAnsiTheme="majorBidi" w:cstheme="majorBidi"/>
-          <w:b/>
-          <w:bCs/>
-          <w:color w:val="4D3A6A"/>
-          <w:sz w:val="36"/>
-          <w:szCs w:val="36"/>
-        </w:rPr>
-      </w:pPr>
-    </w:p>
-    <w:p>
-      <w:pPr>
-        <w:jc w:val="center"/>
-        <w:rPr>
-          <w:rFonts w:ascii="Cambria" w:hAnsi="Cambria" w:cstheme="majorBidi"/>
-          <w:color w:val="9B6D86"/>
-          <w:sz w:val="28"/>
-          <w:szCs w:val="28"/>
-        </w:rPr>
-      </w:pPr>
-      <w:r>
-        <w:rPr>
-          <w:rFonts w:ascii="Cambria" w:hAnsi="Cambria" w:cstheme="majorBidi"/>
-          <w:color w:val="9B6D86"/>
-          <w:sz w:val="28"/>
-          <w:szCs w:val="28"/>
-        </w:rPr>
-        <w:t>Bookwarms is a front-end social media platform designed for users to share book quotes, thoughts, and discussions about literature. The platform includes essential social media components such as user authentication pages, a news feed, a user profile page, and interactive post elements</w:t>
-      </w:r>
-      <w:r>
-        <w:rPr>
-          <w:rFonts w:ascii="Cambria" w:hAnsi="Cambria" w:cstheme="majorBidi"/>
-          <w:color w:val="9B6D86"/>
-          <w:sz w:val="28"/>
-          <w:szCs w:val="28"/>
-        </w:rPr>
-        <w:t xml:space="preserve"> that allows usres to engage with content</w:t>
-      </w:r>
-      <w:r>
-        <w:rPr>
-          <w:rFonts w:ascii="Cambria" w:hAnsi="Cambria" w:cstheme="majorBidi"/>
-          <w:color w:val="9B6D86"/>
-          <w:sz w:val="28"/>
-          <w:szCs w:val="28"/>
-        </w:rPr>
-        <w:t>.</w:t>
-      </w:r>
-    </w:p>
-    <w:p>
-      <w:pPr>
-        <w:jc w:val="center"/>
-        <w:rPr>
-          <w:rFonts w:ascii="Cambria" w:hAnsi="Cambria" w:cstheme="majorBidi"/>
-          <w:color w:val="9B6D86"/>
-          <w:sz w:val="28"/>
-          <w:szCs w:val="28"/>
-        </w:rPr>
-      </w:pPr>
-    </w:p>
-    <w:p>
-      <w:pPr>
-        <w:jc w:val="center"/>
-        <w:rPr>
-          <w:rFonts w:ascii="Cambria" w:hAnsi="Cambria" w:cstheme="majorBidi"/>
-          <w:color w:val="9B6D86"/>
-          <w:sz w:val="28"/>
-          <w:szCs w:val="28"/>
-        </w:rPr>
-      </w:pPr>
-      <w:r>
-        <w:rPr>
-          <w:rFonts w:ascii="Cambria" w:hAnsi="Cambria" w:cstheme="majorBidi"/>
-          <w:color w:val="9B6D86"/>
-          <w:sz w:val="28"/>
-          <w:szCs w:val="28"/>
-        </w:rPr>
-        <w:t xml:space="preserve">The project is developed using HTML for structure, CSS </w:t>
-      </w:r>
-      <w:r>
-        <w:rPr>
-          <w:rFonts w:ascii="Cambria" w:hAnsi="Cambria" w:cstheme="majorBidi"/>
-          <w:color w:val="9B6D86"/>
-          <w:sz w:val="28"/>
-          <w:szCs w:val="28"/>
-        </w:rPr>
-        <w:t>{</w:t>
-      </w:r>
-      <w:r>
-        <w:rPr>
-          <w:rFonts w:ascii="Cambria" w:hAnsi="Cambria" w:cstheme="majorBidi"/>
-          <w:color w:val="9B6D86"/>
-          <w:sz w:val="28"/>
-          <w:szCs w:val="28"/>
-        </w:rPr>
-        <w:t>Flexbox</w:t>
-      </w:r>
-      <w:r>
-        <w:rPr>
-          <w:rFonts w:ascii="Cambria" w:hAnsi="Cambria" w:cstheme="majorBidi"/>
-          <w:color w:val="9B6D86"/>
-          <w:sz w:val="28"/>
-          <w:szCs w:val="28"/>
-        </w:rPr>
-        <w:t>}</w:t>
-      </w:r>
-      <w:r>
-        <w:rPr>
-          <w:rFonts w:ascii="Cambria" w:hAnsi="Cambria" w:cstheme="majorBidi"/>
-          <w:color w:val="9B6D86"/>
-          <w:sz w:val="28"/>
-          <w:szCs w:val="28"/>
-        </w:rPr>
-        <w:t xml:space="preserve"> for layout and resposive design, and Vanilla JavaScript for interactivity. The application</w:t>
-      </w:r>
-      <w:r>
-        <w:rPr>
-          <w:rFonts w:ascii="Cambria" w:hAnsi="Cambria" w:cstheme="majorBidi"/>
-          <w:color w:val="9B6D86"/>
-          <w:sz w:val="28"/>
-          <w:szCs w:val="28"/>
-        </w:rPr>
-        <w:t xml:space="preserve"> </w:t>
-      </w:r>
-      <w:r>
-        <w:rPr>
-          <w:rFonts w:ascii="Cambria" w:hAnsi="Cambria" w:cstheme="majorBidi"/>
-          <w:color w:val="9B6D86"/>
-          <w:sz w:val="28"/>
-          <w:szCs w:val="28"/>
-        </w:rPr>
-        <w:t>store</w:t>
-      </w:r>
-      <w:r>
-        <w:rPr>
-          <w:rFonts w:ascii="Cambria" w:hAnsi="Cambria" w:cstheme="majorBidi"/>
-          <w:color w:val="9B6D86"/>
-          <w:sz w:val="28"/>
-          <w:szCs w:val="28"/>
-        </w:rPr>
-        <w:t>s</w:t>
-      </w:r>
-      <w:r>
-        <w:rPr>
-          <w:rFonts w:ascii="Cambria" w:hAnsi="Cambria" w:cstheme="majorBidi"/>
-          <w:color w:val="9B6D86"/>
-          <w:sz w:val="28"/>
-          <w:szCs w:val="28"/>
-        </w:rPr>
-        <w:t xml:space="preserve"> user data such as accounts, posts, likes, and comments</w:t>
-      </w:r>
-      <w:r>
-        <w:rPr>
-          <w:rFonts w:ascii="Cambria" w:hAnsi="Cambria" w:cstheme="majorBidi"/>
-          <w:color w:val="9B6D86"/>
-          <w:sz w:val="28"/>
-          <w:szCs w:val="28"/>
-        </w:rPr>
-        <w:t xml:space="preserve"> locally</w:t>
-      </w:r>
-      <w:r>
-        <w:rPr>
-          <w:rFonts w:ascii="Cambria" w:hAnsi="Cambria" w:cstheme="majorBidi"/>
-          <w:color w:val="9B6D86"/>
-          <w:sz w:val="28"/>
-          <w:szCs w:val="28"/>
-        </w:rPr>
-        <w:t xml:space="preserve"> using the browser’s localStorage, allowing the platform to function without a backend server.</w:t>
-      </w:r>
-    </w:p>
-    <w:p>
-      <w:pPr>
-        <w:jc w:val="center"/>
-        <w:rPr>
-          <w:rFonts w:ascii="Cambria" w:hAnsi="Cambria" w:cstheme="majorBidi"/>
-          <w:color w:val="9B6D86"/>
-          <w:sz w:val="28"/>
-          <w:szCs w:val="28"/>
-        </w:rPr>
-      </w:pPr>
-    </w:p>
-    <w:p>
-      <w:pPr>
-        <w:jc w:val="center"/>
-        <w:rPr>
-          <w:rFonts w:ascii="Cambria" w:hAnsi="Cambria" w:cstheme="majorBidi"/>
-          <w:b/>
-          <w:bCs/>
-          <w:color w:val="9B6D86"/>
-          <w:sz w:val="28"/>
-          <w:szCs w:val="28"/>
-        </w:rPr>
-      </w:pPr>
-      <w:r>
-        <w:rPr>
-          <w:rFonts w:ascii="Cambria" w:hAnsi="Cambria" w:cstheme="majorBidi"/>
-          <w:color w:val="9B6D86"/>
-          <w:sz w:val="28"/>
-          <w:szCs w:val="28"/>
-        </w:rPr>
-        <w:t>The platform</w:t>
-      </w:r>
-      <w:r>
-        <w:rPr>
-          <w:rFonts w:ascii="Cambria" w:hAnsi="Cambria" w:cstheme="majorBidi"/>
-          <w:color w:val="9B6D86"/>
-          <w:sz w:val="28"/>
-          <w:szCs w:val="28"/>
-        </w:rPr>
-        <w:t xml:space="preserve"> includes</w:t>
-      </w:r>
-      <w:r>
-        <w:rPr>
-          <w:rFonts w:ascii="Cambria" w:hAnsi="Cambria" w:cstheme="majorBidi"/>
-          <w:color w:val="9B6D86"/>
-          <w:sz w:val="28"/>
-          <w:szCs w:val="28"/>
-        </w:rPr>
-        <w:t xml:space="preserve"> several main pages, including</w:t>
-      </w:r>
-      <w:r>
-        <w:rPr>
-          <w:rFonts w:ascii="Cambria" w:hAnsi="Cambria" w:cstheme="majorBidi"/>
-          <w:color w:val="9B6D86"/>
-          <w:sz w:val="28"/>
-          <w:szCs w:val="28"/>
-        </w:rPr>
-        <w:t xml:space="preserve"> the </w:t>
-      </w:r>
-      <w:r>
-        <w:rPr>
-          <w:rFonts w:ascii="Cambria" w:hAnsi="Cambria" w:cstheme="majorBidi"/>
-          <w:color w:val="9B6D86"/>
-          <w:sz w:val="28"/>
-          <w:szCs w:val="28"/>
-        </w:rPr>
-        <w:t>L</w:t>
-      </w:r>
-      <w:r>
-        <w:rPr>
-          <w:rFonts w:ascii="Cambria" w:hAnsi="Cambria" w:cstheme="majorBidi"/>
-          <w:color w:val="9B6D86"/>
-          <w:sz w:val="28"/>
-          <w:szCs w:val="28"/>
-        </w:rPr>
-        <w:t>og</w:t>
-      </w:r>
-      <w:r>
-        <w:rPr>
-          <w:rFonts w:ascii="Cambria" w:hAnsi="Cambria" w:cstheme="majorBidi"/>
-          <w:color w:val="9B6D86"/>
-          <w:sz w:val="28"/>
-          <w:szCs w:val="28"/>
-        </w:rPr>
-        <w:t xml:space="preserve"> </w:t>
-      </w:r>
-      <w:r>
-        <w:rPr>
-          <w:rFonts w:ascii="Cambria" w:hAnsi="Cambria" w:cstheme="majorBidi"/>
-          <w:color w:val="9B6D86"/>
-          <w:sz w:val="28"/>
-          <w:szCs w:val="28"/>
-        </w:rPr>
-        <w:t xml:space="preserve">in page, </w:t>
-      </w:r>
-      <w:r>
-        <w:rPr>
-          <w:rFonts w:ascii="Cambria" w:hAnsi="Cambria" w:cstheme="majorBidi"/>
-          <w:color w:val="9B6D86"/>
-          <w:sz w:val="28"/>
-          <w:szCs w:val="28"/>
-        </w:rPr>
-        <w:t>S</w:t>
-      </w:r>
-      <w:r>
-        <w:rPr>
-          <w:rFonts w:ascii="Cambria" w:hAnsi="Cambria" w:cstheme="majorBidi"/>
-          <w:color w:val="9B6D86"/>
-          <w:sz w:val="28"/>
-          <w:szCs w:val="28"/>
-        </w:rPr>
-        <w:t>ign</w:t>
-      </w:r>
-      <w:r>
-        <w:rPr>
-          <w:rFonts w:ascii="Cambria" w:hAnsi="Cambria" w:cstheme="majorBidi"/>
-          <w:color w:val="9B6D86"/>
-          <w:sz w:val="28"/>
-          <w:szCs w:val="28"/>
-        </w:rPr>
-        <w:t xml:space="preserve"> </w:t>
-      </w:r>
-      <w:r>
-        <w:rPr>
-          <w:rFonts w:ascii="Cambria" w:hAnsi="Cambria" w:cstheme="majorBidi"/>
-          <w:color w:val="9B6D86"/>
-          <w:sz w:val="28"/>
-          <w:szCs w:val="28"/>
-        </w:rPr>
-        <w:t xml:space="preserve">up page, </w:t>
-      </w:r>
-      <w:r>
-        <w:rPr>
-          <w:rFonts w:ascii="Cambria" w:hAnsi="Cambria" w:cstheme="majorBidi"/>
-          <w:color w:val="9B6D86"/>
-          <w:sz w:val="28"/>
-          <w:szCs w:val="28"/>
-        </w:rPr>
-        <w:t>F</w:t>
-      </w:r>
-      <w:r>
-        <w:rPr>
-          <w:rFonts w:ascii="Cambria" w:hAnsi="Cambria" w:cstheme="majorBidi"/>
-          <w:color w:val="9B6D86"/>
-          <w:sz w:val="28"/>
-          <w:szCs w:val="28"/>
-        </w:rPr>
-        <w:t xml:space="preserve">eed page, and </w:t>
-      </w:r>
-      <w:r>
-        <w:rPr>
-          <w:rFonts w:ascii="Cambria" w:hAnsi="Cambria" w:cstheme="majorBidi"/>
-          <w:color w:val="9B6D86"/>
-          <w:sz w:val="28"/>
-          <w:szCs w:val="28"/>
-        </w:rPr>
-        <w:t>P</w:t>
-      </w:r>
-      <w:r>
-        <w:rPr>
-          <w:rFonts w:ascii="Cambria" w:hAnsi="Cambria" w:cstheme="majorBidi"/>
-          <w:color w:val="9B6D86"/>
-          <w:sz w:val="28"/>
-          <w:szCs w:val="28"/>
-        </w:rPr>
-        <w:t xml:space="preserve">rofile page. JavaScript functionality </w:t>
-      </w:r>
-      <w:r>
-        <w:rPr>
-          <w:rFonts w:ascii="Cambria" w:hAnsi="Cambria" w:cstheme="majorBidi"/>
-          <w:color w:val="9B6D86"/>
-          <w:sz w:val="28"/>
-          <w:szCs w:val="28"/>
-        </w:rPr>
-        <w:t xml:space="preserve">has been implemented to support </w:t>
-      </w:r>
-      <w:r>
-        <w:rPr>
-          <w:rFonts w:ascii="Cambria" w:hAnsi="Cambria" w:cstheme="majorBidi"/>
-          <w:color w:val="9B6D86"/>
-          <w:sz w:val="28"/>
-          <w:szCs w:val="28"/>
-        </w:rPr>
-        <w:t xml:space="preserve">dynamic features </w:t>
-      </w:r>
-      <w:r>
-        <w:rPr>
-          <w:rFonts w:ascii="Cambria" w:hAnsi="Cambria" w:cstheme="majorBidi"/>
-          <w:color w:val="9B6D86"/>
-          <w:sz w:val="28"/>
-          <w:szCs w:val="28"/>
-        </w:rPr>
-        <w:t xml:space="preserve">such as user registration and login, </w:t>
-      </w:r>
-      <w:r>
-        <w:rPr>
-          <w:rFonts w:ascii="Cambria" w:hAnsi="Cambria" w:cstheme="majorBidi"/>
-          <w:color w:val="9B6D86"/>
-          <w:sz w:val="28"/>
-          <w:szCs w:val="28"/>
-        </w:rPr>
-        <w:t xml:space="preserve">post creation, </w:t>
-      </w:r>
-      <w:r>
-        <w:rPr>
-          <w:rFonts w:ascii="Cambria" w:hAnsi="Cambria" w:cstheme="majorBidi"/>
-          <w:color w:val="9B6D86"/>
-          <w:sz w:val="28"/>
-          <w:szCs w:val="28"/>
-        </w:rPr>
-        <w:t xml:space="preserve">profile editing, </w:t>
-      </w:r>
-      <w:r>
-        <w:rPr>
-          <w:rFonts w:ascii="Cambria" w:hAnsi="Cambria" w:cstheme="majorBidi"/>
-          <w:color w:val="9B6D86"/>
-          <w:sz w:val="28"/>
-          <w:szCs w:val="28"/>
-        </w:rPr>
-        <w:t>and user interaction.</w:t>
-      </w:r>
-      <w:r>
-        <w:rPr>
-          <w:rFonts w:ascii="Cambria" w:hAnsi="Cambria" w:cstheme="majorBidi"/>
-          <w:color w:val="9B6D86"/>
-          <w:sz w:val="28"/>
-          <w:szCs w:val="28"/>
-        </w:rPr>
-        <w:t xml:space="preserve"> These features allow users to interact with the platform and simulate the experience of a basic social media application.</w:t>
+          <w:rFonts w:ascii="Cambria" w:hAnsi="Cambria" w:cstheme="majorBidi"/>
+          <w:color w:val="9B6D86"/>
+          <w:sz w:val="28"/>
+          <w:szCs w:val="28"/>
+        </w:rPr>
+      </w:pPr>
+      <w:r>
+        <w:rPr>
+          <w:rFonts w:ascii="Cambria" w:hAnsi="Cambria" w:cstheme="majorBidi"/>
+          <w:color w:val="9B6D86"/>
+          <w:sz w:val="28"/>
+          <w:szCs w:val="28"/>
+        </w:rPr>
+        <w:t>The platform consists of several main pages: the Log In page, Sign Up page, Feed page, and Profile page. JavaScript functionality has been implemented to support dynamic features such as user registration and login, post creation, profile editing, and user interaction. These features provide users with a fully interactive experience, simulating the core functionalities of a basic social media application.</w:t>
       </w:r>
     </w:p>
     <w:p>
@@ -1325,6 +990,20 @@
           <w:color w:val="4D3A6A"/>
           <w:sz w:val="36"/>
           <w:szCs w:val="36"/>
+          <w:rtl/>
+        </w:rPr>
+      </w:pPr>
+    </w:p>
+    <w:p>
+      <w:pPr>
+        <w:jc w:val="center"/>
+        <w:rPr>
+          <w:rFonts w:ascii="Berlin Sans FB Demi" w:hAnsi="Berlin Sans FB Demi" w:cstheme="majorBidi"/>
+          <w:b/>
+          <w:bCs/>
+          <w:color w:val="4D3A6A"/>
+          <w:sz w:val="36"/>
+          <w:szCs w:val="36"/>
         </w:rPr>
       </w:pPr>
       <w:r>
@@ -1467,6 +1146,8 @@
               <w:jc w:val="center"/>
               <w:rPr>
                 <w:rFonts w:ascii="Cambria" w:hAnsi="Cambria" w:cstheme="majorBidi"/>
+                <w:b/>
+                <w:bCs/>
                 <w:color w:val="9B6D86"/>
                 <w:sz w:val="28"/>
                 <w:szCs w:val="28"/>
@@ -1478,6 +1159,8 @@
               <w:jc w:val="center"/>
               <w:rPr>
                 <w:rFonts w:ascii="Cambria" w:hAnsi="Cambria" w:cstheme="majorBidi"/>
+                <w:b/>
+                <w:bCs/>
                 <w:color w:val="9B6D86"/>
                 <w:sz w:val="28"/>
                 <w:szCs w:val="28"/>
@@ -1486,6 +1169,8 @@
             <w:r>
               <w:rPr>
                 <w:rFonts w:ascii="Cambria" w:hAnsi="Cambria" w:cstheme="majorBidi"/>
+                <w:b/>
+                <w:bCs/>
                 <w:color w:val="9B6D86"/>
                 <w:sz w:val="28"/>
                 <w:szCs w:val="28"/>
@@ -1495,6 +1180,8 @@
             <w:r>
               <w:rPr>
                 <w:rFonts w:ascii="Cambria" w:hAnsi="Cambria" w:cstheme="majorBidi"/>
+                <w:b/>
+                <w:bCs/>
                 <w:color w:val="9B6D86"/>
                 <w:sz w:val="28"/>
                 <w:szCs w:val="28"/>
@@ -1504,6 +1191,8 @@
             <w:r>
               <w:rPr>
                 <w:rFonts w:ascii="Cambria" w:hAnsi="Cambria" w:cstheme="majorBidi"/>
+                <w:b/>
+                <w:bCs/>
                 <w:color w:val="9B6D86"/>
                 <w:sz w:val="28"/>
                 <w:szCs w:val="28"/>
@@ -1513,6 +1202,8 @@
             <w:r>
               <w:rPr>
                 <w:rFonts w:ascii="Cambria" w:hAnsi="Cambria" w:cstheme="majorBidi"/>
+                <w:b/>
+                <w:bCs/>
                 <w:color w:val="9B6D86"/>
                 <w:sz w:val="28"/>
                 <w:szCs w:val="28"/>
@@ -1525,6 +1216,8 @@
               <w:jc w:val="right"/>
               <w:rPr>
                 <w:rFonts w:ascii="Cambria" w:hAnsi="Cambria" w:cstheme="majorBidi"/>
+                <w:b/>
+                <w:bCs/>
                 <w:color w:val="9B6D86"/>
                 <w:sz w:val="28"/>
                 <w:szCs w:val="28"/>
@@ -1538,6 +1231,7 @@
           </w:tcPr>
           <w:p>
             <w:pPr>
+              <w:jc w:val="center"/>
               <w:rPr>
                 <w:rFonts w:ascii="Cambria" w:hAnsi="Cambria" w:cstheme="majorBidi"/>
                 <w:b/>
@@ -1547,6 +1241,17 @@
                 <w:szCs w:val="32"/>
               </w:rPr>
             </w:pPr>
+            <w:r>
+              <w:rPr>
+                <w:rFonts w:ascii="Segoe UI Emoji" w:hAnsi="Segoe UI Emoji" w:cs="Segoe UI Emoji"/>
+                <w:b/>
+                <w:bCs/>
+                <w:color w:val="764B79"/>
+                <w:sz w:val="32"/>
+                <w:szCs w:val="32"/>
+              </w:rPr>
+              <w:t>✅</w:t>
+            </w:r>
           </w:p>
         </w:tc>
         <w:tc>
@@ -1555,15 +1260,23 @@
           </w:tcPr>
           <w:p>
             <w:pPr>
+              <w:jc w:val="center"/>
               <w:rPr>
                 <w:rFonts w:ascii="Cambria" w:hAnsi="Cambria" w:cstheme="majorBidi"/>
-                <w:b/>
-                <w:bCs/>
                 <w:color w:val="764B79"/>
-                <w:sz w:val="32"/>
-                <w:szCs w:val="32"/>
+                <w:sz w:val="28"/>
+                <w:szCs w:val="28"/>
               </w:rPr>
             </w:pPr>
+            <w:r>
+              <w:rPr>
+                <w:rFonts w:ascii="Cambria" w:hAnsi="Cambria" w:cstheme="majorBidi"/>
+                <w:color w:val="764B79"/>
+                <w:sz w:val="28"/>
+                <w:szCs w:val="28"/>
+              </w:rPr>
+              <w:t>Works with localStorage</w:t>
+            </w:r>
           </w:p>
         </w:tc>
       </w:tr>
@@ -1581,6 +1294,8 @@
               <w:jc w:val="center"/>
               <w:rPr>
                 <w:rFonts w:ascii="Cambria" w:hAnsi="Cambria" w:cstheme="majorBidi"/>
+                <w:b/>
+                <w:bCs/>
                 <w:color w:val="9B6D86"/>
                 <w:sz w:val="28"/>
                 <w:szCs w:val="28"/>
@@ -1592,6 +1307,8 @@
               <w:jc w:val="center"/>
               <w:rPr>
                 <w:rFonts w:ascii="Cambria" w:hAnsi="Cambria" w:cstheme="majorBidi"/>
+                <w:b/>
+                <w:bCs/>
                 <w:color w:val="9B6D86"/>
                 <w:sz w:val="28"/>
                 <w:szCs w:val="28"/>
@@ -1600,6 +1317,8 @@
             <w:r>
               <w:rPr>
                 <w:rFonts w:ascii="Cambria" w:hAnsi="Cambria" w:cstheme="majorBidi"/>
+                <w:b/>
+                <w:bCs/>
                 <w:color w:val="9B6D86"/>
                 <w:sz w:val="28"/>
                 <w:szCs w:val="28"/>
@@ -1614,6 +1333,7 @@
           </w:tcPr>
           <w:p>
             <w:pPr>
+              <w:jc w:val="center"/>
               <w:rPr>
                 <w:rFonts w:ascii="Cambria" w:hAnsi="Cambria" w:cstheme="majorBidi"/>
                 <w:b/>
@@ -1623,6 +1343,17 @@
                 <w:szCs w:val="32"/>
               </w:rPr>
             </w:pPr>
+            <w:r>
+              <w:rPr>
+                <w:rFonts w:ascii="Segoe UI Emoji" w:hAnsi="Segoe UI Emoji" w:cs="Segoe UI Emoji"/>
+                <w:b/>
+                <w:bCs/>
+                <w:color w:val="764B79"/>
+                <w:sz w:val="32"/>
+                <w:szCs w:val="32"/>
+              </w:rPr>
+              <w:t>✅</w:t>
+            </w:r>
           </w:p>
         </w:tc>
         <w:tc>
@@ -1631,15 +1362,23 @@
           </w:tcPr>
           <w:p>
             <w:pPr>
+              <w:jc w:val="center"/>
               <w:rPr>
                 <w:rFonts w:ascii="Cambria" w:hAnsi="Cambria" w:cstheme="majorBidi"/>
-                <w:b/>
-                <w:bCs/>
                 <w:color w:val="764B79"/>
-                <w:sz w:val="32"/>
-                <w:szCs w:val="32"/>
+                <w:sz w:val="28"/>
+                <w:szCs w:val="28"/>
               </w:rPr>
             </w:pPr>
+            <w:r>
+              <w:rPr>
+                <w:rFonts w:ascii="Cambria" w:hAnsi="Cambria" w:cstheme="majorBidi"/>
+                <w:color w:val="764B79"/>
+                <w:sz w:val="28"/>
+                <w:szCs w:val="28"/>
+              </w:rPr>
+              <w:t>Validates username &amp; password</w:t>
+            </w:r>
           </w:p>
         </w:tc>
       </w:tr>
@@ -1654,6 +1393,8 @@
               <w:jc w:val="center"/>
               <w:rPr>
                 <w:rFonts w:ascii="Cambria" w:hAnsi="Cambria" w:cstheme="majorBidi"/>
+                <w:b/>
+                <w:bCs/>
                 <w:color w:val="9B6D86"/>
                 <w:sz w:val="28"/>
                 <w:szCs w:val="28"/>
@@ -1665,6 +1406,8 @@
               <w:jc w:val="center"/>
               <w:rPr>
                 <w:rFonts w:ascii="Cambria" w:hAnsi="Cambria" w:cstheme="majorBidi"/>
+                <w:b/>
+                <w:bCs/>
                 <w:color w:val="9B6D86"/>
                 <w:sz w:val="28"/>
                 <w:szCs w:val="28"/>
@@ -1673,6 +1416,8 @@
             <w:r>
               <w:rPr>
                 <w:rFonts w:ascii="Cambria" w:hAnsi="Cambria" w:cstheme="majorBidi"/>
+                <w:b/>
+                <w:bCs/>
                 <w:color w:val="9B6D86"/>
                 <w:sz w:val="28"/>
                 <w:szCs w:val="28"/>
@@ -1685,6 +1430,8 @@
               <w:jc w:val="center"/>
               <w:rPr>
                 <w:rFonts w:ascii="Cambria" w:hAnsi="Cambria" w:cstheme="majorBidi"/>
+                <w:b/>
+                <w:bCs/>
                 <w:color w:val="9B6D86"/>
                 <w:sz w:val="28"/>
                 <w:szCs w:val="28"/>
@@ -1698,6 +1445,7 @@
           </w:tcPr>
           <w:p>
             <w:pPr>
+              <w:jc w:val="center"/>
               <w:rPr>
                 <w:rFonts w:ascii="Cambria" w:hAnsi="Cambria" w:cstheme="majorBidi"/>
                 <w:b/>
@@ -1707,6 +1455,17 @@
                 <w:szCs w:val="32"/>
               </w:rPr>
             </w:pPr>
+            <w:r>
+              <w:rPr>
+                <w:rFonts w:ascii="Segoe UI Emoji" w:hAnsi="Segoe UI Emoji" w:cs="Segoe UI Emoji"/>
+                <w:b/>
+                <w:bCs/>
+                <w:color w:val="764B79"/>
+                <w:sz w:val="32"/>
+                <w:szCs w:val="32"/>
+              </w:rPr>
+              <w:t>✅</w:t>
+            </w:r>
           </w:p>
         </w:tc>
         <w:tc>
@@ -1715,15 +1474,23 @@
           </w:tcPr>
           <w:p>
             <w:pPr>
+              <w:jc w:val="center"/>
               <w:rPr>
                 <w:rFonts w:ascii="Cambria" w:hAnsi="Cambria" w:cstheme="majorBidi"/>
-                <w:b/>
-                <w:bCs/>
                 <w:color w:val="764B79"/>
-                <w:sz w:val="32"/>
-                <w:szCs w:val="32"/>
+                <w:sz w:val="28"/>
+                <w:szCs w:val="28"/>
               </w:rPr>
             </w:pPr>
+            <w:r>
+              <w:rPr>
+                <w:rFonts w:ascii="Cambria" w:hAnsi="Cambria" w:cstheme="majorBidi"/>
+                <w:color w:val="764B79"/>
+                <w:sz w:val="28"/>
+                <w:szCs w:val="28"/>
+              </w:rPr>
+              <w:t>Editable, shows stats</w:t>
+            </w:r>
           </w:p>
         </w:tc>
       </w:tr>
@@ -1738,6 +1505,8 @@
               <w:jc w:val="center"/>
               <w:rPr>
                 <w:rFonts w:ascii="Cambria" w:hAnsi="Cambria" w:cstheme="majorBidi"/>
+                <w:b/>
+                <w:bCs/>
                 <w:color w:val="9B6D86"/>
                 <w:sz w:val="28"/>
                 <w:szCs w:val="28"/>
@@ -1749,6 +1518,8 @@
               <w:jc w:val="center"/>
               <w:rPr>
                 <w:rFonts w:ascii="Cambria" w:hAnsi="Cambria" w:cstheme="majorBidi"/>
+                <w:b/>
+                <w:bCs/>
                 <w:color w:val="9B6D86"/>
                 <w:sz w:val="28"/>
                 <w:szCs w:val="28"/>
@@ -1757,6 +1528,8 @@
             <w:r>
               <w:rPr>
                 <w:rFonts w:ascii="Cambria" w:hAnsi="Cambria" w:cstheme="majorBidi"/>
+                <w:b/>
+                <w:bCs/>
                 <w:color w:val="9B6D86"/>
                 <w:sz w:val="28"/>
                 <w:szCs w:val="28"/>
@@ -1769,6 +1542,8 @@
               <w:jc w:val="center"/>
               <w:rPr>
                 <w:rFonts w:ascii="Cambria" w:hAnsi="Cambria" w:cstheme="majorBidi"/>
+                <w:b/>
+                <w:bCs/>
                 <w:color w:val="9B6D86"/>
                 <w:sz w:val="28"/>
                 <w:szCs w:val="28"/>
@@ -1782,6 +1557,7 @@
           </w:tcPr>
           <w:p>
             <w:pPr>
+              <w:jc w:val="center"/>
               <w:rPr>
                 <w:rFonts w:ascii="Cambria" w:hAnsi="Cambria" w:cstheme="majorBidi"/>
                 <w:b/>
@@ -1791,6 +1567,17 @@
                 <w:szCs w:val="32"/>
               </w:rPr>
             </w:pPr>
+            <w:r>
+              <w:rPr>
+                <w:rFonts w:ascii="Segoe UI Emoji" w:hAnsi="Segoe UI Emoji" w:cs="Segoe UI Emoji"/>
+                <w:b/>
+                <w:bCs/>
+                <w:color w:val="764B79"/>
+                <w:sz w:val="32"/>
+                <w:szCs w:val="32"/>
+              </w:rPr>
+              <w:t>✅</w:t>
+            </w:r>
           </w:p>
         </w:tc>
         <w:tc>
@@ -1799,15 +1586,23 @@
           </w:tcPr>
           <w:p>
             <w:pPr>
+              <w:jc w:val="center"/>
               <w:rPr>
                 <w:rFonts w:ascii="Cambria" w:hAnsi="Cambria" w:cstheme="majorBidi"/>
-                <w:b/>
-                <w:bCs/>
                 <w:color w:val="764B79"/>
-                <w:sz w:val="32"/>
-                <w:szCs w:val="32"/>
+                <w:sz w:val="28"/>
+                <w:szCs w:val="28"/>
               </w:rPr>
             </w:pPr>
+            <w:r>
+              <w:rPr>
+                <w:rFonts w:ascii="Cambria" w:hAnsi="Cambria" w:cstheme="majorBidi"/>
+                <w:color w:val="764B79"/>
+                <w:sz w:val="28"/>
+                <w:szCs w:val="28"/>
+              </w:rPr>
+              <w:t>Shows all posts</w:t>
+            </w:r>
           </w:p>
         </w:tc>
       </w:tr>
@@ -1822,6 +1617,8 @@
               <w:jc w:val="center"/>
               <w:rPr>
                 <w:rFonts w:ascii="Cambria" w:hAnsi="Cambria" w:cstheme="majorBidi"/>
+                <w:b/>
+                <w:bCs/>
                 <w:color w:val="9B6D86"/>
                 <w:sz w:val="28"/>
                 <w:szCs w:val="28"/>
@@ -1833,6 +1630,8 @@
               <w:jc w:val="center"/>
               <w:rPr>
                 <w:rFonts w:ascii="Cambria" w:hAnsi="Cambria" w:cstheme="majorBidi"/>
+                <w:b/>
+                <w:bCs/>
                 <w:color w:val="9B6D86"/>
                 <w:sz w:val="28"/>
                 <w:szCs w:val="28"/>
@@ -1841,6 +1640,8 @@
             <w:r>
               <w:rPr>
                 <w:rFonts w:ascii="Cambria" w:hAnsi="Cambria" w:cstheme="majorBidi"/>
+                <w:b/>
+                <w:bCs/>
                 <w:color w:val="9B6D86"/>
                 <w:sz w:val="28"/>
                 <w:szCs w:val="28"/>
@@ -1853,6 +1654,8 @@
               <w:jc w:val="center"/>
               <w:rPr>
                 <w:rFonts w:ascii="Cambria" w:hAnsi="Cambria" w:cstheme="majorBidi"/>
+                <w:b/>
+                <w:bCs/>
                 <w:color w:val="9B6D86"/>
                 <w:sz w:val="28"/>
                 <w:szCs w:val="28"/>
@@ -1866,6 +1669,7 @@
           </w:tcPr>
           <w:p>
             <w:pPr>
+              <w:jc w:val="center"/>
               <w:rPr>
                 <w:rFonts w:ascii="Cambria" w:hAnsi="Cambria" w:cstheme="majorBidi"/>
                 <w:b/>
@@ -1875,6 +1679,17 @@
                 <w:szCs w:val="32"/>
               </w:rPr>
             </w:pPr>
+            <w:r>
+              <w:rPr>
+                <w:rFonts w:ascii="Segoe UI Emoji" w:hAnsi="Segoe UI Emoji" w:cs="Segoe UI Emoji"/>
+                <w:b/>
+                <w:bCs/>
+                <w:color w:val="764B79"/>
+                <w:sz w:val="32"/>
+                <w:szCs w:val="32"/>
+              </w:rPr>
+              <w:t>✅</w:t>
+            </w:r>
           </w:p>
         </w:tc>
         <w:tc>
@@ -1883,15 +1698,23 @@
           </w:tcPr>
           <w:p>
             <w:pPr>
+              <w:jc w:val="center"/>
               <w:rPr>
                 <w:rFonts w:ascii="Cambria" w:hAnsi="Cambria" w:cstheme="majorBidi"/>
-                <w:b/>
-                <w:bCs/>
                 <w:color w:val="764B79"/>
-                <w:sz w:val="32"/>
-                <w:szCs w:val="32"/>
+                <w:sz w:val="28"/>
+                <w:szCs w:val="28"/>
               </w:rPr>
             </w:pPr>
+            <w:r>
+              <w:rPr>
+                <w:rFonts w:ascii="Cambria" w:hAnsi="Cambria" w:cstheme="majorBidi"/>
+                <w:color w:val="764B79"/>
+                <w:sz w:val="28"/>
+                <w:szCs w:val="28"/>
+              </w:rPr>
+              <w:t>Posts appear in feed &amp; profile</w:t>
+            </w:r>
           </w:p>
         </w:tc>
       </w:tr>
@@ -1906,6 +1729,8 @@
               <w:jc w:val="center"/>
               <w:rPr>
                 <w:rFonts w:ascii="Cambria" w:hAnsi="Cambria" w:cstheme="majorBidi"/>
+                <w:b/>
+                <w:bCs/>
                 <w:color w:val="9B6D86"/>
                 <w:sz w:val="28"/>
                 <w:szCs w:val="28"/>
@@ -1917,6 +1742,8 @@
               <w:jc w:val="center"/>
               <w:rPr>
                 <w:rFonts w:ascii="Cambria" w:hAnsi="Cambria" w:cstheme="majorBidi"/>
+                <w:b/>
+                <w:bCs/>
                 <w:color w:val="9B6D86"/>
                 <w:sz w:val="28"/>
                 <w:szCs w:val="28"/>
@@ -1925,6 +1752,8 @@
             <w:r>
               <w:rPr>
                 <w:rFonts w:ascii="Cambria" w:hAnsi="Cambria" w:cstheme="majorBidi"/>
+                <w:b/>
+                <w:bCs/>
                 <w:color w:val="9B6D86"/>
                 <w:sz w:val="28"/>
                 <w:szCs w:val="28"/>
@@ -1937,6 +1766,8 @@
               <w:jc w:val="center"/>
               <w:rPr>
                 <w:rFonts w:ascii="Cambria" w:hAnsi="Cambria" w:cstheme="majorBidi"/>
+                <w:b/>
+                <w:bCs/>
                 <w:color w:val="9B6D86"/>
                 <w:sz w:val="28"/>
                 <w:szCs w:val="28"/>
@@ -1950,6 +1781,7 @@
           </w:tcPr>
           <w:p>
             <w:pPr>
+              <w:jc w:val="center"/>
               <w:rPr>
                 <w:rFonts w:ascii="Cambria" w:hAnsi="Cambria" w:cstheme="majorBidi"/>
                 <w:b/>
@@ -1959,6 +1791,17 @@
                 <w:szCs w:val="32"/>
               </w:rPr>
             </w:pPr>
+            <w:r>
+              <w:rPr>
+                <w:rFonts w:ascii="Segoe UI Emoji" w:hAnsi="Segoe UI Emoji" w:cs="Segoe UI Emoji"/>
+                <w:b/>
+                <w:bCs/>
+                <w:color w:val="764B79"/>
+                <w:sz w:val="32"/>
+                <w:szCs w:val="32"/>
+              </w:rPr>
+              <w:t>✅</w:t>
+            </w:r>
           </w:p>
         </w:tc>
         <w:tc>
@@ -1967,15 +1810,23 @@
           </w:tcPr>
           <w:p>
             <w:pPr>
+              <w:jc w:val="center"/>
               <w:rPr>
                 <w:rFonts w:ascii="Cambria" w:hAnsi="Cambria" w:cstheme="majorBidi"/>
-                <w:b/>
-                <w:bCs/>
                 <w:color w:val="764B79"/>
-                <w:sz w:val="32"/>
-                <w:szCs w:val="32"/>
+                <w:sz w:val="28"/>
+                <w:szCs w:val="28"/>
               </w:rPr>
             </w:pPr>
+            <w:r>
+              <w:rPr>
+                <w:rFonts w:ascii="Cambria" w:hAnsi="Cambria" w:cstheme="majorBidi"/>
+                <w:color w:val="764B79"/>
+                <w:sz w:val="28"/>
+                <w:szCs w:val="28"/>
+              </w:rPr>
+              <w:t>Likes update dynamically</w:t>
+            </w:r>
           </w:p>
         </w:tc>
       </w:tr>
@@ -1990,6 +1841,8 @@
               <w:jc w:val="center"/>
               <w:rPr>
                 <w:rFonts w:ascii="Cambria" w:hAnsi="Cambria" w:cstheme="majorBidi"/>
+                <w:b/>
+                <w:bCs/>
                 <w:color w:val="9B6D86"/>
                 <w:sz w:val="28"/>
                 <w:szCs w:val="28"/>
@@ -2001,6 +1854,8 @@
               <w:jc w:val="center"/>
               <w:rPr>
                 <w:rFonts w:ascii="Cambria" w:hAnsi="Cambria" w:cstheme="majorBidi"/>
+                <w:b/>
+                <w:bCs/>
                 <w:color w:val="9B6D86"/>
                 <w:sz w:val="28"/>
                 <w:szCs w:val="28"/>
@@ -2009,6 +1864,8 @@
             <w:r>
               <w:rPr>
                 <w:rFonts w:ascii="Cambria" w:hAnsi="Cambria" w:cstheme="majorBidi"/>
+                <w:b/>
+                <w:bCs/>
                 <w:color w:val="9B6D86"/>
                 <w:sz w:val="28"/>
                 <w:szCs w:val="28"/>
@@ -2021,6 +1878,8 @@
               <w:jc w:val="center"/>
               <w:rPr>
                 <w:rFonts w:ascii="Cambria" w:hAnsi="Cambria" w:cstheme="majorBidi"/>
+                <w:b/>
+                <w:bCs/>
                 <w:color w:val="9B6D86"/>
                 <w:sz w:val="28"/>
                 <w:szCs w:val="28"/>
@@ -2034,6 +1893,7 @@
           </w:tcPr>
           <w:p>
             <w:pPr>
+              <w:jc w:val="center"/>
               <w:rPr>
                 <w:rFonts w:ascii="Cambria" w:hAnsi="Cambria" w:cstheme="majorBidi"/>
                 <w:b/>
@@ -2043,6 +1903,17 @@
                 <w:szCs w:val="32"/>
               </w:rPr>
             </w:pPr>
+            <w:r>
+              <w:rPr>
+                <w:rFonts w:ascii="Segoe UI Emoji" w:hAnsi="Segoe UI Emoji" w:cs="Segoe UI Emoji"/>
+                <w:b/>
+                <w:bCs/>
+                <w:color w:val="764B79"/>
+                <w:sz w:val="32"/>
+                <w:szCs w:val="32"/>
+              </w:rPr>
+              <w:t>✅</w:t>
+            </w:r>
           </w:p>
         </w:tc>
         <w:tc>
@@ -2051,15 +1922,23 @@
           </w:tcPr>
           <w:p>
             <w:pPr>
+              <w:jc w:val="center"/>
               <w:rPr>
                 <w:rFonts w:ascii="Cambria" w:hAnsi="Cambria" w:cstheme="majorBidi"/>
-                <w:b/>
-                <w:bCs/>
                 <w:color w:val="764B79"/>
-                <w:sz w:val="32"/>
-                <w:szCs w:val="32"/>
+                <w:sz w:val="28"/>
+                <w:szCs w:val="28"/>
               </w:rPr>
             </w:pPr>
+            <w:r>
+              <w:rPr>
+                <w:rFonts w:ascii="Cambria" w:hAnsi="Cambria" w:cstheme="majorBidi"/>
+                <w:color w:val="764B79"/>
+                <w:sz w:val="28"/>
+                <w:szCs w:val="28"/>
+              </w:rPr>
+              <w:t>Comments appear under posts</w:t>
+            </w:r>
           </w:p>
         </w:tc>
       </w:tr>
@@ -2074,6 +1953,8 @@
               <w:jc w:val="center"/>
               <w:rPr>
                 <w:rFonts w:ascii="Cambria" w:hAnsi="Cambria" w:cstheme="majorBidi"/>
+                <w:b/>
+                <w:bCs/>
                 <w:color w:val="9B6D86"/>
                 <w:sz w:val="28"/>
                 <w:szCs w:val="28"/>
@@ -2085,6 +1966,8 @@
               <w:jc w:val="center"/>
               <w:rPr>
                 <w:rFonts w:ascii="Cambria" w:hAnsi="Cambria" w:cstheme="majorBidi"/>
+                <w:b/>
+                <w:bCs/>
                 <w:color w:val="9B6D86"/>
                 <w:sz w:val="28"/>
                 <w:szCs w:val="28"/>
@@ -2093,6 +1976,8 @@
             <w:r>
               <w:rPr>
                 <w:rFonts w:ascii="Cambria" w:hAnsi="Cambria" w:cstheme="majorBidi"/>
+                <w:b/>
+                <w:bCs/>
                 <w:color w:val="9B6D86"/>
                 <w:sz w:val="28"/>
                 <w:szCs w:val="28"/>
@@ -2105,6 +1990,8 @@
               <w:jc w:val="center"/>
               <w:rPr>
                 <w:rFonts w:ascii="Cambria" w:hAnsi="Cambria" w:cstheme="majorBidi"/>
+                <w:b/>
+                <w:bCs/>
                 <w:color w:val="9B6D86"/>
                 <w:sz w:val="28"/>
                 <w:szCs w:val="28"/>
@@ -2118,6 +2005,7 @@
           </w:tcPr>
           <w:p>
             <w:pPr>
+              <w:jc w:val="center"/>
               <w:rPr>
                 <w:rFonts w:ascii="Cambria" w:hAnsi="Cambria" w:cstheme="majorBidi"/>
                 <w:b/>
@@ -2127,6 +2015,17 @@
                 <w:szCs w:val="32"/>
               </w:rPr>
             </w:pPr>
+            <w:r>
+              <w:rPr>
+                <w:rFonts w:ascii="Segoe UI Emoji" w:hAnsi="Segoe UI Emoji" w:cs="Segoe UI Emoji"/>
+                <w:b/>
+                <w:bCs/>
+                <w:color w:val="764B79"/>
+                <w:sz w:val="32"/>
+                <w:szCs w:val="32"/>
+              </w:rPr>
+              <w:t>✅</w:t>
+            </w:r>
           </w:p>
         </w:tc>
         <w:tc>
@@ -2135,15 +2034,23 @@
           </w:tcPr>
           <w:p>
             <w:pPr>
+              <w:jc w:val="center"/>
               <w:rPr>
                 <w:rFonts w:ascii="Cambria" w:hAnsi="Cambria" w:cstheme="majorBidi"/>
-                <w:b/>
-                <w:bCs/>
                 <w:color w:val="764B79"/>
-                <w:sz w:val="32"/>
-                <w:szCs w:val="32"/>
+                <w:sz w:val="28"/>
+                <w:szCs w:val="28"/>
               </w:rPr>
             </w:pPr>
+            <w:r>
+              <w:rPr>
+                <w:rFonts w:ascii="Cambria" w:hAnsi="Cambria" w:cstheme="majorBidi"/>
+                <w:color w:val="764B79"/>
+                <w:sz w:val="28"/>
+                <w:szCs w:val="28"/>
+              </w:rPr>
+              <w:t>Follow/unfollow other users</w:t>
+            </w:r>
           </w:p>
         </w:tc>
       </w:tr>
@@ -2161,6 +2068,8 @@
               <w:jc w:val="center"/>
               <w:rPr>
                 <w:rFonts w:ascii="Cambria" w:hAnsi="Cambria" w:cstheme="majorBidi"/>
+                <w:b/>
+                <w:bCs/>
                 <w:color w:val="9B6D86"/>
                 <w:sz w:val="28"/>
                 <w:szCs w:val="28"/>
@@ -2172,6 +2081,8 @@
               <w:jc w:val="center"/>
               <w:rPr>
                 <w:rFonts w:ascii="Cambria" w:hAnsi="Cambria" w:cstheme="majorBidi"/>
+                <w:b/>
+                <w:bCs/>
                 <w:color w:val="9B6D86"/>
                 <w:sz w:val="28"/>
                 <w:szCs w:val="28"/>
@@ -2180,6 +2091,8 @@
             <w:r>
               <w:rPr>
                 <w:rFonts w:ascii="Cambria" w:hAnsi="Cambria" w:cstheme="majorBidi"/>
+                <w:b/>
+                <w:bCs/>
                 <w:color w:val="9B6D86"/>
                 <w:sz w:val="28"/>
                 <w:szCs w:val="28"/>
@@ -2194,6 +2107,7 @@
           </w:tcPr>
           <w:p>
             <w:pPr>
+              <w:jc w:val="center"/>
               <w:rPr>
                 <w:rFonts w:ascii="Cambria" w:hAnsi="Cambria" w:cstheme="majorBidi"/>
                 <w:b/>
@@ -2203,6 +2117,17 @@
                 <w:szCs w:val="32"/>
               </w:rPr>
             </w:pPr>
+            <w:r>
+              <w:rPr>
+                <w:rFonts w:ascii="Segoe UI Emoji" w:hAnsi="Segoe UI Emoji" w:cs="Segoe UI Emoji"/>
+                <w:b/>
+                <w:bCs/>
+                <w:color w:val="764B79"/>
+                <w:sz w:val="32"/>
+                <w:szCs w:val="32"/>
+              </w:rPr>
+              <w:t>✅</w:t>
+            </w:r>
           </w:p>
         </w:tc>
         <w:tc>
@@ -2211,15 +2136,23 @@
           </w:tcPr>
           <w:p>
             <w:pPr>
+              <w:jc w:val="center"/>
               <w:rPr>
                 <w:rFonts w:ascii="Cambria" w:hAnsi="Cambria" w:cstheme="majorBidi"/>
-                <w:b/>
-                <w:bCs/>
                 <w:color w:val="764B79"/>
-                <w:sz w:val="32"/>
-                <w:szCs w:val="32"/>
+                <w:sz w:val="28"/>
+                <w:szCs w:val="28"/>
               </w:rPr>
             </w:pPr>
+            <w:r>
+              <w:rPr>
+                <w:rFonts w:ascii="Cambria" w:hAnsi="Cambria" w:cstheme="majorBidi"/>
+                <w:color w:val="764B79"/>
+                <w:sz w:val="28"/>
+                <w:szCs w:val="28"/>
+              </w:rPr>
+              <w:t>Updates name, username, photo</w:t>
+            </w:r>
           </w:p>
         </w:tc>
       </w:tr>
@@ -2458,7 +2391,18 @@
           <w:sz w:val="28"/>
           <w:szCs w:val="28"/>
         </w:rPr>
-        <w:t>Create a new Account:</w:t>
+        <w:t>Create a New Account</w:t>
+      </w:r>
+      <w:r>
+        <w:rPr>
+          <w:rFonts w:ascii="Cambria" w:hAnsi="Cambria" w:cstheme="majorBidi"/>
+          <w:b/>
+          <w:bCs/>
+          <w:color w:val="9B6D86"/>
+          <w:sz w:val="28"/>
+          <w:szCs w:val="28"/>
+        </w:rPr>
+        <w:t>:</w:t>
       </w:r>
     </w:p>
     <w:p>
@@ -2466,7 +2410,7 @@
         <w:pStyle w:val="ListParagraph"/>
         <w:numPr>
           <w:ilvl w:val="0"/>
-          <w:numId w:val="3"/>
+          <w:numId w:val="10"/>
         </w:numPr>
         <w:rPr>
           <w:rFonts w:ascii="Cambria" w:hAnsi="Cambria" w:cstheme="majorBidi"/>
@@ -2482,43 +2426,7 @@
           <w:sz w:val="28"/>
           <w:szCs w:val="28"/>
         </w:rPr>
-        <w:t xml:space="preserve">Open the Sign up page, and enter the following information </w:t>
-      </w:r>
-      <w:r>
-        <w:rPr>
-          <w:rFonts w:ascii="Cambria" w:hAnsi="Cambria" w:cstheme="majorBidi"/>
-          <w:color w:val="9B6D86"/>
-          <w:sz w:val="28"/>
-          <w:szCs w:val="28"/>
-        </w:rPr>
-        <w:t>{</w:t>
-      </w:r>
-      <w:r>
-        <w:rPr>
-          <w:rFonts w:ascii="Cambria" w:hAnsi="Cambria" w:cstheme="majorBidi"/>
-          <w:color w:val="9B6D86"/>
-          <w:sz w:val="28"/>
-          <w:szCs w:val="28"/>
-        </w:rPr>
-        <w:t>username, email, password</w:t>
-      </w:r>
-      <w:r>
-        <w:rPr>
-          <w:rFonts w:ascii="Cambria" w:hAnsi="Cambria" w:cstheme="majorBidi"/>
-          <w:color w:val="9B6D86"/>
-          <w:sz w:val="28"/>
-          <w:szCs w:val="28"/>
-        </w:rPr>
-        <w:t>}</w:t>
-      </w:r>
-      <w:r>
-        <w:rPr>
-          <w:rFonts w:ascii="Cambria" w:hAnsi="Cambria" w:cstheme="majorBidi"/>
-          <w:color w:val="9B6D86"/>
-          <w:sz w:val="28"/>
-          <w:szCs w:val="28"/>
-        </w:rPr>
-        <w:t>, them click the Sign up button.</w:t>
+        <w:t>Open the Sign Up page.</w:t>
       </w:r>
     </w:p>
     <w:p>
@@ -2526,7 +2434,7 @@
         <w:pStyle w:val="ListParagraph"/>
         <w:numPr>
           <w:ilvl w:val="0"/>
-          <w:numId w:val="3"/>
+          <w:numId w:val="10"/>
         </w:numPr>
         <w:rPr>
           <w:rFonts w:ascii="Cambria" w:hAnsi="Cambria" w:cstheme="majorBidi"/>
@@ -2542,7 +2450,7 @@
           <w:sz w:val="28"/>
           <w:szCs w:val="28"/>
         </w:rPr>
-        <w:t>The user account will be stored in the browser using localStorage.</w:t>
+        <w:t>Enter the required information: Username, Email, Password, then click the Sign Up button.</w:t>
       </w:r>
     </w:p>
     <w:p>
@@ -2550,7 +2458,7 @@
         <w:pStyle w:val="ListParagraph"/>
         <w:numPr>
           <w:ilvl w:val="0"/>
-          <w:numId w:val="3"/>
+          <w:numId w:val="10"/>
         </w:numPr>
         <w:rPr>
           <w:rFonts w:ascii="Cambria" w:hAnsi="Cambria" w:cstheme="majorBidi"/>
@@ -2566,25 +2474,31 @@
           <w:sz w:val="28"/>
           <w:szCs w:val="28"/>
         </w:rPr>
-        <w:t>After the registeration</w:t>
-      </w:r>
-      <w:r>
-        <w:rPr>
-          <w:rFonts w:ascii="Cambria" w:hAnsi="Cambria" w:cstheme="majorBidi"/>
-          <w:color w:val="9B6D86"/>
-          <w:sz w:val="28"/>
-          <w:szCs w:val="28"/>
-        </w:rPr>
-        <w:t xml:space="preserve"> process is completed</w:t>
-      </w:r>
-      <w:r>
-        <w:rPr>
-          <w:rFonts w:ascii="Cambria" w:hAnsi="Cambria" w:cstheme="majorBidi"/>
-          <w:color w:val="9B6D86"/>
-          <w:sz w:val="28"/>
-          <w:szCs w:val="28"/>
-        </w:rPr>
-        <w:t>, the user will be redirected to the Login page.</w:t>
+        <w:t>The account is stored locally in the browser using localStorage.</w:t>
+      </w:r>
+    </w:p>
+    <w:p>
+      <w:pPr>
+        <w:pStyle w:val="ListParagraph"/>
+        <w:numPr>
+          <w:ilvl w:val="0"/>
+          <w:numId w:val="10"/>
+        </w:numPr>
+        <w:rPr>
+          <w:rFonts w:ascii="Cambria" w:hAnsi="Cambria" w:cstheme="majorBidi"/>
+          <w:color w:val="9B6D86"/>
+          <w:sz w:val="28"/>
+          <w:szCs w:val="28"/>
+        </w:rPr>
+      </w:pPr>
+      <w:r>
+        <w:rPr>
+          <w:rFonts w:ascii="Cambria" w:hAnsi="Cambria" w:cstheme="majorBidi"/>
+          <w:color w:val="9B6D86"/>
+          <w:sz w:val="28"/>
+          <w:szCs w:val="28"/>
+        </w:rPr>
+        <w:t>Once registration is complete, the user is redirected to the Log In page.</w:t>
       </w:r>
     </w:p>
     <w:p>
@@ -2624,29 +2538,18 @@
           <w:sz w:val="28"/>
           <w:szCs w:val="28"/>
         </w:rPr>
-        <w:t>Log</w:t>
-      </w:r>
-      <w:r>
-        <w:rPr>
-          <w:rFonts w:ascii="Cambria" w:hAnsi="Cambria" w:cstheme="majorBidi"/>
-          <w:b/>
-          <w:bCs/>
-          <w:color w:val="9B6D86"/>
-          <w:sz w:val="28"/>
-          <w:szCs w:val="28"/>
-        </w:rPr>
-        <w:t xml:space="preserve"> </w:t>
-      </w:r>
-      <w:r>
-        <w:rPr>
-          <w:rFonts w:ascii="Cambria" w:hAnsi="Cambria" w:cstheme="majorBidi"/>
-          <w:b/>
-          <w:bCs/>
-          <w:color w:val="9B6D86"/>
-          <w:sz w:val="28"/>
-          <w:szCs w:val="28"/>
-        </w:rPr>
-        <w:t>in to the Platform:</w:t>
+        <w:t>Log In to the Platform</w:t>
+      </w:r>
+      <w:r>
+        <w:rPr>
+          <w:rFonts w:ascii="Cambria" w:hAnsi="Cambria" w:cstheme="majorBidi"/>
+          <w:b/>
+          <w:bCs/>
+          <w:color w:val="9B6D86"/>
+          <w:sz w:val="28"/>
+          <w:szCs w:val="28"/>
+        </w:rPr>
+        <w:t>:</w:t>
       </w:r>
     </w:p>
     <w:p>
@@ -2654,7 +2557,7 @@
         <w:pStyle w:val="ListParagraph"/>
         <w:numPr>
           <w:ilvl w:val="0"/>
-          <w:numId w:val="3"/>
+          <w:numId w:val="11"/>
         </w:numPr>
         <w:rPr>
           <w:rFonts w:ascii="Cambria" w:hAnsi="Cambria" w:cstheme="majorBidi"/>
@@ -2670,61 +2573,7 @@
           <w:sz w:val="28"/>
           <w:szCs w:val="28"/>
         </w:rPr>
-        <w:t xml:space="preserve">Open the </w:t>
-      </w:r>
-      <w:r>
-        <w:rPr>
-          <w:rFonts w:ascii="Cambria" w:hAnsi="Cambria" w:cstheme="majorBidi"/>
-          <w:color w:val="9B6D86"/>
-          <w:sz w:val="28"/>
-          <w:szCs w:val="28"/>
-        </w:rPr>
-        <w:t>L</w:t>
-      </w:r>
-      <w:r>
-        <w:rPr>
-          <w:rFonts w:ascii="Cambria" w:hAnsi="Cambria" w:cstheme="majorBidi"/>
-          <w:color w:val="9B6D86"/>
-          <w:sz w:val="28"/>
-          <w:szCs w:val="28"/>
-        </w:rPr>
-        <w:t>og</w:t>
-      </w:r>
-      <w:r>
-        <w:rPr>
-          <w:rFonts w:ascii="Cambria" w:hAnsi="Cambria" w:cstheme="majorBidi"/>
-          <w:color w:val="9B6D86"/>
-          <w:sz w:val="28"/>
-          <w:szCs w:val="28"/>
-        </w:rPr>
-        <w:t xml:space="preserve"> </w:t>
-      </w:r>
-      <w:r>
-        <w:rPr>
-          <w:rFonts w:ascii="Cambria" w:hAnsi="Cambria" w:cstheme="majorBidi"/>
-          <w:color w:val="9B6D86"/>
-          <w:sz w:val="28"/>
-          <w:szCs w:val="28"/>
-        </w:rPr>
-        <w:t xml:space="preserve">in page, enter your username and password, then click the </w:t>
-      </w:r>
-      <w:r>
-        <w:rPr>
-          <w:rFonts w:ascii="Cambria" w:hAnsi="Cambria" w:cstheme="majorBidi"/>
-          <w:color w:val="9B6D86"/>
-          <w:sz w:val="28"/>
-          <w:szCs w:val="28"/>
-        </w:rPr>
-        <w:t xml:space="preserve">log in </w:t>
-      </w:r>
-      <w:r>
-        <w:rPr>
-          <w:rFonts w:ascii="Cambria" w:hAnsi="Cambria" w:cstheme="majorBidi"/>
-          <w:color w:val="9B6D86"/>
-          <w:sz w:val="28"/>
-          <w:szCs w:val="28"/>
-        </w:rPr>
-        <w:t>button.</w:t>
+        <w:t>Open the Log In page.</w:t>
       </w:r>
     </w:p>
     <w:p>
@@ -2732,7 +2581,7 @@
         <w:pStyle w:val="ListParagraph"/>
         <w:numPr>
           <w:ilvl w:val="0"/>
-          <w:numId w:val="3"/>
+          <w:numId w:val="11"/>
         </w:numPr>
         <w:rPr>
           <w:rFonts w:ascii="Cambria" w:hAnsi="Cambria" w:cstheme="majorBidi"/>
@@ -2748,25 +2597,31 @@
           <w:sz w:val="28"/>
           <w:szCs w:val="28"/>
         </w:rPr>
-        <w:t xml:space="preserve">After successful login, </w:t>
-      </w:r>
-      <w:r>
-        <w:rPr>
-          <w:rFonts w:ascii="Cambria" w:hAnsi="Cambria" w:cstheme="majorBidi"/>
-          <w:color w:val="9B6D86"/>
-          <w:sz w:val="28"/>
-          <w:szCs w:val="28"/>
-        </w:rPr>
-        <w:t>the user</w:t>
-      </w:r>
-      <w:r>
-        <w:rPr>
-          <w:rFonts w:ascii="Cambria" w:hAnsi="Cambria" w:cstheme="majorBidi"/>
-          <w:color w:val="9B6D86"/>
-          <w:sz w:val="28"/>
-          <w:szCs w:val="28"/>
-        </w:rPr>
-        <w:t xml:space="preserve"> will be redirected to the Feed page.</w:t>
+        <w:t>Enter your Username and Password, then click the Log In button.</w:t>
+      </w:r>
+    </w:p>
+    <w:p>
+      <w:pPr>
+        <w:pStyle w:val="ListParagraph"/>
+        <w:numPr>
+          <w:ilvl w:val="0"/>
+          <w:numId w:val="11"/>
+        </w:numPr>
+        <w:rPr>
+          <w:rFonts w:ascii="Cambria" w:hAnsi="Cambria" w:cstheme="majorBidi"/>
+          <w:color w:val="9B6D86"/>
+          <w:sz w:val="28"/>
+          <w:szCs w:val="28"/>
+        </w:rPr>
+      </w:pPr>
+      <w:r>
+        <w:rPr>
+          <w:rFonts w:ascii="Cambria" w:hAnsi="Cambria" w:cstheme="majorBidi"/>
+          <w:color w:val="9B6D86"/>
+          <w:sz w:val="28"/>
+          <w:szCs w:val="28"/>
+        </w:rPr>
+        <w:t>After successful login, the user is redirected to the Feed page.</w:t>
       </w:r>
     </w:p>
     <w:p>
@@ -2806,7 +2661,18 @@
           <w:sz w:val="28"/>
           <w:szCs w:val="28"/>
         </w:rPr>
-        <w:t>Browse the News Feed:</w:t>
+        <w:t>Browse the News Feed</w:t>
+      </w:r>
+      <w:r>
+        <w:rPr>
+          <w:rFonts w:ascii="Cambria" w:hAnsi="Cambria" w:cstheme="majorBidi"/>
+          <w:b/>
+          <w:bCs/>
+          <w:color w:val="9B6D86"/>
+          <w:sz w:val="28"/>
+          <w:szCs w:val="28"/>
+        </w:rPr>
+        <w:t>:</w:t>
       </w:r>
     </w:p>
     <w:p>
@@ -2814,7 +2680,7 @@
         <w:pStyle w:val="ListParagraph"/>
         <w:numPr>
           <w:ilvl w:val="0"/>
-          <w:numId w:val="3"/>
+          <w:numId w:val="12"/>
         </w:numPr>
         <w:rPr>
           <w:rFonts w:ascii="Cambria" w:hAnsi="Cambria" w:cstheme="majorBidi"/>
@@ -2830,79 +2696,7 @@
           <w:sz w:val="28"/>
           <w:szCs w:val="28"/>
         </w:rPr>
-        <w:t xml:space="preserve">The Feed page displays posts shared by users, were each post contains </w:t>
-      </w:r>
-      <w:r>
-        <w:rPr>
-          <w:rFonts w:ascii="Cambria" w:hAnsi="Cambria" w:cstheme="majorBidi"/>
-          <w:color w:val="9B6D86"/>
-          <w:sz w:val="28"/>
-          <w:szCs w:val="28"/>
-        </w:rPr>
-        <w:t>{</w:t>
-      </w:r>
-      <w:r>
-        <w:rPr>
-          <w:rFonts w:ascii="Cambria" w:hAnsi="Cambria" w:cstheme="majorBidi"/>
-          <w:color w:val="9B6D86"/>
-          <w:sz w:val="28"/>
-          <w:szCs w:val="28"/>
-        </w:rPr>
-        <w:t>author name, time</w:t>
-      </w:r>
-      <w:r>
-        <w:rPr>
-          <w:rFonts w:ascii="Cambria" w:hAnsi="Cambria" w:cstheme="majorBidi"/>
-          <w:color w:val="9B6D86"/>
-          <w:sz w:val="28"/>
-          <w:szCs w:val="28"/>
-        </w:rPr>
-        <w:t xml:space="preserve"> posted</w:t>
-      </w:r>
-      <w:r>
-        <w:rPr>
-          <w:rFonts w:ascii="Cambria" w:hAnsi="Cambria" w:cstheme="majorBidi"/>
-          <w:color w:val="9B6D86"/>
-          <w:sz w:val="28"/>
-          <w:szCs w:val="28"/>
-        </w:rPr>
-        <w:t>, post content, like button, comment button,</w:t>
-      </w:r>
-      <w:r>
-        <w:rPr>
-          <w:rFonts w:ascii="Cambria" w:hAnsi="Cambria" w:cstheme="majorBidi"/>
-          <w:color w:val="9B6D86"/>
-          <w:sz w:val="28"/>
-          <w:szCs w:val="28"/>
-        </w:rPr>
-        <w:t xml:space="preserve"> and</w:t>
-      </w:r>
-      <w:r>
-        <w:rPr>
-          <w:rFonts w:ascii="Cambria" w:hAnsi="Cambria" w:cstheme="majorBidi"/>
-          <w:color w:val="9B6D86"/>
-          <w:sz w:val="28"/>
-          <w:szCs w:val="28"/>
-        </w:rPr>
-        <w:t xml:space="preserve"> follow button</w:t>
-      </w:r>
-      <w:r>
-        <w:rPr>
-          <w:rFonts w:ascii="Cambria" w:hAnsi="Cambria" w:cstheme="majorBidi"/>
-          <w:color w:val="9B6D86"/>
-          <w:sz w:val="28"/>
-          <w:szCs w:val="28"/>
-        </w:rPr>
-        <w:t>}</w:t>
-      </w:r>
-      <w:r>
-        <w:rPr>
-          <w:rFonts w:ascii="Cambria" w:hAnsi="Cambria" w:cstheme="majorBidi"/>
-          <w:color w:val="9B6D86"/>
-          <w:sz w:val="28"/>
-          <w:szCs w:val="28"/>
-        </w:rPr>
-        <w:t>.</w:t>
+        <w:t>The Feed page displays posts shared by all users.</w:t>
       </w:r>
     </w:p>
     <w:p>
@@ -2910,7 +2704,7 @@
         <w:pStyle w:val="ListParagraph"/>
         <w:numPr>
           <w:ilvl w:val="0"/>
-          <w:numId w:val="3"/>
+          <w:numId w:val="12"/>
         </w:numPr>
         <w:rPr>
           <w:rFonts w:ascii="Cambria" w:hAnsi="Cambria" w:cstheme="majorBidi"/>
@@ -2926,25 +2720,51 @@
           <w:sz w:val="28"/>
           <w:szCs w:val="28"/>
         </w:rPr>
-        <w:t>User</w:t>
-      </w:r>
-      <w:r>
-        <w:rPr>
-          <w:rFonts w:ascii="Cambria" w:hAnsi="Cambria" w:cstheme="majorBidi"/>
-          <w:color w:val="9B6D86"/>
-          <w:sz w:val="28"/>
-          <w:szCs w:val="28"/>
-        </w:rPr>
-        <w:t>s</w:t>
-      </w:r>
-      <w:r>
-        <w:rPr>
-          <w:rFonts w:ascii="Cambria" w:hAnsi="Cambria" w:cstheme="majorBidi"/>
-          <w:color w:val="9B6D86"/>
-          <w:sz w:val="28"/>
-          <w:szCs w:val="28"/>
-        </w:rPr>
-        <w:t xml:space="preserve"> can scroll through posts to read book qoutes shared by others.</w:t>
+        <w:t xml:space="preserve">Each post shows: Author name, Time posted, Post content, </w:t>
+      </w:r>
+      <w:proofErr w:type="gramStart"/>
+      <w:r>
+        <w:rPr>
+          <w:rFonts w:ascii="Cambria" w:hAnsi="Cambria" w:cstheme="majorBidi"/>
+          <w:color w:val="9B6D86"/>
+          <w:sz w:val="28"/>
+          <w:szCs w:val="28"/>
+        </w:rPr>
+        <w:t>Like</w:t>
+      </w:r>
+      <w:proofErr w:type="gramEnd"/>
+      <w:r>
+        <w:rPr>
+          <w:rFonts w:ascii="Cambria" w:hAnsi="Cambria" w:cstheme="majorBidi"/>
+          <w:color w:val="9B6D86"/>
+          <w:sz w:val="28"/>
+          <w:szCs w:val="28"/>
+        </w:rPr>
+        <w:t xml:space="preserve"> button, Comment button, and Follow button.</w:t>
+      </w:r>
+    </w:p>
+    <w:p>
+      <w:pPr>
+        <w:pStyle w:val="ListParagraph"/>
+        <w:numPr>
+          <w:ilvl w:val="0"/>
+          <w:numId w:val="12"/>
+        </w:numPr>
+        <w:rPr>
+          <w:rFonts w:ascii="Cambria" w:hAnsi="Cambria" w:cstheme="majorBidi"/>
+          <w:color w:val="9B6D86"/>
+          <w:sz w:val="28"/>
+          <w:szCs w:val="28"/>
+        </w:rPr>
+      </w:pPr>
+      <w:r>
+        <w:rPr>
+          <w:rFonts w:ascii="Cambria" w:hAnsi="Cambria" w:cstheme="majorBidi"/>
+          <w:color w:val="9B6D86"/>
+          <w:sz w:val="28"/>
+          <w:szCs w:val="28"/>
+        </w:rPr>
+        <w:t>Users can scroll through the feed to read book quotes and thoughts shared by others.</w:t>
       </w:r>
     </w:p>
     <w:p>
@@ -2992,7 +2812,7 @@
         <w:pStyle w:val="ListParagraph"/>
         <w:numPr>
           <w:ilvl w:val="0"/>
-          <w:numId w:val="3"/>
+          <w:numId w:val="13"/>
         </w:numPr>
         <w:rPr>
           <w:rFonts w:ascii="Cambria" w:hAnsi="Cambria" w:cstheme="majorBidi"/>
@@ -3008,43 +2828,7 @@
           <w:sz w:val="28"/>
           <w:szCs w:val="28"/>
         </w:rPr>
-        <w:t>User</w:t>
-      </w:r>
-      <w:r>
-        <w:rPr>
-          <w:rFonts w:ascii="Cambria" w:hAnsi="Cambria" w:cstheme="majorBidi"/>
-          <w:color w:val="9B6D86"/>
-          <w:sz w:val="28"/>
-          <w:szCs w:val="28"/>
-        </w:rPr>
-        <w:t>s</w:t>
-      </w:r>
-      <w:r>
-        <w:rPr>
-          <w:rFonts w:ascii="Cambria" w:hAnsi="Cambria" w:cstheme="majorBidi"/>
-          <w:color w:val="9B6D86"/>
-          <w:sz w:val="28"/>
-          <w:szCs w:val="28"/>
-        </w:rPr>
-        <w:t xml:space="preserve"> will be able to interact with posts by clicking the like button, which will increase</w:t>
-      </w:r>
-      <w:r>
-        <w:rPr>
-          <w:rFonts w:ascii="Cambria" w:hAnsi="Cambria" w:cstheme="majorBidi"/>
-          <w:color w:val="9B6D86"/>
-          <w:sz w:val="28"/>
-          <w:szCs w:val="28"/>
-        </w:rPr>
-        <w:t xml:space="preserve"> the like counter</w:t>
-      </w:r>
-      <w:r>
-        <w:rPr>
-          <w:rFonts w:ascii="Cambria" w:hAnsi="Cambria" w:cstheme="majorBidi"/>
-          <w:color w:val="9B6D86"/>
-          <w:sz w:val="28"/>
-          <w:szCs w:val="28"/>
-        </w:rPr>
-        <w:t>.</w:t>
+        <w:t>Click the Like button to increase the like counter for a post.</w:t>
       </w:r>
     </w:p>
     <w:p>
@@ -3052,7 +2836,7 @@
         <w:pStyle w:val="ListParagraph"/>
         <w:numPr>
           <w:ilvl w:val="0"/>
-          <w:numId w:val="3"/>
+          <w:numId w:val="13"/>
         </w:numPr>
         <w:rPr>
           <w:rFonts w:ascii="Cambria" w:hAnsi="Cambria" w:cstheme="majorBidi"/>
@@ -3068,35 +2852,31 @@
           <w:sz w:val="28"/>
           <w:szCs w:val="28"/>
         </w:rPr>
-        <w:lastRenderedPageBreak/>
-        <w:t>U</w:t>
-      </w:r>
-      <w:r>
-        <w:rPr>
-          <w:rFonts w:ascii="Cambria" w:hAnsi="Cambria" w:cstheme="majorBidi"/>
-          <w:color w:val="9B6D86"/>
-          <w:sz w:val="28"/>
-          <w:szCs w:val="28"/>
-        </w:rPr>
-        <w:t>ser</w:t>
-      </w:r>
-      <w:r>
-        <w:rPr>
-          <w:rFonts w:ascii="Cambria" w:hAnsi="Cambria" w:cstheme="majorBidi"/>
-          <w:color w:val="9B6D86"/>
-          <w:sz w:val="28"/>
-          <w:szCs w:val="28"/>
-        </w:rPr>
-        <w:t>s</w:t>
-      </w:r>
-      <w:r>
-        <w:rPr>
-          <w:rFonts w:ascii="Cambria" w:hAnsi="Cambria" w:cstheme="majorBidi"/>
-          <w:color w:val="9B6D86"/>
-          <w:sz w:val="28"/>
-          <w:szCs w:val="28"/>
-        </w:rPr>
-        <w:t xml:space="preserve"> may also add a comment by clicking the comment button, and the comment will appear under the post.</w:t>
+        <w:t>Click the Comment button to add a comment, which will appear below the post.</w:t>
+      </w:r>
+    </w:p>
+    <w:p>
+      <w:pPr>
+        <w:pStyle w:val="ListParagraph"/>
+        <w:numPr>
+          <w:ilvl w:val="0"/>
+          <w:numId w:val="13"/>
+        </w:numPr>
+        <w:rPr>
+          <w:rFonts w:ascii="Cambria" w:hAnsi="Cambria" w:cstheme="majorBidi"/>
+          <w:color w:val="9B6D86"/>
+          <w:sz w:val="28"/>
+          <w:szCs w:val="28"/>
+        </w:rPr>
+      </w:pPr>
+      <w:r>
+        <w:rPr>
+          <w:rFonts w:ascii="Cambria" w:hAnsi="Cambria" w:cstheme="majorBidi"/>
+          <w:color w:val="9B6D86"/>
+          <w:sz w:val="28"/>
+          <w:szCs w:val="28"/>
+        </w:rPr>
+        <w:t>Use the Follow button to follow or unfollow other users.</w:t>
       </w:r>
     </w:p>
     <w:p>
@@ -3144,7 +2924,7 @@
         <w:pStyle w:val="ListParagraph"/>
         <w:numPr>
           <w:ilvl w:val="0"/>
-          <w:numId w:val="3"/>
+          <w:numId w:val="14"/>
         </w:numPr>
         <w:rPr>
           <w:rFonts w:ascii="Cambria" w:hAnsi="Cambria" w:cstheme="majorBidi"/>
@@ -3160,79 +2940,7 @@
           <w:sz w:val="28"/>
           <w:szCs w:val="28"/>
         </w:rPr>
-        <w:t xml:space="preserve">Navigate to the Profile page using the navigation bar, </w:t>
-      </w:r>
-      <w:r>
-        <w:rPr>
-          <w:rFonts w:ascii="Cambria" w:hAnsi="Cambria" w:cstheme="majorBidi"/>
-          <w:color w:val="9B6D86"/>
-          <w:sz w:val="28"/>
-          <w:szCs w:val="28"/>
-        </w:rPr>
-        <w:t xml:space="preserve">where </w:t>
-      </w:r>
-      <w:r>
-        <w:rPr>
-          <w:rFonts w:ascii="Cambria" w:hAnsi="Cambria" w:cstheme="majorBidi"/>
-          <w:color w:val="9B6D86"/>
-          <w:sz w:val="28"/>
-          <w:szCs w:val="28"/>
-        </w:rPr>
-        <w:t>the page displays the</w:t>
-      </w:r>
-      <w:r>
-        <w:rPr>
-          <w:rFonts w:ascii="Cambria" w:hAnsi="Cambria" w:cstheme="majorBidi"/>
-          <w:color w:val="9B6D86"/>
-          <w:sz w:val="28"/>
-          <w:szCs w:val="28"/>
-        </w:rPr>
-        <w:t xml:space="preserve"> following </w:t>
-      </w:r>
-      <w:r>
-        <w:rPr>
-          <w:rFonts w:ascii="Cambria" w:hAnsi="Cambria" w:cstheme="majorBidi"/>
-          <w:color w:val="9B6D86"/>
-          <w:sz w:val="28"/>
-          <w:szCs w:val="28"/>
-        </w:rPr>
-        <w:t>{p</w:t>
-      </w:r>
-      <w:r>
-        <w:rPr>
-          <w:rFonts w:ascii="Cambria" w:hAnsi="Cambria" w:cstheme="majorBidi"/>
-          <w:color w:val="9B6D86"/>
-          <w:sz w:val="28"/>
-          <w:szCs w:val="28"/>
-        </w:rPr>
-        <w:t>rofile photo, account name, username, bio,</w:t>
-      </w:r>
-      <w:r>
-        <w:rPr>
-          <w:rFonts w:ascii="Cambria" w:hAnsi="Cambria" w:cstheme="majorBidi"/>
-          <w:color w:val="9B6D86"/>
-          <w:sz w:val="28"/>
-          <w:szCs w:val="28"/>
-        </w:rPr>
-        <w:t>and</w:t>
-      </w:r>
-      <w:r>
-        <w:rPr>
-          <w:rFonts w:ascii="Cambria" w:hAnsi="Cambria" w:cstheme="majorBidi"/>
-          <w:color w:val="9B6D86"/>
-          <w:sz w:val="28"/>
-          <w:szCs w:val="28"/>
-        </w:rPr>
-        <w:t xml:space="preserve"> posts</w:t>
-      </w:r>
-      <w:r>
-        <w:rPr>
-          <w:rFonts w:ascii="Cambria" w:hAnsi="Cambria" w:cstheme="majorBidi"/>
-          <w:color w:val="9B6D86"/>
-          <w:sz w:val="28"/>
-          <w:szCs w:val="28"/>
-        </w:rPr>
-        <w:t xml:space="preserve"> shared}.</w:t>
+        <w:t>Navigate to the Profile page via the navigation bar.</w:t>
       </w:r>
     </w:p>
     <w:p>
@@ -3240,7 +2948,7 @@
         <w:pStyle w:val="ListParagraph"/>
         <w:numPr>
           <w:ilvl w:val="0"/>
-          <w:numId w:val="3"/>
+          <w:numId w:val="14"/>
         </w:numPr>
         <w:rPr>
           <w:rFonts w:ascii="Cambria" w:hAnsi="Cambria" w:cstheme="majorBidi"/>
@@ -3256,97 +2964,7 @@
           <w:sz w:val="28"/>
           <w:szCs w:val="28"/>
         </w:rPr>
-        <w:t xml:space="preserve">By clicking the </w:t>
-      </w:r>
-      <w:r>
-        <w:rPr>
-          <w:rFonts w:ascii="Cambria" w:hAnsi="Cambria" w:cstheme="majorBidi"/>
-          <w:color w:val="9B6D86"/>
-          <w:sz w:val="28"/>
-          <w:szCs w:val="28"/>
-        </w:rPr>
-        <w:t>E</w:t>
-      </w:r>
-      <w:r>
-        <w:rPr>
-          <w:rFonts w:ascii="Cambria" w:hAnsi="Cambria" w:cstheme="majorBidi"/>
-          <w:color w:val="9B6D86"/>
-          <w:sz w:val="28"/>
-          <w:szCs w:val="28"/>
-        </w:rPr>
-        <w:t>dit profile button</w:t>
-      </w:r>
-      <w:r>
-        <w:rPr>
-          <w:rFonts w:ascii="Cambria" w:hAnsi="Cambria" w:cstheme="majorBidi"/>
-          <w:color w:val="9B6D86"/>
-          <w:sz w:val="28"/>
-          <w:szCs w:val="28"/>
-        </w:rPr>
-        <w:t>,</w:t>
-      </w:r>
-      <w:r>
-        <w:rPr>
-          <w:rFonts w:ascii="Cambria" w:hAnsi="Cambria" w:cstheme="majorBidi"/>
-          <w:color w:val="9B6D86"/>
-          <w:sz w:val="28"/>
-          <w:szCs w:val="28"/>
-        </w:rPr>
-        <w:t xml:space="preserve"> </w:t>
-      </w:r>
-      <w:r>
-        <w:rPr>
-          <w:rFonts w:ascii="Cambria" w:hAnsi="Cambria" w:cstheme="majorBidi"/>
-          <w:color w:val="9B6D86"/>
-          <w:sz w:val="28"/>
-          <w:szCs w:val="28"/>
-        </w:rPr>
-        <w:t>users can</w:t>
-      </w:r>
-      <w:r>
-        <w:rPr>
-          <w:rFonts w:ascii="Cambria" w:hAnsi="Cambria" w:cstheme="majorBidi"/>
-          <w:color w:val="9B6D86"/>
-          <w:sz w:val="28"/>
-          <w:szCs w:val="28"/>
-        </w:rPr>
-        <w:t xml:space="preserve"> update </w:t>
-      </w:r>
-      <w:r>
-        <w:rPr>
-          <w:rFonts w:ascii="Cambria" w:hAnsi="Cambria" w:cstheme="majorBidi"/>
-          <w:color w:val="9B6D86"/>
-          <w:sz w:val="28"/>
-          <w:szCs w:val="28"/>
-        </w:rPr>
-        <w:t>their</w:t>
-      </w:r>
-      <w:r>
-        <w:rPr>
-          <w:rFonts w:ascii="Cambria" w:hAnsi="Cambria" w:cstheme="majorBidi"/>
-          <w:color w:val="9B6D86"/>
-          <w:sz w:val="28"/>
-          <w:szCs w:val="28"/>
-        </w:rPr>
-        <w:t xml:space="preserve"> profile </w:t>
-      </w:r>
-      <w:r>
-        <w:rPr>
-          <w:rFonts w:ascii="Cambria" w:hAnsi="Cambria" w:cstheme="majorBidi"/>
-          <w:color w:val="9B6D86"/>
-          <w:sz w:val="28"/>
-          <w:szCs w:val="28"/>
-        </w:rPr>
-        <w:t>information</w:t>
-      </w:r>
-      <w:r>
-        <w:rPr>
-          <w:rFonts w:ascii="Cambria" w:hAnsi="Cambria" w:cstheme="majorBidi"/>
-          <w:color w:val="9B6D86"/>
-          <w:sz w:val="28"/>
-          <w:szCs w:val="28"/>
-        </w:rPr>
-        <w:t>.</w:t>
+        <w:t>The profile displays: Profile photo, Account name, Username, Bio, and User posts.</w:t>
       </w:r>
     </w:p>
     <w:p>
@@ -3354,7 +2972,7 @@
         <w:pStyle w:val="ListParagraph"/>
         <w:numPr>
           <w:ilvl w:val="0"/>
-          <w:numId w:val="3"/>
+          <w:numId w:val="14"/>
         </w:numPr>
         <w:rPr>
           <w:rFonts w:ascii="Cambria" w:hAnsi="Cambria" w:cstheme="majorBidi"/>
@@ -3370,7 +2988,31 @@
           <w:sz w:val="28"/>
           <w:szCs w:val="28"/>
         </w:rPr>
-        <w:t>All changes will be saved locally using localStorage.</w:t>
+        <w:t>Click the Edit Profile button to update profile information such as name, username, or profile picture.</w:t>
+      </w:r>
+    </w:p>
+    <w:p>
+      <w:pPr>
+        <w:pStyle w:val="ListParagraph"/>
+        <w:numPr>
+          <w:ilvl w:val="0"/>
+          <w:numId w:val="14"/>
+        </w:numPr>
+        <w:rPr>
+          <w:rFonts w:ascii="Cambria" w:hAnsi="Cambria" w:cstheme="majorBidi"/>
+          <w:color w:val="9B6D86"/>
+          <w:sz w:val="28"/>
+          <w:szCs w:val="28"/>
+        </w:rPr>
+      </w:pPr>
+      <w:r>
+        <w:rPr>
+          <w:rFonts w:ascii="Cambria" w:hAnsi="Cambria" w:cstheme="majorBidi"/>
+          <w:color w:val="9B6D86"/>
+          <w:sz w:val="28"/>
+          <w:szCs w:val="28"/>
+        </w:rPr>
+        <w:t>All changes are saved locally in localStorage.</w:t>
       </w:r>
     </w:p>
     <w:p>
@@ -3429,7 +3071,7 @@
         <w:pStyle w:val="ListParagraph"/>
         <w:numPr>
           <w:ilvl w:val="0"/>
-          <w:numId w:val="3"/>
+          <w:numId w:val="18"/>
         </w:numPr>
         <w:rPr>
           <w:rFonts w:ascii="Cambria" w:hAnsi="Cambria" w:cstheme="majorBidi"/>
@@ -3445,7 +3087,7 @@
           <w:sz w:val="28"/>
           <w:szCs w:val="28"/>
         </w:rPr>
-        <w:t>Go to your Profile page.</w:t>
+        <w:t>On your Profile page, go to the Create a Post section.</w:t>
       </w:r>
     </w:p>
     <w:p>
@@ -3453,7 +3095,7 @@
         <w:pStyle w:val="ListParagraph"/>
         <w:numPr>
           <w:ilvl w:val="0"/>
-          <w:numId w:val="3"/>
+          <w:numId w:val="17"/>
         </w:numPr>
         <w:rPr>
           <w:rFonts w:ascii="Cambria" w:hAnsi="Cambria" w:cstheme="majorBidi"/>
@@ -3469,43 +3111,7 @@
           <w:sz w:val="28"/>
           <w:szCs w:val="28"/>
         </w:rPr>
-        <w:t xml:space="preserve">In the </w:t>
-      </w:r>
-      <w:r>
-        <w:rPr>
-          <w:rFonts w:ascii="Cambria" w:hAnsi="Cambria" w:cstheme="majorBidi"/>
-          <w:color w:val="9B6D86"/>
-          <w:sz w:val="28"/>
-          <w:szCs w:val="28"/>
-        </w:rPr>
-        <w:t>C</w:t>
-      </w:r>
-      <w:r>
-        <w:rPr>
-          <w:rFonts w:ascii="Cambria" w:hAnsi="Cambria" w:cstheme="majorBidi"/>
-          <w:color w:val="9B6D86"/>
-          <w:sz w:val="28"/>
-          <w:szCs w:val="28"/>
-        </w:rPr>
-        <w:t xml:space="preserve">reate a post section, type a book qoute or thought you would like to share, </w:t>
-      </w:r>
-      <w:r>
-        <w:rPr>
-          <w:rFonts w:ascii="Cambria" w:hAnsi="Cambria" w:cstheme="majorBidi"/>
-          <w:color w:val="9B6D86"/>
-          <w:sz w:val="28"/>
-          <w:szCs w:val="28"/>
-        </w:rPr>
-        <w:t>then</w:t>
-      </w:r>
-      <w:r>
-        <w:rPr>
-          <w:rFonts w:ascii="Cambria" w:hAnsi="Cambria" w:cstheme="majorBidi"/>
-          <w:color w:val="9B6D86"/>
-          <w:sz w:val="28"/>
-          <w:szCs w:val="28"/>
-        </w:rPr>
-        <w:t xml:space="preserve"> click the Post button.</w:t>
+        <w:t>Type a book quote or thought, then click the Post button.</w:t>
       </w:r>
     </w:p>
     <w:p>
@@ -3513,7 +3119,7 @@
         <w:pStyle w:val="ListParagraph"/>
         <w:numPr>
           <w:ilvl w:val="0"/>
-          <w:numId w:val="3"/>
+          <w:numId w:val="17"/>
         </w:numPr>
         <w:rPr>
           <w:rFonts w:ascii="Cambria" w:hAnsi="Cambria" w:cstheme="majorBidi"/>
@@ -3529,79 +3135,7 @@
           <w:sz w:val="28"/>
           <w:szCs w:val="28"/>
         </w:rPr>
-        <w:t xml:space="preserve">The post will appear </w:t>
-      </w:r>
-      <w:r>
-        <w:rPr>
-          <w:rFonts w:ascii="Cambria" w:hAnsi="Cambria" w:cstheme="majorBidi"/>
-          <w:color w:val="9B6D86"/>
-          <w:sz w:val="28"/>
-          <w:szCs w:val="28"/>
-        </w:rPr>
-        <w:t>on</w:t>
-      </w:r>
-      <w:r>
-        <w:rPr>
-          <w:rFonts w:ascii="Cambria" w:hAnsi="Cambria" w:cstheme="majorBidi"/>
-          <w:color w:val="9B6D86"/>
-          <w:sz w:val="28"/>
-          <w:szCs w:val="28"/>
-        </w:rPr>
-        <w:t xml:space="preserve"> the user</w:t>
-      </w:r>
-      <w:r>
-        <w:rPr>
-          <w:rFonts w:ascii="Cambria" w:hAnsi="Cambria" w:cstheme="majorBidi"/>
-          <w:color w:val="9B6D86"/>
-          <w:sz w:val="28"/>
-          <w:szCs w:val="28"/>
-        </w:rPr>
-        <w:t>’s</w:t>
-      </w:r>
-      <w:r>
-        <w:rPr>
-          <w:rFonts w:ascii="Cambria" w:hAnsi="Cambria" w:cstheme="majorBidi"/>
-          <w:color w:val="9B6D86"/>
-          <w:sz w:val="28"/>
-          <w:szCs w:val="28"/>
-        </w:rPr>
-        <w:t xml:space="preserve"> Profile </w:t>
-      </w:r>
-      <w:r>
-        <w:rPr>
-          <w:rFonts w:ascii="Cambria" w:hAnsi="Cambria" w:cstheme="majorBidi"/>
-          <w:color w:val="9B6D86"/>
-          <w:sz w:val="28"/>
-          <w:szCs w:val="28"/>
-        </w:rPr>
-        <w:t xml:space="preserve">page </w:t>
-      </w:r>
-      <w:r>
-        <w:rPr>
-          <w:rFonts w:ascii="Cambria" w:hAnsi="Cambria" w:cstheme="majorBidi"/>
-          <w:color w:val="9B6D86"/>
-          <w:sz w:val="28"/>
-          <w:szCs w:val="28"/>
-        </w:rPr>
-        <w:t xml:space="preserve">and </w:t>
-      </w:r>
-      <w:r>
-        <w:rPr>
-          <w:rFonts w:ascii="Cambria" w:hAnsi="Cambria" w:cstheme="majorBidi"/>
-          <w:color w:val="9B6D86"/>
-          <w:sz w:val="28"/>
-          <w:szCs w:val="28"/>
-        </w:rPr>
-        <w:t xml:space="preserve">in </w:t>
-      </w:r>
-      <w:r>
-        <w:rPr>
-          <w:rFonts w:ascii="Cambria" w:hAnsi="Cambria" w:cstheme="majorBidi"/>
-          <w:color w:val="9B6D86"/>
-          <w:sz w:val="28"/>
-          <w:szCs w:val="28"/>
-        </w:rPr>
-        <w:t>the Feed page.</w:t>
+        <w:t>The new post will appear on your Profile page as well as in the Feed page for all users to see.</w:t>
       </w:r>
     </w:p>
     <w:p>
@@ -3841,12 +3375,13 @@
     <w:p>
       <w:pPr>
         <w:rPr>
-          <w:rFonts w:ascii="Cambria" w:hAnsi="Cambria" w:cstheme="majorBidi"/>
+          <w:rFonts w:ascii="Cambria" w:hAnsi="Cambria" w:cstheme="majorBidi" w:hint="cs"/>
           <w:b/>
           <w:bCs/>
           <w:color w:val="764B79"/>
           <w:sz w:val="32"/>
           <w:szCs w:val="32"/>
+          <w:lang w:bidi="ar-QA"/>
         </w:rPr>
       </w:pPr>
     </w:p>
@@ -3999,6 +3534,453 @@
 <file path=word/numbering.xml><?xml version="1.0" encoding="utf-8"?>
 <w:numbering xmlns:wpc="http://schemas.microsoft.com/office/word/2010/wordprocessingCanvas" xmlns:cx="http://schemas.microsoft.com/office/drawing/2014/chartex" xmlns:cx1="http://schemas.microsoft.com/office/drawing/2015/9/8/chartex" xmlns:cx2="http://schemas.microsoft.com/office/drawing/2015/10/21/chartex" xmlns:cx3="http://schemas.microsoft.com/office/drawing/2016/5/9/chartex" xmlns:cx4="http://schemas.microsoft.com/office/drawing/2016/5/10/chartex" xmlns:cx5="http://schemas.microsoft.com/office/drawing/2016/5/11/chartex" xmlns:cx6="http://schemas.microsoft.com/office/drawing/2016/5/12/chartex" xmlns:cx7="http://schemas.microsoft.com/office/drawing/2016/5/13/chartex" xmlns:cx8="http://schemas.microsoft.com/office/drawing/2016/5/14/chartex" xmlns:mc="http://schemas.openxmlformats.org/markup-compatibility/2006" xmlns:aink="http://schemas.microsoft.com/office/drawing/2016/ink" xmlns:am3d="http://schemas.microsoft.com/office/drawing/2017/model3d" xmlns:o="urn:schemas-microsoft-com:office:office" xmlns:oel="http://schemas.microsoft.com/office/2019/extlst" xmlns:r="http://schemas.openxmlformats.org/officeDocument/2006/relationships" xmlns:m="http://schemas.openxmlformats.org/officeDocument/2006/math" xmlns:v="urn:schemas-microsoft-com:vml" xmlns:wp14="http://schemas.microsoft.com/office/word/2010/wordprocessingDrawing" xmlns:wp="http://schemas.openxmlformats.org/drawingml/2006/wordprocessingDrawing" xmlns:w10="urn:schemas-microsoft-com:office:word" xmlns:w="http://schemas.openxmlformats.org/wordprocessingml/2006/main" xmlns:w14="http://schemas.microsoft.com/office/word/2010/wordml" xmlns:w15="http://schemas.microsoft.com/office/word/2012/wordml" xmlns:w16cex="http://schemas.microsoft.com/office/word/2018/wordml/cex" xmlns:w16cid="http://schemas.microsoft.com/office/word/2016/wordml/cid" xmlns:w16="http://schemas.microsoft.com/office/word/2018/wordml" xmlns:w16du="http://schemas.microsoft.com/office/word/2023/wordml/word16du" xmlns:w16sdtdh="http://schemas.microsoft.com/office/word/2020/wordml/sdtdatahash" xmlns:w16sdtfl="http://schemas.microsoft.com/office/word/2024/wordml/sdtformatlock" xmlns:w16se="http://schemas.microsoft.com/office/word/2015/wordml/symex" xmlns:wpg="http://schemas.microsoft.com/office/word/2010/wordprocessingGroup" xmlns:wpi="http://schemas.microsoft.com/office/word/2010/wordprocessingInk" xmlns:wne="http://schemas.microsoft.com/office/word/2006/wordml" xmlns:wps="http://schemas.microsoft.com/office/word/2010/wordprocessingShape" mc:Ignorable="w14 w15 w16se w16cid w16 w16cex w16sdtdh w16sdtfl w16du wp14">
   <w:abstractNum w:abstractNumId="0" w15:restartNumberingAfterBreak="0">
+    <w:nsid w:val="01B23C8C"/>
+    <w:multiLevelType w:val="multilevel"/>
+    <w:tmpl w:val="3140ABE6"/>
+    <w:lvl w:ilvl="0">
+      <w:start w:val="1"/>
+      <w:numFmt w:val="bullet"/>
+      <w:lvlText w:val=""/>
+      <w:lvlJc w:val="left"/>
+      <w:pPr>
+        <w:tabs>
+          <w:tab w:val="num" w:pos="720"/>
+        </w:tabs>
+        <w:ind w:left="720" w:hanging="360"/>
+      </w:pPr>
+      <w:rPr>
+        <w:rFonts w:ascii="Symbol" w:hAnsi="Symbol" w:hint="default"/>
+        <w:sz w:val="20"/>
+      </w:rPr>
+    </w:lvl>
+    <w:lvl w:ilvl="1" w:tentative="1">
+      <w:start w:val="1"/>
+      <w:numFmt w:val="bullet"/>
+      <w:lvlText w:val="o"/>
+      <w:lvlJc w:val="left"/>
+      <w:pPr>
+        <w:tabs>
+          <w:tab w:val="num" w:pos="1440"/>
+        </w:tabs>
+        <w:ind w:left="1440" w:hanging="360"/>
+      </w:pPr>
+      <w:rPr>
+        <w:rFonts w:ascii="Courier New" w:hAnsi="Courier New" w:hint="default"/>
+        <w:sz w:val="20"/>
+      </w:rPr>
+    </w:lvl>
+    <w:lvl w:ilvl="2" w:tentative="1">
+      <w:start w:val="1"/>
+      <w:numFmt w:val="bullet"/>
+      <w:lvlText w:val=""/>
+      <w:lvlJc w:val="left"/>
+      <w:pPr>
+        <w:tabs>
+          <w:tab w:val="num" w:pos="2160"/>
+        </w:tabs>
+        <w:ind w:left="2160" w:hanging="360"/>
+      </w:pPr>
+      <w:rPr>
+        <w:rFonts w:ascii="Wingdings" w:hAnsi="Wingdings" w:hint="default"/>
+        <w:sz w:val="20"/>
+      </w:rPr>
+    </w:lvl>
+    <w:lvl w:ilvl="3" w:tentative="1">
+      <w:start w:val="1"/>
+      <w:numFmt w:val="bullet"/>
+      <w:lvlText w:val=""/>
+      <w:lvlJc w:val="left"/>
+      <w:pPr>
+        <w:tabs>
+          <w:tab w:val="num" w:pos="2880"/>
+        </w:tabs>
+        <w:ind w:left="2880" w:hanging="360"/>
+      </w:pPr>
+      <w:rPr>
+        <w:rFonts w:ascii="Wingdings" w:hAnsi="Wingdings" w:hint="default"/>
+        <w:sz w:val="20"/>
+      </w:rPr>
+    </w:lvl>
+    <w:lvl w:ilvl="4" w:tentative="1">
+      <w:start w:val="1"/>
+      <w:numFmt w:val="bullet"/>
+      <w:lvlText w:val=""/>
+      <w:lvlJc w:val="left"/>
+      <w:pPr>
+        <w:tabs>
+          <w:tab w:val="num" w:pos="3600"/>
+        </w:tabs>
+        <w:ind w:left="3600" w:hanging="360"/>
+      </w:pPr>
+      <w:rPr>
+        <w:rFonts w:ascii="Wingdings" w:hAnsi="Wingdings" w:hint="default"/>
+        <w:sz w:val="20"/>
+      </w:rPr>
+    </w:lvl>
+    <w:lvl w:ilvl="5" w:tentative="1">
+      <w:start w:val="1"/>
+      <w:numFmt w:val="bullet"/>
+      <w:lvlText w:val=""/>
+      <w:lvlJc w:val="left"/>
+      <w:pPr>
+        <w:tabs>
+          <w:tab w:val="num" w:pos="4320"/>
+        </w:tabs>
+        <w:ind w:left="4320" w:hanging="360"/>
+      </w:pPr>
+      <w:rPr>
+        <w:rFonts w:ascii="Wingdings" w:hAnsi="Wingdings" w:hint="default"/>
+        <w:sz w:val="20"/>
+      </w:rPr>
+    </w:lvl>
+    <w:lvl w:ilvl="6" w:tentative="1">
+      <w:start w:val="1"/>
+      <w:numFmt w:val="bullet"/>
+      <w:lvlText w:val=""/>
+      <w:lvlJc w:val="left"/>
+      <w:pPr>
+        <w:tabs>
+          <w:tab w:val="num" w:pos="5040"/>
+        </w:tabs>
+        <w:ind w:left="5040" w:hanging="360"/>
+      </w:pPr>
+      <w:rPr>
+        <w:rFonts w:ascii="Wingdings" w:hAnsi="Wingdings" w:hint="default"/>
+        <w:sz w:val="20"/>
+      </w:rPr>
+    </w:lvl>
+    <w:lvl w:ilvl="7" w:tentative="1">
+      <w:start w:val="1"/>
+      <w:numFmt w:val="bullet"/>
+      <w:lvlText w:val=""/>
+      <w:lvlJc w:val="left"/>
+      <w:pPr>
+        <w:tabs>
+          <w:tab w:val="num" w:pos="5760"/>
+        </w:tabs>
+        <w:ind w:left="5760" w:hanging="360"/>
+      </w:pPr>
+      <w:rPr>
+        <w:rFonts w:ascii="Wingdings" w:hAnsi="Wingdings" w:hint="default"/>
+        <w:sz w:val="20"/>
+      </w:rPr>
+    </w:lvl>
+    <w:lvl w:ilvl="8" w:tentative="1">
+      <w:start w:val="1"/>
+      <w:numFmt w:val="bullet"/>
+      <w:lvlText w:val=""/>
+      <w:lvlJc w:val="left"/>
+      <w:pPr>
+        <w:tabs>
+          <w:tab w:val="num" w:pos="6480"/>
+        </w:tabs>
+        <w:ind w:left="6480" w:hanging="360"/>
+      </w:pPr>
+      <w:rPr>
+        <w:rFonts w:ascii="Wingdings" w:hAnsi="Wingdings" w:hint="default"/>
+        <w:sz w:val="20"/>
+      </w:rPr>
+    </w:lvl>
+  </w:abstractNum>
+  <w:abstractNum w:abstractNumId="1" w15:restartNumberingAfterBreak="0">
+    <w:nsid w:val="02814193"/>
+    <w:multiLevelType w:val="multilevel"/>
+    <w:tmpl w:val="C0EEEF1C"/>
+    <w:lvl w:ilvl="0">
+      <w:start w:val="1"/>
+      <w:numFmt w:val="bullet"/>
+      <w:lvlText w:val=""/>
+      <w:lvlJc w:val="left"/>
+      <w:pPr>
+        <w:tabs>
+          <w:tab w:val="num" w:pos="720"/>
+        </w:tabs>
+        <w:ind w:left="720" w:hanging="360"/>
+      </w:pPr>
+      <w:rPr>
+        <w:rFonts w:ascii="Symbol" w:hAnsi="Symbol" w:hint="default"/>
+        <w:sz w:val="20"/>
+      </w:rPr>
+    </w:lvl>
+    <w:lvl w:ilvl="1" w:tentative="1">
+      <w:start w:val="1"/>
+      <w:numFmt w:val="bullet"/>
+      <w:lvlText w:val="o"/>
+      <w:lvlJc w:val="left"/>
+      <w:pPr>
+        <w:tabs>
+          <w:tab w:val="num" w:pos="1440"/>
+        </w:tabs>
+        <w:ind w:left="1440" w:hanging="360"/>
+      </w:pPr>
+      <w:rPr>
+        <w:rFonts w:ascii="Courier New" w:hAnsi="Courier New" w:hint="default"/>
+        <w:sz w:val="20"/>
+      </w:rPr>
+    </w:lvl>
+    <w:lvl w:ilvl="2" w:tentative="1">
+      <w:start w:val="1"/>
+      <w:numFmt w:val="bullet"/>
+      <w:lvlText w:val=""/>
+      <w:lvlJc w:val="left"/>
+      <w:pPr>
+        <w:tabs>
+          <w:tab w:val="num" w:pos="2160"/>
+        </w:tabs>
+        <w:ind w:left="2160" w:hanging="360"/>
+      </w:pPr>
+      <w:rPr>
+        <w:rFonts w:ascii="Wingdings" w:hAnsi="Wingdings" w:hint="default"/>
+        <w:sz w:val="20"/>
+      </w:rPr>
+    </w:lvl>
+    <w:lvl w:ilvl="3" w:tentative="1">
+      <w:start w:val="1"/>
+      <w:numFmt w:val="bullet"/>
+      <w:lvlText w:val=""/>
+      <w:lvlJc w:val="left"/>
+      <w:pPr>
+        <w:tabs>
+          <w:tab w:val="num" w:pos="2880"/>
+        </w:tabs>
+        <w:ind w:left="2880" w:hanging="360"/>
+      </w:pPr>
+      <w:rPr>
+        <w:rFonts w:ascii="Wingdings" w:hAnsi="Wingdings" w:hint="default"/>
+        <w:sz w:val="20"/>
+      </w:rPr>
+    </w:lvl>
+    <w:lvl w:ilvl="4" w:tentative="1">
+      <w:start w:val="1"/>
+      <w:numFmt w:val="bullet"/>
+      <w:lvlText w:val=""/>
+      <w:lvlJc w:val="left"/>
+      <w:pPr>
+        <w:tabs>
+          <w:tab w:val="num" w:pos="3600"/>
+        </w:tabs>
+        <w:ind w:left="3600" w:hanging="360"/>
+      </w:pPr>
+      <w:rPr>
+        <w:rFonts w:ascii="Wingdings" w:hAnsi="Wingdings" w:hint="default"/>
+        <w:sz w:val="20"/>
+      </w:rPr>
+    </w:lvl>
+    <w:lvl w:ilvl="5" w:tentative="1">
+      <w:start w:val="1"/>
+      <w:numFmt w:val="bullet"/>
+      <w:lvlText w:val=""/>
+      <w:lvlJc w:val="left"/>
+      <w:pPr>
+        <w:tabs>
+          <w:tab w:val="num" w:pos="4320"/>
+        </w:tabs>
+        <w:ind w:left="4320" w:hanging="360"/>
+      </w:pPr>
+      <w:rPr>
+        <w:rFonts w:ascii="Wingdings" w:hAnsi="Wingdings" w:hint="default"/>
+        <w:sz w:val="20"/>
+      </w:rPr>
+    </w:lvl>
+    <w:lvl w:ilvl="6" w:tentative="1">
+      <w:start w:val="1"/>
+      <w:numFmt w:val="bullet"/>
+      <w:lvlText w:val=""/>
+      <w:lvlJc w:val="left"/>
+      <w:pPr>
+        <w:tabs>
+          <w:tab w:val="num" w:pos="5040"/>
+        </w:tabs>
+        <w:ind w:left="5040" w:hanging="360"/>
+      </w:pPr>
+      <w:rPr>
+        <w:rFonts w:ascii="Wingdings" w:hAnsi="Wingdings" w:hint="default"/>
+        <w:sz w:val="20"/>
+      </w:rPr>
+    </w:lvl>
+    <w:lvl w:ilvl="7" w:tentative="1">
+      <w:start w:val="1"/>
+      <w:numFmt w:val="bullet"/>
+      <w:lvlText w:val=""/>
+      <w:lvlJc w:val="left"/>
+      <w:pPr>
+        <w:tabs>
+          <w:tab w:val="num" w:pos="5760"/>
+        </w:tabs>
+        <w:ind w:left="5760" w:hanging="360"/>
+      </w:pPr>
+      <w:rPr>
+        <w:rFonts w:ascii="Wingdings" w:hAnsi="Wingdings" w:hint="default"/>
+        <w:sz w:val="20"/>
+      </w:rPr>
+    </w:lvl>
+    <w:lvl w:ilvl="8" w:tentative="1">
+      <w:start w:val="1"/>
+      <w:numFmt w:val="bullet"/>
+      <w:lvlText w:val=""/>
+      <w:lvlJc w:val="left"/>
+      <w:pPr>
+        <w:tabs>
+          <w:tab w:val="num" w:pos="6480"/>
+        </w:tabs>
+        <w:ind w:left="6480" w:hanging="360"/>
+      </w:pPr>
+      <w:rPr>
+        <w:rFonts w:ascii="Wingdings" w:hAnsi="Wingdings" w:hint="default"/>
+        <w:sz w:val="20"/>
+      </w:rPr>
+    </w:lvl>
+  </w:abstractNum>
+  <w:abstractNum w:abstractNumId="2" w15:restartNumberingAfterBreak="0">
+    <w:nsid w:val="048C1075"/>
+    <w:multiLevelType w:val="multilevel"/>
+    <w:tmpl w:val="1FEE6232"/>
+    <w:lvl w:ilvl="0">
+      <w:start w:val="1"/>
+      <w:numFmt w:val="bullet"/>
+      <w:lvlText w:val=""/>
+      <w:lvlJc w:val="left"/>
+      <w:pPr>
+        <w:tabs>
+          <w:tab w:val="num" w:pos="720"/>
+        </w:tabs>
+        <w:ind w:left="720" w:hanging="360"/>
+      </w:pPr>
+      <w:rPr>
+        <w:rFonts w:ascii="Symbol" w:hAnsi="Symbol" w:hint="default"/>
+        <w:sz w:val="20"/>
+      </w:rPr>
+    </w:lvl>
+    <w:lvl w:ilvl="1" w:tentative="1">
+      <w:start w:val="1"/>
+      <w:numFmt w:val="bullet"/>
+      <w:lvlText w:val="o"/>
+      <w:lvlJc w:val="left"/>
+      <w:pPr>
+        <w:tabs>
+          <w:tab w:val="num" w:pos="1440"/>
+        </w:tabs>
+        <w:ind w:left="1440" w:hanging="360"/>
+      </w:pPr>
+      <w:rPr>
+        <w:rFonts w:ascii="Courier New" w:hAnsi="Courier New" w:hint="default"/>
+        <w:sz w:val="20"/>
+      </w:rPr>
+    </w:lvl>
+    <w:lvl w:ilvl="2" w:tentative="1">
+      <w:start w:val="1"/>
+      <w:numFmt w:val="bullet"/>
+      <w:lvlText w:val=""/>
+      <w:lvlJc w:val="left"/>
+      <w:pPr>
+        <w:tabs>
+          <w:tab w:val="num" w:pos="2160"/>
+        </w:tabs>
+        <w:ind w:left="2160" w:hanging="360"/>
+      </w:pPr>
+      <w:rPr>
+        <w:rFonts w:ascii="Wingdings" w:hAnsi="Wingdings" w:hint="default"/>
+        <w:sz w:val="20"/>
+      </w:rPr>
+    </w:lvl>
+    <w:lvl w:ilvl="3" w:tentative="1">
+      <w:start w:val="1"/>
+      <w:numFmt w:val="bullet"/>
+      <w:lvlText w:val=""/>
+      <w:lvlJc w:val="left"/>
+      <w:pPr>
+        <w:tabs>
+          <w:tab w:val="num" w:pos="2880"/>
+        </w:tabs>
+        <w:ind w:left="2880" w:hanging="360"/>
+      </w:pPr>
+      <w:rPr>
+        <w:rFonts w:ascii="Wingdings" w:hAnsi="Wingdings" w:hint="default"/>
+        <w:sz w:val="20"/>
+      </w:rPr>
+    </w:lvl>
+    <w:lvl w:ilvl="4" w:tentative="1">
+      <w:start w:val="1"/>
+      <w:numFmt w:val="bullet"/>
+      <w:lvlText w:val=""/>
+      <w:lvlJc w:val="left"/>
+      <w:pPr>
+        <w:tabs>
+          <w:tab w:val="num" w:pos="3600"/>
+        </w:tabs>
+        <w:ind w:left="3600" w:hanging="360"/>
+      </w:pPr>
+      <w:rPr>
+        <w:rFonts w:ascii="Wingdings" w:hAnsi="Wingdings" w:hint="default"/>
+        <w:sz w:val="20"/>
+      </w:rPr>
+    </w:lvl>
+    <w:lvl w:ilvl="5" w:tentative="1">
+      <w:start w:val="1"/>
+      <w:numFmt w:val="bullet"/>
+      <w:lvlText w:val=""/>
+      <w:lvlJc w:val="left"/>
+      <w:pPr>
+        <w:tabs>
+          <w:tab w:val="num" w:pos="4320"/>
+        </w:tabs>
+        <w:ind w:left="4320" w:hanging="360"/>
+      </w:pPr>
+      <w:rPr>
+        <w:rFonts w:ascii="Wingdings" w:hAnsi="Wingdings" w:hint="default"/>
+        <w:sz w:val="20"/>
+      </w:rPr>
+    </w:lvl>
+    <w:lvl w:ilvl="6" w:tentative="1">
+      <w:start w:val="1"/>
+      <w:numFmt w:val="bullet"/>
+      <w:lvlText w:val=""/>
+      <w:lvlJc w:val="left"/>
+      <w:pPr>
+        <w:tabs>
+          <w:tab w:val="num" w:pos="5040"/>
+        </w:tabs>
+        <w:ind w:left="5040" w:hanging="360"/>
+      </w:pPr>
+      <w:rPr>
+        <w:rFonts w:ascii="Wingdings" w:hAnsi="Wingdings" w:hint="default"/>
+        <w:sz w:val="20"/>
+      </w:rPr>
+    </w:lvl>
+    <w:lvl w:ilvl="7" w:tentative="1">
+      <w:start w:val="1"/>
+      <w:numFmt w:val="bullet"/>
+      <w:lvlText w:val=""/>
+      <w:lvlJc w:val="left"/>
+      <w:pPr>
+        <w:tabs>
+          <w:tab w:val="num" w:pos="5760"/>
+        </w:tabs>
+        <w:ind w:left="5760" w:hanging="360"/>
+      </w:pPr>
+      <w:rPr>
+        <w:rFonts w:ascii="Wingdings" w:hAnsi="Wingdings" w:hint="default"/>
+        <w:sz w:val="20"/>
+      </w:rPr>
+    </w:lvl>
+    <w:lvl w:ilvl="8" w:tentative="1">
+      <w:start w:val="1"/>
+      <w:numFmt w:val="bullet"/>
+      <w:lvlText w:val=""/>
+      <w:lvlJc w:val="left"/>
+      <w:pPr>
+        <w:tabs>
+          <w:tab w:val="num" w:pos="6480"/>
+        </w:tabs>
+        <w:ind w:left="6480" w:hanging="360"/>
+      </w:pPr>
+      <w:rPr>
+        <w:rFonts w:ascii="Wingdings" w:hAnsi="Wingdings" w:hint="default"/>
+        <w:sz w:val="20"/>
+      </w:rPr>
+    </w:lvl>
+  </w:abstractNum>
+  <w:abstractNum w:abstractNumId="3" w15:restartNumberingAfterBreak="0">
     <w:nsid w:val="0D842F93"/>
     <w:multiLevelType w:val="hybridMultilevel"/>
     <w:tmpl w:val="6130F2F4"/>
@@ -4111,7 +4093,983 @@
       </w:rPr>
     </w:lvl>
   </w:abstractNum>
-  <w:abstractNum w:abstractNumId="1" w15:restartNumberingAfterBreak="0">
+  <w:abstractNum w:abstractNumId="4" w15:restartNumberingAfterBreak="0">
+    <w:nsid w:val="0FB01181"/>
+    <w:multiLevelType w:val="hybridMultilevel"/>
+    <w:tmpl w:val="B178D62C"/>
+    <w:lvl w:ilvl="0" w:tplc="7CAAE32A">
+      <w:start w:val="1"/>
+      <w:numFmt w:val="bullet"/>
+      <w:lvlText w:val="-"/>
+      <w:lvlJc w:val="left"/>
+      <w:pPr>
+        <w:ind w:left="1725" w:hanging="360"/>
+      </w:pPr>
+      <w:rPr>
+        <w:rFonts w:ascii="Times New Roman" w:eastAsiaTheme="minorHAnsi" w:hAnsi="Times New Roman" w:cs="Times New Roman" w:hint="default"/>
+      </w:rPr>
+    </w:lvl>
+    <w:lvl w:ilvl="1" w:tplc="08090003" w:tentative="1">
+      <w:start w:val="1"/>
+      <w:numFmt w:val="bullet"/>
+      <w:lvlText w:val="o"/>
+      <w:lvlJc w:val="left"/>
+      <w:pPr>
+        <w:ind w:left="2445" w:hanging="360"/>
+      </w:pPr>
+      <w:rPr>
+        <w:rFonts w:ascii="Courier New" w:hAnsi="Courier New" w:cs="Courier New" w:hint="default"/>
+      </w:rPr>
+    </w:lvl>
+    <w:lvl w:ilvl="2" w:tplc="08090005" w:tentative="1">
+      <w:start w:val="1"/>
+      <w:numFmt w:val="bullet"/>
+      <w:lvlText w:val=""/>
+      <w:lvlJc w:val="left"/>
+      <w:pPr>
+        <w:ind w:left="3165" w:hanging="360"/>
+      </w:pPr>
+      <w:rPr>
+        <w:rFonts w:ascii="Wingdings" w:hAnsi="Wingdings" w:hint="default"/>
+      </w:rPr>
+    </w:lvl>
+    <w:lvl w:ilvl="3" w:tplc="08090001" w:tentative="1">
+      <w:start w:val="1"/>
+      <w:numFmt w:val="bullet"/>
+      <w:lvlText w:val=""/>
+      <w:lvlJc w:val="left"/>
+      <w:pPr>
+        <w:ind w:left="3885" w:hanging="360"/>
+      </w:pPr>
+      <w:rPr>
+        <w:rFonts w:ascii="Symbol" w:hAnsi="Symbol" w:hint="default"/>
+      </w:rPr>
+    </w:lvl>
+    <w:lvl w:ilvl="4" w:tplc="08090003" w:tentative="1">
+      <w:start w:val="1"/>
+      <w:numFmt w:val="bullet"/>
+      <w:lvlText w:val="o"/>
+      <w:lvlJc w:val="left"/>
+      <w:pPr>
+        <w:ind w:left="4605" w:hanging="360"/>
+      </w:pPr>
+      <w:rPr>
+        <w:rFonts w:ascii="Courier New" w:hAnsi="Courier New" w:cs="Courier New" w:hint="default"/>
+      </w:rPr>
+    </w:lvl>
+    <w:lvl w:ilvl="5" w:tplc="08090005" w:tentative="1">
+      <w:start w:val="1"/>
+      <w:numFmt w:val="bullet"/>
+      <w:lvlText w:val=""/>
+      <w:lvlJc w:val="left"/>
+      <w:pPr>
+        <w:ind w:left="5325" w:hanging="360"/>
+      </w:pPr>
+      <w:rPr>
+        <w:rFonts w:ascii="Wingdings" w:hAnsi="Wingdings" w:hint="default"/>
+      </w:rPr>
+    </w:lvl>
+    <w:lvl w:ilvl="6" w:tplc="08090001" w:tentative="1">
+      <w:start w:val="1"/>
+      <w:numFmt w:val="bullet"/>
+      <w:lvlText w:val=""/>
+      <w:lvlJc w:val="left"/>
+      <w:pPr>
+        <w:ind w:left="6045" w:hanging="360"/>
+      </w:pPr>
+      <w:rPr>
+        <w:rFonts w:ascii="Symbol" w:hAnsi="Symbol" w:hint="default"/>
+      </w:rPr>
+    </w:lvl>
+    <w:lvl w:ilvl="7" w:tplc="08090003" w:tentative="1">
+      <w:start w:val="1"/>
+      <w:numFmt w:val="bullet"/>
+      <w:lvlText w:val="o"/>
+      <w:lvlJc w:val="left"/>
+      <w:pPr>
+        <w:ind w:left="6765" w:hanging="360"/>
+      </w:pPr>
+      <w:rPr>
+        <w:rFonts w:ascii="Courier New" w:hAnsi="Courier New" w:cs="Courier New" w:hint="default"/>
+      </w:rPr>
+    </w:lvl>
+    <w:lvl w:ilvl="8" w:tplc="08090005" w:tentative="1">
+      <w:start w:val="1"/>
+      <w:numFmt w:val="bullet"/>
+      <w:lvlText w:val=""/>
+      <w:lvlJc w:val="left"/>
+      <w:pPr>
+        <w:ind w:left="7485" w:hanging="360"/>
+      </w:pPr>
+      <w:rPr>
+        <w:rFonts w:ascii="Wingdings" w:hAnsi="Wingdings" w:hint="default"/>
+      </w:rPr>
+    </w:lvl>
+  </w:abstractNum>
+  <w:abstractNum w:abstractNumId="5" w15:restartNumberingAfterBreak="0">
+    <w:nsid w:val="16C37C9C"/>
+    <w:multiLevelType w:val="multilevel"/>
+    <w:tmpl w:val="7AF8F230"/>
+    <w:lvl w:ilvl="0">
+      <w:start w:val="1"/>
+      <w:numFmt w:val="bullet"/>
+      <w:lvlText w:val=""/>
+      <w:lvlJc w:val="left"/>
+      <w:pPr>
+        <w:tabs>
+          <w:tab w:val="num" w:pos="720"/>
+        </w:tabs>
+        <w:ind w:left="720" w:hanging="360"/>
+      </w:pPr>
+      <w:rPr>
+        <w:rFonts w:ascii="Symbol" w:hAnsi="Symbol" w:hint="default"/>
+        <w:sz w:val="20"/>
+      </w:rPr>
+    </w:lvl>
+    <w:lvl w:ilvl="1" w:tentative="1">
+      <w:start w:val="1"/>
+      <w:numFmt w:val="bullet"/>
+      <w:lvlText w:val="o"/>
+      <w:lvlJc w:val="left"/>
+      <w:pPr>
+        <w:tabs>
+          <w:tab w:val="num" w:pos="1440"/>
+        </w:tabs>
+        <w:ind w:left="1440" w:hanging="360"/>
+      </w:pPr>
+      <w:rPr>
+        <w:rFonts w:ascii="Courier New" w:hAnsi="Courier New" w:hint="default"/>
+        <w:sz w:val="20"/>
+      </w:rPr>
+    </w:lvl>
+    <w:lvl w:ilvl="2" w:tentative="1">
+      <w:start w:val="1"/>
+      <w:numFmt w:val="bullet"/>
+      <w:lvlText w:val=""/>
+      <w:lvlJc w:val="left"/>
+      <w:pPr>
+        <w:tabs>
+          <w:tab w:val="num" w:pos="2160"/>
+        </w:tabs>
+        <w:ind w:left="2160" w:hanging="360"/>
+      </w:pPr>
+      <w:rPr>
+        <w:rFonts w:ascii="Wingdings" w:hAnsi="Wingdings" w:hint="default"/>
+        <w:sz w:val="20"/>
+      </w:rPr>
+    </w:lvl>
+    <w:lvl w:ilvl="3" w:tentative="1">
+      <w:start w:val="1"/>
+      <w:numFmt w:val="bullet"/>
+      <w:lvlText w:val=""/>
+      <w:lvlJc w:val="left"/>
+      <w:pPr>
+        <w:tabs>
+          <w:tab w:val="num" w:pos="2880"/>
+        </w:tabs>
+        <w:ind w:left="2880" w:hanging="360"/>
+      </w:pPr>
+      <w:rPr>
+        <w:rFonts w:ascii="Wingdings" w:hAnsi="Wingdings" w:hint="default"/>
+        <w:sz w:val="20"/>
+      </w:rPr>
+    </w:lvl>
+    <w:lvl w:ilvl="4" w:tentative="1">
+      <w:start w:val="1"/>
+      <w:numFmt w:val="bullet"/>
+      <w:lvlText w:val=""/>
+      <w:lvlJc w:val="left"/>
+      <w:pPr>
+        <w:tabs>
+          <w:tab w:val="num" w:pos="3600"/>
+        </w:tabs>
+        <w:ind w:left="3600" w:hanging="360"/>
+      </w:pPr>
+      <w:rPr>
+        <w:rFonts w:ascii="Wingdings" w:hAnsi="Wingdings" w:hint="default"/>
+        <w:sz w:val="20"/>
+      </w:rPr>
+    </w:lvl>
+    <w:lvl w:ilvl="5" w:tentative="1">
+      <w:start w:val="1"/>
+      <w:numFmt w:val="bullet"/>
+      <w:lvlText w:val=""/>
+      <w:lvlJc w:val="left"/>
+      <w:pPr>
+        <w:tabs>
+          <w:tab w:val="num" w:pos="4320"/>
+        </w:tabs>
+        <w:ind w:left="4320" w:hanging="360"/>
+      </w:pPr>
+      <w:rPr>
+        <w:rFonts w:ascii="Wingdings" w:hAnsi="Wingdings" w:hint="default"/>
+        <w:sz w:val="20"/>
+      </w:rPr>
+    </w:lvl>
+    <w:lvl w:ilvl="6" w:tentative="1">
+      <w:start w:val="1"/>
+      <w:numFmt w:val="bullet"/>
+      <w:lvlText w:val=""/>
+      <w:lvlJc w:val="left"/>
+      <w:pPr>
+        <w:tabs>
+          <w:tab w:val="num" w:pos="5040"/>
+        </w:tabs>
+        <w:ind w:left="5040" w:hanging="360"/>
+      </w:pPr>
+      <w:rPr>
+        <w:rFonts w:ascii="Wingdings" w:hAnsi="Wingdings" w:hint="default"/>
+        <w:sz w:val="20"/>
+      </w:rPr>
+    </w:lvl>
+    <w:lvl w:ilvl="7" w:tentative="1">
+      <w:start w:val="1"/>
+      <w:numFmt w:val="bullet"/>
+      <w:lvlText w:val=""/>
+      <w:lvlJc w:val="left"/>
+      <w:pPr>
+        <w:tabs>
+          <w:tab w:val="num" w:pos="5760"/>
+        </w:tabs>
+        <w:ind w:left="5760" w:hanging="360"/>
+      </w:pPr>
+      <w:rPr>
+        <w:rFonts w:ascii="Wingdings" w:hAnsi="Wingdings" w:hint="default"/>
+        <w:sz w:val="20"/>
+      </w:rPr>
+    </w:lvl>
+    <w:lvl w:ilvl="8" w:tentative="1">
+      <w:start w:val="1"/>
+      <w:numFmt w:val="bullet"/>
+      <w:lvlText w:val=""/>
+      <w:lvlJc w:val="left"/>
+      <w:pPr>
+        <w:tabs>
+          <w:tab w:val="num" w:pos="6480"/>
+        </w:tabs>
+        <w:ind w:left="6480" w:hanging="360"/>
+      </w:pPr>
+      <w:rPr>
+        <w:rFonts w:ascii="Wingdings" w:hAnsi="Wingdings" w:hint="default"/>
+        <w:sz w:val="20"/>
+      </w:rPr>
+    </w:lvl>
+  </w:abstractNum>
+  <w:abstractNum w:abstractNumId="6" w15:restartNumberingAfterBreak="0">
+    <w:nsid w:val="27051E12"/>
+    <w:multiLevelType w:val="hybridMultilevel"/>
+    <w:tmpl w:val="90E4267E"/>
+    <w:lvl w:ilvl="0" w:tplc="7CAAE32A">
+      <w:start w:val="1"/>
+      <w:numFmt w:val="bullet"/>
+      <w:lvlText w:val="-"/>
+      <w:lvlJc w:val="left"/>
+      <w:pPr>
+        <w:ind w:left="1800" w:hanging="360"/>
+      </w:pPr>
+      <w:rPr>
+        <w:rFonts w:ascii="Times New Roman" w:eastAsiaTheme="minorHAnsi" w:hAnsi="Times New Roman" w:cs="Times New Roman" w:hint="default"/>
+      </w:rPr>
+    </w:lvl>
+    <w:lvl w:ilvl="1" w:tplc="08090003" w:tentative="1">
+      <w:start w:val="1"/>
+      <w:numFmt w:val="bullet"/>
+      <w:lvlText w:val="o"/>
+      <w:lvlJc w:val="left"/>
+      <w:pPr>
+        <w:ind w:left="2520" w:hanging="360"/>
+      </w:pPr>
+      <w:rPr>
+        <w:rFonts w:ascii="Courier New" w:hAnsi="Courier New" w:cs="Courier New" w:hint="default"/>
+      </w:rPr>
+    </w:lvl>
+    <w:lvl w:ilvl="2" w:tplc="08090005" w:tentative="1">
+      <w:start w:val="1"/>
+      <w:numFmt w:val="bullet"/>
+      <w:lvlText w:val=""/>
+      <w:lvlJc w:val="left"/>
+      <w:pPr>
+        <w:ind w:left="3240" w:hanging="360"/>
+      </w:pPr>
+      <w:rPr>
+        <w:rFonts w:ascii="Wingdings" w:hAnsi="Wingdings" w:hint="default"/>
+      </w:rPr>
+    </w:lvl>
+    <w:lvl w:ilvl="3" w:tplc="08090001" w:tentative="1">
+      <w:start w:val="1"/>
+      <w:numFmt w:val="bullet"/>
+      <w:lvlText w:val=""/>
+      <w:lvlJc w:val="left"/>
+      <w:pPr>
+        <w:ind w:left="3960" w:hanging="360"/>
+      </w:pPr>
+      <w:rPr>
+        <w:rFonts w:ascii="Symbol" w:hAnsi="Symbol" w:hint="default"/>
+      </w:rPr>
+    </w:lvl>
+    <w:lvl w:ilvl="4" w:tplc="08090003" w:tentative="1">
+      <w:start w:val="1"/>
+      <w:numFmt w:val="bullet"/>
+      <w:lvlText w:val="o"/>
+      <w:lvlJc w:val="left"/>
+      <w:pPr>
+        <w:ind w:left="4680" w:hanging="360"/>
+      </w:pPr>
+      <w:rPr>
+        <w:rFonts w:ascii="Courier New" w:hAnsi="Courier New" w:cs="Courier New" w:hint="default"/>
+      </w:rPr>
+    </w:lvl>
+    <w:lvl w:ilvl="5" w:tplc="08090005" w:tentative="1">
+      <w:start w:val="1"/>
+      <w:numFmt w:val="bullet"/>
+      <w:lvlText w:val=""/>
+      <w:lvlJc w:val="left"/>
+      <w:pPr>
+        <w:ind w:left="5400" w:hanging="360"/>
+      </w:pPr>
+      <w:rPr>
+        <w:rFonts w:ascii="Wingdings" w:hAnsi="Wingdings" w:hint="default"/>
+      </w:rPr>
+    </w:lvl>
+    <w:lvl w:ilvl="6" w:tplc="08090001" w:tentative="1">
+      <w:start w:val="1"/>
+      <w:numFmt w:val="bullet"/>
+      <w:lvlText w:val=""/>
+      <w:lvlJc w:val="left"/>
+      <w:pPr>
+        <w:ind w:left="6120" w:hanging="360"/>
+      </w:pPr>
+      <w:rPr>
+        <w:rFonts w:ascii="Symbol" w:hAnsi="Symbol" w:hint="default"/>
+      </w:rPr>
+    </w:lvl>
+    <w:lvl w:ilvl="7" w:tplc="08090003" w:tentative="1">
+      <w:start w:val="1"/>
+      <w:numFmt w:val="bullet"/>
+      <w:lvlText w:val="o"/>
+      <w:lvlJc w:val="left"/>
+      <w:pPr>
+        <w:ind w:left="6840" w:hanging="360"/>
+      </w:pPr>
+      <w:rPr>
+        <w:rFonts w:ascii="Courier New" w:hAnsi="Courier New" w:cs="Courier New" w:hint="default"/>
+      </w:rPr>
+    </w:lvl>
+    <w:lvl w:ilvl="8" w:tplc="08090005" w:tentative="1">
+      <w:start w:val="1"/>
+      <w:numFmt w:val="bullet"/>
+      <w:lvlText w:val=""/>
+      <w:lvlJc w:val="left"/>
+      <w:pPr>
+        <w:ind w:left="7560" w:hanging="360"/>
+      </w:pPr>
+      <w:rPr>
+        <w:rFonts w:ascii="Wingdings" w:hAnsi="Wingdings" w:hint="default"/>
+      </w:rPr>
+    </w:lvl>
+  </w:abstractNum>
+  <w:abstractNum w:abstractNumId="7" w15:restartNumberingAfterBreak="0">
+    <w:nsid w:val="48F76971"/>
+    <w:multiLevelType w:val="hybridMultilevel"/>
+    <w:tmpl w:val="AFBA270E"/>
+    <w:lvl w:ilvl="0" w:tplc="7CAAE32A">
+      <w:start w:val="1"/>
+      <w:numFmt w:val="bullet"/>
+      <w:lvlText w:val="-"/>
+      <w:lvlJc w:val="left"/>
+      <w:pPr>
+        <w:ind w:left="1800" w:hanging="360"/>
+      </w:pPr>
+      <w:rPr>
+        <w:rFonts w:ascii="Times New Roman" w:eastAsiaTheme="minorHAnsi" w:hAnsi="Times New Roman" w:cs="Times New Roman" w:hint="default"/>
+      </w:rPr>
+    </w:lvl>
+    <w:lvl w:ilvl="1" w:tplc="08090003" w:tentative="1">
+      <w:start w:val="1"/>
+      <w:numFmt w:val="bullet"/>
+      <w:lvlText w:val="o"/>
+      <w:lvlJc w:val="left"/>
+      <w:pPr>
+        <w:ind w:left="2520" w:hanging="360"/>
+      </w:pPr>
+      <w:rPr>
+        <w:rFonts w:ascii="Courier New" w:hAnsi="Courier New" w:cs="Courier New" w:hint="default"/>
+      </w:rPr>
+    </w:lvl>
+    <w:lvl w:ilvl="2" w:tplc="08090005" w:tentative="1">
+      <w:start w:val="1"/>
+      <w:numFmt w:val="bullet"/>
+      <w:lvlText w:val=""/>
+      <w:lvlJc w:val="left"/>
+      <w:pPr>
+        <w:ind w:left="3240" w:hanging="360"/>
+      </w:pPr>
+      <w:rPr>
+        <w:rFonts w:ascii="Wingdings" w:hAnsi="Wingdings" w:hint="default"/>
+      </w:rPr>
+    </w:lvl>
+    <w:lvl w:ilvl="3" w:tplc="08090001" w:tentative="1">
+      <w:start w:val="1"/>
+      <w:numFmt w:val="bullet"/>
+      <w:lvlText w:val=""/>
+      <w:lvlJc w:val="left"/>
+      <w:pPr>
+        <w:ind w:left="3960" w:hanging="360"/>
+      </w:pPr>
+      <w:rPr>
+        <w:rFonts w:ascii="Symbol" w:hAnsi="Symbol" w:hint="default"/>
+      </w:rPr>
+    </w:lvl>
+    <w:lvl w:ilvl="4" w:tplc="08090003" w:tentative="1">
+      <w:start w:val="1"/>
+      <w:numFmt w:val="bullet"/>
+      <w:lvlText w:val="o"/>
+      <w:lvlJc w:val="left"/>
+      <w:pPr>
+        <w:ind w:left="4680" w:hanging="360"/>
+      </w:pPr>
+      <w:rPr>
+        <w:rFonts w:ascii="Courier New" w:hAnsi="Courier New" w:cs="Courier New" w:hint="default"/>
+      </w:rPr>
+    </w:lvl>
+    <w:lvl w:ilvl="5" w:tplc="08090005" w:tentative="1">
+      <w:start w:val="1"/>
+      <w:numFmt w:val="bullet"/>
+      <w:lvlText w:val=""/>
+      <w:lvlJc w:val="left"/>
+      <w:pPr>
+        <w:ind w:left="5400" w:hanging="360"/>
+      </w:pPr>
+      <w:rPr>
+        <w:rFonts w:ascii="Wingdings" w:hAnsi="Wingdings" w:hint="default"/>
+      </w:rPr>
+    </w:lvl>
+    <w:lvl w:ilvl="6" w:tplc="08090001" w:tentative="1">
+      <w:start w:val="1"/>
+      <w:numFmt w:val="bullet"/>
+      <w:lvlText w:val=""/>
+      <w:lvlJc w:val="left"/>
+      <w:pPr>
+        <w:ind w:left="6120" w:hanging="360"/>
+      </w:pPr>
+      <w:rPr>
+        <w:rFonts w:ascii="Symbol" w:hAnsi="Symbol" w:hint="default"/>
+      </w:rPr>
+    </w:lvl>
+    <w:lvl w:ilvl="7" w:tplc="08090003" w:tentative="1">
+      <w:start w:val="1"/>
+      <w:numFmt w:val="bullet"/>
+      <w:lvlText w:val="o"/>
+      <w:lvlJc w:val="left"/>
+      <w:pPr>
+        <w:ind w:left="6840" w:hanging="360"/>
+      </w:pPr>
+      <w:rPr>
+        <w:rFonts w:ascii="Courier New" w:hAnsi="Courier New" w:cs="Courier New" w:hint="default"/>
+      </w:rPr>
+    </w:lvl>
+    <w:lvl w:ilvl="8" w:tplc="08090005" w:tentative="1">
+      <w:start w:val="1"/>
+      <w:numFmt w:val="bullet"/>
+      <w:lvlText w:val=""/>
+      <w:lvlJc w:val="left"/>
+      <w:pPr>
+        <w:ind w:left="7560" w:hanging="360"/>
+      </w:pPr>
+      <w:rPr>
+        <w:rFonts w:ascii="Wingdings" w:hAnsi="Wingdings" w:hint="default"/>
+      </w:rPr>
+    </w:lvl>
+  </w:abstractNum>
+  <w:abstractNum w:abstractNumId="8" w15:restartNumberingAfterBreak="0">
+    <w:nsid w:val="51877628"/>
+    <w:multiLevelType w:val="hybridMultilevel"/>
+    <w:tmpl w:val="6690FC2A"/>
+    <w:lvl w:ilvl="0" w:tplc="08090001">
+      <w:start w:val="1"/>
+      <w:numFmt w:val="bullet"/>
+      <w:lvlText w:val=""/>
+      <w:lvlJc w:val="left"/>
+      <w:pPr>
+        <w:ind w:left="1440" w:hanging="360"/>
+      </w:pPr>
+      <w:rPr>
+        <w:rFonts w:ascii="Symbol" w:hAnsi="Symbol" w:hint="default"/>
+      </w:rPr>
+    </w:lvl>
+    <w:lvl w:ilvl="1" w:tplc="08090003">
+      <w:start w:val="1"/>
+      <w:numFmt w:val="bullet"/>
+      <w:lvlText w:val="o"/>
+      <w:lvlJc w:val="left"/>
+      <w:pPr>
+        <w:ind w:left="2160" w:hanging="360"/>
+      </w:pPr>
+      <w:rPr>
+        <w:rFonts w:ascii="Courier New" w:hAnsi="Courier New" w:cs="Courier New" w:hint="default"/>
+      </w:rPr>
+    </w:lvl>
+    <w:lvl w:ilvl="2" w:tplc="08090005" w:tentative="1">
+      <w:start w:val="1"/>
+      <w:numFmt w:val="bullet"/>
+      <w:lvlText w:val=""/>
+      <w:lvlJc w:val="left"/>
+      <w:pPr>
+        <w:ind w:left="2880" w:hanging="360"/>
+      </w:pPr>
+      <w:rPr>
+        <w:rFonts w:ascii="Wingdings" w:hAnsi="Wingdings" w:hint="default"/>
+      </w:rPr>
+    </w:lvl>
+    <w:lvl w:ilvl="3" w:tplc="08090001" w:tentative="1">
+      <w:start w:val="1"/>
+      <w:numFmt w:val="bullet"/>
+      <w:lvlText w:val=""/>
+      <w:lvlJc w:val="left"/>
+      <w:pPr>
+        <w:ind w:left="3600" w:hanging="360"/>
+      </w:pPr>
+      <w:rPr>
+        <w:rFonts w:ascii="Symbol" w:hAnsi="Symbol" w:hint="default"/>
+      </w:rPr>
+    </w:lvl>
+    <w:lvl w:ilvl="4" w:tplc="08090003" w:tentative="1">
+      <w:start w:val="1"/>
+      <w:numFmt w:val="bullet"/>
+      <w:lvlText w:val="o"/>
+      <w:lvlJc w:val="left"/>
+      <w:pPr>
+        <w:ind w:left="4320" w:hanging="360"/>
+      </w:pPr>
+      <w:rPr>
+        <w:rFonts w:ascii="Courier New" w:hAnsi="Courier New" w:cs="Courier New" w:hint="default"/>
+      </w:rPr>
+    </w:lvl>
+    <w:lvl w:ilvl="5" w:tplc="08090005" w:tentative="1">
+      <w:start w:val="1"/>
+      <w:numFmt w:val="bullet"/>
+      <w:lvlText w:val=""/>
+      <w:lvlJc w:val="left"/>
+      <w:pPr>
+        <w:ind w:left="5040" w:hanging="360"/>
+      </w:pPr>
+      <w:rPr>
+        <w:rFonts w:ascii="Wingdings" w:hAnsi="Wingdings" w:hint="default"/>
+      </w:rPr>
+    </w:lvl>
+    <w:lvl w:ilvl="6" w:tplc="08090001" w:tentative="1">
+      <w:start w:val="1"/>
+      <w:numFmt w:val="bullet"/>
+      <w:lvlText w:val=""/>
+      <w:lvlJc w:val="left"/>
+      <w:pPr>
+        <w:ind w:left="5760" w:hanging="360"/>
+      </w:pPr>
+      <w:rPr>
+        <w:rFonts w:ascii="Symbol" w:hAnsi="Symbol" w:hint="default"/>
+      </w:rPr>
+    </w:lvl>
+    <w:lvl w:ilvl="7" w:tplc="08090003" w:tentative="1">
+      <w:start w:val="1"/>
+      <w:numFmt w:val="bullet"/>
+      <w:lvlText w:val="o"/>
+      <w:lvlJc w:val="left"/>
+      <w:pPr>
+        <w:ind w:left="6480" w:hanging="360"/>
+      </w:pPr>
+      <w:rPr>
+        <w:rFonts w:ascii="Courier New" w:hAnsi="Courier New" w:cs="Courier New" w:hint="default"/>
+      </w:rPr>
+    </w:lvl>
+    <w:lvl w:ilvl="8" w:tplc="08090005" w:tentative="1">
+      <w:start w:val="1"/>
+      <w:numFmt w:val="bullet"/>
+      <w:lvlText w:val=""/>
+      <w:lvlJc w:val="left"/>
+      <w:pPr>
+        <w:ind w:left="7200" w:hanging="360"/>
+      </w:pPr>
+      <w:rPr>
+        <w:rFonts w:ascii="Wingdings" w:hAnsi="Wingdings" w:hint="default"/>
+      </w:rPr>
+    </w:lvl>
+  </w:abstractNum>
+  <w:abstractNum w:abstractNumId="9" w15:restartNumberingAfterBreak="0">
+    <w:nsid w:val="53CB4AC2"/>
+    <w:multiLevelType w:val="multilevel"/>
+    <w:tmpl w:val="61C8BECC"/>
+    <w:lvl w:ilvl="0">
+      <w:start w:val="1"/>
+      <w:numFmt w:val="bullet"/>
+      <w:lvlText w:val=""/>
+      <w:lvlJc w:val="left"/>
+      <w:pPr>
+        <w:tabs>
+          <w:tab w:val="num" w:pos="720"/>
+        </w:tabs>
+        <w:ind w:left="720" w:hanging="360"/>
+      </w:pPr>
+      <w:rPr>
+        <w:rFonts w:ascii="Symbol" w:hAnsi="Symbol" w:hint="default"/>
+        <w:sz w:val="20"/>
+      </w:rPr>
+    </w:lvl>
+    <w:lvl w:ilvl="1" w:tentative="1">
+      <w:start w:val="1"/>
+      <w:numFmt w:val="bullet"/>
+      <w:lvlText w:val="o"/>
+      <w:lvlJc w:val="left"/>
+      <w:pPr>
+        <w:tabs>
+          <w:tab w:val="num" w:pos="1440"/>
+        </w:tabs>
+        <w:ind w:left="1440" w:hanging="360"/>
+      </w:pPr>
+      <w:rPr>
+        <w:rFonts w:ascii="Courier New" w:hAnsi="Courier New" w:hint="default"/>
+        <w:sz w:val="20"/>
+      </w:rPr>
+    </w:lvl>
+    <w:lvl w:ilvl="2" w:tentative="1">
+      <w:start w:val="1"/>
+      <w:numFmt w:val="bullet"/>
+      <w:lvlText w:val=""/>
+      <w:lvlJc w:val="left"/>
+      <w:pPr>
+        <w:tabs>
+          <w:tab w:val="num" w:pos="2160"/>
+        </w:tabs>
+        <w:ind w:left="2160" w:hanging="360"/>
+      </w:pPr>
+      <w:rPr>
+        <w:rFonts w:ascii="Wingdings" w:hAnsi="Wingdings" w:hint="default"/>
+        <w:sz w:val="20"/>
+      </w:rPr>
+    </w:lvl>
+    <w:lvl w:ilvl="3" w:tentative="1">
+      <w:start w:val="1"/>
+      <w:numFmt w:val="bullet"/>
+      <w:lvlText w:val=""/>
+      <w:lvlJc w:val="left"/>
+      <w:pPr>
+        <w:tabs>
+          <w:tab w:val="num" w:pos="2880"/>
+        </w:tabs>
+        <w:ind w:left="2880" w:hanging="360"/>
+      </w:pPr>
+      <w:rPr>
+        <w:rFonts w:ascii="Wingdings" w:hAnsi="Wingdings" w:hint="default"/>
+        <w:sz w:val="20"/>
+      </w:rPr>
+    </w:lvl>
+    <w:lvl w:ilvl="4" w:tentative="1">
+      <w:start w:val="1"/>
+      <w:numFmt w:val="bullet"/>
+      <w:lvlText w:val=""/>
+      <w:lvlJc w:val="left"/>
+      <w:pPr>
+        <w:tabs>
+          <w:tab w:val="num" w:pos="3600"/>
+        </w:tabs>
+        <w:ind w:left="3600" w:hanging="360"/>
+      </w:pPr>
+      <w:rPr>
+        <w:rFonts w:ascii="Wingdings" w:hAnsi="Wingdings" w:hint="default"/>
+        <w:sz w:val="20"/>
+      </w:rPr>
+    </w:lvl>
+    <w:lvl w:ilvl="5" w:tentative="1">
+      <w:start w:val="1"/>
+      <w:numFmt w:val="bullet"/>
+      <w:lvlText w:val=""/>
+      <w:lvlJc w:val="left"/>
+      <w:pPr>
+        <w:tabs>
+          <w:tab w:val="num" w:pos="4320"/>
+        </w:tabs>
+        <w:ind w:left="4320" w:hanging="360"/>
+      </w:pPr>
+      <w:rPr>
+        <w:rFonts w:ascii="Wingdings" w:hAnsi="Wingdings" w:hint="default"/>
+        <w:sz w:val="20"/>
+      </w:rPr>
+    </w:lvl>
+    <w:lvl w:ilvl="6" w:tentative="1">
+      <w:start w:val="1"/>
+      <w:numFmt w:val="bullet"/>
+      <w:lvlText w:val=""/>
+      <w:lvlJc w:val="left"/>
+      <w:pPr>
+        <w:tabs>
+          <w:tab w:val="num" w:pos="5040"/>
+        </w:tabs>
+        <w:ind w:left="5040" w:hanging="360"/>
+      </w:pPr>
+      <w:rPr>
+        <w:rFonts w:ascii="Wingdings" w:hAnsi="Wingdings" w:hint="default"/>
+        <w:sz w:val="20"/>
+      </w:rPr>
+    </w:lvl>
+    <w:lvl w:ilvl="7" w:tentative="1">
+      <w:start w:val="1"/>
+      <w:numFmt w:val="bullet"/>
+      <w:lvlText w:val=""/>
+      <w:lvlJc w:val="left"/>
+      <w:pPr>
+        <w:tabs>
+          <w:tab w:val="num" w:pos="5760"/>
+        </w:tabs>
+        <w:ind w:left="5760" w:hanging="360"/>
+      </w:pPr>
+      <w:rPr>
+        <w:rFonts w:ascii="Wingdings" w:hAnsi="Wingdings" w:hint="default"/>
+        <w:sz w:val="20"/>
+      </w:rPr>
+    </w:lvl>
+    <w:lvl w:ilvl="8" w:tentative="1">
+      <w:start w:val="1"/>
+      <w:numFmt w:val="bullet"/>
+      <w:lvlText w:val=""/>
+      <w:lvlJc w:val="left"/>
+      <w:pPr>
+        <w:tabs>
+          <w:tab w:val="num" w:pos="6480"/>
+        </w:tabs>
+        <w:ind w:left="6480" w:hanging="360"/>
+      </w:pPr>
+      <w:rPr>
+        <w:rFonts w:ascii="Wingdings" w:hAnsi="Wingdings" w:hint="default"/>
+        <w:sz w:val="20"/>
+      </w:rPr>
+    </w:lvl>
+  </w:abstractNum>
+  <w:abstractNum w:abstractNumId="10" w15:restartNumberingAfterBreak="0">
+    <w:nsid w:val="59EA3A35"/>
+    <w:multiLevelType w:val="hybridMultilevel"/>
+    <w:tmpl w:val="78DE5B4E"/>
+    <w:lvl w:ilvl="0" w:tplc="7CAAE32A">
+      <w:start w:val="1"/>
+      <w:numFmt w:val="bullet"/>
+      <w:lvlText w:val="-"/>
+      <w:lvlJc w:val="left"/>
+      <w:pPr>
+        <w:ind w:left="1800" w:hanging="360"/>
+      </w:pPr>
+      <w:rPr>
+        <w:rFonts w:ascii="Times New Roman" w:eastAsiaTheme="minorHAnsi" w:hAnsi="Times New Roman" w:cs="Times New Roman" w:hint="default"/>
+      </w:rPr>
+    </w:lvl>
+    <w:lvl w:ilvl="1" w:tplc="08090003" w:tentative="1">
+      <w:start w:val="1"/>
+      <w:numFmt w:val="bullet"/>
+      <w:lvlText w:val="o"/>
+      <w:lvlJc w:val="left"/>
+      <w:pPr>
+        <w:ind w:left="2520" w:hanging="360"/>
+      </w:pPr>
+      <w:rPr>
+        <w:rFonts w:ascii="Courier New" w:hAnsi="Courier New" w:cs="Courier New" w:hint="default"/>
+      </w:rPr>
+    </w:lvl>
+    <w:lvl w:ilvl="2" w:tplc="08090005" w:tentative="1">
+      <w:start w:val="1"/>
+      <w:numFmt w:val="bullet"/>
+      <w:lvlText w:val=""/>
+      <w:lvlJc w:val="left"/>
+      <w:pPr>
+        <w:ind w:left="3240" w:hanging="360"/>
+      </w:pPr>
+      <w:rPr>
+        <w:rFonts w:ascii="Wingdings" w:hAnsi="Wingdings" w:hint="default"/>
+      </w:rPr>
+    </w:lvl>
+    <w:lvl w:ilvl="3" w:tplc="08090001" w:tentative="1">
+      <w:start w:val="1"/>
+      <w:numFmt w:val="bullet"/>
+      <w:lvlText w:val=""/>
+      <w:lvlJc w:val="left"/>
+      <w:pPr>
+        <w:ind w:left="3960" w:hanging="360"/>
+      </w:pPr>
+      <w:rPr>
+        <w:rFonts w:ascii="Symbol" w:hAnsi="Symbol" w:hint="default"/>
+      </w:rPr>
+    </w:lvl>
+    <w:lvl w:ilvl="4" w:tplc="08090003" w:tentative="1">
+      <w:start w:val="1"/>
+      <w:numFmt w:val="bullet"/>
+      <w:lvlText w:val="o"/>
+      <w:lvlJc w:val="left"/>
+      <w:pPr>
+        <w:ind w:left="4680" w:hanging="360"/>
+      </w:pPr>
+      <w:rPr>
+        <w:rFonts w:ascii="Courier New" w:hAnsi="Courier New" w:cs="Courier New" w:hint="default"/>
+      </w:rPr>
+    </w:lvl>
+    <w:lvl w:ilvl="5" w:tplc="08090005" w:tentative="1">
+      <w:start w:val="1"/>
+      <w:numFmt w:val="bullet"/>
+      <w:lvlText w:val=""/>
+      <w:lvlJc w:val="left"/>
+      <w:pPr>
+        <w:ind w:left="5400" w:hanging="360"/>
+      </w:pPr>
+      <w:rPr>
+        <w:rFonts w:ascii="Wingdings" w:hAnsi="Wingdings" w:hint="default"/>
+      </w:rPr>
+    </w:lvl>
+    <w:lvl w:ilvl="6" w:tplc="08090001" w:tentative="1">
+      <w:start w:val="1"/>
+      <w:numFmt w:val="bullet"/>
+      <w:lvlText w:val=""/>
+      <w:lvlJc w:val="left"/>
+      <w:pPr>
+        <w:ind w:left="6120" w:hanging="360"/>
+      </w:pPr>
+      <w:rPr>
+        <w:rFonts w:ascii="Symbol" w:hAnsi="Symbol" w:hint="default"/>
+      </w:rPr>
+    </w:lvl>
+    <w:lvl w:ilvl="7" w:tplc="08090003" w:tentative="1">
+      <w:start w:val="1"/>
+      <w:numFmt w:val="bullet"/>
+      <w:lvlText w:val="o"/>
+      <w:lvlJc w:val="left"/>
+      <w:pPr>
+        <w:ind w:left="6840" w:hanging="360"/>
+      </w:pPr>
+      <w:rPr>
+        <w:rFonts w:ascii="Courier New" w:hAnsi="Courier New" w:cs="Courier New" w:hint="default"/>
+      </w:rPr>
+    </w:lvl>
+    <w:lvl w:ilvl="8" w:tplc="08090005" w:tentative="1">
+      <w:start w:val="1"/>
+      <w:numFmt w:val="bullet"/>
+      <w:lvlText w:val=""/>
+      <w:lvlJc w:val="left"/>
+      <w:pPr>
+        <w:ind w:left="7560" w:hanging="360"/>
+      </w:pPr>
+      <w:rPr>
+        <w:rFonts w:ascii="Wingdings" w:hAnsi="Wingdings" w:hint="default"/>
+      </w:rPr>
+    </w:lvl>
+  </w:abstractNum>
+  <w:abstractNum w:abstractNumId="11" w15:restartNumberingAfterBreak="0">
+    <w:nsid w:val="5C8B1306"/>
+    <w:multiLevelType w:val="hybridMultilevel"/>
+    <w:tmpl w:val="1ED8A202"/>
+    <w:lvl w:ilvl="0" w:tplc="7CAAE32A">
+      <w:start w:val="1"/>
+      <w:numFmt w:val="bullet"/>
+      <w:lvlText w:val="-"/>
+      <w:lvlJc w:val="left"/>
+      <w:pPr>
+        <w:ind w:left="1800" w:hanging="360"/>
+      </w:pPr>
+      <w:rPr>
+        <w:rFonts w:ascii="Times New Roman" w:eastAsiaTheme="minorHAnsi" w:hAnsi="Times New Roman" w:cs="Times New Roman" w:hint="default"/>
+      </w:rPr>
+    </w:lvl>
+    <w:lvl w:ilvl="1" w:tplc="08090003" w:tentative="1">
+      <w:start w:val="1"/>
+      <w:numFmt w:val="bullet"/>
+      <w:lvlText w:val="o"/>
+      <w:lvlJc w:val="left"/>
+      <w:pPr>
+        <w:ind w:left="2520" w:hanging="360"/>
+      </w:pPr>
+      <w:rPr>
+        <w:rFonts w:ascii="Courier New" w:hAnsi="Courier New" w:cs="Courier New" w:hint="default"/>
+      </w:rPr>
+    </w:lvl>
+    <w:lvl w:ilvl="2" w:tplc="08090005" w:tentative="1">
+      <w:start w:val="1"/>
+      <w:numFmt w:val="bullet"/>
+      <w:lvlText w:val=""/>
+      <w:lvlJc w:val="left"/>
+      <w:pPr>
+        <w:ind w:left="3240" w:hanging="360"/>
+      </w:pPr>
+      <w:rPr>
+        <w:rFonts w:ascii="Wingdings" w:hAnsi="Wingdings" w:hint="default"/>
+      </w:rPr>
+    </w:lvl>
+    <w:lvl w:ilvl="3" w:tplc="08090001" w:tentative="1">
+      <w:start w:val="1"/>
+      <w:numFmt w:val="bullet"/>
+      <w:lvlText w:val=""/>
+      <w:lvlJc w:val="left"/>
+      <w:pPr>
+        <w:ind w:left="3960" w:hanging="360"/>
+      </w:pPr>
+      <w:rPr>
+        <w:rFonts w:ascii="Symbol" w:hAnsi="Symbol" w:hint="default"/>
+      </w:rPr>
+    </w:lvl>
+    <w:lvl w:ilvl="4" w:tplc="08090003" w:tentative="1">
+      <w:start w:val="1"/>
+      <w:numFmt w:val="bullet"/>
+      <w:lvlText w:val="o"/>
+      <w:lvlJc w:val="left"/>
+      <w:pPr>
+        <w:ind w:left="4680" w:hanging="360"/>
+      </w:pPr>
+      <w:rPr>
+        <w:rFonts w:ascii="Courier New" w:hAnsi="Courier New" w:cs="Courier New" w:hint="default"/>
+      </w:rPr>
+    </w:lvl>
+    <w:lvl w:ilvl="5" w:tplc="08090005" w:tentative="1">
+      <w:start w:val="1"/>
+      <w:numFmt w:val="bullet"/>
+      <w:lvlText w:val=""/>
+      <w:lvlJc w:val="left"/>
+      <w:pPr>
+        <w:ind w:left="5400" w:hanging="360"/>
+      </w:pPr>
+      <w:rPr>
+        <w:rFonts w:ascii="Wingdings" w:hAnsi="Wingdings" w:hint="default"/>
+      </w:rPr>
+    </w:lvl>
+    <w:lvl w:ilvl="6" w:tplc="08090001" w:tentative="1">
+      <w:start w:val="1"/>
+      <w:numFmt w:val="bullet"/>
+      <w:lvlText w:val=""/>
+      <w:lvlJc w:val="left"/>
+      <w:pPr>
+        <w:ind w:left="6120" w:hanging="360"/>
+      </w:pPr>
+      <w:rPr>
+        <w:rFonts w:ascii="Symbol" w:hAnsi="Symbol" w:hint="default"/>
+      </w:rPr>
+    </w:lvl>
+    <w:lvl w:ilvl="7" w:tplc="08090003" w:tentative="1">
+      <w:start w:val="1"/>
+      <w:numFmt w:val="bullet"/>
+      <w:lvlText w:val="o"/>
+      <w:lvlJc w:val="left"/>
+      <w:pPr>
+        <w:ind w:left="6840" w:hanging="360"/>
+      </w:pPr>
+      <w:rPr>
+        <w:rFonts w:ascii="Courier New" w:hAnsi="Courier New" w:cs="Courier New" w:hint="default"/>
+      </w:rPr>
+    </w:lvl>
+    <w:lvl w:ilvl="8" w:tplc="08090005" w:tentative="1">
+      <w:start w:val="1"/>
+      <w:numFmt w:val="bullet"/>
+      <w:lvlText w:val=""/>
+      <w:lvlJc w:val="left"/>
+      <w:pPr>
+        <w:ind w:left="7560" w:hanging="360"/>
+      </w:pPr>
+      <w:rPr>
+        <w:rFonts w:ascii="Wingdings" w:hAnsi="Wingdings" w:hint="default"/>
+      </w:rPr>
+    </w:lvl>
+  </w:abstractNum>
+  <w:abstractNum w:abstractNumId="12" w15:restartNumberingAfterBreak="0">
     <w:nsid w:val="5D084D50"/>
     <w:multiLevelType w:val="hybridMultilevel"/>
     <w:tmpl w:val="FFC4BB60"/>
@@ -4200,7 +5158,156 @@
       </w:pPr>
     </w:lvl>
   </w:abstractNum>
-  <w:abstractNum w:abstractNumId="2" w15:restartNumberingAfterBreak="0">
+  <w:abstractNum w:abstractNumId="13" w15:restartNumberingAfterBreak="0">
+    <w:nsid w:val="601E1F66"/>
+    <w:multiLevelType w:val="multilevel"/>
+    <w:tmpl w:val="8E2A5EDC"/>
+    <w:lvl w:ilvl="0">
+      <w:start w:val="1"/>
+      <w:numFmt w:val="bullet"/>
+      <w:lvlText w:val=""/>
+      <w:lvlJc w:val="left"/>
+      <w:pPr>
+        <w:tabs>
+          <w:tab w:val="num" w:pos="720"/>
+        </w:tabs>
+        <w:ind w:left="720" w:hanging="360"/>
+      </w:pPr>
+      <w:rPr>
+        <w:rFonts w:ascii="Symbol" w:hAnsi="Symbol" w:hint="default"/>
+        <w:sz w:val="20"/>
+      </w:rPr>
+    </w:lvl>
+    <w:lvl w:ilvl="1" w:tentative="1">
+      <w:start w:val="1"/>
+      <w:numFmt w:val="bullet"/>
+      <w:lvlText w:val="o"/>
+      <w:lvlJc w:val="left"/>
+      <w:pPr>
+        <w:tabs>
+          <w:tab w:val="num" w:pos="1440"/>
+        </w:tabs>
+        <w:ind w:left="1440" w:hanging="360"/>
+      </w:pPr>
+      <w:rPr>
+        <w:rFonts w:ascii="Courier New" w:hAnsi="Courier New" w:hint="default"/>
+        <w:sz w:val="20"/>
+      </w:rPr>
+    </w:lvl>
+    <w:lvl w:ilvl="2" w:tentative="1">
+      <w:start w:val="1"/>
+      <w:numFmt w:val="bullet"/>
+      <w:lvlText w:val=""/>
+      <w:lvlJc w:val="left"/>
+      <w:pPr>
+        <w:tabs>
+          <w:tab w:val="num" w:pos="2160"/>
+        </w:tabs>
+        <w:ind w:left="2160" w:hanging="360"/>
+      </w:pPr>
+      <w:rPr>
+        <w:rFonts w:ascii="Wingdings" w:hAnsi="Wingdings" w:hint="default"/>
+        <w:sz w:val="20"/>
+      </w:rPr>
+    </w:lvl>
+    <w:lvl w:ilvl="3" w:tentative="1">
+      <w:start w:val="1"/>
+      <w:numFmt w:val="bullet"/>
+      <w:lvlText w:val=""/>
+      <w:lvlJc w:val="left"/>
+      <w:pPr>
+        <w:tabs>
+          <w:tab w:val="num" w:pos="2880"/>
+        </w:tabs>
+        <w:ind w:left="2880" w:hanging="360"/>
+      </w:pPr>
+      <w:rPr>
+        <w:rFonts w:ascii="Wingdings" w:hAnsi="Wingdings" w:hint="default"/>
+        <w:sz w:val="20"/>
+      </w:rPr>
+    </w:lvl>
+    <w:lvl w:ilvl="4" w:tentative="1">
+      <w:start w:val="1"/>
+      <w:numFmt w:val="bullet"/>
+      <w:lvlText w:val=""/>
+      <w:lvlJc w:val="left"/>
+      <w:pPr>
+        <w:tabs>
+          <w:tab w:val="num" w:pos="3600"/>
+        </w:tabs>
+        <w:ind w:left="3600" w:hanging="360"/>
+      </w:pPr>
+      <w:rPr>
+        <w:rFonts w:ascii="Wingdings" w:hAnsi="Wingdings" w:hint="default"/>
+        <w:sz w:val="20"/>
+      </w:rPr>
+    </w:lvl>
+    <w:lvl w:ilvl="5" w:tentative="1">
+      <w:start w:val="1"/>
+      <w:numFmt w:val="bullet"/>
+      <w:lvlText w:val=""/>
+      <w:lvlJc w:val="left"/>
+      <w:pPr>
+        <w:tabs>
+          <w:tab w:val="num" w:pos="4320"/>
+        </w:tabs>
+        <w:ind w:left="4320" w:hanging="360"/>
+      </w:pPr>
+      <w:rPr>
+        <w:rFonts w:ascii="Wingdings" w:hAnsi="Wingdings" w:hint="default"/>
+        <w:sz w:val="20"/>
+      </w:rPr>
+    </w:lvl>
+    <w:lvl w:ilvl="6" w:tentative="1">
+      <w:start w:val="1"/>
+      <w:numFmt w:val="bullet"/>
+      <w:lvlText w:val=""/>
+      <w:lvlJc w:val="left"/>
+      <w:pPr>
+        <w:tabs>
+          <w:tab w:val="num" w:pos="5040"/>
+        </w:tabs>
+        <w:ind w:left="5040" w:hanging="360"/>
+      </w:pPr>
+      <w:rPr>
+        <w:rFonts w:ascii="Wingdings" w:hAnsi="Wingdings" w:hint="default"/>
+        <w:sz w:val="20"/>
+      </w:rPr>
+    </w:lvl>
+    <w:lvl w:ilvl="7" w:tentative="1">
+      <w:start w:val="1"/>
+      <w:numFmt w:val="bullet"/>
+      <w:lvlText w:val=""/>
+      <w:lvlJc w:val="left"/>
+      <w:pPr>
+        <w:tabs>
+          <w:tab w:val="num" w:pos="5760"/>
+        </w:tabs>
+        <w:ind w:left="5760" w:hanging="360"/>
+      </w:pPr>
+      <w:rPr>
+        <w:rFonts w:ascii="Wingdings" w:hAnsi="Wingdings" w:hint="default"/>
+        <w:sz w:val="20"/>
+      </w:rPr>
+    </w:lvl>
+    <w:lvl w:ilvl="8" w:tentative="1">
+      <w:start w:val="1"/>
+      <w:numFmt w:val="bullet"/>
+      <w:lvlText w:val=""/>
+      <w:lvlJc w:val="left"/>
+      <w:pPr>
+        <w:tabs>
+          <w:tab w:val="num" w:pos="6480"/>
+        </w:tabs>
+        <w:ind w:left="6480" w:hanging="360"/>
+      </w:pPr>
+      <w:rPr>
+        <w:rFonts w:ascii="Wingdings" w:hAnsi="Wingdings" w:hint="default"/>
+        <w:sz w:val="20"/>
+      </w:rPr>
+    </w:lvl>
+  </w:abstractNum>
+  <w:abstractNum w:abstractNumId="14" w15:restartNumberingAfterBreak="0">
     <w:nsid w:val="63451FF3"/>
     <w:multiLevelType w:val="hybridMultilevel"/>
     <w:tmpl w:val="D2C0ABDC"/>
@@ -4313,14 +5420,434 @@
       </w:rPr>
     </w:lvl>
   </w:abstractNum>
+  <w:abstractNum w:abstractNumId="15" w15:restartNumberingAfterBreak="0">
+    <w:nsid w:val="6A8E2866"/>
+    <w:multiLevelType w:val="hybridMultilevel"/>
+    <w:tmpl w:val="09208D6E"/>
+    <w:lvl w:ilvl="0" w:tplc="7CAAE32A">
+      <w:start w:val="1"/>
+      <w:numFmt w:val="bullet"/>
+      <w:lvlText w:val="-"/>
+      <w:lvlJc w:val="left"/>
+      <w:pPr>
+        <w:ind w:left="1800" w:hanging="360"/>
+      </w:pPr>
+      <w:rPr>
+        <w:rFonts w:ascii="Times New Roman" w:eastAsiaTheme="minorHAnsi" w:hAnsi="Times New Roman" w:cs="Times New Roman" w:hint="default"/>
+      </w:rPr>
+    </w:lvl>
+    <w:lvl w:ilvl="1" w:tplc="08090003">
+      <w:start w:val="1"/>
+      <w:numFmt w:val="bullet"/>
+      <w:lvlText w:val="o"/>
+      <w:lvlJc w:val="left"/>
+      <w:pPr>
+        <w:ind w:left="2520" w:hanging="360"/>
+      </w:pPr>
+      <w:rPr>
+        <w:rFonts w:ascii="Courier New" w:hAnsi="Courier New" w:cs="Courier New" w:hint="default"/>
+      </w:rPr>
+    </w:lvl>
+    <w:lvl w:ilvl="2" w:tplc="08090005" w:tentative="1">
+      <w:start w:val="1"/>
+      <w:numFmt w:val="bullet"/>
+      <w:lvlText w:val=""/>
+      <w:lvlJc w:val="left"/>
+      <w:pPr>
+        <w:ind w:left="3240" w:hanging="360"/>
+      </w:pPr>
+      <w:rPr>
+        <w:rFonts w:ascii="Wingdings" w:hAnsi="Wingdings" w:hint="default"/>
+      </w:rPr>
+    </w:lvl>
+    <w:lvl w:ilvl="3" w:tplc="08090001" w:tentative="1">
+      <w:start w:val="1"/>
+      <w:numFmt w:val="bullet"/>
+      <w:lvlText w:val=""/>
+      <w:lvlJc w:val="left"/>
+      <w:pPr>
+        <w:ind w:left="3960" w:hanging="360"/>
+      </w:pPr>
+      <w:rPr>
+        <w:rFonts w:ascii="Symbol" w:hAnsi="Symbol" w:hint="default"/>
+      </w:rPr>
+    </w:lvl>
+    <w:lvl w:ilvl="4" w:tplc="08090003" w:tentative="1">
+      <w:start w:val="1"/>
+      <w:numFmt w:val="bullet"/>
+      <w:lvlText w:val="o"/>
+      <w:lvlJc w:val="left"/>
+      <w:pPr>
+        <w:ind w:left="4680" w:hanging="360"/>
+      </w:pPr>
+      <w:rPr>
+        <w:rFonts w:ascii="Courier New" w:hAnsi="Courier New" w:cs="Courier New" w:hint="default"/>
+      </w:rPr>
+    </w:lvl>
+    <w:lvl w:ilvl="5" w:tplc="08090005" w:tentative="1">
+      <w:start w:val="1"/>
+      <w:numFmt w:val="bullet"/>
+      <w:lvlText w:val=""/>
+      <w:lvlJc w:val="left"/>
+      <w:pPr>
+        <w:ind w:left="5400" w:hanging="360"/>
+      </w:pPr>
+      <w:rPr>
+        <w:rFonts w:ascii="Wingdings" w:hAnsi="Wingdings" w:hint="default"/>
+      </w:rPr>
+    </w:lvl>
+    <w:lvl w:ilvl="6" w:tplc="08090001" w:tentative="1">
+      <w:start w:val="1"/>
+      <w:numFmt w:val="bullet"/>
+      <w:lvlText w:val=""/>
+      <w:lvlJc w:val="left"/>
+      <w:pPr>
+        <w:ind w:left="6120" w:hanging="360"/>
+      </w:pPr>
+      <w:rPr>
+        <w:rFonts w:ascii="Symbol" w:hAnsi="Symbol" w:hint="default"/>
+      </w:rPr>
+    </w:lvl>
+    <w:lvl w:ilvl="7" w:tplc="08090003" w:tentative="1">
+      <w:start w:val="1"/>
+      <w:numFmt w:val="bullet"/>
+      <w:lvlText w:val="o"/>
+      <w:lvlJc w:val="left"/>
+      <w:pPr>
+        <w:ind w:left="6840" w:hanging="360"/>
+      </w:pPr>
+      <w:rPr>
+        <w:rFonts w:ascii="Courier New" w:hAnsi="Courier New" w:cs="Courier New" w:hint="default"/>
+      </w:rPr>
+    </w:lvl>
+    <w:lvl w:ilvl="8" w:tplc="08090005" w:tentative="1">
+      <w:start w:val="1"/>
+      <w:numFmt w:val="bullet"/>
+      <w:lvlText w:val=""/>
+      <w:lvlJc w:val="left"/>
+      <w:pPr>
+        <w:ind w:left="7560" w:hanging="360"/>
+      </w:pPr>
+      <w:rPr>
+        <w:rFonts w:ascii="Wingdings" w:hAnsi="Wingdings" w:hint="default"/>
+      </w:rPr>
+    </w:lvl>
+  </w:abstractNum>
+  <w:abstractNum w:abstractNumId="16" w15:restartNumberingAfterBreak="0">
+    <w:nsid w:val="6B5329B9"/>
+    <w:multiLevelType w:val="hybridMultilevel"/>
+    <w:tmpl w:val="BDC0DF36"/>
+    <w:lvl w:ilvl="0" w:tplc="7CAAE32A">
+      <w:start w:val="1"/>
+      <w:numFmt w:val="bullet"/>
+      <w:lvlText w:val="-"/>
+      <w:lvlJc w:val="left"/>
+      <w:pPr>
+        <w:ind w:left="1800" w:hanging="360"/>
+      </w:pPr>
+      <w:rPr>
+        <w:rFonts w:ascii="Times New Roman" w:eastAsiaTheme="minorHAnsi" w:hAnsi="Times New Roman" w:cs="Times New Roman" w:hint="default"/>
+      </w:rPr>
+    </w:lvl>
+    <w:lvl w:ilvl="1" w:tplc="08090003" w:tentative="1">
+      <w:start w:val="1"/>
+      <w:numFmt w:val="bullet"/>
+      <w:lvlText w:val="o"/>
+      <w:lvlJc w:val="left"/>
+      <w:pPr>
+        <w:ind w:left="2520" w:hanging="360"/>
+      </w:pPr>
+      <w:rPr>
+        <w:rFonts w:ascii="Courier New" w:hAnsi="Courier New" w:cs="Courier New" w:hint="default"/>
+      </w:rPr>
+    </w:lvl>
+    <w:lvl w:ilvl="2" w:tplc="08090005" w:tentative="1">
+      <w:start w:val="1"/>
+      <w:numFmt w:val="bullet"/>
+      <w:lvlText w:val=""/>
+      <w:lvlJc w:val="left"/>
+      <w:pPr>
+        <w:ind w:left="3240" w:hanging="360"/>
+      </w:pPr>
+      <w:rPr>
+        <w:rFonts w:ascii="Wingdings" w:hAnsi="Wingdings" w:hint="default"/>
+      </w:rPr>
+    </w:lvl>
+    <w:lvl w:ilvl="3" w:tplc="08090001" w:tentative="1">
+      <w:start w:val="1"/>
+      <w:numFmt w:val="bullet"/>
+      <w:lvlText w:val=""/>
+      <w:lvlJc w:val="left"/>
+      <w:pPr>
+        <w:ind w:left="3960" w:hanging="360"/>
+      </w:pPr>
+      <w:rPr>
+        <w:rFonts w:ascii="Symbol" w:hAnsi="Symbol" w:hint="default"/>
+      </w:rPr>
+    </w:lvl>
+    <w:lvl w:ilvl="4" w:tplc="08090003" w:tentative="1">
+      <w:start w:val="1"/>
+      <w:numFmt w:val="bullet"/>
+      <w:lvlText w:val="o"/>
+      <w:lvlJc w:val="left"/>
+      <w:pPr>
+        <w:ind w:left="4680" w:hanging="360"/>
+      </w:pPr>
+      <w:rPr>
+        <w:rFonts w:ascii="Courier New" w:hAnsi="Courier New" w:cs="Courier New" w:hint="default"/>
+      </w:rPr>
+    </w:lvl>
+    <w:lvl w:ilvl="5" w:tplc="08090005" w:tentative="1">
+      <w:start w:val="1"/>
+      <w:numFmt w:val="bullet"/>
+      <w:lvlText w:val=""/>
+      <w:lvlJc w:val="left"/>
+      <w:pPr>
+        <w:ind w:left="5400" w:hanging="360"/>
+      </w:pPr>
+      <w:rPr>
+        <w:rFonts w:ascii="Wingdings" w:hAnsi="Wingdings" w:hint="default"/>
+      </w:rPr>
+    </w:lvl>
+    <w:lvl w:ilvl="6" w:tplc="08090001" w:tentative="1">
+      <w:start w:val="1"/>
+      <w:numFmt w:val="bullet"/>
+      <w:lvlText w:val=""/>
+      <w:lvlJc w:val="left"/>
+      <w:pPr>
+        <w:ind w:left="6120" w:hanging="360"/>
+      </w:pPr>
+      <w:rPr>
+        <w:rFonts w:ascii="Symbol" w:hAnsi="Symbol" w:hint="default"/>
+      </w:rPr>
+    </w:lvl>
+    <w:lvl w:ilvl="7" w:tplc="08090003" w:tentative="1">
+      <w:start w:val="1"/>
+      <w:numFmt w:val="bullet"/>
+      <w:lvlText w:val="o"/>
+      <w:lvlJc w:val="left"/>
+      <w:pPr>
+        <w:ind w:left="6840" w:hanging="360"/>
+      </w:pPr>
+      <w:rPr>
+        <w:rFonts w:ascii="Courier New" w:hAnsi="Courier New" w:cs="Courier New" w:hint="default"/>
+      </w:rPr>
+    </w:lvl>
+    <w:lvl w:ilvl="8" w:tplc="08090005" w:tentative="1">
+      <w:start w:val="1"/>
+      <w:numFmt w:val="bullet"/>
+      <w:lvlText w:val=""/>
+      <w:lvlJc w:val="left"/>
+      <w:pPr>
+        <w:ind w:left="7560" w:hanging="360"/>
+      </w:pPr>
+      <w:rPr>
+        <w:rFonts w:ascii="Wingdings" w:hAnsi="Wingdings" w:hint="default"/>
+      </w:rPr>
+    </w:lvl>
+  </w:abstractNum>
+  <w:abstractNum w:abstractNumId="17" w15:restartNumberingAfterBreak="0">
+    <w:nsid w:val="7AED3C4C"/>
+    <w:multiLevelType w:val="multilevel"/>
+    <w:tmpl w:val="F3D6F1BA"/>
+    <w:lvl w:ilvl="0">
+      <w:start w:val="1"/>
+      <w:numFmt w:val="bullet"/>
+      <w:lvlText w:val=""/>
+      <w:lvlJc w:val="left"/>
+      <w:pPr>
+        <w:tabs>
+          <w:tab w:val="num" w:pos="720"/>
+        </w:tabs>
+        <w:ind w:left="720" w:hanging="360"/>
+      </w:pPr>
+      <w:rPr>
+        <w:rFonts w:ascii="Symbol" w:hAnsi="Symbol" w:hint="default"/>
+        <w:sz w:val="20"/>
+      </w:rPr>
+    </w:lvl>
+    <w:lvl w:ilvl="1" w:tentative="1">
+      <w:start w:val="1"/>
+      <w:numFmt w:val="bullet"/>
+      <w:lvlText w:val="o"/>
+      <w:lvlJc w:val="left"/>
+      <w:pPr>
+        <w:tabs>
+          <w:tab w:val="num" w:pos="1440"/>
+        </w:tabs>
+        <w:ind w:left="1440" w:hanging="360"/>
+      </w:pPr>
+      <w:rPr>
+        <w:rFonts w:ascii="Courier New" w:hAnsi="Courier New" w:hint="default"/>
+        <w:sz w:val="20"/>
+      </w:rPr>
+    </w:lvl>
+    <w:lvl w:ilvl="2" w:tentative="1">
+      <w:start w:val="1"/>
+      <w:numFmt w:val="bullet"/>
+      <w:lvlText w:val=""/>
+      <w:lvlJc w:val="left"/>
+      <w:pPr>
+        <w:tabs>
+          <w:tab w:val="num" w:pos="2160"/>
+        </w:tabs>
+        <w:ind w:left="2160" w:hanging="360"/>
+      </w:pPr>
+      <w:rPr>
+        <w:rFonts w:ascii="Wingdings" w:hAnsi="Wingdings" w:hint="default"/>
+        <w:sz w:val="20"/>
+      </w:rPr>
+    </w:lvl>
+    <w:lvl w:ilvl="3" w:tentative="1">
+      <w:start w:val="1"/>
+      <w:numFmt w:val="bullet"/>
+      <w:lvlText w:val=""/>
+      <w:lvlJc w:val="left"/>
+      <w:pPr>
+        <w:tabs>
+          <w:tab w:val="num" w:pos="2880"/>
+        </w:tabs>
+        <w:ind w:left="2880" w:hanging="360"/>
+      </w:pPr>
+      <w:rPr>
+        <w:rFonts w:ascii="Wingdings" w:hAnsi="Wingdings" w:hint="default"/>
+        <w:sz w:val="20"/>
+      </w:rPr>
+    </w:lvl>
+    <w:lvl w:ilvl="4" w:tentative="1">
+      <w:start w:val="1"/>
+      <w:numFmt w:val="bullet"/>
+      <w:lvlText w:val=""/>
+      <w:lvlJc w:val="left"/>
+      <w:pPr>
+        <w:tabs>
+          <w:tab w:val="num" w:pos="3600"/>
+        </w:tabs>
+        <w:ind w:left="3600" w:hanging="360"/>
+      </w:pPr>
+      <w:rPr>
+        <w:rFonts w:ascii="Wingdings" w:hAnsi="Wingdings" w:hint="default"/>
+        <w:sz w:val="20"/>
+      </w:rPr>
+    </w:lvl>
+    <w:lvl w:ilvl="5" w:tentative="1">
+      <w:start w:val="1"/>
+      <w:numFmt w:val="bullet"/>
+      <w:lvlText w:val=""/>
+      <w:lvlJc w:val="left"/>
+      <w:pPr>
+        <w:tabs>
+          <w:tab w:val="num" w:pos="4320"/>
+        </w:tabs>
+        <w:ind w:left="4320" w:hanging="360"/>
+      </w:pPr>
+      <w:rPr>
+        <w:rFonts w:ascii="Wingdings" w:hAnsi="Wingdings" w:hint="default"/>
+        <w:sz w:val="20"/>
+      </w:rPr>
+    </w:lvl>
+    <w:lvl w:ilvl="6" w:tentative="1">
+      <w:start w:val="1"/>
+      <w:numFmt w:val="bullet"/>
+      <w:lvlText w:val=""/>
+      <w:lvlJc w:val="left"/>
+      <w:pPr>
+        <w:tabs>
+          <w:tab w:val="num" w:pos="5040"/>
+        </w:tabs>
+        <w:ind w:left="5040" w:hanging="360"/>
+      </w:pPr>
+      <w:rPr>
+        <w:rFonts w:ascii="Wingdings" w:hAnsi="Wingdings" w:hint="default"/>
+        <w:sz w:val="20"/>
+      </w:rPr>
+    </w:lvl>
+    <w:lvl w:ilvl="7" w:tentative="1">
+      <w:start w:val="1"/>
+      <w:numFmt w:val="bullet"/>
+      <w:lvlText w:val=""/>
+      <w:lvlJc w:val="left"/>
+      <w:pPr>
+        <w:tabs>
+          <w:tab w:val="num" w:pos="5760"/>
+        </w:tabs>
+        <w:ind w:left="5760" w:hanging="360"/>
+      </w:pPr>
+      <w:rPr>
+        <w:rFonts w:ascii="Wingdings" w:hAnsi="Wingdings" w:hint="default"/>
+        <w:sz w:val="20"/>
+      </w:rPr>
+    </w:lvl>
+    <w:lvl w:ilvl="8" w:tentative="1">
+      <w:start w:val="1"/>
+      <w:numFmt w:val="bullet"/>
+      <w:lvlText w:val=""/>
+      <w:lvlJc w:val="left"/>
+      <w:pPr>
+        <w:tabs>
+          <w:tab w:val="num" w:pos="6480"/>
+        </w:tabs>
+        <w:ind w:left="6480" w:hanging="360"/>
+      </w:pPr>
+      <w:rPr>
+        <w:rFonts w:ascii="Wingdings" w:hAnsi="Wingdings" w:hint="default"/>
+        <w:sz w:val="20"/>
+      </w:rPr>
+    </w:lvl>
+  </w:abstractNum>
   <w:num w:numId="1" w16cid:durableId="2069914594">
+    <w:abstractNumId w:val="12"/>
+  </w:num>
+  <w:num w:numId="2" w16cid:durableId="134298743">
+    <w:abstractNumId w:val="14"/>
+  </w:num>
+  <w:num w:numId="3" w16cid:durableId="1903131367">
+    <w:abstractNumId w:val="3"/>
+  </w:num>
+  <w:num w:numId="4" w16cid:durableId="1352684256">
+    <w:abstractNumId w:val="13"/>
+  </w:num>
+  <w:num w:numId="5" w16cid:durableId="1681465966">
+    <w:abstractNumId w:val="5"/>
+  </w:num>
+  <w:num w:numId="6" w16cid:durableId="1245334042">
+    <w:abstractNumId w:val="2"/>
+  </w:num>
+  <w:num w:numId="7" w16cid:durableId="51849054">
+    <w:abstractNumId w:val="17"/>
+  </w:num>
+  <w:num w:numId="8" w16cid:durableId="78718240">
+    <w:abstractNumId w:val="0"/>
+  </w:num>
+  <w:num w:numId="9" w16cid:durableId="1413746179">
     <w:abstractNumId w:val="1"/>
   </w:num>
-  <w:num w:numId="2" w16cid:durableId="134298743">
-    <w:abstractNumId w:val="2"/>
+  <w:num w:numId="10" w16cid:durableId="945310130">
+    <w:abstractNumId w:val="16"/>
   </w:num>
-  <w:num w:numId="3" w16cid:durableId="1903131367">
-    <w:abstractNumId w:val="0"/>
+  <w:num w:numId="11" w16cid:durableId="1612207335">
+    <w:abstractNumId w:val="11"/>
+  </w:num>
+  <w:num w:numId="12" w16cid:durableId="1390152304">
+    <w:abstractNumId w:val="6"/>
+  </w:num>
+  <w:num w:numId="13" w16cid:durableId="1029722839">
+    <w:abstractNumId w:val="10"/>
+  </w:num>
+  <w:num w:numId="14" w16cid:durableId="814103871">
+    <w:abstractNumId w:val="7"/>
+  </w:num>
+  <w:num w:numId="15" w16cid:durableId="318459175">
+    <w:abstractNumId w:val="9"/>
+  </w:num>
+  <w:num w:numId="16" w16cid:durableId="808673074">
+    <w:abstractNumId w:val="8"/>
+  </w:num>
+  <w:num w:numId="17" w16cid:durableId="212084026">
+    <w:abstractNumId w:val="15"/>
+  </w:num>
+  <w:num w:numId="18" w16cid:durableId="1583176816">
+    <w:abstractNumId w:val="4"/>
   </w:num>
 </w:numbering>
 </file>
@@ -4776,7 +6303,6 @@
     <w:next w:val="Normal"/>
     <w:link w:val="Heading3Char"/>
     <w:uiPriority w:val="9"/>
-    <w:semiHidden/>
     <w:unhideWhenUsed/>
     <w:qFormat/>
     <w:rsid w:val="00312BB0"/>
@@ -4928,7 +6454,6 @@
   <w:style w:type="character" w:default="1" w:styleId="DefaultParagraphFont">
     <w:name w:val="Default Paragraph Font"/>
     <w:uiPriority w:val="1"/>
-    <w:semiHidden/>
     <w:unhideWhenUsed/>
   </w:style>
   <w:style w:type="table" w:default="1" w:styleId="TableNormal">
@@ -4984,7 +6509,6 @@
     <w:basedOn w:val="DefaultParagraphFont"/>
     <w:link w:val="Heading3"/>
     <w:uiPriority w:val="9"/>
-    <w:semiHidden/>
     <w:rsid w:val="00312BB0"/>
     <w:rPr>
       <w:rFonts w:eastAsiaTheme="majorEastAsia" w:cstheme="majorBidi"/>
@@ -5340,6 +6864,36 @@
     <w:uiPriority w:val="99"/>
     <w:rsid w:val="004F70D5"/>
   </w:style>
+  <w:style w:type="character" w:styleId="Strong">
+    <w:name w:val="Strong"/>
+    <w:basedOn w:val="DefaultParagraphFont"/>
+    <w:uiPriority w:val="22"/>
+    <w:qFormat/>
+    <w:rsid w:val="00AB74E2"/>
+    <w:rPr>
+      <w:b/>
+      <w:bCs/>
+    </w:rPr>
+  </w:style>
+  <w:style w:type="paragraph" w:styleId="NormalWeb">
+    <w:name w:val="Normal (Web)"/>
+    <w:basedOn w:val="Normal"/>
+    <w:uiPriority w:val="99"/>
+    <w:semiHidden/>
+    <w:unhideWhenUsed/>
+    <w:rsid w:val="00AB74E2"/>
+    <w:pPr>
+      <w:spacing w:before="100" w:beforeAutospacing="1" w:after="100" w:afterAutospacing="1" w:line="240" w:lineRule="auto"/>
+    </w:pPr>
+    <w:rPr>
+      <w:rFonts w:ascii="Times New Roman" w:eastAsia="Times New Roman" w:hAnsi="Times New Roman" w:cs="Times New Roman"/>
+      <w:kern w:val="0"/>
+      <w:sz w:val="24"/>
+      <w:szCs w:val="24"/>
+      <w:lang w:eastAsia="en-GB"/>
+      <w14:ligatures w14:val="none"/>
+    </w:rPr>
+  </w:style>
 </w:styles>
 </file>
 

--- a/Project_Report.docx
+++ b/Project_Report.docx
@@ -392,7 +392,7 @@
           <w:sz w:val="36"/>
           <w:szCs w:val="36"/>
         </w:rPr>
-        <w:t>CMPS</w:t>
+        <w:t>CMP</w:t>
       </w:r>
       <w:r>
         <w:rPr>
@@ -403,7 +403,7 @@
           <w:sz w:val="36"/>
           <w:szCs w:val="36"/>
         </w:rPr>
-        <w:t xml:space="preserve"> </w:t>
+        <w:t>S</w:t>
       </w:r>
       <w:r>
         <w:rPr>
@@ -414,6 +414,17 @@
           <w:sz w:val="36"/>
           <w:szCs w:val="36"/>
         </w:rPr>
+        <w:t xml:space="preserve"> </w:t>
+      </w:r>
+      <w:r>
+        <w:rPr>
+          <w:rFonts w:ascii="Berlin Sans FB Demi" w:hAnsi="Berlin Sans FB Demi" w:cstheme="majorBidi"/>
+          <w:b/>
+          <w:bCs/>
+          <w:color w:val="4D3A6A"/>
+          <w:sz w:val="36"/>
+          <w:szCs w:val="36"/>
+        </w:rPr>
         <w:t>350</w:t>
       </w:r>
     </w:p>
@@ -576,7 +587,16 @@
           <w:sz w:val="28"/>
           <w:szCs w:val="28"/>
         </w:rPr>
-        <w:t xml:space="preserve">Rawan Jamal Mohammed Ahmed </w:t>
+        <w:t>Rawan</w:t>
+      </w:r>
+      <w:r>
+        <w:rPr>
+          <w:rFonts w:ascii="Cambria" w:hAnsi="Cambria" w:cstheme="majorBidi"/>
+          <w:color w:val="9B6D86"/>
+          <w:sz w:val="28"/>
+          <w:szCs w:val="28"/>
+        </w:rPr>
+        <w:t xml:space="preserve"> Jamal Mohammed Ahmed </w:t>
       </w:r>
       <w:r>
         <w:rPr>
@@ -601,6 +621,71 @@
       <w:pPr>
         <w:jc w:val="center"/>
         <w:rPr>
+          <w:rFonts w:ascii="Cambria" w:hAnsi="Cambria" w:cstheme="majorBidi"/>
+          <w:color w:val="9B6D86"/>
+          <w:sz w:val="28"/>
+          <w:szCs w:val="28"/>
+        </w:rPr>
+      </w:pPr>
+      <w:r>
+        <w:rPr>
+          <w:rFonts w:ascii="Cambria" w:hAnsi="Cambria" w:cstheme="majorBidi"/>
+          <w:color w:val="9B6D86"/>
+          <w:sz w:val="28"/>
+          <w:szCs w:val="28"/>
+        </w:rPr>
+        <w:t xml:space="preserve">Fajer </w:t>
+      </w:r>
+      <w:r>
+        <w:rPr>
+          <w:rFonts w:ascii="Cambria" w:hAnsi="Cambria" w:cstheme="majorBidi"/>
+          <w:color w:val="9B6D86"/>
+          <w:sz w:val="28"/>
+          <w:szCs w:val="28"/>
+        </w:rPr>
+        <w:t xml:space="preserve">Abdulaziz </w:t>
+      </w:r>
+      <w:r>
+        <w:rPr>
+          <w:rFonts w:ascii="Cambria" w:hAnsi="Cambria" w:cstheme="majorBidi"/>
+          <w:color w:val="9B6D86"/>
+          <w:sz w:val="28"/>
+          <w:szCs w:val="28"/>
+        </w:rPr>
+        <w:t>Al-Nassr</w:t>
+      </w:r>
+      <w:r>
+        <w:rPr>
+          <w:rFonts w:ascii="Cambria" w:hAnsi="Cambria" w:cstheme="majorBidi"/>
+          <w:color w:val="9B6D86"/>
+          <w:sz w:val="28"/>
+          <w:szCs w:val="28"/>
+        </w:rPr>
+        <w:t xml:space="preserve"> </w:t>
+      </w:r>
+      <w:r>
+        <w:rPr>
+          <w:rFonts w:ascii="Cambria" w:hAnsi="Cambria" w:cstheme="majorBidi"/>
+          <w:color w:val="9B6D86"/>
+          <w:sz w:val="32"/>
+          <w:szCs w:val="32"/>
+        </w:rPr>
+        <w:t xml:space="preserve">– </w:t>
+      </w:r>
+      <w:r>
+        <w:rPr>
+          <w:rFonts w:ascii="Cambria" w:hAnsi="Cambria" w:cstheme="majorBidi"/>
+          <w:color w:val="9B6D86"/>
+          <w:sz w:val="28"/>
+          <w:szCs w:val="28"/>
+        </w:rPr>
+        <w:t>202203497</w:t>
+      </w:r>
+    </w:p>
+    <w:p>
+      <w:pPr>
+        <w:jc w:val="center"/>
+        <w:rPr>
           <w:rFonts w:asciiTheme="majorBidi" w:hAnsiTheme="majorBidi" w:cstheme="majorBidi"/>
           <w:color w:val="9B6D86"/>
           <w:sz w:val="28"/>
@@ -614,287 +699,255 @@
           <w:sz w:val="28"/>
           <w:szCs w:val="28"/>
         </w:rPr>
-        <w:t xml:space="preserve">Fajer </w:t>
-      </w:r>
-      <w:r>
-        <w:rPr>
-          <w:rFonts w:ascii="Cambria" w:hAnsi="Cambria" w:cstheme="majorBidi"/>
-          <w:color w:val="9B6D86"/>
-          <w:sz w:val="28"/>
-          <w:szCs w:val="28"/>
-        </w:rPr>
-        <w:t xml:space="preserve">Abdulaziz </w:t>
-      </w:r>
-      <w:r>
-        <w:rPr>
-          <w:rFonts w:ascii="Cambria" w:hAnsi="Cambria" w:cstheme="majorBidi"/>
-          <w:color w:val="9B6D86"/>
-          <w:sz w:val="28"/>
-          <w:szCs w:val="28"/>
-        </w:rPr>
-        <w:t xml:space="preserve">Al-Nassr </w:t>
-      </w:r>
-      <w:r>
-        <w:rPr>
-          <w:rFonts w:ascii="Cambria" w:hAnsi="Cambria" w:cstheme="majorBidi"/>
+        <w:t>Mariem Kebaili - 202307983</w:t>
+      </w:r>
+    </w:p>
+    <w:p>
+      <w:pPr>
+        <w:jc w:val="center"/>
+        <w:rPr>
+          <w:rFonts w:asciiTheme="majorBidi" w:hAnsiTheme="majorBidi" w:cstheme="majorBidi"/>
+          <w:b/>
+          <w:bCs/>
+          <w:color w:val="764B79"/>
+          <w:sz w:val="32"/>
+          <w:szCs w:val="32"/>
+        </w:rPr>
+      </w:pPr>
+    </w:p>
+    <w:p>
+      <w:pPr>
+        <w:jc w:val="center"/>
+        <w:rPr>
+          <w:rFonts w:asciiTheme="majorBidi" w:hAnsiTheme="majorBidi" w:cstheme="majorBidi"/>
+          <w:b/>
+          <w:bCs/>
+          <w:color w:val="764B79"/>
+          <w:sz w:val="32"/>
+          <w:szCs w:val="32"/>
+        </w:rPr>
+      </w:pPr>
+    </w:p>
+    <w:p>
+      <w:pPr>
+        <w:jc w:val="center"/>
+        <w:rPr>
+          <w:rFonts w:asciiTheme="majorBidi" w:hAnsiTheme="majorBidi" w:cstheme="majorBidi"/>
+          <w:b/>
+          <w:bCs/>
+          <w:color w:val="764B79"/>
+          <w:sz w:val="32"/>
+          <w:szCs w:val="32"/>
+        </w:rPr>
+      </w:pPr>
+    </w:p>
+    <w:p>
+      <w:pPr>
+        <w:jc w:val="center"/>
+        <w:rPr>
+          <w:rFonts w:asciiTheme="majorBidi" w:hAnsiTheme="majorBidi" w:cstheme="majorBidi"/>
+          <w:b/>
+          <w:bCs/>
+          <w:color w:val="764B79"/>
+          <w:sz w:val="32"/>
+          <w:szCs w:val="32"/>
+        </w:rPr>
+      </w:pPr>
+    </w:p>
+    <w:p>
+      <w:pPr>
+        <w:jc w:val="center"/>
+        <w:rPr>
+          <w:rFonts w:asciiTheme="majorBidi" w:hAnsiTheme="majorBidi" w:cstheme="majorBidi"/>
+          <w:b/>
+          <w:bCs/>
+          <w:color w:val="764B79"/>
+          <w:sz w:val="32"/>
+          <w:szCs w:val="32"/>
+        </w:rPr>
+      </w:pPr>
+    </w:p>
+    <w:p>
+      <w:pPr>
+        <w:rPr>
+          <w:rFonts w:asciiTheme="majorBidi" w:hAnsiTheme="majorBidi" w:cstheme="majorBidi"/>
+          <w:b/>
+          <w:bCs/>
+          <w:color w:val="764B79"/>
+          <w:sz w:val="32"/>
+          <w:szCs w:val="32"/>
+        </w:rPr>
+      </w:pPr>
+    </w:p>
+    <w:p>
+      <w:pPr>
+        <w:rPr>
+          <w:rFonts w:asciiTheme="majorBidi" w:hAnsiTheme="majorBidi" w:cstheme="majorBidi"/>
+          <w:b/>
+          <w:bCs/>
+          <w:color w:val="764B79"/>
+          <w:sz w:val="32"/>
+          <w:szCs w:val="32"/>
+        </w:rPr>
+      </w:pPr>
+    </w:p>
+    <w:p>
+      <w:pPr>
+        <w:spacing w:line="240" w:lineRule="auto"/>
+        <w:rPr>
+          <w:rFonts w:asciiTheme="majorBidi" w:hAnsiTheme="majorBidi" w:cstheme="majorBidi"/>
+          <w:b/>
+          <w:bCs/>
+          <w:color w:val="764B79"/>
+          <w:sz w:val="32"/>
+          <w:szCs w:val="32"/>
+        </w:rPr>
+      </w:pPr>
+    </w:p>
+    <w:p>
+      <w:pPr>
+        <w:jc w:val="center"/>
+        <w:rPr>
+          <w:rFonts w:ascii="Berlin Sans FB Demi" w:hAnsi="Berlin Sans FB Demi" w:cstheme="majorBidi"/>
+          <w:b/>
+          <w:bCs/>
+          <w:color w:val="4D3A6A"/>
+          <w:sz w:val="36"/>
+          <w:szCs w:val="36"/>
+        </w:rPr>
+      </w:pPr>
+      <w:r>
+        <w:rPr>
+          <w:rFonts w:ascii="Berlin Sans FB Demi" w:hAnsi="Berlin Sans FB Demi" w:cstheme="majorBidi"/>
+          <w:b/>
+          <w:bCs/>
+          <w:color w:val="4D3A6A"/>
+          <w:sz w:val="36"/>
+          <w:szCs w:val="36"/>
+        </w:rPr>
+        <w:t>Overview</w:t>
+      </w:r>
+    </w:p>
+    <w:p>
+      <w:pPr>
+        <w:spacing w:line="240" w:lineRule="auto"/>
+        <w:jc w:val="center"/>
+        <w:rPr>
+          <w:rFonts w:asciiTheme="majorBidi" w:hAnsiTheme="majorBidi" w:cstheme="majorBidi"/>
+          <w:b/>
+          <w:bCs/>
+          <w:color w:val="4D3A6A"/>
+          <w:sz w:val="36"/>
+          <w:szCs w:val="36"/>
+        </w:rPr>
+      </w:pPr>
+    </w:p>
+    <w:p>
+      <w:pPr>
+        <w:jc w:val="center"/>
+        <w:rPr>
+          <w:rFonts w:ascii="Cambria" w:hAnsi="Cambria" w:cstheme="majorBidi"/>
+          <w:color w:val="9B6D86"/>
+          <w:sz w:val="28"/>
+          <w:szCs w:val="28"/>
+        </w:rPr>
+      </w:pPr>
+      <w:r>
+        <w:rPr>
+          <w:rFonts w:ascii="Cambria" w:hAnsi="Cambria" w:cstheme="majorBidi"/>
+          <w:color w:val="9B6D86"/>
+          <w:sz w:val="28"/>
+          <w:szCs w:val="28"/>
+        </w:rPr>
+        <w:t>Bookworms is a front-end social media platform designed for users to share book quotes, thoughts, and engage in discussions about literature. The platform includes essential social media components such as user authentication pages, a news feed, a user profile page, and interactive post elements that allow users to interact with content.</w:t>
+      </w:r>
+    </w:p>
+    <w:p>
+      <w:pPr>
+        <w:jc w:val="center"/>
+        <w:rPr>
+          <w:rFonts w:ascii="Cambria" w:hAnsi="Cambria" w:cstheme="majorBidi"/>
+          <w:color w:val="9B6D86"/>
+          <w:sz w:val="28"/>
+          <w:szCs w:val="28"/>
+        </w:rPr>
+      </w:pPr>
+    </w:p>
+    <w:p>
+      <w:pPr>
+        <w:jc w:val="center"/>
+        <w:rPr>
+          <w:rFonts w:ascii="Cambria" w:hAnsi="Cambria" w:cstheme="majorBidi"/>
+          <w:color w:val="9B6D86"/>
+          <w:sz w:val="28"/>
+          <w:szCs w:val="28"/>
+        </w:rPr>
+      </w:pPr>
+      <w:r>
+        <w:rPr>
+          <w:rFonts w:ascii="Cambria" w:hAnsi="Cambria" w:cstheme="majorBidi"/>
+          <w:color w:val="9B6D86"/>
+          <w:sz w:val="28"/>
+          <w:szCs w:val="28"/>
+        </w:rPr>
+        <w:t>The project is developed using HTML for structure, CSS (Flexbox) for layout and responsive design, and Vanilla JavaScript for interactivity. User data—including accounts, posts, likes, and comments—is stored locally using the browser’s localStorage, enabling the platform to function without a backend server.</w:t>
+      </w:r>
+    </w:p>
+    <w:p>
+      <w:pPr>
+        <w:jc w:val="center"/>
+        <w:rPr>
+          <w:rFonts w:ascii="Cambria" w:hAnsi="Cambria" w:cstheme="majorBidi"/>
+          <w:color w:val="9B6D86"/>
+          <w:sz w:val="28"/>
+          <w:szCs w:val="28"/>
+        </w:rPr>
+      </w:pPr>
+    </w:p>
+    <w:p>
+      <w:pPr>
+        <w:jc w:val="center"/>
+        <w:rPr>
+          <w:rFonts w:ascii="Cambria" w:hAnsi="Cambria" w:cstheme="majorBidi"/>
+          <w:color w:val="9B6D86"/>
+          <w:sz w:val="28"/>
+          <w:szCs w:val="28"/>
+        </w:rPr>
+      </w:pPr>
+      <w:r>
+        <w:rPr>
+          <w:rFonts w:ascii="Cambria" w:hAnsi="Cambria" w:cstheme="majorBidi"/>
+          <w:color w:val="9B6D86"/>
+          <w:sz w:val="28"/>
+          <w:szCs w:val="28"/>
+        </w:rPr>
+        <w:t>The platform consists of several main pages: the Log In page, Sign Up page, Feed page, and Profile page. JavaScript functionality has been implemented to support dynamic features such as user registration and login, post creation, profile editing, and user interaction. These features provide users with a fully interactive experience, simulating the core functionalities of a basic social media application.</w:t>
+      </w:r>
+    </w:p>
+    <w:p>
+      <w:pPr>
+        <w:spacing w:line="240" w:lineRule="auto"/>
+        <w:rPr>
+          <w:rFonts w:asciiTheme="majorBidi" w:hAnsiTheme="majorBidi" w:cstheme="majorBidi"/>
+          <w:b/>
+          <w:bCs/>
           <w:color w:val="4D3A6A"/>
           <w:sz w:val="32"/>
           <w:szCs w:val="32"/>
         </w:rPr>
-        <w:t xml:space="preserve">– </w:t>
-      </w:r>
-      <w:r>
-        <w:rPr>
-          <w:rFonts w:ascii="Cambria" w:hAnsi="Cambria" w:cstheme="majorBidi"/>
-          <w:color w:val="9B6D86"/>
-          <w:sz w:val="28"/>
-          <w:szCs w:val="28"/>
-        </w:rPr>
-        <w:t>202203497</w:t>
-      </w:r>
-    </w:p>
-    <w:p>
-      <w:pPr>
-        <w:jc w:val="center"/>
+      </w:pPr>
+    </w:p>
+    <w:p>
+      <w:pPr>
+        <w:spacing w:line="240" w:lineRule="auto"/>
         <w:rPr>
           <w:rFonts w:asciiTheme="majorBidi" w:hAnsiTheme="majorBidi" w:cstheme="majorBidi"/>
-          <w:b/>
-          <w:bCs/>
-          <w:color w:val="764B79"/>
-          <w:sz w:val="32"/>
-          <w:szCs w:val="32"/>
-        </w:rPr>
-      </w:pPr>
-    </w:p>
-    <w:p>
-      <w:pPr>
-        <w:jc w:val="center"/>
-        <w:rPr>
-          <w:rFonts w:asciiTheme="majorBidi" w:hAnsiTheme="majorBidi" w:cstheme="majorBidi"/>
-          <w:b/>
-          <w:bCs/>
-          <w:color w:val="764B79"/>
-          <w:sz w:val="32"/>
-          <w:szCs w:val="32"/>
-        </w:rPr>
-      </w:pPr>
-    </w:p>
-    <w:p>
-      <w:pPr>
-        <w:jc w:val="center"/>
-        <w:rPr>
-          <w:rFonts w:asciiTheme="majorBidi" w:hAnsiTheme="majorBidi" w:cstheme="majorBidi"/>
-          <w:b/>
-          <w:bCs/>
-          <w:color w:val="764B79"/>
-          <w:sz w:val="32"/>
-          <w:szCs w:val="32"/>
-        </w:rPr>
-      </w:pPr>
-    </w:p>
-    <w:p>
-      <w:pPr>
-        <w:jc w:val="center"/>
-        <w:rPr>
-          <w:rFonts w:asciiTheme="majorBidi" w:hAnsiTheme="majorBidi" w:cstheme="majorBidi"/>
-          <w:b/>
-          <w:bCs/>
-          <w:color w:val="764B79"/>
-          <w:sz w:val="32"/>
-          <w:szCs w:val="32"/>
-        </w:rPr>
-      </w:pPr>
-    </w:p>
-    <w:p>
-      <w:pPr>
-        <w:jc w:val="center"/>
-        <w:rPr>
-          <w:rFonts w:asciiTheme="majorBidi" w:hAnsiTheme="majorBidi" w:cstheme="majorBidi"/>
-          <w:b/>
-          <w:bCs/>
-          <w:color w:val="764B79"/>
-          <w:sz w:val="32"/>
-          <w:szCs w:val="32"/>
-        </w:rPr>
-      </w:pPr>
-    </w:p>
-    <w:p>
-      <w:pPr>
-        <w:rPr>
-          <w:rFonts w:asciiTheme="majorBidi" w:hAnsiTheme="majorBidi" w:cstheme="majorBidi"/>
-          <w:b/>
-          <w:bCs/>
-          <w:color w:val="764B79"/>
-          <w:sz w:val="32"/>
-          <w:szCs w:val="32"/>
-        </w:rPr>
-      </w:pPr>
-    </w:p>
-    <w:p>
-      <w:pPr>
-        <w:rPr>
-          <w:rFonts w:asciiTheme="majorBidi" w:hAnsiTheme="majorBidi" w:cstheme="majorBidi"/>
-          <w:b/>
-          <w:bCs/>
-          <w:color w:val="764B79"/>
-          <w:sz w:val="32"/>
-          <w:szCs w:val="32"/>
-        </w:rPr>
-      </w:pPr>
-    </w:p>
-    <w:p>
-      <w:pPr>
-        <w:rPr>
-          <w:rFonts w:asciiTheme="majorBidi" w:hAnsiTheme="majorBidi" w:cstheme="majorBidi"/>
-          <w:b/>
-          <w:bCs/>
-          <w:color w:val="764B79"/>
-          <w:sz w:val="32"/>
-          <w:szCs w:val="32"/>
-        </w:rPr>
-      </w:pPr>
-    </w:p>
-    <w:p>
-      <w:pPr>
-        <w:jc w:val="center"/>
-        <w:rPr>
-          <w:rFonts w:ascii="Berlin Sans FB Demi" w:hAnsi="Berlin Sans FB Demi" w:cstheme="majorBidi"/>
           <w:b/>
           <w:bCs/>
           <w:color w:val="4D3A6A"/>
           <w:sz w:val="36"/>
           <w:szCs w:val="36"/>
-        </w:rPr>
-      </w:pPr>
-      <w:r>
-        <w:rPr>
-          <w:rFonts w:ascii="Berlin Sans FB Demi" w:hAnsi="Berlin Sans FB Demi" w:cstheme="majorBidi"/>
-          <w:b/>
-          <w:bCs/>
-          <w:color w:val="4D3A6A"/>
-          <w:sz w:val="36"/>
-          <w:szCs w:val="36"/>
-        </w:rPr>
-        <w:t>Overview</w:t>
-      </w:r>
-    </w:p>
-    <w:p>
-      <w:pPr>
-        <w:jc w:val="center"/>
-        <w:rPr>
-          <w:rFonts w:asciiTheme="majorBidi" w:hAnsiTheme="majorBidi" w:cstheme="majorBidi"/>
-          <w:b/>
-          <w:bCs/>
-          <w:color w:val="4D3A6A"/>
-          <w:sz w:val="36"/>
-          <w:szCs w:val="36"/>
-        </w:rPr>
-      </w:pPr>
-    </w:p>
-    <w:p>
-      <w:pPr>
-        <w:jc w:val="center"/>
-        <w:rPr>
-          <w:rFonts w:ascii="Cambria" w:hAnsi="Cambria" w:cstheme="majorBidi"/>
-          <w:color w:val="9B6D86"/>
-          <w:sz w:val="28"/>
-          <w:szCs w:val="28"/>
-        </w:rPr>
-      </w:pPr>
-      <w:r>
-        <w:rPr>
-          <w:rFonts w:ascii="Cambria" w:hAnsi="Cambria" w:cstheme="majorBidi"/>
-          <w:color w:val="9B6D86"/>
-          <w:sz w:val="28"/>
-          <w:szCs w:val="28"/>
-        </w:rPr>
-        <w:t>Bookworms is a front-end social media platform designed for users to share book quotes, thoughts, and engage in discussions about literature. The platform includes essential social media components such as user authentication pages, a news feed, a user profile page, and interactive post elements that allow users to interact with content.</w:t>
-      </w:r>
-    </w:p>
-    <w:p>
-      <w:pPr>
-        <w:jc w:val="center"/>
-        <w:rPr>
-          <w:rFonts w:ascii="Cambria" w:hAnsi="Cambria" w:cstheme="majorBidi"/>
-          <w:color w:val="9B6D86"/>
-          <w:sz w:val="28"/>
-          <w:szCs w:val="28"/>
-        </w:rPr>
-      </w:pPr>
-    </w:p>
-    <w:p>
-      <w:pPr>
-        <w:jc w:val="center"/>
-        <w:rPr>
-          <w:rFonts w:ascii="Cambria" w:hAnsi="Cambria" w:cstheme="majorBidi"/>
-          <w:color w:val="9B6D86"/>
-          <w:sz w:val="28"/>
-          <w:szCs w:val="28"/>
-        </w:rPr>
-      </w:pPr>
-      <w:r>
-        <w:rPr>
-          <w:rFonts w:ascii="Cambria" w:hAnsi="Cambria" w:cstheme="majorBidi"/>
-          <w:color w:val="9B6D86"/>
-          <w:sz w:val="28"/>
-          <w:szCs w:val="28"/>
-        </w:rPr>
-        <w:t>The project is developed using HTML for structure, CSS (Flexbox) for layout and responsive design, and Vanilla JavaScript for interactivity. User data—including accounts, posts, likes, and comments—is stored locally using the browser’s localStorage, enabling the platform to function without a backend server.</w:t>
-      </w:r>
-    </w:p>
-    <w:p>
-      <w:pPr>
-        <w:jc w:val="center"/>
-        <w:rPr>
-          <w:rFonts w:ascii="Cambria" w:hAnsi="Cambria" w:cstheme="majorBidi"/>
-          <w:color w:val="9B6D86"/>
-          <w:sz w:val="28"/>
-          <w:szCs w:val="28"/>
-        </w:rPr>
-      </w:pPr>
-    </w:p>
-    <w:p>
-      <w:pPr>
-        <w:jc w:val="center"/>
-        <w:rPr>
-          <w:rFonts w:ascii="Cambria" w:hAnsi="Cambria" w:cstheme="majorBidi"/>
-          <w:color w:val="9B6D86"/>
-          <w:sz w:val="28"/>
-          <w:szCs w:val="28"/>
-        </w:rPr>
-      </w:pPr>
-      <w:r>
-        <w:rPr>
-          <w:rFonts w:ascii="Cambria" w:hAnsi="Cambria" w:cstheme="majorBidi"/>
-          <w:color w:val="9B6D86"/>
-          <w:sz w:val="28"/>
-          <w:szCs w:val="28"/>
-        </w:rPr>
-        <w:t>The platform consists of several main pages: the Log In page, Sign Up page, Feed page, and Profile page. JavaScript functionality has been implemented to support dynamic features such as user registration and login, post creation, profile editing, and user interaction. These features provide users with a fully interactive experience, simulating the core functionalities of a basic social media application.</w:t>
-      </w:r>
-    </w:p>
-    <w:p>
-      <w:pPr>
-        <w:rPr>
-          <w:rFonts w:asciiTheme="majorBidi" w:hAnsiTheme="majorBidi" w:cstheme="majorBidi"/>
-          <w:b/>
-          <w:bCs/>
-          <w:color w:val="4D3A6A"/>
-          <w:sz w:val="32"/>
-          <w:szCs w:val="32"/>
-        </w:rPr>
-      </w:pPr>
-    </w:p>
-    <w:p>
-      <w:pPr>
-        <w:jc w:val="center"/>
-        <w:rPr>
-          <w:rFonts w:asciiTheme="majorBidi" w:hAnsiTheme="majorBidi" w:cstheme="majorBidi"/>
-          <w:b/>
-          <w:bCs/>
-          <w:color w:val="4D3A6A"/>
-          <w:sz w:val="36"/>
-          <w:szCs w:val="36"/>
+          <w:rtl/>
         </w:rPr>
       </w:pPr>
       <w:r>
@@ -990,13 +1043,9 @@
           <w:color w:val="4D3A6A"/>
           <w:sz w:val="36"/>
           <w:szCs w:val="36"/>
-          <w:rtl/>
-        </w:rPr>
-      </w:pPr>
-    </w:p>
-    <w:p>
-      <w:pPr>
-        <w:jc w:val="center"/>
+        </w:rPr>
+      </w:pPr>
+      <w:r>
         <w:rPr>
           <w:rFonts w:ascii="Berlin Sans FB Demi" w:hAnsi="Berlin Sans FB Demi" w:cstheme="majorBidi"/>
           <w:b/>
@@ -1005,7 +1054,8 @@
           <w:sz w:val="36"/>
           <w:szCs w:val="36"/>
         </w:rPr>
-      </w:pPr>
+        <w:t>Features</w:t>
+      </w:r>
       <w:r>
         <w:rPr>
           <w:rFonts w:ascii="Berlin Sans FB Demi" w:hAnsi="Berlin Sans FB Demi" w:cstheme="majorBidi"/>
@@ -1015,11 +1065,12 @@
           <w:sz w:val="36"/>
           <w:szCs w:val="36"/>
         </w:rPr>
-        <w:t>Features Checklist</w:t>
-      </w:r>
-    </w:p>
-    <w:p>
-      <w:pPr>
+        <w:t xml:space="preserve"> Checklist</w:t>
+      </w:r>
+    </w:p>
+    <w:p>
+      <w:pPr>
+        <w:spacing w:line="240" w:lineRule="auto"/>
         <w:jc w:val="center"/>
         <w:rPr>
           <w:rFonts w:asciiTheme="majorBidi" w:hAnsiTheme="majorBidi" w:cstheme="majorBidi"/>
@@ -1047,6 +1098,12 @@
         <w:tc>
           <w:tcPr>
             <w:tcW w:w="4029" w:type="dxa"/>
+            <w:tcBorders>
+              <w:top w:val="single" w:sz="8" w:space="0" w:color="4D3A6A"/>
+              <w:left w:val="single" w:sz="8" w:space="0" w:color="4D3A6A"/>
+              <w:bottom w:val="single" w:sz="8" w:space="0" w:color="4D3A6A"/>
+              <w:right w:val="single" w:sz="8" w:space="0" w:color="4D3A6A"/>
+            </w:tcBorders>
             <w:shd w:val="clear" w:color="auto" w:fill="D8C6D0"/>
           </w:tcPr>
           <w:p>
@@ -1077,6 +1134,12 @@
         <w:tc>
           <w:tcPr>
             <w:tcW w:w="2765" w:type="dxa"/>
+            <w:tcBorders>
+              <w:top w:val="single" w:sz="8" w:space="0" w:color="4D3A6A"/>
+              <w:left w:val="single" w:sz="8" w:space="0" w:color="4D3A6A"/>
+              <w:bottom w:val="single" w:sz="8" w:space="0" w:color="4D3A6A"/>
+              <w:right w:val="single" w:sz="8" w:space="0" w:color="4D3A6A"/>
+            </w:tcBorders>
             <w:shd w:val="clear" w:color="auto" w:fill="D8C6D0"/>
           </w:tcPr>
           <w:p>
@@ -1107,6 +1170,12 @@
         <w:tc>
           <w:tcPr>
             <w:tcW w:w="3736" w:type="dxa"/>
+            <w:tcBorders>
+              <w:top w:val="single" w:sz="8" w:space="0" w:color="4D3A6A"/>
+              <w:left w:val="single" w:sz="8" w:space="0" w:color="4D3A6A"/>
+              <w:bottom w:val="single" w:sz="8" w:space="0" w:color="4D3A6A"/>
+              <w:right w:val="single" w:sz="8" w:space="0" w:color="4D3A6A"/>
+            </w:tcBorders>
             <w:shd w:val="clear" w:color="auto" w:fill="D8C6D0"/>
           </w:tcPr>
           <w:p>
@@ -1139,6 +1208,10 @@
         <w:tc>
           <w:tcPr>
             <w:tcW w:w="4029" w:type="dxa"/>
+            <w:tcBorders>
+              <w:top w:val="single" w:sz="8" w:space="0" w:color="4D3A6A"/>
+              <w:left w:val="single" w:sz="8" w:space="0" w:color="4D3A6A"/>
+            </w:tcBorders>
             <w:shd w:val="clear" w:color="auto" w:fill="FAF1EC"/>
           </w:tcPr>
           <w:p>
@@ -1228,7 +1301,23 @@
         <w:tc>
           <w:tcPr>
             <w:tcW w:w="2765" w:type="dxa"/>
+            <w:tcBorders>
+              <w:top w:val="single" w:sz="8" w:space="0" w:color="4D3A6A"/>
+            </w:tcBorders>
           </w:tcPr>
+          <w:p>
+            <w:pPr>
+              <w:jc w:val="center"/>
+              <w:rPr>
+                <w:rFonts w:ascii="Segoe UI Emoji" w:hAnsi="Segoe UI Emoji" w:cs="Segoe UI Emoji"/>
+                <w:b/>
+                <w:bCs/>
+                <w:color w:val="764B79"/>
+                <w:sz w:val="32"/>
+                <w:szCs w:val="32"/>
+              </w:rPr>
+            </w:pPr>
+          </w:p>
           <w:p>
             <w:pPr>
               <w:jc w:val="center"/>
@@ -1257,6 +1346,10 @@
         <w:tc>
           <w:tcPr>
             <w:tcW w:w="3736" w:type="dxa"/>
+            <w:tcBorders>
+              <w:top w:val="single" w:sz="8" w:space="0" w:color="4D3A6A"/>
+              <w:right w:val="single" w:sz="8" w:space="0" w:color="4D3A6A"/>
+            </w:tcBorders>
           </w:tcPr>
           <w:p>
             <w:pPr>
@@ -1264,16 +1357,27 @@
               <w:rPr>
                 <w:rFonts w:ascii="Cambria" w:hAnsi="Cambria" w:cstheme="majorBidi"/>
                 <w:color w:val="764B79"/>
-                <w:sz w:val="28"/>
-                <w:szCs w:val="28"/>
+                <w:sz w:val="24"/>
+                <w:szCs w:val="24"/>
+              </w:rPr>
+            </w:pPr>
+          </w:p>
+          <w:p>
+            <w:pPr>
+              <w:jc w:val="center"/>
+              <w:rPr>
+                <w:rFonts w:ascii="Cambria" w:hAnsi="Cambria" w:cstheme="majorBidi"/>
+                <w:color w:val="764B79"/>
+                <w:sz w:val="24"/>
+                <w:szCs w:val="24"/>
               </w:rPr>
             </w:pPr>
             <w:r>
               <w:rPr>
                 <w:rFonts w:ascii="Cambria" w:hAnsi="Cambria" w:cstheme="majorBidi"/>
                 <w:color w:val="764B79"/>
-                <w:sz w:val="28"/>
-                <w:szCs w:val="28"/>
+                <w:sz w:val="24"/>
+                <w:szCs w:val="24"/>
               </w:rPr>
               <w:t>Works with localStorage</w:t>
             </w:r>
@@ -1287,6 +1391,9 @@
         <w:tc>
           <w:tcPr>
             <w:tcW w:w="4029" w:type="dxa"/>
+            <w:tcBorders>
+              <w:left w:val="single" w:sz="8" w:space="0" w:color="4D3A6A"/>
+            </w:tcBorders>
             <w:shd w:val="clear" w:color="auto" w:fill="FAF1EC"/>
           </w:tcPr>
           <w:p>
@@ -1335,6 +1442,19 @@
             <w:pPr>
               <w:jc w:val="center"/>
               <w:rPr>
+                <w:rFonts w:ascii="Segoe UI Emoji" w:hAnsi="Segoe UI Emoji" w:cs="Segoe UI Emoji"/>
+                <w:b/>
+                <w:bCs/>
+                <w:color w:val="764B79"/>
+                <w:sz w:val="32"/>
+                <w:szCs w:val="32"/>
+              </w:rPr>
+            </w:pPr>
+          </w:p>
+          <w:p>
+            <w:pPr>
+              <w:jc w:val="center"/>
+              <w:rPr>
                 <w:rFonts w:ascii="Cambria" w:hAnsi="Cambria" w:cstheme="majorBidi"/>
                 <w:b/>
                 <w:bCs/>
@@ -1359,6 +1479,9 @@
         <w:tc>
           <w:tcPr>
             <w:tcW w:w="3736" w:type="dxa"/>
+            <w:tcBorders>
+              <w:right w:val="single" w:sz="8" w:space="0" w:color="4D3A6A"/>
+            </w:tcBorders>
           </w:tcPr>
           <w:p>
             <w:pPr>
@@ -1366,16 +1489,27 @@
               <w:rPr>
                 <w:rFonts w:ascii="Cambria" w:hAnsi="Cambria" w:cstheme="majorBidi"/>
                 <w:color w:val="764B79"/>
-                <w:sz w:val="28"/>
-                <w:szCs w:val="28"/>
+                <w:sz w:val="24"/>
+                <w:szCs w:val="24"/>
+              </w:rPr>
+            </w:pPr>
+          </w:p>
+          <w:p>
+            <w:pPr>
+              <w:jc w:val="center"/>
+              <w:rPr>
+                <w:rFonts w:ascii="Cambria" w:hAnsi="Cambria" w:cstheme="majorBidi"/>
+                <w:color w:val="764B79"/>
+                <w:sz w:val="24"/>
+                <w:szCs w:val="24"/>
               </w:rPr>
             </w:pPr>
             <w:r>
               <w:rPr>
                 <w:rFonts w:ascii="Cambria" w:hAnsi="Cambria" w:cstheme="majorBidi"/>
                 <w:color w:val="764B79"/>
-                <w:sz w:val="28"/>
-                <w:szCs w:val="28"/>
+                <w:sz w:val="24"/>
+                <w:szCs w:val="24"/>
               </w:rPr>
               <w:t>Validates username &amp; password</w:t>
             </w:r>
@@ -1386,6 +1520,9 @@
         <w:tc>
           <w:tcPr>
             <w:tcW w:w="4029" w:type="dxa"/>
+            <w:tcBorders>
+              <w:left w:val="single" w:sz="8" w:space="0" w:color="4D3A6A"/>
+            </w:tcBorders>
             <w:shd w:val="clear" w:color="auto" w:fill="FAF1EC"/>
           </w:tcPr>
           <w:p>
@@ -1447,6 +1584,19 @@
             <w:pPr>
               <w:jc w:val="center"/>
               <w:rPr>
+                <w:rFonts w:ascii="Segoe UI Emoji" w:hAnsi="Segoe UI Emoji" w:cs="Segoe UI Emoji"/>
+                <w:b/>
+                <w:bCs/>
+                <w:color w:val="764B79"/>
+                <w:sz w:val="32"/>
+                <w:szCs w:val="32"/>
+              </w:rPr>
+            </w:pPr>
+          </w:p>
+          <w:p>
+            <w:pPr>
+              <w:jc w:val="center"/>
+              <w:rPr>
                 <w:rFonts w:ascii="Cambria" w:hAnsi="Cambria" w:cstheme="majorBidi"/>
                 <w:b/>
                 <w:bCs/>
@@ -1471,6 +1621,9 @@
         <w:tc>
           <w:tcPr>
             <w:tcW w:w="3736" w:type="dxa"/>
+            <w:tcBorders>
+              <w:right w:val="single" w:sz="8" w:space="0" w:color="4D3A6A"/>
+            </w:tcBorders>
           </w:tcPr>
           <w:p>
             <w:pPr>
@@ -1478,16 +1631,27 @@
               <w:rPr>
                 <w:rFonts w:ascii="Cambria" w:hAnsi="Cambria" w:cstheme="majorBidi"/>
                 <w:color w:val="764B79"/>
-                <w:sz w:val="28"/>
-                <w:szCs w:val="28"/>
+                <w:sz w:val="24"/>
+                <w:szCs w:val="24"/>
+              </w:rPr>
+            </w:pPr>
+          </w:p>
+          <w:p>
+            <w:pPr>
+              <w:jc w:val="center"/>
+              <w:rPr>
+                <w:rFonts w:ascii="Cambria" w:hAnsi="Cambria" w:cstheme="majorBidi"/>
+                <w:color w:val="764B79"/>
+                <w:sz w:val="24"/>
+                <w:szCs w:val="24"/>
               </w:rPr>
             </w:pPr>
             <w:r>
               <w:rPr>
                 <w:rFonts w:ascii="Cambria" w:hAnsi="Cambria" w:cstheme="majorBidi"/>
                 <w:color w:val="764B79"/>
-                <w:sz w:val="28"/>
-                <w:szCs w:val="28"/>
+                <w:sz w:val="24"/>
+                <w:szCs w:val="24"/>
               </w:rPr>
               <w:t>Editable, shows stats</w:t>
             </w:r>
@@ -1498,6 +1662,9 @@
         <w:tc>
           <w:tcPr>
             <w:tcW w:w="4029" w:type="dxa"/>
+            <w:tcBorders>
+              <w:left w:val="single" w:sz="8" w:space="0" w:color="4D3A6A"/>
+            </w:tcBorders>
             <w:shd w:val="clear" w:color="auto" w:fill="FAF1EC"/>
           </w:tcPr>
           <w:p>
@@ -1534,6 +1701,7 @@
                 <w:sz w:val="28"/>
                 <w:szCs w:val="28"/>
               </w:rPr>
+              <w:lastRenderedPageBreak/>
               <w:t>News Feed</w:t>
             </w:r>
           </w:p>
@@ -1559,6 +1727,19 @@
             <w:pPr>
               <w:jc w:val="center"/>
               <w:rPr>
+                <w:rFonts w:ascii="Segoe UI Emoji" w:hAnsi="Segoe UI Emoji" w:cs="Segoe UI Emoji"/>
+                <w:b/>
+                <w:bCs/>
+                <w:color w:val="764B79"/>
+                <w:sz w:val="32"/>
+                <w:szCs w:val="32"/>
+              </w:rPr>
+            </w:pPr>
+          </w:p>
+          <w:p>
+            <w:pPr>
+              <w:jc w:val="center"/>
+              <w:rPr>
                 <w:rFonts w:ascii="Cambria" w:hAnsi="Cambria" w:cstheme="majorBidi"/>
                 <w:b/>
                 <w:bCs/>
@@ -1576,6 +1757,7 @@
                 <w:sz w:val="32"/>
                 <w:szCs w:val="32"/>
               </w:rPr>
+              <w:lastRenderedPageBreak/>
               <w:t>✅</w:t>
             </w:r>
           </w:p>
@@ -1583,6 +1765,9 @@
         <w:tc>
           <w:tcPr>
             <w:tcW w:w="3736" w:type="dxa"/>
+            <w:tcBorders>
+              <w:right w:val="single" w:sz="8" w:space="0" w:color="4D3A6A"/>
+            </w:tcBorders>
           </w:tcPr>
           <w:p>
             <w:pPr>
@@ -1590,17 +1775,29 @@
               <w:rPr>
                 <w:rFonts w:ascii="Cambria" w:hAnsi="Cambria" w:cstheme="majorBidi"/>
                 <w:color w:val="764B79"/>
-                <w:sz w:val="28"/>
-                <w:szCs w:val="28"/>
+                <w:sz w:val="24"/>
+                <w:szCs w:val="24"/>
+              </w:rPr>
+            </w:pPr>
+          </w:p>
+          <w:p>
+            <w:pPr>
+              <w:jc w:val="center"/>
+              <w:rPr>
+                <w:rFonts w:ascii="Cambria" w:hAnsi="Cambria" w:cstheme="majorBidi"/>
+                <w:color w:val="764B79"/>
+                <w:sz w:val="24"/>
+                <w:szCs w:val="24"/>
               </w:rPr>
             </w:pPr>
             <w:r>
               <w:rPr>
                 <w:rFonts w:ascii="Cambria" w:hAnsi="Cambria" w:cstheme="majorBidi"/>
                 <w:color w:val="764B79"/>
-                <w:sz w:val="28"/>
-                <w:szCs w:val="28"/>
-              </w:rPr>
+                <w:sz w:val="24"/>
+                <w:szCs w:val="24"/>
+              </w:rPr>
+              <w:lastRenderedPageBreak/>
               <w:t>Shows all posts</w:t>
             </w:r>
           </w:p>
@@ -1610,6 +1807,9 @@
         <w:tc>
           <w:tcPr>
             <w:tcW w:w="4029" w:type="dxa"/>
+            <w:tcBorders>
+              <w:left w:val="single" w:sz="8" w:space="0" w:color="4D3A6A"/>
+            </w:tcBorders>
             <w:shd w:val="clear" w:color="auto" w:fill="FAF1EC"/>
           </w:tcPr>
           <w:p>
@@ -1671,6 +1871,19 @@
             <w:pPr>
               <w:jc w:val="center"/>
               <w:rPr>
+                <w:rFonts w:ascii="Segoe UI Emoji" w:hAnsi="Segoe UI Emoji" w:cs="Segoe UI Emoji"/>
+                <w:b/>
+                <w:bCs/>
+                <w:color w:val="764B79"/>
+                <w:sz w:val="32"/>
+                <w:szCs w:val="32"/>
+              </w:rPr>
+            </w:pPr>
+          </w:p>
+          <w:p>
+            <w:pPr>
+              <w:jc w:val="center"/>
+              <w:rPr>
                 <w:rFonts w:ascii="Cambria" w:hAnsi="Cambria" w:cstheme="majorBidi"/>
                 <w:b/>
                 <w:bCs/>
@@ -1695,6 +1908,9 @@
         <w:tc>
           <w:tcPr>
             <w:tcW w:w="3736" w:type="dxa"/>
+            <w:tcBorders>
+              <w:right w:val="single" w:sz="8" w:space="0" w:color="4D3A6A"/>
+            </w:tcBorders>
           </w:tcPr>
           <w:p>
             <w:pPr>
@@ -1702,16 +1918,27 @@
               <w:rPr>
                 <w:rFonts w:ascii="Cambria" w:hAnsi="Cambria" w:cstheme="majorBidi"/>
                 <w:color w:val="764B79"/>
-                <w:sz w:val="28"/>
-                <w:szCs w:val="28"/>
+                <w:sz w:val="24"/>
+                <w:szCs w:val="24"/>
+              </w:rPr>
+            </w:pPr>
+          </w:p>
+          <w:p>
+            <w:pPr>
+              <w:jc w:val="center"/>
+              <w:rPr>
+                <w:rFonts w:ascii="Cambria" w:hAnsi="Cambria" w:cstheme="majorBidi"/>
+                <w:color w:val="764B79"/>
+                <w:sz w:val="24"/>
+                <w:szCs w:val="24"/>
               </w:rPr>
             </w:pPr>
             <w:r>
               <w:rPr>
                 <w:rFonts w:ascii="Cambria" w:hAnsi="Cambria" w:cstheme="majorBidi"/>
                 <w:color w:val="764B79"/>
-                <w:sz w:val="28"/>
-                <w:szCs w:val="28"/>
+                <w:sz w:val="24"/>
+                <w:szCs w:val="24"/>
               </w:rPr>
               <w:t>Posts appear in feed &amp; profile</w:t>
             </w:r>
@@ -1722,6 +1949,9 @@
         <w:tc>
           <w:tcPr>
             <w:tcW w:w="4029" w:type="dxa"/>
+            <w:tcBorders>
+              <w:left w:val="single" w:sz="8" w:space="0" w:color="4D3A6A"/>
+            </w:tcBorders>
             <w:shd w:val="clear" w:color="auto" w:fill="FAF1EC"/>
           </w:tcPr>
           <w:p>
@@ -1783,6 +2013,19 @@
             <w:pPr>
               <w:jc w:val="center"/>
               <w:rPr>
+                <w:rFonts w:ascii="Segoe UI Emoji" w:hAnsi="Segoe UI Emoji" w:cs="Segoe UI Emoji"/>
+                <w:b/>
+                <w:bCs/>
+                <w:color w:val="764B79"/>
+                <w:sz w:val="32"/>
+                <w:szCs w:val="32"/>
+              </w:rPr>
+            </w:pPr>
+          </w:p>
+          <w:p>
+            <w:pPr>
+              <w:jc w:val="center"/>
+              <w:rPr>
                 <w:rFonts w:ascii="Cambria" w:hAnsi="Cambria" w:cstheme="majorBidi"/>
                 <w:b/>
                 <w:bCs/>
@@ -1807,6 +2050,9 @@
         <w:tc>
           <w:tcPr>
             <w:tcW w:w="3736" w:type="dxa"/>
+            <w:tcBorders>
+              <w:right w:val="single" w:sz="8" w:space="0" w:color="4D3A6A"/>
+            </w:tcBorders>
           </w:tcPr>
           <w:p>
             <w:pPr>
@@ -1814,16 +2060,27 @@
               <w:rPr>
                 <w:rFonts w:ascii="Cambria" w:hAnsi="Cambria" w:cstheme="majorBidi"/>
                 <w:color w:val="764B79"/>
-                <w:sz w:val="28"/>
-                <w:szCs w:val="28"/>
+                <w:sz w:val="24"/>
+                <w:szCs w:val="24"/>
+              </w:rPr>
+            </w:pPr>
+          </w:p>
+          <w:p>
+            <w:pPr>
+              <w:jc w:val="center"/>
+              <w:rPr>
+                <w:rFonts w:ascii="Cambria" w:hAnsi="Cambria" w:cstheme="majorBidi"/>
+                <w:color w:val="764B79"/>
+                <w:sz w:val="24"/>
+                <w:szCs w:val="24"/>
               </w:rPr>
             </w:pPr>
             <w:r>
               <w:rPr>
                 <w:rFonts w:ascii="Cambria" w:hAnsi="Cambria" w:cstheme="majorBidi"/>
                 <w:color w:val="764B79"/>
-                <w:sz w:val="28"/>
-                <w:szCs w:val="28"/>
+                <w:sz w:val="24"/>
+                <w:szCs w:val="24"/>
               </w:rPr>
               <w:t>Likes update dynamically</w:t>
             </w:r>
@@ -1834,6 +2091,9 @@
         <w:tc>
           <w:tcPr>
             <w:tcW w:w="4029" w:type="dxa"/>
+            <w:tcBorders>
+              <w:left w:val="single" w:sz="8" w:space="0" w:color="4D3A6A"/>
+            </w:tcBorders>
             <w:shd w:val="clear" w:color="auto" w:fill="FAF1EC"/>
           </w:tcPr>
           <w:p>
@@ -1895,6 +2155,19 @@
             <w:pPr>
               <w:jc w:val="center"/>
               <w:rPr>
+                <w:rFonts w:ascii="Segoe UI Emoji" w:hAnsi="Segoe UI Emoji" w:cs="Segoe UI Emoji"/>
+                <w:b/>
+                <w:bCs/>
+                <w:color w:val="764B79"/>
+                <w:sz w:val="32"/>
+                <w:szCs w:val="32"/>
+              </w:rPr>
+            </w:pPr>
+          </w:p>
+          <w:p>
+            <w:pPr>
+              <w:jc w:val="center"/>
+              <w:rPr>
                 <w:rFonts w:ascii="Cambria" w:hAnsi="Cambria" w:cstheme="majorBidi"/>
                 <w:b/>
                 <w:bCs/>
@@ -1919,6 +2192,9 @@
         <w:tc>
           <w:tcPr>
             <w:tcW w:w="3736" w:type="dxa"/>
+            <w:tcBorders>
+              <w:right w:val="single" w:sz="8" w:space="0" w:color="4D3A6A"/>
+            </w:tcBorders>
           </w:tcPr>
           <w:p>
             <w:pPr>
@@ -1926,16 +2202,27 @@
               <w:rPr>
                 <w:rFonts w:ascii="Cambria" w:hAnsi="Cambria" w:cstheme="majorBidi"/>
                 <w:color w:val="764B79"/>
-                <w:sz w:val="28"/>
-                <w:szCs w:val="28"/>
+                <w:sz w:val="24"/>
+                <w:szCs w:val="24"/>
+              </w:rPr>
+            </w:pPr>
+          </w:p>
+          <w:p>
+            <w:pPr>
+              <w:jc w:val="center"/>
+              <w:rPr>
+                <w:rFonts w:ascii="Cambria" w:hAnsi="Cambria" w:cstheme="majorBidi"/>
+                <w:color w:val="764B79"/>
+                <w:sz w:val="24"/>
+                <w:szCs w:val="24"/>
               </w:rPr>
             </w:pPr>
             <w:r>
               <w:rPr>
                 <w:rFonts w:ascii="Cambria" w:hAnsi="Cambria" w:cstheme="majorBidi"/>
                 <w:color w:val="764B79"/>
-                <w:sz w:val="28"/>
-                <w:szCs w:val="28"/>
+                <w:sz w:val="24"/>
+                <w:szCs w:val="24"/>
               </w:rPr>
               <w:t>Comments appear under posts</w:t>
             </w:r>
@@ -1946,6 +2233,9 @@
         <w:tc>
           <w:tcPr>
             <w:tcW w:w="4029" w:type="dxa"/>
+            <w:tcBorders>
+              <w:left w:val="single" w:sz="8" w:space="0" w:color="4D3A6A"/>
+            </w:tcBorders>
             <w:shd w:val="clear" w:color="auto" w:fill="FAF1EC"/>
           </w:tcPr>
           <w:p>
@@ -2007,6 +2297,19 @@
             <w:pPr>
               <w:jc w:val="center"/>
               <w:rPr>
+                <w:rFonts w:ascii="Segoe UI Emoji" w:hAnsi="Segoe UI Emoji" w:cs="Segoe UI Emoji"/>
+                <w:b/>
+                <w:bCs/>
+                <w:color w:val="764B79"/>
+                <w:sz w:val="32"/>
+                <w:szCs w:val="32"/>
+              </w:rPr>
+            </w:pPr>
+          </w:p>
+          <w:p>
+            <w:pPr>
+              <w:jc w:val="center"/>
+              <w:rPr>
                 <w:rFonts w:ascii="Cambria" w:hAnsi="Cambria" w:cstheme="majorBidi"/>
                 <w:b/>
                 <w:bCs/>
@@ -2031,6 +2334,9 @@
         <w:tc>
           <w:tcPr>
             <w:tcW w:w="3736" w:type="dxa"/>
+            <w:tcBorders>
+              <w:right w:val="single" w:sz="8" w:space="0" w:color="4D3A6A"/>
+            </w:tcBorders>
           </w:tcPr>
           <w:p>
             <w:pPr>
@@ -2038,18 +2344,47 @@
               <w:rPr>
                 <w:rFonts w:ascii="Cambria" w:hAnsi="Cambria" w:cstheme="majorBidi"/>
                 <w:color w:val="764B79"/>
-                <w:sz w:val="28"/>
-                <w:szCs w:val="28"/>
+                <w:sz w:val="24"/>
+                <w:szCs w:val="24"/>
+              </w:rPr>
+            </w:pPr>
+          </w:p>
+          <w:p>
+            <w:pPr>
+              <w:jc w:val="center"/>
+              <w:rPr>
+                <w:rFonts w:ascii="Cambria" w:hAnsi="Cambria" w:cstheme="majorBidi"/>
+                <w:color w:val="764B79"/>
+                <w:sz w:val="24"/>
+                <w:szCs w:val="24"/>
               </w:rPr>
             </w:pPr>
             <w:r>
               <w:rPr>
                 <w:rFonts w:ascii="Cambria" w:hAnsi="Cambria" w:cstheme="majorBidi"/>
                 <w:color w:val="764B79"/>
-                <w:sz w:val="28"/>
-                <w:szCs w:val="28"/>
-              </w:rPr>
-              <w:t>Follow/unfollow other users</w:t>
+                <w:sz w:val="24"/>
+                <w:szCs w:val="24"/>
+              </w:rPr>
+              <w:t>Follow/</w:t>
+            </w:r>
+            <w:r>
+              <w:rPr>
+                <w:rFonts w:ascii="Cambria" w:hAnsi="Cambria" w:cstheme="majorBidi"/>
+                <w:color w:val="764B79"/>
+                <w:sz w:val="24"/>
+                <w:szCs w:val="24"/>
+              </w:rPr>
+              <w:t>U</w:t>
+            </w:r>
+            <w:r>
+              <w:rPr>
+                <w:rFonts w:ascii="Cambria" w:hAnsi="Cambria" w:cstheme="majorBidi"/>
+                <w:color w:val="764B79"/>
+                <w:sz w:val="24"/>
+                <w:szCs w:val="24"/>
+              </w:rPr>
+              <w:t>nfollow other users</w:t>
             </w:r>
           </w:p>
         </w:tc>
@@ -2061,6 +2396,10 @@
         <w:tc>
           <w:tcPr>
             <w:tcW w:w="4029" w:type="dxa"/>
+            <w:tcBorders>
+              <w:left w:val="single" w:sz="8" w:space="0" w:color="4D3A6A"/>
+              <w:bottom w:val="single" w:sz="8" w:space="0" w:color="4D3A6A"/>
+            </w:tcBorders>
             <w:shd w:val="clear" w:color="auto" w:fill="FAF1EC"/>
           </w:tcPr>
           <w:p>
@@ -2104,7 +2443,23 @@
         <w:tc>
           <w:tcPr>
             <w:tcW w:w="2765" w:type="dxa"/>
+            <w:tcBorders>
+              <w:bottom w:val="single" w:sz="8" w:space="0" w:color="4D3A6A"/>
+            </w:tcBorders>
           </w:tcPr>
+          <w:p>
+            <w:pPr>
+              <w:jc w:val="center"/>
+              <w:rPr>
+                <w:rFonts w:ascii="Segoe UI Emoji" w:hAnsi="Segoe UI Emoji" w:cs="Segoe UI Emoji"/>
+                <w:b/>
+                <w:bCs/>
+                <w:color w:val="764B79"/>
+                <w:sz w:val="32"/>
+                <w:szCs w:val="32"/>
+              </w:rPr>
+            </w:pPr>
+          </w:p>
           <w:p>
             <w:pPr>
               <w:jc w:val="center"/>
@@ -2133,6 +2488,10 @@
         <w:tc>
           <w:tcPr>
             <w:tcW w:w="3736" w:type="dxa"/>
+            <w:tcBorders>
+              <w:bottom w:val="single" w:sz="8" w:space="0" w:color="4D3A6A"/>
+              <w:right w:val="single" w:sz="8" w:space="0" w:color="4D3A6A"/>
+            </w:tcBorders>
           </w:tcPr>
           <w:p>
             <w:pPr>
@@ -2140,18 +2499,38 @@
               <w:rPr>
                 <w:rFonts w:ascii="Cambria" w:hAnsi="Cambria" w:cstheme="majorBidi"/>
                 <w:color w:val="764B79"/>
-                <w:sz w:val="28"/>
-                <w:szCs w:val="28"/>
+                <w:sz w:val="24"/>
+                <w:szCs w:val="24"/>
+              </w:rPr>
+            </w:pPr>
+          </w:p>
+          <w:p>
+            <w:pPr>
+              <w:jc w:val="center"/>
+              <w:rPr>
+                <w:rFonts w:ascii="Cambria" w:hAnsi="Cambria" w:cstheme="majorBidi"/>
+                <w:color w:val="764B79"/>
+                <w:sz w:val="24"/>
+                <w:szCs w:val="24"/>
               </w:rPr>
             </w:pPr>
             <w:r>
               <w:rPr>
                 <w:rFonts w:ascii="Cambria" w:hAnsi="Cambria" w:cstheme="majorBidi"/>
                 <w:color w:val="764B79"/>
-                <w:sz w:val="28"/>
-                <w:szCs w:val="28"/>
+                <w:sz w:val="24"/>
+                <w:szCs w:val="24"/>
               </w:rPr>
               <w:t>Updates name, username, photo</w:t>
+            </w:r>
+            <w:r>
+              <w:rPr>
+                <w:rFonts w:ascii="Cambria" w:hAnsi="Cambria" w:cstheme="majorBidi"/>
+                <w:color w:val="764B79"/>
+                <w:sz w:val="24"/>
+                <w:szCs w:val="24"/>
+              </w:rPr>
+              <w:t>, bio</w:t>
             </w:r>
           </w:p>
         </w:tc>
@@ -2355,6 +2734,7 @@
     </w:p>
     <w:p>
       <w:pPr>
+        <w:spacing w:line="240" w:lineRule="auto"/>
         <w:jc w:val="center"/>
         <w:rPr>
           <w:rFonts w:asciiTheme="majorBidi" w:hAnsiTheme="majorBidi" w:cstheme="majorBidi"/>
@@ -2720,27 +3100,7 @@
           <w:sz w:val="28"/>
           <w:szCs w:val="28"/>
         </w:rPr>
-        <w:t xml:space="preserve">Each post shows: Author name, Time posted, Post content, </w:t>
-      </w:r>
-      <w:proofErr w:type="gramStart"/>
-      <w:r>
-        <w:rPr>
-          <w:rFonts w:ascii="Cambria" w:hAnsi="Cambria" w:cstheme="majorBidi"/>
-          <w:color w:val="9B6D86"/>
-          <w:sz w:val="28"/>
-          <w:szCs w:val="28"/>
-        </w:rPr>
-        <w:t>Like</w:t>
-      </w:r>
-      <w:proofErr w:type="gramEnd"/>
-      <w:r>
-        <w:rPr>
-          <w:rFonts w:ascii="Cambria" w:hAnsi="Cambria" w:cstheme="majorBidi"/>
-          <w:color w:val="9B6D86"/>
-          <w:sz w:val="28"/>
-          <w:szCs w:val="28"/>
-        </w:rPr>
-        <w:t xml:space="preserve"> button, Comment button, and Follow button.</w:t>
+        <w:t>Each post shows: Author name, Time posted, Post content, Like button, Comment button, and Follow button.</w:t>
       </w:r>
     </w:p>
     <w:p>
@@ -2804,6 +3164,7 @@
           <w:sz w:val="28"/>
           <w:szCs w:val="28"/>
         </w:rPr>
+        <w:lastRenderedPageBreak/>
         <w:t>Interact with Posts:</w:t>
       </w:r>
     </w:p>
@@ -2988,7 +3349,25 @@
           <w:sz w:val="28"/>
           <w:szCs w:val="28"/>
         </w:rPr>
-        <w:t>Click the Edit Profile button to update profile information such as name, username, or profile picture.</w:t>
+        <w:t>Click the Edit Profile button to update profile information such as name, username, or profile picture</w:t>
+      </w:r>
+      <w:r>
+        <w:rPr>
+          <w:rFonts w:ascii="Cambria" w:hAnsi="Cambria" w:cstheme="majorBidi"/>
+          <w:color w:val="9B6D86"/>
+          <w:sz w:val="28"/>
+          <w:szCs w:val="28"/>
+        </w:rPr>
+        <w:t>, and bio</w:t>
+      </w:r>
+      <w:r>
+        <w:rPr>
+          <w:rFonts w:ascii="Cambria" w:hAnsi="Cambria" w:cstheme="majorBidi"/>
+          <w:color w:val="9B6D86"/>
+          <w:sz w:val="28"/>
+          <w:szCs w:val="28"/>
+        </w:rPr>
+        <w:t>.</w:t>
       </w:r>
     </w:p>
     <w:p>
@@ -3281,6 +3660,7 @@
     </w:p>
     <w:p>
       <w:pPr>
+        <w:spacing w:line="240" w:lineRule="auto"/>
         <w:rPr>
           <w:rFonts w:asciiTheme="majorBidi" w:hAnsiTheme="majorBidi" w:cstheme="majorBidi"/>
           <w:b/>
@@ -3375,7 +3755,7 @@
     <w:p>
       <w:pPr>
         <w:rPr>
-          <w:rFonts w:ascii="Cambria" w:hAnsi="Cambria" w:cstheme="majorBidi" w:hint="cs"/>
+          <w:rFonts w:ascii="Cambria" w:hAnsi="Cambria" w:cstheme="majorBidi"/>
           <w:b/>
           <w:bCs/>
           <w:color w:val="764B79"/>
@@ -6454,6 +6834,7 @@
   <w:style w:type="character" w:default="1" w:styleId="DefaultParagraphFont">
     <w:name w:val="Default Paragraph Font"/>
     <w:uiPriority w:val="1"/>
+    <w:semiHidden/>
     <w:unhideWhenUsed/>
   </w:style>
   <w:style w:type="table" w:default="1" w:styleId="TableNormal">

--- a/Project_Report.docx
+++ b/Project_Report.docx
@@ -686,6 +686,62 @@
       <w:pPr>
         <w:jc w:val="center"/>
         <w:rPr>
+          <w:rFonts w:ascii="Cambria" w:hAnsi="Cambria" w:cstheme="majorBidi"/>
+          <w:color w:val="9B6D86"/>
+          <w:sz w:val="28"/>
+          <w:szCs w:val="28"/>
+        </w:rPr>
+      </w:pPr>
+      <w:r>
+        <w:rPr>
+          <w:rFonts w:ascii="Cambria" w:hAnsi="Cambria" w:cstheme="majorBidi"/>
+          <w:color w:val="9B6D86"/>
+          <w:sz w:val="28"/>
+          <w:szCs w:val="28"/>
+        </w:rPr>
+        <w:t xml:space="preserve">Mariem </w:t>
+      </w:r>
+      <w:r>
+        <w:rPr>
+          <w:rFonts w:ascii="Cambria" w:hAnsi="Cambria" w:cstheme="majorBidi"/>
+          <w:color w:val="9B6D86"/>
+          <w:sz w:val="28"/>
+          <w:szCs w:val="28"/>
+        </w:rPr>
+        <w:t xml:space="preserve">Boumediene </w:t>
+      </w:r>
+      <w:r>
+        <w:rPr>
+          <w:rFonts w:ascii="Cambria" w:hAnsi="Cambria" w:cstheme="majorBidi"/>
+          <w:color w:val="9B6D86"/>
+          <w:sz w:val="28"/>
+          <w:szCs w:val="28"/>
+        </w:rPr>
+        <w:t xml:space="preserve">Kebaili </w:t>
+      </w:r>
+      <w:r>
+        <w:rPr>
+          <w:rFonts w:ascii="Cambria" w:hAnsi="Cambria" w:cstheme="majorBidi"/>
+          <w:color w:val="9B6D86"/>
+          <w:sz w:val="28"/>
+          <w:szCs w:val="28"/>
+        </w:rPr>
+        <w:t>–</w:t>
+      </w:r>
+      <w:r>
+        <w:rPr>
+          <w:rFonts w:ascii="Cambria" w:hAnsi="Cambria" w:cstheme="majorBidi"/>
+          <w:color w:val="9B6D86"/>
+          <w:sz w:val="28"/>
+          <w:szCs w:val="28"/>
+        </w:rPr>
+        <w:t xml:space="preserve"> 202307983</w:t>
+      </w:r>
+    </w:p>
+    <w:p>
+      <w:pPr>
+        <w:jc w:val="center"/>
+        <w:rPr>
           <w:rFonts w:asciiTheme="majorBidi" w:hAnsiTheme="majorBidi" w:cstheme="majorBidi"/>
           <w:color w:val="9B6D86"/>
           <w:sz w:val="28"/>
@@ -699,7 +755,7 @@
           <w:sz w:val="28"/>
           <w:szCs w:val="28"/>
         </w:rPr>
-        <w:t>Mariem Kebaili - 202307983</w:t>
+        <w:t>Maha Abdullah Tamimi - 202003641</w:t>
       </w:r>
     </w:p>
     <w:p>
@@ -864,6 +920,7 @@
     </w:p>
     <w:p>
       <w:pPr>
+        <w:spacing w:line="240" w:lineRule="auto"/>
         <w:jc w:val="center"/>
         <w:rPr>
           <w:rFonts w:ascii="Cambria" w:hAnsi="Cambria" w:cstheme="majorBidi"/>
@@ -895,6 +952,7 @@
     </w:p>
     <w:p>
       <w:pPr>
+        <w:spacing w:line="240" w:lineRule="auto"/>
         <w:jc w:val="center"/>
         <w:rPr>
           <w:rFonts w:ascii="Cambria" w:hAnsi="Cambria" w:cstheme="majorBidi"/>
@@ -1701,7 +1759,6 @@
                 <w:sz w:val="28"/>
                 <w:szCs w:val="28"/>
               </w:rPr>
-              <w:lastRenderedPageBreak/>
               <w:t>News Feed</w:t>
             </w:r>
           </w:p>
@@ -1757,7 +1814,6 @@
                 <w:sz w:val="32"/>
                 <w:szCs w:val="32"/>
               </w:rPr>
-              <w:lastRenderedPageBreak/>
               <w:t>✅</w:t>
             </w:r>
           </w:p>
@@ -1797,7 +1853,6 @@
                 <w:sz w:val="24"/>
                 <w:szCs w:val="24"/>
               </w:rPr>
-              <w:lastRenderedPageBreak/>
               <w:t>Shows all posts</w:t>
             </w:r>
           </w:p>
@@ -3124,6 +3179,7 @@
           <w:sz w:val="28"/>
           <w:szCs w:val="28"/>
         </w:rPr>
+        <w:lastRenderedPageBreak/>
         <w:t>Users can scroll through the feed to read book quotes and thoughts shared by others.</w:t>
       </w:r>
     </w:p>
@@ -3164,7 +3220,6 @@
           <w:sz w:val="28"/>
           <w:szCs w:val="28"/>
         </w:rPr>
-        <w:lastRenderedPageBreak/>
         <w:t>Interact with Posts:</w:t>
       </w:r>
     </w:p>

--- a/Project_Report.docx
+++ b/Project_Report.docx
@@ -434,105 +434,105 @@
         <w:jc w:val="center"/>
         <w:rPr>
           <w:rFonts w:ascii="Cambria" w:hAnsi="Cambria" w:cstheme="majorBidi"/>
+          <w:color w:val="9B6D86"/>
+          <w:sz w:val="32"/>
+          <w:szCs w:val="32"/>
+        </w:rPr>
+      </w:pPr>
+      <w:r>
+        <w:rPr>
+          <w:rFonts w:ascii="Cambria" w:hAnsi="Cambria" w:cstheme="majorBidi"/>
+          <w:color w:val="9B6D86"/>
+          <w:sz w:val="32"/>
+          <w:szCs w:val="32"/>
+        </w:rPr>
+        <w:t xml:space="preserve">Section: </w:t>
+      </w:r>
+      <w:r>
+        <w:rPr>
+          <w:rFonts w:ascii="Cambria" w:hAnsi="Cambria" w:cstheme="majorBidi"/>
+          <w:color w:val="9B6D86"/>
+          <w:sz w:val="32"/>
+          <w:szCs w:val="32"/>
+        </w:rPr>
+        <w:t>L52</w:t>
+      </w:r>
+    </w:p>
+    <w:p>
+      <w:pPr>
+        <w:ind w:left="720"/>
+        <w:jc w:val="center"/>
+        <w:rPr>
+          <w:rFonts w:ascii="Cambria" w:hAnsi="Cambria" w:cstheme="majorBidi"/>
+          <w:color w:val="9B6D86"/>
+          <w:sz w:val="40"/>
+          <w:szCs w:val="40"/>
+        </w:rPr>
+      </w:pPr>
+      <w:r>
+        <w:rPr>
+          <w:rFonts w:ascii="Cambria" w:hAnsi="Cambria" w:cstheme="majorBidi"/>
+          <w:color w:val="9B6D86"/>
+          <w:sz w:val="32"/>
+          <w:szCs w:val="32"/>
+        </w:rPr>
+        <w:t>Due date: 26 – 3</w:t>
+      </w:r>
+      <w:r>
+        <w:rPr>
+          <w:rFonts w:ascii="Cambria" w:hAnsi="Cambria" w:cstheme="majorBidi"/>
+          <w:color w:val="9B6D86"/>
+          <w:sz w:val="32"/>
+          <w:szCs w:val="32"/>
+        </w:rPr>
+        <w:t xml:space="preserve"> – </w:t>
+      </w:r>
+      <w:r>
+        <w:rPr>
+          <w:rFonts w:ascii="Cambria" w:hAnsi="Cambria" w:cstheme="majorBidi"/>
+          <w:color w:val="9B6D86"/>
+          <w:sz w:val="32"/>
+          <w:szCs w:val="32"/>
+        </w:rPr>
+        <w:t>2026</w:t>
+      </w:r>
+    </w:p>
+    <w:p>
+      <w:pPr>
+        <w:rPr>
+          <w:rFonts w:asciiTheme="majorBidi" w:hAnsiTheme="majorBidi" w:cstheme="majorBidi"/>
+          <w:b/>
+          <w:bCs/>
           <w:color w:val="4D3A6A"/>
           <w:sz w:val="32"/>
           <w:szCs w:val="32"/>
         </w:rPr>
       </w:pPr>
-      <w:r>
-        <w:rPr>
-          <w:rFonts w:ascii="Cambria" w:hAnsi="Cambria" w:cstheme="majorBidi"/>
+    </w:p>
+    <w:p>
+      <w:pPr>
+        <w:jc w:val="center"/>
+        <w:rPr>
+          <w:rFonts w:asciiTheme="majorBidi" w:hAnsiTheme="majorBidi" w:cstheme="majorBidi"/>
+          <w:b/>
+          <w:bCs/>
           <w:color w:val="4D3A6A"/>
           <w:sz w:val="32"/>
           <w:szCs w:val="32"/>
         </w:rPr>
-        <w:t xml:space="preserve">Section: </w:t>
-      </w:r>
-      <w:r>
-        <w:rPr>
-          <w:rFonts w:ascii="Cambria" w:hAnsi="Cambria" w:cstheme="majorBidi"/>
+      </w:pPr>
+    </w:p>
+    <w:p>
+      <w:pPr>
+        <w:jc w:val="center"/>
+        <w:rPr>
+          <w:rFonts w:asciiTheme="majorBidi" w:hAnsiTheme="majorBidi" w:cstheme="majorBidi"/>
+          <w:b/>
+          <w:bCs/>
           <w:color w:val="4D3A6A"/>
           <w:sz w:val="32"/>
           <w:szCs w:val="32"/>
         </w:rPr>
-        <w:t>L52</w:t>
-      </w:r>
-    </w:p>
-    <w:p>
-      <w:pPr>
-        <w:ind w:left="720"/>
-        <w:jc w:val="center"/>
-        <w:rPr>
-          <w:rFonts w:ascii="Cambria" w:hAnsi="Cambria" w:cstheme="majorBidi"/>
-          <w:color w:val="4D3A6A"/>
-          <w:sz w:val="40"/>
-          <w:szCs w:val="40"/>
-        </w:rPr>
-      </w:pPr>
-      <w:r>
-        <w:rPr>
-          <w:rFonts w:ascii="Cambria" w:hAnsi="Cambria" w:cstheme="majorBidi"/>
-          <w:color w:val="4D3A6A"/>
-          <w:sz w:val="32"/>
-          <w:szCs w:val="32"/>
-        </w:rPr>
-        <w:t>Due date: 26 – 3</w:t>
-      </w:r>
-      <w:r>
-        <w:rPr>
-          <w:rFonts w:ascii="Cambria" w:hAnsi="Cambria" w:cstheme="majorBidi"/>
-          <w:color w:val="4D3A6A"/>
-          <w:sz w:val="32"/>
-          <w:szCs w:val="32"/>
-        </w:rPr>
-        <w:t xml:space="preserve"> – </w:t>
-      </w:r>
-      <w:r>
-        <w:rPr>
-          <w:rFonts w:ascii="Cambria" w:hAnsi="Cambria" w:cstheme="majorBidi"/>
-          <w:color w:val="4D3A6A"/>
-          <w:sz w:val="32"/>
-          <w:szCs w:val="32"/>
-        </w:rPr>
-        <w:t>2026</w:t>
-      </w:r>
-    </w:p>
-    <w:p>
-      <w:pPr>
-        <w:rPr>
-          <w:rFonts w:asciiTheme="majorBidi" w:hAnsiTheme="majorBidi" w:cstheme="majorBidi"/>
-          <w:b/>
-          <w:bCs/>
-          <w:color w:val="4D3A6A"/>
-          <w:sz w:val="32"/>
-          <w:szCs w:val="32"/>
-        </w:rPr>
-      </w:pPr>
-    </w:p>
-    <w:p>
-      <w:pPr>
-        <w:jc w:val="center"/>
-        <w:rPr>
-          <w:rFonts w:asciiTheme="majorBidi" w:hAnsiTheme="majorBidi" w:cstheme="majorBidi"/>
-          <w:b/>
-          <w:bCs/>
-          <w:color w:val="4D3A6A"/>
-          <w:sz w:val="32"/>
-          <w:szCs w:val="32"/>
-        </w:rPr>
-      </w:pPr>
-    </w:p>
-    <w:p>
-      <w:pPr>
-        <w:jc w:val="center"/>
-        <w:rPr>
-          <w:rFonts w:asciiTheme="majorBidi" w:hAnsiTheme="majorBidi" w:cstheme="majorBidi"/>
-          <w:b/>
-          <w:bCs/>
-          <w:color w:val="4D3A6A"/>
-          <w:sz w:val="32"/>
-          <w:szCs w:val="32"/>
-        </w:rPr>
       </w:pPr>
     </w:p>
     <w:p>
@@ -614,7 +614,16 @@
           <w:sz w:val="28"/>
           <w:szCs w:val="28"/>
         </w:rPr>
-        <w:t xml:space="preserve"> 202209440</w:t>
+        <w:t xml:space="preserve"> </w:t>
+      </w:r>
+      <w:r>
+        <w:rPr>
+          <w:rFonts w:ascii="Cambria" w:hAnsi="Cambria" w:cstheme="majorBidi"/>
+          <w:color w:val="9B6D86"/>
+          <w:sz w:val="28"/>
+          <w:szCs w:val="28"/>
+        </w:rPr>
+        <w:t>202209440</w:t>
       </w:r>
     </w:p>
     <w:p>
@@ -800,31 +809,6 @@
     <w:p>
       <w:pPr>
         <w:jc w:val="center"/>
-        <w:rPr>
-          <w:rFonts w:asciiTheme="majorBidi" w:hAnsiTheme="majorBidi" w:cstheme="majorBidi"/>
-          <w:b/>
-          <w:bCs/>
-          <w:color w:val="764B79"/>
-          <w:sz w:val="32"/>
-          <w:szCs w:val="32"/>
-        </w:rPr>
-      </w:pPr>
-    </w:p>
-    <w:p>
-      <w:pPr>
-        <w:jc w:val="center"/>
-        <w:rPr>
-          <w:rFonts w:asciiTheme="majorBidi" w:hAnsiTheme="majorBidi" w:cstheme="majorBidi"/>
-          <w:b/>
-          <w:bCs/>
-          <w:color w:val="764B79"/>
-          <w:sz w:val="32"/>
-          <w:szCs w:val="32"/>
-        </w:rPr>
-      </w:pPr>
-    </w:p>
-    <w:p>
-      <w:pPr>
         <w:rPr>
           <w:rFonts w:asciiTheme="majorBidi" w:hAnsiTheme="majorBidi" w:cstheme="majorBidi"/>
           <w:b/>
@@ -2885,7 +2869,25 @@
           <w:sz w:val="28"/>
           <w:szCs w:val="28"/>
         </w:rPr>
-        <w:t>Enter the required information: Username, Email, Password, then click the Sign Up button.</w:t>
+        <w:t>Enter the required information: Username, Email,</w:t>
+      </w:r>
+      <w:r>
+        <w:rPr>
+          <w:rFonts w:ascii="Cambria" w:hAnsi="Cambria" w:cstheme="majorBidi"/>
+          <w:color w:val="9B6D86"/>
+          <w:sz w:val="28"/>
+          <w:szCs w:val="28"/>
+        </w:rPr>
+        <w:t xml:space="preserve"> and</w:t>
+      </w:r>
+      <w:r>
+        <w:rPr>
+          <w:rFonts w:ascii="Cambria" w:hAnsi="Cambria" w:cstheme="majorBidi"/>
+          <w:color w:val="9B6D86"/>
+          <w:sz w:val="28"/>
+          <w:szCs w:val="28"/>
+        </w:rPr>
+        <w:t xml:space="preserve"> Password, then click the Sign Up button.</w:t>
       </w:r>
     </w:p>
     <w:p>
@@ -2933,7 +2935,25 @@
           <w:sz w:val="28"/>
           <w:szCs w:val="28"/>
         </w:rPr>
-        <w:t>Once registration is complete, the user is redirected to the Log In page.</w:t>
+        <w:t>Once registration is complete, the user is</w:t>
+      </w:r>
+      <w:r>
+        <w:rPr>
+          <w:rFonts w:ascii="Cambria" w:hAnsi="Cambria" w:cstheme="majorBidi"/>
+          <w:color w:val="9B6D86"/>
+          <w:sz w:val="28"/>
+          <w:szCs w:val="28"/>
+        </w:rPr>
+        <w:t xml:space="preserve"> automatically</w:t>
+      </w:r>
+      <w:r>
+        <w:rPr>
+          <w:rFonts w:ascii="Cambria" w:hAnsi="Cambria" w:cstheme="majorBidi"/>
+          <w:color w:val="9B6D86"/>
+          <w:sz w:val="28"/>
+          <w:szCs w:val="28"/>
+        </w:rPr>
+        <w:t xml:space="preserve"> redirected to the Log In page.</w:t>
       </w:r>
     </w:p>
     <w:p>
@@ -3155,7 +3175,115 @@
           <w:sz w:val="28"/>
           <w:szCs w:val="28"/>
         </w:rPr>
-        <w:t>Each post shows: Author name, Time posted, Post content, Like button, Comment button, and Follow button.</w:t>
+        <w:t xml:space="preserve">Each post shows: </w:t>
+      </w:r>
+      <w:r>
+        <w:rPr>
+          <w:rFonts w:ascii="Cambria" w:hAnsi="Cambria" w:cstheme="majorBidi"/>
+          <w:color w:val="9B6D86"/>
+          <w:sz w:val="28"/>
+          <w:szCs w:val="28"/>
+        </w:rPr>
+        <w:t>a</w:t>
+      </w:r>
+      <w:r>
+        <w:rPr>
+          <w:rFonts w:ascii="Cambria" w:hAnsi="Cambria" w:cstheme="majorBidi"/>
+          <w:color w:val="9B6D86"/>
+          <w:sz w:val="28"/>
+          <w:szCs w:val="28"/>
+        </w:rPr>
+        <w:t xml:space="preserve">uthor name, </w:t>
+      </w:r>
+      <w:r>
+        <w:rPr>
+          <w:rFonts w:ascii="Cambria" w:hAnsi="Cambria" w:cstheme="majorBidi"/>
+          <w:color w:val="9B6D86"/>
+          <w:sz w:val="28"/>
+          <w:szCs w:val="28"/>
+        </w:rPr>
+        <w:t>t</w:t>
+      </w:r>
+      <w:r>
+        <w:rPr>
+          <w:rFonts w:ascii="Cambria" w:hAnsi="Cambria" w:cstheme="majorBidi"/>
+          <w:color w:val="9B6D86"/>
+          <w:sz w:val="28"/>
+          <w:szCs w:val="28"/>
+        </w:rPr>
+        <w:t xml:space="preserve">ime posted, </w:t>
+      </w:r>
+      <w:r>
+        <w:rPr>
+          <w:rFonts w:ascii="Cambria" w:hAnsi="Cambria" w:cstheme="majorBidi"/>
+          <w:color w:val="9B6D86"/>
+          <w:sz w:val="28"/>
+          <w:szCs w:val="28"/>
+        </w:rPr>
+        <w:t>p</w:t>
+      </w:r>
+      <w:r>
+        <w:rPr>
+          <w:rFonts w:ascii="Cambria" w:hAnsi="Cambria" w:cstheme="majorBidi"/>
+          <w:color w:val="9B6D86"/>
+          <w:sz w:val="28"/>
+          <w:szCs w:val="28"/>
+        </w:rPr>
+        <w:t xml:space="preserve">ost content, </w:t>
+      </w:r>
+      <w:r>
+        <w:rPr>
+          <w:rFonts w:ascii="Cambria" w:hAnsi="Cambria" w:cstheme="majorBidi"/>
+          <w:color w:val="9B6D86"/>
+          <w:sz w:val="28"/>
+          <w:szCs w:val="28"/>
+        </w:rPr>
+        <w:t>l</w:t>
+      </w:r>
+      <w:r>
+        <w:rPr>
+          <w:rFonts w:ascii="Cambria" w:hAnsi="Cambria" w:cstheme="majorBidi"/>
+          <w:color w:val="9B6D86"/>
+          <w:sz w:val="28"/>
+          <w:szCs w:val="28"/>
+        </w:rPr>
+        <w:t xml:space="preserve">ike button, </w:t>
+      </w:r>
+      <w:r>
+        <w:rPr>
+          <w:rFonts w:ascii="Cambria" w:hAnsi="Cambria" w:cstheme="majorBidi"/>
+          <w:color w:val="9B6D86"/>
+          <w:sz w:val="28"/>
+          <w:szCs w:val="28"/>
+        </w:rPr>
+        <w:t>c</w:t>
+      </w:r>
+      <w:r>
+        <w:rPr>
+          <w:rFonts w:ascii="Cambria" w:hAnsi="Cambria" w:cstheme="majorBidi"/>
+          <w:color w:val="9B6D86"/>
+          <w:sz w:val="28"/>
+          <w:szCs w:val="28"/>
+        </w:rPr>
+        <w:t xml:space="preserve">omment button, and </w:t>
+      </w:r>
+      <w:r>
+        <w:rPr>
+          <w:rFonts w:ascii="Cambria" w:hAnsi="Cambria" w:cstheme="majorBidi"/>
+          <w:color w:val="9B6D86"/>
+          <w:sz w:val="28"/>
+          <w:szCs w:val="28"/>
+        </w:rPr>
+        <w:t>f</w:t>
+      </w:r>
+      <w:r>
+        <w:rPr>
+          <w:rFonts w:ascii="Cambria" w:hAnsi="Cambria" w:cstheme="majorBidi"/>
+          <w:color w:val="9B6D86"/>
+          <w:sz w:val="28"/>
+          <w:szCs w:val="28"/>
+        </w:rPr>
+        <w:t>ollow button.</w:t>
       </w:r>
     </w:p>
     <w:p>
@@ -3179,7 +3307,6 @@
           <w:sz w:val="28"/>
           <w:szCs w:val="28"/>
         </w:rPr>
-        <w:lastRenderedPageBreak/>
         <w:t>Users can scroll through the feed to read book quotes and thoughts shared by others.</w:t>
       </w:r>
     </w:p>
@@ -3244,6 +3371,7 @@
           <w:sz w:val="28"/>
           <w:szCs w:val="28"/>
         </w:rPr>
+        <w:lastRenderedPageBreak/>
         <w:t>Click the Like button to increase the like counter for a post.</w:t>
       </w:r>
     </w:p>
@@ -3356,7 +3484,25 @@
           <w:sz w:val="28"/>
           <w:szCs w:val="28"/>
         </w:rPr>
-        <w:t>Navigate to the Profile page via the navigation bar.</w:t>
+        <w:t xml:space="preserve">Navigate to the Profile page </w:t>
+      </w:r>
+      <w:r>
+        <w:rPr>
+          <w:rFonts w:ascii="Cambria" w:hAnsi="Cambria" w:cstheme="majorBidi"/>
+          <w:color w:val="9B6D86"/>
+          <w:sz w:val="28"/>
+          <w:szCs w:val="28"/>
+        </w:rPr>
+        <w:t>using</w:t>
+      </w:r>
+      <w:r>
+        <w:rPr>
+          <w:rFonts w:ascii="Cambria" w:hAnsi="Cambria" w:cstheme="majorBidi"/>
+          <w:color w:val="9B6D86"/>
+          <w:sz w:val="28"/>
+          <w:szCs w:val="28"/>
+        </w:rPr>
+        <w:t xml:space="preserve"> the navigation bar.</w:t>
       </w:r>
     </w:p>
     <w:p>
@@ -3380,7 +3526,97 @@
           <w:sz w:val="28"/>
           <w:szCs w:val="28"/>
         </w:rPr>
-        <w:t>The profile displays: Profile photo, Account name, Username, Bio, and User posts.</w:t>
+        <w:t xml:space="preserve">The profile displays: </w:t>
+      </w:r>
+      <w:r>
+        <w:rPr>
+          <w:rFonts w:ascii="Cambria" w:hAnsi="Cambria" w:cstheme="majorBidi"/>
+          <w:color w:val="9B6D86"/>
+          <w:sz w:val="28"/>
+          <w:szCs w:val="28"/>
+        </w:rPr>
+        <w:t>p</w:t>
+      </w:r>
+      <w:r>
+        <w:rPr>
+          <w:rFonts w:ascii="Cambria" w:hAnsi="Cambria" w:cstheme="majorBidi"/>
+          <w:color w:val="9B6D86"/>
+          <w:sz w:val="28"/>
+          <w:szCs w:val="28"/>
+        </w:rPr>
+        <w:t xml:space="preserve">rofile photo, </w:t>
+      </w:r>
+      <w:r>
+        <w:rPr>
+          <w:rFonts w:ascii="Cambria" w:hAnsi="Cambria" w:cstheme="majorBidi"/>
+          <w:color w:val="9B6D86"/>
+          <w:sz w:val="28"/>
+          <w:szCs w:val="28"/>
+        </w:rPr>
+        <w:t>a</w:t>
+      </w:r>
+      <w:r>
+        <w:rPr>
+          <w:rFonts w:ascii="Cambria" w:hAnsi="Cambria" w:cstheme="majorBidi"/>
+          <w:color w:val="9B6D86"/>
+          <w:sz w:val="28"/>
+          <w:szCs w:val="28"/>
+        </w:rPr>
+        <w:t xml:space="preserve">ccount name, </w:t>
+      </w:r>
+      <w:r>
+        <w:rPr>
+          <w:rFonts w:ascii="Cambria" w:hAnsi="Cambria" w:cstheme="majorBidi"/>
+          <w:color w:val="9B6D86"/>
+          <w:sz w:val="28"/>
+          <w:szCs w:val="28"/>
+        </w:rPr>
+        <w:t>u</w:t>
+      </w:r>
+      <w:r>
+        <w:rPr>
+          <w:rFonts w:ascii="Cambria" w:hAnsi="Cambria" w:cstheme="majorBidi"/>
+          <w:color w:val="9B6D86"/>
+          <w:sz w:val="28"/>
+          <w:szCs w:val="28"/>
+        </w:rPr>
+        <w:t xml:space="preserve">sername, </w:t>
+      </w:r>
+      <w:r>
+        <w:rPr>
+          <w:rFonts w:ascii="Cambria" w:hAnsi="Cambria" w:cstheme="majorBidi"/>
+          <w:color w:val="9B6D86"/>
+          <w:sz w:val="28"/>
+          <w:szCs w:val="28"/>
+        </w:rPr>
+        <w:t>b</w:t>
+      </w:r>
+      <w:r>
+        <w:rPr>
+          <w:rFonts w:ascii="Cambria" w:hAnsi="Cambria" w:cstheme="majorBidi"/>
+          <w:color w:val="9B6D86"/>
+          <w:sz w:val="28"/>
+          <w:szCs w:val="28"/>
+        </w:rPr>
+        <w:t xml:space="preserve">io, and </w:t>
+      </w:r>
+      <w:r>
+        <w:rPr>
+          <w:rFonts w:ascii="Cambria" w:hAnsi="Cambria" w:cstheme="majorBidi"/>
+          <w:color w:val="9B6D86"/>
+          <w:sz w:val="28"/>
+          <w:szCs w:val="28"/>
+        </w:rPr>
+        <w:t>u</w:t>
+      </w:r>
+      <w:r>
+        <w:rPr>
+          <w:rFonts w:ascii="Cambria" w:hAnsi="Cambria" w:cstheme="majorBidi"/>
+          <w:color w:val="9B6D86"/>
+          <w:sz w:val="28"/>
+          <w:szCs w:val="28"/>
+        </w:rPr>
+        <w:t>ser posts.</w:t>
       </w:r>
     </w:p>
     <w:p>
@@ -3404,7 +3640,7 @@
           <w:sz w:val="28"/>
           <w:szCs w:val="28"/>
         </w:rPr>
-        <w:t>Click the Edit Profile button to update profile information such as name, username, or profile picture</w:t>
+        <w:t>Click the Edit Profile button to update profile information such as name, username, profile picture</w:t>
       </w:r>
       <w:r>
         <w:rPr>
@@ -3446,7 +3682,25 @@
           <w:sz w:val="28"/>
           <w:szCs w:val="28"/>
         </w:rPr>
-        <w:t>All changes are saved locally in localStorage.</w:t>
+        <w:t xml:space="preserve">All </w:t>
+      </w:r>
+      <w:r>
+        <w:rPr>
+          <w:rFonts w:ascii="Cambria" w:hAnsi="Cambria" w:cstheme="majorBidi"/>
+          <w:color w:val="9B6D86"/>
+          <w:sz w:val="28"/>
+          <w:szCs w:val="28"/>
+        </w:rPr>
+        <w:t>profile updates</w:t>
+      </w:r>
+      <w:r>
+        <w:rPr>
+          <w:rFonts w:ascii="Cambria" w:hAnsi="Cambria" w:cstheme="majorBidi"/>
+          <w:color w:val="9B6D86"/>
+          <w:sz w:val="28"/>
+          <w:szCs w:val="28"/>
+        </w:rPr>
+        <w:t xml:space="preserve"> are saved locally in localStorage.</w:t>
       </w:r>
     </w:p>
     <w:p>
@@ -3570,6 +3824,94 @@
           <w:szCs w:val="28"/>
         </w:rPr>
         <w:t>The new post will appear on your Profile page as well as in the Feed page for all users to see.</w:t>
+      </w:r>
+    </w:p>
+    <w:p>
+      <w:pPr>
+        <w:pStyle w:val="ListParagraph"/>
+        <w:ind w:left="1800"/>
+        <w:rPr>
+          <w:rFonts w:ascii="Cambria" w:hAnsi="Cambria" w:cstheme="majorBidi"/>
+          <w:color w:val="9B6D86"/>
+          <w:sz w:val="28"/>
+          <w:szCs w:val="28"/>
+        </w:rPr>
+      </w:pPr>
+    </w:p>
+    <w:p>
+      <w:pPr>
+        <w:pStyle w:val="ListParagraph"/>
+        <w:numPr>
+          <w:ilvl w:val="0"/>
+          <w:numId w:val="1"/>
+        </w:numPr>
+        <w:rPr>
+          <w:rFonts w:ascii="Cambria" w:hAnsi="Cambria" w:cstheme="majorBidi"/>
+          <w:b/>
+          <w:bCs/>
+          <w:color w:val="9B6D86"/>
+          <w:sz w:val="28"/>
+          <w:szCs w:val="28"/>
+        </w:rPr>
+      </w:pPr>
+      <w:r>
+        <w:rPr>
+          <w:rFonts w:ascii="Cambria" w:hAnsi="Cambria" w:cstheme="majorBidi"/>
+          <w:b/>
+          <w:bCs/>
+          <w:color w:val="9B6D86"/>
+          <w:sz w:val="28"/>
+          <w:szCs w:val="28"/>
+        </w:rPr>
+        <w:t>Log Out of the Platform:</w:t>
+      </w:r>
+    </w:p>
+    <w:p>
+      <w:pPr>
+        <w:pStyle w:val="ListParagraph"/>
+        <w:numPr>
+          <w:ilvl w:val="0"/>
+          <w:numId w:val="19"/>
+        </w:numPr>
+        <w:rPr>
+          <w:rFonts w:ascii="Cambria" w:hAnsi="Cambria" w:cstheme="majorBidi"/>
+          <w:color w:val="9B6D86"/>
+          <w:sz w:val="28"/>
+          <w:szCs w:val="28"/>
+        </w:rPr>
+      </w:pPr>
+      <w:r>
+        <w:rPr>
+          <w:rFonts w:ascii="Cambria" w:hAnsi="Cambria" w:cstheme="majorBidi"/>
+          <w:color w:val="9B6D86"/>
+          <w:sz w:val="28"/>
+          <w:szCs w:val="28"/>
+        </w:rPr>
+        <w:t>On the Profile page, click the Logout button to logout from your profile.</w:t>
+      </w:r>
+    </w:p>
+    <w:p>
+      <w:pPr>
+        <w:pStyle w:val="ListParagraph"/>
+        <w:numPr>
+          <w:ilvl w:val="0"/>
+          <w:numId w:val="19"/>
+        </w:numPr>
+        <w:rPr>
+          <w:rFonts w:ascii="Cambria" w:hAnsi="Cambria" w:cstheme="majorBidi"/>
+          <w:color w:val="9B6D86"/>
+          <w:sz w:val="28"/>
+          <w:szCs w:val="28"/>
+        </w:rPr>
+      </w:pPr>
+      <w:r>
+        <w:rPr>
+          <w:rFonts w:ascii="Cambria" w:hAnsi="Cambria" w:cstheme="majorBidi"/>
+          <w:color w:val="9B6D86"/>
+          <w:sz w:val="28"/>
+          <w:szCs w:val="28"/>
+        </w:rPr>
+        <w:t>The system will log the user out of the session, and the user is automatically redirected to the Log in page.</w:t>
       </w:r>
     </w:p>
     <w:p>
@@ -5856,6 +6198,119 @@
     </w:lvl>
   </w:abstractNum>
   <w:abstractNum w:abstractNumId="15" w15:restartNumberingAfterBreak="0">
+    <w:nsid w:val="69BA48C6"/>
+    <w:multiLevelType w:val="hybridMultilevel"/>
+    <w:tmpl w:val="2206A402"/>
+    <w:lvl w:ilvl="0" w:tplc="7CAAE32A">
+      <w:start w:val="1"/>
+      <w:numFmt w:val="bullet"/>
+      <w:lvlText w:val="-"/>
+      <w:lvlJc w:val="left"/>
+      <w:pPr>
+        <w:ind w:left="1800" w:hanging="360"/>
+      </w:pPr>
+      <w:rPr>
+        <w:rFonts w:ascii="Times New Roman" w:eastAsiaTheme="minorHAnsi" w:hAnsi="Times New Roman" w:cs="Times New Roman" w:hint="default"/>
+      </w:rPr>
+    </w:lvl>
+    <w:lvl w:ilvl="1" w:tplc="04090003" w:tentative="1">
+      <w:start w:val="1"/>
+      <w:numFmt w:val="bullet"/>
+      <w:lvlText w:val="o"/>
+      <w:lvlJc w:val="left"/>
+      <w:pPr>
+        <w:ind w:left="2520" w:hanging="360"/>
+      </w:pPr>
+      <w:rPr>
+        <w:rFonts w:ascii="Courier New" w:hAnsi="Courier New" w:cs="Courier New" w:hint="default"/>
+      </w:rPr>
+    </w:lvl>
+    <w:lvl w:ilvl="2" w:tplc="04090005" w:tentative="1">
+      <w:start w:val="1"/>
+      <w:numFmt w:val="bullet"/>
+      <w:lvlText w:val=""/>
+      <w:lvlJc w:val="left"/>
+      <w:pPr>
+        <w:ind w:left="3240" w:hanging="360"/>
+      </w:pPr>
+      <w:rPr>
+        <w:rFonts w:ascii="Wingdings" w:hAnsi="Wingdings" w:hint="default"/>
+      </w:rPr>
+    </w:lvl>
+    <w:lvl w:ilvl="3" w:tplc="04090001" w:tentative="1">
+      <w:start w:val="1"/>
+      <w:numFmt w:val="bullet"/>
+      <w:lvlText w:val=""/>
+      <w:lvlJc w:val="left"/>
+      <w:pPr>
+        <w:ind w:left="3960" w:hanging="360"/>
+      </w:pPr>
+      <w:rPr>
+        <w:rFonts w:ascii="Symbol" w:hAnsi="Symbol" w:hint="default"/>
+      </w:rPr>
+    </w:lvl>
+    <w:lvl w:ilvl="4" w:tplc="04090003" w:tentative="1">
+      <w:start w:val="1"/>
+      <w:numFmt w:val="bullet"/>
+      <w:lvlText w:val="o"/>
+      <w:lvlJc w:val="left"/>
+      <w:pPr>
+        <w:ind w:left="4680" w:hanging="360"/>
+      </w:pPr>
+      <w:rPr>
+        <w:rFonts w:ascii="Courier New" w:hAnsi="Courier New" w:cs="Courier New" w:hint="default"/>
+      </w:rPr>
+    </w:lvl>
+    <w:lvl w:ilvl="5" w:tplc="04090005" w:tentative="1">
+      <w:start w:val="1"/>
+      <w:numFmt w:val="bullet"/>
+      <w:lvlText w:val=""/>
+      <w:lvlJc w:val="left"/>
+      <w:pPr>
+        <w:ind w:left="5400" w:hanging="360"/>
+      </w:pPr>
+      <w:rPr>
+        <w:rFonts w:ascii="Wingdings" w:hAnsi="Wingdings" w:hint="default"/>
+      </w:rPr>
+    </w:lvl>
+    <w:lvl w:ilvl="6" w:tplc="04090001" w:tentative="1">
+      <w:start w:val="1"/>
+      <w:numFmt w:val="bullet"/>
+      <w:lvlText w:val=""/>
+      <w:lvlJc w:val="left"/>
+      <w:pPr>
+        <w:ind w:left="6120" w:hanging="360"/>
+      </w:pPr>
+      <w:rPr>
+        <w:rFonts w:ascii="Symbol" w:hAnsi="Symbol" w:hint="default"/>
+      </w:rPr>
+    </w:lvl>
+    <w:lvl w:ilvl="7" w:tplc="04090003" w:tentative="1">
+      <w:start w:val="1"/>
+      <w:numFmt w:val="bullet"/>
+      <w:lvlText w:val="o"/>
+      <w:lvlJc w:val="left"/>
+      <w:pPr>
+        <w:ind w:left="6840" w:hanging="360"/>
+      </w:pPr>
+      <w:rPr>
+        <w:rFonts w:ascii="Courier New" w:hAnsi="Courier New" w:cs="Courier New" w:hint="default"/>
+      </w:rPr>
+    </w:lvl>
+    <w:lvl w:ilvl="8" w:tplc="04090005" w:tentative="1">
+      <w:start w:val="1"/>
+      <w:numFmt w:val="bullet"/>
+      <w:lvlText w:val=""/>
+      <w:lvlJc w:val="left"/>
+      <w:pPr>
+        <w:ind w:left="7560" w:hanging="360"/>
+      </w:pPr>
+      <w:rPr>
+        <w:rFonts w:ascii="Wingdings" w:hAnsi="Wingdings" w:hint="default"/>
+      </w:rPr>
+    </w:lvl>
+  </w:abstractNum>
+  <w:abstractNum w:abstractNumId="16" w15:restartNumberingAfterBreak="0">
     <w:nsid w:val="6A8E2866"/>
     <w:multiLevelType w:val="hybridMultilevel"/>
     <w:tmpl w:val="09208D6E"/>
@@ -5968,7 +6423,7 @@
       </w:rPr>
     </w:lvl>
   </w:abstractNum>
-  <w:abstractNum w:abstractNumId="16" w15:restartNumberingAfterBreak="0">
+  <w:abstractNum w:abstractNumId="17" w15:restartNumberingAfterBreak="0">
     <w:nsid w:val="6B5329B9"/>
     <w:multiLevelType w:val="hybridMultilevel"/>
     <w:tmpl w:val="BDC0DF36"/>
@@ -6081,7 +6536,7 @@
       </w:rPr>
     </w:lvl>
   </w:abstractNum>
-  <w:abstractNum w:abstractNumId="17" w15:restartNumberingAfterBreak="0">
+  <w:abstractNum w:abstractNumId="18" w15:restartNumberingAfterBreak="0">
     <w:nsid w:val="7AED3C4C"/>
     <w:multiLevelType w:val="multilevel"/>
     <w:tmpl w:val="F3D6F1BA"/>
@@ -6249,7 +6704,7 @@
     <w:abstractNumId w:val="2"/>
   </w:num>
   <w:num w:numId="7" w16cid:durableId="51849054">
-    <w:abstractNumId w:val="17"/>
+    <w:abstractNumId w:val="18"/>
   </w:num>
   <w:num w:numId="8" w16cid:durableId="78718240">
     <w:abstractNumId w:val="0"/>
@@ -6258,7 +6713,7 @@
     <w:abstractNumId w:val="1"/>
   </w:num>
   <w:num w:numId="10" w16cid:durableId="945310130">
-    <w:abstractNumId w:val="16"/>
+    <w:abstractNumId w:val="17"/>
   </w:num>
   <w:num w:numId="11" w16cid:durableId="1612207335">
     <w:abstractNumId w:val="11"/>
@@ -6279,10 +6734,13 @@
     <w:abstractNumId w:val="8"/>
   </w:num>
   <w:num w:numId="17" w16cid:durableId="212084026">
-    <w:abstractNumId w:val="15"/>
+    <w:abstractNumId w:val="16"/>
   </w:num>
   <w:num w:numId="18" w16cid:durableId="1583176816">
     <w:abstractNumId w:val="4"/>
+  </w:num>
+  <w:num w:numId="19" w16cid:durableId="1343313511">
+    <w:abstractNumId w:val="15"/>
   </w:num>
 </w:numbering>
 </file>

--- a/Project_Report.docx
+++ b/Project_Report.docx
@@ -899,7 +899,79 @@
           <w:sz w:val="28"/>
           <w:szCs w:val="28"/>
         </w:rPr>
-        <w:t>Bookworms is a front-end social media platform designed for users to share book quotes, thoughts, and engage in discussions about literature. The platform includes essential social media components such as user authentication pages, a news feed, a user profile page, and interactive post elements that allow users to interact with content.</w:t>
+        <w:t xml:space="preserve">Bookworms is a front-end social media platform designed for users to share book quotes, </w:t>
+      </w:r>
+      <w:r>
+        <w:rPr>
+          <w:rFonts w:ascii="Cambria" w:hAnsi="Cambria" w:cstheme="majorBidi"/>
+          <w:color w:val="9B6D86"/>
+          <w:sz w:val="28"/>
+          <w:szCs w:val="28"/>
+        </w:rPr>
+        <w:t xml:space="preserve">personal </w:t>
+      </w:r>
+      <w:r>
+        <w:rPr>
+          <w:rFonts w:ascii="Cambria" w:hAnsi="Cambria" w:cstheme="majorBidi"/>
+          <w:color w:val="9B6D86"/>
+          <w:sz w:val="28"/>
+          <w:szCs w:val="28"/>
+        </w:rPr>
+        <w:t xml:space="preserve">thoughts, and engage </w:t>
+      </w:r>
+      <w:r>
+        <w:rPr>
+          <w:rFonts w:ascii="Cambria" w:hAnsi="Cambria" w:cstheme="majorBidi"/>
+          <w:color w:val="9B6D86"/>
+          <w:sz w:val="28"/>
+          <w:szCs w:val="28"/>
+        </w:rPr>
+        <w:t>with other readers in a simple interactive environment</w:t>
+      </w:r>
+      <w:r>
+        <w:rPr>
+          <w:rFonts w:ascii="Cambria" w:hAnsi="Cambria" w:cstheme="majorBidi"/>
+          <w:color w:val="9B6D86"/>
+          <w:sz w:val="28"/>
+          <w:szCs w:val="28"/>
+        </w:rPr>
+        <w:t xml:space="preserve">. The platform </w:t>
+      </w:r>
+      <w:r>
+        <w:rPr>
+          <w:rFonts w:ascii="Cambria" w:hAnsi="Cambria" w:cstheme="majorBidi"/>
+          <w:color w:val="9B6D86"/>
+          <w:sz w:val="28"/>
+          <w:szCs w:val="28"/>
+        </w:rPr>
+        <w:t xml:space="preserve">simulates core social </w:t>
+      </w:r>
+      <w:r>
+        <w:rPr>
+          <w:rFonts w:ascii="Cambria" w:hAnsi="Cambria" w:cstheme="majorBidi"/>
+          <w:color w:val="9B6D86"/>
+          <w:sz w:val="28"/>
+          <w:szCs w:val="28"/>
+        </w:rPr>
+        <w:t xml:space="preserve">media </w:t>
+      </w:r>
+      <w:r>
+        <w:rPr>
+          <w:rFonts w:ascii="Cambria" w:hAnsi="Cambria" w:cstheme="majorBidi"/>
+          <w:color w:val="9B6D86"/>
+          <w:sz w:val="28"/>
+          <w:szCs w:val="28"/>
+        </w:rPr>
+        <w:t>functionalities, allowing users to create content, interact with posts, and manage their</w:t>
+      </w:r>
+      <w:r>
+        <w:rPr>
+          <w:rFonts w:ascii="Cambria" w:hAnsi="Cambria" w:cstheme="majorBidi"/>
+          <w:color w:val="9B6D86"/>
+          <w:sz w:val="28"/>
+          <w:szCs w:val="28"/>
+        </w:rPr>
+        <w:t xml:space="preserve"> profiles.</w:t>
       </w:r>
     </w:p>
     <w:p>
@@ -931,7 +1003,7 @@
           <w:sz w:val="28"/>
           <w:szCs w:val="28"/>
         </w:rPr>
-        <w:t>The project is developed using HTML for structure, CSS (Flexbox) for layout and responsive design, and Vanilla JavaScript for interactivity. User data—including accounts, posts, likes, and comments—is stored locally using the browser’s localStorage, enabling the platform to function without a backend server.</w:t>
+        <w:t>The website includes essential features such as user authentication {sign up and log in}, a personalized news feed, a user profile page, and multiple interactive elements including likes, comments, follow/unfollow functionality, and post filtering.</w:t>
       </w:r>
     </w:p>
     <w:p>
@@ -963,7 +1035,408 @@
           <w:sz w:val="28"/>
           <w:szCs w:val="28"/>
         </w:rPr>
-        <w:t>The platform consists of several main pages: the Log In page, Sign Up page, Feed page, and Profile page. JavaScript functionality has been implemented to support dynamic features such as user registration and login, post creation, profile editing, and user interaction. These features provide users with a fully interactive experience, simulating the core functionalities of a basic social media application.</w:t>
+        <w:t>The project is developed using HTML for structur</w:t>
+      </w:r>
+      <w:r>
+        <w:rPr>
+          <w:rFonts w:ascii="Cambria" w:hAnsi="Cambria" w:cstheme="majorBidi"/>
+          <w:color w:val="9B6D86"/>
+          <w:sz w:val="28"/>
+          <w:szCs w:val="28"/>
+        </w:rPr>
+        <w:t>ing pages</w:t>
+      </w:r>
+      <w:r>
+        <w:rPr>
+          <w:rFonts w:ascii="Cambria" w:hAnsi="Cambria" w:cstheme="majorBidi"/>
+          <w:color w:val="9B6D86"/>
+          <w:sz w:val="28"/>
+          <w:szCs w:val="28"/>
+        </w:rPr>
+        <w:t xml:space="preserve">, CSS </w:t>
+      </w:r>
+      <w:r>
+        <w:rPr>
+          <w:rFonts w:ascii="Cambria" w:hAnsi="Cambria" w:cstheme="majorBidi"/>
+          <w:color w:val="9B6D86"/>
+          <w:sz w:val="28"/>
+          <w:szCs w:val="28"/>
+        </w:rPr>
+        <w:t>{</w:t>
+      </w:r>
+      <w:r>
+        <w:rPr>
+          <w:rFonts w:ascii="Cambria" w:hAnsi="Cambria" w:cstheme="majorBidi"/>
+          <w:color w:val="9B6D86"/>
+          <w:sz w:val="28"/>
+          <w:szCs w:val="28"/>
+        </w:rPr>
+        <w:t>Flexbox</w:t>
+      </w:r>
+      <w:r>
+        <w:rPr>
+          <w:rFonts w:ascii="Cambria" w:hAnsi="Cambria" w:cstheme="majorBidi"/>
+          <w:color w:val="9B6D86"/>
+          <w:sz w:val="28"/>
+          <w:szCs w:val="28"/>
+        </w:rPr>
+        <w:t xml:space="preserve"> and Grid</w:t>
+      </w:r>
+      <w:r>
+        <w:rPr>
+          <w:rFonts w:ascii="Cambria" w:hAnsi="Cambria" w:cstheme="majorBidi"/>
+          <w:color w:val="9B6D86"/>
+          <w:sz w:val="28"/>
+          <w:szCs w:val="28"/>
+        </w:rPr>
+        <w:t xml:space="preserve"> for layout</w:t>
+      </w:r>
+      <w:r>
+        <w:rPr>
+          <w:rFonts w:ascii="Cambria" w:hAnsi="Cambria" w:cstheme="majorBidi"/>
+          <w:color w:val="9B6D86"/>
+          <w:sz w:val="28"/>
+          <w:szCs w:val="28"/>
+        </w:rPr>
+        <w:t>,</w:t>
+      </w:r>
+      <w:r>
+        <w:rPr>
+          <w:rFonts w:ascii="Cambria" w:hAnsi="Cambria" w:cstheme="majorBidi"/>
+          <w:color w:val="9B6D86"/>
+          <w:sz w:val="28"/>
+          <w:szCs w:val="28"/>
+        </w:rPr>
+        <w:t xml:space="preserve"> styling</w:t>
+      </w:r>
+      <w:r>
+        <w:rPr>
+          <w:rFonts w:ascii="Cambria" w:hAnsi="Cambria" w:cstheme="majorBidi"/>
+          <w:color w:val="9B6D86"/>
+          <w:sz w:val="28"/>
+          <w:szCs w:val="28"/>
+        </w:rPr>
+        <w:t xml:space="preserve"> and responsive design</w:t>
+      </w:r>
+      <w:r>
+        <w:rPr>
+          <w:rFonts w:ascii="Cambria" w:hAnsi="Cambria" w:cstheme="majorBidi"/>
+          <w:color w:val="9B6D86"/>
+          <w:sz w:val="28"/>
+          <w:szCs w:val="28"/>
+        </w:rPr>
+        <w:t>}</w:t>
+      </w:r>
+      <w:r>
+        <w:rPr>
+          <w:rFonts w:ascii="Cambria" w:hAnsi="Cambria" w:cstheme="majorBidi"/>
+          <w:color w:val="9B6D86"/>
+          <w:sz w:val="28"/>
+          <w:szCs w:val="28"/>
+        </w:rPr>
+        <w:t xml:space="preserve">, and Vanilla JavaScript for </w:t>
+      </w:r>
+      <w:r>
+        <w:rPr>
+          <w:rFonts w:ascii="Cambria" w:hAnsi="Cambria" w:cstheme="majorBidi"/>
+          <w:color w:val="9B6D86"/>
+          <w:sz w:val="28"/>
+          <w:szCs w:val="28"/>
+        </w:rPr>
+        <w:t>dynamic behavior and interactivity</w:t>
+      </w:r>
+      <w:r>
+        <w:rPr>
+          <w:rFonts w:ascii="Cambria" w:hAnsi="Cambria" w:cstheme="majorBidi"/>
+          <w:color w:val="9B6D86"/>
+          <w:sz w:val="28"/>
+          <w:szCs w:val="28"/>
+        </w:rPr>
+        <w:t xml:space="preserve">. </w:t>
+      </w:r>
+      <w:r>
+        <w:rPr>
+          <w:rFonts w:ascii="Cambria" w:hAnsi="Cambria" w:cstheme="majorBidi"/>
+          <w:color w:val="9B6D86"/>
+          <w:sz w:val="28"/>
+          <w:szCs w:val="28"/>
+        </w:rPr>
+        <w:t>All u</w:t>
+      </w:r>
+      <w:r>
+        <w:rPr>
+          <w:rFonts w:ascii="Cambria" w:hAnsi="Cambria" w:cstheme="majorBidi"/>
+          <w:color w:val="9B6D86"/>
+          <w:sz w:val="28"/>
+          <w:szCs w:val="28"/>
+        </w:rPr>
+        <w:t>ser data</w:t>
+      </w:r>
+      <w:r>
+        <w:rPr>
+          <w:rFonts w:ascii="Cambria" w:hAnsi="Cambria" w:cstheme="majorBidi"/>
+          <w:color w:val="9B6D86"/>
+          <w:sz w:val="28"/>
+          <w:szCs w:val="28"/>
+        </w:rPr>
+        <w:t xml:space="preserve"> </w:t>
+      </w:r>
+      <w:r>
+        <w:rPr>
+          <w:rFonts w:ascii="Cambria" w:hAnsi="Cambria" w:cstheme="majorBidi"/>
+          <w:color w:val="9B6D86"/>
+          <w:sz w:val="28"/>
+          <w:szCs w:val="28"/>
+        </w:rPr>
+        <w:t>including accounts, posts, likes, and comments</w:t>
+      </w:r>
+      <w:r>
+        <w:rPr>
+          <w:rFonts w:ascii="Cambria" w:hAnsi="Cambria" w:cstheme="majorBidi"/>
+          <w:color w:val="9B6D86"/>
+          <w:sz w:val="28"/>
+          <w:szCs w:val="28"/>
+        </w:rPr>
+        <w:t xml:space="preserve">, followers, and following </w:t>
+      </w:r>
+      <w:r>
+        <w:rPr>
+          <w:rFonts w:ascii="Cambria" w:hAnsi="Cambria" w:cstheme="majorBidi"/>
+          <w:color w:val="9B6D86"/>
+          <w:sz w:val="28"/>
+          <w:szCs w:val="28"/>
+        </w:rPr>
+        <w:t xml:space="preserve">is stored locally using the browser’s localStorage, </w:t>
+      </w:r>
+      <w:r>
+        <w:rPr>
+          <w:rFonts w:ascii="Cambria" w:hAnsi="Cambria" w:cstheme="majorBidi"/>
+          <w:color w:val="9B6D86"/>
+          <w:sz w:val="28"/>
+          <w:szCs w:val="28"/>
+        </w:rPr>
+        <w:t>allowing</w:t>
+      </w:r>
+      <w:r>
+        <w:rPr>
+          <w:rFonts w:ascii="Cambria" w:hAnsi="Cambria" w:cstheme="majorBidi"/>
+          <w:color w:val="9B6D86"/>
+          <w:sz w:val="28"/>
+          <w:szCs w:val="28"/>
+        </w:rPr>
+        <w:t xml:space="preserve"> the platform to </w:t>
+      </w:r>
+      <w:r>
+        <w:rPr>
+          <w:rFonts w:ascii="Cambria" w:hAnsi="Cambria" w:cstheme="majorBidi"/>
+          <w:color w:val="9B6D86"/>
+          <w:sz w:val="28"/>
+          <w:szCs w:val="28"/>
+        </w:rPr>
+        <w:t>operate</w:t>
+      </w:r>
+      <w:r>
+        <w:rPr>
+          <w:rFonts w:ascii="Cambria" w:hAnsi="Cambria" w:cstheme="majorBidi"/>
+          <w:color w:val="9B6D86"/>
+          <w:sz w:val="28"/>
+          <w:szCs w:val="28"/>
+        </w:rPr>
+        <w:t xml:space="preserve"> without a backend server.</w:t>
+      </w:r>
+    </w:p>
+    <w:p>
+      <w:pPr>
+        <w:spacing w:line="240" w:lineRule="auto"/>
+        <w:jc w:val="center"/>
+        <w:rPr>
+          <w:rFonts w:ascii="Cambria" w:hAnsi="Cambria" w:cstheme="majorBidi"/>
+          <w:color w:val="9B6D86"/>
+          <w:sz w:val="28"/>
+          <w:szCs w:val="28"/>
+        </w:rPr>
+      </w:pPr>
+    </w:p>
+    <w:p>
+      <w:pPr>
+        <w:jc w:val="center"/>
+        <w:rPr>
+          <w:rFonts w:ascii="Cambria" w:hAnsi="Cambria" w:cstheme="majorBidi"/>
+          <w:color w:val="9B6D86"/>
+          <w:sz w:val="28"/>
+          <w:szCs w:val="28"/>
+        </w:rPr>
+      </w:pPr>
+      <w:r>
+        <w:rPr>
+          <w:rFonts w:ascii="Cambria" w:hAnsi="Cambria" w:cstheme="majorBidi"/>
+          <w:color w:val="9B6D86"/>
+          <w:sz w:val="28"/>
+          <w:szCs w:val="28"/>
+        </w:rPr>
+        <w:t>The platform consists of several main pages: the Log In page</w:t>
+      </w:r>
+      <w:r>
+        <w:rPr>
+          <w:rFonts w:ascii="Cambria" w:hAnsi="Cambria" w:cstheme="majorBidi"/>
+          <w:color w:val="9B6D86"/>
+          <w:sz w:val="28"/>
+          <w:szCs w:val="28"/>
+        </w:rPr>
+        <w:t xml:space="preserve"> {for authenticating existing users}</w:t>
+      </w:r>
+      <w:r>
+        <w:rPr>
+          <w:rFonts w:ascii="Cambria" w:hAnsi="Cambria" w:cstheme="majorBidi"/>
+          <w:color w:val="9B6D86"/>
+          <w:sz w:val="28"/>
+          <w:szCs w:val="28"/>
+        </w:rPr>
+        <w:t>, Sign Up page</w:t>
+      </w:r>
+      <w:r>
+        <w:rPr>
+          <w:rFonts w:ascii="Cambria" w:hAnsi="Cambria" w:cstheme="majorBidi"/>
+          <w:color w:val="9B6D86"/>
+          <w:sz w:val="28"/>
+          <w:szCs w:val="28"/>
+        </w:rPr>
+        <w:t xml:space="preserve"> {for creating new user accounts}</w:t>
+      </w:r>
+      <w:r>
+        <w:rPr>
+          <w:rFonts w:ascii="Cambria" w:hAnsi="Cambria" w:cstheme="majorBidi"/>
+          <w:color w:val="9B6D86"/>
+          <w:sz w:val="28"/>
+          <w:szCs w:val="28"/>
+        </w:rPr>
+        <w:t>, Feed page</w:t>
+      </w:r>
+      <w:r>
+        <w:rPr>
+          <w:rFonts w:ascii="Cambria" w:hAnsi="Cambria" w:cstheme="majorBidi"/>
+          <w:color w:val="9B6D86"/>
+          <w:sz w:val="28"/>
+          <w:szCs w:val="28"/>
+        </w:rPr>
+        <w:t xml:space="preserve"> {for browsing and interacting with posts}</w:t>
+      </w:r>
+      <w:r>
+        <w:rPr>
+          <w:rFonts w:ascii="Cambria" w:hAnsi="Cambria" w:cstheme="majorBidi"/>
+          <w:color w:val="9B6D86"/>
+          <w:sz w:val="28"/>
+          <w:szCs w:val="28"/>
+        </w:rPr>
+        <w:t>, and Profile page</w:t>
+      </w:r>
+      <w:r>
+        <w:rPr>
+          <w:rFonts w:ascii="Cambria" w:hAnsi="Cambria" w:cstheme="majorBidi"/>
+          <w:color w:val="9B6D86"/>
+          <w:sz w:val="28"/>
+          <w:szCs w:val="28"/>
+        </w:rPr>
+        <w:t xml:space="preserve"> {for managing user information and creating posts}</w:t>
+      </w:r>
+      <w:r>
+        <w:rPr>
+          <w:rFonts w:ascii="Cambria" w:hAnsi="Cambria" w:cstheme="majorBidi"/>
+          <w:color w:val="9B6D86"/>
+          <w:sz w:val="28"/>
+          <w:szCs w:val="28"/>
+        </w:rPr>
+        <w:t>. JavaScript functionality support</w:t>
+      </w:r>
+      <w:r>
+        <w:rPr>
+          <w:rFonts w:ascii="Cambria" w:hAnsi="Cambria" w:cstheme="majorBidi"/>
+          <w:color w:val="9B6D86"/>
+          <w:sz w:val="28"/>
+          <w:szCs w:val="28"/>
+        </w:rPr>
+        <w:t>s</w:t>
+      </w:r>
+      <w:r>
+        <w:rPr>
+          <w:rFonts w:ascii="Cambria" w:hAnsi="Cambria" w:cstheme="majorBidi"/>
+          <w:color w:val="9B6D86"/>
+          <w:sz w:val="28"/>
+          <w:szCs w:val="28"/>
+        </w:rPr>
+        <w:t xml:space="preserve"> dynamic features such as user registration and login</w:t>
+      </w:r>
+      <w:r>
+        <w:rPr>
+          <w:rFonts w:ascii="Cambria" w:hAnsi="Cambria" w:cstheme="majorBidi"/>
+          <w:color w:val="9B6D86"/>
+          <w:sz w:val="28"/>
+          <w:szCs w:val="28"/>
+        </w:rPr>
+        <w:t xml:space="preserve"> validation</w:t>
+      </w:r>
+      <w:r>
+        <w:rPr>
+          <w:rFonts w:ascii="Cambria" w:hAnsi="Cambria" w:cstheme="majorBidi"/>
+          <w:color w:val="9B6D86"/>
+          <w:sz w:val="28"/>
+          <w:szCs w:val="28"/>
+        </w:rPr>
+        <w:t>, post creation, profile editing, and user interaction.</w:t>
+      </w:r>
+      <w:r>
+        <w:rPr>
+          <w:rFonts w:ascii="Cambria" w:hAnsi="Cambria" w:cstheme="majorBidi"/>
+          <w:color w:val="9B6D86"/>
+          <w:sz w:val="28"/>
+          <w:szCs w:val="28"/>
+        </w:rPr>
+        <w:t xml:space="preserve"> </w:t>
+      </w:r>
+      <w:r>
+        <w:rPr>
+          <w:rFonts w:ascii="Cambria" w:hAnsi="Cambria" w:cstheme="majorBidi"/>
+          <w:color w:val="9B6D86"/>
+          <w:sz w:val="28"/>
+          <w:szCs w:val="28"/>
+        </w:rPr>
+        <w:t>These features provide users with a fully interactive experience</w:t>
+      </w:r>
+      <w:r>
+        <w:rPr>
+          <w:rFonts w:ascii="Cambria" w:hAnsi="Cambria" w:cstheme="majorBidi"/>
+          <w:color w:val="9B6D86"/>
+          <w:sz w:val="28"/>
+          <w:szCs w:val="28"/>
+        </w:rPr>
+        <w:t xml:space="preserve"> that mimics the behavior of a basic</w:t>
+      </w:r>
+      <w:r>
+        <w:rPr>
+          <w:rFonts w:ascii="Cambria" w:hAnsi="Cambria" w:cstheme="majorBidi"/>
+          <w:color w:val="9B6D86"/>
+          <w:sz w:val="28"/>
+          <w:szCs w:val="28"/>
+        </w:rPr>
+        <w:t xml:space="preserve"> social media application</w:t>
+      </w:r>
+      <w:r>
+        <w:rPr>
+          <w:rFonts w:ascii="Cambria" w:hAnsi="Cambria" w:cstheme="majorBidi"/>
+          <w:color w:val="9B6D86"/>
+          <w:sz w:val="28"/>
+          <w:szCs w:val="28"/>
+        </w:rPr>
+        <w:t xml:space="preserve"> while remaining entirely client-side</w:t>
+      </w:r>
+      <w:r>
+        <w:rPr>
+          <w:rFonts w:ascii="Cambria" w:hAnsi="Cambria" w:cstheme="majorBidi"/>
+          <w:color w:val="9B6D86"/>
+          <w:sz w:val="28"/>
+          <w:szCs w:val="28"/>
+        </w:rPr>
+        <w:t>.</w:t>
       </w:r>
     </w:p>
     <w:p>
@@ -1005,7 +1478,7 @@
         <mc:AlternateContent>
           <mc:Choice Requires="wps">
             <w:drawing>
-              <wp:anchor distT="0" distB="0" distL="114300" distR="114300" simplePos="0" relativeHeight="251663360" behindDoc="0" locked="0" layoutInCell="1" allowOverlap="1" wp14:anchorId="02F87081" wp14:editId="3A7CA0DF">
+              <wp:anchor distT="0" distB="0" distL="114300" distR="114300" simplePos="0" relativeHeight="251663360" behindDoc="0" locked="0" layoutInCell="1" allowOverlap="1" wp14:anchorId="02F87081" wp14:editId="31A4A79C">
                 <wp:simplePos x="0" y="0"/>
                 <wp:positionH relativeFrom="margin">
                   <wp:align>center</wp:align>
@@ -1066,7 +1539,7 @@
           </mc:Choice>
           <mc:Fallback>
             <w:pict>
-              <v:line w14:anchorId="0CA69AD5" id="Straight Connector 1" o:spid="_x0000_s1026" style="position:absolute;z-index:251663360;visibility:visible;mso-wrap-style:square;mso-width-percent:0;mso-height-percent:0;mso-wrap-distance-left:9pt;mso-wrap-distance-top:0;mso-wrap-distance-right:9pt;mso-wrap-distance-bottom:0;mso-position-horizontal:center;mso-position-horizontal-relative:margin;mso-position-vertical:absolute;mso-position-vertical-relative:text;mso-width-percent:0;mso-height-percent:0;mso-width-relative:margin;mso-height-relative:margin" from="0,2.65pt" to="502.15pt,4pt" o:gfxdata="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" strokecolor="#9b6d86" strokeweight="1pt">
+              <v:line w14:anchorId="4DC2FEE0" id="Straight Connector 1" o:spid="_x0000_s1026" style="position:absolute;z-index:251663360;visibility:visible;mso-wrap-style:square;mso-width-percent:0;mso-height-percent:0;mso-wrap-distance-left:9pt;mso-wrap-distance-top:0;mso-wrap-distance-right:9pt;mso-wrap-distance-bottom:0;mso-position-horizontal:center;mso-position-horizontal-relative:margin;mso-position-vertical:absolute;mso-position-vertical-relative:text;mso-width-percent:0;mso-height-percent:0;mso-width-relative:margin;mso-height-relative:margin" from="0,2.65pt" to="502.15pt,4pt" o:gfxdata="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" strokecolor="#9b6d86" strokeweight="1pt">
                 <v:stroke dashstyle="longDash" joinstyle="miter"/>
                 <w10:wrap anchorx="margin"/>
               </v:line>
@@ -2911,7 +3384,7 @@
           <w:sz w:val="28"/>
           <w:szCs w:val="28"/>
         </w:rPr>
-        <w:t>The account is stored locally in the browser using localStorage.</w:t>
+        <w:t>The system checks if the username already exists. If it does, an error message is shown.</w:t>
       </w:r>
     </w:p>
     <w:p>
@@ -2935,7 +3408,67 @@
           <w:sz w:val="28"/>
           <w:szCs w:val="28"/>
         </w:rPr>
-        <w:t>Once registration is complete, the user is</w:t>
+        <w:t>After successful registration, t</w:t>
+      </w:r>
+      <w:r>
+        <w:rPr>
+          <w:rFonts w:ascii="Cambria" w:hAnsi="Cambria" w:cstheme="majorBidi"/>
+          <w:color w:val="9B6D86"/>
+          <w:sz w:val="28"/>
+          <w:szCs w:val="28"/>
+        </w:rPr>
+        <w:t>he account is stored locally in the browser using localStorage.</w:t>
+      </w:r>
+    </w:p>
+    <w:p>
+      <w:pPr>
+        <w:pStyle w:val="ListParagraph"/>
+        <w:numPr>
+          <w:ilvl w:val="0"/>
+          <w:numId w:val="10"/>
+        </w:numPr>
+        <w:rPr>
+          <w:rFonts w:ascii="Cambria" w:hAnsi="Cambria" w:cstheme="majorBidi"/>
+          <w:color w:val="9B6D86"/>
+          <w:sz w:val="28"/>
+          <w:szCs w:val="28"/>
+        </w:rPr>
+      </w:pPr>
+      <w:r>
+        <w:rPr>
+          <w:rFonts w:ascii="Cambria" w:hAnsi="Cambria" w:cstheme="majorBidi"/>
+          <w:color w:val="9B6D86"/>
+          <w:sz w:val="28"/>
+          <w:szCs w:val="28"/>
+        </w:rPr>
+        <w:t>A success message appears</w:t>
+      </w:r>
+      <w:r>
+        <w:rPr>
+          <w:rFonts w:ascii="Cambria" w:hAnsi="Cambria" w:cstheme="majorBidi"/>
+          <w:color w:val="9B6D86"/>
+          <w:sz w:val="28"/>
+          <w:szCs w:val="28"/>
+        </w:rPr>
+        <w:t>,</w:t>
+      </w:r>
+      <w:r>
+        <w:rPr>
+          <w:rFonts w:ascii="Cambria" w:hAnsi="Cambria" w:cstheme="majorBidi"/>
+          <w:color w:val="9B6D86"/>
+          <w:sz w:val="28"/>
+          <w:szCs w:val="28"/>
+        </w:rPr>
+        <w:t xml:space="preserve"> and</w:t>
+      </w:r>
+      <w:r>
+        <w:rPr>
+          <w:rFonts w:ascii="Cambria" w:hAnsi="Cambria" w:cstheme="majorBidi"/>
+          <w:color w:val="9B6D86"/>
+          <w:sz w:val="28"/>
+          <w:szCs w:val="28"/>
+        </w:rPr>
+        <w:t xml:space="preserve"> the user is</w:t>
       </w:r>
       <w:r>
         <w:rPr>
@@ -3028,6 +3561,7 @@
           <w:sz w:val="28"/>
           <w:szCs w:val="28"/>
         </w:rPr>
+        <w:lastRenderedPageBreak/>
         <w:t>Open the Log In page.</w:t>
       </w:r>
     </w:p>
@@ -3076,13 +3610,82 @@
           <w:sz w:val="28"/>
           <w:szCs w:val="28"/>
         </w:rPr>
-        <w:t>After successful login, the user is redirected to the Feed page.</w:t>
+        <w:t>If credentials are correct,</w:t>
+      </w:r>
+      <w:r>
+        <w:rPr>
+          <w:rFonts w:ascii="Cambria" w:hAnsi="Cambria" w:cstheme="majorBidi"/>
+          <w:color w:val="9B6D86"/>
+          <w:sz w:val="28"/>
+          <w:szCs w:val="28"/>
+        </w:rPr>
+        <w:t xml:space="preserve"> </w:t>
+      </w:r>
+      <w:r>
+        <w:rPr>
+          <w:rFonts w:ascii="Cambria" w:hAnsi="Cambria" w:cstheme="majorBidi"/>
+          <w:color w:val="9B6D86"/>
+          <w:sz w:val="28"/>
+          <w:szCs w:val="28"/>
+        </w:rPr>
+        <w:t>the username is stored as the current session in localeStorage and t</w:t>
+      </w:r>
+      <w:r>
+        <w:rPr>
+          <w:rFonts w:ascii="Cambria" w:hAnsi="Cambria" w:cstheme="majorBidi"/>
+          <w:color w:val="9B6D86"/>
+          <w:sz w:val="28"/>
+          <w:szCs w:val="28"/>
+        </w:rPr>
+        <w:t xml:space="preserve">he user is redirected to the </w:t>
+      </w:r>
+      <w:r>
+        <w:rPr>
+          <w:rFonts w:ascii="Cambria" w:hAnsi="Cambria" w:cstheme="majorBidi"/>
+          <w:color w:val="9B6D86"/>
+          <w:sz w:val="28"/>
+          <w:szCs w:val="28"/>
+        </w:rPr>
+        <w:t>Profile</w:t>
+      </w:r>
+      <w:r>
+        <w:rPr>
+          <w:rFonts w:ascii="Cambria" w:hAnsi="Cambria" w:cstheme="majorBidi"/>
+          <w:color w:val="9B6D86"/>
+          <w:sz w:val="28"/>
+          <w:szCs w:val="28"/>
+        </w:rPr>
+        <w:t xml:space="preserve"> page.</w:t>
       </w:r>
     </w:p>
     <w:p>
       <w:pPr>
         <w:pStyle w:val="ListParagraph"/>
-        <w:ind w:left="1080"/>
+        <w:numPr>
+          <w:ilvl w:val="0"/>
+          <w:numId w:val="11"/>
+        </w:numPr>
+        <w:rPr>
+          <w:rFonts w:ascii="Cambria" w:hAnsi="Cambria" w:cstheme="majorBidi"/>
+          <w:color w:val="9B6D86"/>
+          <w:sz w:val="28"/>
+          <w:szCs w:val="28"/>
+        </w:rPr>
+      </w:pPr>
+      <w:r>
+        <w:rPr>
+          <w:rFonts w:ascii="Cambria" w:hAnsi="Cambria" w:cstheme="majorBidi"/>
+          <w:color w:val="9B6D86"/>
+          <w:sz w:val="28"/>
+          <w:szCs w:val="28"/>
+        </w:rPr>
+        <w:t>If incorrect, an error message is displayed.</w:t>
+      </w:r>
+    </w:p>
+    <w:p>
+      <w:pPr>
+        <w:pStyle w:val="ListParagraph"/>
+        <w:ind w:left="1800"/>
         <w:rPr>
           <w:rFonts w:ascii="Cambria" w:hAnsi="Cambria" w:cstheme="majorBidi"/>
           <w:color w:val="9B6D86"/>
@@ -3116,6 +3719,74 @@
           <w:sz w:val="28"/>
           <w:szCs w:val="28"/>
         </w:rPr>
+        <w:t>Access and Navigate the Platform:</w:t>
+      </w:r>
+    </w:p>
+    <w:p>
+      <w:pPr>
+        <w:pStyle w:val="ListParagraph"/>
+        <w:numPr>
+          <w:ilvl w:val="0"/>
+          <w:numId w:val="20"/>
+        </w:numPr>
+        <w:rPr>
+          <w:rFonts w:ascii="Cambria" w:hAnsi="Cambria" w:cstheme="majorBidi"/>
+          <w:b/>
+          <w:bCs/>
+          <w:color w:val="9B6D86"/>
+          <w:sz w:val="28"/>
+          <w:szCs w:val="28"/>
+        </w:rPr>
+      </w:pPr>
+      <w:r>
+        <w:rPr>
+          <w:rFonts w:ascii="Cambria" w:hAnsi="Cambria" w:cstheme="majorBidi"/>
+          <w:color w:val="9B6D86"/>
+          <w:sz w:val="28"/>
+          <w:szCs w:val="28"/>
+        </w:rPr>
+        <w:t>The navigation bar allows access to: Feed, Profile, Sign Up, Log In {or username when loged in}</w:t>
+      </w:r>
+    </w:p>
+    <w:p>
+      <w:pPr>
+        <w:pStyle w:val="ListParagraph"/>
+        <w:ind w:left="1080"/>
+        <w:rPr>
+          <w:rFonts w:ascii="Cambria" w:hAnsi="Cambria" w:cstheme="majorBidi"/>
+          <w:b/>
+          <w:bCs/>
+          <w:color w:val="9B6D86"/>
+          <w:sz w:val="28"/>
+          <w:szCs w:val="28"/>
+        </w:rPr>
+      </w:pPr>
+    </w:p>
+    <w:p>
+      <w:pPr>
+        <w:pStyle w:val="ListParagraph"/>
+        <w:numPr>
+          <w:ilvl w:val="0"/>
+          <w:numId w:val="1"/>
+        </w:numPr>
+        <w:rPr>
+          <w:rFonts w:ascii="Cambria" w:hAnsi="Cambria" w:cstheme="majorBidi"/>
+          <w:b/>
+          <w:bCs/>
+          <w:color w:val="9B6D86"/>
+          <w:sz w:val="28"/>
+          <w:szCs w:val="28"/>
+        </w:rPr>
+      </w:pPr>
+      <w:r>
+        <w:rPr>
+          <w:rFonts w:ascii="Cambria" w:hAnsi="Cambria" w:cstheme="majorBidi"/>
+          <w:b/>
+          <w:bCs/>
+          <w:color w:val="9B6D86"/>
+          <w:sz w:val="28"/>
+          <w:szCs w:val="28"/>
+        </w:rPr>
         <w:t>Browse the News Feed</w:t>
       </w:r>
       <w:r>
@@ -3151,7 +3822,7 @@
           <w:sz w:val="28"/>
           <w:szCs w:val="28"/>
         </w:rPr>
-        <w:t>The Feed page displays posts shared by all users.</w:t>
+        <w:t>Open the Feed page, it contains two tabs: Following {posts from users you follow}, and Explore {posts from other users}.</w:t>
       </w:r>
     </w:p>
     <w:p>
@@ -3175,7 +3846,7 @@
           <w:sz w:val="28"/>
           <w:szCs w:val="28"/>
         </w:rPr>
-        <w:t xml:space="preserve">Each post shows: </w:t>
+        <w:t xml:space="preserve">Each post displays: </w:t>
       </w:r>
       <w:r>
         <w:rPr>
@@ -3211,7 +3882,7 @@
           <w:sz w:val="28"/>
           <w:szCs w:val="28"/>
         </w:rPr>
-        <w:t xml:space="preserve">ime posted, </w:t>
+        <w:t xml:space="preserve">imestamp, </w:t>
       </w:r>
       <w:r>
         <w:rPr>
@@ -3229,7 +3900,7 @@
           <w:sz w:val="28"/>
           <w:szCs w:val="28"/>
         </w:rPr>
-        <w:t xml:space="preserve">ost content, </w:t>
+        <w:t xml:space="preserve">ost content {qoute + author/book}, </w:t>
       </w:r>
       <w:r>
         <w:rPr>
@@ -3283,31 +3954,25 @@
           <w:sz w:val="28"/>
           <w:szCs w:val="28"/>
         </w:rPr>
-        <w:t>ollow button.</w:t>
-      </w:r>
-    </w:p>
-    <w:p>
-      <w:pPr>
-        <w:pStyle w:val="ListParagraph"/>
-        <w:numPr>
-          <w:ilvl w:val="0"/>
-          <w:numId w:val="12"/>
-        </w:numPr>
-        <w:rPr>
-          <w:rFonts w:ascii="Cambria" w:hAnsi="Cambria" w:cstheme="majorBidi"/>
-          <w:color w:val="9B6D86"/>
-          <w:sz w:val="28"/>
-          <w:szCs w:val="28"/>
-        </w:rPr>
-      </w:pPr>
-      <w:r>
-        <w:rPr>
-          <w:rFonts w:ascii="Cambria" w:hAnsi="Cambria" w:cstheme="majorBidi"/>
-          <w:color w:val="9B6D86"/>
-          <w:sz w:val="28"/>
-          <w:szCs w:val="28"/>
-        </w:rPr>
-        <w:t>Users can scroll through the feed to read book quotes and thoughts shared by others.</w:t>
+        <w:t>ollow/</w:t>
+      </w:r>
+      <w:r>
+        <w:rPr>
+          <w:rFonts w:ascii="Cambria" w:hAnsi="Cambria" w:cstheme="majorBidi"/>
+          <w:color w:val="9B6D86"/>
+          <w:sz w:val="28"/>
+          <w:szCs w:val="28"/>
+        </w:rPr>
+        <w:t>u</w:t>
+      </w:r>
+      <w:r>
+        <w:rPr>
+          <w:rFonts w:ascii="Cambria" w:hAnsi="Cambria" w:cstheme="majorBidi"/>
+          <w:color w:val="9B6D86"/>
+          <w:sz w:val="28"/>
+          <w:szCs w:val="28"/>
+        </w:rPr>
+        <w:t>nfollow button.</w:t>
       </w:r>
     </w:p>
     <w:p>
@@ -3347,6 +4012,126 @@
           <w:sz w:val="28"/>
           <w:szCs w:val="28"/>
         </w:rPr>
+        <w:t>Filter and Search Posts:</w:t>
+      </w:r>
+    </w:p>
+    <w:p>
+      <w:pPr>
+        <w:pStyle w:val="ListParagraph"/>
+        <w:numPr>
+          <w:ilvl w:val="0"/>
+          <w:numId w:val="21"/>
+        </w:numPr>
+        <w:rPr>
+          <w:rFonts w:ascii="Cambria" w:hAnsi="Cambria" w:cstheme="majorBidi"/>
+          <w:b/>
+          <w:bCs/>
+          <w:color w:val="9B6D86"/>
+          <w:sz w:val="28"/>
+          <w:szCs w:val="28"/>
+        </w:rPr>
+      </w:pPr>
+      <w:r>
+        <w:rPr>
+          <w:rFonts w:ascii="Cambria" w:hAnsi="Cambria" w:cstheme="majorBidi"/>
+          <w:color w:val="9B6D86"/>
+          <w:sz w:val="28"/>
+          <w:szCs w:val="28"/>
+        </w:rPr>
+        <w:t>Use the Filter Sidebar to search posts by Auther name or Book name.</w:t>
+      </w:r>
+    </w:p>
+    <w:p>
+      <w:pPr>
+        <w:pStyle w:val="ListParagraph"/>
+        <w:numPr>
+          <w:ilvl w:val="0"/>
+          <w:numId w:val="21"/>
+        </w:numPr>
+        <w:rPr>
+          <w:rFonts w:ascii="Cambria" w:hAnsi="Cambria" w:cstheme="majorBidi"/>
+          <w:b/>
+          <w:bCs/>
+          <w:color w:val="9B6D86"/>
+          <w:sz w:val="28"/>
+          <w:szCs w:val="28"/>
+        </w:rPr>
+      </w:pPr>
+      <w:r>
+        <w:rPr>
+          <w:rFonts w:ascii="Cambria" w:hAnsi="Cambria" w:cstheme="majorBidi"/>
+          <w:color w:val="9B6D86"/>
+          <w:sz w:val="28"/>
+          <w:szCs w:val="28"/>
+        </w:rPr>
+        <w:t>Suggestions appear dynamically while typing.</w:t>
+      </w:r>
+    </w:p>
+    <w:p>
+      <w:pPr>
+        <w:pStyle w:val="ListParagraph"/>
+        <w:numPr>
+          <w:ilvl w:val="0"/>
+          <w:numId w:val="21"/>
+        </w:numPr>
+        <w:rPr>
+          <w:rFonts w:ascii="Cambria" w:hAnsi="Cambria" w:cstheme="majorBidi"/>
+          <w:b/>
+          <w:bCs/>
+          <w:color w:val="9B6D86"/>
+          <w:sz w:val="28"/>
+          <w:szCs w:val="28"/>
+        </w:rPr>
+      </w:pPr>
+      <w:r>
+        <w:rPr>
+          <w:rFonts w:ascii="Cambria" w:hAnsi="Cambria" w:cstheme="majorBidi"/>
+          <w:color w:val="9B6D86"/>
+          <w:sz w:val="28"/>
+          <w:szCs w:val="28"/>
+        </w:rPr>
+        <w:t>Click Clear button to reset filters.</w:t>
+      </w:r>
+    </w:p>
+    <w:p>
+      <w:pPr>
+        <w:pStyle w:val="ListParagraph"/>
+        <w:ind w:left="1800"/>
+        <w:rPr>
+          <w:rFonts w:ascii="Cambria" w:hAnsi="Cambria" w:cstheme="majorBidi"/>
+          <w:b/>
+          <w:bCs/>
+          <w:color w:val="9B6D86"/>
+          <w:sz w:val="28"/>
+          <w:szCs w:val="28"/>
+        </w:rPr>
+      </w:pPr>
+    </w:p>
+    <w:p>
+      <w:pPr>
+        <w:pStyle w:val="ListParagraph"/>
+        <w:numPr>
+          <w:ilvl w:val="0"/>
+          <w:numId w:val="1"/>
+        </w:numPr>
+        <w:rPr>
+          <w:rFonts w:ascii="Cambria" w:hAnsi="Cambria" w:cstheme="majorBidi"/>
+          <w:b/>
+          <w:bCs/>
+          <w:color w:val="9B6D86"/>
+          <w:sz w:val="28"/>
+          <w:szCs w:val="28"/>
+        </w:rPr>
+      </w:pPr>
+      <w:r>
+        <w:rPr>
+          <w:rFonts w:ascii="Cambria" w:hAnsi="Cambria" w:cstheme="majorBidi"/>
+          <w:b/>
+          <w:bCs/>
+          <w:color w:val="9B6D86"/>
+          <w:sz w:val="28"/>
+          <w:szCs w:val="28"/>
+        </w:rPr>
         <w:t>Interact with Posts:</w:t>
       </w:r>
     </w:p>
@@ -3371,8 +4156,43 @@
           <w:sz w:val="28"/>
           <w:szCs w:val="28"/>
         </w:rPr>
-        <w:lastRenderedPageBreak/>
-        <w:t>Click the Like button to increase the like counter for a post.</w:t>
+        <w:t xml:space="preserve">Click the Like button to </w:t>
+      </w:r>
+      <w:r>
+        <w:rPr>
+          <w:rFonts w:ascii="Cambria" w:hAnsi="Cambria" w:cstheme="majorBidi"/>
+          <w:color w:val="9B6D86"/>
+          <w:sz w:val="28"/>
+          <w:szCs w:val="28"/>
+        </w:rPr>
+        <w:t>like or unlike a post {only one like per user},</w:t>
+      </w:r>
+      <w:r>
+        <w:rPr>
+          <w:rFonts w:ascii="Cambria" w:hAnsi="Cambria" w:cstheme="majorBidi"/>
+          <w:color w:val="9B6D86"/>
+          <w:sz w:val="28"/>
+          <w:szCs w:val="28"/>
+        </w:rPr>
+        <w:t xml:space="preserve"> wich</w:t>
+      </w:r>
+      <w:r>
+        <w:rPr>
+          <w:rFonts w:ascii="Cambria" w:hAnsi="Cambria" w:cstheme="majorBidi"/>
+          <w:color w:val="9B6D86"/>
+          <w:sz w:val="28"/>
+          <w:szCs w:val="28"/>
+        </w:rPr>
+        <w:t xml:space="preserve"> will </w:t>
+      </w:r>
+      <w:r>
+        <w:rPr>
+          <w:rFonts w:ascii="Cambria" w:hAnsi="Cambria" w:cstheme="majorBidi"/>
+          <w:color w:val="9B6D86"/>
+          <w:sz w:val="28"/>
+          <w:szCs w:val="28"/>
+        </w:rPr>
+        <w:t>increase the like counter for a post.</w:t>
       </w:r>
     </w:p>
     <w:p>
@@ -3420,7 +4240,43 @@
           <w:sz w:val="28"/>
           <w:szCs w:val="28"/>
         </w:rPr>
-        <w:t>Use the Follow button to follow or unfollow other users.</w:t>
+        <w:t>Use the Follo</w:t>
+      </w:r>
+      <w:r>
+        <w:rPr>
+          <w:rFonts w:ascii="Cambria" w:hAnsi="Cambria" w:cstheme="majorBidi"/>
+          <w:color w:val="9B6D86"/>
+          <w:sz w:val="28"/>
+          <w:szCs w:val="28"/>
+        </w:rPr>
+        <w:t>w/Unfollow</w:t>
+      </w:r>
+      <w:r>
+        <w:rPr>
+          <w:rFonts w:ascii="Cambria" w:hAnsi="Cambria" w:cstheme="majorBidi"/>
+          <w:color w:val="9B6D86"/>
+          <w:sz w:val="28"/>
+          <w:szCs w:val="28"/>
+        </w:rPr>
+        <w:t xml:space="preserve"> button </w:t>
+      </w:r>
+      <w:r>
+        <w:rPr>
+          <w:rFonts w:ascii="Cambria" w:hAnsi="Cambria" w:cstheme="majorBidi"/>
+          <w:color w:val="9B6D86"/>
+          <w:sz w:val="28"/>
+          <w:szCs w:val="28"/>
+        </w:rPr>
+        <w:t>to manage connections</w:t>
+      </w:r>
+      <w:r>
+        <w:rPr>
+          <w:rFonts w:ascii="Cambria" w:hAnsi="Cambria" w:cstheme="majorBidi"/>
+          <w:color w:val="9B6D86"/>
+          <w:sz w:val="28"/>
+          <w:szCs w:val="28"/>
+        </w:rPr>
+        <w:t>.</w:t>
       </w:r>
     </w:p>
     <w:p>
@@ -3526,7 +4382,25 @@
           <w:sz w:val="28"/>
           <w:szCs w:val="28"/>
         </w:rPr>
-        <w:t xml:space="preserve">The profile displays: </w:t>
+        <w:t xml:space="preserve">The profile </w:t>
+      </w:r>
+      <w:r>
+        <w:rPr>
+          <w:rFonts w:ascii="Cambria" w:hAnsi="Cambria" w:cstheme="majorBidi"/>
+          <w:color w:val="9B6D86"/>
+          <w:sz w:val="28"/>
+          <w:szCs w:val="28"/>
+        </w:rPr>
+        <w:t>shows</w:t>
+      </w:r>
+      <w:r>
+        <w:rPr>
+          <w:rFonts w:ascii="Cambria" w:hAnsi="Cambria" w:cstheme="majorBidi"/>
+          <w:color w:val="9B6D86"/>
+          <w:sz w:val="28"/>
+          <w:szCs w:val="28"/>
+        </w:rPr>
+        <w:t xml:space="preserve">: </w:t>
       </w:r>
       <w:r>
         <w:rPr>
@@ -3544,25 +4418,7 @@
           <w:sz w:val="28"/>
           <w:szCs w:val="28"/>
         </w:rPr>
-        <w:t xml:space="preserve">rofile photo, </w:t>
-      </w:r>
-      <w:r>
-        <w:rPr>
-          <w:rFonts w:ascii="Cambria" w:hAnsi="Cambria" w:cstheme="majorBidi"/>
-          <w:color w:val="9B6D86"/>
-          <w:sz w:val="28"/>
-          <w:szCs w:val="28"/>
-        </w:rPr>
-        <w:t>a</w:t>
-      </w:r>
-      <w:r>
-        <w:rPr>
-          <w:rFonts w:ascii="Cambria" w:hAnsi="Cambria" w:cstheme="majorBidi"/>
-          <w:color w:val="9B6D86"/>
-          <w:sz w:val="28"/>
-          <w:szCs w:val="28"/>
-        </w:rPr>
-        <w:t xml:space="preserve">ccount name, </w:t>
+        <w:t xml:space="preserve">rofile photo, name, </w:t>
       </w:r>
       <w:r>
         <w:rPr>
@@ -3598,7 +4454,25 @@
           <w:sz w:val="28"/>
           <w:szCs w:val="28"/>
         </w:rPr>
-        <w:t xml:space="preserve">io, and </w:t>
+        <w:t>io,</w:t>
+      </w:r>
+      <w:r>
+        <w:rPr>
+          <w:rFonts w:ascii="Cambria" w:hAnsi="Cambria" w:cstheme="majorBidi"/>
+          <w:color w:val="9B6D86"/>
+          <w:sz w:val="28"/>
+          <w:szCs w:val="28"/>
+        </w:rPr>
+        <w:t xml:space="preserve"> number of {posts, followers, following},</w:t>
+      </w:r>
+      <w:r>
+        <w:rPr>
+          <w:rFonts w:ascii="Cambria" w:hAnsi="Cambria" w:cstheme="majorBidi"/>
+          <w:color w:val="9B6D86"/>
+          <w:sz w:val="28"/>
+          <w:szCs w:val="28"/>
+        </w:rPr>
+        <w:t xml:space="preserve"> and </w:t>
       </w:r>
       <w:r>
         <w:rPr>
@@ -3640,7 +4514,43 @@
           <w:sz w:val="28"/>
           <w:szCs w:val="28"/>
         </w:rPr>
-        <w:t>Click the Edit Profile button to update profile information such as name, username, profile picture</w:t>
+        <w:t xml:space="preserve">Click Edit </w:t>
+      </w:r>
+      <w:r>
+        <w:rPr>
+          <w:rFonts w:ascii="Cambria" w:hAnsi="Cambria" w:cstheme="majorBidi"/>
+          <w:color w:val="9B6D86"/>
+          <w:sz w:val="28"/>
+          <w:szCs w:val="28"/>
+        </w:rPr>
+        <w:t>P</w:t>
+      </w:r>
+      <w:r>
+        <w:rPr>
+          <w:rFonts w:ascii="Cambria" w:hAnsi="Cambria" w:cstheme="majorBidi"/>
+          <w:color w:val="9B6D86"/>
+          <w:sz w:val="28"/>
+          <w:szCs w:val="28"/>
+        </w:rPr>
+        <w:t xml:space="preserve">rofile button to update profile information such as </w:t>
+      </w:r>
+      <w:r>
+        <w:rPr>
+          <w:rFonts w:ascii="Cambria" w:hAnsi="Cambria" w:cstheme="majorBidi"/>
+          <w:color w:val="9B6D86"/>
+          <w:sz w:val="28"/>
+          <w:szCs w:val="28"/>
+        </w:rPr>
+        <w:t xml:space="preserve">profile photo, </w:t>
+      </w:r>
+      <w:r>
+        <w:rPr>
+          <w:rFonts w:ascii="Cambria" w:hAnsi="Cambria" w:cstheme="majorBidi"/>
+          <w:color w:val="9B6D86"/>
+          <w:sz w:val="28"/>
+          <w:szCs w:val="28"/>
+        </w:rPr>
+        <w:t>name, username</w:t>
       </w:r>
       <w:r>
         <w:rPr>
@@ -3691,7 +4601,7 @@
           <w:sz w:val="28"/>
           <w:szCs w:val="28"/>
         </w:rPr>
-        <w:t>profile updates</w:t>
+        <w:t>updates</w:t>
       </w:r>
       <w:r>
         <w:rPr>
@@ -3740,7 +4650,40 @@
           <w:sz w:val="28"/>
           <w:szCs w:val="28"/>
         </w:rPr>
-        <w:t>Create a Post</w:t>
+        <w:t xml:space="preserve">Create </w:t>
+      </w:r>
+      <w:r>
+        <w:rPr>
+          <w:rFonts w:ascii="Cambria" w:hAnsi="Cambria" w:cstheme="majorBidi"/>
+          <w:b/>
+          <w:bCs/>
+          <w:color w:val="9B6D86"/>
+          <w:sz w:val="28"/>
+          <w:szCs w:val="28"/>
+        </w:rPr>
+        <w:t>and Manage</w:t>
+      </w:r>
+      <w:r>
+        <w:rPr>
+          <w:rFonts w:ascii="Cambria" w:hAnsi="Cambria" w:cstheme="majorBidi"/>
+          <w:b/>
+          <w:bCs/>
+          <w:color w:val="9B6D86"/>
+          <w:sz w:val="28"/>
+          <w:szCs w:val="28"/>
+        </w:rPr>
+        <w:t xml:space="preserve"> Post</w:t>
+      </w:r>
+      <w:r>
+        <w:rPr>
+          <w:rFonts w:ascii="Cambria" w:hAnsi="Cambria" w:cstheme="majorBidi"/>
+          <w:b/>
+          <w:bCs/>
+          <w:color w:val="9B6D86"/>
+          <w:sz w:val="28"/>
+          <w:szCs w:val="28"/>
+        </w:rPr>
+        <w:t>s</w:t>
       </w:r>
       <w:r>
         <w:rPr>
@@ -3759,23 +4702,25 @@
         <w:pStyle w:val="ListParagraph"/>
         <w:numPr>
           <w:ilvl w:val="0"/>
-          <w:numId w:val="18"/>
+          <w:numId w:val="22"/>
         </w:numPr>
         <w:rPr>
           <w:rFonts w:ascii="Cambria" w:hAnsi="Cambria" w:cstheme="majorBidi"/>
-          <w:color w:val="9B6D86"/>
-          <w:sz w:val="28"/>
-          <w:szCs w:val="28"/>
-        </w:rPr>
-      </w:pPr>
-      <w:r>
-        <w:rPr>
-          <w:rFonts w:ascii="Cambria" w:hAnsi="Cambria" w:cstheme="majorBidi"/>
-          <w:color w:val="9B6D86"/>
-          <w:sz w:val="28"/>
-          <w:szCs w:val="28"/>
-        </w:rPr>
-        <w:t>On your Profile page, go to the Create a Post section.</w:t>
+          <w:b/>
+          <w:bCs/>
+          <w:color w:val="9B6D86"/>
+          <w:sz w:val="28"/>
+          <w:szCs w:val="28"/>
+        </w:rPr>
+      </w:pPr>
+      <w:r>
+        <w:rPr>
+          <w:rFonts w:ascii="Cambria" w:hAnsi="Cambria" w:cstheme="majorBidi"/>
+          <w:color w:val="9B6D86"/>
+          <w:sz w:val="28"/>
+          <w:szCs w:val="28"/>
+        </w:rPr>
+        <w:t>Click New Post button to create a new post.</w:t>
       </w:r>
     </w:p>
     <w:p>
@@ -3783,23 +4728,25 @@
         <w:pStyle w:val="ListParagraph"/>
         <w:numPr>
           <w:ilvl w:val="0"/>
-          <w:numId w:val="17"/>
+          <w:numId w:val="22"/>
         </w:numPr>
         <w:rPr>
           <w:rFonts w:ascii="Cambria" w:hAnsi="Cambria" w:cstheme="majorBidi"/>
-          <w:color w:val="9B6D86"/>
-          <w:sz w:val="28"/>
-          <w:szCs w:val="28"/>
-        </w:rPr>
-      </w:pPr>
-      <w:r>
-        <w:rPr>
-          <w:rFonts w:ascii="Cambria" w:hAnsi="Cambria" w:cstheme="majorBidi"/>
-          <w:color w:val="9B6D86"/>
-          <w:sz w:val="28"/>
-          <w:szCs w:val="28"/>
-        </w:rPr>
-        <w:t>Type a book quote or thought, then click the Post button.</w:t>
+          <w:b/>
+          <w:bCs/>
+          <w:color w:val="9B6D86"/>
+          <w:sz w:val="28"/>
+          <w:szCs w:val="28"/>
+        </w:rPr>
+      </w:pPr>
+      <w:r>
+        <w:rPr>
+          <w:rFonts w:ascii="Cambria" w:hAnsi="Cambria" w:cstheme="majorBidi"/>
+          <w:color w:val="9B6D86"/>
+          <w:sz w:val="28"/>
+          <w:szCs w:val="28"/>
+        </w:rPr>
+        <w:t>Enter: your qoute/thought, author name, and book title {optional}, then click Post.</w:t>
       </w:r>
     </w:p>
     <w:p>
@@ -3807,23 +4754,60 @@
         <w:pStyle w:val="ListParagraph"/>
         <w:numPr>
           <w:ilvl w:val="0"/>
-          <w:numId w:val="17"/>
+          <w:numId w:val="22"/>
         </w:numPr>
         <w:rPr>
           <w:rFonts w:ascii="Cambria" w:hAnsi="Cambria" w:cstheme="majorBidi"/>
-          <w:color w:val="9B6D86"/>
-          <w:sz w:val="28"/>
-          <w:szCs w:val="28"/>
-        </w:rPr>
-      </w:pPr>
-      <w:r>
-        <w:rPr>
-          <w:rFonts w:ascii="Cambria" w:hAnsi="Cambria" w:cstheme="majorBidi"/>
-          <w:color w:val="9B6D86"/>
-          <w:sz w:val="28"/>
-          <w:szCs w:val="28"/>
-        </w:rPr>
-        <w:t>The new post will appear on your Profile page as well as in the Feed page for all users to see.</w:t>
+          <w:b/>
+          <w:bCs/>
+          <w:color w:val="9B6D86"/>
+          <w:sz w:val="28"/>
+          <w:szCs w:val="28"/>
+        </w:rPr>
+      </w:pPr>
+      <w:r>
+        <w:rPr>
+          <w:rFonts w:ascii="Cambria" w:hAnsi="Cambria" w:cstheme="majorBidi"/>
+          <w:color w:val="9B6D86"/>
+          <w:sz w:val="28"/>
+          <w:szCs w:val="28"/>
+        </w:rPr>
+        <w:t>The post will appear on you profile and global feed for other users</w:t>
+      </w:r>
+      <w:r>
+        <w:rPr>
+          <w:rFonts w:ascii="Cambria" w:hAnsi="Cambria" w:cstheme="majorBidi"/>
+          <w:color w:val="9B6D86"/>
+          <w:sz w:val="28"/>
+          <w:szCs w:val="28"/>
+        </w:rPr>
+        <w:t>.</w:t>
+      </w:r>
+    </w:p>
+    <w:p>
+      <w:pPr>
+        <w:pStyle w:val="ListParagraph"/>
+        <w:numPr>
+          <w:ilvl w:val="0"/>
+          <w:numId w:val="22"/>
+        </w:numPr>
+        <w:rPr>
+          <w:rFonts w:ascii="Cambria" w:hAnsi="Cambria" w:cstheme="majorBidi"/>
+          <w:b/>
+          <w:bCs/>
+          <w:color w:val="9B6D86"/>
+          <w:sz w:val="28"/>
+          <w:szCs w:val="28"/>
+        </w:rPr>
+      </w:pPr>
+      <w:r>
+        <w:rPr>
+          <w:rFonts w:ascii="Cambria" w:hAnsi="Cambria" w:cstheme="majorBidi"/>
+          <w:color w:val="9B6D86"/>
+          <w:sz w:val="28"/>
+          <w:szCs w:val="28"/>
+        </w:rPr>
+        <w:t>You can also delete your post using the Delete button.</w:t>
       </w:r>
     </w:p>
     <w:p>
@@ -3832,6 +4816,8 @@
         <w:ind w:left="1800"/>
         <w:rPr>
           <w:rFonts w:ascii="Cambria" w:hAnsi="Cambria" w:cstheme="majorBidi"/>
+          <w:b/>
+          <w:bCs/>
           <w:color w:val="9B6D86"/>
           <w:sz w:val="28"/>
           <w:szCs w:val="28"/>
@@ -3887,7 +4873,25 @@
           <w:sz w:val="28"/>
           <w:szCs w:val="28"/>
         </w:rPr>
-        <w:t>On the Profile page, click the Logout button to logout from your profile.</w:t>
+        <w:t>On the Profile page, click the Log</w:t>
+      </w:r>
+      <w:r>
+        <w:rPr>
+          <w:rFonts w:ascii="Cambria" w:hAnsi="Cambria" w:cstheme="majorBidi"/>
+          <w:color w:val="9B6D86"/>
+          <w:sz w:val="28"/>
+          <w:szCs w:val="28"/>
+        </w:rPr>
+        <w:t xml:space="preserve"> O</w:t>
+      </w:r>
+      <w:r>
+        <w:rPr>
+          <w:rFonts w:ascii="Cambria" w:hAnsi="Cambria" w:cstheme="majorBidi"/>
+          <w:color w:val="9B6D86"/>
+          <w:sz w:val="28"/>
+          <w:szCs w:val="28"/>
+        </w:rPr>
+        <w:t>ut button to logout from your profile.</w:t>
       </w:r>
     </w:p>
     <w:p>
@@ -3911,7 +4915,25 @@
           <w:sz w:val="28"/>
           <w:szCs w:val="28"/>
         </w:rPr>
-        <w:t>The system will log the user out of the session, and the user is automatically redirected to the Log in page.</w:t>
+        <w:t xml:space="preserve">The system </w:t>
+      </w:r>
+      <w:r>
+        <w:rPr>
+          <w:rFonts w:ascii="Cambria" w:hAnsi="Cambria" w:cstheme="majorBidi"/>
+          <w:color w:val="9B6D86"/>
+          <w:sz w:val="28"/>
+          <w:szCs w:val="28"/>
+        </w:rPr>
+        <w:t>removes the current user from localeStorage</w:t>
+      </w:r>
+      <w:r>
+        <w:rPr>
+          <w:rFonts w:ascii="Cambria" w:hAnsi="Cambria" w:cstheme="majorBidi"/>
+          <w:color w:val="9B6D86"/>
+          <w:sz w:val="28"/>
+          <w:szCs w:val="28"/>
+        </w:rPr>
+        <w:t>, and the user is automatically redirected to the Log in page.</w:t>
       </w:r>
     </w:p>
     <w:p>
@@ -5359,6 +6381,119 @@
     </w:lvl>
   </w:abstractNum>
   <w:abstractNum w:abstractNumId="8" w15:restartNumberingAfterBreak="0">
+    <w:nsid w:val="4AB70A23"/>
+    <w:multiLevelType w:val="hybridMultilevel"/>
+    <w:tmpl w:val="28FEE0F4"/>
+    <w:lvl w:ilvl="0" w:tplc="7CAAE32A">
+      <w:start w:val="1"/>
+      <w:numFmt w:val="bullet"/>
+      <w:lvlText w:val="-"/>
+      <w:lvlJc w:val="left"/>
+      <w:pPr>
+        <w:ind w:left="1800" w:hanging="360"/>
+      </w:pPr>
+      <w:rPr>
+        <w:rFonts w:ascii="Times New Roman" w:eastAsiaTheme="minorHAnsi" w:hAnsi="Times New Roman" w:cs="Times New Roman" w:hint="default"/>
+      </w:rPr>
+    </w:lvl>
+    <w:lvl w:ilvl="1" w:tplc="04090003" w:tentative="1">
+      <w:start w:val="1"/>
+      <w:numFmt w:val="bullet"/>
+      <w:lvlText w:val="o"/>
+      <w:lvlJc w:val="left"/>
+      <w:pPr>
+        <w:ind w:left="2520" w:hanging="360"/>
+      </w:pPr>
+      <w:rPr>
+        <w:rFonts w:ascii="Courier New" w:hAnsi="Courier New" w:cs="Courier New" w:hint="default"/>
+      </w:rPr>
+    </w:lvl>
+    <w:lvl w:ilvl="2" w:tplc="04090005" w:tentative="1">
+      <w:start w:val="1"/>
+      <w:numFmt w:val="bullet"/>
+      <w:lvlText w:val=""/>
+      <w:lvlJc w:val="left"/>
+      <w:pPr>
+        <w:ind w:left="3240" w:hanging="360"/>
+      </w:pPr>
+      <w:rPr>
+        <w:rFonts w:ascii="Wingdings" w:hAnsi="Wingdings" w:hint="default"/>
+      </w:rPr>
+    </w:lvl>
+    <w:lvl w:ilvl="3" w:tplc="04090001" w:tentative="1">
+      <w:start w:val="1"/>
+      <w:numFmt w:val="bullet"/>
+      <w:lvlText w:val=""/>
+      <w:lvlJc w:val="left"/>
+      <w:pPr>
+        <w:ind w:left="3960" w:hanging="360"/>
+      </w:pPr>
+      <w:rPr>
+        <w:rFonts w:ascii="Symbol" w:hAnsi="Symbol" w:hint="default"/>
+      </w:rPr>
+    </w:lvl>
+    <w:lvl w:ilvl="4" w:tplc="04090003" w:tentative="1">
+      <w:start w:val="1"/>
+      <w:numFmt w:val="bullet"/>
+      <w:lvlText w:val="o"/>
+      <w:lvlJc w:val="left"/>
+      <w:pPr>
+        <w:ind w:left="4680" w:hanging="360"/>
+      </w:pPr>
+      <w:rPr>
+        <w:rFonts w:ascii="Courier New" w:hAnsi="Courier New" w:cs="Courier New" w:hint="default"/>
+      </w:rPr>
+    </w:lvl>
+    <w:lvl w:ilvl="5" w:tplc="04090005" w:tentative="1">
+      <w:start w:val="1"/>
+      <w:numFmt w:val="bullet"/>
+      <w:lvlText w:val=""/>
+      <w:lvlJc w:val="left"/>
+      <w:pPr>
+        <w:ind w:left="5400" w:hanging="360"/>
+      </w:pPr>
+      <w:rPr>
+        <w:rFonts w:ascii="Wingdings" w:hAnsi="Wingdings" w:hint="default"/>
+      </w:rPr>
+    </w:lvl>
+    <w:lvl w:ilvl="6" w:tplc="04090001" w:tentative="1">
+      <w:start w:val="1"/>
+      <w:numFmt w:val="bullet"/>
+      <w:lvlText w:val=""/>
+      <w:lvlJc w:val="left"/>
+      <w:pPr>
+        <w:ind w:left="6120" w:hanging="360"/>
+      </w:pPr>
+      <w:rPr>
+        <w:rFonts w:ascii="Symbol" w:hAnsi="Symbol" w:hint="default"/>
+      </w:rPr>
+    </w:lvl>
+    <w:lvl w:ilvl="7" w:tplc="04090003" w:tentative="1">
+      <w:start w:val="1"/>
+      <w:numFmt w:val="bullet"/>
+      <w:lvlText w:val="o"/>
+      <w:lvlJc w:val="left"/>
+      <w:pPr>
+        <w:ind w:left="6840" w:hanging="360"/>
+      </w:pPr>
+      <w:rPr>
+        <w:rFonts w:ascii="Courier New" w:hAnsi="Courier New" w:cs="Courier New" w:hint="default"/>
+      </w:rPr>
+    </w:lvl>
+    <w:lvl w:ilvl="8" w:tplc="04090005" w:tentative="1">
+      <w:start w:val="1"/>
+      <w:numFmt w:val="bullet"/>
+      <w:lvlText w:val=""/>
+      <w:lvlJc w:val="left"/>
+      <w:pPr>
+        <w:ind w:left="7560" w:hanging="360"/>
+      </w:pPr>
+      <w:rPr>
+        <w:rFonts w:ascii="Wingdings" w:hAnsi="Wingdings" w:hint="default"/>
+      </w:rPr>
+    </w:lvl>
+  </w:abstractNum>
+  <w:abstractNum w:abstractNumId="9" w15:restartNumberingAfterBreak="0">
     <w:nsid w:val="51877628"/>
     <w:multiLevelType w:val="hybridMultilevel"/>
     <w:tmpl w:val="6690FC2A"/>
@@ -5471,7 +6606,7 @@
       </w:rPr>
     </w:lvl>
   </w:abstractNum>
-  <w:abstractNum w:abstractNumId="9" w15:restartNumberingAfterBreak="0">
+  <w:abstractNum w:abstractNumId="10" w15:restartNumberingAfterBreak="0">
     <w:nsid w:val="53CB4AC2"/>
     <w:multiLevelType w:val="multilevel"/>
     <w:tmpl w:val="61C8BECC"/>
@@ -5620,7 +6755,7 @@
       </w:rPr>
     </w:lvl>
   </w:abstractNum>
-  <w:abstractNum w:abstractNumId="10" w15:restartNumberingAfterBreak="0">
+  <w:abstractNum w:abstractNumId="11" w15:restartNumberingAfterBreak="0">
     <w:nsid w:val="59EA3A35"/>
     <w:multiLevelType w:val="hybridMultilevel"/>
     <w:tmpl w:val="78DE5B4E"/>
@@ -5733,7 +6868,7 @@
       </w:rPr>
     </w:lvl>
   </w:abstractNum>
-  <w:abstractNum w:abstractNumId="11" w15:restartNumberingAfterBreak="0">
+  <w:abstractNum w:abstractNumId="12" w15:restartNumberingAfterBreak="0">
     <w:nsid w:val="5C8B1306"/>
     <w:multiLevelType w:val="hybridMultilevel"/>
     <w:tmpl w:val="1ED8A202"/>
@@ -5846,7 +6981,7 @@
       </w:rPr>
     </w:lvl>
   </w:abstractNum>
-  <w:abstractNum w:abstractNumId="12" w15:restartNumberingAfterBreak="0">
+  <w:abstractNum w:abstractNumId="13" w15:restartNumberingAfterBreak="0">
     <w:nsid w:val="5D084D50"/>
     <w:multiLevelType w:val="hybridMultilevel"/>
     <w:tmpl w:val="FFC4BB60"/>
@@ -5935,7 +7070,120 @@
       </w:pPr>
     </w:lvl>
   </w:abstractNum>
-  <w:abstractNum w:abstractNumId="13" w15:restartNumberingAfterBreak="0">
+  <w:abstractNum w:abstractNumId="14" w15:restartNumberingAfterBreak="0">
+    <w:nsid w:val="5E6F00F3"/>
+    <w:multiLevelType w:val="hybridMultilevel"/>
+    <w:tmpl w:val="1C622150"/>
+    <w:lvl w:ilvl="0" w:tplc="7CAAE32A">
+      <w:start w:val="1"/>
+      <w:numFmt w:val="bullet"/>
+      <w:lvlText w:val="-"/>
+      <w:lvlJc w:val="left"/>
+      <w:pPr>
+        <w:ind w:left="1800" w:hanging="360"/>
+      </w:pPr>
+      <w:rPr>
+        <w:rFonts w:ascii="Times New Roman" w:eastAsiaTheme="minorHAnsi" w:hAnsi="Times New Roman" w:cs="Times New Roman" w:hint="default"/>
+      </w:rPr>
+    </w:lvl>
+    <w:lvl w:ilvl="1" w:tplc="04090003" w:tentative="1">
+      <w:start w:val="1"/>
+      <w:numFmt w:val="bullet"/>
+      <w:lvlText w:val="o"/>
+      <w:lvlJc w:val="left"/>
+      <w:pPr>
+        <w:ind w:left="2520" w:hanging="360"/>
+      </w:pPr>
+      <w:rPr>
+        <w:rFonts w:ascii="Courier New" w:hAnsi="Courier New" w:cs="Courier New" w:hint="default"/>
+      </w:rPr>
+    </w:lvl>
+    <w:lvl w:ilvl="2" w:tplc="04090005" w:tentative="1">
+      <w:start w:val="1"/>
+      <w:numFmt w:val="bullet"/>
+      <w:lvlText w:val=""/>
+      <w:lvlJc w:val="left"/>
+      <w:pPr>
+        <w:ind w:left="3240" w:hanging="360"/>
+      </w:pPr>
+      <w:rPr>
+        <w:rFonts w:ascii="Wingdings" w:hAnsi="Wingdings" w:hint="default"/>
+      </w:rPr>
+    </w:lvl>
+    <w:lvl w:ilvl="3" w:tplc="04090001" w:tentative="1">
+      <w:start w:val="1"/>
+      <w:numFmt w:val="bullet"/>
+      <w:lvlText w:val=""/>
+      <w:lvlJc w:val="left"/>
+      <w:pPr>
+        <w:ind w:left="3960" w:hanging="360"/>
+      </w:pPr>
+      <w:rPr>
+        <w:rFonts w:ascii="Symbol" w:hAnsi="Symbol" w:hint="default"/>
+      </w:rPr>
+    </w:lvl>
+    <w:lvl w:ilvl="4" w:tplc="04090003" w:tentative="1">
+      <w:start w:val="1"/>
+      <w:numFmt w:val="bullet"/>
+      <w:lvlText w:val="o"/>
+      <w:lvlJc w:val="left"/>
+      <w:pPr>
+        <w:ind w:left="4680" w:hanging="360"/>
+      </w:pPr>
+      <w:rPr>
+        <w:rFonts w:ascii="Courier New" w:hAnsi="Courier New" w:cs="Courier New" w:hint="default"/>
+      </w:rPr>
+    </w:lvl>
+    <w:lvl w:ilvl="5" w:tplc="04090005" w:tentative="1">
+      <w:start w:val="1"/>
+      <w:numFmt w:val="bullet"/>
+      <w:lvlText w:val=""/>
+      <w:lvlJc w:val="left"/>
+      <w:pPr>
+        <w:ind w:left="5400" w:hanging="360"/>
+      </w:pPr>
+      <w:rPr>
+        <w:rFonts w:ascii="Wingdings" w:hAnsi="Wingdings" w:hint="default"/>
+      </w:rPr>
+    </w:lvl>
+    <w:lvl w:ilvl="6" w:tplc="04090001" w:tentative="1">
+      <w:start w:val="1"/>
+      <w:numFmt w:val="bullet"/>
+      <w:lvlText w:val=""/>
+      <w:lvlJc w:val="left"/>
+      <w:pPr>
+        <w:ind w:left="6120" w:hanging="360"/>
+      </w:pPr>
+      <w:rPr>
+        <w:rFonts w:ascii="Symbol" w:hAnsi="Symbol" w:hint="default"/>
+      </w:rPr>
+    </w:lvl>
+    <w:lvl w:ilvl="7" w:tplc="04090003" w:tentative="1">
+      <w:start w:val="1"/>
+      <w:numFmt w:val="bullet"/>
+      <w:lvlText w:val="o"/>
+      <w:lvlJc w:val="left"/>
+      <w:pPr>
+        <w:ind w:left="6840" w:hanging="360"/>
+      </w:pPr>
+      <w:rPr>
+        <w:rFonts w:ascii="Courier New" w:hAnsi="Courier New" w:cs="Courier New" w:hint="default"/>
+      </w:rPr>
+    </w:lvl>
+    <w:lvl w:ilvl="8" w:tplc="04090005" w:tentative="1">
+      <w:start w:val="1"/>
+      <w:numFmt w:val="bullet"/>
+      <w:lvlText w:val=""/>
+      <w:lvlJc w:val="left"/>
+      <w:pPr>
+        <w:ind w:left="7560" w:hanging="360"/>
+      </w:pPr>
+      <w:rPr>
+        <w:rFonts w:ascii="Wingdings" w:hAnsi="Wingdings" w:hint="default"/>
+      </w:rPr>
+    </w:lvl>
+  </w:abstractNum>
+  <w:abstractNum w:abstractNumId="15" w15:restartNumberingAfterBreak="0">
     <w:nsid w:val="601E1F66"/>
     <w:multiLevelType w:val="multilevel"/>
     <w:tmpl w:val="8E2A5EDC"/>
@@ -6084,7 +7332,7 @@
       </w:rPr>
     </w:lvl>
   </w:abstractNum>
-  <w:abstractNum w:abstractNumId="14" w15:restartNumberingAfterBreak="0">
+  <w:abstractNum w:abstractNumId="16" w15:restartNumberingAfterBreak="0">
     <w:nsid w:val="63451FF3"/>
     <w:multiLevelType w:val="hybridMultilevel"/>
     <w:tmpl w:val="D2C0ABDC"/>
@@ -6197,7 +7445,7 @@
       </w:rPr>
     </w:lvl>
   </w:abstractNum>
-  <w:abstractNum w:abstractNumId="15" w15:restartNumberingAfterBreak="0">
+  <w:abstractNum w:abstractNumId="17" w15:restartNumberingAfterBreak="0">
     <w:nsid w:val="69BA48C6"/>
     <w:multiLevelType w:val="hybridMultilevel"/>
     <w:tmpl w:val="2206A402"/>
@@ -6310,7 +7558,7 @@
       </w:rPr>
     </w:lvl>
   </w:abstractNum>
-  <w:abstractNum w:abstractNumId="16" w15:restartNumberingAfterBreak="0">
+  <w:abstractNum w:abstractNumId="18" w15:restartNumberingAfterBreak="0">
     <w:nsid w:val="6A8E2866"/>
     <w:multiLevelType w:val="hybridMultilevel"/>
     <w:tmpl w:val="09208D6E"/>
@@ -6423,7 +7671,7 @@
       </w:rPr>
     </w:lvl>
   </w:abstractNum>
-  <w:abstractNum w:abstractNumId="17" w15:restartNumberingAfterBreak="0">
+  <w:abstractNum w:abstractNumId="19" w15:restartNumberingAfterBreak="0">
     <w:nsid w:val="6B5329B9"/>
     <w:multiLevelType w:val="hybridMultilevel"/>
     <w:tmpl w:val="BDC0DF36"/>
@@ -6536,7 +7784,120 @@
       </w:rPr>
     </w:lvl>
   </w:abstractNum>
-  <w:abstractNum w:abstractNumId="18" w15:restartNumberingAfterBreak="0">
+  <w:abstractNum w:abstractNumId="20" w15:restartNumberingAfterBreak="0">
+    <w:nsid w:val="73AD75D1"/>
+    <w:multiLevelType w:val="hybridMultilevel"/>
+    <w:tmpl w:val="26502F1E"/>
+    <w:lvl w:ilvl="0" w:tplc="7CAAE32A">
+      <w:start w:val="1"/>
+      <w:numFmt w:val="bullet"/>
+      <w:lvlText w:val="-"/>
+      <w:lvlJc w:val="left"/>
+      <w:pPr>
+        <w:ind w:left="1800" w:hanging="360"/>
+      </w:pPr>
+      <w:rPr>
+        <w:rFonts w:ascii="Times New Roman" w:eastAsiaTheme="minorHAnsi" w:hAnsi="Times New Roman" w:cs="Times New Roman" w:hint="default"/>
+      </w:rPr>
+    </w:lvl>
+    <w:lvl w:ilvl="1" w:tplc="04090003" w:tentative="1">
+      <w:start w:val="1"/>
+      <w:numFmt w:val="bullet"/>
+      <w:lvlText w:val="o"/>
+      <w:lvlJc w:val="left"/>
+      <w:pPr>
+        <w:ind w:left="2520" w:hanging="360"/>
+      </w:pPr>
+      <w:rPr>
+        <w:rFonts w:ascii="Courier New" w:hAnsi="Courier New" w:cs="Courier New" w:hint="default"/>
+      </w:rPr>
+    </w:lvl>
+    <w:lvl w:ilvl="2" w:tplc="04090005" w:tentative="1">
+      <w:start w:val="1"/>
+      <w:numFmt w:val="bullet"/>
+      <w:lvlText w:val=""/>
+      <w:lvlJc w:val="left"/>
+      <w:pPr>
+        <w:ind w:left="3240" w:hanging="360"/>
+      </w:pPr>
+      <w:rPr>
+        <w:rFonts w:ascii="Wingdings" w:hAnsi="Wingdings" w:hint="default"/>
+      </w:rPr>
+    </w:lvl>
+    <w:lvl w:ilvl="3" w:tplc="04090001" w:tentative="1">
+      <w:start w:val="1"/>
+      <w:numFmt w:val="bullet"/>
+      <w:lvlText w:val=""/>
+      <w:lvlJc w:val="left"/>
+      <w:pPr>
+        <w:ind w:left="3960" w:hanging="360"/>
+      </w:pPr>
+      <w:rPr>
+        <w:rFonts w:ascii="Symbol" w:hAnsi="Symbol" w:hint="default"/>
+      </w:rPr>
+    </w:lvl>
+    <w:lvl w:ilvl="4" w:tplc="04090003" w:tentative="1">
+      <w:start w:val="1"/>
+      <w:numFmt w:val="bullet"/>
+      <w:lvlText w:val="o"/>
+      <w:lvlJc w:val="left"/>
+      <w:pPr>
+        <w:ind w:left="4680" w:hanging="360"/>
+      </w:pPr>
+      <w:rPr>
+        <w:rFonts w:ascii="Courier New" w:hAnsi="Courier New" w:cs="Courier New" w:hint="default"/>
+      </w:rPr>
+    </w:lvl>
+    <w:lvl w:ilvl="5" w:tplc="04090005" w:tentative="1">
+      <w:start w:val="1"/>
+      <w:numFmt w:val="bullet"/>
+      <w:lvlText w:val=""/>
+      <w:lvlJc w:val="left"/>
+      <w:pPr>
+        <w:ind w:left="5400" w:hanging="360"/>
+      </w:pPr>
+      <w:rPr>
+        <w:rFonts w:ascii="Wingdings" w:hAnsi="Wingdings" w:hint="default"/>
+      </w:rPr>
+    </w:lvl>
+    <w:lvl w:ilvl="6" w:tplc="04090001" w:tentative="1">
+      <w:start w:val="1"/>
+      <w:numFmt w:val="bullet"/>
+      <w:lvlText w:val=""/>
+      <w:lvlJc w:val="left"/>
+      <w:pPr>
+        <w:ind w:left="6120" w:hanging="360"/>
+      </w:pPr>
+      <w:rPr>
+        <w:rFonts w:ascii="Symbol" w:hAnsi="Symbol" w:hint="default"/>
+      </w:rPr>
+    </w:lvl>
+    <w:lvl w:ilvl="7" w:tplc="04090003" w:tentative="1">
+      <w:start w:val="1"/>
+      <w:numFmt w:val="bullet"/>
+      <w:lvlText w:val="o"/>
+      <w:lvlJc w:val="left"/>
+      <w:pPr>
+        <w:ind w:left="6840" w:hanging="360"/>
+      </w:pPr>
+      <w:rPr>
+        <w:rFonts w:ascii="Courier New" w:hAnsi="Courier New" w:cs="Courier New" w:hint="default"/>
+      </w:rPr>
+    </w:lvl>
+    <w:lvl w:ilvl="8" w:tplc="04090005" w:tentative="1">
+      <w:start w:val="1"/>
+      <w:numFmt w:val="bullet"/>
+      <w:lvlText w:val=""/>
+      <w:lvlJc w:val="left"/>
+      <w:pPr>
+        <w:ind w:left="7560" w:hanging="360"/>
+      </w:pPr>
+      <w:rPr>
+        <w:rFonts w:ascii="Wingdings" w:hAnsi="Wingdings" w:hint="default"/>
+      </w:rPr>
+    </w:lvl>
+  </w:abstractNum>
+  <w:abstractNum w:abstractNumId="21" w15:restartNumberingAfterBreak="0">
     <w:nsid w:val="7AED3C4C"/>
     <w:multiLevelType w:val="multilevel"/>
     <w:tmpl w:val="F3D6F1BA"/>
@@ -6686,16 +8047,16 @@
     </w:lvl>
   </w:abstractNum>
   <w:num w:numId="1" w16cid:durableId="2069914594">
-    <w:abstractNumId w:val="12"/>
+    <w:abstractNumId w:val="13"/>
   </w:num>
   <w:num w:numId="2" w16cid:durableId="134298743">
-    <w:abstractNumId w:val="14"/>
+    <w:abstractNumId w:val="16"/>
   </w:num>
   <w:num w:numId="3" w16cid:durableId="1903131367">
     <w:abstractNumId w:val="3"/>
   </w:num>
   <w:num w:numId="4" w16cid:durableId="1352684256">
-    <w:abstractNumId w:val="13"/>
+    <w:abstractNumId w:val="15"/>
   </w:num>
   <w:num w:numId="5" w16cid:durableId="1681465966">
     <w:abstractNumId w:val="5"/>
@@ -6704,7 +8065,7 @@
     <w:abstractNumId w:val="2"/>
   </w:num>
   <w:num w:numId="7" w16cid:durableId="51849054">
-    <w:abstractNumId w:val="18"/>
+    <w:abstractNumId w:val="21"/>
   </w:num>
   <w:num w:numId="8" w16cid:durableId="78718240">
     <w:abstractNumId w:val="0"/>
@@ -6713,34 +8074,43 @@
     <w:abstractNumId w:val="1"/>
   </w:num>
   <w:num w:numId="10" w16cid:durableId="945310130">
-    <w:abstractNumId w:val="17"/>
+    <w:abstractNumId w:val="19"/>
   </w:num>
   <w:num w:numId="11" w16cid:durableId="1612207335">
-    <w:abstractNumId w:val="11"/>
+    <w:abstractNumId w:val="12"/>
   </w:num>
   <w:num w:numId="12" w16cid:durableId="1390152304">
     <w:abstractNumId w:val="6"/>
   </w:num>
   <w:num w:numId="13" w16cid:durableId="1029722839">
-    <w:abstractNumId w:val="10"/>
+    <w:abstractNumId w:val="11"/>
   </w:num>
   <w:num w:numId="14" w16cid:durableId="814103871">
     <w:abstractNumId w:val="7"/>
   </w:num>
   <w:num w:numId="15" w16cid:durableId="318459175">
+    <w:abstractNumId w:val="10"/>
+  </w:num>
+  <w:num w:numId="16" w16cid:durableId="808673074">
     <w:abstractNumId w:val="9"/>
   </w:num>
-  <w:num w:numId="16" w16cid:durableId="808673074">
-    <w:abstractNumId w:val="8"/>
-  </w:num>
   <w:num w:numId="17" w16cid:durableId="212084026">
-    <w:abstractNumId w:val="16"/>
+    <w:abstractNumId w:val="18"/>
   </w:num>
   <w:num w:numId="18" w16cid:durableId="1583176816">
     <w:abstractNumId w:val="4"/>
   </w:num>
   <w:num w:numId="19" w16cid:durableId="1343313511">
-    <w:abstractNumId w:val="15"/>
+    <w:abstractNumId w:val="17"/>
+  </w:num>
+  <w:num w:numId="20" w16cid:durableId="1906717093">
+    <w:abstractNumId w:val="8"/>
+  </w:num>
+  <w:num w:numId="21" w16cid:durableId="1608393369">
+    <w:abstractNumId w:val="20"/>
+  </w:num>
+  <w:num w:numId="22" w16cid:durableId="1935506085">
+    <w:abstractNumId w:val="14"/>
   </w:num>
 </w:numbering>
 </file>

--- a/Project_Report.docx
+++ b/Project_Report.docx
@@ -1003,7 +1003,88 @@
           <w:sz w:val="28"/>
           <w:szCs w:val="28"/>
         </w:rPr>
-        <w:t>The website includes essential features such as user authentication {sign up and log in}, a personalized news feed, a user profile page, and multiple interactive elements including likes, comments, follow/unfollow functionality, and post filtering.</w:t>
+        <w:t xml:space="preserve">The website includes essential features such as user authentication {sign up </w:t>
+      </w:r>
+      <w:r>
+        <w:rPr>
+          <w:rFonts w:ascii="Cambria" w:hAnsi="Cambria" w:cstheme="majorBidi"/>
+          <w:color w:val="9B6D86"/>
+          <w:sz w:val="28"/>
+          <w:szCs w:val="28"/>
+        </w:rPr>
+        <w:t>&amp;</w:t>
+      </w:r>
+      <w:r>
+        <w:rPr>
+          <w:rFonts w:ascii="Cambria" w:hAnsi="Cambria" w:cstheme="majorBidi"/>
+          <w:color w:val="9B6D86"/>
+          <w:sz w:val="28"/>
+          <w:szCs w:val="28"/>
+        </w:rPr>
+        <w:t xml:space="preserve"> log in}, a personalized news feed</w:t>
+      </w:r>
+      <w:r>
+        <w:rPr>
+          <w:rFonts w:ascii="Cambria" w:hAnsi="Cambria" w:cstheme="majorBidi"/>
+          <w:color w:val="9B6D86"/>
+          <w:sz w:val="28"/>
+          <w:szCs w:val="28"/>
+        </w:rPr>
+        <w:t xml:space="preserve"> with following &amp; explore tabs</w:t>
+      </w:r>
+      <w:r>
+        <w:rPr>
+          <w:rFonts w:ascii="Cambria" w:hAnsi="Cambria" w:cstheme="majorBidi"/>
+          <w:color w:val="9B6D86"/>
+          <w:sz w:val="28"/>
+          <w:szCs w:val="28"/>
+        </w:rPr>
+        <w:t xml:space="preserve">, a user profile page, and multiple interactive elements including likes, comments, </w:t>
+      </w:r>
+      <w:r>
+        <w:rPr>
+          <w:rFonts w:ascii="Cambria" w:hAnsi="Cambria" w:cstheme="majorBidi"/>
+          <w:color w:val="9B6D86"/>
+          <w:sz w:val="28"/>
+          <w:szCs w:val="28"/>
+        </w:rPr>
+        <w:t xml:space="preserve">comment likes, </w:t>
+      </w:r>
+      <w:r>
+        <w:rPr>
+          <w:rFonts w:ascii="Cambria" w:hAnsi="Cambria" w:cstheme="majorBidi"/>
+          <w:color w:val="9B6D86"/>
+          <w:sz w:val="28"/>
+          <w:szCs w:val="28"/>
+        </w:rPr>
+        <w:t>follow/unfollow functionality, post filtering</w:t>
+      </w:r>
+      <w:r>
+        <w:rPr>
+          <w:rFonts w:ascii="Cambria" w:hAnsi="Cambria" w:cstheme="majorBidi"/>
+          <w:color w:val="9B6D86"/>
+          <w:sz w:val="28"/>
+          <w:szCs w:val="28"/>
+        </w:rPr>
+        <w:t xml:space="preserve"> with suggestions, and a dark mode toggle</w:t>
+      </w:r>
+      <w:r>
+        <w:rPr>
+          <w:rFonts w:ascii="Cambria" w:hAnsi="Cambria" w:cstheme="majorBidi"/>
+          <w:color w:val="9B6D86"/>
+          <w:sz w:val="28"/>
+          <w:szCs w:val="28"/>
+        </w:rPr>
+        <w:t>.</w:t>
+      </w:r>
+      <w:r>
+        <w:rPr>
+          <w:rFonts w:ascii="Cambria" w:hAnsi="Cambria" w:cstheme="majorBidi"/>
+          <w:color w:val="9B6D86"/>
+          <w:sz w:val="28"/>
+          <w:szCs w:val="28"/>
+        </w:rPr>
+        <w:t xml:space="preserve"> User can also view other profiles, interact with posts across profiles, and manage their own content by creating and deleting posts and comments.</w:t>
       </w:r>
     </w:p>
     <w:p>
@@ -1116,6 +1197,15 @@
           <w:sz w:val="28"/>
           <w:szCs w:val="28"/>
         </w:rPr>
+        <w:t>,</w:t>
+      </w:r>
+      <w:r>
+        <w:rPr>
+          <w:rFonts w:ascii="Cambria" w:hAnsi="Cambria" w:cstheme="majorBidi"/>
+          <w:color w:val="9B6D86"/>
+          <w:sz w:val="28"/>
+          <w:szCs w:val="28"/>
+        </w:rPr>
         <w:t xml:space="preserve"> and responsive design</w:t>
       </w:r>
       <w:r>
@@ -1188,7 +1278,7 @@
           <w:sz w:val="28"/>
           <w:szCs w:val="28"/>
         </w:rPr>
-        <w:t>including accounts, posts, likes, and comments</w:t>
+        <w:t>including accounts, posts, likes, comments</w:t>
       </w:r>
       <w:r>
         <w:rPr>
@@ -1243,6 +1333,15 @@
           <w:szCs w:val="28"/>
         </w:rPr>
         <w:t xml:space="preserve"> without a backend server.</w:t>
+      </w:r>
+      <w:r>
+        <w:rPr>
+          <w:rFonts w:ascii="Cambria" w:hAnsi="Cambria" w:cstheme="majorBidi"/>
+          <w:color w:val="9B6D86"/>
+          <w:sz w:val="28"/>
+          <w:szCs w:val="28"/>
+        </w:rPr>
+        <w:t xml:space="preserve"> A data migration system is also implemented to ensure compatibilty with updated data structures.</w:t>
       </w:r>
     </w:p>
     <w:p>
@@ -1364,7 +1463,25 @@
           <w:sz w:val="28"/>
           <w:szCs w:val="28"/>
         </w:rPr>
-        <w:t xml:space="preserve"> dynamic features such as user registration and login</w:t>
+        <w:t xml:space="preserve"> dynamic features such as user registration </w:t>
+      </w:r>
+      <w:r>
+        <w:rPr>
+          <w:rFonts w:ascii="Cambria" w:hAnsi="Cambria" w:cstheme="majorBidi"/>
+          <w:color w:val="9B6D86"/>
+          <w:sz w:val="28"/>
+          <w:szCs w:val="28"/>
+        </w:rPr>
+        <w:t>&amp;</w:t>
+      </w:r>
+      <w:r>
+        <w:rPr>
+          <w:rFonts w:ascii="Cambria" w:hAnsi="Cambria" w:cstheme="majorBidi"/>
+          <w:color w:val="9B6D86"/>
+          <w:sz w:val="28"/>
+          <w:szCs w:val="28"/>
+        </w:rPr>
+        <w:t xml:space="preserve"> login</w:t>
       </w:r>
       <w:r>
         <w:rPr>
@@ -1382,7 +1499,43 @@
           <w:sz w:val="28"/>
           <w:szCs w:val="28"/>
         </w:rPr>
-        <w:t>, post creation, profile editing, and user interaction.</w:t>
+        <w:t xml:space="preserve">, post creation, profile editing, </w:t>
+      </w:r>
+      <w:r>
+        <w:rPr>
+          <w:rFonts w:ascii="Cambria" w:hAnsi="Cambria" w:cstheme="majorBidi"/>
+          <w:color w:val="9B6D86"/>
+          <w:sz w:val="28"/>
+          <w:szCs w:val="28"/>
+        </w:rPr>
+        <w:t xml:space="preserve">real time interacting updates, </w:t>
+      </w:r>
+      <w:r>
+        <w:rPr>
+          <w:rFonts w:ascii="Cambria" w:hAnsi="Cambria" w:cstheme="majorBidi"/>
+          <w:color w:val="9B6D86"/>
+          <w:sz w:val="28"/>
+          <w:szCs w:val="28"/>
+        </w:rPr>
+        <w:t xml:space="preserve">and </w:t>
+      </w:r>
+      <w:r>
+        <w:rPr>
+          <w:rFonts w:ascii="Cambria" w:hAnsi="Cambria" w:cstheme="majorBidi"/>
+          <w:color w:val="9B6D86"/>
+          <w:sz w:val="28"/>
+          <w:szCs w:val="28"/>
+        </w:rPr>
+        <w:t>navigation between user profiles</w:t>
+      </w:r>
+      <w:r>
+        <w:rPr>
+          <w:rFonts w:ascii="Cambria" w:hAnsi="Cambria" w:cstheme="majorBidi"/>
+          <w:color w:val="9B6D86"/>
+          <w:sz w:val="28"/>
+          <w:szCs w:val="28"/>
+        </w:rPr>
+        <w:t>.</w:t>
       </w:r>
       <w:r>
         <w:rPr>
@@ -1441,112 +1594,71 @@
     </w:p>
     <w:p>
       <w:pPr>
+        <w:jc w:val="center"/>
+        <w:rPr>
+          <w:rFonts w:ascii="Cambria" w:hAnsi="Cambria" w:cstheme="majorBidi"/>
+          <w:color w:val="9B6D86"/>
+          <w:sz w:val="28"/>
+          <w:szCs w:val="28"/>
+        </w:rPr>
+      </w:pPr>
+    </w:p>
+    <w:p>
+      <w:pPr>
+        <w:jc w:val="center"/>
+        <w:rPr>
+          <w:rFonts w:ascii="Cambria" w:hAnsi="Cambria" w:cstheme="majorBidi"/>
+          <w:color w:val="9B6D86"/>
+          <w:sz w:val="28"/>
+          <w:szCs w:val="28"/>
+        </w:rPr>
+      </w:pPr>
+    </w:p>
+    <w:p>
+      <w:pPr>
+        <w:jc w:val="center"/>
+        <w:rPr>
+          <w:rFonts w:ascii="Cambria" w:hAnsi="Cambria" w:cstheme="majorBidi"/>
+          <w:color w:val="9B6D86"/>
+          <w:sz w:val="28"/>
+          <w:szCs w:val="28"/>
+        </w:rPr>
+      </w:pPr>
+    </w:p>
+    <w:p>
+      <w:pPr>
+        <w:jc w:val="center"/>
+        <w:rPr>
+          <w:rFonts w:ascii="Cambria" w:hAnsi="Cambria" w:cstheme="majorBidi"/>
+          <w:color w:val="9B6D86"/>
+          <w:sz w:val="28"/>
+          <w:szCs w:val="28"/>
+        </w:rPr>
+      </w:pPr>
+    </w:p>
+    <w:p>
+      <w:pPr>
+        <w:jc w:val="center"/>
+        <w:rPr>
+          <w:rFonts w:ascii="Cambria" w:hAnsi="Cambria" w:cstheme="majorBidi"/>
+          <w:color w:val="9B6D86"/>
+          <w:sz w:val="28"/>
+          <w:szCs w:val="28"/>
+        </w:rPr>
+      </w:pPr>
+    </w:p>
+    <w:p>
+      <w:pPr>
         <w:spacing w:line="240" w:lineRule="auto"/>
-        <w:rPr>
-          <w:rFonts w:asciiTheme="majorBidi" w:hAnsiTheme="majorBidi" w:cstheme="majorBidi"/>
-          <w:b/>
-          <w:bCs/>
-          <w:color w:val="4D3A6A"/>
-          <w:sz w:val="32"/>
-          <w:szCs w:val="32"/>
-        </w:rPr>
-      </w:pPr>
-    </w:p>
-    <w:p>
-      <w:pPr>
-        <w:spacing w:line="240" w:lineRule="auto"/>
-        <w:rPr>
-          <w:rFonts w:asciiTheme="majorBidi" w:hAnsiTheme="majorBidi" w:cstheme="majorBidi"/>
-          <w:b/>
-          <w:bCs/>
-          <w:color w:val="4D3A6A"/>
-          <w:sz w:val="36"/>
-          <w:szCs w:val="36"/>
+        <w:jc w:val="center"/>
+        <w:rPr>
+          <w:rFonts w:ascii="Cambria" w:hAnsi="Cambria" w:cstheme="majorBidi"/>
+          <w:color w:val="9B6D86"/>
+          <w:sz w:val="28"/>
+          <w:szCs w:val="28"/>
           <w:rtl/>
         </w:rPr>
       </w:pPr>
-      <w:r>
-        <w:rPr>
-          <w:rFonts w:asciiTheme="majorBidi" w:hAnsiTheme="majorBidi" w:cstheme="majorBidi"/>
-          <w:b/>
-          <w:bCs/>
-          <w:noProof/>
-          <w:color w:val="764B79"/>
-          <w:sz w:val="36"/>
-          <w:szCs w:val="36"/>
-        </w:rPr>
-        <mc:AlternateContent>
-          <mc:Choice Requires="wps">
-            <w:drawing>
-              <wp:anchor distT="0" distB="0" distL="114300" distR="114300" simplePos="0" relativeHeight="251663360" behindDoc="0" locked="0" layoutInCell="1" allowOverlap="1" wp14:anchorId="02F87081" wp14:editId="31A4A79C">
-                <wp:simplePos x="0" y="0"/>
-                <wp:positionH relativeFrom="margin">
-                  <wp:align>center</wp:align>
-                </wp:positionH>
-                <wp:positionV relativeFrom="paragraph">
-                  <wp:posOffset>33864</wp:posOffset>
-                </wp:positionV>
-                <wp:extent cx="6377193" cy="17362"/>
-                <wp:effectExtent l="0" t="0" r="24130" b="20955"/>
-                <wp:wrapNone/>
-                <wp:docPr id="169817782" name="Straight Connector 1"/>
-                <wp:cNvGraphicFramePr/>
-                <a:graphic xmlns:a="http://schemas.openxmlformats.org/drawingml/2006/main">
-                  <a:graphicData uri="http://schemas.microsoft.com/office/word/2010/wordprocessingShape">
-                    <wps:wsp>
-                      <wps:cNvCnPr/>
-                      <wps:spPr>
-                        <a:xfrm>
-                          <a:off x="0" y="0"/>
-                          <a:ext cx="6377193" cy="17362"/>
-                        </a:xfrm>
-                        <a:prstGeom prst="line">
-                          <a:avLst/>
-                        </a:prstGeom>
-                        <a:ln w="12700">
-                          <a:solidFill>
-                            <a:srgbClr val="9B6D86"/>
-                          </a:solidFill>
-                          <a:prstDash val="lgDash"/>
-                        </a:ln>
-                      </wps:spPr>
-                      <wps:style>
-                        <a:lnRef idx="1">
-                          <a:schemeClr val="accent1"/>
-                        </a:lnRef>
-                        <a:fillRef idx="0">
-                          <a:schemeClr val="accent1"/>
-                        </a:fillRef>
-                        <a:effectRef idx="0">
-                          <a:schemeClr val="accent1"/>
-                        </a:effectRef>
-                        <a:fontRef idx="minor">
-                          <a:schemeClr val="tx1"/>
-                        </a:fontRef>
-                      </wps:style>
-                      <wps:bodyPr/>
-                    </wps:wsp>
-                  </a:graphicData>
-                </a:graphic>
-                <wp14:sizeRelH relativeFrom="margin">
-                  <wp14:pctWidth>0</wp14:pctWidth>
-                </wp14:sizeRelH>
-                <wp14:sizeRelV relativeFrom="margin">
-                  <wp14:pctHeight>0</wp14:pctHeight>
-                </wp14:sizeRelV>
-              </wp:anchor>
-            </w:drawing>
-          </mc:Choice>
-          <mc:Fallback>
-            <w:pict>
-              <v:line w14:anchorId="4DC2FEE0" id="Straight Connector 1" o:spid="_x0000_s1026" style="position:absolute;z-index:251663360;visibility:visible;mso-wrap-style:square;mso-width-percent:0;mso-height-percent:0;mso-wrap-distance-left:9pt;mso-wrap-distance-top:0;mso-wrap-distance-right:9pt;mso-wrap-distance-bottom:0;mso-position-horizontal:center;mso-position-horizontal-relative:margin;mso-position-vertical:absolute;mso-position-vertical-relative:text;mso-width-percent:0;mso-height-percent:0;mso-width-relative:margin;mso-height-relative:margin" from="0,2.65pt" to="502.15pt,4pt" o:gfxdata="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" strokecolor="#9b6d86" strokeweight="1pt">
-                <v:stroke dashstyle="longDash" joinstyle="miter"/>
-                <w10:wrap anchorx="margin"/>
-              </v:line>
-            </w:pict>
-          </mc:Fallback>
-        </mc:AlternateContent>
-      </w:r>
     </w:p>
     <w:p>
       <w:pPr>
@@ -1610,6 +1722,9 @@
         <w:gridCol w:w="3736"/>
       </w:tblGrid>
       <w:tr>
+        <w:trPr>
+          <w:trHeight w:val="403"/>
+        </w:trPr>
         <w:tc>
           <w:tcPr>
             <w:tcW w:w="4029" w:type="dxa"/>
@@ -2168,7 +2283,165 @@
                 <w:sz w:val="24"/>
                 <w:szCs w:val="24"/>
               </w:rPr>
-              <w:t>Editable, shows stats</w:t>
+              <w:t>Displays profile info, stat, and posts</w:t>
+            </w:r>
+          </w:p>
+        </w:tc>
+      </w:tr>
+      <w:tr>
+        <w:trPr>
+          <w:trHeight w:val="935"/>
+        </w:trPr>
+        <w:tc>
+          <w:tcPr>
+            <w:tcW w:w="4029" w:type="dxa"/>
+            <w:tcBorders>
+              <w:left w:val="single" w:sz="8" w:space="0" w:color="4D3A6A"/>
+            </w:tcBorders>
+            <w:shd w:val="clear" w:color="auto" w:fill="FAF1EC"/>
+          </w:tcPr>
+          <w:p>
+            <w:pPr>
+              <w:jc w:val="center"/>
+              <w:rPr>
+                <w:rFonts w:ascii="Cambria" w:hAnsi="Cambria" w:cstheme="majorBidi"/>
+                <w:b/>
+                <w:bCs/>
+                <w:color w:val="9B6D86"/>
+                <w:sz w:val="28"/>
+                <w:szCs w:val="28"/>
+              </w:rPr>
+            </w:pPr>
+          </w:p>
+          <w:p>
+            <w:pPr>
+              <w:jc w:val="center"/>
+              <w:rPr>
+                <w:rFonts w:ascii="Cambria" w:hAnsi="Cambria" w:cstheme="majorBidi"/>
+                <w:b/>
+                <w:bCs/>
+                <w:color w:val="9B6D86"/>
+                <w:sz w:val="28"/>
+                <w:szCs w:val="28"/>
+              </w:rPr>
+            </w:pPr>
+            <w:r>
+              <w:rPr>
+                <w:rFonts w:ascii="Cambria" w:hAnsi="Cambria" w:cstheme="majorBidi"/>
+                <w:b/>
+                <w:bCs/>
+                <w:color w:val="9B6D86"/>
+                <w:sz w:val="28"/>
+                <w:szCs w:val="28"/>
+              </w:rPr>
+              <w:t>Edit Profile</w:t>
+            </w:r>
+          </w:p>
+        </w:tc>
+        <w:tc>
+          <w:tcPr>
+            <w:tcW w:w="2765" w:type="dxa"/>
+          </w:tcPr>
+          <w:p>
+            <w:pPr>
+              <w:rPr>
+                <w:rFonts w:ascii="Segoe UI Emoji" w:hAnsi="Segoe UI Emoji" w:cs="Segoe UI Emoji"/>
+                <w:b/>
+                <w:bCs/>
+                <w:color w:val="764B79"/>
+                <w:sz w:val="32"/>
+                <w:szCs w:val="32"/>
+              </w:rPr>
+            </w:pPr>
+          </w:p>
+          <w:p>
+            <w:pPr>
+              <w:jc w:val="center"/>
+              <w:rPr>
+                <w:rFonts w:ascii="Segoe UI Emoji" w:hAnsi="Segoe UI Emoji" w:cs="Segoe UI Emoji"/>
+                <w:b/>
+                <w:bCs/>
+                <w:color w:val="764B79"/>
+                <w:sz w:val="32"/>
+                <w:szCs w:val="32"/>
+              </w:rPr>
+            </w:pPr>
+            <w:r>
+              <w:rPr>
+                <w:rFonts w:ascii="Segoe UI Emoji" w:hAnsi="Segoe UI Emoji" w:cs="Segoe UI Emoji"/>
+                <w:b/>
+                <w:bCs/>
+                <w:color w:val="764B79"/>
+                <w:sz w:val="32"/>
+                <w:szCs w:val="32"/>
+              </w:rPr>
+              <w:t>✅</w:t>
+            </w:r>
+          </w:p>
+        </w:tc>
+        <w:tc>
+          <w:tcPr>
+            <w:tcW w:w="3736" w:type="dxa"/>
+            <w:tcBorders>
+              <w:right w:val="single" w:sz="8" w:space="0" w:color="4D3A6A"/>
+            </w:tcBorders>
+          </w:tcPr>
+          <w:p>
+            <w:pPr>
+              <w:jc w:val="center"/>
+              <w:rPr>
+                <w:rFonts w:ascii="Cambria" w:hAnsi="Cambria" w:cstheme="majorBidi"/>
+                <w:color w:val="764B79"/>
+                <w:sz w:val="24"/>
+                <w:szCs w:val="24"/>
+              </w:rPr>
+            </w:pPr>
+          </w:p>
+          <w:p>
+            <w:pPr>
+              <w:jc w:val="center"/>
+              <w:rPr>
+                <w:rFonts w:ascii="Cambria" w:hAnsi="Cambria" w:cstheme="majorBidi"/>
+                <w:color w:val="764B79"/>
+                <w:sz w:val="24"/>
+                <w:szCs w:val="24"/>
+              </w:rPr>
+            </w:pPr>
+            <w:r>
+              <w:rPr>
+                <w:rFonts w:ascii="Cambria" w:hAnsi="Cambria" w:cstheme="majorBidi"/>
+                <w:color w:val="764B79"/>
+                <w:sz w:val="24"/>
+                <w:szCs w:val="24"/>
+              </w:rPr>
+              <w:t xml:space="preserve">Updates name, username, photo, </w:t>
+            </w:r>
+            <w:r>
+              <w:rPr>
+                <w:rFonts w:ascii="Cambria" w:hAnsi="Cambria" w:cstheme="majorBidi"/>
+                <w:color w:val="764B79"/>
+                <w:sz w:val="24"/>
+                <w:szCs w:val="24"/>
+              </w:rPr>
+              <w:t xml:space="preserve">and </w:t>
+            </w:r>
+            <w:r>
+              <w:rPr>
+                <w:rFonts w:ascii="Cambria" w:hAnsi="Cambria" w:cstheme="majorBidi"/>
+                <w:color w:val="764B79"/>
+                <w:sz w:val="24"/>
+                <w:szCs w:val="24"/>
+              </w:rPr>
+              <w:t>bio</w:t>
+            </w:r>
+            <w:r>
+              <w:rPr>
+                <w:rFonts w:ascii="Cambria" w:hAnsi="Cambria" w:cstheme="majorBidi"/>
+                <w:color w:val="764B79"/>
+                <w:sz w:val="24"/>
+                <w:szCs w:val="24"/>
+              </w:rPr>
+              <w:t xml:space="preserve"> across system</w:t>
             </w:r>
           </w:p>
         </w:tc>
@@ -2231,6 +2504,30 @@
                 <w:szCs w:val="28"/>
               </w:rPr>
             </w:pPr>
+            <w:r>
+              <w:rPr>
+                <w:rFonts w:ascii="Cambria" w:hAnsi="Cambria" w:cstheme="majorBidi"/>
+                <w:b/>
+                <w:bCs/>
+                <w:color w:val="9B6D86"/>
+                <w:sz w:val="28"/>
+                <w:szCs w:val="28"/>
+              </w:rPr>
+              <w:t>{following / Explore}</w:t>
+            </w:r>
+          </w:p>
+          <w:p>
+            <w:pPr>
+              <w:jc w:val="center"/>
+              <w:rPr>
+                <w:rFonts w:ascii="Cambria" w:hAnsi="Cambria" w:cstheme="majorBidi"/>
+                <w:b/>
+                <w:bCs/>
+                <w:color w:val="9B6D86"/>
+                <w:sz w:val="28"/>
+                <w:szCs w:val="28"/>
+              </w:rPr>
+            </w:pPr>
           </w:p>
         </w:tc>
         <w:tc>
@@ -2310,7 +2607,7 @@
                 <w:sz w:val="24"/>
                 <w:szCs w:val="24"/>
               </w:rPr>
-              <w:t>Shows all posts</w:t>
+              <w:t>Separate tabs with sorted and randomized posts</w:t>
             </w:r>
           </w:p>
         </w:tc>
@@ -2736,7 +3033,289 @@
                 <w:sz w:val="24"/>
                 <w:szCs w:val="24"/>
               </w:rPr>
-              <w:t>Comments appear under posts</w:t>
+              <w:t xml:space="preserve">Comments appear </w:t>
+            </w:r>
+            <w:r>
+              <w:rPr>
+                <w:rFonts w:ascii="Cambria" w:hAnsi="Cambria" w:cstheme="majorBidi"/>
+                <w:color w:val="764B79"/>
+                <w:sz w:val="24"/>
+                <w:szCs w:val="24"/>
+              </w:rPr>
+              <w:t xml:space="preserve">instantly </w:t>
+            </w:r>
+            <w:r>
+              <w:rPr>
+                <w:rFonts w:ascii="Cambria" w:hAnsi="Cambria" w:cstheme="majorBidi"/>
+                <w:color w:val="764B79"/>
+                <w:sz w:val="24"/>
+                <w:szCs w:val="24"/>
+              </w:rPr>
+              <w:t>under posts</w:t>
+            </w:r>
+          </w:p>
+        </w:tc>
+      </w:tr>
+      <w:tr>
+        <w:trPr>
+          <w:trHeight w:val="989"/>
+        </w:trPr>
+        <w:tc>
+          <w:tcPr>
+            <w:tcW w:w="4029" w:type="dxa"/>
+            <w:tcBorders>
+              <w:left w:val="single" w:sz="8" w:space="0" w:color="4D3A6A"/>
+            </w:tcBorders>
+            <w:shd w:val="clear" w:color="auto" w:fill="FAF1EC"/>
+          </w:tcPr>
+          <w:p>
+            <w:pPr>
+              <w:jc w:val="center"/>
+              <w:rPr>
+                <w:rFonts w:ascii="Cambria" w:hAnsi="Cambria" w:cstheme="majorBidi"/>
+                <w:b/>
+                <w:bCs/>
+                <w:color w:val="9B6D86"/>
+                <w:sz w:val="28"/>
+                <w:szCs w:val="28"/>
+              </w:rPr>
+            </w:pPr>
+          </w:p>
+          <w:p>
+            <w:pPr>
+              <w:jc w:val="center"/>
+              <w:rPr>
+                <w:rFonts w:ascii="Cambria" w:hAnsi="Cambria" w:cstheme="majorBidi"/>
+                <w:b/>
+                <w:bCs/>
+                <w:color w:val="9B6D86"/>
+                <w:sz w:val="28"/>
+                <w:szCs w:val="28"/>
+              </w:rPr>
+            </w:pPr>
+            <w:r>
+              <w:rPr>
+                <w:rFonts w:ascii="Cambria" w:hAnsi="Cambria" w:cstheme="majorBidi"/>
+                <w:b/>
+                <w:bCs/>
+                <w:color w:val="9B6D86"/>
+                <w:sz w:val="28"/>
+                <w:szCs w:val="28"/>
+              </w:rPr>
+              <w:t>Like a Comment</w:t>
+            </w:r>
+          </w:p>
+        </w:tc>
+        <w:tc>
+          <w:tcPr>
+            <w:tcW w:w="2765" w:type="dxa"/>
+          </w:tcPr>
+          <w:p>
+            <w:pPr>
+              <w:jc w:val="center"/>
+              <w:rPr>
+                <w:rFonts w:ascii="Segoe UI Emoji" w:hAnsi="Segoe UI Emoji" w:cs="Segoe UI Emoji"/>
+                <w:b/>
+                <w:bCs/>
+                <w:color w:val="764B79"/>
+                <w:sz w:val="32"/>
+                <w:szCs w:val="32"/>
+              </w:rPr>
+            </w:pPr>
+          </w:p>
+          <w:p>
+            <w:pPr>
+              <w:jc w:val="center"/>
+              <w:rPr>
+                <w:rFonts w:ascii="Segoe UI Emoji" w:hAnsi="Segoe UI Emoji" w:cs="Segoe UI Emoji"/>
+                <w:b/>
+                <w:bCs/>
+                <w:color w:val="764B79"/>
+                <w:sz w:val="32"/>
+                <w:szCs w:val="32"/>
+              </w:rPr>
+            </w:pPr>
+            <w:r>
+              <w:rPr>
+                <w:rFonts w:ascii="Segoe UI Emoji" w:hAnsi="Segoe UI Emoji" w:cs="Segoe UI Emoji"/>
+                <w:b/>
+                <w:bCs/>
+                <w:color w:val="764B79"/>
+                <w:sz w:val="32"/>
+                <w:szCs w:val="32"/>
+              </w:rPr>
+              <w:t>✅</w:t>
+            </w:r>
+          </w:p>
+        </w:tc>
+        <w:tc>
+          <w:tcPr>
+            <w:tcW w:w="3736" w:type="dxa"/>
+            <w:tcBorders>
+              <w:right w:val="single" w:sz="8" w:space="0" w:color="4D3A6A"/>
+            </w:tcBorders>
+          </w:tcPr>
+          <w:p>
+            <w:pPr>
+              <w:jc w:val="center"/>
+              <w:rPr>
+                <w:rFonts w:ascii="Cambria" w:hAnsi="Cambria" w:cstheme="majorBidi"/>
+                <w:color w:val="764B79"/>
+                <w:sz w:val="24"/>
+                <w:szCs w:val="24"/>
+              </w:rPr>
+            </w:pPr>
+          </w:p>
+          <w:p>
+            <w:pPr>
+              <w:jc w:val="center"/>
+              <w:rPr>
+                <w:rFonts w:ascii="Cambria" w:hAnsi="Cambria" w:cstheme="majorBidi"/>
+                <w:color w:val="764B79"/>
+                <w:sz w:val="24"/>
+                <w:szCs w:val="24"/>
+              </w:rPr>
+            </w:pPr>
+            <w:r>
+              <w:rPr>
+                <w:rFonts w:ascii="Cambria" w:hAnsi="Cambria" w:cstheme="majorBidi"/>
+                <w:color w:val="764B79"/>
+                <w:sz w:val="24"/>
+                <w:szCs w:val="24"/>
+              </w:rPr>
+              <w:t>Each user can like / unlike comments</w:t>
+            </w:r>
+          </w:p>
+        </w:tc>
+      </w:tr>
+      <w:tr>
+        <w:trPr>
+          <w:trHeight w:val="989"/>
+        </w:trPr>
+        <w:tc>
+          <w:tcPr>
+            <w:tcW w:w="4029" w:type="dxa"/>
+            <w:tcBorders>
+              <w:left w:val="single" w:sz="8" w:space="0" w:color="4D3A6A"/>
+            </w:tcBorders>
+            <w:shd w:val="clear" w:color="auto" w:fill="FAF1EC"/>
+          </w:tcPr>
+          <w:p>
+            <w:pPr>
+              <w:jc w:val="center"/>
+              <w:rPr>
+                <w:rFonts w:ascii="Cambria" w:hAnsi="Cambria" w:cstheme="majorBidi"/>
+                <w:b/>
+                <w:bCs/>
+                <w:color w:val="9B6D86"/>
+                <w:sz w:val="28"/>
+                <w:szCs w:val="28"/>
+              </w:rPr>
+            </w:pPr>
+          </w:p>
+          <w:p>
+            <w:pPr>
+              <w:jc w:val="center"/>
+              <w:rPr>
+                <w:rFonts w:ascii="Cambria" w:hAnsi="Cambria" w:cstheme="majorBidi"/>
+                <w:b/>
+                <w:bCs/>
+                <w:color w:val="9B6D86"/>
+                <w:sz w:val="28"/>
+                <w:szCs w:val="28"/>
+              </w:rPr>
+            </w:pPr>
+            <w:r>
+              <w:rPr>
+                <w:rFonts w:ascii="Cambria" w:hAnsi="Cambria" w:cstheme="majorBidi"/>
+                <w:b/>
+                <w:bCs/>
+                <w:color w:val="9B6D86"/>
+                <w:sz w:val="28"/>
+                <w:szCs w:val="28"/>
+              </w:rPr>
+              <w:t>Delete a Comment</w:t>
+            </w:r>
+          </w:p>
+        </w:tc>
+        <w:tc>
+          <w:tcPr>
+            <w:tcW w:w="2765" w:type="dxa"/>
+          </w:tcPr>
+          <w:p>
+            <w:pPr>
+              <w:jc w:val="center"/>
+              <w:rPr>
+                <w:rFonts w:ascii="Segoe UI Emoji" w:hAnsi="Segoe UI Emoji" w:cs="Segoe UI Emoji"/>
+                <w:b/>
+                <w:bCs/>
+                <w:color w:val="764B79"/>
+                <w:sz w:val="32"/>
+                <w:szCs w:val="32"/>
+              </w:rPr>
+            </w:pPr>
+          </w:p>
+          <w:p>
+            <w:pPr>
+              <w:jc w:val="center"/>
+              <w:rPr>
+                <w:rFonts w:ascii="Segoe UI Emoji" w:hAnsi="Segoe UI Emoji" w:cs="Segoe UI Emoji"/>
+                <w:b/>
+                <w:bCs/>
+                <w:color w:val="764B79"/>
+                <w:sz w:val="32"/>
+                <w:szCs w:val="32"/>
+              </w:rPr>
+            </w:pPr>
+            <w:r>
+              <w:rPr>
+                <w:rFonts w:ascii="Segoe UI Emoji" w:hAnsi="Segoe UI Emoji" w:cs="Segoe UI Emoji"/>
+                <w:b/>
+                <w:bCs/>
+                <w:color w:val="764B79"/>
+                <w:sz w:val="32"/>
+                <w:szCs w:val="32"/>
+              </w:rPr>
+              <w:t>✅</w:t>
+            </w:r>
+          </w:p>
+        </w:tc>
+        <w:tc>
+          <w:tcPr>
+            <w:tcW w:w="3736" w:type="dxa"/>
+            <w:tcBorders>
+              <w:right w:val="single" w:sz="8" w:space="0" w:color="4D3A6A"/>
+            </w:tcBorders>
+          </w:tcPr>
+          <w:p>
+            <w:pPr>
+              <w:jc w:val="center"/>
+              <w:rPr>
+                <w:rFonts w:ascii="Cambria" w:hAnsi="Cambria" w:cstheme="majorBidi"/>
+                <w:color w:val="764B79"/>
+                <w:sz w:val="24"/>
+                <w:szCs w:val="24"/>
+              </w:rPr>
+            </w:pPr>
+          </w:p>
+          <w:p>
+            <w:pPr>
+              <w:jc w:val="center"/>
+              <w:rPr>
+                <w:rFonts w:ascii="Cambria" w:hAnsi="Cambria" w:cstheme="majorBidi"/>
+                <w:color w:val="764B79"/>
+                <w:sz w:val="24"/>
+                <w:szCs w:val="24"/>
+              </w:rPr>
+            </w:pPr>
+            <w:r>
+              <w:rPr>
+                <w:rFonts w:ascii="Cambria" w:hAnsi="Cambria" w:cstheme="majorBidi"/>
+                <w:color w:val="764B79"/>
+                <w:sz w:val="24"/>
+                <w:szCs w:val="24"/>
+              </w:rPr>
+              <w:t>Only comment owner can delete</w:t>
             </w:r>
           </w:p>
         </w:tc>
@@ -2784,7 +3363,29 @@
                 <w:sz w:val="28"/>
                 <w:szCs w:val="28"/>
               </w:rPr>
-              <w:t>Follow Users</w:t>
+              <w:t>Follow</w:t>
+            </w:r>
+            <w:r>
+              <w:rPr>
+                <w:rFonts w:ascii="Cambria" w:hAnsi="Cambria" w:cstheme="majorBidi"/>
+                <w:b/>
+                <w:bCs/>
+                <w:color w:val="9B6D86"/>
+                <w:sz w:val="28"/>
+                <w:szCs w:val="28"/>
+              </w:rPr>
+              <w:t xml:space="preserve"> / Unfollow</w:t>
+            </w:r>
+            <w:r>
+              <w:rPr>
+                <w:rFonts w:ascii="Cambria" w:hAnsi="Cambria" w:cstheme="majorBidi"/>
+                <w:b/>
+                <w:bCs/>
+                <w:color w:val="9B6D86"/>
+                <w:sz w:val="28"/>
+                <w:szCs w:val="28"/>
+              </w:rPr>
+              <w:t xml:space="preserve"> Users</w:t>
             </w:r>
           </w:p>
           <w:p>
@@ -2878,25 +3479,271 @@
                 <w:sz w:val="24"/>
                 <w:szCs w:val="24"/>
               </w:rPr>
-              <w:t>Follow/</w:t>
+              <w:t>Updates follower &amp; following lists</w:t>
             </w:r>
+          </w:p>
+        </w:tc>
+      </w:tr>
+      <w:tr>
+        <w:trPr>
+          <w:trHeight w:val="962"/>
+        </w:trPr>
+        <w:tc>
+          <w:tcPr>
+            <w:tcW w:w="4029" w:type="dxa"/>
+            <w:tcBorders>
+              <w:left w:val="single" w:sz="8" w:space="0" w:color="4D3A6A"/>
+            </w:tcBorders>
+            <w:shd w:val="clear" w:color="auto" w:fill="FAF1EC"/>
+          </w:tcPr>
+          <w:p>
+            <w:pPr>
+              <w:jc w:val="center"/>
+              <w:rPr>
+                <w:rFonts w:ascii="Cambria" w:hAnsi="Cambria" w:cstheme="majorBidi"/>
+                <w:b/>
+                <w:bCs/>
+                <w:color w:val="9B6D86"/>
+                <w:sz w:val="28"/>
+                <w:szCs w:val="28"/>
+              </w:rPr>
+            </w:pPr>
+          </w:p>
+          <w:p>
+            <w:pPr>
+              <w:jc w:val="center"/>
+              <w:rPr>
+                <w:rFonts w:ascii="Cambria" w:hAnsi="Cambria" w:cstheme="majorBidi"/>
+                <w:b/>
+                <w:bCs/>
+                <w:color w:val="9B6D86"/>
+                <w:sz w:val="28"/>
+                <w:szCs w:val="28"/>
+              </w:rPr>
+            </w:pPr>
             <w:r>
+              <w:rPr>
+                <w:rFonts w:ascii="Cambria" w:hAnsi="Cambria" w:cstheme="majorBidi"/>
+                <w:b/>
+                <w:bCs/>
+                <w:color w:val="9B6D86"/>
+                <w:sz w:val="28"/>
+                <w:szCs w:val="28"/>
+              </w:rPr>
+              <w:t>View other profiles</w:t>
+            </w:r>
+          </w:p>
+        </w:tc>
+        <w:tc>
+          <w:tcPr>
+            <w:tcW w:w="2765" w:type="dxa"/>
+          </w:tcPr>
+          <w:p>
+            <w:pPr>
+              <w:jc w:val="center"/>
+              <w:rPr>
+                <w:rFonts w:ascii="Segoe UI Emoji" w:hAnsi="Segoe UI Emoji" w:cs="Segoe UI Emoji"/>
+                <w:b/>
+                <w:bCs/>
+                <w:color w:val="764B79"/>
+                <w:sz w:val="32"/>
+                <w:szCs w:val="32"/>
+              </w:rPr>
+            </w:pPr>
+          </w:p>
+          <w:p>
+            <w:pPr>
+              <w:jc w:val="center"/>
+              <w:rPr>
+                <w:rFonts w:ascii="Segoe UI Emoji" w:hAnsi="Segoe UI Emoji" w:cs="Segoe UI Emoji"/>
+                <w:b/>
+                <w:bCs/>
+                <w:color w:val="764B79"/>
+                <w:sz w:val="32"/>
+                <w:szCs w:val="32"/>
+              </w:rPr>
+            </w:pPr>
+            <w:r>
+              <w:rPr>
+                <w:rFonts w:ascii="Segoe UI Emoji" w:hAnsi="Segoe UI Emoji" w:cs="Segoe UI Emoji"/>
+                <w:b/>
+                <w:bCs/>
+                <w:color w:val="764B79"/>
+                <w:sz w:val="32"/>
+                <w:szCs w:val="32"/>
+              </w:rPr>
+              <w:t>✅</w:t>
+            </w:r>
+          </w:p>
+        </w:tc>
+        <w:tc>
+          <w:tcPr>
+            <w:tcW w:w="3736" w:type="dxa"/>
+            <w:tcBorders>
+              <w:right w:val="single" w:sz="8" w:space="0" w:color="4D3A6A"/>
+            </w:tcBorders>
+          </w:tcPr>
+          <w:p>
+            <w:pPr>
+              <w:jc w:val="center"/>
               <w:rPr>
                 <w:rFonts w:ascii="Cambria" w:hAnsi="Cambria" w:cstheme="majorBidi"/>
                 <w:color w:val="764B79"/>
                 <w:sz w:val="24"/>
                 <w:szCs w:val="24"/>
               </w:rPr>
-              <w:t>U</w:t>
-            </w:r>
-            <w:r>
+            </w:pPr>
+          </w:p>
+          <w:p>
+            <w:pPr>
+              <w:jc w:val="center"/>
               <w:rPr>
                 <w:rFonts w:ascii="Cambria" w:hAnsi="Cambria" w:cstheme="majorBidi"/>
                 <w:color w:val="764B79"/>
                 <w:sz w:val="24"/>
                 <w:szCs w:val="24"/>
               </w:rPr>
-              <w:t>nfollow other users</w:t>
+            </w:pPr>
+            <w:r>
+              <w:rPr>
+                <w:rFonts w:ascii="Cambria" w:hAnsi="Cambria" w:cstheme="majorBidi"/>
+                <w:color w:val="764B79"/>
+                <w:sz w:val="24"/>
+                <w:szCs w:val="24"/>
+              </w:rPr>
+              <w:t>Click the name on the post to open their profile</w:t>
+            </w:r>
+          </w:p>
+        </w:tc>
+      </w:tr>
+      <w:tr>
+        <w:trPr>
+          <w:trHeight w:val="962"/>
+        </w:trPr>
+        <w:tc>
+          <w:tcPr>
+            <w:tcW w:w="4029" w:type="dxa"/>
+            <w:tcBorders>
+              <w:left w:val="single" w:sz="8" w:space="0" w:color="4D3A6A"/>
+            </w:tcBorders>
+            <w:shd w:val="clear" w:color="auto" w:fill="FAF1EC"/>
+          </w:tcPr>
+          <w:p>
+            <w:pPr>
+              <w:jc w:val="center"/>
+              <w:rPr>
+                <w:rFonts w:ascii="Cambria" w:hAnsi="Cambria" w:cstheme="majorBidi"/>
+                <w:b/>
+                <w:bCs/>
+                <w:color w:val="9B6D86"/>
+                <w:sz w:val="28"/>
+                <w:szCs w:val="28"/>
+              </w:rPr>
+            </w:pPr>
+          </w:p>
+          <w:p>
+            <w:pPr>
+              <w:jc w:val="center"/>
+              <w:rPr>
+                <w:rFonts w:ascii="Cambria" w:hAnsi="Cambria" w:cstheme="majorBidi"/>
+                <w:b/>
+                <w:bCs/>
+                <w:color w:val="9B6D86"/>
+                <w:sz w:val="28"/>
+                <w:szCs w:val="28"/>
+              </w:rPr>
+            </w:pPr>
+            <w:r>
+              <w:rPr>
+                <w:rFonts w:ascii="Cambria" w:hAnsi="Cambria" w:cstheme="majorBidi"/>
+                <w:b/>
+                <w:bCs/>
+                <w:color w:val="9B6D86"/>
+                <w:sz w:val="28"/>
+                <w:szCs w:val="28"/>
+              </w:rPr>
+              <w:t>Interact on any Profile</w:t>
+            </w:r>
+          </w:p>
+        </w:tc>
+        <w:tc>
+          <w:tcPr>
+            <w:tcW w:w="2765" w:type="dxa"/>
+          </w:tcPr>
+          <w:p>
+            <w:pPr>
+              <w:jc w:val="center"/>
+              <w:rPr>
+                <w:rFonts w:ascii="Segoe UI Emoji" w:hAnsi="Segoe UI Emoji" w:cs="Segoe UI Emoji"/>
+                <w:b/>
+                <w:bCs/>
+                <w:color w:val="764B79"/>
+                <w:sz w:val="32"/>
+                <w:szCs w:val="32"/>
+              </w:rPr>
+            </w:pPr>
+          </w:p>
+          <w:p>
+            <w:pPr>
+              <w:jc w:val="center"/>
+              <w:rPr>
+                <w:rFonts w:ascii="Segoe UI Emoji" w:hAnsi="Segoe UI Emoji" w:cs="Segoe UI Emoji"/>
+                <w:b/>
+                <w:bCs/>
+                <w:color w:val="764B79"/>
+                <w:sz w:val="32"/>
+                <w:szCs w:val="32"/>
+              </w:rPr>
+            </w:pPr>
+            <w:r>
+              <w:rPr>
+                <w:rFonts w:ascii="Segoe UI Emoji" w:hAnsi="Segoe UI Emoji" w:cs="Segoe UI Emoji"/>
+                <w:b/>
+                <w:bCs/>
+                <w:color w:val="764B79"/>
+                <w:sz w:val="32"/>
+                <w:szCs w:val="32"/>
+              </w:rPr>
+              <w:t>✅</w:t>
+            </w:r>
+          </w:p>
+        </w:tc>
+        <w:tc>
+          <w:tcPr>
+            <w:tcW w:w="3736" w:type="dxa"/>
+            <w:tcBorders>
+              <w:right w:val="single" w:sz="8" w:space="0" w:color="4D3A6A"/>
+            </w:tcBorders>
+          </w:tcPr>
+          <w:p>
+            <w:pPr>
+              <w:jc w:val="center"/>
+              <w:rPr>
+                <w:rFonts w:ascii="Cambria" w:hAnsi="Cambria" w:cstheme="majorBidi"/>
+                <w:color w:val="764B79"/>
+                <w:sz w:val="24"/>
+                <w:szCs w:val="24"/>
+              </w:rPr>
+            </w:pPr>
+          </w:p>
+          <w:p>
+            <w:pPr>
+              <w:jc w:val="center"/>
+              <w:rPr>
+                <w:rFonts w:ascii="Cambria" w:hAnsi="Cambria" w:cstheme="majorBidi"/>
+                <w:color w:val="764B79"/>
+                <w:sz w:val="24"/>
+                <w:szCs w:val="24"/>
+              </w:rPr>
+            </w:pPr>
+            <w:r>
+              <w:rPr>
+                <w:rFonts w:ascii="Cambria" w:hAnsi="Cambria" w:cstheme="majorBidi"/>
+                <w:color w:val="764B79"/>
+                <w:sz w:val="24"/>
+                <w:szCs w:val="24"/>
+              </w:rPr>
+              <w:t>Can like &amp; comment as current user</w:t>
             </w:r>
           </w:p>
         </w:tc>
@@ -2910,7 +3757,6 @@
             <w:tcW w:w="4029" w:type="dxa"/>
             <w:tcBorders>
               <w:left w:val="single" w:sz="8" w:space="0" w:color="4D3A6A"/>
-              <w:bottom w:val="single" w:sz="8" w:space="0" w:color="4D3A6A"/>
             </w:tcBorders>
             <w:shd w:val="clear" w:color="auto" w:fill="FAF1EC"/>
           </w:tcPr>
@@ -2948,16 +3794,13 @@
                 <w:sz w:val="28"/>
                 <w:szCs w:val="28"/>
               </w:rPr>
-              <w:t>Edit Profile</w:t>
+              <w:t>Filter &amp; Search Posts</w:t>
             </w:r>
           </w:p>
         </w:tc>
         <w:tc>
           <w:tcPr>
             <w:tcW w:w="2765" w:type="dxa"/>
-            <w:tcBorders>
-              <w:bottom w:val="single" w:sz="8" w:space="0" w:color="4D3A6A"/>
-            </w:tcBorders>
           </w:tcPr>
           <w:p>
             <w:pPr>
@@ -3001,7 +3844,6 @@
           <w:tcPr>
             <w:tcW w:w="3736" w:type="dxa"/>
             <w:tcBorders>
-              <w:bottom w:val="single" w:sz="8" w:space="0" w:color="4D3A6A"/>
               <w:right w:val="single" w:sz="8" w:space="0" w:color="4D3A6A"/>
             </w:tcBorders>
           </w:tcPr>
@@ -3033,16 +3875,271 @@
                 <w:sz w:val="24"/>
                 <w:szCs w:val="24"/>
               </w:rPr>
-              <w:t>Updates name, username, photo</w:t>
+              <w:t>Filter by author or book with suggestions</w:t>
             </w:r>
+          </w:p>
+        </w:tc>
+      </w:tr>
+      <w:tr>
+        <w:trPr>
+          <w:trHeight w:val="926"/>
+        </w:trPr>
+        <w:tc>
+          <w:tcPr>
+            <w:tcW w:w="4029" w:type="dxa"/>
+            <w:tcBorders>
+              <w:left w:val="single" w:sz="8" w:space="0" w:color="4D3A6A"/>
+            </w:tcBorders>
+            <w:shd w:val="clear" w:color="auto" w:fill="FAF1EC"/>
+          </w:tcPr>
+          <w:p>
+            <w:pPr>
+              <w:jc w:val="center"/>
+              <w:rPr>
+                <w:rFonts w:ascii="Cambria" w:hAnsi="Cambria" w:cstheme="majorBidi"/>
+                <w:b/>
+                <w:bCs/>
+                <w:color w:val="9B6D86"/>
+                <w:sz w:val="28"/>
+                <w:szCs w:val="28"/>
+              </w:rPr>
+            </w:pPr>
+          </w:p>
+          <w:p>
+            <w:pPr>
+              <w:jc w:val="center"/>
+              <w:rPr>
+                <w:rFonts w:ascii="Cambria" w:hAnsi="Cambria" w:cstheme="majorBidi"/>
+                <w:b/>
+                <w:bCs/>
+                <w:color w:val="9B6D86"/>
+                <w:sz w:val="28"/>
+                <w:szCs w:val="28"/>
+              </w:rPr>
+            </w:pPr>
             <w:r>
+              <w:rPr>
+                <w:rFonts w:ascii="Cambria" w:hAnsi="Cambria" w:cstheme="majorBidi"/>
+                <w:b/>
+                <w:bCs/>
+                <w:color w:val="9B6D86"/>
+                <w:sz w:val="28"/>
+                <w:szCs w:val="28"/>
+              </w:rPr>
+              <w:t>Dark mode Toggle</w:t>
+            </w:r>
+          </w:p>
+        </w:tc>
+        <w:tc>
+          <w:tcPr>
+            <w:tcW w:w="2765" w:type="dxa"/>
+          </w:tcPr>
+          <w:p>
+            <w:pPr>
+              <w:jc w:val="center"/>
+              <w:rPr>
+                <w:rFonts w:ascii="Segoe UI Emoji" w:hAnsi="Segoe UI Emoji" w:cs="Segoe UI Emoji"/>
+                <w:b/>
+                <w:bCs/>
+                <w:color w:val="764B79"/>
+                <w:sz w:val="32"/>
+                <w:szCs w:val="32"/>
+              </w:rPr>
+            </w:pPr>
+          </w:p>
+          <w:p>
+            <w:pPr>
+              <w:jc w:val="center"/>
+              <w:rPr>
+                <w:rFonts w:ascii="Segoe UI Emoji" w:hAnsi="Segoe UI Emoji" w:cs="Segoe UI Emoji"/>
+                <w:b/>
+                <w:bCs/>
+                <w:color w:val="764B79"/>
+                <w:sz w:val="32"/>
+                <w:szCs w:val="32"/>
+              </w:rPr>
+            </w:pPr>
+            <w:r>
+              <w:rPr>
+                <w:rFonts w:ascii="Segoe UI Emoji" w:hAnsi="Segoe UI Emoji" w:cs="Segoe UI Emoji"/>
+                <w:b/>
+                <w:bCs/>
+                <w:color w:val="764B79"/>
+                <w:sz w:val="32"/>
+                <w:szCs w:val="32"/>
+              </w:rPr>
+              <w:t>✅</w:t>
+            </w:r>
+          </w:p>
+        </w:tc>
+        <w:tc>
+          <w:tcPr>
+            <w:tcW w:w="3736" w:type="dxa"/>
+            <w:tcBorders>
+              <w:right w:val="single" w:sz="8" w:space="0" w:color="4D3A6A"/>
+            </w:tcBorders>
+          </w:tcPr>
+          <w:p>
+            <w:pPr>
+              <w:jc w:val="center"/>
               <w:rPr>
                 <w:rFonts w:ascii="Cambria" w:hAnsi="Cambria" w:cstheme="majorBidi"/>
                 <w:color w:val="764B79"/>
                 <w:sz w:val="24"/>
                 <w:szCs w:val="24"/>
               </w:rPr>
-              <w:t>, bio</w:t>
+            </w:pPr>
+          </w:p>
+          <w:p>
+            <w:pPr>
+              <w:jc w:val="center"/>
+              <w:rPr>
+                <w:rFonts w:ascii="Cambria" w:hAnsi="Cambria" w:cstheme="majorBidi"/>
+                <w:color w:val="764B79"/>
+                <w:sz w:val="24"/>
+                <w:szCs w:val="24"/>
+              </w:rPr>
+            </w:pPr>
+            <w:r>
+              <w:rPr>
+                <w:rFonts w:ascii="Cambria" w:hAnsi="Cambria" w:cstheme="majorBidi"/>
+                <w:color w:val="764B79"/>
+                <w:sz w:val="24"/>
+                <w:szCs w:val="24"/>
+              </w:rPr>
+              <w:t>Saves preference in localStorage</w:t>
+            </w:r>
+          </w:p>
+        </w:tc>
+      </w:tr>
+      <w:tr>
+        <w:trPr>
+          <w:trHeight w:val="926"/>
+        </w:trPr>
+        <w:tc>
+          <w:tcPr>
+            <w:tcW w:w="4029" w:type="dxa"/>
+            <w:tcBorders>
+              <w:left w:val="single" w:sz="8" w:space="0" w:color="4D3A6A"/>
+            </w:tcBorders>
+            <w:shd w:val="clear" w:color="auto" w:fill="FAF1EC"/>
+          </w:tcPr>
+          <w:p>
+            <w:pPr>
+              <w:jc w:val="center"/>
+              <w:rPr>
+                <w:rFonts w:ascii="Cambria" w:hAnsi="Cambria" w:cstheme="majorBidi"/>
+                <w:b/>
+                <w:bCs/>
+                <w:color w:val="9B6D86"/>
+                <w:sz w:val="28"/>
+                <w:szCs w:val="28"/>
+              </w:rPr>
+            </w:pPr>
+          </w:p>
+          <w:p>
+            <w:pPr>
+              <w:jc w:val="center"/>
+              <w:rPr>
+                <w:rFonts w:ascii="Cambria" w:hAnsi="Cambria" w:cstheme="majorBidi"/>
+                <w:b/>
+                <w:bCs/>
+                <w:color w:val="9B6D86"/>
+                <w:sz w:val="28"/>
+                <w:szCs w:val="28"/>
+              </w:rPr>
+            </w:pPr>
+            <w:r>
+              <w:rPr>
+                <w:rFonts w:ascii="Cambria" w:hAnsi="Cambria" w:cstheme="majorBidi"/>
+                <w:b/>
+                <w:bCs/>
+                <w:color w:val="9B6D86"/>
+                <w:sz w:val="28"/>
+                <w:szCs w:val="28"/>
+              </w:rPr>
+              <w:t>Navigation system</w:t>
+            </w:r>
+          </w:p>
+        </w:tc>
+        <w:tc>
+          <w:tcPr>
+            <w:tcW w:w="2765" w:type="dxa"/>
+          </w:tcPr>
+          <w:p>
+            <w:pPr>
+              <w:jc w:val="center"/>
+              <w:rPr>
+                <w:rFonts w:ascii="Segoe UI Emoji" w:hAnsi="Segoe UI Emoji" w:cs="Segoe UI Emoji"/>
+                <w:b/>
+                <w:bCs/>
+                <w:color w:val="764B79"/>
+                <w:sz w:val="32"/>
+                <w:szCs w:val="32"/>
+              </w:rPr>
+            </w:pPr>
+          </w:p>
+          <w:p>
+            <w:pPr>
+              <w:jc w:val="center"/>
+              <w:rPr>
+                <w:rFonts w:ascii="Segoe UI Emoji" w:hAnsi="Segoe UI Emoji" w:cs="Segoe UI Emoji"/>
+                <w:b/>
+                <w:bCs/>
+                <w:color w:val="764B79"/>
+                <w:sz w:val="32"/>
+                <w:szCs w:val="32"/>
+              </w:rPr>
+            </w:pPr>
+            <w:r>
+              <w:rPr>
+                <w:rFonts w:ascii="Segoe UI Emoji" w:hAnsi="Segoe UI Emoji" w:cs="Segoe UI Emoji"/>
+                <w:b/>
+                <w:bCs/>
+                <w:color w:val="764B79"/>
+                <w:sz w:val="32"/>
+                <w:szCs w:val="32"/>
+              </w:rPr>
+              <w:t>✅</w:t>
+            </w:r>
+          </w:p>
+        </w:tc>
+        <w:tc>
+          <w:tcPr>
+            <w:tcW w:w="3736" w:type="dxa"/>
+            <w:tcBorders>
+              <w:right w:val="single" w:sz="8" w:space="0" w:color="4D3A6A"/>
+            </w:tcBorders>
+          </w:tcPr>
+          <w:p>
+            <w:pPr>
+              <w:jc w:val="center"/>
+              <w:rPr>
+                <w:rFonts w:ascii="Cambria" w:hAnsi="Cambria" w:cstheme="majorBidi"/>
+                <w:color w:val="764B79"/>
+                <w:sz w:val="24"/>
+                <w:szCs w:val="24"/>
+              </w:rPr>
+            </w:pPr>
+          </w:p>
+          <w:p>
+            <w:pPr>
+              <w:jc w:val="center"/>
+              <w:rPr>
+                <w:rFonts w:ascii="Cambria" w:hAnsi="Cambria" w:cstheme="majorBidi"/>
+                <w:color w:val="764B79"/>
+                <w:sz w:val="24"/>
+                <w:szCs w:val="24"/>
+              </w:rPr>
+            </w:pPr>
+            <w:r>
+              <w:rPr>
+                <w:rFonts w:ascii="Cambria" w:hAnsi="Cambria" w:cstheme="majorBidi"/>
+                <w:color w:val="764B79"/>
+                <w:sz w:val="24"/>
+                <w:szCs w:val="24"/>
+              </w:rPr>
+              <w:t>Dynamic navigation {username shown when logge in}</w:t>
             </w:r>
           </w:p>
         </w:tc>
@@ -3294,6 +4391,17 @@
           <w:sz w:val="28"/>
           <w:szCs w:val="28"/>
         </w:rPr>
+        <w:t xml:space="preserve"> / Sign Up</w:t>
+      </w:r>
+      <w:r>
+        <w:rPr>
+          <w:rFonts w:ascii="Cambria" w:hAnsi="Cambria" w:cstheme="majorBidi"/>
+          <w:b/>
+          <w:bCs/>
+          <w:color w:val="9B6D86"/>
+          <w:sz w:val="28"/>
+          <w:szCs w:val="28"/>
+        </w:rPr>
         <w:t>:</w:t>
       </w:r>
     </w:p>
@@ -3307,16 +4415,16 @@
         <w:rPr>
           <w:rFonts w:ascii="Cambria" w:hAnsi="Cambria" w:cstheme="majorBidi"/>
           <w:color w:val="9B6D86"/>
-          <w:sz w:val="28"/>
-          <w:szCs w:val="28"/>
-        </w:rPr>
-      </w:pPr>
-      <w:r>
-        <w:rPr>
-          <w:rFonts w:ascii="Cambria" w:hAnsi="Cambria" w:cstheme="majorBidi"/>
-          <w:color w:val="9B6D86"/>
-          <w:sz w:val="28"/>
-          <w:szCs w:val="28"/>
+          <w:sz w:val="24"/>
+          <w:szCs w:val="24"/>
+        </w:rPr>
+      </w:pPr>
+      <w:r>
+        <w:rPr>
+          <w:rFonts w:ascii="Cambria" w:hAnsi="Cambria" w:cstheme="majorBidi"/>
+          <w:color w:val="9B6D86"/>
+          <w:sz w:val="24"/>
+          <w:szCs w:val="24"/>
         </w:rPr>
         <w:t>Open the Sign Up page.</w:t>
       </w:r>
@@ -3331,25 +4439,61 @@
         <w:rPr>
           <w:rFonts w:ascii="Cambria" w:hAnsi="Cambria" w:cstheme="majorBidi"/>
           <w:color w:val="9B6D86"/>
-          <w:sz w:val="28"/>
-          <w:szCs w:val="28"/>
-        </w:rPr>
-      </w:pPr>
-      <w:r>
-        <w:rPr>
-          <w:rFonts w:ascii="Cambria" w:hAnsi="Cambria" w:cstheme="majorBidi"/>
-          <w:color w:val="9B6D86"/>
-          <w:sz w:val="28"/>
-          <w:szCs w:val="28"/>
-        </w:rPr>
-        <w:t>Enter the required information: Username, Email,</w:t>
-      </w:r>
-      <w:r>
-        <w:rPr>
-          <w:rFonts w:ascii="Cambria" w:hAnsi="Cambria" w:cstheme="majorBidi"/>
-          <w:color w:val="9B6D86"/>
-          <w:sz w:val="28"/>
-          <w:szCs w:val="28"/>
+          <w:sz w:val="24"/>
+          <w:szCs w:val="24"/>
+        </w:rPr>
+      </w:pPr>
+      <w:r>
+        <w:rPr>
+          <w:rFonts w:ascii="Cambria" w:hAnsi="Cambria" w:cstheme="majorBidi"/>
+          <w:color w:val="9B6D86"/>
+          <w:sz w:val="24"/>
+          <w:szCs w:val="24"/>
+        </w:rPr>
+        <w:t xml:space="preserve">Enter the required information: </w:t>
+      </w:r>
+      <w:r>
+        <w:rPr>
+          <w:rFonts w:ascii="Cambria" w:hAnsi="Cambria" w:cstheme="majorBidi"/>
+          <w:color w:val="9B6D86"/>
+          <w:sz w:val="24"/>
+          <w:szCs w:val="24"/>
+        </w:rPr>
+        <w:t>u</w:t>
+      </w:r>
+      <w:r>
+        <w:rPr>
+          <w:rFonts w:ascii="Cambria" w:hAnsi="Cambria" w:cstheme="majorBidi"/>
+          <w:color w:val="9B6D86"/>
+          <w:sz w:val="24"/>
+          <w:szCs w:val="24"/>
+        </w:rPr>
+        <w:t xml:space="preserve">sername, </w:t>
+      </w:r>
+      <w:r>
+        <w:rPr>
+          <w:rFonts w:ascii="Cambria" w:hAnsi="Cambria" w:cstheme="majorBidi"/>
+          <w:color w:val="9B6D86"/>
+          <w:sz w:val="24"/>
+          <w:szCs w:val="24"/>
+        </w:rPr>
+        <w:t>e</w:t>
+      </w:r>
+      <w:r>
+        <w:rPr>
+          <w:rFonts w:ascii="Cambria" w:hAnsi="Cambria" w:cstheme="majorBidi"/>
+          <w:color w:val="9B6D86"/>
+          <w:sz w:val="24"/>
+          <w:szCs w:val="24"/>
+        </w:rPr>
+        <w:t>mail,</w:t>
+      </w:r>
+      <w:r>
+        <w:rPr>
+          <w:rFonts w:ascii="Cambria" w:hAnsi="Cambria" w:cstheme="majorBidi"/>
+          <w:color w:val="9B6D86"/>
+          <w:sz w:val="24"/>
+          <w:szCs w:val="24"/>
         </w:rPr>
         <w:t xml:space="preserve"> and</w:t>
       </w:r>
@@ -3357,10 +4501,28 @@
         <w:rPr>
           <w:rFonts w:ascii="Cambria" w:hAnsi="Cambria" w:cstheme="majorBidi"/>
           <w:color w:val="9B6D86"/>
-          <w:sz w:val="28"/>
-          <w:szCs w:val="28"/>
-        </w:rPr>
-        <w:t xml:space="preserve"> Password, then click the Sign Up button.</w:t>
+          <w:sz w:val="24"/>
+          <w:szCs w:val="24"/>
+        </w:rPr>
+        <w:t xml:space="preserve"> </w:t>
+      </w:r>
+      <w:r>
+        <w:rPr>
+          <w:rFonts w:ascii="Cambria" w:hAnsi="Cambria" w:cstheme="majorBidi"/>
+          <w:color w:val="9B6D86"/>
+          <w:sz w:val="24"/>
+          <w:szCs w:val="24"/>
+        </w:rPr>
+        <w:t>p</w:t>
+      </w:r>
+      <w:r>
+        <w:rPr>
+          <w:rFonts w:ascii="Cambria" w:hAnsi="Cambria" w:cstheme="majorBidi"/>
+          <w:color w:val="9B6D86"/>
+          <w:sz w:val="24"/>
+          <w:szCs w:val="24"/>
+        </w:rPr>
+        <w:t>assword, then click Sign Up button.</w:t>
       </w:r>
     </w:p>
     <w:p>
@@ -3373,16 +4535,16 @@
         <w:rPr>
           <w:rFonts w:ascii="Cambria" w:hAnsi="Cambria" w:cstheme="majorBidi"/>
           <w:color w:val="9B6D86"/>
-          <w:sz w:val="28"/>
-          <w:szCs w:val="28"/>
-        </w:rPr>
-      </w:pPr>
-      <w:r>
-        <w:rPr>
-          <w:rFonts w:ascii="Cambria" w:hAnsi="Cambria" w:cstheme="majorBidi"/>
-          <w:color w:val="9B6D86"/>
-          <w:sz w:val="28"/>
-          <w:szCs w:val="28"/>
+          <w:sz w:val="24"/>
+          <w:szCs w:val="24"/>
+        </w:rPr>
+      </w:pPr>
+      <w:r>
+        <w:rPr>
+          <w:rFonts w:ascii="Cambria" w:hAnsi="Cambria" w:cstheme="majorBidi"/>
+          <w:color w:val="9B6D86"/>
+          <w:sz w:val="24"/>
+          <w:szCs w:val="24"/>
         </w:rPr>
         <w:t>The system checks if the username already exists. If it does, an error message is shown.</w:t>
       </w:r>
@@ -3397,16 +4559,16 @@
         <w:rPr>
           <w:rFonts w:ascii="Cambria" w:hAnsi="Cambria" w:cstheme="majorBidi"/>
           <w:color w:val="9B6D86"/>
-          <w:sz w:val="28"/>
-          <w:szCs w:val="28"/>
-        </w:rPr>
-      </w:pPr>
-      <w:r>
-        <w:rPr>
-          <w:rFonts w:ascii="Cambria" w:hAnsi="Cambria" w:cstheme="majorBidi"/>
-          <w:color w:val="9B6D86"/>
-          <w:sz w:val="28"/>
-          <w:szCs w:val="28"/>
+          <w:sz w:val="24"/>
+          <w:szCs w:val="24"/>
+        </w:rPr>
+      </w:pPr>
+      <w:r>
+        <w:rPr>
+          <w:rFonts w:ascii="Cambria" w:hAnsi="Cambria" w:cstheme="majorBidi"/>
+          <w:color w:val="9B6D86"/>
+          <w:sz w:val="24"/>
+          <w:szCs w:val="24"/>
         </w:rPr>
         <w:t>After successful registration, t</w:t>
       </w:r>
@@ -3414,8 +4576,8 @@
         <w:rPr>
           <w:rFonts w:ascii="Cambria" w:hAnsi="Cambria" w:cstheme="majorBidi"/>
           <w:color w:val="9B6D86"/>
-          <w:sz w:val="28"/>
-          <w:szCs w:val="28"/>
+          <w:sz w:val="24"/>
+          <w:szCs w:val="24"/>
         </w:rPr>
         <w:t>he account is stored locally in the browser using localStorage.</w:t>
       </w:r>
@@ -3430,16 +4592,16 @@
         <w:rPr>
           <w:rFonts w:ascii="Cambria" w:hAnsi="Cambria" w:cstheme="majorBidi"/>
           <w:color w:val="9B6D86"/>
-          <w:sz w:val="28"/>
-          <w:szCs w:val="28"/>
-        </w:rPr>
-      </w:pPr>
-      <w:r>
-        <w:rPr>
-          <w:rFonts w:ascii="Cambria" w:hAnsi="Cambria" w:cstheme="majorBidi"/>
-          <w:color w:val="9B6D86"/>
-          <w:sz w:val="28"/>
-          <w:szCs w:val="28"/>
+          <w:sz w:val="24"/>
+          <w:szCs w:val="24"/>
+        </w:rPr>
+      </w:pPr>
+      <w:r>
+        <w:rPr>
+          <w:rFonts w:ascii="Cambria" w:hAnsi="Cambria" w:cstheme="majorBidi"/>
+          <w:color w:val="9B6D86"/>
+          <w:sz w:val="24"/>
+          <w:szCs w:val="24"/>
         </w:rPr>
         <w:t>A success message appears</w:t>
       </w:r>
@@ -3447,8 +4609,8 @@
         <w:rPr>
           <w:rFonts w:ascii="Cambria" w:hAnsi="Cambria" w:cstheme="majorBidi"/>
           <w:color w:val="9B6D86"/>
-          <w:sz w:val="28"/>
-          <w:szCs w:val="28"/>
+          <w:sz w:val="24"/>
+          <w:szCs w:val="24"/>
         </w:rPr>
         <w:t>,</w:t>
       </w:r>
@@ -3456,8 +4618,8 @@
         <w:rPr>
           <w:rFonts w:ascii="Cambria" w:hAnsi="Cambria" w:cstheme="majorBidi"/>
           <w:color w:val="9B6D86"/>
-          <w:sz w:val="28"/>
-          <w:szCs w:val="28"/>
+          <w:sz w:val="24"/>
+          <w:szCs w:val="24"/>
         </w:rPr>
         <w:t xml:space="preserve"> and</w:t>
       </w:r>
@@ -3465,8 +4627,8 @@
         <w:rPr>
           <w:rFonts w:ascii="Cambria" w:hAnsi="Cambria" w:cstheme="majorBidi"/>
           <w:color w:val="9B6D86"/>
-          <w:sz w:val="28"/>
-          <w:szCs w:val="28"/>
+          <w:sz w:val="24"/>
+          <w:szCs w:val="24"/>
         </w:rPr>
         <w:t xml:space="preserve"> the user is</w:t>
       </w:r>
@@ -3474,8 +4636,8 @@
         <w:rPr>
           <w:rFonts w:ascii="Cambria" w:hAnsi="Cambria" w:cstheme="majorBidi"/>
           <w:color w:val="9B6D86"/>
-          <w:sz w:val="28"/>
-          <w:szCs w:val="28"/>
+          <w:sz w:val="24"/>
+          <w:szCs w:val="24"/>
         </w:rPr>
         <w:t xml:space="preserve"> automatically</w:t>
       </w:r>
@@ -3483,8 +4645,8 @@
         <w:rPr>
           <w:rFonts w:ascii="Cambria" w:hAnsi="Cambria" w:cstheme="majorBidi"/>
           <w:color w:val="9B6D86"/>
-          <w:sz w:val="28"/>
-          <w:szCs w:val="28"/>
+          <w:sz w:val="24"/>
+          <w:szCs w:val="24"/>
         </w:rPr>
         <w:t xml:space="preserve"> redirected to the Log In page.</w:t>
       </w:r>
@@ -3550,18 +4712,17 @@
         <w:rPr>
           <w:rFonts w:ascii="Cambria" w:hAnsi="Cambria" w:cstheme="majorBidi"/>
           <w:color w:val="9B6D86"/>
-          <w:sz w:val="28"/>
-          <w:szCs w:val="28"/>
-        </w:rPr>
-      </w:pPr>
-      <w:r>
-        <w:rPr>
-          <w:rFonts w:ascii="Cambria" w:hAnsi="Cambria" w:cstheme="majorBidi"/>
-          <w:color w:val="9B6D86"/>
-          <w:sz w:val="28"/>
-          <w:szCs w:val="28"/>
-        </w:rPr>
-        <w:lastRenderedPageBreak/>
+          <w:sz w:val="24"/>
+          <w:szCs w:val="24"/>
+        </w:rPr>
+      </w:pPr>
+      <w:r>
+        <w:rPr>
+          <w:rFonts w:ascii="Cambria" w:hAnsi="Cambria" w:cstheme="majorBidi"/>
+          <w:color w:val="9B6D86"/>
+          <w:sz w:val="24"/>
+          <w:szCs w:val="24"/>
+        </w:rPr>
         <w:t>Open the Log In page.</w:t>
       </w:r>
     </w:p>
@@ -3575,18 +4736,54 @@
         <w:rPr>
           <w:rFonts w:ascii="Cambria" w:hAnsi="Cambria" w:cstheme="majorBidi"/>
           <w:color w:val="9B6D86"/>
-          <w:sz w:val="28"/>
-          <w:szCs w:val="28"/>
-        </w:rPr>
-      </w:pPr>
-      <w:r>
-        <w:rPr>
-          <w:rFonts w:ascii="Cambria" w:hAnsi="Cambria" w:cstheme="majorBidi"/>
-          <w:color w:val="9B6D86"/>
-          <w:sz w:val="28"/>
-          <w:szCs w:val="28"/>
-        </w:rPr>
-        <w:t>Enter your Username and Password, then click the Log In button.</w:t>
+          <w:sz w:val="24"/>
+          <w:szCs w:val="24"/>
+        </w:rPr>
+      </w:pPr>
+      <w:r>
+        <w:rPr>
+          <w:rFonts w:ascii="Cambria" w:hAnsi="Cambria" w:cstheme="majorBidi"/>
+          <w:color w:val="9B6D86"/>
+          <w:sz w:val="24"/>
+          <w:szCs w:val="24"/>
+        </w:rPr>
+        <w:t xml:space="preserve">Enter your </w:t>
+      </w:r>
+      <w:r>
+        <w:rPr>
+          <w:rFonts w:ascii="Cambria" w:hAnsi="Cambria" w:cstheme="majorBidi"/>
+          <w:color w:val="9B6D86"/>
+          <w:sz w:val="24"/>
+          <w:szCs w:val="24"/>
+        </w:rPr>
+        <w:t>u</w:t>
+      </w:r>
+      <w:r>
+        <w:rPr>
+          <w:rFonts w:ascii="Cambria" w:hAnsi="Cambria" w:cstheme="majorBidi"/>
+          <w:color w:val="9B6D86"/>
+          <w:sz w:val="24"/>
+          <w:szCs w:val="24"/>
+        </w:rPr>
+        <w:t xml:space="preserve">sername and </w:t>
+      </w:r>
+      <w:r>
+        <w:rPr>
+          <w:rFonts w:ascii="Cambria" w:hAnsi="Cambria" w:cstheme="majorBidi"/>
+          <w:color w:val="9B6D86"/>
+          <w:sz w:val="24"/>
+          <w:szCs w:val="24"/>
+        </w:rPr>
+        <w:t>p</w:t>
+      </w:r>
+      <w:r>
+        <w:rPr>
+          <w:rFonts w:ascii="Cambria" w:hAnsi="Cambria" w:cstheme="majorBidi"/>
+          <w:color w:val="9B6D86"/>
+          <w:sz w:val="24"/>
+          <w:szCs w:val="24"/>
+        </w:rPr>
+        <w:t>assword, then click the Log In button.</w:t>
       </w:r>
     </w:p>
     <w:p>
@@ -3599,16 +4796,16 @@
         <w:rPr>
           <w:rFonts w:ascii="Cambria" w:hAnsi="Cambria" w:cstheme="majorBidi"/>
           <w:color w:val="9B6D86"/>
-          <w:sz w:val="28"/>
-          <w:szCs w:val="28"/>
-        </w:rPr>
-      </w:pPr>
-      <w:r>
-        <w:rPr>
-          <w:rFonts w:ascii="Cambria" w:hAnsi="Cambria" w:cstheme="majorBidi"/>
-          <w:color w:val="9B6D86"/>
-          <w:sz w:val="28"/>
-          <w:szCs w:val="28"/>
+          <w:sz w:val="24"/>
+          <w:szCs w:val="24"/>
+        </w:rPr>
+      </w:pPr>
+      <w:r>
+        <w:rPr>
+          <w:rFonts w:ascii="Cambria" w:hAnsi="Cambria" w:cstheme="majorBidi"/>
+          <w:color w:val="9B6D86"/>
+          <w:sz w:val="24"/>
+          <w:szCs w:val="24"/>
         </w:rPr>
         <w:t>If credentials are correct,</w:t>
       </w:r>
@@ -3616,8 +4813,8 @@
         <w:rPr>
           <w:rFonts w:ascii="Cambria" w:hAnsi="Cambria" w:cstheme="majorBidi"/>
           <w:color w:val="9B6D86"/>
-          <w:sz w:val="28"/>
-          <w:szCs w:val="28"/>
+          <w:sz w:val="24"/>
+          <w:szCs w:val="24"/>
         </w:rPr>
         <w:t xml:space="preserve"> </w:t>
       </w:r>
@@ -3625,8 +4822,8 @@
         <w:rPr>
           <w:rFonts w:ascii="Cambria" w:hAnsi="Cambria" w:cstheme="majorBidi"/>
           <w:color w:val="9B6D86"/>
-          <w:sz w:val="28"/>
-          <w:szCs w:val="28"/>
+          <w:sz w:val="24"/>
+          <w:szCs w:val="24"/>
         </w:rPr>
         <w:t>the username is stored as the current session in localeStorage and t</w:t>
       </w:r>
@@ -3634,17 +4831,35 @@
         <w:rPr>
           <w:rFonts w:ascii="Cambria" w:hAnsi="Cambria" w:cstheme="majorBidi"/>
           <w:color w:val="9B6D86"/>
-          <w:sz w:val="28"/>
-          <w:szCs w:val="28"/>
-        </w:rPr>
-        <w:t xml:space="preserve">he user is redirected to the </w:t>
-      </w:r>
-      <w:r>
-        <w:rPr>
-          <w:rFonts w:ascii="Cambria" w:hAnsi="Cambria" w:cstheme="majorBidi"/>
-          <w:color w:val="9B6D86"/>
-          <w:sz w:val="28"/>
-          <w:szCs w:val="28"/>
+          <w:sz w:val="24"/>
+          <w:szCs w:val="24"/>
+        </w:rPr>
+        <w:t>he user is redirected to the</w:t>
+      </w:r>
+      <w:r>
+        <w:rPr>
+          <w:rFonts w:ascii="Cambria" w:hAnsi="Cambria" w:cstheme="majorBidi"/>
+          <w:color w:val="9B6D86"/>
+          <w:sz w:val="24"/>
+          <w:szCs w:val="24"/>
+        </w:rPr>
+        <w:t>ir</w:t>
+      </w:r>
+      <w:r>
+        <w:rPr>
+          <w:rFonts w:ascii="Cambria" w:hAnsi="Cambria" w:cstheme="majorBidi"/>
+          <w:color w:val="9B6D86"/>
+          <w:sz w:val="24"/>
+          <w:szCs w:val="24"/>
+        </w:rPr>
+        <w:t xml:space="preserve"> </w:t>
+      </w:r>
+      <w:r>
+        <w:rPr>
+          <w:rFonts w:ascii="Cambria" w:hAnsi="Cambria" w:cstheme="majorBidi"/>
+          <w:color w:val="9B6D86"/>
+          <w:sz w:val="24"/>
+          <w:szCs w:val="24"/>
         </w:rPr>
         <w:t>Profile</w:t>
       </w:r>
@@ -3652,8 +4867,8 @@
         <w:rPr>
           <w:rFonts w:ascii="Cambria" w:hAnsi="Cambria" w:cstheme="majorBidi"/>
           <w:color w:val="9B6D86"/>
-          <w:sz w:val="28"/>
-          <w:szCs w:val="28"/>
+          <w:sz w:val="24"/>
+          <w:szCs w:val="24"/>
         </w:rPr>
         <w:t xml:space="preserve"> page.</w:t>
       </w:r>
@@ -3668,16 +4883,16 @@
         <w:rPr>
           <w:rFonts w:ascii="Cambria" w:hAnsi="Cambria" w:cstheme="majorBidi"/>
           <w:color w:val="9B6D86"/>
-          <w:sz w:val="28"/>
-          <w:szCs w:val="28"/>
-        </w:rPr>
-      </w:pPr>
-      <w:r>
-        <w:rPr>
-          <w:rFonts w:ascii="Cambria" w:hAnsi="Cambria" w:cstheme="majorBidi"/>
-          <w:color w:val="9B6D86"/>
-          <w:sz w:val="28"/>
-          <w:szCs w:val="28"/>
+          <w:sz w:val="24"/>
+          <w:szCs w:val="24"/>
+        </w:rPr>
+      </w:pPr>
+      <w:r>
+        <w:rPr>
+          <w:rFonts w:ascii="Cambria" w:hAnsi="Cambria" w:cstheme="majorBidi"/>
+          <w:color w:val="9B6D86"/>
+          <w:sz w:val="24"/>
+          <w:szCs w:val="24"/>
         </w:rPr>
         <w:t>If incorrect, an error message is displayed.</w:t>
       </w:r>
@@ -3734,18 +4949,88 @@
           <w:b/>
           <w:bCs/>
           <w:color w:val="9B6D86"/>
-          <w:sz w:val="28"/>
-          <w:szCs w:val="28"/>
-        </w:rPr>
-      </w:pPr>
-      <w:r>
-        <w:rPr>
-          <w:rFonts w:ascii="Cambria" w:hAnsi="Cambria" w:cstheme="majorBidi"/>
-          <w:color w:val="9B6D86"/>
-          <w:sz w:val="28"/>
-          <w:szCs w:val="28"/>
+          <w:sz w:val="24"/>
+          <w:szCs w:val="24"/>
+        </w:rPr>
+      </w:pPr>
+      <w:r>
+        <w:rPr>
+          <w:rFonts w:ascii="Cambria" w:hAnsi="Cambria" w:cstheme="majorBidi"/>
+          <w:color w:val="9B6D86"/>
+          <w:sz w:val="24"/>
+          <w:szCs w:val="24"/>
         </w:rPr>
         <w:t>The navigation bar allows access to: Feed, Profile, Sign Up, Log In {or username when loged in}</w:t>
+      </w:r>
+      <w:r>
+        <w:rPr>
+          <w:rFonts w:ascii="Cambria" w:hAnsi="Cambria" w:cstheme="majorBidi"/>
+          <w:color w:val="9B6D86"/>
+          <w:sz w:val="24"/>
+          <w:szCs w:val="24"/>
+        </w:rPr>
+        <w:t>.</w:t>
+      </w:r>
+    </w:p>
+    <w:p>
+      <w:pPr>
+        <w:pStyle w:val="ListParagraph"/>
+        <w:numPr>
+          <w:ilvl w:val="0"/>
+          <w:numId w:val="20"/>
+        </w:numPr>
+        <w:rPr>
+          <w:rFonts w:ascii="Cambria" w:hAnsi="Cambria" w:cstheme="majorBidi"/>
+          <w:b/>
+          <w:bCs/>
+          <w:color w:val="9B6D86"/>
+          <w:sz w:val="24"/>
+          <w:szCs w:val="24"/>
+        </w:rPr>
+      </w:pPr>
+      <w:r>
+        <w:rPr>
+          <w:rFonts w:ascii="Cambria" w:hAnsi="Cambria" w:cstheme="majorBidi"/>
+          <w:color w:val="9B6D86"/>
+          <w:sz w:val="24"/>
+          <w:szCs w:val="24"/>
+        </w:rPr>
+        <w:t>Clicking a username in the Feed opens that user’s Profile.</w:t>
+      </w:r>
+    </w:p>
+    <w:p>
+      <w:pPr>
+        <w:pStyle w:val="ListParagraph"/>
+        <w:numPr>
+          <w:ilvl w:val="0"/>
+          <w:numId w:val="20"/>
+        </w:numPr>
+        <w:rPr>
+          <w:rFonts w:ascii="Cambria" w:hAnsi="Cambria" w:cstheme="majorBidi"/>
+          <w:b/>
+          <w:bCs/>
+          <w:color w:val="9B6D86"/>
+          <w:sz w:val="24"/>
+          <w:szCs w:val="24"/>
+        </w:rPr>
+      </w:pPr>
+      <w:r>
+        <w:rPr>
+          <w:rFonts w:ascii="Cambria" w:hAnsi="Cambria" w:cstheme="majorBidi"/>
+          <w:color w:val="9B6D86"/>
+          <w:sz w:val="24"/>
+          <w:szCs w:val="24"/>
+        </w:rPr>
+        <w:t>You can always return to your own Profile</w:t>
+      </w:r>
+      <w:r>
+        <w:rPr>
+          <w:rFonts w:ascii="Cambria" w:hAnsi="Cambria" w:cstheme="majorBidi"/>
+          <w:color w:val="9B6D86"/>
+          <w:sz w:val="24"/>
+          <w:szCs w:val="24"/>
+        </w:rPr>
+        <w:t xml:space="preserve"> using the navigation bar.</w:t>
       </w:r>
     </w:p>
     <w:p>
@@ -3811,18 +5096,27 @@
         <w:rPr>
           <w:rFonts w:ascii="Cambria" w:hAnsi="Cambria" w:cstheme="majorBidi"/>
           <w:color w:val="9B6D86"/>
-          <w:sz w:val="28"/>
-          <w:szCs w:val="28"/>
-        </w:rPr>
-      </w:pPr>
-      <w:r>
-        <w:rPr>
-          <w:rFonts w:ascii="Cambria" w:hAnsi="Cambria" w:cstheme="majorBidi"/>
-          <w:color w:val="9B6D86"/>
-          <w:sz w:val="28"/>
-          <w:szCs w:val="28"/>
-        </w:rPr>
-        <w:t>Open the Feed page, it contains two tabs: Following {posts from users you follow}, and Explore {posts from other users}.</w:t>
+          <w:sz w:val="24"/>
+          <w:szCs w:val="24"/>
+        </w:rPr>
+      </w:pPr>
+      <w:r>
+        <w:rPr>
+          <w:rFonts w:ascii="Cambria" w:hAnsi="Cambria" w:cstheme="majorBidi"/>
+          <w:color w:val="9B6D86"/>
+          <w:sz w:val="24"/>
+          <w:szCs w:val="24"/>
+        </w:rPr>
+        <w:t>Open the Feed page</w:t>
+      </w:r>
+      <w:r>
+        <w:rPr>
+          <w:rFonts w:ascii="Cambria" w:hAnsi="Cambria" w:cstheme="majorBidi"/>
+          <w:color w:val="9B6D86"/>
+          <w:sz w:val="24"/>
+          <w:szCs w:val="24"/>
+        </w:rPr>
+        <w:t>.</w:t>
       </w:r>
     </w:p>
     <w:p>
@@ -3835,16 +5129,104 @@
         <w:rPr>
           <w:rFonts w:ascii="Cambria" w:hAnsi="Cambria" w:cstheme="majorBidi"/>
           <w:color w:val="9B6D86"/>
-          <w:sz w:val="28"/>
-          <w:szCs w:val="28"/>
-        </w:rPr>
-      </w:pPr>
-      <w:r>
-        <w:rPr>
-          <w:rFonts w:ascii="Cambria" w:hAnsi="Cambria" w:cstheme="majorBidi"/>
-          <w:color w:val="9B6D86"/>
-          <w:sz w:val="28"/>
-          <w:szCs w:val="28"/>
+          <w:sz w:val="24"/>
+          <w:szCs w:val="24"/>
+        </w:rPr>
+      </w:pPr>
+      <w:r>
+        <w:rPr>
+          <w:rFonts w:ascii="Cambria" w:hAnsi="Cambria" w:cstheme="majorBidi"/>
+          <w:color w:val="9B6D86"/>
+          <w:sz w:val="24"/>
+          <w:szCs w:val="24"/>
+        </w:rPr>
+        <w:lastRenderedPageBreak/>
+        <w:t>I</w:t>
+      </w:r>
+      <w:r>
+        <w:rPr>
+          <w:rFonts w:ascii="Cambria" w:hAnsi="Cambria" w:cstheme="majorBidi"/>
+          <w:color w:val="9B6D86"/>
+          <w:sz w:val="24"/>
+          <w:szCs w:val="24"/>
+        </w:rPr>
+        <w:t>t contains two tabs: Following {</w:t>
+      </w:r>
+      <w:r>
+        <w:rPr>
+          <w:rFonts w:ascii="Cambria" w:hAnsi="Cambria" w:cstheme="majorBidi"/>
+          <w:color w:val="9B6D86"/>
+          <w:sz w:val="24"/>
+          <w:szCs w:val="24"/>
+        </w:rPr>
+        <w:t xml:space="preserve">shows </w:t>
+      </w:r>
+      <w:r>
+        <w:rPr>
+          <w:rFonts w:ascii="Cambria" w:hAnsi="Cambria" w:cstheme="majorBidi"/>
+          <w:color w:val="9B6D86"/>
+          <w:sz w:val="24"/>
+          <w:szCs w:val="24"/>
+        </w:rPr>
+        <w:t>posts from users you follow},</w:t>
+      </w:r>
+      <w:r>
+        <w:rPr>
+          <w:rFonts w:ascii="Cambria" w:hAnsi="Cambria" w:cstheme="majorBidi"/>
+          <w:color w:val="9B6D86"/>
+          <w:sz w:val="24"/>
+          <w:szCs w:val="24"/>
+        </w:rPr>
+        <w:t xml:space="preserve"> </w:t>
+      </w:r>
+      <w:r>
+        <w:rPr>
+          <w:rFonts w:ascii="Cambria" w:hAnsi="Cambria" w:cstheme="majorBidi"/>
+          <w:color w:val="9B6D86"/>
+          <w:sz w:val="24"/>
+          <w:szCs w:val="24"/>
+        </w:rPr>
+        <w:t>Explore {</w:t>
+      </w:r>
+      <w:r>
+        <w:rPr>
+          <w:rFonts w:ascii="Cambria" w:hAnsi="Cambria" w:cstheme="majorBidi"/>
+          <w:color w:val="9B6D86"/>
+          <w:sz w:val="24"/>
+          <w:szCs w:val="24"/>
+        </w:rPr>
+        <w:t xml:space="preserve">shows </w:t>
+      </w:r>
+      <w:r>
+        <w:rPr>
+          <w:rFonts w:ascii="Cambria" w:hAnsi="Cambria" w:cstheme="majorBidi"/>
+          <w:color w:val="9B6D86"/>
+          <w:sz w:val="24"/>
+          <w:szCs w:val="24"/>
+        </w:rPr>
+        <w:t>posts from other users}.</w:t>
+      </w:r>
+    </w:p>
+    <w:p>
+      <w:pPr>
+        <w:pStyle w:val="ListParagraph"/>
+        <w:numPr>
+          <w:ilvl w:val="0"/>
+          <w:numId w:val="12"/>
+        </w:numPr>
+        <w:rPr>
+          <w:rFonts w:ascii="Cambria" w:hAnsi="Cambria" w:cstheme="majorBidi"/>
+          <w:color w:val="9B6D86"/>
+          <w:sz w:val="24"/>
+          <w:szCs w:val="24"/>
+        </w:rPr>
+      </w:pPr>
+      <w:r>
+        <w:rPr>
+          <w:rFonts w:ascii="Cambria" w:hAnsi="Cambria" w:cstheme="majorBidi"/>
+          <w:color w:val="9B6D86"/>
+          <w:sz w:val="24"/>
+          <w:szCs w:val="24"/>
         </w:rPr>
         <w:t xml:space="preserve">Each post displays: </w:t>
       </w:r>
@@ -3852,8 +5234,8 @@
         <w:rPr>
           <w:rFonts w:ascii="Cambria" w:hAnsi="Cambria" w:cstheme="majorBidi"/>
           <w:color w:val="9B6D86"/>
-          <w:sz w:val="28"/>
-          <w:szCs w:val="28"/>
+          <w:sz w:val="24"/>
+          <w:szCs w:val="24"/>
         </w:rPr>
         <w:t>a</w:t>
       </w:r>
@@ -3861,8 +5243,8 @@
         <w:rPr>
           <w:rFonts w:ascii="Cambria" w:hAnsi="Cambria" w:cstheme="majorBidi"/>
           <w:color w:val="9B6D86"/>
-          <w:sz w:val="28"/>
-          <w:szCs w:val="28"/>
+          <w:sz w:val="24"/>
+          <w:szCs w:val="24"/>
         </w:rPr>
         <w:t xml:space="preserve">uthor name, </w:t>
       </w:r>
@@ -3870,8 +5252,8 @@
         <w:rPr>
           <w:rFonts w:ascii="Cambria" w:hAnsi="Cambria" w:cstheme="majorBidi"/>
           <w:color w:val="9B6D86"/>
-          <w:sz w:val="28"/>
-          <w:szCs w:val="28"/>
+          <w:sz w:val="24"/>
+          <w:szCs w:val="24"/>
         </w:rPr>
         <w:t>t</w:t>
       </w:r>
@@ -3879,8 +5261,8 @@
         <w:rPr>
           <w:rFonts w:ascii="Cambria" w:hAnsi="Cambria" w:cstheme="majorBidi"/>
           <w:color w:val="9B6D86"/>
-          <w:sz w:val="28"/>
-          <w:szCs w:val="28"/>
+          <w:sz w:val="24"/>
+          <w:szCs w:val="24"/>
         </w:rPr>
         <w:t xml:space="preserve">imestamp, </w:t>
       </w:r>
@@ -3888,8 +5270,8 @@
         <w:rPr>
           <w:rFonts w:ascii="Cambria" w:hAnsi="Cambria" w:cstheme="majorBidi"/>
           <w:color w:val="9B6D86"/>
-          <w:sz w:val="28"/>
-          <w:szCs w:val="28"/>
+          <w:sz w:val="24"/>
+          <w:szCs w:val="24"/>
         </w:rPr>
         <w:t>p</w:t>
       </w:r>
@@ -3897,17 +5279,35 @@
         <w:rPr>
           <w:rFonts w:ascii="Cambria" w:hAnsi="Cambria" w:cstheme="majorBidi"/>
           <w:color w:val="9B6D86"/>
-          <w:sz w:val="28"/>
-          <w:szCs w:val="28"/>
-        </w:rPr>
-        <w:t xml:space="preserve">ost content {qoute + author/book}, </w:t>
-      </w:r>
-      <w:r>
-        <w:rPr>
-          <w:rFonts w:ascii="Cambria" w:hAnsi="Cambria" w:cstheme="majorBidi"/>
-          <w:color w:val="9B6D86"/>
-          <w:sz w:val="28"/>
-          <w:szCs w:val="28"/>
+          <w:sz w:val="24"/>
+          <w:szCs w:val="24"/>
+        </w:rPr>
+        <w:t>ost content {qoute + author</w:t>
+      </w:r>
+      <w:r>
+        <w:rPr>
+          <w:rFonts w:ascii="Cambria" w:hAnsi="Cambria" w:cstheme="majorBidi"/>
+          <w:color w:val="9B6D86"/>
+          <w:sz w:val="24"/>
+          <w:szCs w:val="24"/>
+        </w:rPr>
+        <w:t xml:space="preserve">, </w:t>
+      </w:r>
+      <w:r>
+        <w:rPr>
+          <w:rFonts w:ascii="Cambria" w:hAnsi="Cambria" w:cstheme="majorBidi"/>
+          <w:color w:val="9B6D86"/>
+          <w:sz w:val="24"/>
+          <w:szCs w:val="24"/>
+        </w:rPr>
+        <w:t xml:space="preserve">book}, </w:t>
+      </w:r>
+      <w:r>
+        <w:rPr>
+          <w:rFonts w:ascii="Cambria" w:hAnsi="Cambria" w:cstheme="majorBidi"/>
+          <w:color w:val="9B6D86"/>
+          <w:sz w:val="24"/>
+          <w:szCs w:val="24"/>
         </w:rPr>
         <w:t>l</w:t>
       </w:r>
@@ -3915,8 +5315,8 @@
         <w:rPr>
           <w:rFonts w:ascii="Cambria" w:hAnsi="Cambria" w:cstheme="majorBidi"/>
           <w:color w:val="9B6D86"/>
-          <w:sz w:val="28"/>
-          <w:szCs w:val="28"/>
+          <w:sz w:val="24"/>
+          <w:szCs w:val="24"/>
         </w:rPr>
         <w:t xml:space="preserve">ike button, </w:t>
       </w:r>
@@ -3924,8 +5324,8 @@
         <w:rPr>
           <w:rFonts w:ascii="Cambria" w:hAnsi="Cambria" w:cstheme="majorBidi"/>
           <w:color w:val="9B6D86"/>
-          <w:sz w:val="28"/>
-          <w:szCs w:val="28"/>
+          <w:sz w:val="24"/>
+          <w:szCs w:val="24"/>
         </w:rPr>
         <w:t>c</w:t>
       </w:r>
@@ -3933,8 +5333,8 @@
         <w:rPr>
           <w:rFonts w:ascii="Cambria" w:hAnsi="Cambria" w:cstheme="majorBidi"/>
           <w:color w:val="9B6D86"/>
-          <w:sz w:val="28"/>
-          <w:szCs w:val="28"/>
+          <w:sz w:val="24"/>
+          <w:szCs w:val="24"/>
         </w:rPr>
         <w:t xml:space="preserve">omment button, and </w:t>
       </w:r>
@@ -3942,8 +5342,8 @@
         <w:rPr>
           <w:rFonts w:ascii="Cambria" w:hAnsi="Cambria" w:cstheme="majorBidi"/>
           <w:color w:val="9B6D86"/>
-          <w:sz w:val="28"/>
-          <w:szCs w:val="28"/>
+          <w:sz w:val="24"/>
+          <w:szCs w:val="24"/>
         </w:rPr>
         <w:t>f</w:t>
       </w:r>
@@ -3951,8 +5351,8 @@
         <w:rPr>
           <w:rFonts w:ascii="Cambria" w:hAnsi="Cambria" w:cstheme="majorBidi"/>
           <w:color w:val="9B6D86"/>
-          <w:sz w:val="28"/>
-          <w:szCs w:val="28"/>
+          <w:sz w:val="24"/>
+          <w:szCs w:val="24"/>
         </w:rPr>
         <w:t>ollow/</w:t>
       </w:r>
@@ -3960,8 +5360,8 @@
         <w:rPr>
           <w:rFonts w:ascii="Cambria" w:hAnsi="Cambria" w:cstheme="majorBidi"/>
           <w:color w:val="9B6D86"/>
-          <w:sz w:val="28"/>
-          <w:szCs w:val="28"/>
+          <w:sz w:val="24"/>
+          <w:szCs w:val="24"/>
         </w:rPr>
         <w:t>u</w:t>
       </w:r>
@@ -3969,8 +5369,8 @@
         <w:rPr>
           <w:rFonts w:ascii="Cambria" w:hAnsi="Cambria" w:cstheme="majorBidi"/>
           <w:color w:val="9B6D86"/>
-          <w:sz w:val="28"/>
-          <w:szCs w:val="28"/>
+          <w:sz w:val="24"/>
+          <w:szCs w:val="24"/>
         </w:rPr>
         <w:t>nfollow button.</w:t>
       </w:r>
@@ -4027,18 +5427,90 @@
           <w:b/>
           <w:bCs/>
           <w:color w:val="9B6D86"/>
-          <w:sz w:val="28"/>
-          <w:szCs w:val="28"/>
-        </w:rPr>
-      </w:pPr>
-      <w:r>
-        <w:rPr>
-          <w:rFonts w:ascii="Cambria" w:hAnsi="Cambria" w:cstheme="majorBidi"/>
-          <w:color w:val="9B6D86"/>
-          <w:sz w:val="28"/>
-          <w:szCs w:val="28"/>
-        </w:rPr>
-        <w:t>Use the Filter Sidebar to search posts by Auther name or Book name.</w:t>
+          <w:sz w:val="24"/>
+          <w:szCs w:val="24"/>
+        </w:rPr>
+      </w:pPr>
+      <w:r>
+        <w:rPr>
+          <w:rFonts w:ascii="Cambria" w:hAnsi="Cambria" w:cstheme="majorBidi"/>
+          <w:color w:val="9B6D86"/>
+          <w:sz w:val="24"/>
+          <w:szCs w:val="24"/>
+        </w:rPr>
+        <w:t xml:space="preserve">Use the Filter </w:t>
+      </w:r>
+      <w:r>
+        <w:rPr>
+          <w:rFonts w:ascii="Cambria" w:hAnsi="Cambria" w:cstheme="majorBidi"/>
+          <w:color w:val="9B6D86"/>
+          <w:sz w:val="24"/>
+          <w:szCs w:val="24"/>
+        </w:rPr>
+        <w:t>s</w:t>
+      </w:r>
+      <w:r>
+        <w:rPr>
+          <w:rFonts w:ascii="Cambria" w:hAnsi="Cambria" w:cstheme="majorBidi"/>
+          <w:color w:val="9B6D86"/>
+          <w:sz w:val="24"/>
+          <w:szCs w:val="24"/>
+        </w:rPr>
+        <w:t xml:space="preserve">idebar to search posts by </w:t>
+      </w:r>
+      <w:r>
+        <w:rPr>
+          <w:rFonts w:ascii="Cambria" w:hAnsi="Cambria" w:cstheme="majorBidi"/>
+          <w:color w:val="9B6D86"/>
+          <w:sz w:val="24"/>
+          <w:szCs w:val="24"/>
+        </w:rPr>
+        <w:t>a</w:t>
+      </w:r>
+      <w:r>
+        <w:rPr>
+          <w:rFonts w:ascii="Cambria" w:hAnsi="Cambria" w:cstheme="majorBidi"/>
+          <w:color w:val="9B6D86"/>
+          <w:sz w:val="24"/>
+          <w:szCs w:val="24"/>
+        </w:rPr>
+        <w:t>uther name</w:t>
+      </w:r>
+      <w:r>
+        <w:rPr>
+          <w:rFonts w:ascii="Cambria" w:hAnsi="Cambria" w:cstheme="majorBidi"/>
+          <w:color w:val="9B6D86"/>
+          <w:sz w:val="24"/>
+          <w:szCs w:val="24"/>
+        </w:rPr>
+        <w:t>, b</w:t>
+      </w:r>
+      <w:r>
+        <w:rPr>
+          <w:rFonts w:ascii="Cambria" w:hAnsi="Cambria" w:cstheme="majorBidi"/>
+          <w:color w:val="9B6D86"/>
+          <w:sz w:val="24"/>
+          <w:szCs w:val="24"/>
+        </w:rPr>
+        <w:t xml:space="preserve">ook </w:t>
+      </w:r>
+      <w:r>
+        <w:rPr>
+          <w:rFonts w:ascii="Cambria" w:hAnsi="Cambria" w:cstheme="majorBidi"/>
+          <w:color w:val="9B6D86"/>
+          <w:sz w:val="24"/>
+          <w:szCs w:val="24"/>
+        </w:rPr>
+        <w:t>title</w:t>
+      </w:r>
+      <w:r>
+        <w:rPr>
+          <w:rFonts w:ascii="Cambria" w:hAnsi="Cambria" w:cstheme="majorBidi"/>
+          <w:color w:val="9B6D86"/>
+          <w:sz w:val="24"/>
+          <w:szCs w:val="24"/>
+        </w:rPr>
+        <w:t>.</w:t>
       </w:r>
     </w:p>
     <w:p>
@@ -4053,16 +5525,16 @@
           <w:b/>
           <w:bCs/>
           <w:color w:val="9B6D86"/>
-          <w:sz w:val="28"/>
-          <w:szCs w:val="28"/>
-        </w:rPr>
-      </w:pPr>
-      <w:r>
-        <w:rPr>
-          <w:rFonts w:ascii="Cambria" w:hAnsi="Cambria" w:cstheme="majorBidi"/>
-          <w:color w:val="9B6D86"/>
-          <w:sz w:val="28"/>
-          <w:szCs w:val="28"/>
+          <w:sz w:val="24"/>
+          <w:szCs w:val="24"/>
+        </w:rPr>
+      </w:pPr>
+      <w:r>
+        <w:rPr>
+          <w:rFonts w:ascii="Cambria" w:hAnsi="Cambria" w:cstheme="majorBidi"/>
+          <w:color w:val="9B6D86"/>
+          <w:sz w:val="24"/>
+          <w:szCs w:val="24"/>
         </w:rPr>
         <w:t>Suggestions appear dynamically while typing.</w:t>
       </w:r>
@@ -4079,18 +5551,36 @@
           <w:b/>
           <w:bCs/>
           <w:color w:val="9B6D86"/>
-          <w:sz w:val="28"/>
-          <w:szCs w:val="28"/>
-        </w:rPr>
-      </w:pPr>
-      <w:r>
-        <w:rPr>
-          <w:rFonts w:ascii="Cambria" w:hAnsi="Cambria" w:cstheme="majorBidi"/>
-          <w:color w:val="9B6D86"/>
-          <w:sz w:val="28"/>
-          <w:szCs w:val="28"/>
-        </w:rPr>
-        <w:t>Click Clear button to reset filters.</w:t>
+          <w:sz w:val="24"/>
+          <w:szCs w:val="24"/>
+        </w:rPr>
+      </w:pPr>
+      <w:r>
+        <w:rPr>
+          <w:rFonts w:ascii="Cambria" w:hAnsi="Cambria" w:cstheme="majorBidi"/>
+          <w:color w:val="9B6D86"/>
+          <w:sz w:val="24"/>
+          <w:szCs w:val="24"/>
+        </w:rPr>
+        <w:t>Click Clear button to reset</w:t>
+      </w:r>
+      <w:r>
+        <w:rPr>
+          <w:rFonts w:ascii="Cambria" w:hAnsi="Cambria" w:cstheme="majorBidi"/>
+          <w:color w:val="9B6D86"/>
+          <w:sz w:val="24"/>
+          <w:szCs w:val="24"/>
+        </w:rPr>
+        <w:t xml:space="preserve"> all</w:t>
+      </w:r>
+      <w:r>
+        <w:rPr>
+          <w:rFonts w:ascii="Cambria" w:hAnsi="Cambria" w:cstheme="majorBidi"/>
+          <w:color w:val="9B6D86"/>
+          <w:sz w:val="24"/>
+          <w:szCs w:val="24"/>
+        </w:rPr>
+        <w:t xml:space="preserve"> filters.</w:t>
       </w:r>
     </w:p>
     <w:p>
@@ -4145,16 +5635,16 @@
         <w:rPr>
           <w:rFonts w:ascii="Cambria" w:hAnsi="Cambria" w:cstheme="majorBidi"/>
           <w:color w:val="9B6D86"/>
-          <w:sz w:val="28"/>
-          <w:szCs w:val="28"/>
-        </w:rPr>
-      </w:pPr>
-      <w:r>
-        <w:rPr>
-          <w:rFonts w:ascii="Cambria" w:hAnsi="Cambria" w:cstheme="majorBidi"/>
-          <w:color w:val="9B6D86"/>
-          <w:sz w:val="28"/>
-          <w:szCs w:val="28"/>
+          <w:sz w:val="24"/>
+          <w:szCs w:val="24"/>
+        </w:rPr>
+      </w:pPr>
+      <w:r>
+        <w:rPr>
+          <w:rFonts w:ascii="Cambria" w:hAnsi="Cambria" w:cstheme="majorBidi"/>
+          <w:color w:val="9B6D86"/>
+          <w:sz w:val="24"/>
+          <w:szCs w:val="24"/>
         </w:rPr>
         <w:t xml:space="preserve">Click the Like button to </w:t>
       </w:r>
@@ -4162,8 +5652,8 @@
         <w:rPr>
           <w:rFonts w:ascii="Cambria" w:hAnsi="Cambria" w:cstheme="majorBidi"/>
           <w:color w:val="9B6D86"/>
-          <w:sz w:val="28"/>
-          <w:szCs w:val="28"/>
+          <w:sz w:val="24"/>
+          <w:szCs w:val="24"/>
         </w:rPr>
         <w:t>like or unlike a post {only one like per user},</w:t>
       </w:r>
@@ -4171,8 +5661,8 @@
         <w:rPr>
           <w:rFonts w:ascii="Cambria" w:hAnsi="Cambria" w:cstheme="majorBidi"/>
           <w:color w:val="9B6D86"/>
-          <w:sz w:val="28"/>
-          <w:szCs w:val="28"/>
+          <w:sz w:val="24"/>
+          <w:szCs w:val="24"/>
         </w:rPr>
         <w:t xml:space="preserve"> wich</w:t>
       </w:r>
@@ -4180,8 +5670,8 @@
         <w:rPr>
           <w:rFonts w:ascii="Cambria" w:hAnsi="Cambria" w:cstheme="majorBidi"/>
           <w:color w:val="9B6D86"/>
-          <w:sz w:val="28"/>
-          <w:szCs w:val="28"/>
+          <w:sz w:val="24"/>
+          <w:szCs w:val="24"/>
         </w:rPr>
         <w:t xml:space="preserve"> will </w:t>
       </w:r>
@@ -4189,8 +5679,8 @@
         <w:rPr>
           <w:rFonts w:ascii="Cambria" w:hAnsi="Cambria" w:cstheme="majorBidi"/>
           <w:color w:val="9B6D86"/>
-          <w:sz w:val="28"/>
-          <w:szCs w:val="28"/>
+          <w:sz w:val="24"/>
+          <w:szCs w:val="24"/>
         </w:rPr>
         <w:t>increase the like counter for a post.</w:t>
       </w:r>
@@ -4205,18 +5695,54 @@
         <w:rPr>
           <w:rFonts w:ascii="Cambria" w:hAnsi="Cambria" w:cstheme="majorBidi"/>
           <w:color w:val="9B6D86"/>
-          <w:sz w:val="28"/>
-          <w:szCs w:val="28"/>
-        </w:rPr>
-      </w:pPr>
-      <w:r>
-        <w:rPr>
-          <w:rFonts w:ascii="Cambria" w:hAnsi="Cambria" w:cstheme="majorBidi"/>
-          <w:color w:val="9B6D86"/>
-          <w:sz w:val="28"/>
-          <w:szCs w:val="28"/>
-        </w:rPr>
-        <w:t>Click the Comment button to add a comment, which will appear below the post.</w:t>
+          <w:sz w:val="24"/>
+          <w:szCs w:val="24"/>
+        </w:rPr>
+      </w:pPr>
+      <w:r>
+        <w:rPr>
+          <w:rFonts w:ascii="Cambria" w:hAnsi="Cambria" w:cstheme="majorBidi"/>
+          <w:color w:val="9B6D86"/>
+          <w:sz w:val="24"/>
+          <w:szCs w:val="24"/>
+        </w:rPr>
+        <w:t xml:space="preserve">Click the Comment button to add a comment, </w:t>
+      </w:r>
+      <w:r>
+        <w:rPr>
+          <w:rFonts w:ascii="Cambria" w:hAnsi="Cambria" w:cstheme="majorBidi"/>
+          <w:color w:val="9B6D86"/>
+          <w:sz w:val="24"/>
+          <w:szCs w:val="24"/>
+        </w:rPr>
+        <w:t>and it</w:t>
+      </w:r>
+      <w:r>
+        <w:rPr>
+          <w:rFonts w:ascii="Cambria" w:hAnsi="Cambria" w:cstheme="majorBidi"/>
+          <w:color w:val="9B6D86"/>
+          <w:sz w:val="24"/>
+          <w:szCs w:val="24"/>
+        </w:rPr>
+        <w:t xml:space="preserve"> will appear</w:t>
+      </w:r>
+      <w:r>
+        <w:rPr>
+          <w:rFonts w:ascii="Cambria" w:hAnsi="Cambria" w:cstheme="majorBidi"/>
+          <w:color w:val="9B6D86"/>
+          <w:sz w:val="24"/>
+          <w:szCs w:val="24"/>
+        </w:rPr>
+        <w:t xml:space="preserve"> instantly </w:t>
+      </w:r>
+      <w:r>
+        <w:rPr>
+          <w:rFonts w:ascii="Cambria" w:hAnsi="Cambria" w:cstheme="majorBidi"/>
+          <w:color w:val="9B6D86"/>
+          <w:sz w:val="24"/>
+          <w:szCs w:val="24"/>
+        </w:rPr>
+        <w:t>below the post.</w:t>
       </w:r>
     </w:p>
     <w:p>
@@ -4229,16 +5755,40 @@
         <w:rPr>
           <w:rFonts w:ascii="Cambria" w:hAnsi="Cambria" w:cstheme="majorBidi"/>
           <w:color w:val="9B6D86"/>
-          <w:sz w:val="28"/>
-          <w:szCs w:val="28"/>
-        </w:rPr>
-      </w:pPr>
-      <w:r>
-        <w:rPr>
-          <w:rFonts w:ascii="Cambria" w:hAnsi="Cambria" w:cstheme="majorBidi"/>
-          <w:color w:val="9B6D86"/>
-          <w:sz w:val="28"/>
-          <w:szCs w:val="28"/>
+          <w:sz w:val="24"/>
+          <w:szCs w:val="24"/>
+        </w:rPr>
+      </w:pPr>
+      <w:r>
+        <w:rPr>
+          <w:rFonts w:ascii="Cambria" w:hAnsi="Cambria" w:cstheme="majorBidi"/>
+          <w:color w:val="9B6D86"/>
+          <w:sz w:val="24"/>
+          <w:szCs w:val="24"/>
+        </w:rPr>
+        <w:t>Users can like comments, and delete their own comments.</w:t>
+      </w:r>
+    </w:p>
+    <w:p>
+      <w:pPr>
+        <w:pStyle w:val="ListParagraph"/>
+        <w:numPr>
+          <w:ilvl w:val="0"/>
+          <w:numId w:val="13"/>
+        </w:numPr>
+        <w:rPr>
+          <w:rFonts w:ascii="Cambria" w:hAnsi="Cambria" w:cstheme="majorBidi"/>
+          <w:color w:val="9B6D86"/>
+          <w:sz w:val="24"/>
+          <w:szCs w:val="24"/>
+        </w:rPr>
+      </w:pPr>
+      <w:r>
+        <w:rPr>
+          <w:rFonts w:ascii="Cambria" w:hAnsi="Cambria" w:cstheme="majorBidi"/>
+          <w:color w:val="9B6D86"/>
+          <w:sz w:val="24"/>
+          <w:szCs w:val="24"/>
         </w:rPr>
         <w:t>Use the Follo</w:t>
       </w:r>
@@ -4246,8 +5796,8 @@
         <w:rPr>
           <w:rFonts w:ascii="Cambria" w:hAnsi="Cambria" w:cstheme="majorBidi"/>
           <w:color w:val="9B6D86"/>
-          <w:sz w:val="28"/>
-          <w:szCs w:val="28"/>
+          <w:sz w:val="24"/>
+          <w:szCs w:val="24"/>
         </w:rPr>
         <w:t>w/Unfollow</w:t>
       </w:r>
@@ -4255,8 +5805,8 @@
         <w:rPr>
           <w:rFonts w:ascii="Cambria" w:hAnsi="Cambria" w:cstheme="majorBidi"/>
           <w:color w:val="9B6D86"/>
-          <w:sz w:val="28"/>
-          <w:szCs w:val="28"/>
+          <w:sz w:val="24"/>
+          <w:szCs w:val="24"/>
         </w:rPr>
         <w:t xml:space="preserve"> button </w:t>
       </w:r>
@@ -4264,8 +5814,8 @@
         <w:rPr>
           <w:rFonts w:ascii="Cambria" w:hAnsi="Cambria" w:cstheme="majorBidi"/>
           <w:color w:val="9B6D86"/>
-          <w:sz w:val="28"/>
-          <w:szCs w:val="28"/>
+          <w:sz w:val="24"/>
+          <w:szCs w:val="24"/>
         </w:rPr>
         <w:t>to manage connections</w:t>
       </w:r>
@@ -4273,8 +5823,17 @@
         <w:rPr>
           <w:rFonts w:ascii="Cambria" w:hAnsi="Cambria" w:cstheme="majorBidi"/>
           <w:color w:val="9B6D86"/>
-          <w:sz w:val="28"/>
-          <w:szCs w:val="28"/>
+          <w:sz w:val="24"/>
+          <w:szCs w:val="24"/>
+        </w:rPr>
+        <w:t xml:space="preserve"> with other users</w:t>
+      </w:r>
+      <w:r>
+        <w:rPr>
+          <w:rFonts w:ascii="Cambria" w:hAnsi="Cambria" w:cstheme="majorBidi"/>
+          <w:color w:val="9B6D86"/>
+          <w:sz w:val="24"/>
+          <w:szCs w:val="24"/>
         </w:rPr>
         <w:t>.</w:t>
       </w:r>
@@ -4316,7 +5875,231 @@
           <w:sz w:val="28"/>
           <w:szCs w:val="28"/>
         </w:rPr>
-        <w:t>View and Edit Profile:</w:t>
+        <w:t xml:space="preserve">View and </w:t>
+      </w:r>
+      <w:r>
+        <w:rPr>
+          <w:rFonts w:ascii="Cambria" w:hAnsi="Cambria" w:cstheme="majorBidi"/>
+          <w:b/>
+          <w:bCs/>
+          <w:color w:val="9B6D86"/>
+          <w:sz w:val="28"/>
+          <w:szCs w:val="28"/>
+        </w:rPr>
+        <w:t>Interact with Profiles:</w:t>
+      </w:r>
+    </w:p>
+    <w:p>
+      <w:pPr>
+        <w:pStyle w:val="ListParagraph"/>
+        <w:numPr>
+          <w:ilvl w:val="0"/>
+          <w:numId w:val="23"/>
+        </w:numPr>
+        <w:rPr>
+          <w:rFonts w:ascii="Cambria" w:hAnsi="Cambria" w:cstheme="majorBidi"/>
+          <w:color w:val="9B6D86"/>
+          <w:sz w:val="24"/>
+          <w:szCs w:val="24"/>
+        </w:rPr>
+      </w:pPr>
+      <w:r>
+        <w:rPr>
+          <w:rFonts w:ascii="Cambria" w:hAnsi="Cambria" w:cstheme="majorBidi"/>
+          <w:color w:val="9B6D86"/>
+          <w:sz w:val="24"/>
+          <w:szCs w:val="24"/>
+        </w:rPr>
+        <w:t>Navigate to</w:t>
+      </w:r>
+      <w:r>
+        <w:rPr>
+          <w:rFonts w:ascii="Cambria" w:hAnsi="Cambria" w:cstheme="majorBidi"/>
+          <w:color w:val="9B6D86"/>
+          <w:sz w:val="24"/>
+          <w:szCs w:val="24"/>
+        </w:rPr>
+        <w:t xml:space="preserve"> any profile by clicking the name of the user </w:t>
+      </w:r>
+      <w:r>
+        <w:rPr>
+          <w:rFonts w:ascii="Cambria" w:hAnsi="Cambria" w:cstheme="majorBidi"/>
+          <w:color w:val="9B6D86"/>
+          <w:sz w:val="24"/>
+          <w:szCs w:val="24"/>
+        </w:rPr>
+        <w:t>on the post.</w:t>
+      </w:r>
+    </w:p>
+    <w:p>
+      <w:pPr>
+        <w:pStyle w:val="ListParagraph"/>
+        <w:numPr>
+          <w:ilvl w:val="0"/>
+          <w:numId w:val="23"/>
+        </w:numPr>
+        <w:rPr>
+          <w:rFonts w:ascii="Cambria" w:hAnsi="Cambria" w:cstheme="majorBidi"/>
+          <w:color w:val="9B6D86"/>
+          <w:sz w:val="24"/>
+          <w:szCs w:val="24"/>
+          <w:lang w:val="en-US"/>
+        </w:rPr>
+      </w:pPr>
+      <w:r>
+        <w:rPr>
+          <w:rFonts w:ascii="Cambria" w:hAnsi="Cambria" w:cstheme="majorBidi"/>
+          <w:color w:val="9B6D86"/>
+          <w:sz w:val="24"/>
+          <w:szCs w:val="24"/>
+          <w:lang w:val="en-US"/>
+        </w:rPr>
+        <w:t xml:space="preserve">Profile page displays: </w:t>
+      </w:r>
+      <w:r>
+        <w:rPr>
+          <w:rFonts w:ascii="Cambria" w:hAnsi="Cambria" w:cstheme="majorBidi"/>
+          <w:color w:val="9B6D86"/>
+          <w:sz w:val="24"/>
+          <w:szCs w:val="24"/>
+          <w:lang w:val="en-US"/>
+        </w:rPr>
+        <w:t>p</w:t>
+      </w:r>
+      <w:r>
+        <w:rPr>
+          <w:rFonts w:ascii="Cambria" w:hAnsi="Cambria" w:cstheme="majorBidi"/>
+          <w:color w:val="9B6D86"/>
+          <w:sz w:val="24"/>
+          <w:szCs w:val="24"/>
+          <w:lang w:val="en-US"/>
+        </w:rPr>
+        <w:t>rofile photo, name, us</w:t>
+      </w:r>
+      <w:r>
+        <w:rPr>
+          <w:rFonts w:ascii="Cambria" w:hAnsi="Cambria" w:cstheme="majorBidi"/>
+          <w:color w:val="9B6D86"/>
+          <w:sz w:val="24"/>
+          <w:szCs w:val="24"/>
+          <w:lang w:val="en-US"/>
+        </w:rPr>
+        <w:t>ername, bio, number of {posts, followers, and following} and user’s posts.</w:t>
+      </w:r>
+    </w:p>
+    <w:p>
+      <w:pPr>
+        <w:pStyle w:val="ListParagraph"/>
+        <w:numPr>
+          <w:ilvl w:val="0"/>
+          <w:numId w:val="23"/>
+        </w:numPr>
+        <w:rPr>
+          <w:rFonts w:ascii="Cambria" w:hAnsi="Cambria" w:cstheme="majorBidi"/>
+          <w:color w:val="9B6D86"/>
+          <w:sz w:val="24"/>
+          <w:szCs w:val="24"/>
+          <w:lang w:val="en-US"/>
+        </w:rPr>
+      </w:pPr>
+      <w:r>
+        <w:rPr>
+          <w:rFonts w:ascii="Cambria" w:hAnsi="Cambria" w:cstheme="majorBidi"/>
+          <w:color w:val="9B6D86"/>
+          <w:sz w:val="24"/>
+          <w:szCs w:val="24"/>
+          <w:lang w:val="en-US"/>
+        </w:rPr>
+        <w:t>You can like posts, add comments, like comments.</w:t>
+      </w:r>
+    </w:p>
+    <w:p>
+      <w:pPr>
+        <w:pStyle w:val="ListParagraph"/>
+        <w:numPr>
+          <w:ilvl w:val="0"/>
+          <w:numId w:val="23"/>
+        </w:numPr>
+        <w:rPr>
+          <w:rFonts w:ascii="Cambria" w:hAnsi="Cambria" w:cstheme="majorBidi"/>
+          <w:color w:val="9B6D86"/>
+          <w:sz w:val="24"/>
+          <w:szCs w:val="24"/>
+          <w:lang w:val="en-US"/>
+        </w:rPr>
+      </w:pPr>
+      <w:r>
+        <w:rPr>
+          <w:rFonts w:ascii="Cambria" w:hAnsi="Cambria" w:cstheme="majorBidi"/>
+          <w:color w:val="9B6D86"/>
+          <w:sz w:val="24"/>
+          <w:szCs w:val="24"/>
+          <w:lang w:val="en-US"/>
+        </w:rPr>
+        <w:t>All actions are preformed as your account {not the viewed user}.</w:t>
+      </w:r>
+    </w:p>
+    <w:p>
+      <w:pPr>
+        <w:pStyle w:val="ListParagraph"/>
+        <w:ind w:left="1800"/>
+        <w:rPr>
+          <w:rFonts w:ascii="Cambria" w:hAnsi="Cambria" w:cstheme="majorBidi"/>
+          <w:color w:val="9B6D86"/>
+          <w:sz w:val="24"/>
+          <w:szCs w:val="24"/>
+          <w:lang w:val="en-US"/>
+        </w:rPr>
+      </w:pPr>
+    </w:p>
+    <w:p>
+      <w:pPr>
+        <w:pStyle w:val="ListParagraph"/>
+        <w:numPr>
+          <w:ilvl w:val="0"/>
+          <w:numId w:val="1"/>
+        </w:numPr>
+        <w:rPr>
+          <w:rFonts w:ascii="Cambria" w:hAnsi="Cambria" w:cstheme="majorBidi"/>
+          <w:b/>
+          <w:bCs/>
+          <w:color w:val="9B6D86"/>
+          <w:sz w:val="28"/>
+          <w:szCs w:val="28"/>
+        </w:rPr>
+      </w:pPr>
+      <w:r>
+        <w:rPr>
+          <w:rFonts w:ascii="Cambria" w:hAnsi="Cambria" w:cstheme="majorBidi"/>
+          <w:b/>
+          <w:bCs/>
+          <w:color w:val="9B6D86"/>
+          <w:sz w:val="28"/>
+          <w:szCs w:val="28"/>
+        </w:rPr>
+        <w:t xml:space="preserve">Edit </w:t>
+      </w:r>
+      <w:r>
+        <w:rPr>
+          <w:rFonts w:ascii="Cambria" w:hAnsi="Cambria" w:cstheme="majorBidi"/>
+          <w:b/>
+          <w:bCs/>
+          <w:color w:val="9B6D86"/>
+          <w:sz w:val="28"/>
+          <w:szCs w:val="28"/>
+        </w:rPr>
+        <w:t xml:space="preserve">your </w:t>
+      </w:r>
+      <w:r>
+        <w:rPr>
+          <w:rFonts w:ascii="Cambria" w:hAnsi="Cambria" w:cstheme="majorBidi"/>
+          <w:b/>
+          <w:bCs/>
+          <w:color w:val="9B6D86"/>
+          <w:sz w:val="28"/>
+          <w:szCs w:val="28"/>
+        </w:rPr>
+        <w:t>Profile:</w:t>
       </w:r>
     </w:p>
     <w:p>
@@ -4329,36 +6112,63 @@
         <w:rPr>
           <w:rFonts w:ascii="Cambria" w:hAnsi="Cambria" w:cstheme="majorBidi"/>
           <w:color w:val="9B6D86"/>
-          <w:sz w:val="28"/>
-          <w:szCs w:val="28"/>
-        </w:rPr>
-      </w:pPr>
-      <w:r>
-        <w:rPr>
-          <w:rFonts w:ascii="Cambria" w:hAnsi="Cambria" w:cstheme="majorBidi"/>
-          <w:color w:val="9B6D86"/>
-          <w:sz w:val="28"/>
-          <w:szCs w:val="28"/>
-        </w:rPr>
-        <w:t xml:space="preserve">Navigate to the Profile page </w:t>
-      </w:r>
-      <w:r>
-        <w:rPr>
-          <w:rFonts w:ascii="Cambria" w:hAnsi="Cambria" w:cstheme="majorBidi"/>
-          <w:color w:val="9B6D86"/>
-          <w:sz w:val="28"/>
-          <w:szCs w:val="28"/>
-        </w:rPr>
-        <w:t>using</w:t>
-      </w:r>
-      <w:r>
-        <w:rPr>
-          <w:rFonts w:ascii="Cambria" w:hAnsi="Cambria" w:cstheme="majorBidi"/>
-          <w:color w:val="9B6D86"/>
-          <w:sz w:val="28"/>
-          <w:szCs w:val="28"/>
-        </w:rPr>
-        <w:t xml:space="preserve"> the navigation bar.</w:t>
+          <w:sz w:val="24"/>
+          <w:szCs w:val="24"/>
+        </w:rPr>
+      </w:pPr>
+      <w:r>
+        <w:rPr>
+          <w:rFonts w:ascii="Cambria" w:hAnsi="Cambria" w:cstheme="majorBidi"/>
+          <w:color w:val="9B6D86"/>
+          <w:sz w:val="24"/>
+          <w:szCs w:val="24"/>
+        </w:rPr>
+        <w:t>Go back</w:t>
+      </w:r>
+      <w:r>
+        <w:rPr>
+          <w:rFonts w:ascii="Cambria" w:hAnsi="Cambria" w:cstheme="majorBidi"/>
+          <w:color w:val="9B6D86"/>
+          <w:sz w:val="24"/>
+          <w:szCs w:val="24"/>
+        </w:rPr>
+        <w:t xml:space="preserve"> to </w:t>
+      </w:r>
+      <w:r>
+        <w:rPr>
+          <w:rFonts w:ascii="Cambria" w:hAnsi="Cambria" w:cstheme="majorBidi"/>
+          <w:color w:val="9B6D86"/>
+          <w:sz w:val="24"/>
+          <w:szCs w:val="24"/>
+        </w:rPr>
+        <w:t xml:space="preserve">your </w:t>
+      </w:r>
+      <w:r>
+        <w:rPr>
+          <w:rFonts w:ascii="Cambria" w:hAnsi="Cambria" w:cstheme="majorBidi"/>
+          <w:color w:val="9B6D86"/>
+          <w:sz w:val="24"/>
+          <w:szCs w:val="24"/>
+        </w:rPr>
+        <w:t>Profile pag</w:t>
+      </w:r>
+      <w:r>
+        <w:rPr>
+          <w:rFonts w:ascii="Cambria" w:hAnsi="Cambria" w:cstheme="majorBidi"/>
+          <w:color w:val="9B6D86"/>
+          <w:sz w:val="24"/>
+          <w:szCs w:val="24"/>
+        </w:rPr>
+        <w:t>e</w:t>
+      </w:r>
+      <w:r>
+        <w:rPr>
+          <w:rFonts w:ascii="Cambria" w:hAnsi="Cambria" w:cstheme="majorBidi"/>
+          <w:color w:val="9B6D86"/>
+          <w:sz w:val="24"/>
+          <w:szCs w:val="24"/>
+        </w:rPr>
+        <w:t>.</w:t>
       </w:r>
     </w:p>
     <w:p>
@@ -4371,126 +6181,72 @@
         <w:rPr>
           <w:rFonts w:ascii="Cambria" w:hAnsi="Cambria" w:cstheme="majorBidi"/>
           <w:color w:val="9B6D86"/>
-          <w:sz w:val="28"/>
-          <w:szCs w:val="28"/>
-        </w:rPr>
-      </w:pPr>
-      <w:r>
-        <w:rPr>
-          <w:rFonts w:ascii="Cambria" w:hAnsi="Cambria" w:cstheme="majorBidi"/>
-          <w:color w:val="9B6D86"/>
-          <w:sz w:val="28"/>
-          <w:szCs w:val="28"/>
-        </w:rPr>
-        <w:t xml:space="preserve">The profile </w:t>
-      </w:r>
-      <w:r>
-        <w:rPr>
-          <w:rFonts w:ascii="Cambria" w:hAnsi="Cambria" w:cstheme="majorBidi"/>
-          <w:color w:val="9B6D86"/>
-          <w:sz w:val="28"/>
-          <w:szCs w:val="28"/>
-        </w:rPr>
-        <w:t>shows</w:t>
-      </w:r>
-      <w:r>
-        <w:rPr>
-          <w:rFonts w:ascii="Cambria" w:hAnsi="Cambria" w:cstheme="majorBidi"/>
-          <w:color w:val="9B6D86"/>
-          <w:sz w:val="28"/>
-          <w:szCs w:val="28"/>
-        </w:rPr>
-        <w:t xml:space="preserve">: </w:t>
-      </w:r>
-      <w:r>
-        <w:rPr>
-          <w:rFonts w:ascii="Cambria" w:hAnsi="Cambria" w:cstheme="majorBidi"/>
-          <w:color w:val="9B6D86"/>
-          <w:sz w:val="28"/>
-          <w:szCs w:val="28"/>
-        </w:rPr>
-        <w:t>p</w:t>
-      </w:r>
-      <w:r>
-        <w:rPr>
-          <w:rFonts w:ascii="Cambria" w:hAnsi="Cambria" w:cstheme="majorBidi"/>
-          <w:color w:val="9B6D86"/>
-          <w:sz w:val="28"/>
-          <w:szCs w:val="28"/>
-        </w:rPr>
-        <w:t xml:space="preserve">rofile photo, name, </w:t>
-      </w:r>
-      <w:r>
-        <w:rPr>
-          <w:rFonts w:ascii="Cambria" w:hAnsi="Cambria" w:cstheme="majorBidi"/>
-          <w:color w:val="9B6D86"/>
-          <w:sz w:val="28"/>
-          <w:szCs w:val="28"/>
-        </w:rPr>
-        <w:t>u</w:t>
-      </w:r>
-      <w:r>
-        <w:rPr>
-          <w:rFonts w:ascii="Cambria" w:hAnsi="Cambria" w:cstheme="majorBidi"/>
-          <w:color w:val="9B6D86"/>
-          <w:sz w:val="28"/>
-          <w:szCs w:val="28"/>
-        </w:rPr>
-        <w:t xml:space="preserve">sername, </w:t>
-      </w:r>
-      <w:r>
-        <w:rPr>
-          <w:rFonts w:ascii="Cambria" w:hAnsi="Cambria" w:cstheme="majorBidi"/>
-          <w:color w:val="9B6D86"/>
-          <w:sz w:val="28"/>
-          <w:szCs w:val="28"/>
-        </w:rPr>
-        <w:t>b</w:t>
-      </w:r>
-      <w:r>
-        <w:rPr>
-          <w:rFonts w:ascii="Cambria" w:hAnsi="Cambria" w:cstheme="majorBidi"/>
-          <w:color w:val="9B6D86"/>
-          <w:sz w:val="28"/>
-          <w:szCs w:val="28"/>
-        </w:rPr>
-        <w:t>io,</w:t>
-      </w:r>
-      <w:r>
-        <w:rPr>
-          <w:rFonts w:ascii="Cambria" w:hAnsi="Cambria" w:cstheme="majorBidi"/>
-          <w:color w:val="9B6D86"/>
-          <w:sz w:val="28"/>
-          <w:szCs w:val="28"/>
-        </w:rPr>
-        <w:t xml:space="preserve"> number of {posts, followers, following},</w:t>
-      </w:r>
-      <w:r>
-        <w:rPr>
-          <w:rFonts w:ascii="Cambria" w:hAnsi="Cambria" w:cstheme="majorBidi"/>
-          <w:color w:val="9B6D86"/>
-          <w:sz w:val="28"/>
-          <w:szCs w:val="28"/>
-        </w:rPr>
-        <w:t xml:space="preserve"> and </w:t>
-      </w:r>
-      <w:r>
-        <w:rPr>
-          <w:rFonts w:ascii="Cambria" w:hAnsi="Cambria" w:cstheme="majorBidi"/>
-          <w:color w:val="9B6D86"/>
-          <w:sz w:val="28"/>
-          <w:szCs w:val="28"/>
-        </w:rPr>
-        <w:t>u</w:t>
-      </w:r>
-      <w:r>
-        <w:rPr>
-          <w:rFonts w:ascii="Cambria" w:hAnsi="Cambria" w:cstheme="majorBidi"/>
-          <w:color w:val="9B6D86"/>
-          <w:sz w:val="28"/>
-          <w:szCs w:val="28"/>
-        </w:rPr>
-        <w:t>ser posts.</w:t>
+          <w:sz w:val="24"/>
+          <w:szCs w:val="24"/>
+        </w:rPr>
+      </w:pPr>
+      <w:r>
+        <w:rPr>
+          <w:rFonts w:ascii="Cambria" w:hAnsi="Cambria" w:cstheme="majorBidi"/>
+          <w:color w:val="9B6D86"/>
+          <w:sz w:val="24"/>
+          <w:szCs w:val="24"/>
+        </w:rPr>
+        <w:t xml:space="preserve">Click Edit </w:t>
+      </w:r>
+      <w:r>
+        <w:rPr>
+          <w:rFonts w:ascii="Cambria" w:hAnsi="Cambria" w:cstheme="majorBidi"/>
+          <w:color w:val="9B6D86"/>
+          <w:sz w:val="24"/>
+          <w:szCs w:val="24"/>
+        </w:rPr>
+        <w:t>P</w:t>
+      </w:r>
+      <w:r>
+        <w:rPr>
+          <w:rFonts w:ascii="Cambria" w:hAnsi="Cambria" w:cstheme="majorBidi"/>
+          <w:color w:val="9B6D86"/>
+          <w:sz w:val="24"/>
+          <w:szCs w:val="24"/>
+        </w:rPr>
+        <w:t xml:space="preserve">rofile button to update profile information such as </w:t>
+      </w:r>
+      <w:r>
+        <w:rPr>
+          <w:rFonts w:ascii="Cambria" w:hAnsi="Cambria" w:cstheme="majorBidi"/>
+          <w:color w:val="9B6D86"/>
+          <w:sz w:val="24"/>
+          <w:szCs w:val="24"/>
+        </w:rPr>
+        <w:t xml:space="preserve">profile photo, </w:t>
+      </w:r>
+      <w:r>
+        <w:rPr>
+          <w:rFonts w:ascii="Cambria" w:hAnsi="Cambria" w:cstheme="majorBidi"/>
+          <w:color w:val="9B6D86"/>
+          <w:sz w:val="24"/>
+          <w:szCs w:val="24"/>
+        </w:rPr>
+        <w:t>name, username</w:t>
+      </w:r>
+      <w:r>
+        <w:rPr>
+          <w:rFonts w:ascii="Cambria" w:hAnsi="Cambria" w:cstheme="majorBidi"/>
+          <w:color w:val="9B6D86"/>
+          <w:sz w:val="24"/>
+          <w:szCs w:val="24"/>
+        </w:rPr>
+        <w:t>, and bio</w:t>
+      </w:r>
+      <w:r>
+        <w:rPr>
+          <w:rFonts w:ascii="Cambria" w:hAnsi="Cambria" w:cstheme="majorBidi"/>
+          <w:color w:val="9B6D86"/>
+          <w:sz w:val="24"/>
+          <w:szCs w:val="24"/>
+        </w:rPr>
+        <w:t>.</w:t>
       </w:r>
     </w:p>
     <w:p>
@@ -4503,114 +6259,54 @@
         <w:rPr>
           <w:rFonts w:ascii="Cambria" w:hAnsi="Cambria" w:cstheme="majorBidi"/>
           <w:color w:val="9B6D86"/>
-          <w:sz w:val="28"/>
-          <w:szCs w:val="28"/>
-        </w:rPr>
-      </w:pPr>
-      <w:r>
-        <w:rPr>
-          <w:rFonts w:ascii="Cambria" w:hAnsi="Cambria" w:cstheme="majorBidi"/>
-          <w:color w:val="9B6D86"/>
-          <w:sz w:val="28"/>
-          <w:szCs w:val="28"/>
-        </w:rPr>
-        <w:t xml:space="preserve">Click Edit </w:t>
-      </w:r>
-      <w:r>
-        <w:rPr>
-          <w:rFonts w:ascii="Cambria" w:hAnsi="Cambria" w:cstheme="majorBidi"/>
-          <w:color w:val="9B6D86"/>
-          <w:sz w:val="28"/>
-          <w:szCs w:val="28"/>
-        </w:rPr>
-        <w:t>P</w:t>
-      </w:r>
-      <w:r>
-        <w:rPr>
-          <w:rFonts w:ascii="Cambria" w:hAnsi="Cambria" w:cstheme="majorBidi"/>
-          <w:color w:val="9B6D86"/>
-          <w:sz w:val="28"/>
-          <w:szCs w:val="28"/>
-        </w:rPr>
-        <w:t xml:space="preserve">rofile button to update profile information such as </w:t>
-      </w:r>
-      <w:r>
-        <w:rPr>
-          <w:rFonts w:ascii="Cambria" w:hAnsi="Cambria" w:cstheme="majorBidi"/>
-          <w:color w:val="9B6D86"/>
-          <w:sz w:val="28"/>
-          <w:szCs w:val="28"/>
-        </w:rPr>
-        <w:t xml:space="preserve">profile photo, </w:t>
-      </w:r>
-      <w:r>
-        <w:rPr>
-          <w:rFonts w:ascii="Cambria" w:hAnsi="Cambria" w:cstheme="majorBidi"/>
-          <w:color w:val="9B6D86"/>
-          <w:sz w:val="28"/>
-          <w:szCs w:val="28"/>
-        </w:rPr>
-        <w:t>name, username</w:t>
-      </w:r>
-      <w:r>
-        <w:rPr>
-          <w:rFonts w:ascii="Cambria" w:hAnsi="Cambria" w:cstheme="majorBidi"/>
-          <w:color w:val="9B6D86"/>
-          <w:sz w:val="28"/>
-          <w:szCs w:val="28"/>
-        </w:rPr>
-        <w:t>, and bio</w:t>
-      </w:r>
-      <w:r>
-        <w:rPr>
-          <w:rFonts w:ascii="Cambria" w:hAnsi="Cambria" w:cstheme="majorBidi"/>
-          <w:color w:val="9B6D86"/>
-          <w:sz w:val="28"/>
-          <w:szCs w:val="28"/>
+          <w:sz w:val="24"/>
+          <w:szCs w:val="24"/>
+        </w:rPr>
+      </w:pPr>
+      <w:r>
+        <w:rPr>
+          <w:rFonts w:ascii="Cambria" w:hAnsi="Cambria" w:cstheme="majorBidi"/>
+          <w:color w:val="9B6D86"/>
+          <w:sz w:val="24"/>
+          <w:szCs w:val="24"/>
+        </w:rPr>
+        <w:t xml:space="preserve">All </w:t>
+      </w:r>
+      <w:r>
+        <w:rPr>
+          <w:rFonts w:ascii="Cambria" w:hAnsi="Cambria" w:cstheme="majorBidi"/>
+          <w:color w:val="9B6D86"/>
+          <w:sz w:val="24"/>
+          <w:szCs w:val="24"/>
+        </w:rPr>
+        <w:t>changes</w:t>
+      </w:r>
+      <w:r>
+        <w:rPr>
+          <w:rFonts w:ascii="Cambria" w:hAnsi="Cambria" w:cstheme="majorBidi"/>
+          <w:color w:val="9B6D86"/>
+          <w:sz w:val="24"/>
+          <w:szCs w:val="24"/>
+        </w:rPr>
+        <w:t xml:space="preserve"> are saved locally in localStorage</w:t>
+      </w:r>
+      <w:r>
+        <w:rPr>
+          <w:rFonts w:ascii="Cambria" w:hAnsi="Cambria" w:cstheme="majorBidi"/>
+          <w:color w:val="9B6D86"/>
+          <w:sz w:val="24"/>
+          <w:szCs w:val="24"/>
+        </w:rPr>
+        <w:t xml:space="preserve"> and reflected across posts, likes, and comments</w:t>
+      </w:r>
+      <w:r>
+        <w:rPr>
+          <w:rFonts w:ascii="Cambria" w:hAnsi="Cambria" w:cstheme="majorBidi"/>
+          <w:color w:val="9B6D86"/>
+          <w:sz w:val="24"/>
+          <w:szCs w:val="24"/>
         </w:rPr>
         <w:t>.</w:t>
-      </w:r>
-    </w:p>
-    <w:p>
-      <w:pPr>
-        <w:pStyle w:val="ListParagraph"/>
-        <w:numPr>
-          <w:ilvl w:val="0"/>
-          <w:numId w:val="14"/>
-        </w:numPr>
-        <w:rPr>
-          <w:rFonts w:ascii="Cambria" w:hAnsi="Cambria" w:cstheme="majorBidi"/>
-          <w:color w:val="9B6D86"/>
-          <w:sz w:val="28"/>
-          <w:szCs w:val="28"/>
-        </w:rPr>
-      </w:pPr>
-      <w:r>
-        <w:rPr>
-          <w:rFonts w:ascii="Cambria" w:hAnsi="Cambria" w:cstheme="majorBidi"/>
-          <w:color w:val="9B6D86"/>
-          <w:sz w:val="28"/>
-          <w:szCs w:val="28"/>
-        </w:rPr>
-        <w:t xml:space="preserve">All </w:t>
-      </w:r>
-      <w:r>
-        <w:rPr>
-          <w:rFonts w:ascii="Cambria" w:hAnsi="Cambria" w:cstheme="majorBidi"/>
-          <w:color w:val="9B6D86"/>
-          <w:sz w:val="28"/>
-          <w:szCs w:val="28"/>
-        </w:rPr>
-        <w:t>updates</w:t>
-      </w:r>
-      <w:r>
-        <w:rPr>
-          <w:rFonts w:ascii="Cambria" w:hAnsi="Cambria" w:cstheme="majorBidi"/>
-          <w:color w:val="9B6D86"/>
-          <w:sz w:val="28"/>
-          <w:szCs w:val="28"/>
-        </w:rPr>
-        <w:t xml:space="preserve"> are saved locally in localStorage.</w:t>
       </w:r>
     </w:p>
     <w:p>
@@ -4709,16 +6405,16 @@
           <w:b/>
           <w:bCs/>
           <w:color w:val="9B6D86"/>
-          <w:sz w:val="28"/>
-          <w:szCs w:val="28"/>
-        </w:rPr>
-      </w:pPr>
-      <w:r>
-        <w:rPr>
-          <w:rFonts w:ascii="Cambria" w:hAnsi="Cambria" w:cstheme="majorBidi"/>
-          <w:color w:val="9B6D86"/>
-          <w:sz w:val="28"/>
-          <w:szCs w:val="28"/>
+          <w:sz w:val="24"/>
+          <w:szCs w:val="24"/>
+        </w:rPr>
+      </w:pPr>
+      <w:r>
+        <w:rPr>
+          <w:rFonts w:ascii="Cambria" w:hAnsi="Cambria" w:cstheme="majorBidi"/>
+          <w:color w:val="9B6D86"/>
+          <w:sz w:val="24"/>
+          <w:szCs w:val="24"/>
         </w:rPr>
         <w:t>Click New Post button to create a new post.</w:t>
       </w:r>
@@ -4735,18 +6431,18 @@
           <w:b/>
           <w:bCs/>
           <w:color w:val="9B6D86"/>
-          <w:sz w:val="28"/>
-          <w:szCs w:val="28"/>
-        </w:rPr>
-      </w:pPr>
-      <w:r>
-        <w:rPr>
-          <w:rFonts w:ascii="Cambria" w:hAnsi="Cambria" w:cstheme="majorBidi"/>
-          <w:color w:val="9B6D86"/>
-          <w:sz w:val="28"/>
-          <w:szCs w:val="28"/>
-        </w:rPr>
-        <w:t>Enter: your qoute/thought, author name, and book title {optional}, then click Post.</w:t>
+          <w:sz w:val="24"/>
+          <w:szCs w:val="24"/>
+        </w:rPr>
+      </w:pPr>
+      <w:r>
+        <w:rPr>
+          <w:rFonts w:ascii="Cambria" w:hAnsi="Cambria" w:cstheme="majorBidi"/>
+          <w:color w:val="9B6D86"/>
+          <w:sz w:val="24"/>
+          <w:szCs w:val="24"/>
+        </w:rPr>
+        <w:t>Enter your qoute/thought, author name, and book title {optional}</w:t>
       </w:r>
     </w:p>
     <w:p>
@@ -4761,25 +6457,43 @@
           <w:b/>
           <w:bCs/>
           <w:color w:val="9B6D86"/>
-          <w:sz w:val="28"/>
-          <w:szCs w:val="28"/>
-        </w:rPr>
-      </w:pPr>
-      <w:r>
-        <w:rPr>
-          <w:rFonts w:ascii="Cambria" w:hAnsi="Cambria" w:cstheme="majorBidi"/>
-          <w:color w:val="9B6D86"/>
-          <w:sz w:val="28"/>
-          <w:szCs w:val="28"/>
-        </w:rPr>
-        <w:t>The post will appear on you profile and global feed for other users</w:t>
-      </w:r>
-      <w:r>
-        <w:rPr>
-          <w:rFonts w:ascii="Cambria" w:hAnsi="Cambria" w:cstheme="majorBidi"/>
-          <w:color w:val="9B6D86"/>
-          <w:sz w:val="28"/>
-          <w:szCs w:val="28"/>
+          <w:sz w:val="24"/>
+          <w:szCs w:val="24"/>
+        </w:rPr>
+      </w:pPr>
+      <w:r>
+        <w:rPr>
+          <w:rFonts w:ascii="Cambria" w:hAnsi="Cambria" w:cstheme="majorBidi"/>
+          <w:color w:val="9B6D86"/>
+          <w:sz w:val="24"/>
+          <w:szCs w:val="24"/>
+        </w:rPr>
+        <w:t>C</w:t>
+      </w:r>
+      <w:r>
+        <w:rPr>
+          <w:rFonts w:ascii="Cambria" w:hAnsi="Cambria" w:cstheme="majorBidi"/>
+          <w:color w:val="9B6D86"/>
+          <w:sz w:val="24"/>
+          <w:szCs w:val="24"/>
+        </w:rPr>
+        <w:t>lick Post</w:t>
+      </w:r>
+      <w:r>
+        <w:rPr>
+          <w:rFonts w:ascii="Cambria" w:hAnsi="Cambria" w:cstheme="majorBidi"/>
+          <w:color w:val="9B6D86"/>
+          <w:sz w:val="24"/>
+          <w:szCs w:val="24"/>
+        </w:rPr>
+        <w:t xml:space="preserve"> to publish</w:t>
+      </w:r>
+      <w:r>
+        <w:rPr>
+          <w:rFonts w:ascii="Cambria" w:hAnsi="Cambria" w:cstheme="majorBidi"/>
+          <w:color w:val="9B6D86"/>
+          <w:sz w:val="24"/>
+          <w:szCs w:val="24"/>
         </w:rPr>
         <w:t>.</w:t>
       </w:r>
@@ -4796,18 +6510,134 @@
           <w:b/>
           <w:bCs/>
           <w:color w:val="9B6D86"/>
-          <w:sz w:val="28"/>
-          <w:szCs w:val="28"/>
-        </w:rPr>
-      </w:pPr>
-      <w:r>
-        <w:rPr>
-          <w:rFonts w:ascii="Cambria" w:hAnsi="Cambria" w:cstheme="majorBidi"/>
-          <w:color w:val="9B6D86"/>
-          <w:sz w:val="28"/>
-          <w:szCs w:val="28"/>
-        </w:rPr>
-        <w:t>You can also delete your post using the Delete button.</w:t>
+          <w:sz w:val="24"/>
+          <w:szCs w:val="24"/>
+        </w:rPr>
+      </w:pPr>
+      <w:r>
+        <w:rPr>
+          <w:rFonts w:ascii="Cambria" w:hAnsi="Cambria" w:cstheme="majorBidi"/>
+          <w:color w:val="9B6D86"/>
+          <w:sz w:val="24"/>
+          <w:szCs w:val="24"/>
+        </w:rPr>
+        <w:t>Your</w:t>
+      </w:r>
+      <w:r>
+        <w:rPr>
+          <w:rFonts w:ascii="Cambria" w:hAnsi="Cambria" w:cstheme="majorBidi"/>
+          <w:color w:val="9B6D86"/>
+          <w:sz w:val="24"/>
+          <w:szCs w:val="24"/>
+        </w:rPr>
+        <w:t xml:space="preserve"> post will appear </w:t>
+      </w:r>
+      <w:r>
+        <w:rPr>
+          <w:rFonts w:ascii="Cambria" w:hAnsi="Cambria" w:cstheme="majorBidi"/>
+          <w:color w:val="9B6D86"/>
+          <w:sz w:val="24"/>
+          <w:szCs w:val="24"/>
+        </w:rPr>
+        <w:t>in</w:t>
+      </w:r>
+      <w:r>
+        <w:rPr>
+          <w:rFonts w:ascii="Cambria" w:hAnsi="Cambria" w:cstheme="majorBidi"/>
+          <w:color w:val="9B6D86"/>
+          <w:sz w:val="24"/>
+          <w:szCs w:val="24"/>
+        </w:rPr>
+        <w:t xml:space="preserve"> you profile and </w:t>
+      </w:r>
+      <w:r>
+        <w:rPr>
+          <w:rFonts w:ascii="Cambria" w:hAnsi="Cambria" w:cstheme="majorBidi"/>
+          <w:color w:val="9B6D86"/>
+          <w:sz w:val="24"/>
+          <w:szCs w:val="24"/>
+        </w:rPr>
+        <w:t xml:space="preserve">the </w:t>
+      </w:r>
+      <w:r>
+        <w:rPr>
+          <w:rFonts w:ascii="Cambria" w:hAnsi="Cambria" w:cstheme="majorBidi"/>
+          <w:color w:val="9B6D86"/>
+          <w:sz w:val="24"/>
+          <w:szCs w:val="24"/>
+        </w:rPr>
+        <w:t>global feed for other</w:t>
+      </w:r>
+      <w:r>
+        <w:rPr>
+          <w:rFonts w:ascii="Cambria" w:hAnsi="Cambria" w:cstheme="majorBidi"/>
+          <w:color w:val="9B6D86"/>
+          <w:sz w:val="24"/>
+          <w:szCs w:val="24"/>
+        </w:rPr>
+        <w:t xml:space="preserve"> </w:t>
+      </w:r>
+      <w:r>
+        <w:rPr>
+          <w:rFonts w:ascii="Cambria" w:hAnsi="Cambria" w:cstheme="majorBidi"/>
+          <w:color w:val="9B6D86"/>
+          <w:sz w:val="24"/>
+          <w:szCs w:val="24"/>
+        </w:rPr>
+        <w:t>users</w:t>
+      </w:r>
+      <w:r>
+        <w:rPr>
+          <w:rFonts w:ascii="Cambria" w:hAnsi="Cambria" w:cstheme="majorBidi"/>
+          <w:color w:val="9B6D86"/>
+          <w:sz w:val="24"/>
+          <w:szCs w:val="24"/>
+        </w:rPr>
+        <w:t>.</w:t>
+      </w:r>
+    </w:p>
+    <w:p>
+      <w:pPr>
+        <w:pStyle w:val="ListParagraph"/>
+        <w:numPr>
+          <w:ilvl w:val="0"/>
+          <w:numId w:val="22"/>
+        </w:numPr>
+        <w:rPr>
+          <w:rFonts w:ascii="Cambria" w:hAnsi="Cambria" w:cstheme="majorBidi"/>
+          <w:b/>
+          <w:bCs/>
+          <w:color w:val="9B6D86"/>
+          <w:sz w:val="24"/>
+          <w:szCs w:val="24"/>
+        </w:rPr>
+      </w:pPr>
+      <w:r>
+        <w:rPr>
+          <w:rFonts w:ascii="Cambria" w:hAnsi="Cambria" w:cstheme="majorBidi"/>
+          <w:color w:val="9B6D86"/>
+          <w:sz w:val="24"/>
+          <w:szCs w:val="24"/>
+        </w:rPr>
+        <w:t xml:space="preserve">You can also delete your </w:t>
+      </w:r>
+      <w:r>
+        <w:rPr>
+          <w:rFonts w:ascii="Cambria" w:hAnsi="Cambria" w:cstheme="majorBidi"/>
+          <w:color w:val="9B6D86"/>
+          <w:sz w:val="24"/>
+          <w:szCs w:val="24"/>
+        </w:rPr>
+        <w:t xml:space="preserve">own </w:t>
+      </w:r>
+      <w:r>
+        <w:rPr>
+          <w:rFonts w:ascii="Cambria" w:hAnsi="Cambria" w:cstheme="majorBidi"/>
+          <w:color w:val="9B6D86"/>
+          <w:sz w:val="24"/>
+          <w:szCs w:val="24"/>
+        </w:rPr>
+        <w:t>post using the Delete button.</w:t>
       </w:r>
     </w:p>
     <w:p>
@@ -4849,6 +6679,100 @@
           <w:sz w:val="28"/>
           <w:szCs w:val="28"/>
         </w:rPr>
+        <w:t>Dark mode:</w:t>
+      </w:r>
+    </w:p>
+    <w:p>
+      <w:pPr>
+        <w:pStyle w:val="ListParagraph"/>
+        <w:numPr>
+          <w:ilvl w:val="0"/>
+          <w:numId w:val="24"/>
+        </w:numPr>
+        <w:rPr>
+          <w:rFonts w:ascii="Cambria" w:hAnsi="Cambria" w:cstheme="majorBidi"/>
+          <w:b/>
+          <w:bCs/>
+          <w:color w:val="9B6D86"/>
+          <w:sz w:val="28"/>
+          <w:szCs w:val="28"/>
+        </w:rPr>
+      </w:pPr>
+      <w:r>
+        <w:rPr>
+          <w:rFonts w:ascii="Cambria" w:hAnsi="Cambria" w:cstheme="majorBidi"/>
+          <w:color w:val="9B6D86"/>
+          <w:sz w:val="24"/>
+          <w:szCs w:val="24"/>
+        </w:rPr>
+        <w:t>Use the toggle in the navigation bar to switch between light and dark mode.</w:t>
+      </w:r>
+    </w:p>
+    <w:p>
+      <w:pPr>
+        <w:pStyle w:val="ListParagraph"/>
+        <w:numPr>
+          <w:ilvl w:val="0"/>
+          <w:numId w:val="24"/>
+        </w:numPr>
+        <w:rPr>
+          <w:rFonts w:ascii="Cambria" w:hAnsi="Cambria" w:cstheme="majorBidi"/>
+          <w:b/>
+          <w:bCs/>
+          <w:color w:val="9B6D86"/>
+          <w:sz w:val="28"/>
+          <w:szCs w:val="28"/>
+        </w:rPr>
+      </w:pPr>
+      <w:r>
+        <w:rPr>
+          <w:rFonts w:ascii="Cambria" w:hAnsi="Cambria" w:cstheme="majorBidi"/>
+          <w:color w:val="9B6D86"/>
+          <w:sz w:val="24"/>
+          <w:szCs w:val="24"/>
+        </w:rPr>
+        <w:t>Your preference is saved and automatically applied on future visits.</w:t>
+      </w:r>
+    </w:p>
+    <w:p>
+      <w:pPr>
+        <w:pStyle w:val="ListParagraph"/>
+        <w:ind w:left="1800"/>
+        <w:rPr>
+          <w:rFonts w:ascii="Cambria" w:hAnsi="Cambria" w:cstheme="majorBidi"/>
+          <w:b/>
+          <w:bCs/>
+          <w:color w:val="9B6D86"/>
+          <w:sz w:val="28"/>
+          <w:szCs w:val="28"/>
+        </w:rPr>
+      </w:pPr>
+    </w:p>
+    <w:p>
+      <w:pPr>
+        <w:pStyle w:val="ListParagraph"/>
+        <w:numPr>
+          <w:ilvl w:val="0"/>
+          <w:numId w:val="1"/>
+        </w:numPr>
+        <w:rPr>
+          <w:rFonts w:ascii="Cambria" w:hAnsi="Cambria" w:cstheme="majorBidi"/>
+          <w:b/>
+          <w:bCs/>
+          <w:color w:val="9B6D86"/>
+          <w:sz w:val="28"/>
+          <w:szCs w:val="28"/>
+        </w:rPr>
+      </w:pPr>
+      <w:r>
+        <w:rPr>
+          <w:rFonts w:ascii="Cambria" w:hAnsi="Cambria" w:cstheme="majorBidi"/>
+          <w:b/>
+          <w:bCs/>
+          <w:color w:val="9B6D86"/>
+          <w:sz w:val="28"/>
+          <w:szCs w:val="28"/>
+        </w:rPr>
         <w:t>Log Out of the Platform:</w:t>
       </w:r>
     </w:p>
@@ -4915,6 +6839,7 @@
           <w:sz w:val="28"/>
           <w:szCs w:val="28"/>
         </w:rPr>
+        <w:lastRenderedPageBreak/>
         <w:t xml:space="preserve">The system </w:t>
       </w:r>
       <w:r>
@@ -4924,16 +6849,88 @@
           <w:sz w:val="28"/>
           <w:szCs w:val="28"/>
         </w:rPr>
-        <w:t>removes the current user from localeStorage</w:t>
-      </w:r>
-      <w:r>
-        <w:rPr>
-          <w:rFonts w:ascii="Cambria" w:hAnsi="Cambria" w:cstheme="majorBidi"/>
-          <w:color w:val="9B6D86"/>
-          <w:sz w:val="28"/>
-          <w:szCs w:val="28"/>
-        </w:rPr>
-        <w:t>, and the user is automatically redirected to the Log in page.</w:t>
+        <w:t xml:space="preserve">removes </w:t>
+      </w:r>
+      <w:r>
+        <w:rPr>
+          <w:rFonts w:ascii="Cambria" w:hAnsi="Cambria" w:cstheme="majorBidi"/>
+          <w:color w:val="9B6D86"/>
+          <w:sz w:val="28"/>
+          <w:szCs w:val="28"/>
+        </w:rPr>
+        <w:t>you</w:t>
+      </w:r>
+      <w:r>
+        <w:rPr>
+          <w:rFonts w:ascii="Cambria" w:hAnsi="Cambria" w:cstheme="majorBidi"/>
+          <w:color w:val="9B6D86"/>
+          <w:sz w:val="28"/>
+          <w:szCs w:val="28"/>
+        </w:rPr>
+        <w:t>r</w:t>
+      </w:r>
+      <w:r>
+        <w:rPr>
+          <w:rFonts w:ascii="Cambria" w:hAnsi="Cambria" w:cstheme="majorBidi"/>
+          <w:color w:val="9B6D86"/>
+          <w:sz w:val="28"/>
+          <w:szCs w:val="28"/>
+        </w:rPr>
+        <w:t xml:space="preserve"> session</w:t>
+      </w:r>
+      <w:r>
+        <w:rPr>
+          <w:rFonts w:ascii="Cambria" w:hAnsi="Cambria" w:cstheme="majorBidi"/>
+          <w:color w:val="9B6D86"/>
+          <w:sz w:val="28"/>
+          <w:szCs w:val="28"/>
+        </w:rPr>
+        <w:t xml:space="preserve"> from localeStorage</w:t>
+      </w:r>
+      <w:r>
+        <w:rPr>
+          <w:rFonts w:ascii="Cambria" w:hAnsi="Cambria" w:cstheme="majorBidi"/>
+          <w:color w:val="9B6D86"/>
+          <w:sz w:val="28"/>
+          <w:szCs w:val="28"/>
+        </w:rPr>
+        <w:t xml:space="preserve">, and </w:t>
+      </w:r>
+      <w:r>
+        <w:rPr>
+          <w:rFonts w:ascii="Cambria" w:hAnsi="Cambria" w:cstheme="majorBidi"/>
+          <w:color w:val="9B6D86"/>
+          <w:sz w:val="28"/>
+          <w:szCs w:val="28"/>
+        </w:rPr>
+        <w:t>you are</w:t>
+      </w:r>
+      <w:r>
+        <w:rPr>
+          <w:rFonts w:ascii="Cambria" w:hAnsi="Cambria" w:cstheme="majorBidi"/>
+          <w:color w:val="9B6D86"/>
+          <w:sz w:val="28"/>
+          <w:szCs w:val="28"/>
+        </w:rPr>
+        <w:t xml:space="preserve"> automatically redirected to the Log </w:t>
+      </w:r>
+      <w:r>
+        <w:rPr>
+          <w:rFonts w:ascii="Cambria" w:hAnsi="Cambria" w:cstheme="majorBidi"/>
+          <w:color w:val="9B6D86"/>
+          <w:sz w:val="28"/>
+          <w:szCs w:val="28"/>
+        </w:rPr>
+        <w:t>I</w:t>
+      </w:r>
+      <w:r>
+        <w:rPr>
+          <w:rFonts w:ascii="Cambria" w:hAnsi="Cambria" w:cstheme="majorBidi"/>
+          <w:color w:val="9B6D86"/>
+          <w:sz w:val="28"/>
+          <w:szCs w:val="28"/>
+        </w:rPr>
+        <w:t>n page.</w:t>
       </w:r>
     </w:p>
     <w:p>
@@ -6006,6 +8003,119 @@
     </w:lvl>
   </w:abstractNum>
   <w:abstractNum w:abstractNumId="5" w15:restartNumberingAfterBreak="0">
+    <w:nsid w:val="1662712B"/>
+    <w:multiLevelType w:val="hybridMultilevel"/>
+    <w:tmpl w:val="808AB8D6"/>
+    <w:lvl w:ilvl="0" w:tplc="7CAAE32A">
+      <w:start w:val="1"/>
+      <w:numFmt w:val="bullet"/>
+      <w:lvlText w:val="-"/>
+      <w:lvlJc w:val="left"/>
+      <w:pPr>
+        <w:ind w:left="1800" w:hanging="360"/>
+      </w:pPr>
+      <w:rPr>
+        <w:rFonts w:ascii="Times New Roman" w:eastAsiaTheme="minorHAnsi" w:hAnsi="Times New Roman" w:cs="Times New Roman" w:hint="default"/>
+      </w:rPr>
+    </w:lvl>
+    <w:lvl w:ilvl="1" w:tplc="04090003" w:tentative="1">
+      <w:start w:val="1"/>
+      <w:numFmt w:val="bullet"/>
+      <w:lvlText w:val="o"/>
+      <w:lvlJc w:val="left"/>
+      <w:pPr>
+        <w:ind w:left="2520" w:hanging="360"/>
+      </w:pPr>
+      <w:rPr>
+        <w:rFonts w:ascii="Courier New" w:hAnsi="Courier New" w:cs="Courier New" w:hint="default"/>
+      </w:rPr>
+    </w:lvl>
+    <w:lvl w:ilvl="2" w:tplc="04090005" w:tentative="1">
+      <w:start w:val="1"/>
+      <w:numFmt w:val="bullet"/>
+      <w:lvlText w:val=""/>
+      <w:lvlJc w:val="left"/>
+      <w:pPr>
+        <w:ind w:left="3240" w:hanging="360"/>
+      </w:pPr>
+      <w:rPr>
+        <w:rFonts w:ascii="Wingdings" w:hAnsi="Wingdings" w:hint="default"/>
+      </w:rPr>
+    </w:lvl>
+    <w:lvl w:ilvl="3" w:tplc="04090001" w:tentative="1">
+      <w:start w:val="1"/>
+      <w:numFmt w:val="bullet"/>
+      <w:lvlText w:val=""/>
+      <w:lvlJc w:val="left"/>
+      <w:pPr>
+        <w:ind w:left="3960" w:hanging="360"/>
+      </w:pPr>
+      <w:rPr>
+        <w:rFonts w:ascii="Symbol" w:hAnsi="Symbol" w:hint="default"/>
+      </w:rPr>
+    </w:lvl>
+    <w:lvl w:ilvl="4" w:tplc="04090003" w:tentative="1">
+      <w:start w:val="1"/>
+      <w:numFmt w:val="bullet"/>
+      <w:lvlText w:val="o"/>
+      <w:lvlJc w:val="left"/>
+      <w:pPr>
+        <w:ind w:left="4680" w:hanging="360"/>
+      </w:pPr>
+      <w:rPr>
+        <w:rFonts w:ascii="Courier New" w:hAnsi="Courier New" w:cs="Courier New" w:hint="default"/>
+      </w:rPr>
+    </w:lvl>
+    <w:lvl w:ilvl="5" w:tplc="04090005" w:tentative="1">
+      <w:start w:val="1"/>
+      <w:numFmt w:val="bullet"/>
+      <w:lvlText w:val=""/>
+      <w:lvlJc w:val="left"/>
+      <w:pPr>
+        <w:ind w:left="5400" w:hanging="360"/>
+      </w:pPr>
+      <w:rPr>
+        <w:rFonts w:ascii="Wingdings" w:hAnsi="Wingdings" w:hint="default"/>
+      </w:rPr>
+    </w:lvl>
+    <w:lvl w:ilvl="6" w:tplc="04090001" w:tentative="1">
+      <w:start w:val="1"/>
+      <w:numFmt w:val="bullet"/>
+      <w:lvlText w:val=""/>
+      <w:lvlJc w:val="left"/>
+      <w:pPr>
+        <w:ind w:left="6120" w:hanging="360"/>
+      </w:pPr>
+      <w:rPr>
+        <w:rFonts w:ascii="Symbol" w:hAnsi="Symbol" w:hint="default"/>
+      </w:rPr>
+    </w:lvl>
+    <w:lvl w:ilvl="7" w:tplc="04090003" w:tentative="1">
+      <w:start w:val="1"/>
+      <w:numFmt w:val="bullet"/>
+      <w:lvlText w:val="o"/>
+      <w:lvlJc w:val="left"/>
+      <w:pPr>
+        <w:ind w:left="6840" w:hanging="360"/>
+      </w:pPr>
+      <w:rPr>
+        <w:rFonts w:ascii="Courier New" w:hAnsi="Courier New" w:cs="Courier New" w:hint="default"/>
+      </w:rPr>
+    </w:lvl>
+    <w:lvl w:ilvl="8" w:tplc="04090005" w:tentative="1">
+      <w:start w:val="1"/>
+      <w:numFmt w:val="bullet"/>
+      <w:lvlText w:val=""/>
+      <w:lvlJc w:val="left"/>
+      <w:pPr>
+        <w:ind w:left="7560" w:hanging="360"/>
+      </w:pPr>
+      <w:rPr>
+        <w:rFonts w:ascii="Wingdings" w:hAnsi="Wingdings" w:hint="default"/>
+      </w:rPr>
+    </w:lvl>
+  </w:abstractNum>
+  <w:abstractNum w:abstractNumId="6" w15:restartNumberingAfterBreak="0">
     <w:nsid w:val="16C37C9C"/>
     <w:multiLevelType w:val="multilevel"/>
     <w:tmpl w:val="7AF8F230"/>
@@ -6154,7 +8264,7 @@
       </w:rPr>
     </w:lvl>
   </w:abstractNum>
-  <w:abstractNum w:abstractNumId="6" w15:restartNumberingAfterBreak="0">
+  <w:abstractNum w:abstractNumId="7" w15:restartNumberingAfterBreak="0">
     <w:nsid w:val="27051E12"/>
     <w:multiLevelType w:val="hybridMultilevel"/>
     <w:tmpl w:val="90E4267E"/>
@@ -6267,7 +8377,7 @@
       </w:rPr>
     </w:lvl>
   </w:abstractNum>
-  <w:abstractNum w:abstractNumId="7" w15:restartNumberingAfterBreak="0">
+  <w:abstractNum w:abstractNumId="8" w15:restartNumberingAfterBreak="0">
     <w:nsid w:val="48F76971"/>
     <w:multiLevelType w:val="hybridMultilevel"/>
     <w:tmpl w:val="AFBA270E"/>
@@ -6380,7 +8490,7 @@
       </w:rPr>
     </w:lvl>
   </w:abstractNum>
-  <w:abstractNum w:abstractNumId="8" w15:restartNumberingAfterBreak="0">
+  <w:abstractNum w:abstractNumId="9" w15:restartNumberingAfterBreak="0">
     <w:nsid w:val="4AB70A23"/>
     <w:multiLevelType w:val="hybridMultilevel"/>
     <w:tmpl w:val="28FEE0F4"/>
@@ -6493,7 +8603,7 @@
       </w:rPr>
     </w:lvl>
   </w:abstractNum>
-  <w:abstractNum w:abstractNumId="9" w15:restartNumberingAfterBreak="0">
+  <w:abstractNum w:abstractNumId="10" w15:restartNumberingAfterBreak="0">
     <w:nsid w:val="51877628"/>
     <w:multiLevelType w:val="hybridMultilevel"/>
     <w:tmpl w:val="6690FC2A"/>
@@ -6606,7 +8716,7 @@
       </w:rPr>
     </w:lvl>
   </w:abstractNum>
-  <w:abstractNum w:abstractNumId="10" w15:restartNumberingAfterBreak="0">
+  <w:abstractNum w:abstractNumId="11" w15:restartNumberingAfterBreak="0">
     <w:nsid w:val="53CB4AC2"/>
     <w:multiLevelType w:val="multilevel"/>
     <w:tmpl w:val="61C8BECC"/>
@@ -6755,7 +8865,7 @@
       </w:rPr>
     </w:lvl>
   </w:abstractNum>
-  <w:abstractNum w:abstractNumId="11" w15:restartNumberingAfterBreak="0">
+  <w:abstractNum w:abstractNumId="12" w15:restartNumberingAfterBreak="0">
     <w:nsid w:val="59EA3A35"/>
     <w:multiLevelType w:val="hybridMultilevel"/>
     <w:tmpl w:val="78DE5B4E"/>
@@ -6868,7 +8978,7 @@
       </w:rPr>
     </w:lvl>
   </w:abstractNum>
-  <w:abstractNum w:abstractNumId="12" w15:restartNumberingAfterBreak="0">
+  <w:abstractNum w:abstractNumId="13" w15:restartNumberingAfterBreak="0">
     <w:nsid w:val="5C8B1306"/>
     <w:multiLevelType w:val="hybridMultilevel"/>
     <w:tmpl w:val="1ED8A202"/>
@@ -6981,7 +9091,7 @@
       </w:rPr>
     </w:lvl>
   </w:abstractNum>
-  <w:abstractNum w:abstractNumId="13" w15:restartNumberingAfterBreak="0">
+  <w:abstractNum w:abstractNumId="14" w15:restartNumberingAfterBreak="0">
     <w:nsid w:val="5D084D50"/>
     <w:multiLevelType w:val="hybridMultilevel"/>
     <w:tmpl w:val="FFC4BB60"/>
@@ -7070,7 +9180,7 @@
       </w:pPr>
     </w:lvl>
   </w:abstractNum>
-  <w:abstractNum w:abstractNumId="14" w15:restartNumberingAfterBreak="0">
+  <w:abstractNum w:abstractNumId="15" w15:restartNumberingAfterBreak="0">
     <w:nsid w:val="5E6F00F3"/>
     <w:multiLevelType w:val="hybridMultilevel"/>
     <w:tmpl w:val="1C622150"/>
@@ -7183,7 +9293,7 @@
       </w:rPr>
     </w:lvl>
   </w:abstractNum>
-  <w:abstractNum w:abstractNumId="15" w15:restartNumberingAfterBreak="0">
+  <w:abstractNum w:abstractNumId="16" w15:restartNumberingAfterBreak="0">
     <w:nsid w:val="601E1F66"/>
     <w:multiLevelType w:val="multilevel"/>
     <w:tmpl w:val="8E2A5EDC"/>
@@ -7332,7 +9442,7 @@
       </w:rPr>
     </w:lvl>
   </w:abstractNum>
-  <w:abstractNum w:abstractNumId="16" w15:restartNumberingAfterBreak="0">
+  <w:abstractNum w:abstractNumId="17" w15:restartNumberingAfterBreak="0">
     <w:nsid w:val="63451FF3"/>
     <w:multiLevelType w:val="hybridMultilevel"/>
     <w:tmpl w:val="D2C0ABDC"/>
@@ -7445,7 +9555,7 @@
       </w:rPr>
     </w:lvl>
   </w:abstractNum>
-  <w:abstractNum w:abstractNumId="17" w15:restartNumberingAfterBreak="0">
+  <w:abstractNum w:abstractNumId="18" w15:restartNumberingAfterBreak="0">
     <w:nsid w:val="69BA48C6"/>
     <w:multiLevelType w:val="hybridMultilevel"/>
     <w:tmpl w:val="2206A402"/>
@@ -7558,7 +9668,7 @@
       </w:rPr>
     </w:lvl>
   </w:abstractNum>
-  <w:abstractNum w:abstractNumId="18" w15:restartNumberingAfterBreak="0">
+  <w:abstractNum w:abstractNumId="19" w15:restartNumberingAfterBreak="0">
     <w:nsid w:val="6A8E2866"/>
     <w:multiLevelType w:val="hybridMultilevel"/>
     <w:tmpl w:val="09208D6E"/>
@@ -7671,7 +9781,7 @@
       </w:rPr>
     </w:lvl>
   </w:abstractNum>
-  <w:abstractNum w:abstractNumId="19" w15:restartNumberingAfterBreak="0">
+  <w:abstractNum w:abstractNumId="20" w15:restartNumberingAfterBreak="0">
     <w:nsid w:val="6B5329B9"/>
     <w:multiLevelType w:val="hybridMultilevel"/>
     <w:tmpl w:val="BDC0DF36"/>
@@ -7784,7 +9894,120 @@
       </w:rPr>
     </w:lvl>
   </w:abstractNum>
-  <w:abstractNum w:abstractNumId="20" w15:restartNumberingAfterBreak="0">
+  <w:abstractNum w:abstractNumId="21" w15:restartNumberingAfterBreak="0">
+    <w:nsid w:val="701770EE"/>
+    <w:multiLevelType w:val="hybridMultilevel"/>
+    <w:tmpl w:val="4EE2BFA4"/>
+    <w:lvl w:ilvl="0" w:tplc="7CAAE32A">
+      <w:start w:val="1"/>
+      <w:numFmt w:val="bullet"/>
+      <w:lvlText w:val="-"/>
+      <w:lvlJc w:val="left"/>
+      <w:pPr>
+        <w:ind w:left="1800" w:hanging="360"/>
+      </w:pPr>
+      <w:rPr>
+        <w:rFonts w:ascii="Times New Roman" w:eastAsiaTheme="minorHAnsi" w:hAnsi="Times New Roman" w:cs="Times New Roman" w:hint="default"/>
+      </w:rPr>
+    </w:lvl>
+    <w:lvl w:ilvl="1" w:tplc="04090003" w:tentative="1">
+      <w:start w:val="1"/>
+      <w:numFmt w:val="bullet"/>
+      <w:lvlText w:val="o"/>
+      <w:lvlJc w:val="left"/>
+      <w:pPr>
+        <w:ind w:left="2520" w:hanging="360"/>
+      </w:pPr>
+      <w:rPr>
+        <w:rFonts w:ascii="Courier New" w:hAnsi="Courier New" w:cs="Courier New" w:hint="default"/>
+      </w:rPr>
+    </w:lvl>
+    <w:lvl w:ilvl="2" w:tplc="04090005" w:tentative="1">
+      <w:start w:val="1"/>
+      <w:numFmt w:val="bullet"/>
+      <w:lvlText w:val=""/>
+      <w:lvlJc w:val="left"/>
+      <w:pPr>
+        <w:ind w:left="3240" w:hanging="360"/>
+      </w:pPr>
+      <w:rPr>
+        <w:rFonts w:ascii="Wingdings" w:hAnsi="Wingdings" w:hint="default"/>
+      </w:rPr>
+    </w:lvl>
+    <w:lvl w:ilvl="3" w:tplc="04090001" w:tentative="1">
+      <w:start w:val="1"/>
+      <w:numFmt w:val="bullet"/>
+      <w:lvlText w:val=""/>
+      <w:lvlJc w:val="left"/>
+      <w:pPr>
+        <w:ind w:left="3960" w:hanging="360"/>
+      </w:pPr>
+      <w:rPr>
+        <w:rFonts w:ascii="Symbol" w:hAnsi="Symbol" w:hint="default"/>
+      </w:rPr>
+    </w:lvl>
+    <w:lvl w:ilvl="4" w:tplc="04090003" w:tentative="1">
+      <w:start w:val="1"/>
+      <w:numFmt w:val="bullet"/>
+      <w:lvlText w:val="o"/>
+      <w:lvlJc w:val="left"/>
+      <w:pPr>
+        <w:ind w:left="4680" w:hanging="360"/>
+      </w:pPr>
+      <w:rPr>
+        <w:rFonts w:ascii="Courier New" w:hAnsi="Courier New" w:cs="Courier New" w:hint="default"/>
+      </w:rPr>
+    </w:lvl>
+    <w:lvl w:ilvl="5" w:tplc="04090005" w:tentative="1">
+      <w:start w:val="1"/>
+      <w:numFmt w:val="bullet"/>
+      <w:lvlText w:val=""/>
+      <w:lvlJc w:val="left"/>
+      <w:pPr>
+        <w:ind w:left="5400" w:hanging="360"/>
+      </w:pPr>
+      <w:rPr>
+        <w:rFonts w:ascii="Wingdings" w:hAnsi="Wingdings" w:hint="default"/>
+      </w:rPr>
+    </w:lvl>
+    <w:lvl w:ilvl="6" w:tplc="04090001" w:tentative="1">
+      <w:start w:val="1"/>
+      <w:numFmt w:val="bullet"/>
+      <w:lvlText w:val=""/>
+      <w:lvlJc w:val="left"/>
+      <w:pPr>
+        <w:ind w:left="6120" w:hanging="360"/>
+      </w:pPr>
+      <w:rPr>
+        <w:rFonts w:ascii="Symbol" w:hAnsi="Symbol" w:hint="default"/>
+      </w:rPr>
+    </w:lvl>
+    <w:lvl w:ilvl="7" w:tplc="04090003" w:tentative="1">
+      <w:start w:val="1"/>
+      <w:numFmt w:val="bullet"/>
+      <w:lvlText w:val="o"/>
+      <w:lvlJc w:val="left"/>
+      <w:pPr>
+        <w:ind w:left="6840" w:hanging="360"/>
+      </w:pPr>
+      <w:rPr>
+        <w:rFonts w:ascii="Courier New" w:hAnsi="Courier New" w:cs="Courier New" w:hint="default"/>
+      </w:rPr>
+    </w:lvl>
+    <w:lvl w:ilvl="8" w:tplc="04090005" w:tentative="1">
+      <w:start w:val="1"/>
+      <w:numFmt w:val="bullet"/>
+      <w:lvlText w:val=""/>
+      <w:lvlJc w:val="left"/>
+      <w:pPr>
+        <w:ind w:left="7560" w:hanging="360"/>
+      </w:pPr>
+      <w:rPr>
+        <w:rFonts w:ascii="Wingdings" w:hAnsi="Wingdings" w:hint="default"/>
+      </w:rPr>
+    </w:lvl>
+  </w:abstractNum>
+  <w:abstractNum w:abstractNumId="22" w15:restartNumberingAfterBreak="0">
     <w:nsid w:val="73AD75D1"/>
     <w:multiLevelType w:val="hybridMultilevel"/>
     <w:tmpl w:val="26502F1E"/>
@@ -7897,7 +10120,7 @@
       </w:rPr>
     </w:lvl>
   </w:abstractNum>
-  <w:abstractNum w:abstractNumId="21" w15:restartNumberingAfterBreak="0">
+  <w:abstractNum w:abstractNumId="23" w15:restartNumberingAfterBreak="0">
     <w:nsid w:val="7AED3C4C"/>
     <w:multiLevelType w:val="multilevel"/>
     <w:tmpl w:val="F3D6F1BA"/>
@@ -8047,25 +10270,25 @@
     </w:lvl>
   </w:abstractNum>
   <w:num w:numId="1" w16cid:durableId="2069914594">
-    <w:abstractNumId w:val="13"/>
+    <w:abstractNumId w:val="14"/>
   </w:num>
   <w:num w:numId="2" w16cid:durableId="134298743">
-    <w:abstractNumId w:val="16"/>
+    <w:abstractNumId w:val="17"/>
   </w:num>
   <w:num w:numId="3" w16cid:durableId="1903131367">
     <w:abstractNumId w:val="3"/>
   </w:num>
   <w:num w:numId="4" w16cid:durableId="1352684256">
-    <w:abstractNumId w:val="15"/>
+    <w:abstractNumId w:val="16"/>
   </w:num>
   <w:num w:numId="5" w16cid:durableId="1681465966">
-    <w:abstractNumId w:val="5"/>
+    <w:abstractNumId w:val="6"/>
   </w:num>
   <w:num w:numId="6" w16cid:durableId="1245334042">
     <w:abstractNumId w:val="2"/>
   </w:num>
   <w:num w:numId="7" w16cid:durableId="51849054">
-    <w:abstractNumId w:val="21"/>
+    <w:abstractNumId w:val="23"/>
   </w:num>
   <w:num w:numId="8" w16cid:durableId="78718240">
     <w:abstractNumId w:val="0"/>
@@ -8074,43 +10297,49 @@
     <w:abstractNumId w:val="1"/>
   </w:num>
   <w:num w:numId="10" w16cid:durableId="945310130">
-    <w:abstractNumId w:val="19"/>
+    <w:abstractNumId w:val="20"/>
   </w:num>
   <w:num w:numId="11" w16cid:durableId="1612207335">
+    <w:abstractNumId w:val="13"/>
+  </w:num>
+  <w:num w:numId="12" w16cid:durableId="1390152304">
+    <w:abstractNumId w:val="7"/>
+  </w:num>
+  <w:num w:numId="13" w16cid:durableId="1029722839">
     <w:abstractNumId w:val="12"/>
   </w:num>
-  <w:num w:numId="12" w16cid:durableId="1390152304">
-    <w:abstractNumId w:val="6"/>
+  <w:num w:numId="14" w16cid:durableId="814103871">
+    <w:abstractNumId w:val="8"/>
   </w:num>
-  <w:num w:numId="13" w16cid:durableId="1029722839">
+  <w:num w:numId="15" w16cid:durableId="318459175">
     <w:abstractNumId w:val="11"/>
   </w:num>
-  <w:num w:numId="14" w16cid:durableId="814103871">
-    <w:abstractNumId w:val="7"/>
-  </w:num>
-  <w:num w:numId="15" w16cid:durableId="318459175">
+  <w:num w:numId="16" w16cid:durableId="808673074">
     <w:abstractNumId w:val="10"/>
   </w:num>
-  <w:num w:numId="16" w16cid:durableId="808673074">
-    <w:abstractNumId w:val="9"/>
-  </w:num>
   <w:num w:numId="17" w16cid:durableId="212084026">
-    <w:abstractNumId w:val="18"/>
+    <w:abstractNumId w:val="19"/>
   </w:num>
   <w:num w:numId="18" w16cid:durableId="1583176816">
     <w:abstractNumId w:val="4"/>
   </w:num>
   <w:num w:numId="19" w16cid:durableId="1343313511">
-    <w:abstractNumId w:val="17"/>
+    <w:abstractNumId w:val="18"/>
   </w:num>
   <w:num w:numId="20" w16cid:durableId="1906717093">
-    <w:abstractNumId w:val="8"/>
+    <w:abstractNumId w:val="9"/>
   </w:num>
   <w:num w:numId="21" w16cid:durableId="1608393369">
-    <w:abstractNumId w:val="20"/>
+    <w:abstractNumId w:val="22"/>
   </w:num>
   <w:num w:numId="22" w16cid:durableId="1935506085">
-    <w:abstractNumId w:val="14"/>
+    <w:abstractNumId w:val="15"/>
+  </w:num>
+  <w:num w:numId="23" w16cid:durableId="698817921">
+    <w:abstractNumId w:val="5"/>
+  </w:num>
+  <w:num w:numId="24" w16cid:durableId="324163088">
+    <w:abstractNumId w:val="21"/>
   </w:num>
 </w:numbering>
 </file>

--- a/Project_Report.docx
+++ b/Project_Report.docx
@@ -1233,7 +1233,27 @@
           <w:sz w:val="28"/>
           <w:szCs w:val="28"/>
         </w:rPr>
-        <w:t>dynamic behavior and interactivity</w:t>
+        <w:t xml:space="preserve">dynamic </w:t>
+      </w:r>
+      <w:proofErr w:type="spellStart"/>
+      <w:r>
+        <w:rPr>
+          <w:rFonts w:ascii="Cambria" w:hAnsi="Cambria" w:cstheme="majorBidi"/>
+          <w:color w:val="9B6D86"/>
+          <w:sz w:val="28"/>
+          <w:szCs w:val="28"/>
+        </w:rPr>
+        <w:t>behavior</w:t>
+      </w:r>
+      <w:proofErr w:type="spellEnd"/>
+      <w:r>
+        <w:rPr>
+          <w:rFonts w:ascii="Cambria" w:hAnsi="Cambria" w:cstheme="majorBidi"/>
+          <w:color w:val="9B6D86"/>
+          <w:sz w:val="28"/>
+          <w:szCs w:val="28"/>
+        </w:rPr>
+        <w:t xml:space="preserve"> and interactivity</w:t>
       </w:r>
       <w:r>
         <w:rPr>
@@ -1296,7 +1316,27 @@
           <w:sz w:val="28"/>
           <w:szCs w:val="28"/>
         </w:rPr>
-        <w:t xml:space="preserve">is stored locally using the browser’s localStorage, </w:t>
+        <w:t xml:space="preserve">is stored locally using the browser’s </w:t>
+      </w:r>
+      <w:proofErr w:type="spellStart"/>
+      <w:r>
+        <w:rPr>
+          <w:rFonts w:ascii="Cambria" w:hAnsi="Cambria" w:cstheme="majorBidi"/>
+          <w:color w:val="9B6D86"/>
+          <w:sz w:val="28"/>
+          <w:szCs w:val="28"/>
+        </w:rPr>
+        <w:t>localStorage</w:t>
+      </w:r>
+      <w:proofErr w:type="spellEnd"/>
+      <w:r>
+        <w:rPr>
+          <w:rFonts w:ascii="Cambria" w:hAnsi="Cambria" w:cstheme="majorBidi"/>
+          <w:color w:val="9B6D86"/>
+          <w:sz w:val="28"/>
+          <w:szCs w:val="28"/>
+        </w:rPr>
+        <w:t xml:space="preserve">, </w:t>
       </w:r>
       <w:r>
         <w:rPr>
@@ -1341,7 +1381,27 @@
           <w:sz w:val="28"/>
           <w:szCs w:val="28"/>
         </w:rPr>
-        <w:t xml:space="preserve"> A data migration system is also implemented to ensure compatibilty with updated data structures.</w:t>
+        <w:t xml:space="preserve"> A data migration system is also implemented to ensure </w:t>
+      </w:r>
+      <w:proofErr w:type="spellStart"/>
+      <w:r>
+        <w:rPr>
+          <w:rFonts w:ascii="Cambria" w:hAnsi="Cambria" w:cstheme="majorBidi"/>
+          <w:color w:val="9B6D86"/>
+          <w:sz w:val="28"/>
+          <w:szCs w:val="28"/>
+        </w:rPr>
+        <w:t>compatibilty</w:t>
+      </w:r>
+      <w:proofErr w:type="spellEnd"/>
+      <w:r>
+        <w:rPr>
+          <w:rFonts w:ascii="Cambria" w:hAnsi="Cambria" w:cstheme="majorBidi"/>
+          <w:color w:val="9B6D86"/>
+          <w:sz w:val="28"/>
+          <w:szCs w:val="28"/>
+        </w:rPr>
+        <w:t xml:space="preserve"> with updated data structures.</w:t>
       </w:r>
     </w:p>
     <w:p>
@@ -1562,7 +1622,27 @@
           <w:sz w:val="28"/>
           <w:szCs w:val="28"/>
         </w:rPr>
-        <w:t xml:space="preserve"> that mimics the behavior of a basic</w:t>
+        <w:t xml:space="preserve"> that mimics the </w:t>
+      </w:r>
+      <w:proofErr w:type="spellStart"/>
+      <w:r>
+        <w:rPr>
+          <w:rFonts w:ascii="Cambria" w:hAnsi="Cambria" w:cstheme="majorBidi"/>
+          <w:color w:val="9B6D86"/>
+          <w:sz w:val="28"/>
+          <w:szCs w:val="28"/>
+        </w:rPr>
+        <w:t>behavior</w:t>
+      </w:r>
+      <w:proofErr w:type="spellEnd"/>
+      <w:r>
+        <w:rPr>
+          <w:rFonts w:ascii="Cambria" w:hAnsi="Cambria" w:cstheme="majorBidi"/>
+          <w:color w:val="9B6D86"/>
+          <w:sz w:val="28"/>
+          <w:szCs w:val="28"/>
+        </w:rPr>
+        <w:t xml:space="preserve"> of a basic</w:t>
       </w:r>
       <w:r>
         <w:rPr>
@@ -2009,8 +2089,19 @@
                 <w:sz w:val="24"/>
                 <w:szCs w:val="24"/>
               </w:rPr>
-              <w:t>Works with localStorage</w:t>
+              <w:t xml:space="preserve">Works with </w:t>
             </w:r>
+            <w:proofErr w:type="spellStart"/>
+            <w:r>
+              <w:rPr>
+                <w:rFonts w:ascii="Cambria" w:hAnsi="Cambria" w:cstheme="majorBidi"/>
+                <w:color w:val="764B79"/>
+                <w:sz w:val="24"/>
+                <w:szCs w:val="24"/>
+              </w:rPr>
+              <w:t>localStorage</w:t>
+            </w:r>
+            <w:proofErr w:type="spellEnd"/>
           </w:p>
         </w:tc>
       </w:tr>
@@ -2891,7 +2982,27 @@
                 <w:sz w:val="24"/>
                 <w:szCs w:val="24"/>
               </w:rPr>
-              <w:t>Likes update dynamically</w:t>
+              <w:t xml:space="preserve">Likes </w:t>
+            </w:r>
+            <w:proofErr w:type="gramStart"/>
+            <w:r>
+              <w:rPr>
+                <w:rFonts w:ascii="Cambria" w:hAnsi="Cambria" w:cstheme="majorBidi"/>
+                <w:color w:val="764B79"/>
+                <w:sz w:val="24"/>
+                <w:szCs w:val="24"/>
+              </w:rPr>
+              <w:t>update</w:t>
+            </w:r>
+            <w:proofErr w:type="gramEnd"/>
+            <w:r>
+              <w:rPr>
+                <w:rFonts w:ascii="Cambria" w:hAnsi="Cambria" w:cstheme="majorBidi"/>
+                <w:color w:val="764B79"/>
+                <w:sz w:val="24"/>
+                <w:szCs w:val="24"/>
+              </w:rPr>
+              <w:t xml:space="preserve"> dynamically</w:t>
             </w:r>
           </w:p>
         </w:tc>
@@ -4007,8 +4118,19 @@
                 <w:sz w:val="24"/>
                 <w:szCs w:val="24"/>
               </w:rPr>
-              <w:t>Saves preference in localStorage</w:t>
+              <w:t xml:space="preserve">Saves preference in </w:t>
             </w:r>
+            <w:proofErr w:type="spellStart"/>
+            <w:r>
+              <w:rPr>
+                <w:rFonts w:ascii="Cambria" w:hAnsi="Cambria" w:cstheme="majorBidi"/>
+                <w:color w:val="764B79"/>
+                <w:sz w:val="24"/>
+                <w:szCs w:val="24"/>
+              </w:rPr>
+              <w:t>localStorage</w:t>
+            </w:r>
+            <w:proofErr w:type="spellEnd"/>
           </w:p>
         </w:tc>
       </w:tr>
@@ -4139,7 +4261,27 @@
                 <w:sz w:val="24"/>
                 <w:szCs w:val="24"/>
               </w:rPr>
-              <w:t>Dynamic navigation {username shown when logge in}</w:t>
+              <w:t xml:space="preserve">Dynamic navigation {username shown when </w:t>
+            </w:r>
+            <w:proofErr w:type="spellStart"/>
+            <w:r>
+              <w:rPr>
+                <w:rFonts w:ascii="Cambria" w:hAnsi="Cambria" w:cstheme="majorBidi"/>
+                <w:color w:val="764B79"/>
+                <w:sz w:val="24"/>
+                <w:szCs w:val="24"/>
+              </w:rPr>
+              <w:t>logge</w:t>
+            </w:r>
+            <w:proofErr w:type="spellEnd"/>
+            <w:r>
+              <w:rPr>
+                <w:rFonts w:ascii="Cambria" w:hAnsi="Cambria" w:cstheme="majorBidi"/>
+                <w:color w:val="764B79"/>
+                <w:sz w:val="24"/>
+                <w:szCs w:val="24"/>
+              </w:rPr>
+              <w:t xml:space="preserve"> in}</w:t>
             </w:r>
           </w:p>
         </w:tc>
@@ -4426,7 +4568,27 @@
           <w:sz w:val="24"/>
           <w:szCs w:val="24"/>
         </w:rPr>
-        <w:t>Open the Sign Up page.</w:t>
+        <w:t xml:space="preserve">Open the </w:t>
+      </w:r>
+      <w:proofErr w:type="gramStart"/>
+      <w:r>
+        <w:rPr>
+          <w:rFonts w:ascii="Cambria" w:hAnsi="Cambria" w:cstheme="majorBidi"/>
+          <w:color w:val="9B6D86"/>
+          <w:sz w:val="24"/>
+          <w:szCs w:val="24"/>
+        </w:rPr>
+        <w:t>Sign Up</w:t>
+      </w:r>
+      <w:proofErr w:type="gramEnd"/>
+      <w:r>
+        <w:rPr>
+          <w:rFonts w:ascii="Cambria" w:hAnsi="Cambria" w:cstheme="majorBidi"/>
+          <w:color w:val="9B6D86"/>
+          <w:sz w:val="24"/>
+          <w:szCs w:val="24"/>
+        </w:rPr>
+        <w:t xml:space="preserve"> page.</w:t>
       </w:r>
     </w:p>
     <w:p>
@@ -4579,7 +4741,27 @@
           <w:sz w:val="24"/>
           <w:szCs w:val="24"/>
         </w:rPr>
-        <w:t>he account is stored locally in the browser using localStorage.</w:t>
+        <w:t xml:space="preserve">he account is stored locally in the browser using </w:t>
+      </w:r>
+      <w:proofErr w:type="spellStart"/>
+      <w:r>
+        <w:rPr>
+          <w:rFonts w:ascii="Cambria" w:hAnsi="Cambria" w:cstheme="majorBidi"/>
+          <w:color w:val="9B6D86"/>
+          <w:sz w:val="24"/>
+          <w:szCs w:val="24"/>
+        </w:rPr>
+        <w:t>localStorage</w:t>
+      </w:r>
+      <w:proofErr w:type="spellEnd"/>
+      <w:r>
+        <w:rPr>
+          <w:rFonts w:ascii="Cambria" w:hAnsi="Cambria" w:cstheme="majorBidi"/>
+          <w:color w:val="9B6D86"/>
+          <w:sz w:val="24"/>
+          <w:szCs w:val="24"/>
+        </w:rPr>
+        <w:t>.</w:t>
       </w:r>
     </w:p>
     <w:p>
@@ -4825,7 +5007,29 @@
           <w:sz w:val="24"/>
           <w:szCs w:val="24"/>
         </w:rPr>
-        <w:t>the username is stored as the current session in localeStorage and t</w:t>
+        <w:t xml:space="preserve">the username is stored as the current session in </w:t>
+      </w:r>
+      <w:proofErr w:type="spellStart"/>
+      <w:proofErr w:type="gramStart"/>
+      <w:r>
+        <w:rPr>
+          <w:rFonts w:ascii="Cambria" w:hAnsi="Cambria" w:cstheme="majorBidi"/>
+          <w:color w:val="9B6D86"/>
+          <w:sz w:val="24"/>
+          <w:szCs w:val="24"/>
+        </w:rPr>
+        <w:t>localeStorage</w:t>
+      </w:r>
+      <w:proofErr w:type="spellEnd"/>
+      <w:proofErr w:type="gramEnd"/>
+      <w:r>
+        <w:rPr>
+          <w:rFonts w:ascii="Cambria" w:hAnsi="Cambria" w:cstheme="majorBidi"/>
+          <w:color w:val="9B6D86"/>
+          <w:sz w:val="24"/>
+          <w:szCs w:val="24"/>
+        </w:rPr>
+        <w:t xml:space="preserve"> and t</w:t>
       </w:r>
       <w:r>
         <w:rPr>
@@ -4960,7 +5164,27 @@
           <w:sz w:val="24"/>
           <w:szCs w:val="24"/>
         </w:rPr>
-        <w:t>The navigation bar allows access to: Feed, Profile, Sign Up, Log In {or username when loged in}</w:t>
+        <w:t xml:space="preserve">The navigation bar allows access to: Feed, Profile, Sign Up, Log In {or username when </w:t>
+      </w:r>
+      <w:proofErr w:type="spellStart"/>
+      <w:r>
+        <w:rPr>
+          <w:rFonts w:ascii="Cambria" w:hAnsi="Cambria" w:cstheme="majorBidi"/>
+          <w:color w:val="9B6D86"/>
+          <w:sz w:val="24"/>
+          <w:szCs w:val="24"/>
+        </w:rPr>
+        <w:t>loged</w:t>
+      </w:r>
+      <w:proofErr w:type="spellEnd"/>
+      <w:r>
+        <w:rPr>
+          <w:rFonts w:ascii="Cambria" w:hAnsi="Cambria" w:cstheme="majorBidi"/>
+          <w:color w:val="9B6D86"/>
+          <w:sz w:val="24"/>
+          <w:szCs w:val="24"/>
+        </w:rPr>
+        <w:t xml:space="preserve"> in}</w:t>
       </w:r>
       <w:r>
         <w:rPr>
@@ -5282,7 +5506,25 @@
           <w:sz w:val="24"/>
           <w:szCs w:val="24"/>
         </w:rPr>
-        <w:t>ost content {qoute + author</w:t>
+        <w:t>ost content {</w:t>
+      </w:r>
+      <w:r>
+        <w:rPr>
+          <w:rFonts w:ascii="Cambria" w:hAnsi="Cambria" w:cstheme="majorBidi"/>
+          <w:color w:val="9B6D86"/>
+          <w:sz w:val="24"/>
+          <w:szCs w:val="24"/>
+        </w:rPr>
+        <w:t>quote</w:t>
+      </w:r>
+      <w:r>
+        <w:rPr>
+          <w:rFonts w:ascii="Cambria" w:hAnsi="Cambria" w:cstheme="majorBidi"/>
+          <w:color w:val="9B6D86"/>
+          <w:sz w:val="24"/>
+          <w:szCs w:val="24"/>
+        </w:rPr>
+        <w:t xml:space="preserve"> + author</w:t>
       </w:r>
       <w:r>
         <w:rPr>
@@ -5465,16 +5707,16 @@
           <w:sz w:val="24"/>
           <w:szCs w:val="24"/>
         </w:rPr>
-        <w:t>a</w:t>
-      </w:r>
-      <w:r>
-        <w:rPr>
-          <w:rFonts w:ascii="Cambria" w:hAnsi="Cambria" w:cstheme="majorBidi"/>
-          <w:color w:val="9B6D86"/>
-          <w:sz w:val="24"/>
-          <w:szCs w:val="24"/>
-        </w:rPr>
-        <w:t>uther name</w:t>
+        <w:t>author</w:t>
+      </w:r>
+      <w:r>
+        <w:rPr>
+          <w:rFonts w:ascii="Cambria" w:hAnsi="Cambria" w:cstheme="majorBidi"/>
+          <w:color w:val="9B6D86"/>
+          <w:sz w:val="24"/>
+          <w:szCs w:val="24"/>
+        </w:rPr>
+        <w:t xml:space="preserve"> name</w:t>
       </w:r>
       <w:r>
         <w:rPr>
@@ -5664,8 +5906,19 @@
           <w:sz w:val="24"/>
           <w:szCs w:val="24"/>
         </w:rPr>
-        <w:t xml:space="preserve"> wich</w:t>
-      </w:r>
+        <w:t xml:space="preserve"> </w:t>
+      </w:r>
+      <w:proofErr w:type="spellStart"/>
+      <w:r>
+        <w:rPr>
+          <w:rFonts w:ascii="Cambria" w:hAnsi="Cambria" w:cstheme="majorBidi"/>
+          <w:color w:val="9B6D86"/>
+          <w:sz w:val="24"/>
+          <w:szCs w:val="24"/>
+        </w:rPr>
+        <w:t>wich</w:t>
+      </w:r>
+      <w:proofErr w:type="spellEnd"/>
       <w:r>
         <w:rPr>
           <w:rFonts w:ascii="Cambria" w:hAnsi="Cambria" w:cstheme="majorBidi"/>
@@ -5766,7 +6019,27 @@
           <w:sz w:val="24"/>
           <w:szCs w:val="24"/>
         </w:rPr>
-        <w:t>Users can like comments, and delete their own comments.</w:t>
+        <w:t xml:space="preserve">Users can like </w:t>
+      </w:r>
+      <w:proofErr w:type="gramStart"/>
+      <w:r>
+        <w:rPr>
+          <w:rFonts w:ascii="Cambria" w:hAnsi="Cambria" w:cstheme="majorBidi"/>
+          <w:color w:val="9B6D86"/>
+          <w:sz w:val="24"/>
+          <w:szCs w:val="24"/>
+        </w:rPr>
+        <w:t>comments, and</w:t>
+      </w:r>
+      <w:proofErr w:type="gramEnd"/>
+      <w:r>
+        <w:rPr>
+          <w:rFonts w:ascii="Cambria" w:hAnsi="Cambria" w:cstheme="majorBidi"/>
+          <w:color w:val="9B6D86"/>
+          <w:sz w:val="24"/>
+          <w:szCs w:val="24"/>
+        </w:rPr>
+        <w:t xml:space="preserve"> delete their own comments.</w:t>
       </w:r>
     </w:p>
     <w:p>
@@ -6036,8 +6309,44 @@
           <w:szCs w:val="24"/>
           <w:lang w:val="en-US"/>
         </w:rPr>
-        <w:t>All actions are preformed as your account {not the viewed user}.</w:t>
-      </w:r>
+        <w:t xml:space="preserve">All actions are </w:t>
+      </w:r>
+      <w:proofErr w:type="spellStart"/>
+      <w:proofErr w:type="gramStart"/>
+      <w:r>
+        <w:rPr>
+          <w:rFonts w:ascii="Cambria" w:hAnsi="Cambria" w:cstheme="majorBidi"/>
+          <w:color w:val="9B6D86"/>
+          <w:sz w:val="24"/>
+          <w:szCs w:val="24"/>
+          <w:lang w:val="en-US"/>
+        </w:rPr>
+        <w:t>preformed</w:t>
+      </w:r>
+      <w:proofErr w:type="spellEnd"/>
+      <w:proofErr w:type="gramEnd"/>
+      <w:r>
+        <w:rPr>
+          <w:rFonts w:ascii="Cambria" w:hAnsi="Cambria" w:cstheme="majorBidi"/>
+          <w:color w:val="9B6D86"/>
+          <w:sz w:val="24"/>
+          <w:szCs w:val="24"/>
+          <w:lang w:val="en-US"/>
+        </w:rPr>
+        <w:t xml:space="preserve"> as your account {not the viewed </w:t>
+      </w:r>
+      <w:proofErr w:type="gramStart"/>
+      <w:r>
+        <w:rPr>
+          <w:rFonts w:ascii="Cambria" w:hAnsi="Cambria" w:cstheme="majorBidi"/>
+          <w:color w:val="9B6D86"/>
+          <w:sz w:val="24"/>
+          <w:szCs w:val="24"/>
+          <w:lang w:val="en-US"/>
+        </w:rPr>
+        <w:t>user}.</w:t>
+      </w:r>
+      <w:proofErr w:type="gramEnd"/>
     </w:p>
     <w:p>
       <w:pPr>
@@ -6288,8 +6597,19 @@
           <w:sz w:val="24"/>
           <w:szCs w:val="24"/>
         </w:rPr>
-        <w:t xml:space="preserve"> are saved locally in localStorage</w:t>
-      </w:r>
+        <w:t xml:space="preserve"> are saved locally in </w:t>
+      </w:r>
+      <w:proofErr w:type="spellStart"/>
+      <w:r>
+        <w:rPr>
+          <w:rFonts w:ascii="Cambria" w:hAnsi="Cambria" w:cstheme="majorBidi"/>
+          <w:color w:val="9B6D86"/>
+          <w:sz w:val="24"/>
+          <w:szCs w:val="24"/>
+        </w:rPr>
+        <w:t>localStorage</w:t>
+      </w:r>
+      <w:proofErr w:type="spellEnd"/>
       <w:r>
         <w:rPr>
           <w:rFonts w:ascii="Cambria" w:hAnsi="Cambria" w:cstheme="majorBidi"/>
@@ -6442,7 +6762,25 @@
           <w:sz w:val="24"/>
           <w:szCs w:val="24"/>
         </w:rPr>
-        <w:t>Enter your qoute/thought, author name, and book title {optional}</w:t>
+        <w:t xml:space="preserve">Enter your </w:t>
+      </w:r>
+      <w:r>
+        <w:rPr>
+          <w:rFonts w:ascii="Cambria" w:hAnsi="Cambria" w:cstheme="majorBidi"/>
+          <w:color w:val="9B6D86"/>
+          <w:sz w:val="24"/>
+          <w:szCs w:val="24"/>
+        </w:rPr>
+        <w:t>quote</w:t>
+      </w:r>
+      <w:r>
+        <w:rPr>
+          <w:rFonts w:ascii="Cambria" w:hAnsi="Cambria" w:cstheme="majorBidi"/>
+          <w:color w:val="9B6D86"/>
+          <w:sz w:val="24"/>
+          <w:szCs w:val="24"/>
+        </w:rPr>
+        <w:t>/thought, author name, and book title {optional}</w:t>
       </w:r>
     </w:p>
     <w:p>
@@ -6786,16 +7124,16 @@
         <w:rPr>
           <w:rFonts w:ascii="Cambria" w:hAnsi="Cambria" w:cstheme="majorBidi"/>
           <w:color w:val="9B6D86"/>
-          <w:sz w:val="28"/>
-          <w:szCs w:val="28"/>
-        </w:rPr>
-      </w:pPr>
-      <w:r>
-        <w:rPr>
-          <w:rFonts w:ascii="Cambria" w:hAnsi="Cambria" w:cstheme="majorBidi"/>
-          <w:color w:val="9B6D86"/>
-          <w:sz w:val="28"/>
-          <w:szCs w:val="28"/>
+          <w:sz w:val="24"/>
+          <w:szCs w:val="24"/>
+        </w:rPr>
+      </w:pPr>
+      <w:r>
+        <w:rPr>
+          <w:rFonts w:ascii="Cambria" w:hAnsi="Cambria" w:cstheme="majorBidi"/>
+          <w:color w:val="9B6D86"/>
+          <w:sz w:val="24"/>
+          <w:szCs w:val="24"/>
         </w:rPr>
         <w:t>On the Profile page, click the Log</w:t>
       </w:r>
@@ -6803,8 +7141,8 @@
         <w:rPr>
           <w:rFonts w:ascii="Cambria" w:hAnsi="Cambria" w:cstheme="majorBidi"/>
           <w:color w:val="9B6D86"/>
-          <w:sz w:val="28"/>
-          <w:szCs w:val="28"/>
+          <w:sz w:val="24"/>
+          <w:szCs w:val="24"/>
         </w:rPr>
         <w:t xml:space="preserve"> O</w:t>
       </w:r>
@@ -6812,8 +7150,8 @@
         <w:rPr>
           <w:rFonts w:ascii="Cambria" w:hAnsi="Cambria" w:cstheme="majorBidi"/>
           <w:color w:val="9B6D86"/>
-          <w:sz w:val="28"/>
-          <w:szCs w:val="28"/>
+          <w:sz w:val="24"/>
+          <w:szCs w:val="24"/>
         </w:rPr>
         <w:t>ut button to logout from your profile.</w:t>
       </w:r>
@@ -6885,8 +7223,19 @@
           <w:sz w:val="28"/>
           <w:szCs w:val="28"/>
         </w:rPr>
-        <w:t xml:space="preserve"> from localeStorage</w:t>
-      </w:r>
+        <w:t xml:space="preserve"> from </w:t>
+      </w:r>
+      <w:proofErr w:type="spellStart"/>
+      <w:r>
+        <w:rPr>
+          <w:rFonts w:ascii="Cambria" w:hAnsi="Cambria" w:cstheme="majorBidi"/>
+          <w:color w:val="9B6D86"/>
+          <w:sz w:val="28"/>
+          <w:szCs w:val="28"/>
+        </w:rPr>
+        <w:t>localeStorage</w:t>
+      </w:r>
+      <w:proofErr w:type="spellEnd"/>
       <w:r>
         <w:rPr>
           <w:rFonts w:ascii="Cambria" w:hAnsi="Cambria" w:cstheme="majorBidi"/>

--- a/Project_Report.docx
+++ b/Project_Report.docx
@@ -4139,7 +4139,25 @@
                 <w:sz w:val="24"/>
                 <w:szCs w:val="24"/>
               </w:rPr>
-              <w:t>Dynamic navigation {username shown when logge in}</w:t>
+              <w:t>Dynamic navigation {username shown when logge</w:t>
+            </w:r>
+            <w:r>
+              <w:rPr>
+                <w:rFonts w:ascii="Cambria" w:hAnsi="Cambria" w:cstheme="majorBidi"/>
+                <w:color w:val="764B79"/>
+                <w:sz w:val="24"/>
+                <w:szCs w:val="24"/>
+              </w:rPr>
+              <w:t>d</w:t>
+            </w:r>
+            <w:r>
+              <w:rPr>
+                <w:rFonts w:ascii="Cambria" w:hAnsi="Cambria" w:cstheme="majorBidi"/>
+                <w:color w:val="764B79"/>
+                <w:sz w:val="24"/>
+                <w:szCs w:val="24"/>
+              </w:rPr>
+              <w:t xml:space="preserve"> in}</w:t>
             </w:r>
           </w:p>
         </w:tc>
@@ -4960,7 +4978,25 @@
           <w:sz w:val="24"/>
           <w:szCs w:val="24"/>
         </w:rPr>
-        <w:t>The navigation bar allows access to: Feed, Profile, Sign Up, Log In {or username when loged in}</w:t>
+        <w:t>The navigation bar allows access to: Feed, Profile, Sign Up, Log In {or username when log</w:t>
+      </w:r>
+      <w:r>
+        <w:rPr>
+          <w:rFonts w:ascii="Cambria" w:hAnsi="Cambria" w:cstheme="majorBidi"/>
+          <w:color w:val="9B6D86"/>
+          <w:sz w:val="24"/>
+          <w:szCs w:val="24"/>
+        </w:rPr>
+        <w:t>g</w:t>
+      </w:r>
+      <w:r>
+        <w:rPr>
+          <w:rFonts w:ascii="Cambria" w:hAnsi="Cambria" w:cstheme="majorBidi"/>
+          <w:color w:val="9B6D86"/>
+          <w:sz w:val="24"/>
+          <w:szCs w:val="24"/>
+        </w:rPr>
+        <w:t>ed in}</w:t>
       </w:r>
       <w:r>
         <w:rPr>
@@ -5664,7 +5700,25 @@
           <w:sz w:val="24"/>
           <w:szCs w:val="24"/>
         </w:rPr>
-        <w:t xml:space="preserve"> wich</w:t>
+        <w:t xml:space="preserve"> w</w:t>
+      </w:r>
+      <w:r>
+        <w:rPr>
+          <w:rFonts w:ascii="Cambria" w:hAnsi="Cambria" w:cstheme="majorBidi"/>
+          <w:color w:val="9B6D86"/>
+          <w:sz w:val="24"/>
+          <w:szCs w:val="24"/>
+        </w:rPr>
+        <w:t>h</w:t>
+      </w:r>
+      <w:r>
+        <w:rPr>
+          <w:rFonts w:ascii="Cambria" w:hAnsi="Cambria" w:cstheme="majorBidi"/>
+          <w:color w:val="9B6D86"/>
+          <w:sz w:val="24"/>
+          <w:szCs w:val="24"/>
+        </w:rPr>
+        <w:t>ich</w:t>
       </w:r>
       <w:r>
         <w:rPr>
@@ -5799,7 +5853,43 @@
           <w:sz w:val="24"/>
           <w:szCs w:val="24"/>
         </w:rPr>
-        <w:t>w/Unfollow</w:t>
+        <w:t>w</w:t>
+      </w:r>
+      <w:r>
+        <w:rPr>
+          <w:rFonts w:ascii="Cambria" w:hAnsi="Cambria" w:cstheme="majorBidi"/>
+          <w:color w:val="9B6D86"/>
+          <w:sz w:val="24"/>
+          <w:szCs w:val="24"/>
+        </w:rPr>
+        <w:t xml:space="preserve"> </w:t>
+      </w:r>
+      <w:r>
+        <w:rPr>
+          <w:rFonts w:ascii="Cambria" w:hAnsi="Cambria" w:cstheme="majorBidi"/>
+          <w:color w:val="9B6D86"/>
+          <w:sz w:val="24"/>
+          <w:szCs w:val="24"/>
+        </w:rPr>
+        <w:t>/</w:t>
+      </w:r>
+      <w:r>
+        <w:rPr>
+          <w:rFonts w:ascii="Cambria" w:hAnsi="Cambria" w:cstheme="majorBidi"/>
+          <w:color w:val="9B6D86"/>
+          <w:sz w:val="24"/>
+          <w:szCs w:val="24"/>
+        </w:rPr>
+        <w:t xml:space="preserve"> </w:t>
+      </w:r>
+      <w:r>
+        <w:rPr>
+          <w:rFonts w:ascii="Cambria" w:hAnsi="Cambria" w:cstheme="majorBidi"/>
+          <w:color w:val="9B6D86"/>
+          <w:sz w:val="24"/>
+          <w:szCs w:val="24"/>
+        </w:rPr>
+        <w:t>Unfollow</w:t>
       </w:r>
       <w:r>
         <w:rPr>
@@ -6192,25 +6282,7 @@
           <w:sz w:val="24"/>
           <w:szCs w:val="24"/>
         </w:rPr>
-        <w:t xml:space="preserve">Click Edit </w:t>
-      </w:r>
-      <w:r>
-        <w:rPr>
-          <w:rFonts w:ascii="Cambria" w:hAnsi="Cambria" w:cstheme="majorBidi"/>
-          <w:color w:val="9B6D86"/>
-          <w:sz w:val="24"/>
-          <w:szCs w:val="24"/>
-        </w:rPr>
-        <w:t>P</w:t>
-      </w:r>
-      <w:r>
-        <w:rPr>
-          <w:rFonts w:ascii="Cambria" w:hAnsi="Cambria" w:cstheme="majorBidi"/>
-          <w:color w:val="9B6D86"/>
-          <w:sz w:val="24"/>
-          <w:szCs w:val="24"/>
-        </w:rPr>
-        <w:t xml:space="preserve">rofile button to update profile information such as </w:t>
+        <w:t xml:space="preserve">Click Edit button to update profile information such as </w:t>
       </w:r>
       <w:r>
         <w:rPr>
@@ -6442,7 +6514,43 @@
           <w:sz w:val="24"/>
           <w:szCs w:val="24"/>
         </w:rPr>
-        <w:t>Enter your qoute/thought, author name, and book title {optional}</w:t>
+        <w:t>Enter your qoute</w:t>
+      </w:r>
+      <w:r>
+        <w:rPr>
+          <w:rFonts w:ascii="Cambria" w:hAnsi="Cambria" w:cstheme="majorBidi"/>
+          <w:color w:val="9B6D86"/>
+          <w:sz w:val="24"/>
+          <w:szCs w:val="24"/>
+        </w:rPr>
+        <w:t xml:space="preserve"> </w:t>
+      </w:r>
+      <w:r>
+        <w:rPr>
+          <w:rFonts w:ascii="Cambria" w:hAnsi="Cambria" w:cstheme="majorBidi"/>
+          <w:color w:val="9B6D86"/>
+          <w:sz w:val="24"/>
+          <w:szCs w:val="24"/>
+        </w:rPr>
+        <w:t>/</w:t>
+      </w:r>
+      <w:r>
+        <w:rPr>
+          <w:rFonts w:ascii="Cambria" w:hAnsi="Cambria" w:cstheme="majorBidi"/>
+          <w:color w:val="9B6D86"/>
+          <w:sz w:val="24"/>
+          <w:szCs w:val="24"/>
+        </w:rPr>
+        <w:t xml:space="preserve"> </w:t>
+      </w:r>
+      <w:r>
+        <w:rPr>
+          <w:rFonts w:ascii="Cambria" w:hAnsi="Cambria" w:cstheme="majorBidi"/>
+          <w:color w:val="9B6D86"/>
+          <w:sz w:val="24"/>
+          <w:szCs w:val="24"/>
+        </w:rPr>
+        <w:t>thought, author name, and book title {optional}</w:t>
       </w:r>
     </w:p>
     <w:p>
@@ -6786,16 +6894,16 @@
         <w:rPr>
           <w:rFonts w:ascii="Cambria" w:hAnsi="Cambria" w:cstheme="majorBidi"/>
           <w:color w:val="9B6D86"/>
-          <w:sz w:val="28"/>
-          <w:szCs w:val="28"/>
-        </w:rPr>
-      </w:pPr>
-      <w:r>
-        <w:rPr>
-          <w:rFonts w:ascii="Cambria" w:hAnsi="Cambria" w:cstheme="majorBidi"/>
-          <w:color w:val="9B6D86"/>
-          <w:sz w:val="28"/>
-          <w:szCs w:val="28"/>
+          <w:sz w:val="24"/>
+          <w:szCs w:val="24"/>
+        </w:rPr>
+      </w:pPr>
+      <w:r>
+        <w:rPr>
+          <w:rFonts w:ascii="Cambria" w:hAnsi="Cambria" w:cstheme="majorBidi"/>
+          <w:color w:val="9B6D86"/>
+          <w:sz w:val="24"/>
+          <w:szCs w:val="24"/>
         </w:rPr>
         <w:t>On the Profile page, click the Log</w:t>
       </w:r>
@@ -6803,8 +6911,8 @@
         <w:rPr>
           <w:rFonts w:ascii="Cambria" w:hAnsi="Cambria" w:cstheme="majorBidi"/>
           <w:color w:val="9B6D86"/>
-          <w:sz w:val="28"/>
-          <w:szCs w:val="28"/>
+          <w:sz w:val="24"/>
+          <w:szCs w:val="24"/>
         </w:rPr>
         <w:t xml:space="preserve"> O</w:t>
       </w:r>
@@ -6812,8 +6920,8 @@
         <w:rPr>
           <w:rFonts w:ascii="Cambria" w:hAnsi="Cambria" w:cstheme="majorBidi"/>
           <w:color w:val="9B6D86"/>
-          <w:sz w:val="28"/>
-          <w:szCs w:val="28"/>
+          <w:sz w:val="24"/>
+          <w:szCs w:val="24"/>
         </w:rPr>
         <w:t>ut button to logout from your profile.</w:t>
       </w:r>
@@ -6836,8 +6944,8 @@
         <w:rPr>
           <w:rFonts w:ascii="Cambria" w:hAnsi="Cambria" w:cstheme="majorBidi"/>
           <w:color w:val="9B6D86"/>
-          <w:sz w:val="28"/>
-          <w:szCs w:val="28"/>
+          <w:sz w:val="24"/>
+          <w:szCs w:val="24"/>
         </w:rPr>
         <w:lastRenderedPageBreak/>
         <w:t xml:space="preserve">The system </w:t>
@@ -6846,8 +6954,8 @@
         <w:rPr>
           <w:rFonts w:ascii="Cambria" w:hAnsi="Cambria" w:cstheme="majorBidi"/>
           <w:color w:val="9B6D86"/>
-          <w:sz w:val="28"/>
-          <w:szCs w:val="28"/>
+          <w:sz w:val="24"/>
+          <w:szCs w:val="24"/>
         </w:rPr>
         <w:t xml:space="preserve">removes </w:t>
       </w:r>
@@ -6855,8 +6963,8 @@
         <w:rPr>
           <w:rFonts w:ascii="Cambria" w:hAnsi="Cambria" w:cstheme="majorBidi"/>
           <w:color w:val="9B6D86"/>
-          <w:sz w:val="28"/>
-          <w:szCs w:val="28"/>
+          <w:sz w:val="24"/>
+          <w:szCs w:val="24"/>
         </w:rPr>
         <w:t>you</w:t>
       </w:r>
@@ -6864,8 +6972,8 @@
         <w:rPr>
           <w:rFonts w:ascii="Cambria" w:hAnsi="Cambria" w:cstheme="majorBidi"/>
           <w:color w:val="9B6D86"/>
-          <w:sz w:val="28"/>
-          <w:szCs w:val="28"/>
+          <w:sz w:val="24"/>
+          <w:szCs w:val="24"/>
         </w:rPr>
         <w:t>r</w:t>
       </w:r>
@@ -6873,8 +6981,8 @@
         <w:rPr>
           <w:rFonts w:ascii="Cambria" w:hAnsi="Cambria" w:cstheme="majorBidi"/>
           <w:color w:val="9B6D86"/>
-          <w:sz w:val="28"/>
-          <w:szCs w:val="28"/>
+          <w:sz w:val="24"/>
+          <w:szCs w:val="24"/>
         </w:rPr>
         <w:t xml:space="preserve"> session</w:t>
       </w:r>
@@ -6882,8 +6990,8 @@
         <w:rPr>
           <w:rFonts w:ascii="Cambria" w:hAnsi="Cambria" w:cstheme="majorBidi"/>
           <w:color w:val="9B6D86"/>
-          <w:sz w:val="28"/>
-          <w:szCs w:val="28"/>
+          <w:sz w:val="24"/>
+          <w:szCs w:val="24"/>
         </w:rPr>
         <w:t xml:space="preserve"> from localeStorage</w:t>
       </w:r>
@@ -6891,8 +6999,8 @@
         <w:rPr>
           <w:rFonts w:ascii="Cambria" w:hAnsi="Cambria" w:cstheme="majorBidi"/>
           <w:color w:val="9B6D86"/>
-          <w:sz w:val="28"/>
-          <w:szCs w:val="28"/>
+          <w:sz w:val="24"/>
+          <w:szCs w:val="24"/>
         </w:rPr>
         <w:t xml:space="preserve">, and </w:t>
       </w:r>
@@ -6900,8 +7008,8 @@
         <w:rPr>
           <w:rFonts w:ascii="Cambria" w:hAnsi="Cambria" w:cstheme="majorBidi"/>
           <w:color w:val="9B6D86"/>
-          <w:sz w:val="28"/>
-          <w:szCs w:val="28"/>
+          <w:sz w:val="24"/>
+          <w:szCs w:val="24"/>
         </w:rPr>
         <w:t>you are</w:t>
       </w:r>
@@ -6909,8 +7017,8 @@
         <w:rPr>
           <w:rFonts w:ascii="Cambria" w:hAnsi="Cambria" w:cstheme="majorBidi"/>
           <w:color w:val="9B6D86"/>
-          <w:sz w:val="28"/>
-          <w:szCs w:val="28"/>
+          <w:sz w:val="24"/>
+          <w:szCs w:val="24"/>
         </w:rPr>
         <w:t xml:space="preserve"> automatically redirected to the Log </w:t>
       </w:r>
@@ -6918,8 +7026,8 @@
         <w:rPr>
           <w:rFonts w:ascii="Cambria" w:hAnsi="Cambria" w:cstheme="majorBidi"/>
           <w:color w:val="9B6D86"/>
-          <w:sz w:val="28"/>
-          <w:szCs w:val="28"/>
+          <w:sz w:val="24"/>
+          <w:szCs w:val="24"/>
         </w:rPr>
         <w:t>I</w:t>
       </w:r>
@@ -6927,10 +7035,19 @@
         <w:rPr>
           <w:rFonts w:ascii="Cambria" w:hAnsi="Cambria" w:cstheme="majorBidi"/>
           <w:color w:val="9B6D86"/>
-          <w:sz w:val="28"/>
-          <w:szCs w:val="28"/>
-        </w:rPr>
-        <w:t>n page.</w:t>
+          <w:sz w:val="24"/>
+          <w:szCs w:val="24"/>
+        </w:rPr>
+        <w:t>n page</w:t>
+      </w:r>
+      <w:r>
+        <w:rPr>
+          <w:rFonts w:ascii="Cambria" w:hAnsi="Cambria" w:cstheme="majorBidi"/>
+          <w:color w:val="9B6D86"/>
+          <w:sz w:val="28"/>
+          <w:szCs w:val="28"/>
+        </w:rPr>
+        <w:t>.</w:t>
       </w:r>
     </w:p>
     <w:p>
@@ -7103,7 +7220,25 @@
           <w:sz w:val="32"/>
           <w:szCs w:val="32"/>
         </w:rPr>
-        <w:t>GitHub Repository URI:</w:t>
+        <w:t>GitHub Repository UR</w:t>
+      </w:r>
+      <w:r>
+        <w:rPr>
+          <w:rFonts w:ascii="Cambria" w:hAnsi="Cambria" w:cstheme="majorBidi"/>
+          <w:color w:val="4D3A6A"/>
+          <w:sz w:val="32"/>
+          <w:szCs w:val="32"/>
+        </w:rPr>
+        <w:t>L</w:t>
+      </w:r>
+      <w:r>
+        <w:rPr>
+          <w:rFonts w:ascii="Cambria" w:hAnsi="Cambria" w:cstheme="majorBidi"/>
+          <w:color w:val="4D3A6A"/>
+          <w:sz w:val="32"/>
+          <w:szCs w:val="32"/>
+        </w:rPr>
+        <w:t>:</w:t>
       </w:r>
     </w:p>
     <w:p>
@@ -7133,7 +7268,27 @@
             <w:sz w:val="28"/>
             <w:szCs w:val="28"/>
           </w:rPr>
-          <w:t>https://github.com/MariemKebaili/web-development-project</w:t>
+          <w:t>https://github.com/</w:t>
+        </w:r>
+        <w:r>
+          <w:rPr>
+            <w:rStyle w:val="Hyperlink"/>
+            <w:rFonts w:ascii="Cambria" w:hAnsi="Cambria" w:cstheme="majorBidi"/>
+            <w:color w:val="9B6D86"/>
+            <w:sz w:val="28"/>
+            <w:szCs w:val="28"/>
+          </w:rPr>
+          <w:t>MariemKebaili</w:t>
+        </w:r>
+        <w:r>
+          <w:rPr>
+            <w:rStyle w:val="Hyperlink"/>
+            <w:rFonts w:ascii="Cambria" w:hAnsi="Cambria" w:cstheme="majorBidi"/>
+            <w:color w:val="9B6D86"/>
+            <w:sz w:val="28"/>
+            <w:szCs w:val="28"/>
+          </w:rPr>
+          <w:t>/web-development-project</w:t>
         </w:r>
       </w:hyperlink>
     </w:p>
@@ -7165,24 +7320,53 @@
           <w:sz w:val="32"/>
           <w:szCs w:val="32"/>
         </w:rPr>
-        <w:t>Live Demo URI:</w:t>
-      </w:r>
-    </w:p>
-    <w:p>
-      <w:pPr>
-        <w:rPr>
-          <w:rFonts w:ascii="Cambria" w:hAnsi="Cambria" w:cstheme="majorBidi"/>
-          <w:b/>
-          <w:bCs/>
-          <w:color w:val="764B79"/>
+        <w:t>Live Demo UR</w:t>
+      </w:r>
+      <w:r>
+        <w:rPr>
+          <w:rFonts w:ascii="Cambria" w:hAnsi="Cambria" w:cstheme="majorBidi"/>
+          <w:color w:val="4D3A6A"/>
           <w:sz w:val="32"/>
           <w:szCs w:val="32"/>
-          <w:lang w:bidi="ar-QA"/>
-        </w:rPr>
-      </w:pPr>
+        </w:rPr>
+        <w:t>L</w:t>
+      </w:r>
+      <w:r>
+        <w:rPr>
+          <w:rFonts w:ascii="Cambria" w:hAnsi="Cambria" w:cstheme="majorBidi"/>
+          <w:color w:val="4D3A6A"/>
+          <w:sz w:val="32"/>
+          <w:szCs w:val="32"/>
+        </w:rPr>
+        <w:t>:</w:t>
+      </w:r>
+    </w:p>
+    <w:p>
+      <w:pPr>
+        <w:rPr>
+          <w:rFonts w:ascii="Cambria" w:hAnsi="Cambria" w:cstheme="majorBidi"/>
+          <w:color w:val="9B6D86"/>
+          <w:sz w:val="28"/>
+          <w:szCs w:val="28"/>
+          <w:lang w:val="en-US" w:bidi="ar-QA"/>
+        </w:rPr>
+      </w:pPr>
+      <w:hyperlink r:id="rId9" w:history="1">
+        <w:r>
+          <w:rPr>
+            <w:rStyle w:val="Hyperlink"/>
+            <w:rFonts w:ascii="Cambria" w:hAnsi="Cambria" w:cstheme="majorBidi"/>
+            <w:color w:val="9B6D86"/>
+            <w:sz w:val="28"/>
+            <w:szCs w:val="28"/>
+            <w:lang w:val="en-US" w:bidi="ar-QA"/>
+          </w:rPr>
+          <w:t>copy_EB265864-F924-41F3-8CA8-CC2AC89EFF0D.mov</w:t>
+        </w:r>
+      </w:hyperlink>
     </w:p>
     <w:sectPr>
-      <w:footerReference w:type="default" r:id="rId9"/>
+      <w:footerReference w:type="default" r:id="rId10"/>
       <w:pgSz w:w="11906" w:h="16838"/>
       <w:pgMar w:top="720" w:right="720" w:bottom="720" w:left="720" w:header="720" w:footer="720" w:gutter="0"/>
       <w:pgBorders w:offsetFrom="page">
@@ -10946,7 +11130,6 @@
   <w:style w:type="character" w:default="1" w:styleId="DefaultParagraphFont">
     <w:name w:val="Default Paragraph Font"/>
     <w:uiPriority w:val="1"/>
-    <w:semiHidden/>
     <w:unhideWhenUsed/>
   </w:style>
   <w:style w:type="table" w:default="1" w:styleId="TableNormal">

--- a/Project_Report.docx
+++ b/Project_Report.docx
@@ -49,7 +49,7 @@
                     <pic:cNvPicPr/>
                   </pic:nvPicPr>
                   <pic:blipFill rotWithShape="1">
-                    <a:blip r:embed="rId7" cstate="print">
+                    <a:blip r:embed="rId8" cstate="print">
                       <a:extLst>
                         <a:ext uri="{28A0092B-C50C-407E-A947-70E740481C1C}">
                           <a14:useLocalDpi xmlns:a14="http://schemas.microsoft.com/office/drawing/2010/main" val="0"/>
@@ -476,7 +476,25 @@
           <w:sz w:val="32"/>
           <w:szCs w:val="32"/>
         </w:rPr>
-        <w:t>Due date: 26 – 3</w:t>
+        <w:t xml:space="preserve">Due date: </w:t>
+      </w:r>
+      <w:r>
+        <w:rPr>
+          <w:rFonts w:ascii="Cambria" w:hAnsi="Cambria" w:cstheme="majorBidi"/>
+          <w:color w:val="9B6D86"/>
+          <w:sz w:val="32"/>
+          <w:szCs w:val="32"/>
+        </w:rPr>
+        <w:t>5</w:t>
+      </w:r>
+      <w:r>
+        <w:rPr>
+          <w:rFonts w:ascii="Cambria" w:hAnsi="Cambria" w:cstheme="majorBidi"/>
+          <w:color w:val="9B6D86"/>
+          <w:sz w:val="32"/>
+          <w:szCs w:val="32"/>
+        </w:rPr>
+        <w:t xml:space="preserve"> – 3</w:t>
       </w:r>
       <w:r>
         <w:rPr>
@@ -844,29 +862,1262 @@
         </w:rPr>
       </w:pPr>
     </w:p>
-    <w:p>
-      <w:pPr>
-        <w:jc w:val="center"/>
-        <w:rPr>
-          <w:rFonts w:ascii="Berlin Sans FB Demi" w:hAnsi="Berlin Sans FB Demi" w:cstheme="majorBidi"/>
-          <w:b/>
-          <w:bCs/>
+    <w:sdt>
+      <w:sdtPr>
+        <w:rPr>
+          <w:rFonts w:ascii="Berlin Sans FB Demi" w:hAnsi="Berlin Sans FB Demi"/>
           <w:color w:val="4D3A6A"/>
           <w:sz w:val="36"/>
           <w:szCs w:val="36"/>
         </w:rPr>
-      </w:pPr>
-      <w:r>
-        <w:rPr>
-          <w:rFonts w:ascii="Berlin Sans FB Demi" w:hAnsi="Berlin Sans FB Demi" w:cstheme="majorBidi"/>
+        <w:id w:val="-1894341280"/>
+        <w:docPartObj>
+          <w:docPartGallery w:val="Table of Contents"/>
+          <w:docPartUnique/>
+        </w:docPartObj>
+      </w:sdtPr>
+      <w:sdtEndPr>
+        <w:rPr>
+          <w:rFonts w:asciiTheme="minorHAnsi" w:eastAsiaTheme="minorHAnsi" w:hAnsiTheme="minorHAnsi" w:cstheme="minorBidi"/>
           <w:b/>
           <w:bCs/>
+          <w:noProof/>
+          <w:color w:val="auto"/>
+          <w:kern w:val="2"/>
+          <w:sz w:val="22"/>
+          <w:szCs w:val="22"/>
+          <w:lang w:val="en-GB"/>
+          <w14:ligatures w14:val="standardContextual"/>
+        </w:rPr>
+      </w:sdtEndPr>
+      <w:sdtContent>
+        <w:p>
+          <w:pPr>
+            <w:pStyle w:val="TOCHeading"/>
+            <w:shd w:val="clear" w:color="auto" w:fill="FAF1EC"/>
+            <w:jc w:val="center"/>
+            <w:rPr>
+              <w:rFonts w:ascii="Berlin Sans FB Demi" w:hAnsi="Berlin Sans FB Demi"/>
+              <w:color w:val="4D3A6A"/>
+              <w:sz w:val="36"/>
+              <w:szCs w:val="36"/>
+            </w:rPr>
+          </w:pPr>
+          <w:r>
+            <w:rPr>
+              <w:rFonts w:ascii="Berlin Sans FB Demi" w:hAnsi="Berlin Sans FB Demi"/>
+              <w:color w:val="4D3A6A"/>
+              <w:sz w:val="36"/>
+              <w:szCs w:val="36"/>
+            </w:rPr>
+            <w:t>Table of Contents</w:t>
+          </w:r>
+        </w:p>
+        <w:p>
+          <w:pPr>
+            <w:rPr>
+              <w:lang w:val="en-US"/>
+            </w:rPr>
+          </w:pPr>
+        </w:p>
+        <w:p>
+          <w:pPr>
+            <w:pStyle w:val="TOC1"/>
+            <w:rPr>
+              <w:rFonts w:asciiTheme="minorHAnsi" w:hAnsiTheme="minorHAnsi" w:cstheme="minorBidi"/>
+              <w:b w:val="0"/>
+              <w:bCs w:val="0"/>
+              <w:color w:val="auto"/>
+              <w:kern w:val="2"/>
+              <w:sz w:val="24"/>
+              <w:szCs w:val="24"/>
+              <w:lang w:eastAsia="zh-CN"/>
+              <w14:ligatures w14:val="standardContextual"/>
+            </w:rPr>
+          </w:pPr>
+          <w:r>
+            <w:fldChar w:fldCharType="begin"/>
+          </w:r>
+          <w:r>
+            <w:instrText xml:space="preserve"> TOC \o "1-3" \h \z \u </w:instrText>
+          </w:r>
+          <w:r>
+            <w:fldChar w:fldCharType="separate"/>
+          </w:r>
+          <w:hyperlink w:anchor="_Toc228450726" w:history="1">
+            <w:r>
+              <w:rPr>
+                <w:rStyle w:val="Hyperlink"/>
+                <w:rFonts w:ascii="Berlin Sans FB Demi" w:hAnsi="Berlin Sans FB Demi"/>
+              </w:rPr>
+              <w:t>Project Phase {1}</w:t>
+            </w:r>
+            <w:r>
+              <w:rPr>
+                <w:webHidden/>
+              </w:rPr>
+              <w:tab/>
+            </w:r>
+            <w:r>
+              <w:rPr>
+                <w:webHidden/>
+              </w:rPr>
+              <w:fldChar w:fldCharType="begin"/>
+            </w:r>
+            <w:r>
+              <w:rPr>
+                <w:webHidden/>
+              </w:rPr>
+              <w:instrText xml:space="preserve"> PAGEREF _Toc228450726 \h </w:instrText>
+            </w:r>
+            <w:r>
+              <w:rPr>
+                <w:webHidden/>
+              </w:rPr>
+            </w:r>
+            <w:r>
+              <w:rPr>
+                <w:webHidden/>
+              </w:rPr>
+              <w:fldChar w:fldCharType="separate"/>
+            </w:r>
+            <w:r>
+              <w:rPr>
+                <w:webHidden/>
+              </w:rPr>
+              <w:t>2</w:t>
+            </w:r>
+            <w:r>
+              <w:rPr>
+                <w:webHidden/>
+              </w:rPr>
+              <w:fldChar w:fldCharType="end"/>
+            </w:r>
+          </w:hyperlink>
+        </w:p>
+        <w:p>
+          <w:pPr>
+            <w:pStyle w:val="TOC2"/>
+            <w:tabs>
+              <w:tab w:val="right" w:leader="dot" w:pos="10456"/>
+            </w:tabs>
+            <w:rPr>
+              <w:rFonts w:cstheme="minorBidi"/>
+              <w:noProof/>
+              <w:kern w:val="2"/>
+              <w:sz w:val="24"/>
+              <w:szCs w:val="24"/>
+              <w:lang w:eastAsia="zh-CN"/>
+              <w14:ligatures w14:val="standardContextual"/>
+            </w:rPr>
+          </w:pPr>
+          <w:hyperlink w:anchor="_Toc228450727" w:history="1">
+            <w:r>
+              <w:rPr>
+                <w:rStyle w:val="Hyperlink"/>
+                <w:rFonts w:ascii="Berlin Sans FB Demi" w:hAnsi="Berlin Sans FB Demi"/>
+                <w:noProof/>
+              </w:rPr>
+              <w:t>Overview</w:t>
+            </w:r>
+            <w:r>
+              <w:rPr>
+                <w:noProof/>
+                <w:webHidden/>
+              </w:rPr>
+              <w:tab/>
+            </w:r>
+            <w:r>
+              <w:rPr>
+                <w:noProof/>
+                <w:webHidden/>
+              </w:rPr>
+              <w:fldChar w:fldCharType="begin"/>
+            </w:r>
+            <w:r>
+              <w:rPr>
+                <w:noProof/>
+                <w:webHidden/>
+              </w:rPr>
+              <w:instrText xml:space="preserve"> PAGEREF _Toc228450727 \h </w:instrText>
+            </w:r>
+            <w:r>
+              <w:rPr>
+                <w:noProof/>
+                <w:webHidden/>
+              </w:rPr>
+            </w:r>
+            <w:r>
+              <w:rPr>
+                <w:noProof/>
+                <w:webHidden/>
+              </w:rPr>
+              <w:fldChar w:fldCharType="separate"/>
+            </w:r>
+            <w:r>
+              <w:rPr>
+                <w:noProof/>
+                <w:webHidden/>
+              </w:rPr>
+              <w:t>2</w:t>
+            </w:r>
+            <w:r>
+              <w:rPr>
+                <w:noProof/>
+                <w:webHidden/>
+              </w:rPr>
+              <w:fldChar w:fldCharType="end"/>
+            </w:r>
+          </w:hyperlink>
+        </w:p>
+        <w:p>
+          <w:pPr>
+            <w:pStyle w:val="TOC2"/>
+            <w:tabs>
+              <w:tab w:val="right" w:leader="dot" w:pos="10456"/>
+            </w:tabs>
+            <w:rPr>
+              <w:rFonts w:cstheme="minorBidi"/>
+              <w:noProof/>
+              <w:kern w:val="2"/>
+              <w:sz w:val="24"/>
+              <w:szCs w:val="24"/>
+              <w:lang w:eastAsia="zh-CN"/>
+              <w14:ligatures w14:val="standardContextual"/>
+            </w:rPr>
+          </w:pPr>
+          <w:hyperlink w:anchor="_Toc228450728" w:history="1">
+            <w:r>
+              <w:rPr>
+                <w:rStyle w:val="Hyperlink"/>
+                <w:rFonts w:ascii="Berlin Sans FB Demi" w:hAnsi="Berlin Sans FB Demi"/>
+                <w:noProof/>
+              </w:rPr>
+              <w:t>Features Checklist</w:t>
+            </w:r>
+            <w:r>
+              <w:rPr>
+                <w:noProof/>
+                <w:webHidden/>
+              </w:rPr>
+              <w:tab/>
+            </w:r>
+            <w:r>
+              <w:rPr>
+                <w:noProof/>
+                <w:webHidden/>
+              </w:rPr>
+              <w:fldChar w:fldCharType="begin"/>
+            </w:r>
+            <w:r>
+              <w:rPr>
+                <w:noProof/>
+                <w:webHidden/>
+              </w:rPr>
+              <w:instrText xml:space="preserve"> PAGEREF _Toc228450728 \h </w:instrText>
+            </w:r>
+            <w:r>
+              <w:rPr>
+                <w:noProof/>
+                <w:webHidden/>
+              </w:rPr>
+            </w:r>
+            <w:r>
+              <w:rPr>
+                <w:noProof/>
+                <w:webHidden/>
+              </w:rPr>
+              <w:fldChar w:fldCharType="separate"/>
+            </w:r>
+            <w:r>
+              <w:rPr>
+                <w:noProof/>
+                <w:webHidden/>
+              </w:rPr>
+              <w:t>3</w:t>
+            </w:r>
+            <w:r>
+              <w:rPr>
+                <w:noProof/>
+                <w:webHidden/>
+              </w:rPr>
+              <w:fldChar w:fldCharType="end"/>
+            </w:r>
+          </w:hyperlink>
+        </w:p>
+        <w:p>
+          <w:pPr>
+            <w:pStyle w:val="TOC2"/>
+            <w:tabs>
+              <w:tab w:val="right" w:leader="dot" w:pos="10456"/>
+            </w:tabs>
+            <w:rPr>
+              <w:rFonts w:cstheme="minorBidi"/>
+              <w:noProof/>
+              <w:kern w:val="2"/>
+              <w:sz w:val="24"/>
+              <w:szCs w:val="24"/>
+              <w:lang w:eastAsia="zh-CN"/>
+              <w14:ligatures w14:val="standardContextual"/>
+            </w:rPr>
+          </w:pPr>
+          <w:hyperlink w:anchor="_Toc228450729" w:history="1">
+            <w:r>
+              <w:rPr>
+                <w:rStyle w:val="Hyperlink"/>
+                <w:rFonts w:ascii="Berlin Sans FB Demi" w:hAnsi="Berlin Sans FB Demi"/>
+                <w:noProof/>
+              </w:rPr>
+              <w:t>How to Use our Bookworms platform {A Quick Guide}?</w:t>
+            </w:r>
+            <w:r>
+              <w:rPr>
+                <w:noProof/>
+                <w:webHidden/>
+              </w:rPr>
+              <w:tab/>
+            </w:r>
+            <w:r>
+              <w:rPr>
+                <w:noProof/>
+                <w:webHidden/>
+              </w:rPr>
+              <w:fldChar w:fldCharType="begin"/>
+            </w:r>
+            <w:r>
+              <w:rPr>
+                <w:noProof/>
+                <w:webHidden/>
+              </w:rPr>
+              <w:instrText xml:space="preserve"> PAGEREF _Toc228450729 \h </w:instrText>
+            </w:r>
+            <w:r>
+              <w:rPr>
+                <w:noProof/>
+                <w:webHidden/>
+              </w:rPr>
+            </w:r>
+            <w:r>
+              <w:rPr>
+                <w:noProof/>
+                <w:webHidden/>
+              </w:rPr>
+              <w:fldChar w:fldCharType="separate"/>
+            </w:r>
+            <w:r>
+              <w:rPr>
+                <w:noProof/>
+                <w:webHidden/>
+              </w:rPr>
+              <w:t>4</w:t>
+            </w:r>
+            <w:r>
+              <w:rPr>
+                <w:noProof/>
+                <w:webHidden/>
+              </w:rPr>
+              <w:fldChar w:fldCharType="end"/>
+            </w:r>
+          </w:hyperlink>
+        </w:p>
+        <w:p>
+          <w:pPr>
+            <w:pStyle w:val="TOC2"/>
+            <w:tabs>
+              <w:tab w:val="right" w:leader="dot" w:pos="10456"/>
+            </w:tabs>
+            <w:rPr>
+              <w:rFonts w:cstheme="minorBidi"/>
+              <w:noProof/>
+              <w:kern w:val="2"/>
+              <w:sz w:val="24"/>
+              <w:szCs w:val="24"/>
+              <w:lang w:eastAsia="zh-CN"/>
+              <w14:ligatures w14:val="standardContextual"/>
+            </w:rPr>
+          </w:pPr>
+          <w:hyperlink w:anchor="_Toc228450730" w:history="1">
+            <w:r>
+              <w:rPr>
+                <w:rStyle w:val="Hyperlink"/>
+                <w:rFonts w:ascii="Berlin Sans FB Demi" w:hAnsi="Berlin Sans FB Demi"/>
+                <w:noProof/>
+              </w:rPr>
+              <w:t>Project links</w:t>
+            </w:r>
+            <w:r>
+              <w:rPr>
+                <w:noProof/>
+                <w:webHidden/>
+              </w:rPr>
+              <w:tab/>
+            </w:r>
+            <w:r>
+              <w:rPr>
+                <w:noProof/>
+                <w:webHidden/>
+              </w:rPr>
+              <w:fldChar w:fldCharType="begin"/>
+            </w:r>
+            <w:r>
+              <w:rPr>
+                <w:noProof/>
+                <w:webHidden/>
+              </w:rPr>
+              <w:instrText xml:space="preserve"> PAGEREF _Toc228450730 \h </w:instrText>
+            </w:r>
+            <w:r>
+              <w:rPr>
+                <w:noProof/>
+                <w:webHidden/>
+              </w:rPr>
+            </w:r>
+            <w:r>
+              <w:rPr>
+                <w:noProof/>
+                <w:webHidden/>
+              </w:rPr>
+              <w:fldChar w:fldCharType="separate"/>
+            </w:r>
+            <w:r>
+              <w:rPr>
+                <w:noProof/>
+                <w:webHidden/>
+              </w:rPr>
+              <w:t>6</w:t>
+            </w:r>
+            <w:r>
+              <w:rPr>
+                <w:noProof/>
+                <w:webHidden/>
+              </w:rPr>
+              <w:fldChar w:fldCharType="end"/>
+            </w:r>
+          </w:hyperlink>
+        </w:p>
+        <w:p>
+          <w:pPr>
+            <w:pStyle w:val="TOC1"/>
+            <w:rPr>
+              <w:rFonts w:asciiTheme="minorHAnsi" w:hAnsiTheme="minorHAnsi" w:cstheme="minorBidi"/>
+              <w:b w:val="0"/>
+              <w:bCs w:val="0"/>
+              <w:color w:val="auto"/>
+              <w:kern w:val="2"/>
+              <w:sz w:val="24"/>
+              <w:szCs w:val="24"/>
+              <w:lang w:eastAsia="zh-CN"/>
+              <w14:ligatures w14:val="standardContextual"/>
+            </w:rPr>
+          </w:pPr>
+          <w:hyperlink w:anchor="_Toc228450731" w:history="1">
+            <w:r>
+              <w:rPr>
+                <w:rStyle w:val="Hyperlink"/>
+                <w:rFonts w:ascii="Berlin Sans FB Demi" w:hAnsi="Berlin Sans FB Demi"/>
+              </w:rPr>
+              <w:t>Project Phase {2}</w:t>
+            </w:r>
+            <w:r>
+              <w:rPr>
+                <w:webHidden/>
+              </w:rPr>
+              <w:tab/>
+            </w:r>
+            <w:r>
+              <w:rPr>
+                <w:webHidden/>
+              </w:rPr>
+              <w:fldChar w:fldCharType="begin"/>
+            </w:r>
+            <w:r>
+              <w:rPr>
+                <w:webHidden/>
+              </w:rPr>
+              <w:instrText xml:space="preserve"> PAGEREF _Toc228450731 \h </w:instrText>
+            </w:r>
+            <w:r>
+              <w:rPr>
+                <w:webHidden/>
+              </w:rPr>
+            </w:r>
+            <w:r>
+              <w:rPr>
+                <w:webHidden/>
+              </w:rPr>
+              <w:fldChar w:fldCharType="separate"/>
+            </w:r>
+            <w:r>
+              <w:rPr>
+                <w:webHidden/>
+              </w:rPr>
+              <w:t>7</w:t>
+            </w:r>
+            <w:r>
+              <w:rPr>
+                <w:webHidden/>
+              </w:rPr>
+              <w:fldChar w:fldCharType="end"/>
+            </w:r>
+          </w:hyperlink>
+        </w:p>
+        <w:p>
+          <w:pPr>
+            <w:pStyle w:val="TOC2"/>
+            <w:tabs>
+              <w:tab w:val="right" w:leader="dot" w:pos="10456"/>
+            </w:tabs>
+            <w:rPr>
+              <w:rFonts w:cstheme="minorBidi"/>
+              <w:noProof/>
+              <w:kern w:val="2"/>
+              <w:sz w:val="24"/>
+              <w:szCs w:val="24"/>
+              <w:lang w:eastAsia="zh-CN"/>
+              <w14:ligatures w14:val="standardContextual"/>
+            </w:rPr>
+          </w:pPr>
+          <w:hyperlink w:anchor="_Toc228450732" w:history="1">
+            <w:r>
+              <w:rPr>
+                <w:rStyle w:val="Hyperlink"/>
+                <w:rFonts w:ascii="Berlin Sans FB Demi" w:hAnsi="Berlin Sans FB Demi"/>
+                <w:noProof/>
+              </w:rPr>
+              <w:t>Overview</w:t>
+            </w:r>
+            <w:r>
+              <w:rPr>
+                <w:noProof/>
+                <w:webHidden/>
+              </w:rPr>
+              <w:tab/>
+            </w:r>
+            <w:r>
+              <w:rPr>
+                <w:noProof/>
+                <w:webHidden/>
+              </w:rPr>
+              <w:fldChar w:fldCharType="begin"/>
+            </w:r>
+            <w:r>
+              <w:rPr>
+                <w:noProof/>
+                <w:webHidden/>
+              </w:rPr>
+              <w:instrText xml:space="preserve"> PAGEREF _Toc228450732 \h </w:instrText>
+            </w:r>
+            <w:r>
+              <w:rPr>
+                <w:noProof/>
+                <w:webHidden/>
+              </w:rPr>
+            </w:r>
+            <w:r>
+              <w:rPr>
+                <w:noProof/>
+                <w:webHidden/>
+              </w:rPr>
+              <w:fldChar w:fldCharType="separate"/>
+            </w:r>
+            <w:r>
+              <w:rPr>
+                <w:noProof/>
+                <w:webHidden/>
+              </w:rPr>
+              <w:t>7</w:t>
+            </w:r>
+            <w:r>
+              <w:rPr>
+                <w:noProof/>
+                <w:webHidden/>
+              </w:rPr>
+              <w:fldChar w:fldCharType="end"/>
+            </w:r>
+          </w:hyperlink>
+        </w:p>
+        <w:p>
+          <w:pPr>
+            <w:pStyle w:val="TOC2"/>
+            <w:tabs>
+              <w:tab w:val="right" w:leader="dot" w:pos="10456"/>
+            </w:tabs>
+            <w:rPr>
+              <w:rFonts w:cstheme="minorBidi"/>
+              <w:noProof/>
+              <w:kern w:val="2"/>
+              <w:sz w:val="24"/>
+              <w:szCs w:val="24"/>
+              <w:lang w:eastAsia="zh-CN"/>
+              <w14:ligatures w14:val="standardContextual"/>
+            </w:rPr>
+          </w:pPr>
+          <w:hyperlink w:anchor="_Toc228450733" w:history="1">
+            <w:r>
+              <w:rPr>
+                <w:rStyle w:val="Hyperlink"/>
+                <w:rFonts w:ascii="Berlin Sans FB Demi" w:hAnsi="Berlin Sans FB Demi"/>
+                <w:noProof/>
+              </w:rPr>
+              <w:t>Data Model {database of two tables}</w:t>
+            </w:r>
+            <w:r>
+              <w:rPr>
+                <w:noProof/>
+                <w:webHidden/>
+              </w:rPr>
+              <w:tab/>
+            </w:r>
+            <w:r>
+              <w:rPr>
+                <w:noProof/>
+                <w:webHidden/>
+              </w:rPr>
+              <w:fldChar w:fldCharType="begin"/>
+            </w:r>
+            <w:r>
+              <w:rPr>
+                <w:noProof/>
+                <w:webHidden/>
+              </w:rPr>
+              <w:instrText xml:space="preserve"> PAGEREF _Toc228450733 \h </w:instrText>
+            </w:r>
+            <w:r>
+              <w:rPr>
+                <w:noProof/>
+                <w:webHidden/>
+              </w:rPr>
+            </w:r>
+            <w:r>
+              <w:rPr>
+                <w:noProof/>
+                <w:webHidden/>
+              </w:rPr>
+              <w:fldChar w:fldCharType="separate"/>
+            </w:r>
+            <w:r>
+              <w:rPr>
+                <w:noProof/>
+                <w:webHidden/>
+              </w:rPr>
+              <w:t>7</w:t>
+            </w:r>
+            <w:r>
+              <w:rPr>
+                <w:noProof/>
+                <w:webHidden/>
+              </w:rPr>
+              <w:fldChar w:fldCharType="end"/>
+            </w:r>
+          </w:hyperlink>
+        </w:p>
+        <w:p>
+          <w:pPr>
+            <w:pStyle w:val="TOC2"/>
+            <w:tabs>
+              <w:tab w:val="right" w:leader="dot" w:pos="10456"/>
+            </w:tabs>
+            <w:rPr>
+              <w:rFonts w:cstheme="minorBidi"/>
+              <w:noProof/>
+              <w:kern w:val="2"/>
+              <w:sz w:val="24"/>
+              <w:szCs w:val="24"/>
+              <w:lang w:eastAsia="zh-CN"/>
+              <w14:ligatures w14:val="standardContextual"/>
+            </w:rPr>
+          </w:pPr>
+          <w:hyperlink w:anchor="_Toc228450734" w:history="1">
+            <w:r>
+              <w:rPr>
+                <w:rStyle w:val="Hyperlink"/>
+                <w:rFonts w:ascii="Berlin Sans FB Demi" w:hAnsi="Berlin Sans FB Demi"/>
+                <w:noProof/>
+              </w:rPr>
+              <w:t>Database Initialization</w:t>
+            </w:r>
+            <w:r>
+              <w:rPr>
+                <w:noProof/>
+                <w:webHidden/>
+              </w:rPr>
+              <w:tab/>
+            </w:r>
+            <w:r>
+              <w:rPr>
+                <w:noProof/>
+                <w:webHidden/>
+              </w:rPr>
+              <w:fldChar w:fldCharType="begin"/>
+            </w:r>
+            <w:r>
+              <w:rPr>
+                <w:noProof/>
+                <w:webHidden/>
+              </w:rPr>
+              <w:instrText xml:space="preserve"> PAGEREF _Toc228450734 \h </w:instrText>
+            </w:r>
+            <w:r>
+              <w:rPr>
+                <w:noProof/>
+                <w:webHidden/>
+              </w:rPr>
+            </w:r>
+            <w:r>
+              <w:rPr>
+                <w:noProof/>
+                <w:webHidden/>
+              </w:rPr>
+              <w:fldChar w:fldCharType="separate"/>
+            </w:r>
+            <w:r>
+              <w:rPr>
+                <w:noProof/>
+                <w:webHidden/>
+              </w:rPr>
+              <w:t>8</w:t>
+            </w:r>
+            <w:r>
+              <w:rPr>
+                <w:noProof/>
+                <w:webHidden/>
+              </w:rPr>
+              <w:fldChar w:fldCharType="end"/>
+            </w:r>
+          </w:hyperlink>
+        </w:p>
+        <w:p>
+          <w:pPr>
+            <w:pStyle w:val="TOC2"/>
+            <w:tabs>
+              <w:tab w:val="right" w:leader="dot" w:pos="10456"/>
+            </w:tabs>
+            <w:rPr>
+              <w:rFonts w:cstheme="minorBidi"/>
+              <w:noProof/>
+              <w:kern w:val="2"/>
+              <w:sz w:val="24"/>
+              <w:szCs w:val="24"/>
+              <w:lang w:eastAsia="zh-CN"/>
+              <w14:ligatures w14:val="standardContextual"/>
+            </w:rPr>
+          </w:pPr>
+          <w:hyperlink w:anchor="_Toc228450735" w:history="1">
+            <w:r>
+              <w:rPr>
+                <w:rStyle w:val="Hyperlink"/>
+                <w:rFonts w:ascii="Berlin Sans FB Demi" w:hAnsi="Berlin Sans FB Demi"/>
+                <w:noProof/>
+              </w:rPr>
+              <w:t>Setup Instructions</w:t>
+            </w:r>
+            <w:r>
+              <w:rPr>
+                <w:noProof/>
+                <w:webHidden/>
+              </w:rPr>
+              <w:tab/>
+            </w:r>
+            <w:r>
+              <w:rPr>
+                <w:noProof/>
+                <w:webHidden/>
+              </w:rPr>
+              <w:fldChar w:fldCharType="begin"/>
+            </w:r>
+            <w:r>
+              <w:rPr>
+                <w:noProof/>
+                <w:webHidden/>
+              </w:rPr>
+              <w:instrText xml:space="preserve"> PAGEREF _Toc228450735 \h </w:instrText>
+            </w:r>
+            <w:r>
+              <w:rPr>
+                <w:noProof/>
+                <w:webHidden/>
+              </w:rPr>
+            </w:r>
+            <w:r>
+              <w:rPr>
+                <w:noProof/>
+                <w:webHidden/>
+              </w:rPr>
+              <w:fldChar w:fldCharType="separate"/>
+            </w:r>
+            <w:r>
+              <w:rPr>
+                <w:noProof/>
+                <w:webHidden/>
+              </w:rPr>
+              <w:t>8</w:t>
+            </w:r>
+            <w:r>
+              <w:rPr>
+                <w:noProof/>
+                <w:webHidden/>
+              </w:rPr>
+              <w:fldChar w:fldCharType="end"/>
+            </w:r>
+          </w:hyperlink>
+        </w:p>
+        <w:p>
+          <w:pPr>
+            <w:pStyle w:val="TOC2"/>
+            <w:tabs>
+              <w:tab w:val="right" w:leader="dot" w:pos="10456"/>
+            </w:tabs>
+            <w:rPr>
+              <w:rFonts w:cstheme="minorBidi"/>
+              <w:noProof/>
+              <w:kern w:val="2"/>
+              <w:sz w:val="24"/>
+              <w:szCs w:val="24"/>
+              <w:lang w:eastAsia="zh-CN"/>
+              <w14:ligatures w14:val="standardContextual"/>
+            </w:rPr>
+          </w:pPr>
+          <w:hyperlink w:anchor="_Toc228450736" w:history="1">
+            <w:r>
+              <w:rPr>
+                <w:rStyle w:val="Hyperlink"/>
+                <w:rFonts w:ascii="Berlin Sans FB Demi" w:hAnsi="Berlin Sans FB Demi"/>
+                <w:noProof/>
+              </w:rPr>
+              <w:t>API and Repository</w:t>
+            </w:r>
+            <w:r>
+              <w:rPr>
+                <w:noProof/>
+                <w:webHidden/>
+              </w:rPr>
+              <w:tab/>
+            </w:r>
+            <w:r>
+              <w:rPr>
+                <w:noProof/>
+                <w:webHidden/>
+              </w:rPr>
+              <w:fldChar w:fldCharType="begin"/>
+            </w:r>
+            <w:r>
+              <w:rPr>
+                <w:noProof/>
+                <w:webHidden/>
+              </w:rPr>
+              <w:instrText xml:space="preserve"> PAGEREF _Toc228450736 \h </w:instrText>
+            </w:r>
+            <w:r>
+              <w:rPr>
+                <w:noProof/>
+                <w:webHidden/>
+              </w:rPr>
+            </w:r>
+            <w:r>
+              <w:rPr>
+                <w:noProof/>
+                <w:webHidden/>
+              </w:rPr>
+              <w:fldChar w:fldCharType="separate"/>
+            </w:r>
+            <w:r>
+              <w:rPr>
+                <w:noProof/>
+                <w:webHidden/>
+              </w:rPr>
+              <w:t>9</w:t>
+            </w:r>
+            <w:r>
+              <w:rPr>
+                <w:noProof/>
+                <w:webHidden/>
+              </w:rPr>
+              <w:fldChar w:fldCharType="end"/>
+            </w:r>
+          </w:hyperlink>
+        </w:p>
+        <w:p>
+          <w:pPr>
+            <w:pStyle w:val="TOC2"/>
+            <w:tabs>
+              <w:tab w:val="right" w:leader="dot" w:pos="10456"/>
+            </w:tabs>
+            <w:rPr>
+              <w:rFonts w:cstheme="minorBidi"/>
+              <w:noProof/>
+              <w:kern w:val="2"/>
+              <w:sz w:val="24"/>
+              <w:szCs w:val="24"/>
+              <w:lang w:eastAsia="zh-CN"/>
+              <w14:ligatures w14:val="standardContextual"/>
+            </w:rPr>
+          </w:pPr>
+          <w:hyperlink w:anchor="_Toc228450737" w:history="1">
+            <w:r>
+              <w:rPr>
+                <w:rStyle w:val="Hyperlink"/>
+                <w:rFonts w:ascii="Berlin Sans FB Demi" w:hAnsi="Berlin Sans FB Demi"/>
+                <w:noProof/>
+              </w:rPr>
+              <w:t>Statistics Page</w:t>
+            </w:r>
+            <w:r>
+              <w:rPr>
+                <w:noProof/>
+                <w:webHidden/>
+              </w:rPr>
+              <w:tab/>
+            </w:r>
+            <w:r>
+              <w:rPr>
+                <w:noProof/>
+                <w:webHidden/>
+              </w:rPr>
+              <w:fldChar w:fldCharType="begin"/>
+            </w:r>
+            <w:r>
+              <w:rPr>
+                <w:noProof/>
+                <w:webHidden/>
+              </w:rPr>
+              <w:instrText xml:space="preserve"> PAGEREF _Toc228450737 \h </w:instrText>
+            </w:r>
+            <w:r>
+              <w:rPr>
+                <w:noProof/>
+                <w:webHidden/>
+              </w:rPr>
+            </w:r>
+            <w:r>
+              <w:rPr>
+                <w:noProof/>
+                <w:webHidden/>
+              </w:rPr>
+              <w:fldChar w:fldCharType="separate"/>
+            </w:r>
+            <w:r>
+              <w:rPr>
+                <w:noProof/>
+                <w:webHidden/>
+              </w:rPr>
+              <w:t>9</w:t>
+            </w:r>
+            <w:r>
+              <w:rPr>
+                <w:noProof/>
+                <w:webHidden/>
+              </w:rPr>
+              <w:fldChar w:fldCharType="end"/>
+            </w:r>
+          </w:hyperlink>
+        </w:p>
+        <w:p>
+          <w:pPr>
+            <w:pStyle w:val="TOC2"/>
+            <w:tabs>
+              <w:tab w:val="right" w:leader="dot" w:pos="10456"/>
+            </w:tabs>
+            <w:rPr>
+              <w:rFonts w:cstheme="minorBidi"/>
+              <w:noProof/>
+              <w:kern w:val="2"/>
+              <w:sz w:val="24"/>
+              <w:szCs w:val="24"/>
+              <w:lang w:eastAsia="zh-CN"/>
+              <w14:ligatures w14:val="standardContextual"/>
+            </w:rPr>
+          </w:pPr>
+          <w:hyperlink w:anchor="_Toc228450738" w:history="1">
+            <w:r>
+              <w:rPr>
+                <w:rStyle w:val="Hyperlink"/>
+                <w:rFonts w:ascii="Berlin Sans FB Demi" w:hAnsi="Berlin Sans FB Demi"/>
+                <w:noProof/>
+              </w:rPr>
+              <w:t>Features Checklist</w:t>
+            </w:r>
+            <w:r>
+              <w:rPr>
+                <w:noProof/>
+                <w:webHidden/>
+              </w:rPr>
+              <w:tab/>
+            </w:r>
+            <w:r>
+              <w:rPr>
+                <w:noProof/>
+                <w:webHidden/>
+              </w:rPr>
+              <w:fldChar w:fldCharType="begin"/>
+            </w:r>
+            <w:r>
+              <w:rPr>
+                <w:noProof/>
+                <w:webHidden/>
+              </w:rPr>
+              <w:instrText xml:space="preserve"> PAGEREF _Toc228450738 \h </w:instrText>
+            </w:r>
+            <w:r>
+              <w:rPr>
+                <w:noProof/>
+                <w:webHidden/>
+              </w:rPr>
+            </w:r>
+            <w:r>
+              <w:rPr>
+                <w:noProof/>
+                <w:webHidden/>
+              </w:rPr>
+              <w:fldChar w:fldCharType="separate"/>
+            </w:r>
+            <w:r>
+              <w:rPr>
+                <w:noProof/>
+                <w:webHidden/>
+              </w:rPr>
+              <w:t>9</w:t>
+            </w:r>
+            <w:r>
+              <w:rPr>
+                <w:noProof/>
+                <w:webHidden/>
+              </w:rPr>
+              <w:fldChar w:fldCharType="end"/>
+            </w:r>
+          </w:hyperlink>
+        </w:p>
+        <w:p>
+          <w:r>
+            <w:rPr>
+              <w:b/>
+              <w:bCs/>
+              <w:noProof/>
+            </w:rPr>
+            <w:fldChar w:fldCharType="end"/>
+          </w:r>
+        </w:p>
+      </w:sdtContent>
+    </w:sdt>
+    <w:p>
+      <w:pPr>
+        <w:spacing w:line="240" w:lineRule="auto"/>
+        <w:rPr>
+          <w:rFonts w:asciiTheme="majorBidi" w:hAnsiTheme="majorBidi" w:cstheme="majorBidi"/>
+          <w:b/>
+          <w:bCs/>
+          <w:color w:val="764B79"/>
+          <w:sz w:val="32"/>
+          <w:szCs w:val="32"/>
+        </w:rPr>
+      </w:pPr>
+    </w:p>
+    <w:p>
+      <w:pPr>
+        <w:spacing w:line="240" w:lineRule="auto"/>
+        <w:rPr>
+          <w:rFonts w:asciiTheme="majorBidi" w:hAnsiTheme="majorBidi" w:cstheme="majorBidi"/>
+          <w:b/>
+          <w:bCs/>
+          <w:color w:val="764B79"/>
+          <w:sz w:val="32"/>
+          <w:szCs w:val="32"/>
+        </w:rPr>
+      </w:pPr>
+    </w:p>
+    <w:p>
+      <w:pPr>
+        <w:spacing w:line="240" w:lineRule="auto"/>
+        <w:rPr>
+          <w:rFonts w:asciiTheme="majorBidi" w:hAnsiTheme="majorBidi" w:cstheme="majorBidi"/>
+          <w:b/>
+          <w:bCs/>
+          <w:color w:val="764B79"/>
+          <w:sz w:val="32"/>
+          <w:szCs w:val="32"/>
+        </w:rPr>
+      </w:pPr>
+    </w:p>
+    <w:p>
+      <w:pPr>
+        <w:spacing w:line="240" w:lineRule="auto"/>
+        <w:rPr>
+          <w:rFonts w:asciiTheme="majorBidi" w:hAnsiTheme="majorBidi" w:cstheme="majorBidi"/>
+          <w:b/>
+          <w:bCs/>
+          <w:color w:val="764B79"/>
+          <w:sz w:val="32"/>
+          <w:szCs w:val="32"/>
+        </w:rPr>
+      </w:pPr>
+    </w:p>
+    <w:p>
+      <w:pPr>
+        <w:spacing w:line="240" w:lineRule="auto"/>
+        <w:rPr>
+          <w:rFonts w:asciiTheme="majorBidi" w:hAnsiTheme="majorBidi" w:cstheme="majorBidi"/>
+          <w:b/>
+          <w:bCs/>
+          <w:color w:val="764B79"/>
+          <w:sz w:val="32"/>
+          <w:szCs w:val="32"/>
+        </w:rPr>
+      </w:pPr>
+    </w:p>
+    <w:p>
+      <w:pPr>
+        <w:spacing w:line="240" w:lineRule="auto"/>
+        <w:rPr>
+          <w:rFonts w:asciiTheme="majorBidi" w:hAnsiTheme="majorBidi" w:cstheme="majorBidi"/>
+          <w:b/>
+          <w:bCs/>
+          <w:color w:val="764B79"/>
+          <w:sz w:val="32"/>
+          <w:szCs w:val="32"/>
+        </w:rPr>
+      </w:pPr>
+    </w:p>
+    <w:p>
+      <w:pPr>
+        <w:spacing w:line="240" w:lineRule="auto"/>
+        <w:rPr>
+          <w:rFonts w:asciiTheme="majorBidi" w:hAnsiTheme="majorBidi" w:cstheme="majorBidi"/>
+          <w:b/>
+          <w:bCs/>
+          <w:color w:val="764B79"/>
+          <w:sz w:val="32"/>
+          <w:szCs w:val="32"/>
+        </w:rPr>
+      </w:pPr>
+    </w:p>
+    <w:p>
+      <w:pPr>
+        <w:spacing w:line="240" w:lineRule="auto"/>
+        <w:rPr>
+          <w:rFonts w:asciiTheme="majorBidi" w:hAnsiTheme="majorBidi" w:cstheme="majorBidi"/>
+          <w:b/>
+          <w:bCs/>
+          <w:color w:val="764B79"/>
+          <w:sz w:val="32"/>
+          <w:szCs w:val="32"/>
+        </w:rPr>
+      </w:pPr>
+    </w:p>
+    <w:p>
+      <w:pPr>
+        <w:spacing w:line="240" w:lineRule="auto"/>
+        <w:rPr>
+          <w:rFonts w:asciiTheme="majorBidi" w:hAnsiTheme="majorBidi" w:cstheme="majorBidi"/>
+          <w:b/>
+          <w:bCs/>
+          <w:color w:val="764B79"/>
+          <w:sz w:val="32"/>
+          <w:szCs w:val="32"/>
+        </w:rPr>
+      </w:pPr>
+    </w:p>
+    <w:p>
+      <w:pPr>
+        <w:spacing w:line="240" w:lineRule="auto"/>
+        <w:rPr>
+          <w:rFonts w:asciiTheme="majorBidi" w:hAnsiTheme="majorBidi" w:cstheme="majorBidi"/>
+          <w:b/>
+          <w:bCs/>
+          <w:color w:val="764B79"/>
+          <w:sz w:val="32"/>
+          <w:szCs w:val="32"/>
+        </w:rPr>
+      </w:pPr>
+    </w:p>
+    <w:p>
+      <w:pPr>
+        <w:spacing w:line="240" w:lineRule="auto"/>
+        <w:rPr>
+          <w:rFonts w:asciiTheme="majorBidi" w:hAnsiTheme="majorBidi" w:cstheme="majorBidi"/>
+          <w:b/>
+          <w:bCs/>
+          <w:color w:val="764B79"/>
+          <w:sz w:val="32"/>
+          <w:szCs w:val="32"/>
+        </w:rPr>
+      </w:pPr>
+    </w:p>
+    <w:p>
+      <w:pPr>
+        <w:spacing w:line="240" w:lineRule="auto"/>
+        <w:rPr>
+          <w:rFonts w:asciiTheme="majorBidi" w:hAnsiTheme="majorBidi" w:cstheme="majorBidi"/>
+          <w:b/>
+          <w:bCs/>
+          <w:color w:val="764B79"/>
+          <w:sz w:val="32"/>
+          <w:szCs w:val="32"/>
+        </w:rPr>
+      </w:pPr>
+    </w:p>
+    <w:p>
+      <w:pPr>
+        <w:spacing w:line="240" w:lineRule="auto"/>
+        <w:rPr>
+          <w:rFonts w:asciiTheme="majorBidi" w:hAnsiTheme="majorBidi" w:cstheme="majorBidi"/>
+          <w:b/>
+          <w:bCs/>
+          <w:color w:val="764B79"/>
+          <w:sz w:val="32"/>
+          <w:szCs w:val="32"/>
+        </w:rPr>
+      </w:pPr>
+    </w:p>
+    <w:p>
+      <w:pPr>
+        <w:pStyle w:val="Heading1"/>
+        <w:shd w:val="clear" w:color="auto" w:fill="D8C6D0"/>
+        <w:jc w:val="center"/>
+        <w:rPr>
+          <w:rFonts w:ascii="Berlin Sans FB Demi" w:hAnsi="Berlin Sans FB Demi"/>
+          <w:color w:val="4D3A6A"/>
+        </w:rPr>
+      </w:pPr>
+      <w:bookmarkStart w:id="0" w:name="_Toc228450726"/>
+      <w:r>
+        <w:rPr>
+          <w:rFonts w:ascii="Berlin Sans FB Demi" w:hAnsi="Berlin Sans FB Demi"/>
+          <w:color w:val="4D3A6A"/>
+        </w:rPr>
+        <w:lastRenderedPageBreak/>
+        <w:t xml:space="preserve">Project </w:t>
+      </w:r>
+      <w:r>
+        <w:rPr>
+          <w:rFonts w:ascii="Berlin Sans FB Demi" w:hAnsi="Berlin Sans FB Demi"/>
+          <w:color w:val="4D3A6A"/>
+        </w:rPr>
+        <w:t>Phase {1}</w:t>
+      </w:r>
+      <w:bookmarkEnd w:id="0"/>
+    </w:p>
+    <w:p>
+      <w:pPr>
+        <w:pStyle w:val="Heading2"/>
+        <w:shd w:val="clear" w:color="auto" w:fill="FAF1EC"/>
+        <w:jc w:val="center"/>
+        <w:rPr>
+          <w:rFonts w:ascii="Berlin Sans FB Demi" w:hAnsi="Berlin Sans FB Demi"/>
           <w:color w:val="4D3A6A"/>
           <w:sz w:val="36"/>
           <w:szCs w:val="36"/>
         </w:rPr>
+      </w:pPr>
+      <w:bookmarkStart w:id="1" w:name="_Toc228450727"/>
+      <w:r>
+        <w:rPr>
+          <w:rFonts w:ascii="Berlin Sans FB Demi" w:hAnsi="Berlin Sans FB Demi"/>
+          <w:color w:val="4D3A6A"/>
+          <w:sz w:val="36"/>
+          <w:szCs w:val="36"/>
+        </w:rPr>
         <w:t>Overview</w:t>
       </w:r>
+      <w:bookmarkEnd w:id="1"/>
     </w:p>
     <w:p>
       <w:pPr>
@@ -1627,30 +2878,7 @@
     </w:p>
     <w:p>
       <w:pPr>
-        <w:jc w:val="center"/>
-        <w:rPr>
-          <w:rFonts w:ascii="Cambria" w:hAnsi="Cambria" w:cstheme="majorBidi"/>
-          <w:color w:val="9B6D86"/>
-          <w:sz w:val="28"/>
-          <w:szCs w:val="28"/>
-        </w:rPr>
-      </w:pPr>
-    </w:p>
-    <w:p>
-      <w:pPr>
-        <w:jc w:val="center"/>
-        <w:rPr>
-          <w:rFonts w:ascii="Cambria" w:hAnsi="Cambria" w:cstheme="majorBidi"/>
-          <w:color w:val="9B6D86"/>
-          <w:sz w:val="28"/>
-          <w:szCs w:val="28"/>
-        </w:rPr>
-      </w:pPr>
-    </w:p>
-    <w:p>
-      <w:pPr>
         <w:spacing w:line="240" w:lineRule="auto"/>
-        <w:jc w:val="center"/>
         <w:rPr>
           <w:rFonts w:ascii="Cambria" w:hAnsi="Cambria" w:cstheme="majorBidi"/>
           <w:color w:val="9B6D86"/>
@@ -1662,38 +2890,28 @@
     </w:p>
     <w:p>
       <w:pPr>
+        <w:pStyle w:val="Heading2"/>
+        <w:shd w:val="clear" w:color="auto" w:fill="FAF1EC"/>
         <w:jc w:val="center"/>
         <w:rPr>
-          <w:rFonts w:ascii="Berlin Sans FB Demi" w:hAnsi="Berlin Sans FB Demi" w:cstheme="majorBidi"/>
-          <w:b/>
-          <w:bCs/>
+          <w:rFonts w:ascii="Berlin Sans FB Demi" w:hAnsi="Berlin Sans FB Demi"/>
           <w:color w:val="4D3A6A"/>
           <w:sz w:val="36"/>
           <w:szCs w:val="36"/>
         </w:rPr>
       </w:pPr>
-      <w:r>
-        <w:rPr>
-          <w:rFonts w:ascii="Berlin Sans FB Demi" w:hAnsi="Berlin Sans FB Demi" w:cstheme="majorBidi"/>
-          <w:b/>
-          <w:bCs/>
+      <w:bookmarkStart w:id="2" w:name="_Toc228450728"/>
+      <w:r>
+        <w:rPr>
+          <w:rFonts w:ascii="Berlin Sans FB Demi" w:hAnsi="Berlin Sans FB Demi"/>
           <w:color w:val="4D3A6A"/>
           <w:sz w:val="36"/>
           <w:szCs w:val="36"/>
         </w:rPr>
-        <w:t>Features</w:t>
-      </w:r>
-      <w:r>
-        <w:rPr>
-          <w:rFonts w:ascii="Berlin Sans FB Demi" w:hAnsi="Berlin Sans FB Demi" w:cstheme="majorBidi"/>
-          <w:b/>
-          <w:bCs/>
-          <w:color w:val="4D3A6A"/>
-          <w:sz w:val="36"/>
-          <w:szCs w:val="36"/>
-        </w:rPr>
-        <w:t xml:space="preserve"> Checklist</w:t>
-      </w:r>
+        <w:lastRenderedPageBreak/>
+        <w:t>Features Checklist</w:t>
+      </w:r>
+      <w:bookmarkEnd w:id="2"/>
     </w:p>
     <w:p>
       <w:pPr>
@@ -4271,93 +5489,88 @@
     </w:p>
     <w:p>
       <w:pPr>
+        <w:pStyle w:val="Heading2"/>
+        <w:shd w:val="clear" w:color="auto" w:fill="FAF1EC"/>
         <w:jc w:val="center"/>
         <w:rPr>
-          <w:rFonts w:ascii="Berlin Sans FB Demi" w:hAnsi="Berlin Sans FB Demi" w:cstheme="majorBidi"/>
-          <w:b/>
-          <w:bCs/>
+          <w:rFonts w:ascii="Berlin Sans FB Demi" w:hAnsi="Berlin Sans FB Demi"/>
+          <w:sz w:val="36"/>
+          <w:szCs w:val="36"/>
+        </w:rPr>
+      </w:pPr>
+      <w:bookmarkStart w:id="3" w:name="_Toc228450729"/>
+      <w:r>
+        <w:rPr>
+          <w:rFonts w:ascii="Berlin Sans FB Demi" w:hAnsi="Berlin Sans FB Demi"/>
           <w:color w:val="4D3A6A"/>
           <w:sz w:val="36"/>
           <w:szCs w:val="36"/>
         </w:rPr>
-      </w:pPr>
-      <w:r>
-        <w:rPr>
-          <w:rFonts w:ascii="Berlin Sans FB Demi" w:hAnsi="Berlin Sans FB Demi" w:cstheme="majorBidi"/>
-          <w:b/>
-          <w:bCs/>
+        <w:t>How to Use our Bookworm</w:t>
+      </w:r>
+      <w:r>
+        <w:rPr>
+          <w:rFonts w:ascii="Berlin Sans FB Demi" w:hAnsi="Berlin Sans FB Demi"/>
           <w:color w:val="4D3A6A"/>
           <w:sz w:val="36"/>
           <w:szCs w:val="36"/>
         </w:rPr>
-        <w:t>How to Use our Bookworm</w:t>
-      </w:r>
-      <w:r>
-        <w:rPr>
-          <w:rFonts w:ascii="Berlin Sans FB Demi" w:hAnsi="Berlin Sans FB Demi" w:cstheme="majorBidi"/>
-          <w:b/>
-          <w:bCs/>
+        <w:t>s</w:t>
+      </w:r>
+      <w:r>
+        <w:rPr>
+          <w:rFonts w:ascii="Berlin Sans FB Demi" w:hAnsi="Berlin Sans FB Demi"/>
           <w:color w:val="4D3A6A"/>
           <w:sz w:val="36"/>
           <w:szCs w:val="36"/>
         </w:rPr>
-        <w:t>s</w:t>
-      </w:r>
-      <w:r>
-        <w:rPr>
-          <w:rFonts w:ascii="Berlin Sans FB Demi" w:hAnsi="Berlin Sans FB Demi" w:cstheme="majorBidi"/>
-          <w:b/>
-          <w:bCs/>
+        <w:t xml:space="preserve"> platform</w:t>
+      </w:r>
+      <w:r>
+        <w:rPr>
+          <w:rFonts w:ascii="Berlin Sans FB Demi" w:hAnsi="Berlin Sans FB Demi"/>
+          <w:sz w:val="36"/>
+          <w:szCs w:val="36"/>
+        </w:rPr>
+        <w:t xml:space="preserve"> </w:t>
+      </w:r>
+      <w:r>
+        <w:rPr>
+          <w:rFonts w:ascii="Berlin Sans FB Demi" w:hAnsi="Berlin Sans FB Demi"/>
+          <w:color w:val="9B6D86"/>
+          <w:sz w:val="28"/>
+          <w:szCs w:val="28"/>
+        </w:rPr>
+        <w:t>{</w:t>
+      </w:r>
+      <w:r>
+        <w:rPr>
+          <w:rFonts w:ascii="Berlin Sans FB Demi" w:hAnsi="Berlin Sans FB Demi"/>
+          <w:color w:val="9B6D86"/>
+          <w:sz w:val="28"/>
+          <w:szCs w:val="28"/>
+        </w:rPr>
+        <w:t>A Quick Guide</w:t>
+      </w:r>
+      <w:r>
+        <w:rPr>
+          <w:rFonts w:ascii="Berlin Sans FB Demi" w:hAnsi="Berlin Sans FB Demi"/>
+          <w:color w:val="9B6D86"/>
+          <w:sz w:val="28"/>
+          <w:szCs w:val="28"/>
+        </w:rPr>
+        <w:t>}</w:t>
+      </w:r>
+      <w:r>
+        <w:rPr>
+          <w:rFonts w:ascii="Berlin Sans FB Demi" w:hAnsi="Berlin Sans FB Demi"/>
           <w:color w:val="4D3A6A"/>
           <w:sz w:val="36"/>
           <w:szCs w:val="36"/>
         </w:rPr>
-        <w:t xml:space="preserve"> platform </w:t>
-      </w:r>
-      <w:r>
-        <w:rPr>
-          <w:rFonts w:ascii="Berlin Sans FB Demi" w:hAnsi="Berlin Sans FB Demi" w:cstheme="majorBidi"/>
-          <w:b/>
-          <w:bCs/>
-          <w:color w:val="9B6D86"/>
-          <w:sz w:val="24"/>
-          <w:szCs w:val="24"/>
-        </w:rPr>
-        <w:t>{</w:t>
-      </w:r>
-      <w:r>
-        <w:rPr>
-          <w:rFonts w:ascii="Berlin Sans FB Demi" w:hAnsi="Berlin Sans FB Demi" w:cstheme="majorBidi"/>
-          <w:b/>
-          <w:bCs/>
-          <w:color w:val="9B6D86"/>
-          <w:sz w:val="24"/>
-          <w:szCs w:val="24"/>
-        </w:rPr>
-        <w:t>A Quick Guide</w:t>
-      </w:r>
-      <w:r>
-        <w:rPr>
-          <w:rFonts w:ascii="Berlin Sans FB Demi" w:hAnsi="Berlin Sans FB Demi" w:cstheme="majorBidi"/>
-          <w:b/>
-          <w:bCs/>
-          <w:color w:val="9B6D86"/>
-          <w:sz w:val="24"/>
-          <w:szCs w:val="24"/>
-        </w:rPr>
-        <w:t>}</w:t>
-      </w:r>
-      <w:r>
-        <w:rPr>
-          <w:rFonts w:ascii="Berlin Sans FB Demi" w:hAnsi="Berlin Sans FB Demi" w:cstheme="majorBidi"/>
-          <w:b/>
-          <w:bCs/>
-          <w:color w:val="4D3A6A"/>
-          <w:sz w:val="36"/>
-          <w:szCs w:val="36"/>
-        </w:rPr>
         <w:t>?</w:t>
       </w:r>
+      <w:bookmarkEnd w:id="3"/>
     </w:p>
     <w:p>
       <w:pPr>
@@ -7158,21 +8371,20 @@
     </w:p>
     <w:p>
       <w:pPr>
+        <w:pStyle w:val="Heading2"/>
+        <w:shd w:val="clear" w:color="auto" w:fill="FAF1EC"/>
         <w:jc w:val="center"/>
         <w:rPr>
-          <w:rFonts w:ascii="Berlin Sans FB Demi" w:hAnsi="Berlin Sans FB Demi" w:cstheme="majorBidi"/>
-          <w:b/>
-          <w:bCs/>
+          <w:rFonts w:ascii="Berlin Sans FB Demi" w:hAnsi="Berlin Sans FB Demi"/>
           <w:color w:val="4D3A6A"/>
           <w:sz w:val="36"/>
           <w:szCs w:val="36"/>
         </w:rPr>
       </w:pPr>
-      <w:r>
-        <w:rPr>
-          <w:rFonts w:ascii="Berlin Sans FB Demi" w:hAnsi="Berlin Sans FB Demi" w:cstheme="majorBidi"/>
-          <w:b/>
-          <w:bCs/>
+      <w:bookmarkStart w:id="4" w:name="_Toc228450730"/>
+      <w:r>
+        <w:rPr>
+          <w:rFonts w:ascii="Berlin Sans FB Demi" w:hAnsi="Berlin Sans FB Demi"/>
           <w:color w:val="4D3A6A"/>
           <w:sz w:val="36"/>
           <w:szCs w:val="36"/>
@@ -7181,15 +8393,14 @@
       </w:r>
       <w:r>
         <w:rPr>
-          <w:rFonts w:ascii="Berlin Sans FB Demi" w:hAnsi="Berlin Sans FB Demi" w:cstheme="majorBidi"/>
-          <w:b/>
-          <w:bCs/>
+          <w:rFonts w:ascii="Berlin Sans FB Demi" w:hAnsi="Berlin Sans FB Demi"/>
           <w:color w:val="4D3A6A"/>
           <w:sz w:val="36"/>
           <w:szCs w:val="36"/>
         </w:rPr>
         <w:t>s</w:t>
       </w:r>
+      <w:bookmarkEnd w:id="4"/>
     </w:p>
     <w:p>
       <w:pPr>
@@ -7208,7 +8419,9 @@
       <w:pPr>
         <w:rPr>
           <w:rFonts w:ascii="Cambria" w:hAnsi="Cambria" w:cstheme="majorBidi"/>
-          <w:color w:val="4D3A6A"/>
+          <w:b/>
+          <w:bCs/>
+          <w:color w:val="9B6D86"/>
           <w:sz w:val="32"/>
           <w:szCs w:val="32"/>
         </w:rPr>
@@ -7216,7 +8429,9 @@
       <w:r>
         <w:rPr>
           <w:rFonts w:ascii="Cambria" w:hAnsi="Cambria" w:cstheme="majorBidi"/>
-          <w:color w:val="4D3A6A"/>
+          <w:b/>
+          <w:bCs/>
+          <w:color w:val="9B6D86"/>
           <w:sz w:val="32"/>
           <w:szCs w:val="32"/>
         </w:rPr>
@@ -7225,7 +8440,9 @@
       <w:r>
         <w:rPr>
           <w:rFonts w:ascii="Cambria" w:hAnsi="Cambria" w:cstheme="majorBidi"/>
-          <w:color w:val="4D3A6A"/>
+          <w:b/>
+          <w:bCs/>
+          <w:color w:val="9B6D86"/>
           <w:sz w:val="32"/>
           <w:szCs w:val="32"/>
         </w:rPr>
@@ -7234,7 +8451,9 @@
       <w:r>
         <w:rPr>
           <w:rFonts w:ascii="Cambria" w:hAnsi="Cambria" w:cstheme="majorBidi"/>
-          <w:color w:val="4D3A6A"/>
+          <w:b/>
+          <w:bCs/>
+          <w:color w:val="9B6D86"/>
           <w:sz w:val="32"/>
           <w:szCs w:val="32"/>
         </w:rPr>
@@ -7259,7 +8478,7 @@
         </w:rPr>
         <w:t xml:space="preserve"> </w:t>
       </w:r>
-      <w:hyperlink r:id="rId8" w:history="1">
+      <w:hyperlink r:id="rId9" w:history="1">
         <w:r>
           <w:rPr>
             <w:rStyle w:val="Hyperlink"/>
@@ -7308,7 +8527,9 @@
       <w:pPr>
         <w:rPr>
           <w:rFonts w:ascii="Cambria" w:hAnsi="Cambria" w:cstheme="majorBidi"/>
-          <w:color w:val="4D3A6A"/>
+          <w:b/>
+          <w:bCs/>
+          <w:color w:val="9B6D86"/>
           <w:sz w:val="32"/>
           <w:szCs w:val="32"/>
         </w:rPr>
@@ -7316,7 +8537,9 @@
       <w:r>
         <w:rPr>
           <w:rFonts w:ascii="Cambria" w:hAnsi="Cambria" w:cstheme="majorBidi"/>
-          <w:color w:val="4D3A6A"/>
+          <w:b/>
+          <w:bCs/>
+          <w:color w:val="9B6D86"/>
           <w:sz w:val="32"/>
           <w:szCs w:val="32"/>
         </w:rPr>
@@ -7325,7 +8548,9 @@
       <w:r>
         <w:rPr>
           <w:rFonts w:ascii="Cambria" w:hAnsi="Cambria" w:cstheme="majorBidi"/>
-          <w:color w:val="4D3A6A"/>
+          <w:b/>
+          <w:bCs/>
+          <w:color w:val="9B6D86"/>
           <w:sz w:val="32"/>
           <w:szCs w:val="32"/>
         </w:rPr>
@@ -7334,7 +8559,9 @@
       <w:r>
         <w:rPr>
           <w:rFonts w:ascii="Cambria" w:hAnsi="Cambria" w:cstheme="majorBidi"/>
-          <w:color w:val="4D3A6A"/>
+          <w:b/>
+          <w:bCs/>
+          <w:color w:val="9B6D86"/>
           <w:sz w:val="32"/>
           <w:szCs w:val="32"/>
         </w:rPr>
@@ -7342,16 +8569,7 @@
       </w:r>
     </w:p>
     <w:p>
-      <w:pPr>
-        <w:rPr>
-          <w:rFonts w:ascii="Cambria" w:hAnsi="Cambria" w:cstheme="majorBidi"/>
-          <w:color w:val="9B6D86"/>
-          <w:sz w:val="28"/>
-          <w:szCs w:val="28"/>
-          <w:lang w:val="en-US" w:bidi="ar-QA"/>
-        </w:rPr>
-      </w:pPr>
-      <w:hyperlink r:id="rId9" w:history="1">
+      <w:hyperlink r:id="rId10" w:history="1">
         <w:r>
           <w:rPr>
             <w:rStyle w:val="Hyperlink"/>
@@ -7365,8 +8583,3685 @@
         </w:r>
       </w:hyperlink>
     </w:p>
+    <w:p/>
+    <w:p/>
+    <w:p/>
+    <w:p/>
+    <w:p/>
+    <w:p/>
+    <w:p/>
+    <w:p/>
+    <w:p/>
+    <w:p/>
+    <w:p/>
+    <w:p/>
+    <w:p/>
+    <w:p/>
+    <w:p/>
+    <w:p/>
+    <w:p/>
+    <w:p/>
+    <w:p>
+      <w:pPr>
+        <w:spacing w:line="240" w:lineRule="auto"/>
+        <w:rPr>
+          <w:rFonts w:ascii="Berlin Sans FB Demi" w:hAnsi="Berlin Sans FB Demi" w:cstheme="majorBidi"/>
+          <w:b/>
+          <w:bCs/>
+          <w:color w:val="4D3A6A"/>
+          <w:sz w:val="36"/>
+          <w:szCs w:val="36"/>
+        </w:rPr>
+      </w:pPr>
+    </w:p>
+    <w:p>
+      <w:pPr>
+        <w:pStyle w:val="Heading1"/>
+        <w:shd w:val="clear" w:color="auto" w:fill="D8C6D0"/>
+        <w:jc w:val="center"/>
+        <w:rPr>
+          <w:rFonts w:ascii="Berlin Sans FB Demi" w:hAnsi="Berlin Sans FB Demi"/>
+          <w:color w:val="4D3A6A"/>
+          <w:sz w:val="36"/>
+          <w:szCs w:val="36"/>
+        </w:rPr>
+      </w:pPr>
+      <w:bookmarkStart w:id="5" w:name="_Toc228450731"/>
+      <w:r>
+        <w:rPr>
+          <w:rFonts w:ascii="Berlin Sans FB Demi" w:hAnsi="Berlin Sans FB Demi"/>
+          <w:color w:val="4D3A6A"/>
+          <w:sz w:val="36"/>
+          <w:szCs w:val="36"/>
+        </w:rPr>
+        <w:lastRenderedPageBreak/>
+        <w:t>Project Phase {2}</w:t>
+      </w:r>
+      <w:bookmarkEnd w:id="5"/>
+    </w:p>
+    <w:p>
+      <w:pPr>
+        <w:pStyle w:val="Heading2"/>
+        <w:shd w:val="clear" w:color="auto" w:fill="FAF1EC"/>
+        <w:jc w:val="center"/>
+        <w:rPr>
+          <w:rFonts w:ascii="Berlin Sans FB Demi" w:hAnsi="Berlin Sans FB Demi"/>
+          <w:color w:val="4D3A6A"/>
+          <w:sz w:val="36"/>
+          <w:szCs w:val="36"/>
+        </w:rPr>
+      </w:pPr>
+      <w:bookmarkStart w:id="6" w:name="_Toc228450732"/>
+      <w:r>
+        <w:rPr>
+          <w:rFonts w:ascii="Berlin Sans FB Demi" w:hAnsi="Berlin Sans FB Demi"/>
+          <w:color w:val="4D3A6A"/>
+          <w:sz w:val="36"/>
+          <w:szCs w:val="36"/>
+        </w:rPr>
+        <w:t>Overview</w:t>
+      </w:r>
+      <w:bookmarkEnd w:id="6"/>
+    </w:p>
+    <w:p>
+      <w:pPr>
+        <w:spacing w:line="240" w:lineRule="auto"/>
+        <w:jc w:val="center"/>
+        <w:rPr>
+          <w:rFonts w:ascii="Cambria" w:hAnsi="Cambria" w:cstheme="majorBidi"/>
+          <w:color w:val="9B6D86"/>
+          <w:sz w:val="28"/>
+          <w:szCs w:val="28"/>
+          <w:lang w:val="en-US" w:bidi="ar-QA"/>
+        </w:rPr>
+      </w:pPr>
+    </w:p>
+    <w:p>
+      <w:pPr>
+        <w:jc w:val="center"/>
+        <w:rPr>
+          <w:rFonts w:ascii="Cambria" w:hAnsi="Cambria" w:cstheme="majorBidi"/>
+          <w:color w:val="9B6D86"/>
+          <w:sz w:val="28"/>
+          <w:szCs w:val="28"/>
+          <w:lang w:val="en-US" w:bidi="ar-QA"/>
+        </w:rPr>
+      </w:pPr>
+      <w:r>
+        <w:rPr>
+          <w:rFonts w:ascii="Cambria" w:hAnsi="Cambria" w:cstheme="majorBidi"/>
+          <w:color w:val="9B6D86"/>
+          <w:sz w:val="28"/>
+          <w:szCs w:val="28"/>
+          <w:lang w:val="en-US" w:bidi="ar-QA"/>
+        </w:rPr>
+        <w:t>Bookwarms platform was migrated from a client-side localStorage based application to a full stack web application using Next.js, Prisma, and SQLite. All user data including accounts, posts, likes, comments, followers, and following relationships are now stored and managed in a real relational database.</w:t>
+      </w:r>
+    </w:p>
+    <w:p>
+      <w:pPr>
+        <w:spacing w:line="240" w:lineRule="auto"/>
+        <w:jc w:val="center"/>
+        <w:rPr>
+          <w:rFonts w:ascii="Cambria" w:hAnsi="Cambria" w:cstheme="majorBidi"/>
+          <w:color w:val="9B6D86"/>
+          <w:sz w:val="28"/>
+          <w:szCs w:val="28"/>
+          <w:lang w:val="en-US" w:bidi="ar-QA"/>
+        </w:rPr>
+      </w:pPr>
+      <w:r>
+        <w:rPr>
+          <w:rFonts w:asciiTheme="majorBidi" w:hAnsiTheme="majorBidi" w:cstheme="majorBidi"/>
+          <w:b/>
+          <w:bCs/>
+          <w:noProof/>
+          <w:color w:val="764B79"/>
+          <w:sz w:val="36"/>
+          <w:szCs w:val="36"/>
+        </w:rPr>
+        <mc:AlternateContent>
+          <mc:Choice Requires="wps">
+            <w:drawing>
+              <wp:anchor distT="0" distB="0" distL="114300" distR="114300" simplePos="0" relativeHeight="251667456" behindDoc="0" locked="0" layoutInCell="1" allowOverlap="1" wp14:anchorId="2196C92C" wp14:editId="6902A901">
+                <wp:simplePos x="0" y="0"/>
+                <wp:positionH relativeFrom="margin">
+                  <wp:align>center</wp:align>
+                </wp:positionH>
+                <wp:positionV relativeFrom="paragraph">
+                  <wp:posOffset>294584</wp:posOffset>
+                </wp:positionV>
+                <wp:extent cx="6377193" cy="17362"/>
+                <wp:effectExtent l="0" t="0" r="24130" b="20955"/>
+                <wp:wrapNone/>
+                <wp:docPr id="1309410599" name="Straight Connector 1"/>
+                <wp:cNvGraphicFramePr/>
+                <a:graphic xmlns:a="http://schemas.openxmlformats.org/drawingml/2006/main">
+                  <a:graphicData uri="http://schemas.microsoft.com/office/word/2010/wordprocessingShape">
+                    <wps:wsp>
+                      <wps:cNvCnPr/>
+                      <wps:spPr>
+                        <a:xfrm>
+                          <a:off x="0" y="0"/>
+                          <a:ext cx="6377193" cy="17362"/>
+                        </a:xfrm>
+                        <a:prstGeom prst="line">
+                          <a:avLst/>
+                        </a:prstGeom>
+                        <a:ln w="12700">
+                          <a:solidFill>
+                            <a:srgbClr val="9B6D86"/>
+                          </a:solidFill>
+                          <a:prstDash val="lgDash"/>
+                        </a:ln>
+                      </wps:spPr>
+                      <wps:style>
+                        <a:lnRef idx="1">
+                          <a:schemeClr val="accent1"/>
+                        </a:lnRef>
+                        <a:fillRef idx="0">
+                          <a:schemeClr val="accent1"/>
+                        </a:fillRef>
+                        <a:effectRef idx="0">
+                          <a:schemeClr val="accent1"/>
+                        </a:effectRef>
+                        <a:fontRef idx="minor">
+                          <a:schemeClr val="tx1"/>
+                        </a:fontRef>
+                      </wps:style>
+                      <wps:bodyPr/>
+                    </wps:wsp>
+                  </a:graphicData>
+                </a:graphic>
+                <wp14:sizeRelH relativeFrom="margin">
+                  <wp14:pctWidth>0</wp14:pctWidth>
+                </wp14:sizeRelH>
+                <wp14:sizeRelV relativeFrom="margin">
+                  <wp14:pctHeight>0</wp14:pctHeight>
+                </wp14:sizeRelV>
+              </wp:anchor>
+            </w:drawing>
+          </mc:Choice>
+          <mc:Fallback>
+            <w:pict>
+              <v:line w14:anchorId="7EBB0097" id="Straight Connector 1" o:spid="_x0000_s1026" style="position:absolute;z-index:251667456;visibility:visible;mso-wrap-style:square;mso-width-percent:0;mso-height-percent:0;mso-wrap-distance-left:9pt;mso-wrap-distance-top:0;mso-wrap-distance-right:9pt;mso-wrap-distance-bottom:0;mso-position-horizontal:center;mso-position-horizontal-relative:margin;mso-position-vertical:absolute;mso-position-vertical-relative:text;mso-width-percent:0;mso-height-percent:0;mso-width-relative:margin;mso-height-relative:margin" from="0,23.2pt" to="502.15pt,24.55pt" o:gfxdata="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" strokecolor="#9b6d86" strokeweight="1pt">
+                <v:stroke dashstyle="longDash" joinstyle="miter"/>
+                <w10:wrap anchorx="margin"/>
+              </v:line>
+            </w:pict>
+          </mc:Fallback>
+        </mc:AlternateContent>
+      </w:r>
+    </w:p>
+    <w:p>
+      <w:pPr>
+        <w:spacing w:line="240" w:lineRule="auto"/>
+        <w:jc w:val="center"/>
+        <w:rPr>
+          <w:rFonts w:ascii="Cambria" w:hAnsi="Cambria" w:cstheme="majorBidi"/>
+          <w:color w:val="9B6D86"/>
+          <w:sz w:val="28"/>
+          <w:szCs w:val="28"/>
+          <w:lang w:val="en-US" w:bidi="ar-QA"/>
+        </w:rPr>
+      </w:pPr>
+    </w:p>
+    <w:p>
+      <w:pPr>
+        <w:pStyle w:val="Heading2"/>
+        <w:shd w:val="clear" w:color="auto" w:fill="FAF1EC"/>
+        <w:jc w:val="center"/>
+        <w:rPr>
+          <w:rFonts w:ascii="Berlin Sans FB Demi" w:hAnsi="Berlin Sans FB Demi"/>
+          <w:color w:val="4D3A6A"/>
+          <w:sz w:val="36"/>
+          <w:szCs w:val="36"/>
+        </w:rPr>
+      </w:pPr>
+      <w:bookmarkStart w:id="7" w:name="_Toc228450733"/>
+      <w:r>
+        <w:rPr>
+          <w:rFonts w:ascii="Berlin Sans FB Demi" w:hAnsi="Berlin Sans FB Demi"/>
+          <w:color w:val="4D3A6A"/>
+          <w:sz w:val="36"/>
+          <w:szCs w:val="36"/>
+        </w:rPr>
+        <w:t>Data Model</w:t>
+      </w:r>
+      <w:r>
+        <w:rPr>
+          <w:rFonts w:ascii="Berlin Sans FB Demi" w:hAnsi="Berlin Sans FB Demi"/>
+          <w:color w:val="4D3A6A"/>
+          <w:sz w:val="36"/>
+          <w:szCs w:val="36"/>
+        </w:rPr>
+        <w:t xml:space="preserve"> {database of two tables}</w:t>
+      </w:r>
+      <w:bookmarkEnd w:id="7"/>
+    </w:p>
+    <w:p>
+      <w:pPr>
+        <w:spacing w:line="240" w:lineRule="auto"/>
+        <w:jc w:val="center"/>
+        <w:rPr>
+          <w:rFonts w:ascii="Berlin Sans FB Demi" w:hAnsi="Berlin Sans FB Demi" w:cstheme="majorBidi"/>
+          <w:b/>
+          <w:bCs/>
+          <w:color w:val="4D3A6A"/>
+          <w:sz w:val="36"/>
+          <w:szCs w:val="36"/>
+        </w:rPr>
+      </w:pPr>
+    </w:p>
+    <w:p>
+      <w:pPr>
+        <w:jc w:val="center"/>
+        <w:rPr>
+          <w:rFonts w:ascii="Cambria" w:hAnsi="Cambria" w:cstheme="majorBidi"/>
+          <w:b/>
+          <w:bCs/>
+          <w:color w:val="9B6D86"/>
+          <w:sz w:val="28"/>
+          <w:szCs w:val="28"/>
+        </w:rPr>
+      </w:pPr>
+      <w:r>
+        <w:rPr>
+          <w:rFonts w:ascii="Cambria" w:hAnsi="Cambria" w:cstheme="majorBidi"/>
+          <w:b/>
+          <w:bCs/>
+          <w:color w:val="9B6D86"/>
+          <w:sz w:val="28"/>
+          <w:szCs w:val="28"/>
+        </w:rPr>
+        <w:t>User table: stores all registered user accounts</w:t>
+      </w:r>
+    </w:p>
+    <w:tbl>
+      <w:tblPr>
+        <w:tblStyle w:val="TableGrid"/>
+        <w:tblW w:w="10446" w:type="dxa"/>
+        <w:tblInd w:w="-5" w:type="dxa"/>
+        <w:tblLook w:val="04A0" w:firstRow="1" w:lastRow="0" w:firstColumn="1" w:lastColumn="0" w:noHBand="0" w:noVBand="1"/>
+      </w:tblPr>
+      <w:tblGrid>
+        <w:gridCol w:w="5421"/>
+        <w:gridCol w:w="5025"/>
+      </w:tblGrid>
+      <w:tr>
+        <w:trPr>
+          <w:trHeight w:val="323"/>
+        </w:trPr>
+        <w:tc>
+          <w:tcPr>
+            <w:tcW w:w="5421" w:type="dxa"/>
+            <w:tcBorders>
+              <w:top w:val="single" w:sz="8" w:space="0" w:color="4D3A6A"/>
+              <w:left w:val="single" w:sz="8" w:space="0" w:color="4D3A6A"/>
+              <w:bottom w:val="single" w:sz="8" w:space="0" w:color="4D3A6A"/>
+              <w:right w:val="single" w:sz="8" w:space="0" w:color="4D3A6A"/>
+            </w:tcBorders>
+            <w:shd w:val="clear" w:color="auto" w:fill="D8C6D0"/>
+          </w:tcPr>
+          <w:p>
+            <w:pPr>
+              <w:jc w:val="center"/>
+              <w:rPr>
+                <w:rFonts w:ascii="Berlin Sans FB Demi" w:hAnsi="Berlin Sans FB Demi" w:cstheme="majorBidi"/>
+                <w:b/>
+                <w:bCs/>
+                <w:color w:val="4D3A6A"/>
+                <w:sz w:val="32"/>
+                <w:szCs w:val="32"/>
+              </w:rPr>
+            </w:pPr>
+            <w:r>
+              <w:rPr>
+                <w:rFonts w:ascii="Berlin Sans FB Demi" w:hAnsi="Berlin Sans FB Demi" w:cstheme="majorBidi"/>
+                <w:b/>
+                <w:bCs/>
+                <w:color w:val="4D3A6A"/>
+                <w:sz w:val="32"/>
+                <w:szCs w:val="32"/>
+              </w:rPr>
+              <w:t>Field</w:t>
+            </w:r>
+          </w:p>
+        </w:tc>
+        <w:tc>
+          <w:tcPr>
+            <w:tcW w:w="5025" w:type="dxa"/>
+            <w:tcBorders>
+              <w:top w:val="single" w:sz="8" w:space="0" w:color="4D3A6A"/>
+              <w:left w:val="single" w:sz="8" w:space="0" w:color="4D3A6A"/>
+              <w:bottom w:val="single" w:sz="8" w:space="0" w:color="4D3A6A"/>
+              <w:right w:val="single" w:sz="8" w:space="0" w:color="4D3A6A"/>
+            </w:tcBorders>
+            <w:shd w:val="clear" w:color="auto" w:fill="D8C6D0"/>
+          </w:tcPr>
+          <w:p>
+            <w:pPr>
+              <w:jc w:val="center"/>
+              <w:rPr>
+                <w:rFonts w:ascii="Berlin Sans FB Demi" w:hAnsi="Berlin Sans FB Demi" w:cstheme="majorBidi"/>
+                <w:b/>
+                <w:bCs/>
+                <w:color w:val="4D3A6A"/>
+                <w:sz w:val="32"/>
+                <w:szCs w:val="32"/>
+              </w:rPr>
+            </w:pPr>
+            <w:r>
+              <w:rPr>
+                <w:rFonts w:ascii="Berlin Sans FB Demi" w:hAnsi="Berlin Sans FB Demi" w:cstheme="majorBidi"/>
+                <w:b/>
+                <w:bCs/>
+                <w:color w:val="4D3A6A"/>
+                <w:sz w:val="32"/>
+                <w:szCs w:val="32"/>
+              </w:rPr>
+              <w:t>Description</w:t>
+            </w:r>
+          </w:p>
+        </w:tc>
+      </w:tr>
+      <w:tr>
+        <w:trPr>
+          <w:trHeight w:val="790"/>
+        </w:trPr>
+        <w:tc>
+          <w:tcPr>
+            <w:tcW w:w="5421" w:type="dxa"/>
+            <w:tcBorders>
+              <w:top w:val="single" w:sz="8" w:space="0" w:color="4D3A6A"/>
+              <w:left w:val="single" w:sz="8" w:space="0" w:color="4D3A6A"/>
+            </w:tcBorders>
+            <w:shd w:val="clear" w:color="auto" w:fill="FAF1EC"/>
+          </w:tcPr>
+          <w:p>
+            <w:pPr>
+              <w:jc w:val="center"/>
+              <w:rPr>
+                <w:rFonts w:ascii="Cambria" w:hAnsi="Cambria" w:cstheme="majorBidi"/>
+                <w:b/>
+                <w:bCs/>
+                <w:color w:val="9B6D86"/>
+                <w:sz w:val="28"/>
+                <w:szCs w:val="28"/>
+              </w:rPr>
+            </w:pPr>
+            <w:r>
+              <w:rPr>
+                <w:rFonts w:ascii="Cambria" w:hAnsi="Cambria" w:cstheme="majorBidi"/>
+                <w:b/>
+                <w:bCs/>
+                <w:color w:val="9B6D86"/>
+                <w:sz w:val="28"/>
+                <w:szCs w:val="28"/>
+              </w:rPr>
+              <w:t xml:space="preserve"> </w:t>
+            </w:r>
+          </w:p>
+          <w:p>
+            <w:pPr>
+              <w:jc w:val="center"/>
+              <w:rPr>
+                <w:rFonts w:ascii="Cambria" w:hAnsi="Cambria" w:cstheme="majorBidi"/>
+                <w:b/>
+                <w:bCs/>
+                <w:color w:val="9B6D86"/>
+                <w:sz w:val="28"/>
+                <w:szCs w:val="28"/>
+              </w:rPr>
+            </w:pPr>
+            <w:r>
+              <w:rPr>
+                <w:rFonts w:ascii="Cambria" w:hAnsi="Cambria" w:cstheme="majorBidi"/>
+                <w:b/>
+                <w:bCs/>
+                <w:color w:val="9B6D86"/>
+                <w:sz w:val="28"/>
+                <w:szCs w:val="28"/>
+              </w:rPr>
+              <w:t>Id (</w:t>
+            </w:r>
+            <w:r>
+              <w:rPr>
+                <w:rFonts w:ascii="Cambria" w:hAnsi="Cambria" w:cstheme="majorBidi"/>
+                <w:b/>
+                <w:bCs/>
+                <w:color w:val="9B6D86"/>
+                <w:sz w:val="28"/>
+                <w:szCs w:val="28"/>
+              </w:rPr>
+              <w:t>Integer</w:t>
+            </w:r>
+            <w:r>
+              <w:rPr>
+                <w:rFonts w:ascii="Cambria" w:hAnsi="Cambria" w:cstheme="majorBidi"/>
+                <w:b/>
+                <w:bCs/>
+                <w:color w:val="9B6D86"/>
+                <w:sz w:val="28"/>
+                <w:szCs w:val="28"/>
+              </w:rPr>
+              <w:t>)</w:t>
+            </w:r>
+          </w:p>
+          <w:p>
+            <w:pPr>
+              <w:jc w:val="center"/>
+              <w:rPr>
+                <w:rFonts w:ascii="Cambria" w:hAnsi="Cambria" w:cstheme="majorBidi"/>
+                <w:b/>
+                <w:bCs/>
+                <w:color w:val="9B6D86"/>
+                <w:sz w:val="28"/>
+                <w:szCs w:val="28"/>
+              </w:rPr>
+            </w:pPr>
+          </w:p>
+        </w:tc>
+        <w:tc>
+          <w:tcPr>
+            <w:tcW w:w="5025" w:type="dxa"/>
+            <w:tcBorders>
+              <w:top w:val="single" w:sz="8" w:space="0" w:color="4D3A6A"/>
+              <w:right w:val="single" w:sz="8" w:space="0" w:color="4D3A6A"/>
+            </w:tcBorders>
+          </w:tcPr>
+          <w:p>
+            <w:pPr>
+              <w:jc w:val="center"/>
+              <w:rPr>
+                <w:rFonts w:ascii="Cambria" w:hAnsi="Cambria" w:cstheme="majorBidi"/>
+                <w:color w:val="764B79"/>
+                <w:sz w:val="24"/>
+                <w:szCs w:val="24"/>
+              </w:rPr>
+            </w:pPr>
+          </w:p>
+          <w:p>
+            <w:pPr>
+              <w:jc w:val="center"/>
+              <w:rPr>
+                <w:rFonts w:ascii="Cambria" w:hAnsi="Cambria" w:cstheme="majorBidi"/>
+                <w:color w:val="764B79"/>
+                <w:sz w:val="24"/>
+                <w:szCs w:val="24"/>
+              </w:rPr>
+            </w:pPr>
+            <w:r>
+              <w:rPr>
+                <w:rFonts w:ascii="Cambria" w:hAnsi="Cambria" w:cstheme="majorBidi"/>
+                <w:color w:val="764B79"/>
+                <w:sz w:val="24"/>
+                <w:szCs w:val="24"/>
+              </w:rPr>
+              <w:t>Primary key, auto incremented</w:t>
+            </w:r>
+          </w:p>
+        </w:tc>
+      </w:tr>
+      <w:tr>
+        <w:trPr>
+          <w:trHeight w:val="789"/>
+        </w:trPr>
+        <w:tc>
+          <w:tcPr>
+            <w:tcW w:w="5421" w:type="dxa"/>
+            <w:shd w:val="clear" w:color="auto" w:fill="FAF1EC"/>
+          </w:tcPr>
+          <w:p>
+            <w:pPr>
+              <w:jc w:val="center"/>
+              <w:rPr>
+                <w:rFonts w:ascii="Cambria" w:hAnsi="Cambria" w:cstheme="majorBidi"/>
+                <w:b/>
+                <w:bCs/>
+                <w:color w:val="9B6D86"/>
+                <w:sz w:val="28"/>
+                <w:szCs w:val="28"/>
+              </w:rPr>
+            </w:pPr>
+          </w:p>
+          <w:p>
+            <w:pPr>
+              <w:jc w:val="center"/>
+              <w:rPr>
+                <w:rFonts w:ascii="Cambria" w:hAnsi="Cambria" w:cstheme="majorBidi"/>
+                <w:b/>
+                <w:bCs/>
+                <w:color w:val="9B6D86"/>
+                <w:sz w:val="28"/>
+                <w:szCs w:val="28"/>
+              </w:rPr>
+            </w:pPr>
+            <w:r>
+              <w:rPr>
+                <w:rFonts w:ascii="Cambria" w:hAnsi="Cambria" w:cstheme="majorBidi"/>
+                <w:b/>
+                <w:bCs/>
+                <w:color w:val="9B6D86"/>
+                <w:sz w:val="28"/>
+                <w:szCs w:val="28"/>
+              </w:rPr>
+              <w:t>username</w:t>
+            </w:r>
+            <w:r>
+              <w:rPr>
+                <w:rFonts w:ascii="Cambria" w:hAnsi="Cambria" w:cstheme="majorBidi"/>
+                <w:b/>
+                <w:bCs/>
+                <w:color w:val="9B6D86"/>
+                <w:sz w:val="28"/>
+                <w:szCs w:val="28"/>
+              </w:rPr>
+              <w:t xml:space="preserve"> (</w:t>
+            </w:r>
+            <w:r>
+              <w:rPr>
+                <w:rFonts w:ascii="Cambria" w:hAnsi="Cambria" w:cstheme="majorBidi"/>
+                <w:b/>
+                <w:bCs/>
+                <w:color w:val="9B6D86"/>
+                <w:sz w:val="28"/>
+                <w:szCs w:val="28"/>
+              </w:rPr>
+              <w:t>String</w:t>
+            </w:r>
+            <w:r>
+              <w:rPr>
+                <w:rFonts w:ascii="Cambria" w:hAnsi="Cambria" w:cstheme="majorBidi"/>
+                <w:b/>
+                <w:bCs/>
+                <w:color w:val="9B6D86"/>
+                <w:sz w:val="28"/>
+                <w:szCs w:val="28"/>
+              </w:rPr>
+              <w:t>)</w:t>
+            </w:r>
+          </w:p>
+          <w:p>
+            <w:pPr>
+              <w:jc w:val="center"/>
+              <w:rPr>
+                <w:rFonts w:ascii="Cambria" w:hAnsi="Cambria" w:cstheme="majorBidi"/>
+                <w:b/>
+                <w:bCs/>
+                <w:color w:val="9B6D86"/>
+                <w:sz w:val="28"/>
+                <w:szCs w:val="28"/>
+              </w:rPr>
+            </w:pPr>
+          </w:p>
+        </w:tc>
+        <w:tc>
+          <w:tcPr>
+            <w:tcW w:w="5025" w:type="dxa"/>
+          </w:tcPr>
+          <w:p>
+            <w:pPr>
+              <w:jc w:val="center"/>
+              <w:rPr>
+                <w:rFonts w:ascii="Cambria" w:hAnsi="Cambria" w:cstheme="majorBidi"/>
+                <w:color w:val="764B79"/>
+                <w:sz w:val="24"/>
+                <w:szCs w:val="24"/>
+              </w:rPr>
+            </w:pPr>
+          </w:p>
+          <w:p>
+            <w:pPr>
+              <w:jc w:val="center"/>
+              <w:rPr>
+                <w:rFonts w:ascii="Cambria" w:hAnsi="Cambria" w:cstheme="majorBidi"/>
+                <w:color w:val="764B79"/>
+                <w:sz w:val="24"/>
+                <w:szCs w:val="24"/>
+              </w:rPr>
+            </w:pPr>
+            <w:r>
+              <w:rPr>
+                <w:rFonts w:ascii="Cambria" w:hAnsi="Cambria" w:cstheme="majorBidi"/>
+                <w:color w:val="764B79"/>
+                <w:sz w:val="24"/>
+                <w:szCs w:val="24"/>
+              </w:rPr>
+              <w:t>Unique username</w:t>
+            </w:r>
+          </w:p>
+        </w:tc>
+      </w:tr>
+      <w:tr>
+        <w:trPr>
+          <w:trHeight w:val="799"/>
+        </w:trPr>
+        <w:tc>
+          <w:tcPr>
+            <w:tcW w:w="5421" w:type="dxa"/>
+            <w:shd w:val="clear" w:color="auto" w:fill="FAF1EC"/>
+          </w:tcPr>
+          <w:p>
+            <w:pPr>
+              <w:jc w:val="center"/>
+              <w:rPr>
+                <w:rFonts w:ascii="Cambria" w:hAnsi="Cambria" w:cstheme="majorBidi"/>
+                <w:b/>
+                <w:bCs/>
+                <w:color w:val="9B6D86"/>
+                <w:sz w:val="28"/>
+                <w:szCs w:val="28"/>
+              </w:rPr>
+            </w:pPr>
+          </w:p>
+          <w:p>
+            <w:pPr>
+              <w:jc w:val="center"/>
+              <w:rPr>
+                <w:rFonts w:ascii="Cambria" w:hAnsi="Cambria" w:cstheme="majorBidi"/>
+                <w:b/>
+                <w:bCs/>
+                <w:color w:val="9B6D86"/>
+                <w:sz w:val="28"/>
+                <w:szCs w:val="28"/>
+              </w:rPr>
+            </w:pPr>
+            <w:r>
+              <w:rPr>
+                <w:rFonts w:ascii="Cambria" w:hAnsi="Cambria" w:cstheme="majorBidi"/>
+                <w:b/>
+                <w:bCs/>
+                <w:color w:val="9B6D86"/>
+                <w:sz w:val="28"/>
+                <w:szCs w:val="28"/>
+              </w:rPr>
+              <w:t>email</w:t>
+            </w:r>
+            <w:r>
+              <w:rPr>
+                <w:rFonts w:ascii="Cambria" w:hAnsi="Cambria" w:cstheme="majorBidi"/>
+                <w:b/>
+                <w:bCs/>
+                <w:color w:val="9B6D86"/>
+                <w:sz w:val="28"/>
+                <w:szCs w:val="28"/>
+              </w:rPr>
+              <w:t xml:space="preserve"> (</w:t>
+            </w:r>
+            <w:r>
+              <w:rPr>
+                <w:rFonts w:ascii="Cambria" w:hAnsi="Cambria" w:cstheme="majorBidi"/>
+                <w:b/>
+                <w:bCs/>
+                <w:color w:val="9B6D86"/>
+                <w:sz w:val="28"/>
+                <w:szCs w:val="28"/>
+              </w:rPr>
+              <w:t>String</w:t>
+            </w:r>
+            <w:r>
+              <w:rPr>
+                <w:rFonts w:ascii="Cambria" w:hAnsi="Cambria" w:cstheme="majorBidi"/>
+                <w:b/>
+                <w:bCs/>
+                <w:color w:val="9B6D86"/>
+                <w:sz w:val="28"/>
+                <w:szCs w:val="28"/>
+              </w:rPr>
+              <w:t>)</w:t>
+            </w:r>
+          </w:p>
+          <w:p>
+            <w:pPr>
+              <w:jc w:val="center"/>
+              <w:rPr>
+                <w:rFonts w:ascii="Cambria" w:hAnsi="Cambria" w:cstheme="majorBidi"/>
+                <w:b/>
+                <w:bCs/>
+                <w:color w:val="9B6D86"/>
+                <w:sz w:val="28"/>
+                <w:szCs w:val="28"/>
+              </w:rPr>
+            </w:pPr>
+          </w:p>
+        </w:tc>
+        <w:tc>
+          <w:tcPr>
+            <w:tcW w:w="5025" w:type="dxa"/>
+          </w:tcPr>
+          <w:p>
+            <w:pPr>
+              <w:jc w:val="center"/>
+              <w:rPr>
+                <w:rFonts w:ascii="Cambria" w:hAnsi="Cambria" w:cstheme="majorBidi"/>
+                <w:color w:val="764B79"/>
+                <w:sz w:val="24"/>
+                <w:szCs w:val="24"/>
+              </w:rPr>
+            </w:pPr>
+          </w:p>
+          <w:p>
+            <w:pPr>
+              <w:jc w:val="center"/>
+              <w:rPr>
+                <w:rFonts w:ascii="Cambria" w:hAnsi="Cambria" w:cstheme="majorBidi"/>
+                <w:color w:val="764B79"/>
+                <w:sz w:val="24"/>
+                <w:szCs w:val="24"/>
+              </w:rPr>
+            </w:pPr>
+            <w:r>
+              <w:rPr>
+                <w:rFonts w:ascii="Cambria" w:hAnsi="Cambria" w:cstheme="majorBidi"/>
+                <w:color w:val="764B79"/>
+                <w:sz w:val="24"/>
+                <w:szCs w:val="24"/>
+              </w:rPr>
+              <w:t>User’s email address</w:t>
+            </w:r>
+          </w:p>
+        </w:tc>
+      </w:tr>
+      <w:tr>
+        <w:trPr>
+          <w:trHeight w:val="789"/>
+        </w:trPr>
+        <w:tc>
+          <w:tcPr>
+            <w:tcW w:w="5421" w:type="dxa"/>
+            <w:shd w:val="clear" w:color="auto" w:fill="FAF1EC"/>
+          </w:tcPr>
+          <w:p>
+            <w:pPr>
+              <w:jc w:val="center"/>
+              <w:rPr>
+                <w:rFonts w:ascii="Cambria" w:hAnsi="Cambria" w:cstheme="majorBidi"/>
+                <w:b/>
+                <w:bCs/>
+                <w:color w:val="9B6D86"/>
+                <w:sz w:val="28"/>
+                <w:szCs w:val="28"/>
+              </w:rPr>
+            </w:pPr>
+          </w:p>
+          <w:p>
+            <w:pPr>
+              <w:jc w:val="center"/>
+              <w:rPr>
+                <w:rFonts w:ascii="Cambria" w:hAnsi="Cambria" w:cstheme="majorBidi"/>
+                <w:b/>
+                <w:bCs/>
+                <w:color w:val="9B6D86"/>
+                <w:sz w:val="28"/>
+                <w:szCs w:val="28"/>
+              </w:rPr>
+            </w:pPr>
+            <w:r>
+              <w:rPr>
+                <w:rFonts w:ascii="Cambria" w:hAnsi="Cambria" w:cstheme="majorBidi"/>
+                <w:b/>
+                <w:bCs/>
+                <w:color w:val="9B6D86"/>
+                <w:sz w:val="28"/>
+                <w:szCs w:val="28"/>
+              </w:rPr>
+              <w:t>password</w:t>
+            </w:r>
+            <w:r>
+              <w:rPr>
+                <w:rFonts w:ascii="Cambria" w:hAnsi="Cambria" w:cstheme="majorBidi"/>
+                <w:b/>
+                <w:bCs/>
+                <w:color w:val="9B6D86"/>
+                <w:sz w:val="28"/>
+                <w:szCs w:val="28"/>
+              </w:rPr>
+              <w:t xml:space="preserve"> (</w:t>
+            </w:r>
+            <w:r>
+              <w:rPr>
+                <w:rFonts w:ascii="Cambria" w:hAnsi="Cambria" w:cstheme="majorBidi"/>
+                <w:b/>
+                <w:bCs/>
+                <w:color w:val="9B6D86"/>
+                <w:sz w:val="28"/>
+                <w:szCs w:val="28"/>
+              </w:rPr>
+              <w:t>String</w:t>
+            </w:r>
+            <w:r>
+              <w:rPr>
+                <w:rFonts w:ascii="Cambria" w:hAnsi="Cambria" w:cstheme="majorBidi"/>
+                <w:b/>
+                <w:bCs/>
+                <w:color w:val="9B6D86"/>
+                <w:sz w:val="28"/>
+                <w:szCs w:val="28"/>
+              </w:rPr>
+              <w:t>)</w:t>
+            </w:r>
+          </w:p>
+          <w:p>
+            <w:pPr>
+              <w:jc w:val="center"/>
+              <w:rPr>
+                <w:rFonts w:ascii="Cambria" w:hAnsi="Cambria" w:cstheme="majorBidi"/>
+                <w:b/>
+                <w:bCs/>
+                <w:color w:val="9B6D86"/>
+                <w:sz w:val="28"/>
+                <w:szCs w:val="28"/>
+              </w:rPr>
+            </w:pPr>
+          </w:p>
+        </w:tc>
+        <w:tc>
+          <w:tcPr>
+            <w:tcW w:w="5025" w:type="dxa"/>
+          </w:tcPr>
+          <w:p>
+            <w:pPr>
+              <w:jc w:val="center"/>
+              <w:rPr>
+                <w:rFonts w:ascii="Cambria" w:hAnsi="Cambria" w:cstheme="majorBidi"/>
+                <w:color w:val="764B79"/>
+                <w:sz w:val="24"/>
+                <w:szCs w:val="24"/>
+              </w:rPr>
+            </w:pPr>
+          </w:p>
+          <w:p>
+            <w:pPr>
+              <w:jc w:val="center"/>
+              <w:rPr>
+                <w:rFonts w:ascii="Cambria" w:hAnsi="Cambria" w:cstheme="majorBidi"/>
+                <w:color w:val="764B79"/>
+                <w:sz w:val="24"/>
+                <w:szCs w:val="24"/>
+              </w:rPr>
+            </w:pPr>
+            <w:r>
+              <w:rPr>
+                <w:rFonts w:ascii="Cambria" w:hAnsi="Cambria" w:cstheme="majorBidi"/>
+                <w:color w:val="764B79"/>
+                <w:sz w:val="24"/>
+                <w:szCs w:val="24"/>
+              </w:rPr>
+              <w:t>User’s password</w:t>
+            </w:r>
+          </w:p>
+        </w:tc>
+      </w:tr>
+      <w:tr>
+        <w:trPr>
+          <w:trHeight w:val="799"/>
+        </w:trPr>
+        <w:tc>
+          <w:tcPr>
+            <w:tcW w:w="5421" w:type="dxa"/>
+            <w:shd w:val="clear" w:color="auto" w:fill="FAF1EC"/>
+          </w:tcPr>
+          <w:p>
+            <w:pPr>
+              <w:jc w:val="center"/>
+              <w:rPr>
+                <w:rFonts w:ascii="Cambria" w:hAnsi="Cambria" w:cstheme="majorBidi"/>
+                <w:b/>
+                <w:bCs/>
+                <w:color w:val="9B6D86"/>
+                <w:sz w:val="28"/>
+                <w:szCs w:val="28"/>
+              </w:rPr>
+            </w:pPr>
+          </w:p>
+          <w:p>
+            <w:pPr>
+              <w:jc w:val="center"/>
+              <w:rPr>
+                <w:rFonts w:ascii="Cambria" w:hAnsi="Cambria" w:cstheme="majorBidi"/>
+                <w:b/>
+                <w:bCs/>
+                <w:color w:val="9B6D86"/>
+                <w:sz w:val="28"/>
+                <w:szCs w:val="28"/>
+              </w:rPr>
+            </w:pPr>
+            <w:r>
+              <w:rPr>
+                <w:rFonts w:ascii="Cambria" w:hAnsi="Cambria" w:cstheme="majorBidi"/>
+                <w:b/>
+                <w:bCs/>
+                <w:color w:val="9B6D86"/>
+                <w:sz w:val="28"/>
+                <w:szCs w:val="28"/>
+              </w:rPr>
+              <w:t>name</w:t>
+            </w:r>
+            <w:r>
+              <w:rPr>
+                <w:rFonts w:ascii="Cambria" w:hAnsi="Cambria" w:cstheme="majorBidi"/>
+                <w:b/>
+                <w:bCs/>
+                <w:color w:val="9B6D86"/>
+                <w:sz w:val="28"/>
+                <w:szCs w:val="28"/>
+              </w:rPr>
+              <w:t xml:space="preserve"> (</w:t>
+            </w:r>
+            <w:r>
+              <w:rPr>
+                <w:rFonts w:ascii="Cambria" w:hAnsi="Cambria" w:cstheme="majorBidi"/>
+                <w:b/>
+                <w:bCs/>
+                <w:color w:val="9B6D86"/>
+                <w:sz w:val="28"/>
+                <w:szCs w:val="28"/>
+              </w:rPr>
+              <w:t>String</w:t>
+            </w:r>
+            <w:r>
+              <w:rPr>
+                <w:rFonts w:ascii="Cambria" w:hAnsi="Cambria" w:cstheme="majorBidi"/>
+                <w:b/>
+                <w:bCs/>
+                <w:color w:val="9B6D86"/>
+                <w:sz w:val="28"/>
+                <w:szCs w:val="28"/>
+              </w:rPr>
+              <w:t>)</w:t>
+            </w:r>
+          </w:p>
+          <w:p>
+            <w:pPr>
+              <w:jc w:val="center"/>
+              <w:rPr>
+                <w:rFonts w:ascii="Cambria" w:hAnsi="Cambria" w:cstheme="majorBidi"/>
+                <w:b/>
+                <w:bCs/>
+                <w:color w:val="9B6D86"/>
+                <w:sz w:val="28"/>
+                <w:szCs w:val="28"/>
+              </w:rPr>
+            </w:pPr>
+          </w:p>
+        </w:tc>
+        <w:tc>
+          <w:tcPr>
+            <w:tcW w:w="5025" w:type="dxa"/>
+          </w:tcPr>
+          <w:p>
+            <w:pPr>
+              <w:jc w:val="center"/>
+              <w:rPr>
+                <w:rFonts w:ascii="Cambria" w:hAnsi="Cambria" w:cstheme="majorBidi"/>
+                <w:color w:val="764B79"/>
+                <w:sz w:val="24"/>
+                <w:szCs w:val="24"/>
+              </w:rPr>
+            </w:pPr>
+          </w:p>
+          <w:p>
+            <w:pPr>
+              <w:jc w:val="center"/>
+              <w:rPr>
+                <w:rFonts w:ascii="Cambria" w:hAnsi="Cambria" w:cstheme="majorBidi"/>
+                <w:color w:val="764B79"/>
+                <w:sz w:val="24"/>
+                <w:szCs w:val="24"/>
+              </w:rPr>
+            </w:pPr>
+            <w:r>
+              <w:rPr>
+                <w:rFonts w:ascii="Cambria" w:hAnsi="Cambria" w:cstheme="majorBidi"/>
+                <w:color w:val="764B79"/>
+                <w:sz w:val="24"/>
+                <w:szCs w:val="24"/>
+              </w:rPr>
+              <w:t>Display name</w:t>
+            </w:r>
+          </w:p>
+        </w:tc>
+      </w:tr>
+      <w:tr>
+        <w:trPr>
+          <w:trHeight w:val="789"/>
+        </w:trPr>
+        <w:tc>
+          <w:tcPr>
+            <w:tcW w:w="5421" w:type="dxa"/>
+            <w:shd w:val="clear" w:color="auto" w:fill="FAF1EC"/>
+          </w:tcPr>
+          <w:p>
+            <w:pPr>
+              <w:jc w:val="center"/>
+              <w:rPr>
+                <w:rFonts w:ascii="Cambria" w:hAnsi="Cambria" w:cstheme="majorBidi"/>
+                <w:b/>
+                <w:bCs/>
+                <w:color w:val="9B6D86"/>
+                <w:sz w:val="28"/>
+                <w:szCs w:val="28"/>
+              </w:rPr>
+            </w:pPr>
+          </w:p>
+          <w:p>
+            <w:pPr>
+              <w:jc w:val="center"/>
+              <w:rPr>
+                <w:rFonts w:ascii="Cambria" w:hAnsi="Cambria" w:cstheme="majorBidi"/>
+                <w:b/>
+                <w:bCs/>
+                <w:color w:val="9B6D86"/>
+                <w:sz w:val="28"/>
+                <w:szCs w:val="28"/>
+              </w:rPr>
+            </w:pPr>
+            <w:r>
+              <w:rPr>
+                <w:rFonts w:ascii="Cambria" w:hAnsi="Cambria" w:cstheme="majorBidi"/>
+                <w:b/>
+                <w:bCs/>
+                <w:color w:val="9B6D86"/>
+                <w:sz w:val="28"/>
+                <w:szCs w:val="28"/>
+              </w:rPr>
+              <w:t>bio</w:t>
+            </w:r>
+            <w:r>
+              <w:rPr>
+                <w:rFonts w:ascii="Cambria" w:hAnsi="Cambria" w:cstheme="majorBidi"/>
+                <w:b/>
+                <w:bCs/>
+                <w:color w:val="9B6D86"/>
+                <w:sz w:val="28"/>
+                <w:szCs w:val="28"/>
+              </w:rPr>
+              <w:t xml:space="preserve"> (</w:t>
+            </w:r>
+            <w:r>
+              <w:rPr>
+                <w:rFonts w:ascii="Cambria" w:hAnsi="Cambria" w:cstheme="majorBidi"/>
+                <w:b/>
+                <w:bCs/>
+                <w:color w:val="9B6D86"/>
+                <w:sz w:val="28"/>
+                <w:szCs w:val="28"/>
+              </w:rPr>
+              <w:t>String</w:t>
+            </w:r>
+            <w:r>
+              <w:rPr>
+                <w:rFonts w:ascii="Cambria" w:hAnsi="Cambria" w:cstheme="majorBidi"/>
+                <w:b/>
+                <w:bCs/>
+                <w:color w:val="9B6D86"/>
+                <w:sz w:val="28"/>
+                <w:szCs w:val="28"/>
+              </w:rPr>
+              <w:t>)</w:t>
+            </w:r>
+          </w:p>
+          <w:p>
+            <w:pPr>
+              <w:jc w:val="center"/>
+              <w:rPr>
+                <w:rFonts w:ascii="Cambria" w:hAnsi="Cambria" w:cstheme="majorBidi"/>
+                <w:b/>
+                <w:bCs/>
+                <w:color w:val="9B6D86"/>
+                <w:sz w:val="28"/>
+                <w:szCs w:val="28"/>
+              </w:rPr>
+            </w:pPr>
+          </w:p>
+        </w:tc>
+        <w:tc>
+          <w:tcPr>
+            <w:tcW w:w="5025" w:type="dxa"/>
+          </w:tcPr>
+          <w:p>
+            <w:pPr>
+              <w:jc w:val="center"/>
+              <w:rPr>
+                <w:rFonts w:ascii="Cambria" w:hAnsi="Cambria" w:cstheme="majorBidi"/>
+                <w:color w:val="764B79"/>
+                <w:sz w:val="24"/>
+                <w:szCs w:val="24"/>
+              </w:rPr>
+            </w:pPr>
+          </w:p>
+          <w:p>
+            <w:pPr>
+              <w:jc w:val="center"/>
+              <w:rPr>
+                <w:rFonts w:ascii="Cambria" w:hAnsi="Cambria" w:cstheme="majorBidi"/>
+                <w:color w:val="764B79"/>
+                <w:sz w:val="24"/>
+                <w:szCs w:val="24"/>
+              </w:rPr>
+            </w:pPr>
+            <w:r>
+              <w:rPr>
+                <w:rFonts w:ascii="Cambria" w:hAnsi="Cambria" w:cstheme="majorBidi"/>
+                <w:color w:val="764B79"/>
+                <w:sz w:val="24"/>
+                <w:szCs w:val="24"/>
+              </w:rPr>
+              <w:t>Short user biography</w:t>
+            </w:r>
+          </w:p>
+        </w:tc>
+      </w:tr>
+      <w:tr>
+        <w:trPr>
+          <w:trHeight w:val="799"/>
+        </w:trPr>
+        <w:tc>
+          <w:tcPr>
+            <w:tcW w:w="5421" w:type="dxa"/>
+            <w:shd w:val="clear" w:color="auto" w:fill="FAF1EC"/>
+          </w:tcPr>
+          <w:p>
+            <w:pPr>
+              <w:jc w:val="center"/>
+              <w:rPr>
+                <w:rFonts w:ascii="Cambria" w:hAnsi="Cambria" w:cstheme="majorBidi"/>
+                <w:b/>
+                <w:bCs/>
+                <w:color w:val="9B6D86"/>
+                <w:sz w:val="28"/>
+                <w:szCs w:val="28"/>
+              </w:rPr>
+            </w:pPr>
+          </w:p>
+          <w:p>
+            <w:pPr>
+              <w:jc w:val="center"/>
+              <w:rPr>
+                <w:rFonts w:ascii="Cambria" w:hAnsi="Cambria" w:cstheme="majorBidi"/>
+                <w:b/>
+                <w:bCs/>
+                <w:color w:val="9B6D86"/>
+                <w:sz w:val="28"/>
+                <w:szCs w:val="28"/>
+              </w:rPr>
+            </w:pPr>
+            <w:r>
+              <w:rPr>
+                <w:rFonts w:ascii="Cambria" w:hAnsi="Cambria" w:cstheme="majorBidi"/>
+                <w:b/>
+                <w:bCs/>
+                <w:color w:val="9B6D86"/>
+                <w:sz w:val="28"/>
+                <w:szCs w:val="28"/>
+              </w:rPr>
+              <w:t>photo</w:t>
+            </w:r>
+            <w:r>
+              <w:rPr>
+                <w:rFonts w:ascii="Cambria" w:hAnsi="Cambria" w:cstheme="majorBidi"/>
+                <w:b/>
+                <w:bCs/>
+                <w:color w:val="9B6D86"/>
+                <w:sz w:val="28"/>
+                <w:szCs w:val="28"/>
+              </w:rPr>
+              <w:t xml:space="preserve"> (</w:t>
+            </w:r>
+            <w:r>
+              <w:rPr>
+                <w:rFonts w:ascii="Cambria" w:hAnsi="Cambria" w:cstheme="majorBidi"/>
+                <w:b/>
+                <w:bCs/>
+                <w:color w:val="9B6D86"/>
+                <w:sz w:val="28"/>
+                <w:szCs w:val="28"/>
+              </w:rPr>
+              <w:t>String</w:t>
+            </w:r>
+            <w:r>
+              <w:rPr>
+                <w:rFonts w:ascii="Cambria" w:hAnsi="Cambria" w:cstheme="majorBidi"/>
+                <w:b/>
+                <w:bCs/>
+                <w:color w:val="9B6D86"/>
+                <w:sz w:val="28"/>
+                <w:szCs w:val="28"/>
+              </w:rPr>
+              <w:t>)</w:t>
+            </w:r>
+          </w:p>
+          <w:p>
+            <w:pPr>
+              <w:jc w:val="center"/>
+              <w:rPr>
+                <w:rFonts w:ascii="Cambria" w:hAnsi="Cambria" w:cstheme="majorBidi"/>
+                <w:b/>
+                <w:bCs/>
+                <w:color w:val="9B6D86"/>
+                <w:sz w:val="28"/>
+                <w:szCs w:val="28"/>
+              </w:rPr>
+            </w:pPr>
+          </w:p>
+        </w:tc>
+        <w:tc>
+          <w:tcPr>
+            <w:tcW w:w="5025" w:type="dxa"/>
+          </w:tcPr>
+          <w:p>
+            <w:pPr>
+              <w:jc w:val="center"/>
+              <w:rPr>
+                <w:rFonts w:ascii="Cambria" w:hAnsi="Cambria" w:cstheme="majorBidi"/>
+                <w:color w:val="764B79"/>
+                <w:sz w:val="24"/>
+                <w:szCs w:val="24"/>
+              </w:rPr>
+            </w:pPr>
+          </w:p>
+          <w:p>
+            <w:pPr>
+              <w:jc w:val="center"/>
+              <w:rPr>
+                <w:rFonts w:ascii="Cambria" w:hAnsi="Cambria" w:cstheme="majorBidi"/>
+                <w:color w:val="764B79"/>
+                <w:sz w:val="24"/>
+                <w:szCs w:val="24"/>
+              </w:rPr>
+            </w:pPr>
+            <w:r>
+              <w:rPr>
+                <w:rFonts w:ascii="Cambria" w:hAnsi="Cambria" w:cstheme="majorBidi"/>
+                <w:color w:val="764B79"/>
+                <w:sz w:val="24"/>
+                <w:szCs w:val="24"/>
+              </w:rPr>
+              <w:t>Profile photo URL</w:t>
+            </w:r>
+          </w:p>
+        </w:tc>
+      </w:tr>
+      <w:tr>
+        <w:trPr>
+          <w:trHeight w:val="789"/>
+        </w:trPr>
+        <w:tc>
+          <w:tcPr>
+            <w:tcW w:w="5421" w:type="dxa"/>
+            <w:shd w:val="clear" w:color="auto" w:fill="FAF1EC"/>
+          </w:tcPr>
+          <w:p>
+            <w:pPr>
+              <w:jc w:val="center"/>
+              <w:rPr>
+                <w:rFonts w:ascii="Cambria" w:hAnsi="Cambria" w:cstheme="majorBidi"/>
+                <w:b/>
+                <w:bCs/>
+                <w:color w:val="9B6D86"/>
+                <w:sz w:val="28"/>
+                <w:szCs w:val="28"/>
+              </w:rPr>
+            </w:pPr>
+          </w:p>
+          <w:p>
+            <w:pPr>
+              <w:jc w:val="center"/>
+              <w:rPr>
+                <w:rFonts w:ascii="Cambria" w:hAnsi="Cambria" w:cstheme="majorBidi"/>
+                <w:b/>
+                <w:bCs/>
+                <w:color w:val="9B6D86"/>
+                <w:sz w:val="28"/>
+                <w:szCs w:val="28"/>
+              </w:rPr>
+            </w:pPr>
+            <w:r>
+              <w:rPr>
+                <w:rFonts w:ascii="Cambria" w:hAnsi="Cambria" w:cstheme="majorBidi"/>
+                <w:b/>
+                <w:bCs/>
+                <w:color w:val="9B6D86"/>
+                <w:sz w:val="28"/>
+                <w:szCs w:val="28"/>
+              </w:rPr>
+              <w:t>followers</w:t>
+            </w:r>
+            <w:r>
+              <w:rPr>
+                <w:rFonts w:ascii="Cambria" w:hAnsi="Cambria" w:cstheme="majorBidi"/>
+                <w:b/>
+                <w:bCs/>
+                <w:color w:val="9B6D86"/>
+                <w:sz w:val="28"/>
+                <w:szCs w:val="28"/>
+              </w:rPr>
+              <w:t xml:space="preserve"> (</w:t>
+            </w:r>
+            <w:r>
+              <w:rPr>
+                <w:rFonts w:ascii="Cambria" w:hAnsi="Cambria" w:cstheme="majorBidi"/>
+                <w:b/>
+                <w:bCs/>
+                <w:color w:val="9B6D86"/>
+                <w:sz w:val="28"/>
+                <w:szCs w:val="28"/>
+              </w:rPr>
+              <w:t>String</w:t>
+            </w:r>
+            <w:r>
+              <w:rPr>
+                <w:rFonts w:ascii="Cambria" w:hAnsi="Cambria" w:cstheme="majorBidi"/>
+                <w:b/>
+                <w:bCs/>
+                <w:color w:val="9B6D86"/>
+                <w:sz w:val="28"/>
+                <w:szCs w:val="28"/>
+              </w:rPr>
+              <w:t>)</w:t>
+            </w:r>
+          </w:p>
+          <w:p>
+            <w:pPr>
+              <w:jc w:val="center"/>
+              <w:rPr>
+                <w:rFonts w:ascii="Cambria" w:hAnsi="Cambria" w:cstheme="majorBidi"/>
+                <w:b/>
+                <w:bCs/>
+                <w:color w:val="9B6D86"/>
+                <w:sz w:val="28"/>
+                <w:szCs w:val="28"/>
+              </w:rPr>
+            </w:pPr>
+          </w:p>
+        </w:tc>
+        <w:tc>
+          <w:tcPr>
+            <w:tcW w:w="5025" w:type="dxa"/>
+          </w:tcPr>
+          <w:p>
+            <w:pPr>
+              <w:jc w:val="center"/>
+              <w:rPr>
+                <w:rFonts w:ascii="Cambria" w:hAnsi="Cambria" w:cstheme="majorBidi"/>
+                <w:color w:val="764B79"/>
+                <w:sz w:val="24"/>
+                <w:szCs w:val="24"/>
+              </w:rPr>
+            </w:pPr>
+          </w:p>
+          <w:p>
+            <w:pPr>
+              <w:jc w:val="center"/>
+              <w:rPr>
+                <w:rFonts w:ascii="Cambria" w:hAnsi="Cambria" w:cstheme="majorBidi"/>
+                <w:color w:val="764B79"/>
+                <w:sz w:val="24"/>
+                <w:szCs w:val="24"/>
+              </w:rPr>
+            </w:pPr>
+            <w:r>
+              <w:rPr>
+                <w:rFonts w:ascii="Cambria" w:hAnsi="Cambria" w:cstheme="majorBidi"/>
+                <w:color w:val="764B79"/>
+                <w:sz w:val="24"/>
+                <w:szCs w:val="24"/>
+              </w:rPr>
+              <w:t>JSON array of usernames who follow this user</w:t>
+            </w:r>
+          </w:p>
+        </w:tc>
+      </w:tr>
+      <w:tr>
+        <w:trPr>
+          <w:trHeight w:val="789"/>
+        </w:trPr>
+        <w:tc>
+          <w:tcPr>
+            <w:tcW w:w="5421" w:type="dxa"/>
+            <w:shd w:val="clear" w:color="auto" w:fill="FAF1EC"/>
+          </w:tcPr>
+          <w:p>
+            <w:pPr>
+              <w:jc w:val="center"/>
+              <w:rPr>
+                <w:rFonts w:ascii="Cambria" w:hAnsi="Cambria" w:cstheme="majorBidi"/>
+                <w:b/>
+                <w:bCs/>
+                <w:color w:val="9B6D86"/>
+                <w:sz w:val="28"/>
+                <w:szCs w:val="28"/>
+              </w:rPr>
+            </w:pPr>
+          </w:p>
+          <w:p>
+            <w:pPr>
+              <w:jc w:val="center"/>
+              <w:rPr>
+                <w:rFonts w:ascii="Cambria" w:hAnsi="Cambria" w:cstheme="majorBidi"/>
+                <w:b/>
+                <w:bCs/>
+                <w:color w:val="9B6D86"/>
+                <w:sz w:val="28"/>
+                <w:szCs w:val="28"/>
+              </w:rPr>
+            </w:pPr>
+            <w:r>
+              <w:rPr>
+                <w:rFonts w:ascii="Cambria" w:hAnsi="Cambria" w:cstheme="majorBidi"/>
+                <w:b/>
+                <w:bCs/>
+                <w:color w:val="9B6D86"/>
+                <w:sz w:val="28"/>
+                <w:szCs w:val="28"/>
+              </w:rPr>
+              <w:t>following</w:t>
+            </w:r>
+            <w:r>
+              <w:rPr>
+                <w:rFonts w:ascii="Cambria" w:hAnsi="Cambria" w:cstheme="majorBidi"/>
+                <w:b/>
+                <w:bCs/>
+                <w:color w:val="9B6D86"/>
+                <w:sz w:val="28"/>
+                <w:szCs w:val="28"/>
+              </w:rPr>
+              <w:t xml:space="preserve"> (</w:t>
+            </w:r>
+            <w:r>
+              <w:rPr>
+                <w:rFonts w:ascii="Cambria" w:hAnsi="Cambria" w:cstheme="majorBidi"/>
+                <w:b/>
+                <w:bCs/>
+                <w:color w:val="9B6D86"/>
+                <w:sz w:val="28"/>
+                <w:szCs w:val="28"/>
+              </w:rPr>
+              <w:t>String</w:t>
+            </w:r>
+            <w:r>
+              <w:rPr>
+                <w:rFonts w:ascii="Cambria" w:hAnsi="Cambria" w:cstheme="majorBidi"/>
+                <w:b/>
+                <w:bCs/>
+                <w:color w:val="9B6D86"/>
+                <w:sz w:val="28"/>
+                <w:szCs w:val="28"/>
+              </w:rPr>
+              <w:t>)</w:t>
+            </w:r>
+          </w:p>
+          <w:p>
+            <w:pPr>
+              <w:jc w:val="center"/>
+              <w:rPr>
+                <w:rFonts w:ascii="Cambria" w:hAnsi="Cambria" w:cstheme="majorBidi"/>
+                <w:b/>
+                <w:bCs/>
+                <w:color w:val="9B6D86"/>
+                <w:sz w:val="28"/>
+                <w:szCs w:val="28"/>
+              </w:rPr>
+            </w:pPr>
+          </w:p>
+        </w:tc>
+        <w:tc>
+          <w:tcPr>
+            <w:tcW w:w="5025" w:type="dxa"/>
+          </w:tcPr>
+          <w:p>
+            <w:pPr>
+              <w:jc w:val="center"/>
+              <w:rPr>
+                <w:rFonts w:ascii="Cambria" w:hAnsi="Cambria" w:cstheme="majorBidi"/>
+                <w:color w:val="764B79"/>
+                <w:sz w:val="24"/>
+                <w:szCs w:val="24"/>
+              </w:rPr>
+            </w:pPr>
+          </w:p>
+          <w:p>
+            <w:pPr>
+              <w:jc w:val="center"/>
+              <w:rPr>
+                <w:rFonts w:ascii="Cambria" w:hAnsi="Cambria" w:cstheme="majorBidi"/>
+                <w:color w:val="764B79"/>
+                <w:sz w:val="24"/>
+                <w:szCs w:val="24"/>
+              </w:rPr>
+            </w:pPr>
+            <w:r>
+              <w:rPr>
+                <w:rFonts w:ascii="Cambria" w:hAnsi="Cambria" w:cstheme="majorBidi"/>
+                <w:color w:val="764B79"/>
+                <w:sz w:val="24"/>
+                <w:szCs w:val="24"/>
+              </w:rPr>
+              <w:t>JSON array of usernames this user follows</w:t>
+            </w:r>
+          </w:p>
+        </w:tc>
+      </w:tr>
+    </w:tbl>
+    <w:p>
+      <w:pPr>
+        <w:jc w:val="center"/>
+        <w:rPr>
+          <w:rFonts w:ascii="Cambria" w:hAnsi="Cambria" w:cstheme="majorBidi"/>
+          <w:color w:val="9B6D86"/>
+          <w:sz w:val="28"/>
+          <w:szCs w:val="28"/>
+        </w:rPr>
+      </w:pPr>
+    </w:p>
+    <w:p>
+      <w:pPr>
+        <w:jc w:val="center"/>
+        <w:rPr>
+          <w:rFonts w:ascii="Cambria" w:hAnsi="Cambria" w:cstheme="majorBidi"/>
+          <w:b/>
+          <w:bCs/>
+          <w:color w:val="9B6D86"/>
+          <w:sz w:val="28"/>
+          <w:szCs w:val="28"/>
+        </w:rPr>
+      </w:pPr>
+      <w:r>
+        <w:rPr>
+          <w:rFonts w:ascii="Cambria" w:hAnsi="Cambria" w:cstheme="majorBidi"/>
+          <w:b/>
+          <w:bCs/>
+          <w:color w:val="9B6D86"/>
+          <w:sz w:val="28"/>
+          <w:szCs w:val="28"/>
+        </w:rPr>
+        <w:t>Post table: stores all posts careated by users</w:t>
+      </w:r>
+    </w:p>
+    <w:tbl>
+      <w:tblPr>
+        <w:tblStyle w:val="TableGrid"/>
+        <w:tblW w:w="10446" w:type="dxa"/>
+        <w:tblInd w:w="-5" w:type="dxa"/>
+        <w:tblLook w:val="04A0" w:firstRow="1" w:lastRow="0" w:firstColumn="1" w:lastColumn="0" w:noHBand="0" w:noVBand="1"/>
+      </w:tblPr>
+      <w:tblGrid>
+        <w:gridCol w:w="5421"/>
+        <w:gridCol w:w="5025"/>
+      </w:tblGrid>
+      <w:tr>
+        <w:trPr>
+          <w:trHeight w:val="323"/>
+        </w:trPr>
+        <w:tc>
+          <w:tcPr>
+            <w:tcW w:w="5421" w:type="dxa"/>
+            <w:tcBorders>
+              <w:top w:val="single" w:sz="8" w:space="0" w:color="4D3A6A"/>
+              <w:left w:val="single" w:sz="8" w:space="0" w:color="4D3A6A"/>
+              <w:bottom w:val="single" w:sz="8" w:space="0" w:color="4D3A6A"/>
+              <w:right w:val="single" w:sz="8" w:space="0" w:color="4D3A6A"/>
+            </w:tcBorders>
+            <w:shd w:val="clear" w:color="auto" w:fill="D8C6D0"/>
+          </w:tcPr>
+          <w:p>
+            <w:pPr>
+              <w:jc w:val="center"/>
+              <w:rPr>
+                <w:rFonts w:ascii="Berlin Sans FB Demi" w:hAnsi="Berlin Sans FB Demi" w:cstheme="majorBidi"/>
+                <w:b/>
+                <w:bCs/>
+                <w:color w:val="4D3A6A"/>
+                <w:sz w:val="32"/>
+                <w:szCs w:val="32"/>
+              </w:rPr>
+            </w:pPr>
+            <w:r>
+              <w:rPr>
+                <w:rFonts w:ascii="Berlin Sans FB Demi" w:hAnsi="Berlin Sans FB Demi" w:cstheme="majorBidi"/>
+                <w:b/>
+                <w:bCs/>
+                <w:color w:val="4D3A6A"/>
+                <w:sz w:val="32"/>
+                <w:szCs w:val="32"/>
+              </w:rPr>
+              <w:t>Field</w:t>
+            </w:r>
+          </w:p>
+        </w:tc>
+        <w:tc>
+          <w:tcPr>
+            <w:tcW w:w="5025" w:type="dxa"/>
+            <w:tcBorders>
+              <w:top w:val="single" w:sz="8" w:space="0" w:color="4D3A6A"/>
+              <w:left w:val="single" w:sz="8" w:space="0" w:color="4D3A6A"/>
+              <w:bottom w:val="single" w:sz="8" w:space="0" w:color="4D3A6A"/>
+              <w:right w:val="single" w:sz="8" w:space="0" w:color="4D3A6A"/>
+            </w:tcBorders>
+            <w:shd w:val="clear" w:color="auto" w:fill="D8C6D0"/>
+          </w:tcPr>
+          <w:p>
+            <w:pPr>
+              <w:jc w:val="center"/>
+              <w:rPr>
+                <w:rFonts w:ascii="Berlin Sans FB Demi" w:hAnsi="Berlin Sans FB Demi" w:cstheme="majorBidi"/>
+                <w:b/>
+                <w:bCs/>
+                <w:color w:val="4D3A6A"/>
+                <w:sz w:val="32"/>
+                <w:szCs w:val="32"/>
+              </w:rPr>
+            </w:pPr>
+            <w:r>
+              <w:rPr>
+                <w:rFonts w:ascii="Berlin Sans FB Demi" w:hAnsi="Berlin Sans FB Demi" w:cstheme="majorBidi"/>
+                <w:b/>
+                <w:bCs/>
+                <w:color w:val="4D3A6A"/>
+                <w:sz w:val="32"/>
+                <w:szCs w:val="32"/>
+              </w:rPr>
+              <w:t>Description</w:t>
+            </w:r>
+          </w:p>
+        </w:tc>
+      </w:tr>
+      <w:tr>
+        <w:trPr>
+          <w:trHeight w:val="789"/>
+        </w:trPr>
+        <w:tc>
+          <w:tcPr>
+            <w:tcW w:w="5421" w:type="dxa"/>
+            <w:tcBorders>
+              <w:top w:val="single" w:sz="8" w:space="0" w:color="4D3A6A"/>
+              <w:left w:val="single" w:sz="8" w:space="0" w:color="4D3A6A"/>
+            </w:tcBorders>
+            <w:shd w:val="clear" w:color="auto" w:fill="FAF1EC"/>
+          </w:tcPr>
+          <w:p>
+            <w:pPr>
+              <w:jc w:val="center"/>
+              <w:rPr>
+                <w:rFonts w:ascii="Cambria" w:hAnsi="Cambria" w:cstheme="majorBidi"/>
+                <w:b/>
+                <w:bCs/>
+                <w:color w:val="9B6D86"/>
+                <w:sz w:val="28"/>
+                <w:szCs w:val="28"/>
+              </w:rPr>
+            </w:pPr>
+            <w:r>
+              <w:rPr>
+                <w:rFonts w:ascii="Cambria" w:hAnsi="Cambria" w:cstheme="majorBidi"/>
+                <w:b/>
+                <w:bCs/>
+                <w:color w:val="9B6D86"/>
+                <w:sz w:val="28"/>
+                <w:szCs w:val="28"/>
+              </w:rPr>
+              <w:t xml:space="preserve"> </w:t>
+            </w:r>
+          </w:p>
+          <w:p>
+            <w:pPr>
+              <w:jc w:val="center"/>
+              <w:rPr>
+                <w:rFonts w:ascii="Cambria" w:hAnsi="Cambria" w:cstheme="majorBidi"/>
+                <w:b/>
+                <w:bCs/>
+                <w:color w:val="9B6D86"/>
+                <w:sz w:val="28"/>
+                <w:szCs w:val="28"/>
+              </w:rPr>
+            </w:pPr>
+            <w:r>
+              <w:rPr>
+                <w:rFonts w:ascii="Cambria" w:hAnsi="Cambria" w:cstheme="majorBidi"/>
+                <w:b/>
+                <w:bCs/>
+                <w:color w:val="9B6D86"/>
+                <w:sz w:val="28"/>
+                <w:szCs w:val="28"/>
+              </w:rPr>
+              <w:t>Id (</w:t>
+            </w:r>
+            <w:r>
+              <w:rPr>
+                <w:rFonts w:ascii="Cambria" w:hAnsi="Cambria" w:cstheme="majorBidi"/>
+                <w:b/>
+                <w:bCs/>
+                <w:color w:val="9B6D86"/>
+                <w:sz w:val="28"/>
+                <w:szCs w:val="28"/>
+              </w:rPr>
+              <w:t>Integer</w:t>
+            </w:r>
+            <w:r>
+              <w:rPr>
+                <w:rFonts w:ascii="Cambria" w:hAnsi="Cambria" w:cstheme="majorBidi"/>
+                <w:b/>
+                <w:bCs/>
+                <w:color w:val="9B6D86"/>
+                <w:sz w:val="28"/>
+                <w:szCs w:val="28"/>
+              </w:rPr>
+              <w:t>)</w:t>
+            </w:r>
+          </w:p>
+          <w:p>
+            <w:pPr>
+              <w:jc w:val="center"/>
+              <w:rPr>
+                <w:rFonts w:ascii="Cambria" w:hAnsi="Cambria" w:cstheme="majorBidi"/>
+                <w:b/>
+                <w:bCs/>
+                <w:color w:val="9B6D86"/>
+                <w:sz w:val="28"/>
+                <w:szCs w:val="28"/>
+              </w:rPr>
+            </w:pPr>
+          </w:p>
+        </w:tc>
+        <w:tc>
+          <w:tcPr>
+            <w:tcW w:w="5025" w:type="dxa"/>
+            <w:tcBorders>
+              <w:top w:val="single" w:sz="8" w:space="0" w:color="4D3A6A"/>
+              <w:right w:val="single" w:sz="8" w:space="0" w:color="4D3A6A"/>
+            </w:tcBorders>
+          </w:tcPr>
+          <w:p>
+            <w:pPr>
+              <w:jc w:val="center"/>
+              <w:rPr>
+                <w:rFonts w:ascii="Cambria" w:hAnsi="Cambria" w:cstheme="majorBidi"/>
+                <w:color w:val="764B79"/>
+                <w:sz w:val="24"/>
+                <w:szCs w:val="24"/>
+              </w:rPr>
+            </w:pPr>
+          </w:p>
+          <w:p>
+            <w:pPr>
+              <w:jc w:val="center"/>
+              <w:rPr>
+                <w:rFonts w:ascii="Cambria" w:hAnsi="Cambria" w:cstheme="majorBidi"/>
+                <w:color w:val="764B79"/>
+                <w:sz w:val="24"/>
+                <w:szCs w:val="24"/>
+              </w:rPr>
+            </w:pPr>
+            <w:r>
+              <w:rPr>
+                <w:rFonts w:ascii="Cambria" w:hAnsi="Cambria" w:cstheme="majorBidi"/>
+                <w:color w:val="764B79"/>
+                <w:sz w:val="24"/>
+                <w:szCs w:val="24"/>
+              </w:rPr>
+              <w:t>Primary key, auto incremented</w:t>
+            </w:r>
+          </w:p>
+        </w:tc>
+      </w:tr>
+      <w:tr>
+        <w:trPr>
+          <w:trHeight w:val="789"/>
+        </w:trPr>
+        <w:tc>
+          <w:tcPr>
+            <w:tcW w:w="5421" w:type="dxa"/>
+            <w:shd w:val="clear" w:color="auto" w:fill="FAF1EC"/>
+          </w:tcPr>
+          <w:p>
+            <w:pPr>
+              <w:jc w:val="center"/>
+              <w:rPr>
+                <w:rFonts w:ascii="Cambria" w:hAnsi="Cambria" w:cstheme="majorBidi"/>
+                <w:b/>
+                <w:bCs/>
+                <w:color w:val="9B6D86"/>
+                <w:sz w:val="28"/>
+                <w:szCs w:val="28"/>
+              </w:rPr>
+            </w:pPr>
+          </w:p>
+          <w:p>
+            <w:pPr>
+              <w:jc w:val="center"/>
+              <w:rPr>
+                <w:rFonts w:ascii="Cambria" w:hAnsi="Cambria" w:cstheme="majorBidi"/>
+                <w:b/>
+                <w:bCs/>
+                <w:color w:val="9B6D86"/>
+                <w:sz w:val="28"/>
+                <w:szCs w:val="28"/>
+              </w:rPr>
+            </w:pPr>
+            <w:r>
+              <w:rPr>
+                <w:rFonts w:ascii="Cambria" w:hAnsi="Cambria" w:cstheme="majorBidi"/>
+                <w:b/>
+                <w:bCs/>
+                <w:color w:val="9B6D86"/>
+                <w:sz w:val="28"/>
+                <w:szCs w:val="28"/>
+              </w:rPr>
+              <w:t>text</w:t>
+            </w:r>
+            <w:r>
+              <w:rPr>
+                <w:rFonts w:ascii="Cambria" w:hAnsi="Cambria" w:cstheme="majorBidi"/>
+                <w:b/>
+                <w:bCs/>
+                <w:color w:val="9B6D86"/>
+                <w:sz w:val="28"/>
+                <w:szCs w:val="28"/>
+              </w:rPr>
+              <w:t xml:space="preserve"> (String)</w:t>
+            </w:r>
+          </w:p>
+          <w:p>
+            <w:pPr>
+              <w:jc w:val="center"/>
+              <w:rPr>
+                <w:rFonts w:ascii="Cambria" w:hAnsi="Cambria" w:cstheme="majorBidi"/>
+                <w:b/>
+                <w:bCs/>
+                <w:color w:val="9B6D86"/>
+                <w:sz w:val="28"/>
+                <w:szCs w:val="28"/>
+              </w:rPr>
+            </w:pPr>
+          </w:p>
+        </w:tc>
+        <w:tc>
+          <w:tcPr>
+            <w:tcW w:w="5025" w:type="dxa"/>
+          </w:tcPr>
+          <w:p>
+            <w:pPr>
+              <w:jc w:val="center"/>
+              <w:rPr>
+                <w:rFonts w:ascii="Cambria" w:hAnsi="Cambria" w:cstheme="majorBidi"/>
+                <w:color w:val="764B79"/>
+                <w:sz w:val="24"/>
+                <w:szCs w:val="24"/>
+              </w:rPr>
+            </w:pPr>
+          </w:p>
+          <w:p>
+            <w:pPr>
+              <w:jc w:val="center"/>
+              <w:rPr>
+                <w:rFonts w:ascii="Cambria" w:hAnsi="Cambria" w:cstheme="majorBidi"/>
+                <w:color w:val="764B79"/>
+                <w:sz w:val="24"/>
+                <w:szCs w:val="24"/>
+              </w:rPr>
+            </w:pPr>
+            <w:r>
+              <w:rPr>
+                <w:rFonts w:ascii="Cambria" w:hAnsi="Cambria" w:cstheme="majorBidi"/>
+                <w:color w:val="764B79"/>
+                <w:sz w:val="24"/>
+                <w:szCs w:val="24"/>
+              </w:rPr>
+              <w:t>Post content</w:t>
+            </w:r>
+          </w:p>
+        </w:tc>
+      </w:tr>
+      <w:tr>
+        <w:trPr>
+          <w:trHeight w:val="799"/>
+        </w:trPr>
+        <w:tc>
+          <w:tcPr>
+            <w:tcW w:w="5421" w:type="dxa"/>
+            <w:shd w:val="clear" w:color="auto" w:fill="FAF1EC"/>
+          </w:tcPr>
+          <w:p>
+            <w:pPr>
+              <w:jc w:val="center"/>
+              <w:rPr>
+                <w:rFonts w:ascii="Cambria" w:hAnsi="Cambria" w:cstheme="majorBidi"/>
+                <w:b/>
+                <w:bCs/>
+                <w:color w:val="9B6D86"/>
+                <w:sz w:val="28"/>
+                <w:szCs w:val="28"/>
+              </w:rPr>
+            </w:pPr>
+          </w:p>
+          <w:p>
+            <w:pPr>
+              <w:jc w:val="center"/>
+              <w:rPr>
+                <w:rFonts w:ascii="Cambria" w:hAnsi="Cambria" w:cstheme="majorBidi"/>
+                <w:b/>
+                <w:bCs/>
+                <w:color w:val="9B6D86"/>
+                <w:sz w:val="28"/>
+                <w:szCs w:val="28"/>
+              </w:rPr>
+            </w:pPr>
+            <w:r>
+              <w:rPr>
+                <w:rFonts w:ascii="Cambria" w:hAnsi="Cambria" w:cstheme="majorBidi"/>
+                <w:b/>
+                <w:bCs/>
+                <w:color w:val="9B6D86"/>
+                <w:sz w:val="28"/>
+                <w:szCs w:val="28"/>
+              </w:rPr>
+              <w:t>author</w:t>
+            </w:r>
+            <w:r>
+              <w:rPr>
+                <w:rFonts w:ascii="Cambria" w:hAnsi="Cambria" w:cstheme="majorBidi"/>
+                <w:b/>
+                <w:bCs/>
+                <w:color w:val="9B6D86"/>
+                <w:sz w:val="28"/>
+                <w:szCs w:val="28"/>
+              </w:rPr>
+              <w:t xml:space="preserve"> (String)</w:t>
+            </w:r>
+          </w:p>
+          <w:p>
+            <w:pPr>
+              <w:jc w:val="center"/>
+              <w:rPr>
+                <w:rFonts w:ascii="Cambria" w:hAnsi="Cambria" w:cstheme="majorBidi"/>
+                <w:b/>
+                <w:bCs/>
+                <w:color w:val="9B6D86"/>
+                <w:sz w:val="28"/>
+                <w:szCs w:val="28"/>
+              </w:rPr>
+            </w:pPr>
+          </w:p>
+        </w:tc>
+        <w:tc>
+          <w:tcPr>
+            <w:tcW w:w="5025" w:type="dxa"/>
+          </w:tcPr>
+          <w:p>
+            <w:pPr>
+              <w:jc w:val="center"/>
+              <w:rPr>
+                <w:rFonts w:ascii="Cambria" w:hAnsi="Cambria" w:cstheme="majorBidi"/>
+                <w:color w:val="764B79"/>
+                <w:sz w:val="24"/>
+                <w:szCs w:val="24"/>
+              </w:rPr>
+            </w:pPr>
+          </w:p>
+          <w:p>
+            <w:pPr>
+              <w:jc w:val="center"/>
+              <w:rPr>
+                <w:rFonts w:ascii="Cambria" w:hAnsi="Cambria" w:cstheme="majorBidi"/>
+                <w:color w:val="764B79"/>
+                <w:sz w:val="24"/>
+                <w:szCs w:val="24"/>
+              </w:rPr>
+            </w:pPr>
+            <w:r>
+              <w:rPr>
+                <w:rFonts w:ascii="Cambria" w:hAnsi="Cambria" w:cstheme="majorBidi"/>
+                <w:color w:val="764B79"/>
+                <w:sz w:val="24"/>
+                <w:szCs w:val="24"/>
+              </w:rPr>
+              <w:t>User</w:t>
+            </w:r>
+            <w:r>
+              <w:rPr>
+                <w:rFonts w:ascii="Cambria" w:hAnsi="Cambria" w:cstheme="majorBidi"/>
+                <w:color w:val="764B79"/>
+                <w:sz w:val="24"/>
+                <w:szCs w:val="24"/>
+              </w:rPr>
+              <w:t>name of the post creator</w:t>
+            </w:r>
+          </w:p>
+        </w:tc>
+      </w:tr>
+      <w:tr>
+        <w:trPr>
+          <w:trHeight w:val="789"/>
+        </w:trPr>
+        <w:tc>
+          <w:tcPr>
+            <w:tcW w:w="5421" w:type="dxa"/>
+            <w:shd w:val="clear" w:color="auto" w:fill="FAF1EC"/>
+          </w:tcPr>
+          <w:p>
+            <w:pPr>
+              <w:jc w:val="center"/>
+              <w:rPr>
+                <w:rFonts w:ascii="Cambria" w:hAnsi="Cambria" w:cstheme="majorBidi"/>
+                <w:b/>
+                <w:bCs/>
+                <w:color w:val="9B6D86"/>
+                <w:sz w:val="28"/>
+                <w:szCs w:val="28"/>
+              </w:rPr>
+            </w:pPr>
+          </w:p>
+          <w:p>
+            <w:pPr>
+              <w:jc w:val="center"/>
+              <w:rPr>
+                <w:rFonts w:ascii="Cambria" w:hAnsi="Cambria" w:cstheme="majorBidi"/>
+                <w:b/>
+                <w:bCs/>
+                <w:color w:val="9B6D86"/>
+                <w:sz w:val="28"/>
+                <w:szCs w:val="28"/>
+              </w:rPr>
+            </w:pPr>
+            <w:r>
+              <w:rPr>
+                <w:rFonts w:ascii="Cambria" w:hAnsi="Cambria" w:cstheme="majorBidi"/>
+                <w:b/>
+                <w:bCs/>
+                <w:color w:val="9B6D86"/>
+                <w:sz w:val="28"/>
+                <w:szCs w:val="28"/>
+              </w:rPr>
+              <w:t>authorInput</w:t>
+            </w:r>
+            <w:r>
+              <w:rPr>
+                <w:rFonts w:ascii="Cambria" w:hAnsi="Cambria" w:cstheme="majorBidi"/>
+                <w:b/>
+                <w:bCs/>
+                <w:color w:val="9B6D86"/>
+                <w:sz w:val="28"/>
+                <w:szCs w:val="28"/>
+              </w:rPr>
+              <w:t xml:space="preserve"> (String)</w:t>
+            </w:r>
+          </w:p>
+          <w:p>
+            <w:pPr>
+              <w:jc w:val="center"/>
+              <w:rPr>
+                <w:rFonts w:ascii="Cambria" w:hAnsi="Cambria" w:cstheme="majorBidi"/>
+                <w:b/>
+                <w:bCs/>
+                <w:color w:val="9B6D86"/>
+                <w:sz w:val="28"/>
+                <w:szCs w:val="28"/>
+              </w:rPr>
+            </w:pPr>
+          </w:p>
+        </w:tc>
+        <w:tc>
+          <w:tcPr>
+            <w:tcW w:w="5025" w:type="dxa"/>
+          </w:tcPr>
+          <w:p>
+            <w:pPr>
+              <w:jc w:val="center"/>
+              <w:rPr>
+                <w:rFonts w:ascii="Cambria" w:hAnsi="Cambria" w:cstheme="majorBidi"/>
+                <w:color w:val="764B79"/>
+                <w:sz w:val="24"/>
+                <w:szCs w:val="24"/>
+              </w:rPr>
+            </w:pPr>
+          </w:p>
+          <w:p>
+            <w:pPr>
+              <w:jc w:val="center"/>
+              <w:rPr>
+                <w:rFonts w:ascii="Cambria" w:hAnsi="Cambria" w:cstheme="majorBidi"/>
+                <w:color w:val="764B79"/>
+                <w:sz w:val="24"/>
+                <w:szCs w:val="24"/>
+              </w:rPr>
+            </w:pPr>
+            <w:r>
+              <w:rPr>
+                <w:rFonts w:ascii="Cambria" w:hAnsi="Cambria" w:cstheme="majorBidi"/>
+                <w:color w:val="764B79"/>
+                <w:sz w:val="24"/>
+                <w:szCs w:val="24"/>
+              </w:rPr>
+              <w:t>Book author name entered</w:t>
+            </w:r>
+          </w:p>
+        </w:tc>
+      </w:tr>
+      <w:tr>
+        <w:trPr>
+          <w:trHeight w:val="799"/>
+        </w:trPr>
+        <w:tc>
+          <w:tcPr>
+            <w:tcW w:w="5421" w:type="dxa"/>
+            <w:shd w:val="clear" w:color="auto" w:fill="FAF1EC"/>
+          </w:tcPr>
+          <w:p>
+            <w:pPr>
+              <w:jc w:val="center"/>
+              <w:rPr>
+                <w:rFonts w:ascii="Cambria" w:hAnsi="Cambria" w:cstheme="majorBidi"/>
+                <w:b/>
+                <w:bCs/>
+                <w:color w:val="9B6D86"/>
+                <w:sz w:val="28"/>
+                <w:szCs w:val="28"/>
+              </w:rPr>
+            </w:pPr>
+          </w:p>
+          <w:p>
+            <w:pPr>
+              <w:jc w:val="center"/>
+              <w:rPr>
+                <w:rFonts w:ascii="Cambria" w:hAnsi="Cambria" w:cstheme="majorBidi"/>
+                <w:b/>
+                <w:bCs/>
+                <w:color w:val="9B6D86"/>
+                <w:sz w:val="28"/>
+                <w:szCs w:val="28"/>
+              </w:rPr>
+            </w:pPr>
+            <w:r>
+              <w:rPr>
+                <w:rFonts w:ascii="Cambria" w:hAnsi="Cambria" w:cstheme="majorBidi"/>
+                <w:b/>
+                <w:bCs/>
+                <w:color w:val="9B6D86"/>
+                <w:sz w:val="28"/>
+                <w:szCs w:val="28"/>
+              </w:rPr>
+              <w:t>bookInput</w:t>
+            </w:r>
+            <w:r>
+              <w:rPr>
+                <w:rFonts w:ascii="Cambria" w:hAnsi="Cambria" w:cstheme="majorBidi"/>
+                <w:b/>
+                <w:bCs/>
+                <w:color w:val="9B6D86"/>
+                <w:sz w:val="28"/>
+                <w:szCs w:val="28"/>
+              </w:rPr>
+              <w:t xml:space="preserve"> (String)</w:t>
+            </w:r>
+          </w:p>
+          <w:p>
+            <w:pPr>
+              <w:jc w:val="center"/>
+              <w:rPr>
+                <w:rFonts w:ascii="Cambria" w:hAnsi="Cambria" w:cstheme="majorBidi"/>
+                <w:b/>
+                <w:bCs/>
+                <w:color w:val="9B6D86"/>
+                <w:sz w:val="28"/>
+                <w:szCs w:val="28"/>
+              </w:rPr>
+            </w:pPr>
+          </w:p>
+        </w:tc>
+        <w:tc>
+          <w:tcPr>
+            <w:tcW w:w="5025" w:type="dxa"/>
+          </w:tcPr>
+          <w:p>
+            <w:pPr>
+              <w:jc w:val="center"/>
+              <w:rPr>
+                <w:rFonts w:ascii="Cambria" w:hAnsi="Cambria" w:cstheme="majorBidi"/>
+                <w:color w:val="764B79"/>
+                <w:sz w:val="24"/>
+                <w:szCs w:val="24"/>
+              </w:rPr>
+            </w:pPr>
+          </w:p>
+          <w:p>
+            <w:pPr>
+              <w:jc w:val="center"/>
+              <w:rPr>
+                <w:rFonts w:ascii="Cambria" w:hAnsi="Cambria" w:cstheme="majorBidi"/>
+                <w:color w:val="764B79"/>
+                <w:sz w:val="24"/>
+                <w:szCs w:val="24"/>
+              </w:rPr>
+            </w:pPr>
+            <w:r>
+              <w:rPr>
+                <w:rFonts w:ascii="Cambria" w:hAnsi="Cambria" w:cstheme="majorBidi"/>
+                <w:color w:val="764B79"/>
+                <w:sz w:val="24"/>
+                <w:szCs w:val="24"/>
+              </w:rPr>
+              <w:t>Book title entered</w:t>
+            </w:r>
+          </w:p>
+        </w:tc>
+      </w:tr>
+      <w:tr>
+        <w:trPr>
+          <w:trHeight w:val="789"/>
+        </w:trPr>
+        <w:tc>
+          <w:tcPr>
+            <w:tcW w:w="5421" w:type="dxa"/>
+            <w:shd w:val="clear" w:color="auto" w:fill="FAF1EC"/>
+          </w:tcPr>
+          <w:p>
+            <w:pPr>
+              <w:jc w:val="center"/>
+              <w:rPr>
+                <w:rFonts w:ascii="Cambria" w:hAnsi="Cambria" w:cstheme="majorBidi"/>
+                <w:b/>
+                <w:bCs/>
+                <w:color w:val="9B6D86"/>
+                <w:sz w:val="28"/>
+                <w:szCs w:val="28"/>
+              </w:rPr>
+            </w:pPr>
+          </w:p>
+          <w:p>
+            <w:pPr>
+              <w:jc w:val="center"/>
+              <w:rPr>
+                <w:rFonts w:ascii="Cambria" w:hAnsi="Cambria" w:cstheme="majorBidi"/>
+                <w:b/>
+                <w:bCs/>
+                <w:color w:val="9B6D86"/>
+                <w:sz w:val="28"/>
+                <w:szCs w:val="28"/>
+              </w:rPr>
+            </w:pPr>
+            <w:r>
+              <w:rPr>
+                <w:rFonts w:ascii="Cambria" w:hAnsi="Cambria" w:cstheme="majorBidi"/>
+                <w:b/>
+                <w:bCs/>
+                <w:color w:val="9B6D86"/>
+                <w:sz w:val="28"/>
+                <w:szCs w:val="28"/>
+              </w:rPr>
+              <w:t>likedBy</w:t>
+            </w:r>
+            <w:r>
+              <w:rPr>
+                <w:rFonts w:ascii="Cambria" w:hAnsi="Cambria" w:cstheme="majorBidi"/>
+                <w:b/>
+                <w:bCs/>
+                <w:color w:val="9B6D86"/>
+                <w:sz w:val="28"/>
+                <w:szCs w:val="28"/>
+              </w:rPr>
+              <w:t xml:space="preserve"> (String)</w:t>
+            </w:r>
+          </w:p>
+          <w:p>
+            <w:pPr>
+              <w:jc w:val="center"/>
+              <w:rPr>
+                <w:rFonts w:ascii="Cambria" w:hAnsi="Cambria" w:cstheme="majorBidi"/>
+                <w:b/>
+                <w:bCs/>
+                <w:color w:val="9B6D86"/>
+                <w:sz w:val="28"/>
+                <w:szCs w:val="28"/>
+              </w:rPr>
+            </w:pPr>
+          </w:p>
+        </w:tc>
+        <w:tc>
+          <w:tcPr>
+            <w:tcW w:w="5025" w:type="dxa"/>
+          </w:tcPr>
+          <w:p>
+            <w:pPr>
+              <w:jc w:val="center"/>
+              <w:rPr>
+                <w:rFonts w:ascii="Cambria" w:hAnsi="Cambria" w:cstheme="majorBidi"/>
+                <w:color w:val="764B79"/>
+                <w:sz w:val="24"/>
+                <w:szCs w:val="24"/>
+              </w:rPr>
+            </w:pPr>
+          </w:p>
+          <w:p>
+            <w:pPr>
+              <w:jc w:val="center"/>
+              <w:rPr>
+                <w:rFonts w:ascii="Cambria" w:hAnsi="Cambria" w:cstheme="majorBidi"/>
+                <w:color w:val="764B79"/>
+                <w:sz w:val="24"/>
+                <w:szCs w:val="24"/>
+              </w:rPr>
+            </w:pPr>
+            <w:r>
+              <w:rPr>
+                <w:rFonts w:ascii="Cambria" w:hAnsi="Cambria" w:cstheme="majorBidi"/>
+                <w:color w:val="764B79"/>
+                <w:sz w:val="24"/>
+                <w:szCs w:val="24"/>
+              </w:rPr>
+              <w:t>JSON array of usernames who liked the post</w:t>
+            </w:r>
+          </w:p>
+        </w:tc>
+      </w:tr>
+      <w:tr>
+        <w:trPr>
+          <w:trHeight w:val="799"/>
+        </w:trPr>
+        <w:tc>
+          <w:tcPr>
+            <w:tcW w:w="5421" w:type="dxa"/>
+            <w:shd w:val="clear" w:color="auto" w:fill="FAF1EC"/>
+          </w:tcPr>
+          <w:p>
+            <w:pPr>
+              <w:jc w:val="center"/>
+              <w:rPr>
+                <w:rFonts w:ascii="Cambria" w:hAnsi="Cambria" w:cstheme="majorBidi"/>
+                <w:b/>
+                <w:bCs/>
+                <w:color w:val="9B6D86"/>
+                <w:sz w:val="28"/>
+                <w:szCs w:val="28"/>
+              </w:rPr>
+            </w:pPr>
+          </w:p>
+          <w:p>
+            <w:pPr>
+              <w:jc w:val="center"/>
+              <w:rPr>
+                <w:rFonts w:ascii="Cambria" w:hAnsi="Cambria" w:cstheme="majorBidi"/>
+                <w:b/>
+                <w:bCs/>
+                <w:color w:val="9B6D86"/>
+                <w:sz w:val="28"/>
+                <w:szCs w:val="28"/>
+              </w:rPr>
+            </w:pPr>
+            <w:r>
+              <w:rPr>
+                <w:rFonts w:ascii="Cambria" w:hAnsi="Cambria" w:cstheme="majorBidi"/>
+                <w:b/>
+                <w:bCs/>
+                <w:color w:val="9B6D86"/>
+                <w:sz w:val="28"/>
+                <w:szCs w:val="28"/>
+              </w:rPr>
+              <w:t>comments</w:t>
+            </w:r>
+            <w:r>
+              <w:rPr>
+                <w:rFonts w:ascii="Cambria" w:hAnsi="Cambria" w:cstheme="majorBidi"/>
+                <w:b/>
+                <w:bCs/>
+                <w:color w:val="9B6D86"/>
+                <w:sz w:val="28"/>
+                <w:szCs w:val="28"/>
+              </w:rPr>
+              <w:t xml:space="preserve"> (String)</w:t>
+            </w:r>
+          </w:p>
+          <w:p>
+            <w:pPr>
+              <w:jc w:val="center"/>
+              <w:rPr>
+                <w:rFonts w:ascii="Cambria" w:hAnsi="Cambria" w:cstheme="majorBidi"/>
+                <w:b/>
+                <w:bCs/>
+                <w:color w:val="9B6D86"/>
+                <w:sz w:val="28"/>
+                <w:szCs w:val="28"/>
+              </w:rPr>
+            </w:pPr>
+          </w:p>
+        </w:tc>
+        <w:tc>
+          <w:tcPr>
+            <w:tcW w:w="5025" w:type="dxa"/>
+          </w:tcPr>
+          <w:p>
+            <w:pPr>
+              <w:jc w:val="center"/>
+              <w:rPr>
+                <w:rFonts w:ascii="Cambria" w:hAnsi="Cambria" w:cstheme="majorBidi"/>
+                <w:color w:val="764B79"/>
+                <w:sz w:val="24"/>
+                <w:szCs w:val="24"/>
+              </w:rPr>
+            </w:pPr>
+          </w:p>
+          <w:p>
+            <w:pPr>
+              <w:jc w:val="center"/>
+              <w:rPr>
+                <w:rFonts w:ascii="Cambria" w:hAnsi="Cambria" w:cstheme="majorBidi"/>
+                <w:color w:val="764B79"/>
+                <w:sz w:val="24"/>
+                <w:szCs w:val="24"/>
+              </w:rPr>
+            </w:pPr>
+            <w:r>
+              <w:rPr>
+                <w:rFonts w:ascii="Cambria" w:hAnsi="Cambria" w:cstheme="majorBidi"/>
+                <w:color w:val="764B79"/>
+                <w:sz w:val="24"/>
+                <w:szCs w:val="24"/>
+              </w:rPr>
+              <w:t>JSON array of comment objects</w:t>
+            </w:r>
+          </w:p>
+        </w:tc>
+      </w:tr>
+      <w:tr>
+        <w:trPr>
+          <w:trHeight w:val="789"/>
+        </w:trPr>
+        <w:tc>
+          <w:tcPr>
+            <w:tcW w:w="5421" w:type="dxa"/>
+            <w:shd w:val="clear" w:color="auto" w:fill="FAF1EC"/>
+          </w:tcPr>
+          <w:p>
+            <w:pPr>
+              <w:jc w:val="center"/>
+              <w:rPr>
+                <w:rFonts w:ascii="Cambria" w:hAnsi="Cambria" w:cstheme="majorBidi"/>
+                <w:b/>
+                <w:bCs/>
+                <w:color w:val="9B6D86"/>
+                <w:sz w:val="28"/>
+                <w:szCs w:val="28"/>
+              </w:rPr>
+            </w:pPr>
+          </w:p>
+          <w:p>
+            <w:pPr>
+              <w:jc w:val="center"/>
+              <w:rPr>
+                <w:rFonts w:ascii="Cambria" w:hAnsi="Cambria" w:cstheme="majorBidi"/>
+                <w:b/>
+                <w:bCs/>
+                <w:color w:val="9B6D86"/>
+                <w:sz w:val="28"/>
+                <w:szCs w:val="28"/>
+              </w:rPr>
+            </w:pPr>
+            <w:r>
+              <w:rPr>
+                <w:rFonts w:ascii="Cambria" w:hAnsi="Cambria" w:cstheme="majorBidi"/>
+                <w:b/>
+                <w:bCs/>
+                <w:color w:val="9B6D86"/>
+                <w:sz w:val="28"/>
+                <w:szCs w:val="28"/>
+              </w:rPr>
+              <w:t>timestamp</w:t>
+            </w:r>
+            <w:r>
+              <w:rPr>
+                <w:rFonts w:ascii="Cambria" w:hAnsi="Cambria" w:cstheme="majorBidi"/>
+                <w:b/>
+                <w:bCs/>
+                <w:color w:val="9B6D86"/>
+                <w:sz w:val="28"/>
+                <w:szCs w:val="28"/>
+              </w:rPr>
+              <w:t xml:space="preserve"> (</w:t>
+            </w:r>
+            <w:r>
+              <w:rPr>
+                <w:rFonts w:ascii="Cambria" w:hAnsi="Cambria" w:cstheme="majorBidi"/>
+                <w:b/>
+                <w:bCs/>
+                <w:color w:val="9B6D86"/>
+                <w:sz w:val="28"/>
+                <w:szCs w:val="28"/>
+              </w:rPr>
+              <w:t>BigInt</w:t>
+            </w:r>
+            <w:r>
+              <w:rPr>
+                <w:rFonts w:ascii="Cambria" w:hAnsi="Cambria" w:cstheme="majorBidi"/>
+                <w:b/>
+                <w:bCs/>
+                <w:color w:val="9B6D86"/>
+                <w:sz w:val="28"/>
+                <w:szCs w:val="28"/>
+              </w:rPr>
+              <w:t>)</w:t>
+            </w:r>
+          </w:p>
+          <w:p>
+            <w:pPr>
+              <w:jc w:val="center"/>
+              <w:rPr>
+                <w:rFonts w:ascii="Cambria" w:hAnsi="Cambria" w:cstheme="majorBidi"/>
+                <w:b/>
+                <w:bCs/>
+                <w:color w:val="9B6D86"/>
+                <w:sz w:val="28"/>
+                <w:szCs w:val="28"/>
+              </w:rPr>
+            </w:pPr>
+          </w:p>
+        </w:tc>
+        <w:tc>
+          <w:tcPr>
+            <w:tcW w:w="5025" w:type="dxa"/>
+          </w:tcPr>
+          <w:p>
+            <w:pPr>
+              <w:jc w:val="center"/>
+              <w:rPr>
+                <w:rFonts w:ascii="Cambria" w:hAnsi="Cambria" w:cstheme="majorBidi"/>
+                <w:color w:val="764B79"/>
+                <w:sz w:val="24"/>
+                <w:szCs w:val="24"/>
+              </w:rPr>
+            </w:pPr>
+          </w:p>
+          <w:p>
+            <w:pPr>
+              <w:jc w:val="center"/>
+              <w:rPr>
+                <w:rFonts w:ascii="Cambria" w:hAnsi="Cambria" w:cstheme="majorBidi"/>
+                <w:color w:val="764B79"/>
+                <w:sz w:val="24"/>
+                <w:szCs w:val="24"/>
+              </w:rPr>
+            </w:pPr>
+            <w:r>
+              <w:rPr>
+                <w:rFonts w:ascii="Cambria" w:hAnsi="Cambria" w:cstheme="majorBidi"/>
+                <w:color w:val="764B79"/>
+                <w:sz w:val="24"/>
+                <w:szCs w:val="24"/>
+              </w:rPr>
+              <w:t>Time of when the post was created</w:t>
+            </w:r>
+          </w:p>
+        </w:tc>
+      </w:tr>
+      <w:tr>
+        <w:trPr>
+          <w:trHeight w:val="789"/>
+        </w:trPr>
+        <w:tc>
+          <w:tcPr>
+            <w:tcW w:w="5421" w:type="dxa"/>
+            <w:shd w:val="clear" w:color="auto" w:fill="FAF1EC"/>
+          </w:tcPr>
+          <w:p>
+            <w:pPr>
+              <w:jc w:val="center"/>
+              <w:rPr>
+                <w:rFonts w:ascii="Cambria" w:hAnsi="Cambria" w:cstheme="majorBidi"/>
+                <w:b/>
+                <w:bCs/>
+                <w:color w:val="9B6D86"/>
+                <w:sz w:val="28"/>
+                <w:szCs w:val="28"/>
+              </w:rPr>
+            </w:pPr>
+          </w:p>
+          <w:p>
+            <w:pPr>
+              <w:jc w:val="center"/>
+              <w:rPr>
+                <w:rFonts w:ascii="Cambria" w:hAnsi="Cambria" w:cstheme="majorBidi"/>
+                <w:b/>
+                <w:bCs/>
+                <w:color w:val="9B6D86"/>
+                <w:sz w:val="28"/>
+                <w:szCs w:val="28"/>
+              </w:rPr>
+            </w:pPr>
+            <w:r>
+              <w:rPr>
+                <w:rFonts w:ascii="Cambria" w:hAnsi="Cambria" w:cstheme="majorBidi"/>
+                <w:b/>
+                <w:bCs/>
+                <w:color w:val="9B6D86"/>
+                <w:sz w:val="28"/>
+                <w:szCs w:val="28"/>
+              </w:rPr>
+              <w:t>createdAt</w:t>
+            </w:r>
+            <w:r>
+              <w:rPr>
+                <w:rFonts w:ascii="Cambria" w:hAnsi="Cambria" w:cstheme="majorBidi"/>
+                <w:b/>
+                <w:bCs/>
+                <w:color w:val="9B6D86"/>
+                <w:sz w:val="28"/>
+                <w:szCs w:val="28"/>
+              </w:rPr>
+              <w:t xml:space="preserve"> (</w:t>
+            </w:r>
+            <w:r>
+              <w:rPr>
+                <w:rFonts w:ascii="Cambria" w:hAnsi="Cambria" w:cstheme="majorBidi"/>
+                <w:b/>
+                <w:bCs/>
+                <w:color w:val="9B6D86"/>
+                <w:sz w:val="28"/>
+                <w:szCs w:val="28"/>
+              </w:rPr>
+              <w:t>DateTime</w:t>
+            </w:r>
+            <w:r>
+              <w:rPr>
+                <w:rFonts w:ascii="Cambria" w:hAnsi="Cambria" w:cstheme="majorBidi"/>
+                <w:b/>
+                <w:bCs/>
+                <w:color w:val="9B6D86"/>
+                <w:sz w:val="28"/>
+                <w:szCs w:val="28"/>
+              </w:rPr>
+              <w:t>)</w:t>
+            </w:r>
+          </w:p>
+          <w:p>
+            <w:pPr>
+              <w:jc w:val="center"/>
+              <w:rPr>
+                <w:rFonts w:ascii="Cambria" w:hAnsi="Cambria" w:cstheme="majorBidi"/>
+                <w:b/>
+                <w:bCs/>
+                <w:color w:val="9B6D86"/>
+                <w:sz w:val="28"/>
+                <w:szCs w:val="28"/>
+              </w:rPr>
+            </w:pPr>
+          </w:p>
+        </w:tc>
+        <w:tc>
+          <w:tcPr>
+            <w:tcW w:w="5025" w:type="dxa"/>
+          </w:tcPr>
+          <w:p>
+            <w:pPr>
+              <w:jc w:val="center"/>
+              <w:rPr>
+                <w:rFonts w:ascii="Cambria" w:hAnsi="Cambria" w:cstheme="majorBidi"/>
+                <w:color w:val="764B79"/>
+                <w:sz w:val="24"/>
+                <w:szCs w:val="24"/>
+              </w:rPr>
+            </w:pPr>
+          </w:p>
+          <w:p>
+            <w:pPr>
+              <w:jc w:val="center"/>
+              <w:rPr>
+                <w:rFonts w:ascii="Cambria" w:hAnsi="Cambria" w:cstheme="majorBidi"/>
+                <w:color w:val="764B79"/>
+                <w:sz w:val="24"/>
+                <w:szCs w:val="24"/>
+              </w:rPr>
+            </w:pPr>
+            <w:r>
+              <w:rPr>
+                <w:rFonts w:ascii="Cambria" w:hAnsi="Cambria" w:cstheme="majorBidi"/>
+                <w:color w:val="764B79"/>
+                <w:sz w:val="24"/>
+                <w:szCs w:val="24"/>
+              </w:rPr>
+              <w:t>Auto generated creation time</w:t>
+            </w:r>
+          </w:p>
+        </w:tc>
+      </w:tr>
+    </w:tbl>
+    <w:p>
+      <w:pPr>
+        <w:jc w:val="center"/>
+        <w:rPr>
+          <w:rFonts w:ascii="Berlin Sans FB Demi" w:hAnsi="Berlin Sans FB Demi" w:cstheme="majorBidi"/>
+          <w:b/>
+          <w:bCs/>
+          <w:color w:val="4D3A6A"/>
+          <w:sz w:val="36"/>
+          <w:szCs w:val="36"/>
+        </w:rPr>
+      </w:pPr>
+    </w:p>
+    <w:p>
+      <w:pPr>
+        <w:jc w:val="center"/>
+        <w:rPr>
+          <w:rFonts w:ascii="Berlin Sans FB Demi" w:hAnsi="Berlin Sans FB Demi" w:cstheme="majorBidi"/>
+          <w:b/>
+          <w:bCs/>
+          <w:color w:val="4D3A6A"/>
+          <w:sz w:val="36"/>
+          <w:szCs w:val="36"/>
+        </w:rPr>
+      </w:pPr>
+    </w:p>
+    <w:p>
+      <w:pPr>
+        <w:jc w:val="center"/>
+        <w:rPr>
+          <w:rFonts w:ascii="Berlin Sans FB Demi" w:hAnsi="Berlin Sans FB Demi" w:cstheme="majorBidi"/>
+          <w:b/>
+          <w:bCs/>
+          <w:color w:val="4D3A6A"/>
+          <w:sz w:val="36"/>
+          <w:szCs w:val="36"/>
+        </w:rPr>
+      </w:pPr>
+    </w:p>
+    <w:p>
+      <w:pPr>
+        <w:jc w:val="center"/>
+        <w:rPr>
+          <w:rFonts w:ascii="Berlin Sans FB Demi" w:hAnsi="Berlin Sans FB Demi" w:cstheme="majorBidi"/>
+          <w:b/>
+          <w:bCs/>
+          <w:color w:val="4D3A6A"/>
+          <w:sz w:val="36"/>
+          <w:szCs w:val="36"/>
+        </w:rPr>
+      </w:pPr>
+    </w:p>
+    <w:p>
+      <w:pPr>
+        <w:pStyle w:val="Heading2"/>
+        <w:shd w:val="clear" w:color="auto" w:fill="FAF1EC"/>
+        <w:jc w:val="center"/>
+        <w:rPr>
+          <w:rFonts w:ascii="Berlin Sans FB Demi" w:hAnsi="Berlin Sans FB Demi"/>
+          <w:color w:val="4D3A6A"/>
+          <w:sz w:val="36"/>
+          <w:szCs w:val="36"/>
+        </w:rPr>
+      </w:pPr>
+      <w:bookmarkStart w:id="8" w:name="_Toc228450734"/>
+      <w:r>
+        <w:rPr>
+          <w:rFonts w:ascii="Berlin Sans FB Demi" w:hAnsi="Berlin Sans FB Demi"/>
+          <w:color w:val="4D3A6A"/>
+          <w:sz w:val="36"/>
+          <w:szCs w:val="36"/>
+        </w:rPr>
+        <w:lastRenderedPageBreak/>
+        <w:t>Database Initialization</w:t>
+      </w:r>
+      <w:bookmarkEnd w:id="8"/>
+    </w:p>
+    <w:p>
+      <w:pPr>
+        <w:jc w:val="center"/>
+        <w:rPr>
+          <w:rFonts w:ascii="Cambria" w:hAnsi="Cambria" w:cstheme="majorBidi"/>
+          <w:color w:val="9B6D86"/>
+          <w:sz w:val="32"/>
+          <w:szCs w:val="32"/>
+        </w:rPr>
+      </w:pPr>
+    </w:p>
+    <w:p>
+      <w:pPr>
+        <w:jc w:val="center"/>
+        <w:rPr>
+          <w:rFonts w:ascii="Cambria" w:hAnsi="Cambria" w:cstheme="majorBidi"/>
+          <w:color w:val="9B6D86"/>
+          <w:sz w:val="32"/>
+          <w:szCs w:val="32"/>
+        </w:rPr>
+      </w:pPr>
+      <w:r>
+        <w:rPr>
+          <w:rFonts w:ascii="Cambria" w:hAnsi="Cambria" w:cstheme="majorBidi"/>
+          <w:color w:val="9B6D86"/>
+          <w:sz w:val="32"/>
+          <w:szCs w:val="32"/>
+        </w:rPr>
+        <w:t>The database was initialized using prisma/seed.js. This file creates the initial data that populates the database.</w:t>
+      </w:r>
+      <w:r>
+        <w:rPr>
+          <w:rFonts w:ascii="Cambria" w:hAnsi="Cambria" w:cstheme="majorBidi"/>
+          <w:color w:val="9B6D86"/>
+          <w:sz w:val="32"/>
+          <w:szCs w:val="32"/>
+        </w:rPr>
+        <w:t xml:space="preserve"> The seed file creates:</w:t>
+      </w:r>
+    </w:p>
+    <w:p>
+      <w:pPr>
+        <w:pStyle w:val="ListParagraph"/>
+        <w:numPr>
+          <w:ilvl w:val="0"/>
+          <w:numId w:val="25"/>
+        </w:numPr>
+        <w:jc w:val="center"/>
+        <w:rPr>
+          <w:rFonts w:ascii="Cambria" w:hAnsi="Cambria" w:cstheme="majorBidi"/>
+          <w:color w:val="9B6D86"/>
+          <w:sz w:val="32"/>
+          <w:szCs w:val="32"/>
+        </w:rPr>
+      </w:pPr>
+      <w:r>
+        <w:rPr>
+          <w:rFonts w:ascii="Cambria" w:hAnsi="Cambria" w:cstheme="majorBidi"/>
+          <w:b/>
+          <w:bCs/>
+          <w:color w:val="9B6D86"/>
+          <w:sz w:val="32"/>
+          <w:szCs w:val="32"/>
+        </w:rPr>
+        <w:t>10 Users:</w:t>
+      </w:r>
+      <w:r>
+        <w:rPr>
+          <w:rFonts w:ascii="Cambria" w:hAnsi="Cambria" w:cstheme="majorBidi"/>
+          <w:color w:val="9B6D86"/>
+          <w:sz w:val="32"/>
+          <w:szCs w:val="32"/>
+        </w:rPr>
+        <w:t xml:space="preserve"> each user with a username, email, password, name, bio, profile photo, and follow relationships between them.</w:t>
+      </w:r>
+    </w:p>
+    <w:p>
+      <w:pPr>
+        <w:pStyle w:val="ListParagraph"/>
+        <w:numPr>
+          <w:ilvl w:val="0"/>
+          <w:numId w:val="25"/>
+        </w:numPr>
+        <w:jc w:val="center"/>
+        <w:rPr>
+          <w:rFonts w:ascii="Cambria" w:hAnsi="Cambria" w:cstheme="majorBidi"/>
+          <w:color w:val="9B6D86"/>
+          <w:sz w:val="32"/>
+          <w:szCs w:val="32"/>
+        </w:rPr>
+      </w:pPr>
+      <w:r>
+        <w:rPr>
+          <w:rFonts w:ascii="Cambria" w:hAnsi="Cambria" w:cstheme="majorBidi"/>
+          <w:b/>
+          <w:bCs/>
+          <w:color w:val="9B6D86"/>
+          <w:sz w:val="32"/>
+          <w:szCs w:val="32"/>
+        </w:rPr>
+        <w:t>22 Posts:</w:t>
+      </w:r>
+      <w:r>
+        <w:rPr>
+          <w:rFonts w:ascii="Cambria" w:hAnsi="Cambria" w:cstheme="majorBidi"/>
+          <w:color w:val="9B6D86"/>
+          <w:sz w:val="32"/>
+          <w:szCs w:val="32"/>
+        </w:rPr>
+        <w:t xml:space="preserve"> real book qoutes with author names, book title, likes, and comments.</w:t>
+      </w:r>
+    </w:p>
+    <w:p>
+      <w:pPr>
+        <w:pStyle w:val="ListParagraph"/>
+        <w:rPr>
+          <w:rFonts w:ascii="Cambria" w:hAnsi="Cambria" w:cstheme="majorBidi"/>
+          <w:b/>
+          <w:bCs/>
+          <w:color w:val="9B6D86"/>
+          <w:sz w:val="32"/>
+          <w:szCs w:val="32"/>
+        </w:rPr>
+      </w:pPr>
+    </w:p>
+    <w:p>
+      <w:pPr>
+        <w:rPr>
+          <w:rFonts w:ascii="Cambria" w:hAnsi="Cambria" w:cstheme="majorBidi"/>
+          <w:b/>
+          <w:bCs/>
+          <w:color w:val="9B6D86"/>
+          <w:sz w:val="32"/>
+          <w:szCs w:val="32"/>
+        </w:rPr>
+      </w:pPr>
+      <w:r>
+        <w:rPr>
+          <w:rFonts w:ascii="Cambria" w:hAnsi="Cambria" w:cstheme="majorBidi"/>
+          <w:b/>
+          <w:bCs/>
+          <w:color w:val="9B6D86"/>
+          <w:sz w:val="32"/>
+          <w:szCs w:val="32"/>
+        </w:rPr>
+        <w:t>To run the seed file:</w:t>
+      </w:r>
+    </w:p>
+    <w:tbl>
+      <w:tblPr>
+        <w:tblStyle w:val="TableGrid"/>
+        <w:tblW w:w="0" w:type="auto"/>
+        <w:tblInd w:w="-5" w:type="dxa"/>
+        <w:tblBorders>
+          <w:top w:val="single" w:sz="12" w:space="0" w:color="9B6D86"/>
+          <w:left w:val="single" w:sz="12" w:space="0" w:color="9B6D86"/>
+          <w:bottom w:val="single" w:sz="12" w:space="0" w:color="9B6D86"/>
+          <w:right w:val="single" w:sz="12" w:space="0" w:color="9B6D86"/>
+          <w:insideH w:val="none" w:sz="0" w:space="0" w:color="auto"/>
+          <w:insideV w:val="none" w:sz="0" w:space="0" w:color="auto"/>
+        </w:tblBorders>
+        <w:shd w:val="clear" w:color="auto" w:fill="F4F0F2"/>
+        <w:tblLook w:val="04A0" w:firstRow="1" w:lastRow="0" w:firstColumn="1" w:lastColumn="0" w:noHBand="0" w:noVBand="1"/>
+      </w:tblPr>
+      <w:tblGrid>
+        <w:gridCol w:w="10405"/>
+      </w:tblGrid>
+      <w:tr>
+        <w:trPr>
+          <w:trHeight w:val="1056"/>
+        </w:trPr>
+        <w:tc>
+          <w:tcPr>
+            <w:tcW w:w="10405" w:type="dxa"/>
+            <w:shd w:val="clear" w:color="auto" w:fill="F4F0F2"/>
+          </w:tcPr>
+          <w:p>
+            <w:pPr>
+              <w:pStyle w:val="ListParagraph"/>
+              <w:ind w:left="0"/>
+              <w:jc w:val="center"/>
+              <w:rPr>
+                <w:rFonts w:ascii="Cambria" w:hAnsi="Cambria" w:cstheme="majorBidi"/>
+                <w:color w:val="9B6D86"/>
+                <w:sz w:val="32"/>
+                <w:szCs w:val="32"/>
+              </w:rPr>
+            </w:pPr>
+          </w:p>
+          <w:p>
+            <w:pPr>
+              <w:pStyle w:val="ListParagraph"/>
+              <w:ind w:left="0"/>
+              <w:jc w:val="center"/>
+              <w:rPr>
+                <w:rFonts w:ascii="Cambria" w:hAnsi="Cambria" w:cstheme="majorBidi"/>
+                <w:color w:val="9B6D86"/>
+                <w:sz w:val="32"/>
+                <w:szCs w:val="32"/>
+              </w:rPr>
+            </w:pPr>
+            <w:r>
+              <w:rPr>
+                <w:rFonts w:ascii="Cambria" w:hAnsi="Cambria" w:cstheme="majorBidi"/>
+                <w:color w:val="9B6D86"/>
+                <w:sz w:val="32"/>
+                <w:szCs w:val="32"/>
+              </w:rPr>
+              <w:t>node prisma/seed.js</w:t>
+            </w:r>
+          </w:p>
+        </w:tc>
+      </w:tr>
+    </w:tbl>
+    <w:p>
+      <w:pPr>
+        <w:pStyle w:val="ListParagraph"/>
+        <w:rPr>
+          <w:rFonts w:ascii="Cambria" w:hAnsi="Cambria" w:cstheme="majorBidi"/>
+          <w:color w:val="9B6D86"/>
+          <w:sz w:val="32"/>
+          <w:szCs w:val="32"/>
+        </w:rPr>
+      </w:pPr>
+    </w:p>
+    <w:p>
+      <w:pPr>
+        <w:jc w:val="center"/>
+        <w:rPr>
+          <w:rFonts w:ascii="Berlin Sans FB Demi" w:hAnsi="Berlin Sans FB Demi" w:cstheme="majorBidi"/>
+          <w:b/>
+          <w:bCs/>
+          <w:color w:val="4D3A6A"/>
+          <w:sz w:val="36"/>
+          <w:szCs w:val="36"/>
+        </w:rPr>
+      </w:pPr>
+      <w:r>
+        <w:rPr>
+          <w:rFonts w:asciiTheme="majorBidi" w:hAnsiTheme="majorBidi" w:cstheme="majorBidi"/>
+          <w:b/>
+          <w:bCs/>
+          <w:noProof/>
+          <w:color w:val="764B79"/>
+          <w:sz w:val="36"/>
+          <w:szCs w:val="36"/>
+        </w:rPr>
+        <mc:AlternateContent>
+          <mc:Choice Requires="wps">
+            <w:drawing>
+              <wp:anchor distT="0" distB="0" distL="114300" distR="114300" simplePos="0" relativeHeight="251669504" behindDoc="0" locked="0" layoutInCell="1" allowOverlap="1" wp14:anchorId="7D5D798E" wp14:editId="4B4A85B3">
+                <wp:simplePos x="0" y="0"/>
+                <wp:positionH relativeFrom="margin">
+                  <wp:align>center</wp:align>
+                </wp:positionH>
+                <wp:positionV relativeFrom="paragraph">
+                  <wp:posOffset>18806</wp:posOffset>
+                </wp:positionV>
+                <wp:extent cx="6377193" cy="17362"/>
+                <wp:effectExtent l="0" t="0" r="24130" b="20955"/>
+                <wp:wrapNone/>
+                <wp:docPr id="832154944" name="Straight Connector 1"/>
+                <wp:cNvGraphicFramePr/>
+                <a:graphic xmlns:a="http://schemas.openxmlformats.org/drawingml/2006/main">
+                  <a:graphicData uri="http://schemas.microsoft.com/office/word/2010/wordprocessingShape">
+                    <wps:wsp>
+                      <wps:cNvCnPr/>
+                      <wps:spPr>
+                        <a:xfrm>
+                          <a:off x="0" y="0"/>
+                          <a:ext cx="6377193" cy="17362"/>
+                        </a:xfrm>
+                        <a:prstGeom prst="line">
+                          <a:avLst/>
+                        </a:prstGeom>
+                        <a:ln w="12700">
+                          <a:solidFill>
+                            <a:srgbClr val="9B6D86"/>
+                          </a:solidFill>
+                          <a:prstDash val="lgDash"/>
+                        </a:ln>
+                      </wps:spPr>
+                      <wps:style>
+                        <a:lnRef idx="1">
+                          <a:schemeClr val="accent1"/>
+                        </a:lnRef>
+                        <a:fillRef idx="0">
+                          <a:schemeClr val="accent1"/>
+                        </a:fillRef>
+                        <a:effectRef idx="0">
+                          <a:schemeClr val="accent1"/>
+                        </a:effectRef>
+                        <a:fontRef idx="minor">
+                          <a:schemeClr val="tx1"/>
+                        </a:fontRef>
+                      </wps:style>
+                      <wps:bodyPr/>
+                    </wps:wsp>
+                  </a:graphicData>
+                </a:graphic>
+                <wp14:sizeRelH relativeFrom="margin">
+                  <wp14:pctWidth>0</wp14:pctWidth>
+                </wp14:sizeRelH>
+                <wp14:sizeRelV relativeFrom="margin">
+                  <wp14:pctHeight>0</wp14:pctHeight>
+                </wp14:sizeRelV>
+              </wp:anchor>
+            </w:drawing>
+          </mc:Choice>
+          <mc:Fallback>
+            <w:pict>
+              <v:line w14:anchorId="47AD4088" id="Straight Connector 1" o:spid="_x0000_s1026" style="position:absolute;z-index:251669504;visibility:visible;mso-wrap-style:square;mso-width-percent:0;mso-height-percent:0;mso-wrap-distance-left:9pt;mso-wrap-distance-top:0;mso-wrap-distance-right:9pt;mso-wrap-distance-bottom:0;mso-position-horizontal:center;mso-position-horizontal-relative:margin;mso-position-vertical:absolute;mso-position-vertical-relative:text;mso-width-percent:0;mso-height-percent:0;mso-width-relative:margin;mso-height-relative:margin" from="0,1.5pt" to="502.15pt,2.85pt" o:gfxdata="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" strokecolor="#9b6d86" strokeweight="1pt">
+                <v:stroke dashstyle="longDash" joinstyle="miter"/>
+                <w10:wrap anchorx="margin"/>
+              </v:line>
+            </w:pict>
+          </mc:Fallback>
+        </mc:AlternateContent>
+      </w:r>
+    </w:p>
+    <w:p>
+      <w:pPr>
+        <w:pStyle w:val="Heading2"/>
+        <w:shd w:val="clear" w:color="auto" w:fill="FAF1EC"/>
+        <w:jc w:val="center"/>
+        <w:rPr>
+          <w:rFonts w:ascii="Berlin Sans FB Demi" w:hAnsi="Berlin Sans FB Demi"/>
+          <w:color w:val="4D3A6A"/>
+          <w:sz w:val="36"/>
+          <w:szCs w:val="36"/>
+        </w:rPr>
+      </w:pPr>
+      <w:bookmarkStart w:id="9" w:name="_Toc228450735"/>
+      <w:r>
+        <w:rPr>
+          <w:rFonts w:ascii="Berlin Sans FB Demi" w:hAnsi="Berlin Sans FB Demi"/>
+          <w:color w:val="4D3A6A"/>
+          <w:sz w:val="36"/>
+          <w:szCs w:val="36"/>
+        </w:rPr>
+        <w:t>Setup Instructions</w:t>
+      </w:r>
+      <w:bookmarkEnd w:id="9"/>
+      <w:r>
+        <w:rPr>
+          <w:rFonts w:ascii="Berlin Sans FB Demi" w:hAnsi="Berlin Sans FB Demi"/>
+          <w:color w:val="4D3A6A"/>
+          <w:sz w:val="36"/>
+          <w:szCs w:val="36"/>
+        </w:rPr>
+        <w:t xml:space="preserve"> </w:t>
+      </w:r>
+      <w:r>
+        <w:rPr>
+          <w:rFonts w:ascii="Berlin Sans FB Demi" w:hAnsi="Berlin Sans FB Demi"/>
+          <w:color w:val="9B6D86"/>
+          <w:sz w:val="28"/>
+          <w:szCs w:val="28"/>
+        </w:rPr>
+        <w:t>{follow these steps to run our project}</w:t>
+      </w:r>
+      <w:r>
+        <w:rPr>
+          <w:rFonts w:ascii="Berlin Sans FB Demi" w:hAnsi="Berlin Sans FB Demi"/>
+          <w:color w:val="9B6D86"/>
+        </w:rPr>
+        <w:t>?</w:t>
+      </w:r>
+    </w:p>
+    <w:p>
+      <w:pPr>
+        <w:jc w:val="center"/>
+        <w:rPr>
+          <w:rFonts w:ascii="Berlin Sans FB Demi" w:hAnsi="Berlin Sans FB Demi" w:cstheme="majorBidi"/>
+          <w:b/>
+          <w:bCs/>
+          <w:color w:val="4D3A6A"/>
+          <w:sz w:val="36"/>
+          <w:szCs w:val="36"/>
+        </w:rPr>
+      </w:pPr>
+    </w:p>
+    <w:p>
+      <w:pPr>
+        <w:pStyle w:val="ListParagraph"/>
+        <w:numPr>
+          <w:ilvl w:val="0"/>
+          <w:numId w:val="26"/>
+        </w:numPr>
+        <w:jc w:val="center"/>
+        <w:rPr>
+          <w:rFonts w:ascii="Cambria" w:hAnsi="Cambria" w:cstheme="majorBidi"/>
+          <w:color w:val="9B6D86"/>
+          <w:sz w:val="32"/>
+          <w:szCs w:val="32"/>
+        </w:rPr>
+      </w:pPr>
+      <w:r>
+        <w:rPr>
+          <w:rFonts w:ascii="Cambria" w:hAnsi="Cambria" w:cstheme="majorBidi"/>
+          <w:color w:val="9B6D86"/>
+          <w:sz w:val="32"/>
+          <w:szCs w:val="32"/>
+        </w:rPr>
+        <w:t>Install dependencies:</w:t>
+      </w:r>
+    </w:p>
+    <w:p>
+      <w:pPr>
+        <w:pStyle w:val="ListParagraph"/>
+        <w:numPr>
+          <w:ilvl w:val="0"/>
+          <w:numId w:val="26"/>
+        </w:numPr>
+        <w:jc w:val="center"/>
+        <w:rPr>
+          <w:rFonts w:ascii="Cambria" w:hAnsi="Cambria" w:cstheme="majorBidi"/>
+          <w:color w:val="9B6D86"/>
+          <w:sz w:val="32"/>
+          <w:szCs w:val="32"/>
+        </w:rPr>
+      </w:pPr>
+      <w:r>
+        <w:rPr>
+          <w:rFonts w:ascii="Cambria" w:hAnsi="Cambria" w:cstheme="majorBidi"/>
+          <w:color w:val="9B6D86"/>
+          <w:sz w:val="32"/>
+          <w:szCs w:val="32"/>
+        </w:rPr>
+        <w:t>Create the database tables:</w:t>
+      </w:r>
+    </w:p>
+    <w:p>
+      <w:pPr>
+        <w:pStyle w:val="ListParagraph"/>
+        <w:numPr>
+          <w:ilvl w:val="0"/>
+          <w:numId w:val="26"/>
+        </w:numPr>
+        <w:jc w:val="center"/>
+        <w:rPr>
+          <w:rFonts w:ascii="Cambria" w:hAnsi="Cambria" w:cstheme="majorBidi"/>
+          <w:color w:val="9B6D86"/>
+          <w:sz w:val="32"/>
+          <w:szCs w:val="32"/>
+        </w:rPr>
+      </w:pPr>
+      <w:r>
+        <w:rPr>
+          <w:rFonts w:ascii="Cambria" w:hAnsi="Cambria" w:cstheme="majorBidi"/>
+          <w:color w:val="9B6D86"/>
+          <w:sz w:val="32"/>
+          <w:szCs w:val="32"/>
+        </w:rPr>
+        <w:t>Populate the database:</w:t>
+      </w:r>
+    </w:p>
+    <w:p>
+      <w:pPr>
+        <w:pStyle w:val="ListParagraph"/>
+        <w:numPr>
+          <w:ilvl w:val="0"/>
+          <w:numId w:val="26"/>
+        </w:numPr>
+        <w:jc w:val="center"/>
+        <w:rPr>
+          <w:rFonts w:ascii="Cambria" w:hAnsi="Cambria" w:cstheme="majorBidi"/>
+          <w:color w:val="9B6D86"/>
+          <w:sz w:val="32"/>
+          <w:szCs w:val="32"/>
+        </w:rPr>
+      </w:pPr>
+      <w:r>
+        <w:rPr>
+          <w:rFonts w:ascii="Cambria" w:hAnsi="Cambria" w:cstheme="majorBidi"/>
+          <w:color w:val="9B6D86"/>
+          <w:sz w:val="32"/>
+          <w:szCs w:val="32"/>
+        </w:rPr>
+        <w:t>Start the development server:</w:t>
+      </w:r>
+    </w:p>
+    <w:p>
+      <w:pPr>
+        <w:jc w:val="center"/>
+        <w:rPr>
+          <w:rFonts w:ascii="Berlin Sans FB Demi" w:hAnsi="Berlin Sans FB Demi" w:cstheme="majorBidi"/>
+          <w:b/>
+          <w:bCs/>
+          <w:color w:val="4D3A6A"/>
+          <w:sz w:val="36"/>
+          <w:szCs w:val="36"/>
+        </w:rPr>
+      </w:pPr>
+    </w:p>
+    <w:p>
+      <w:pPr>
+        <w:pStyle w:val="Heading2"/>
+        <w:shd w:val="clear" w:color="auto" w:fill="FAF1EC"/>
+        <w:jc w:val="center"/>
+        <w:rPr>
+          <w:rFonts w:ascii="Berlin Sans FB Demi" w:hAnsi="Berlin Sans FB Demi"/>
+          <w:color w:val="4D3A6A"/>
+          <w:sz w:val="36"/>
+          <w:szCs w:val="36"/>
+        </w:rPr>
+      </w:pPr>
+      <w:bookmarkStart w:id="10" w:name="_Toc228450736"/>
+      <w:r>
+        <w:rPr>
+          <w:rFonts w:ascii="Berlin Sans FB Demi" w:hAnsi="Berlin Sans FB Demi"/>
+          <w:color w:val="4D3A6A"/>
+          <w:sz w:val="36"/>
+          <w:szCs w:val="36"/>
+        </w:rPr>
+        <w:t>API and Repository</w:t>
+      </w:r>
+      <w:bookmarkEnd w:id="10"/>
+    </w:p>
+    <w:p>
+      <w:pPr>
+        <w:jc w:val="center"/>
+        <w:rPr>
+          <w:rFonts w:ascii="Berlin Sans FB Demi" w:hAnsi="Berlin Sans FB Demi" w:cstheme="majorBidi"/>
+          <w:b/>
+          <w:bCs/>
+          <w:color w:val="4D3A6A"/>
+          <w:sz w:val="36"/>
+          <w:szCs w:val="36"/>
+        </w:rPr>
+      </w:pPr>
+    </w:p>
+    <w:p>
+      <w:pPr>
+        <w:pStyle w:val="Heading2"/>
+        <w:shd w:val="clear" w:color="auto" w:fill="FAF1EC"/>
+        <w:jc w:val="center"/>
+        <w:rPr>
+          <w:rFonts w:ascii="Berlin Sans FB Demi" w:hAnsi="Berlin Sans FB Demi"/>
+          <w:color w:val="4D3A6A"/>
+          <w:sz w:val="36"/>
+          <w:szCs w:val="36"/>
+        </w:rPr>
+      </w:pPr>
+      <w:bookmarkStart w:id="11" w:name="_Toc228450737"/>
+      <w:r>
+        <w:rPr>
+          <w:rFonts w:ascii="Berlin Sans FB Demi" w:hAnsi="Berlin Sans FB Demi"/>
+          <w:color w:val="4D3A6A"/>
+          <w:sz w:val="36"/>
+          <w:szCs w:val="36"/>
+        </w:rPr>
+        <w:t>Statistics Page</w:t>
+      </w:r>
+      <w:bookmarkEnd w:id="11"/>
+    </w:p>
+    <w:p>
+      <w:pPr>
+        <w:jc w:val="center"/>
+        <w:rPr>
+          <w:rFonts w:ascii="Berlin Sans FB Demi" w:hAnsi="Berlin Sans FB Demi" w:cstheme="majorBidi"/>
+          <w:b/>
+          <w:bCs/>
+          <w:color w:val="4D3A6A"/>
+          <w:sz w:val="36"/>
+          <w:szCs w:val="36"/>
+        </w:rPr>
+      </w:pPr>
+    </w:p>
+    <w:p>
+      <w:pPr>
+        <w:pStyle w:val="Heading2"/>
+        <w:shd w:val="clear" w:color="auto" w:fill="FAF1EC"/>
+        <w:jc w:val="center"/>
+        <w:rPr>
+          <w:rFonts w:ascii="Berlin Sans FB Demi" w:hAnsi="Berlin Sans FB Demi"/>
+          <w:color w:val="4D3A6A"/>
+          <w:sz w:val="36"/>
+          <w:szCs w:val="36"/>
+        </w:rPr>
+      </w:pPr>
+      <w:bookmarkStart w:id="12" w:name="_Toc228450738"/>
+      <w:r>
+        <w:rPr>
+          <w:rFonts w:ascii="Berlin Sans FB Demi" w:hAnsi="Berlin Sans FB Demi"/>
+          <w:color w:val="4D3A6A"/>
+          <w:sz w:val="36"/>
+          <w:szCs w:val="36"/>
+        </w:rPr>
+        <w:t>Features Checklist</w:t>
+      </w:r>
+      <w:bookmarkEnd w:id="12"/>
+    </w:p>
+    <w:p>
+      <w:pPr>
+        <w:spacing w:line="240" w:lineRule="auto"/>
+        <w:jc w:val="center"/>
+        <w:rPr>
+          <w:rFonts w:asciiTheme="majorBidi" w:hAnsiTheme="majorBidi" w:cstheme="majorBidi"/>
+          <w:b/>
+          <w:bCs/>
+          <w:color w:val="4D3A6A"/>
+          <w:sz w:val="36"/>
+          <w:szCs w:val="36"/>
+        </w:rPr>
+      </w:pPr>
+    </w:p>
+    <w:tbl>
+      <w:tblPr>
+        <w:tblStyle w:val="TableGrid"/>
+        <w:tblW w:w="10530" w:type="dxa"/>
+        <w:tblInd w:w="-5" w:type="dxa"/>
+        <w:tblLook w:val="04A0" w:firstRow="1" w:lastRow="0" w:firstColumn="1" w:lastColumn="0" w:noHBand="0" w:noVBand="1"/>
+      </w:tblPr>
+      <w:tblGrid>
+        <w:gridCol w:w="4029"/>
+        <w:gridCol w:w="2765"/>
+        <w:gridCol w:w="3736"/>
+      </w:tblGrid>
+      <w:tr>
+        <w:trPr>
+          <w:trHeight w:val="403"/>
+        </w:trPr>
+        <w:tc>
+          <w:tcPr>
+            <w:tcW w:w="4029" w:type="dxa"/>
+            <w:tcBorders>
+              <w:top w:val="single" w:sz="8" w:space="0" w:color="4D3A6A"/>
+              <w:left w:val="single" w:sz="8" w:space="0" w:color="4D3A6A"/>
+              <w:bottom w:val="single" w:sz="8" w:space="0" w:color="4D3A6A"/>
+              <w:right w:val="single" w:sz="8" w:space="0" w:color="4D3A6A"/>
+            </w:tcBorders>
+            <w:shd w:val="clear" w:color="auto" w:fill="D8C6D0"/>
+          </w:tcPr>
+          <w:p>
+            <w:pPr>
+              <w:jc w:val="center"/>
+              <w:rPr>
+                <w:rFonts w:ascii="Berlin Sans FB Demi" w:hAnsi="Berlin Sans FB Demi" w:cstheme="majorBidi"/>
+                <w:b/>
+                <w:bCs/>
+                <w:color w:val="4D3A6A"/>
+                <w:sz w:val="32"/>
+                <w:szCs w:val="32"/>
+              </w:rPr>
+            </w:pPr>
+            <w:r>
+              <w:rPr>
+                <w:rFonts w:ascii="Berlin Sans FB Demi" w:hAnsi="Berlin Sans FB Demi" w:cstheme="majorBidi"/>
+                <w:b/>
+                <w:bCs/>
+                <w:color w:val="4D3A6A"/>
+                <w:sz w:val="32"/>
+                <w:szCs w:val="32"/>
+              </w:rPr>
+              <w:t>Feature</w:t>
+            </w:r>
+          </w:p>
+        </w:tc>
+        <w:tc>
+          <w:tcPr>
+            <w:tcW w:w="2765" w:type="dxa"/>
+            <w:tcBorders>
+              <w:top w:val="single" w:sz="8" w:space="0" w:color="4D3A6A"/>
+              <w:left w:val="single" w:sz="8" w:space="0" w:color="4D3A6A"/>
+              <w:bottom w:val="single" w:sz="8" w:space="0" w:color="4D3A6A"/>
+              <w:right w:val="single" w:sz="8" w:space="0" w:color="4D3A6A"/>
+            </w:tcBorders>
+            <w:shd w:val="clear" w:color="auto" w:fill="D8C6D0"/>
+          </w:tcPr>
+          <w:p>
+            <w:pPr>
+              <w:jc w:val="center"/>
+              <w:rPr>
+                <w:rFonts w:ascii="Berlin Sans FB Demi" w:hAnsi="Berlin Sans FB Demi" w:cstheme="majorBidi"/>
+                <w:b/>
+                <w:bCs/>
+                <w:color w:val="4D3A6A"/>
+                <w:sz w:val="32"/>
+                <w:szCs w:val="32"/>
+              </w:rPr>
+            </w:pPr>
+            <w:r>
+              <w:rPr>
+                <w:rFonts w:ascii="Berlin Sans FB Demi" w:hAnsi="Berlin Sans FB Demi" w:cstheme="majorBidi"/>
+                <w:b/>
+                <w:bCs/>
+                <w:color w:val="4D3A6A"/>
+                <w:sz w:val="32"/>
+                <w:szCs w:val="32"/>
+              </w:rPr>
+              <w:t>Status</w:t>
+            </w:r>
+          </w:p>
+        </w:tc>
+        <w:tc>
+          <w:tcPr>
+            <w:tcW w:w="3736" w:type="dxa"/>
+            <w:tcBorders>
+              <w:top w:val="single" w:sz="8" w:space="0" w:color="4D3A6A"/>
+              <w:left w:val="single" w:sz="8" w:space="0" w:color="4D3A6A"/>
+              <w:bottom w:val="single" w:sz="8" w:space="0" w:color="4D3A6A"/>
+              <w:right w:val="single" w:sz="8" w:space="0" w:color="4D3A6A"/>
+            </w:tcBorders>
+            <w:shd w:val="clear" w:color="auto" w:fill="D8C6D0"/>
+          </w:tcPr>
+          <w:p>
+            <w:pPr>
+              <w:jc w:val="center"/>
+              <w:rPr>
+                <w:rFonts w:ascii="Berlin Sans FB Demi" w:hAnsi="Berlin Sans FB Demi" w:cstheme="majorBidi"/>
+                <w:b/>
+                <w:bCs/>
+                <w:color w:val="4D3A6A"/>
+                <w:sz w:val="32"/>
+                <w:szCs w:val="32"/>
+              </w:rPr>
+            </w:pPr>
+            <w:r>
+              <w:rPr>
+                <w:rFonts w:ascii="Berlin Sans FB Demi" w:hAnsi="Berlin Sans FB Demi" w:cstheme="majorBidi"/>
+                <w:b/>
+                <w:bCs/>
+                <w:color w:val="4D3A6A"/>
+                <w:sz w:val="32"/>
+                <w:szCs w:val="32"/>
+              </w:rPr>
+              <w:t>Notes</w:t>
+            </w:r>
+          </w:p>
+        </w:tc>
+      </w:tr>
+      <w:tr>
+        <w:tc>
+          <w:tcPr>
+            <w:tcW w:w="4029" w:type="dxa"/>
+            <w:tcBorders>
+              <w:top w:val="single" w:sz="8" w:space="0" w:color="4D3A6A"/>
+              <w:left w:val="single" w:sz="8" w:space="0" w:color="4D3A6A"/>
+            </w:tcBorders>
+            <w:shd w:val="clear" w:color="auto" w:fill="FAF1EC"/>
+          </w:tcPr>
+          <w:p>
+            <w:pPr>
+              <w:jc w:val="center"/>
+              <w:rPr>
+                <w:rFonts w:ascii="Cambria" w:hAnsi="Cambria" w:cstheme="majorBidi"/>
+                <w:b/>
+                <w:bCs/>
+                <w:color w:val="9B6D86"/>
+                <w:sz w:val="28"/>
+                <w:szCs w:val="28"/>
+              </w:rPr>
+            </w:pPr>
+          </w:p>
+          <w:p>
+            <w:pPr>
+              <w:jc w:val="center"/>
+              <w:rPr>
+                <w:rFonts w:ascii="Cambria" w:hAnsi="Cambria" w:cstheme="majorBidi"/>
+                <w:b/>
+                <w:bCs/>
+                <w:color w:val="9B6D86"/>
+                <w:sz w:val="28"/>
+                <w:szCs w:val="28"/>
+              </w:rPr>
+            </w:pPr>
+          </w:p>
+        </w:tc>
+        <w:tc>
+          <w:tcPr>
+            <w:tcW w:w="2765" w:type="dxa"/>
+            <w:tcBorders>
+              <w:top w:val="single" w:sz="8" w:space="0" w:color="4D3A6A"/>
+            </w:tcBorders>
+          </w:tcPr>
+          <w:p>
+            <w:pPr>
+              <w:jc w:val="center"/>
+              <w:rPr>
+                <w:rFonts w:ascii="Segoe UI Emoji" w:hAnsi="Segoe UI Emoji" w:cs="Segoe UI Emoji"/>
+                <w:b/>
+                <w:bCs/>
+                <w:color w:val="764B79"/>
+                <w:sz w:val="32"/>
+                <w:szCs w:val="32"/>
+              </w:rPr>
+            </w:pPr>
+          </w:p>
+          <w:p>
+            <w:pPr>
+              <w:jc w:val="center"/>
+              <w:rPr>
+                <w:rFonts w:ascii="Cambria" w:hAnsi="Cambria" w:cstheme="majorBidi"/>
+                <w:b/>
+                <w:bCs/>
+                <w:color w:val="764B79"/>
+                <w:sz w:val="32"/>
+                <w:szCs w:val="32"/>
+              </w:rPr>
+            </w:pPr>
+            <w:r>
+              <w:rPr>
+                <w:rFonts w:ascii="Segoe UI Emoji" w:hAnsi="Segoe UI Emoji" w:cs="Segoe UI Emoji"/>
+                <w:b/>
+                <w:bCs/>
+                <w:color w:val="764B79"/>
+                <w:sz w:val="32"/>
+                <w:szCs w:val="32"/>
+              </w:rPr>
+              <w:t>✅</w:t>
+            </w:r>
+          </w:p>
+        </w:tc>
+        <w:tc>
+          <w:tcPr>
+            <w:tcW w:w="3736" w:type="dxa"/>
+            <w:tcBorders>
+              <w:top w:val="single" w:sz="8" w:space="0" w:color="4D3A6A"/>
+              <w:right w:val="single" w:sz="8" w:space="0" w:color="4D3A6A"/>
+            </w:tcBorders>
+          </w:tcPr>
+          <w:p>
+            <w:pPr>
+              <w:jc w:val="center"/>
+              <w:rPr>
+                <w:rFonts w:ascii="Cambria" w:hAnsi="Cambria" w:cstheme="majorBidi"/>
+                <w:color w:val="764B79"/>
+                <w:sz w:val="24"/>
+                <w:szCs w:val="24"/>
+              </w:rPr>
+            </w:pPr>
+          </w:p>
+          <w:p>
+            <w:pPr>
+              <w:jc w:val="center"/>
+              <w:rPr>
+                <w:rFonts w:ascii="Cambria" w:hAnsi="Cambria" w:cstheme="majorBidi"/>
+                <w:color w:val="764B79"/>
+                <w:sz w:val="24"/>
+                <w:szCs w:val="24"/>
+              </w:rPr>
+            </w:pPr>
+          </w:p>
+        </w:tc>
+      </w:tr>
+    </w:tbl>
+    <w:p>
+      <w:pPr>
+        <w:jc w:val="center"/>
+        <w:rPr>
+          <w:rFonts w:ascii="Cambria" w:hAnsi="Cambria" w:cstheme="majorBidi"/>
+          <w:color w:val="9B6D86"/>
+          <w:sz w:val="28"/>
+          <w:szCs w:val="28"/>
+          <w:lang w:val="en-US" w:bidi="ar-QA"/>
+        </w:rPr>
+      </w:pPr>
+    </w:p>
     <w:sectPr>
-      <w:footerReference w:type="default" r:id="rId10"/>
+      <w:headerReference w:type="default" r:id="rId11"/>
+      <w:footerReference w:type="default" r:id="rId12"/>
       <w:pgSz w:w="11906" w:h="16838"/>
       <w:pgMar w:top="720" w:right="720" w:bottom="720" w:left="720" w:header="720" w:footer="720" w:gutter="0"/>
       <w:pgBorders w:offsetFrom="page">
@@ -7511,6 +12406,22 @@
 </w:footnotes>
 </file>
 
+<file path=word/header1.xml><?xml version="1.0" encoding="utf-8"?>
+<w:hdr xmlns:wpc="http://schemas.microsoft.com/office/word/2010/wordprocessingCanvas" xmlns:cx="http://schemas.microsoft.com/office/drawing/2014/chartex" xmlns:cx1="http://schemas.microsoft.com/office/drawing/2015/9/8/chartex" xmlns:cx2="http://schemas.microsoft.com/office/drawing/2015/10/21/chartex" xmlns:cx3="http://schemas.microsoft.com/office/drawing/2016/5/9/chartex" xmlns:cx4="http://schemas.microsoft.com/office/drawing/2016/5/10/chartex" xmlns:cx5="http://schemas.microsoft.com/office/drawing/2016/5/11/chartex" xmlns:cx6="http://schemas.microsoft.com/office/drawing/2016/5/12/chartex" xmlns:cx7="http://schemas.microsoft.com/office/drawing/2016/5/13/chartex" xmlns:cx8="http://schemas.microsoft.com/office/drawing/2016/5/14/chartex" xmlns:mc="http://schemas.openxmlformats.org/markup-compatibility/2006" xmlns:aink="http://schemas.microsoft.com/office/drawing/2016/ink" xmlns:am3d="http://schemas.microsoft.com/office/drawing/2017/model3d" xmlns:o="urn:schemas-microsoft-com:office:office" xmlns:oel="http://schemas.microsoft.com/office/2019/extlst" xmlns:r="http://schemas.openxmlformats.org/officeDocument/2006/relationships" xmlns:m="http://schemas.openxmlformats.org/officeDocument/2006/math" xmlns:v="urn:schemas-microsoft-com:vml" xmlns:wp14="http://schemas.microsoft.com/office/word/2010/wordprocessingDrawing" xmlns:wp="http://schemas.openxmlformats.org/drawingml/2006/wordprocessingDrawing" xmlns:w10="urn:schemas-microsoft-com:office:word" xmlns:w="http://schemas.openxmlformats.org/wordprocessingml/2006/main" xmlns:w14="http://schemas.microsoft.com/office/word/2010/wordml" xmlns:w15="http://schemas.microsoft.com/office/word/2012/wordml" xmlns:w16cex="http://schemas.microsoft.com/office/word/2018/wordml/cex" xmlns:w16cid="http://schemas.microsoft.com/office/word/2016/wordml/cid" xmlns:w16="http://schemas.microsoft.com/office/word/2018/wordml" xmlns:w16du="http://schemas.microsoft.com/office/word/2023/wordml/word16du" xmlns:w16sdtdh="http://schemas.microsoft.com/office/word/2020/wordml/sdtdatahash" xmlns:w16sdtfl="http://schemas.microsoft.com/office/word/2024/wordml/sdtformatlock" xmlns:w16se="http://schemas.microsoft.com/office/word/2015/wordml/symex" xmlns:wpg="http://schemas.microsoft.com/office/word/2010/wordprocessingGroup" xmlns:wpi="http://schemas.microsoft.com/office/word/2010/wordprocessingInk" xmlns:wne="http://schemas.microsoft.com/office/word/2006/wordml" xmlns:wps="http://schemas.microsoft.com/office/word/2010/wordprocessingShape" mc:Ignorable="w14 w15 w16se w16cid w16 w16cex w16sdtdh w16sdtfl w16du wp14">
+  <w:p>
+    <w:pPr>
+      <w:pStyle w:val="Header"/>
+      <w:jc w:val="center"/>
+      <w:rPr>
+        <w:rFonts w:ascii="Cambria" w:hAnsi="Cambria"/>
+        <w:color w:val="D8C6D0"/>
+        <w:lang w:val="en-US"/>
+      </w:rPr>
+    </w:pPr>
+  </w:p>
+</w:hdr>
+</file>
+
 <file path=word/numbering.xml><?xml version="1.0" encoding="utf-8"?>
 <w:numbering xmlns:wpc="http://schemas.microsoft.com/office/word/2010/wordprocessingCanvas" xmlns:cx="http://schemas.microsoft.com/office/drawing/2014/chartex" xmlns:cx1="http://schemas.microsoft.com/office/drawing/2015/9/8/chartex" xmlns:cx2="http://schemas.microsoft.com/office/drawing/2015/10/21/chartex" xmlns:cx3="http://schemas.microsoft.com/office/drawing/2016/5/9/chartex" xmlns:cx4="http://schemas.microsoft.com/office/drawing/2016/5/10/chartex" xmlns:cx5="http://schemas.microsoft.com/office/drawing/2016/5/11/chartex" xmlns:cx6="http://schemas.microsoft.com/office/drawing/2016/5/12/chartex" xmlns:cx7="http://schemas.microsoft.com/office/drawing/2016/5/13/chartex" xmlns:cx8="http://schemas.microsoft.com/office/drawing/2016/5/14/chartex" xmlns:mc="http://schemas.openxmlformats.org/markup-compatibility/2006" xmlns:aink="http://schemas.microsoft.com/office/drawing/2016/ink" xmlns:am3d="http://schemas.microsoft.com/office/drawing/2017/model3d" xmlns:o="urn:schemas-microsoft-com:office:office" xmlns:oel="http://schemas.microsoft.com/office/2019/extlst" xmlns:r="http://schemas.openxmlformats.org/officeDocument/2006/relationships" xmlns:m="http://schemas.openxmlformats.org/officeDocument/2006/math" xmlns:v="urn:schemas-microsoft-com:vml" xmlns:wp14="http://schemas.microsoft.com/office/word/2010/wordprocessingDrawing" xmlns:wp="http://schemas.openxmlformats.org/drawingml/2006/wordprocessingDrawing" xmlns:w10="urn:schemas-microsoft-com:office:word" xmlns:w="http://schemas.openxmlformats.org/wordprocessingml/2006/main" xmlns:w14="http://schemas.microsoft.com/office/word/2010/wordml" xmlns:w15="http://schemas.microsoft.com/office/word/2012/wordml" xmlns:w16cex="http://schemas.microsoft.com/office/word/2018/wordml/cex" xmlns:w16cid="http://schemas.microsoft.com/office/word/2016/wordml/cid" xmlns:w16="http://schemas.microsoft.com/office/word/2018/wordml" xmlns:w16du="http://schemas.microsoft.com/office/word/2023/wordml/word16du" xmlns:w16sdtdh="http://schemas.microsoft.com/office/word/2020/wordml/sdtdatahash" xmlns:w16sdtfl="http://schemas.microsoft.com/office/word/2024/wordml/sdtformatlock" xmlns:w16se="http://schemas.microsoft.com/office/word/2015/wordml/symex" xmlns:wpg="http://schemas.microsoft.com/office/word/2010/wordprocessingGroup" xmlns:wpi="http://schemas.microsoft.com/office/word/2010/wordprocessingInk" xmlns:wne="http://schemas.microsoft.com/office/word/2006/wordml" xmlns:wps="http://schemas.microsoft.com/office/word/2010/wordprocessingShape" mc:Ignorable="w14 w15 w16se w16cid w16 w16cex w16sdtdh w16sdtfl w16du wp14">
   <w:abstractNum w:abstractNumId="0" w15:restartNumberingAfterBreak="0">
@@ -8449,6 +13360,119 @@
     </w:lvl>
   </w:abstractNum>
   <w:abstractNum w:abstractNumId="7" w15:restartNumberingAfterBreak="0">
+    <w:nsid w:val="26FB2D35"/>
+    <w:multiLevelType w:val="hybridMultilevel"/>
+    <w:tmpl w:val="079EBA12"/>
+    <w:lvl w:ilvl="0" w:tplc="04090001">
+      <w:start w:val="1"/>
+      <w:numFmt w:val="bullet"/>
+      <w:lvlText w:val=""/>
+      <w:lvlJc w:val="left"/>
+      <w:pPr>
+        <w:ind w:left="720" w:hanging="360"/>
+      </w:pPr>
+      <w:rPr>
+        <w:rFonts w:ascii="Symbol" w:hAnsi="Symbol" w:hint="default"/>
+      </w:rPr>
+    </w:lvl>
+    <w:lvl w:ilvl="1" w:tplc="04090003" w:tentative="1">
+      <w:start w:val="1"/>
+      <w:numFmt w:val="bullet"/>
+      <w:lvlText w:val="o"/>
+      <w:lvlJc w:val="left"/>
+      <w:pPr>
+        <w:ind w:left="1440" w:hanging="360"/>
+      </w:pPr>
+      <w:rPr>
+        <w:rFonts w:ascii="Courier New" w:hAnsi="Courier New" w:cs="Courier New" w:hint="default"/>
+      </w:rPr>
+    </w:lvl>
+    <w:lvl w:ilvl="2" w:tplc="04090005" w:tentative="1">
+      <w:start w:val="1"/>
+      <w:numFmt w:val="bullet"/>
+      <w:lvlText w:val=""/>
+      <w:lvlJc w:val="left"/>
+      <w:pPr>
+        <w:ind w:left="2160" w:hanging="360"/>
+      </w:pPr>
+      <w:rPr>
+        <w:rFonts w:ascii="Wingdings" w:hAnsi="Wingdings" w:hint="default"/>
+      </w:rPr>
+    </w:lvl>
+    <w:lvl w:ilvl="3" w:tplc="04090001" w:tentative="1">
+      <w:start w:val="1"/>
+      <w:numFmt w:val="bullet"/>
+      <w:lvlText w:val=""/>
+      <w:lvlJc w:val="left"/>
+      <w:pPr>
+        <w:ind w:left="2880" w:hanging="360"/>
+      </w:pPr>
+      <w:rPr>
+        <w:rFonts w:ascii="Symbol" w:hAnsi="Symbol" w:hint="default"/>
+      </w:rPr>
+    </w:lvl>
+    <w:lvl w:ilvl="4" w:tplc="04090003" w:tentative="1">
+      <w:start w:val="1"/>
+      <w:numFmt w:val="bullet"/>
+      <w:lvlText w:val="o"/>
+      <w:lvlJc w:val="left"/>
+      <w:pPr>
+        <w:ind w:left="3600" w:hanging="360"/>
+      </w:pPr>
+      <w:rPr>
+        <w:rFonts w:ascii="Courier New" w:hAnsi="Courier New" w:cs="Courier New" w:hint="default"/>
+      </w:rPr>
+    </w:lvl>
+    <w:lvl w:ilvl="5" w:tplc="04090005" w:tentative="1">
+      <w:start w:val="1"/>
+      <w:numFmt w:val="bullet"/>
+      <w:lvlText w:val=""/>
+      <w:lvlJc w:val="left"/>
+      <w:pPr>
+        <w:ind w:left="4320" w:hanging="360"/>
+      </w:pPr>
+      <w:rPr>
+        <w:rFonts w:ascii="Wingdings" w:hAnsi="Wingdings" w:hint="default"/>
+      </w:rPr>
+    </w:lvl>
+    <w:lvl w:ilvl="6" w:tplc="04090001" w:tentative="1">
+      <w:start w:val="1"/>
+      <w:numFmt w:val="bullet"/>
+      <w:lvlText w:val=""/>
+      <w:lvlJc w:val="left"/>
+      <w:pPr>
+        <w:ind w:left="5040" w:hanging="360"/>
+      </w:pPr>
+      <w:rPr>
+        <w:rFonts w:ascii="Symbol" w:hAnsi="Symbol" w:hint="default"/>
+      </w:rPr>
+    </w:lvl>
+    <w:lvl w:ilvl="7" w:tplc="04090003" w:tentative="1">
+      <w:start w:val="1"/>
+      <w:numFmt w:val="bullet"/>
+      <w:lvlText w:val="o"/>
+      <w:lvlJc w:val="left"/>
+      <w:pPr>
+        <w:ind w:left="5760" w:hanging="360"/>
+      </w:pPr>
+      <w:rPr>
+        <w:rFonts w:ascii="Courier New" w:hAnsi="Courier New" w:cs="Courier New" w:hint="default"/>
+      </w:rPr>
+    </w:lvl>
+    <w:lvl w:ilvl="8" w:tplc="04090005" w:tentative="1">
+      <w:start w:val="1"/>
+      <w:numFmt w:val="bullet"/>
+      <w:lvlText w:val=""/>
+      <w:lvlJc w:val="left"/>
+      <w:pPr>
+        <w:ind w:left="6480" w:hanging="360"/>
+      </w:pPr>
+      <w:rPr>
+        <w:rFonts w:ascii="Wingdings" w:hAnsi="Wingdings" w:hint="default"/>
+      </w:rPr>
+    </w:lvl>
+  </w:abstractNum>
+  <w:abstractNum w:abstractNumId="8" w15:restartNumberingAfterBreak="0">
     <w:nsid w:val="27051E12"/>
     <w:multiLevelType w:val="hybridMultilevel"/>
     <w:tmpl w:val="90E4267E"/>
@@ -8561,7 +13585,7 @@
       </w:rPr>
     </w:lvl>
   </w:abstractNum>
-  <w:abstractNum w:abstractNumId="8" w15:restartNumberingAfterBreak="0">
+  <w:abstractNum w:abstractNumId="9" w15:restartNumberingAfterBreak="0">
     <w:nsid w:val="48F76971"/>
     <w:multiLevelType w:val="hybridMultilevel"/>
     <w:tmpl w:val="AFBA270E"/>
@@ -8674,7 +13698,7 @@
       </w:rPr>
     </w:lvl>
   </w:abstractNum>
-  <w:abstractNum w:abstractNumId="9" w15:restartNumberingAfterBreak="0">
+  <w:abstractNum w:abstractNumId="10" w15:restartNumberingAfterBreak="0">
     <w:nsid w:val="4AB70A23"/>
     <w:multiLevelType w:val="hybridMultilevel"/>
     <w:tmpl w:val="28FEE0F4"/>
@@ -8787,7 +13811,7 @@
       </w:rPr>
     </w:lvl>
   </w:abstractNum>
-  <w:abstractNum w:abstractNumId="10" w15:restartNumberingAfterBreak="0">
+  <w:abstractNum w:abstractNumId="11" w15:restartNumberingAfterBreak="0">
     <w:nsid w:val="51877628"/>
     <w:multiLevelType w:val="hybridMultilevel"/>
     <w:tmpl w:val="6690FC2A"/>
@@ -8900,7 +13924,7 @@
       </w:rPr>
     </w:lvl>
   </w:abstractNum>
-  <w:abstractNum w:abstractNumId="11" w15:restartNumberingAfterBreak="0">
+  <w:abstractNum w:abstractNumId="12" w15:restartNumberingAfterBreak="0">
     <w:nsid w:val="53CB4AC2"/>
     <w:multiLevelType w:val="multilevel"/>
     <w:tmpl w:val="61C8BECC"/>
@@ -9049,7 +14073,7 @@
       </w:rPr>
     </w:lvl>
   </w:abstractNum>
-  <w:abstractNum w:abstractNumId="12" w15:restartNumberingAfterBreak="0">
+  <w:abstractNum w:abstractNumId="13" w15:restartNumberingAfterBreak="0">
     <w:nsid w:val="59EA3A35"/>
     <w:multiLevelType w:val="hybridMultilevel"/>
     <w:tmpl w:val="78DE5B4E"/>
@@ -9162,7 +14186,7 @@
       </w:rPr>
     </w:lvl>
   </w:abstractNum>
-  <w:abstractNum w:abstractNumId="13" w15:restartNumberingAfterBreak="0">
+  <w:abstractNum w:abstractNumId="14" w15:restartNumberingAfterBreak="0">
     <w:nsid w:val="5C8B1306"/>
     <w:multiLevelType w:val="hybridMultilevel"/>
     <w:tmpl w:val="1ED8A202"/>
@@ -9275,7 +14299,7 @@
       </w:rPr>
     </w:lvl>
   </w:abstractNum>
-  <w:abstractNum w:abstractNumId="14" w15:restartNumberingAfterBreak="0">
+  <w:abstractNum w:abstractNumId="15" w15:restartNumberingAfterBreak="0">
     <w:nsid w:val="5D084D50"/>
     <w:multiLevelType w:val="hybridMultilevel"/>
     <w:tmpl w:val="FFC4BB60"/>
@@ -9364,7 +14388,7 @@
       </w:pPr>
     </w:lvl>
   </w:abstractNum>
-  <w:abstractNum w:abstractNumId="15" w15:restartNumberingAfterBreak="0">
+  <w:abstractNum w:abstractNumId="16" w15:restartNumberingAfterBreak="0">
     <w:nsid w:val="5E6F00F3"/>
     <w:multiLevelType w:val="hybridMultilevel"/>
     <w:tmpl w:val="1C622150"/>
@@ -9477,7 +14501,7 @@
       </w:rPr>
     </w:lvl>
   </w:abstractNum>
-  <w:abstractNum w:abstractNumId="16" w15:restartNumberingAfterBreak="0">
+  <w:abstractNum w:abstractNumId="17" w15:restartNumberingAfterBreak="0">
     <w:nsid w:val="601E1F66"/>
     <w:multiLevelType w:val="multilevel"/>
     <w:tmpl w:val="8E2A5EDC"/>
@@ -9626,7 +14650,7 @@
       </w:rPr>
     </w:lvl>
   </w:abstractNum>
-  <w:abstractNum w:abstractNumId="17" w15:restartNumberingAfterBreak="0">
+  <w:abstractNum w:abstractNumId="18" w15:restartNumberingAfterBreak="0">
     <w:nsid w:val="63451FF3"/>
     <w:multiLevelType w:val="hybridMultilevel"/>
     <w:tmpl w:val="D2C0ABDC"/>
@@ -9739,7 +14763,96 @@
       </w:rPr>
     </w:lvl>
   </w:abstractNum>
-  <w:abstractNum w:abstractNumId="18" w15:restartNumberingAfterBreak="0">
+  <w:abstractNum w:abstractNumId="19" w15:restartNumberingAfterBreak="0">
+    <w:nsid w:val="69844A24"/>
+    <w:multiLevelType w:val="hybridMultilevel"/>
+    <w:tmpl w:val="C4C07BA0"/>
+    <w:lvl w:ilvl="0" w:tplc="0409000F">
+      <w:start w:val="1"/>
+      <w:numFmt w:val="decimal"/>
+      <w:lvlText w:val="%1."/>
+      <w:lvlJc w:val="left"/>
+      <w:pPr>
+        <w:ind w:left="720" w:hanging="360"/>
+      </w:pPr>
+      <w:rPr>
+        <w:rFonts w:hint="default"/>
+      </w:rPr>
+    </w:lvl>
+    <w:lvl w:ilvl="1" w:tplc="04090019" w:tentative="1">
+      <w:start w:val="1"/>
+      <w:numFmt w:val="lowerLetter"/>
+      <w:lvlText w:val="%2."/>
+      <w:lvlJc w:val="left"/>
+      <w:pPr>
+        <w:ind w:left="1440" w:hanging="360"/>
+      </w:pPr>
+    </w:lvl>
+    <w:lvl w:ilvl="2" w:tplc="0409001B" w:tentative="1">
+      <w:start w:val="1"/>
+      <w:numFmt w:val="lowerRoman"/>
+      <w:lvlText w:val="%3."/>
+      <w:lvlJc w:val="right"/>
+      <w:pPr>
+        <w:ind w:left="2160" w:hanging="180"/>
+      </w:pPr>
+    </w:lvl>
+    <w:lvl w:ilvl="3" w:tplc="0409000F" w:tentative="1">
+      <w:start w:val="1"/>
+      <w:numFmt w:val="decimal"/>
+      <w:lvlText w:val="%4."/>
+      <w:lvlJc w:val="left"/>
+      <w:pPr>
+        <w:ind w:left="2880" w:hanging="360"/>
+      </w:pPr>
+    </w:lvl>
+    <w:lvl w:ilvl="4" w:tplc="04090019" w:tentative="1">
+      <w:start w:val="1"/>
+      <w:numFmt w:val="lowerLetter"/>
+      <w:lvlText w:val="%5."/>
+      <w:lvlJc w:val="left"/>
+      <w:pPr>
+        <w:ind w:left="3600" w:hanging="360"/>
+      </w:pPr>
+    </w:lvl>
+    <w:lvl w:ilvl="5" w:tplc="0409001B" w:tentative="1">
+      <w:start w:val="1"/>
+      <w:numFmt w:val="lowerRoman"/>
+      <w:lvlText w:val="%6."/>
+      <w:lvlJc w:val="right"/>
+      <w:pPr>
+        <w:ind w:left="4320" w:hanging="180"/>
+      </w:pPr>
+    </w:lvl>
+    <w:lvl w:ilvl="6" w:tplc="0409000F" w:tentative="1">
+      <w:start w:val="1"/>
+      <w:numFmt w:val="decimal"/>
+      <w:lvlText w:val="%7."/>
+      <w:lvlJc w:val="left"/>
+      <w:pPr>
+        <w:ind w:left="5040" w:hanging="360"/>
+      </w:pPr>
+    </w:lvl>
+    <w:lvl w:ilvl="7" w:tplc="04090019" w:tentative="1">
+      <w:start w:val="1"/>
+      <w:numFmt w:val="lowerLetter"/>
+      <w:lvlText w:val="%8."/>
+      <w:lvlJc w:val="left"/>
+      <w:pPr>
+        <w:ind w:left="5760" w:hanging="360"/>
+      </w:pPr>
+    </w:lvl>
+    <w:lvl w:ilvl="8" w:tplc="0409001B" w:tentative="1">
+      <w:start w:val="1"/>
+      <w:numFmt w:val="lowerRoman"/>
+      <w:lvlText w:val="%9."/>
+      <w:lvlJc w:val="right"/>
+      <w:pPr>
+        <w:ind w:left="6480" w:hanging="180"/>
+      </w:pPr>
+    </w:lvl>
+  </w:abstractNum>
+  <w:abstractNum w:abstractNumId="20" w15:restartNumberingAfterBreak="0">
     <w:nsid w:val="69BA48C6"/>
     <w:multiLevelType w:val="hybridMultilevel"/>
     <w:tmpl w:val="2206A402"/>
@@ -9852,7 +14965,7 @@
       </w:rPr>
     </w:lvl>
   </w:abstractNum>
-  <w:abstractNum w:abstractNumId="19" w15:restartNumberingAfterBreak="0">
+  <w:abstractNum w:abstractNumId="21" w15:restartNumberingAfterBreak="0">
     <w:nsid w:val="6A8E2866"/>
     <w:multiLevelType w:val="hybridMultilevel"/>
     <w:tmpl w:val="09208D6E"/>
@@ -9965,7 +15078,7 @@
       </w:rPr>
     </w:lvl>
   </w:abstractNum>
-  <w:abstractNum w:abstractNumId="20" w15:restartNumberingAfterBreak="0">
+  <w:abstractNum w:abstractNumId="22" w15:restartNumberingAfterBreak="0">
     <w:nsid w:val="6B5329B9"/>
     <w:multiLevelType w:val="hybridMultilevel"/>
     <w:tmpl w:val="BDC0DF36"/>
@@ -10078,7 +15191,7 @@
       </w:rPr>
     </w:lvl>
   </w:abstractNum>
-  <w:abstractNum w:abstractNumId="21" w15:restartNumberingAfterBreak="0">
+  <w:abstractNum w:abstractNumId="23" w15:restartNumberingAfterBreak="0">
     <w:nsid w:val="701770EE"/>
     <w:multiLevelType w:val="hybridMultilevel"/>
     <w:tmpl w:val="4EE2BFA4"/>
@@ -10191,7 +15304,7 @@
       </w:rPr>
     </w:lvl>
   </w:abstractNum>
-  <w:abstractNum w:abstractNumId="22" w15:restartNumberingAfterBreak="0">
+  <w:abstractNum w:abstractNumId="24" w15:restartNumberingAfterBreak="0">
     <w:nsid w:val="73AD75D1"/>
     <w:multiLevelType w:val="hybridMultilevel"/>
     <w:tmpl w:val="26502F1E"/>
@@ -10304,7 +15417,7 @@
       </w:rPr>
     </w:lvl>
   </w:abstractNum>
-  <w:abstractNum w:abstractNumId="23" w15:restartNumberingAfterBreak="0">
+  <w:abstractNum w:abstractNumId="25" w15:restartNumberingAfterBreak="0">
     <w:nsid w:val="7AED3C4C"/>
     <w:multiLevelType w:val="multilevel"/>
     <w:tmpl w:val="F3D6F1BA"/>
@@ -10454,16 +15567,16 @@
     </w:lvl>
   </w:abstractNum>
   <w:num w:numId="1" w16cid:durableId="2069914594">
-    <w:abstractNumId w:val="14"/>
+    <w:abstractNumId w:val="15"/>
   </w:num>
   <w:num w:numId="2" w16cid:durableId="134298743">
-    <w:abstractNumId w:val="17"/>
+    <w:abstractNumId w:val="18"/>
   </w:num>
   <w:num w:numId="3" w16cid:durableId="1903131367">
     <w:abstractNumId w:val="3"/>
   </w:num>
   <w:num w:numId="4" w16cid:durableId="1352684256">
-    <w:abstractNumId w:val="16"/>
+    <w:abstractNumId w:val="17"/>
   </w:num>
   <w:num w:numId="5" w16cid:durableId="1681465966">
     <w:abstractNumId w:val="6"/>
@@ -10472,7 +15585,7 @@
     <w:abstractNumId w:val="2"/>
   </w:num>
   <w:num w:numId="7" w16cid:durableId="51849054">
-    <w:abstractNumId w:val="23"/>
+    <w:abstractNumId w:val="25"/>
   </w:num>
   <w:num w:numId="8" w16cid:durableId="78718240">
     <w:abstractNumId w:val="0"/>
@@ -10481,49 +15594,55 @@
     <w:abstractNumId w:val="1"/>
   </w:num>
   <w:num w:numId="10" w16cid:durableId="945310130">
-    <w:abstractNumId w:val="20"/>
+    <w:abstractNumId w:val="22"/>
   </w:num>
   <w:num w:numId="11" w16cid:durableId="1612207335">
+    <w:abstractNumId w:val="14"/>
+  </w:num>
+  <w:num w:numId="12" w16cid:durableId="1390152304">
+    <w:abstractNumId w:val="8"/>
+  </w:num>
+  <w:num w:numId="13" w16cid:durableId="1029722839">
     <w:abstractNumId w:val="13"/>
   </w:num>
-  <w:num w:numId="12" w16cid:durableId="1390152304">
-    <w:abstractNumId w:val="7"/>
+  <w:num w:numId="14" w16cid:durableId="814103871">
+    <w:abstractNumId w:val="9"/>
   </w:num>
-  <w:num w:numId="13" w16cid:durableId="1029722839">
+  <w:num w:numId="15" w16cid:durableId="318459175">
     <w:abstractNumId w:val="12"/>
   </w:num>
-  <w:num w:numId="14" w16cid:durableId="814103871">
-    <w:abstractNumId w:val="8"/>
-  </w:num>
-  <w:num w:numId="15" w16cid:durableId="318459175">
+  <w:num w:numId="16" w16cid:durableId="808673074">
     <w:abstractNumId w:val="11"/>
   </w:num>
-  <w:num w:numId="16" w16cid:durableId="808673074">
-    <w:abstractNumId w:val="10"/>
-  </w:num>
   <w:num w:numId="17" w16cid:durableId="212084026">
-    <w:abstractNumId w:val="19"/>
+    <w:abstractNumId w:val="21"/>
   </w:num>
   <w:num w:numId="18" w16cid:durableId="1583176816">
     <w:abstractNumId w:val="4"/>
   </w:num>
   <w:num w:numId="19" w16cid:durableId="1343313511">
-    <w:abstractNumId w:val="18"/>
+    <w:abstractNumId w:val="20"/>
   </w:num>
   <w:num w:numId="20" w16cid:durableId="1906717093">
-    <w:abstractNumId w:val="9"/>
+    <w:abstractNumId w:val="10"/>
   </w:num>
   <w:num w:numId="21" w16cid:durableId="1608393369">
-    <w:abstractNumId w:val="22"/>
+    <w:abstractNumId w:val="24"/>
   </w:num>
   <w:num w:numId="22" w16cid:durableId="1935506085">
-    <w:abstractNumId w:val="15"/>
+    <w:abstractNumId w:val="16"/>
   </w:num>
   <w:num w:numId="23" w16cid:durableId="698817921">
     <w:abstractNumId w:val="5"/>
   </w:num>
   <w:num w:numId="24" w16cid:durableId="324163088">
-    <w:abstractNumId w:val="21"/>
+    <w:abstractNumId w:val="23"/>
+  </w:num>
+  <w:num w:numId="25" w16cid:durableId="1501896543">
+    <w:abstractNumId w:val="7"/>
+  </w:num>
+  <w:num w:numId="26" w16cid:durableId="369183137">
+    <w:abstractNumId w:val="19"/>
   </w:num>
 </w:numbering>
 </file>
@@ -10956,7 +16075,6 @@
     <w:next w:val="Normal"/>
     <w:link w:val="Heading2Char"/>
     <w:uiPriority w:val="9"/>
-    <w:semiHidden/>
     <w:unhideWhenUsed/>
     <w:qFormat/>
     <w:rsid w:val="00312BB0"/>
@@ -11130,6 +16248,7 @@
   <w:style w:type="character" w:default="1" w:styleId="DefaultParagraphFont">
     <w:name w:val="Default Paragraph Font"/>
     <w:uiPriority w:val="1"/>
+    <w:semiHidden/>
     <w:unhideWhenUsed/>
   </w:style>
   <w:style w:type="table" w:default="1" w:styleId="TableNormal">
@@ -11171,7 +16290,6 @@
     <w:basedOn w:val="DefaultParagraphFont"/>
     <w:link w:val="Heading2"/>
     <w:uiPriority w:val="9"/>
-    <w:semiHidden/>
     <w:rsid w:val="00312BB0"/>
     <w:rPr>
       <w:rFonts w:asciiTheme="majorHAnsi" w:eastAsiaTheme="majorEastAsia" w:hAnsiTheme="majorHAnsi" w:cstheme="majorBidi"/>
@@ -11570,6 +16688,91 @@
       <w14:ligatures w14:val="none"/>
     </w:rPr>
   </w:style>
+  <w:style w:type="paragraph" w:styleId="TOCHeading">
+    <w:name w:val="TOC Heading"/>
+    <w:basedOn w:val="Heading1"/>
+    <w:next w:val="Normal"/>
+    <w:uiPriority w:val="39"/>
+    <w:unhideWhenUsed/>
+    <w:qFormat/>
+    <w:rsid w:val="004E0F7C"/>
+    <w:pPr>
+      <w:spacing w:before="240" w:after="0"/>
+      <w:outlineLvl w:val="9"/>
+    </w:pPr>
+    <w:rPr>
+      <w:kern w:val="0"/>
+      <w:sz w:val="32"/>
+      <w:szCs w:val="32"/>
+      <w:lang w:val="en-US"/>
+      <w14:ligatures w14:val="none"/>
+    </w:rPr>
+  </w:style>
+  <w:style w:type="paragraph" w:styleId="TOC2">
+    <w:name w:val="toc 2"/>
+    <w:basedOn w:val="Normal"/>
+    <w:next w:val="Normal"/>
+    <w:autoRedefine/>
+    <w:uiPriority w:val="39"/>
+    <w:unhideWhenUsed/>
+    <w:rsid w:val="004E0F7C"/>
+    <w:pPr>
+      <w:spacing w:after="100"/>
+      <w:ind w:left="220"/>
+    </w:pPr>
+    <w:rPr>
+      <w:rFonts w:eastAsiaTheme="minorEastAsia" w:cs="Times New Roman"/>
+      <w:kern w:val="0"/>
+      <w:lang w:val="en-US"/>
+      <w14:ligatures w14:val="none"/>
+    </w:rPr>
+  </w:style>
+  <w:style w:type="paragraph" w:styleId="TOC1">
+    <w:name w:val="toc 1"/>
+    <w:basedOn w:val="Normal"/>
+    <w:next w:val="Normal"/>
+    <w:autoRedefine/>
+    <w:uiPriority w:val="39"/>
+    <w:unhideWhenUsed/>
+    <w:rsid w:val="004E0F7C"/>
+    <w:pPr>
+      <w:tabs>
+        <w:tab w:val="right" w:leader="dot" w:pos="10456"/>
+      </w:tabs>
+      <w:spacing w:after="100" w:line="360" w:lineRule="auto"/>
+    </w:pPr>
+    <w:rPr>
+      <w:rFonts w:ascii="Cambria" w:eastAsiaTheme="minorEastAsia" w:hAnsi="Cambria" w:cs="Times New Roman"/>
+      <w:b/>
+      <w:bCs/>
+      <w:noProof/>
+      <w:color w:val="9B6D86"/>
+      <w:kern w:val="0"/>
+      <w:sz w:val="28"/>
+      <w:szCs w:val="28"/>
+      <w:lang w:val="en-US"/>
+      <w14:ligatures w14:val="none"/>
+    </w:rPr>
+  </w:style>
+  <w:style w:type="paragraph" w:styleId="TOC3">
+    <w:name w:val="toc 3"/>
+    <w:basedOn w:val="Normal"/>
+    <w:next w:val="Normal"/>
+    <w:autoRedefine/>
+    <w:uiPriority w:val="39"/>
+    <w:unhideWhenUsed/>
+    <w:rsid w:val="004E0F7C"/>
+    <w:pPr>
+      <w:spacing w:after="100"/>
+      <w:ind w:left="440"/>
+    </w:pPr>
+    <w:rPr>
+      <w:rFonts w:eastAsiaTheme="minorEastAsia" w:cs="Times New Roman"/>
+      <w:kern w:val="0"/>
+      <w:lang w:val="en-US"/>
+      <w14:ligatures w14:val="none"/>
+    </w:rPr>
+  </w:style>
 </w:styles>
 </file>
 
@@ -11866,4 +17069,16 @@
     </a:ext>
   </a:extLst>
 </a:theme>
+</file>
+
+<file path=customXml/item1.xml><?xml version="1.0" encoding="utf-8"?>
+<b:Sources xmlns:b="http://schemas.openxmlformats.org/officeDocument/2006/bibliography" xmlns="http://schemas.openxmlformats.org/officeDocument/2006/bibliography" SelectedStyle="\APASixthEditionOfficeOnline.xsl" StyleName="APA" Version="6"/>
+</file>
+
+<file path=customXml/itemProps1.xml><?xml version="1.0" encoding="utf-8"?>
+<ds:datastoreItem xmlns:ds="http://schemas.openxmlformats.org/officeDocument/2006/customXml" ds:itemID="{3ABEDB24-C12B-47A3-B0C6-7A3F6BFF9709}">
+  <ds:schemaRefs>
+    <ds:schemaRef ds:uri="http://schemas.openxmlformats.org/officeDocument/2006/bibliography"/>
+  </ds:schemaRefs>
+</ds:datastoreItem>
 </file>
--- a/Project_Report.docx
+++ b/Project_Report.docx
@@ -865,10 +865,13 @@
     <w:sdt>
       <w:sdtPr>
         <w:rPr>
-          <w:rFonts w:ascii="Berlin Sans FB Demi" w:hAnsi="Berlin Sans FB Demi"/>
+          <w:rFonts w:ascii="Berlin Sans FB Demi" w:eastAsiaTheme="minorHAnsi" w:hAnsi="Berlin Sans FB Demi" w:cstheme="minorBidi"/>
           <w:color w:val="4D3A6A"/>
+          <w:kern w:val="2"/>
           <w:sz w:val="36"/>
           <w:szCs w:val="36"/>
+          <w:lang w:val="en-GB"/>
+          <w14:ligatures w14:val="standardContextual"/>
         </w:rPr>
         <w:id w:val="-1894341280"/>
         <w:docPartObj>
@@ -878,16 +881,13 @@
       </w:sdtPr>
       <w:sdtEndPr>
         <w:rPr>
-          <w:rFonts w:asciiTheme="minorHAnsi" w:eastAsiaTheme="minorHAnsi" w:hAnsiTheme="minorHAnsi" w:cstheme="minorBidi"/>
+          <w:rFonts w:asciiTheme="minorHAnsi" w:hAnsiTheme="minorHAnsi"/>
           <w:b/>
           <w:bCs/>
           <w:noProof/>
           <w:color w:val="auto"/>
-          <w:kern w:val="2"/>
           <w:sz w:val="22"/>
           <w:szCs w:val="22"/>
-          <w:lang w:val="en-GB"/>
-          <w14:ligatures w14:val="standardContextual"/>
         </w:rPr>
       </w:sdtEndPr>
       <w:sdtContent>
@@ -924,10 +924,9 @@
           <w:pPr>
             <w:pStyle w:val="TOC1"/>
             <w:rPr>
-              <w:rFonts w:asciiTheme="minorHAnsi" w:hAnsiTheme="minorHAnsi" w:cstheme="minorBidi"/>
+              <w:rFonts w:cstheme="minorBidi"/>
               <w:b w:val="0"/>
               <w:bCs w:val="0"/>
-              <w:color w:val="auto"/>
               <w:kern w:val="2"/>
               <w:sz w:val="24"/>
               <w:szCs w:val="24"/>
@@ -948,7 +947,7 @@
             <w:r>
               <w:rPr>
                 <w:rStyle w:val="Hyperlink"/>
-                <w:rFonts w:ascii="Berlin Sans FB Demi" w:hAnsi="Berlin Sans FB Demi"/>
+                <w:color w:val="9B6D86"/>
               </w:rPr>
               <w:t>Project Phase {1}</w:t>
             </w:r>
@@ -1002,8 +1001,9 @@
               <w:tab w:val="right" w:leader="dot" w:pos="10456"/>
             </w:tabs>
             <w:rPr>
-              <w:rFonts w:cstheme="minorBidi"/>
+              <w:rFonts w:ascii="Cambria" w:hAnsi="Cambria" w:cstheme="minorBidi"/>
               <w:noProof/>
+              <w:color w:val="9B6D86"/>
               <w:kern w:val="2"/>
               <w:sz w:val="24"/>
               <w:szCs w:val="24"/>
@@ -1015,56 +1015,71 @@
             <w:r>
               <w:rPr>
                 <w:rStyle w:val="Hyperlink"/>
-                <w:rFonts w:ascii="Berlin Sans FB Demi" w:hAnsi="Berlin Sans FB Demi"/>
+                <w:rFonts w:ascii="Cambria" w:hAnsi="Cambria"/>
                 <w:noProof/>
+                <w:color w:val="9B6D86"/>
               </w:rPr>
               <w:t>Overview</w:t>
             </w:r>
             <w:r>
               <w:rPr>
+                <w:rFonts w:ascii="Cambria" w:hAnsi="Cambria"/>
                 <w:noProof/>
                 <w:webHidden/>
+                <w:color w:val="9B6D86"/>
               </w:rPr>
               <w:tab/>
             </w:r>
             <w:r>
               <w:rPr>
+                <w:rFonts w:ascii="Cambria" w:hAnsi="Cambria"/>
                 <w:noProof/>
                 <w:webHidden/>
+                <w:color w:val="9B6D86"/>
               </w:rPr>
               <w:fldChar w:fldCharType="begin"/>
             </w:r>
             <w:r>
               <w:rPr>
+                <w:rFonts w:ascii="Cambria" w:hAnsi="Cambria"/>
                 <w:noProof/>
                 <w:webHidden/>
+                <w:color w:val="9B6D86"/>
               </w:rPr>
               <w:instrText xml:space="preserve"> PAGEREF _Toc228450727 \h </w:instrText>
             </w:r>
             <w:r>
               <w:rPr>
+                <w:rFonts w:ascii="Cambria" w:hAnsi="Cambria"/>
                 <w:noProof/>
                 <w:webHidden/>
-              </w:rPr>
-            </w:r>
-            <w:r>
-              <w:rPr>
+                <w:color w:val="9B6D86"/>
+              </w:rPr>
+            </w:r>
+            <w:r>
+              <w:rPr>
+                <w:rFonts w:ascii="Cambria" w:hAnsi="Cambria"/>
                 <w:noProof/>
                 <w:webHidden/>
+                <w:color w:val="9B6D86"/>
               </w:rPr>
               <w:fldChar w:fldCharType="separate"/>
             </w:r>
             <w:r>
               <w:rPr>
+                <w:rFonts w:ascii="Cambria" w:hAnsi="Cambria"/>
                 <w:noProof/>
                 <w:webHidden/>
+                <w:color w:val="9B6D86"/>
               </w:rPr>
               <w:t>2</w:t>
             </w:r>
             <w:r>
               <w:rPr>
+                <w:rFonts w:ascii="Cambria" w:hAnsi="Cambria"/>
                 <w:noProof/>
                 <w:webHidden/>
+                <w:color w:val="9B6D86"/>
               </w:rPr>
               <w:fldChar w:fldCharType="end"/>
             </w:r>
@@ -1077,8 +1092,9 @@
               <w:tab w:val="right" w:leader="dot" w:pos="10456"/>
             </w:tabs>
             <w:rPr>
-              <w:rFonts w:cstheme="minorBidi"/>
+              <w:rFonts w:ascii="Cambria" w:hAnsi="Cambria" w:cstheme="minorBidi"/>
               <w:noProof/>
+              <w:color w:val="9B6D86"/>
               <w:kern w:val="2"/>
               <w:sz w:val="24"/>
               <w:szCs w:val="24"/>
@@ -1090,56 +1106,71 @@
             <w:r>
               <w:rPr>
                 <w:rStyle w:val="Hyperlink"/>
-                <w:rFonts w:ascii="Berlin Sans FB Demi" w:hAnsi="Berlin Sans FB Demi"/>
+                <w:rFonts w:ascii="Cambria" w:hAnsi="Cambria"/>
                 <w:noProof/>
+                <w:color w:val="9B6D86"/>
               </w:rPr>
               <w:t>Features Checklist</w:t>
             </w:r>
             <w:r>
               <w:rPr>
+                <w:rFonts w:ascii="Cambria" w:hAnsi="Cambria"/>
                 <w:noProof/>
                 <w:webHidden/>
+                <w:color w:val="9B6D86"/>
               </w:rPr>
               <w:tab/>
             </w:r>
             <w:r>
               <w:rPr>
+                <w:rFonts w:ascii="Cambria" w:hAnsi="Cambria"/>
                 <w:noProof/>
                 <w:webHidden/>
+                <w:color w:val="9B6D86"/>
               </w:rPr>
               <w:fldChar w:fldCharType="begin"/>
             </w:r>
             <w:r>
               <w:rPr>
+                <w:rFonts w:ascii="Cambria" w:hAnsi="Cambria"/>
                 <w:noProof/>
                 <w:webHidden/>
+                <w:color w:val="9B6D86"/>
               </w:rPr>
               <w:instrText xml:space="preserve"> PAGEREF _Toc228450728 \h </w:instrText>
             </w:r>
             <w:r>
               <w:rPr>
+                <w:rFonts w:ascii="Cambria" w:hAnsi="Cambria"/>
                 <w:noProof/>
                 <w:webHidden/>
-              </w:rPr>
-            </w:r>
-            <w:r>
-              <w:rPr>
+                <w:color w:val="9B6D86"/>
+              </w:rPr>
+            </w:r>
+            <w:r>
+              <w:rPr>
+                <w:rFonts w:ascii="Cambria" w:hAnsi="Cambria"/>
                 <w:noProof/>
                 <w:webHidden/>
+                <w:color w:val="9B6D86"/>
               </w:rPr>
               <w:fldChar w:fldCharType="separate"/>
             </w:r>
             <w:r>
               <w:rPr>
+                <w:rFonts w:ascii="Cambria" w:hAnsi="Cambria"/>
                 <w:noProof/>
                 <w:webHidden/>
+                <w:color w:val="9B6D86"/>
               </w:rPr>
               <w:t>3</w:t>
             </w:r>
             <w:r>
               <w:rPr>
+                <w:rFonts w:ascii="Cambria" w:hAnsi="Cambria"/>
                 <w:noProof/>
                 <w:webHidden/>
+                <w:color w:val="9B6D86"/>
               </w:rPr>
               <w:fldChar w:fldCharType="end"/>
             </w:r>
@@ -1152,8 +1183,9 @@
               <w:tab w:val="right" w:leader="dot" w:pos="10456"/>
             </w:tabs>
             <w:rPr>
-              <w:rFonts w:cstheme="minorBidi"/>
+              <w:rFonts w:ascii="Cambria" w:hAnsi="Cambria" w:cstheme="minorBidi"/>
               <w:noProof/>
+              <w:color w:val="9B6D86"/>
               <w:kern w:val="2"/>
               <w:sz w:val="24"/>
               <w:szCs w:val="24"/>
@@ -1165,56 +1197,71 @@
             <w:r>
               <w:rPr>
                 <w:rStyle w:val="Hyperlink"/>
-                <w:rFonts w:ascii="Berlin Sans FB Demi" w:hAnsi="Berlin Sans FB Demi"/>
+                <w:rFonts w:ascii="Cambria" w:hAnsi="Cambria"/>
                 <w:noProof/>
+                <w:color w:val="9B6D86"/>
               </w:rPr>
               <w:t>How to Use our Bookworms platform {A Quick Guide}?</w:t>
             </w:r>
             <w:r>
               <w:rPr>
+                <w:rFonts w:ascii="Cambria" w:hAnsi="Cambria"/>
                 <w:noProof/>
                 <w:webHidden/>
+                <w:color w:val="9B6D86"/>
               </w:rPr>
               <w:tab/>
             </w:r>
             <w:r>
               <w:rPr>
+                <w:rFonts w:ascii="Cambria" w:hAnsi="Cambria"/>
                 <w:noProof/>
                 <w:webHidden/>
+                <w:color w:val="9B6D86"/>
               </w:rPr>
               <w:fldChar w:fldCharType="begin"/>
             </w:r>
             <w:r>
               <w:rPr>
+                <w:rFonts w:ascii="Cambria" w:hAnsi="Cambria"/>
                 <w:noProof/>
                 <w:webHidden/>
+                <w:color w:val="9B6D86"/>
               </w:rPr>
               <w:instrText xml:space="preserve"> PAGEREF _Toc228450729 \h </w:instrText>
             </w:r>
             <w:r>
               <w:rPr>
+                <w:rFonts w:ascii="Cambria" w:hAnsi="Cambria"/>
                 <w:noProof/>
                 <w:webHidden/>
-              </w:rPr>
-            </w:r>
-            <w:r>
-              <w:rPr>
+                <w:color w:val="9B6D86"/>
+              </w:rPr>
+            </w:r>
+            <w:r>
+              <w:rPr>
+                <w:rFonts w:ascii="Cambria" w:hAnsi="Cambria"/>
                 <w:noProof/>
                 <w:webHidden/>
+                <w:color w:val="9B6D86"/>
               </w:rPr>
               <w:fldChar w:fldCharType="separate"/>
             </w:r>
             <w:r>
               <w:rPr>
+                <w:rFonts w:ascii="Cambria" w:hAnsi="Cambria"/>
                 <w:noProof/>
                 <w:webHidden/>
+                <w:color w:val="9B6D86"/>
               </w:rPr>
               <w:t>4</w:t>
             </w:r>
             <w:r>
               <w:rPr>
+                <w:rFonts w:ascii="Cambria" w:hAnsi="Cambria"/>
                 <w:noProof/>
                 <w:webHidden/>
+                <w:color w:val="9B6D86"/>
               </w:rPr>
               <w:fldChar w:fldCharType="end"/>
             </w:r>
@@ -1227,8 +1274,9 @@
               <w:tab w:val="right" w:leader="dot" w:pos="10456"/>
             </w:tabs>
             <w:rPr>
-              <w:rFonts w:cstheme="minorBidi"/>
+              <w:rFonts w:ascii="Cambria" w:hAnsi="Cambria" w:cstheme="minorBidi"/>
               <w:noProof/>
+              <w:color w:val="9B6D86"/>
               <w:kern w:val="2"/>
               <w:sz w:val="24"/>
               <w:szCs w:val="24"/>
@@ -1240,56 +1288,71 @@
             <w:r>
               <w:rPr>
                 <w:rStyle w:val="Hyperlink"/>
-                <w:rFonts w:ascii="Berlin Sans FB Demi" w:hAnsi="Berlin Sans FB Demi"/>
+                <w:rFonts w:ascii="Cambria" w:hAnsi="Cambria"/>
                 <w:noProof/>
+                <w:color w:val="9B6D86"/>
               </w:rPr>
               <w:t>Project links</w:t>
             </w:r>
             <w:r>
               <w:rPr>
+                <w:rFonts w:ascii="Cambria" w:hAnsi="Cambria"/>
                 <w:noProof/>
                 <w:webHidden/>
+                <w:color w:val="9B6D86"/>
               </w:rPr>
               <w:tab/>
             </w:r>
             <w:r>
               <w:rPr>
+                <w:rFonts w:ascii="Cambria" w:hAnsi="Cambria"/>
                 <w:noProof/>
                 <w:webHidden/>
+                <w:color w:val="9B6D86"/>
               </w:rPr>
               <w:fldChar w:fldCharType="begin"/>
             </w:r>
             <w:r>
               <w:rPr>
+                <w:rFonts w:ascii="Cambria" w:hAnsi="Cambria"/>
                 <w:noProof/>
                 <w:webHidden/>
+                <w:color w:val="9B6D86"/>
               </w:rPr>
               <w:instrText xml:space="preserve"> PAGEREF _Toc228450730 \h </w:instrText>
             </w:r>
             <w:r>
               <w:rPr>
+                <w:rFonts w:ascii="Cambria" w:hAnsi="Cambria"/>
                 <w:noProof/>
                 <w:webHidden/>
-              </w:rPr>
-            </w:r>
-            <w:r>
-              <w:rPr>
+                <w:color w:val="9B6D86"/>
+              </w:rPr>
+            </w:r>
+            <w:r>
+              <w:rPr>
+                <w:rFonts w:ascii="Cambria" w:hAnsi="Cambria"/>
                 <w:noProof/>
                 <w:webHidden/>
+                <w:color w:val="9B6D86"/>
               </w:rPr>
               <w:fldChar w:fldCharType="separate"/>
             </w:r>
             <w:r>
               <w:rPr>
+                <w:rFonts w:ascii="Cambria" w:hAnsi="Cambria"/>
                 <w:noProof/>
                 <w:webHidden/>
+                <w:color w:val="9B6D86"/>
               </w:rPr>
               <w:t>6</w:t>
             </w:r>
             <w:r>
               <w:rPr>
+                <w:rFonts w:ascii="Cambria" w:hAnsi="Cambria"/>
                 <w:noProof/>
                 <w:webHidden/>
+                <w:color w:val="9B6D86"/>
               </w:rPr>
               <w:fldChar w:fldCharType="end"/>
             </w:r>
@@ -1299,10 +1362,9 @@
           <w:pPr>
             <w:pStyle w:val="TOC1"/>
             <w:rPr>
-              <w:rFonts w:asciiTheme="minorHAnsi" w:hAnsiTheme="minorHAnsi" w:cstheme="minorBidi"/>
+              <w:rFonts w:cstheme="minorBidi"/>
               <w:b w:val="0"/>
               <w:bCs w:val="0"/>
-              <w:color w:val="auto"/>
               <w:kern w:val="2"/>
               <w:sz w:val="24"/>
               <w:szCs w:val="24"/>
@@ -1314,7 +1376,7 @@
             <w:r>
               <w:rPr>
                 <w:rStyle w:val="Hyperlink"/>
-                <w:rFonts w:ascii="Berlin Sans FB Demi" w:hAnsi="Berlin Sans FB Demi"/>
+                <w:color w:val="9B6D86"/>
               </w:rPr>
               <w:t>Project Phase {2}</w:t>
             </w:r>
@@ -1368,8 +1430,9 @@
               <w:tab w:val="right" w:leader="dot" w:pos="10456"/>
             </w:tabs>
             <w:rPr>
-              <w:rFonts w:cstheme="minorBidi"/>
+              <w:rFonts w:ascii="Cambria" w:hAnsi="Cambria" w:cstheme="minorBidi"/>
               <w:noProof/>
+              <w:color w:val="9B6D86"/>
               <w:kern w:val="2"/>
               <w:sz w:val="24"/>
               <w:szCs w:val="24"/>
@@ -1381,56 +1444,71 @@
             <w:r>
               <w:rPr>
                 <w:rStyle w:val="Hyperlink"/>
-                <w:rFonts w:ascii="Berlin Sans FB Demi" w:hAnsi="Berlin Sans FB Demi"/>
+                <w:rFonts w:ascii="Cambria" w:hAnsi="Cambria"/>
                 <w:noProof/>
+                <w:color w:val="9B6D86"/>
               </w:rPr>
               <w:t>Overview</w:t>
             </w:r>
             <w:r>
               <w:rPr>
+                <w:rFonts w:ascii="Cambria" w:hAnsi="Cambria"/>
                 <w:noProof/>
                 <w:webHidden/>
+                <w:color w:val="9B6D86"/>
               </w:rPr>
               <w:tab/>
             </w:r>
             <w:r>
               <w:rPr>
+                <w:rFonts w:ascii="Cambria" w:hAnsi="Cambria"/>
                 <w:noProof/>
                 <w:webHidden/>
+                <w:color w:val="9B6D86"/>
               </w:rPr>
               <w:fldChar w:fldCharType="begin"/>
             </w:r>
             <w:r>
               <w:rPr>
+                <w:rFonts w:ascii="Cambria" w:hAnsi="Cambria"/>
                 <w:noProof/>
                 <w:webHidden/>
+                <w:color w:val="9B6D86"/>
               </w:rPr>
               <w:instrText xml:space="preserve"> PAGEREF _Toc228450732 \h </w:instrText>
             </w:r>
             <w:r>
               <w:rPr>
+                <w:rFonts w:ascii="Cambria" w:hAnsi="Cambria"/>
                 <w:noProof/>
                 <w:webHidden/>
-              </w:rPr>
-            </w:r>
-            <w:r>
-              <w:rPr>
+                <w:color w:val="9B6D86"/>
+              </w:rPr>
+            </w:r>
+            <w:r>
+              <w:rPr>
+                <w:rFonts w:ascii="Cambria" w:hAnsi="Cambria"/>
                 <w:noProof/>
                 <w:webHidden/>
+                <w:color w:val="9B6D86"/>
               </w:rPr>
               <w:fldChar w:fldCharType="separate"/>
             </w:r>
             <w:r>
               <w:rPr>
+                <w:rFonts w:ascii="Cambria" w:hAnsi="Cambria"/>
                 <w:noProof/>
                 <w:webHidden/>
+                <w:color w:val="9B6D86"/>
               </w:rPr>
               <w:t>7</w:t>
             </w:r>
             <w:r>
               <w:rPr>
+                <w:rFonts w:ascii="Cambria" w:hAnsi="Cambria"/>
                 <w:noProof/>
                 <w:webHidden/>
+                <w:color w:val="9B6D86"/>
               </w:rPr>
               <w:fldChar w:fldCharType="end"/>
             </w:r>
@@ -1443,8 +1521,9 @@
               <w:tab w:val="right" w:leader="dot" w:pos="10456"/>
             </w:tabs>
             <w:rPr>
-              <w:rFonts w:cstheme="minorBidi"/>
+              <w:rFonts w:ascii="Cambria" w:hAnsi="Cambria" w:cstheme="minorBidi"/>
               <w:noProof/>
+              <w:color w:val="9B6D86"/>
               <w:kern w:val="2"/>
               <w:sz w:val="24"/>
               <w:szCs w:val="24"/>
@@ -1456,56 +1535,71 @@
             <w:r>
               <w:rPr>
                 <w:rStyle w:val="Hyperlink"/>
-                <w:rFonts w:ascii="Berlin Sans FB Demi" w:hAnsi="Berlin Sans FB Demi"/>
+                <w:rFonts w:ascii="Cambria" w:hAnsi="Cambria"/>
                 <w:noProof/>
+                <w:color w:val="9B6D86"/>
               </w:rPr>
               <w:t>Data Model {database of two tables}</w:t>
             </w:r>
             <w:r>
               <w:rPr>
+                <w:rFonts w:ascii="Cambria" w:hAnsi="Cambria"/>
                 <w:noProof/>
                 <w:webHidden/>
+                <w:color w:val="9B6D86"/>
               </w:rPr>
               <w:tab/>
             </w:r>
             <w:r>
               <w:rPr>
+                <w:rFonts w:ascii="Cambria" w:hAnsi="Cambria"/>
                 <w:noProof/>
                 <w:webHidden/>
+                <w:color w:val="9B6D86"/>
               </w:rPr>
               <w:fldChar w:fldCharType="begin"/>
             </w:r>
             <w:r>
               <w:rPr>
+                <w:rFonts w:ascii="Cambria" w:hAnsi="Cambria"/>
                 <w:noProof/>
                 <w:webHidden/>
+                <w:color w:val="9B6D86"/>
               </w:rPr>
               <w:instrText xml:space="preserve"> PAGEREF _Toc228450733 \h </w:instrText>
             </w:r>
             <w:r>
               <w:rPr>
+                <w:rFonts w:ascii="Cambria" w:hAnsi="Cambria"/>
                 <w:noProof/>
                 <w:webHidden/>
-              </w:rPr>
-            </w:r>
-            <w:r>
-              <w:rPr>
+                <w:color w:val="9B6D86"/>
+              </w:rPr>
+            </w:r>
+            <w:r>
+              <w:rPr>
+                <w:rFonts w:ascii="Cambria" w:hAnsi="Cambria"/>
                 <w:noProof/>
                 <w:webHidden/>
+                <w:color w:val="9B6D86"/>
               </w:rPr>
               <w:fldChar w:fldCharType="separate"/>
             </w:r>
             <w:r>
               <w:rPr>
+                <w:rFonts w:ascii="Cambria" w:hAnsi="Cambria"/>
                 <w:noProof/>
                 <w:webHidden/>
+                <w:color w:val="9B6D86"/>
               </w:rPr>
               <w:t>7</w:t>
             </w:r>
             <w:r>
               <w:rPr>
+                <w:rFonts w:ascii="Cambria" w:hAnsi="Cambria"/>
                 <w:noProof/>
                 <w:webHidden/>
+                <w:color w:val="9B6D86"/>
               </w:rPr>
               <w:fldChar w:fldCharType="end"/>
             </w:r>
@@ -1518,8 +1612,9 @@
               <w:tab w:val="right" w:leader="dot" w:pos="10456"/>
             </w:tabs>
             <w:rPr>
-              <w:rFonts w:cstheme="minorBidi"/>
+              <w:rFonts w:ascii="Cambria" w:hAnsi="Cambria" w:cstheme="minorBidi"/>
               <w:noProof/>
+              <w:color w:val="9B6D86"/>
               <w:kern w:val="2"/>
               <w:sz w:val="24"/>
               <w:szCs w:val="24"/>
@@ -1531,56 +1626,71 @@
             <w:r>
               <w:rPr>
                 <w:rStyle w:val="Hyperlink"/>
-                <w:rFonts w:ascii="Berlin Sans FB Demi" w:hAnsi="Berlin Sans FB Demi"/>
+                <w:rFonts w:ascii="Cambria" w:hAnsi="Cambria"/>
                 <w:noProof/>
+                <w:color w:val="9B6D86"/>
               </w:rPr>
               <w:t>Database Initialization</w:t>
             </w:r>
             <w:r>
               <w:rPr>
+                <w:rFonts w:ascii="Cambria" w:hAnsi="Cambria"/>
                 <w:noProof/>
                 <w:webHidden/>
+                <w:color w:val="9B6D86"/>
               </w:rPr>
               <w:tab/>
             </w:r>
             <w:r>
               <w:rPr>
+                <w:rFonts w:ascii="Cambria" w:hAnsi="Cambria"/>
                 <w:noProof/>
                 <w:webHidden/>
+                <w:color w:val="9B6D86"/>
               </w:rPr>
               <w:fldChar w:fldCharType="begin"/>
             </w:r>
             <w:r>
               <w:rPr>
+                <w:rFonts w:ascii="Cambria" w:hAnsi="Cambria"/>
                 <w:noProof/>
                 <w:webHidden/>
+                <w:color w:val="9B6D86"/>
               </w:rPr>
               <w:instrText xml:space="preserve"> PAGEREF _Toc228450734 \h </w:instrText>
             </w:r>
             <w:r>
               <w:rPr>
+                <w:rFonts w:ascii="Cambria" w:hAnsi="Cambria"/>
                 <w:noProof/>
                 <w:webHidden/>
-              </w:rPr>
-            </w:r>
-            <w:r>
-              <w:rPr>
+                <w:color w:val="9B6D86"/>
+              </w:rPr>
+            </w:r>
+            <w:r>
+              <w:rPr>
+                <w:rFonts w:ascii="Cambria" w:hAnsi="Cambria"/>
                 <w:noProof/>
                 <w:webHidden/>
+                <w:color w:val="9B6D86"/>
               </w:rPr>
               <w:fldChar w:fldCharType="separate"/>
             </w:r>
             <w:r>
               <w:rPr>
+                <w:rFonts w:ascii="Cambria" w:hAnsi="Cambria"/>
                 <w:noProof/>
                 <w:webHidden/>
+                <w:color w:val="9B6D86"/>
               </w:rPr>
               <w:t>8</w:t>
             </w:r>
             <w:r>
               <w:rPr>
+                <w:rFonts w:ascii="Cambria" w:hAnsi="Cambria"/>
                 <w:noProof/>
                 <w:webHidden/>
+                <w:color w:val="9B6D86"/>
               </w:rPr>
               <w:fldChar w:fldCharType="end"/>
             </w:r>
@@ -1593,8 +1703,9 @@
               <w:tab w:val="right" w:leader="dot" w:pos="10456"/>
             </w:tabs>
             <w:rPr>
-              <w:rFonts w:cstheme="minorBidi"/>
+              <w:rFonts w:ascii="Cambria" w:hAnsi="Cambria" w:cstheme="minorBidi"/>
               <w:noProof/>
+              <w:color w:val="9B6D86"/>
               <w:kern w:val="2"/>
               <w:sz w:val="24"/>
               <w:szCs w:val="24"/>
@@ -1606,56 +1717,71 @@
             <w:r>
               <w:rPr>
                 <w:rStyle w:val="Hyperlink"/>
-                <w:rFonts w:ascii="Berlin Sans FB Demi" w:hAnsi="Berlin Sans FB Demi"/>
+                <w:rFonts w:ascii="Cambria" w:hAnsi="Cambria"/>
                 <w:noProof/>
+                <w:color w:val="9B6D86"/>
               </w:rPr>
               <w:t>Setup Instructions</w:t>
             </w:r>
             <w:r>
               <w:rPr>
+                <w:rFonts w:ascii="Cambria" w:hAnsi="Cambria"/>
                 <w:noProof/>
                 <w:webHidden/>
+                <w:color w:val="9B6D86"/>
               </w:rPr>
               <w:tab/>
             </w:r>
             <w:r>
               <w:rPr>
+                <w:rFonts w:ascii="Cambria" w:hAnsi="Cambria"/>
                 <w:noProof/>
                 <w:webHidden/>
+                <w:color w:val="9B6D86"/>
               </w:rPr>
               <w:fldChar w:fldCharType="begin"/>
             </w:r>
             <w:r>
               <w:rPr>
+                <w:rFonts w:ascii="Cambria" w:hAnsi="Cambria"/>
                 <w:noProof/>
                 <w:webHidden/>
+                <w:color w:val="9B6D86"/>
               </w:rPr>
               <w:instrText xml:space="preserve"> PAGEREF _Toc228450735 \h </w:instrText>
             </w:r>
             <w:r>
               <w:rPr>
+                <w:rFonts w:ascii="Cambria" w:hAnsi="Cambria"/>
                 <w:noProof/>
                 <w:webHidden/>
-              </w:rPr>
-            </w:r>
-            <w:r>
-              <w:rPr>
+                <w:color w:val="9B6D86"/>
+              </w:rPr>
+            </w:r>
+            <w:r>
+              <w:rPr>
+                <w:rFonts w:ascii="Cambria" w:hAnsi="Cambria"/>
                 <w:noProof/>
                 <w:webHidden/>
+                <w:color w:val="9B6D86"/>
               </w:rPr>
               <w:fldChar w:fldCharType="separate"/>
             </w:r>
             <w:r>
               <w:rPr>
+                <w:rFonts w:ascii="Cambria" w:hAnsi="Cambria"/>
                 <w:noProof/>
                 <w:webHidden/>
+                <w:color w:val="9B6D86"/>
               </w:rPr>
               <w:t>8</w:t>
             </w:r>
             <w:r>
               <w:rPr>
+                <w:rFonts w:ascii="Cambria" w:hAnsi="Cambria"/>
                 <w:noProof/>
                 <w:webHidden/>
+                <w:color w:val="9B6D86"/>
               </w:rPr>
               <w:fldChar w:fldCharType="end"/>
             </w:r>
@@ -1668,8 +1794,9 @@
               <w:tab w:val="right" w:leader="dot" w:pos="10456"/>
             </w:tabs>
             <w:rPr>
-              <w:rFonts w:cstheme="minorBidi"/>
+              <w:rFonts w:ascii="Cambria" w:hAnsi="Cambria" w:cstheme="minorBidi"/>
               <w:noProof/>
+              <w:color w:val="9B6D86"/>
               <w:kern w:val="2"/>
               <w:sz w:val="24"/>
               <w:szCs w:val="24"/>
@@ -1681,56 +1808,71 @@
             <w:r>
               <w:rPr>
                 <w:rStyle w:val="Hyperlink"/>
-                <w:rFonts w:ascii="Berlin Sans FB Demi" w:hAnsi="Berlin Sans FB Demi"/>
+                <w:rFonts w:ascii="Cambria" w:hAnsi="Cambria"/>
                 <w:noProof/>
+                <w:color w:val="9B6D86"/>
               </w:rPr>
               <w:t>API and Repository</w:t>
             </w:r>
             <w:r>
               <w:rPr>
+                <w:rFonts w:ascii="Cambria" w:hAnsi="Cambria"/>
                 <w:noProof/>
                 <w:webHidden/>
+                <w:color w:val="9B6D86"/>
               </w:rPr>
               <w:tab/>
             </w:r>
             <w:r>
               <w:rPr>
+                <w:rFonts w:ascii="Cambria" w:hAnsi="Cambria"/>
                 <w:noProof/>
                 <w:webHidden/>
+                <w:color w:val="9B6D86"/>
               </w:rPr>
               <w:fldChar w:fldCharType="begin"/>
             </w:r>
             <w:r>
               <w:rPr>
+                <w:rFonts w:ascii="Cambria" w:hAnsi="Cambria"/>
                 <w:noProof/>
                 <w:webHidden/>
+                <w:color w:val="9B6D86"/>
               </w:rPr>
               <w:instrText xml:space="preserve"> PAGEREF _Toc228450736 \h </w:instrText>
             </w:r>
             <w:r>
               <w:rPr>
+                <w:rFonts w:ascii="Cambria" w:hAnsi="Cambria"/>
                 <w:noProof/>
                 <w:webHidden/>
-              </w:rPr>
-            </w:r>
-            <w:r>
-              <w:rPr>
+                <w:color w:val="9B6D86"/>
+              </w:rPr>
+            </w:r>
+            <w:r>
+              <w:rPr>
+                <w:rFonts w:ascii="Cambria" w:hAnsi="Cambria"/>
                 <w:noProof/>
                 <w:webHidden/>
+                <w:color w:val="9B6D86"/>
               </w:rPr>
               <w:fldChar w:fldCharType="separate"/>
             </w:r>
             <w:r>
               <w:rPr>
+                <w:rFonts w:ascii="Cambria" w:hAnsi="Cambria"/>
                 <w:noProof/>
                 <w:webHidden/>
+                <w:color w:val="9B6D86"/>
               </w:rPr>
               <w:t>9</w:t>
             </w:r>
             <w:r>
               <w:rPr>
+                <w:rFonts w:ascii="Cambria" w:hAnsi="Cambria"/>
                 <w:noProof/>
                 <w:webHidden/>
+                <w:color w:val="9B6D86"/>
               </w:rPr>
               <w:fldChar w:fldCharType="end"/>
             </w:r>
@@ -1743,8 +1885,9 @@
               <w:tab w:val="right" w:leader="dot" w:pos="10456"/>
             </w:tabs>
             <w:rPr>
-              <w:rFonts w:cstheme="minorBidi"/>
+              <w:rFonts w:ascii="Cambria" w:hAnsi="Cambria" w:cstheme="minorBidi"/>
               <w:noProof/>
+              <w:color w:val="9B6D86"/>
               <w:kern w:val="2"/>
               <w:sz w:val="24"/>
               <w:szCs w:val="24"/>
@@ -1756,56 +1899,71 @@
             <w:r>
               <w:rPr>
                 <w:rStyle w:val="Hyperlink"/>
-                <w:rFonts w:ascii="Berlin Sans FB Demi" w:hAnsi="Berlin Sans FB Demi"/>
+                <w:rFonts w:ascii="Cambria" w:hAnsi="Cambria"/>
                 <w:noProof/>
+                <w:color w:val="9B6D86"/>
               </w:rPr>
               <w:t>Statistics Page</w:t>
             </w:r>
             <w:r>
               <w:rPr>
+                <w:rFonts w:ascii="Cambria" w:hAnsi="Cambria"/>
                 <w:noProof/>
                 <w:webHidden/>
+                <w:color w:val="9B6D86"/>
               </w:rPr>
               <w:tab/>
             </w:r>
             <w:r>
               <w:rPr>
+                <w:rFonts w:ascii="Cambria" w:hAnsi="Cambria"/>
                 <w:noProof/>
                 <w:webHidden/>
+                <w:color w:val="9B6D86"/>
               </w:rPr>
               <w:fldChar w:fldCharType="begin"/>
             </w:r>
             <w:r>
               <w:rPr>
+                <w:rFonts w:ascii="Cambria" w:hAnsi="Cambria"/>
                 <w:noProof/>
                 <w:webHidden/>
+                <w:color w:val="9B6D86"/>
               </w:rPr>
               <w:instrText xml:space="preserve"> PAGEREF _Toc228450737 \h </w:instrText>
             </w:r>
             <w:r>
               <w:rPr>
+                <w:rFonts w:ascii="Cambria" w:hAnsi="Cambria"/>
                 <w:noProof/>
                 <w:webHidden/>
-              </w:rPr>
-            </w:r>
-            <w:r>
-              <w:rPr>
+                <w:color w:val="9B6D86"/>
+              </w:rPr>
+            </w:r>
+            <w:r>
+              <w:rPr>
+                <w:rFonts w:ascii="Cambria" w:hAnsi="Cambria"/>
                 <w:noProof/>
                 <w:webHidden/>
+                <w:color w:val="9B6D86"/>
               </w:rPr>
               <w:fldChar w:fldCharType="separate"/>
             </w:r>
             <w:r>
               <w:rPr>
+                <w:rFonts w:ascii="Cambria" w:hAnsi="Cambria"/>
                 <w:noProof/>
                 <w:webHidden/>
+                <w:color w:val="9B6D86"/>
               </w:rPr>
               <w:t>9</w:t>
             </w:r>
             <w:r>
               <w:rPr>
+                <w:rFonts w:ascii="Cambria" w:hAnsi="Cambria"/>
                 <w:noProof/>
                 <w:webHidden/>
+                <w:color w:val="9B6D86"/>
               </w:rPr>
               <w:fldChar w:fldCharType="end"/>
             </w:r>
@@ -1818,8 +1976,9 @@
               <w:tab w:val="right" w:leader="dot" w:pos="10456"/>
             </w:tabs>
             <w:rPr>
-              <w:rFonts w:cstheme="minorBidi"/>
+              <w:rFonts w:ascii="Cambria" w:hAnsi="Cambria" w:cstheme="minorBidi"/>
               <w:noProof/>
+              <w:color w:val="9B6D86"/>
               <w:kern w:val="2"/>
               <w:sz w:val="24"/>
               <w:szCs w:val="24"/>
@@ -1831,56 +1990,71 @@
             <w:r>
               <w:rPr>
                 <w:rStyle w:val="Hyperlink"/>
-                <w:rFonts w:ascii="Berlin Sans FB Demi" w:hAnsi="Berlin Sans FB Demi"/>
+                <w:rFonts w:ascii="Cambria" w:hAnsi="Cambria"/>
                 <w:noProof/>
+                <w:color w:val="9B6D86"/>
               </w:rPr>
               <w:t>Features Checklist</w:t>
             </w:r>
             <w:r>
               <w:rPr>
+                <w:rFonts w:ascii="Cambria" w:hAnsi="Cambria"/>
                 <w:noProof/>
                 <w:webHidden/>
+                <w:color w:val="9B6D86"/>
               </w:rPr>
               <w:tab/>
             </w:r>
             <w:r>
               <w:rPr>
+                <w:rFonts w:ascii="Cambria" w:hAnsi="Cambria"/>
                 <w:noProof/>
                 <w:webHidden/>
+                <w:color w:val="9B6D86"/>
               </w:rPr>
               <w:fldChar w:fldCharType="begin"/>
             </w:r>
             <w:r>
               <w:rPr>
+                <w:rFonts w:ascii="Cambria" w:hAnsi="Cambria"/>
                 <w:noProof/>
                 <w:webHidden/>
+                <w:color w:val="9B6D86"/>
               </w:rPr>
               <w:instrText xml:space="preserve"> PAGEREF _Toc228450738 \h </w:instrText>
             </w:r>
             <w:r>
               <w:rPr>
+                <w:rFonts w:ascii="Cambria" w:hAnsi="Cambria"/>
                 <w:noProof/>
                 <w:webHidden/>
-              </w:rPr>
-            </w:r>
-            <w:r>
-              <w:rPr>
+                <w:color w:val="9B6D86"/>
+              </w:rPr>
+            </w:r>
+            <w:r>
+              <w:rPr>
+                <w:rFonts w:ascii="Cambria" w:hAnsi="Cambria"/>
                 <w:noProof/>
                 <w:webHidden/>
+                <w:color w:val="9B6D86"/>
               </w:rPr>
               <w:fldChar w:fldCharType="separate"/>
             </w:r>
             <w:r>
               <w:rPr>
+                <w:rFonts w:ascii="Cambria" w:hAnsi="Cambria"/>
                 <w:noProof/>
                 <w:webHidden/>
+                <w:color w:val="9B6D86"/>
               </w:rPr>
               <w:t>9</w:t>
             </w:r>
             <w:r>
               <w:rPr>
+                <w:rFonts w:ascii="Cambria" w:hAnsi="Cambria"/>
                 <w:noProof/>
                 <w:webHidden/>
+                <w:color w:val="9B6D86"/>
               </w:rPr>
               <w:fldChar w:fldCharType="end"/>
             </w:r>
@@ -5499,6 +5673,9 @@
         </w:rPr>
       </w:pPr>
       <w:bookmarkStart w:id="3" w:name="_Toc228450729"/>
+      <w:bookmarkStart w:id="4" w:name="QuickGuide"/>
+      <w:bookmarkStart w:id="5" w:name="_How_to_Use"/>
+      <w:bookmarkEnd w:id="5"/>
       <w:r>
         <w:rPr>
           <w:rFonts w:ascii="Berlin Sans FB Demi" w:hAnsi="Berlin Sans FB Demi"/>
@@ -5572,6 +5749,7 @@
       </w:r>
       <w:bookmarkEnd w:id="3"/>
     </w:p>
+    <w:bookmarkEnd w:id="4"/>
     <w:p>
       <w:pPr>
         <w:spacing w:line="240" w:lineRule="auto"/>
@@ -8381,7 +8559,7 @@
           <w:szCs w:val="36"/>
         </w:rPr>
       </w:pPr>
-      <w:bookmarkStart w:id="4" w:name="_Toc228450730"/>
+      <w:bookmarkStart w:id="6" w:name="_Toc228450730"/>
       <w:r>
         <w:rPr>
           <w:rFonts w:ascii="Berlin Sans FB Demi" w:hAnsi="Berlin Sans FB Demi"/>
@@ -8400,7 +8578,7 @@
         </w:rPr>
         <w:t>s</w:t>
       </w:r>
-      <w:bookmarkEnd w:id="4"/>
+      <w:bookmarkEnd w:id="6"/>
     </w:p>
     <w:p>
       <w:pPr>
@@ -8626,7 +8804,7 @@
           <w:szCs w:val="36"/>
         </w:rPr>
       </w:pPr>
-      <w:bookmarkStart w:id="5" w:name="_Toc228450731"/>
+      <w:bookmarkStart w:id="7" w:name="_Toc228450731"/>
       <w:r>
         <w:rPr>
           <w:rFonts w:ascii="Berlin Sans FB Demi" w:hAnsi="Berlin Sans FB Demi"/>
@@ -8637,7 +8815,7 @@
         <w:lastRenderedPageBreak/>
         <w:t>Project Phase {2}</w:t>
       </w:r>
-      <w:bookmarkEnd w:id="5"/>
+      <w:bookmarkEnd w:id="7"/>
     </w:p>
     <w:p>
       <w:pPr>
@@ -8651,7 +8829,7 @@
           <w:szCs w:val="36"/>
         </w:rPr>
       </w:pPr>
-      <w:bookmarkStart w:id="6" w:name="_Toc228450732"/>
+      <w:bookmarkStart w:id="8" w:name="_Toc228450732"/>
       <w:r>
         <w:rPr>
           <w:rFonts w:ascii="Berlin Sans FB Demi" w:hAnsi="Berlin Sans FB Demi"/>
@@ -8661,7 +8839,7 @@
         </w:rPr>
         <w:t>Overview</w:t>
       </w:r>
-      <w:bookmarkEnd w:id="6"/>
+      <w:bookmarkEnd w:id="8"/>
     </w:p>
     <w:p>
       <w:pPr>
@@ -8818,7 +8996,7 @@
           <w:szCs w:val="36"/>
         </w:rPr>
       </w:pPr>
-      <w:bookmarkStart w:id="7" w:name="_Toc228450733"/>
+      <w:bookmarkStart w:id="9" w:name="_Toc228450733"/>
       <w:r>
         <w:rPr>
           <w:rFonts w:ascii="Berlin Sans FB Demi" w:hAnsi="Berlin Sans FB Demi"/>
@@ -8837,7 +9015,7 @@
         </w:rPr>
         <w:t xml:space="preserve"> {database of two tables}</w:t>
       </w:r>
-      <w:bookmarkEnd w:id="7"/>
+      <w:bookmarkEnd w:id="9"/>
     </w:p>
     <w:p>
       <w:pPr>
@@ -8855,14 +9033,18 @@
     </w:p>
     <w:p>
       <w:pPr>
-        <w:jc w:val="center"/>
+        <w:pStyle w:val="ListParagraph"/>
+        <w:numPr>
+          <w:ilvl w:val="0"/>
+          <w:numId w:val="27"/>
+        </w:numPr>
         <w:rPr>
           <w:rFonts w:ascii="Cambria" w:hAnsi="Cambria" w:cstheme="majorBidi"/>
           <w:b/>
           <w:bCs/>
           <w:color w:val="9B6D86"/>
-          <w:sz w:val="28"/>
-          <w:szCs w:val="28"/>
+          <w:sz w:val="32"/>
+          <w:szCs w:val="32"/>
         </w:rPr>
       </w:pPr>
       <w:r>
@@ -8871,10 +9053,19 @@
           <w:b/>
           <w:bCs/>
           <w:color w:val="9B6D86"/>
-          <w:sz w:val="28"/>
-          <w:szCs w:val="28"/>
-        </w:rPr>
-        <w:t>User table: stores all registered user accounts</w:t>
+          <w:sz w:val="32"/>
+          <w:szCs w:val="32"/>
+        </w:rPr>
+        <w:t xml:space="preserve">User table: </w:t>
+      </w:r>
+      <w:r>
+        <w:rPr>
+          <w:rFonts w:ascii="Cambria" w:hAnsi="Cambria" w:cstheme="majorBidi"/>
+          <w:color w:val="9B6D86"/>
+          <w:sz w:val="32"/>
+          <w:szCs w:val="32"/>
+        </w:rPr>
+        <w:t>stores all registered user accounts</w:t>
       </w:r>
     </w:p>
     <w:tbl>
@@ -9146,40 +9337,7 @@
                 <w:sz w:val="28"/>
                 <w:szCs w:val="28"/>
               </w:rPr>
-              <w:t>username</w:t>
-            </w:r>
-            <w:r>
-              <w:rPr>
-                <w:rFonts w:ascii="Cambria" w:hAnsi="Cambria" w:cstheme="majorBidi"/>
-                <w:b/>
-                <w:bCs/>
-                <w:color w:val="9B6D86"/>
-                <w:sz w:val="28"/>
-                <w:szCs w:val="28"/>
-              </w:rPr>
-              <w:t xml:space="preserve"> (</w:t>
-            </w:r>
-            <w:r>
-              <w:rPr>
-                <w:rFonts w:ascii="Cambria" w:hAnsi="Cambria" w:cstheme="majorBidi"/>
-                <w:b/>
-                <w:bCs/>
-                <w:color w:val="9B6D86"/>
-                <w:sz w:val="28"/>
-                <w:szCs w:val="28"/>
-              </w:rPr>
-              <w:t>String</w:t>
-            </w:r>
-            <w:r>
-              <w:rPr>
-                <w:rFonts w:ascii="Cambria" w:hAnsi="Cambria" w:cstheme="majorBidi"/>
-                <w:b/>
-                <w:bCs/>
-                <w:color w:val="9B6D86"/>
-                <w:sz w:val="28"/>
-                <w:szCs w:val="28"/>
-              </w:rPr>
-              <w:t>)</w:t>
+              <w:t>username (String)</w:t>
             </w:r>
           </w:p>
           <w:p>
@@ -9276,40 +9434,7 @@
                 <w:sz w:val="28"/>
                 <w:szCs w:val="28"/>
               </w:rPr>
-              <w:t>email</w:t>
-            </w:r>
-            <w:r>
-              <w:rPr>
-                <w:rFonts w:ascii="Cambria" w:hAnsi="Cambria" w:cstheme="majorBidi"/>
-                <w:b/>
-                <w:bCs/>
-                <w:color w:val="9B6D86"/>
-                <w:sz w:val="28"/>
-                <w:szCs w:val="28"/>
-              </w:rPr>
-              <w:t xml:space="preserve"> (</w:t>
-            </w:r>
-            <w:r>
-              <w:rPr>
-                <w:rFonts w:ascii="Cambria" w:hAnsi="Cambria" w:cstheme="majorBidi"/>
-                <w:b/>
-                <w:bCs/>
-                <w:color w:val="9B6D86"/>
-                <w:sz w:val="28"/>
-                <w:szCs w:val="28"/>
-              </w:rPr>
-              <w:t>String</w:t>
-            </w:r>
-            <w:r>
-              <w:rPr>
-                <w:rFonts w:ascii="Cambria" w:hAnsi="Cambria" w:cstheme="majorBidi"/>
-                <w:b/>
-                <w:bCs/>
-                <w:color w:val="9B6D86"/>
-                <w:sz w:val="28"/>
-                <w:szCs w:val="28"/>
-              </w:rPr>
-              <w:t>)</w:t>
+              <w:t>email (String)</w:t>
             </w:r>
           </w:p>
           <w:p>
@@ -9406,40 +9531,7 @@
                 <w:sz w:val="28"/>
                 <w:szCs w:val="28"/>
               </w:rPr>
-              <w:t>password</w:t>
-            </w:r>
-            <w:r>
-              <w:rPr>
-                <w:rFonts w:ascii="Cambria" w:hAnsi="Cambria" w:cstheme="majorBidi"/>
-                <w:b/>
-                <w:bCs/>
-                <w:color w:val="9B6D86"/>
-                <w:sz w:val="28"/>
-                <w:szCs w:val="28"/>
-              </w:rPr>
-              <w:t xml:space="preserve"> (</w:t>
-            </w:r>
-            <w:r>
-              <w:rPr>
-                <w:rFonts w:ascii="Cambria" w:hAnsi="Cambria" w:cstheme="majorBidi"/>
-                <w:b/>
-                <w:bCs/>
-                <w:color w:val="9B6D86"/>
-                <w:sz w:val="28"/>
-                <w:szCs w:val="28"/>
-              </w:rPr>
-              <w:t>String</w:t>
-            </w:r>
-            <w:r>
-              <w:rPr>
-                <w:rFonts w:ascii="Cambria" w:hAnsi="Cambria" w:cstheme="majorBidi"/>
-                <w:b/>
-                <w:bCs/>
-                <w:color w:val="9B6D86"/>
-                <w:sz w:val="28"/>
-                <w:szCs w:val="28"/>
-              </w:rPr>
-              <w:t>)</w:t>
+              <w:t>password (String)</w:t>
             </w:r>
           </w:p>
           <w:p>
@@ -9536,40 +9628,7 @@
                 <w:sz w:val="28"/>
                 <w:szCs w:val="28"/>
               </w:rPr>
-              <w:t>name</w:t>
-            </w:r>
-            <w:r>
-              <w:rPr>
-                <w:rFonts w:ascii="Cambria" w:hAnsi="Cambria" w:cstheme="majorBidi"/>
-                <w:b/>
-                <w:bCs/>
-                <w:color w:val="9B6D86"/>
-                <w:sz w:val="28"/>
-                <w:szCs w:val="28"/>
-              </w:rPr>
-              <w:t xml:space="preserve"> (</w:t>
-            </w:r>
-            <w:r>
-              <w:rPr>
-                <w:rFonts w:ascii="Cambria" w:hAnsi="Cambria" w:cstheme="majorBidi"/>
-                <w:b/>
-                <w:bCs/>
-                <w:color w:val="9B6D86"/>
-                <w:sz w:val="28"/>
-                <w:szCs w:val="28"/>
-              </w:rPr>
-              <w:t>String</w:t>
-            </w:r>
-            <w:r>
-              <w:rPr>
-                <w:rFonts w:ascii="Cambria" w:hAnsi="Cambria" w:cstheme="majorBidi"/>
-                <w:b/>
-                <w:bCs/>
-                <w:color w:val="9B6D86"/>
-                <w:sz w:val="28"/>
-                <w:szCs w:val="28"/>
-              </w:rPr>
-              <w:t>)</w:t>
+              <w:t>name (String)</w:t>
             </w:r>
           </w:p>
           <w:p>
@@ -9666,40 +9725,7 @@
                 <w:sz w:val="28"/>
                 <w:szCs w:val="28"/>
               </w:rPr>
-              <w:t>bio</w:t>
-            </w:r>
-            <w:r>
-              <w:rPr>
-                <w:rFonts w:ascii="Cambria" w:hAnsi="Cambria" w:cstheme="majorBidi"/>
-                <w:b/>
-                <w:bCs/>
-                <w:color w:val="9B6D86"/>
-                <w:sz w:val="28"/>
-                <w:szCs w:val="28"/>
-              </w:rPr>
-              <w:t xml:space="preserve"> (</w:t>
-            </w:r>
-            <w:r>
-              <w:rPr>
-                <w:rFonts w:ascii="Cambria" w:hAnsi="Cambria" w:cstheme="majorBidi"/>
-                <w:b/>
-                <w:bCs/>
-                <w:color w:val="9B6D86"/>
-                <w:sz w:val="28"/>
-                <w:szCs w:val="28"/>
-              </w:rPr>
-              <w:t>String</w:t>
-            </w:r>
-            <w:r>
-              <w:rPr>
-                <w:rFonts w:ascii="Cambria" w:hAnsi="Cambria" w:cstheme="majorBidi"/>
-                <w:b/>
-                <w:bCs/>
-                <w:color w:val="9B6D86"/>
-                <w:sz w:val="28"/>
-                <w:szCs w:val="28"/>
-              </w:rPr>
-              <w:t>)</w:t>
+              <w:t>bio (String)</w:t>
             </w:r>
           </w:p>
           <w:p>
@@ -9796,40 +9822,7 @@
                 <w:sz w:val="28"/>
                 <w:szCs w:val="28"/>
               </w:rPr>
-              <w:t>photo</w:t>
-            </w:r>
-            <w:r>
-              <w:rPr>
-                <w:rFonts w:ascii="Cambria" w:hAnsi="Cambria" w:cstheme="majorBidi"/>
-                <w:b/>
-                <w:bCs/>
-                <w:color w:val="9B6D86"/>
-                <w:sz w:val="28"/>
-                <w:szCs w:val="28"/>
-              </w:rPr>
-              <w:t xml:space="preserve"> (</w:t>
-            </w:r>
-            <w:r>
-              <w:rPr>
-                <w:rFonts w:ascii="Cambria" w:hAnsi="Cambria" w:cstheme="majorBidi"/>
-                <w:b/>
-                <w:bCs/>
-                <w:color w:val="9B6D86"/>
-                <w:sz w:val="28"/>
-                <w:szCs w:val="28"/>
-              </w:rPr>
-              <w:t>String</w:t>
-            </w:r>
-            <w:r>
-              <w:rPr>
-                <w:rFonts w:ascii="Cambria" w:hAnsi="Cambria" w:cstheme="majorBidi"/>
-                <w:b/>
-                <w:bCs/>
-                <w:color w:val="9B6D86"/>
-                <w:sz w:val="28"/>
-                <w:szCs w:val="28"/>
-              </w:rPr>
-              <w:t>)</w:t>
+              <w:t>photo (String)</w:t>
             </w:r>
           </w:p>
           <w:p>
@@ -9926,40 +9919,7 @@
                 <w:sz w:val="28"/>
                 <w:szCs w:val="28"/>
               </w:rPr>
-              <w:t>followers</w:t>
-            </w:r>
-            <w:r>
-              <w:rPr>
-                <w:rFonts w:ascii="Cambria" w:hAnsi="Cambria" w:cstheme="majorBidi"/>
-                <w:b/>
-                <w:bCs/>
-                <w:color w:val="9B6D86"/>
-                <w:sz w:val="28"/>
-                <w:szCs w:val="28"/>
-              </w:rPr>
-              <w:t xml:space="preserve"> (</w:t>
-            </w:r>
-            <w:r>
-              <w:rPr>
-                <w:rFonts w:ascii="Cambria" w:hAnsi="Cambria" w:cstheme="majorBidi"/>
-                <w:b/>
-                <w:bCs/>
-                <w:color w:val="9B6D86"/>
-                <w:sz w:val="28"/>
-                <w:szCs w:val="28"/>
-              </w:rPr>
-              <w:t>String</w:t>
-            </w:r>
-            <w:r>
-              <w:rPr>
-                <w:rFonts w:ascii="Cambria" w:hAnsi="Cambria" w:cstheme="majorBidi"/>
-                <w:b/>
-                <w:bCs/>
-                <w:color w:val="9B6D86"/>
-                <w:sz w:val="28"/>
-                <w:szCs w:val="28"/>
-              </w:rPr>
-              <w:t>)</w:t>
+              <w:t>followers (String)</w:t>
             </w:r>
           </w:p>
           <w:p>
@@ -10056,40 +10016,7 @@
                 <w:sz w:val="28"/>
                 <w:szCs w:val="28"/>
               </w:rPr>
-              <w:t>following</w:t>
-            </w:r>
-            <w:r>
-              <w:rPr>
-                <w:rFonts w:ascii="Cambria" w:hAnsi="Cambria" w:cstheme="majorBidi"/>
-                <w:b/>
-                <w:bCs/>
-                <w:color w:val="9B6D86"/>
-                <w:sz w:val="28"/>
-                <w:szCs w:val="28"/>
-              </w:rPr>
-              <w:t xml:space="preserve"> (</w:t>
-            </w:r>
-            <w:r>
-              <w:rPr>
-                <w:rFonts w:ascii="Cambria" w:hAnsi="Cambria" w:cstheme="majorBidi"/>
-                <w:b/>
-                <w:bCs/>
-                <w:color w:val="9B6D86"/>
-                <w:sz w:val="28"/>
-                <w:szCs w:val="28"/>
-              </w:rPr>
-              <w:t>String</w:t>
-            </w:r>
-            <w:r>
-              <w:rPr>
-                <w:rFonts w:ascii="Cambria" w:hAnsi="Cambria" w:cstheme="majorBidi"/>
-                <w:b/>
-                <w:bCs/>
-                <w:color w:val="9B6D86"/>
-                <w:sz w:val="28"/>
-                <w:szCs w:val="28"/>
-              </w:rPr>
-              <w:t>)</w:t>
+              <w:t>following (String)</w:t>
             </w:r>
           </w:p>
           <w:p>
@@ -10157,14 +10084,18 @@
     </w:p>
     <w:p>
       <w:pPr>
-        <w:jc w:val="center"/>
+        <w:pStyle w:val="ListParagraph"/>
+        <w:numPr>
+          <w:ilvl w:val="0"/>
+          <w:numId w:val="27"/>
+        </w:numPr>
         <w:rPr>
           <w:rFonts w:ascii="Cambria" w:hAnsi="Cambria" w:cstheme="majorBidi"/>
           <w:b/>
           <w:bCs/>
           <w:color w:val="9B6D86"/>
-          <w:sz w:val="28"/>
-          <w:szCs w:val="28"/>
+          <w:sz w:val="32"/>
+          <w:szCs w:val="32"/>
         </w:rPr>
       </w:pPr>
       <w:r>
@@ -10173,10 +10104,19 @@
           <w:b/>
           <w:bCs/>
           <w:color w:val="9B6D86"/>
-          <w:sz w:val="28"/>
-          <w:szCs w:val="28"/>
-        </w:rPr>
-        <w:t>Post table: stores all posts careated by users</w:t>
+          <w:sz w:val="32"/>
+          <w:szCs w:val="32"/>
+        </w:rPr>
+        <w:t xml:space="preserve">Post table: </w:t>
+      </w:r>
+      <w:r>
+        <w:rPr>
+          <w:rFonts w:ascii="Cambria" w:hAnsi="Cambria" w:cstheme="majorBidi"/>
+          <w:color w:val="9B6D86"/>
+          <w:sz w:val="32"/>
+          <w:szCs w:val="32"/>
+        </w:rPr>
+        <w:t>stores all posts careated by users</w:t>
       </w:r>
     </w:p>
     <w:tbl>
@@ -10325,29 +10265,7 @@
                 <w:sz w:val="28"/>
                 <w:szCs w:val="28"/>
               </w:rPr>
-              <w:t>Id (</w:t>
-            </w:r>
-            <w:r>
-              <w:rPr>
-                <w:rFonts w:ascii="Cambria" w:hAnsi="Cambria" w:cstheme="majorBidi"/>
-                <w:b/>
-                <w:bCs/>
-                <w:color w:val="9B6D86"/>
-                <w:sz w:val="28"/>
-                <w:szCs w:val="28"/>
-              </w:rPr>
-              <w:t>Integer</w:t>
-            </w:r>
-            <w:r>
-              <w:rPr>
-                <w:rFonts w:ascii="Cambria" w:hAnsi="Cambria" w:cstheme="majorBidi"/>
-                <w:b/>
-                <w:bCs/>
-                <w:color w:val="9B6D86"/>
-                <w:sz w:val="28"/>
-                <w:szCs w:val="28"/>
-              </w:rPr>
-              <w:t>)</w:t>
+              <w:t>Id (Integer)</w:t>
             </w:r>
           </w:p>
           <w:p>
@@ -10448,18 +10366,7 @@
                 <w:sz w:val="28"/>
                 <w:szCs w:val="28"/>
               </w:rPr>
-              <w:t>text</w:t>
-            </w:r>
-            <w:r>
-              <w:rPr>
-                <w:rFonts w:ascii="Cambria" w:hAnsi="Cambria" w:cstheme="majorBidi"/>
-                <w:b/>
-                <w:bCs/>
-                <w:color w:val="9B6D86"/>
-                <w:sz w:val="28"/>
-                <w:szCs w:val="28"/>
-              </w:rPr>
-              <w:t xml:space="preserve"> (String)</w:t>
+              <w:t>text (String)</w:t>
             </w:r>
           </w:p>
           <w:p>
@@ -10556,18 +10463,7 @@
                 <w:sz w:val="28"/>
                 <w:szCs w:val="28"/>
               </w:rPr>
-              <w:t>author</w:t>
-            </w:r>
-            <w:r>
-              <w:rPr>
-                <w:rFonts w:ascii="Cambria" w:hAnsi="Cambria" w:cstheme="majorBidi"/>
-                <w:b/>
-                <w:bCs/>
-                <w:color w:val="9B6D86"/>
-                <w:sz w:val="28"/>
-                <w:szCs w:val="28"/>
-              </w:rPr>
-              <w:t xml:space="preserve"> (String)</w:t>
+              <w:t>author (String)</w:t>
             </w:r>
           </w:p>
           <w:p>
@@ -10616,16 +10512,7 @@
                 <w:sz w:val="24"/>
                 <w:szCs w:val="24"/>
               </w:rPr>
-              <w:t>User</w:t>
-            </w:r>
-            <w:r>
-              <w:rPr>
-                <w:rFonts w:ascii="Cambria" w:hAnsi="Cambria" w:cstheme="majorBidi"/>
-                <w:color w:val="764B79"/>
-                <w:sz w:val="24"/>
-                <w:szCs w:val="24"/>
-              </w:rPr>
-              <w:t>name of the post creator</w:t>
+              <w:t>Username of the post creator</w:t>
             </w:r>
           </w:p>
         </w:tc>
@@ -10673,18 +10560,7 @@
                 <w:sz w:val="28"/>
                 <w:szCs w:val="28"/>
               </w:rPr>
-              <w:t>authorInput</w:t>
-            </w:r>
-            <w:r>
-              <w:rPr>
-                <w:rFonts w:ascii="Cambria" w:hAnsi="Cambria" w:cstheme="majorBidi"/>
-                <w:b/>
-                <w:bCs/>
-                <w:color w:val="9B6D86"/>
-                <w:sz w:val="28"/>
-                <w:szCs w:val="28"/>
-              </w:rPr>
-              <w:t xml:space="preserve"> (String)</w:t>
+              <w:t>authorInput (String)</w:t>
             </w:r>
           </w:p>
           <w:p>
@@ -10781,18 +10657,7 @@
                 <w:sz w:val="28"/>
                 <w:szCs w:val="28"/>
               </w:rPr>
-              <w:t>bookInput</w:t>
-            </w:r>
-            <w:r>
-              <w:rPr>
-                <w:rFonts w:ascii="Cambria" w:hAnsi="Cambria" w:cstheme="majorBidi"/>
-                <w:b/>
-                <w:bCs/>
-                <w:color w:val="9B6D86"/>
-                <w:sz w:val="28"/>
-                <w:szCs w:val="28"/>
-              </w:rPr>
-              <w:t xml:space="preserve"> (String)</w:t>
+              <w:t>bookInput (String)</w:t>
             </w:r>
           </w:p>
           <w:p>
@@ -10889,18 +10754,7 @@
                 <w:sz w:val="28"/>
                 <w:szCs w:val="28"/>
               </w:rPr>
-              <w:t>likedBy</w:t>
-            </w:r>
-            <w:r>
-              <w:rPr>
-                <w:rFonts w:ascii="Cambria" w:hAnsi="Cambria" w:cstheme="majorBidi"/>
-                <w:b/>
-                <w:bCs/>
-                <w:color w:val="9B6D86"/>
-                <w:sz w:val="28"/>
-                <w:szCs w:val="28"/>
-              </w:rPr>
-              <w:t xml:space="preserve"> (String)</w:t>
+              <w:t>likedBy (String)</w:t>
             </w:r>
           </w:p>
           <w:p>
@@ -10997,18 +10851,7 @@
                 <w:sz w:val="28"/>
                 <w:szCs w:val="28"/>
               </w:rPr>
-              <w:t>comments</w:t>
-            </w:r>
-            <w:r>
-              <w:rPr>
-                <w:rFonts w:ascii="Cambria" w:hAnsi="Cambria" w:cstheme="majorBidi"/>
-                <w:b/>
-                <w:bCs/>
-                <w:color w:val="9B6D86"/>
-                <w:sz w:val="28"/>
-                <w:szCs w:val="28"/>
-              </w:rPr>
-              <w:t xml:space="preserve"> (String)</w:t>
+              <w:t>comments (String)</w:t>
             </w:r>
           </w:p>
           <w:p>
@@ -11105,40 +10948,7 @@
                 <w:sz w:val="28"/>
                 <w:szCs w:val="28"/>
               </w:rPr>
-              <w:t>timestamp</w:t>
-            </w:r>
-            <w:r>
-              <w:rPr>
-                <w:rFonts w:ascii="Cambria" w:hAnsi="Cambria" w:cstheme="majorBidi"/>
-                <w:b/>
-                <w:bCs/>
-                <w:color w:val="9B6D86"/>
-                <w:sz w:val="28"/>
-                <w:szCs w:val="28"/>
-              </w:rPr>
-              <w:t xml:space="preserve"> (</w:t>
-            </w:r>
-            <w:r>
-              <w:rPr>
-                <w:rFonts w:ascii="Cambria" w:hAnsi="Cambria" w:cstheme="majorBidi"/>
-                <w:b/>
-                <w:bCs/>
-                <w:color w:val="9B6D86"/>
-                <w:sz w:val="28"/>
-                <w:szCs w:val="28"/>
-              </w:rPr>
-              <w:t>BigInt</w:t>
-            </w:r>
-            <w:r>
-              <w:rPr>
-                <w:rFonts w:ascii="Cambria" w:hAnsi="Cambria" w:cstheme="majorBidi"/>
-                <w:b/>
-                <w:bCs/>
-                <w:color w:val="9B6D86"/>
-                <w:sz w:val="28"/>
-                <w:szCs w:val="28"/>
-              </w:rPr>
-              <w:t>)</w:t>
+              <w:t>timestamp (BigInt)</w:t>
             </w:r>
           </w:p>
           <w:p>
@@ -11235,40 +11045,7 @@
                 <w:sz w:val="28"/>
                 <w:szCs w:val="28"/>
               </w:rPr>
-              <w:t>createdAt</w:t>
-            </w:r>
-            <w:r>
-              <w:rPr>
-                <w:rFonts w:ascii="Cambria" w:hAnsi="Cambria" w:cstheme="majorBidi"/>
-                <w:b/>
-                <w:bCs/>
-                <w:color w:val="9B6D86"/>
-                <w:sz w:val="28"/>
-                <w:szCs w:val="28"/>
-              </w:rPr>
-              <w:t xml:space="preserve"> (</w:t>
-            </w:r>
-            <w:r>
-              <w:rPr>
-                <w:rFonts w:ascii="Cambria" w:hAnsi="Cambria" w:cstheme="majorBidi"/>
-                <w:b/>
-                <w:bCs/>
-                <w:color w:val="9B6D86"/>
-                <w:sz w:val="28"/>
-                <w:szCs w:val="28"/>
-              </w:rPr>
-              <w:t>DateTime</w:t>
-            </w:r>
-            <w:r>
-              <w:rPr>
-                <w:rFonts w:ascii="Cambria" w:hAnsi="Cambria" w:cstheme="majorBidi"/>
-                <w:b/>
-                <w:bCs/>
-                <w:color w:val="9B6D86"/>
-                <w:sz w:val="28"/>
-                <w:szCs w:val="28"/>
-              </w:rPr>
-              <w:t>)</w:t>
+              <w:t>createdAt (DateTime)</w:t>
             </w:r>
           </w:p>
           <w:p>
@@ -11387,7 +11164,7 @@
           <w:szCs w:val="36"/>
         </w:rPr>
       </w:pPr>
-      <w:bookmarkStart w:id="8" w:name="_Toc228450734"/>
+      <w:bookmarkStart w:id="10" w:name="_Toc228450734"/>
       <w:r>
         <w:rPr>
           <w:rFonts w:ascii="Berlin Sans FB Demi" w:hAnsi="Berlin Sans FB Demi"/>
@@ -11398,7 +11175,7 @@
         <w:lastRenderedPageBreak/>
         <w:t>Database Initialization</w:t>
       </w:r>
-      <w:bookmarkEnd w:id="8"/>
+      <w:bookmarkEnd w:id="10"/>
     </w:p>
     <w:p>
       <w:pPr>
@@ -11417,16 +11194,16 @@
         <w:rPr>
           <w:rFonts w:ascii="Cambria" w:hAnsi="Cambria" w:cstheme="majorBidi"/>
           <w:color w:val="9B6D86"/>
-          <w:sz w:val="32"/>
-          <w:szCs w:val="32"/>
-        </w:rPr>
-      </w:pPr>
-      <w:r>
-        <w:rPr>
-          <w:rFonts w:ascii="Cambria" w:hAnsi="Cambria" w:cstheme="majorBidi"/>
-          <w:color w:val="9B6D86"/>
-          <w:sz w:val="32"/>
-          <w:szCs w:val="32"/>
+          <w:sz w:val="28"/>
+          <w:szCs w:val="28"/>
+        </w:rPr>
+      </w:pPr>
+      <w:r>
+        <w:rPr>
+          <w:rFonts w:ascii="Cambria" w:hAnsi="Cambria" w:cstheme="majorBidi"/>
+          <w:color w:val="9B6D86"/>
+          <w:sz w:val="28"/>
+          <w:szCs w:val="28"/>
         </w:rPr>
         <w:t>The database was initialized using prisma/seed.js. This file creates the initial data that populates the database.</w:t>
       </w:r>
@@ -11434,8 +11211,8 @@
         <w:rPr>
           <w:rFonts w:ascii="Cambria" w:hAnsi="Cambria" w:cstheme="majorBidi"/>
           <w:color w:val="9B6D86"/>
-          <w:sz w:val="32"/>
-          <w:szCs w:val="32"/>
+          <w:sz w:val="28"/>
+          <w:szCs w:val="28"/>
         </w:rPr>
         <w:t xml:space="preserve"> The seed file creates:</w:t>
       </w:r>
@@ -11451,8 +11228,8 @@
         <w:rPr>
           <w:rFonts w:ascii="Cambria" w:hAnsi="Cambria" w:cstheme="majorBidi"/>
           <w:color w:val="9B6D86"/>
-          <w:sz w:val="32"/>
-          <w:szCs w:val="32"/>
+          <w:sz w:val="28"/>
+          <w:szCs w:val="28"/>
         </w:rPr>
       </w:pPr>
       <w:r>
@@ -11461,8 +11238,8 @@
           <w:b/>
           <w:bCs/>
           <w:color w:val="9B6D86"/>
-          <w:sz w:val="32"/>
-          <w:szCs w:val="32"/>
+          <w:sz w:val="28"/>
+          <w:szCs w:val="28"/>
         </w:rPr>
         <w:t>10 Users:</w:t>
       </w:r>
@@ -11470,8 +11247,8 @@
         <w:rPr>
           <w:rFonts w:ascii="Cambria" w:hAnsi="Cambria" w:cstheme="majorBidi"/>
           <w:color w:val="9B6D86"/>
-          <w:sz w:val="32"/>
-          <w:szCs w:val="32"/>
+          <w:sz w:val="28"/>
+          <w:szCs w:val="28"/>
         </w:rPr>
         <w:t xml:space="preserve"> each user with a username, email, password, name, bio, profile photo, and follow relationships between them.</w:t>
       </w:r>
@@ -11487,8 +11264,8 @@
         <w:rPr>
           <w:rFonts w:ascii="Cambria" w:hAnsi="Cambria" w:cstheme="majorBidi"/>
           <w:color w:val="9B6D86"/>
-          <w:sz w:val="32"/>
-          <w:szCs w:val="32"/>
+          <w:sz w:val="28"/>
+          <w:szCs w:val="28"/>
         </w:rPr>
       </w:pPr>
       <w:r>
@@ -11497,8 +11274,8 @@
           <w:b/>
           <w:bCs/>
           <w:color w:val="9B6D86"/>
-          <w:sz w:val="32"/>
-          <w:szCs w:val="32"/>
+          <w:sz w:val="28"/>
+          <w:szCs w:val="28"/>
         </w:rPr>
         <w:t>22 Posts:</w:t>
       </w:r>
@@ -11506,8 +11283,8 @@
         <w:rPr>
           <w:rFonts w:ascii="Cambria" w:hAnsi="Cambria" w:cstheme="majorBidi"/>
           <w:color w:val="9B6D86"/>
-          <w:sz w:val="32"/>
-          <w:szCs w:val="32"/>
+          <w:sz w:val="28"/>
+          <w:szCs w:val="28"/>
         </w:rPr>
         <w:t xml:space="preserve"> real book qoutes with author names, book title, likes, and comments.</w:t>
       </w:r>
@@ -11520,8 +11297,8 @@
           <w:b/>
           <w:bCs/>
           <w:color w:val="9B6D86"/>
-          <w:sz w:val="32"/>
-          <w:szCs w:val="32"/>
+          <w:sz w:val="28"/>
+          <w:szCs w:val="28"/>
         </w:rPr>
       </w:pPr>
     </w:p>
@@ -11532,8 +11309,8 @@
           <w:b/>
           <w:bCs/>
           <w:color w:val="9B6D86"/>
-          <w:sz w:val="32"/>
-          <w:szCs w:val="32"/>
+          <w:sz w:val="28"/>
+          <w:szCs w:val="28"/>
         </w:rPr>
       </w:pPr>
       <w:r>
@@ -11542,8 +11319,8 @@
           <w:b/>
           <w:bCs/>
           <w:color w:val="9B6D86"/>
-          <w:sz w:val="32"/>
-          <w:szCs w:val="32"/>
+          <w:sz w:val="28"/>
+          <w:szCs w:val="28"/>
         </w:rPr>
         <w:t>To run the seed file:</w:t>
       </w:r>
@@ -11627,14 +11404,12 @@
     </w:p>
     <w:p>
       <w:pPr>
-        <w:jc w:val="center"/>
-        <w:rPr>
-          <w:rFonts w:ascii="Berlin Sans FB Demi" w:hAnsi="Berlin Sans FB Demi" w:cstheme="majorBidi"/>
-          <w:b/>
-          <w:bCs/>
-          <w:color w:val="4D3A6A"/>
-          <w:sz w:val="36"/>
-          <w:szCs w:val="36"/>
+        <w:pStyle w:val="ListParagraph"/>
+        <w:rPr>
+          <w:rFonts w:ascii="Cambria" w:hAnsi="Cambria" w:cstheme="majorBidi"/>
+          <w:color w:val="9B6D86"/>
+          <w:sz w:val="32"/>
+          <w:szCs w:val="32"/>
         </w:rPr>
       </w:pPr>
       <w:r>
@@ -11650,13 +11425,13 @@
         <mc:AlternateContent>
           <mc:Choice Requires="wps">
             <w:drawing>
-              <wp:anchor distT="0" distB="0" distL="114300" distR="114300" simplePos="0" relativeHeight="251669504" behindDoc="0" locked="0" layoutInCell="1" allowOverlap="1" wp14:anchorId="7D5D798E" wp14:editId="4B4A85B3">
+              <wp:anchor distT="0" distB="0" distL="114300" distR="114300" simplePos="0" relativeHeight="251669504" behindDoc="0" locked="0" layoutInCell="1" allowOverlap="1" wp14:anchorId="7D5D798E" wp14:editId="515DBBC0">
                 <wp:simplePos x="0" y="0"/>
                 <wp:positionH relativeFrom="margin">
                   <wp:align>center</wp:align>
                 </wp:positionH>
                 <wp:positionV relativeFrom="paragraph">
-                  <wp:posOffset>18806</wp:posOffset>
+                  <wp:posOffset>222445</wp:posOffset>
                 </wp:positionV>
                 <wp:extent cx="6377193" cy="17362"/>
                 <wp:effectExtent l="0" t="0" r="24130" b="20955"/>
@@ -11711,7 +11486,7 @@
           </mc:Choice>
           <mc:Fallback>
             <w:pict>
-              <v:line w14:anchorId="47AD4088" id="Straight Connector 1" o:spid="_x0000_s1026" style="position:absolute;z-index:251669504;visibility:visible;mso-wrap-style:square;mso-width-percent:0;mso-height-percent:0;mso-wrap-distance-left:9pt;mso-wrap-distance-top:0;mso-wrap-distance-right:9pt;mso-wrap-distance-bottom:0;mso-position-horizontal:center;mso-position-horizontal-relative:margin;mso-position-vertical:absolute;mso-position-vertical-relative:text;mso-width-percent:0;mso-height-percent:0;mso-width-relative:margin;mso-height-relative:margin" from="0,1.5pt" to="502.15pt,2.85pt" o:gfxdata="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" strokecolor="#9b6d86" strokeweight="1pt">
+              <v:line w14:anchorId="46408CAB" id="Straight Connector 1" o:spid="_x0000_s1026" style="position:absolute;z-index:251669504;visibility:visible;mso-wrap-style:square;mso-width-percent:0;mso-height-percent:0;mso-wrap-distance-left:9pt;mso-wrap-distance-top:0;mso-wrap-distance-right:9pt;mso-wrap-distance-bottom:0;mso-position-horizontal:center;mso-position-horizontal-relative:margin;mso-position-vertical:absolute;mso-position-vertical-relative:text;mso-width-percent:0;mso-height-percent:0;mso-width-relative:margin;mso-height-relative:margin" from="0,17.5pt" to="502.15pt,18.85pt" o:gfxdata="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" strokecolor="#9b6d86" strokeweight="1pt">
                 <v:stroke dashstyle="longDash" joinstyle="miter"/>
                 <w10:wrap anchorx="margin"/>
               </v:line>
@@ -11722,55 +11497,6 @@
     </w:p>
     <w:p>
       <w:pPr>
-        <w:pStyle w:val="Heading2"/>
-        <w:shd w:val="clear" w:color="auto" w:fill="FAF1EC"/>
-        <w:jc w:val="center"/>
-        <w:rPr>
-          <w:rFonts w:ascii="Berlin Sans FB Demi" w:hAnsi="Berlin Sans FB Demi"/>
-          <w:color w:val="4D3A6A"/>
-          <w:sz w:val="36"/>
-          <w:szCs w:val="36"/>
-        </w:rPr>
-      </w:pPr>
-      <w:bookmarkStart w:id="9" w:name="_Toc228450735"/>
-      <w:r>
-        <w:rPr>
-          <w:rFonts w:ascii="Berlin Sans FB Demi" w:hAnsi="Berlin Sans FB Demi"/>
-          <w:color w:val="4D3A6A"/>
-          <w:sz w:val="36"/>
-          <w:szCs w:val="36"/>
-        </w:rPr>
-        <w:t>Setup Instructions</w:t>
-      </w:r>
-      <w:bookmarkEnd w:id="9"/>
-      <w:r>
-        <w:rPr>
-          <w:rFonts w:ascii="Berlin Sans FB Demi" w:hAnsi="Berlin Sans FB Demi"/>
-          <w:color w:val="4D3A6A"/>
-          <w:sz w:val="36"/>
-          <w:szCs w:val="36"/>
-        </w:rPr>
-        <w:t xml:space="preserve"> </w:t>
-      </w:r>
-      <w:r>
-        <w:rPr>
-          <w:rFonts w:ascii="Berlin Sans FB Demi" w:hAnsi="Berlin Sans FB Demi"/>
-          <w:color w:val="9B6D86"/>
-          <w:sz w:val="28"/>
-          <w:szCs w:val="28"/>
-        </w:rPr>
-        <w:t>{follow these steps to run our project}</w:t>
-      </w:r>
-      <w:r>
-        <w:rPr>
-          <w:rFonts w:ascii="Berlin Sans FB Demi" w:hAnsi="Berlin Sans FB Demi"/>
-          <w:color w:val="9B6D86"/>
-        </w:rPr>
-        <w:t>?</w:t>
-      </w:r>
-    </w:p>
-    <w:p>
-      <w:pPr>
         <w:jc w:val="center"/>
         <w:rPr>
           <w:rFonts w:ascii="Berlin Sans FB Demi" w:hAnsi="Berlin Sans FB Demi" w:cstheme="majorBidi"/>
@@ -11784,102 +11510,69 @@
     </w:p>
     <w:p>
       <w:pPr>
-        <w:pStyle w:val="ListParagraph"/>
-        <w:numPr>
-          <w:ilvl w:val="0"/>
-          <w:numId w:val="26"/>
-        </w:numPr>
+        <w:pStyle w:val="Heading2"/>
+        <w:shd w:val="clear" w:color="auto" w:fill="FAF1EC"/>
         <w:jc w:val="center"/>
         <w:rPr>
-          <w:rFonts w:ascii="Cambria" w:hAnsi="Cambria" w:cstheme="majorBidi"/>
-          <w:color w:val="9B6D86"/>
-          <w:sz w:val="32"/>
-          <w:szCs w:val="32"/>
-        </w:rPr>
-      </w:pPr>
-      <w:r>
-        <w:rPr>
-          <w:rFonts w:ascii="Cambria" w:hAnsi="Cambria" w:cstheme="majorBidi"/>
-          <w:color w:val="9B6D86"/>
-          <w:sz w:val="32"/>
-          <w:szCs w:val="32"/>
-        </w:rPr>
-        <w:t>Install dependencies:</w:t>
-      </w:r>
-    </w:p>
-    <w:p>
-      <w:pPr>
-        <w:pStyle w:val="ListParagraph"/>
-        <w:numPr>
-          <w:ilvl w:val="0"/>
-          <w:numId w:val="26"/>
-        </w:numPr>
-        <w:jc w:val="center"/>
-        <w:rPr>
-          <w:rFonts w:ascii="Cambria" w:hAnsi="Cambria" w:cstheme="majorBidi"/>
-          <w:color w:val="9B6D86"/>
-          <w:sz w:val="32"/>
-          <w:szCs w:val="32"/>
-        </w:rPr>
-      </w:pPr>
-      <w:r>
-        <w:rPr>
-          <w:rFonts w:ascii="Cambria" w:hAnsi="Cambria" w:cstheme="majorBidi"/>
-          <w:color w:val="9B6D86"/>
-          <w:sz w:val="32"/>
-          <w:szCs w:val="32"/>
-        </w:rPr>
-        <w:t>Create the database tables:</w:t>
-      </w:r>
-    </w:p>
-    <w:p>
-      <w:pPr>
-        <w:pStyle w:val="ListParagraph"/>
-        <w:numPr>
-          <w:ilvl w:val="0"/>
-          <w:numId w:val="26"/>
-        </w:numPr>
-        <w:jc w:val="center"/>
-        <w:rPr>
-          <w:rFonts w:ascii="Cambria" w:hAnsi="Cambria" w:cstheme="majorBidi"/>
-          <w:color w:val="9B6D86"/>
-          <w:sz w:val="32"/>
-          <w:szCs w:val="32"/>
-        </w:rPr>
-      </w:pPr>
-      <w:r>
-        <w:rPr>
-          <w:rFonts w:ascii="Cambria" w:hAnsi="Cambria" w:cstheme="majorBidi"/>
-          <w:color w:val="9B6D86"/>
-          <w:sz w:val="32"/>
-          <w:szCs w:val="32"/>
-        </w:rPr>
-        <w:t>Populate the database:</w:t>
-      </w:r>
-    </w:p>
-    <w:p>
-      <w:pPr>
-        <w:pStyle w:val="ListParagraph"/>
-        <w:numPr>
-          <w:ilvl w:val="0"/>
-          <w:numId w:val="26"/>
-        </w:numPr>
-        <w:jc w:val="center"/>
-        <w:rPr>
-          <w:rFonts w:ascii="Cambria" w:hAnsi="Cambria" w:cstheme="majorBidi"/>
-          <w:color w:val="9B6D86"/>
-          <w:sz w:val="32"/>
-          <w:szCs w:val="32"/>
-        </w:rPr>
-      </w:pPr>
-      <w:r>
-        <w:rPr>
-          <w:rFonts w:ascii="Cambria" w:hAnsi="Cambria" w:cstheme="majorBidi"/>
-          <w:color w:val="9B6D86"/>
-          <w:sz w:val="32"/>
-          <w:szCs w:val="32"/>
-        </w:rPr>
-        <w:t>Start the development server:</w:t>
+          <w:rFonts w:ascii="Berlin Sans FB Demi" w:hAnsi="Berlin Sans FB Demi"/>
+          <w:color w:val="4D3A6A"/>
+          <w:sz w:val="36"/>
+          <w:szCs w:val="36"/>
+        </w:rPr>
+      </w:pPr>
+      <w:bookmarkStart w:id="11" w:name="_Toc228450735"/>
+      <w:r>
+        <w:rPr>
+          <w:rFonts w:ascii="Berlin Sans FB Demi" w:hAnsi="Berlin Sans FB Demi"/>
+          <w:color w:val="4D3A6A"/>
+          <w:sz w:val="36"/>
+          <w:szCs w:val="36"/>
+        </w:rPr>
+        <w:t>Setup Instructions</w:t>
+      </w:r>
+      <w:bookmarkEnd w:id="11"/>
+      <w:r>
+        <w:rPr>
+          <w:rFonts w:ascii="Berlin Sans FB Demi" w:hAnsi="Berlin Sans FB Demi"/>
+          <w:color w:val="4D3A6A"/>
+          <w:sz w:val="36"/>
+          <w:szCs w:val="36"/>
+        </w:rPr>
+        <w:t xml:space="preserve"> </w:t>
+      </w:r>
+      <w:r>
+        <w:rPr>
+          <w:rFonts w:ascii="Berlin Sans FB Demi" w:hAnsi="Berlin Sans FB Demi"/>
+          <w:color w:val="9B6D86"/>
+          <w:sz w:val="28"/>
+          <w:szCs w:val="28"/>
+        </w:rPr>
+        <w:t xml:space="preserve">{follow these </w:t>
+      </w:r>
+      <w:r>
+        <w:rPr>
+          <w:rFonts w:ascii="Berlin Sans FB Demi" w:hAnsi="Berlin Sans FB Demi"/>
+          <w:color w:val="9B6D86"/>
+          <w:sz w:val="28"/>
+          <w:szCs w:val="28"/>
+        </w:rPr>
+        <w:t xml:space="preserve">simple </w:t>
+      </w:r>
+      <w:r>
+        <w:rPr>
+          <w:rFonts w:ascii="Berlin Sans FB Demi" w:hAnsi="Berlin Sans FB Demi"/>
+          <w:color w:val="9B6D86"/>
+          <w:sz w:val="28"/>
+          <w:szCs w:val="28"/>
+        </w:rPr>
+        <w:t>steps to run our project}</w:t>
+      </w:r>
+      <w:r>
+        <w:rPr>
+          <w:rFonts w:ascii="Berlin Sans FB Demi" w:hAnsi="Berlin Sans FB Demi"/>
+          <w:color w:val="9B6D86"/>
+        </w:rPr>
+        <w:t>?</w:t>
       </w:r>
     </w:p>
     <w:p>
@@ -11897,27 +11590,261 @@
     </w:p>
     <w:p>
       <w:pPr>
-        <w:pStyle w:val="Heading2"/>
-        <w:shd w:val="clear" w:color="auto" w:fill="FAF1EC"/>
-        <w:jc w:val="center"/>
-        <w:rPr>
-          <w:rFonts w:ascii="Berlin Sans FB Demi" w:hAnsi="Berlin Sans FB Demi"/>
-          <w:color w:val="4D3A6A"/>
-          <w:sz w:val="36"/>
-          <w:szCs w:val="36"/>
-        </w:rPr>
-      </w:pPr>
-      <w:bookmarkStart w:id="10" w:name="_Toc228450736"/>
-      <w:r>
-        <w:rPr>
-          <w:rFonts w:ascii="Berlin Sans FB Demi" w:hAnsi="Berlin Sans FB Demi"/>
-          <w:color w:val="4D3A6A"/>
-          <w:sz w:val="36"/>
-          <w:szCs w:val="36"/>
-        </w:rPr>
-        <w:t>API and Repository</w:t>
-      </w:r>
-      <w:bookmarkEnd w:id="10"/>
+        <w:pStyle w:val="ListParagraph"/>
+        <w:numPr>
+          <w:ilvl w:val="0"/>
+          <w:numId w:val="26"/>
+        </w:numPr>
+        <w:rPr>
+          <w:rFonts w:ascii="Cambria" w:hAnsi="Cambria" w:cstheme="majorBidi"/>
+          <w:color w:val="9B6D86"/>
+          <w:sz w:val="28"/>
+          <w:szCs w:val="28"/>
+        </w:rPr>
+      </w:pPr>
+      <w:r>
+        <w:rPr>
+          <w:rFonts w:ascii="Cambria" w:hAnsi="Cambria" w:cstheme="majorBidi"/>
+          <w:color w:val="9B6D86"/>
+          <w:sz w:val="28"/>
+          <w:szCs w:val="28"/>
+        </w:rPr>
+        <w:t>In VS code right click on stats-app folder then choose open in integrated terminal and run the command</w:t>
+      </w:r>
+      <w:r>
+        <w:rPr>
+          <w:rFonts w:ascii="Cambria" w:hAnsi="Cambria" w:cstheme="majorBidi"/>
+          <w:color w:val="9B6D86"/>
+          <w:sz w:val="28"/>
+          <w:szCs w:val="28"/>
+        </w:rPr>
+        <w:t>:</w:t>
+      </w:r>
+    </w:p>
+    <w:p>
+      <w:pPr>
+        <w:pStyle w:val="ListParagraph"/>
+        <w:rPr>
+          <w:rFonts w:ascii="Cambria" w:hAnsi="Cambria" w:cstheme="majorBidi"/>
+          <w:color w:val="9B6D86"/>
+          <w:sz w:val="32"/>
+          <w:szCs w:val="32"/>
+        </w:rPr>
+      </w:pPr>
+    </w:p>
+    <w:tbl>
+      <w:tblPr>
+        <w:tblStyle w:val="TableGrid"/>
+        <w:tblW w:w="0" w:type="auto"/>
+        <w:tblInd w:w="-5" w:type="dxa"/>
+        <w:tblBorders>
+          <w:top w:val="single" w:sz="12" w:space="0" w:color="9B6D86"/>
+          <w:left w:val="single" w:sz="12" w:space="0" w:color="9B6D86"/>
+          <w:bottom w:val="single" w:sz="12" w:space="0" w:color="9B6D86"/>
+          <w:right w:val="single" w:sz="12" w:space="0" w:color="9B6D86"/>
+          <w:insideH w:val="none" w:sz="0" w:space="0" w:color="auto"/>
+          <w:insideV w:val="none" w:sz="0" w:space="0" w:color="auto"/>
+        </w:tblBorders>
+        <w:shd w:val="clear" w:color="auto" w:fill="F4F0F2"/>
+        <w:tblLook w:val="04A0" w:firstRow="1" w:lastRow="0" w:firstColumn="1" w:lastColumn="0" w:noHBand="0" w:noVBand="1"/>
+      </w:tblPr>
+      <w:tblGrid>
+        <w:gridCol w:w="10405"/>
+      </w:tblGrid>
+      <w:tr>
+        <w:trPr>
+          <w:trHeight w:val="1056"/>
+        </w:trPr>
+        <w:tc>
+          <w:tcPr>
+            <w:tcW w:w="10405" w:type="dxa"/>
+            <w:shd w:val="clear" w:color="auto" w:fill="F4F0F2"/>
+          </w:tcPr>
+          <w:p>
+            <w:pPr>
+              <w:pStyle w:val="ListParagraph"/>
+              <w:ind w:left="0"/>
+              <w:jc w:val="center"/>
+              <w:rPr>
+                <w:rFonts w:ascii="Cambria" w:hAnsi="Cambria" w:cstheme="majorBidi"/>
+                <w:color w:val="9B6D86"/>
+                <w:sz w:val="32"/>
+                <w:szCs w:val="32"/>
+              </w:rPr>
+            </w:pPr>
+          </w:p>
+          <w:p>
+            <w:pPr>
+              <w:pStyle w:val="ListParagraph"/>
+              <w:ind w:left="0"/>
+              <w:jc w:val="center"/>
+              <w:rPr>
+                <w:rFonts w:ascii="Cambria" w:hAnsi="Cambria" w:cstheme="majorBidi"/>
+                <w:color w:val="9B6D86"/>
+                <w:sz w:val="32"/>
+                <w:szCs w:val="32"/>
+              </w:rPr>
+            </w:pPr>
+            <w:r>
+              <w:rPr>
+                <w:rFonts w:ascii="Cambria" w:hAnsi="Cambria" w:cstheme="majorBidi"/>
+                <w:color w:val="9B6D86"/>
+                <w:sz w:val="32"/>
+                <w:szCs w:val="32"/>
+              </w:rPr>
+              <w:t>npm run dev</w:t>
+            </w:r>
+          </w:p>
+        </w:tc>
+      </w:tr>
+    </w:tbl>
+    <w:p>
+      <w:pPr>
+        <w:pStyle w:val="ListParagraph"/>
+        <w:rPr>
+          <w:rFonts w:ascii="Cambria" w:hAnsi="Cambria" w:cstheme="majorBidi"/>
+          <w:color w:val="9B6D86"/>
+          <w:sz w:val="32"/>
+          <w:szCs w:val="32"/>
+        </w:rPr>
+      </w:pPr>
+    </w:p>
+    <w:p>
+      <w:pPr>
+        <w:pStyle w:val="ListParagraph"/>
+        <w:numPr>
+          <w:ilvl w:val="0"/>
+          <w:numId w:val="26"/>
+        </w:numPr>
+        <w:rPr>
+          <w:rFonts w:ascii="Cambria" w:hAnsi="Cambria" w:cstheme="majorBidi"/>
+          <w:color w:val="9B6D86"/>
+          <w:sz w:val="28"/>
+          <w:szCs w:val="28"/>
+        </w:rPr>
+      </w:pPr>
+      <w:r>
+        <w:rPr>
+          <w:rFonts w:ascii="Cambria" w:hAnsi="Cambria" w:cstheme="majorBidi"/>
+          <w:color w:val="9B6D86"/>
+          <w:sz w:val="28"/>
+          <w:szCs w:val="28"/>
+        </w:rPr>
+        <w:t>Then press Ctrl +</w:t>
+      </w:r>
+      <w:r>
+        <w:rPr>
+          <w:rFonts w:ascii="Cambria" w:hAnsi="Cambria" w:cstheme="majorBidi"/>
+          <w:color w:val="9B6D86"/>
+          <w:sz w:val="28"/>
+          <w:szCs w:val="28"/>
+        </w:rPr>
+        <w:t xml:space="preserve"> </w:t>
+      </w:r>
+      <w:hyperlink r:id="rId11" w:history="1">
+        <w:r>
+          <w:rPr>
+            <w:rStyle w:val="Hyperlink"/>
+            <w:rFonts w:ascii="Cambria" w:hAnsi="Cambria" w:cstheme="majorBidi"/>
+            <w:sz w:val="28"/>
+            <w:szCs w:val="28"/>
+          </w:rPr>
+          <w:t>localhos</w:t>
+        </w:r>
+        <w:r>
+          <w:rPr>
+            <w:rStyle w:val="Hyperlink"/>
+            <w:rFonts w:ascii="Cambria" w:hAnsi="Cambria" w:cstheme="majorBidi"/>
+            <w:sz w:val="28"/>
+            <w:szCs w:val="28"/>
+          </w:rPr>
+          <w:t>t</w:t>
+        </w:r>
+        <w:r>
+          <w:rPr>
+            <w:rStyle w:val="Hyperlink"/>
+            <w:rFonts w:ascii="Cambria" w:hAnsi="Cambria" w:cstheme="majorBidi"/>
+            <w:sz w:val="28"/>
+            <w:szCs w:val="28"/>
+          </w:rPr>
+          <w:t>:3000</w:t>
+        </w:r>
+      </w:hyperlink>
+      <w:r>
+        <w:rPr>
+          <w:rFonts w:ascii="Cambria" w:hAnsi="Cambria" w:cstheme="majorBidi"/>
+          <w:color w:val="9B6D86"/>
+          <w:sz w:val="28"/>
+          <w:szCs w:val="28"/>
+        </w:rPr>
+        <w:t>, and it will be redirected to Log in page in browser.</w:t>
+      </w:r>
+    </w:p>
+    <w:p>
+      <w:pPr>
+        <w:pStyle w:val="ListParagraph"/>
+        <w:rPr>
+          <w:rFonts w:ascii="Cambria" w:hAnsi="Cambria" w:cstheme="majorBidi"/>
+          <w:color w:val="9B6D86"/>
+          <w:sz w:val="28"/>
+          <w:szCs w:val="28"/>
+        </w:rPr>
+      </w:pPr>
+    </w:p>
+    <w:p>
+      <w:pPr>
+        <w:pStyle w:val="ListParagraph"/>
+        <w:numPr>
+          <w:ilvl w:val="0"/>
+          <w:numId w:val="26"/>
+        </w:numPr>
+        <w:rPr>
+          <w:rFonts w:ascii="Cambria" w:hAnsi="Cambria" w:cstheme="majorBidi"/>
+          <w:color w:val="9B6D86"/>
+          <w:sz w:val="28"/>
+          <w:szCs w:val="28"/>
+        </w:rPr>
+      </w:pPr>
+      <w:r>
+        <w:rPr>
+          <w:rFonts w:ascii="Cambria" w:hAnsi="Cambria" w:cstheme="majorBidi"/>
+          <w:color w:val="9B6D86"/>
+          <w:sz w:val="28"/>
+          <w:szCs w:val="28"/>
+        </w:rPr>
+        <w:t xml:space="preserve">To learn how to use our platform, refer to </w:t>
+      </w:r>
+      <w:hyperlink w:anchor="_How_to_Use" w:history="1">
+        <w:r>
+          <w:rPr>
+            <w:rStyle w:val="Hyperlink"/>
+            <w:rFonts w:ascii="Cambria" w:hAnsi="Cambria" w:cstheme="majorBidi"/>
+            <w:color w:val="9B6D86"/>
+            <w:sz w:val="28"/>
+            <w:szCs w:val="28"/>
+          </w:rPr>
+          <w:t>quick g</w:t>
+        </w:r>
+        <w:r>
+          <w:rPr>
+            <w:rStyle w:val="Hyperlink"/>
+            <w:rFonts w:ascii="Cambria" w:hAnsi="Cambria" w:cstheme="majorBidi"/>
+            <w:color w:val="9B6D86"/>
+            <w:sz w:val="28"/>
+            <w:szCs w:val="28"/>
+          </w:rPr>
+          <w:t>uide</w:t>
+        </w:r>
+      </w:hyperlink>
+      <w:r>
+        <w:rPr>
+          <w:rFonts w:ascii="Cambria" w:hAnsi="Cambria" w:cstheme="majorBidi"/>
+          <w:color w:val="9B6D86"/>
+          <w:sz w:val="28"/>
+          <w:szCs w:val="28"/>
+        </w:rPr>
+        <w:t xml:space="preserve"> in phase 1 of this report.</w:t>
+      </w:r>
     </w:p>
     <w:p>
       <w:pPr>
@@ -11934,30 +11861,6 @@
     </w:p>
     <w:p>
       <w:pPr>
-        <w:pStyle w:val="Heading2"/>
-        <w:shd w:val="clear" w:color="auto" w:fill="FAF1EC"/>
-        <w:jc w:val="center"/>
-        <w:rPr>
-          <w:rFonts w:ascii="Berlin Sans FB Demi" w:hAnsi="Berlin Sans FB Demi"/>
-          <w:color w:val="4D3A6A"/>
-          <w:sz w:val="36"/>
-          <w:szCs w:val="36"/>
-        </w:rPr>
-      </w:pPr>
-      <w:bookmarkStart w:id="11" w:name="_Toc228450737"/>
-      <w:r>
-        <w:rPr>
-          <w:rFonts w:ascii="Berlin Sans FB Demi" w:hAnsi="Berlin Sans FB Demi"/>
-          <w:color w:val="4D3A6A"/>
-          <w:sz w:val="36"/>
-          <w:szCs w:val="36"/>
-        </w:rPr>
-        <w:t>Statistics Page</w:t>
-      </w:r>
-      <w:bookmarkEnd w:id="11"/>
-    </w:p>
-    <w:p>
-      <w:pPr>
         <w:jc w:val="center"/>
         <w:rPr>
           <w:rFonts w:ascii="Berlin Sans FB Demi" w:hAnsi="Berlin Sans FB Demi" w:cstheme="majorBidi"/>
@@ -11971,6 +11874,32 @@
     </w:p>
     <w:p>
       <w:pPr>
+        <w:jc w:val="center"/>
+        <w:rPr>
+          <w:rFonts w:ascii="Berlin Sans FB Demi" w:hAnsi="Berlin Sans FB Demi" w:cstheme="majorBidi"/>
+          <w:b/>
+          <w:bCs/>
+          <w:color w:val="4D3A6A"/>
+          <w:sz w:val="36"/>
+          <w:szCs w:val="36"/>
+        </w:rPr>
+      </w:pPr>
+    </w:p>
+    <w:p>
+      <w:pPr>
+        <w:jc w:val="center"/>
+        <w:rPr>
+          <w:rFonts w:ascii="Berlin Sans FB Demi" w:hAnsi="Berlin Sans FB Demi" w:cstheme="majorBidi"/>
+          <w:b/>
+          <w:bCs/>
+          <w:color w:val="4D3A6A"/>
+          <w:sz w:val="36"/>
+          <w:szCs w:val="36"/>
+        </w:rPr>
+      </w:pPr>
+    </w:p>
+    <w:p>
+      <w:pPr>
         <w:pStyle w:val="Heading2"/>
         <w:shd w:val="clear" w:color="auto" w:fill="FAF1EC"/>
         <w:jc w:val="center"/>
@@ -11981,7 +11910,7 @@
           <w:szCs w:val="36"/>
         </w:rPr>
       </w:pPr>
-      <w:bookmarkStart w:id="12" w:name="_Toc228450738"/>
+      <w:bookmarkStart w:id="12" w:name="_Toc228450736"/>
       <w:r>
         <w:rPr>
           <w:rFonts w:ascii="Berlin Sans FB Demi" w:hAnsi="Berlin Sans FB Demi"/>
@@ -11989,9 +11918,4171 @@
           <w:sz w:val="36"/>
           <w:szCs w:val="36"/>
         </w:rPr>
+        <w:lastRenderedPageBreak/>
+        <w:t>API and Repository</w:t>
+      </w:r>
+      <w:bookmarkEnd w:id="12"/>
+    </w:p>
+    <w:p>
+      <w:pPr>
+        <w:jc w:val="center"/>
+        <w:rPr>
+          <w:rFonts w:ascii="Berlin Sans FB Demi" w:hAnsi="Berlin Sans FB Demi" w:cstheme="majorBidi"/>
+          <w:b/>
+          <w:bCs/>
+          <w:color w:val="4D3A6A"/>
+          <w:sz w:val="36"/>
+          <w:szCs w:val="36"/>
+        </w:rPr>
+      </w:pPr>
+    </w:p>
+    <w:p>
+      <w:pPr>
+        <w:jc w:val="center"/>
+        <w:rPr>
+          <w:rFonts w:ascii="Cambria" w:hAnsi="Cambria" w:cstheme="majorBidi"/>
+          <w:color w:val="9B6D86"/>
+          <w:sz w:val="28"/>
+          <w:szCs w:val="28"/>
+        </w:rPr>
+      </w:pPr>
+      <w:r>
+        <w:rPr>
+          <w:rFonts w:ascii="Cambria" w:hAnsi="Cambria" w:cstheme="majorBidi"/>
+          <w:color w:val="9B6D86"/>
+          <w:sz w:val="28"/>
+          <w:szCs w:val="28"/>
+        </w:rPr>
+        <w:t xml:space="preserve">All database operations are handled through lib/repository.js. </w:t>
+      </w:r>
+      <w:r>
+        <w:rPr>
+          <w:rFonts w:ascii="Cambria" w:hAnsi="Cambria" w:cstheme="majorBidi"/>
+          <w:color w:val="9B6D86"/>
+          <w:sz w:val="28"/>
+          <w:szCs w:val="28"/>
+        </w:rPr>
+        <w:t>This file contains all the functions needed to read and write data from the database. The API routes in app/api/ import and call these functions.</w:t>
+      </w:r>
+    </w:p>
+    <w:p>
+      <w:pPr>
+        <w:pStyle w:val="ListParagraph"/>
+        <w:numPr>
+          <w:ilvl w:val="0"/>
+          <w:numId w:val="28"/>
+        </w:numPr>
+        <w:rPr>
+          <w:rFonts w:ascii="Cambria" w:hAnsi="Cambria" w:cstheme="majorBidi"/>
+          <w:b/>
+          <w:bCs/>
+          <w:color w:val="9B6D86"/>
+          <w:sz w:val="32"/>
+          <w:szCs w:val="32"/>
+        </w:rPr>
+      </w:pPr>
+      <w:r>
+        <w:rPr>
+          <w:rFonts w:ascii="Cambria" w:hAnsi="Cambria" w:cstheme="majorBidi"/>
+          <w:b/>
+          <w:bCs/>
+          <w:color w:val="9B6D86"/>
+          <w:sz w:val="32"/>
+          <w:szCs w:val="32"/>
+        </w:rPr>
+        <w:t>Repository functions</w:t>
+      </w:r>
+    </w:p>
+    <w:tbl>
+      <w:tblPr>
+        <w:tblStyle w:val="TableGrid"/>
+        <w:tblW w:w="10446" w:type="dxa"/>
+        <w:tblInd w:w="-5" w:type="dxa"/>
+        <w:tblLook w:val="04A0" w:firstRow="1" w:lastRow="0" w:firstColumn="1" w:lastColumn="0" w:noHBand="0" w:noVBand="1"/>
+      </w:tblPr>
+      <w:tblGrid>
+        <w:gridCol w:w="5421"/>
+        <w:gridCol w:w="5025"/>
+      </w:tblGrid>
+      <w:tr>
+        <w:trPr>
+          <w:trHeight w:val="323"/>
+        </w:trPr>
+        <w:tc>
+          <w:tcPr>
+            <w:tcW w:w="5421" w:type="dxa"/>
+            <w:tcBorders>
+              <w:top w:val="single" w:sz="8" w:space="0" w:color="4D3A6A"/>
+              <w:left w:val="single" w:sz="8" w:space="0" w:color="4D3A6A"/>
+              <w:bottom w:val="single" w:sz="8" w:space="0" w:color="4D3A6A"/>
+              <w:right w:val="single" w:sz="8" w:space="0" w:color="4D3A6A"/>
+            </w:tcBorders>
+            <w:shd w:val="clear" w:color="auto" w:fill="D8C6D0"/>
+          </w:tcPr>
+          <w:p>
+            <w:pPr>
+              <w:jc w:val="center"/>
+              <w:rPr>
+                <w:rFonts w:ascii="Berlin Sans FB Demi" w:hAnsi="Berlin Sans FB Demi" w:cstheme="majorBidi"/>
+                <w:b/>
+                <w:bCs/>
+                <w:color w:val="4D3A6A"/>
+                <w:sz w:val="32"/>
+                <w:szCs w:val="32"/>
+              </w:rPr>
+            </w:pPr>
+            <w:r>
+              <w:rPr>
+                <w:rFonts w:ascii="Berlin Sans FB Demi" w:hAnsi="Berlin Sans FB Demi" w:cstheme="majorBidi"/>
+                <w:b/>
+                <w:bCs/>
+                <w:color w:val="4D3A6A"/>
+                <w:sz w:val="32"/>
+                <w:szCs w:val="32"/>
+              </w:rPr>
+              <w:t>F</w:t>
+            </w:r>
+            <w:r>
+              <w:rPr>
+                <w:rFonts w:ascii="Berlin Sans FB Demi" w:hAnsi="Berlin Sans FB Demi" w:cstheme="majorBidi"/>
+                <w:b/>
+                <w:bCs/>
+                <w:color w:val="4D3A6A"/>
+                <w:sz w:val="32"/>
+                <w:szCs w:val="32"/>
+              </w:rPr>
+              <w:t>unction</w:t>
+            </w:r>
+          </w:p>
+        </w:tc>
+        <w:tc>
+          <w:tcPr>
+            <w:tcW w:w="5025" w:type="dxa"/>
+            <w:tcBorders>
+              <w:top w:val="single" w:sz="8" w:space="0" w:color="4D3A6A"/>
+              <w:left w:val="single" w:sz="8" w:space="0" w:color="4D3A6A"/>
+              <w:bottom w:val="single" w:sz="8" w:space="0" w:color="4D3A6A"/>
+              <w:right w:val="single" w:sz="8" w:space="0" w:color="4D3A6A"/>
+            </w:tcBorders>
+            <w:shd w:val="clear" w:color="auto" w:fill="D8C6D0"/>
+          </w:tcPr>
+          <w:p>
+            <w:pPr>
+              <w:jc w:val="center"/>
+              <w:rPr>
+                <w:rFonts w:ascii="Berlin Sans FB Demi" w:hAnsi="Berlin Sans FB Demi" w:cstheme="majorBidi"/>
+                <w:b/>
+                <w:bCs/>
+                <w:color w:val="4D3A6A"/>
+                <w:sz w:val="32"/>
+                <w:szCs w:val="32"/>
+              </w:rPr>
+            </w:pPr>
+            <w:r>
+              <w:rPr>
+                <w:rFonts w:ascii="Berlin Sans FB Demi" w:hAnsi="Berlin Sans FB Demi" w:cstheme="majorBidi"/>
+                <w:b/>
+                <w:bCs/>
+                <w:color w:val="4D3A6A"/>
+                <w:sz w:val="32"/>
+                <w:szCs w:val="32"/>
+              </w:rPr>
+              <w:t>Description</w:t>
+            </w:r>
+          </w:p>
+        </w:tc>
+      </w:tr>
+      <w:tr>
+        <w:trPr>
+          <w:trHeight w:val="789"/>
+        </w:trPr>
+        <w:tc>
+          <w:tcPr>
+            <w:tcW w:w="5421" w:type="dxa"/>
+            <w:tcBorders>
+              <w:top w:val="single" w:sz="8" w:space="0" w:color="4D3A6A"/>
+              <w:left w:val="single" w:sz="8" w:space="0" w:color="4D3A6A"/>
+            </w:tcBorders>
+            <w:shd w:val="clear" w:color="auto" w:fill="FAF1EC"/>
+          </w:tcPr>
+          <w:p>
+            <w:pPr>
+              <w:jc w:val="center"/>
+              <w:rPr>
+                <w:rFonts w:ascii="Cambria" w:hAnsi="Cambria" w:cstheme="majorBidi"/>
+                <w:b/>
+                <w:bCs/>
+                <w:color w:val="9B6D86"/>
+                <w:sz w:val="28"/>
+                <w:szCs w:val="28"/>
+              </w:rPr>
+            </w:pPr>
+            <w:r>
+              <w:rPr>
+                <w:rFonts w:ascii="Cambria" w:hAnsi="Cambria" w:cstheme="majorBidi"/>
+                <w:b/>
+                <w:bCs/>
+                <w:color w:val="9B6D86"/>
+                <w:sz w:val="28"/>
+                <w:szCs w:val="28"/>
+              </w:rPr>
+              <w:t xml:space="preserve"> </w:t>
+            </w:r>
+          </w:p>
+          <w:p>
+            <w:pPr>
+              <w:jc w:val="center"/>
+              <w:rPr>
+                <w:rFonts w:ascii="Cambria" w:hAnsi="Cambria" w:cstheme="majorBidi"/>
+                <w:b/>
+                <w:bCs/>
+                <w:color w:val="9B6D86"/>
+                <w:sz w:val="28"/>
+                <w:szCs w:val="28"/>
+              </w:rPr>
+            </w:pPr>
+            <w:r>
+              <w:rPr>
+                <w:rFonts w:ascii="Cambria" w:hAnsi="Cambria" w:cstheme="majorBidi"/>
+                <w:b/>
+                <w:bCs/>
+                <w:color w:val="9B6D86"/>
+                <w:sz w:val="28"/>
+                <w:szCs w:val="28"/>
+              </w:rPr>
+              <w:t>getAllUsers</w:t>
+            </w:r>
+            <w:r>
+              <w:rPr>
+                <w:rFonts w:ascii="Cambria" w:hAnsi="Cambria" w:cstheme="majorBidi"/>
+                <w:b/>
+                <w:bCs/>
+                <w:color w:val="9B6D86"/>
+                <w:sz w:val="28"/>
+                <w:szCs w:val="28"/>
+              </w:rPr>
+              <w:t>()</w:t>
+            </w:r>
+          </w:p>
+          <w:p>
+            <w:pPr>
+              <w:jc w:val="center"/>
+              <w:rPr>
+                <w:rFonts w:ascii="Cambria" w:hAnsi="Cambria" w:cstheme="majorBidi"/>
+                <w:b/>
+                <w:bCs/>
+                <w:color w:val="9B6D86"/>
+                <w:sz w:val="28"/>
+                <w:szCs w:val="28"/>
+              </w:rPr>
+            </w:pPr>
+          </w:p>
+        </w:tc>
+        <w:tc>
+          <w:tcPr>
+            <w:tcW w:w="5025" w:type="dxa"/>
+            <w:tcBorders>
+              <w:top w:val="single" w:sz="8" w:space="0" w:color="4D3A6A"/>
+              <w:right w:val="single" w:sz="8" w:space="0" w:color="4D3A6A"/>
+            </w:tcBorders>
+          </w:tcPr>
+          <w:p>
+            <w:pPr>
+              <w:jc w:val="center"/>
+              <w:rPr>
+                <w:rFonts w:ascii="Cambria" w:hAnsi="Cambria" w:cstheme="majorBidi"/>
+                <w:color w:val="764B79"/>
+                <w:sz w:val="24"/>
+                <w:szCs w:val="24"/>
+              </w:rPr>
+            </w:pPr>
+          </w:p>
+          <w:p>
+            <w:pPr>
+              <w:jc w:val="center"/>
+              <w:rPr>
+                <w:rFonts w:ascii="Cambria" w:hAnsi="Cambria" w:cstheme="majorBidi"/>
+                <w:color w:val="764B79"/>
+                <w:sz w:val="24"/>
+                <w:szCs w:val="24"/>
+              </w:rPr>
+            </w:pPr>
+            <w:r>
+              <w:rPr>
+                <w:rFonts w:ascii="Cambria" w:hAnsi="Cambria" w:cstheme="majorBidi"/>
+                <w:color w:val="764B79"/>
+                <w:sz w:val="24"/>
+                <w:szCs w:val="24"/>
+              </w:rPr>
+              <w:t>Gets all users from the database</w:t>
+            </w:r>
+          </w:p>
+        </w:tc>
+      </w:tr>
+      <w:tr>
+        <w:trPr>
+          <w:trHeight w:val="789"/>
+        </w:trPr>
+        <w:tc>
+          <w:tcPr>
+            <w:tcW w:w="5421" w:type="dxa"/>
+            <w:shd w:val="clear" w:color="auto" w:fill="FAF1EC"/>
+          </w:tcPr>
+          <w:p>
+            <w:pPr>
+              <w:jc w:val="center"/>
+              <w:rPr>
+                <w:rFonts w:ascii="Cambria" w:hAnsi="Cambria" w:cstheme="majorBidi"/>
+                <w:b/>
+                <w:bCs/>
+                <w:color w:val="9B6D86"/>
+                <w:sz w:val="28"/>
+                <w:szCs w:val="28"/>
+              </w:rPr>
+            </w:pPr>
+          </w:p>
+          <w:p>
+            <w:pPr>
+              <w:jc w:val="center"/>
+              <w:rPr>
+                <w:rFonts w:ascii="Cambria" w:hAnsi="Cambria" w:cstheme="majorBidi"/>
+                <w:b/>
+                <w:bCs/>
+                <w:color w:val="9B6D86"/>
+                <w:sz w:val="28"/>
+                <w:szCs w:val="28"/>
+              </w:rPr>
+            </w:pPr>
+            <w:r>
+              <w:rPr>
+                <w:rFonts w:ascii="Cambria" w:hAnsi="Cambria" w:cstheme="majorBidi"/>
+                <w:b/>
+                <w:bCs/>
+                <w:color w:val="9B6D86"/>
+                <w:sz w:val="28"/>
+                <w:szCs w:val="28"/>
+              </w:rPr>
+              <w:t>getUserByUsername</w:t>
+            </w:r>
+            <w:r>
+              <w:rPr>
+                <w:rFonts w:ascii="Cambria" w:hAnsi="Cambria" w:cstheme="majorBidi"/>
+                <w:b/>
+                <w:bCs/>
+                <w:color w:val="9B6D86"/>
+                <w:sz w:val="28"/>
+                <w:szCs w:val="28"/>
+              </w:rPr>
+              <w:t>(</w:t>
+            </w:r>
+            <w:r>
+              <w:rPr>
+                <w:rFonts w:ascii="Cambria" w:hAnsi="Cambria" w:cstheme="majorBidi"/>
+                <w:b/>
+                <w:bCs/>
+                <w:color w:val="9B6D86"/>
+                <w:sz w:val="28"/>
+                <w:szCs w:val="28"/>
+              </w:rPr>
+              <w:t>username</w:t>
+            </w:r>
+            <w:r>
+              <w:rPr>
+                <w:rFonts w:ascii="Cambria" w:hAnsi="Cambria" w:cstheme="majorBidi"/>
+                <w:b/>
+                <w:bCs/>
+                <w:color w:val="9B6D86"/>
+                <w:sz w:val="28"/>
+                <w:szCs w:val="28"/>
+              </w:rPr>
+              <w:t>)</w:t>
+            </w:r>
+          </w:p>
+          <w:p>
+            <w:pPr>
+              <w:jc w:val="center"/>
+              <w:rPr>
+                <w:rFonts w:ascii="Cambria" w:hAnsi="Cambria" w:cstheme="majorBidi"/>
+                <w:b/>
+                <w:bCs/>
+                <w:color w:val="9B6D86"/>
+                <w:sz w:val="28"/>
+                <w:szCs w:val="28"/>
+              </w:rPr>
+            </w:pPr>
+          </w:p>
+        </w:tc>
+        <w:tc>
+          <w:tcPr>
+            <w:tcW w:w="5025" w:type="dxa"/>
+          </w:tcPr>
+          <w:p>
+            <w:pPr>
+              <w:jc w:val="center"/>
+              <w:rPr>
+                <w:rFonts w:ascii="Cambria" w:hAnsi="Cambria" w:cstheme="majorBidi"/>
+                <w:color w:val="764B79"/>
+                <w:sz w:val="24"/>
+                <w:szCs w:val="24"/>
+              </w:rPr>
+            </w:pPr>
+          </w:p>
+          <w:p>
+            <w:pPr>
+              <w:jc w:val="center"/>
+              <w:rPr>
+                <w:rFonts w:ascii="Cambria" w:hAnsi="Cambria" w:cstheme="majorBidi"/>
+                <w:color w:val="764B79"/>
+                <w:sz w:val="24"/>
+                <w:szCs w:val="24"/>
+              </w:rPr>
+            </w:pPr>
+            <w:r>
+              <w:rPr>
+                <w:rFonts w:ascii="Cambria" w:hAnsi="Cambria" w:cstheme="majorBidi"/>
+                <w:color w:val="764B79"/>
+                <w:sz w:val="24"/>
+                <w:szCs w:val="24"/>
+              </w:rPr>
+              <w:t>Finds a specific user by their username</w:t>
+            </w:r>
+          </w:p>
+        </w:tc>
+      </w:tr>
+      <w:tr>
+        <w:trPr>
+          <w:trHeight w:val="799"/>
+        </w:trPr>
+        <w:tc>
+          <w:tcPr>
+            <w:tcW w:w="5421" w:type="dxa"/>
+            <w:shd w:val="clear" w:color="auto" w:fill="FAF1EC"/>
+          </w:tcPr>
+          <w:p>
+            <w:pPr>
+              <w:jc w:val="center"/>
+              <w:rPr>
+                <w:rFonts w:ascii="Cambria" w:hAnsi="Cambria" w:cstheme="majorBidi"/>
+                <w:b/>
+                <w:bCs/>
+                <w:color w:val="9B6D86"/>
+                <w:sz w:val="28"/>
+                <w:szCs w:val="28"/>
+              </w:rPr>
+            </w:pPr>
+          </w:p>
+          <w:p>
+            <w:pPr>
+              <w:jc w:val="center"/>
+              <w:rPr>
+                <w:rFonts w:ascii="Cambria" w:hAnsi="Cambria" w:cstheme="majorBidi"/>
+                <w:b/>
+                <w:bCs/>
+                <w:color w:val="9B6D86"/>
+                <w:sz w:val="28"/>
+                <w:szCs w:val="28"/>
+              </w:rPr>
+            </w:pPr>
+            <w:r>
+              <w:rPr>
+                <w:rFonts w:ascii="Cambria" w:hAnsi="Cambria" w:cstheme="majorBidi"/>
+                <w:b/>
+                <w:bCs/>
+                <w:color w:val="9B6D86"/>
+                <w:sz w:val="28"/>
+                <w:szCs w:val="28"/>
+              </w:rPr>
+              <w:t>createUser</w:t>
+            </w:r>
+            <w:r>
+              <w:rPr>
+                <w:rFonts w:ascii="Cambria" w:hAnsi="Cambria" w:cstheme="majorBidi"/>
+                <w:b/>
+                <w:bCs/>
+                <w:color w:val="9B6D86"/>
+                <w:sz w:val="28"/>
+                <w:szCs w:val="28"/>
+              </w:rPr>
+              <w:t>(</w:t>
+            </w:r>
+            <w:r>
+              <w:rPr>
+                <w:rFonts w:ascii="Cambria" w:hAnsi="Cambria" w:cstheme="majorBidi"/>
+                <w:b/>
+                <w:bCs/>
+                <w:color w:val="9B6D86"/>
+                <w:sz w:val="28"/>
+                <w:szCs w:val="28"/>
+              </w:rPr>
+              <w:t>data</w:t>
+            </w:r>
+            <w:r>
+              <w:rPr>
+                <w:rFonts w:ascii="Cambria" w:hAnsi="Cambria" w:cstheme="majorBidi"/>
+                <w:b/>
+                <w:bCs/>
+                <w:color w:val="9B6D86"/>
+                <w:sz w:val="28"/>
+                <w:szCs w:val="28"/>
+              </w:rPr>
+              <w:t>)</w:t>
+            </w:r>
+          </w:p>
+          <w:p>
+            <w:pPr>
+              <w:jc w:val="center"/>
+              <w:rPr>
+                <w:rFonts w:ascii="Cambria" w:hAnsi="Cambria" w:cstheme="majorBidi"/>
+                <w:b/>
+                <w:bCs/>
+                <w:color w:val="9B6D86"/>
+                <w:sz w:val="28"/>
+                <w:szCs w:val="28"/>
+              </w:rPr>
+            </w:pPr>
+          </w:p>
+        </w:tc>
+        <w:tc>
+          <w:tcPr>
+            <w:tcW w:w="5025" w:type="dxa"/>
+          </w:tcPr>
+          <w:p>
+            <w:pPr>
+              <w:jc w:val="center"/>
+              <w:rPr>
+                <w:rFonts w:ascii="Cambria" w:hAnsi="Cambria" w:cstheme="majorBidi"/>
+                <w:color w:val="764B79"/>
+                <w:sz w:val="24"/>
+                <w:szCs w:val="24"/>
+              </w:rPr>
+            </w:pPr>
+          </w:p>
+          <w:p>
+            <w:pPr>
+              <w:jc w:val="center"/>
+              <w:rPr>
+                <w:rFonts w:ascii="Cambria" w:hAnsi="Cambria" w:cstheme="majorBidi"/>
+                <w:color w:val="764B79"/>
+                <w:sz w:val="24"/>
+                <w:szCs w:val="24"/>
+              </w:rPr>
+            </w:pPr>
+            <w:r>
+              <w:rPr>
+                <w:rFonts w:ascii="Cambria" w:hAnsi="Cambria" w:cstheme="majorBidi"/>
+                <w:color w:val="764B79"/>
+                <w:sz w:val="24"/>
+                <w:szCs w:val="24"/>
+              </w:rPr>
+              <w:t>Creates a new user account</w:t>
+            </w:r>
+          </w:p>
+        </w:tc>
+      </w:tr>
+      <w:tr>
+        <w:trPr>
+          <w:trHeight w:val="789"/>
+        </w:trPr>
+        <w:tc>
+          <w:tcPr>
+            <w:tcW w:w="5421" w:type="dxa"/>
+            <w:shd w:val="clear" w:color="auto" w:fill="FAF1EC"/>
+          </w:tcPr>
+          <w:p>
+            <w:pPr>
+              <w:jc w:val="center"/>
+              <w:rPr>
+                <w:rFonts w:ascii="Cambria" w:hAnsi="Cambria" w:cstheme="majorBidi"/>
+                <w:b/>
+                <w:bCs/>
+                <w:color w:val="9B6D86"/>
+                <w:sz w:val="28"/>
+                <w:szCs w:val="28"/>
+              </w:rPr>
+            </w:pPr>
+          </w:p>
+          <w:p>
+            <w:pPr>
+              <w:jc w:val="center"/>
+              <w:rPr>
+                <w:rFonts w:ascii="Cambria" w:hAnsi="Cambria" w:cstheme="majorBidi"/>
+                <w:b/>
+                <w:bCs/>
+                <w:color w:val="9B6D86"/>
+                <w:sz w:val="28"/>
+                <w:szCs w:val="28"/>
+              </w:rPr>
+            </w:pPr>
+            <w:r>
+              <w:rPr>
+                <w:rFonts w:ascii="Cambria" w:hAnsi="Cambria" w:cstheme="majorBidi"/>
+                <w:b/>
+                <w:bCs/>
+                <w:color w:val="9B6D86"/>
+                <w:sz w:val="28"/>
+                <w:szCs w:val="28"/>
+              </w:rPr>
+              <w:t>updateUser</w:t>
+            </w:r>
+            <w:r>
+              <w:rPr>
+                <w:rFonts w:ascii="Cambria" w:hAnsi="Cambria" w:cstheme="majorBidi"/>
+                <w:b/>
+                <w:bCs/>
+                <w:color w:val="9B6D86"/>
+                <w:sz w:val="28"/>
+                <w:szCs w:val="28"/>
+              </w:rPr>
+              <w:t>(</w:t>
+            </w:r>
+            <w:r>
+              <w:rPr>
+                <w:rFonts w:ascii="Cambria" w:hAnsi="Cambria" w:cstheme="majorBidi"/>
+                <w:b/>
+                <w:bCs/>
+                <w:color w:val="9B6D86"/>
+                <w:sz w:val="28"/>
+                <w:szCs w:val="28"/>
+              </w:rPr>
+              <w:t>username, data</w:t>
+            </w:r>
+            <w:r>
+              <w:rPr>
+                <w:rFonts w:ascii="Cambria" w:hAnsi="Cambria" w:cstheme="majorBidi"/>
+                <w:b/>
+                <w:bCs/>
+                <w:color w:val="9B6D86"/>
+                <w:sz w:val="28"/>
+                <w:szCs w:val="28"/>
+              </w:rPr>
+              <w:t>)</w:t>
+            </w:r>
+          </w:p>
+          <w:p>
+            <w:pPr>
+              <w:jc w:val="center"/>
+              <w:rPr>
+                <w:rFonts w:ascii="Cambria" w:hAnsi="Cambria" w:cstheme="majorBidi"/>
+                <w:b/>
+                <w:bCs/>
+                <w:color w:val="9B6D86"/>
+                <w:sz w:val="28"/>
+                <w:szCs w:val="28"/>
+              </w:rPr>
+            </w:pPr>
+          </w:p>
+        </w:tc>
+        <w:tc>
+          <w:tcPr>
+            <w:tcW w:w="5025" w:type="dxa"/>
+          </w:tcPr>
+          <w:p>
+            <w:pPr>
+              <w:jc w:val="center"/>
+              <w:rPr>
+                <w:rFonts w:ascii="Cambria" w:hAnsi="Cambria" w:cstheme="majorBidi"/>
+                <w:color w:val="764B79"/>
+                <w:sz w:val="24"/>
+                <w:szCs w:val="24"/>
+              </w:rPr>
+            </w:pPr>
+          </w:p>
+          <w:p>
+            <w:pPr>
+              <w:jc w:val="center"/>
+              <w:rPr>
+                <w:rFonts w:ascii="Cambria" w:hAnsi="Cambria" w:cstheme="majorBidi"/>
+                <w:color w:val="764B79"/>
+                <w:sz w:val="24"/>
+                <w:szCs w:val="24"/>
+              </w:rPr>
+            </w:pPr>
+            <w:r>
+              <w:rPr>
+                <w:rFonts w:ascii="Cambria" w:hAnsi="Cambria" w:cstheme="majorBidi"/>
+                <w:color w:val="764B79"/>
+                <w:sz w:val="24"/>
+                <w:szCs w:val="24"/>
+              </w:rPr>
+              <w:t>Updates an existing user profile</w:t>
+            </w:r>
+          </w:p>
+        </w:tc>
+      </w:tr>
+      <w:tr>
+        <w:trPr>
+          <w:trHeight w:val="799"/>
+        </w:trPr>
+        <w:tc>
+          <w:tcPr>
+            <w:tcW w:w="5421" w:type="dxa"/>
+            <w:shd w:val="clear" w:color="auto" w:fill="FAF1EC"/>
+          </w:tcPr>
+          <w:p>
+            <w:pPr>
+              <w:jc w:val="center"/>
+              <w:rPr>
+                <w:rFonts w:ascii="Cambria" w:hAnsi="Cambria" w:cstheme="majorBidi"/>
+                <w:b/>
+                <w:bCs/>
+                <w:color w:val="9B6D86"/>
+                <w:sz w:val="28"/>
+                <w:szCs w:val="28"/>
+              </w:rPr>
+            </w:pPr>
+          </w:p>
+          <w:p>
+            <w:pPr>
+              <w:jc w:val="center"/>
+              <w:rPr>
+                <w:rFonts w:ascii="Cambria" w:hAnsi="Cambria" w:cstheme="majorBidi"/>
+                <w:b/>
+                <w:bCs/>
+                <w:color w:val="9B6D86"/>
+                <w:sz w:val="28"/>
+                <w:szCs w:val="28"/>
+              </w:rPr>
+            </w:pPr>
+            <w:r>
+              <w:rPr>
+                <w:rFonts w:ascii="Cambria" w:hAnsi="Cambria" w:cstheme="majorBidi"/>
+                <w:b/>
+                <w:bCs/>
+                <w:color w:val="9B6D86"/>
+                <w:sz w:val="28"/>
+                <w:szCs w:val="28"/>
+              </w:rPr>
+              <w:t>getAllPosts</w:t>
+            </w:r>
+            <w:r>
+              <w:rPr>
+                <w:rFonts w:ascii="Cambria" w:hAnsi="Cambria" w:cstheme="majorBidi"/>
+                <w:b/>
+                <w:bCs/>
+                <w:color w:val="9B6D86"/>
+                <w:sz w:val="28"/>
+                <w:szCs w:val="28"/>
+              </w:rPr>
+              <w:t>()</w:t>
+            </w:r>
+          </w:p>
+          <w:p>
+            <w:pPr>
+              <w:jc w:val="center"/>
+              <w:rPr>
+                <w:rFonts w:ascii="Cambria" w:hAnsi="Cambria" w:cstheme="majorBidi"/>
+                <w:b/>
+                <w:bCs/>
+                <w:color w:val="9B6D86"/>
+                <w:sz w:val="28"/>
+                <w:szCs w:val="28"/>
+              </w:rPr>
+            </w:pPr>
+          </w:p>
+        </w:tc>
+        <w:tc>
+          <w:tcPr>
+            <w:tcW w:w="5025" w:type="dxa"/>
+          </w:tcPr>
+          <w:p>
+            <w:pPr>
+              <w:jc w:val="center"/>
+              <w:rPr>
+                <w:rFonts w:ascii="Cambria" w:hAnsi="Cambria" w:cstheme="majorBidi"/>
+                <w:color w:val="764B79"/>
+                <w:sz w:val="24"/>
+                <w:szCs w:val="24"/>
+              </w:rPr>
+            </w:pPr>
+          </w:p>
+          <w:p>
+            <w:pPr>
+              <w:jc w:val="center"/>
+              <w:rPr>
+                <w:rFonts w:ascii="Cambria" w:hAnsi="Cambria" w:cstheme="majorBidi"/>
+                <w:color w:val="764B79"/>
+                <w:sz w:val="24"/>
+                <w:szCs w:val="24"/>
+              </w:rPr>
+            </w:pPr>
+            <w:r>
+              <w:rPr>
+                <w:rFonts w:ascii="Cambria" w:hAnsi="Cambria" w:cstheme="majorBidi"/>
+                <w:color w:val="764B79"/>
+                <w:sz w:val="24"/>
+                <w:szCs w:val="24"/>
+              </w:rPr>
+              <w:t xml:space="preserve">Gets </w:t>
+            </w:r>
+            <w:r>
+              <w:rPr>
+                <w:rFonts w:ascii="Cambria" w:hAnsi="Cambria" w:cstheme="majorBidi"/>
+                <w:color w:val="764B79"/>
+                <w:sz w:val="24"/>
+                <w:szCs w:val="24"/>
+              </w:rPr>
+              <w:t>all posts ordered by newest first</w:t>
+            </w:r>
+          </w:p>
+        </w:tc>
+      </w:tr>
+      <w:tr>
+        <w:trPr>
+          <w:trHeight w:val="789"/>
+        </w:trPr>
+        <w:tc>
+          <w:tcPr>
+            <w:tcW w:w="5421" w:type="dxa"/>
+            <w:shd w:val="clear" w:color="auto" w:fill="FAF1EC"/>
+          </w:tcPr>
+          <w:p>
+            <w:pPr>
+              <w:jc w:val="center"/>
+              <w:rPr>
+                <w:rFonts w:ascii="Cambria" w:hAnsi="Cambria" w:cstheme="majorBidi"/>
+                <w:b/>
+                <w:bCs/>
+                <w:color w:val="9B6D86"/>
+                <w:sz w:val="28"/>
+                <w:szCs w:val="28"/>
+              </w:rPr>
+            </w:pPr>
+          </w:p>
+          <w:p>
+            <w:pPr>
+              <w:jc w:val="center"/>
+              <w:rPr>
+                <w:rFonts w:ascii="Cambria" w:hAnsi="Cambria" w:cstheme="majorBidi"/>
+                <w:b/>
+                <w:bCs/>
+                <w:color w:val="9B6D86"/>
+                <w:sz w:val="28"/>
+                <w:szCs w:val="28"/>
+              </w:rPr>
+            </w:pPr>
+            <w:r>
+              <w:rPr>
+                <w:rFonts w:ascii="Cambria" w:hAnsi="Cambria" w:cstheme="majorBidi"/>
+                <w:b/>
+                <w:bCs/>
+                <w:color w:val="9B6D86"/>
+                <w:sz w:val="28"/>
+                <w:szCs w:val="28"/>
+              </w:rPr>
+              <w:t>getPostsByAuthor</w:t>
+            </w:r>
+            <w:r>
+              <w:rPr>
+                <w:rFonts w:ascii="Cambria" w:hAnsi="Cambria" w:cstheme="majorBidi"/>
+                <w:b/>
+                <w:bCs/>
+                <w:color w:val="9B6D86"/>
+                <w:sz w:val="28"/>
+                <w:szCs w:val="28"/>
+              </w:rPr>
+              <w:t>(</w:t>
+            </w:r>
+            <w:r>
+              <w:rPr>
+                <w:rFonts w:ascii="Cambria" w:hAnsi="Cambria" w:cstheme="majorBidi"/>
+                <w:b/>
+                <w:bCs/>
+                <w:color w:val="9B6D86"/>
+                <w:sz w:val="28"/>
+                <w:szCs w:val="28"/>
+              </w:rPr>
+              <w:t>author</w:t>
+            </w:r>
+            <w:r>
+              <w:rPr>
+                <w:rFonts w:ascii="Cambria" w:hAnsi="Cambria" w:cstheme="majorBidi"/>
+                <w:b/>
+                <w:bCs/>
+                <w:color w:val="9B6D86"/>
+                <w:sz w:val="28"/>
+                <w:szCs w:val="28"/>
+              </w:rPr>
+              <w:t>)</w:t>
+            </w:r>
+          </w:p>
+          <w:p>
+            <w:pPr>
+              <w:jc w:val="center"/>
+              <w:rPr>
+                <w:rFonts w:ascii="Cambria" w:hAnsi="Cambria" w:cstheme="majorBidi"/>
+                <w:b/>
+                <w:bCs/>
+                <w:color w:val="9B6D86"/>
+                <w:sz w:val="28"/>
+                <w:szCs w:val="28"/>
+              </w:rPr>
+            </w:pPr>
+          </w:p>
+        </w:tc>
+        <w:tc>
+          <w:tcPr>
+            <w:tcW w:w="5025" w:type="dxa"/>
+          </w:tcPr>
+          <w:p>
+            <w:pPr>
+              <w:jc w:val="center"/>
+              <w:rPr>
+                <w:rFonts w:ascii="Cambria" w:hAnsi="Cambria" w:cstheme="majorBidi"/>
+                <w:color w:val="764B79"/>
+                <w:sz w:val="24"/>
+                <w:szCs w:val="24"/>
+              </w:rPr>
+            </w:pPr>
+          </w:p>
+          <w:p>
+            <w:pPr>
+              <w:jc w:val="center"/>
+              <w:rPr>
+                <w:rFonts w:ascii="Cambria" w:hAnsi="Cambria" w:cstheme="majorBidi"/>
+                <w:color w:val="764B79"/>
+                <w:sz w:val="24"/>
+                <w:szCs w:val="24"/>
+              </w:rPr>
+            </w:pPr>
+            <w:r>
+              <w:rPr>
+                <w:rFonts w:ascii="Cambria" w:hAnsi="Cambria" w:cstheme="majorBidi"/>
+                <w:color w:val="764B79"/>
+                <w:sz w:val="24"/>
+                <w:szCs w:val="24"/>
+              </w:rPr>
+              <w:t>Gets posts from a specific user</w:t>
+            </w:r>
+          </w:p>
+        </w:tc>
+      </w:tr>
+      <w:tr>
+        <w:trPr>
+          <w:trHeight w:val="799"/>
+        </w:trPr>
+        <w:tc>
+          <w:tcPr>
+            <w:tcW w:w="5421" w:type="dxa"/>
+            <w:shd w:val="clear" w:color="auto" w:fill="FAF1EC"/>
+          </w:tcPr>
+          <w:p>
+            <w:pPr>
+              <w:jc w:val="center"/>
+              <w:rPr>
+                <w:rFonts w:ascii="Cambria" w:hAnsi="Cambria" w:cstheme="majorBidi"/>
+                <w:b/>
+                <w:bCs/>
+                <w:color w:val="9B6D86"/>
+                <w:sz w:val="28"/>
+                <w:szCs w:val="28"/>
+              </w:rPr>
+            </w:pPr>
+          </w:p>
+          <w:p>
+            <w:pPr>
+              <w:jc w:val="center"/>
+              <w:rPr>
+                <w:rFonts w:ascii="Cambria" w:hAnsi="Cambria" w:cstheme="majorBidi"/>
+                <w:b/>
+                <w:bCs/>
+                <w:color w:val="9B6D86"/>
+                <w:sz w:val="28"/>
+                <w:szCs w:val="28"/>
+              </w:rPr>
+            </w:pPr>
+            <w:r>
+              <w:rPr>
+                <w:rFonts w:ascii="Cambria" w:hAnsi="Cambria" w:cstheme="majorBidi"/>
+                <w:b/>
+                <w:bCs/>
+                <w:color w:val="9B6D86"/>
+                <w:sz w:val="28"/>
+                <w:szCs w:val="28"/>
+              </w:rPr>
+              <w:t>createPost</w:t>
+            </w:r>
+            <w:r>
+              <w:rPr>
+                <w:rFonts w:ascii="Cambria" w:hAnsi="Cambria" w:cstheme="majorBidi"/>
+                <w:b/>
+                <w:bCs/>
+                <w:color w:val="9B6D86"/>
+                <w:sz w:val="28"/>
+                <w:szCs w:val="28"/>
+              </w:rPr>
+              <w:t>(</w:t>
+            </w:r>
+            <w:r>
+              <w:rPr>
+                <w:rFonts w:ascii="Cambria" w:hAnsi="Cambria" w:cstheme="majorBidi"/>
+                <w:b/>
+                <w:bCs/>
+                <w:color w:val="9B6D86"/>
+                <w:sz w:val="28"/>
+                <w:szCs w:val="28"/>
+              </w:rPr>
+              <w:t>data</w:t>
+            </w:r>
+            <w:r>
+              <w:rPr>
+                <w:rFonts w:ascii="Cambria" w:hAnsi="Cambria" w:cstheme="majorBidi"/>
+                <w:b/>
+                <w:bCs/>
+                <w:color w:val="9B6D86"/>
+                <w:sz w:val="28"/>
+                <w:szCs w:val="28"/>
+              </w:rPr>
+              <w:t>)</w:t>
+            </w:r>
+          </w:p>
+          <w:p>
+            <w:pPr>
+              <w:jc w:val="center"/>
+              <w:rPr>
+                <w:rFonts w:ascii="Cambria" w:hAnsi="Cambria" w:cstheme="majorBidi"/>
+                <w:b/>
+                <w:bCs/>
+                <w:color w:val="9B6D86"/>
+                <w:sz w:val="28"/>
+                <w:szCs w:val="28"/>
+              </w:rPr>
+            </w:pPr>
+          </w:p>
+        </w:tc>
+        <w:tc>
+          <w:tcPr>
+            <w:tcW w:w="5025" w:type="dxa"/>
+          </w:tcPr>
+          <w:p>
+            <w:pPr>
+              <w:jc w:val="center"/>
+              <w:rPr>
+                <w:rFonts w:ascii="Cambria" w:hAnsi="Cambria" w:cstheme="majorBidi"/>
+                <w:color w:val="764B79"/>
+                <w:sz w:val="24"/>
+                <w:szCs w:val="24"/>
+              </w:rPr>
+            </w:pPr>
+          </w:p>
+          <w:p>
+            <w:pPr>
+              <w:jc w:val="center"/>
+              <w:rPr>
+                <w:rFonts w:ascii="Cambria" w:hAnsi="Cambria" w:cstheme="majorBidi"/>
+                <w:color w:val="764B79"/>
+                <w:sz w:val="24"/>
+                <w:szCs w:val="24"/>
+              </w:rPr>
+            </w:pPr>
+            <w:r>
+              <w:rPr>
+                <w:rFonts w:ascii="Cambria" w:hAnsi="Cambria" w:cstheme="majorBidi"/>
+                <w:color w:val="764B79"/>
+                <w:sz w:val="24"/>
+                <w:szCs w:val="24"/>
+              </w:rPr>
+              <w:t>Creates a new post</w:t>
+            </w:r>
+          </w:p>
+        </w:tc>
+      </w:tr>
+      <w:tr>
+        <w:trPr>
+          <w:trHeight w:val="789"/>
+        </w:trPr>
+        <w:tc>
+          <w:tcPr>
+            <w:tcW w:w="5421" w:type="dxa"/>
+            <w:shd w:val="clear" w:color="auto" w:fill="FAF1EC"/>
+          </w:tcPr>
+          <w:p>
+            <w:pPr>
+              <w:jc w:val="center"/>
+              <w:rPr>
+                <w:rFonts w:ascii="Cambria" w:hAnsi="Cambria" w:cstheme="majorBidi"/>
+                <w:b/>
+                <w:bCs/>
+                <w:color w:val="9B6D86"/>
+                <w:sz w:val="28"/>
+                <w:szCs w:val="28"/>
+              </w:rPr>
+            </w:pPr>
+          </w:p>
+          <w:p>
+            <w:pPr>
+              <w:jc w:val="center"/>
+              <w:rPr>
+                <w:rFonts w:ascii="Cambria" w:hAnsi="Cambria" w:cstheme="majorBidi"/>
+                <w:b/>
+                <w:bCs/>
+                <w:color w:val="9B6D86"/>
+                <w:sz w:val="28"/>
+                <w:szCs w:val="28"/>
+              </w:rPr>
+            </w:pPr>
+            <w:r>
+              <w:rPr>
+                <w:rFonts w:ascii="Cambria" w:hAnsi="Cambria" w:cstheme="majorBidi"/>
+                <w:b/>
+                <w:bCs/>
+                <w:color w:val="9B6D86"/>
+                <w:sz w:val="28"/>
+                <w:szCs w:val="28"/>
+              </w:rPr>
+              <w:t>getPostById</w:t>
+            </w:r>
+            <w:r>
+              <w:rPr>
+                <w:rFonts w:ascii="Cambria" w:hAnsi="Cambria" w:cstheme="majorBidi"/>
+                <w:b/>
+                <w:bCs/>
+                <w:color w:val="9B6D86"/>
+                <w:sz w:val="28"/>
+                <w:szCs w:val="28"/>
+              </w:rPr>
+              <w:t>(</w:t>
+            </w:r>
+            <w:r>
+              <w:rPr>
+                <w:rFonts w:ascii="Cambria" w:hAnsi="Cambria" w:cstheme="majorBidi"/>
+                <w:b/>
+                <w:bCs/>
+                <w:color w:val="9B6D86"/>
+                <w:sz w:val="28"/>
+                <w:szCs w:val="28"/>
+              </w:rPr>
+              <w:t>id</w:t>
+            </w:r>
+            <w:r>
+              <w:rPr>
+                <w:rFonts w:ascii="Cambria" w:hAnsi="Cambria" w:cstheme="majorBidi"/>
+                <w:b/>
+                <w:bCs/>
+                <w:color w:val="9B6D86"/>
+                <w:sz w:val="28"/>
+                <w:szCs w:val="28"/>
+              </w:rPr>
+              <w:t>)</w:t>
+            </w:r>
+          </w:p>
+          <w:p>
+            <w:pPr>
+              <w:jc w:val="center"/>
+              <w:rPr>
+                <w:rFonts w:ascii="Cambria" w:hAnsi="Cambria" w:cstheme="majorBidi"/>
+                <w:b/>
+                <w:bCs/>
+                <w:color w:val="9B6D86"/>
+                <w:sz w:val="28"/>
+                <w:szCs w:val="28"/>
+              </w:rPr>
+            </w:pPr>
+          </w:p>
+        </w:tc>
+        <w:tc>
+          <w:tcPr>
+            <w:tcW w:w="5025" w:type="dxa"/>
+          </w:tcPr>
+          <w:p>
+            <w:pPr>
+              <w:jc w:val="center"/>
+              <w:rPr>
+                <w:rFonts w:ascii="Cambria" w:hAnsi="Cambria" w:cstheme="majorBidi"/>
+                <w:color w:val="764B79"/>
+                <w:sz w:val="24"/>
+                <w:szCs w:val="24"/>
+              </w:rPr>
+            </w:pPr>
+          </w:p>
+          <w:p>
+            <w:pPr>
+              <w:jc w:val="center"/>
+              <w:rPr>
+                <w:rFonts w:ascii="Cambria" w:hAnsi="Cambria" w:cstheme="majorBidi"/>
+                <w:color w:val="764B79"/>
+                <w:sz w:val="24"/>
+                <w:szCs w:val="24"/>
+                <w:lang w:val="en-US" w:bidi="ar-QA"/>
+              </w:rPr>
+            </w:pPr>
+            <w:r>
+              <w:rPr>
+                <w:rFonts w:ascii="Cambria" w:hAnsi="Cambria" w:cstheme="majorBidi"/>
+                <w:color w:val="764B79"/>
+                <w:sz w:val="24"/>
+                <w:szCs w:val="24"/>
+              </w:rPr>
+              <w:t>Finds a specific post by its ID</w:t>
+            </w:r>
+          </w:p>
+        </w:tc>
+      </w:tr>
+      <w:tr>
+        <w:trPr>
+          <w:trHeight w:val="789"/>
+        </w:trPr>
+        <w:tc>
+          <w:tcPr>
+            <w:tcW w:w="5421" w:type="dxa"/>
+            <w:shd w:val="clear" w:color="auto" w:fill="FAF1EC"/>
+          </w:tcPr>
+          <w:p>
+            <w:pPr>
+              <w:jc w:val="center"/>
+              <w:rPr>
+                <w:rFonts w:ascii="Cambria" w:hAnsi="Cambria" w:cstheme="majorBidi"/>
+                <w:b/>
+                <w:bCs/>
+                <w:color w:val="9B6D86"/>
+                <w:sz w:val="28"/>
+                <w:szCs w:val="28"/>
+              </w:rPr>
+            </w:pPr>
+          </w:p>
+          <w:p>
+            <w:pPr>
+              <w:jc w:val="center"/>
+              <w:rPr>
+                <w:rFonts w:ascii="Cambria" w:hAnsi="Cambria" w:cstheme="majorBidi"/>
+                <w:b/>
+                <w:bCs/>
+                <w:color w:val="9B6D86"/>
+                <w:sz w:val="28"/>
+                <w:szCs w:val="28"/>
+              </w:rPr>
+            </w:pPr>
+            <w:r>
+              <w:rPr>
+                <w:rFonts w:ascii="Cambria" w:hAnsi="Cambria" w:cstheme="majorBidi"/>
+                <w:b/>
+                <w:bCs/>
+                <w:color w:val="9B6D86"/>
+                <w:sz w:val="28"/>
+                <w:szCs w:val="28"/>
+              </w:rPr>
+              <w:t>updatePost</w:t>
+            </w:r>
+            <w:r>
+              <w:rPr>
+                <w:rFonts w:ascii="Cambria" w:hAnsi="Cambria" w:cstheme="majorBidi"/>
+                <w:b/>
+                <w:bCs/>
+                <w:color w:val="9B6D86"/>
+                <w:sz w:val="28"/>
+                <w:szCs w:val="28"/>
+              </w:rPr>
+              <w:t>(</w:t>
+            </w:r>
+            <w:r>
+              <w:rPr>
+                <w:rFonts w:ascii="Cambria" w:hAnsi="Cambria" w:cstheme="majorBidi"/>
+                <w:b/>
+                <w:bCs/>
+                <w:color w:val="9B6D86"/>
+                <w:sz w:val="28"/>
+                <w:szCs w:val="28"/>
+              </w:rPr>
+              <w:t>id, data</w:t>
+            </w:r>
+            <w:r>
+              <w:rPr>
+                <w:rFonts w:ascii="Cambria" w:hAnsi="Cambria" w:cstheme="majorBidi"/>
+                <w:b/>
+                <w:bCs/>
+                <w:color w:val="9B6D86"/>
+                <w:sz w:val="28"/>
+                <w:szCs w:val="28"/>
+              </w:rPr>
+              <w:t>)</w:t>
+            </w:r>
+          </w:p>
+          <w:p>
+            <w:pPr>
+              <w:jc w:val="center"/>
+              <w:rPr>
+                <w:rFonts w:ascii="Cambria" w:hAnsi="Cambria" w:cstheme="majorBidi"/>
+                <w:b/>
+                <w:bCs/>
+                <w:color w:val="9B6D86"/>
+                <w:sz w:val="28"/>
+                <w:szCs w:val="28"/>
+              </w:rPr>
+            </w:pPr>
+          </w:p>
+        </w:tc>
+        <w:tc>
+          <w:tcPr>
+            <w:tcW w:w="5025" w:type="dxa"/>
+          </w:tcPr>
+          <w:p>
+            <w:pPr>
+              <w:jc w:val="center"/>
+              <w:rPr>
+                <w:rFonts w:ascii="Cambria" w:hAnsi="Cambria" w:cstheme="majorBidi"/>
+                <w:color w:val="764B79"/>
+                <w:sz w:val="24"/>
+                <w:szCs w:val="24"/>
+              </w:rPr>
+            </w:pPr>
+          </w:p>
+          <w:p>
+            <w:pPr>
+              <w:jc w:val="center"/>
+              <w:rPr>
+                <w:rFonts w:ascii="Cambria" w:hAnsi="Cambria" w:cstheme="majorBidi"/>
+                <w:color w:val="764B79"/>
+                <w:sz w:val="24"/>
+                <w:szCs w:val="24"/>
+              </w:rPr>
+            </w:pPr>
+            <w:r>
+              <w:rPr>
+                <w:rFonts w:ascii="Cambria" w:hAnsi="Cambria" w:cstheme="majorBidi"/>
+                <w:color w:val="764B79"/>
+                <w:sz w:val="24"/>
+                <w:szCs w:val="24"/>
+              </w:rPr>
+              <w:t>Updates an existing post</w:t>
+            </w:r>
+          </w:p>
+        </w:tc>
+      </w:tr>
+      <w:tr>
+        <w:trPr>
+          <w:trHeight w:val="789"/>
+        </w:trPr>
+        <w:tc>
+          <w:tcPr>
+            <w:tcW w:w="5421" w:type="dxa"/>
+            <w:shd w:val="clear" w:color="auto" w:fill="FAF1EC"/>
+          </w:tcPr>
+          <w:p>
+            <w:pPr>
+              <w:jc w:val="center"/>
+              <w:rPr>
+                <w:rFonts w:ascii="Cambria" w:hAnsi="Cambria" w:cstheme="majorBidi"/>
+                <w:b/>
+                <w:bCs/>
+                <w:color w:val="9B6D86"/>
+                <w:sz w:val="28"/>
+                <w:szCs w:val="28"/>
+              </w:rPr>
+            </w:pPr>
+          </w:p>
+          <w:p>
+            <w:pPr>
+              <w:jc w:val="center"/>
+              <w:rPr>
+                <w:rFonts w:ascii="Cambria" w:hAnsi="Cambria" w:cstheme="majorBidi"/>
+                <w:b/>
+                <w:bCs/>
+                <w:color w:val="9B6D86"/>
+                <w:sz w:val="28"/>
+                <w:szCs w:val="28"/>
+              </w:rPr>
+            </w:pPr>
+            <w:r>
+              <w:rPr>
+                <w:rFonts w:ascii="Cambria" w:hAnsi="Cambria" w:cstheme="majorBidi"/>
+                <w:b/>
+                <w:bCs/>
+                <w:color w:val="9B6D86"/>
+                <w:sz w:val="28"/>
+                <w:szCs w:val="28"/>
+              </w:rPr>
+              <w:t>delete</w:t>
+            </w:r>
+            <w:r>
+              <w:rPr>
+                <w:rFonts w:ascii="Cambria" w:hAnsi="Cambria" w:cstheme="majorBidi"/>
+                <w:b/>
+                <w:bCs/>
+                <w:color w:val="9B6D86"/>
+                <w:sz w:val="28"/>
+                <w:szCs w:val="28"/>
+              </w:rPr>
+              <w:t>Post(id)</w:t>
+            </w:r>
+          </w:p>
+          <w:p>
+            <w:pPr>
+              <w:jc w:val="center"/>
+              <w:rPr>
+                <w:rFonts w:ascii="Cambria" w:hAnsi="Cambria" w:cstheme="majorBidi"/>
+                <w:b/>
+                <w:bCs/>
+                <w:color w:val="9B6D86"/>
+                <w:sz w:val="28"/>
+                <w:szCs w:val="28"/>
+              </w:rPr>
+            </w:pPr>
+          </w:p>
+        </w:tc>
+        <w:tc>
+          <w:tcPr>
+            <w:tcW w:w="5025" w:type="dxa"/>
+          </w:tcPr>
+          <w:p>
+            <w:pPr>
+              <w:jc w:val="center"/>
+              <w:rPr>
+                <w:rFonts w:ascii="Cambria" w:hAnsi="Cambria" w:cstheme="majorBidi"/>
+                <w:color w:val="764B79"/>
+                <w:sz w:val="24"/>
+                <w:szCs w:val="24"/>
+              </w:rPr>
+            </w:pPr>
+          </w:p>
+          <w:p>
+            <w:pPr>
+              <w:jc w:val="center"/>
+              <w:rPr>
+                <w:rFonts w:ascii="Cambria" w:hAnsi="Cambria" w:cstheme="majorBidi"/>
+                <w:color w:val="764B79"/>
+                <w:sz w:val="24"/>
+                <w:szCs w:val="24"/>
+              </w:rPr>
+            </w:pPr>
+            <w:r>
+              <w:rPr>
+                <w:rFonts w:ascii="Cambria" w:hAnsi="Cambria" w:cstheme="majorBidi"/>
+                <w:color w:val="764B79"/>
+                <w:sz w:val="24"/>
+                <w:szCs w:val="24"/>
+              </w:rPr>
+              <w:t>Deletes a post</w:t>
+            </w:r>
+          </w:p>
+        </w:tc>
+      </w:tr>
+      <w:tr>
+        <w:trPr>
+          <w:trHeight w:val="789"/>
+        </w:trPr>
+        <w:tc>
+          <w:tcPr>
+            <w:tcW w:w="5421" w:type="dxa"/>
+            <w:shd w:val="clear" w:color="auto" w:fill="FAF1EC"/>
+          </w:tcPr>
+          <w:p>
+            <w:pPr>
+              <w:jc w:val="center"/>
+              <w:rPr>
+                <w:rFonts w:ascii="Cambria" w:hAnsi="Cambria" w:cstheme="majorBidi"/>
+                <w:b/>
+                <w:bCs/>
+                <w:color w:val="9B6D86"/>
+                <w:sz w:val="28"/>
+                <w:szCs w:val="28"/>
+              </w:rPr>
+            </w:pPr>
+          </w:p>
+          <w:p>
+            <w:pPr>
+              <w:jc w:val="center"/>
+              <w:rPr>
+                <w:rFonts w:ascii="Cambria" w:hAnsi="Cambria" w:cstheme="majorBidi"/>
+                <w:b/>
+                <w:bCs/>
+                <w:color w:val="9B6D86"/>
+                <w:sz w:val="28"/>
+                <w:szCs w:val="28"/>
+              </w:rPr>
+            </w:pPr>
+            <w:r>
+              <w:rPr>
+                <w:rFonts w:ascii="Cambria" w:hAnsi="Cambria" w:cstheme="majorBidi"/>
+                <w:b/>
+                <w:bCs/>
+                <w:color w:val="9B6D86"/>
+                <w:sz w:val="28"/>
+                <w:szCs w:val="28"/>
+              </w:rPr>
+              <w:t>getTotal</w:t>
+            </w:r>
+            <w:r>
+              <w:rPr>
+                <w:rFonts w:ascii="Cambria" w:hAnsi="Cambria" w:cstheme="majorBidi"/>
+                <w:b/>
+                <w:bCs/>
+                <w:color w:val="9B6D86"/>
+                <w:sz w:val="28"/>
+                <w:szCs w:val="28"/>
+              </w:rPr>
+              <w:t>Post</w:t>
+            </w:r>
+            <w:r>
+              <w:rPr>
+                <w:rFonts w:ascii="Cambria" w:hAnsi="Cambria" w:cstheme="majorBidi"/>
+                <w:b/>
+                <w:bCs/>
+                <w:color w:val="9B6D86"/>
+                <w:sz w:val="28"/>
+                <w:szCs w:val="28"/>
+              </w:rPr>
+              <w:t>s</w:t>
+            </w:r>
+            <w:r>
+              <w:rPr>
+                <w:rFonts w:ascii="Cambria" w:hAnsi="Cambria" w:cstheme="majorBidi"/>
+                <w:b/>
+                <w:bCs/>
+                <w:color w:val="9B6D86"/>
+                <w:sz w:val="28"/>
+                <w:szCs w:val="28"/>
+              </w:rPr>
+              <w:t>()</w:t>
+            </w:r>
+          </w:p>
+          <w:p>
+            <w:pPr>
+              <w:jc w:val="center"/>
+              <w:rPr>
+                <w:rFonts w:ascii="Cambria" w:hAnsi="Cambria" w:cstheme="majorBidi"/>
+                <w:b/>
+                <w:bCs/>
+                <w:color w:val="9B6D86"/>
+                <w:sz w:val="28"/>
+                <w:szCs w:val="28"/>
+              </w:rPr>
+            </w:pPr>
+          </w:p>
+        </w:tc>
+        <w:tc>
+          <w:tcPr>
+            <w:tcW w:w="5025" w:type="dxa"/>
+          </w:tcPr>
+          <w:p>
+            <w:pPr>
+              <w:jc w:val="center"/>
+              <w:rPr>
+                <w:rFonts w:ascii="Cambria" w:hAnsi="Cambria" w:cstheme="majorBidi"/>
+                <w:color w:val="764B79"/>
+                <w:sz w:val="24"/>
+                <w:szCs w:val="24"/>
+              </w:rPr>
+            </w:pPr>
+          </w:p>
+          <w:p>
+            <w:pPr>
+              <w:jc w:val="center"/>
+              <w:rPr>
+                <w:rFonts w:ascii="Cambria" w:hAnsi="Cambria" w:cstheme="majorBidi"/>
+                <w:color w:val="764B79"/>
+                <w:sz w:val="24"/>
+                <w:szCs w:val="24"/>
+              </w:rPr>
+            </w:pPr>
+            <w:r>
+              <w:rPr>
+                <w:rFonts w:ascii="Cambria" w:hAnsi="Cambria" w:cstheme="majorBidi"/>
+                <w:color w:val="764B79"/>
+                <w:sz w:val="24"/>
+                <w:szCs w:val="24"/>
+              </w:rPr>
+              <w:t>Counts total number of posts</w:t>
+            </w:r>
+          </w:p>
+        </w:tc>
+      </w:tr>
+      <w:tr>
+        <w:trPr>
+          <w:trHeight w:val="789"/>
+        </w:trPr>
+        <w:tc>
+          <w:tcPr>
+            <w:tcW w:w="5421" w:type="dxa"/>
+            <w:shd w:val="clear" w:color="auto" w:fill="FAF1EC"/>
+          </w:tcPr>
+          <w:p>
+            <w:pPr>
+              <w:jc w:val="center"/>
+              <w:rPr>
+                <w:rFonts w:ascii="Cambria" w:hAnsi="Cambria" w:cstheme="majorBidi"/>
+                <w:b/>
+                <w:bCs/>
+                <w:color w:val="9B6D86"/>
+                <w:sz w:val="28"/>
+                <w:szCs w:val="28"/>
+              </w:rPr>
+            </w:pPr>
+          </w:p>
+          <w:p>
+            <w:pPr>
+              <w:jc w:val="center"/>
+              <w:rPr>
+                <w:rFonts w:ascii="Cambria" w:hAnsi="Cambria" w:cstheme="majorBidi"/>
+                <w:b/>
+                <w:bCs/>
+                <w:color w:val="9B6D86"/>
+                <w:sz w:val="28"/>
+                <w:szCs w:val="28"/>
+              </w:rPr>
+            </w:pPr>
+            <w:r>
+              <w:rPr>
+                <w:rFonts w:ascii="Cambria" w:hAnsi="Cambria" w:cstheme="majorBidi"/>
+                <w:b/>
+                <w:bCs/>
+                <w:color w:val="9B6D86"/>
+                <w:sz w:val="28"/>
+                <w:szCs w:val="28"/>
+              </w:rPr>
+              <w:t>getTotalUsers</w:t>
+            </w:r>
+            <w:r>
+              <w:rPr>
+                <w:rFonts w:ascii="Cambria" w:hAnsi="Cambria" w:cstheme="majorBidi"/>
+                <w:b/>
+                <w:bCs/>
+                <w:color w:val="9B6D86"/>
+                <w:sz w:val="28"/>
+                <w:szCs w:val="28"/>
+              </w:rPr>
+              <w:t>()</w:t>
+            </w:r>
+          </w:p>
+          <w:p>
+            <w:pPr>
+              <w:jc w:val="center"/>
+              <w:rPr>
+                <w:rFonts w:ascii="Cambria" w:hAnsi="Cambria" w:cstheme="majorBidi"/>
+                <w:b/>
+                <w:bCs/>
+                <w:color w:val="9B6D86"/>
+                <w:sz w:val="28"/>
+                <w:szCs w:val="28"/>
+              </w:rPr>
+            </w:pPr>
+          </w:p>
+        </w:tc>
+        <w:tc>
+          <w:tcPr>
+            <w:tcW w:w="5025" w:type="dxa"/>
+          </w:tcPr>
+          <w:p>
+            <w:pPr>
+              <w:jc w:val="center"/>
+              <w:rPr>
+                <w:rFonts w:ascii="Cambria" w:hAnsi="Cambria" w:cstheme="majorBidi"/>
+                <w:color w:val="764B79"/>
+                <w:sz w:val="24"/>
+                <w:szCs w:val="24"/>
+              </w:rPr>
+            </w:pPr>
+          </w:p>
+          <w:p>
+            <w:pPr>
+              <w:jc w:val="center"/>
+              <w:rPr>
+                <w:rFonts w:ascii="Cambria" w:hAnsi="Cambria" w:cstheme="majorBidi"/>
+                <w:color w:val="764B79"/>
+                <w:sz w:val="24"/>
+                <w:szCs w:val="24"/>
+              </w:rPr>
+            </w:pPr>
+            <w:r>
+              <w:rPr>
+                <w:rFonts w:ascii="Cambria" w:hAnsi="Cambria" w:cstheme="majorBidi"/>
+                <w:color w:val="764B79"/>
+                <w:sz w:val="24"/>
+                <w:szCs w:val="24"/>
+              </w:rPr>
+              <w:t>Counts total number of users</w:t>
+            </w:r>
+          </w:p>
+        </w:tc>
+      </w:tr>
+      <w:tr>
+        <w:trPr>
+          <w:trHeight w:val="789"/>
+        </w:trPr>
+        <w:tc>
+          <w:tcPr>
+            <w:tcW w:w="5421" w:type="dxa"/>
+            <w:shd w:val="clear" w:color="auto" w:fill="FAF1EC"/>
+          </w:tcPr>
+          <w:p>
+            <w:pPr>
+              <w:jc w:val="center"/>
+              <w:rPr>
+                <w:rFonts w:ascii="Cambria" w:hAnsi="Cambria" w:cstheme="majorBidi"/>
+                <w:b/>
+                <w:bCs/>
+                <w:color w:val="9B6D86"/>
+                <w:sz w:val="28"/>
+                <w:szCs w:val="28"/>
+              </w:rPr>
+            </w:pPr>
+          </w:p>
+          <w:p>
+            <w:pPr>
+              <w:jc w:val="center"/>
+              <w:rPr>
+                <w:rFonts w:ascii="Cambria" w:hAnsi="Cambria" w:cstheme="majorBidi"/>
+                <w:b/>
+                <w:bCs/>
+                <w:color w:val="9B6D86"/>
+                <w:sz w:val="28"/>
+                <w:szCs w:val="28"/>
+              </w:rPr>
+            </w:pPr>
+            <w:r>
+              <w:rPr>
+                <w:rFonts w:ascii="Cambria" w:hAnsi="Cambria" w:cstheme="majorBidi"/>
+                <w:b/>
+                <w:bCs/>
+                <w:color w:val="9B6D86"/>
+                <w:sz w:val="28"/>
+                <w:szCs w:val="28"/>
+              </w:rPr>
+              <w:t>getMostActiveUsers</w:t>
+            </w:r>
+            <w:r>
+              <w:rPr>
+                <w:rFonts w:ascii="Cambria" w:hAnsi="Cambria" w:cstheme="majorBidi"/>
+                <w:b/>
+                <w:bCs/>
+                <w:color w:val="9B6D86"/>
+                <w:sz w:val="28"/>
+                <w:szCs w:val="28"/>
+              </w:rPr>
+              <w:t>()</w:t>
+            </w:r>
+          </w:p>
+          <w:p>
+            <w:pPr>
+              <w:jc w:val="center"/>
+              <w:rPr>
+                <w:rFonts w:ascii="Cambria" w:hAnsi="Cambria" w:cstheme="majorBidi"/>
+                <w:b/>
+                <w:bCs/>
+                <w:color w:val="9B6D86"/>
+                <w:sz w:val="28"/>
+                <w:szCs w:val="28"/>
+              </w:rPr>
+            </w:pPr>
+          </w:p>
+        </w:tc>
+        <w:tc>
+          <w:tcPr>
+            <w:tcW w:w="5025" w:type="dxa"/>
+          </w:tcPr>
+          <w:p>
+            <w:pPr>
+              <w:jc w:val="center"/>
+              <w:rPr>
+                <w:rFonts w:ascii="Cambria" w:hAnsi="Cambria" w:cstheme="majorBidi"/>
+                <w:color w:val="764B79"/>
+                <w:sz w:val="24"/>
+                <w:szCs w:val="24"/>
+              </w:rPr>
+            </w:pPr>
+          </w:p>
+          <w:p>
+            <w:pPr>
+              <w:jc w:val="center"/>
+              <w:rPr>
+                <w:rFonts w:ascii="Cambria" w:hAnsi="Cambria" w:cstheme="majorBidi"/>
+                <w:color w:val="764B79"/>
+                <w:sz w:val="24"/>
+                <w:szCs w:val="24"/>
+              </w:rPr>
+            </w:pPr>
+            <w:r>
+              <w:rPr>
+                <w:rFonts w:ascii="Cambria" w:hAnsi="Cambria" w:cstheme="majorBidi"/>
+                <w:color w:val="764B79"/>
+                <w:sz w:val="24"/>
+                <w:szCs w:val="24"/>
+              </w:rPr>
+              <w:t>Gets top 5 users with most posts</w:t>
+            </w:r>
+          </w:p>
+        </w:tc>
+      </w:tr>
+      <w:tr>
+        <w:trPr>
+          <w:trHeight w:val="789"/>
+        </w:trPr>
+        <w:tc>
+          <w:tcPr>
+            <w:tcW w:w="5421" w:type="dxa"/>
+            <w:shd w:val="clear" w:color="auto" w:fill="FAF1EC"/>
+          </w:tcPr>
+          <w:p>
+            <w:pPr>
+              <w:jc w:val="center"/>
+              <w:rPr>
+                <w:rFonts w:ascii="Cambria" w:hAnsi="Cambria" w:cstheme="majorBidi"/>
+                <w:b/>
+                <w:bCs/>
+                <w:color w:val="9B6D86"/>
+                <w:sz w:val="28"/>
+                <w:szCs w:val="28"/>
+              </w:rPr>
+            </w:pPr>
+          </w:p>
+          <w:p>
+            <w:pPr>
+              <w:jc w:val="center"/>
+              <w:rPr>
+                <w:rFonts w:ascii="Cambria" w:hAnsi="Cambria" w:cstheme="majorBidi"/>
+                <w:b/>
+                <w:bCs/>
+                <w:color w:val="9B6D86"/>
+                <w:sz w:val="28"/>
+                <w:szCs w:val="28"/>
+              </w:rPr>
+            </w:pPr>
+            <w:r>
+              <w:rPr>
+                <w:rFonts w:ascii="Cambria" w:hAnsi="Cambria" w:cstheme="majorBidi"/>
+                <w:b/>
+                <w:bCs/>
+                <w:color w:val="9B6D86"/>
+                <w:sz w:val="28"/>
+                <w:szCs w:val="28"/>
+              </w:rPr>
+              <w:t>getPostsPerUser</w:t>
+            </w:r>
+            <w:r>
+              <w:rPr>
+                <w:rFonts w:ascii="Cambria" w:hAnsi="Cambria" w:cstheme="majorBidi"/>
+                <w:b/>
+                <w:bCs/>
+                <w:color w:val="9B6D86"/>
+                <w:sz w:val="28"/>
+                <w:szCs w:val="28"/>
+              </w:rPr>
+              <w:t>()</w:t>
+            </w:r>
+          </w:p>
+          <w:p>
+            <w:pPr>
+              <w:jc w:val="center"/>
+              <w:rPr>
+                <w:rFonts w:ascii="Cambria" w:hAnsi="Cambria" w:cstheme="majorBidi"/>
+                <w:b/>
+                <w:bCs/>
+                <w:color w:val="9B6D86"/>
+                <w:sz w:val="28"/>
+                <w:szCs w:val="28"/>
+              </w:rPr>
+            </w:pPr>
+          </w:p>
+        </w:tc>
+        <w:tc>
+          <w:tcPr>
+            <w:tcW w:w="5025" w:type="dxa"/>
+          </w:tcPr>
+          <w:p>
+            <w:pPr>
+              <w:jc w:val="center"/>
+              <w:rPr>
+                <w:rFonts w:ascii="Cambria" w:hAnsi="Cambria" w:cstheme="majorBidi"/>
+                <w:color w:val="764B79"/>
+                <w:sz w:val="24"/>
+                <w:szCs w:val="24"/>
+              </w:rPr>
+            </w:pPr>
+          </w:p>
+          <w:p>
+            <w:pPr>
+              <w:jc w:val="center"/>
+              <w:rPr>
+                <w:rFonts w:ascii="Cambria" w:hAnsi="Cambria" w:cstheme="majorBidi"/>
+                <w:color w:val="764B79"/>
+                <w:sz w:val="24"/>
+                <w:szCs w:val="24"/>
+              </w:rPr>
+            </w:pPr>
+            <w:r>
+              <w:rPr>
+                <w:rFonts w:ascii="Cambria" w:hAnsi="Cambria" w:cstheme="majorBidi"/>
+                <w:color w:val="764B79"/>
+                <w:sz w:val="24"/>
+                <w:szCs w:val="24"/>
+              </w:rPr>
+              <w:t>Gets post count for all users</w:t>
+            </w:r>
+          </w:p>
+        </w:tc>
+      </w:tr>
+      <w:tr>
+        <w:trPr>
+          <w:trHeight w:val="789"/>
+        </w:trPr>
+        <w:tc>
+          <w:tcPr>
+            <w:tcW w:w="5421" w:type="dxa"/>
+            <w:shd w:val="clear" w:color="auto" w:fill="FAF1EC"/>
+          </w:tcPr>
+          <w:p>
+            <w:pPr>
+              <w:jc w:val="center"/>
+              <w:rPr>
+                <w:rFonts w:ascii="Cambria" w:hAnsi="Cambria" w:cstheme="majorBidi"/>
+                <w:b/>
+                <w:bCs/>
+                <w:color w:val="9B6D86"/>
+                <w:sz w:val="28"/>
+                <w:szCs w:val="28"/>
+              </w:rPr>
+            </w:pPr>
+          </w:p>
+          <w:p>
+            <w:pPr>
+              <w:jc w:val="center"/>
+              <w:rPr>
+                <w:rFonts w:ascii="Cambria" w:hAnsi="Cambria" w:cstheme="majorBidi"/>
+                <w:b/>
+                <w:bCs/>
+                <w:color w:val="9B6D86"/>
+                <w:sz w:val="28"/>
+                <w:szCs w:val="28"/>
+              </w:rPr>
+            </w:pPr>
+            <w:r>
+              <w:rPr>
+                <w:rFonts w:ascii="Cambria" w:hAnsi="Cambria" w:cstheme="majorBidi"/>
+                <w:b/>
+                <w:bCs/>
+                <w:color w:val="9B6D86"/>
+                <w:sz w:val="28"/>
+                <w:szCs w:val="28"/>
+              </w:rPr>
+              <w:t>getLatestPost</w:t>
+            </w:r>
+            <w:r>
+              <w:rPr>
+                <w:rFonts w:ascii="Cambria" w:hAnsi="Cambria" w:cstheme="majorBidi"/>
+                <w:b/>
+                <w:bCs/>
+                <w:color w:val="9B6D86"/>
+                <w:sz w:val="28"/>
+                <w:szCs w:val="28"/>
+              </w:rPr>
+              <w:t>()</w:t>
+            </w:r>
+          </w:p>
+          <w:p>
+            <w:pPr>
+              <w:jc w:val="center"/>
+              <w:rPr>
+                <w:rFonts w:ascii="Cambria" w:hAnsi="Cambria" w:cstheme="majorBidi"/>
+                <w:b/>
+                <w:bCs/>
+                <w:color w:val="9B6D86"/>
+                <w:sz w:val="28"/>
+                <w:szCs w:val="28"/>
+              </w:rPr>
+            </w:pPr>
+          </w:p>
+        </w:tc>
+        <w:tc>
+          <w:tcPr>
+            <w:tcW w:w="5025" w:type="dxa"/>
+          </w:tcPr>
+          <w:p>
+            <w:pPr>
+              <w:jc w:val="center"/>
+              <w:rPr>
+                <w:rFonts w:ascii="Cambria" w:hAnsi="Cambria" w:cstheme="majorBidi"/>
+                <w:color w:val="764B79"/>
+                <w:sz w:val="24"/>
+                <w:szCs w:val="24"/>
+              </w:rPr>
+            </w:pPr>
+          </w:p>
+          <w:p>
+            <w:pPr>
+              <w:jc w:val="center"/>
+              <w:rPr>
+                <w:rFonts w:ascii="Cambria" w:hAnsi="Cambria" w:cstheme="majorBidi"/>
+                <w:color w:val="764B79"/>
+                <w:sz w:val="24"/>
+                <w:szCs w:val="24"/>
+                <w:lang w:val="en-US" w:bidi="ar-QA"/>
+              </w:rPr>
+            </w:pPr>
+            <w:r>
+              <w:rPr>
+                <w:rFonts w:ascii="Cambria" w:hAnsi="Cambria" w:cstheme="majorBidi"/>
+                <w:color w:val="764B79"/>
+                <w:sz w:val="24"/>
+                <w:szCs w:val="24"/>
+              </w:rPr>
+              <w:t>Gets the most recently created post</w:t>
+            </w:r>
+          </w:p>
+        </w:tc>
+      </w:tr>
+      <w:tr>
+        <w:trPr>
+          <w:trHeight w:val="789"/>
+        </w:trPr>
+        <w:tc>
+          <w:tcPr>
+            <w:tcW w:w="5421" w:type="dxa"/>
+            <w:shd w:val="clear" w:color="auto" w:fill="FAF1EC"/>
+          </w:tcPr>
+          <w:p>
+            <w:pPr>
+              <w:jc w:val="center"/>
+              <w:rPr>
+                <w:rFonts w:ascii="Cambria" w:hAnsi="Cambria" w:cstheme="majorBidi"/>
+                <w:b/>
+                <w:bCs/>
+                <w:color w:val="9B6D86"/>
+                <w:sz w:val="28"/>
+                <w:szCs w:val="28"/>
+              </w:rPr>
+            </w:pPr>
+          </w:p>
+          <w:p>
+            <w:pPr>
+              <w:jc w:val="center"/>
+              <w:rPr>
+                <w:rFonts w:ascii="Cambria" w:hAnsi="Cambria" w:cstheme="majorBidi"/>
+                <w:b/>
+                <w:bCs/>
+                <w:color w:val="9B6D86"/>
+                <w:sz w:val="28"/>
+                <w:szCs w:val="28"/>
+              </w:rPr>
+            </w:pPr>
+            <w:r>
+              <w:rPr>
+                <w:rFonts w:ascii="Cambria" w:hAnsi="Cambria" w:cstheme="majorBidi"/>
+                <w:b/>
+                <w:bCs/>
+                <w:color w:val="9B6D86"/>
+                <w:sz w:val="28"/>
+                <w:szCs w:val="28"/>
+              </w:rPr>
+              <w:t>getInactiveUsers</w:t>
+            </w:r>
+            <w:r>
+              <w:rPr>
+                <w:rFonts w:ascii="Cambria" w:hAnsi="Cambria" w:cstheme="majorBidi"/>
+                <w:b/>
+                <w:bCs/>
+                <w:color w:val="9B6D86"/>
+                <w:sz w:val="28"/>
+                <w:szCs w:val="28"/>
+              </w:rPr>
+              <w:t>()</w:t>
+            </w:r>
+          </w:p>
+          <w:p>
+            <w:pPr>
+              <w:jc w:val="center"/>
+              <w:rPr>
+                <w:rFonts w:ascii="Cambria" w:hAnsi="Cambria" w:cstheme="majorBidi"/>
+                <w:b/>
+                <w:bCs/>
+                <w:color w:val="9B6D86"/>
+                <w:sz w:val="28"/>
+                <w:szCs w:val="28"/>
+              </w:rPr>
+            </w:pPr>
+          </w:p>
+        </w:tc>
+        <w:tc>
+          <w:tcPr>
+            <w:tcW w:w="5025" w:type="dxa"/>
+          </w:tcPr>
+          <w:p>
+            <w:pPr>
+              <w:jc w:val="center"/>
+              <w:rPr>
+                <w:rFonts w:ascii="Cambria" w:hAnsi="Cambria" w:cstheme="majorBidi"/>
+                <w:color w:val="764B79"/>
+                <w:sz w:val="24"/>
+                <w:szCs w:val="24"/>
+              </w:rPr>
+            </w:pPr>
+          </w:p>
+          <w:p>
+            <w:pPr>
+              <w:jc w:val="center"/>
+              <w:rPr>
+                <w:rFonts w:ascii="Cambria" w:hAnsi="Cambria" w:cstheme="majorBidi"/>
+                <w:color w:val="764B79"/>
+                <w:sz w:val="24"/>
+                <w:szCs w:val="24"/>
+              </w:rPr>
+            </w:pPr>
+            <w:r>
+              <w:rPr>
+                <w:rFonts w:ascii="Cambria" w:hAnsi="Cambria" w:cstheme="majorBidi"/>
+                <w:color w:val="764B79"/>
+                <w:sz w:val="24"/>
+                <w:szCs w:val="24"/>
+              </w:rPr>
+              <w:t>Gets users who have never posted</w:t>
+            </w:r>
+          </w:p>
+        </w:tc>
+      </w:tr>
+      <w:tr>
+        <w:trPr>
+          <w:trHeight w:val="789"/>
+        </w:trPr>
+        <w:tc>
+          <w:tcPr>
+            <w:tcW w:w="5421" w:type="dxa"/>
+            <w:shd w:val="clear" w:color="auto" w:fill="FAF1EC"/>
+          </w:tcPr>
+          <w:p>
+            <w:pPr>
+              <w:jc w:val="center"/>
+              <w:rPr>
+                <w:rFonts w:ascii="Cambria" w:hAnsi="Cambria" w:cstheme="majorBidi"/>
+                <w:b/>
+                <w:bCs/>
+                <w:color w:val="9B6D86"/>
+                <w:sz w:val="28"/>
+                <w:szCs w:val="28"/>
+              </w:rPr>
+            </w:pPr>
+          </w:p>
+          <w:p>
+            <w:pPr>
+              <w:jc w:val="center"/>
+              <w:rPr>
+                <w:rFonts w:ascii="Cambria" w:hAnsi="Cambria" w:cstheme="majorBidi"/>
+                <w:b/>
+                <w:bCs/>
+                <w:color w:val="9B6D86"/>
+                <w:sz w:val="28"/>
+                <w:szCs w:val="28"/>
+              </w:rPr>
+            </w:pPr>
+            <w:r>
+              <w:rPr>
+                <w:rFonts w:ascii="Cambria" w:hAnsi="Cambria" w:cstheme="majorBidi"/>
+                <w:b/>
+                <w:bCs/>
+                <w:color w:val="9B6D86"/>
+                <w:sz w:val="28"/>
+                <w:szCs w:val="28"/>
+              </w:rPr>
+              <w:t>getNewestUser</w:t>
+            </w:r>
+            <w:r>
+              <w:rPr>
+                <w:rFonts w:ascii="Cambria" w:hAnsi="Cambria" w:cstheme="majorBidi"/>
+                <w:b/>
+                <w:bCs/>
+                <w:color w:val="9B6D86"/>
+                <w:sz w:val="28"/>
+                <w:szCs w:val="28"/>
+              </w:rPr>
+              <w:t>()</w:t>
+            </w:r>
+          </w:p>
+          <w:p>
+            <w:pPr>
+              <w:jc w:val="center"/>
+              <w:rPr>
+                <w:rFonts w:ascii="Cambria" w:hAnsi="Cambria" w:cstheme="majorBidi"/>
+                <w:b/>
+                <w:bCs/>
+                <w:color w:val="9B6D86"/>
+                <w:sz w:val="28"/>
+                <w:szCs w:val="28"/>
+              </w:rPr>
+            </w:pPr>
+          </w:p>
+        </w:tc>
+        <w:tc>
+          <w:tcPr>
+            <w:tcW w:w="5025" w:type="dxa"/>
+          </w:tcPr>
+          <w:p>
+            <w:pPr>
+              <w:jc w:val="center"/>
+              <w:rPr>
+                <w:rFonts w:ascii="Cambria" w:hAnsi="Cambria" w:cstheme="majorBidi"/>
+                <w:color w:val="764B79"/>
+                <w:sz w:val="24"/>
+                <w:szCs w:val="24"/>
+              </w:rPr>
+            </w:pPr>
+          </w:p>
+          <w:p>
+            <w:pPr>
+              <w:jc w:val="center"/>
+              <w:rPr>
+                <w:rFonts w:ascii="Cambria" w:hAnsi="Cambria" w:cstheme="majorBidi"/>
+                <w:color w:val="764B79"/>
+                <w:sz w:val="24"/>
+                <w:szCs w:val="24"/>
+              </w:rPr>
+            </w:pPr>
+            <w:r>
+              <w:rPr>
+                <w:rFonts w:ascii="Cambria" w:hAnsi="Cambria" w:cstheme="majorBidi"/>
+                <w:color w:val="764B79"/>
+                <w:sz w:val="24"/>
+                <w:szCs w:val="24"/>
+              </w:rPr>
+              <w:t>Gets the most recently registered user</w:t>
+            </w:r>
+          </w:p>
+        </w:tc>
+      </w:tr>
+    </w:tbl>
+    <w:p>
+      <w:pPr>
+        <w:jc w:val="center"/>
+        <w:rPr>
+          <w:rFonts w:ascii="Berlin Sans FB Demi" w:hAnsi="Berlin Sans FB Demi" w:cstheme="majorBidi"/>
+          <w:b/>
+          <w:bCs/>
+          <w:color w:val="4D3A6A"/>
+          <w:sz w:val="36"/>
+          <w:szCs w:val="36"/>
+          <w:rtl/>
+          <w:lang w:val="en-US" w:bidi="ar-QA"/>
+        </w:rPr>
+      </w:pPr>
+    </w:p>
+    <w:p>
+      <w:pPr>
+        <w:pStyle w:val="ListParagraph"/>
+        <w:numPr>
+          <w:ilvl w:val="0"/>
+          <w:numId w:val="28"/>
+        </w:numPr>
+        <w:rPr>
+          <w:rFonts w:ascii="Cambria" w:hAnsi="Cambria" w:cstheme="majorBidi"/>
+          <w:b/>
+          <w:bCs/>
+          <w:color w:val="9B6D86"/>
+          <w:sz w:val="32"/>
+          <w:szCs w:val="32"/>
+        </w:rPr>
+      </w:pPr>
+      <w:r>
+        <w:rPr>
+          <w:rFonts w:ascii="Cambria" w:hAnsi="Cambria" w:cstheme="majorBidi"/>
+          <w:b/>
+          <w:bCs/>
+          <w:color w:val="9B6D86"/>
+          <w:sz w:val="32"/>
+          <w:szCs w:val="32"/>
+        </w:rPr>
+        <w:t>API routes</w:t>
+      </w:r>
+    </w:p>
+    <w:tbl>
+      <w:tblPr>
+        <w:tblStyle w:val="TableGrid"/>
+        <w:tblW w:w="10451" w:type="dxa"/>
+        <w:tblInd w:w="-5" w:type="dxa"/>
+        <w:tblLook w:val="04A0" w:firstRow="1" w:lastRow="0" w:firstColumn="1" w:lastColumn="0" w:noHBand="0" w:noVBand="1"/>
+      </w:tblPr>
+      <w:tblGrid>
+        <w:gridCol w:w="5229"/>
+        <w:gridCol w:w="2717"/>
+        <w:gridCol w:w="2505"/>
+      </w:tblGrid>
+      <w:tr>
+        <w:trPr>
+          <w:trHeight w:val="323"/>
+        </w:trPr>
+        <w:tc>
+          <w:tcPr>
+            <w:tcW w:w="3857" w:type="dxa"/>
+            <w:tcBorders>
+              <w:top w:val="single" w:sz="8" w:space="0" w:color="4D3A6A"/>
+              <w:left w:val="single" w:sz="8" w:space="0" w:color="4D3A6A"/>
+              <w:bottom w:val="single" w:sz="8" w:space="0" w:color="4D3A6A"/>
+              <w:right w:val="single" w:sz="8" w:space="0" w:color="4D3A6A"/>
+            </w:tcBorders>
+            <w:shd w:val="clear" w:color="auto" w:fill="D8C6D0"/>
+          </w:tcPr>
+          <w:p>
+            <w:pPr>
+              <w:jc w:val="center"/>
+              <w:rPr>
+                <w:rFonts w:ascii="Berlin Sans FB Demi" w:hAnsi="Berlin Sans FB Demi" w:cstheme="majorBidi"/>
+                <w:b/>
+                <w:bCs/>
+                <w:color w:val="4D3A6A"/>
+                <w:sz w:val="32"/>
+                <w:szCs w:val="32"/>
+              </w:rPr>
+            </w:pPr>
+            <w:r>
+              <w:rPr>
+                <w:rFonts w:ascii="Berlin Sans FB Demi" w:hAnsi="Berlin Sans FB Demi" w:cstheme="majorBidi"/>
+                <w:b/>
+                <w:bCs/>
+                <w:color w:val="4D3A6A"/>
+                <w:sz w:val="32"/>
+                <w:szCs w:val="32"/>
+              </w:rPr>
+              <w:t>Field</w:t>
+            </w:r>
+          </w:p>
+        </w:tc>
+        <w:tc>
+          <w:tcPr>
+            <w:tcW w:w="3640" w:type="dxa"/>
+            <w:tcBorders>
+              <w:top w:val="single" w:sz="8" w:space="0" w:color="4D3A6A"/>
+              <w:left w:val="single" w:sz="8" w:space="0" w:color="4D3A6A"/>
+              <w:bottom w:val="single" w:sz="8" w:space="0" w:color="4D3A6A"/>
+              <w:right w:val="single" w:sz="8" w:space="0" w:color="4D3A6A"/>
+            </w:tcBorders>
+            <w:shd w:val="clear" w:color="auto" w:fill="D8C6D0"/>
+          </w:tcPr>
+          <w:p>
+            <w:pPr>
+              <w:jc w:val="center"/>
+              <w:rPr>
+                <w:rFonts w:ascii="Berlin Sans FB Demi" w:hAnsi="Berlin Sans FB Demi" w:cstheme="majorBidi"/>
+                <w:b/>
+                <w:bCs/>
+                <w:color w:val="4D3A6A"/>
+                <w:sz w:val="32"/>
+                <w:szCs w:val="32"/>
+              </w:rPr>
+            </w:pPr>
+            <w:r>
+              <w:rPr>
+                <w:rFonts w:ascii="Berlin Sans FB Demi" w:hAnsi="Berlin Sans FB Demi" w:cstheme="majorBidi"/>
+                <w:b/>
+                <w:bCs/>
+                <w:color w:val="4D3A6A"/>
+                <w:sz w:val="32"/>
+                <w:szCs w:val="32"/>
+              </w:rPr>
+              <w:t>Method</w:t>
+            </w:r>
+          </w:p>
+        </w:tc>
+        <w:tc>
+          <w:tcPr>
+            <w:tcW w:w="2954" w:type="dxa"/>
+            <w:tcBorders>
+              <w:top w:val="single" w:sz="8" w:space="0" w:color="4D3A6A"/>
+              <w:left w:val="single" w:sz="8" w:space="0" w:color="4D3A6A"/>
+              <w:bottom w:val="single" w:sz="8" w:space="0" w:color="4D3A6A"/>
+              <w:right w:val="single" w:sz="8" w:space="0" w:color="4D3A6A"/>
+            </w:tcBorders>
+            <w:shd w:val="clear" w:color="auto" w:fill="D8C6D0"/>
+          </w:tcPr>
+          <w:p>
+            <w:pPr>
+              <w:jc w:val="center"/>
+              <w:rPr>
+                <w:rFonts w:ascii="Berlin Sans FB Demi" w:hAnsi="Berlin Sans FB Demi" w:cstheme="majorBidi"/>
+                <w:b/>
+                <w:bCs/>
+                <w:color w:val="4D3A6A"/>
+                <w:sz w:val="32"/>
+                <w:szCs w:val="32"/>
+              </w:rPr>
+            </w:pPr>
+            <w:r>
+              <w:rPr>
+                <w:rFonts w:ascii="Berlin Sans FB Demi" w:hAnsi="Berlin Sans FB Demi" w:cstheme="majorBidi"/>
+                <w:b/>
+                <w:bCs/>
+                <w:color w:val="4D3A6A"/>
+                <w:sz w:val="32"/>
+                <w:szCs w:val="32"/>
+              </w:rPr>
+              <w:t>Description</w:t>
+            </w:r>
+          </w:p>
+        </w:tc>
+      </w:tr>
+      <w:tr>
+        <w:trPr>
+          <w:trHeight w:val="789"/>
+        </w:trPr>
+        <w:tc>
+          <w:tcPr>
+            <w:tcW w:w="3857" w:type="dxa"/>
+            <w:tcBorders>
+              <w:top w:val="single" w:sz="8" w:space="0" w:color="4D3A6A"/>
+              <w:left w:val="single" w:sz="8" w:space="0" w:color="4D3A6A"/>
+            </w:tcBorders>
+            <w:shd w:val="clear" w:color="auto" w:fill="FAF1EC"/>
+          </w:tcPr>
+          <w:p>
+            <w:pPr>
+              <w:jc w:val="center"/>
+              <w:rPr>
+                <w:rFonts w:ascii="Cambria" w:hAnsi="Cambria" w:cstheme="majorBidi"/>
+                <w:b/>
+                <w:bCs/>
+                <w:color w:val="9B6D86"/>
+                <w:sz w:val="28"/>
+                <w:szCs w:val="28"/>
+              </w:rPr>
+            </w:pPr>
+            <w:r>
+              <w:rPr>
+                <w:rFonts w:ascii="Cambria" w:hAnsi="Cambria" w:cstheme="majorBidi"/>
+                <w:b/>
+                <w:bCs/>
+                <w:color w:val="9B6D86"/>
+                <w:sz w:val="28"/>
+                <w:szCs w:val="28"/>
+              </w:rPr>
+              <w:t xml:space="preserve"> </w:t>
+            </w:r>
+          </w:p>
+          <w:p>
+            <w:pPr>
+              <w:jc w:val="center"/>
+              <w:rPr>
+                <w:rFonts w:ascii="Cambria" w:hAnsi="Cambria" w:cstheme="majorBidi"/>
+                <w:b/>
+                <w:bCs/>
+                <w:color w:val="9B6D86"/>
+                <w:sz w:val="28"/>
+                <w:szCs w:val="28"/>
+              </w:rPr>
+            </w:pPr>
+            <w:r>
+              <w:rPr>
+                <w:rFonts w:ascii="Cambria" w:hAnsi="Cambria" w:cstheme="majorBidi"/>
+                <w:b/>
+                <w:bCs/>
+                <w:color w:val="9B6D86"/>
+                <w:sz w:val="28"/>
+                <w:szCs w:val="28"/>
+              </w:rPr>
+              <w:t>/api/users</w:t>
+            </w:r>
+          </w:p>
+          <w:p>
+            <w:pPr>
+              <w:jc w:val="center"/>
+              <w:rPr>
+                <w:rFonts w:ascii="Cambria" w:hAnsi="Cambria" w:cstheme="majorBidi"/>
+                <w:b/>
+                <w:bCs/>
+                <w:color w:val="9B6D86"/>
+                <w:sz w:val="28"/>
+                <w:szCs w:val="28"/>
+              </w:rPr>
+            </w:pPr>
+          </w:p>
+        </w:tc>
+        <w:tc>
+          <w:tcPr>
+            <w:tcW w:w="3640" w:type="dxa"/>
+            <w:tcBorders>
+              <w:top w:val="single" w:sz="8" w:space="0" w:color="4D3A6A"/>
+              <w:right w:val="single" w:sz="8" w:space="0" w:color="4D3A6A"/>
+            </w:tcBorders>
+          </w:tcPr>
+          <w:p>
+            <w:pPr>
+              <w:jc w:val="center"/>
+              <w:rPr>
+                <w:rFonts w:ascii="Cambria" w:hAnsi="Cambria" w:cstheme="majorBidi"/>
+                <w:color w:val="764B79"/>
+                <w:sz w:val="24"/>
+                <w:szCs w:val="24"/>
+              </w:rPr>
+            </w:pPr>
+          </w:p>
+          <w:p>
+            <w:pPr>
+              <w:jc w:val="center"/>
+              <w:rPr>
+                <w:rFonts w:ascii="Cambria" w:hAnsi="Cambria" w:cstheme="majorBidi"/>
+                <w:color w:val="764B79"/>
+                <w:sz w:val="24"/>
+                <w:szCs w:val="24"/>
+              </w:rPr>
+            </w:pPr>
+            <w:r>
+              <w:rPr>
+                <w:rFonts w:ascii="Cambria" w:hAnsi="Cambria" w:cstheme="majorBidi"/>
+                <w:color w:val="764B79"/>
+                <w:sz w:val="24"/>
+                <w:szCs w:val="24"/>
+              </w:rPr>
+              <w:t>GET</w:t>
+            </w:r>
+          </w:p>
+        </w:tc>
+        <w:tc>
+          <w:tcPr>
+            <w:tcW w:w="2954" w:type="dxa"/>
+            <w:tcBorders>
+              <w:top w:val="single" w:sz="8" w:space="0" w:color="4D3A6A"/>
+            </w:tcBorders>
+          </w:tcPr>
+          <w:p>
+            <w:pPr>
+              <w:jc w:val="center"/>
+              <w:rPr>
+                <w:rFonts w:ascii="Cambria" w:hAnsi="Cambria" w:cstheme="majorBidi"/>
+                <w:color w:val="764B79"/>
+                <w:sz w:val="24"/>
+                <w:szCs w:val="24"/>
+              </w:rPr>
+            </w:pPr>
+          </w:p>
+          <w:p>
+            <w:pPr>
+              <w:jc w:val="center"/>
+              <w:rPr>
+                <w:rFonts w:ascii="Cambria" w:hAnsi="Cambria" w:cstheme="majorBidi"/>
+                <w:color w:val="764B79"/>
+                <w:sz w:val="24"/>
+                <w:szCs w:val="24"/>
+              </w:rPr>
+            </w:pPr>
+            <w:r>
+              <w:rPr>
+                <w:rFonts w:ascii="Cambria" w:hAnsi="Cambria" w:cstheme="majorBidi"/>
+                <w:color w:val="764B79"/>
+                <w:sz w:val="24"/>
+                <w:szCs w:val="24"/>
+              </w:rPr>
+              <w:t>Primary key, auto incremented</w:t>
+            </w:r>
+          </w:p>
+        </w:tc>
+      </w:tr>
+      <w:tr>
+        <w:trPr>
+          <w:trHeight w:val="789"/>
+        </w:trPr>
+        <w:tc>
+          <w:tcPr>
+            <w:tcW w:w="3857" w:type="dxa"/>
+            <w:shd w:val="clear" w:color="auto" w:fill="FAF1EC"/>
+          </w:tcPr>
+          <w:p>
+            <w:pPr>
+              <w:jc w:val="center"/>
+              <w:rPr>
+                <w:rFonts w:ascii="Cambria" w:hAnsi="Cambria" w:cstheme="majorBidi"/>
+                <w:b/>
+                <w:bCs/>
+                <w:color w:val="9B6D86"/>
+                <w:sz w:val="28"/>
+                <w:szCs w:val="28"/>
+              </w:rPr>
+            </w:pPr>
+          </w:p>
+          <w:p>
+            <w:pPr>
+              <w:jc w:val="center"/>
+              <w:rPr>
+                <w:rFonts w:ascii="Cambria" w:hAnsi="Cambria" w:cstheme="majorBidi"/>
+                <w:b/>
+                <w:bCs/>
+                <w:color w:val="9B6D86"/>
+                <w:sz w:val="28"/>
+                <w:szCs w:val="28"/>
+              </w:rPr>
+            </w:pPr>
+            <w:r>
+              <w:rPr>
+                <w:rFonts w:ascii="Cambria" w:hAnsi="Cambria" w:cstheme="majorBidi"/>
+                <w:b/>
+                <w:bCs/>
+                <w:color w:val="9B6D86"/>
+                <w:sz w:val="28"/>
+                <w:szCs w:val="28"/>
+              </w:rPr>
+              <w:t>/api/users</w:t>
+            </w:r>
+          </w:p>
+          <w:p>
+            <w:pPr>
+              <w:jc w:val="center"/>
+              <w:rPr>
+                <w:rFonts w:ascii="Cambria" w:hAnsi="Cambria" w:cstheme="majorBidi"/>
+                <w:b/>
+                <w:bCs/>
+                <w:color w:val="9B6D86"/>
+                <w:sz w:val="28"/>
+                <w:szCs w:val="28"/>
+              </w:rPr>
+            </w:pPr>
+          </w:p>
+        </w:tc>
+        <w:tc>
+          <w:tcPr>
+            <w:tcW w:w="3640" w:type="dxa"/>
+          </w:tcPr>
+          <w:p>
+            <w:pPr>
+              <w:jc w:val="center"/>
+              <w:rPr>
+                <w:rFonts w:ascii="Cambria" w:hAnsi="Cambria" w:cstheme="majorBidi"/>
+                <w:color w:val="764B79"/>
+                <w:sz w:val="24"/>
+                <w:szCs w:val="24"/>
+              </w:rPr>
+            </w:pPr>
+          </w:p>
+          <w:p>
+            <w:pPr>
+              <w:jc w:val="center"/>
+              <w:rPr>
+                <w:rFonts w:ascii="Cambria" w:hAnsi="Cambria" w:cstheme="majorBidi"/>
+                <w:color w:val="764B79"/>
+                <w:sz w:val="24"/>
+                <w:szCs w:val="24"/>
+              </w:rPr>
+            </w:pPr>
+            <w:r>
+              <w:rPr>
+                <w:rFonts w:ascii="Cambria" w:hAnsi="Cambria" w:cstheme="majorBidi"/>
+                <w:color w:val="764B79"/>
+                <w:sz w:val="24"/>
+                <w:szCs w:val="24"/>
+              </w:rPr>
+              <w:t>POST</w:t>
+            </w:r>
+          </w:p>
+        </w:tc>
+        <w:tc>
+          <w:tcPr>
+            <w:tcW w:w="2954" w:type="dxa"/>
+          </w:tcPr>
+          <w:p>
+            <w:pPr>
+              <w:jc w:val="center"/>
+              <w:rPr>
+                <w:rFonts w:ascii="Cambria" w:hAnsi="Cambria" w:cstheme="majorBidi"/>
+                <w:color w:val="764B79"/>
+                <w:sz w:val="24"/>
+                <w:szCs w:val="24"/>
+              </w:rPr>
+            </w:pPr>
+          </w:p>
+          <w:p>
+            <w:pPr>
+              <w:jc w:val="center"/>
+              <w:rPr>
+                <w:rFonts w:ascii="Cambria" w:hAnsi="Cambria" w:cstheme="majorBidi"/>
+                <w:color w:val="764B79"/>
+                <w:sz w:val="24"/>
+                <w:szCs w:val="24"/>
+              </w:rPr>
+            </w:pPr>
+            <w:r>
+              <w:rPr>
+                <w:rFonts w:ascii="Cambria" w:hAnsi="Cambria" w:cstheme="majorBidi"/>
+                <w:color w:val="764B79"/>
+                <w:sz w:val="24"/>
+                <w:szCs w:val="24"/>
+              </w:rPr>
+              <w:t>Post content</w:t>
+            </w:r>
+          </w:p>
+        </w:tc>
+      </w:tr>
+      <w:tr>
+        <w:trPr>
+          <w:trHeight w:val="799"/>
+        </w:trPr>
+        <w:tc>
+          <w:tcPr>
+            <w:tcW w:w="3857" w:type="dxa"/>
+            <w:shd w:val="clear" w:color="auto" w:fill="FAF1EC"/>
+          </w:tcPr>
+          <w:p>
+            <w:pPr>
+              <w:jc w:val="center"/>
+              <w:rPr>
+                <w:rFonts w:ascii="Cambria" w:hAnsi="Cambria" w:cstheme="majorBidi"/>
+                <w:b/>
+                <w:bCs/>
+                <w:color w:val="9B6D86"/>
+                <w:sz w:val="28"/>
+                <w:szCs w:val="28"/>
+              </w:rPr>
+            </w:pPr>
+          </w:p>
+          <w:p>
+            <w:pPr>
+              <w:jc w:val="center"/>
+              <w:rPr>
+                <w:rFonts w:ascii="Cambria" w:hAnsi="Cambria" w:cstheme="majorBidi"/>
+                <w:b/>
+                <w:bCs/>
+                <w:color w:val="9B6D86"/>
+                <w:sz w:val="28"/>
+                <w:szCs w:val="28"/>
+              </w:rPr>
+            </w:pPr>
+            <w:r>
+              <w:rPr>
+                <w:rFonts w:ascii="Cambria" w:hAnsi="Cambria" w:cstheme="majorBidi"/>
+                <w:b/>
+                <w:bCs/>
+                <w:color w:val="9B6D86"/>
+                <w:sz w:val="28"/>
+                <w:szCs w:val="28"/>
+              </w:rPr>
+              <w:t>/api/users</w:t>
+            </w:r>
+          </w:p>
+          <w:p>
+            <w:pPr>
+              <w:jc w:val="center"/>
+              <w:rPr>
+                <w:rFonts w:ascii="Cambria" w:hAnsi="Cambria" w:cstheme="majorBidi"/>
+                <w:b/>
+                <w:bCs/>
+                <w:color w:val="9B6D86"/>
+                <w:sz w:val="28"/>
+                <w:szCs w:val="28"/>
+              </w:rPr>
+            </w:pPr>
+          </w:p>
+        </w:tc>
+        <w:tc>
+          <w:tcPr>
+            <w:tcW w:w="3640" w:type="dxa"/>
+          </w:tcPr>
+          <w:p>
+            <w:pPr>
+              <w:jc w:val="center"/>
+              <w:rPr>
+                <w:rFonts w:ascii="Cambria" w:hAnsi="Cambria" w:cstheme="majorBidi"/>
+                <w:color w:val="764B79"/>
+                <w:sz w:val="24"/>
+                <w:szCs w:val="24"/>
+              </w:rPr>
+            </w:pPr>
+          </w:p>
+          <w:p>
+            <w:pPr>
+              <w:jc w:val="center"/>
+              <w:rPr>
+                <w:rFonts w:ascii="Cambria" w:hAnsi="Cambria" w:cstheme="majorBidi"/>
+                <w:color w:val="764B79"/>
+                <w:sz w:val="24"/>
+                <w:szCs w:val="24"/>
+              </w:rPr>
+            </w:pPr>
+            <w:r>
+              <w:rPr>
+                <w:rFonts w:ascii="Cambria" w:hAnsi="Cambria" w:cstheme="majorBidi"/>
+                <w:color w:val="764B79"/>
+                <w:sz w:val="24"/>
+                <w:szCs w:val="24"/>
+              </w:rPr>
+              <w:t>PUT</w:t>
+            </w:r>
+          </w:p>
+        </w:tc>
+        <w:tc>
+          <w:tcPr>
+            <w:tcW w:w="2954" w:type="dxa"/>
+          </w:tcPr>
+          <w:p>
+            <w:pPr>
+              <w:jc w:val="center"/>
+              <w:rPr>
+                <w:rFonts w:ascii="Cambria" w:hAnsi="Cambria" w:cstheme="majorBidi"/>
+                <w:color w:val="764B79"/>
+                <w:sz w:val="24"/>
+                <w:szCs w:val="24"/>
+              </w:rPr>
+            </w:pPr>
+          </w:p>
+          <w:p>
+            <w:pPr>
+              <w:jc w:val="center"/>
+              <w:rPr>
+                <w:rFonts w:ascii="Cambria" w:hAnsi="Cambria" w:cstheme="majorBidi"/>
+                <w:color w:val="764B79"/>
+                <w:sz w:val="24"/>
+                <w:szCs w:val="24"/>
+              </w:rPr>
+            </w:pPr>
+            <w:r>
+              <w:rPr>
+                <w:rFonts w:ascii="Cambria" w:hAnsi="Cambria" w:cstheme="majorBidi"/>
+                <w:color w:val="764B79"/>
+                <w:sz w:val="24"/>
+                <w:szCs w:val="24"/>
+              </w:rPr>
+              <w:t>Username of the post creator</w:t>
+            </w:r>
+          </w:p>
+        </w:tc>
+      </w:tr>
+      <w:tr>
+        <w:trPr>
+          <w:trHeight w:val="789"/>
+        </w:trPr>
+        <w:tc>
+          <w:tcPr>
+            <w:tcW w:w="3857" w:type="dxa"/>
+            <w:shd w:val="clear" w:color="auto" w:fill="FAF1EC"/>
+          </w:tcPr>
+          <w:p>
+            <w:pPr>
+              <w:jc w:val="center"/>
+              <w:rPr>
+                <w:rFonts w:ascii="Cambria" w:hAnsi="Cambria" w:cstheme="majorBidi"/>
+                <w:b/>
+                <w:bCs/>
+                <w:color w:val="9B6D86"/>
+                <w:sz w:val="28"/>
+                <w:szCs w:val="28"/>
+              </w:rPr>
+            </w:pPr>
+          </w:p>
+          <w:p>
+            <w:pPr>
+              <w:jc w:val="center"/>
+              <w:rPr>
+                <w:rFonts w:ascii="Cambria" w:hAnsi="Cambria" w:cstheme="majorBidi"/>
+                <w:b/>
+                <w:bCs/>
+                <w:color w:val="9B6D86"/>
+                <w:sz w:val="28"/>
+                <w:szCs w:val="28"/>
+              </w:rPr>
+            </w:pPr>
+            <w:r>
+              <w:rPr>
+                <w:rFonts w:ascii="Cambria" w:hAnsi="Cambria" w:cstheme="majorBidi"/>
+                <w:b/>
+                <w:bCs/>
+                <w:color w:val="9B6D86"/>
+                <w:sz w:val="28"/>
+                <w:szCs w:val="28"/>
+              </w:rPr>
+              <w:t>/api/users</w:t>
+            </w:r>
+            <w:r>
+              <w:rPr>
+                <w:rFonts w:ascii="Cambria" w:hAnsi="Cambria" w:cstheme="majorBidi"/>
+                <w:b/>
+                <w:bCs/>
+                <w:color w:val="9B6D86"/>
+                <w:sz w:val="28"/>
+                <w:szCs w:val="28"/>
+              </w:rPr>
+              <w:t>/[username]/foolow</w:t>
+            </w:r>
+          </w:p>
+          <w:p>
+            <w:pPr>
+              <w:jc w:val="center"/>
+              <w:rPr>
+                <w:rFonts w:ascii="Cambria" w:hAnsi="Cambria" w:cstheme="majorBidi"/>
+                <w:b/>
+                <w:bCs/>
+                <w:color w:val="9B6D86"/>
+                <w:sz w:val="28"/>
+                <w:szCs w:val="28"/>
+              </w:rPr>
+            </w:pPr>
+          </w:p>
+        </w:tc>
+        <w:tc>
+          <w:tcPr>
+            <w:tcW w:w="3640" w:type="dxa"/>
+          </w:tcPr>
+          <w:p>
+            <w:pPr>
+              <w:jc w:val="center"/>
+              <w:rPr>
+                <w:rFonts w:ascii="Cambria" w:hAnsi="Cambria" w:cstheme="majorBidi"/>
+                <w:color w:val="764B79"/>
+                <w:sz w:val="24"/>
+                <w:szCs w:val="24"/>
+              </w:rPr>
+            </w:pPr>
+          </w:p>
+          <w:p>
+            <w:pPr>
+              <w:jc w:val="center"/>
+              <w:rPr>
+                <w:rFonts w:ascii="Cambria" w:hAnsi="Cambria" w:cstheme="majorBidi"/>
+                <w:color w:val="764B79"/>
+                <w:sz w:val="24"/>
+                <w:szCs w:val="24"/>
+              </w:rPr>
+            </w:pPr>
+            <w:r>
+              <w:rPr>
+                <w:rFonts w:ascii="Cambria" w:hAnsi="Cambria" w:cstheme="majorBidi"/>
+                <w:color w:val="764B79"/>
+                <w:sz w:val="24"/>
+                <w:szCs w:val="24"/>
+              </w:rPr>
+              <w:t>POST</w:t>
+            </w:r>
+          </w:p>
+        </w:tc>
+        <w:tc>
+          <w:tcPr>
+            <w:tcW w:w="2954" w:type="dxa"/>
+          </w:tcPr>
+          <w:p>
+            <w:pPr>
+              <w:jc w:val="center"/>
+              <w:rPr>
+                <w:rFonts w:ascii="Cambria" w:hAnsi="Cambria" w:cstheme="majorBidi"/>
+                <w:color w:val="764B79"/>
+                <w:sz w:val="24"/>
+                <w:szCs w:val="24"/>
+              </w:rPr>
+            </w:pPr>
+          </w:p>
+          <w:p>
+            <w:pPr>
+              <w:jc w:val="center"/>
+              <w:rPr>
+                <w:rFonts w:ascii="Cambria" w:hAnsi="Cambria" w:cstheme="majorBidi"/>
+                <w:color w:val="764B79"/>
+                <w:sz w:val="24"/>
+                <w:szCs w:val="24"/>
+              </w:rPr>
+            </w:pPr>
+            <w:r>
+              <w:rPr>
+                <w:rFonts w:ascii="Cambria" w:hAnsi="Cambria" w:cstheme="majorBidi"/>
+                <w:color w:val="764B79"/>
+                <w:sz w:val="24"/>
+                <w:szCs w:val="24"/>
+              </w:rPr>
+              <w:t>Book author name entered</w:t>
+            </w:r>
+          </w:p>
+        </w:tc>
+      </w:tr>
+      <w:tr>
+        <w:trPr>
+          <w:trHeight w:val="799"/>
+        </w:trPr>
+        <w:tc>
+          <w:tcPr>
+            <w:tcW w:w="3857" w:type="dxa"/>
+            <w:shd w:val="clear" w:color="auto" w:fill="FAF1EC"/>
+          </w:tcPr>
+          <w:p>
+            <w:pPr>
+              <w:jc w:val="center"/>
+              <w:rPr>
+                <w:rFonts w:ascii="Cambria" w:hAnsi="Cambria" w:cstheme="majorBidi"/>
+                <w:b/>
+                <w:bCs/>
+                <w:color w:val="9B6D86"/>
+                <w:sz w:val="28"/>
+                <w:szCs w:val="28"/>
+              </w:rPr>
+            </w:pPr>
+          </w:p>
+          <w:p>
+            <w:pPr>
+              <w:jc w:val="center"/>
+              <w:rPr>
+                <w:rFonts w:ascii="Cambria" w:hAnsi="Cambria" w:cstheme="majorBidi"/>
+                <w:b/>
+                <w:bCs/>
+                <w:color w:val="9B6D86"/>
+                <w:sz w:val="28"/>
+                <w:szCs w:val="28"/>
+              </w:rPr>
+            </w:pPr>
+            <w:r>
+              <w:rPr>
+                <w:rFonts w:ascii="Cambria" w:hAnsi="Cambria" w:cstheme="majorBidi"/>
+                <w:b/>
+                <w:bCs/>
+                <w:color w:val="9B6D86"/>
+                <w:sz w:val="28"/>
+                <w:szCs w:val="28"/>
+              </w:rPr>
+              <w:t>/api/</w:t>
+            </w:r>
+            <w:r>
+              <w:rPr>
+                <w:rFonts w:ascii="Cambria" w:hAnsi="Cambria" w:cstheme="majorBidi"/>
+                <w:b/>
+                <w:bCs/>
+                <w:color w:val="9B6D86"/>
+                <w:sz w:val="28"/>
+                <w:szCs w:val="28"/>
+              </w:rPr>
+              <w:t>posts</w:t>
+            </w:r>
+          </w:p>
+          <w:p>
+            <w:pPr>
+              <w:jc w:val="center"/>
+              <w:rPr>
+                <w:rFonts w:ascii="Cambria" w:hAnsi="Cambria" w:cstheme="majorBidi"/>
+                <w:b/>
+                <w:bCs/>
+                <w:color w:val="9B6D86"/>
+                <w:sz w:val="28"/>
+                <w:szCs w:val="28"/>
+              </w:rPr>
+            </w:pPr>
+          </w:p>
+        </w:tc>
+        <w:tc>
+          <w:tcPr>
+            <w:tcW w:w="3640" w:type="dxa"/>
+          </w:tcPr>
+          <w:p>
+            <w:pPr>
+              <w:jc w:val="center"/>
+              <w:rPr>
+                <w:rFonts w:ascii="Cambria" w:hAnsi="Cambria" w:cstheme="majorBidi"/>
+                <w:color w:val="764B79"/>
+                <w:sz w:val="24"/>
+                <w:szCs w:val="24"/>
+              </w:rPr>
+            </w:pPr>
+          </w:p>
+          <w:p>
+            <w:pPr>
+              <w:jc w:val="center"/>
+              <w:rPr>
+                <w:rFonts w:ascii="Cambria" w:hAnsi="Cambria" w:cstheme="majorBidi"/>
+                <w:color w:val="764B79"/>
+                <w:sz w:val="24"/>
+                <w:szCs w:val="24"/>
+              </w:rPr>
+            </w:pPr>
+            <w:r>
+              <w:rPr>
+                <w:rFonts w:ascii="Cambria" w:hAnsi="Cambria" w:cstheme="majorBidi"/>
+                <w:color w:val="764B79"/>
+                <w:sz w:val="24"/>
+                <w:szCs w:val="24"/>
+              </w:rPr>
+              <w:t>GET</w:t>
+            </w:r>
+          </w:p>
+        </w:tc>
+        <w:tc>
+          <w:tcPr>
+            <w:tcW w:w="2954" w:type="dxa"/>
+          </w:tcPr>
+          <w:p>
+            <w:pPr>
+              <w:jc w:val="center"/>
+              <w:rPr>
+                <w:rFonts w:ascii="Cambria" w:hAnsi="Cambria" w:cstheme="majorBidi"/>
+                <w:color w:val="764B79"/>
+                <w:sz w:val="24"/>
+                <w:szCs w:val="24"/>
+              </w:rPr>
+            </w:pPr>
+          </w:p>
+          <w:p>
+            <w:pPr>
+              <w:jc w:val="center"/>
+              <w:rPr>
+                <w:rFonts w:ascii="Cambria" w:hAnsi="Cambria" w:cstheme="majorBidi"/>
+                <w:color w:val="764B79"/>
+                <w:sz w:val="24"/>
+                <w:szCs w:val="24"/>
+              </w:rPr>
+            </w:pPr>
+            <w:r>
+              <w:rPr>
+                <w:rFonts w:ascii="Cambria" w:hAnsi="Cambria" w:cstheme="majorBidi"/>
+                <w:color w:val="764B79"/>
+                <w:sz w:val="24"/>
+                <w:szCs w:val="24"/>
+              </w:rPr>
+              <w:t>Book title entered</w:t>
+            </w:r>
+          </w:p>
+        </w:tc>
+      </w:tr>
+      <w:tr>
+        <w:trPr>
+          <w:trHeight w:val="789"/>
+        </w:trPr>
+        <w:tc>
+          <w:tcPr>
+            <w:tcW w:w="3857" w:type="dxa"/>
+            <w:shd w:val="clear" w:color="auto" w:fill="FAF1EC"/>
+          </w:tcPr>
+          <w:p>
+            <w:pPr>
+              <w:jc w:val="center"/>
+              <w:rPr>
+                <w:rFonts w:ascii="Cambria" w:hAnsi="Cambria" w:cstheme="majorBidi"/>
+                <w:b/>
+                <w:bCs/>
+                <w:color w:val="9B6D86"/>
+                <w:sz w:val="28"/>
+                <w:szCs w:val="28"/>
+              </w:rPr>
+            </w:pPr>
+          </w:p>
+          <w:p>
+            <w:pPr>
+              <w:jc w:val="center"/>
+              <w:rPr>
+                <w:rFonts w:ascii="Cambria" w:hAnsi="Cambria" w:cstheme="majorBidi"/>
+                <w:b/>
+                <w:bCs/>
+                <w:color w:val="9B6D86"/>
+                <w:sz w:val="28"/>
+                <w:szCs w:val="28"/>
+              </w:rPr>
+            </w:pPr>
+            <w:r>
+              <w:rPr>
+                <w:rFonts w:ascii="Cambria" w:hAnsi="Cambria" w:cstheme="majorBidi"/>
+                <w:b/>
+                <w:bCs/>
+                <w:color w:val="9B6D86"/>
+                <w:sz w:val="28"/>
+                <w:szCs w:val="28"/>
+              </w:rPr>
+              <w:t>/api/posts</w:t>
+            </w:r>
+          </w:p>
+          <w:p>
+            <w:pPr>
+              <w:jc w:val="center"/>
+              <w:rPr>
+                <w:rFonts w:ascii="Cambria" w:hAnsi="Cambria" w:cstheme="majorBidi"/>
+                <w:b/>
+                <w:bCs/>
+                <w:color w:val="9B6D86"/>
+                <w:sz w:val="28"/>
+                <w:szCs w:val="28"/>
+              </w:rPr>
+            </w:pPr>
+          </w:p>
+        </w:tc>
+        <w:tc>
+          <w:tcPr>
+            <w:tcW w:w="3640" w:type="dxa"/>
+          </w:tcPr>
+          <w:p>
+            <w:pPr>
+              <w:jc w:val="center"/>
+              <w:rPr>
+                <w:rFonts w:ascii="Cambria" w:hAnsi="Cambria" w:cstheme="majorBidi"/>
+                <w:color w:val="764B79"/>
+                <w:sz w:val="24"/>
+                <w:szCs w:val="24"/>
+              </w:rPr>
+            </w:pPr>
+          </w:p>
+          <w:p>
+            <w:pPr>
+              <w:jc w:val="center"/>
+              <w:rPr>
+                <w:rFonts w:ascii="Cambria" w:hAnsi="Cambria" w:cstheme="majorBidi"/>
+                <w:color w:val="764B79"/>
+                <w:sz w:val="24"/>
+                <w:szCs w:val="24"/>
+              </w:rPr>
+            </w:pPr>
+            <w:r>
+              <w:rPr>
+                <w:rFonts w:ascii="Cambria" w:hAnsi="Cambria" w:cstheme="majorBidi"/>
+                <w:color w:val="764B79"/>
+                <w:sz w:val="24"/>
+                <w:szCs w:val="24"/>
+              </w:rPr>
+              <w:t>POST</w:t>
+            </w:r>
+          </w:p>
+        </w:tc>
+        <w:tc>
+          <w:tcPr>
+            <w:tcW w:w="2954" w:type="dxa"/>
+          </w:tcPr>
+          <w:p>
+            <w:pPr>
+              <w:jc w:val="center"/>
+              <w:rPr>
+                <w:rFonts w:ascii="Cambria" w:hAnsi="Cambria" w:cstheme="majorBidi"/>
+                <w:color w:val="764B79"/>
+                <w:sz w:val="24"/>
+                <w:szCs w:val="24"/>
+              </w:rPr>
+            </w:pPr>
+          </w:p>
+          <w:p>
+            <w:pPr>
+              <w:jc w:val="center"/>
+              <w:rPr>
+                <w:rFonts w:ascii="Cambria" w:hAnsi="Cambria" w:cstheme="majorBidi"/>
+                <w:color w:val="764B79"/>
+                <w:sz w:val="24"/>
+                <w:szCs w:val="24"/>
+              </w:rPr>
+            </w:pPr>
+            <w:r>
+              <w:rPr>
+                <w:rFonts w:ascii="Cambria" w:hAnsi="Cambria" w:cstheme="majorBidi"/>
+                <w:color w:val="764B79"/>
+                <w:sz w:val="24"/>
+                <w:szCs w:val="24"/>
+              </w:rPr>
+              <w:t>JSON array of usernames who liked the post</w:t>
+            </w:r>
+          </w:p>
+        </w:tc>
+      </w:tr>
+      <w:tr>
+        <w:trPr>
+          <w:trHeight w:val="799"/>
+        </w:trPr>
+        <w:tc>
+          <w:tcPr>
+            <w:tcW w:w="3857" w:type="dxa"/>
+            <w:shd w:val="clear" w:color="auto" w:fill="FAF1EC"/>
+          </w:tcPr>
+          <w:p>
+            <w:pPr>
+              <w:jc w:val="center"/>
+              <w:rPr>
+                <w:rFonts w:ascii="Cambria" w:hAnsi="Cambria" w:cstheme="majorBidi"/>
+                <w:b/>
+                <w:bCs/>
+                <w:color w:val="9B6D86"/>
+                <w:sz w:val="28"/>
+                <w:szCs w:val="28"/>
+              </w:rPr>
+            </w:pPr>
+          </w:p>
+          <w:p>
+            <w:pPr>
+              <w:jc w:val="center"/>
+              <w:rPr>
+                <w:rFonts w:ascii="Cambria" w:hAnsi="Cambria" w:cstheme="majorBidi"/>
+                <w:b/>
+                <w:bCs/>
+                <w:color w:val="9B6D86"/>
+                <w:sz w:val="28"/>
+                <w:szCs w:val="28"/>
+              </w:rPr>
+            </w:pPr>
+            <w:r>
+              <w:rPr>
+                <w:rFonts w:ascii="Cambria" w:hAnsi="Cambria" w:cstheme="majorBidi"/>
+                <w:b/>
+                <w:bCs/>
+                <w:color w:val="9B6D86"/>
+                <w:sz w:val="28"/>
+                <w:szCs w:val="28"/>
+              </w:rPr>
+              <w:t>/api/posts</w:t>
+            </w:r>
+            <w:r>
+              <w:rPr>
+                <w:rFonts w:ascii="Cambria" w:hAnsi="Cambria" w:cstheme="majorBidi"/>
+                <w:b/>
+                <w:bCs/>
+                <w:color w:val="9B6D86"/>
+                <w:sz w:val="28"/>
+                <w:szCs w:val="28"/>
+              </w:rPr>
+              <w:t>/[id]</w:t>
+            </w:r>
+          </w:p>
+          <w:p>
+            <w:pPr>
+              <w:jc w:val="center"/>
+              <w:rPr>
+                <w:rFonts w:ascii="Cambria" w:hAnsi="Cambria" w:cstheme="majorBidi"/>
+                <w:b/>
+                <w:bCs/>
+                <w:color w:val="9B6D86"/>
+                <w:sz w:val="28"/>
+                <w:szCs w:val="28"/>
+              </w:rPr>
+            </w:pPr>
+          </w:p>
+        </w:tc>
+        <w:tc>
+          <w:tcPr>
+            <w:tcW w:w="3640" w:type="dxa"/>
+          </w:tcPr>
+          <w:p>
+            <w:pPr>
+              <w:jc w:val="center"/>
+              <w:rPr>
+                <w:rFonts w:ascii="Cambria" w:hAnsi="Cambria" w:cstheme="majorBidi"/>
+                <w:color w:val="764B79"/>
+                <w:sz w:val="24"/>
+                <w:szCs w:val="24"/>
+              </w:rPr>
+            </w:pPr>
+          </w:p>
+          <w:p>
+            <w:pPr>
+              <w:jc w:val="center"/>
+              <w:rPr>
+                <w:rFonts w:ascii="Cambria" w:hAnsi="Cambria" w:cstheme="majorBidi"/>
+                <w:color w:val="764B79"/>
+                <w:sz w:val="24"/>
+                <w:szCs w:val="24"/>
+              </w:rPr>
+            </w:pPr>
+            <w:r>
+              <w:rPr>
+                <w:rFonts w:ascii="Cambria" w:hAnsi="Cambria" w:cstheme="majorBidi"/>
+                <w:color w:val="764B79"/>
+                <w:sz w:val="24"/>
+                <w:szCs w:val="24"/>
+              </w:rPr>
+              <w:t>DELETE</w:t>
+            </w:r>
+          </w:p>
+        </w:tc>
+        <w:tc>
+          <w:tcPr>
+            <w:tcW w:w="2954" w:type="dxa"/>
+          </w:tcPr>
+          <w:p>
+            <w:pPr>
+              <w:jc w:val="center"/>
+              <w:rPr>
+                <w:rFonts w:ascii="Cambria" w:hAnsi="Cambria" w:cstheme="majorBidi"/>
+                <w:color w:val="764B79"/>
+                <w:sz w:val="24"/>
+                <w:szCs w:val="24"/>
+              </w:rPr>
+            </w:pPr>
+          </w:p>
+          <w:p>
+            <w:pPr>
+              <w:jc w:val="center"/>
+              <w:rPr>
+                <w:rFonts w:ascii="Cambria" w:hAnsi="Cambria" w:cstheme="majorBidi"/>
+                <w:color w:val="764B79"/>
+                <w:sz w:val="24"/>
+                <w:szCs w:val="24"/>
+              </w:rPr>
+            </w:pPr>
+            <w:r>
+              <w:rPr>
+                <w:rFonts w:ascii="Cambria" w:hAnsi="Cambria" w:cstheme="majorBidi"/>
+                <w:color w:val="764B79"/>
+                <w:sz w:val="24"/>
+                <w:szCs w:val="24"/>
+              </w:rPr>
+              <w:t>JSON array of comment objects</w:t>
+            </w:r>
+          </w:p>
+        </w:tc>
+      </w:tr>
+      <w:tr>
+        <w:trPr>
+          <w:trHeight w:val="789"/>
+        </w:trPr>
+        <w:tc>
+          <w:tcPr>
+            <w:tcW w:w="3857" w:type="dxa"/>
+            <w:shd w:val="clear" w:color="auto" w:fill="FAF1EC"/>
+          </w:tcPr>
+          <w:p>
+            <w:pPr>
+              <w:jc w:val="center"/>
+              <w:rPr>
+                <w:rFonts w:ascii="Cambria" w:hAnsi="Cambria" w:cstheme="majorBidi"/>
+                <w:b/>
+                <w:bCs/>
+                <w:color w:val="9B6D86"/>
+                <w:sz w:val="28"/>
+                <w:szCs w:val="28"/>
+              </w:rPr>
+            </w:pPr>
+          </w:p>
+          <w:p>
+            <w:pPr>
+              <w:jc w:val="center"/>
+              <w:rPr>
+                <w:rFonts w:ascii="Cambria" w:hAnsi="Cambria" w:cstheme="majorBidi"/>
+                <w:b/>
+                <w:bCs/>
+                <w:color w:val="9B6D86"/>
+                <w:sz w:val="28"/>
+                <w:szCs w:val="28"/>
+              </w:rPr>
+            </w:pPr>
+            <w:r>
+              <w:rPr>
+                <w:rFonts w:ascii="Cambria" w:hAnsi="Cambria" w:cstheme="majorBidi"/>
+                <w:b/>
+                <w:bCs/>
+                <w:color w:val="9B6D86"/>
+                <w:sz w:val="28"/>
+                <w:szCs w:val="28"/>
+              </w:rPr>
+              <w:t>/api/posts/[id]</w:t>
+            </w:r>
+            <w:r>
+              <w:rPr>
+                <w:rFonts w:ascii="Cambria" w:hAnsi="Cambria" w:cstheme="majorBidi"/>
+                <w:b/>
+                <w:bCs/>
+                <w:color w:val="9B6D86"/>
+                <w:sz w:val="28"/>
+                <w:szCs w:val="28"/>
+              </w:rPr>
+              <w:t>/like</w:t>
+            </w:r>
+          </w:p>
+          <w:p>
+            <w:pPr>
+              <w:jc w:val="center"/>
+              <w:rPr>
+                <w:rFonts w:ascii="Cambria" w:hAnsi="Cambria" w:cstheme="majorBidi"/>
+                <w:b/>
+                <w:bCs/>
+                <w:color w:val="9B6D86"/>
+                <w:sz w:val="28"/>
+                <w:szCs w:val="28"/>
+              </w:rPr>
+            </w:pPr>
+          </w:p>
+        </w:tc>
+        <w:tc>
+          <w:tcPr>
+            <w:tcW w:w="3640" w:type="dxa"/>
+          </w:tcPr>
+          <w:p>
+            <w:pPr>
+              <w:jc w:val="center"/>
+              <w:rPr>
+                <w:rFonts w:ascii="Cambria" w:hAnsi="Cambria" w:cstheme="majorBidi"/>
+                <w:color w:val="764B79"/>
+                <w:sz w:val="24"/>
+                <w:szCs w:val="24"/>
+              </w:rPr>
+            </w:pPr>
+          </w:p>
+          <w:p>
+            <w:pPr>
+              <w:jc w:val="center"/>
+              <w:rPr>
+                <w:rFonts w:ascii="Cambria" w:hAnsi="Cambria" w:cstheme="majorBidi"/>
+                <w:color w:val="764B79"/>
+                <w:sz w:val="24"/>
+                <w:szCs w:val="24"/>
+              </w:rPr>
+            </w:pPr>
+            <w:r>
+              <w:rPr>
+                <w:rFonts w:ascii="Cambria" w:hAnsi="Cambria" w:cstheme="majorBidi"/>
+                <w:color w:val="764B79"/>
+                <w:sz w:val="24"/>
+                <w:szCs w:val="24"/>
+              </w:rPr>
+              <w:t>POST</w:t>
+            </w:r>
+          </w:p>
+        </w:tc>
+        <w:tc>
+          <w:tcPr>
+            <w:tcW w:w="2954" w:type="dxa"/>
+          </w:tcPr>
+          <w:p>
+            <w:pPr>
+              <w:jc w:val="center"/>
+              <w:rPr>
+                <w:rFonts w:ascii="Cambria" w:hAnsi="Cambria" w:cstheme="majorBidi"/>
+                <w:color w:val="764B79"/>
+                <w:sz w:val="24"/>
+                <w:szCs w:val="24"/>
+              </w:rPr>
+            </w:pPr>
+          </w:p>
+          <w:p>
+            <w:pPr>
+              <w:jc w:val="center"/>
+              <w:rPr>
+                <w:rFonts w:ascii="Cambria" w:hAnsi="Cambria" w:cstheme="majorBidi"/>
+                <w:color w:val="764B79"/>
+                <w:sz w:val="24"/>
+                <w:szCs w:val="24"/>
+              </w:rPr>
+            </w:pPr>
+            <w:r>
+              <w:rPr>
+                <w:rFonts w:ascii="Cambria" w:hAnsi="Cambria" w:cstheme="majorBidi"/>
+                <w:color w:val="764B79"/>
+                <w:sz w:val="24"/>
+                <w:szCs w:val="24"/>
+              </w:rPr>
+              <w:t>Time of when the post was created</w:t>
+            </w:r>
+          </w:p>
+        </w:tc>
+      </w:tr>
+      <w:tr>
+        <w:trPr>
+          <w:trHeight w:val="789"/>
+        </w:trPr>
+        <w:tc>
+          <w:tcPr>
+            <w:tcW w:w="3857" w:type="dxa"/>
+            <w:shd w:val="clear" w:color="auto" w:fill="FAF1EC"/>
+          </w:tcPr>
+          <w:p>
+            <w:pPr>
+              <w:jc w:val="center"/>
+              <w:rPr>
+                <w:rFonts w:ascii="Cambria" w:hAnsi="Cambria" w:cstheme="majorBidi"/>
+                <w:b/>
+                <w:bCs/>
+                <w:color w:val="9B6D86"/>
+                <w:sz w:val="28"/>
+                <w:szCs w:val="28"/>
+              </w:rPr>
+            </w:pPr>
+          </w:p>
+          <w:p>
+            <w:pPr>
+              <w:jc w:val="center"/>
+              <w:rPr>
+                <w:rFonts w:ascii="Cambria" w:hAnsi="Cambria" w:cstheme="majorBidi"/>
+                <w:b/>
+                <w:bCs/>
+                <w:color w:val="9B6D86"/>
+                <w:sz w:val="28"/>
+                <w:szCs w:val="28"/>
+              </w:rPr>
+            </w:pPr>
+            <w:r>
+              <w:rPr>
+                <w:rFonts w:ascii="Cambria" w:hAnsi="Cambria" w:cstheme="majorBidi"/>
+                <w:b/>
+                <w:bCs/>
+                <w:color w:val="9B6D86"/>
+                <w:sz w:val="28"/>
+                <w:szCs w:val="28"/>
+              </w:rPr>
+              <w:t>/api/posts/[id]</w:t>
+            </w:r>
+            <w:r>
+              <w:rPr>
+                <w:rFonts w:ascii="Cambria" w:hAnsi="Cambria" w:cstheme="majorBidi"/>
+                <w:b/>
+                <w:bCs/>
+                <w:color w:val="9B6D86"/>
+                <w:sz w:val="28"/>
+                <w:szCs w:val="28"/>
+              </w:rPr>
+              <w:t>/comment</w:t>
+            </w:r>
+          </w:p>
+          <w:p>
+            <w:pPr>
+              <w:jc w:val="center"/>
+              <w:rPr>
+                <w:rFonts w:ascii="Cambria" w:hAnsi="Cambria" w:cstheme="majorBidi"/>
+                <w:b/>
+                <w:bCs/>
+                <w:color w:val="9B6D86"/>
+                <w:sz w:val="28"/>
+                <w:szCs w:val="28"/>
+              </w:rPr>
+            </w:pPr>
+          </w:p>
+        </w:tc>
+        <w:tc>
+          <w:tcPr>
+            <w:tcW w:w="3640" w:type="dxa"/>
+          </w:tcPr>
+          <w:p>
+            <w:pPr>
+              <w:jc w:val="center"/>
+              <w:rPr>
+                <w:rFonts w:ascii="Cambria" w:hAnsi="Cambria" w:cstheme="majorBidi"/>
+                <w:color w:val="764B79"/>
+                <w:sz w:val="24"/>
+                <w:szCs w:val="24"/>
+              </w:rPr>
+            </w:pPr>
+          </w:p>
+          <w:p>
+            <w:pPr>
+              <w:jc w:val="center"/>
+              <w:rPr>
+                <w:rFonts w:ascii="Cambria" w:hAnsi="Cambria" w:cstheme="majorBidi"/>
+                <w:color w:val="764B79"/>
+                <w:sz w:val="24"/>
+                <w:szCs w:val="24"/>
+              </w:rPr>
+            </w:pPr>
+            <w:r>
+              <w:rPr>
+                <w:rFonts w:ascii="Cambria" w:hAnsi="Cambria" w:cstheme="majorBidi"/>
+                <w:color w:val="764B79"/>
+                <w:sz w:val="24"/>
+                <w:szCs w:val="24"/>
+              </w:rPr>
+              <w:t>POST</w:t>
+            </w:r>
+          </w:p>
+        </w:tc>
+        <w:tc>
+          <w:tcPr>
+            <w:tcW w:w="2954" w:type="dxa"/>
+          </w:tcPr>
+          <w:p>
+            <w:pPr>
+              <w:jc w:val="center"/>
+              <w:rPr>
+                <w:rFonts w:ascii="Cambria" w:hAnsi="Cambria" w:cstheme="majorBidi"/>
+                <w:color w:val="764B79"/>
+                <w:sz w:val="24"/>
+                <w:szCs w:val="24"/>
+              </w:rPr>
+            </w:pPr>
+          </w:p>
+          <w:p>
+            <w:pPr>
+              <w:jc w:val="center"/>
+              <w:rPr>
+                <w:rFonts w:ascii="Cambria" w:hAnsi="Cambria" w:cstheme="majorBidi"/>
+                <w:color w:val="764B79"/>
+                <w:sz w:val="24"/>
+                <w:szCs w:val="24"/>
+              </w:rPr>
+            </w:pPr>
+            <w:r>
+              <w:rPr>
+                <w:rFonts w:ascii="Cambria" w:hAnsi="Cambria" w:cstheme="majorBidi"/>
+                <w:color w:val="764B79"/>
+                <w:sz w:val="24"/>
+                <w:szCs w:val="24"/>
+              </w:rPr>
+              <w:t>Auto generated creation time</w:t>
+            </w:r>
+          </w:p>
+        </w:tc>
+      </w:tr>
+      <w:tr>
+        <w:trPr>
+          <w:trHeight w:val="789"/>
+        </w:trPr>
+        <w:tc>
+          <w:tcPr>
+            <w:tcW w:w="3857" w:type="dxa"/>
+            <w:shd w:val="clear" w:color="auto" w:fill="FAF1EC"/>
+          </w:tcPr>
+          <w:p>
+            <w:pPr>
+              <w:jc w:val="center"/>
+              <w:rPr>
+                <w:rFonts w:ascii="Cambria" w:hAnsi="Cambria" w:cstheme="majorBidi"/>
+                <w:b/>
+                <w:bCs/>
+                <w:color w:val="9B6D86"/>
+                <w:sz w:val="28"/>
+                <w:szCs w:val="28"/>
+              </w:rPr>
+            </w:pPr>
+          </w:p>
+          <w:p>
+            <w:pPr>
+              <w:jc w:val="center"/>
+              <w:rPr>
+                <w:rFonts w:ascii="Cambria" w:hAnsi="Cambria" w:cstheme="majorBidi"/>
+                <w:b/>
+                <w:bCs/>
+                <w:color w:val="9B6D86"/>
+                <w:sz w:val="28"/>
+                <w:szCs w:val="28"/>
+              </w:rPr>
+            </w:pPr>
+            <w:r>
+              <w:rPr>
+                <w:rFonts w:ascii="Cambria" w:hAnsi="Cambria" w:cstheme="majorBidi"/>
+                <w:b/>
+                <w:bCs/>
+                <w:color w:val="9B6D86"/>
+                <w:sz w:val="28"/>
+                <w:szCs w:val="28"/>
+              </w:rPr>
+              <w:t>/api/posts/[id]/comment</w:t>
+            </w:r>
+            <w:r>
+              <w:rPr>
+                <w:rFonts w:ascii="Cambria" w:hAnsi="Cambria" w:cstheme="majorBidi"/>
+                <w:b/>
+                <w:bCs/>
+                <w:color w:val="9B6D86"/>
+                <w:sz w:val="28"/>
+                <w:szCs w:val="28"/>
+              </w:rPr>
+              <w:t>/[index]</w:t>
+            </w:r>
+          </w:p>
+          <w:p>
+            <w:pPr>
+              <w:jc w:val="center"/>
+              <w:rPr>
+                <w:rFonts w:ascii="Cambria" w:hAnsi="Cambria" w:cstheme="majorBidi"/>
+                <w:b/>
+                <w:bCs/>
+                <w:color w:val="9B6D86"/>
+                <w:sz w:val="28"/>
+                <w:szCs w:val="28"/>
+              </w:rPr>
+            </w:pPr>
+          </w:p>
+        </w:tc>
+        <w:tc>
+          <w:tcPr>
+            <w:tcW w:w="3640" w:type="dxa"/>
+          </w:tcPr>
+          <w:p>
+            <w:pPr>
+              <w:jc w:val="center"/>
+              <w:rPr>
+                <w:rFonts w:ascii="Cambria" w:hAnsi="Cambria" w:cstheme="majorBidi"/>
+                <w:color w:val="764B79"/>
+                <w:sz w:val="24"/>
+                <w:szCs w:val="24"/>
+              </w:rPr>
+            </w:pPr>
+          </w:p>
+          <w:p>
+            <w:pPr>
+              <w:jc w:val="center"/>
+              <w:rPr>
+                <w:rFonts w:ascii="Cambria" w:hAnsi="Cambria" w:cstheme="majorBidi"/>
+                <w:color w:val="764B79"/>
+                <w:sz w:val="24"/>
+                <w:szCs w:val="24"/>
+              </w:rPr>
+            </w:pPr>
+            <w:r>
+              <w:rPr>
+                <w:rFonts w:ascii="Cambria" w:hAnsi="Cambria" w:cstheme="majorBidi"/>
+                <w:color w:val="764B79"/>
+                <w:sz w:val="24"/>
+                <w:szCs w:val="24"/>
+              </w:rPr>
+              <w:t>DELETE</w:t>
+            </w:r>
+          </w:p>
+        </w:tc>
+        <w:tc>
+          <w:tcPr>
+            <w:tcW w:w="2954" w:type="dxa"/>
+          </w:tcPr>
+          <w:p>
+            <w:pPr>
+              <w:jc w:val="center"/>
+              <w:rPr>
+                <w:rFonts w:ascii="Cambria" w:hAnsi="Cambria" w:cstheme="majorBidi"/>
+                <w:color w:val="764B79"/>
+                <w:sz w:val="24"/>
+                <w:szCs w:val="24"/>
+              </w:rPr>
+            </w:pPr>
+          </w:p>
+          <w:p>
+            <w:pPr>
+              <w:jc w:val="center"/>
+              <w:rPr>
+                <w:rFonts w:ascii="Cambria" w:hAnsi="Cambria" w:cstheme="majorBidi"/>
+                <w:color w:val="764B79"/>
+                <w:sz w:val="24"/>
+                <w:szCs w:val="24"/>
+              </w:rPr>
+            </w:pPr>
+            <w:r>
+              <w:rPr>
+                <w:rFonts w:ascii="Cambria" w:hAnsi="Cambria" w:cstheme="majorBidi"/>
+                <w:color w:val="764B79"/>
+                <w:sz w:val="24"/>
+                <w:szCs w:val="24"/>
+              </w:rPr>
+              <w:t>JSON array of comment objects</w:t>
+            </w:r>
+          </w:p>
+        </w:tc>
+      </w:tr>
+      <w:tr>
+        <w:trPr>
+          <w:trHeight w:val="789"/>
+        </w:trPr>
+        <w:tc>
+          <w:tcPr>
+            <w:tcW w:w="3857" w:type="dxa"/>
+            <w:shd w:val="clear" w:color="auto" w:fill="FAF1EC"/>
+          </w:tcPr>
+          <w:p>
+            <w:pPr>
+              <w:jc w:val="center"/>
+              <w:rPr>
+                <w:rFonts w:ascii="Cambria" w:hAnsi="Cambria" w:cstheme="majorBidi"/>
+                <w:b/>
+                <w:bCs/>
+                <w:color w:val="9B6D86"/>
+                <w:sz w:val="28"/>
+                <w:szCs w:val="28"/>
+              </w:rPr>
+            </w:pPr>
+          </w:p>
+          <w:p>
+            <w:pPr>
+              <w:jc w:val="center"/>
+              <w:rPr>
+                <w:rFonts w:ascii="Cambria" w:hAnsi="Cambria" w:cstheme="majorBidi"/>
+                <w:b/>
+                <w:bCs/>
+                <w:color w:val="9B6D86"/>
+                <w:sz w:val="28"/>
+                <w:szCs w:val="28"/>
+              </w:rPr>
+            </w:pPr>
+            <w:r>
+              <w:rPr>
+                <w:rFonts w:ascii="Cambria" w:hAnsi="Cambria" w:cstheme="majorBidi"/>
+                <w:b/>
+                <w:bCs/>
+                <w:color w:val="9B6D86"/>
+                <w:sz w:val="28"/>
+                <w:szCs w:val="28"/>
+              </w:rPr>
+              <w:t>/api/posts/[id]/comment/[index]</w:t>
+            </w:r>
+            <w:r>
+              <w:rPr>
+                <w:rFonts w:ascii="Cambria" w:hAnsi="Cambria" w:cstheme="majorBidi"/>
+                <w:b/>
+                <w:bCs/>
+                <w:color w:val="9B6D86"/>
+                <w:sz w:val="28"/>
+                <w:szCs w:val="28"/>
+              </w:rPr>
+              <w:t>/like</w:t>
+            </w:r>
+          </w:p>
+          <w:p>
+            <w:pPr>
+              <w:jc w:val="center"/>
+              <w:rPr>
+                <w:rFonts w:ascii="Cambria" w:hAnsi="Cambria" w:cstheme="majorBidi"/>
+                <w:b/>
+                <w:bCs/>
+                <w:color w:val="9B6D86"/>
+                <w:sz w:val="28"/>
+                <w:szCs w:val="28"/>
+              </w:rPr>
+            </w:pPr>
+          </w:p>
+        </w:tc>
+        <w:tc>
+          <w:tcPr>
+            <w:tcW w:w="3640" w:type="dxa"/>
+          </w:tcPr>
+          <w:p>
+            <w:pPr>
+              <w:jc w:val="center"/>
+              <w:rPr>
+                <w:rFonts w:ascii="Cambria" w:hAnsi="Cambria" w:cstheme="majorBidi"/>
+                <w:color w:val="764B79"/>
+                <w:sz w:val="24"/>
+                <w:szCs w:val="24"/>
+              </w:rPr>
+            </w:pPr>
+          </w:p>
+          <w:p>
+            <w:pPr>
+              <w:jc w:val="center"/>
+              <w:rPr>
+                <w:rFonts w:ascii="Cambria" w:hAnsi="Cambria" w:cstheme="majorBidi"/>
+                <w:color w:val="764B79"/>
+                <w:sz w:val="24"/>
+                <w:szCs w:val="24"/>
+              </w:rPr>
+            </w:pPr>
+            <w:r>
+              <w:rPr>
+                <w:rFonts w:ascii="Cambria" w:hAnsi="Cambria" w:cstheme="majorBidi"/>
+                <w:color w:val="764B79"/>
+                <w:sz w:val="24"/>
+                <w:szCs w:val="24"/>
+              </w:rPr>
+              <w:t>POST</w:t>
+            </w:r>
+          </w:p>
+        </w:tc>
+        <w:tc>
+          <w:tcPr>
+            <w:tcW w:w="2954" w:type="dxa"/>
+          </w:tcPr>
+          <w:p>
+            <w:pPr>
+              <w:jc w:val="center"/>
+              <w:rPr>
+                <w:rFonts w:ascii="Cambria" w:hAnsi="Cambria" w:cstheme="majorBidi"/>
+                <w:color w:val="764B79"/>
+                <w:sz w:val="24"/>
+                <w:szCs w:val="24"/>
+              </w:rPr>
+            </w:pPr>
+          </w:p>
+          <w:p>
+            <w:pPr>
+              <w:jc w:val="center"/>
+              <w:rPr>
+                <w:rFonts w:ascii="Cambria" w:hAnsi="Cambria" w:cstheme="majorBidi"/>
+                <w:color w:val="764B79"/>
+                <w:sz w:val="24"/>
+                <w:szCs w:val="24"/>
+              </w:rPr>
+            </w:pPr>
+            <w:r>
+              <w:rPr>
+                <w:rFonts w:ascii="Cambria" w:hAnsi="Cambria" w:cstheme="majorBidi"/>
+                <w:color w:val="764B79"/>
+                <w:sz w:val="24"/>
+                <w:szCs w:val="24"/>
+              </w:rPr>
+              <w:t>Time of when the post was created</w:t>
+            </w:r>
+          </w:p>
+        </w:tc>
+      </w:tr>
+      <w:tr>
+        <w:trPr>
+          <w:trHeight w:val="789"/>
+        </w:trPr>
+        <w:tc>
+          <w:tcPr>
+            <w:tcW w:w="3857" w:type="dxa"/>
+            <w:shd w:val="clear" w:color="auto" w:fill="FAF1EC"/>
+          </w:tcPr>
+          <w:p>
+            <w:pPr>
+              <w:jc w:val="center"/>
+              <w:rPr>
+                <w:rFonts w:ascii="Cambria" w:hAnsi="Cambria" w:cstheme="majorBidi"/>
+                <w:b/>
+                <w:bCs/>
+                <w:color w:val="9B6D86"/>
+                <w:sz w:val="28"/>
+                <w:szCs w:val="28"/>
+              </w:rPr>
+            </w:pPr>
+          </w:p>
+          <w:p>
+            <w:pPr>
+              <w:jc w:val="center"/>
+              <w:rPr>
+                <w:rFonts w:ascii="Cambria" w:hAnsi="Cambria" w:cstheme="majorBidi"/>
+                <w:b/>
+                <w:bCs/>
+                <w:color w:val="9B6D86"/>
+                <w:sz w:val="28"/>
+                <w:szCs w:val="28"/>
+              </w:rPr>
+            </w:pPr>
+            <w:r>
+              <w:rPr>
+                <w:rFonts w:ascii="Cambria" w:hAnsi="Cambria" w:cstheme="majorBidi"/>
+                <w:b/>
+                <w:bCs/>
+                <w:color w:val="9B6D86"/>
+                <w:sz w:val="28"/>
+                <w:szCs w:val="28"/>
+              </w:rPr>
+              <w:t>/api/</w:t>
+            </w:r>
+            <w:r>
+              <w:rPr>
+                <w:rFonts w:ascii="Cambria" w:hAnsi="Cambria" w:cstheme="majorBidi"/>
+                <w:b/>
+                <w:bCs/>
+                <w:color w:val="9B6D86"/>
+                <w:sz w:val="28"/>
+                <w:szCs w:val="28"/>
+              </w:rPr>
+              <w:t>stats</w:t>
+            </w:r>
+          </w:p>
+          <w:p>
+            <w:pPr>
+              <w:jc w:val="center"/>
+              <w:rPr>
+                <w:rFonts w:ascii="Cambria" w:hAnsi="Cambria" w:cstheme="majorBidi"/>
+                <w:b/>
+                <w:bCs/>
+                <w:color w:val="9B6D86"/>
+                <w:sz w:val="28"/>
+                <w:szCs w:val="28"/>
+              </w:rPr>
+            </w:pPr>
+          </w:p>
+        </w:tc>
+        <w:tc>
+          <w:tcPr>
+            <w:tcW w:w="3640" w:type="dxa"/>
+          </w:tcPr>
+          <w:p>
+            <w:pPr>
+              <w:jc w:val="center"/>
+              <w:rPr>
+                <w:rFonts w:ascii="Cambria" w:hAnsi="Cambria" w:cstheme="majorBidi"/>
+                <w:color w:val="764B79"/>
+                <w:sz w:val="24"/>
+                <w:szCs w:val="24"/>
+              </w:rPr>
+            </w:pPr>
+          </w:p>
+          <w:p>
+            <w:pPr>
+              <w:jc w:val="center"/>
+              <w:rPr>
+                <w:rFonts w:ascii="Cambria" w:hAnsi="Cambria" w:cstheme="majorBidi"/>
+                <w:color w:val="764B79"/>
+                <w:sz w:val="24"/>
+                <w:szCs w:val="24"/>
+              </w:rPr>
+            </w:pPr>
+            <w:r>
+              <w:rPr>
+                <w:rFonts w:ascii="Cambria" w:hAnsi="Cambria" w:cstheme="majorBidi"/>
+                <w:color w:val="764B79"/>
+                <w:sz w:val="24"/>
+                <w:szCs w:val="24"/>
+              </w:rPr>
+              <w:t>GET</w:t>
+            </w:r>
+          </w:p>
+        </w:tc>
+        <w:tc>
+          <w:tcPr>
+            <w:tcW w:w="2954" w:type="dxa"/>
+          </w:tcPr>
+          <w:p>
+            <w:pPr>
+              <w:jc w:val="center"/>
+              <w:rPr>
+                <w:rFonts w:ascii="Cambria" w:hAnsi="Cambria" w:cstheme="majorBidi"/>
+                <w:color w:val="764B79"/>
+                <w:sz w:val="24"/>
+                <w:szCs w:val="24"/>
+              </w:rPr>
+            </w:pPr>
+          </w:p>
+          <w:p>
+            <w:pPr>
+              <w:jc w:val="center"/>
+              <w:rPr>
+                <w:rFonts w:ascii="Cambria" w:hAnsi="Cambria" w:cstheme="majorBidi"/>
+                <w:color w:val="764B79"/>
+                <w:sz w:val="24"/>
+                <w:szCs w:val="24"/>
+              </w:rPr>
+            </w:pPr>
+            <w:r>
+              <w:rPr>
+                <w:rFonts w:ascii="Cambria" w:hAnsi="Cambria" w:cstheme="majorBidi"/>
+                <w:color w:val="764B79"/>
+                <w:sz w:val="24"/>
+                <w:szCs w:val="24"/>
+              </w:rPr>
+              <w:t>Book title entered</w:t>
+            </w:r>
+          </w:p>
+        </w:tc>
+      </w:tr>
+    </w:tbl>
+    <w:p>
+      <w:pPr>
+        <w:jc w:val="center"/>
+        <w:rPr>
+          <w:rFonts w:ascii="Berlin Sans FB Demi" w:hAnsi="Berlin Sans FB Demi" w:cstheme="majorBidi"/>
+          <w:b/>
+          <w:bCs/>
+          <w:color w:val="4D3A6A"/>
+          <w:sz w:val="36"/>
+          <w:szCs w:val="36"/>
+        </w:rPr>
+      </w:pPr>
+    </w:p>
+    <w:p>
+      <w:pPr>
+        <w:pStyle w:val="Heading2"/>
+        <w:shd w:val="clear" w:color="auto" w:fill="FAF1EC"/>
+        <w:jc w:val="center"/>
+        <w:rPr>
+          <w:rFonts w:ascii="Berlin Sans FB Demi" w:hAnsi="Berlin Sans FB Demi"/>
+          <w:color w:val="4D3A6A"/>
+          <w:sz w:val="36"/>
+          <w:szCs w:val="36"/>
+        </w:rPr>
+      </w:pPr>
+      <w:bookmarkStart w:id="13" w:name="_Toc228450737"/>
+      <w:r>
+        <w:rPr>
+          <w:rFonts w:ascii="Berlin Sans FB Demi" w:hAnsi="Berlin Sans FB Demi"/>
+          <w:color w:val="4D3A6A"/>
+          <w:sz w:val="36"/>
+          <w:szCs w:val="36"/>
+        </w:rPr>
+        <w:t>Statistics Page</w:t>
+      </w:r>
+      <w:bookmarkEnd w:id="13"/>
+    </w:p>
+    <w:p>
+      <w:pPr>
+        <w:jc w:val="center"/>
+        <w:rPr>
+          <w:rFonts w:ascii="Berlin Sans FB Demi" w:hAnsi="Berlin Sans FB Demi" w:cstheme="majorBidi"/>
+          <w:b/>
+          <w:bCs/>
+          <w:color w:val="4D3A6A"/>
+          <w:sz w:val="36"/>
+          <w:szCs w:val="36"/>
+        </w:rPr>
+      </w:pPr>
+    </w:p>
+    <w:p>
+      <w:pPr>
+        <w:pStyle w:val="Heading2"/>
+        <w:shd w:val="clear" w:color="auto" w:fill="FAF1EC"/>
+        <w:jc w:val="center"/>
+        <w:rPr>
+          <w:rFonts w:ascii="Berlin Sans FB Demi" w:hAnsi="Berlin Sans FB Demi"/>
+          <w:color w:val="4D3A6A"/>
+          <w:sz w:val="36"/>
+          <w:szCs w:val="36"/>
+        </w:rPr>
+      </w:pPr>
+      <w:bookmarkStart w:id="14" w:name="_Toc228450738"/>
+      <w:r>
+        <w:rPr>
+          <w:rFonts w:ascii="Berlin Sans FB Demi" w:hAnsi="Berlin Sans FB Demi"/>
+          <w:color w:val="4D3A6A"/>
+          <w:sz w:val="36"/>
+          <w:szCs w:val="36"/>
+        </w:rPr>
         <w:t>Features Checklist</w:t>
       </w:r>
-      <w:bookmarkEnd w:id="12"/>
+      <w:bookmarkEnd w:id="14"/>
     </w:p>
     <w:p>
       <w:pPr>
@@ -12260,8 +16351,8 @@
       </w:pPr>
     </w:p>
     <w:sectPr>
-      <w:headerReference w:type="default" r:id="rId11"/>
-      <w:footerReference w:type="default" r:id="rId12"/>
+      <w:headerReference w:type="default" r:id="rId12"/>
+      <w:footerReference w:type="default" r:id="rId13"/>
       <w:pgSz w:w="11906" w:h="16838"/>
       <w:pgMar w:top="720" w:right="720" w:bottom="720" w:left="720" w:header="720" w:footer="720" w:gutter="0"/>
       <w:pgBorders w:offsetFrom="page">
@@ -13812,6 +17903,95 @@
     </w:lvl>
   </w:abstractNum>
   <w:abstractNum w:abstractNumId="11" w15:restartNumberingAfterBreak="0">
+    <w:nsid w:val="50133888"/>
+    <w:multiLevelType w:val="hybridMultilevel"/>
+    <w:tmpl w:val="36A27294"/>
+    <w:lvl w:ilvl="0" w:tplc="0409000F">
+      <w:start w:val="1"/>
+      <w:numFmt w:val="decimal"/>
+      <w:lvlText w:val="%1."/>
+      <w:lvlJc w:val="left"/>
+      <w:pPr>
+        <w:ind w:left="720" w:hanging="360"/>
+      </w:pPr>
+      <w:rPr>
+        <w:rFonts w:hint="default"/>
+      </w:rPr>
+    </w:lvl>
+    <w:lvl w:ilvl="1" w:tplc="04090019" w:tentative="1">
+      <w:start w:val="1"/>
+      <w:numFmt w:val="lowerLetter"/>
+      <w:lvlText w:val="%2."/>
+      <w:lvlJc w:val="left"/>
+      <w:pPr>
+        <w:ind w:left="1440" w:hanging="360"/>
+      </w:pPr>
+    </w:lvl>
+    <w:lvl w:ilvl="2" w:tplc="0409001B" w:tentative="1">
+      <w:start w:val="1"/>
+      <w:numFmt w:val="lowerRoman"/>
+      <w:lvlText w:val="%3."/>
+      <w:lvlJc w:val="right"/>
+      <w:pPr>
+        <w:ind w:left="2160" w:hanging="180"/>
+      </w:pPr>
+    </w:lvl>
+    <w:lvl w:ilvl="3" w:tplc="0409000F" w:tentative="1">
+      <w:start w:val="1"/>
+      <w:numFmt w:val="decimal"/>
+      <w:lvlText w:val="%4."/>
+      <w:lvlJc w:val="left"/>
+      <w:pPr>
+        <w:ind w:left="2880" w:hanging="360"/>
+      </w:pPr>
+    </w:lvl>
+    <w:lvl w:ilvl="4" w:tplc="04090019" w:tentative="1">
+      <w:start w:val="1"/>
+      <w:numFmt w:val="lowerLetter"/>
+      <w:lvlText w:val="%5."/>
+      <w:lvlJc w:val="left"/>
+      <w:pPr>
+        <w:ind w:left="3600" w:hanging="360"/>
+      </w:pPr>
+    </w:lvl>
+    <w:lvl w:ilvl="5" w:tplc="0409001B" w:tentative="1">
+      <w:start w:val="1"/>
+      <w:numFmt w:val="lowerRoman"/>
+      <w:lvlText w:val="%6."/>
+      <w:lvlJc w:val="right"/>
+      <w:pPr>
+        <w:ind w:left="4320" w:hanging="180"/>
+      </w:pPr>
+    </w:lvl>
+    <w:lvl w:ilvl="6" w:tplc="0409000F" w:tentative="1">
+      <w:start w:val="1"/>
+      <w:numFmt w:val="decimal"/>
+      <w:lvlText w:val="%7."/>
+      <w:lvlJc w:val="left"/>
+      <w:pPr>
+        <w:ind w:left="5040" w:hanging="360"/>
+      </w:pPr>
+    </w:lvl>
+    <w:lvl w:ilvl="7" w:tplc="04090019" w:tentative="1">
+      <w:start w:val="1"/>
+      <w:numFmt w:val="lowerLetter"/>
+      <w:lvlText w:val="%8."/>
+      <w:lvlJc w:val="left"/>
+      <w:pPr>
+        <w:ind w:left="5760" w:hanging="360"/>
+      </w:pPr>
+    </w:lvl>
+    <w:lvl w:ilvl="8" w:tplc="0409001B" w:tentative="1">
+      <w:start w:val="1"/>
+      <w:numFmt w:val="lowerRoman"/>
+      <w:lvlText w:val="%9."/>
+      <w:lvlJc w:val="right"/>
+      <w:pPr>
+        <w:ind w:left="6480" w:hanging="180"/>
+      </w:pPr>
+    </w:lvl>
+  </w:abstractNum>
+  <w:abstractNum w:abstractNumId="12" w15:restartNumberingAfterBreak="0">
     <w:nsid w:val="51877628"/>
     <w:multiLevelType w:val="hybridMultilevel"/>
     <w:tmpl w:val="6690FC2A"/>
@@ -13924,7 +18104,7 @@
       </w:rPr>
     </w:lvl>
   </w:abstractNum>
-  <w:abstractNum w:abstractNumId="12" w15:restartNumberingAfterBreak="0">
+  <w:abstractNum w:abstractNumId="13" w15:restartNumberingAfterBreak="0">
     <w:nsid w:val="53CB4AC2"/>
     <w:multiLevelType w:val="multilevel"/>
     <w:tmpl w:val="61C8BECC"/>
@@ -14073,7 +18253,7 @@
       </w:rPr>
     </w:lvl>
   </w:abstractNum>
-  <w:abstractNum w:abstractNumId="13" w15:restartNumberingAfterBreak="0">
+  <w:abstractNum w:abstractNumId="14" w15:restartNumberingAfterBreak="0">
     <w:nsid w:val="59EA3A35"/>
     <w:multiLevelType w:val="hybridMultilevel"/>
     <w:tmpl w:val="78DE5B4E"/>
@@ -14186,7 +18366,7 @@
       </w:rPr>
     </w:lvl>
   </w:abstractNum>
-  <w:abstractNum w:abstractNumId="14" w15:restartNumberingAfterBreak="0">
+  <w:abstractNum w:abstractNumId="15" w15:restartNumberingAfterBreak="0">
     <w:nsid w:val="5C8B1306"/>
     <w:multiLevelType w:val="hybridMultilevel"/>
     <w:tmpl w:val="1ED8A202"/>
@@ -14299,7 +18479,7 @@
       </w:rPr>
     </w:lvl>
   </w:abstractNum>
-  <w:abstractNum w:abstractNumId="15" w15:restartNumberingAfterBreak="0">
+  <w:abstractNum w:abstractNumId="16" w15:restartNumberingAfterBreak="0">
     <w:nsid w:val="5D084D50"/>
     <w:multiLevelType w:val="hybridMultilevel"/>
     <w:tmpl w:val="FFC4BB60"/>
@@ -14388,7 +18568,7 @@
       </w:pPr>
     </w:lvl>
   </w:abstractNum>
-  <w:abstractNum w:abstractNumId="16" w15:restartNumberingAfterBreak="0">
+  <w:abstractNum w:abstractNumId="17" w15:restartNumberingAfterBreak="0">
     <w:nsid w:val="5E6F00F3"/>
     <w:multiLevelType w:val="hybridMultilevel"/>
     <w:tmpl w:val="1C622150"/>
@@ -14501,7 +18681,7 @@
       </w:rPr>
     </w:lvl>
   </w:abstractNum>
-  <w:abstractNum w:abstractNumId="17" w15:restartNumberingAfterBreak="0">
+  <w:abstractNum w:abstractNumId="18" w15:restartNumberingAfterBreak="0">
     <w:nsid w:val="601E1F66"/>
     <w:multiLevelType w:val="multilevel"/>
     <w:tmpl w:val="8E2A5EDC"/>
@@ -14650,7 +18830,7 @@
       </w:rPr>
     </w:lvl>
   </w:abstractNum>
-  <w:abstractNum w:abstractNumId="18" w15:restartNumberingAfterBreak="0">
+  <w:abstractNum w:abstractNumId="19" w15:restartNumberingAfterBreak="0">
     <w:nsid w:val="63451FF3"/>
     <w:multiLevelType w:val="hybridMultilevel"/>
     <w:tmpl w:val="D2C0ABDC"/>
@@ -14763,11 +18943,11 @@
       </w:rPr>
     </w:lvl>
   </w:abstractNum>
-  <w:abstractNum w:abstractNumId="19" w15:restartNumberingAfterBreak="0">
+  <w:abstractNum w:abstractNumId="20" w15:restartNumberingAfterBreak="0">
     <w:nsid w:val="69844A24"/>
     <w:multiLevelType w:val="hybridMultilevel"/>
-    <w:tmpl w:val="C4C07BA0"/>
-    <w:lvl w:ilvl="0" w:tplc="0409000F">
+    <w:tmpl w:val="96745610"/>
+    <w:lvl w:ilvl="0" w:tplc="080C0AA0">
       <w:start w:val="1"/>
       <w:numFmt w:val="decimal"/>
       <w:lvlText w:val="%1."/>
@@ -14777,6 +18957,8 @@
       </w:pPr>
       <w:rPr>
         <w:rFonts w:hint="default"/>
+        <w:b/>
+        <w:bCs/>
       </w:rPr>
     </w:lvl>
     <w:lvl w:ilvl="1" w:tplc="04090019" w:tentative="1">
@@ -14852,7 +19034,7 @@
       </w:pPr>
     </w:lvl>
   </w:abstractNum>
-  <w:abstractNum w:abstractNumId="20" w15:restartNumberingAfterBreak="0">
+  <w:abstractNum w:abstractNumId="21" w15:restartNumberingAfterBreak="0">
     <w:nsid w:val="69BA48C6"/>
     <w:multiLevelType w:val="hybridMultilevel"/>
     <w:tmpl w:val="2206A402"/>
@@ -14965,7 +19147,7 @@
       </w:rPr>
     </w:lvl>
   </w:abstractNum>
-  <w:abstractNum w:abstractNumId="21" w15:restartNumberingAfterBreak="0">
+  <w:abstractNum w:abstractNumId="22" w15:restartNumberingAfterBreak="0">
     <w:nsid w:val="6A8E2866"/>
     <w:multiLevelType w:val="hybridMultilevel"/>
     <w:tmpl w:val="09208D6E"/>
@@ -15078,7 +19260,7 @@
       </w:rPr>
     </w:lvl>
   </w:abstractNum>
-  <w:abstractNum w:abstractNumId="22" w15:restartNumberingAfterBreak="0">
+  <w:abstractNum w:abstractNumId="23" w15:restartNumberingAfterBreak="0">
     <w:nsid w:val="6B5329B9"/>
     <w:multiLevelType w:val="hybridMultilevel"/>
     <w:tmpl w:val="BDC0DF36"/>
@@ -15191,7 +19373,7 @@
       </w:rPr>
     </w:lvl>
   </w:abstractNum>
-  <w:abstractNum w:abstractNumId="23" w15:restartNumberingAfterBreak="0">
+  <w:abstractNum w:abstractNumId="24" w15:restartNumberingAfterBreak="0">
     <w:nsid w:val="701770EE"/>
     <w:multiLevelType w:val="hybridMultilevel"/>
     <w:tmpl w:val="4EE2BFA4"/>
@@ -15304,7 +19486,7 @@
       </w:rPr>
     </w:lvl>
   </w:abstractNum>
-  <w:abstractNum w:abstractNumId="24" w15:restartNumberingAfterBreak="0">
+  <w:abstractNum w:abstractNumId="25" w15:restartNumberingAfterBreak="0">
     <w:nsid w:val="73AD75D1"/>
     <w:multiLevelType w:val="hybridMultilevel"/>
     <w:tmpl w:val="26502F1E"/>
@@ -15417,7 +19599,7 @@
       </w:rPr>
     </w:lvl>
   </w:abstractNum>
-  <w:abstractNum w:abstractNumId="25" w15:restartNumberingAfterBreak="0">
+  <w:abstractNum w:abstractNumId="26" w15:restartNumberingAfterBreak="0">
     <w:nsid w:val="7AED3C4C"/>
     <w:multiLevelType w:val="multilevel"/>
     <w:tmpl w:val="F3D6F1BA"/>
@@ -15566,17 +19748,130 @@
       </w:rPr>
     </w:lvl>
   </w:abstractNum>
+  <w:abstractNum w:abstractNumId="27" w15:restartNumberingAfterBreak="0">
+    <w:nsid w:val="7F6A6CF5"/>
+    <w:multiLevelType w:val="hybridMultilevel"/>
+    <w:tmpl w:val="571C32EA"/>
+    <w:lvl w:ilvl="0" w:tplc="0409000F">
+      <w:start w:val="1"/>
+      <w:numFmt w:val="decimal"/>
+      <w:lvlText w:val="%1."/>
+      <w:lvlJc w:val="left"/>
+      <w:pPr>
+        <w:ind w:left="720" w:hanging="360"/>
+      </w:pPr>
+      <w:rPr>
+        <w:rFonts w:hint="default"/>
+      </w:rPr>
+    </w:lvl>
+    <w:lvl w:ilvl="1" w:tplc="04090003" w:tentative="1">
+      <w:start w:val="1"/>
+      <w:numFmt w:val="bullet"/>
+      <w:lvlText w:val="o"/>
+      <w:lvlJc w:val="left"/>
+      <w:pPr>
+        <w:ind w:left="1440" w:hanging="360"/>
+      </w:pPr>
+      <w:rPr>
+        <w:rFonts w:ascii="Courier New" w:hAnsi="Courier New" w:cs="Courier New" w:hint="default"/>
+      </w:rPr>
+    </w:lvl>
+    <w:lvl w:ilvl="2" w:tplc="04090005" w:tentative="1">
+      <w:start w:val="1"/>
+      <w:numFmt w:val="bullet"/>
+      <w:lvlText w:val=""/>
+      <w:lvlJc w:val="left"/>
+      <w:pPr>
+        <w:ind w:left="2160" w:hanging="360"/>
+      </w:pPr>
+      <w:rPr>
+        <w:rFonts w:ascii="Wingdings" w:hAnsi="Wingdings" w:hint="default"/>
+      </w:rPr>
+    </w:lvl>
+    <w:lvl w:ilvl="3" w:tplc="04090001" w:tentative="1">
+      <w:start w:val="1"/>
+      <w:numFmt w:val="bullet"/>
+      <w:lvlText w:val=""/>
+      <w:lvlJc w:val="left"/>
+      <w:pPr>
+        <w:ind w:left="2880" w:hanging="360"/>
+      </w:pPr>
+      <w:rPr>
+        <w:rFonts w:ascii="Symbol" w:hAnsi="Symbol" w:hint="default"/>
+      </w:rPr>
+    </w:lvl>
+    <w:lvl w:ilvl="4" w:tplc="04090003" w:tentative="1">
+      <w:start w:val="1"/>
+      <w:numFmt w:val="bullet"/>
+      <w:lvlText w:val="o"/>
+      <w:lvlJc w:val="left"/>
+      <w:pPr>
+        <w:ind w:left="3600" w:hanging="360"/>
+      </w:pPr>
+      <w:rPr>
+        <w:rFonts w:ascii="Courier New" w:hAnsi="Courier New" w:cs="Courier New" w:hint="default"/>
+      </w:rPr>
+    </w:lvl>
+    <w:lvl w:ilvl="5" w:tplc="04090005" w:tentative="1">
+      <w:start w:val="1"/>
+      <w:numFmt w:val="bullet"/>
+      <w:lvlText w:val=""/>
+      <w:lvlJc w:val="left"/>
+      <w:pPr>
+        <w:ind w:left="4320" w:hanging="360"/>
+      </w:pPr>
+      <w:rPr>
+        <w:rFonts w:ascii="Wingdings" w:hAnsi="Wingdings" w:hint="default"/>
+      </w:rPr>
+    </w:lvl>
+    <w:lvl w:ilvl="6" w:tplc="04090001" w:tentative="1">
+      <w:start w:val="1"/>
+      <w:numFmt w:val="bullet"/>
+      <w:lvlText w:val=""/>
+      <w:lvlJc w:val="left"/>
+      <w:pPr>
+        <w:ind w:left="5040" w:hanging="360"/>
+      </w:pPr>
+      <w:rPr>
+        <w:rFonts w:ascii="Symbol" w:hAnsi="Symbol" w:hint="default"/>
+      </w:rPr>
+    </w:lvl>
+    <w:lvl w:ilvl="7" w:tplc="04090003" w:tentative="1">
+      <w:start w:val="1"/>
+      <w:numFmt w:val="bullet"/>
+      <w:lvlText w:val="o"/>
+      <w:lvlJc w:val="left"/>
+      <w:pPr>
+        <w:ind w:left="5760" w:hanging="360"/>
+      </w:pPr>
+      <w:rPr>
+        <w:rFonts w:ascii="Courier New" w:hAnsi="Courier New" w:cs="Courier New" w:hint="default"/>
+      </w:rPr>
+    </w:lvl>
+    <w:lvl w:ilvl="8" w:tplc="04090005" w:tentative="1">
+      <w:start w:val="1"/>
+      <w:numFmt w:val="bullet"/>
+      <w:lvlText w:val=""/>
+      <w:lvlJc w:val="left"/>
+      <w:pPr>
+        <w:ind w:left="6480" w:hanging="360"/>
+      </w:pPr>
+      <w:rPr>
+        <w:rFonts w:ascii="Wingdings" w:hAnsi="Wingdings" w:hint="default"/>
+      </w:rPr>
+    </w:lvl>
+  </w:abstractNum>
   <w:num w:numId="1" w16cid:durableId="2069914594">
-    <w:abstractNumId w:val="15"/>
+    <w:abstractNumId w:val="16"/>
   </w:num>
   <w:num w:numId="2" w16cid:durableId="134298743">
-    <w:abstractNumId w:val="18"/>
+    <w:abstractNumId w:val="19"/>
   </w:num>
   <w:num w:numId="3" w16cid:durableId="1903131367">
     <w:abstractNumId w:val="3"/>
   </w:num>
   <w:num w:numId="4" w16cid:durableId="1352684256">
-    <w:abstractNumId w:val="17"/>
+    <w:abstractNumId w:val="18"/>
   </w:num>
   <w:num w:numId="5" w16cid:durableId="1681465966">
     <w:abstractNumId w:val="6"/>
@@ -15585,7 +19880,7 @@
     <w:abstractNumId w:val="2"/>
   </w:num>
   <w:num w:numId="7" w16cid:durableId="51849054">
-    <w:abstractNumId w:val="25"/>
+    <w:abstractNumId w:val="26"/>
   </w:num>
   <w:num w:numId="8" w16cid:durableId="78718240">
     <w:abstractNumId w:val="0"/>
@@ -15594,55 +19889,61 @@
     <w:abstractNumId w:val="1"/>
   </w:num>
   <w:num w:numId="10" w16cid:durableId="945310130">
-    <w:abstractNumId w:val="22"/>
+    <w:abstractNumId w:val="23"/>
   </w:num>
   <w:num w:numId="11" w16cid:durableId="1612207335">
-    <w:abstractNumId w:val="14"/>
+    <w:abstractNumId w:val="15"/>
   </w:num>
   <w:num w:numId="12" w16cid:durableId="1390152304">
     <w:abstractNumId w:val="8"/>
   </w:num>
   <w:num w:numId="13" w16cid:durableId="1029722839">
-    <w:abstractNumId w:val="13"/>
+    <w:abstractNumId w:val="14"/>
   </w:num>
   <w:num w:numId="14" w16cid:durableId="814103871">
     <w:abstractNumId w:val="9"/>
   </w:num>
   <w:num w:numId="15" w16cid:durableId="318459175">
+    <w:abstractNumId w:val="13"/>
+  </w:num>
+  <w:num w:numId="16" w16cid:durableId="808673074">
     <w:abstractNumId w:val="12"/>
   </w:num>
-  <w:num w:numId="16" w16cid:durableId="808673074">
-    <w:abstractNumId w:val="11"/>
-  </w:num>
   <w:num w:numId="17" w16cid:durableId="212084026">
-    <w:abstractNumId w:val="21"/>
+    <w:abstractNumId w:val="22"/>
   </w:num>
   <w:num w:numId="18" w16cid:durableId="1583176816">
     <w:abstractNumId w:val="4"/>
   </w:num>
   <w:num w:numId="19" w16cid:durableId="1343313511">
-    <w:abstractNumId w:val="20"/>
+    <w:abstractNumId w:val="21"/>
   </w:num>
   <w:num w:numId="20" w16cid:durableId="1906717093">
     <w:abstractNumId w:val="10"/>
   </w:num>
   <w:num w:numId="21" w16cid:durableId="1608393369">
-    <w:abstractNumId w:val="24"/>
+    <w:abstractNumId w:val="25"/>
   </w:num>
   <w:num w:numId="22" w16cid:durableId="1935506085">
-    <w:abstractNumId w:val="16"/>
+    <w:abstractNumId w:val="17"/>
   </w:num>
   <w:num w:numId="23" w16cid:durableId="698817921">
     <w:abstractNumId w:val="5"/>
   </w:num>
   <w:num w:numId="24" w16cid:durableId="324163088">
-    <w:abstractNumId w:val="23"/>
+    <w:abstractNumId w:val="24"/>
   </w:num>
   <w:num w:numId="25" w16cid:durableId="1501896543">
     <w:abstractNumId w:val="7"/>
   </w:num>
   <w:num w:numId="26" w16cid:durableId="369183137">
-    <w:abstractNumId w:val="19"/>
+    <w:abstractNumId w:val="20"/>
+  </w:num>
+  <w:num w:numId="27" w16cid:durableId="1919484777">
+    <w:abstractNumId w:val="27"/>
+  </w:num>
+  <w:num w:numId="28" w16cid:durableId="1949852055">
+    <w:abstractNumId w:val="11"/>
   </w:num>
 </w:numbering>
 </file>

--- a/Project_Report.docx
+++ b/Project_Report.docx
@@ -485,7 +485,7 @@
           <w:sz w:val="32"/>
           <w:szCs w:val="32"/>
         </w:rPr>
-        <w:t>5</w:t>
+        <w:t>3</w:t>
       </w:r>
       <w:r>
         <w:rPr>
@@ -494,7 +494,16 @@
           <w:sz w:val="32"/>
           <w:szCs w:val="32"/>
         </w:rPr>
-        <w:t xml:space="preserve"> – 3</w:t>
+        <w:t xml:space="preserve"> – </w:t>
+      </w:r>
+      <w:r>
+        <w:rPr>
+          <w:rFonts w:ascii="Cambria" w:hAnsi="Cambria" w:cstheme="majorBidi"/>
+          <w:color w:val="9B6D86"/>
+          <w:sz w:val="32"/>
+          <w:szCs w:val="32"/>
+        </w:rPr>
+        <w:t>5</w:t>
       </w:r>
       <w:r>
         <w:rPr>
@@ -10084,6 +10093,17 @@
     </w:p>
     <w:p>
       <w:pPr>
+        <w:jc w:val="center"/>
+        <w:rPr>
+          <w:rFonts w:ascii="Cambria" w:hAnsi="Cambria" w:cstheme="majorBidi"/>
+          <w:color w:val="9B6D86"/>
+          <w:sz w:val="28"/>
+          <w:szCs w:val="28"/>
+        </w:rPr>
+      </w:pPr>
+    </w:p>
+    <w:p>
+      <w:pPr>
         <w:pStyle w:val="ListParagraph"/>
         <w:numPr>
           <w:ilvl w:val="0"/>
@@ -11486,7 +11506,7 @@
           </mc:Choice>
           <mc:Fallback>
             <w:pict>
-              <v:line w14:anchorId="46408CAB" id="Straight Connector 1" o:spid="_x0000_s1026" style="position:absolute;z-index:251669504;visibility:visible;mso-wrap-style:square;mso-width-percent:0;mso-height-percent:0;mso-wrap-distance-left:9pt;mso-wrap-distance-top:0;mso-wrap-distance-right:9pt;mso-wrap-distance-bottom:0;mso-position-horizontal:center;mso-position-horizontal-relative:margin;mso-position-vertical:absolute;mso-position-vertical-relative:text;mso-width-percent:0;mso-height-percent:0;mso-width-relative:margin;mso-height-relative:margin" from="0,17.5pt" to="502.15pt,18.85pt" o:gfxdata="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" strokecolor="#9b6d86" strokeweight="1pt">
+              <v:line w14:anchorId="437BE1BE" id="Straight Connector 1" o:spid="_x0000_s1026" style="position:absolute;z-index:251669504;visibility:visible;mso-wrap-style:square;mso-width-percent:0;mso-height-percent:0;mso-wrap-distance-left:9pt;mso-wrap-distance-top:0;mso-wrap-distance-right:9pt;mso-wrap-distance-bottom:0;mso-position-horizontal:center;mso-position-horizontal-relative:margin;mso-position-vertical:absolute;mso-position-vertical-relative:text;mso-width-percent:0;mso-height-percent:0;mso-width-relative:margin;mso-height-relative:margin" from="0,17.5pt" to="502.15pt,18.85pt" o:gfxdata="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" strokecolor="#9b6d86" strokeweight="1pt">
                 <v:stroke dashstyle="longDash" joinstyle="miter"/>
                 <w10:wrap anchorx="margin"/>
               </v:line>
@@ -14137,7 +14157,6 @@
     </w:tbl>
     <w:p>
       <w:pPr>
-        <w:jc w:val="center"/>
         <w:rPr>
           <w:rFonts w:ascii="Berlin Sans FB Demi" w:hAnsi="Berlin Sans FB Demi" w:cstheme="majorBidi"/>
           <w:b/>
@@ -14186,8 +14205,8 @@
         <w:tblLook w:val="04A0" w:firstRow="1" w:lastRow="0" w:firstColumn="1" w:lastColumn="0" w:noHBand="0" w:noVBand="1"/>
       </w:tblPr>
       <w:tblGrid>
-        <w:gridCol w:w="5229"/>
-        <w:gridCol w:w="2717"/>
+        <w:gridCol w:w="5575"/>
+        <w:gridCol w:w="2371"/>
         <w:gridCol w:w="2505"/>
       </w:tblGrid>
       <w:tr>
@@ -14196,7 +14215,7 @@
         </w:trPr>
         <w:tc>
           <w:tcPr>
-            <w:tcW w:w="3857" w:type="dxa"/>
+            <w:tcW w:w="5575" w:type="dxa"/>
             <w:tcBorders>
               <w:top w:val="single" w:sz="8" w:space="0" w:color="4D3A6A"/>
               <w:left w:val="single" w:sz="8" w:space="0" w:color="4D3A6A"/>
@@ -14232,7 +14251,7 @@
         </w:tc>
         <w:tc>
           <w:tcPr>
-            <w:tcW w:w="3640" w:type="dxa"/>
+            <w:tcW w:w="2371" w:type="dxa"/>
             <w:tcBorders>
               <w:top w:val="single" w:sz="8" w:space="0" w:color="4D3A6A"/>
               <w:left w:val="single" w:sz="8" w:space="0" w:color="4D3A6A"/>
@@ -14268,7 +14287,7 @@
         </w:tc>
         <w:tc>
           <w:tcPr>
-            <w:tcW w:w="2954" w:type="dxa"/>
+            <w:tcW w:w="2505" w:type="dxa"/>
             <w:tcBorders>
               <w:top w:val="single" w:sz="8" w:space="0" w:color="4D3A6A"/>
               <w:left w:val="single" w:sz="8" w:space="0" w:color="4D3A6A"/>
@@ -14309,7 +14328,7 @@
         </w:trPr>
         <w:tc>
           <w:tcPr>
-            <w:tcW w:w="3857" w:type="dxa"/>
+            <w:tcW w:w="5575" w:type="dxa"/>
             <w:tcBorders>
               <w:top w:val="single" w:sz="8" w:space="0" w:color="4D3A6A"/>
               <w:left w:val="single" w:sz="8" w:space="0" w:color="4D3A6A"/>
@@ -14380,7 +14399,7 @@
         </w:tc>
         <w:tc>
           <w:tcPr>
-            <w:tcW w:w="3640" w:type="dxa"/>
+            <w:tcW w:w="2371" w:type="dxa"/>
             <w:tcBorders>
               <w:top w:val="single" w:sz="8" w:space="0" w:color="4D3A6A"/>
               <w:right w:val="single" w:sz="8" w:space="0" w:color="4D3A6A"/>
@@ -14420,7 +14439,7 @@
         </w:tc>
         <w:tc>
           <w:tcPr>
-            <w:tcW w:w="2954" w:type="dxa"/>
+            <w:tcW w:w="2505" w:type="dxa"/>
             <w:tcBorders>
               <w:top w:val="single" w:sz="8" w:space="0" w:color="4D3A6A"/>
             </w:tcBorders>
@@ -14453,7 +14472,7 @@
                 <w:sz w:val="24"/>
                 <w:szCs w:val="24"/>
               </w:rPr>
-              <w:t>Primary key, auto incremented</w:t>
+              <w:t>Get all users</w:t>
             </w:r>
           </w:p>
         </w:tc>
@@ -14464,7 +14483,7 @@
         </w:trPr>
         <w:tc>
           <w:tcPr>
-            <w:tcW w:w="3857" w:type="dxa"/>
+            <w:tcW w:w="5575" w:type="dxa"/>
             <w:shd w:val="clear" w:color="auto" w:fill="FAF1EC"/>
           </w:tcPr>
           <w:p>
@@ -14520,7 +14539,7 @@
         </w:tc>
         <w:tc>
           <w:tcPr>
-            <w:tcW w:w="3640" w:type="dxa"/>
+            <w:tcW w:w="2371" w:type="dxa"/>
           </w:tcPr>
           <w:p>
             <w:pPr>
@@ -14556,7 +14575,7 @@
         </w:tc>
         <w:tc>
           <w:tcPr>
-            <w:tcW w:w="2954" w:type="dxa"/>
+            <w:tcW w:w="2505" w:type="dxa"/>
           </w:tcPr>
           <w:p>
             <w:pPr>
@@ -14586,7 +14605,7 @@
                 <w:sz w:val="24"/>
                 <w:szCs w:val="24"/>
               </w:rPr>
-              <w:t>Post content</w:t>
+              <w:t>Create a new profile</w:t>
             </w:r>
           </w:p>
         </w:tc>
@@ -14597,7 +14616,7 @@
         </w:trPr>
         <w:tc>
           <w:tcPr>
-            <w:tcW w:w="3857" w:type="dxa"/>
+            <w:tcW w:w="5575" w:type="dxa"/>
             <w:shd w:val="clear" w:color="auto" w:fill="FAF1EC"/>
           </w:tcPr>
           <w:p>
@@ -14653,7 +14672,7 @@
         </w:tc>
         <w:tc>
           <w:tcPr>
-            <w:tcW w:w="3640" w:type="dxa"/>
+            <w:tcW w:w="2371" w:type="dxa"/>
           </w:tcPr>
           <w:p>
             <w:pPr>
@@ -14689,7 +14708,7 @@
         </w:tc>
         <w:tc>
           <w:tcPr>
-            <w:tcW w:w="2954" w:type="dxa"/>
+            <w:tcW w:w="2505" w:type="dxa"/>
           </w:tcPr>
           <w:p>
             <w:pPr>
@@ -14719,7 +14738,7 @@
                 <w:sz w:val="24"/>
                 <w:szCs w:val="24"/>
               </w:rPr>
-              <w:t>Username of the post creator</w:t>
+              <w:t>Update a user profile</w:t>
             </w:r>
           </w:p>
         </w:tc>
@@ -14730,7 +14749,7 @@
         </w:trPr>
         <w:tc>
           <w:tcPr>
-            <w:tcW w:w="3857" w:type="dxa"/>
+            <w:tcW w:w="5575" w:type="dxa"/>
             <w:shd w:val="clear" w:color="auto" w:fill="FAF1EC"/>
           </w:tcPr>
           <w:p>
@@ -14797,7 +14816,7 @@
         </w:tc>
         <w:tc>
           <w:tcPr>
-            <w:tcW w:w="3640" w:type="dxa"/>
+            <w:tcW w:w="2371" w:type="dxa"/>
           </w:tcPr>
           <w:p>
             <w:pPr>
@@ -14833,7 +14852,7 @@
         </w:tc>
         <w:tc>
           <w:tcPr>
-            <w:tcW w:w="2954" w:type="dxa"/>
+            <w:tcW w:w="2505" w:type="dxa"/>
           </w:tcPr>
           <w:p>
             <w:pPr>
@@ -14863,7 +14882,7 @@
                 <w:sz w:val="24"/>
                 <w:szCs w:val="24"/>
               </w:rPr>
-              <w:t>Book author name entered</w:t>
+              <w:t>Follow / Unfollow a user</w:t>
             </w:r>
           </w:p>
         </w:tc>
@@ -14874,7 +14893,7 @@
         </w:trPr>
         <w:tc>
           <w:tcPr>
-            <w:tcW w:w="3857" w:type="dxa"/>
+            <w:tcW w:w="5575" w:type="dxa"/>
             <w:shd w:val="clear" w:color="auto" w:fill="FAF1EC"/>
           </w:tcPr>
           <w:p>
@@ -14941,7 +14960,7 @@
         </w:tc>
         <w:tc>
           <w:tcPr>
-            <w:tcW w:w="3640" w:type="dxa"/>
+            <w:tcW w:w="2371" w:type="dxa"/>
           </w:tcPr>
           <w:p>
             <w:pPr>
@@ -14977,7 +14996,7 @@
         </w:tc>
         <w:tc>
           <w:tcPr>
-            <w:tcW w:w="2954" w:type="dxa"/>
+            <w:tcW w:w="2505" w:type="dxa"/>
           </w:tcPr>
           <w:p>
             <w:pPr>
@@ -15007,7 +15026,7 @@
                 <w:sz w:val="24"/>
                 <w:szCs w:val="24"/>
               </w:rPr>
-              <w:t>Book title entered</w:t>
+              <w:t>Get all posts</w:t>
             </w:r>
           </w:p>
         </w:tc>
@@ -15018,7 +15037,7 @@
         </w:trPr>
         <w:tc>
           <w:tcPr>
-            <w:tcW w:w="3857" w:type="dxa"/>
+            <w:tcW w:w="5575" w:type="dxa"/>
             <w:shd w:val="clear" w:color="auto" w:fill="FAF1EC"/>
           </w:tcPr>
           <w:p>
@@ -15074,7 +15093,7 @@
         </w:tc>
         <w:tc>
           <w:tcPr>
-            <w:tcW w:w="3640" w:type="dxa"/>
+            <w:tcW w:w="2371" w:type="dxa"/>
           </w:tcPr>
           <w:p>
             <w:pPr>
@@ -15110,7 +15129,7 @@
         </w:tc>
         <w:tc>
           <w:tcPr>
-            <w:tcW w:w="2954" w:type="dxa"/>
+            <w:tcW w:w="2505" w:type="dxa"/>
           </w:tcPr>
           <w:p>
             <w:pPr>
@@ -15140,7 +15159,7 @@
                 <w:sz w:val="24"/>
                 <w:szCs w:val="24"/>
               </w:rPr>
-              <w:t>JSON array of usernames who liked the post</w:t>
+              <w:t>Create a new post</w:t>
             </w:r>
           </w:p>
         </w:tc>
@@ -15151,7 +15170,7 @@
         </w:trPr>
         <w:tc>
           <w:tcPr>
-            <w:tcW w:w="3857" w:type="dxa"/>
+            <w:tcW w:w="5575" w:type="dxa"/>
             <w:shd w:val="clear" w:color="auto" w:fill="FAF1EC"/>
           </w:tcPr>
           <w:p>
@@ -15218,7 +15237,7 @@
         </w:tc>
         <w:tc>
           <w:tcPr>
-            <w:tcW w:w="3640" w:type="dxa"/>
+            <w:tcW w:w="2371" w:type="dxa"/>
           </w:tcPr>
           <w:p>
             <w:pPr>
@@ -15254,7 +15273,7 @@
         </w:tc>
         <w:tc>
           <w:tcPr>
-            <w:tcW w:w="2954" w:type="dxa"/>
+            <w:tcW w:w="2505" w:type="dxa"/>
           </w:tcPr>
           <w:p>
             <w:pPr>
@@ -15284,7 +15303,7 @@
                 <w:sz w:val="24"/>
                 <w:szCs w:val="24"/>
               </w:rPr>
-              <w:t>JSON array of comment objects</w:t>
+              <w:t>Delete a post</w:t>
             </w:r>
           </w:p>
         </w:tc>
@@ -15295,7 +15314,7 @@
         </w:trPr>
         <w:tc>
           <w:tcPr>
-            <w:tcW w:w="3857" w:type="dxa"/>
+            <w:tcW w:w="5575" w:type="dxa"/>
             <w:shd w:val="clear" w:color="auto" w:fill="FAF1EC"/>
           </w:tcPr>
           <w:p>
@@ -15362,7 +15381,7 @@
         </w:tc>
         <w:tc>
           <w:tcPr>
-            <w:tcW w:w="3640" w:type="dxa"/>
+            <w:tcW w:w="2371" w:type="dxa"/>
           </w:tcPr>
           <w:p>
             <w:pPr>
@@ -15398,7 +15417,7 @@
         </w:tc>
         <w:tc>
           <w:tcPr>
-            <w:tcW w:w="2954" w:type="dxa"/>
+            <w:tcW w:w="2505" w:type="dxa"/>
           </w:tcPr>
           <w:p>
             <w:pPr>
@@ -15419,16 +15438,18 @@
                 <w:color w:val="764B79"/>
                 <w:sz w:val="24"/>
                 <w:szCs w:val="24"/>
-              </w:rPr>
-            </w:pPr>
-            <w:r>
-              <w:rPr>
-                <w:rFonts w:ascii="Cambria" w:hAnsi="Cambria" w:cstheme="majorBidi"/>
-                <w:color w:val="764B79"/>
-                <w:sz w:val="24"/>
-                <w:szCs w:val="24"/>
-              </w:rPr>
-              <w:t>Time of when the post was created</w:t>
+                <w:lang w:val="en-US" w:bidi="ar-QA"/>
+              </w:rPr>
+            </w:pPr>
+            <w:r>
+              <w:rPr>
+                <w:rFonts w:ascii="Cambria" w:hAnsi="Cambria" w:cstheme="majorBidi"/>
+                <w:color w:val="764B79"/>
+                <w:sz w:val="24"/>
+                <w:szCs w:val="24"/>
+                <w:lang w:val="en-US" w:bidi="ar-QA"/>
+              </w:rPr>
+              <w:t>Like / Unlike a post</w:t>
             </w:r>
           </w:p>
         </w:tc>
@@ -15439,7 +15460,7 @@
         </w:trPr>
         <w:tc>
           <w:tcPr>
-            <w:tcW w:w="3857" w:type="dxa"/>
+            <w:tcW w:w="5575" w:type="dxa"/>
             <w:shd w:val="clear" w:color="auto" w:fill="FAF1EC"/>
           </w:tcPr>
           <w:p>
@@ -15506,7 +15527,7 @@
         </w:tc>
         <w:tc>
           <w:tcPr>
-            <w:tcW w:w="3640" w:type="dxa"/>
+            <w:tcW w:w="2371" w:type="dxa"/>
           </w:tcPr>
           <w:p>
             <w:pPr>
@@ -15542,7 +15563,7 @@
         </w:tc>
         <w:tc>
           <w:tcPr>
-            <w:tcW w:w="2954" w:type="dxa"/>
+            <w:tcW w:w="2505" w:type="dxa"/>
           </w:tcPr>
           <w:p>
             <w:pPr>
@@ -15572,7 +15593,7 @@
                 <w:sz w:val="24"/>
                 <w:szCs w:val="24"/>
               </w:rPr>
-              <w:t>Auto generated creation time</w:t>
+              <w:t>Add a comment to a post</w:t>
             </w:r>
           </w:p>
         </w:tc>
@@ -15583,7 +15604,7 @@
         </w:trPr>
         <w:tc>
           <w:tcPr>
-            <w:tcW w:w="3857" w:type="dxa"/>
+            <w:tcW w:w="5575" w:type="dxa"/>
             <w:shd w:val="clear" w:color="auto" w:fill="FAF1EC"/>
           </w:tcPr>
           <w:p>
@@ -15650,7 +15671,7 @@
         </w:tc>
         <w:tc>
           <w:tcPr>
-            <w:tcW w:w="3640" w:type="dxa"/>
+            <w:tcW w:w="2371" w:type="dxa"/>
           </w:tcPr>
           <w:p>
             <w:pPr>
@@ -15686,7 +15707,7 @@
         </w:tc>
         <w:tc>
           <w:tcPr>
-            <w:tcW w:w="2954" w:type="dxa"/>
+            <w:tcW w:w="2505" w:type="dxa"/>
           </w:tcPr>
           <w:p>
             <w:pPr>
@@ -15716,7 +15737,7 @@
                 <w:sz w:val="24"/>
                 <w:szCs w:val="24"/>
               </w:rPr>
-              <w:t>JSON array of comment objects</w:t>
+              <w:t>Delete a comment</w:t>
             </w:r>
           </w:p>
         </w:tc>
@@ -15727,7 +15748,7 @@
         </w:trPr>
         <w:tc>
           <w:tcPr>
-            <w:tcW w:w="3857" w:type="dxa"/>
+            <w:tcW w:w="5575" w:type="dxa"/>
             <w:shd w:val="clear" w:color="auto" w:fill="FAF1EC"/>
           </w:tcPr>
           <w:p>
@@ -15794,7 +15815,7 @@
         </w:tc>
         <w:tc>
           <w:tcPr>
-            <w:tcW w:w="3640" w:type="dxa"/>
+            <w:tcW w:w="2371" w:type="dxa"/>
           </w:tcPr>
           <w:p>
             <w:pPr>
@@ -15830,7 +15851,7 @@
         </w:tc>
         <w:tc>
           <w:tcPr>
-            <w:tcW w:w="2954" w:type="dxa"/>
+            <w:tcW w:w="2505" w:type="dxa"/>
           </w:tcPr>
           <w:p>
             <w:pPr>
@@ -15860,7 +15881,7 @@
                 <w:sz w:val="24"/>
                 <w:szCs w:val="24"/>
               </w:rPr>
-              <w:t>Time of when the post was created</w:t>
+              <w:t>Like / Unlike a comment</w:t>
             </w:r>
           </w:p>
         </w:tc>
@@ -15871,7 +15892,7 @@
         </w:trPr>
         <w:tc>
           <w:tcPr>
-            <w:tcW w:w="3857" w:type="dxa"/>
+            <w:tcW w:w="5575" w:type="dxa"/>
             <w:shd w:val="clear" w:color="auto" w:fill="FAF1EC"/>
           </w:tcPr>
           <w:p>
@@ -15938,7 +15959,7 @@
         </w:tc>
         <w:tc>
           <w:tcPr>
-            <w:tcW w:w="3640" w:type="dxa"/>
+            <w:tcW w:w="2371" w:type="dxa"/>
           </w:tcPr>
           <w:p>
             <w:pPr>
@@ -15974,7 +15995,7 @@
         </w:tc>
         <w:tc>
           <w:tcPr>
-            <w:tcW w:w="2954" w:type="dxa"/>
+            <w:tcW w:w="2505" w:type="dxa"/>
           </w:tcPr>
           <w:p>
             <w:pPr>
@@ -16004,7 +16025,7 @@
                 <w:sz w:val="24"/>
                 <w:szCs w:val="24"/>
               </w:rPr>
-              <w:t>Book title entered</w:t>
+              <w:t>Get platform statistics</w:t>
             </w:r>
           </w:p>
         </w:tc>
@@ -16025,30 +16046,6 @@
     </w:p>
     <w:p>
       <w:pPr>
-        <w:pStyle w:val="Heading2"/>
-        <w:shd w:val="clear" w:color="auto" w:fill="FAF1EC"/>
-        <w:jc w:val="center"/>
-        <w:rPr>
-          <w:rFonts w:ascii="Berlin Sans FB Demi" w:hAnsi="Berlin Sans FB Demi"/>
-          <w:color w:val="4D3A6A"/>
-          <w:sz w:val="36"/>
-          <w:szCs w:val="36"/>
-        </w:rPr>
-      </w:pPr>
-      <w:bookmarkStart w:id="13" w:name="_Toc228450737"/>
-      <w:r>
-        <w:rPr>
-          <w:rFonts w:ascii="Berlin Sans FB Demi" w:hAnsi="Berlin Sans FB Demi"/>
-          <w:color w:val="4D3A6A"/>
-          <w:sz w:val="36"/>
-          <w:szCs w:val="36"/>
-        </w:rPr>
-        <w:t>Statistics Page</w:t>
-      </w:r>
-      <w:bookmarkEnd w:id="13"/>
-    </w:p>
-    <w:p>
-      <w:pPr>
         <w:jc w:val="center"/>
         <w:rPr>
           <w:rFonts w:ascii="Berlin Sans FB Demi" w:hAnsi="Berlin Sans FB Demi" w:cstheme="majorBidi"/>
@@ -16059,6 +16056,88 @@
           <w:szCs w:val="36"/>
         </w:rPr>
       </w:pPr>
+      <w:r>
+        <w:rPr>
+          <w:rFonts w:asciiTheme="majorBidi" w:hAnsiTheme="majorBidi" w:cstheme="majorBidi"/>
+          <w:b/>
+          <w:bCs/>
+          <w:noProof/>
+          <w:color w:val="764B79"/>
+          <w:sz w:val="36"/>
+          <w:szCs w:val="36"/>
+        </w:rPr>
+        <mc:AlternateContent>
+          <mc:Choice Requires="wps">
+            <w:drawing>
+              <wp:anchor distT="0" distB="0" distL="114300" distR="114300" simplePos="0" relativeHeight="251671552" behindDoc="0" locked="0" layoutInCell="1" allowOverlap="1" wp14:anchorId="18225F06" wp14:editId="77F80AF6">
+                <wp:simplePos x="0" y="0"/>
+                <wp:positionH relativeFrom="margin">
+                  <wp:align>center</wp:align>
+                </wp:positionH>
+                <wp:positionV relativeFrom="paragraph">
+                  <wp:posOffset>7620</wp:posOffset>
+                </wp:positionV>
+                <wp:extent cx="6376670" cy="17145"/>
+                <wp:effectExtent l="0" t="0" r="24130" b="20955"/>
+                <wp:wrapNone/>
+                <wp:docPr id="554322854" name="Straight Connector 1"/>
+                <wp:cNvGraphicFramePr/>
+                <a:graphic xmlns:a="http://schemas.openxmlformats.org/drawingml/2006/main">
+                  <a:graphicData uri="http://schemas.microsoft.com/office/word/2010/wordprocessingShape">
+                    <wps:wsp>
+                      <wps:cNvCnPr/>
+                      <wps:spPr>
+                        <a:xfrm>
+                          <a:off x="0" y="0"/>
+                          <a:ext cx="6376670" cy="17145"/>
+                        </a:xfrm>
+                        <a:prstGeom prst="line">
+                          <a:avLst/>
+                        </a:prstGeom>
+                        <a:ln w="12700">
+                          <a:solidFill>
+                            <a:srgbClr val="9B6D86"/>
+                          </a:solidFill>
+                          <a:prstDash val="lgDash"/>
+                        </a:ln>
+                      </wps:spPr>
+                      <wps:style>
+                        <a:lnRef idx="1">
+                          <a:schemeClr val="accent1"/>
+                        </a:lnRef>
+                        <a:fillRef idx="0">
+                          <a:schemeClr val="accent1"/>
+                        </a:fillRef>
+                        <a:effectRef idx="0">
+                          <a:schemeClr val="accent1"/>
+                        </a:effectRef>
+                        <a:fontRef idx="minor">
+                          <a:schemeClr val="tx1"/>
+                        </a:fontRef>
+                      </wps:style>
+                      <wps:bodyPr/>
+                    </wps:wsp>
+                  </a:graphicData>
+                </a:graphic>
+                <wp14:sizeRelH relativeFrom="margin">
+                  <wp14:pctWidth>0</wp14:pctWidth>
+                </wp14:sizeRelH>
+                <wp14:sizeRelV relativeFrom="margin">
+                  <wp14:pctHeight>0</wp14:pctHeight>
+                </wp14:sizeRelV>
+              </wp:anchor>
+            </w:drawing>
+          </mc:Choice>
+          <mc:Fallback>
+            <w:pict>
+              <v:line w14:anchorId="156CE39D" id="Straight Connector 1" o:spid="_x0000_s1026" style="position:absolute;z-index:251671552;visibility:visible;mso-wrap-style:square;mso-width-percent:0;mso-height-percent:0;mso-wrap-distance-left:9pt;mso-wrap-distance-top:0;mso-wrap-distance-right:9pt;mso-wrap-distance-bottom:0;mso-position-horizontal:center;mso-position-horizontal-relative:margin;mso-position-vertical:absolute;mso-position-vertical-relative:text;mso-width-percent:0;mso-height-percent:0;mso-width-relative:margin;mso-height-relative:margin" from="0,.6pt" to="502.1pt,1.95pt" o:gfxdata="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" strokecolor="#9b6d86" strokeweight="1pt">
+                <v:stroke dashstyle="longDash" joinstyle="miter"/>
+                <w10:wrap anchorx="margin"/>
+              </v:line>
+            </w:pict>
+          </mc:Fallback>
+        </mc:AlternateContent>
+      </w:r>
     </w:p>
     <w:p>
       <w:pPr>
@@ -16072,7 +16151,7 @@
           <w:szCs w:val="36"/>
         </w:rPr>
       </w:pPr>
-      <w:bookmarkStart w:id="14" w:name="_Toc228450738"/>
+      <w:bookmarkStart w:id="13" w:name="_Toc228450737"/>
       <w:r>
         <w:rPr>
           <w:rFonts w:ascii="Berlin Sans FB Demi" w:hAnsi="Berlin Sans FB Demi"/>
@@ -16080,16 +16159,15 @@
           <w:sz w:val="36"/>
           <w:szCs w:val="36"/>
         </w:rPr>
-        <w:t>Features Checklist</w:t>
-      </w:r>
-      <w:bookmarkEnd w:id="14"/>
+        <w:t>Statistics Page</w:t>
+      </w:r>
+      <w:bookmarkEnd w:id="13"/>
     </w:p>
     <w:p>
       <w:pPr>
-        <w:spacing w:line="240" w:lineRule="auto"/>
         <w:jc w:val="center"/>
         <w:rPr>
-          <w:rFonts w:asciiTheme="majorBidi" w:hAnsiTheme="majorBidi" w:cstheme="majorBidi"/>
+          <w:rFonts w:ascii="Berlin Sans FB Demi" w:hAnsi="Berlin Sans FB Demi" w:cstheme="majorBidi"/>
           <w:b/>
           <w:bCs/>
           <w:color w:val="4D3A6A"/>
@@ -16098,246 +16176,6 @@
         </w:rPr>
       </w:pPr>
     </w:p>
-    <w:tbl>
-      <w:tblPr>
-        <w:tblStyle w:val="TableGrid"/>
-        <w:tblW w:w="10530" w:type="dxa"/>
-        <w:tblInd w:w="-5" w:type="dxa"/>
-        <w:tblLook w:val="04A0" w:firstRow="1" w:lastRow="0" w:firstColumn="1" w:lastColumn="0" w:noHBand="0" w:noVBand="1"/>
-      </w:tblPr>
-      <w:tblGrid>
-        <w:gridCol w:w="4029"/>
-        <w:gridCol w:w="2765"/>
-        <w:gridCol w:w="3736"/>
-      </w:tblGrid>
-      <w:tr>
-        <w:trPr>
-          <w:trHeight w:val="403"/>
-        </w:trPr>
-        <w:tc>
-          <w:tcPr>
-            <w:tcW w:w="4029" w:type="dxa"/>
-            <w:tcBorders>
-              <w:top w:val="single" w:sz="8" w:space="0" w:color="4D3A6A"/>
-              <w:left w:val="single" w:sz="8" w:space="0" w:color="4D3A6A"/>
-              <w:bottom w:val="single" w:sz="8" w:space="0" w:color="4D3A6A"/>
-              <w:right w:val="single" w:sz="8" w:space="0" w:color="4D3A6A"/>
-            </w:tcBorders>
-            <w:shd w:val="clear" w:color="auto" w:fill="D8C6D0"/>
-          </w:tcPr>
-          <w:p>
-            <w:pPr>
-              <w:jc w:val="center"/>
-              <w:rPr>
-                <w:rFonts w:ascii="Berlin Sans FB Demi" w:hAnsi="Berlin Sans FB Demi" w:cstheme="majorBidi"/>
-                <w:b/>
-                <w:bCs/>
-                <w:color w:val="4D3A6A"/>
-                <w:sz w:val="32"/>
-                <w:szCs w:val="32"/>
-              </w:rPr>
-            </w:pPr>
-            <w:r>
-              <w:rPr>
-                <w:rFonts w:ascii="Berlin Sans FB Demi" w:hAnsi="Berlin Sans FB Demi" w:cstheme="majorBidi"/>
-                <w:b/>
-                <w:bCs/>
-                <w:color w:val="4D3A6A"/>
-                <w:sz w:val="32"/>
-                <w:szCs w:val="32"/>
-              </w:rPr>
-              <w:t>Feature</w:t>
-            </w:r>
-          </w:p>
-        </w:tc>
-        <w:tc>
-          <w:tcPr>
-            <w:tcW w:w="2765" w:type="dxa"/>
-            <w:tcBorders>
-              <w:top w:val="single" w:sz="8" w:space="0" w:color="4D3A6A"/>
-              <w:left w:val="single" w:sz="8" w:space="0" w:color="4D3A6A"/>
-              <w:bottom w:val="single" w:sz="8" w:space="0" w:color="4D3A6A"/>
-              <w:right w:val="single" w:sz="8" w:space="0" w:color="4D3A6A"/>
-            </w:tcBorders>
-            <w:shd w:val="clear" w:color="auto" w:fill="D8C6D0"/>
-          </w:tcPr>
-          <w:p>
-            <w:pPr>
-              <w:jc w:val="center"/>
-              <w:rPr>
-                <w:rFonts w:ascii="Berlin Sans FB Demi" w:hAnsi="Berlin Sans FB Demi" w:cstheme="majorBidi"/>
-                <w:b/>
-                <w:bCs/>
-                <w:color w:val="4D3A6A"/>
-                <w:sz w:val="32"/>
-                <w:szCs w:val="32"/>
-              </w:rPr>
-            </w:pPr>
-            <w:r>
-              <w:rPr>
-                <w:rFonts w:ascii="Berlin Sans FB Demi" w:hAnsi="Berlin Sans FB Demi" w:cstheme="majorBidi"/>
-                <w:b/>
-                <w:bCs/>
-                <w:color w:val="4D3A6A"/>
-                <w:sz w:val="32"/>
-                <w:szCs w:val="32"/>
-              </w:rPr>
-              <w:t>Status</w:t>
-            </w:r>
-          </w:p>
-        </w:tc>
-        <w:tc>
-          <w:tcPr>
-            <w:tcW w:w="3736" w:type="dxa"/>
-            <w:tcBorders>
-              <w:top w:val="single" w:sz="8" w:space="0" w:color="4D3A6A"/>
-              <w:left w:val="single" w:sz="8" w:space="0" w:color="4D3A6A"/>
-              <w:bottom w:val="single" w:sz="8" w:space="0" w:color="4D3A6A"/>
-              <w:right w:val="single" w:sz="8" w:space="0" w:color="4D3A6A"/>
-            </w:tcBorders>
-            <w:shd w:val="clear" w:color="auto" w:fill="D8C6D0"/>
-          </w:tcPr>
-          <w:p>
-            <w:pPr>
-              <w:jc w:val="center"/>
-              <w:rPr>
-                <w:rFonts w:ascii="Berlin Sans FB Demi" w:hAnsi="Berlin Sans FB Demi" w:cstheme="majorBidi"/>
-                <w:b/>
-                <w:bCs/>
-                <w:color w:val="4D3A6A"/>
-                <w:sz w:val="32"/>
-                <w:szCs w:val="32"/>
-              </w:rPr>
-            </w:pPr>
-            <w:r>
-              <w:rPr>
-                <w:rFonts w:ascii="Berlin Sans FB Demi" w:hAnsi="Berlin Sans FB Demi" w:cstheme="majorBidi"/>
-                <w:b/>
-                <w:bCs/>
-                <w:color w:val="4D3A6A"/>
-                <w:sz w:val="32"/>
-                <w:szCs w:val="32"/>
-              </w:rPr>
-              <w:t>Notes</w:t>
-            </w:r>
-          </w:p>
-        </w:tc>
-      </w:tr>
-      <w:tr>
-        <w:tc>
-          <w:tcPr>
-            <w:tcW w:w="4029" w:type="dxa"/>
-            <w:tcBorders>
-              <w:top w:val="single" w:sz="8" w:space="0" w:color="4D3A6A"/>
-              <w:left w:val="single" w:sz="8" w:space="0" w:color="4D3A6A"/>
-            </w:tcBorders>
-            <w:shd w:val="clear" w:color="auto" w:fill="FAF1EC"/>
-          </w:tcPr>
-          <w:p>
-            <w:pPr>
-              <w:jc w:val="center"/>
-              <w:rPr>
-                <w:rFonts w:ascii="Cambria" w:hAnsi="Cambria" w:cstheme="majorBidi"/>
-                <w:b/>
-                <w:bCs/>
-                <w:color w:val="9B6D86"/>
-                <w:sz w:val="28"/>
-                <w:szCs w:val="28"/>
-              </w:rPr>
-            </w:pPr>
-          </w:p>
-          <w:p>
-            <w:pPr>
-              <w:jc w:val="center"/>
-              <w:rPr>
-                <w:rFonts w:ascii="Cambria" w:hAnsi="Cambria" w:cstheme="majorBidi"/>
-                <w:b/>
-                <w:bCs/>
-                <w:color w:val="9B6D86"/>
-                <w:sz w:val="28"/>
-                <w:szCs w:val="28"/>
-              </w:rPr>
-            </w:pPr>
-          </w:p>
-        </w:tc>
-        <w:tc>
-          <w:tcPr>
-            <w:tcW w:w="2765" w:type="dxa"/>
-            <w:tcBorders>
-              <w:top w:val="single" w:sz="8" w:space="0" w:color="4D3A6A"/>
-            </w:tcBorders>
-          </w:tcPr>
-          <w:p>
-            <w:pPr>
-              <w:jc w:val="center"/>
-              <w:rPr>
-                <w:rFonts w:ascii="Segoe UI Emoji" w:hAnsi="Segoe UI Emoji" w:cs="Segoe UI Emoji"/>
-                <w:b/>
-                <w:bCs/>
-                <w:color w:val="764B79"/>
-                <w:sz w:val="32"/>
-                <w:szCs w:val="32"/>
-              </w:rPr>
-            </w:pPr>
-          </w:p>
-          <w:p>
-            <w:pPr>
-              <w:jc w:val="center"/>
-              <w:rPr>
-                <w:rFonts w:ascii="Cambria" w:hAnsi="Cambria" w:cstheme="majorBidi"/>
-                <w:b/>
-                <w:bCs/>
-                <w:color w:val="764B79"/>
-                <w:sz w:val="32"/>
-                <w:szCs w:val="32"/>
-              </w:rPr>
-            </w:pPr>
-            <w:r>
-              <w:rPr>
-                <w:rFonts w:ascii="Segoe UI Emoji" w:hAnsi="Segoe UI Emoji" w:cs="Segoe UI Emoji"/>
-                <w:b/>
-                <w:bCs/>
-                <w:color w:val="764B79"/>
-                <w:sz w:val="32"/>
-                <w:szCs w:val="32"/>
-              </w:rPr>
-              <w:t>✅</w:t>
-            </w:r>
-          </w:p>
-        </w:tc>
-        <w:tc>
-          <w:tcPr>
-            <w:tcW w:w="3736" w:type="dxa"/>
-            <w:tcBorders>
-              <w:top w:val="single" w:sz="8" w:space="0" w:color="4D3A6A"/>
-              <w:right w:val="single" w:sz="8" w:space="0" w:color="4D3A6A"/>
-            </w:tcBorders>
-          </w:tcPr>
-          <w:p>
-            <w:pPr>
-              <w:jc w:val="center"/>
-              <w:rPr>
-                <w:rFonts w:ascii="Cambria" w:hAnsi="Cambria" w:cstheme="majorBidi"/>
-                <w:color w:val="764B79"/>
-                <w:sz w:val="24"/>
-                <w:szCs w:val="24"/>
-              </w:rPr>
-            </w:pPr>
-          </w:p>
-          <w:p>
-            <w:pPr>
-              <w:jc w:val="center"/>
-              <w:rPr>
-                <w:rFonts w:ascii="Cambria" w:hAnsi="Cambria" w:cstheme="majorBidi"/>
-                <w:color w:val="764B79"/>
-                <w:sz w:val="24"/>
-                <w:szCs w:val="24"/>
-              </w:rPr>
-            </w:pPr>
-          </w:p>
-        </w:tc>
-      </w:tr>
-    </w:tbl>
     <w:p>
       <w:pPr>
         <w:jc w:val="center"/>
@@ -16346,9 +16184,271 @@
           <w:color w:val="9B6D86"/>
           <w:sz w:val="28"/>
           <w:szCs w:val="28"/>
-          <w:lang w:val="en-US" w:bidi="ar-QA"/>
-        </w:rPr>
-      </w:pPr>
+        </w:rPr>
+      </w:pPr>
+      <w:r>
+        <w:rPr>
+          <w:rFonts w:ascii="Cambria" w:hAnsi="Cambria" w:cstheme="majorBidi"/>
+          <w:color w:val="9B6D86"/>
+          <w:sz w:val="28"/>
+          <w:szCs w:val="28"/>
+        </w:rPr>
+        <w:t>The statistics page is located at /statistics and shows 8 statistics about the platform, each retrived form the database using a Prisma query:</w:t>
+      </w:r>
+    </w:p>
+    <w:p>
+      <w:pPr>
+        <w:pStyle w:val="ListParagraph"/>
+        <w:numPr>
+          <w:ilvl w:val="0"/>
+          <w:numId w:val="29"/>
+        </w:numPr>
+        <w:rPr>
+          <w:rFonts w:ascii="Cambria" w:hAnsi="Cambria" w:cstheme="majorBidi"/>
+          <w:color w:val="9B6D86"/>
+          <w:sz w:val="28"/>
+          <w:szCs w:val="28"/>
+        </w:rPr>
+      </w:pPr>
+      <w:r>
+        <w:rPr>
+          <w:rFonts w:ascii="Cambria" w:hAnsi="Cambria" w:cstheme="majorBidi"/>
+          <w:b/>
+          <w:bCs/>
+          <w:color w:val="9B6D86"/>
+          <w:sz w:val="28"/>
+          <w:szCs w:val="28"/>
+        </w:rPr>
+        <w:t>Total posts:</w:t>
+      </w:r>
+      <w:r>
+        <w:rPr>
+          <w:rFonts w:ascii="Cambria" w:hAnsi="Cambria" w:cstheme="majorBidi"/>
+          <w:color w:val="9B6D86"/>
+          <w:sz w:val="28"/>
+          <w:szCs w:val="28"/>
+        </w:rPr>
+        <w:t xml:space="preserve"> counts all post in the database.</w:t>
+      </w:r>
+    </w:p>
+    <w:p>
+      <w:pPr>
+        <w:pStyle w:val="ListParagraph"/>
+        <w:numPr>
+          <w:ilvl w:val="0"/>
+          <w:numId w:val="29"/>
+        </w:numPr>
+        <w:rPr>
+          <w:rFonts w:ascii="Cambria" w:hAnsi="Cambria" w:cstheme="majorBidi"/>
+          <w:color w:val="9B6D86"/>
+          <w:sz w:val="28"/>
+          <w:szCs w:val="28"/>
+        </w:rPr>
+      </w:pPr>
+      <w:r>
+        <w:rPr>
+          <w:rFonts w:ascii="Cambria" w:hAnsi="Cambria" w:cstheme="majorBidi"/>
+          <w:b/>
+          <w:bCs/>
+          <w:color w:val="9B6D86"/>
+          <w:sz w:val="28"/>
+          <w:szCs w:val="28"/>
+        </w:rPr>
+        <w:t>Total users:</w:t>
+      </w:r>
+      <w:r>
+        <w:rPr>
+          <w:rFonts w:ascii="Cambria" w:hAnsi="Cambria" w:cstheme="majorBidi"/>
+          <w:color w:val="9B6D86"/>
+          <w:sz w:val="28"/>
+          <w:szCs w:val="28"/>
+        </w:rPr>
+        <w:t xml:space="preserve"> count all registered users.</w:t>
+      </w:r>
+    </w:p>
+    <w:p>
+      <w:pPr>
+        <w:pStyle w:val="ListParagraph"/>
+        <w:numPr>
+          <w:ilvl w:val="0"/>
+          <w:numId w:val="29"/>
+        </w:numPr>
+        <w:rPr>
+          <w:rFonts w:ascii="Cambria" w:hAnsi="Cambria" w:cstheme="majorBidi"/>
+          <w:color w:val="9B6D86"/>
+          <w:sz w:val="28"/>
+          <w:szCs w:val="28"/>
+        </w:rPr>
+      </w:pPr>
+      <w:r>
+        <w:rPr>
+          <w:rFonts w:ascii="Cambria" w:hAnsi="Cambria" w:cstheme="majorBidi"/>
+          <w:b/>
+          <w:bCs/>
+          <w:color w:val="9B6D86"/>
+          <w:sz w:val="28"/>
+          <w:szCs w:val="28"/>
+        </w:rPr>
+        <w:t xml:space="preserve">Average posts per user: </w:t>
+      </w:r>
+      <w:r>
+        <w:rPr>
+          <w:rFonts w:ascii="Cambria" w:hAnsi="Cambria" w:cstheme="majorBidi"/>
+          <w:color w:val="9B6D86"/>
+          <w:sz w:val="28"/>
+          <w:szCs w:val="28"/>
+        </w:rPr>
+        <w:t>total posts divided by total users.</w:t>
+      </w:r>
+    </w:p>
+    <w:p>
+      <w:pPr>
+        <w:pStyle w:val="ListParagraph"/>
+        <w:numPr>
+          <w:ilvl w:val="0"/>
+          <w:numId w:val="29"/>
+        </w:numPr>
+        <w:rPr>
+          <w:rFonts w:ascii="Cambria" w:hAnsi="Cambria" w:cstheme="majorBidi"/>
+          <w:color w:val="9B6D86"/>
+          <w:sz w:val="28"/>
+          <w:szCs w:val="28"/>
+        </w:rPr>
+      </w:pPr>
+      <w:r>
+        <w:rPr>
+          <w:rFonts w:ascii="Cambria" w:hAnsi="Cambria" w:cstheme="majorBidi"/>
+          <w:b/>
+          <w:bCs/>
+          <w:color w:val="9B6D86"/>
+          <w:sz w:val="28"/>
+          <w:szCs w:val="28"/>
+        </w:rPr>
+        <w:t>Most active users (top 5):</w:t>
+      </w:r>
+      <w:r>
+        <w:rPr>
+          <w:rFonts w:ascii="Cambria" w:hAnsi="Cambria" w:cstheme="majorBidi"/>
+          <w:color w:val="9B6D86"/>
+          <w:sz w:val="28"/>
+          <w:szCs w:val="28"/>
+        </w:rPr>
+        <w:t xml:space="preserve"> number of posts for each user.</w:t>
+      </w:r>
+    </w:p>
+    <w:p>
+      <w:pPr>
+        <w:pStyle w:val="ListParagraph"/>
+        <w:numPr>
+          <w:ilvl w:val="0"/>
+          <w:numId w:val="29"/>
+        </w:numPr>
+        <w:rPr>
+          <w:rFonts w:ascii="Cambria" w:hAnsi="Cambria" w:cstheme="majorBidi"/>
+          <w:color w:val="9B6D86"/>
+          <w:sz w:val="28"/>
+          <w:szCs w:val="28"/>
+        </w:rPr>
+      </w:pPr>
+      <w:r>
+        <w:rPr>
+          <w:rFonts w:ascii="Cambria" w:hAnsi="Cambria" w:cstheme="majorBidi"/>
+          <w:b/>
+          <w:bCs/>
+          <w:color w:val="9B6D86"/>
+          <w:sz w:val="28"/>
+          <w:szCs w:val="28"/>
+        </w:rPr>
+        <w:t xml:space="preserve">Latest post: </w:t>
+      </w:r>
+      <w:r>
+        <w:rPr>
+          <w:rFonts w:ascii="Cambria" w:hAnsi="Cambria" w:cstheme="majorBidi"/>
+          <w:color w:val="9B6D86"/>
+          <w:sz w:val="28"/>
+          <w:szCs w:val="28"/>
+        </w:rPr>
+        <w:t>the number of posts for each user.</w:t>
+      </w:r>
+    </w:p>
+    <w:p>
+      <w:pPr>
+        <w:pStyle w:val="ListParagraph"/>
+        <w:numPr>
+          <w:ilvl w:val="0"/>
+          <w:numId w:val="29"/>
+        </w:numPr>
+        <w:rPr>
+          <w:rFonts w:ascii="Cambria" w:hAnsi="Cambria" w:cstheme="majorBidi"/>
+          <w:color w:val="9B6D86"/>
+          <w:sz w:val="28"/>
+          <w:szCs w:val="28"/>
+        </w:rPr>
+      </w:pPr>
+      <w:r>
+        <w:rPr>
+          <w:rFonts w:ascii="Cambria" w:hAnsi="Cambria" w:cstheme="majorBidi"/>
+          <w:b/>
+          <w:bCs/>
+          <w:color w:val="9B6D86"/>
+          <w:sz w:val="28"/>
+          <w:szCs w:val="28"/>
+        </w:rPr>
+        <w:t>Users with no posts:</w:t>
+      </w:r>
+      <w:r>
+        <w:rPr>
+          <w:rFonts w:ascii="Cambria" w:hAnsi="Cambria" w:cstheme="majorBidi"/>
+          <w:color w:val="9B6D86"/>
+          <w:sz w:val="28"/>
+          <w:szCs w:val="28"/>
+        </w:rPr>
+        <w:t xml:space="preserve"> </w:t>
+      </w:r>
+      <w:r>
+        <w:rPr>
+          <w:rFonts w:ascii="Cambria" w:hAnsi="Cambria" w:cstheme="majorBidi"/>
+          <w:color w:val="9B6D86"/>
+          <w:sz w:val="28"/>
+          <w:szCs w:val="28"/>
+        </w:rPr>
+        <w:t>users who have never posted.</w:t>
+      </w:r>
+    </w:p>
+    <w:p>
+      <w:pPr>
+        <w:pStyle w:val="ListParagraph"/>
+        <w:numPr>
+          <w:ilvl w:val="0"/>
+          <w:numId w:val="29"/>
+        </w:numPr>
+        <w:rPr>
+          <w:rFonts w:ascii="Cambria" w:hAnsi="Cambria" w:cstheme="majorBidi"/>
+          <w:color w:val="9B6D86"/>
+          <w:sz w:val="28"/>
+          <w:szCs w:val="28"/>
+        </w:rPr>
+      </w:pPr>
+      <w:r>
+        <w:rPr>
+          <w:rFonts w:ascii="Cambria" w:hAnsi="Cambria" w:cstheme="majorBidi"/>
+          <w:b/>
+          <w:bCs/>
+          <w:color w:val="9B6D86"/>
+          <w:sz w:val="28"/>
+          <w:szCs w:val="28"/>
+        </w:rPr>
+        <w:t>Newest member:</w:t>
+      </w:r>
+      <w:r>
+        <w:rPr>
+          <w:rFonts w:ascii="Cambria" w:hAnsi="Cambria" w:cstheme="majorBidi"/>
+          <w:color w:val="9B6D86"/>
+          <w:sz w:val="28"/>
+          <w:szCs w:val="28"/>
+        </w:rPr>
+        <w:t xml:space="preserve"> the most recently registered user.</w:t>
+      </w:r>
     </w:p>
     <w:sectPr>
       <w:headerReference w:type="default" r:id="rId12"/>
@@ -17451,6 +17551,119 @@
     </w:lvl>
   </w:abstractNum>
   <w:abstractNum w:abstractNumId="7" w15:restartNumberingAfterBreak="0">
+    <w:nsid w:val="1C867BCA"/>
+    <w:multiLevelType w:val="hybridMultilevel"/>
+    <w:tmpl w:val="9F701FEC"/>
+    <w:lvl w:ilvl="0" w:tplc="04090001">
+      <w:start w:val="1"/>
+      <w:numFmt w:val="bullet"/>
+      <w:lvlText w:val=""/>
+      <w:lvlJc w:val="left"/>
+      <w:pPr>
+        <w:ind w:left="720" w:hanging="360"/>
+      </w:pPr>
+      <w:rPr>
+        <w:rFonts w:ascii="Symbol" w:hAnsi="Symbol" w:hint="default"/>
+      </w:rPr>
+    </w:lvl>
+    <w:lvl w:ilvl="1" w:tplc="04090003" w:tentative="1">
+      <w:start w:val="1"/>
+      <w:numFmt w:val="bullet"/>
+      <w:lvlText w:val="o"/>
+      <w:lvlJc w:val="left"/>
+      <w:pPr>
+        <w:ind w:left="1440" w:hanging="360"/>
+      </w:pPr>
+      <w:rPr>
+        <w:rFonts w:ascii="Courier New" w:hAnsi="Courier New" w:cs="Courier New" w:hint="default"/>
+      </w:rPr>
+    </w:lvl>
+    <w:lvl w:ilvl="2" w:tplc="04090005" w:tentative="1">
+      <w:start w:val="1"/>
+      <w:numFmt w:val="bullet"/>
+      <w:lvlText w:val=""/>
+      <w:lvlJc w:val="left"/>
+      <w:pPr>
+        <w:ind w:left="2160" w:hanging="360"/>
+      </w:pPr>
+      <w:rPr>
+        <w:rFonts w:ascii="Wingdings" w:hAnsi="Wingdings" w:hint="default"/>
+      </w:rPr>
+    </w:lvl>
+    <w:lvl w:ilvl="3" w:tplc="04090001" w:tentative="1">
+      <w:start w:val="1"/>
+      <w:numFmt w:val="bullet"/>
+      <w:lvlText w:val=""/>
+      <w:lvlJc w:val="left"/>
+      <w:pPr>
+        <w:ind w:left="2880" w:hanging="360"/>
+      </w:pPr>
+      <w:rPr>
+        <w:rFonts w:ascii="Symbol" w:hAnsi="Symbol" w:hint="default"/>
+      </w:rPr>
+    </w:lvl>
+    <w:lvl w:ilvl="4" w:tplc="04090003" w:tentative="1">
+      <w:start w:val="1"/>
+      <w:numFmt w:val="bullet"/>
+      <w:lvlText w:val="o"/>
+      <w:lvlJc w:val="left"/>
+      <w:pPr>
+        <w:ind w:left="3600" w:hanging="360"/>
+      </w:pPr>
+      <w:rPr>
+        <w:rFonts w:ascii="Courier New" w:hAnsi="Courier New" w:cs="Courier New" w:hint="default"/>
+      </w:rPr>
+    </w:lvl>
+    <w:lvl w:ilvl="5" w:tplc="04090005" w:tentative="1">
+      <w:start w:val="1"/>
+      <w:numFmt w:val="bullet"/>
+      <w:lvlText w:val=""/>
+      <w:lvlJc w:val="left"/>
+      <w:pPr>
+        <w:ind w:left="4320" w:hanging="360"/>
+      </w:pPr>
+      <w:rPr>
+        <w:rFonts w:ascii="Wingdings" w:hAnsi="Wingdings" w:hint="default"/>
+      </w:rPr>
+    </w:lvl>
+    <w:lvl w:ilvl="6" w:tplc="04090001" w:tentative="1">
+      <w:start w:val="1"/>
+      <w:numFmt w:val="bullet"/>
+      <w:lvlText w:val=""/>
+      <w:lvlJc w:val="left"/>
+      <w:pPr>
+        <w:ind w:left="5040" w:hanging="360"/>
+      </w:pPr>
+      <w:rPr>
+        <w:rFonts w:ascii="Symbol" w:hAnsi="Symbol" w:hint="default"/>
+      </w:rPr>
+    </w:lvl>
+    <w:lvl w:ilvl="7" w:tplc="04090003" w:tentative="1">
+      <w:start w:val="1"/>
+      <w:numFmt w:val="bullet"/>
+      <w:lvlText w:val="o"/>
+      <w:lvlJc w:val="left"/>
+      <w:pPr>
+        <w:ind w:left="5760" w:hanging="360"/>
+      </w:pPr>
+      <w:rPr>
+        <w:rFonts w:ascii="Courier New" w:hAnsi="Courier New" w:cs="Courier New" w:hint="default"/>
+      </w:rPr>
+    </w:lvl>
+    <w:lvl w:ilvl="8" w:tplc="04090005" w:tentative="1">
+      <w:start w:val="1"/>
+      <w:numFmt w:val="bullet"/>
+      <w:lvlText w:val=""/>
+      <w:lvlJc w:val="left"/>
+      <w:pPr>
+        <w:ind w:left="6480" w:hanging="360"/>
+      </w:pPr>
+      <w:rPr>
+        <w:rFonts w:ascii="Wingdings" w:hAnsi="Wingdings" w:hint="default"/>
+      </w:rPr>
+    </w:lvl>
+  </w:abstractNum>
+  <w:abstractNum w:abstractNumId="8" w15:restartNumberingAfterBreak="0">
     <w:nsid w:val="26FB2D35"/>
     <w:multiLevelType w:val="hybridMultilevel"/>
     <w:tmpl w:val="079EBA12"/>
@@ -17563,7 +17776,7 @@
       </w:rPr>
     </w:lvl>
   </w:abstractNum>
-  <w:abstractNum w:abstractNumId="8" w15:restartNumberingAfterBreak="0">
+  <w:abstractNum w:abstractNumId="9" w15:restartNumberingAfterBreak="0">
     <w:nsid w:val="27051E12"/>
     <w:multiLevelType w:val="hybridMultilevel"/>
     <w:tmpl w:val="90E4267E"/>
@@ -17676,7 +17889,7 @@
       </w:rPr>
     </w:lvl>
   </w:abstractNum>
-  <w:abstractNum w:abstractNumId="9" w15:restartNumberingAfterBreak="0">
+  <w:abstractNum w:abstractNumId="10" w15:restartNumberingAfterBreak="0">
     <w:nsid w:val="48F76971"/>
     <w:multiLevelType w:val="hybridMultilevel"/>
     <w:tmpl w:val="AFBA270E"/>
@@ -17789,7 +18002,7 @@
       </w:rPr>
     </w:lvl>
   </w:abstractNum>
-  <w:abstractNum w:abstractNumId="10" w15:restartNumberingAfterBreak="0">
+  <w:abstractNum w:abstractNumId="11" w15:restartNumberingAfterBreak="0">
     <w:nsid w:val="4AB70A23"/>
     <w:multiLevelType w:val="hybridMultilevel"/>
     <w:tmpl w:val="28FEE0F4"/>
@@ -17902,7 +18115,7 @@
       </w:rPr>
     </w:lvl>
   </w:abstractNum>
-  <w:abstractNum w:abstractNumId="11" w15:restartNumberingAfterBreak="0">
+  <w:abstractNum w:abstractNumId="12" w15:restartNumberingAfterBreak="0">
     <w:nsid w:val="50133888"/>
     <w:multiLevelType w:val="hybridMultilevel"/>
     <w:tmpl w:val="36A27294"/>
@@ -17991,7 +18204,7 @@
       </w:pPr>
     </w:lvl>
   </w:abstractNum>
-  <w:abstractNum w:abstractNumId="12" w15:restartNumberingAfterBreak="0">
+  <w:abstractNum w:abstractNumId="13" w15:restartNumberingAfterBreak="0">
     <w:nsid w:val="51877628"/>
     <w:multiLevelType w:val="hybridMultilevel"/>
     <w:tmpl w:val="6690FC2A"/>
@@ -18104,7 +18317,7 @@
       </w:rPr>
     </w:lvl>
   </w:abstractNum>
-  <w:abstractNum w:abstractNumId="13" w15:restartNumberingAfterBreak="0">
+  <w:abstractNum w:abstractNumId="14" w15:restartNumberingAfterBreak="0">
     <w:nsid w:val="53CB4AC2"/>
     <w:multiLevelType w:val="multilevel"/>
     <w:tmpl w:val="61C8BECC"/>
@@ -18253,7 +18466,7 @@
       </w:rPr>
     </w:lvl>
   </w:abstractNum>
-  <w:abstractNum w:abstractNumId="14" w15:restartNumberingAfterBreak="0">
+  <w:abstractNum w:abstractNumId="15" w15:restartNumberingAfterBreak="0">
     <w:nsid w:val="59EA3A35"/>
     <w:multiLevelType w:val="hybridMultilevel"/>
     <w:tmpl w:val="78DE5B4E"/>
@@ -18366,7 +18579,7 @@
       </w:rPr>
     </w:lvl>
   </w:abstractNum>
-  <w:abstractNum w:abstractNumId="15" w15:restartNumberingAfterBreak="0">
+  <w:abstractNum w:abstractNumId="16" w15:restartNumberingAfterBreak="0">
     <w:nsid w:val="5C8B1306"/>
     <w:multiLevelType w:val="hybridMultilevel"/>
     <w:tmpl w:val="1ED8A202"/>
@@ -18479,7 +18692,7 @@
       </w:rPr>
     </w:lvl>
   </w:abstractNum>
-  <w:abstractNum w:abstractNumId="16" w15:restartNumberingAfterBreak="0">
+  <w:abstractNum w:abstractNumId="17" w15:restartNumberingAfterBreak="0">
     <w:nsid w:val="5D084D50"/>
     <w:multiLevelType w:val="hybridMultilevel"/>
     <w:tmpl w:val="FFC4BB60"/>
@@ -18568,7 +18781,7 @@
       </w:pPr>
     </w:lvl>
   </w:abstractNum>
-  <w:abstractNum w:abstractNumId="17" w15:restartNumberingAfterBreak="0">
+  <w:abstractNum w:abstractNumId="18" w15:restartNumberingAfterBreak="0">
     <w:nsid w:val="5E6F00F3"/>
     <w:multiLevelType w:val="hybridMultilevel"/>
     <w:tmpl w:val="1C622150"/>
@@ -18681,7 +18894,7 @@
       </w:rPr>
     </w:lvl>
   </w:abstractNum>
-  <w:abstractNum w:abstractNumId="18" w15:restartNumberingAfterBreak="0">
+  <w:abstractNum w:abstractNumId="19" w15:restartNumberingAfterBreak="0">
     <w:nsid w:val="601E1F66"/>
     <w:multiLevelType w:val="multilevel"/>
     <w:tmpl w:val="8E2A5EDC"/>
@@ -18830,7 +19043,7 @@
       </w:rPr>
     </w:lvl>
   </w:abstractNum>
-  <w:abstractNum w:abstractNumId="19" w15:restartNumberingAfterBreak="0">
+  <w:abstractNum w:abstractNumId="20" w15:restartNumberingAfterBreak="0">
     <w:nsid w:val="63451FF3"/>
     <w:multiLevelType w:val="hybridMultilevel"/>
     <w:tmpl w:val="D2C0ABDC"/>
@@ -18943,7 +19156,7 @@
       </w:rPr>
     </w:lvl>
   </w:abstractNum>
-  <w:abstractNum w:abstractNumId="20" w15:restartNumberingAfterBreak="0">
+  <w:abstractNum w:abstractNumId="21" w15:restartNumberingAfterBreak="0">
     <w:nsid w:val="69844A24"/>
     <w:multiLevelType w:val="hybridMultilevel"/>
     <w:tmpl w:val="96745610"/>
@@ -19034,7 +19247,7 @@
       </w:pPr>
     </w:lvl>
   </w:abstractNum>
-  <w:abstractNum w:abstractNumId="21" w15:restartNumberingAfterBreak="0">
+  <w:abstractNum w:abstractNumId="22" w15:restartNumberingAfterBreak="0">
     <w:nsid w:val="69BA48C6"/>
     <w:multiLevelType w:val="hybridMultilevel"/>
     <w:tmpl w:val="2206A402"/>
@@ -19147,7 +19360,7 @@
       </w:rPr>
     </w:lvl>
   </w:abstractNum>
-  <w:abstractNum w:abstractNumId="22" w15:restartNumberingAfterBreak="0">
+  <w:abstractNum w:abstractNumId="23" w15:restartNumberingAfterBreak="0">
     <w:nsid w:val="6A8E2866"/>
     <w:multiLevelType w:val="hybridMultilevel"/>
     <w:tmpl w:val="09208D6E"/>
@@ -19260,7 +19473,7 @@
       </w:rPr>
     </w:lvl>
   </w:abstractNum>
-  <w:abstractNum w:abstractNumId="23" w15:restartNumberingAfterBreak="0">
+  <w:abstractNum w:abstractNumId="24" w15:restartNumberingAfterBreak="0">
     <w:nsid w:val="6B5329B9"/>
     <w:multiLevelType w:val="hybridMultilevel"/>
     <w:tmpl w:val="BDC0DF36"/>
@@ -19373,7 +19586,7 @@
       </w:rPr>
     </w:lvl>
   </w:abstractNum>
-  <w:abstractNum w:abstractNumId="24" w15:restartNumberingAfterBreak="0">
+  <w:abstractNum w:abstractNumId="25" w15:restartNumberingAfterBreak="0">
     <w:nsid w:val="701770EE"/>
     <w:multiLevelType w:val="hybridMultilevel"/>
     <w:tmpl w:val="4EE2BFA4"/>
@@ -19486,7 +19699,7 @@
       </w:rPr>
     </w:lvl>
   </w:abstractNum>
-  <w:abstractNum w:abstractNumId="25" w15:restartNumberingAfterBreak="0">
+  <w:abstractNum w:abstractNumId="26" w15:restartNumberingAfterBreak="0">
     <w:nsid w:val="73AD75D1"/>
     <w:multiLevelType w:val="hybridMultilevel"/>
     <w:tmpl w:val="26502F1E"/>
@@ -19599,7 +19812,7 @@
       </w:rPr>
     </w:lvl>
   </w:abstractNum>
-  <w:abstractNum w:abstractNumId="26" w15:restartNumberingAfterBreak="0">
+  <w:abstractNum w:abstractNumId="27" w15:restartNumberingAfterBreak="0">
     <w:nsid w:val="7AED3C4C"/>
     <w:multiLevelType w:val="multilevel"/>
     <w:tmpl w:val="F3D6F1BA"/>
@@ -19748,7 +19961,7 @@
       </w:rPr>
     </w:lvl>
   </w:abstractNum>
-  <w:abstractNum w:abstractNumId="27" w15:restartNumberingAfterBreak="0">
+  <w:abstractNum w:abstractNumId="28" w15:restartNumberingAfterBreak="0">
     <w:nsid w:val="7F6A6CF5"/>
     <w:multiLevelType w:val="hybridMultilevel"/>
     <w:tmpl w:val="571C32EA"/>
@@ -19862,16 +20075,16 @@
     </w:lvl>
   </w:abstractNum>
   <w:num w:numId="1" w16cid:durableId="2069914594">
-    <w:abstractNumId w:val="16"/>
+    <w:abstractNumId w:val="17"/>
   </w:num>
   <w:num w:numId="2" w16cid:durableId="134298743">
-    <w:abstractNumId w:val="19"/>
+    <w:abstractNumId w:val="20"/>
   </w:num>
   <w:num w:numId="3" w16cid:durableId="1903131367">
     <w:abstractNumId w:val="3"/>
   </w:num>
   <w:num w:numId="4" w16cid:durableId="1352684256">
-    <w:abstractNumId w:val="18"/>
+    <w:abstractNumId w:val="19"/>
   </w:num>
   <w:num w:numId="5" w16cid:durableId="1681465966">
     <w:abstractNumId w:val="6"/>
@@ -19880,7 +20093,7 @@
     <w:abstractNumId w:val="2"/>
   </w:num>
   <w:num w:numId="7" w16cid:durableId="51849054">
-    <w:abstractNumId w:val="26"/>
+    <w:abstractNumId w:val="27"/>
   </w:num>
   <w:num w:numId="8" w16cid:durableId="78718240">
     <w:abstractNumId w:val="0"/>
@@ -19889,61 +20102,64 @@
     <w:abstractNumId w:val="1"/>
   </w:num>
   <w:num w:numId="10" w16cid:durableId="945310130">
-    <w:abstractNumId w:val="23"/>
+    <w:abstractNumId w:val="24"/>
   </w:num>
   <w:num w:numId="11" w16cid:durableId="1612207335">
+    <w:abstractNumId w:val="16"/>
+  </w:num>
+  <w:num w:numId="12" w16cid:durableId="1390152304">
+    <w:abstractNumId w:val="9"/>
+  </w:num>
+  <w:num w:numId="13" w16cid:durableId="1029722839">
     <w:abstractNumId w:val="15"/>
   </w:num>
-  <w:num w:numId="12" w16cid:durableId="1390152304">
-    <w:abstractNumId w:val="8"/>
+  <w:num w:numId="14" w16cid:durableId="814103871">
+    <w:abstractNumId w:val="10"/>
   </w:num>
-  <w:num w:numId="13" w16cid:durableId="1029722839">
+  <w:num w:numId="15" w16cid:durableId="318459175">
     <w:abstractNumId w:val="14"/>
   </w:num>
-  <w:num w:numId="14" w16cid:durableId="814103871">
-    <w:abstractNumId w:val="9"/>
-  </w:num>
-  <w:num w:numId="15" w16cid:durableId="318459175">
+  <w:num w:numId="16" w16cid:durableId="808673074">
     <w:abstractNumId w:val="13"/>
   </w:num>
-  <w:num w:numId="16" w16cid:durableId="808673074">
-    <w:abstractNumId w:val="12"/>
-  </w:num>
   <w:num w:numId="17" w16cid:durableId="212084026">
-    <w:abstractNumId w:val="22"/>
+    <w:abstractNumId w:val="23"/>
   </w:num>
   <w:num w:numId="18" w16cid:durableId="1583176816">
     <w:abstractNumId w:val="4"/>
   </w:num>
   <w:num w:numId="19" w16cid:durableId="1343313511">
-    <w:abstractNumId w:val="21"/>
+    <w:abstractNumId w:val="22"/>
   </w:num>
   <w:num w:numId="20" w16cid:durableId="1906717093">
-    <w:abstractNumId w:val="10"/>
+    <w:abstractNumId w:val="11"/>
   </w:num>
   <w:num w:numId="21" w16cid:durableId="1608393369">
-    <w:abstractNumId w:val="25"/>
+    <w:abstractNumId w:val="26"/>
   </w:num>
   <w:num w:numId="22" w16cid:durableId="1935506085">
-    <w:abstractNumId w:val="17"/>
+    <w:abstractNumId w:val="18"/>
   </w:num>
   <w:num w:numId="23" w16cid:durableId="698817921">
     <w:abstractNumId w:val="5"/>
   </w:num>
   <w:num w:numId="24" w16cid:durableId="324163088">
-    <w:abstractNumId w:val="24"/>
+    <w:abstractNumId w:val="25"/>
   </w:num>
   <w:num w:numId="25" w16cid:durableId="1501896543">
-    <w:abstractNumId w:val="7"/>
+    <w:abstractNumId w:val="8"/>
   </w:num>
   <w:num w:numId="26" w16cid:durableId="369183137">
-    <w:abstractNumId w:val="20"/>
+    <w:abstractNumId w:val="21"/>
   </w:num>
   <w:num w:numId="27" w16cid:durableId="1919484777">
-    <w:abstractNumId w:val="27"/>
+    <w:abstractNumId w:val="28"/>
   </w:num>
   <w:num w:numId="28" w16cid:durableId="1949852055">
-    <w:abstractNumId w:val="11"/>
+    <w:abstractNumId w:val="12"/>
+  </w:num>
+  <w:num w:numId="29" w16cid:durableId="1148592350">
+    <w:abstractNumId w:val="7"/>
   </w:num>
 </w:numbering>
 </file>

--- a/Project_Report.docx
+++ b/Project_Report.docx
@@ -952,7 +952,7 @@
           <w:r>
             <w:fldChar w:fldCharType="separate"/>
           </w:r>
-          <w:hyperlink w:anchor="_Toc228450726" w:history="1">
+          <w:hyperlink w:anchor="_Toc228668364" w:history="1">
             <w:r>
               <w:rPr>
                 <w:rStyle w:val="Hyperlink"/>
@@ -976,7 +976,7 @@
               <w:rPr>
                 <w:webHidden/>
               </w:rPr>
-              <w:instrText xml:space="preserve"> PAGEREF _Toc228450726 \h </w:instrText>
+              <w:instrText xml:space="preserve"> PAGEREF _Toc228668364 \h </w:instrText>
             </w:r>
             <w:r>
               <w:rPr>
@@ -1020,7 +1020,7 @@
               <w14:ligatures w14:val="standardContextual"/>
             </w:rPr>
           </w:pPr>
-          <w:hyperlink w:anchor="_Toc228450727" w:history="1">
+          <w:hyperlink w:anchor="_Toc228668365" w:history="1">
             <w:r>
               <w:rPr>
                 <w:rStyle w:val="Hyperlink"/>
@@ -1055,7 +1055,7 @@
                 <w:webHidden/>
                 <w:color w:val="9B6D86"/>
               </w:rPr>
-              <w:instrText xml:space="preserve"> PAGEREF _Toc228450727 \h </w:instrText>
+              <w:instrText xml:space="preserve"> PAGEREF _Toc228668365 \h </w:instrText>
             </w:r>
             <w:r>
               <w:rPr>
@@ -1111,7 +1111,7 @@
               <w14:ligatures w14:val="standardContextual"/>
             </w:rPr>
           </w:pPr>
-          <w:hyperlink w:anchor="_Toc228450728" w:history="1">
+          <w:hyperlink w:anchor="_Toc228668366" w:history="1">
             <w:r>
               <w:rPr>
                 <w:rStyle w:val="Hyperlink"/>
@@ -1146,7 +1146,7 @@
                 <w:webHidden/>
                 <w:color w:val="9B6D86"/>
               </w:rPr>
-              <w:instrText xml:space="preserve"> PAGEREF _Toc228450728 \h </w:instrText>
+              <w:instrText xml:space="preserve"> PAGEREF _Toc228668366 \h </w:instrText>
             </w:r>
             <w:r>
               <w:rPr>
@@ -1202,7 +1202,7 @@
               <w14:ligatures w14:val="standardContextual"/>
             </w:rPr>
           </w:pPr>
-          <w:hyperlink w:anchor="_Toc228450729" w:history="1">
+          <w:hyperlink w:anchor="_Toc228668367" w:history="1">
             <w:r>
               <w:rPr>
                 <w:rStyle w:val="Hyperlink"/>
@@ -1237,7 +1237,7 @@
                 <w:webHidden/>
                 <w:color w:val="9B6D86"/>
               </w:rPr>
-              <w:instrText xml:space="preserve"> PAGEREF _Toc228450729 \h </w:instrText>
+              <w:instrText xml:space="preserve"> PAGEREF _Toc228668367 \h </w:instrText>
             </w:r>
             <w:r>
               <w:rPr>
@@ -1293,7 +1293,7 @@
               <w14:ligatures w14:val="standardContextual"/>
             </w:rPr>
           </w:pPr>
-          <w:hyperlink w:anchor="_Toc228450730" w:history="1">
+          <w:hyperlink w:anchor="_Toc228668368" w:history="1">
             <w:r>
               <w:rPr>
                 <w:rStyle w:val="Hyperlink"/>
@@ -1328,7 +1328,7 @@
                 <w:webHidden/>
                 <w:color w:val="9B6D86"/>
               </w:rPr>
-              <w:instrText xml:space="preserve"> PAGEREF _Toc228450730 \h </w:instrText>
+              <w:instrText xml:space="preserve"> PAGEREF _Toc228668368 \h </w:instrText>
             </w:r>
             <w:r>
               <w:rPr>
@@ -1381,7 +1381,7 @@
               <w14:ligatures w14:val="standardContextual"/>
             </w:rPr>
           </w:pPr>
-          <w:hyperlink w:anchor="_Toc228450731" w:history="1">
+          <w:hyperlink w:anchor="_Toc228668369" w:history="1">
             <w:r>
               <w:rPr>
                 <w:rStyle w:val="Hyperlink"/>
@@ -1405,7 +1405,7 @@
               <w:rPr>
                 <w:webHidden/>
               </w:rPr>
-              <w:instrText xml:space="preserve"> PAGEREF _Toc228450731 \h </w:instrText>
+              <w:instrText xml:space="preserve"> PAGEREF _Toc228668369 \h </w:instrText>
             </w:r>
             <w:r>
               <w:rPr>
@@ -1449,7 +1449,7 @@
               <w14:ligatures w14:val="standardContextual"/>
             </w:rPr>
           </w:pPr>
-          <w:hyperlink w:anchor="_Toc228450732" w:history="1">
+          <w:hyperlink w:anchor="_Toc228668370" w:history="1">
             <w:r>
               <w:rPr>
                 <w:rStyle w:val="Hyperlink"/>
@@ -1484,7 +1484,7 @@
                 <w:webHidden/>
                 <w:color w:val="9B6D86"/>
               </w:rPr>
-              <w:instrText xml:space="preserve"> PAGEREF _Toc228450732 \h </w:instrText>
+              <w:instrText xml:space="preserve"> PAGEREF _Toc228668370 \h </w:instrText>
             </w:r>
             <w:r>
               <w:rPr>
@@ -1540,7 +1540,7 @@
               <w14:ligatures w14:val="standardContextual"/>
             </w:rPr>
           </w:pPr>
-          <w:hyperlink w:anchor="_Toc228450733" w:history="1">
+          <w:hyperlink w:anchor="_Toc228668371" w:history="1">
             <w:r>
               <w:rPr>
                 <w:rStyle w:val="Hyperlink"/>
@@ -1575,7 +1575,7 @@
                 <w:webHidden/>
                 <w:color w:val="9B6D86"/>
               </w:rPr>
-              <w:instrText xml:space="preserve"> PAGEREF _Toc228450733 \h </w:instrText>
+              <w:instrText xml:space="preserve"> PAGEREF _Toc228668371 \h </w:instrText>
             </w:r>
             <w:r>
               <w:rPr>
@@ -1631,7 +1631,7 @@
               <w14:ligatures w14:val="standardContextual"/>
             </w:rPr>
           </w:pPr>
-          <w:hyperlink w:anchor="_Toc228450734" w:history="1">
+          <w:hyperlink w:anchor="_Toc228668372" w:history="1">
             <w:r>
               <w:rPr>
                 <w:rStyle w:val="Hyperlink"/>
@@ -1666,7 +1666,7 @@
                 <w:webHidden/>
                 <w:color w:val="9B6D86"/>
               </w:rPr>
-              <w:instrText xml:space="preserve"> PAGEREF _Toc228450734 \h </w:instrText>
+              <w:instrText xml:space="preserve"> PAGEREF _Toc228668372 \h </w:instrText>
             </w:r>
             <w:r>
               <w:rPr>
@@ -1692,7 +1692,7 @@
                 <w:webHidden/>
                 <w:color w:val="9B6D86"/>
               </w:rPr>
-              <w:t>8</w:t>
+              <w:t>9</w:t>
             </w:r>
             <w:r>
               <w:rPr>
@@ -1722,7 +1722,7 @@
               <w14:ligatures w14:val="standardContextual"/>
             </w:rPr>
           </w:pPr>
-          <w:hyperlink w:anchor="_Toc228450735" w:history="1">
+          <w:hyperlink w:anchor="_Toc228668373" w:history="1">
             <w:r>
               <w:rPr>
                 <w:rStyle w:val="Hyperlink"/>
@@ -1730,7 +1730,7 @@
                 <w:noProof/>
                 <w:color w:val="9B6D86"/>
               </w:rPr>
-              <w:t>Setup Instructions</w:t>
+              <w:t>Setup Instructions {follow these simple steps to run our project}?</w:t>
             </w:r>
             <w:r>
               <w:rPr>
@@ -1757,7 +1757,7 @@
                 <w:webHidden/>
                 <w:color w:val="9B6D86"/>
               </w:rPr>
-              <w:instrText xml:space="preserve"> PAGEREF _Toc228450735 \h </w:instrText>
+              <w:instrText xml:space="preserve"> PAGEREF _Toc228668373 \h </w:instrText>
             </w:r>
             <w:r>
               <w:rPr>
@@ -1783,7 +1783,7 @@
                 <w:webHidden/>
                 <w:color w:val="9B6D86"/>
               </w:rPr>
-              <w:t>8</w:t>
+              <w:t>9</w:t>
             </w:r>
             <w:r>
               <w:rPr>
@@ -1813,7 +1813,7 @@
               <w14:ligatures w14:val="standardContextual"/>
             </w:rPr>
           </w:pPr>
-          <w:hyperlink w:anchor="_Toc228450736" w:history="1">
+          <w:hyperlink w:anchor="_Toc228668374" w:history="1">
             <w:r>
               <w:rPr>
                 <w:rStyle w:val="Hyperlink"/>
@@ -1848,7 +1848,7 @@
                 <w:webHidden/>
                 <w:color w:val="9B6D86"/>
               </w:rPr>
-              <w:instrText xml:space="preserve"> PAGEREF _Toc228450736 \h </w:instrText>
+              <w:instrText xml:space="preserve"> PAGEREF _Toc228668374 \h </w:instrText>
             </w:r>
             <w:r>
               <w:rPr>
@@ -1874,7 +1874,7 @@
                 <w:webHidden/>
                 <w:color w:val="9B6D86"/>
               </w:rPr>
-              <w:t>9</w:t>
+              <w:t>10</w:t>
             </w:r>
             <w:r>
               <w:rPr>
@@ -1904,7 +1904,7 @@
               <w14:ligatures w14:val="standardContextual"/>
             </w:rPr>
           </w:pPr>
-          <w:hyperlink w:anchor="_Toc228450737" w:history="1">
+          <w:hyperlink w:anchor="_Toc228668375" w:history="1">
             <w:r>
               <w:rPr>
                 <w:rStyle w:val="Hyperlink"/>
@@ -1939,7 +1939,7 @@
                 <w:webHidden/>
                 <w:color w:val="9B6D86"/>
               </w:rPr>
-              <w:instrText xml:space="preserve"> PAGEREF _Toc228450737 \h </w:instrText>
+              <w:instrText xml:space="preserve"> PAGEREF _Toc228668375 \h </w:instrText>
             </w:r>
             <w:r>
               <w:rPr>
@@ -1965,7 +1965,7 @@
                 <w:webHidden/>
                 <w:color w:val="9B6D86"/>
               </w:rPr>
-              <w:t>9</w:t>
+              <w:t>12</w:t>
             </w:r>
             <w:r>
               <w:rPr>
@@ -1985,9 +1985,8 @@
               <w:tab w:val="right" w:leader="dot" w:pos="10456"/>
             </w:tabs>
             <w:rPr>
-              <w:rFonts w:ascii="Cambria" w:hAnsi="Cambria" w:cstheme="minorBidi"/>
+              <w:rFonts w:cstheme="minorBidi"/>
               <w:noProof/>
-              <w:color w:val="9B6D86"/>
               <w:kern w:val="2"/>
               <w:sz w:val="24"/>
               <w:szCs w:val="24"/>
@@ -1995,7 +1994,7 @@
               <w14:ligatures w14:val="standardContextual"/>
             </w:rPr>
           </w:pPr>
-          <w:hyperlink w:anchor="_Toc228450738" w:history="1">
+          <w:hyperlink w:anchor="_Toc228668376" w:history="1">
             <w:r>
               <w:rPr>
                 <w:rStyle w:val="Hyperlink"/>
@@ -2003,7 +2002,7 @@
                 <w:noProof/>
                 <w:color w:val="9B6D86"/>
               </w:rPr>
-              <w:t>Features Checklist</w:t>
+              <w:t>Links</w:t>
             </w:r>
             <w:r>
               <w:rPr>
@@ -2030,7 +2029,7 @@
                 <w:webHidden/>
                 <w:color w:val="9B6D86"/>
               </w:rPr>
-              <w:instrText xml:space="preserve"> PAGEREF _Toc228450738 \h </w:instrText>
+              <w:instrText xml:space="preserve"> PAGEREF _Toc228668376 \h </w:instrText>
             </w:r>
             <w:r>
               <w:rPr>
@@ -2056,7 +2055,7 @@
                 <w:webHidden/>
                 <w:color w:val="9B6D86"/>
               </w:rPr>
-              <w:t>9</w:t>
+              <w:t>13</w:t>
             </w:r>
             <w:r>
               <w:rPr>
@@ -2260,7 +2259,7 @@
           <w:color w:val="4D3A6A"/>
         </w:rPr>
       </w:pPr>
-      <w:bookmarkStart w:id="0" w:name="_Toc228450726"/>
+      <w:bookmarkStart w:id="0" w:name="_Toc228668364"/>
       <w:r>
         <w:rPr>
           <w:rFonts w:ascii="Berlin Sans FB Demi" w:hAnsi="Berlin Sans FB Demi"/>
@@ -2290,7 +2289,7 @@
           <w:szCs w:val="36"/>
         </w:rPr>
       </w:pPr>
-      <w:bookmarkStart w:id="1" w:name="_Toc228450727"/>
+      <w:bookmarkStart w:id="1" w:name="_Toc228668365"/>
       <w:r>
         <w:rPr>
           <w:rFonts w:ascii="Berlin Sans FB Demi" w:hAnsi="Berlin Sans FB Demi"/>
@@ -3083,7 +3082,7 @@
           <w:szCs w:val="36"/>
         </w:rPr>
       </w:pPr>
-      <w:bookmarkStart w:id="2" w:name="_Toc228450728"/>
+      <w:bookmarkStart w:id="2" w:name="_Toc228668366"/>
       <w:r>
         <w:rPr>
           <w:rFonts w:ascii="Berlin Sans FB Demi" w:hAnsi="Berlin Sans FB Demi"/>
@@ -3129,12 +3128,6 @@
         <w:tc>
           <w:tcPr>
             <w:tcW w:w="4029" w:type="dxa"/>
-            <w:tcBorders>
-              <w:top w:val="single" w:sz="8" w:space="0" w:color="4D3A6A"/>
-              <w:left w:val="single" w:sz="8" w:space="0" w:color="4D3A6A"/>
-              <w:bottom w:val="single" w:sz="8" w:space="0" w:color="4D3A6A"/>
-              <w:right w:val="single" w:sz="8" w:space="0" w:color="4D3A6A"/>
-            </w:tcBorders>
             <w:shd w:val="clear" w:color="auto" w:fill="D8C6D0"/>
           </w:tcPr>
           <w:p>
@@ -3165,12 +3158,6 @@
         <w:tc>
           <w:tcPr>
             <w:tcW w:w="2765" w:type="dxa"/>
-            <w:tcBorders>
-              <w:top w:val="single" w:sz="8" w:space="0" w:color="4D3A6A"/>
-              <w:left w:val="single" w:sz="8" w:space="0" w:color="4D3A6A"/>
-              <w:bottom w:val="single" w:sz="8" w:space="0" w:color="4D3A6A"/>
-              <w:right w:val="single" w:sz="8" w:space="0" w:color="4D3A6A"/>
-            </w:tcBorders>
             <w:shd w:val="clear" w:color="auto" w:fill="D8C6D0"/>
           </w:tcPr>
           <w:p>
@@ -3201,12 +3188,6 @@
         <w:tc>
           <w:tcPr>
             <w:tcW w:w="3736" w:type="dxa"/>
-            <w:tcBorders>
-              <w:top w:val="single" w:sz="8" w:space="0" w:color="4D3A6A"/>
-              <w:left w:val="single" w:sz="8" w:space="0" w:color="4D3A6A"/>
-              <w:bottom w:val="single" w:sz="8" w:space="0" w:color="4D3A6A"/>
-              <w:right w:val="single" w:sz="8" w:space="0" w:color="4D3A6A"/>
-            </w:tcBorders>
             <w:shd w:val="clear" w:color="auto" w:fill="D8C6D0"/>
           </w:tcPr>
           <w:p>
@@ -3239,10 +3220,6 @@
         <w:tc>
           <w:tcPr>
             <w:tcW w:w="4029" w:type="dxa"/>
-            <w:tcBorders>
-              <w:top w:val="single" w:sz="8" w:space="0" w:color="4D3A6A"/>
-              <w:left w:val="single" w:sz="8" w:space="0" w:color="4D3A6A"/>
-            </w:tcBorders>
             <w:shd w:val="clear" w:color="auto" w:fill="FAF1EC"/>
           </w:tcPr>
           <w:p>
@@ -3332,9 +3309,6 @@
         <w:tc>
           <w:tcPr>
             <w:tcW w:w="2765" w:type="dxa"/>
-            <w:tcBorders>
-              <w:top w:val="single" w:sz="8" w:space="0" w:color="4D3A6A"/>
-            </w:tcBorders>
           </w:tcPr>
           <w:p>
             <w:pPr>
@@ -3377,10 +3351,6 @@
         <w:tc>
           <w:tcPr>
             <w:tcW w:w="3736" w:type="dxa"/>
-            <w:tcBorders>
-              <w:top w:val="single" w:sz="8" w:space="0" w:color="4D3A6A"/>
-              <w:right w:val="single" w:sz="8" w:space="0" w:color="4D3A6A"/>
-            </w:tcBorders>
           </w:tcPr>
           <w:p>
             <w:pPr>
@@ -3422,9 +3392,6 @@
         <w:tc>
           <w:tcPr>
             <w:tcW w:w="4029" w:type="dxa"/>
-            <w:tcBorders>
-              <w:left w:val="single" w:sz="8" w:space="0" w:color="4D3A6A"/>
-            </w:tcBorders>
             <w:shd w:val="clear" w:color="auto" w:fill="FAF1EC"/>
           </w:tcPr>
           <w:p>
@@ -3510,9 +3477,6 @@
         <w:tc>
           <w:tcPr>
             <w:tcW w:w="3736" w:type="dxa"/>
-            <w:tcBorders>
-              <w:right w:val="single" w:sz="8" w:space="0" w:color="4D3A6A"/>
-            </w:tcBorders>
           </w:tcPr>
           <w:p>
             <w:pPr>
@@ -3551,9 +3515,6 @@
         <w:tc>
           <w:tcPr>
             <w:tcW w:w="4029" w:type="dxa"/>
-            <w:tcBorders>
-              <w:left w:val="single" w:sz="8" w:space="0" w:color="4D3A6A"/>
-            </w:tcBorders>
             <w:shd w:val="clear" w:color="auto" w:fill="FAF1EC"/>
           </w:tcPr>
           <w:p>
@@ -3652,9 +3613,6 @@
         <w:tc>
           <w:tcPr>
             <w:tcW w:w="3736" w:type="dxa"/>
-            <w:tcBorders>
-              <w:right w:val="single" w:sz="8" w:space="0" w:color="4D3A6A"/>
-            </w:tcBorders>
           </w:tcPr>
           <w:p>
             <w:pPr>
@@ -3696,9 +3654,6 @@
         <w:tc>
           <w:tcPr>
             <w:tcW w:w="4029" w:type="dxa"/>
-            <w:tcBorders>
-              <w:left w:val="single" w:sz="8" w:space="0" w:color="4D3A6A"/>
-            </w:tcBorders>
             <w:shd w:val="clear" w:color="auto" w:fill="FAF1EC"/>
           </w:tcPr>
           <w:p>
@@ -3783,9 +3738,6 @@
         <w:tc>
           <w:tcPr>
             <w:tcW w:w="3736" w:type="dxa"/>
-            <w:tcBorders>
-              <w:right w:val="single" w:sz="8" w:space="0" w:color="4D3A6A"/>
-            </w:tcBorders>
           </w:tcPr>
           <w:p>
             <w:pPr>
@@ -3851,9 +3803,6 @@
         <w:tc>
           <w:tcPr>
             <w:tcW w:w="4029" w:type="dxa"/>
-            <w:tcBorders>
-              <w:left w:val="single" w:sz="8" w:space="0" w:color="4D3A6A"/>
-            </w:tcBorders>
             <w:shd w:val="clear" w:color="auto" w:fill="FAF1EC"/>
           </w:tcPr>
           <w:p>
@@ -3976,9 +3925,6 @@
         <w:tc>
           <w:tcPr>
             <w:tcW w:w="3736" w:type="dxa"/>
-            <w:tcBorders>
-              <w:right w:val="single" w:sz="8" w:space="0" w:color="4D3A6A"/>
-            </w:tcBorders>
           </w:tcPr>
           <w:p>
             <w:pPr>
@@ -4017,9 +3963,6 @@
         <w:tc>
           <w:tcPr>
             <w:tcW w:w="4029" w:type="dxa"/>
-            <w:tcBorders>
-              <w:left w:val="single" w:sz="8" w:space="0" w:color="4D3A6A"/>
-            </w:tcBorders>
             <w:shd w:val="clear" w:color="auto" w:fill="FAF1EC"/>
           </w:tcPr>
           <w:p>
@@ -4118,9 +4061,6 @@
         <w:tc>
           <w:tcPr>
             <w:tcW w:w="3736" w:type="dxa"/>
-            <w:tcBorders>
-              <w:right w:val="single" w:sz="8" w:space="0" w:color="4D3A6A"/>
-            </w:tcBorders>
           </w:tcPr>
           <w:p>
             <w:pPr>
@@ -4159,9 +4099,6 @@
         <w:tc>
           <w:tcPr>
             <w:tcW w:w="4029" w:type="dxa"/>
-            <w:tcBorders>
-              <w:left w:val="single" w:sz="8" w:space="0" w:color="4D3A6A"/>
-            </w:tcBorders>
             <w:shd w:val="clear" w:color="auto" w:fill="FAF1EC"/>
           </w:tcPr>
           <w:p>
@@ -4260,9 +4197,6 @@
         <w:tc>
           <w:tcPr>
             <w:tcW w:w="3736" w:type="dxa"/>
-            <w:tcBorders>
-              <w:right w:val="single" w:sz="8" w:space="0" w:color="4D3A6A"/>
-            </w:tcBorders>
           </w:tcPr>
           <w:p>
             <w:pPr>
@@ -4301,9 +4235,6 @@
         <w:tc>
           <w:tcPr>
             <w:tcW w:w="4029" w:type="dxa"/>
-            <w:tcBorders>
-              <w:left w:val="single" w:sz="8" w:space="0" w:color="4D3A6A"/>
-            </w:tcBorders>
             <w:shd w:val="clear" w:color="auto" w:fill="FAF1EC"/>
           </w:tcPr>
           <w:p>
@@ -4402,9 +4333,6 @@
         <w:tc>
           <w:tcPr>
             <w:tcW w:w="3736" w:type="dxa"/>
-            <w:tcBorders>
-              <w:right w:val="single" w:sz="8" w:space="0" w:color="4D3A6A"/>
-            </w:tcBorders>
           </w:tcPr>
           <w:p>
             <w:pPr>
@@ -4464,9 +4392,6 @@
         <w:tc>
           <w:tcPr>
             <w:tcW w:w="4029" w:type="dxa"/>
-            <w:tcBorders>
-              <w:left w:val="single" w:sz="8" w:space="0" w:color="4D3A6A"/>
-            </w:tcBorders>
             <w:shd w:val="clear" w:color="auto" w:fill="FAF1EC"/>
           </w:tcPr>
           <w:p>
@@ -4552,9 +4477,6 @@
         <w:tc>
           <w:tcPr>
             <w:tcW w:w="3736" w:type="dxa"/>
-            <w:tcBorders>
-              <w:right w:val="single" w:sz="8" w:space="0" w:color="4D3A6A"/>
-            </w:tcBorders>
           </w:tcPr>
           <w:p>
             <w:pPr>
@@ -4596,9 +4518,6 @@
         <w:tc>
           <w:tcPr>
             <w:tcW w:w="4029" w:type="dxa"/>
-            <w:tcBorders>
-              <w:left w:val="single" w:sz="8" w:space="0" w:color="4D3A6A"/>
-            </w:tcBorders>
             <w:shd w:val="clear" w:color="auto" w:fill="FAF1EC"/>
           </w:tcPr>
           <w:p>
@@ -4684,9 +4603,6 @@
         <w:tc>
           <w:tcPr>
             <w:tcW w:w="3736" w:type="dxa"/>
-            <w:tcBorders>
-              <w:right w:val="single" w:sz="8" w:space="0" w:color="4D3A6A"/>
-            </w:tcBorders>
           </w:tcPr>
           <w:p>
             <w:pPr>
@@ -4725,9 +4641,6 @@
         <w:tc>
           <w:tcPr>
             <w:tcW w:w="4029" w:type="dxa"/>
-            <w:tcBorders>
-              <w:left w:val="single" w:sz="8" w:space="0" w:color="4D3A6A"/>
-            </w:tcBorders>
             <w:shd w:val="clear" w:color="auto" w:fill="FAF1EC"/>
           </w:tcPr>
           <w:p>
@@ -4848,9 +4761,6 @@
         <w:tc>
           <w:tcPr>
             <w:tcW w:w="3736" w:type="dxa"/>
-            <w:tcBorders>
-              <w:right w:val="single" w:sz="8" w:space="0" w:color="4D3A6A"/>
-            </w:tcBorders>
           </w:tcPr>
           <w:p>
             <w:pPr>
@@ -4892,9 +4802,6 @@
         <w:tc>
           <w:tcPr>
             <w:tcW w:w="4029" w:type="dxa"/>
-            <w:tcBorders>
-              <w:left w:val="single" w:sz="8" w:space="0" w:color="4D3A6A"/>
-            </w:tcBorders>
             <w:shd w:val="clear" w:color="auto" w:fill="FAF1EC"/>
           </w:tcPr>
           <w:p>
@@ -4980,9 +4887,6 @@
         <w:tc>
           <w:tcPr>
             <w:tcW w:w="3736" w:type="dxa"/>
-            <w:tcBorders>
-              <w:right w:val="single" w:sz="8" w:space="0" w:color="4D3A6A"/>
-            </w:tcBorders>
           </w:tcPr>
           <w:p>
             <w:pPr>
@@ -5024,9 +4928,6 @@
         <w:tc>
           <w:tcPr>
             <w:tcW w:w="4029" w:type="dxa"/>
-            <w:tcBorders>
-              <w:left w:val="single" w:sz="8" w:space="0" w:color="4D3A6A"/>
-            </w:tcBorders>
             <w:shd w:val="clear" w:color="auto" w:fill="FAF1EC"/>
           </w:tcPr>
           <w:p>
@@ -5112,9 +5013,6 @@
         <w:tc>
           <w:tcPr>
             <w:tcW w:w="3736" w:type="dxa"/>
-            <w:tcBorders>
-              <w:right w:val="single" w:sz="8" w:space="0" w:color="4D3A6A"/>
-            </w:tcBorders>
           </w:tcPr>
           <w:p>
             <w:pPr>
@@ -5156,9 +5054,6 @@
         <w:tc>
           <w:tcPr>
             <w:tcW w:w="4029" w:type="dxa"/>
-            <w:tcBorders>
-              <w:left w:val="single" w:sz="8" w:space="0" w:color="4D3A6A"/>
-            </w:tcBorders>
             <w:shd w:val="clear" w:color="auto" w:fill="FAF1EC"/>
           </w:tcPr>
           <w:p>
@@ -5244,9 +5139,6 @@
         <w:tc>
           <w:tcPr>
             <w:tcW w:w="3736" w:type="dxa"/>
-            <w:tcBorders>
-              <w:right w:val="single" w:sz="8" w:space="0" w:color="4D3A6A"/>
-            </w:tcBorders>
           </w:tcPr>
           <w:p>
             <w:pPr>
@@ -5288,9 +5180,6 @@
         <w:tc>
           <w:tcPr>
             <w:tcW w:w="4029" w:type="dxa"/>
-            <w:tcBorders>
-              <w:left w:val="single" w:sz="8" w:space="0" w:color="4D3A6A"/>
-            </w:tcBorders>
             <w:shd w:val="clear" w:color="auto" w:fill="FAF1EC"/>
           </w:tcPr>
           <w:p>
@@ -5376,9 +5265,6 @@
         <w:tc>
           <w:tcPr>
             <w:tcW w:w="3736" w:type="dxa"/>
-            <w:tcBorders>
-              <w:right w:val="single" w:sz="8" w:space="0" w:color="4D3A6A"/>
-            </w:tcBorders>
           </w:tcPr>
           <w:p>
             <w:pPr>
@@ -5420,9 +5306,6 @@
         <w:tc>
           <w:tcPr>
             <w:tcW w:w="4029" w:type="dxa"/>
-            <w:tcBorders>
-              <w:left w:val="single" w:sz="8" w:space="0" w:color="4D3A6A"/>
-            </w:tcBorders>
             <w:shd w:val="clear" w:color="auto" w:fill="FAF1EC"/>
           </w:tcPr>
           <w:p>
@@ -5508,9 +5391,6 @@
         <w:tc>
           <w:tcPr>
             <w:tcW w:w="3736" w:type="dxa"/>
-            <w:tcBorders>
-              <w:right w:val="single" w:sz="8" w:space="0" w:color="4D3A6A"/>
-            </w:tcBorders>
           </w:tcPr>
           <w:p>
             <w:pPr>
@@ -5681,10 +5561,10 @@
           <w:szCs w:val="36"/>
         </w:rPr>
       </w:pPr>
-      <w:bookmarkStart w:id="3" w:name="_Toc228450729"/>
+      <w:bookmarkStart w:id="3" w:name="_How_to_Use"/>
       <w:bookmarkStart w:id="4" w:name="QuickGuide"/>
-      <w:bookmarkStart w:id="5" w:name="_How_to_Use"/>
-      <w:bookmarkEnd w:id="5"/>
+      <w:bookmarkStart w:id="5" w:name="_Toc228668367"/>
+      <w:bookmarkEnd w:id="3"/>
       <w:r>
         <w:rPr>
           <w:rFonts w:ascii="Berlin Sans FB Demi" w:hAnsi="Berlin Sans FB Demi"/>
@@ -5756,7 +5636,7 @@
         </w:rPr>
         <w:t>?</w:t>
       </w:r>
-      <w:bookmarkEnd w:id="3"/>
+      <w:bookmarkEnd w:id="5"/>
     </w:p>
     <w:bookmarkEnd w:id="4"/>
     <w:p>
@@ -8568,7 +8448,7 @@
           <w:szCs w:val="36"/>
         </w:rPr>
       </w:pPr>
-      <w:bookmarkStart w:id="6" w:name="_Toc228450730"/>
+      <w:bookmarkStart w:id="6" w:name="_Toc228668368"/>
       <w:r>
         <w:rPr>
           <w:rFonts w:ascii="Berlin Sans FB Demi" w:hAnsi="Berlin Sans FB Demi"/>
@@ -8813,7 +8693,7 @@
           <w:szCs w:val="36"/>
         </w:rPr>
       </w:pPr>
-      <w:bookmarkStart w:id="7" w:name="_Toc228450731"/>
+      <w:bookmarkStart w:id="7" w:name="_Toc228668369"/>
       <w:r>
         <w:rPr>
           <w:rFonts w:ascii="Berlin Sans FB Demi" w:hAnsi="Berlin Sans FB Demi"/>
@@ -8838,7 +8718,7 @@
           <w:szCs w:val="36"/>
         </w:rPr>
       </w:pPr>
-      <w:bookmarkStart w:id="8" w:name="_Toc228450732"/>
+      <w:bookmarkStart w:id="8" w:name="_Toc228668370"/>
       <w:r>
         <w:rPr>
           <w:rFonts w:ascii="Berlin Sans FB Demi" w:hAnsi="Berlin Sans FB Demi"/>
@@ -9005,7 +8885,7 @@
           <w:szCs w:val="36"/>
         </w:rPr>
       </w:pPr>
-      <w:bookmarkStart w:id="9" w:name="_Toc228450733"/>
+      <w:bookmarkStart w:id="9" w:name="_Toc228668371"/>
       <w:r>
         <w:rPr>
           <w:rFonts w:ascii="Berlin Sans FB Demi" w:hAnsi="Berlin Sans FB Demi"/>
@@ -10157,12 +10037,6 @@
         <w:tc>
           <w:tcPr>
             <w:tcW w:w="5421" w:type="dxa"/>
-            <w:tcBorders>
-              <w:top w:val="single" w:sz="8" w:space="0" w:color="4D3A6A"/>
-              <w:left w:val="single" w:sz="8" w:space="0" w:color="4D3A6A"/>
-              <w:bottom w:val="single" w:sz="8" w:space="0" w:color="4D3A6A"/>
-              <w:right w:val="single" w:sz="8" w:space="0" w:color="4D3A6A"/>
-            </w:tcBorders>
             <w:shd w:val="clear" w:color="auto" w:fill="D8C6D0"/>
           </w:tcPr>
           <w:p>
@@ -10193,12 +10067,6 @@
         <w:tc>
           <w:tcPr>
             <w:tcW w:w="5025" w:type="dxa"/>
-            <w:tcBorders>
-              <w:top w:val="single" w:sz="8" w:space="0" w:color="4D3A6A"/>
-              <w:left w:val="single" w:sz="8" w:space="0" w:color="4D3A6A"/>
-              <w:bottom w:val="single" w:sz="8" w:space="0" w:color="4D3A6A"/>
-              <w:right w:val="single" w:sz="8" w:space="0" w:color="4D3A6A"/>
-            </w:tcBorders>
             <w:shd w:val="clear" w:color="auto" w:fill="D8C6D0"/>
           </w:tcPr>
           <w:p>
@@ -10223,122 +10091,6 @@
                 <w:szCs w:val="32"/>
               </w:rPr>
               <w:t>Description</w:t>
-            </w:r>
-          </w:p>
-        </w:tc>
-      </w:tr>
-      <w:tr>
-        <w:trPr>
-          <w:trHeight w:val="789"/>
-        </w:trPr>
-        <w:tc>
-          <w:tcPr>
-            <w:tcW w:w="5421" w:type="dxa"/>
-            <w:tcBorders>
-              <w:top w:val="single" w:sz="8" w:space="0" w:color="4D3A6A"/>
-              <w:left w:val="single" w:sz="8" w:space="0" w:color="4D3A6A"/>
-            </w:tcBorders>
-            <w:shd w:val="clear" w:color="auto" w:fill="FAF1EC"/>
-          </w:tcPr>
-          <w:p>
-            <w:pPr>
-              <w:jc w:val="center"/>
-              <w:rPr>
-                <w:rFonts w:ascii="Cambria" w:hAnsi="Cambria" w:cstheme="majorBidi"/>
-                <w:b/>
-                <w:bCs/>
-                <w:color w:val="9B6D86"/>
-                <w:sz w:val="28"/>
-                <w:szCs w:val="28"/>
-              </w:rPr>
-            </w:pPr>
-            <w:r>
-              <w:rPr>
-                <w:rFonts w:ascii="Cambria" w:hAnsi="Cambria" w:cstheme="majorBidi"/>
-                <w:b/>
-                <w:bCs/>
-                <w:color w:val="9B6D86"/>
-                <w:sz w:val="28"/>
-                <w:szCs w:val="28"/>
-              </w:rPr>
-              <w:t xml:space="preserve"> </w:t>
-            </w:r>
-          </w:p>
-          <w:p>
-            <w:pPr>
-              <w:jc w:val="center"/>
-              <w:rPr>
-                <w:rFonts w:ascii="Cambria" w:hAnsi="Cambria" w:cstheme="majorBidi"/>
-                <w:b/>
-                <w:bCs/>
-                <w:color w:val="9B6D86"/>
-                <w:sz w:val="28"/>
-                <w:szCs w:val="28"/>
-              </w:rPr>
-            </w:pPr>
-            <w:r>
-              <w:rPr>
-                <w:rFonts w:ascii="Cambria" w:hAnsi="Cambria" w:cstheme="majorBidi"/>
-                <w:b/>
-                <w:bCs/>
-                <w:color w:val="9B6D86"/>
-                <w:sz w:val="28"/>
-                <w:szCs w:val="28"/>
-              </w:rPr>
-              <w:t>Id (Integer)</w:t>
-            </w:r>
-          </w:p>
-          <w:p>
-            <w:pPr>
-              <w:jc w:val="center"/>
-              <w:rPr>
-                <w:rFonts w:ascii="Cambria" w:hAnsi="Cambria" w:cstheme="majorBidi"/>
-                <w:b/>
-                <w:bCs/>
-                <w:color w:val="9B6D86"/>
-                <w:sz w:val="28"/>
-                <w:szCs w:val="28"/>
-              </w:rPr>
-            </w:pPr>
-          </w:p>
-        </w:tc>
-        <w:tc>
-          <w:tcPr>
-            <w:tcW w:w="5025" w:type="dxa"/>
-            <w:tcBorders>
-              <w:top w:val="single" w:sz="8" w:space="0" w:color="4D3A6A"/>
-              <w:right w:val="single" w:sz="8" w:space="0" w:color="4D3A6A"/>
-            </w:tcBorders>
-          </w:tcPr>
-          <w:p>
-            <w:pPr>
-              <w:jc w:val="center"/>
-              <w:rPr>
-                <w:rFonts w:ascii="Cambria" w:hAnsi="Cambria" w:cstheme="majorBidi"/>
-                <w:color w:val="764B79"/>
-                <w:sz w:val="24"/>
-                <w:szCs w:val="24"/>
-              </w:rPr>
-            </w:pPr>
-          </w:p>
-          <w:p>
-            <w:pPr>
-              <w:jc w:val="center"/>
-              <w:rPr>
-                <w:rFonts w:ascii="Cambria" w:hAnsi="Cambria" w:cstheme="majorBidi"/>
-                <w:color w:val="764B79"/>
-                <w:sz w:val="24"/>
-                <w:szCs w:val="24"/>
-              </w:rPr>
-            </w:pPr>
-            <w:r>
-              <w:rPr>
-                <w:rFonts w:ascii="Cambria" w:hAnsi="Cambria" w:cstheme="majorBidi"/>
-                <w:color w:val="764B79"/>
-                <w:sz w:val="24"/>
-                <w:szCs w:val="24"/>
-              </w:rPr>
-              <w:t>Primary key, auto incremented</w:t>
             </w:r>
           </w:p>
         </w:tc>
@@ -10364,6 +10116,114 @@
                 <w:szCs w:val="28"/>
               </w:rPr>
             </w:pPr>
+            <w:r>
+              <w:rPr>
+                <w:rFonts w:ascii="Cambria" w:hAnsi="Cambria" w:cstheme="majorBidi"/>
+                <w:b/>
+                <w:bCs/>
+                <w:color w:val="9B6D86"/>
+                <w:sz w:val="28"/>
+                <w:szCs w:val="28"/>
+              </w:rPr>
+              <w:t xml:space="preserve"> </w:t>
+            </w:r>
+          </w:p>
+          <w:p>
+            <w:pPr>
+              <w:jc w:val="center"/>
+              <w:rPr>
+                <w:rFonts w:ascii="Cambria" w:hAnsi="Cambria" w:cstheme="majorBidi"/>
+                <w:b/>
+                <w:bCs/>
+                <w:color w:val="9B6D86"/>
+                <w:sz w:val="28"/>
+                <w:szCs w:val="28"/>
+              </w:rPr>
+            </w:pPr>
+            <w:r>
+              <w:rPr>
+                <w:rFonts w:ascii="Cambria" w:hAnsi="Cambria" w:cstheme="majorBidi"/>
+                <w:b/>
+                <w:bCs/>
+                <w:color w:val="9B6D86"/>
+                <w:sz w:val="28"/>
+                <w:szCs w:val="28"/>
+              </w:rPr>
+              <w:t>Id (Integer)</w:t>
+            </w:r>
+          </w:p>
+          <w:p>
+            <w:pPr>
+              <w:jc w:val="center"/>
+              <w:rPr>
+                <w:rFonts w:ascii="Cambria" w:hAnsi="Cambria" w:cstheme="majorBidi"/>
+                <w:b/>
+                <w:bCs/>
+                <w:color w:val="9B6D86"/>
+                <w:sz w:val="28"/>
+                <w:szCs w:val="28"/>
+              </w:rPr>
+            </w:pPr>
+          </w:p>
+        </w:tc>
+        <w:tc>
+          <w:tcPr>
+            <w:tcW w:w="5025" w:type="dxa"/>
+          </w:tcPr>
+          <w:p>
+            <w:pPr>
+              <w:jc w:val="center"/>
+              <w:rPr>
+                <w:rFonts w:ascii="Cambria" w:hAnsi="Cambria" w:cstheme="majorBidi"/>
+                <w:color w:val="764B79"/>
+                <w:sz w:val="24"/>
+                <w:szCs w:val="24"/>
+              </w:rPr>
+            </w:pPr>
+          </w:p>
+          <w:p>
+            <w:pPr>
+              <w:jc w:val="center"/>
+              <w:rPr>
+                <w:rFonts w:ascii="Cambria" w:hAnsi="Cambria" w:cstheme="majorBidi"/>
+                <w:color w:val="764B79"/>
+                <w:sz w:val="24"/>
+                <w:szCs w:val="24"/>
+              </w:rPr>
+            </w:pPr>
+            <w:r>
+              <w:rPr>
+                <w:rFonts w:ascii="Cambria" w:hAnsi="Cambria" w:cstheme="majorBidi"/>
+                <w:color w:val="764B79"/>
+                <w:sz w:val="24"/>
+                <w:szCs w:val="24"/>
+              </w:rPr>
+              <w:t>Primary key, auto incremented</w:t>
+            </w:r>
+          </w:p>
+        </w:tc>
+      </w:tr>
+      <w:tr>
+        <w:trPr>
+          <w:trHeight w:val="789"/>
+        </w:trPr>
+        <w:tc>
+          <w:tcPr>
+            <w:tcW w:w="5421" w:type="dxa"/>
+            <w:shd w:val="clear" w:color="auto" w:fill="FAF1EC"/>
+          </w:tcPr>
+          <w:p>
+            <w:pPr>
+              <w:jc w:val="center"/>
+              <w:rPr>
+                <w:rFonts w:ascii="Cambria" w:hAnsi="Cambria" w:cstheme="majorBidi"/>
+                <w:b/>
+                <w:bCs/>
+                <w:color w:val="9B6D86"/>
+                <w:sz w:val="28"/>
+                <w:szCs w:val="28"/>
+              </w:rPr>
+            </w:pPr>
           </w:p>
           <w:p>
             <w:pPr>
@@ -11184,7 +11044,7 @@
           <w:szCs w:val="36"/>
         </w:rPr>
       </w:pPr>
-      <w:bookmarkStart w:id="10" w:name="_Toc228450734"/>
+      <w:bookmarkStart w:id="10" w:name="_Toc228668372"/>
       <w:r>
         <w:rPr>
           <w:rFonts w:ascii="Berlin Sans FB Demi" w:hAnsi="Berlin Sans FB Demi"/>
@@ -11540,7 +11400,7 @@
           <w:szCs w:val="36"/>
         </w:rPr>
       </w:pPr>
-      <w:bookmarkStart w:id="11" w:name="_Toc228450735"/>
+      <w:bookmarkStart w:id="11" w:name="_Toc228668373"/>
       <w:r>
         <w:rPr>
           <w:rFonts w:ascii="Berlin Sans FB Demi" w:hAnsi="Berlin Sans FB Demi"/>
@@ -11550,7 +11410,6 @@
         </w:rPr>
         <w:t>Setup Instructions</w:t>
       </w:r>
-      <w:bookmarkEnd w:id="11"/>
       <w:r>
         <w:rPr>
           <w:rFonts w:ascii="Berlin Sans FB Demi" w:hAnsi="Berlin Sans FB Demi"/>
@@ -11594,6 +11453,7 @@
         </w:rPr>
         <w:t>?</w:t>
       </w:r>
+      <w:bookmarkEnd w:id="11"/>
     </w:p>
     <w:p>
       <w:pPr>
@@ -11769,25 +11629,7 @@
             <w:sz w:val="28"/>
             <w:szCs w:val="28"/>
           </w:rPr>
-          <w:t>localhos</w:t>
-        </w:r>
-        <w:r>
-          <w:rPr>
-            <w:rStyle w:val="Hyperlink"/>
-            <w:rFonts w:ascii="Cambria" w:hAnsi="Cambria" w:cstheme="majorBidi"/>
-            <w:sz w:val="28"/>
-            <w:szCs w:val="28"/>
-          </w:rPr>
-          <w:t>t</w:t>
-        </w:r>
-        <w:r>
-          <w:rPr>
-            <w:rStyle w:val="Hyperlink"/>
-            <w:rFonts w:ascii="Cambria" w:hAnsi="Cambria" w:cstheme="majorBidi"/>
-            <w:sz w:val="28"/>
-            <w:szCs w:val="28"/>
-          </w:rPr>
-          <w:t>:3000</w:t>
+          <w:t>localhost:3000</w:t>
         </w:r>
       </w:hyperlink>
       <w:r>
@@ -11843,17 +11685,7 @@
             <w:sz w:val="28"/>
             <w:szCs w:val="28"/>
           </w:rPr>
-          <w:t>quick g</w:t>
-        </w:r>
-        <w:r>
-          <w:rPr>
-            <w:rStyle w:val="Hyperlink"/>
-            <w:rFonts w:ascii="Cambria" w:hAnsi="Cambria" w:cstheme="majorBidi"/>
-            <w:color w:val="9B6D86"/>
-            <w:sz w:val="28"/>
-            <w:szCs w:val="28"/>
-          </w:rPr>
-          <w:t>uide</w:t>
+          <w:t>quick guide</w:t>
         </w:r>
       </w:hyperlink>
       <w:r>
@@ -11930,7 +11762,7 @@
           <w:szCs w:val="36"/>
         </w:rPr>
       </w:pPr>
-      <w:bookmarkStart w:id="12" w:name="_Toc228450736"/>
+      <w:bookmarkStart w:id="12" w:name="_Toc228668374"/>
       <w:r>
         <w:rPr>
           <w:rFonts w:ascii="Berlin Sans FB Demi" w:hAnsi="Berlin Sans FB Demi"/>
@@ -12031,12 +11863,6 @@
         <w:tc>
           <w:tcPr>
             <w:tcW w:w="5421" w:type="dxa"/>
-            <w:tcBorders>
-              <w:top w:val="single" w:sz="8" w:space="0" w:color="4D3A6A"/>
-              <w:left w:val="single" w:sz="8" w:space="0" w:color="4D3A6A"/>
-              <w:bottom w:val="single" w:sz="8" w:space="0" w:color="4D3A6A"/>
-              <w:right w:val="single" w:sz="8" w:space="0" w:color="4D3A6A"/>
-            </w:tcBorders>
             <w:shd w:val="clear" w:color="auto" w:fill="D8C6D0"/>
           </w:tcPr>
           <w:p>
@@ -12060,30 +11886,13 @@
                 <w:sz w:val="32"/>
                 <w:szCs w:val="32"/>
               </w:rPr>
-              <w:t>F</w:t>
-            </w:r>
-            <w:r>
-              <w:rPr>
-                <w:rFonts w:ascii="Berlin Sans FB Demi" w:hAnsi="Berlin Sans FB Demi" w:cstheme="majorBidi"/>
-                <w:b/>
-                <w:bCs/>
-                <w:color w:val="4D3A6A"/>
-                <w:sz w:val="32"/>
-                <w:szCs w:val="32"/>
-              </w:rPr>
-              <w:t>unction</w:t>
+              <w:t>Function</w:t>
             </w:r>
           </w:p>
         </w:tc>
         <w:tc>
           <w:tcPr>
             <w:tcW w:w="5025" w:type="dxa"/>
-            <w:tcBorders>
-              <w:top w:val="single" w:sz="8" w:space="0" w:color="4D3A6A"/>
-              <w:left w:val="single" w:sz="8" w:space="0" w:color="4D3A6A"/>
-              <w:bottom w:val="single" w:sz="8" w:space="0" w:color="4D3A6A"/>
-              <w:right w:val="single" w:sz="8" w:space="0" w:color="4D3A6A"/>
-            </w:tcBorders>
             <w:shd w:val="clear" w:color="auto" w:fill="D8C6D0"/>
           </w:tcPr>
           <w:p>
@@ -12108,133 +11917,6 @@
                 <w:szCs w:val="32"/>
               </w:rPr>
               <w:t>Description</w:t>
-            </w:r>
-          </w:p>
-        </w:tc>
-      </w:tr>
-      <w:tr>
-        <w:trPr>
-          <w:trHeight w:val="789"/>
-        </w:trPr>
-        <w:tc>
-          <w:tcPr>
-            <w:tcW w:w="5421" w:type="dxa"/>
-            <w:tcBorders>
-              <w:top w:val="single" w:sz="8" w:space="0" w:color="4D3A6A"/>
-              <w:left w:val="single" w:sz="8" w:space="0" w:color="4D3A6A"/>
-            </w:tcBorders>
-            <w:shd w:val="clear" w:color="auto" w:fill="FAF1EC"/>
-          </w:tcPr>
-          <w:p>
-            <w:pPr>
-              <w:jc w:val="center"/>
-              <w:rPr>
-                <w:rFonts w:ascii="Cambria" w:hAnsi="Cambria" w:cstheme="majorBidi"/>
-                <w:b/>
-                <w:bCs/>
-                <w:color w:val="9B6D86"/>
-                <w:sz w:val="28"/>
-                <w:szCs w:val="28"/>
-              </w:rPr>
-            </w:pPr>
-            <w:r>
-              <w:rPr>
-                <w:rFonts w:ascii="Cambria" w:hAnsi="Cambria" w:cstheme="majorBidi"/>
-                <w:b/>
-                <w:bCs/>
-                <w:color w:val="9B6D86"/>
-                <w:sz w:val="28"/>
-                <w:szCs w:val="28"/>
-              </w:rPr>
-              <w:t xml:space="preserve"> </w:t>
-            </w:r>
-          </w:p>
-          <w:p>
-            <w:pPr>
-              <w:jc w:val="center"/>
-              <w:rPr>
-                <w:rFonts w:ascii="Cambria" w:hAnsi="Cambria" w:cstheme="majorBidi"/>
-                <w:b/>
-                <w:bCs/>
-                <w:color w:val="9B6D86"/>
-                <w:sz w:val="28"/>
-                <w:szCs w:val="28"/>
-              </w:rPr>
-            </w:pPr>
-            <w:r>
-              <w:rPr>
-                <w:rFonts w:ascii="Cambria" w:hAnsi="Cambria" w:cstheme="majorBidi"/>
-                <w:b/>
-                <w:bCs/>
-                <w:color w:val="9B6D86"/>
-                <w:sz w:val="28"/>
-                <w:szCs w:val="28"/>
-              </w:rPr>
-              <w:t>getAllUsers</w:t>
-            </w:r>
-            <w:r>
-              <w:rPr>
-                <w:rFonts w:ascii="Cambria" w:hAnsi="Cambria" w:cstheme="majorBidi"/>
-                <w:b/>
-                <w:bCs/>
-                <w:color w:val="9B6D86"/>
-                <w:sz w:val="28"/>
-                <w:szCs w:val="28"/>
-              </w:rPr>
-              <w:t>()</w:t>
-            </w:r>
-          </w:p>
-          <w:p>
-            <w:pPr>
-              <w:jc w:val="center"/>
-              <w:rPr>
-                <w:rFonts w:ascii="Cambria" w:hAnsi="Cambria" w:cstheme="majorBidi"/>
-                <w:b/>
-                <w:bCs/>
-                <w:color w:val="9B6D86"/>
-                <w:sz w:val="28"/>
-                <w:szCs w:val="28"/>
-              </w:rPr>
-            </w:pPr>
-          </w:p>
-        </w:tc>
-        <w:tc>
-          <w:tcPr>
-            <w:tcW w:w="5025" w:type="dxa"/>
-            <w:tcBorders>
-              <w:top w:val="single" w:sz="8" w:space="0" w:color="4D3A6A"/>
-              <w:right w:val="single" w:sz="8" w:space="0" w:color="4D3A6A"/>
-            </w:tcBorders>
-          </w:tcPr>
-          <w:p>
-            <w:pPr>
-              <w:jc w:val="center"/>
-              <w:rPr>
-                <w:rFonts w:ascii="Cambria" w:hAnsi="Cambria" w:cstheme="majorBidi"/>
-                <w:color w:val="764B79"/>
-                <w:sz w:val="24"/>
-                <w:szCs w:val="24"/>
-              </w:rPr>
-            </w:pPr>
-          </w:p>
-          <w:p>
-            <w:pPr>
-              <w:jc w:val="center"/>
-              <w:rPr>
-                <w:rFonts w:ascii="Cambria" w:hAnsi="Cambria" w:cstheme="majorBidi"/>
-                <w:color w:val="764B79"/>
-                <w:sz w:val="24"/>
-                <w:szCs w:val="24"/>
-              </w:rPr>
-            </w:pPr>
-            <w:r>
-              <w:rPr>
-                <w:rFonts w:ascii="Cambria" w:hAnsi="Cambria" w:cstheme="majorBidi"/>
-                <w:color w:val="764B79"/>
-                <w:sz w:val="24"/>
-                <w:szCs w:val="24"/>
-              </w:rPr>
-              <w:t>Gets all users from the database</w:t>
             </w:r>
           </w:p>
         </w:tc>
@@ -12260,62 +11942,137 @@
                 <w:szCs w:val="28"/>
               </w:rPr>
             </w:pPr>
-          </w:p>
-          <w:p>
-            <w:pPr>
-              <w:jc w:val="center"/>
-              <w:rPr>
-                <w:rFonts w:ascii="Cambria" w:hAnsi="Cambria" w:cstheme="majorBidi"/>
-                <w:b/>
-                <w:bCs/>
-                <w:color w:val="9B6D86"/>
-                <w:sz w:val="28"/>
-                <w:szCs w:val="28"/>
-              </w:rPr>
-            </w:pPr>
-            <w:r>
-              <w:rPr>
-                <w:rFonts w:ascii="Cambria" w:hAnsi="Cambria" w:cstheme="majorBidi"/>
-                <w:b/>
-                <w:bCs/>
-                <w:color w:val="9B6D86"/>
-                <w:sz w:val="28"/>
-                <w:szCs w:val="28"/>
-              </w:rPr>
-              <w:t>getUserByUsername</w:t>
-            </w:r>
-            <w:r>
-              <w:rPr>
-                <w:rFonts w:ascii="Cambria" w:hAnsi="Cambria" w:cstheme="majorBidi"/>
-                <w:b/>
-                <w:bCs/>
-                <w:color w:val="9B6D86"/>
-                <w:sz w:val="28"/>
-                <w:szCs w:val="28"/>
-              </w:rPr>
-              <w:t>(</w:t>
-            </w:r>
-            <w:r>
-              <w:rPr>
-                <w:rFonts w:ascii="Cambria" w:hAnsi="Cambria" w:cstheme="majorBidi"/>
-                <w:b/>
-                <w:bCs/>
-                <w:color w:val="9B6D86"/>
-                <w:sz w:val="28"/>
-                <w:szCs w:val="28"/>
-              </w:rPr>
-              <w:t>username</w:t>
-            </w:r>
-            <w:r>
-              <w:rPr>
-                <w:rFonts w:ascii="Cambria" w:hAnsi="Cambria" w:cstheme="majorBidi"/>
-                <w:b/>
-                <w:bCs/>
-                <w:color w:val="9B6D86"/>
-                <w:sz w:val="28"/>
-                <w:szCs w:val="28"/>
-              </w:rPr>
-              <w:t>)</w:t>
+            <w:r>
+              <w:rPr>
+                <w:rFonts w:ascii="Cambria" w:hAnsi="Cambria" w:cstheme="majorBidi"/>
+                <w:b/>
+                <w:bCs/>
+                <w:color w:val="9B6D86"/>
+                <w:sz w:val="28"/>
+                <w:szCs w:val="28"/>
+              </w:rPr>
+              <w:t xml:space="preserve"> </w:t>
+            </w:r>
+          </w:p>
+          <w:p>
+            <w:pPr>
+              <w:jc w:val="center"/>
+              <w:rPr>
+                <w:rFonts w:ascii="Cambria" w:hAnsi="Cambria" w:cstheme="majorBidi"/>
+                <w:b/>
+                <w:bCs/>
+                <w:color w:val="9B6D86"/>
+                <w:sz w:val="28"/>
+                <w:szCs w:val="28"/>
+              </w:rPr>
+            </w:pPr>
+            <w:r>
+              <w:rPr>
+                <w:rFonts w:ascii="Cambria" w:hAnsi="Cambria" w:cstheme="majorBidi"/>
+                <w:b/>
+                <w:bCs/>
+                <w:color w:val="9B6D86"/>
+                <w:sz w:val="28"/>
+                <w:szCs w:val="28"/>
+              </w:rPr>
+              <w:t>getAllUsers()</w:t>
+            </w:r>
+          </w:p>
+          <w:p>
+            <w:pPr>
+              <w:jc w:val="center"/>
+              <w:rPr>
+                <w:rFonts w:ascii="Cambria" w:hAnsi="Cambria" w:cstheme="majorBidi"/>
+                <w:b/>
+                <w:bCs/>
+                <w:color w:val="9B6D86"/>
+                <w:sz w:val="28"/>
+                <w:szCs w:val="28"/>
+              </w:rPr>
+            </w:pPr>
+          </w:p>
+        </w:tc>
+        <w:tc>
+          <w:tcPr>
+            <w:tcW w:w="5025" w:type="dxa"/>
+          </w:tcPr>
+          <w:p>
+            <w:pPr>
+              <w:jc w:val="center"/>
+              <w:rPr>
+                <w:rFonts w:ascii="Cambria" w:hAnsi="Cambria" w:cstheme="majorBidi"/>
+                <w:color w:val="764B79"/>
+                <w:sz w:val="24"/>
+                <w:szCs w:val="24"/>
+              </w:rPr>
+            </w:pPr>
+          </w:p>
+          <w:p>
+            <w:pPr>
+              <w:jc w:val="center"/>
+              <w:rPr>
+                <w:rFonts w:ascii="Cambria" w:hAnsi="Cambria" w:cstheme="majorBidi"/>
+                <w:color w:val="764B79"/>
+                <w:sz w:val="24"/>
+                <w:szCs w:val="24"/>
+              </w:rPr>
+            </w:pPr>
+            <w:r>
+              <w:rPr>
+                <w:rFonts w:ascii="Cambria" w:hAnsi="Cambria" w:cstheme="majorBidi"/>
+                <w:color w:val="764B79"/>
+                <w:sz w:val="24"/>
+                <w:szCs w:val="24"/>
+              </w:rPr>
+              <w:t>Gets all users from the database</w:t>
+            </w:r>
+          </w:p>
+        </w:tc>
+      </w:tr>
+      <w:tr>
+        <w:trPr>
+          <w:trHeight w:val="789"/>
+        </w:trPr>
+        <w:tc>
+          <w:tcPr>
+            <w:tcW w:w="5421" w:type="dxa"/>
+            <w:shd w:val="clear" w:color="auto" w:fill="FAF1EC"/>
+          </w:tcPr>
+          <w:p>
+            <w:pPr>
+              <w:jc w:val="center"/>
+              <w:rPr>
+                <w:rFonts w:ascii="Cambria" w:hAnsi="Cambria" w:cstheme="majorBidi"/>
+                <w:b/>
+                <w:bCs/>
+                <w:color w:val="9B6D86"/>
+                <w:sz w:val="28"/>
+                <w:szCs w:val="28"/>
+              </w:rPr>
+            </w:pPr>
+          </w:p>
+          <w:p>
+            <w:pPr>
+              <w:jc w:val="center"/>
+              <w:rPr>
+                <w:rFonts w:ascii="Cambria" w:hAnsi="Cambria" w:cstheme="majorBidi"/>
+                <w:b/>
+                <w:bCs/>
+                <w:color w:val="9B6D86"/>
+                <w:sz w:val="28"/>
+                <w:szCs w:val="28"/>
+              </w:rPr>
+            </w:pPr>
+            <w:r>
+              <w:rPr>
+                <w:rFonts w:ascii="Cambria" w:hAnsi="Cambria" w:cstheme="majorBidi"/>
+                <w:b/>
+                <w:bCs/>
+                <w:color w:val="9B6D86"/>
+                <w:sz w:val="28"/>
+                <w:szCs w:val="28"/>
+              </w:rPr>
+              <w:t>getUserByUsername(username)</w:t>
             </w:r>
           </w:p>
           <w:p>
@@ -12412,40 +12169,7 @@
                 <w:sz w:val="28"/>
                 <w:szCs w:val="28"/>
               </w:rPr>
-              <w:t>createUser</w:t>
-            </w:r>
-            <w:r>
-              <w:rPr>
-                <w:rFonts w:ascii="Cambria" w:hAnsi="Cambria" w:cstheme="majorBidi"/>
-                <w:b/>
-                <w:bCs/>
-                <w:color w:val="9B6D86"/>
-                <w:sz w:val="28"/>
-                <w:szCs w:val="28"/>
-              </w:rPr>
-              <w:t>(</w:t>
-            </w:r>
-            <w:r>
-              <w:rPr>
-                <w:rFonts w:ascii="Cambria" w:hAnsi="Cambria" w:cstheme="majorBidi"/>
-                <w:b/>
-                <w:bCs/>
-                <w:color w:val="9B6D86"/>
-                <w:sz w:val="28"/>
-                <w:szCs w:val="28"/>
-              </w:rPr>
-              <w:t>data</w:t>
-            </w:r>
-            <w:r>
-              <w:rPr>
-                <w:rFonts w:ascii="Cambria" w:hAnsi="Cambria" w:cstheme="majorBidi"/>
-                <w:b/>
-                <w:bCs/>
-                <w:color w:val="9B6D86"/>
-                <w:sz w:val="28"/>
-                <w:szCs w:val="28"/>
-              </w:rPr>
-              <w:t>)</w:t>
+              <w:t>createUser(data)</w:t>
             </w:r>
           </w:p>
           <w:p>
@@ -12542,40 +12266,7 @@
                 <w:sz w:val="28"/>
                 <w:szCs w:val="28"/>
               </w:rPr>
-              <w:t>updateUser</w:t>
-            </w:r>
-            <w:r>
-              <w:rPr>
-                <w:rFonts w:ascii="Cambria" w:hAnsi="Cambria" w:cstheme="majorBidi"/>
-                <w:b/>
-                <w:bCs/>
-                <w:color w:val="9B6D86"/>
-                <w:sz w:val="28"/>
-                <w:szCs w:val="28"/>
-              </w:rPr>
-              <w:t>(</w:t>
-            </w:r>
-            <w:r>
-              <w:rPr>
-                <w:rFonts w:ascii="Cambria" w:hAnsi="Cambria" w:cstheme="majorBidi"/>
-                <w:b/>
-                <w:bCs/>
-                <w:color w:val="9B6D86"/>
-                <w:sz w:val="28"/>
-                <w:szCs w:val="28"/>
-              </w:rPr>
-              <w:t>username, data</w:t>
-            </w:r>
-            <w:r>
-              <w:rPr>
-                <w:rFonts w:ascii="Cambria" w:hAnsi="Cambria" w:cstheme="majorBidi"/>
-                <w:b/>
-                <w:bCs/>
-                <w:color w:val="9B6D86"/>
-                <w:sz w:val="28"/>
-                <w:szCs w:val="28"/>
-              </w:rPr>
-              <w:t>)</w:t>
+              <w:t>updateUser(username, data)</w:t>
             </w:r>
           </w:p>
           <w:p>
@@ -12672,18 +12363,7 @@
                 <w:sz w:val="28"/>
                 <w:szCs w:val="28"/>
               </w:rPr>
-              <w:t>getAllPosts</w:t>
-            </w:r>
-            <w:r>
-              <w:rPr>
-                <w:rFonts w:ascii="Cambria" w:hAnsi="Cambria" w:cstheme="majorBidi"/>
-                <w:b/>
-                <w:bCs/>
-                <w:color w:val="9B6D86"/>
-                <w:sz w:val="28"/>
-                <w:szCs w:val="28"/>
-              </w:rPr>
-              <w:t>()</w:t>
+              <w:t>getAllPosts()</w:t>
             </w:r>
           </w:p>
           <w:p>
@@ -12789,40 +12469,7 @@
                 <w:sz w:val="28"/>
                 <w:szCs w:val="28"/>
               </w:rPr>
-              <w:t>getPostsByAuthor</w:t>
-            </w:r>
-            <w:r>
-              <w:rPr>
-                <w:rFonts w:ascii="Cambria" w:hAnsi="Cambria" w:cstheme="majorBidi"/>
-                <w:b/>
-                <w:bCs/>
-                <w:color w:val="9B6D86"/>
-                <w:sz w:val="28"/>
-                <w:szCs w:val="28"/>
-              </w:rPr>
-              <w:t>(</w:t>
-            </w:r>
-            <w:r>
-              <w:rPr>
-                <w:rFonts w:ascii="Cambria" w:hAnsi="Cambria" w:cstheme="majorBidi"/>
-                <w:b/>
-                <w:bCs/>
-                <w:color w:val="9B6D86"/>
-                <w:sz w:val="28"/>
-                <w:szCs w:val="28"/>
-              </w:rPr>
-              <w:t>author</w:t>
-            </w:r>
-            <w:r>
-              <w:rPr>
-                <w:rFonts w:ascii="Cambria" w:hAnsi="Cambria" w:cstheme="majorBidi"/>
-                <w:b/>
-                <w:bCs/>
-                <w:color w:val="9B6D86"/>
-                <w:sz w:val="28"/>
-                <w:szCs w:val="28"/>
-              </w:rPr>
-              <w:t>)</w:t>
+              <w:t>getPostsByAuthor(author)</w:t>
             </w:r>
           </w:p>
           <w:p>
@@ -12919,40 +12566,7 @@
                 <w:sz w:val="28"/>
                 <w:szCs w:val="28"/>
               </w:rPr>
-              <w:t>createPost</w:t>
-            </w:r>
-            <w:r>
-              <w:rPr>
-                <w:rFonts w:ascii="Cambria" w:hAnsi="Cambria" w:cstheme="majorBidi"/>
-                <w:b/>
-                <w:bCs/>
-                <w:color w:val="9B6D86"/>
-                <w:sz w:val="28"/>
-                <w:szCs w:val="28"/>
-              </w:rPr>
-              <w:t>(</w:t>
-            </w:r>
-            <w:r>
-              <w:rPr>
-                <w:rFonts w:ascii="Cambria" w:hAnsi="Cambria" w:cstheme="majorBidi"/>
-                <w:b/>
-                <w:bCs/>
-                <w:color w:val="9B6D86"/>
-                <w:sz w:val="28"/>
-                <w:szCs w:val="28"/>
-              </w:rPr>
-              <w:t>data</w:t>
-            </w:r>
-            <w:r>
-              <w:rPr>
-                <w:rFonts w:ascii="Cambria" w:hAnsi="Cambria" w:cstheme="majorBidi"/>
-                <w:b/>
-                <w:bCs/>
-                <w:color w:val="9B6D86"/>
-                <w:sz w:val="28"/>
-                <w:szCs w:val="28"/>
-              </w:rPr>
-              <w:t>)</w:t>
+              <w:t>createPost(data)</w:t>
             </w:r>
           </w:p>
           <w:p>
@@ -13049,40 +12663,7 @@
                 <w:sz w:val="28"/>
                 <w:szCs w:val="28"/>
               </w:rPr>
-              <w:t>getPostById</w:t>
-            </w:r>
-            <w:r>
-              <w:rPr>
-                <w:rFonts w:ascii="Cambria" w:hAnsi="Cambria" w:cstheme="majorBidi"/>
-                <w:b/>
-                <w:bCs/>
-                <w:color w:val="9B6D86"/>
-                <w:sz w:val="28"/>
-                <w:szCs w:val="28"/>
-              </w:rPr>
-              <w:t>(</w:t>
-            </w:r>
-            <w:r>
-              <w:rPr>
-                <w:rFonts w:ascii="Cambria" w:hAnsi="Cambria" w:cstheme="majorBidi"/>
-                <w:b/>
-                <w:bCs/>
-                <w:color w:val="9B6D86"/>
-                <w:sz w:val="28"/>
-                <w:szCs w:val="28"/>
-              </w:rPr>
-              <w:t>id</w:t>
-            </w:r>
-            <w:r>
-              <w:rPr>
-                <w:rFonts w:ascii="Cambria" w:hAnsi="Cambria" w:cstheme="majorBidi"/>
-                <w:b/>
-                <w:bCs/>
-                <w:color w:val="9B6D86"/>
-                <w:sz w:val="28"/>
-                <w:szCs w:val="28"/>
-              </w:rPr>
-              <w:t>)</w:t>
+              <w:t>getPostById(id)</w:t>
             </w:r>
           </w:p>
           <w:p>
@@ -13180,40 +12761,7 @@
                 <w:sz w:val="28"/>
                 <w:szCs w:val="28"/>
               </w:rPr>
-              <w:t>updatePost</w:t>
-            </w:r>
-            <w:r>
-              <w:rPr>
-                <w:rFonts w:ascii="Cambria" w:hAnsi="Cambria" w:cstheme="majorBidi"/>
-                <w:b/>
-                <w:bCs/>
-                <w:color w:val="9B6D86"/>
-                <w:sz w:val="28"/>
-                <w:szCs w:val="28"/>
-              </w:rPr>
-              <w:t>(</w:t>
-            </w:r>
-            <w:r>
-              <w:rPr>
-                <w:rFonts w:ascii="Cambria" w:hAnsi="Cambria" w:cstheme="majorBidi"/>
-                <w:b/>
-                <w:bCs/>
-                <w:color w:val="9B6D86"/>
-                <w:sz w:val="28"/>
-                <w:szCs w:val="28"/>
-              </w:rPr>
-              <w:t>id, data</w:t>
-            </w:r>
-            <w:r>
-              <w:rPr>
-                <w:rFonts w:ascii="Cambria" w:hAnsi="Cambria" w:cstheme="majorBidi"/>
-                <w:b/>
-                <w:bCs/>
-                <w:color w:val="9B6D86"/>
-                <w:sz w:val="28"/>
-                <w:szCs w:val="28"/>
-              </w:rPr>
-              <w:t>)</w:t>
+              <w:t>updatePost(id, data)</w:t>
             </w:r>
           </w:p>
           <w:p>
@@ -13310,18 +12858,7 @@
                 <w:sz w:val="28"/>
                 <w:szCs w:val="28"/>
               </w:rPr>
-              <w:t>delete</w:t>
-            </w:r>
-            <w:r>
-              <w:rPr>
-                <w:rFonts w:ascii="Cambria" w:hAnsi="Cambria" w:cstheme="majorBidi"/>
-                <w:b/>
-                <w:bCs/>
-                <w:color w:val="9B6D86"/>
-                <w:sz w:val="28"/>
-                <w:szCs w:val="28"/>
-              </w:rPr>
-              <w:t>Post(id)</w:t>
+              <w:t>deletePost(id)</w:t>
             </w:r>
           </w:p>
           <w:p>
@@ -13418,40 +12955,7 @@
                 <w:sz w:val="28"/>
                 <w:szCs w:val="28"/>
               </w:rPr>
-              <w:t>getTotal</w:t>
-            </w:r>
-            <w:r>
-              <w:rPr>
-                <w:rFonts w:ascii="Cambria" w:hAnsi="Cambria" w:cstheme="majorBidi"/>
-                <w:b/>
-                <w:bCs/>
-                <w:color w:val="9B6D86"/>
-                <w:sz w:val="28"/>
-                <w:szCs w:val="28"/>
-              </w:rPr>
-              <w:t>Post</w:t>
-            </w:r>
-            <w:r>
-              <w:rPr>
-                <w:rFonts w:ascii="Cambria" w:hAnsi="Cambria" w:cstheme="majorBidi"/>
-                <w:b/>
-                <w:bCs/>
-                <w:color w:val="9B6D86"/>
-                <w:sz w:val="28"/>
-                <w:szCs w:val="28"/>
-              </w:rPr>
-              <w:t>s</w:t>
-            </w:r>
-            <w:r>
-              <w:rPr>
-                <w:rFonts w:ascii="Cambria" w:hAnsi="Cambria" w:cstheme="majorBidi"/>
-                <w:b/>
-                <w:bCs/>
-                <w:color w:val="9B6D86"/>
-                <w:sz w:val="28"/>
-                <w:szCs w:val="28"/>
-              </w:rPr>
-              <w:t>()</w:t>
+              <w:t>getTotalPosts()</w:t>
             </w:r>
           </w:p>
           <w:p>
@@ -13548,18 +13052,7 @@
                 <w:sz w:val="28"/>
                 <w:szCs w:val="28"/>
               </w:rPr>
-              <w:t>getTotalUsers</w:t>
-            </w:r>
-            <w:r>
-              <w:rPr>
-                <w:rFonts w:ascii="Cambria" w:hAnsi="Cambria" w:cstheme="majorBidi"/>
-                <w:b/>
-                <w:bCs/>
-                <w:color w:val="9B6D86"/>
-                <w:sz w:val="28"/>
-                <w:szCs w:val="28"/>
-              </w:rPr>
-              <w:t>()</w:t>
+              <w:t>getTotalUsers()</w:t>
             </w:r>
           </w:p>
           <w:p>
@@ -13656,18 +13149,7 @@
                 <w:sz w:val="28"/>
                 <w:szCs w:val="28"/>
               </w:rPr>
-              <w:t>getMostActiveUsers</w:t>
-            </w:r>
-            <w:r>
-              <w:rPr>
-                <w:rFonts w:ascii="Cambria" w:hAnsi="Cambria" w:cstheme="majorBidi"/>
-                <w:b/>
-                <w:bCs/>
-                <w:color w:val="9B6D86"/>
-                <w:sz w:val="28"/>
-                <w:szCs w:val="28"/>
-              </w:rPr>
-              <w:t>()</w:t>
+              <w:t>getMostActiveUsers()</w:t>
             </w:r>
           </w:p>
           <w:p>
@@ -13764,18 +13246,7 @@
                 <w:sz w:val="28"/>
                 <w:szCs w:val="28"/>
               </w:rPr>
-              <w:t>getPostsPerUser</w:t>
-            </w:r>
-            <w:r>
-              <w:rPr>
-                <w:rFonts w:ascii="Cambria" w:hAnsi="Cambria" w:cstheme="majorBidi"/>
-                <w:b/>
-                <w:bCs/>
-                <w:color w:val="9B6D86"/>
-                <w:sz w:val="28"/>
-                <w:szCs w:val="28"/>
-              </w:rPr>
-              <w:t>()</w:t>
+              <w:t>getPostsPerUser()</w:t>
             </w:r>
           </w:p>
           <w:p>
@@ -13872,18 +13343,7 @@
                 <w:sz w:val="28"/>
                 <w:szCs w:val="28"/>
               </w:rPr>
-              <w:t>getLatestPost</w:t>
-            </w:r>
-            <w:r>
-              <w:rPr>
-                <w:rFonts w:ascii="Cambria" w:hAnsi="Cambria" w:cstheme="majorBidi"/>
-                <w:b/>
-                <w:bCs/>
-                <w:color w:val="9B6D86"/>
-                <w:sz w:val="28"/>
-                <w:szCs w:val="28"/>
-              </w:rPr>
-              <w:t>()</w:t>
+              <w:t>getLatestPost()</w:t>
             </w:r>
           </w:p>
           <w:p>
@@ -13981,18 +13441,7 @@
                 <w:sz w:val="28"/>
                 <w:szCs w:val="28"/>
               </w:rPr>
-              <w:t>getInactiveUsers</w:t>
-            </w:r>
-            <w:r>
-              <w:rPr>
-                <w:rFonts w:ascii="Cambria" w:hAnsi="Cambria" w:cstheme="majorBidi"/>
-                <w:b/>
-                <w:bCs/>
-                <w:color w:val="9B6D86"/>
-                <w:sz w:val="28"/>
-                <w:szCs w:val="28"/>
-              </w:rPr>
-              <w:t>()</w:t>
+              <w:t>getInactiveUsers()</w:t>
             </w:r>
           </w:p>
           <w:p>
@@ -14786,18 +14235,7 @@
                 <w:sz w:val="28"/>
                 <w:szCs w:val="28"/>
               </w:rPr>
-              <w:t>/api/users</w:t>
-            </w:r>
-            <w:r>
-              <w:rPr>
-                <w:rFonts w:ascii="Cambria" w:hAnsi="Cambria" w:cstheme="majorBidi"/>
-                <w:b/>
-                <w:bCs/>
-                <w:color w:val="9B6D86"/>
-                <w:sz w:val="28"/>
-                <w:szCs w:val="28"/>
-              </w:rPr>
-              <w:t>/[username]/foolow</w:t>
+              <w:t>/api/users/[username]/foolow</w:t>
             </w:r>
           </w:p>
           <w:p>
@@ -14930,18 +14368,7 @@
                 <w:sz w:val="28"/>
                 <w:szCs w:val="28"/>
               </w:rPr>
-              <w:t>/api/</w:t>
-            </w:r>
-            <w:r>
-              <w:rPr>
-                <w:rFonts w:ascii="Cambria" w:hAnsi="Cambria" w:cstheme="majorBidi"/>
-                <w:b/>
-                <w:bCs/>
-                <w:color w:val="9B6D86"/>
-                <w:sz w:val="28"/>
-                <w:szCs w:val="28"/>
-              </w:rPr>
-              <w:t>posts</w:t>
+              <w:t>/api/posts</w:t>
             </w:r>
           </w:p>
           <w:p>
@@ -15207,18 +14634,7 @@
                 <w:sz w:val="28"/>
                 <w:szCs w:val="28"/>
               </w:rPr>
-              <w:t>/api/posts</w:t>
-            </w:r>
-            <w:r>
-              <w:rPr>
-                <w:rFonts w:ascii="Cambria" w:hAnsi="Cambria" w:cstheme="majorBidi"/>
-                <w:b/>
-                <w:bCs/>
-                <w:color w:val="9B6D86"/>
-                <w:sz w:val="28"/>
-                <w:szCs w:val="28"/>
-              </w:rPr>
-              <w:t>/[id]</w:t>
+              <w:t>/api/posts/[id]</w:t>
             </w:r>
           </w:p>
           <w:p>
@@ -15351,18 +14767,7 @@
                 <w:sz w:val="28"/>
                 <w:szCs w:val="28"/>
               </w:rPr>
-              <w:t>/api/posts/[id]</w:t>
-            </w:r>
-            <w:r>
-              <w:rPr>
-                <w:rFonts w:ascii="Cambria" w:hAnsi="Cambria" w:cstheme="majorBidi"/>
-                <w:b/>
-                <w:bCs/>
-                <w:color w:val="9B6D86"/>
-                <w:sz w:val="28"/>
-                <w:szCs w:val="28"/>
-              </w:rPr>
-              <w:t>/like</w:t>
+              <w:t>/api/posts/[id]/like</w:t>
             </w:r>
           </w:p>
           <w:p>
@@ -15497,18 +14902,7 @@
                 <w:sz w:val="28"/>
                 <w:szCs w:val="28"/>
               </w:rPr>
-              <w:t>/api/posts/[id]</w:t>
-            </w:r>
-            <w:r>
-              <w:rPr>
-                <w:rFonts w:ascii="Cambria" w:hAnsi="Cambria" w:cstheme="majorBidi"/>
-                <w:b/>
-                <w:bCs/>
-                <w:color w:val="9B6D86"/>
-                <w:sz w:val="28"/>
-                <w:szCs w:val="28"/>
-              </w:rPr>
-              <w:t>/comment</w:t>
+              <w:t>/api/posts/[id]/comment</w:t>
             </w:r>
           </w:p>
           <w:p>
@@ -15641,18 +15035,7 @@
                 <w:sz w:val="28"/>
                 <w:szCs w:val="28"/>
               </w:rPr>
-              <w:t>/api/posts/[id]/comment</w:t>
-            </w:r>
-            <w:r>
-              <w:rPr>
-                <w:rFonts w:ascii="Cambria" w:hAnsi="Cambria" w:cstheme="majorBidi"/>
-                <w:b/>
-                <w:bCs/>
-                <w:color w:val="9B6D86"/>
-                <w:sz w:val="28"/>
-                <w:szCs w:val="28"/>
-              </w:rPr>
-              <w:t>/[index]</w:t>
+              <w:t>/api/posts/[id]/comment/[index]</w:t>
             </w:r>
           </w:p>
           <w:p>
@@ -15785,18 +15168,7 @@
                 <w:sz w:val="28"/>
                 <w:szCs w:val="28"/>
               </w:rPr>
-              <w:t>/api/posts/[id]/comment/[index]</w:t>
-            </w:r>
-            <w:r>
-              <w:rPr>
-                <w:rFonts w:ascii="Cambria" w:hAnsi="Cambria" w:cstheme="majorBidi"/>
-                <w:b/>
-                <w:bCs/>
-                <w:color w:val="9B6D86"/>
-                <w:sz w:val="28"/>
-                <w:szCs w:val="28"/>
-              </w:rPr>
-              <w:t>/like</w:t>
+              <w:t>/api/posts/[id]/comment/[index]/like</w:t>
             </w:r>
           </w:p>
           <w:p>
@@ -15929,18 +15301,7 @@
                 <w:sz w:val="28"/>
                 <w:szCs w:val="28"/>
               </w:rPr>
-              <w:t>/api/</w:t>
-            </w:r>
-            <w:r>
-              <w:rPr>
-                <w:rFonts w:ascii="Cambria" w:hAnsi="Cambria" w:cstheme="majorBidi"/>
-                <w:b/>
-                <w:bCs/>
-                <w:color w:val="9B6D86"/>
-                <w:sz w:val="28"/>
-                <w:szCs w:val="28"/>
-              </w:rPr>
-              <w:t>stats</w:t>
+              <w:t>/api/stats</w:t>
             </w:r>
           </w:p>
           <w:p>
@@ -16151,7 +15512,7 @@
           <w:szCs w:val="36"/>
         </w:rPr>
       </w:pPr>
-      <w:bookmarkStart w:id="13" w:name="_Toc228450737"/>
+      <w:bookmarkStart w:id="13" w:name="_Toc228668375"/>
       <w:r>
         <w:rPr>
           <w:rFonts w:ascii="Berlin Sans FB Demi" w:hAnsi="Berlin Sans FB Demi"/>
@@ -16159,7 +15520,16 @@
           <w:sz w:val="36"/>
           <w:szCs w:val="36"/>
         </w:rPr>
-        <w:t>Statistics Page</w:t>
+        <w:t>Statistics</w:t>
+      </w:r>
+      <w:r>
+        <w:rPr>
+          <w:rFonts w:ascii="Berlin Sans FB Demi" w:hAnsi="Berlin Sans FB Demi"/>
+          <w:color w:val="4D3A6A"/>
+          <w:sz w:val="36"/>
+          <w:szCs w:val="36"/>
+        </w:rPr>
+        <w:t xml:space="preserve"> Page</w:t>
       </w:r>
       <w:bookmarkEnd w:id="13"/>
     </w:p>
@@ -16368,7 +15738,25 @@
           <w:sz w:val="28"/>
           <w:szCs w:val="28"/>
         </w:rPr>
-        <w:t>the number of posts for each user.</w:t>
+        <w:t xml:space="preserve">the </w:t>
+      </w:r>
+      <w:r>
+        <w:rPr>
+          <w:rFonts w:ascii="Cambria" w:hAnsi="Cambria" w:cstheme="majorBidi"/>
+          <w:color w:val="9B6D86"/>
+          <w:sz w:val="28"/>
+          <w:szCs w:val="28"/>
+        </w:rPr>
+        <w:t>number</w:t>
+      </w:r>
+      <w:r>
+        <w:rPr>
+          <w:rFonts w:ascii="Cambria" w:hAnsi="Cambria" w:cstheme="majorBidi"/>
+          <w:color w:val="9B6D86"/>
+          <w:sz w:val="28"/>
+          <w:szCs w:val="28"/>
+        </w:rPr>
+        <w:t xml:space="preserve"> of posts for each user.</w:t>
       </w:r>
     </w:p>
     <w:p>
@@ -16450,9 +15838,289 @@
         <w:t xml:space="preserve"> the most recently registered user.</w:t>
       </w:r>
     </w:p>
+    <w:p>
+      <w:pPr>
+        <w:rPr>
+          <w:rFonts w:ascii="Cambria" w:hAnsi="Cambria" w:cstheme="majorBidi"/>
+          <w:sz w:val="28"/>
+          <w:szCs w:val="28"/>
+        </w:rPr>
+      </w:pPr>
+    </w:p>
+    <w:p>
+      <w:pPr>
+        <w:rPr>
+          <w:rFonts w:ascii="Cambria" w:hAnsi="Cambria" w:cstheme="majorBidi"/>
+          <w:sz w:val="28"/>
+          <w:szCs w:val="28"/>
+        </w:rPr>
+      </w:pPr>
+    </w:p>
+    <w:p>
+      <w:pPr>
+        <w:rPr>
+          <w:rFonts w:ascii="Cambria" w:hAnsi="Cambria" w:cstheme="majorBidi"/>
+          <w:sz w:val="28"/>
+          <w:szCs w:val="28"/>
+        </w:rPr>
+      </w:pPr>
+    </w:p>
+    <w:p>
+      <w:pPr>
+        <w:rPr>
+          <w:rFonts w:ascii="Cambria" w:hAnsi="Cambria" w:cstheme="majorBidi"/>
+          <w:sz w:val="28"/>
+          <w:szCs w:val="28"/>
+        </w:rPr>
+      </w:pPr>
+    </w:p>
+    <w:p>
+      <w:pPr>
+        <w:rPr>
+          <w:rFonts w:ascii="Cambria" w:hAnsi="Cambria" w:cstheme="majorBidi"/>
+          <w:sz w:val="28"/>
+          <w:szCs w:val="28"/>
+        </w:rPr>
+      </w:pPr>
+    </w:p>
+    <w:p>
+      <w:pPr>
+        <w:rPr>
+          <w:rFonts w:ascii="Cambria" w:hAnsi="Cambria" w:cstheme="majorBidi"/>
+          <w:sz w:val="28"/>
+          <w:szCs w:val="28"/>
+        </w:rPr>
+      </w:pPr>
+    </w:p>
+    <w:p>
+      <w:pPr>
+        <w:pStyle w:val="Heading2"/>
+        <w:shd w:val="clear" w:color="auto" w:fill="FAF1EC"/>
+        <w:jc w:val="center"/>
+        <w:rPr>
+          <w:rFonts w:ascii="Berlin Sans FB Demi" w:hAnsi="Berlin Sans FB Demi"/>
+          <w:color w:val="4D3A6A"/>
+        </w:rPr>
+      </w:pPr>
+      <w:bookmarkStart w:id="14" w:name="_Toc228668376"/>
+      <w:r>
+        <w:rPr>
+          <w:rFonts w:ascii="Berlin Sans FB Demi" w:hAnsi="Berlin Sans FB Demi"/>
+          <w:color w:val="4D3A6A"/>
+        </w:rPr>
+        <w:lastRenderedPageBreak/>
+        <w:t>Links</w:t>
+      </w:r>
+      <w:bookmarkEnd w:id="14"/>
+    </w:p>
+    <w:p/>
+    <w:p>
+      <w:pPr>
+        <w:rPr>
+          <w:rFonts w:ascii="Cambria" w:hAnsi="Cambria"/>
+          <w:b/>
+          <w:bCs/>
+          <w:color w:val="9B6D86"/>
+          <w:sz w:val="28"/>
+          <w:szCs w:val="28"/>
+        </w:rPr>
+      </w:pPr>
+      <w:r>
+        <w:rPr>
+          <w:rFonts w:ascii="Cambria" w:hAnsi="Cambria"/>
+          <w:b/>
+          <w:bCs/>
+          <w:color w:val="9B6D86"/>
+          <w:sz w:val="28"/>
+          <w:szCs w:val="28"/>
+        </w:rPr>
+        <w:t>Deploy URL {</w:t>
+      </w:r>
+      <w:r>
+        <w:rPr>
+          <w:rFonts w:ascii="Cambria" w:hAnsi="Cambria"/>
+          <w:b/>
+          <w:bCs/>
+          <w:color w:val="9B6D86"/>
+          <w:sz w:val="28"/>
+          <w:szCs w:val="28"/>
+        </w:rPr>
+        <w:t>Vercel</w:t>
+      </w:r>
+      <w:r>
+        <w:rPr>
+          <w:rFonts w:ascii="Cambria" w:hAnsi="Cambria"/>
+          <w:b/>
+          <w:bCs/>
+          <w:color w:val="9B6D86"/>
+          <w:sz w:val="28"/>
+          <w:szCs w:val="28"/>
+        </w:rPr>
+        <w:t>}</w:t>
+      </w:r>
+      <w:r>
+        <w:rPr>
+          <w:rFonts w:ascii="Cambria" w:hAnsi="Cambria"/>
+          <w:b/>
+          <w:bCs/>
+          <w:color w:val="9B6D86"/>
+          <w:sz w:val="28"/>
+          <w:szCs w:val="28"/>
+        </w:rPr>
+        <w:t>:</w:t>
+      </w:r>
+    </w:p>
+    <w:p>
+      <w:pPr>
+        <w:rPr>
+          <w:rFonts w:ascii="Cambria" w:hAnsi="Cambria"/>
+          <w:color w:val="9B6D86"/>
+          <w:sz w:val="28"/>
+          <w:szCs w:val="28"/>
+        </w:rPr>
+      </w:pPr>
+      <w:r>
+        <w:rPr>
+          <w:noProof/>
+        </w:rPr>
+        <w:drawing>
+          <wp:anchor distT="0" distB="0" distL="114300" distR="114300" simplePos="0" relativeHeight="251673600" behindDoc="1" locked="0" layoutInCell="1" allowOverlap="1" wp14:anchorId="2BF3E34A" wp14:editId="5534AC92">
+            <wp:simplePos x="0" y="0"/>
+            <wp:positionH relativeFrom="margin">
+              <wp:align>center</wp:align>
+            </wp:positionH>
+            <wp:positionV relativeFrom="paragraph">
+              <wp:posOffset>462280</wp:posOffset>
+            </wp:positionV>
+            <wp:extent cx="2266950" cy="2232025"/>
+            <wp:effectExtent l="0" t="0" r="0" b="0"/>
+            <wp:wrapTopAndBottom/>
+            <wp:docPr id="1502442566" name="Picture 7"/>
+            <wp:cNvGraphicFramePr>
+              <a:graphicFrameLocks xmlns:a="http://schemas.openxmlformats.org/drawingml/2006/main" noChangeAspect="1"/>
+            </wp:cNvGraphicFramePr>
+            <a:graphic xmlns:a="http://schemas.openxmlformats.org/drawingml/2006/main">
+              <a:graphicData uri="http://schemas.openxmlformats.org/drawingml/2006/picture">
+                <pic:pic xmlns:pic="http://schemas.openxmlformats.org/drawingml/2006/picture">
+                  <pic:nvPicPr>
+                    <pic:cNvPr id="0" name="Picture 2"/>
+                    <pic:cNvPicPr>
+                      <a:picLocks noChangeAspect="1" noChangeArrowheads="1"/>
+                    </pic:cNvPicPr>
+                  </pic:nvPicPr>
+                  <pic:blipFill>
+                    <a:blip r:embed="rId12">
+                      <a:extLst>
+                        <a:ext uri="{28A0092B-C50C-407E-A947-70E740481C1C}">
+                          <a14:useLocalDpi xmlns:a14="http://schemas.microsoft.com/office/drawing/2010/main" val="0"/>
+                        </a:ext>
+                      </a:extLst>
+                    </a:blip>
+                    <a:srcRect/>
+                    <a:stretch>
+                      <a:fillRect/>
+                    </a:stretch>
+                  </pic:blipFill>
+                  <pic:spPr bwMode="auto">
+                    <a:xfrm>
+                      <a:off x="0" y="0"/>
+                      <a:ext cx="2266950" cy="2232025"/>
+                    </a:xfrm>
+                    <a:prstGeom prst="rect">
+                      <a:avLst/>
+                    </a:prstGeom>
+                    <a:noFill/>
+                    <a:ln>
+                      <a:noFill/>
+                    </a:ln>
+                  </pic:spPr>
+                </pic:pic>
+              </a:graphicData>
+            </a:graphic>
+            <wp14:sizeRelH relativeFrom="page">
+              <wp14:pctWidth>0</wp14:pctWidth>
+            </wp14:sizeRelH>
+            <wp14:sizeRelV relativeFrom="page">
+              <wp14:pctHeight>0</wp14:pctHeight>
+            </wp14:sizeRelV>
+          </wp:anchor>
+        </w:drawing>
+      </w:r>
+      <w:r>
+        <w:rPr>
+          <w:rFonts w:ascii="Cambria" w:hAnsi="Cambria"/>
+          <w:color w:val="9B6D86"/>
+          <w:sz w:val="28"/>
+          <w:szCs w:val="28"/>
+        </w:rPr>
+        <w:t>https://deploy-tzt1-8s4hx23cg-mt2003641s-projects.vercel.app</w:t>
+      </w:r>
+    </w:p>
+    <w:p>
+      <w:pPr>
+        <w:rPr>
+          <w:rFonts w:ascii="Cambria" w:hAnsi="Cambria"/>
+          <w:color w:val="9B6D86"/>
+          <w:sz w:val="28"/>
+          <w:szCs w:val="28"/>
+        </w:rPr>
+      </w:pPr>
+    </w:p>
+    <w:p>
+      <w:pPr>
+        <w:rPr>
+          <w:rFonts w:ascii="Cambria" w:hAnsi="Cambria"/>
+          <w:color w:val="9B6D86"/>
+          <w:sz w:val="28"/>
+          <w:szCs w:val="28"/>
+        </w:rPr>
+      </w:pPr>
+    </w:p>
+    <w:p>
+      <w:pPr>
+        <w:rPr>
+          <w:rFonts w:ascii="Cambria" w:hAnsi="Cambria"/>
+          <w:b/>
+          <w:bCs/>
+          <w:color w:val="9B6D86"/>
+          <w:sz w:val="28"/>
+          <w:szCs w:val="28"/>
+        </w:rPr>
+      </w:pPr>
+      <w:r>
+        <w:rPr>
+          <w:rFonts w:ascii="Cambria" w:hAnsi="Cambria"/>
+          <w:b/>
+          <w:bCs/>
+          <w:color w:val="9B6D86"/>
+          <w:sz w:val="28"/>
+          <w:szCs w:val="28"/>
+        </w:rPr>
+        <w:t>Live Demo URL:</w:t>
+      </w:r>
+    </w:p>
+    <w:p>
+      <w:pPr>
+        <w:rPr>
+          <w:rFonts w:ascii="Cambria" w:hAnsi="Cambria"/>
+          <w:color w:val="9B6D86"/>
+          <w:sz w:val="28"/>
+          <w:szCs w:val="28"/>
+        </w:rPr>
+      </w:pPr>
+      <w:r>
+        <w:rPr>
+          <w:rFonts w:ascii="Cambria" w:hAnsi="Cambria"/>
+          <w:color w:val="9B6D86"/>
+          <w:sz w:val="28"/>
+          <w:szCs w:val="28"/>
+        </w:rPr>
+        <w:t>https://drive.google.com/file/d/1ObZESG-fcuBL-d-bKL_sWGb1UT7y5nbF/view?usp=drivesdk</w:t>
+      </w:r>
+    </w:p>
     <w:sectPr>
-      <w:headerReference w:type="default" r:id="rId12"/>
-      <w:footerReference w:type="default" r:id="rId13"/>
+      <w:headerReference w:type="default" r:id="rId13"/>
+      <w:footerReference w:type="default" r:id="rId14"/>
       <w:pgSz w:w="11906" w:h="16838"/>
       <w:pgMar w:top="720" w:right="720" w:bottom="720" w:left="720" w:header="720" w:footer="720" w:gutter="0"/>
       <w:pgBorders w:offsetFrom="page">
